--- a/CS 401 - Group 2 - SRS Doc.docx
+++ b/CS 401 - Group 2 - SRS Doc.docx
@@ -11,7 +11,7 @@
           <w:color w:val="000000"/>
         </w:rPr>
       </w:pPr>
-      <w:bookmarkStart w:id="0" w:name="CompanyName"/>
+      <w:bookmarkStart w:name="CompanyName" w:id="0"/>
       <w:bookmarkEnd w:id="0"/>
       <w:r>
         <w:rPr>
@@ -33,7 +33,7 @@
         <w:sectPr>
           <w:headerReference w:type="default" r:id="rId7"/>
           <w:footerReference w:type="default" r:id="rId8"/>
-          <w:pgSz w:w="12240" w:h="15840"/>
+          <w:pgSz w:w="12240" w:h="15840" w:orient="portrait"/>
           <w:pgMar w:top="1440" w:right="1800" w:bottom="1800" w:left="1800" w:header="720" w:footer="1080" w:gutter="0"/>
           <w:pgNumType w:fmt="lowerRoman" w:start="1"/>
           <w:cols w:space="720"/>
@@ -47,6 +47,11 @@
           <w:color w:val="000000"/>
         </w:rPr>
         <w:br/>
+      </w:r>
+      <w:r>
+        <w:rPr>
+          <w:color w:val="000000"/>
+        </w:rPr>
         <w:t>Software Requirements Specification</w:t>
       </w:r>
       <w:r>
@@ -65,13 +70,12 @@
           <w:color w:val="000000"/>
         </w:rPr>
       </w:pPr>
-      <w:bookmarkStart w:id="1" w:name="CompanyName1"/>
+      <w:bookmarkStart w:name="CompanyName1" w:id="1"/>
       <w:bookmarkEnd w:id="1"/>
       <w:r>
         <w:rPr>
           <w:color w:val="000000"/>
         </w:rPr>
-        <w:lastRenderedPageBreak/>
         <w:t>Revision History</w:t>
       </w:r>
     </w:p>
@@ -104,11 +108,12 @@
           <w:tcPr>
             <w:tcW w:w="1275" w:type="dxa"/>
             <w:tcBorders>
-              <w:top w:val="single" w:sz="6" w:space="0" w:color="000000"/>
-              <w:left w:val="single" w:sz="6" w:space="0" w:color="000000"/>
-              <w:bottom w:val="single" w:sz="6" w:space="0" w:color="000000"/>
-            </w:tcBorders>
-            <w:shd w:val="clear" w:color="auto" w:fill="E5E5E5"/>
+              <w:top w:val="single" w:color="000000" w:themeColor="text1" w:sz="6" w:space="0"/>
+              <w:left w:val="single" w:color="000000" w:themeColor="text1" w:sz="6" w:space="0"/>
+              <w:bottom w:val="single" w:color="000000" w:themeColor="text1" w:sz="6" w:space="0"/>
+            </w:tcBorders>
+            <w:shd w:val="clear" w:color="auto" w:fill="E5E5E5"/>
+            <w:tcMar/>
           </w:tcPr>
           <w:p>
             <w:pPr>
@@ -132,11 +137,12 @@
           <w:tcPr>
             <w:tcW w:w="1083" w:type="dxa"/>
             <w:tcBorders>
-              <w:top w:val="single" w:sz="6" w:space="0" w:color="000000"/>
-              <w:left w:val="single" w:sz="6" w:space="0" w:color="000000"/>
-              <w:bottom w:val="single" w:sz="6" w:space="0" w:color="000000"/>
-            </w:tcBorders>
-            <w:shd w:val="clear" w:color="auto" w:fill="E5E5E5"/>
+              <w:top w:val="single" w:color="000000" w:themeColor="text1" w:sz="6" w:space="0"/>
+              <w:left w:val="single" w:color="000000" w:themeColor="text1" w:sz="6" w:space="0"/>
+              <w:bottom w:val="single" w:color="000000" w:themeColor="text1" w:sz="6" w:space="0"/>
+            </w:tcBorders>
+            <w:shd w:val="clear" w:color="auto" w:fill="E5E5E5"/>
+            <w:tcMar/>
           </w:tcPr>
           <w:p>
             <w:pPr>
@@ -160,11 +166,12 @@
           <w:tcPr>
             <w:tcW w:w="3813" w:type="dxa"/>
             <w:tcBorders>
-              <w:top w:val="single" w:sz="6" w:space="0" w:color="000000"/>
-              <w:left w:val="single" w:sz="6" w:space="0" w:color="000000"/>
-              <w:bottom w:val="single" w:sz="6" w:space="0" w:color="000000"/>
-            </w:tcBorders>
-            <w:shd w:val="clear" w:color="auto" w:fill="E5E5E5"/>
+              <w:top w:val="single" w:color="000000" w:themeColor="text1" w:sz="6" w:space="0"/>
+              <w:left w:val="single" w:color="000000" w:themeColor="text1" w:sz="6" w:space="0"/>
+              <w:bottom w:val="single" w:color="000000" w:themeColor="text1" w:sz="6" w:space="0"/>
+            </w:tcBorders>
+            <w:shd w:val="clear" w:color="auto" w:fill="E5E5E5"/>
+            <w:tcMar/>
           </w:tcPr>
           <w:p>
             <w:pPr>
@@ -188,12 +195,13 @@
           <w:tcPr>
             <w:tcW w:w="2591" w:type="dxa"/>
             <w:tcBorders>
-              <w:top w:val="single" w:sz="6" w:space="0" w:color="000000"/>
-              <w:left w:val="single" w:sz="6" w:space="0" w:color="000000"/>
-              <w:bottom w:val="single" w:sz="6" w:space="0" w:color="000000"/>
-              <w:right w:val="single" w:sz="6" w:space="0" w:color="000000"/>
-            </w:tcBorders>
-            <w:shd w:val="clear" w:color="auto" w:fill="E5E5E5"/>
+              <w:top w:val="single" w:color="000000" w:themeColor="text1" w:sz="6" w:space="0"/>
+              <w:left w:val="single" w:color="000000" w:themeColor="text1" w:sz="6" w:space="0"/>
+              <w:bottom w:val="single" w:color="000000" w:themeColor="text1" w:sz="6" w:space="0"/>
+              <w:right w:val="single" w:color="000000" w:themeColor="text1" w:sz="6" w:space="0"/>
+            </w:tcBorders>
+            <w:shd w:val="clear" w:color="auto" w:fill="E5E5E5"/>
+            <w:tcMar/>
           </w:tcPr>
           <w:p>
             <w:pPr>
@@ -219,11 +227,12 @@
           <w:tcPr>
             <w:tcW w:w="1275" w:type="dxa"/>
             <w:tcBorders>
-              <w:top w:val="single" w:sz="6" w:space="0" w:color="000000"/>
-              <w:left w:val="single" w:sz="6" w:space="0" w:color="000000"/>
-              <w:bottom w:val="single" w:sz="6" w:space="0" w:color="000000"/>
-            </w:tcBorders>
-            <w:shd w:val="clear" w:color="auto" w:fill="E5E5E5"/>
+              <w:top w:val="single" w:color="000000" w:themeColor="text1" w:sz="6" w:space="0"/>
+              <w:left w:val="single" w:color="000000" w:themeColor="text1" w:sz="6" w:space="0"/>
+              <w:bottom w:val="single" w:color="000000" w:themeColor="text1" w:sz="6" w:space="0"/>
+            </w:tcBorders>
+            <w:shd w:val="clear" w:color="auto" w:fill="E5E5E5"/>
+            <w:tcMar/>
           </w:tcPr>
           <w:p>
             <w:pPr>
@@ -244,11 +253,12 @@
           <w:tcPr>
             <w:tcW w:w="1083" w:type="dxa"/>
             <w:tcBorders>
-              <w:top w:val="single" w:sz="6" w:space="0" w:color="000000"/>
-              <w:left w:val="single" w:sz="6" w:space="0" w:color="000000"/>
-              <w:bottom w:val="single" w:sz="6" w:space="0" w:color="000000"/>
-            </w:tcBorders>
-            <w:shd w:val="clear" w:color="auto" w:fill="E5E5E5"/>
+              <w:top w:val="single" w:color="000000" w:themeColor="text1" w:sz="6" w:space="0"/>
+              <w:left w:val="single" w:color="000000" w:themeColor="text1" w:sz="6" w:space="0"/>
+              <w:bottom w:val="single" w:color="000000" w:themeColor="text1" w:sz="6" w:space="0"/>
+            </w:tcBorders>
+            <w:shd w:val="clear" w:color="auto" w:fill="E5E5E5"/>
+            <w:tcMar/>
           </w:tcPr>
           <w:p>
             <w:pPr>
@@ -269,11 +279,12 @@
           <w:tcPr>
             <w:tcW w:w="3813" w:type="dxa"/>
             <w:tcBorders>
-              <w:top w:val="single" w:sz="6" w:space="0" w:color="000000"/>
-              <w:left w:val="single" w:sz="6" w:space="0" w:color="000000"/>
-              <w:bottom w:val="single" w:sz="6" w:space="0" w:color="000000"/>
-            </w:tcBorders>
-            <w:shd w:val="clear" w:color="auto" w:fill="E5E5E5"/>
+              <w:top w:val="single" w:color="000000" w:themeColor="text1" w:sz="6" w:space="0"/>
+              <w:left w:val="single" w:color="000000" w:themeColor="text1" w:sz="6" w:space="0"/>
+              <w:bottom w:val="single" w:color="000000" w:themeColor="text1" w:sz="6" w:space="0"/>
+            </w:tcBorders>
+            <w:shd w:val="clear" w:color="auto" w:fill="E5E5E5"/>
+            <w:tcMar/>
           </w:tcPr>
           <w:p>
             <w:pPr>
@@ -294,12 +305,13 @@
           <w:tcPr>
             <w:tcW w:w="2591" w:type="dxa"/>
             <w:tcBorders>
-              <w:top w:val="single" w:sz="6" w:space="0" w:color="000000"/>
-              <w:left w:val="single" w:sz="6" w:space="0" w:color="000000"/>
-              <w:bottom w:val="single" w:sz="6" w:space="0" w:color="000000"/>
-              <w:right w:val="single" w:sz="6" w:space="0" w:color="000000"/>
-            </w:tcBorders>
-            <w:shd w:val="clear" w:color="auto" w:fill="E5E5E5"/>
+              <w:top w:val="single" w:color="000000" w:themeColor="text1" w:sz="6" w:space="0"/>
+              <w:left w:val="single" w:color="000000" w:themeColor="text1" w:sz="6" w:space="0"/>
+              <w:bottom w:val="single" w:color="000000" w:themeColor="text1" w:sz="6" w:space="0"/>
+              <w:right w:val="single" w:color="000000" w:themeColor="text1" w:sz="6" w:space="0"/>
+            </w:tcBorders>
+            <w:shd w:val="clear" w:color="auto" w:fill="E5E5E5"/>
+            <w:tcMar/>
           </w:tcPr>
           <w:p>
             <w:pPr>
@@ -322,11 +334,12 @@
           <w:tcPr>
             <w:tcW w:w="1275" w:type="dxa"/>
             <w:tcBorders>
-              <w:top w:val="single" w:sz="6" w:space="0" w:color="000000"/>
-              <w:left w:val="single" w:sz="6" w:space="0" w:color="000000"/>
-              <w:bottom w:val="single" w:sz="6" w:space="0" w:color="000000"/>
-            </w:tcBorders>
-            <w:shd w:val="clear" w:color="auto" w:fill="E5E5E5"/>
+              <w:top w:val="single" w:color="000000" w:themeColor="text1" w:sz="6" w:space="0"/>
+              <w:left w:val="single" w:color="000000" w:themeColor="text1" w:sz="6" w:space="0"/>
+              <w:bottom w:val="single" w:color="000000" w:themeColor="text1" w:sz="6" w:space="0"/>
+            </w:tcBorders>
+            <w:shd w:val="clear" w:color="auto" w:fill="E5E5E5"/>
+            <w:tcMar/>
           </w:tcPr>
           <w:p>
             <w:pPr>
@@ -337,17 +350,25 @@
                 <w:u w:val="single"/>
               </w:rPr>
             </w:pPr>
+            <w:r>
+              <w:rPr>
+                <w:color w:val="000000" w:themeColor="text1" w:themeTint="FF" w:themeShade="FF"/>
+                <w:u w:val="single"/>
+              </w:rPr>
+              <w:t>02/23/2026</w:t>
+            </w:r>
           </w:p>
         </w:tc>
         <w:tc>
           <w:tcPr>
             <w:tcW w:w="1083" w:type="dxa"/>
             <w:tcBorders>
-              <w:top w:val="single" w:sz="6" w:space="0" w:color="000000"/>
-              <w:left w:val="single" w:sz="6" w:space="0" w:color="000000"/>
-              <w:bottom w:val="single" w:sz="6" w:space="0" w:color="000000"/>
-            </w:tcBorders>
-            <w:shd w:val="clear" w:color="auto" w:fill="E5E5E5"/>
+              <w:top w:val="single" w:color="000000" w:themeColor="text1" w:sz="6" w:space="0"/>
+              <w:left w:val="single" w:color="000000" w:themeColor="text1" w:sz="6" w:space="0"/>
+              <w:bottom w:val="single" w:color="000000" w:themeColor="text1" w:sz="6" w:space="0"/>
+            </w:tcBorders>
+            <w:shd w:val="clear" w:color="auto" w:fill="E5E5E5"/>
+            <w:tcMar/>
           </w:tcPr>
           <w:p>
             <w:pPr>
@@ -357,17 +378,24 @@
                 <w:color w:val="000000"/>
               </w:rPr>
             </w:pPr>
+            <w:r>
+              <w:rPr>
+                <w:color w:val="000000" w:themeColor="text1" w:themeTint="FF" w:themeShade="FF"/>
+              </w:rPr>
+              <w:t>1.1</w:t>
+            </w:r>
           </w:p>
         </w:tc>
         <w:tc>
           <w:tcPr>
             <w:tcW w:w="3813" w:type="dxa"/>
             <w:tcBorders>
-              <w:top w:val="single" w:sz="6" w:space="0" w:color="000000"/>
-              <w:left w:val="single" w:sz="6" w:space="0" w:color="000000"/>
-              <w:bottom w:val="single" w:sz="6" w:space="0" w:color="000000"/>
-            </w:tcBorders>
-            <w:shd w:val="clear" w:color="auto" w:fill="E5E5E5"/>
+              <w:top w:val="single" w:color="000000" w:themeColor="text1" w:sz="6" w:space="0"/>
+              <w:left w:val="single" w:color="000000" w:themeColor="text1" w:sz="6" w:space="0"/>
+              <w:bottom w:val="single" w:color="000000" w:themeColor="text1" w:sz="6" w:space="0"/>
+            </w:tcBorders>
+            <w:shd w:val="clear" w:color="auto" w:fill="E5E5E5"/>
+            <w:tcMar/>
           </w:tcPr>
           <w:p>
             <w:pPr>
@@ -377,18 +405,25 @@
                 <w:color w:val="000000"/>
               </w:rPr>
             </w:pPr>
+            <w:r>
+              <w:rPr>
+                <w:color w:val="000000" w:themeColor="text1" w:themeTint="FF" w:themeShade="FF"/>
+              </w:rPr>
+              <w:t>Definitions (1.2) &amp; Overview (1.4) Updated</w:t>
+            </w:r>
           </w:p>
         </w:tc>
         <w:tc>
           <w:tcPr>
             <w:tcW w:w="2591" w:type="dxa"/>
             <w:tcBorders>
-              <w:top w:val="single" w:sz="6" w:space="0" w:color="000000"/>
-              <w:left w:val="single" w:sz="6" w:space="0" w:color="000000"/>
-              <w:bottom w:val="single" w:sz="6" w:space="0" w:color="000000"/>
-              <w:right w:val="single" w:sz="6" w:space="0" w:color="000000"/>
-            </w:tcBorders>
-            <w:shd w:val="clear" w:color="auto" w:fill="E5E5E5"/>
+              <w:top w:val="single" w:color="000000" w:themeColor="text1" w:sz="6" w:space="0"/>
+              <w:left w:val="single" w:color="000000" w:themeColor="text1" w:sz="6" w:space="0"/>
+              <w:bottom w:val="single" w:color="000000" w:themeColor="text1" w:sz="6" w:space="0"/>
+              <w:right w:val="single" w:color="000000" w:themeColor="text1" w:sz="6" w:space="0"/>
+            </w:tcBorders>
+            <w:shd w:val="clear" w:color="auto" w:fill="E5E5E5"/>
+            <w:tcMar/>
           </w:tcPr>
           <w:p>
             <w:pPr>
@@ -398,6 +433,12 @@
                 <w:color w:val="000000"/>
               </w:rPr>
             </w:pPr>
+            <w:r>
+              <w:rPr>
+                <w:color w:val="000000" w:themeColor="text1" w:themeTint="FF" w:themeShade="FF"/>
+              </w:rPr>
+              <w:t>Nick Vu</w:t>
+            </w:r>
           </w:p>
         </w:tc>
       </w:tr>
@@ -406,11 +447,12 @@
           <w:tcPr>
             <w:tcW w:w="1275" w:type="dxa"/>
             <w:tcBorders>
-              <w:top w:val="single" w:sz="6" w:space="0" w:color="000000"/>
-              <w:left w:val="single" w:sz="6" w:space="0" w:color="000000"/>
-              <w:bottom w:val="single" w:sz="6" w:space="0" w:color="000000"/>
-            </w:tcBorders>
-            <w:shd w:val="clear" w:color="auto" w:fill="E5E5E5"/>
+              <w:top w:val="single" w:color="000000" w:themeColor="text1" w:sz="6" w:space="0"/>
+              <w:left w:val="single" w:color="000000" w:themeColor="text1" w:sz="6" w:space="0"/>
+              <w:bottom w:val="single" w:color="000000" w:themeColor="text1" w:sz="6" w:space="0"/>
+            </w:tcBorders>
+            <w:shd w:val="clear" w:color="auto" w:fill="E5E5E5"/>
+            <w:tcMar/>
           </w:tcPr>
           <w:p>
             <w:pPr>
@@ -421,17 +463,25 @@
                 <w:u w:val="single"/>
               </w:rPr>
             </w:pPr>
+            <w:r>
+              <w:rPr>
+                <w:color w:val="000000" w:themeColor="text1" w:themeTint="FF" w:themeShade="FF"/>
+                <w:u w:val="single"/>
+              </w:rPr>
+              <w:t>02/24/2026</w:t>
+            </w:r>
           </w:p>
         </w:tc>
         <w:tc>
           <w:tcPr>
             <w:tcW w:w="1083" w:type="dxa"/>
             <w:tcBorders>
-              <w:top w:val="single" w:sz="6" w:space="0" w:color="000000"/>
-              <w:left w:val="single" w:sz="6" w:space="0" w:color="000000"/>
-              <w:bottom w:val="single" w:sz="6" w:space="0" w:color="000000"/>
-            </w:tcBorders>
-            <w:shd w:val="clear" w:color="auto" w:fill="E5E5E5"/>
+              <w:top w:val="single" w:color="000000" w:themeColor="text1" w:sz="6" w:space="0"/>
+              <w:left w:val="single" w:color="000000" w:themeColor="text1" w:sz="6" w:space="0"/>
+              <w:bottom w:val="single" w:color="000000" w:themeColor="text1" w:sz="6" w:space="0"/>
+            </w:tcBorders>
+            <w:shd w:val="clear" w:color="auto" w:fill="E5E5E5"/>
+            <w:tcMar/>
           </w:tcPr>
           <w:p>
             <w:pPr>
@@ -441,17 +491,24 @@
                 <w:color w:val="000000"/>
               </w:rPr>
             </w:pPr>
+            <w:r>
+              <w:rPr>
+                <w:color w:val="000000" w:themeColor="text1" w:themeTint="FF" w:themeShade="FF"/>
+              </w:rPr>
+              <w:t>1.2</w:t>
+            </w:r>
           </w:p>
         </w:tc>
         <w:tc>
           <w:tcPr>
             <w:tcW w:w="3813" w:type="dxa"/>
             <w:tcBorders>
-              <w:top w:val="single" w:sz="6" w:space="0" w:color="000000"/>
-              <w:left w:val="single" w:sz="6" w:space="0" w:color="000000"/>
-              <w:bottom w:val="single" w:sz="6" w:space="0" w:color="000000"/>
-            </w:tcBorders>
-            <w:shd w:val="clear" w:color="auto" w:fill="E5E5E5"/>
+              <w:top w:val="single" w:color="000000" w:themeColor="text1" w:sz="6" w:space="0"/>
+              <w:left w:val="single" w:color="000000" w:themeColor="text1" w:sz="6" w:space="0"/>
+              <w:bottom w:val="single" w:color="000000" w:themeColor="text1" w:sz="6" w:space="0"/>
+            </w:tcBorders>
+            <w:shd w:val="clear" w:color="auto" w:fill="E5E5E5"/>
+            <w:tcMar/>
           </w:tcPr>
           <w:p>
             <w:pPr>
@@ -461,18 +518,25 @@
                 <w:color w:val="000000"/>
               </w:rPr>
             </w:pPr>
+            <w:r>
+              <w:rPr>
+                <w:color w:val="000000" w:themeColor="text1" w:themeTint="FF" w:themeShade="FF"/>
+              </w:rPr>
+              <w:t>Refined definitions</w:t>
+            </w:r>
           </w:p>
         </w:tc>
         <w:tc>
           <w:tcPr>
             <w:tcW w:w="2591" w:type="dxa"/>
             <w:tcBorders>
-              <w:top w:val="single" w:sz="6" w:space="0" w:color="000000"/>
-              <w:left w:val="single" w:sz="6" w:space="0" w:color="000000"/>
-              <w:bottom w:val="single" w:sz="6" w:space="0" w:color="000000"/>
-              <w:right w:val="single" w:sz="6" w:space="0" w:color="000000"/>
-            </w:tcBorders>
-            <w:shd w:val="clear" w:color="auto" w:fill="E5E5E5"/>
+              <w:top w:val="single" w:color="000000" w:themeColor="text1" w:sz="6" w:space="0"/>
+              <w:left w:val="single" w:color="000000" w:themeColor="text1" w:sz="6" w:space="0"/>
+              <w:bottom w:val="single" w:color="000000" w:themeColor="text1" w:sz="6" w:space="0"/>
+              <w:right w:val="single" w:color="000000" w:themeColor="text1" w:sz="6" w:space="0"/>
+            </w:tcBorders>
+            <w:shd w:val="clear" w:color="auto" w:fill="E5E5E5"/>
+            <w:tcMar/>
           </w:tcPr>
           <w:p>
             <w:pPr>
@@ -482,6 +546,12 @@
                 <w:color w:val="000000"/>
               </w:rPr>
             </w:pPr>
+            <w:r>
+              <w:rPr>
+                <w:color w:val="000000" w:themeColor="text1" w:themeTint="FF" w:themeShade="FF"/>
+              </w:rPr>
+              <w:t>Nick Vu</w:t>
+            </w:r>
           </w:p>
         </w:tc>
       </w:tr>
@@ -490,11 +560,12 @@
           <w:tcPr>
             <w:tcW w:w="1275" w:type="dxa"/>
             <w:tcBorders>
-              <w:top w:val="single" w:sz="6" w:space="0" w:color="000000"/>
-              <w:left w:val="single" w:sz="6" w:space="0" w:color="000000"/>
-              <w:bottom w:val="single" w:sz="6" w:space="0" w:color="000000"/>
-            </w:tcBorders>
-            <w:shd w:val="clear" w:color="auto" w:fill="E5E5E5"/>
+              <w:top w:val="single" w:color="000000" w:themeColor="text1" w:sz="6" w:space="0"/>
+              <w:left w:val="single" w:color="000000" w:themeColor="text1" w:sz="6" w:space="0"/>
+              <w:bottom w:val="single" w:color="000000" w:themeColor="text1" w:sz="6" w:space="0"/>
+            </w:tcBorders>
+            <w:shd w:val="clear" w:color="auto" w:fill="E5E5E5"/>
+            <w:tcMar/>
           </w:tcPr>
           <w:p>
             <w:pPr>
@@ -511,11 +582,12 @@
           <w:tcPr>
             <w:tcW w:w="1083" w:type="dxa"/>
             <w:tcBorders>
-              <w:top w:val="single" w:sz="6" w:space="0" w:color="000000"/>
-              <w:left w:val="single" w:sz="6" w:space="0" w:color="000000"/>
-              <w:bottom w:val="single" w:sz="6" w:space="0" w:color="000000"/>
-            </w:tcBorders>
-            <w:shd w:val="clear" w:color="auto" w:fill="E5E5E5"/>
+              <w:top w:val="single" w:color="000000" w:themeColor="text1" w:sz="6" w:space="0"/>
+              <w:left w:val="single" w:color="000000" w:themeColor="text1" w:sz="6" w:space="0"/>
+              <w:bottom w:val="single" w:color="000000" w:themeColor="text1" w:sz="6" w:space="0"/>
+            </w:tcBorders>
+            <w:shd w:val="clear" w:color="auto" w:fill="E5E5E5"/>
+            <w:tcMar/>
           </w:tcPr>
           <w:p>
             <w:pPr>
@@ -531,11 +603,12 @@
           <w:tcPr>
             <w:tcW w:w="3813" w:type="dxa"/>
             <w:tcBorders>
-              <w:top w:val="single" w:sz="6" w:space="0" w:color="000000"/>
-              <w:left w:val="single" w:sz="6" w:space="0" w:color="000000"/>
-              <w:bottom w:val="single" w:sz="6" w:space="0" w:color="000000"/>
-            </w:tcBorders>
-            <w:shd w:val="clear" w:color="auto" w:fill="E5E5E5"/>
+              <w:top w:val="single" w:color="000000" w:themeColor="text1" w:sz="6" w:space="0"/>
+              <w:left w:val="single" w:color="000000" w:themeColor="text1" w:sz="6" w:space="0"/>
+              <w:bottom w:val="single" w:color="000000" w:themeColor="text1" w:sz="6" w:space="0"/>
+            </w:tcBorders>
+            <w:shd w:val="clear" w:color="auto" w:fill="E5E5E5"/>
+            <w:tcMar/>
           </w:tcPr>
           <w:p>
             <w:pPr>
@@ -551,12 +624,13 @@
           <w:tcPr>
             <w:tcW w:w="2591" w:type="dxa"/>
             <w:tcBorders>
-              <w:top w:val="single" w:sz="6" w:space="0" w:color="000000"/>
-              <w:left w:val="single" w:sz="6" w:space="0" w:color="000000"/>
-              <w:bottom w:val="single" w:sz="6" w:space="0" w:color="000000"/>
-              <w:right w:val="single" w:sz="6" w:space="0" w:color="000000"/>
-            </w:tcBorders>
-            <w:shd w:val="clear" w:color="auto" w:fill="E5E5E5"/>
+              <w:top w:val="single" w:color="000000" w:themeColor="text1" w:sz="6" w:space="0"/>
+              <w:left w:val="single" w:color="000000" w:themeColor="text1" w:sz="6" w:space="0"/>
+              <w:bottom w:val="single" w:color="000000" w:themeColor="text1" w:sz="6" w:space="0"/>
+              <w:right w:val="single" w:color="000000" w:themeColor="text1" w:sz="6" w:space="0"/>
+            </w:tcBorders>
+            <w:shd w:val="clear" w:color="auto" w:fill="E5E5E5"/>
+            <w:tcMar/>
           </w:tcPr>
           <w:p>
             <w:pPr>
@@ -574,11 +648,12 @@
           <w:tcPr>
             <w:tcW w:w="1275" w:type="dxa"/>
             <w:tcBorders>
-              <w:top w:val="single" w:sz="6" w:space="0" w:color="000000"/>
-              <w:left w:val="single" w:sz="6" w:space="0" w:color="000000"/>
-              <w:bottom w:val="single" w:sz="6" w:space="0" w:color="000000"/>
-            </w:tcBorders>
-            <w:shd w:val="clear" w:color="auto" w:fill="E5E5E5"/>
+              <w:top w:val="single" w:color="000000" w:themeColor="text1" w:sz="6" w:space="0"/>
+              <w:left w:val="single" w:color="000000" w:themeColor="text1" w:sz="6" w:space="0"/>
+              <w:bottom w:val="single" w:color="000000" w:themeColor="text1" w:sz="6" w:space="0"/>
+            </w:tcBorders>
+            <w:shd w:val="clear" w:color="auto" w:fill="E5E5E5"/>
+            <w:tcMar/>
           </w:tcPr>
           <w:p>
             <w:pPr>
@@ -595,11 +670,12 @@
           <w:tcPr>
             <w:tcW w:w="1083" w:type="dxa"/>
             <w:tcBorders>
-              <w:top w:val="single" w:sz="6" w:space="0" w:color="000000"/>
-              <w:left w:val="single" w:sz="6" w:space="0" w:color="000000"/>
-              <w:bottom w:val="single" w:sz="6" w:space="0" w:color="000000"/>
-            </w:tcBorders>
-            <w:shd w:val="clear" w:color="auto" w:fill="E5E5E5"/>
+              <w:top w:val="single" w:color="000000" w:themeColor="text1" w:sz="6" w:space="0"/>
+              <w:left w:val="single" w:color="000000" w:themeColor="text1" w:sz="6" w:space="0"/>
+              <w:bottom w:val="single" w:color="000000" w:themeColor="text1" w:sz="6" w:space="0"/>
+            </w:tcBorders>
+            <w:shd w:val="clear" w:color="auto" w:fill="E5E5E5"/>
+            <w:tcMar/>
           </w:tcPr>
           <w:p>
             <w:pPr>
@@ -615,11 +691,12 @@
           <w:tcPr>
             <w:tcW w:w="3813" w:type="dxa"/>
             <w:tcBorders>
-              <w:top w:val="single" w:sz="6" w:space="0" w:color="000000"/>
-              <w:left w:val="single" w:sz="6" w:space="0" w:color="000000"/>
-              <w:bottom w:val="single" w:sz="6" w:space="0" w:color="000000"/>
-            </w:tcBorders>
-            <w:shd w:val="clear" w:color="auto" w:fill="E5E5E5"/>
+              <w:top w:val="single" w:color="000000" w:themeColor="text1" w:sz="6" w:space="0"/>
+              <w:left w:val="single" w:color="000000" w:themeColor="text1" w:sz="6" w:space="0"/>
+              <w:bottom w:val="single" w:color="000000" w:themeColor="text1" w:sz="6" w:space="0"/>
+            </w:tcBorders>
+            <w:shd w:val="clear" w:color="auto" w:fill="E5E5E5"/>
+            <w:tcMar/>
           </w:tcPr>
           <w:p>
             <w:pPr>
@@ -635,12 +712,13 @@
           <w:tcPr>
             <w:tcW w:w="2591" w:type="dxa"/>
             <w:tcBorders>
-              <w:top w:val="single" w:sz="6" w:space="0" w:color="000000"/>
-              <w:left w:val="single" w:sz="6" w:space="0" w:color="000000"/>
-              <w:bottom w:val="single" w:sz="6" w:space="0" w:color="000000"/>
-              <w:right w:val="single" w:sz="6" w:space="0" w:color="000000"/>
-            </w:tcBorders>
-            <w:shd w:val="clear" w:color="auto" w:fill="E5E5E5"/>
+              <w:top w:val="single" w:color="000000" w:themeColor="text1" w:sz="6" w:space="0"/>
+              <w:left w:val="single" w:color="000000" w:themeColor="text1" w:sz="6" w:space="0"/>
+              <w:bottom w:val="single" w:color="000000" w:themeColor="text1" w:sz="6" w:space="0"/>
+              <w:right w:val="single" w:color="000000" w:themeColor="text1" w:sz="6" w:space="0"/>
+            </w:tcBorders>
+            <w:shd w:val="clear" w:color="auto" w:fill="E5E5E5"/>
+            <w:tcMar/>
           </w:tcPr>
           <w:p>
             <w:pPr>
@@ -658,11 +736,12 @@
           <w:tcPr>
             <w:tcW w:w="1275" w:type="dxa"/>
             <w:tcBorders>
-              <w:top w:val="single" w:sz="6" w:space="0" w:color="000000"/>
-              <w:left w:val="single" w:sz="6" w:space="0" w:color="000000"/>
-              <w:bottom w:val="single" w:sz="6" w:space="0" w:color="000000"/>
-            </w:tcBorders>
-            <w:shd w:val="clear" w:color="auto" w:fill="E5E5E5"/>
+              <w:top w:val="single" w:color="000000" w:themeColor="text1" w:sz="6" w:space="0"/>
+              <w:left w:val="single" w:color="000000" w:themeColor="text1" w:sz="6" w:space="0"/>
+              <w:bottom w:val="single" w:color="000000" w:themeColor="text1" w:sz="6" w:space="0"/>
+            </w:tcBorders>
+            <w:shd w:val="clear" w:color="auto" w:fill="E5E5E5"/>
+            <w:tcMar/>
           </w:tcPr>
           <w:p>
             <w:pPr>
@@ -679,11 +758,12 @@
           <w:tcPr>
             <w:tcW w:w="1083" w:type="dxa"/>
             <w:tcBorders>
-              <w:top w:val="single" w:sz="6" w:space="0" w:color="000000"/>
-              <w:left w:val="single" w:sz="6" w:space="0" w:color="000000"/>
-              <w:bottom w:val="single" w:sz="6" w:space="0" w:color="000000"/>
-            </w:tcBorders>
-            <w:shd w:val="clear" w:color="auto" w:fill="E5E5E5"/>
+              <w:top w:val="single" w:color="000000" w:themeColor="text1" w:sz="6" w:space="0"/>
+              <w:left w:val="single" w:color="000000" w:themeColor="text1" w:sz="6" w:space="0"/>
+              <w:bottom w:val="single" w:color="000000" w:themeColor="text1" w:sz="6" w:space="0"/>
+            </w:tcBorders>
+            <w:shd w:val="clear" w:color="auto" w:fill="E5E5E5"/>
+            <w:tcMar/>
           </w:tcPr>
           <w:p>
             <w:pPr>
@@ -699,11 +779,12 @@
           <w:tcPr>
             <w:tcW w:w="3813" w:type="dxa"/>
             <w:tcBorders>
-              <w:top w:val="single" w:sz="6" w:space="0" w:color="000000"/>
-              <w:left w:val="single" w:sz="6" w:space="0" w:color="000000"/>
-              <w:bottom w:val="single" w:sz="6" w:space="0" w:color="000000"/>
-            </w:tcBorders>
-            <w:shd w:val="clear" w:color="auto" w:fill="E5E5E5"/>
+              <w:top w:val="single" w:color="000000" w:themeColor="text1" w:sz="6" w:space="0"/>
+              <w:left w:val="single" w:color="000000" w:themeColor="text1" w:sz="6" w:space="0"/>
+              <w:bottom w:val="single" w:color="000000" w:themeColor="text1" w:sz="6" w:space="0"/>
+            </w:tcBorders>
+            <w:shd w:val="clear" w:color="auto" w:fill="E5E5E5"/>
+            <w:tcMar/>
           </w:tcPr>
           <w:p>
             <w:pPr>
@@ -719,12 +800,13 @@
           <w:tcPr>
             <w:tcW w:w="2591" w:type="dxa"/>
             <w:tcBorders>
-              <w:top w:val="single" w:sz="6" w:space="0" w:color="000000"/>
-              <w:left w:val="single" w:sz="6" w:space="0" w:color="000000"/>
-              <w:bottom w:val="single" w:sz="6" w:space="0" w:color="000000"/>
-              <w:right w:val="single" w:sz="6" w:space="0" w:color="000000"/>
-            </w:tcBorders>
-            <w:shd w:val="clear" w:color="auto" w:fill="E5E5E5"/>
+              <w:top w:val="single" w:color="000000" w:themeColor="text1" w:sz="6" w:space="0"/>
+              <w:left w:val="single" w:color="000000" w:themeColor="text1" w:sz="6" w:space="0"/>
+              <w:bottom w:val="single" w:color="000000" w:themeColor="text1" w:sz="6" w:space="0"/>
+              <w:right w:val="single" w:color="000000" w:themeColor="text1" w:sz="6" w:space="0"/>
+            </w:tcBorders>
+            <w:shd w:val="clear" w:color="auto" w:fill="E5E5E5"/>
+            <w:tcMar/>
           </w:tcPr>
           <w:p>
             <w:pPr>
@@ -742,11 +824,12 @@
           <w:tcPr>
             <w:tcW w:w="1275" w:type="dxa"/>
             <w:tcBorders>
-              <w:top w:val="single" w:sz="6" w:space="0" w:color="000000"/>
-              <w:left w:val="single" w:sz="6" w:space="0" w:color="000000"/>
-              <w:bottom w:val="single" w:sz="6" w:space="0" w:color="000000"/>
-            </w:tcBorders>
-            <w:shd w:val="clear" w:color="auto" w:fill="E5E5E5"/>
+              <w:top w:val="single" w:color="000000" w:themeColor="text1" w:sz="6" w:space="0"/>
+              <w:left w:val="single" w:color="000000" w:themeColor="text1" w:sz="6" w:space="0"/>
+              <w:bottom w:val="single" w:color="000000" w:themeColor="text1" w:sz="6" w:space="0"/>
+            </w:tcBorders>
+            <w:shd w:val="clear" w:color="auto" w:fill="E5E5E5"/>
+            <w:tcMar/>
           </w:tcPr>
           <w:p>
             <w:pPr>
@@ -763,11 +846,12 @@
           <w:tcPr>
             <w:tcW w:w="1083" w:type="dxa"/>
             <w:tcBorders>
-              <w:top w:val="single" w:sz="6" w:space="0" w:color="000000"/>
-              <w:left w:val="single" w:sz="6" w:space="0" w:color="000000"/>
-              <w:bottom w:val="single" w:sz="6" w:space="0" w:color="000000"/>
-            </w:tcBorders>
-            <w:shd w:val="clear" w:color="auto" w:fill="E5E5E5"/>
+              <w:top w:val="single" w:color="000000" w:themeColor="text1" w:sz="6" w:space="0"/>
+              <w:left w:val="single" w:color="000000" w:themeColor="text1" w:sz="6" w:space="0"/>
+              <w:bottom w:val="single" w:color="000000" w:themeColor="text1" w:sz="6" w:space="0"/>
+            </w:tcBorders>
+            <w:shd w:val="clear" w:color="auto" w:fill="E5E5E5"/>
+            <w:tcMar/>
           </w:tcPr>
           <w:p>
             <w:pPr>
@@ -783,11 +867,12 @@
           <w:tcPr>
             <w:tcW w:w="3813" w:type="dxa"/>
             <w:tcBorders>
-              <w:top w:val="single" w:sz="6" w:space="0" w:color="000000"/>
-              <w:left w:val="single" w:sz="6" w:space="0" w:color="000000"/>
-              <w:bottom w:val="single" w:sz="6" w:space="0" w:color="000000"/>
-            </w:tcBorders>
-            <w:shd w:val="clear" w:color="auto" w:fill="E5E5E5"/>
+              <w:top w:val="single" w:color="000000" w:themeColor="text1" w:sz="6" w:space="0"/>
+              <w:left w:val="single" w:color="000000" w:themeColor="text1" w:sz="6" w:space="0"/>
+              <w:bottom w:val="single" w:color="000000" w:themeColor="text1" w:sz="6" w:space="0"/>
+            </w:tcBorders>
+            <w:shd w:val="clear" w:color="auto" w:fill="E5E5E5"/>
+            <w:tcMar/>
           </w:tcPr>
           <w:p>
             <w:pPr>
@@ -803,12 +888,13 @@
           <w:tcPr>
             <w:tcW w:w="2591" w:type="dxa"/>
             <w:tcBorders>
-              <w:top w:val="single" w:sz="6" w:space="0" w:color="000000"/>
-              <w:left w:val="single" w:sz="6" w:space="0" w:color="000000"/>
-              <w:bottom w:val="single" w:sz="6" w:space="0" w:color="000000"/>
-              <w:right w:val="single" w:sz="6" w:space="0" w:color="000000"/>
-            </w:tcBorders>
-            <w:shd w:val="clear" w:color="auto" w:fill="E5E5E5"/>
+              <w:top w:val="single" w:color="000000" w:themeColor="text1" w:sz="6" w:space="0"/>
+              <w:left w:val="single" w:color="000000" w:themeColor="text1" w:sz="6" w:space="0"/>
+              <w:bottom w:val="single" w:color="000000" w:themeColor="text1" w:sz="6" w:space="0"/>
+              <w:right w:val="single" w:color="000000" w:themeColor="text1" w:sz="6" w:space="0"/>
+            </w:tcBorders>
+            <w:shd w:val="clear" w:color="auto" w:fill="E5E5E5"/>
+            <w:tcMar/>
           </w:tcPr>
           <w:p>
             <w:pPr>
@@ -826,11 +912,12 @@
           <w:tcPr>
             <w:tcW w:w="1275" w:type="dxa"/>
             <w:tcBorders>
-              <w:top w:val="single" w:sz="6" w:space="0" w:color="000000"/>
-              <w:left w:val="single" w:sz="6" w:space="0" w:color="000000"/>
-              <w:bottom w:val="single" w:sz="6" w:space="0" w:color="000000"/>
-            </w:tcBorders>
-            <w:shd w:val="clear" w:color="auto" w:fill="E5E5E5"/>
+              <w:top w:val="single" w:color="000000" w:themeColor="text1" w:sz="6" w:space="0"/>
+              <w:left w:val="single" w:color="000000" w:themeColor="text1" w:sz="6" w:space="0"/>
+              <w:bottom w:val="single" w:color="000000" w:themeColor="text1" w:sz="6" w:space="0"/>
+            </w:tcBorders>
+            <w:shd w:val="clear" w:color="auto" w:fill="E5E5E5"/>
+            <w:tcMar/>
           </w:tcPr>
           <w:p>
             <w:pPr>
@@ -847,11 +934,12 @@
           <w:tcPr>
             <w:tcW w:w="1083" w:type="dxa"/>
             <w:tcBorders>
-              <w:top w:val="single" w:sz="6" w:space="0" w:color="000000"/>
-              <w:left w:val="single" w:sz="6" w:space="0" w:color="000000"/>
-              <w:bottom w:val="single" w:sz="6" w:space="0" w:color="000000"/>
-            </w:tcBorders>
-            <w:shd w:val="clear" w:color="auto" w:fill="E5E5E5"/>
+              <w:top w:val="single" w:color="000000" w:themeColor="text1" w:sz="6" w:space="0"/>
+              <w:left w:val="single" w:color="000000" w:themeColor="text1" w:sz="6" w:space="0"/>
+              <w:bottom w:val="single" w:color="000000" w:themeColor="text1" w:sz="6" w:space="0"/>
+            </w:tcBorders>
+            <w:shd w:val="clear" w:color="auto" w:fill="E5E5E5"/>
+            <w:tcMar/>
           </w:tcPr>
           <w:p>
             <w:pPr>
@@ -867,11 +955,12 @@
           <w:tcPr>
             <w:tcW w:w="3813" w:type="dxa"/>
             <w:tcBorders>
-              <w:top w:val="single" w:sz="6" w:space="0" w:color="000000"/>
-              <w:left w:val="single" w:sz="6" w:space="0" w:color="000000"/>
-              <w:bottom w:val="single" w:sz="6" w:space="0" w:color="000000"/>
-            </w:tcBorders>
-            <w:shd w:val="clear" w:color="auto" w:fill="E5E5E5"/>
+              <w:top w:val="single" w:color="000000" w:themeColor="text1" w:sz="6" w:space="0"/>
+              <w:left w:val="single" w:color="000000" w:themeColor="text1" w:sz="6" w:space="0"/>
+              <w:bottom w:val="single" w:color="000000" w:themeColor="text1" w:sz="6" w:space="0"/>
+            </w:tcBorders>
+            <w:shd w:val="clear" w:color="auto" w:fill="E5E5E5"/>
+            <w:tcMar/>
           </w:tcPr>
           <w:p>
             <w:pPr>
@@ -887,12 +976,13 @@
           <w:tcPr>
             <w:tcW w:w="2591" w:type="dxa"/>
             <w:tcBorders>
-              <w:top w:val="single" w:sz="6" w:space="0" w:color="000000"/>
-              <w:left w:val="single" w:sz="6" w:space="0" w:color="000000"/>
-              <w:bottom w:val="single" w:sz="6" w:space="0" w:color="000000"/>
-              <w:right w:val="single" w:sz="6" w:space="0" w:color="000000"/>
-            </w:tcBorders>
-            <w:shd w:val="clear" w:color="auto" w:fill="E5E5E5"/>
+              <w:top w:val="single" w:color="000000" w:themeColor="text1" w:sz="6" w:space="0"/>
+              <w:left w:val="single" w:color="000000" w:themeColor="text1" w:sz="6" w:space="0"/>
+              <w:bottom w:val="single" w:color="000000" w:themeColor="text1" w:sz="6" w:space="0"/>
+              <w:right w:val="single" w:color="000000" w:themeColor="text1" w:sz="6" w:space="0"/>
+            </w:tcBorders>
+            <w:shd w:val="clear" w:color="auto" w:fill="E5E5E5"/>
+            <w:tcMar/>
           </w:tcPr>
           <w:p>
             <w:pPr>
@@ -910,11 +1000,12 @@
           <w:tcPr>
             <w:tcW w:w="1275" w:type="dxa"/>
             <w:tcBorders>
-              <w:top w:val="single" w:sz="6" w:space="0" w:color="000000"/>
-              <w:left w:val="single" w:sz="6" w:space="0" w:color="000000"/>
-              <w:bottom w:val="single" w:sz="6" w:space="0" w:color="000000"/>
-            </w:tcBorders>
-            <w:shd w:val="clear" w:color="auto" w:fill="E5E5E5"/>
+              <w:top w:val="single" w:color="000000" w:themeColor="text1" w:sz="6" w:space="0"/>
+              <w:left w:val="single" w:color="000000" w:themeColor="text1" w:sz="6" w:space="0"/>
+              <w:bottom w:val="single" w:color="000000" w:themeColor="text1" w:sz="6" w:space="0"/>
+            </w:tcBorders>
+            <w:shd w:val="clear" w:color="auto" w:fill="E5E5E5"/>
+            <w:tcMar/>
           </w:tcPr>
           <w:p>
             <w:pPr>
@@ -931,11 +1022,12 @@
           <w:tcPr>
             <w:tcW w:w="1083" w:type="dxa"/>
             <w:tcBorders>
-              <w:top w:val="single" w:sz="6" w:space="0" w:color="000000"/>
-              <w:left w:val="single" w:sz="6" w:space="0" w:color="000000"/>
-              <w:bottom w:val="single" w:sz="6" w:space="0" w:color="000000"/>
-            </w:tcBorders>
-            <w:shd w:val="clear" w:color="auto" w:fill="E5E5E5"/>
+              <w:top w:val="single" w:color="000000" w:themeColor="text1" w:sz="6" w:space="0"/>
+              <w:left w:val="single" w:color="000000" w:themeColor="text1" w:sz="6" w:space="0"/>
+              <w:bottom w:val="single" w:color="000000" w:themeColor="text1" w:sz="6" w:space="0"/>
+            </w:tcBorders>
+            <w:shd w:val="clear" w:color="auto" w:fill="E5E5E5"/>
+            <w:tcMar/>
           </w:tcPr>
           <w:p>
             <w:pPr>
@@ -951,11 +1043,12 @@
           <w:tcPr>
             <w:tcW w:w="3813" w:type="dxa"/>
             <w:tcBorders>
-              <w:top w:val="single" w:sz="6" w:space="0" w:color="000000"/>
-              <w:left w:val="single" w:sz="6" w:space="0" w:color="000000"/>
-              <w:bottom w:val="single" w:sz="6" w:space="0" w:color="000000"/>
-            </w:tcBorders>
-            <w:shd w:val="clear" w:color="auto" w:fill="E5E5E5"/>
+              <w:top w:val="single" w:color="000000" w:themeColor="text1" w:sz="6" w:space="0"/>
+              <w:left w:val="single" w:color="000000" w:themeColor="text1" w:sz="6" w:space="0"/>
+              <w:bottom w:val="single" w:color="000000" w:themeColor="text1" w:sz="6" w:space="0"/>
+            </w:tcBorders>
+            <w:shd w:val="clear" w:color="auto" w:fill="E5E5E5"/>
+            <w:tcMar/>
           </w:tcPr>
           <w:p>
             <w:pPr>
@@ -971,12 +1064,13 @@
           <w:tcPr>
             <w:tcW w:w="2591" w:type="dxa"/>
             <w:tcBorders>
-              <w:top w:val="single" w:sz="6" w:space="0" w:color="000000"/>
-              <w:left w:val="single" w:sz="6" w:space="0" w:color="000000"/>
-              <w:bottom w:val="single" w:sz="6" w:space="0" w:color="000000"/>
-              <w:right w:val="single" w:sz="6" w:space="0" w:color="000000"/>
-            </w:tcBorders>
-            <w:shd w:val="clear" w:color="auto" w:fill="E5E5E5"/>
+              <w:top w:val="single" w:color="000000" w:themeColor="text1" w:sz="6" w:space="0"/>
+              <w:left w:val="single" w:color="000000" w:themeColor="text1" w:sz="6" w:space="0"/>
+              <w:bottom w:val="single" w:color="000000" w:themeColor="text1" w:sz="6" w:space="0"/>
+              <w:right w:val="single" w:color="000000" w:themeColor="text1" w:sz="6" w:space="0"/>
+            </w:tcBorders>
+            <w:shd w:val="clear" w:color="auto" w:fill="E5E5E5"/>
+            <w:tcMar/>
           </w:tcPr>
           <w:p>
             <w:pPr>
@@ -994,11 +1088,12 @@
           <w:tcPr>
             <w:tcW w:w="1275" w:type="dxa"/>
             <w:tcBorders>
-              <w:top w:val="single" w:sz="6" w:space="0" w:color="000000"/>
-              <w:left w:val="single" w:sz="6" w:space="0" w:color="000000"/>
-              <w:bottom w:val="single" w:sz="6" w:space="0" w:color="000000"/>
-            </w:tcBorders>
-            <w:shd w:val="clear" w:color="auto" w:fill="E5E5E5"/>
+              <w:top w:val="single" w:color="000000" w:themeColor="text1" w:sz="6" w:space="0"/>
+              <w:left w:val="single" w:color="000000" w:themeColor="text1" w:sz="6" w:space="0"/>
+              <w:bottom w:val="single" w:color="000000" w:themeColor="text1" w:sz="6" w:space="0"/>
+            </w:tcBorders>
+            <w:shd w:val="clear" w:color="auto" w:fill="E5E5E5"/>
+            <w:tcMar/>
           </w:tcPr>
           <w:p>
             <w:pPr>
@@ -1015,11 +1110,12 @@
           <w:tcPr>
             <w:tcW w:w="1083" w:type="dxa"/>
             <w:tcBorders>
-              <w:top w:val="single" w:sz="6" w:space="0" w:color="000000"/>
-              <w:left w:val="single" w:sz="6" w:space="0" w:color="000000"/>
-              <w:bottom w:val="single" w:sz="6" w:space="0" w:color="000000"/>
-            </w:tcBorders>
-            <w:shd w:val="clear" w:color="auto" w:fill="E5E5E5"/>
+              <w:top w:val="single" w:color="000000" w:themeColor="text1" w:sz="6" w:space="0"/>
+              <w:left w:val="single" w:color="000000" w:themeColor="text1" w:sz="6" w:space="0"/>
+              <w:bottom w:val="single" w:color="000000" w:themeColor="text1" w:sz="6" w:space="0"/>
+            </w:tcBorders>
+            <w:shd w:val="clear" w:color="auto" w:fill="E5E5E5"/>
+            <w:tcMar/>
           </w:tcPr>
           <w:p>
             <w:pPr>
@@ -1035,11 +1131,12 @@
           <w:tcPr>
             <w:tcW w:w="3813" w:type="dxa"/>
             <w:tcBorders>
-              <w:top w:val="single" w:sz="6" w:space="0" w:color="000000"/>
-              <w:left w:val="single" w:sz="6" w:space="0" w:color="000000"/>
-              <w:bottom w:val="single" w:sz="6" w:space="0" w:color="000000"/>
-            </w:tcBorders>
-            <w:shd w:val="clear" w:color="auto" w:fill="E5E5E5"/>
+              <w:top w:val="single" w:color="000000" w:themeColor="text1" w:sz="6" w:space="0"/>
+              <w:left w:val="single" w:color="000000" w:themeColor="text1" w:sz="6" w:space="0"/>
+              <w:bottom w:val="single" w:color="000000" w:themeColor="text1" w:sz="6" w:space="0"/>
+            </w:tcBorders>
+            <w:shd w:val="clear" w:color="auto" w:fill="E5E5E5"/>
+            <w:tcMar/>
           </w:tcPr>
           <w:p>
             <w:pPr>
@@ -1055,12 +1152,13 @@
           <w:tcPr>
             <w:tcW w:w="2591" w:type="dxa"/>
             <w:tcBorders>
-              <w:top w:val="single" w:sz="6" w:space="0" w:color="000000"/>
-              <w:left w:val="single" w:sz="6" w:space="0" w:color="000000"/>
-              <w:bottom w:val="single" w:sz="6" w:space="0" w:color="000000"/>
-              <w:right w:val="single" w:sz="6" w:space="0" w:color="000000"/>
-            </w:tcBorders>
-            <w:shd w:val="clear" w:color="auto" w:fill="E5E5E5"/>
+              <w:top w:val="single" w:color="000000" w:themeColor="text1" w:sz="6" w:space="0"/>
+              <w:left w:val="single" w:color="000000" w:themeColor="text1" w:sz="6" w:space="0"/>
+              <w:bottom w:val="single" w:color="000000" w:themeColor="text1" w:sz="6" w:space="0"/>
+              <w:right w:val="single" w:color="000000" w:themeColor="text1" w:sz="6" w:space="0"/>
+            </w:tcBorders>
+            <w:shd w:val="clear" w:color="auto" w:fill="E5E5E5"/>
+            <w:tcMar/>
           </w:tcPr>
           <w:p>
             <w:pPr>
@@ -1078,11 +1176,12 @@
           <w:tcPr>
             <w:tcW w:w="1275" w:type="dxa"/>
             <w:tcBorders>
-              <w:top w:val="single" w:sz="6" w:space="0" w:color="000000"/>
-              <w:left w:val="single" w:sz="6" w:space="0" w:color="000000"/>
-              <w:bottom w:val="single" w:sz="6" w:space="0" w:color="000000"/>
-            </w:tcBorders>
-            <w:shd w:val="clear" w:color="auto" w:fill="E5E5E5"/>
+              <w:top w:val="single" w:color="000000" w:themeColor="text1" w:sz="6" w:space="0"/>
+              <w:left w:val="single" w:color="000000" w:themeColor="text1" w:sz="6" w:space="0"/>
+              <w:bottom w:val="single" w:color="000000" w:themeColor="text1" w:sz="6" w:space="0"/>
+            </w:tcBorders>
+            <w:shd w:val="clear" w:color="auto" w:fill="E5E5E5"/>
+            <w:tcMar/>
           </w:tcPr>
           <w:p>
             <w:pPr>
@@ -1099,11 +1198,12 @@
           <w:tcPr>
             <w:tcW w:w="1083" w:type="dxa"/>
             <w:tcBorders>
-              <w:top w:val="single" w:sz="6" w:space="0" w:color="000000"/>
-              <w:left w:val="single" w:sz="6" w:space="0" w:color="000000"/>
-              <w:bottom w:val="single" w:sz="6" w:space="0" w:color="000000"/>
-            </w:tcBorders>
-            <w:shd w:val="clear" w:color="auto" w:fill="E5E5E5"/>
+              <w:top w:val="single" w:color="000000" w:themeColor="text1" w:sz="6" w:space="0"/>
+              <w:left w:val="single" w:color="000000" w:themeColor="text1" w:sz="6" w:space="0"/>
+              <w:bottom w:val="single" w:color="000000" w:themeColor="text1" w:sz="6" w:space="0"/>
+            </w:tcBorders>
+            <w:shd w:val="clear" w:color="auto" w:fill="E5E5E5"/>
+            <w:tcMar/>
           </w:tcPr>
           <w:p>
             <w:pPr>
@@ -1119,11 +1219,12 @@
           <w:tcPr>
             <w:tcW w:w="3813" w:type="dxa"/>
             <w:tcBorders>
-              <w:top w:val="single" w:sz="6" w:space="0" w:color="000000"/>
-              <w:left w:val="single" w:sz="6" w:space="0" w:color="000000"/>
-              <w:bottom w:val="single" w:sz="6" w:space="0" w:color="000000"/>
-            </w:tcBorders>
-            <w:shd w:val="clear" w:color="auto" w:fill="E5E5E5"/>
+              <w:top w:val="single" w:color="000000" w:themeColor="text1" w:sz="6" w:space="0"/>
+              <w:left w:val="single" w:color="000000" w:themeColor="text1" w:sz="6" w:space="0"/>
+              <w:bottom w:val="single" w:color="000000" w:themeColor="text1" w:sz="6" w:space="0"/>
+            </w:tcBorders>
+            <w:shd w:val="clear" w:color="auto" w:fill="E5E5E5"/>
+            <w:tcMar/>
           </w:tcPr>
           <w:p>
             <w:pPr>
@@ -1139,12 +1240,13 @@
           <w:tcPr>
             <w:tcW w:w="2591" w:type="dxa"/>
             <w:tcBorders>
-              <w:top w:val="single" w:sz="6" w:space="0" w:color="000000"/>
-              <w:left w:val="single" w:sz="6" w:space="0" w:color="000000"/>
-              <w:bottom w:val="single" w:sz="6" w:space="0" w:color="000000"/>
-              <w:right w:val="single" w:sz="6" w:space="0" w:color="000000"/>
-            </w:tcBorders>
-            <w:shd w:val="clear" w:color="auto" w:fill="E5E5E5"/>
+              <w:top w:val="single" w:color="000000" w:themeColor="text1" w:sz="6" w:space="0"/>
+              <w:left w:val="single" w:color="000000" w:themeColor="text1" w:sz="6" w:space="0"/>
+              <w:bottom w:val="single" w:color="000000" w:themeColor="text1" w:sz="6" w:space="0"/>
+              <w:right w:val="single" w:color="000000" w:themeColor="text1" w:sz="6" w:space="0"/>
+            </w:tcBorders>
+            <w:shd w:val="clear" w:color="auto" w:fill="E5E5E5"/>
+            <w:tcMar/>
           </w:tcPr>
           <w:p>
             <w:pPr>
@@ -1162,11 +1264,12 @@
           <w:tcPr>
             <w:tcW w:w="1275" w:type="dxa"/>
             <w:tcBorders>
-              <w:top w:val="single" w:sz="6" w:space="0" w:color="000000"/>
-              <w:left w:val="single" w:sz="6" w:space="0" w:color="000000"/>
-              <w:bottom w:val="single" w:sz="6" w:space="0" w:color="000000"/>
-            </w:tcBorders>
-            <w:shd w:val="clear" w:color="auto" w:fill="E5E5E5"/>
+              <w:top w:val="single" w:color="000000" w:themeColor="text1" w:sz="6" w:space="0"/>
+              <w:left w:val="single" w:color="000000" w:themeColor="text1" w:sz="6" w:space="0"/>
+              <w:bottom w:val="single" w:color="000000" w:themeColor="text1" w:sz="6" w:space="0"/>
+            </w:tcBorders>
+            <w:shd w:val="clear" w:color="auto" w:fill="E5E5E5"/>
+            <w:tcMar/>
           </w:tcPr>
           <w:p>
             <w:pPr>
@@ -1183,11 +1286,12 @@
           <w:tcPr>
             <w:tcW w:w="1083" w:type="dxa"/>
             <w:tcBorders>
-              <w:top w:val="single" w:sz="6" w:space="0" w:color="000000"/>
-              <w:left w:val="single" w:sz="6" w:space="0" w:color="000000"/>
-              <w:bottom w:val="single" w:sz="6" w:space="0" w:color="000000"/>
-            </w:tcBorders>
-            <w:shd w:val="clear" w:color="auto" w:fill="E5E5E5"/>
+              <w:top w:val="single" w:color="000000" w:themeColor="text1" w:sz="6" w:space="0"/>
+              <w:left w:val="single" w:color="000000" w:themeColor="text1" w:sz="6" w:space="0"/>
+              <w:bottom w:val="single" w:color="000000" w:themeColor="text1" w:sz="6" w:space="0"/>
+            </w:tcBorders>
+            <w:shd w:val="clear" w:color="auto" w:fill="E5E5E5"/>
+            <w:tcMar/>
           </w:tcPr>
           <w:p>
             <w:pPr>
@@ -1203,11 +1307,12 @@
           <w:tcPr>
             <w:tcW w:w="3813" w:type="dxa"/>
             <w:tcBorders>
-              <w:top w:val="single" w:sz="6" w:space="0" w:color="000000"/>
-              <w:left w:val="single" w:sz="6" w:space="0" w:color="000000"/>
-              <w:bottom w:val="single" w:sz="6" w:space="0" w:color="000000"/>
-            </w:tcBorders>
-            <w:shd w:val="clear" w:color="auto" w:fill="E5E5E5"/>
+              <w:top w:val="single" w:color="000000" w:themeColor="text1" w:sz="6" w:space="0"/>
+              <w:left w:val="single" w:color="000000" w:themeColor="text1" w:sz="6" w:space="0"/>
+              <w:bottom w:val="single" w:color="000000" w:themeColor="text1" w:sz="6" w:space="0"/>
+            </w:tcBorders>
+            <w:shd w:val="clear" w:color="auto" w:fill="E5E5E5"/>
+            <w:tcMar/>
           </w:tcPr>
           <w:p>
             <w:pPr>
@@ -1223,12 +1328,13 @@
           <w:tcPr>
             <w:tcW w:w="2591" w:type="dxa"/>
             <w:tcBorders>
-              <w:top w:val="single" w:sz="6" w:space="0" w:color="000000"/>
-              <w:left w:val="single" w:sz="6" w:space="0" w:color="000000"/>
-              <w:bottom w:val="single" w:sz="6" w:space="0" w:color="000000"/>
-              <w:right w:val="single" w:sz="6" w:space="0" w:color="000000"/>
-            </w:tcBorders>
-            <w:shd w:val="clear" w:color="auto" w:fill="E5E5E5"/>
+              <w:top w:val="single" w:color="000000" w:themeColor="text1" w:sz="6" w:space="0"/>
+              <w:left w:val="single" w:color="000000" w:themeColor="text1" w:sz="6" w:space="0"/>
+              <w:bottom w:val="single" w:color="000000" w:themeColor="text1" w:sz="6" w:space="0"/>
+              <w:right w:val="single" w:color="000000" w:themeColor="text1" w:sz="6" w:space="0"/>
+            </w:tcBorders>
+            <w:shd w:val="clear" w:color="auto" w:fill="E5E5E5"/>
+            <w:tcMar/>
           </w:tcPr>
           <w:p>
             <w:pPr>
@@ -1246,11 +1352,12 @@
           <w:tcPr>
             <w:tcW w:w="1275" w:type="dxa"/>
             <w:tcBorders>
-              <w:top w:val="single" w:sz="6" w:space="0" w:color="000000"/>
-              <w:left w:val="single" w:sz="6" w:space="0" w:color="000000"/>
-              <w:bottom w:val="single" w:sz="6" w:space="0" w:color="000000"/>
-            </w:tcBorders>
-            <w:shd w:val="clear" w:color="auto" w:fill="E5E5E5"/>
+              <w:top w:val="single" w:color="000000" w:themeColor="text1" w:sz="6" w:space="0"/>
+              <w:left w:val="single" w:color="000000" w:themeColor="text1" w:sz="6" w:space="0"/>
+              <w:bottom w:val="single" w:color="000000" w:themeColor="text1" w:sz="6" w:space="0"/>
+            </w:tcBorders>
+            <w:shd w:val="clear" w:color="auto" w:fill="E5E5E5"/>
+            <w:tcMar/>
           </w:tcPr>
           <w:p>
             <w:pPr>
@@ -1267,11 +1374,12 @@
           <w:tcPr>
             <w:tcW w:w="1083" w:type="dxa"/>
             <w:tcBorders>
-              <w:top w:val="single" w:sz="6" w:space="0" w:color="000000"/>
-              <w:left w:val="single" w:sz="6" w:space="0" w:color="000000"/>
-              <w:bottom w:val="single" w:sz="6" w:space="0" w:color="000000"/>
-            </w:tcBorders>
-            <w:shd w:val="clear" w:color="auto" w:fill="E5E5E5"/>
+              <w:top w:val="single" w:color="000000" w:themeColor="text1" w:sz="6" w:space="0"/>
+              <w:left w:val="single" w:color="000000" w:themeColor="text1" w:sz="6" w:space="0"/>
+              <w:bottom w:val="single" w:color="000000" w:themeColor="text1" w:sz="6" w:space="0"/>
+            </w:tcBorders>
+            <w:shd w:val="clear" w:color="auto" w:fill="E5E5E5"/>
+            <w:tcMar/>
           </w:tcPr>
           <w:p>
             <w:pPr>
@@ -1287,11 +1395,12 @@
           <w:tcPr>
             <w:tcW w:w="3813" w:type="dxa"/>
             <w:tcBorders>
-              <w:top w:val="single" w:sz="6" w:space="0" w:color="000000"/>
-              <w:left w:val="single" w:sz="6" w:space="0" w:color="000000"/>
-              <w:bottom w:val="single" w:sz="6" w:space="0" w:color="000000"/>
-            </w:tcBorders>
-            <w:shd w:val="clear" w:color="auto" w:fill="E5E5E5"/>
+              <w:top w:val="single" w:color="000000" w:themeColor="text1" w:sz="6" w:space="0"/>
+              <w:left w:val="single" w:color="000000" w:themeColor="text1" w:sz="6" w:space="0"/>
+              <w:bottom w:val="single" w:color="000000" w:themeColor="text1" w:sz="6" w:space="0"/>
+            </w:tcBorders>
+            <w:shd w:val="clear" w:color="auto" w:fill="E5E5E5"/>
+            <w:tcMar/>
           </w:tcPr>
           <w:p>
             <w:pPr>
@@ -1307,12 +1416,13 @@
           <w:tcPr>
             <w:tcW w:w="2591" w:type="dxa"/>
             <w:tcBorders>
-              <w:top w:val="single" w:sz="6" w:space="0" w:color="000000"/>
-              <w:left w:val="single" w:sz="6" w:space="0" w:color="000000"/>
-              <w:bottom w:val="single" w:sz="6" w:space="0" w:color="000000"/>
-              <w:right w:val="single" w:sz="6" w:space="0" w:color="000000"/>
-            </w:tcBorders>
-            <w:shd w:val="clear" w:color="auto" w:fill="E5E5E5"/>
+              <w:top w:val="single" w:color="000000" w:themeColor="text1" w:sz="6" w:space="0"/>
+              <w:left w:val="single" w:color="000000" w:themeColor="text1" w:sz="6" w:space="0"/>
+              <w:bottom w:val="single" w:color="000000" w:themeColor="text1" w:sz="6" w:space="0"/>
+              <w:right w:val="single" w:color="000000" w:themeColor="text1" w:sz="6" w:space="0"/>
+            </w:tcBorders>
+            <w:shd w:val="clear" w:color="auto" w:fill="E5E5E5"/>
+            <w:tcMar/>
           </w:tcPr>
           <w:p>
             <w:pPr>
@@ -1330,11 +1440,12 @@
           <w:tcPr>
             <w:tcW w:w="1275" w:type="dxa"/>
             <w:tcBorders>
-              <w:top w:val="single" w:sz="6" w:space="0" w:color="000000"/>
-              <w:left w:val="single" w:sz="6" w:space="0" w:color="000000"/>
-              <w:bottom w:val="single" w:sz="6" w:space="0" w:color="000000"/>
-            </w:tcBorders>
-            <w:shd w:val="clear" w:color="auto" w:fill="E5E5E5"/>
+              <w:top w:val="single" w:color="000000" w:themeColor="text1" w:sz="6" w:space="0"/>
+              <w:left w:val="single" w:color="000000" w:themeColor="text1" w:sz="6" w:space="0"/>
+              <w:bottom w:val="single" w:color="000000" w:themeColor="text1" w:sz="6" w:space="0"/>
+            </w:tcBorders>
+            <w:shd w:val="clear" w:color="auto" w:fill="E5E5E5"/>
+            <w:tcMar/>
           </w:tcPr>
           <w:p>
             <w:pPr>
@@ -1351,11 +1462,12 @@
           <w:tcPr>
             <w:tcW w:w="1083" w:type="dxa"/>
             <w:tcBorders>
-              <w:top w:val="single" w:sz="6" w:space="0" w:color="000000"/>
-              <w:left w:val="single" w:sz="6" w:space="0" w:color="000000"/>
-              <w:bottom w:val="single" w:sz="6" w:space="0" w:color="000000"/>
-            </w:tcBorders>
-            <w:shd w:val="clear" w:color="auto" w:fill="E5E5E5"/>
+              <w:top w:val="single" w:color="000000" w:themeColor="text1" w:sz="6" w:space="0"/>
+              <w:left w:val="single" w:color="000000" w:themeColor="text1" w:sz="6" w:space="0"/>
+              <w:bottom w:val="single" w:color="000000" w:themeColor="text1" w:sz="6" w:space="0"/>
+            </w:tcBorders>
+            <w:shd w:val="clear" w:color="auto" w:fill="E5E5E5"/>
+            <w:tcMar/>
           </w:tcPr>
           <w:p>
             <w:pPr>
@@ -1371,11 +1483,12 @@
           <w:tcPr>
             <w:tcW w:w="3813" w:type="dxa"/>
             <w:tcBorders>
-              <w:top w:val="single" w:sz="6" w:space="0" w:color="000000"/>
-              <w:left w:val="single" w:sz="6" w:space="0" w:color="000000"/>
-              <w:bottom w:val="single" w:sz="6" w:space="0" w:color="000000"/>
-            </w:tcBorders>
-            <w:shd w:val="clear" w:color="auto" w:fill="E5E5E5"/>
+              <w:top w:val="single" w:color="000000" w:themeColor="text1" w:sz="6" w:space="0"/>
+              <w:left w:val="single" w:color="000000" w:themeColor="text1" w:sz="6" w:space="0"/>
+              <w:bottom w:val="single" w:color="000000" w:themeColor="text1" w:sz="6" w:space="0"/>
+            </w:tcBorders>
+            <w:shd w:val="clear" w:color="auto" w:fill="E5E5E5"/>
+            <w:tcMar/>
           </w:tcPr>
           <w:p>
             <w:pPr>
@@ -1391,12 +1504,13 @@
           <w:tcPr>
             <w:tcW w:w="2591" w:type="dxa"/>
             <w:tcBorders>
-              <w:top w:val="single" w:sz="6" w:space="0" w:color="000000"/>
-              <w:left w:val="single" w:sz="6" w:space="0" w:color="000000"/>
-              <w:bottom w:val="single" w:sz="6" w:space="0" w:color="000000"/>
-              <w:right w:val="single" w:sz="6" w:space="0" w:color="000000"/>
-            </w:tcBorders>
-            <w:shd w:val="clear" w:color="auto" w:fill="E5E5E5"/>
+              <w:top w:val="single" w:color="000000" w:themeColor="text1" w:sz="6" w:space="0"/>
+              <w:left w:val="single" w:color="000000" w:themeColor="text1" w:sz="6" w:space="0"/>
+              <w:bottom w:val="single" w:color="000000" w:themeColor="text1" w:sz="6" w:space="0"/>
+              <w:right w:val="single" w:color="000000" w:themeColor="text1" w:sz="6" w:space="0"/>
+            </w:tcBorders>
+            <w:shd w:val="clear" w:color="auto" w:fill="E5E5E5"/>
+            <w:tcMar/>
           </w:tcPr>
           <w:p>
             <w:pPr>
@@ -1414,11 +1528,12 @@
           <w:tcPr>
             <w:tcW w:w="1275" w:type="dxa"/>
             <w:tcBorders>
-              <w:top w:val="single" w:sz="6" w:space="0" w:color="000000"/>
-              <w:left w:val="single" w:sz="6" w:space="0" w:color="000000"/>
-              <w:bottom w:val="single" w:sz="6" w:space="0" w:color="000000"/>
-            </w:tcBorders>
-            <w:shd w:val="clear" w:color="auto" w:fill="E5E5E5"/>
+              <w:top w:val="single" w:color="000000" w:themeColor="text1" w:sz="6" w:space="0"/>
+              <w:left w:val="single" w:color="000000" w:themeColor="text1" w:sz="6" w:space="0"/>
+              <w:bottom w:val="single" w:color="000000" w:themeColor="text1" w:sz="6" w:space="0"/>
+            </w:tcBorders>
+            <w:shd w:val="clear" w:color="auto" w:fill="E5E5E5"/>
+            <w:tcMar/>
           </w:tcPr>
           <w:p>
             <w:pPr>
@@ -1435,11 +1550,12 @@
           <w:tcPr>
             <w:tcW w:w="1083" w:type="dxa"/>
             <w:tcBorders>
-              <w:top w:val="single" w:sz="6" w:space="0" w:color="000000"/>
-              <w:left w:val="single" w:sz="6" w:space="0" w:color="000000"/>
-              <w:bottom w:val="single" w:sz="6" w:space="0" w:color="000000"/>
-            </w:tcBorders>
-            <w:shd w:val="clear" w:color="auto" w:fill="E5E5E5"/>
+              <w:top w:val="single" w:color="000000" w:themeColor="text1" w:sz="6" w:space="0"/>
+              <w:left w:val="single" w:color="000000" w:themeColor="text1" w:sz="6" w:space="0"/>
+              <w:bottom w:val="single" w:color="000000" w:themeColor="text1" w:sz="6" w:space="0"/>
+            </w:tcBorders>
+            <w:shd w:val="clear" w:color="auto" w:fill="E5E5E5"/>
+            <w:tcMar/>
           </w:tcPr>
           <w:p>
             <w:pPr>
@@ -1455,11 +1571,12 @@
           <w:tcPr>
             <w:tcW w:w="3813" w:type="dxa"/>
             <w:tcBorders>
-              <w:top w:val="single" w:sz="6" w:space="0" w:color="000000"/>
-              <w:left w:val="single" w:sz="6" w:space="0" w:color="000000"/>
-              <w:bottom w:val="single" w:sz="6" w:space="0" w:color="000000"/>
-            </w:tcBorders>
-            <w:shd w:val="clear" w:color="auto" w:fill="E5E5E5"/>
+              <w:top w:val="single" w:color="000000" w:themeColor="text1" w:sz="6" w:space="0"/>
+              <w:left w:val="single" w:color="000000" w:themeColor="text1" w:sz="6" w:space="0"/>
+              <w:bottom w:val="single" w:color="000000" w:themeColor="text1" w:sz="6" w:space="0"/>
+            </w:tcBorders>
+            <w:shd w:val="clear" w:color="auto" w:fill="E5E5E5"/>
+            <w:tcMar/>
           </w:tcPr>
           <w:p>
             <w:pPr>
@@ -1475,12 +1592,13 @@
           <w:tcPr>
             <w:tcW w:w="2591" w:type="dxa"/>
             <w:tcBorders>
-              <w:top w:val="single" w:sz="6" w:space="0" w:color="000000"/>
-              <w:left w:val="single" w:sz="6" w:space="0" w:color="000000"/>
-              <w:bottom w:val="single" w:sz="6" w:space="0" w:color="000000"/>
-              <w:right w:val="single" w:sz="6" w:space="0" w:color="000000"/>
-            </w:tcBorders>
-            <w:shd w:val="clear" w:color="auto" w:fill="E5E5E5"/>
+              <w:top w:val="single" w:color="000000" w:themeColor="text1" w:sz="6" w:space="0"/>
+              <w:left w:val="single" w:color="000000" w:themeColor="text1" w:sz="6" w:space="0"/>
+              <w:bottom w:val="single" w:color="000000" w:themeColor="text1" w:sz="6" w:space="0"/>
+              <w:right w:val="single" w:color="000000" w:themeColor="text1" w:sz="6" w:space="0"/>
+            </w:tcBorders>
+            <w:shd w:val="clear" w:color="auto" w:fill="E5E5E5"/>
+            <w:tcMar/>
           </w:tcPr>
           <w:p>
             <w:pPr>
@@ -1498,11 +1616,12 @@
           <w:tcPr>
             <w:tcW w:w="1275" w:type="dxa"/>
             <w:tcBorders>
-              <w:top w:val="single" w:sz="6" w:space="0" w:color="000000"/>
-              <w:left w:val="single" w:sz="6" w:space="0" w:color="000000"/>
-              <w:bottom w:val="single" w:sz="6" w:space="0" w:color="000000"/>
-            </w:tcBorders>
-            <w:shd w:val="clear" w:color="auto" w:fill="E5E5E5"/>
+              <w:top w:val="single" w:color="000000" w:themeColor="text1" w:sz="6" w:space="0"/>
+              <w:left w:val="single" w:color="000000" w:themeColor="text1" w:sz="6" w:space="0"/>
+              <w:bottom w:val="single" w:color="000000" w:themeColor="text1" w:sz="6" w:space="0"/>
+            </w:tcBorders>
+            <w:shd w:val="clear" w:color="auto" w:fill="E5E5E5"/>
+            <w:tcMar/>
           </w:tcPr>
           <w:p>
             <w:pPr>
@@ -1519,11 +1638,12 @@
           <w:tcPr>
             <w:tcW w:w="1083" w:type="dxa"/>
             <w:tcBorders>
-              <w:top w:val="single" w:sz="6" w:space="0" w:color="000000"/>
-              <w:left w:val="single" w:sz="6" w:space="0" w:color="000000"/>
-              <w:bottom w:val="single" w:sz="6" w:space="0" w:color="000000"/>
-            </w:tcBorders>
-            <w:shd w:val="clear" w:color="auto" w:fill="E5E5E5"/>
+              <w:top w:val="single" w:color="000000" w:themeColor="text1" w:sz="6" w:space="0"/>
+              <w:left w:val="single" w:color="000000" w:themeColor="text1" w:sz="6" w:space="0"/>
+              <w:bottom w:val="single" w:color="000000" w:themeColor="text1" w:sz="6" w:space="0"/>
+            </w:tcBorders>
+            <w:shd w:val="clear" w:color="auto" w:fill="E5E5E5"/>
+            <w:tcMar/>
           </w:tcPr>
           <w:p>
             <w:pPr>
@@ -1539,11 +1659,12 @@
           <w:tcPr>
             <w:tcW w:w="3813" w:type="dxa"/>
             <w:tcBorders>
-              <w:top w:val="single" w:sz="6" w:space="0" w:color="000000"/>
-              <w:left w:val="single" w:sz="6" w:space="0" w:color="000000"/>
-              <w:bottom w:val="single" w:sz="6" w:space="0" w:color="000000"/>
-            </w:tcBorders>
-            <w:shd w:val="clear" w:color="auto" w:fill="E5E5E5"/>
+              <w:top w:val="single" w:color="000000" w:themeColor="text1" w:sz="6" w:space="0"/>
+              <w:left w:val="single" w:color="000000" w:themeColor="text1" w:sz="6" w:space="0"/>
+              <w:bottom w:val="single" w:color="000000" w:themeColor="text1" w:sz="6" w:space="0"/>
+            </w:tcBorders>
+            <w:shd w:val="clear" w:color="auto" w:fill="E5E5E5"/>
+            <w:tcMar/>
           </w:tcPr>
           <w:p>
             <w:pPr>
@@ -1559,12 +1680,13 @@
           <w:tcPr>
             <w:tcW w:w="2591" w:type="dxa"/>
             <w:tcBorders>
-              <w:top w:val="single" w:sz="6" w:space="0" w:color="000000"/>
-              <w:left w:val="single" w:sz="6" w:space="0" w:color="000000"/>
-              <w:bottom w:val="single" w:sz="6" w:space="0" w:color="000000"/>
-              <w:right w:val="single" w:sz="6" w:space="0" w:color="000000"/>
-            </w:tcBorders>
-            <w:shd w:val="clear" w:color="auto" w:fill="E5E5E5"/>
+              <w:top w:val="single" w:color="000000" w:themeColor="text1" w:sz="6" w:space="0"/>
+              <w:left w:val="single" w:color="000000" w:themeColor="text1" w:sz="6" w:space="0"/>
+              <w:bottom w:val="single" w:color="000000" w:themeColor="text1" w:sz="6" w:space="0"/>
+              <w:right w:val="single" w:color="000000" w:themeColor="text1" w:sz="6" w:space="0"/>
+            </w:tcBorders>
+            <w:shd w:val="clear" w:color="auto" w:fill="E5E5E5"/>
+            <w:tcMar/>
           </w:tcPr>
           <w:p>
             <w:pPr>
@@ -1582,11 +1704,12 @@
           <w:tcPr>
             <w:tcW w:w="1275" w:type="dxa"/>
             <w:tcBorders>
-              <w:top w:val="single" w:sz="6" w:space="0" w:color="000000"/>
-              <w:left w:val="single" w:sz="6" w:space="0" w:color="000000"/>
-              <w:bottom w:val="single" w:sz="6" w:space="0" w:color="000000"/>
-            </w:tcBorders>
-            <w:shd w:val="clear" w:color="auto" w:fill="E5E5E5"/>
+              <w:top w:val="single" w:color="000000" w:themeColor="text1" w:sz="6" w:space="0"/>
+              <w:left w:val="single" w:color="000000" w:themeColor="text1" w:sz="6" w:space="0"/>
+              <w:bottom w:val="single" w:color="000000" w:themeColor="text1" w:sz="6" w:space="0"/>
+            </w:tcBorders>
+            <w:shd w:val="clear" w:color="auto" w:fill="E5E5E5"/>
+            <w:tcMar/>
           </w:tcPr>
           <w:p>
             <w:pPr>
@@ -1603,11 +1726,12 @@
           <w:tcPr>
             <w:tcW w:w="1083" w:type="dxa"/>
             <w:tcBorders>
-              <w:top w:val="single" w:sz="6" w:space="0" w:color="000000"/>
-              <w:left w:val="single" w:sz="6" w:space="0" w:color="000000"/>
-              <w:bottom w:val="single" w:sz="6" w:space="0" w:color="000000"/>
-            </w:tcBorders>
-            <w:shd w:val="clear" w:color="auto" w:fill="E5E5E5"/>
+              <w:top w:val="single" w:color="000000" w:themeColor="text1" w:sz="6" w:space="0"/>
+              <w:left w:val="single" w:color="000000" w:themeColor="text1" w:sz="6" w:space="0"/>
+              <w:bottom w:val="single" w:color="000000" w:themeColor="text1" w:sz="6" w:space="0"/>
+            </w:tcBorders>
+            <w:shd w:val="clear" w:color="auto" w:fill="E5E5E5"/>
+            <w:tcMar/>
           </w:tcPr>
           <w:p>
             <w:pPr>
@@ -1623,11 +1747,12 @@
           <w:tcPr>
             <w:tcW w:w="3813" w:type="dxa"/>
             <w:tcBorders>
-              <w:top w:val="single" w:sz="6" w:space="0" w:color="000000"/>
-              <w:left w:val="single" w:sz="6" w:space="0" w:color="000000"/>
-              <w:bottom w:val="single" w:sz="6" w:space="0" w:color="000000"/>
-            </w:tcBorders>
-            <w:shd w:val="clear" w:color="auto" w:fill="E5E5E5"/>
+              <w:top w:val="single" w:color="000000" w:themeColor="text1" w:sz="6" w:space="0"/>
+              <w:left w:val="single" w:color="000000" w:themeColor="text1" w:sz="6" w:space="0"/>
+              <w:bottom w:val="single" w:color="000000" w:themeColor="text1" w:sz="6" w:space="0"/>
+            </w:tcBorders>
+            <w:shd w:val="clear" w:color="auto" w:fill="E5E5E5"/>
+            <w:tcMar/>
           </w:tcPr>
           <w:p>
             <w:pPr>
@@ -1643,12 +1768,13 @@
           <w:tcPr>
             <w:tcW w:w="2591" w:type="dxa"/>
             <w:tcBorders>
-              <w:top w:val="single" w:sz="6" w:space="0" w:color="000000"/>
-              <w:left w:val="single" w:sz="6" w:space="0" w:color="000000"/>
-              <w:bottom w:val="single" w:sz="6" w:space="0" w:color="000000"/>
-              <w:right w:val="single" w:sz="6" w:space="0" w:color="000000"/>
-            </w:tcBorders>
-            <w:shd w:val="clear" w:color="auto" w:fill="E5E5E5"/>
+              <w:top w:val="single" w:color="000000" w:themeColor="text1" w:sz="6" w:space="0"/>
+              <w:left w:val="single" w:color="000000" w:themeColor="text1" w:sz="6" w:space="0"/>
+              <w:bottom w:val="single" w:color="000000" w:themeColor="text1" w:sz="6" w:space="0"/>
+              <w:right w:val="single" w:color="000000" w:themeColor="text1" w:sz="6" w:space="0"/>
+            </w:tcBorders>
+            <w:shd w:val="clear" w:color="auto" w:fill="E5E5E5"/>
+            <w:tcMar/>
           </w:tcPr>
           <w:p>
             <w:pPr>
@@ -1666,11 +1792,12 @@
           <w:tcPr>
             <w:tcW w:w="1275" w:type="dxa"/>
             <w:tcBorders>
-              <w:top w:val="single" w:sz="6" w:space="0" w:color="000000"/>
-              <w:left w:val="single" w:sz="6" w:space="0" w:color="000000"/>
-              <w:bottom w:val="single" w:sz="6" w:space="0" w:color="000000"/>
-            </w:tcBorders>
-            <w:shd w:val="clear" w:color="auto" w:fill="E5E5E5"/>
+              <w:top w:val="single" w:color="000000" w:themeColor="text1" w:sz="6" w:space="0"/>
+              <w:left w:val="single" w:color="000000" w:themeColor="text1" w:sz="6" w:space="0"/>
+              <w:bottom w:val="single" w:color="000000" w:themeColor="text1" w:sz="6" w:space="0"/>
+            </w:tcBorders>
+            <w:shd w:val="clear" w:color="auto" w:fill="E5E5E5"/>
+            <w:tcMar/>
           </w:tcPr>
           <w:p>
             <w:pPr>
@@ -1687,11 +1814,12 @@
           <w:tcPr>
             <w:tcW w:w="1083" w:type="dxa"/>
             <w:tcBorders>
-              <w:top w:val="single" w:sz="6" w:space="0" w:color="000000"/>
-              <w:left w:val="single" w:sz="6" w:space="0" w:color="000000"/>
-              <w:bottom w:val="single" w:sz="6" w:space="0" w:color="000000"/>
-            </w:tcBorders>
-            <w:shd w:val="clear" w:color="auto" w:fill="E5E5E5"/>
+              <w:top w:val="single" w:color="000000" w:themeColor="text1" w:sz="6" w:space="0"/>
+              <w:left w:val="single" w:color="000000" w:themeColor="text1" w:sz="6" w:space="0"/>
+              <w:bottom w:val="single" w:color="000000" w:themeColor="text1" w:sz="6" w:space="0"/>
+            </w:tcBorders>
+            <w:shd w:val="clear" w:color="auto" w:fill="E5E5E5"/>
+            <w:tcMar/>
           </w:tcPr>
           <w:p>
             <w:pPr>
@@ -1707,11 +1835,12 @@
           <w:tcPr>
             <w:tcW w:w="3813" w:type="dxa"/>
             <w:tcBorders>
-              <w:top w:val="single" w:sz="6" w:space="0" w:color="000000"/>
-              <w:left w:val="single" w:sz="6" w:space="0" w:color="000000"/>
-              <w:bottom w:val="single" w:sz="6" w:space="0" w:color="000000"/>
-            </w:tcBorders>
-            <w:shd w:val="clear" w:color="auto" w:fill="E5E5E5"/>
+              <w:top w:val="single" w:color="000000" w:themeColor="text1" w:sz="6" w:space="0"/>
+              <w:left w:val="single" w:color="000000" w:themeColor="text1" w:sz="6" w:space="0"/>
+              <w:bottom w:val="single" w:color="000000" w:themeColor="text1" w:sz="6" w:space="0"/>
+            </w:tcBorders>
+            <w:shd w:val="clear" w:color="auto" w:fill="E5E5E5"/>
+            <w:tcMar/>
           </w:tcPr>
           <w:p>
             <w:pPr>
@@ -1727,12 +1856,13 @@
           <w:tcPr>
             <w:tcW w:w="2591" w:type="dxa"/>
             <w:tcBorders>
-              <w:top w:val="single" w:sz="6" w:space="0" w:color="000000"/>
-              <w:left w:val="single" w:sz="6" w:space="0" w:color="000000"/>
-              <w:bottom w:val="single" w:sz="6" w:space="0" w:color="000000"/>
-              <w:right w:val="single" w:sz="6" w:space="0" w:color="000000"/>
-            </w:tcBorders>
-            <w:shd w:val="clear" w:color="auto" w:fill="E5E5E5"/>
+              <w:top w:val="single" w:color="000000" w:themeColor="text1" w:sz="6" w:space="0"/>
+              <w:left w:val="single" w:color="000000" w:themeColor="text1" w:sz="6" w:space="0"/>
+              <w:bottom w:val="single" w:color="000000" w:themeColor="text1" w:sz="6" w:space="0"/>
+              <w:right w:val="single" w:color="000000" w:themeColor="text1" w:sz="6" w:space="0"/>
+            </w:tcBorders>
+            <w:shd w:val="clear" w:color="auto" w:fill="E5E5E5"/>
+            <w:tcMar/>
           </w:tcPr>
           <w:p>
             <w:pPr>
@@ -1755,7 +1885,7 @@
         <w:sectPr>
           <w:headerReference w:type="default" r:id="rId9"/>
           <w:footerReference w:type="default" r:id="rId10"/>
-          <w:pgSz w:w="12240" w:h="15840"/>
+          <w:pgSz w:w="12240" w:h="15840" w:orient="portrait"/>
           <w:pgMar w:top="1440" w:right="1800" w:bottom="1800" w:left="1800" w:header="720" w:footer="1080" w:gutter="0"/>
           <w:pgNumType w:fmt="lowerRoman"/>
           <w:cols w:space="720"/>
@@ -1781,8 +1911,9 @@
         </w:rPr>
       </w:pPr>
       <w:r>
-        <w:lastRenderedPageBreak/>
         <w:tab/>
+      </w:r>
+      <w:r>
         <w:t>Table of Contents</w:t>
       </w:r>
     </w:p>
@@ -2820,6 +2951,13 @@
           </w:r>
         </w:p>
       </w:sdtContent>
+      <w:sdtEndPr>
+        <w:rPr>
+          <w:b w:val="0"/>
+          <w:bCs w:val="0"/>
+          <w:smallCaps w:val="1"/>
+        </w:rPr>
+      </w:sdtEndPr>
     </w:sdt>
     <w:p>
       <w:pPr>
@@ -2841,10 +2979,9 @@
           <w:numId w:val="2"/>
         </w:numPr>
       </w:pPr>
-      <w:bookmarkStart w:id="2" w:name="__RefHeading___Toc19440719"/>
+      <w:bookmarkStart w:name="__RefHeading___Toc19440719" w:id="2"/>
       <w:bookmarkEnd w:id="2"/>
       <w:r>
-        <w:lastRenderedPageBreak/>
         <w:t>Purpose</w:t>
       </w:r>
     </w:p>
@@ -2853,7 +2990,24 @@
         <w:pStyle w:val="Paragraph2"/>
       </w:pPr>
       <w:r>
-        <w:t>This document outlines the requirements for the Mine Pump Control System (MPC).</w:t>
+        <w:rPr/>
+        <w:t xml:space="preserve">This document outlines the requirements for the </w:t>
+      </w:r>
+      <w:r>
+        <w:rPr/>
+        <w:t>Blackjack Handling System</w:t>
+      </w:r>
+      <w:r>
+        <w:rPr/>
+        <w:t xml:space="preserve"> (</w:t>
+      </w:r>
+      <w:r>
+        <w:rPr/>
+        <w:t>BHS</w:t>
+      </w:r>
+      <w:r>
+        <w:rPr/>
+        <w:t>).</w:t>
       </w:r>
     </w:p>
     <w:p>
@@ -2864,7 +3018,7 @@
           <w:numId w:val="2"/>
         </w:numPr>
       </w:pPr>
-      <w:bookmarkStart w:id="3" w:name="__RefHeading___Toc19440720"/>
+      <w:bookmarkStart w:name="__RefHeading___Toc19440720" w:id="3"/>
       <w:bookmarkEnd w:id="3"/>
       <w:r>
         <w:t>Scope</w:t>
@@ -2875,8 +3029,693 @@
         <w:pStyle w:val="Paragraph2"/>
       </w:pPr>
       <w:r>
-        <w:t>This document will catalog the user, system, and hardware requirements for the MPC system. It will not, however, document how these requirements will be implemented.</w:t>
-      </w:r>
+        <w:rPr/>
+        <w:t xml:space="preserve">This document will catalog the user, system, and hardware requirements for the </w:t>
+      </w:r>
+      <w:r>
+        <w:rPr/>
+        <w:t xml:space="preserve">BHS </w:t>
+      </w:r>
+      <w:r>
+        <w:rPr/>
+        <w:t>system. It will not, however, document how these requirements will be implemented.</w:t>
+      </w:r>
+    </w:p>
+    <w:p>
+      <w:pPr>
+        <w:pStyle w:val="Heading2"/>
+        <w:ind/>
+        <w:rPr/>
+      </w:pPr>
+      <w:bookmarkStart w:name="__RefHeading___Toc19440721" w:id="4"/>
+      <w:bookmarkEnd w:id="4"/>
+      <w:r>
+        <w:rPr/>
+        <w:t>Definitions, Acronyms, Abbreviations</w:t>
+      </w:r>
+    </w:p>
+    <w:p>
+      <w:pPr>
+        <w:pStyle w:val="Paragraph3"/>
+        <w:ind w:left="720" w:firstLine="720"/>
+        <w:rPr>
+          <w:color w:val="7030A0"/>
+        </w:rPr>
+      </w:pPr>
+      <w:r>
+        <w:rPr>
+          <w:color w:val="7030A0"/>
+        </w:rPr>
+        <w:t>Player</w:t>
+      </w:r>
+      <w:r>
+        <w:rPr>
+          <w:color w:val="7030A0"/>
+        </w:rPr>
+        <w:t xml:space="preserve">: A user role that can </w:t>
+      </w:r>
+      <w:r>
+        <w:rPr>
+          <w:color w:val="7030A0"/>
+        </w:rPr>
+        <w:t>participate</w:t>
+      </w:r>
+      <w:r>
+        <w:rPr>
+          <w:color w:val="7030A0"/>
+        </w:rPr>
+        <w:t xml:space="preserve"> in Blackjack games, </w:t>
+      </w:r>
+      <w:r>
+        <w:rPr>
+          <w:color w:val="7030A0"/>
+        </w:rPr>
+        <w:t xml:space="preserve">and </w:t>
+      </w:r>
+      <w:r>
+        <w:rPr>
+          <w:color w:val="7030A0"/>
+        </w:rPr>
+        <w:t>participate</w:t>
+      </w:r>
+      <w:r>
+        <w:rPr>
+          <w:color w:val="7030A0"/>
+        </w:rPr>
+        <w:t xml:space="preserve"> in standard game actions such as betting, hit, stand, and folding</w:t>
+      </w:r>
+      <w:r>
+        <w:rPr>
+          <w:color w:val="7030A0"/>
+        </w:rPr>
+        <w:t>/surrendering</w:t>
+      </w:r>
+    </w:p>
+    <w:p>
+      <w:pPr>
+        <w:pStyle w:val="Paragraph3"/>
+        <w:ind w:left="720" w:firstLine="720"/>
+        <w:rPr>
+          <w:color w:val="7030A0"/>
+        </w:rPr>
+      </w:pPr>
+      <w:r>
+        <w:rPr>
+          <w:color w:val="7030A0"/>
+        </w:rPr>
+        <w:t>Dealer</w:t>
+      </w:r>
+      <w:r>
+        <w:rPr>
+          <w:color w:val="7030A0"/>
+        </w:rPr>
+        <w:t>:</w:t>
+      </w:r>
+      <w:r>
+        <w:rPr>
+          <w:color w:val="7030A0"/>
+        </w:rPr>
+        <w:t xml:space="preserve"> A specialized user role with the added ability to </w:t>
+      </w:r>
+      <w:r>
+        <w:rPr>
+          <w:color w:val="7030A0"/>
+        </w:rPr>
+        <w:t>operate</w:t>
+      </w:r>
+      <w:r>
+        <w:rPr>
+          <w:color w:val="7030A0"/>
+        </w:rPr>
+        <w:t xml:space="preserve"> as a dealer for the games and the configurator of game parameters when creating joinable tables for blackjack, deals cards in accordance to standard blackjack rules</w:t>
+      </w:r>
+    </w:p>
+    <w:p>
+      <w:pPr>
+        <w:pStyle w:val="Paragraph3"/>
+        <w:ind w:left="720" w:firstLine="720"/>
+        <w:rPr>
+          <w:color w:val="7030A0"/>
+        </w:rPr>
+      </w:pPr>
+      <w:r>
+        <w:rPr>
+          <w:color w:val="7030A0"/>
+        </w:rPr>
+        <w:t>Hand</w:t>
+      </w:r>
+      <w:r>
+        <w:rPr>
+          <w:color w:val="7030A0"/>
+        </w:rPr>
+        <w:t>:</w:t>
+      </w:r>
+      <w:r>
+        <w:rPr>
+          <w:color w:val="7030A0"/>
+        </w:rPr>
+        <w:t xml:space="preserve"> A collection of cards assigned to a player or dealer during a round of Blackjack, which changes based on gameplay actions and outcomes</w:t>
+      </w:r>
+    </w:p>
+    <w:p>
+      <w:pPr>
+        <w:pStyle w:val="Paragraph3"/>
+        <w:ind w:left="720" w:firstLine="720"/>
+        <w:rPr>
+          <w:color w:val="7030A0"/>
+        </w:rPr>
+      </w:pPr>
+      <w:r>
+        <w:rPr>
+          <w:color w:val="7030A0"/>
+        </w:rPr>
+        <w:t>Table</w:t>
+      </w:r>
+      <w:r>
+        <w:rPr>
+          <w:color w:val="7030A0"/>
+        </w:rPr>
+        <w:t>: The instance of a game in a lobby, up to six players including the hosting dealer</w:t>
+      </w:r>
+    </w:p>
+    <w:p>
+      <w:pPr>
+        <w:pStyle w:val="Paragraph3"/>
+        <w:ind w:left="720" w:firstLine="720"/>
+        <w:rPr>
+          <w:color w:val="7030A0"/>
+        </w:rPr>
+      </w:pPr>
+      <w:r>
+        <w:rPr>
+          <w:color w:val="7030A0"/>
+        </w:rPr>
+        <w:t xml:space="preserve">Lobby: An area of the Blackjack program </w:t>
+      </w:r>
+      <w:r>
+        <w:rPr>
+          <w:color w:val="7030A0"/>
+        </w:rPr>
+        <w:t>where</w:t>
+      </w:r>
+      <w:r>
+        <w:rPr>
+          <w:color w:val="7030A0"/>
+        </w:rPr>
+        <w:t xml:space="preserve"> tables are viewable for players to join or for dealers to create a table</w:t>
+      </w:r>
+    </w:p>
+    <w:p>
+      <w:pPr>
+        <w:pStyle w:val="Paragraph3"/>
+        <w:ind w:left="720" w:firstLine="720"/>
+        <w:rPr>
+          <w:color w:val="7030A0"/>
+        </w:rPr>
+      </w:pPr>
+      <w:r>
+        <w:rPr>
+          <w:color w:val="7030A0"/>
+        </w:rPr>
+        <w:t>Round: A cycle of player betting and playing in a blackjack game</w:t>
+      </w:r>
+      <w:r>
+        <w:rPr>
+          <w:color w:val="7030A0"/>
+        </w:rPr>
+        <w:t xml:space="preserve"> between the betting and outcome phases</w:t>
+      </w:r>
+    </w:p>
+    <w:p>
+      <w:pPr>
+        <w:pStyle w:val="Paragraph3"/>
+        <w:ind w:left="720" w:firstLine="720"/>
+        <w:rPr>
+          <w:color w:val="7030A0"/>
+        </w:rPr>
+      </w:pPr>
+      <w:r>
+        <w:rPr>
+          <w:color w:val="7030A0"/>
+        </w:rPr>
+        <w:t>Game phase: Distinct phases for player betting, dealing and actions, and outcome</w:t>
+      </w:r>
+    </w:p>
+    <w:p>
+      <w:pPr>
+        <w:pStyle w:val="Paragraph3"/>
+        <w:ind w:left="720" w:firstLine="720"/>
+        <w:rPr>
+          <w:color w:val="7030A0"/>
+        </w:rPr>
+      </w:pPr>
+      <w:r>
+        <w:rPr>
+          <w:color w:val="7030A0"/>
+        </w:rPr>
+        <w:t xml:space="preserve">Payout: A specific outcome for a player to be paid out the </w:t>
+      </w:r>
+      <w:r>
+        <w:rPr>
+          <w:color w:val="7030A0"/>
+        </w:rPr>
+        <w:t>appropriate bet</w:t>
+      </w:r>
+      <w:r>
+        <w:rPr>
+          <w:color w:val="7030A0"/>
+        </w:rPr>
+        <w:t xml:space="preserve"> they won against the dealer</w:t>
+      </w:r>
+    </w:p>
+    <w:p>
+      <w:pPr>
+        <w:pStyle w:val="Paragraph3"/>
+        <w:ind w:left="720" w:firstLine="720"/>
+        <w:rPr>
+          <w:color w:val="7030A0"/>
+        </w:rPr>
+      </w:pPr>
+      <w:r>
+        <w:rPr>
+          <w:color w:val="7030A0"/>
+        </w:rPr>
+        <w:t>Deck</w:t>
+      </w:r>
+      <w:r>
+        <w:rPr>
+          <w:color w:val="7030A0"/>
+        </w:rPr>
+        <w:t xml:space="preserve">: </w:t>
+      </w:r>
+      <w:r>
+        <w:rPr>
+          <w:color w:val="7030A0"/>
+        </w:rPr>
+        <w:t>A standard set of 52 cards used to interact with the gameplay</w:t>
+      </w:r>
+    </w:p>
+    <w:p>
+      <w:pPr>
+        <w:pStyle w:val="Paragraph3"/>
+        <w:ind w:left="720" w:firstLine="720"/>
+        <w:rPr>
+          <w:color w:val="7030A0"/>
+        </w:rPr>
+      </w:pPr>
+      <w:r>
+        <w:rPr>
+          <w:color w:val="7030A0"/>
+        </w:rPr>
+        <w:t xml:space="preserve">Card: </w:t>
+      </w:r>
+      <w:r>
+        <w:rPr>
+          <w:color w:val="7030A0"/>
+        </w:rPr>
+        <w:t>A</w:t>
+      </w:r>
+      <w:r>
+        <w:rPr>
+          <w:color w:val="7030A0"/>
+        </w:rPr>
+        <w:t xml:space="preserve"> singular card from a </w:t>
+      </w:r>
+      <w:r>
+        <w:rPr>
+          <w:color w:val="7030A0"/>
+        </w:rPr>
+        <w:t xml:space="preserve">standard </w:t>
+      </w:r>
+      <w:r>
+        <w:rPr>
+          <w:color w:val="7030A0"/>
+        </w:rPr>
+        <w:t>deck of 52 cards</w:t>
+      </w:r>
+      <w:r>
+        <w:rPr>
+          <w:color w:val="7030A0"/>
+        </w:rPr>
+        <w:t>, categorized by suit and rank value</w:t>
+      </w:r>
+    </w:p>
+    <w:p>
+      <w:pPr>
+        <w:pStyle w:val="Paragraph3"/>
+        <w:ind w:left="720" w:firstLine="720"/>
+        <w:rPr>
+          <w:color w:val="7030A0"/>
+        </w:rPr>
+      </w:pPr>
+      <w:r>
+        <w:rPr>
+          <w:color w:val="7030A0"/>
+        </w:rPr>
+        <w:t>Shoe</w:t>
+      </w:r>
+      <w:r>
+        <w:rPr>
+          <w:color w:val="7030A0"/>
+        </w:rPr>
+        <w:t xml:space="preserve">: A collection </w:t>
+      </w:r>
+      <w:r>
+        <w:rPr>
+          <w:color w:val="7030A0"/>
+        </w:rPr>
+        <w:t>of multiple</w:t>
+      </w:r>
+      <w:r>
+        <w:rPr>
+          <w:color w:val="7030A0"/>
+        </w:rPr>
+        <w:t xml:space="preserve"> </w:t>
+      </w:r>
+      <w:r>
+        <w:rPr>
+          <w:color w:val="7030A0"/>
+        </w:rPr>
+        <w:t>decks used in the Blackjack games</w:t>
+      </w:r>
+    </w:p>
+    <w:p>
+      <w:pPr>
+        <w:pStyle w:val="Paragraph3"/>
+        <w:ind w:left="720" w:firstLine="720"/>
+        <w:rPr>
+          <w:color w:val="7030A0"/>
+        </w:rPr>
+      </w:pPr>
+      <w:r>
+        <w:rPr>
+          <w:color w:val="7030A0"/>
+        </w:rPr>
+        <w:t>Bet</w:t>
+      </w:r>
+      <w:r>
+        <w:rPr>
+          <w:color w:val="7030A0"/>
+        </w:rPr>
+        <w:t xml:space="preserve">: </w:t>
+      </w:r>
+      <w:r>
+        <w:rPr>
+          <w:color w:val="7030A0"/>
+        </w:rPr>
+        <w:t>A</w:t>
+      </w:r>
+      <w:r>
+        <w:rPr>
+          <w:color w:val="7030A0"/>
+        </w:rPr>
+        <w:t xml:space="preserve"> number of credits </w:t>
+      </w:r>
+      <w:r>
+        <w:rPr>
+          <w:color w:val="7030A0"/>
+        </w:rPr>
+        <w:t>submitted</w:t>
+      </w:r>
+      <w:r>
+        <w:rPr>
+          <w:color w:val="7030A0"/>
+        </w:rPr>
+        <w:t xml:space="preserve"> by a player before being dealt hands to start playing the game</w:t>
+      </w:r>
+    </w:p>
+    <w:p>
+      <w:pPr>
+        <w:pStyle w:val="Paragraph3"/>
+        <w:ind w:left="720" w:firstLine="720"/>
+        <w:rPr>
+          <w:color w:val="7030A0"/>
+        </w:rPr>
+      </w:pPr>
+      <w:r>
+        <w:rPr>
+          <w:color w:val="7030A0"/>
+        </w:rPr>
+        <w:t>Timer</w:t>
+      </w:r>
+      <w:r>
+        <w:rPr>
+          <w:color w:val="7030A0"/>
+        </w:rPr>
+        <w:t xml:space="preserve">: </w:t>
+      </w:r>
+      <w:r>
+        <w:rPr>
+          <w:color w:val="7030A0"/>
+        </w:rPr>
+        <w:t xml:space="preserve">A countdown for the time players </w:t>
+      </w:r>
+      <w:r>
+        <w:rPr>
+          <w:color w:val="7030A0"/>
+        </w:rPr>
+        <w:t>have</w:t>
+      </w:r>
+      <w:r>
+        <w:rPr>
+          <w:color w:val="7030A0"/>
+        </w:rPr>
+        <w:t xml:space="preserve"> to </w:t>
+      </w:r>
+      <w:r>
+        <w:rPr>
+          <w:color w:val="7030A0"/>
+        </w:rPr>
+        <w:t>take action</w:t>
+      </w:r>
+      <w:r>
+        <w:rPr>
+          <w:color w:val="7030A0"/>
+        </w:rPr>
+        <w:t xml:space="preserve"> in a round of the game</w:t>
+      </w:r>
+    </w:p>
+    <w:p>
+      <w:pPr>
+        <w:pStyle w:val="Paragraph3"/>
+        <w:ind w:left="720" w:firstLine="720"/>
+        <w:rPr>
+          <w:color w:val="7030A0"/>
+        </w:rPr>
+      </w:pPr>
+      <w:r>
+        <w:rPr>
+          <w:color w:val="7030A0"/>
+        </w:rPr>
+        <w:t>Credits</w:t>
+      </w:r>
+      <w:r>
+        <w:rPr>
+          <w:color w:val="7030A0"/>
+        </w:rPr>
+        <w:t xml:space="preserve">: </w:t>
+      </w:r>
+      <w:r>
+        <w:rPr>
+          <w:color w:val="7030A0"/>
+        </w:rPr>
+        <w:t>Virtual currency with a 1-to-1 conversion with player dollars from their payment method attached to their account, used in bets for games</w:t>
+      </w:r>
+    </w:p>
+    <w:p>
+      <w:pPr>
+        <w:pStyle w:val="Paragraph3"/>
+        <w:ind w:left="720" w:firstLine="720"/>
+        <w:rPr>
+          <w:color w:val="7030A0"/>
+        </w:rPr>
+      </w:pPr>
+      <w:r>
+        <w:rPr>
+          <w:color w:val="7030A0"/>
+        </w:rPr>
+        <w:t>Credit Card (CC)</w:t>
+      </w:r>
+      <w:r>
+        <w:rPr>
+          <w:color w:val="7030A0"/>
+        </w:rPr>
+        <w:t>: A player user’s payment method</w:t>
+      </w:r>
+      <w:r>
+        <w:rPr>
+          <w:color w:val="7030A0"/>
+        </w:rPr>
+        <w:t xml:space="preserve"> for credits</w:t>
+      </w:r>
+    </w:p>
+    <w:p>
+      <w:pPr>
+        <w:pStyle w:val="Paragraph3"/>
+        <w:ind w:left="720" w:firstLine="720"/>
+        <w:rPr>
+          <w:color w:val="7030A0"/>
+        </w:rPr>
+      </w:pPr>
+      <w:r>
+        <w:rPr>
+          <w:color w:val="7030A0"/>
+        </w:rPr>
+        <w:t xml:space="preserve">Blackjack Handling System (BHS): </w:t>
+      </w:r>
+      <w:r>
+        <w:rPr>
+          <w:color w:val="7030A0"/>
+        </w:rPr>
+        <w:t>The software responsible for handling the blackjack game functions and logic, network connectivity for players to the server, as well as player interactions and active games</w:t>
+      </w:r>
+    </w:p>
+    <w:p>
+      <w:pPr>
+        <w:pStyle w:val="Paragraph3"/>
+        <w:ind w:left="720" w:firstLine="720"/>
+        <w:rPr>
+          <w:color w:val="7030A0"/>
+        </w:rPr>
+      </w:pPr>
+      <w:r>
+        <w:rPr>
+          <w:color w:val="7030A0"/>
+        </w:rPr>
+        <w:t xml:space="preserve">Graphical User Interface (GUI): The visual </w:t>
+      </w:r>
+      <w:r>
+        <w:rPr>
+          <w:color w:val="7030A0"/>
+        </w:rPr>
+        <w:t>interface players use to interact with the BHS</w:t>
+      </w:r>
+    </w:p>
+    <w:p>
+      <w:pPr>
+        <w:pStyle w:val="Paragraph3"/>
+        <w:ind w:left="720" w:firstLine="720"/>
+        <w:rPr>
+          <w:color w:val="7030A0"/>
+        </w:rPr>
+      </w:pPr>
+      <w:r>
+        <w:rPr>
+          <w:color w:val="7030A0"/>
+        </w:rPr>
+        <w:t>Server:</w:t>
+      </w:r>
+      <w:r>
+        <w:rPr>
+          <w:color w:val="7030A0"/>
+        </w:rPr>
+        <w:t xml:space="preserve"> The program responsible for allowing multiple client programs to connect, allowing users to play blackjack games against each other over a network connection</w:t>
+      </w:r>
+      <w:r>
+        <w:rPr>
+          <w:color w:val="7030A0"/>
+        </w:rPr>
+        <w:t xml:space="preserve">, receives player actions and </w:t>
+      </w:r>
+      <w:r>
+        <w:rPr>
+          <w:color w:val="7030A0"/>
+        </w:rPr>
+        <w:t>enforces game rules</w:t>
+      </w:r>
+      <w:r>
+        <w:rPr>
+          <w:color w:val="7030A0"/>
+        </w:rPr>
+        <w:t xml:space="preserve"> with network communication between clients</w:t>
+      </w:r>
+    </w:p>
+    <w:p>
+      <w:pPr>
+        <w:pStyle w:val="Paragraph3"/>
+        <w:ind w:left="720" w:firstLine="720"/>
+        <w:rPr>
+          <w:color w:val="7030A0"/>
+        </w:rPr>
+      </w:pPr>
+      <w:r>
+        <w:rPr>
+          <w:color w:val="7030A0"/>
+        </w:rPr>
+        <w:t>Client:</w:t>
+      </w:r>
+      <w:r>
+        <w:rPr>
+          <w:color w:val="7030A0"/>
+        </w:rPr>
+        <w:t xml:space="preserve"> The program used by players to connect to the server program for connection to blackjack games over a network connection</w:t>
+      </w:r>
+      <w:r>
+        <w:rPr>
+          <w:color w:val="7030A0"/>
+        </w:rPr>
+        <w:t xml:space="preserve">, </w:t>
+      </w:r>
+      <w:r>
+        <w:rPr>
+          <w:color w:val="7030A0"/>
+        </w:rPr>
+        <w:t>sends actions to the server</w:t>
+      </w:r>
+    </w:p>
+    <w:p>
+      <w:pPr>
+        <w:pStyle w:val="Paragraph3"/>
+        <w:ind w:left="720" w:firstLine="720"/>
+        <w:rPr>
+          <w:color w:val="7030A0"/>
+        </w:rPr>
+      </w:pPr>
+    </w:p>
+    <w:p>
+      <w:pPr>
+        <w:pStyle w:val="Paragraph3"/>
+        <w:ind w:left="720" w:firstLine="720"/>
+        <w:rPr>
+          <w:color w:val="7030A0"/>
+        </w:rPr>
+      </w:pPr>
+    </w:p>
+    <w:p>
+      <w:pPr>
+        <w:pStyle w:val="Paragraph3"/>
+        <w:ind w:left="720" w:firstLine="720"/>
+        <w:rPr>
+          <w:color w:val="7030A0"/>
+        </w:rPr>
+      </w:pPr>
+    </w:p>
+    <w:p>
+      <w:pPr>
+        <w:pStyle w:val="Paragraph3"/>
+        <w:ind w:left="720" w:firstLine="720"/>
+        <w:rPr>
+          <w:color w:val="7030A0"/>
+        </w:rPr>
+      </w:pPr>
+    </w:p>
+    <w:p>
+      <w:pPr>
+        <w:pStyle w:val="Paragraph3"/>
+        <w:ind w:left="720" w:firstLine="720"/>
+        <w:rPr>
+          <w:color w:val="7030A0"/>
+        </w:rPr>
+      </w:pPr>
+    </w:p>
+    <w:p>
+      <w:pPr>
+        <w:pStyle w:val="Paragraph3"/>
+        <w:ind w:left="720" w:firstLine="720"/>
+        <w:rPr>
+          <w:color w:val="7030A0"/>
+        </w:rPr>
+      </w:pPr>
     </w:p>
     <w:p>
       <w:pPr>
@@ -2886,25 +3725,87 @@
           <w:numId w:val="2"/>
         </w:numPr>
       </w:pPr>
-      <w:bookmarkStart w:id="4" w:name="__RefHeading___Toc19440721"/>
-      <w:bookmarkEnd w:id="4"/>
-      <w:r>
-        <w:t>Definitions, Acronyms, Abbreviations</w:t>
-      </w:r>
-    </w:p>
-    <w:p>
-      <w:pPr>
-        <w:pStyle w:val="Paragraph3"/>
-        <w:ind w:left="720" w:firstLine="720"/>
-        <w:rPr>
-          <w:color w:val="7030A0"/>
-        </w:rPr>
-      </w:pPr>
-      <w:r>
-        <w:rPr>
-          <w:color w:val="7030A0"/>
-        </w:rPr>
-        <w:t>List any acronyms, terms etc. that need to be defined.</w:t>
+      <w:bookmarkStart w:name="__RefHeading___Toc19440722" w:id="5"/>
+      <w:bookmarkEnd w:id="5"/>
+      <w:r>
+        <w:t>References</w:t>
+      </w:r>
+    </w:p>
+    <w:p>
+      <w:pPr>
+        <w:pStyle w:val="Paragraph2"/>
+        <w:rPr>
+          <w:rFonts w:ascii="Calibri" w:hAnsi="Calibri" w:cs="Calibri"/>
+          <w:color w:val="7030A0"/>
+        </w:rPr>
+      </w:pPr>
+      <w:r>
+        <w:rPr>
+          <w:rFonts w:ascii="Calibri" w:hAnsi="Calibri" w:cs="Calibri"/>
+          <w:color w:val="7030A0"/>
+        </w:rPr>
+        <w:t>Use Case Specification Document</w:t>
+      </w:r>
+      <w:r>
+        <w:rPr>
+          <w:rFonts w:ascii="Calibri" w:hAnsi="Calibri" w:cs="Calibri"/>
+        </w:rPr>
+        <w:t xml:space="preserve"> </w:t>
+      </w:r>
+      <w:r>
+        <w:rPr>
+          <w:rFonts w:ascii="Calibri" w:hAnsi="Calibri" w:cs="Calibri"/>
+          <w:color w:val="7030A0"/>
+        </w:rPr>
+        <w:t>– Step 2 in assignment description</w:t>
+      </w:r>
+    </w:p>
+    <w:p>
+      <w:pPr>
+        <w:pStyle w:val="Paragraph2"/>
+        <w:rPr>
+          <w:rFonts w:ascii="Calibri" w:hAnsi="Calibri" w:cs="Calibri"/>
+          <w:color w:val="7030A0"/>
+        </w:rPr>
+      </w:pPr>
+      <w:r>
+        <w:rPr>
+          <w:rFonts w:ascii="Calibri" w:hAnsi="Calibri" w:cs="Calibri"/>
+          <w:color w:val="7030A0"/>
+        </w:rPr>
+        <w:t>UML Use Case Diagrams Document – Step 3 in assignment description</w:t>
+      </w:r>
+    </w:p>
+    <w:p>
+      <w:pPr>
+        <w:pStyle w:val="Paragraph2"/>
+        <w:rPr>
+          <w:rFonts w:ascii="Calibri" w:hAnsi="Calibri" w:cs="Calibri"/>
+          <w:color w:val="7030A0"/>
+        </w:rPr>
+      </w:pPr>
+      <w:r>
+        <w:rPr>
+          <w:rFonts w:ascii="Calibri" w:hAnsi="Calibri" w:cs="Calibri"/>
+          <w:color w:val="7030A0"/>
+        </w:rPr>
+        <w:t>Class Diagrams – Step 5 in assignment description</w:t>
+      </w:r>
+    </w:p>
+    <w:p>
+      <w:pPr>
+        <w:pStyle w:val="Paragraph2"/>
+        <w:rPr>
+          <w:rFonts w:ascii="Calibri" w:hAnsi="Calibri" w:cs="Calibri"/>
+          <w:color w:val="7030A0"/>
+        </w:rPr>
+      </w:pPr>
+      <w:r>
+        <w:rPr>
+          <w:rFonts w:ascii="Calibri" w:hAnsi="Calibri" w:cs="Calibri"/>
+          <w:color w:val="7030A0"/>
+        </w:rPr>
+        <w:t>Sequence Diagrams – Step 6 in assignment description</w:t>
       </w:r>
     </w:p>
     <w:p>
@@ -2915,87 +3816,46 @@
           <w:numId w:val="2"/>
         </w:numPr>
       </w:pPr>
-      <w:bookmarkStart w:id="5" w:name="__RefHeading___Toc19440722"/>
-      <w:bookmarkEnd w:id="5"/>
-      <w:r>
-        <w:t>References</w:t>
-      </w:r>
-    </w:p>
-    <w:p>
-      <w:pPr>
-        <w:pStyle w:val="Paragraph2"/>
-        <w:rPr>
-          <w:rFonts w:ascii="Calibri" w:hAnsi="Calibri" w:cs="Calibri"/>
-          <w:color w:val="7030A0"/>
-        </w:rPr>
-      </w:pPr>
-      <w:r>
-        <w:rPr>
-          <w:rFonts w:ascii="Calibri" w:hAnsi="Calibri" w:cs="Calibri"/>
-          <w:color w:val="7030A0"/>
-        </w:rPr>
-        <w:t>Use Case Specification Document</w:t>
-      </w:r>
-      <w:r>
-        <w:rPr>
-          <w:rFonts w:ascii="Calibri" w:hAnsi="Calibri" w:cs="Calibri"/>
-        </w:rPr>
+      <w:bookmarkStart w:name="__RefHeading___Toc19440723" w:id="6"/>
+      <w:bookmarkEnd w:id="6"/>
+      <w:r>
+        <w:t>Overview</w:t>
+      </w:r>
+    </w:p>
+    <w:p>
+      <w:pPr>
+        <w:pStyle w:val="Normal"/>
+        <w:ind w:left="1440"/>
+      </w:pPr>
+      <w:r>
+        <w:rPr/>
+        <w:t xml:space="preserve">The Blackjack Handling System is designed to </w:t>
+      </w:r>
+      <w:r>
+        <w:rPr/>
+        <w:t>facilitate</w:t>
+      </w:r>
+      <w:r>
+        <w:rPr/>
+        <w:t xml:space="preserve"> multiplayer games of Blackjack. Live players as both regular users and dealer players with privileges to deal cards will be hosted on tables for games. </w:t>
+      </w:r>
+      <w:r>
+        <w:rPr/>
         <w:t xml:space="preserve"> </w:t>
       </w:r>
-      <w:r>
-        <w:rPr>
-          <w:rFonts w:ascii="Calibri" w:hAnsi="Calibri" w:cs="Calibri"/>
-          <w:color w:val="7030A0"/>
-        </w:rPr>
-        <w:t>– Step 2 in assignment description</w:t>
-      </w:r>
-    </w:p>
-    <w:p>
-      <w:pPr>
-        <w:pStyle w:val="Paragraph2"/>
-        <w:rPr>
-          <w:rFonts w:ascii="Calibri" w:hAnsi="Calibri" w:cs="Calibri"/>
-          <w:color w:val="7030A0"/>
-        </w:rPr>
-      </w:pPr>
-      <w:r>
-        <w:rPr>
-          <w:rFonts w:ascii="Calibri" w:hAnsi="Calibri" w:cs="Calibri"/>
-          <w:color w:val="7030A0"/>
-        </w:rPr>
-        <w:t>UML Use Case Diagrams Document – Step 3 in assignment description</w:t>
-      </w:r>
-    </w:p>
-    <w:p>
-      <w:pPr>
-        <w:pStyle w:val="Paragraph2"/>
-        <w:rPr>
-          <w:rFonts w:ascii="Calibri" w:hAnsi="Calibri" w:cs="Calibri"/>
-          <w:color w:val="7030A0"/>
-        </w:rPr>
-      </w:pPr>
-      <w:r>
-        <w:rPr>
-          <w:rFonts w:ascii="Calibri" w:hAnsi="Calibri" w:cs="Calibri"/>
-          <w:color w:val="7030A0"/>
-        </w:rPr>
-        <w:t>Class Diagrams – Step 5 in assignment description</w:t>
-      </w:r>
-    </w:p>
-    <w:p>
-      <w:pPr>
-        <w:pStyle w:val="Paragraph2"/>
-        <w:rPr>
-          <w:rFonts w:ascii="Calibri" w:hAnsi="Calibri" w:cs="Calibri"/>
-          <w:color w:val="7030A0"/>
-        </w:rPr>
-      </w:pPr>
-      <w:r>
-        <w:rPr>
-          <w:rFonts w:ascii="Calibri" w:hAnsi="Calibri" w:cs="Calibri"/>
-          <w:color w:val="7030A0"/>
-        </w:rPr>
-        <w:t>Sequence Diagrams – Step 6 in assignment description</w:t>
+    </w:p>
+    <w:p>
+      <w:pPr>
+        <w:pStyle w:val="Heading1"/>
+        <w:numPr>
+          <w:ilvl w:val="0"/>
+          <w:numId w:val="2"/>
+        </w:numPr>
+      </w:pPr>
+      <w:bookmarkStart w:name="__RefHeading___Toc19440724" w:id="7"/>
+      <w:bookmarkEnd w:id="7"/>
+      <w:r>
+        <w:t>Overall Description</w:t>
       </w:r>
     </w:p>
     <w:p>
@@ -3006,31 +3866,227 @@
           <w:numId w:val="2"/>
         </w:numPr>
       </w:pPr>
-      <w:bookmarkStart w:id="6" w:name="__RefHeading___Toc19440723"/>
-      <w:bookmarkEnd w:id="6"/>
-      <w:r>
-        <w:t>Overview</w:t>
+      <w:bookmarkStart w:name="__RefHeading___Toc19440725" w:id="8"/>
+      <w:bookmarkEnd w:id="8"/>
+      <w:r>
+        <w:t>Product Perspective</w:t>
+      </w:r>
+    </w:p>
+    <w:p>
+      <w:pPr>
+        <w:pStyle w:val="Heading2"/>
+        <w:numPr>
+          <w:ilvl w:val="1"/>
+          <w:numId w:val="2"/>
+        </w:numPr>
+      </w:pPr>
+      <w:bookmarkStart w:name="__RefHeading___Toc19440726" w:id="9"/>
+      <w:bookmarkEnd w:id="9"/>
+      <w:r>
+        <w:t>Product Architecture</w:t>
+      </w:r>
+    </w:p>
+    <w:p>
+      <w:pPr>
+        <w:pStyle w:val="Paragraph2"/>
+        <w:rPr>
+          <w:color w:val="7030A0"/>
+        </w:rPr>
+      </w:pPr>
+      <w:r>
+        <w:rPr>
+          <w:color w:val="7030A0"/>
+        </w:rPr>
+        <w:t xml:space="preserve">The system will be organized into </w:t>
+      </w:r>
+      <w:r>
+        <w:rPr>
+          <w:color w:val="7030A0"/>
+        </w:rPr>
+        <w:t xml:space="preserve">three major modules: the client module, server module, and the </w:t>
+      </w:r>
+      <w:r>
+        <w:rPr>
+          <w:color w:val="7030A0"/>
+        </w:rPr>
+        <w:t>game logic module</w:t>
+      </w:r>
+    </w:p>
+    <w:p>
+      <w:pPr>
+        <w:pStyle w:val="Heading2"/>
+        <w:numPr>
+          <w:ilvl w:val="1"/>
+          <w:numId w:val="2"/>
+        </w:numPr>
+      </w:pPr>
+      <w:bookmarkStart w:name="__RefHeading___Toc19440727" w:id="10"/>
+      <w:bookmarkEnd w:id="10"/>
+      <w:r>
+        <w:t>Product Functionality/Features</w:t>
       </w:r>
     </w:p>
     <w:p>
       <w:pPr>
         <w:ind w:left="1440"/>
       </w:pPr>
-      <w:proofErr w:type="gramStart"/>
-      <w:r>
-        <w:t>The Mine Pump Control System (MPC),</w:t>
-      </w:r>
-      <w:proofErr w:type="gramEnd"/>
-      <w:r>
-        <w:t xml:space="preserve"> is designed to monitor and pump flood water out of </w:t>
-      </w:r>
-      <w:proofErr w:type="gramStart"/>
-      <w:r>
-        <w:t>mine</w:t>
-      </w:r>
-      <w:proofErr w:type="gramEnd"/>
-      <w:r>
-        <w:t xml:space="preserve"> shafts. As underground mining operations take place far below the water table, flooding into mine galleries and shafts is an ever-present danger. </w:t>
+      <w:r>
+        <w:rPr/>
+        <w:t>The high-level features of the system are as follows (see section 3 of this document for more detailed requirements that address these features):</w:t>
+      </w:r>
+      <w:r>
+        <w:rPr/>
+        <w:t xml:space="preserve"> </w:t>
+      </w:r>
+    </w:p>
+    <w:p>
+      <w:pPr>
+        <w:pStyle w:val="Heading2"/>
+        <w:numPr>
+          <w:ilvl w:val="1"/>
+          <w:numId w:val="2"/>
+        </w:numPr>
+      </w:pPr>
+      <w:bookmarkStart w:name="__RefHeading___Toc19440728" w:id="11"/>
+      <w:bookmarkEnd w:id="11"/>
+      <w:r>
+        <w:t>Constraints</w:t>
+      </w:r>
+    </w:p>
+    <w:p>
+      <w:pPr>
+        <w:pStyle w:val="Paragraph2"/>
+        <w:rPr>
+          <w:color w:val="7030A0"/>
+        </w:rPr>
+      </w:pPr>
+      <w:bookmarkStart w:name="REQBV0L32" w:id="12"/>
+      <w:r>
+        <w:rPr>
+          <w:color w:val="7030A0"/>
+        </w:rPr>
+        <w:t xml:space="preserve">List </w:t>
+      </w:r>
+      <w:r>
+        <w:rPr>
+          <w:color w:val="7030A0"/>
+        </w:rPr>
+        <w:t>appropriate constraints</w:t>
+      </w:r>
+      <w:r>
+        <w:rPr>
+          <w:color w:val="7030A0"/>
+        </w:rPr>
+        <w:t>.</w:t>
+      </w:r>
+      <w:bookmarkEnd w:id="12"/>
+    </w:p>
+    <w:p>
+      <w:pPr>
+        <w:pStyle w:val="Paragraph2"/>
+        <w:suppressLineNumbers w:val="0"/>
+        <w:bidi w:val="0"/>
+        <w:spacing w:before="80" w:beforeAutospacing="off" w:after="0" w:afterAutospacing="off" w:line="259" w:lineRule="auto"/>
+        <w:ind w:left="1440" w:right="0"/>
+        <w:jc w:val="both"/>
+        <w:rPr>
+          <w:color w:val="7030A0"/>
+        </w:rPr>
+      </w:pPr>
+    </w:p>
+    <w:p>
+      <w:pPr>
+        <w:pStyle w:val="Heading2"/>
+        <w:numPr>
+          <w:ilvl w:val="1"/>
+          <w:numId w:val="2"/>
+        </w:numPr>
+      </w:pPr>
+      <w:bookmarkStart w:name="__RefHeading___Toc19440729" w:id="13"/>
+      <w:bookmarkEnd w:id="13"/>
+      <w:r>
+        <w:t>Assumptions and Dependencies</w:t>
+      </w:r>
+    </w:p>
+    <w:p>
+      <w:pPr>
+        <w:pStyle w:val="Paragraph2"/>
+        <w:rPr>
+          <w:color w:val="7030A0"/>
+        </w:rPr>
+      </w:pPr>
+      <w:r>
+        <w:rPr>
+          <w:color w:val="7030A0"/>
+        </w:rPr>
+        <w:t>List appropriate assumptions</w:t>
+      </w:r>
+    </w:p>
+    <w:p>
+      <w:pPr>
+        <w:pStyle w:val="Paragraph2"/>
+      </w:pPr>
+      <w:r>
+        <w:rPr>
+          <w:color w:val="7030A0"/>
+        </w:rPr>
+        <w:t>Assumption Example: It is assumed that the maximum number of users at a given time is 15,000.</w:t>
+      </w:r>
+    </w:p>
+    <w:p>
+      <w:pPr>
+        <w:pStyle w:val="Paragraph2"/>
+        <w:rPr>
+          <w:color w:val="7030A0"/>
+        </w:rPr>
+      </w:pPr>
+    </w:p>
+    <w:p>
+      <w:pPr>
+        <w:pStyle w:val="Paragraph2"/>
+        <w:rPr>
+          <w:color w:val="7030A0"/>
+        </w:rPr>
+      </w:pPr>
+      <w:r>
+        <w:rPr>
+          <w:color w:val="7030A0"/>
+        </w:rPr>
+        <w:t>It is assumed that the server will be launched and running before the client programs are launched to join.</w:t>
+      </w:r>
+    </w:p>
+    <w:p>
+      <w:pPr>
+        <w:pStyle w:val="Paragraph2"/>
+        <w:rPr>
+          <w:color w:val="7030A0"/>
+        </w:rPr>
+      </w:pPr>
+    </w:p>
+    <w:p>
+      <w:pPr>
+        <w:pStyle w:val="Paragraph2"/>
+        <w:rPr>
+          <w:color w:val="7030A0"/>
+        </w:rPr>
+      </w:pPr>
+      <w:r>
+        <w:rPr>
+          <w:color w:val="7030A0"/>
+        </w:rPr>
+        <w:t xml:space="preserve">It is assumed that for every game to be hosted there will be a dealer logged in to create and host the table, as well as </w:t>
+      </w:r>
+      <w:r>
+        <w:rPr>
+          <w:color w:val="7030A0"/>
+        </w:rPr>
+        <w:t>facilitate</w:t>
+      </w:r>
+      <w:r>
+        <w:rPr>
+          <w:color w:val="7030A0"/>
+        </w:rPr>
+        <w:t xml:space="preserve"> dealer functions in game.</w:t>
       </w:r>
     </w:p>
     <w:p>
@@ -3041,11 +4097,10 @@
           <w:numId w:val="2"/>
         </w:numPr>
       </w:pPr>
-      <w:bookmarkStart w:id="7" w:name="__RefHeading___Toc19440724"/>
-      <w:bookmarkEnd w:id="7"/>
-      <w:r>
-        <w:lastRenderedPageBreak/>
-        <w:t>Overall Description</w:t>
+      <w:bookmarkStart w:name="__RefHeading___Toc19440730" w:id="14"/>
+      <w:bookmarkEnd w:id="14"/>
+      <w:r>
+        <w:t>Specific Requirements</w:t>
       </w:r>
     </w:p>
     <w:p>
@@ -3056,11 +4111,360 @@
           <w:numId w:val="2"/>
         </w:numPr>
       </w:pPr>
-      <w:bookmarkStart w:id="8" w:name="__RefHeading___Toc19440725"/>
-      <w:bookmarkEnd w:id="8"/>
-      <w:r>
-        <w:t>Product Perspective</w:t>
-      </w:r>
+      <w:bookmarkStart w:name="__RefHeading___Toc19440731" w:id="15"/>
+      <w:bookmarkEnd w:id="15"/>
+      <w:r>
+        <w:t>Functional Requirements</w:t>
+      </w:r>
+    </w:p>
+    <w:p>
+      <w:pPr>
+        <w:pStyle w:val="Heading3"/>
+        <w:numPr>
+          <w:ilvl w:val="2"/>
+          <w:numId w:val="2"/>
+        </w:numPr>
+      </w:pPr>
+      <w:r>
+        <w:t>Common Requirements:</w:t>
+      </w:r>
+    </w:p>
+    <w:p>
+      <w:pPr>
+        <w:pStyle w:val="Paragraph2"/>
+        <w:rPr>
+          <w:color w:val="7030A0"/>
+        </w:rPr>
+      </w:pPr>
+      <w:bookmarkStart w:name="REQBV1E74" w:id="16"/>
+      <w:r>
+        <w:rPr>
+          <w:color w:val="7030A0"/>
+        </w:rPr>
+        <w:t xml:space="preserve">Provide requirements that apply to all components as appropriate. </w:t>
+      </w:r>
+      <w:r>
+        <w:rPr>
+          <w:vanish/>
+          <w:color w:val="7030A0"/>
+        </w:rPr>
+        <w:t xml:space="preserve">SR10 </w:t>
+      </w:r>
+    </w:p>
+    <w:p>
+      <w:pPr>
+        <w:pStyle w:val="Paragraph2"/>
+        <w:rPr>
+          <w:color w:val="7030A0"/>
+        </w:rPr>
+      </w:pPr>
+      <w:r>
+        <w:rPr>
+          <w:color w:val="7030A0"/>
+        </w:rPr>
+        <w:t>Example:</w:t>
+      </w:r>
+    </w:p>
+    <w:p>
+      <w:pPr>
+        <w:pStyle w:val="Paragraph2"/>
+        <w:rPr>
+          <w:color w:val="7030A0"/>
+        </w:rPr>
+      </w:pPr>
+      <w:r>
+        <w:rPr>
+          <w:color w:val="7030A0"/>
+        </w:rPr>
+        <w:t xml:space="preserve">3.1.1.1 </w:t>
+      </w:r>
+      <w:r>
+        <w:rPr>
+          <w:vanish/>
+          <w:color w:val="7030A0"/>
+        </w:rPr>
+        <w:t xml:space="preserve">SR9 </w:t>
+      </w:r>
+      <w:r>
+        <w:rPr>
+          <w:color w:val="7030A0"/>
+        </w:rPr>
+        <w:t>Users should be allowed to log in using their issued id and pin, both of which are alphanumeric strings between 6 and 20 characters in length. </w:t>
+      </w:r>
+      <w:bookmarkEnd w:id="16"/>
+    </w:p>
+    <w:p>
+      <w:pPr>
+        <w:pStyle w:val="Paragraph2"/>
+        <w:rPr>
+          <w:color w:val="7030A0"/>
+        </w:rPr>
+      </w:pPr>
+      <w:bookmarkStart w:name="REQBV3V65" w:id="17"/>
+      <w:r>
+        <w:rPr>
+          <w:color w:val="7030A0"/>
+        </w:rPr>
+        <w:t xml:space="preserve">3.1.1.2 </w:t>
+      </w:r>
+      <w:r>
+        <w:rPr>
+          <w:vanish/>
+          <w:color w:val="7030A0"/>
+        </w:rPr>
+        <w:t xml:space="preserve">SR23 </w:t>
+      </w:r>
+      <w:r>
+        <w:rPr>
+          <w:color w:val="7030A0"/>
+        </w:rPr>
+        <w:t>The system should provide HTML-based help pages on each screen that describe the purpose of each function within the system. </w:t>
+      </w:r>
+      <w:bookmarkEnd w:id="17"/>
+    </w:p>
+    <w:p>
+      <w:pPr>
+        <w:pStyle w:val="Heading3"/>
+        <w:numPr>
+          <w:ilvl w:val="2"/>
+          <w:numId w:val="2"/>
+        </w:numPr>
+      </w:pPr>
+      <w:r>
+        <w:t>_____ Module Requirements:</w:t>
+      </w:r>
+    </w:p>
+    <w:p>
+      <w:pPr>
+        <w:pStyle w:val="Paragraph2"/>
+        <w:rPr>
+          <w:color w:val="7030A0"/>
+        </w:rPr>
+      </w:pPr>
+      <w:bookmarkStart w:name="REQBV1F34" w:id="18"/>
+      <w:r>
+        <w:rPr>
+          <w:color w:val="7030A0"/>
+        </w:rPr>
+        <w:t xml:space="preserve">Provide module specific requirements as appropriate. </w:t>
+      </w:r>
+      <w:r>
+        <w:rPr>
+          <w:vanish/>
+          <w:color w:val="7030A0"/>
+        </w:rPr>
+        <w:t xml:space="preserve">SR10 </w:t>
+      </w:r>
+      <w:bookmarkEnd w:id="18"/>
+    </w:p>
+    <w:p>
+      <w:pPr>
+        <w:pStyle w:val="Paragraph2"/>
+        <w:rPr>
+          <w:color w:val="7030A0"/>
+        </w:rPr>
+      </w:pPr>
+      <w:r>
+        <w:rPr>
+          <w:color w:val="7030A0"/>
+        </w:rPr>
+        <w:t>Example:</w:t>
+      </w:r>
+    </w:p>
+    <w:p>
+      <w:pPr>
+        <w:pStyle w:val="Paragraph2"/>
+        <w:rPr>
+          <w:color w:val="7030A0"/>
+        </w:rPr>
+      </w:pPr>
+      <w:r>
+        <w:rPr>
+          <w:color w:val="7030A0"/>
+        </w:rPr>
+        <w:t xml:space="preserve">3.1.2.1 </w:t>
+      </w:r>
+      <w:r>
+        <w:rPr>
+          <w:vanish/>
+          <w:color w:val="7030A0"/>
+        </w:rPr>
+        <w:t xml:space="preserve">SR9 </w:t>
+      </w:r>
+      <w:r>
+        <w:rPr>
+          <w:color w:val="7030A0"/>
+        </w:rPr>
+        <w:t>Users should be allowed to log in using their issued id and pin, both of which are alphanumeric strings between 6 and 20 characters in length. </w:t>
+      </w:r>
+    </w:p>
+    <w:p>
+      <w:pPr>
+        <w:pStyle w:val="Heading3"/>
+        <w:numPr>
+          <w:ilvl w:val="2"/>
+          <w:numId w:val="2"/>
+        </w:numPr>
+      </w:pPr>
+      <w:r>
+        <w:t>_____ Module Requirements:</w:t>
+      </w:r>
+    </w:p>
+    <w:p>
+      <w:pPr>
+        <w:pStyle w:val="Paragraph2"/>
+        <w:rPr>
+          <w:b/>
+          <w:bCs/>
+        </w:rPr>
+      </w:pPr>
+      <w:bookmarkStart w:name="REQBV2F75" w:id="19"/>
+      <w:r>
+        <w:rPr>
+          <w:color w:val="7030A0"/>
+        </w:rPr>
+        <w:t xml:space="preserve">Provide module specific requirements as appropriate. </w:t>
+      </w:r>
+      <w:r>
+        <w:rPr>
+          <w:vanish/>
+          <w:color w:val="7030A0"/>
+        </w:rPr>
+        <w:t xml:space="preserve">SR10 </w:t>
+      </w:r>
+      <w:bookmarkEnd w:id="19"/>
+      <w:r>
+        <w:rPr>
+          <w:b/>
+          <w:bCs/>
+        </w:rPr>
+        <w:tab/>
+      </w:r>
+    </w:p>
+    <w:p>
+      <w:pPr>
+        <w:pStyle w:val="Paragraph2"/>
+        <w:rPr>
+          <w:color w:val="7030A0"/>
+        </w:rPr>
+      </w:pPr>
+      <w:r>
+        <w:rPr>
+          <w:color w:val="7030A0"/>
+        </w:rPr>
+        <w:t>Example:</w:t>
+      </w:r>
+    </w:p>
+    <w:p>
+      <w:pPr>
+        <w:pStyle w:val="Paragraph2"/>
+        <w:rPr>
+          <w:color w:val="7030A0"/>
+        </w:rPr>
+      </w:pPr>
+      <w:r>
+        <w:rPr>
+          <w:color w:val="7030A0"/>
+        </w:rPr>
+        <w:t xml:space="preserve">3.1.2.1 </w:t>
+      </w:r>
+      <w:r>
+        <w:rPr>
+          <w:vanish/>
+          <w:color w:val="7030A0"/>
+        </w:rPr>
+        <w:t xml:space="preserve">SR9 </w:t>
+      </w:r>
+      <w:r>
+        <w:rPr>
+          <w:color w:val="7030A0"/>
+        </w:rPr>
+        <w:t>Users should be allowed to log in using their issued id and pin, both of which are alphanumeric strings between 6 and 20 characters in length. </w:t>
+      </w:r>
+    </w:p>
+    <w:p>
+      <w:pPr>
+        <w:pStyle w:val="Heading3"/>
+        <w:numPr>
+          <w:ilvl w:val="2"/>
+          <w:numId w:val="2"/>
+        </w:numPr>
+      </w:pPr>
+      <w:r>
+        <w:t>_____ Module Requirements:</w:t>
+      </w:r>
+    </w:p>
+    <w:p>
+      <w:pPr>
+        <w:pStyle w:val="Paragraph2"/>
+        <w:rPr>
+          <w:color w:val="7030A0"/>
+        </w:rPr>
+      </w:pPr>
+      <w:bookmarkStart w:name="REQBV2YM5" w:id="20"/>
+      <w:r>
+        <w:rPr>
+          <w:color w:val="7030A0"/>
+        </w:rPr>
+        <w:t xml:space="preserve">Provide module specific requirements as appropriate. </w:t>
+      </w:r>
+      <w:r>
+        <w:rPr>
+          <w:vanish/>
+          <w:color w:val="7030A0"/>
+        </w:rPr>
+        <w:t xml:space="preserve">SR10 </w:t>
+      </w:r>
+      <w:bookmarkEnd w:id="20"/>
+    </w:p>
+    <w:p>
+      <w:pPr>
+        <w:pStyle w:val="Paragraph2"/>
+        <w:rPr>
+          <w:color w:val="7030A0"/>
+        </w:rPr>
+      </w:pPr>
+      <w:r>
+        <w:rPr>
+          <w:color w:val="7030A0"/>
+        </w:rPr>
+        <w:t>Example:</w:t>
+      </w:r>
+    </w:p>
+    <w:p>
+      <w:pPr>
+        <w:pStyle w:val="Paragraph2"/>
+        <w:rPr>
+          <w:color w:val="7030A0"/>
+        </w:rPr>
+      </w:pPr>
+      <w:r>
+        <w:rPr>
+          <w:color w:val="7030A0"/>
+        </w:rPr>
+        <w:t xml:space="preserve">3.1.2.1 </w:t>
+      </w:r>
+      <w:r>
+        <w:rPr>
+          <w:vanish/>
+          <w:color w:val="7030A0"/>
+        </w:rPr>
+        <w:t xml:space="preserve">SR9 </w:t>
+      </w:r>
+      <w:r>
+        <w:rPr>
+          <w:color w:val="7030A0"/>
+        </w:rPr>
+        <w:t>Users should be allowed to log in using their issued id and pin, both of which are alphanumeric strings between 6 and 20 characters in length. </w:t>
+      </w:r>
+    </w:p>
+    <w:p>
+      <w:pPr>
+        <w:pStyle w:val="Paragraph2"/>
+        <w:rPr>
+          <w:color w:val="7030A0"/>
+        </w:rPr>
+      </w:pPr>
     </w:p>
     <w:p>
       <w:pPr>
@@ -3070,10 +4474,10 @@
           <w:numId w:val="2"/>
         </w:numPr>
       </w:pPr>
-      <w:bookmarkStart w:id="9" w:name="__RefHeading___Toc19440726"/>
-      <w:bookmarkEnd w:id="9"/>
-      <w:r>
-        <w:t>Product Architecture</w:t>
+      <w:bookmarkStart w:name="__RefHeading___Toc19440736" w:id="21"/>
+      <w:bookmarkEnd w:id="21"/>
+      <w:r>
+        <w:t>External Interface Requirements</w:t>
       </w:r>
     </w:p>
     <w:p>
@@ -3083,23 +4487,89 @@
           <w:color w:val="7030A0"/>
         </w:rPr>
       </w:pPr>
-      <w:r>
-        <w:rPr>
-          <w:color w:val="7030A0"/>
-        </w:rPr>
-        <w:t>The system will be organized into ___ major modules: the ___ module, the ___ module, and the _____ module.</w:t>
+      <w:bookmarkStart w:name="REQBUZLF2" w:id="22"/>
+      <w:r>
+        <w:rPr>
+          <w:color w:val="7030A0"/>
+        </w:rPr>
+        <w:t xml:space="preserve">Provide module specific requirements as appropriate. </w:t>
+      </w:r>
+      <w:r>
+        <w:rPr>
+          <w:vanish/>
+          <w:color w:val="7030A0"/>
+        </w:rPr>
+        <w:t xml:space="preserve">SR10 </w:t>
       </w:r>
     </w:p>
     <w:p>
       <w:pPr>
         <w:pStyle w:val="Paragraph2"/>
-      </w:pPr>
-      <w:r>
-        <w:rPr>
-          <w:color w:val="7030A0"/>
-        </w:rPr>
-        <w:t>Note: System architecture should follow standard OO design practices.</w:t>
-      </w:r>
+        <w:rPr>
+          <w:color w:val="7030A0"/>
+        </w:rPr>
+      </w:pPr>
+      <w:r>
+        <w:rPr>
+          <w:color w:val="7030A0"/>
+        </w:rPr>
+        <w:t>Example:</w:t>
+      </w:r>
+    </w:p>
+    <w:p>
+      <w:pPr>
+        <w:pStyle w:val="Paragraph2"/>
+        <w:rPr>
+          <w:color w:val="7030A0"/>
+        </w:rPr>
+      </w:pPr>
+      <w:r>
+        <w:rPr>
+          <w:color w:val="7030A0"/>
+        </w:rPr>
+        <w:t xml:space="preserve">3.2.1 </w:t>
+      </w:r>
+      <w:r>
+        <w:rPr>
+          <w:vanish/>
+          <w:color w:val="7030A0"/>
+        </w:rPr>
+        <w:t xml:space="preserve">SR9 SR1 </w:t>
+      </w:r>
+      <w:r>
+        <w:rPr>
+          <w:color w:val="7030A0"/>
+        </w:rPr>
+        <w:t xml:space="preserve">The system must provide an interface to the University billing system administered by the Bursar’s office so that students can be automatically billed for the courses </w:t>
+      </w:r>
+      <w:proofErr w:type="gramStart"/>
+      <w:r>
+        <w:rPr>
+          <w:color w:val="7030A0"/>
+        </w:rPr>
+        <w:t>in</w:t>
+      </w:r>
+      <w:proofErr w:type="gramEnd"/>
+      <w:r>
+        <w:rPr>
+          <w:color w:val="7030A0"/>
+        </w:rPr>
+        <w:t xml:space="preserve"> which they have enrolled. The interface is to be in a comma-separated text file containing</w:t>
+      </w:r>
+      <w:r>
+        <w:rPr>
+          <w:color w:val="800000"/>
+          <w:u w:val="double"/>
+        </w:rPr>
+        <w:t xml:space="preserve"> </w:t>
+      </w:r>
+      <w:r>
+        <w:rPr>
+          <w:color w:val="7030A0"/>
+        </w:rPr>
+        <w:t>the following fields: student id, course id, term id, action. Where “action” is whether the student has added or dropped the course. The file will be exported nightly and will contain new transactions only. </w:t>
+      </w:r>
+      <w:bookmarkEnd w:id="22"/>
     </w:p>
     <w:p>
       <w:pPr>
@@ -3109,18 +4579,145 @@
           <w:numId w:val="2"/>
         </w:numPr>
       </w:pPr>
-      <w:bookmarkStart w:id="10" w:name="__RefHeading___Toc19440727"/>
-      <w:bookmarkEnd w:id="10"/>
-      <w:r>
-        <w:t>Product Functionality/Features</w:t>
+      <w:bookmarkStart w:name="__RefHeading___Toc19440737" w:id="23"/>
+      <w:bookmarkEnd w:id="23"/>
+      <w:r>
+        <w:t>Internal Interface Requirements</w:t>
+      </w:r>
+    </w:p>
+    <w:p>
+      <w:pPr>
+        <w:pStyle w:val="Paragraph2"/>
+        <w:rPr>
+          <w:color w:val="7030A0"/>
+        </w:rPr>
+      </w:pPr>
+      <w:bookmarkStart w:name="REQBV3515" w:id="24"/>
+      <w:r>
+        <w:rPr>
+          <w:color w:val="7030A0"/>
+        </w:rPr>
+        <w:t xml:space="preserve">Provide module specific requirements as appropriate. </w:t>
+      </w:r>
+      <w:r>
+        <w:rPr>
+          <w:vanish/>
+          <w:color w:val="7030A0"/>
+        </w:rPr>
+        <w:t xml:space="preserve">SR10 </w:t>
+      </w:r>
+    </w:p>
+    <w:p>
+      <w:pPr>
+        <w:pStyle w:val="Paragraph2"/>
+        <w:rPr>
+          <w:color w:val="7030A0"/>
+        </w:rPr>
+      </w:pPr>
+      <w:r>
+        <w:rPr>
+          <w:color w:val="7030A0"/>
+        </w:rPr>
+        <w:t>Example:</w:t>
       </w:r>
     </w:p>
     <w:p>
       <w:pPr>
         <w:ind w:left="1440"/>
-      </w:pPr>
-      <w:r>
-        <w:t>The high-level features of the system are as follows (see section 3 of this document for more detailed requirements that address these features):</w:t>
+        <w:rPr>
+          <w:color w:val="7030A0"/>
+        </w:rPr>
+      </w:pPr>
+      <w:r>
+        <w:rPr>
+          <w:color w:val="7030A0"/>
+        </w:rPr>
+        <w:t xml:space="preserve">3.3.1 </w:t>
+      </w:r>
+      <w:r>
+        <w:rPr>
+          <w:vanish/>
+          <w:color w:val="7030A0"/>
+        </w:rPr>
+        <w:t xml:space="preserve">SR17 </w:t>
+      </w:r>
+      <w:r>
+        <w:rPr>
+          <w:color w:val="7030A0"/>
+        </w:rPr>
+        <w:t xml:space="preserve">The system must process </w:t>
+      </w:r>
+      <w:proofErr w:type="gramStart"/>
+      <w:r>
+        <w:rPr>
+          <w:color w:val="7030A0"/>
+        </w:rPr>
+        <w:t>a data</w:t>
+      </w:r>
+      <w:proofErr w:type="gramEnd"/>
+      <w:r>
+        <w:rPr>
+          <w:color w:val="7030A0"/>
+        </w:rPr>
+        <w:t>-feed from the grading system such that student grades are stored along with the historical student course enrolments. Data feed will be in the form of a comma-separated interface file that is exported from the grading system nightly.</w:t>
+      </w:r>
+      <w:bookmarkEnd w:id="24"/>
+    </w:p>
+    <w:p>
+      <w:pPr>
+        <w:ind w:left="1440"/>
+        <w:rPr>
+          <w:color w:val="7030A0"/>
+        </w:rPr>
+      </w:pPr>
+      <w:bookmarkStart w:name="REQBV46L8" w:id="25"/>
+      <w:r>
+        <w:rPr>
+          <w:color w:val="7030A0"/>
+        </w:rPr>
+        <w:t xml:space="preserve">3.3.2 </w:t>
+      </w:r>
+      <w:r>
+        <w:rPr>
+          <w:vanish/>
+          <w:color w:val="7030A0"/>
+        </w:rPr>
+        <w:t xml:space="preserve">SR24 </w:t>
+      </w:r>
+      <w:r>
+        <w:rPr>
+          <w:color w:val="7030A0"/>
+        </w:rPr>
+        <w:t xml:space="preserve">The system must process </w:t>
+      </w:r>
+      <w:proofErr w:type="gramStart"/>
+      <w:r>
+        <w:rPr>
+          <w:color w:val="7030A0"/>
+        </w:rPr>
+        <w:t>a data</w:t>
+      </w:r>
+      <w:proofErr w:type="gramEnd"/>
+      <w:r>
+        <w:rPr>
+          <w:color w:val="7030A0"/>
+        </w:rPr>
+        <w:t>-feed from the University billing system that contains new student records. The feed will be in the form of a comma-separated text file and will be exported from the billing system nightly with new student records. The fields included in the file are student name, student id, and student pin number.  </w:t>
+      </w:r>
+      <w:bookmarkEnd w:id="25"/>
+    </w:p>
+    <w:p>
+      <w:pPr>
+        <w:pStyle w:val="Heading1"/>
+        <w:numPr>
+          <w:ilvl w:val="0"/>
+          <w:numId w:val="2"/>
+        </w:numPr>
+      </w:pPr>
+      <w:bookmarkStart w:name="__RefHeading___Toc19440738" w:id="26"/>
+      <w:bookmarkEnd w:id="26"/>
+      <w:r>
+        <w:t>Non-Functional Requirements</w:t>
       </w:r>
     </w:p>
     <w:p>
@@ -3131,52 +4728,59 @@
           <w:numId w:val="2"/>
         </w:numPr>
       </w:pPr>
-      <w:bookmarkStart w:id="11" w:name="__RefHeading___Toc19440728"/>
-      <w:bookmarkEnd w:id="11"/>
-      <w:r>
-        <w:t>Constraints</w:t>
-      </w:r>
-    </w:p>
-    <w:p>
-      <w:pPr>
-        <w:pStyle w:val="Paragraph2"/>
-      </w:pPr>
-      <w:bookmarkStart w:id="12" w:name="REQBV0L32"/>
-      <w:r>
-        <w:rPr>
-          <w:color w:val="7030A0"/>
-        </w:rPr>
-        <w:t>List appropriate constraints.</w:t>
-      </w:r>
-    </w:p>
-    <w:p>
-      <w:pPr>
-        <w:pStyle w:val="Paragraph2"/>
-        <w:rPr>
-          <w:color w:val="7030A0"/>
-          <w:u w:val="double"/>
-        </w:rPr>
-      </w:pPr>
-      <w:r>
-        <w:rPr>
-          <w:color w:val="7030A0"/>
-        </w:rPr>
-        <w:t xml:space="preserve">Constraint example: </w:t>
-      </w:r>
-      <w:r>
-        <w:rPr>
-          <w:vanish/>
-          <w:color w:val="7030A0"/>
-        </w:rPr>
-        <w:t xml:space="preserve">SR7 </w:t>
-      </w:r>
-      <w:r>
-        <w:rPr>
-          <w:color w:val="7030A0"/>
-        </w:rPr>
-        <w:t>Since users may use any web browser to access the system, no browser-specific code is to be used in the system. </w:t>
-      </w:r>
-      <w:bookmarkEnd w:id="12"/>
+      <w:bookmarkStart w:name="__RefHeading___Toc19440739" w:id="27"/>
+      <w:bookmarkEnd w:id="27"/>
+      <w:r>
+        <w:t>Security and Privacy Requirements</w:t>
+      </w:r>
+    </w:p>
+    <w:p>
+      <w:pPr>
+        <w:ind w:left="720" w:firstLine="720"/>
+        <w:rPr>
+          <w:color w:val="7030A0"/>
+        </w:rPr>
+      </w:pPr>
+      <w:bookmarkStart w:name="REQBV1AR4" w:id="28"/>
+      <w:r>
+        <w:rPr>
+          <w:color w:val="7030A0"/>
+        </w:rPr>
+        <w:t>Example:</w:t>
+      </w:r>
+    </w:p>
+    <w:p>
+      <w:pPr>
+        <w:ind w:left="720" w:firstLine="720"/>
+        <w:rPr>
+          <w:color w:val="7030A0"/>
+        </w:rPr>
+      </w:pPr>
+      <w:r>
+        <w:rPr>
+          <w:color w:val="7030A0"/>
+        </w:rPr>
+        <w:t xml:space="preserve">4.1.1 The </w:t>
+      </w:r>
+      <w:r>
+        <w:rPr>
+          <w:color w:val="7030A0"/>
+        </w:rPr>
+        <w:t xml:space="preserve">Blackjack Handling System shall hold user account information in a file </w:t>
+      </w:r>
+      <w:r>
+        <w:rPr>
+          <w:color w:val="7030A0"/>
+        </w:rPr>
+        <w:t>unaccessible</w:t>
+      </w:r>
+      <w:r>
+        <w:rPr>
+          <w:color w:val="7030A0"/>
+        </w:rPr>
+        <w:t xml:space="preserve"> to regular users.</w:t>
+      </w:r>
+      <w:bookmarkEnd w:id="28"/>
     </w:p>
     <w:p>
       <w:pPr>
@@ -3186,51 +4790,140 @@
           <w:numId w:val="2"/>
         </w:numPr>
       </w:pPr>
-      <w:bookmarkStart w:id="13" w:name="__RefHeading___Toc19440729"/>
-      <w:bookmarkEnd w:id="13"/>
-      <w:r>
-        <w:t>Assumptions and Dependencies</w:t>
-      </w:r>
-    </w:p>
-    <w:p>
-      <w:pPr>
-        <w:pStyle w:val="Paragraph2"/>
-        <w:rPr>
-          <w:color w:val="7030A0"/>
-        </w:rPr>
-      </w:pPr>
-      <w:r>
-        <w:rPr>
-          <w:color w:val="7030A0"/>
-        </w:rPr>
-        <w:t>List appropriate assumptions</w:t>
-      </w:r>
-    </w:p>
-    <w:p>
-      <w:pPr>
-        <w:pStyle w:val="Paragraph2"/>
-      </w:pPr>
-      <w:r>
-        <w:rPr>
-          <w:color w:val="7030A0"/>
-        </w:rPr>
-        <w:t>Assumption Example: It is assumed that the maximum number of users at a given time is 15,000.</w:t>
-      </w:r>
-    </w:p>
-    <w:p>
-      <w:pPr>
-        <w:pStyle w:val="Heading1"/>
-        <w:numPr>
-          <w:ilvl w:val="0"/>
-          <w:numId w:val="2"/>
-        </w:numPr>
-      </w:pPr>
-      <w:bookmarkStart w:id="14" w:name="__RefHeading___Toc19440730"/>
-      <w:bookmarkEnd w:id="14"/>
-      <w:r>
-        <w:lastRenderedPageBreak/>
-        <w:t>Specific Requirements</w:t>
-      </w:r>
+      <w:bookmarkStart w:name="__RefHeading___Toc19440740" w:id="29"/>
+      <w:bookmarkEnd w:id="29"/>
+      <w:r>
+        <w:t>Environmental Requirements</w:t>
+      </w:r>
+    </w:p>
+    <w:p>
+      <w:pPr>
+        <w:ind w:left="1440"/>
+        <w:rPr>
+          <w:color w:val="7030A0"/>
+        </w:rPr>
+      </w:pPr>
+      <w:bookmarkStart w:name="REQBV3HG5" w:id="30"/>
+      <w:r>
+        <w:rPr>
+          <w:color w:val="7030A0"/>
+        </w:rPr>
+        <w:t>Example:</w:t>
+      </w:r>
+    </w:p>
+    <w:p>
+      <w:pPr>
+        <w:ind w:left="1440"/>
+        <w:rPr>
+          <w:color w:val="7030A0"/>
+        </w:rPr>
+      </w:pPr>
+      <w:r>
+        <w:rPr>
+          <w:color w:val="7030A0"/>
+        </w:rPr>
+        <w:t xml:space="preserve">4.2.1 </w:t>
+      </w:r>
+      <w:r>
+        <w:rPr>
+          <w:vanish/>
+          <w:color w:val="7030A0"/>
+        </w:rPr>
+        <w:t xml:space="preserve">SR20 </w:t>
+      </w:r>
+      <w:r>
+        <w:rPr>
+          <w:color w:val="7030A0"/>
+        </w:rPr>
+        <w:t xml:space="preserve">System cannot </w:t>
+      </w:r>
+      <w:proofErr w:type="gramStart"/>
+      <w:r>
+        <w:rPr>
+          <w:color w:val="7030A0"/>
+        </w:rPr>
+        <w:t>require that</w:t>
+      </w:r>
+      <w:proofErr w:type="gramEnd"/>
+      <w:r>
+        <w:rPr>
+          <w:color w:val="7030A0"/>
+        </w:rPr>
+        <w:t xml:space="preserve"> any software other than a web browser </w:t>
+      </w:r>
+      <w:proofErr w:type="gramStart"/>
+      <w:r>
+        <w:rPr>
+          <w:color w:val="7030A0"/>
+        </w:rPr>
+        <w:t>be</w:t>
+      </w:r>
+      <w:proofErr w:type="gramEnd"/>
+      <w:r>
+        <w:rPr>
+          <w:color w:val="7030A0"/>
+        </w:rPr>
+        <w:t xml:space="preserve"> installed on user computers. </w:t>
+      </w:r>
+      <w:bookmarkEnd w:id="30"/>
+    </w:p>
+    <w:p>
+      <w:pPr>
+        <w:ind w:left="1440"/>
+        <w:rPr>
+          <w:color w:val="7030A0"/>
+        </w:rPr>
+      </w:pPr>
+      <w:bookmarkStart w:name="REQBV5QU8" w:id="31"/>
+      <w:r>
+        <w:rPr>
+          <w:color w:val="7030A0"/>
+        </w:rPr>
+        <w:t xml:space="preserve">4.2.2 </w:t>
+      </w:r>
+      <w:r>
+        <w:rPr>
+          <w:vanish/>
+          <w:color w:val="7030A0"/>
+        </w:rPr>
+        <w:t xml:space="preserve">SR25 </w:t>
+      </w:r>
+      <w:r>
+        <w:rPr>
+          <w:color w:val="7030A0"/>
+        </w:rPr>
+        <w:t>System must make use of the University’s existing Oracle 9i implementation for its database. </w:t>
+      </w:r>
+      <w:bookmarkEnd w:id="31"/>
+    </w:p>
+    <w:p>
+      <w:pPr>
+        <w:ind w:left="1440"/>
+        <w:rPr>
+          <w:color w:val="7030A0"/>
+        </w:rPr>
+      </w:pPr>
+      <w:bookmarkStart w:name="REQBV5RT8" w:id="32"/>
+      <w:r>
+        <w:rPr>
+          <w:color w:val="7030A0"/>
+        </w:rPr>
+        <w:t xml:space="preserve">4.2.3 </w:t>
+      </w:r>
+      <w:r>
+        <w:rPr>
+          <w:vanish/>
+          <w:color w:val="7030A0"/>
+        </w:rPr>
+        <w:t xml:space="preserve">SR26 </w:t>
+      </w:r>
+      <w:r>
+        <w:rPr>
+          <w:color w:val="7030A0"/>
+        </w:rPr>
+        <w:t>System must be deployed on existing Linux-based server infrastructure. </w:t>
+      </w:r>
+      <w:bookmarkEnd w:id="32"/>
     </w:p>
     <w:p>
       <w:pPr>
@@ -3240,514 +4933,10 @@
           <w:numId w:val="2"/>
         </w:numPr>
       </w:pPr>
-      <w:bookmarkStart w:id="15" w:name="__RefHeading___Toc19440731"/>
-      <w:bookmarkEnd w:id="15"/>
-      <w:r>
-        <w:t>Functional Requirements</w:t>
-      </w:r>
-    </w:p>
-    <w:p>
-      <w:pPr>
-        <w:pStyle w:val="Heading3"/>
-        <w:numPr>
-          <w:ilvl w:val="2"/>
-          <w:numId w:val="2"/>
-        </w:numPr>
-      </w:pPr>
-      <w:r>
-        <w:t>Common Requirements:</w:t>
-      </w:r>
-    </w:p>
-    <w:p>
-      <w:pPr>
-        <w:pStyle w:val="Paragraph2"/>
-        <w:rPr>
-          <w:color w:val="7030A0"/>
-        </w:rPr>
-      </w:pPr>
-      <w:bookmarkStart w:id="16" w:name="REQBV1E74"/>
-      <w:r>
-        <w:rPr>
-          <w:color w:val="7030A0"/>
-        </w:rPr>
-        <w:t xml:space="preserve">Provide requirements that apply to all components as appropriate. </w:t>
-      </w:r>
-      <w:r>
-        <w:rPr>
-          <w:vanish/>
-          <w:color w:val="7030A0"/>
-        </w:rPr>
-        <w:t xml:space="preserve">SR10 </w:t>
-      </w:r>
-    </w:p>
-    <w:p>
-      <w:pPr>
-        <w:pStyle w:val="Paragraph2"/>
-        <w:rPr>
-          <w:color w:val="7030A0"/>
-        </w:rPr>
-      </w:pPr>
-      <w:r>
-        <w:rPr>
-          <w:color w:val="7030A0"/>
-        </w:rPr>
-        <w:t>Example:</w:t>
-      </w:r>
-    </w:p>
-    <w:p>
-      <w:pPr>
-        <w:pStyle w:val="Paragraph2"/>
-        <w:rPr>
-          <w:color w:val="7030A0"/>
-        </w:rPr>
-      </w:pPr>
-      <w:r>
-        <w:rPr>
-          <w:color w:val="7030A0"/>
-        </w:rPr>
-        <w:t xml:space="preserve">3.1.1.1 </w:t>
-      </w:r>
-      <w:r>
-        <w:rPr>
-          <w:vanish/>
-          <w:color w:val="7030A0"/>
-        </w:rPr>
-        <w:t xml:space="preserve">SR9 </w:t>
-      </w:r>
-      <w:r>
-        <w:rPr>
-          <w:color w:val="7030A0"/>
-        </w:rPr>
-        <w:t>Users should be allowed to log in using their issued id and pin, both of which are alphanumeric strings between 6 and 20 characters in length. </w:t>
-      </w:r>
-      <w:bookmarkEnd w:id="16"/>
-    </w:p>
-    <w:p>
-      <w:pPr>
-        <w:pStyle w:val="Paragraph2"/>
-        <w:rPr>
-          <w:color w:val="7030A0"/>
-        </w:rPr>
-      </w:pPr>
-      <w:bookmarkStart w:id="17" w:name="REQBV3V65"/>
-      <w:r>
-        <w:rPr>
-          <w:color w:val="7030A0"/>
-        </w:rPr>
-        <w:t xml:space="preserve">3.1.1.2 </w:t>
-      </w:r>
-      <w:r>
-        <w:rPr>
-          <w:vanish/>
-          <w:color w:val="7030A0"/>
-        </w:rPr>
-        <w:t xml:space="preserve">SR23 </w:t>
-      </w:r>
-      <w:r>
-        <w:rPr>
-          <w:color w:val="7030A0"/>
-        </w:rPr>
-        <w:t>The system should provide HTML-based help pages on each screen that describe the purpose of each function within the system. </w:t>
-      </w:r>
-      <w:bookmarkEnd w:id="17"/>
-    </w:p>
-    <w:p>
-      <w:pPr>
-        <w:pStyle w:val="Heading3"/>
-        <w:numPr>
-          <w:ilvl w:val="2"/>
-          <w:numId w:val="2"/>
-        </w:numPr>
-      </w:pPr>
-      <w:r>
-        <w:t>_____ Module Requirements:</w:t>
-      </w:r>
-    </w:p>
-    <w:p>
-      <w:pPr>
-        <w:pStyle w:val="Paragraph2"/>
-        <w:rPr>
-          <w:color w:val="7030A0"/>
-        </w:rPr>
-      </w:pPr>
-      <w:bookmarkStart w:id="18" w:name="REQBV1F34"/>
-      <w:r>
-        <w:rPr>
-          <w:color w:val="7030A0"/>
-        </w:rPr>
-        <w:t xml:space="preserve">Provide module specific requirements as appropriate. </w:t>
-      </w:r>
-      <w:r>
-        <w:rPr>
-          <w:vanish/>
-          <w:color w:val="7030A0"/>
-        </w:rPr>
-        <w:t xml:space="preserve">SR10 </w:t>
-      </w:r>
-      <w:bookmarkEnd w:id="18"/>
-    </w:p>
-    <w:p>
-      <w:pPr>
-        <w:pStyle w:val="Paragraph2"/>
-        <w:rPr>
-          <w:color w:val="7030A0"/>
-        </w:rPr>
-      </w:pPr>
-      <w:r>
-        <w:rPr>
-          <w:color w:val="7030A0"/>
-        </w:rPr>
-        <w:t>Example:</w:t>
-      </w:r>
-    </w:p>
-    <w:p>
-      <w:pPr>
-        <w:pStyle w:val="Paragraph2"/>
-        <w:rPr>
-          <w:color w:val="7030A0"/>
-        </w:rPr>
-      </w:pPr>
-      <w:r>
-        <w:rPr>
-          <w:color w:val="7030A0"/>
-        </w:rPr>
-        <w:t xml:space="preserve">3.1.2.1 </w:t>
-      </w:r>
-      <w:r>
-        <w:rPr>
-          <w:vanish/>
-          <w:color w:val="7030A0"/>
-        </w:rPr>
-        <w:t xml:space="preserve">SR9 </w:t>
-      </w:r>
-      <w:r>
-        <w:rPr>
-          <w:color w:val="7030A0"/>
-        </w:rPr>
-        <w:t>Users should be allowed to log in using their issued id and pin, both of which are alphanumeric strings between 6 and 20 characters in length. </w:t>
-      </w:r>
-    </w:p>
-    <w:p>
-      <w:pPr>
-        <w:pStyle w:val="Heading3"/>
-        <w:numPr>
-          <w:ilvl w:val="2"/>
-          <w:numId w:val="2"/>
-        </w:numPr>
-      </w:pPr>
-      <w:r>
-        <w:t>_____ Module Requirements:</w:t>
-      </w:r>
-    </w:p>
-    <w:p>
-      <w:pPr>
-        <w:pStyle w:val="Paragraph2"/>
-        <w:rPr>
-          <w:b/>
-          <w:bCs/>
-        </w:rPr>
-      </w:pPr>
-      <w:bookmarkStart w:id="19" w:name="REQBV2F75"/>
-      <w:r>
-        <w:rPr>
-          <w:color w:val="7030A0"/>
-        </w:rPr>
-        <w:t xml:space="preserve">Provide module specific requirements as appropriate. </w:t>
-      </w:r>
-      <w:r>
-        <w:rPr>
-          <w:vanish/>
-          <w:color w:val="7030A0"/>
-        </w:rPr>
-        <w:t xml:space="preserve">SR10 </w:t>
-      </w:r>
-      <w:bookmarkEnd w:id="19"/>
-      <w:r>
-        <w:rPr>
-          <w:b/>
-          <w:bCs/>
-        </w:rPr>
-        <w:tab/>
-      </w:r>
-    </w:p>
-    <w:p>
-      <w:pPr>
-        <w:pStyle w:val="Paragraph2"/>
-        <w:rPr>
-          <w:color w:val="7030A0"/>
-        </w:rPr>
-      </w:pPr>
-      <w:r>
-        <w:rPr>
-          <w:color w:val="7030A0"/>
-        </w:rPr>
-        <w:t>Example:</w:t>
-      </w:r>
-    </w:p>
-    <w:p>
-      <w:pPr>
-        <w:pStyle w:val="Paragraph2"/>
-        <w:rPr>
-          <w:color w:val="7030A0"/>
-        </w:rPr>
-      </w:pPr>
-      <w:r>
-        <w:rPr>
-          <w:color w:val="7030A0"/>
-        </w:rPr>
-        <w:t xml:space="preserve">3.1.2.1 </w:t>
-      </w:r>
-      <w:r>
-        <w:rPr>
-          <w:vanish/>
-          <w:color w:val="7030A0"/>
-        </w:rPr>
-        <w:t xml:space="preserve">SR9 </w:t>
-      </w:r>
-      <w:r>
-        <w:rPr>
-          <w:color w:val="7030A0"/>
-        </w:rPr>
-        <w:t>Users should be allowed to log in using their issued id and pin, both of which are alphanumeric strings between 6 and 20 characters in length. </w:t>
-      </w:r>
-    </w:p>
-    <w:p>
-      <w:pPr>
-        <w:pStyle w:val="Heading3"/>
-        <w:numPr>
-          <w:ilvl w:val="2"/>
-          <w:numId w:val="2"/>
-        </w:numPr>
-      </w:pPr>
-      <w:r>
-        <w:t>_____ Module Requirements:</w:t>
-      </w:r>
-    </w:p>
-    <w:p>
-      <w:pPr>
-        <w:pStyle w:val="Paragraph2"/>
-        <w:rPr>
-          <w:color w:val="7030A0"/>
-        </w:rPr>
-      </w:pPr>
-      <w:bookmarkStart w:id="20" w:name="REQBV2YM5"/>
-      <w:r>
-        <w:rPr>
-          <w:color w:val="7030A0"/>
-        </w:rPr>
-        <w:t xml:space="preserve">Provide module specific requirements as appropriate. </w:t>
-      </w:r>
-      <w:r>
-        <w:rPr>
-          <w:vanish/>
-          <w:color w:val="7030A0"/>
-        </w:rPr>
-        <w:t xml:space="preserve">SR10 </w:t>
-      </w:r>
-      <w:bookmarkEnd w:id="20"/>
-    </w:p>
-    <w:p>
-      <w:pPr>
-        <w:pStyle w:val="Paragraph2"/>
-        <w:rPr>
-          <w:color w:val="7030A0"/>
-        </w:rPr>
-      </w:pPr>
-      <w:r>
-        <w:rPr>
-          <w:color w:val="7030A0"/>
-        </w:rPr>
-        <w:t>Example:</w:t>
-      </w:r>
-    </w:p>
-    <w:p>
-      <w:pPr>
-        <w:pStyle w:val="Paragraph2"/>
-        <w:rPr>
-          <w:color w:val="7030A0"/>
-        </w:rPr>
-      </w:pPr>
-      <w:r>
-        <w:rPr>
-          <w:color w:val="7030A0"/>
-        </w:rPr>
-        <w:t xml:space="preserve">3.1.2.1 </w:t>
-      </w:r>
-      <w:r>
-        <w:rPr>
-          <w:vanish/>
-          <w:color w:val="7030A0"/>
-        </w:rPr>
-        <w:t xml:space="preserve">SR9 </w:t>
-      </w:r>
-      <w:r>
-        <w:rPr>
-          <w:color w:val="7030A0"/>
-        </w:rPr>
-        <w:t>Users should be allowed to log in using their issued id and pin, both of which are alphanumeric strings between 6 and 20 characters in length. </w:t>
-      </w:r>
-    </w:p>
-    <w:p>
-      <w:pPr>
-        <w:pStyle w:val="Paragraph2"/>
-        <w:rPr>
-          <w:color w:val="7030A0"/>
-        </w:rPr>
-      </w:pPr>
-    </w:p>
-    <w:p>
-      <w:pPr>
-        <w:pStyle w:val="Heading2"/>
-        <w:numPr>
-          <w:ilvl w:val="1"/>
-          <w:numId w:val="2"/>
-        </w:numPr>
-      </w:pPr>
-      <w:bookmarkStart w:id="21" w:name="__RefHeading___Toc19440736"/>
-      <w:bookmarkEnd w:id="21"/>
-      <w:r>
-        <w:t>External Interface Requirements</w:t>
-      </w:r>
-    </w:p>
-    <w:p>
-      <w:pPr>
-        <w:pStyle w:val="Paragraph2"/>
-        <w:rPr>
-          <w:color w:val="7030A0"/>
-        </w:rPr>
-      </w:pPr>
-      <w:bookmarkStart w:id="22" w:name="REQBUZLF2"/>
-      <w:r>
-        <w:rPr>
-          <w:color w:val="7030A0"/>
-        </w:rPr>
-        <w:t xml:space="preserve">Provide module specific requirements as appropriate. </w:t>
-      </w:r>
-      <w:r>
-        <w:rPr>
-          <w:vanish/>
-          <w:color w:val="7030A0"/>
-        </w:rPr>
-        <w:t xml:space="preserve">SR10 </w:t>
-      </w:r>
-    </w:p>
-    <w:p>
-      <w:pPr>
-        <w:pStyle w:val="Paragraph2"/>
-        <w:rPr>
-          <w:color w:val="7030A0"/>
-        </w:rPr>
-      </w:pPr>
-      <w:r>
-        <w:rPr>
-          <w:color w:val="7030A0"/>
-        </w:rPr>
-        <w:t>Example:</w:t>
-      </w:r>
-    </w:p>
-    <w:p>
-      <w:pPr>
-        <w:pStyle w:val="Paragraph2"/>
-        <w:rPr>
-          <w:color w:val="7030A0"/>
-        </w:rPr>
-      </w:pPr>
-      <w:r>
-        <w:rPr>
-          <w:color w:val="7030A0"/>
-        </w:rPr>
-        <w:t xml:space="preserve">3.2.1 </w:t>
-      </w:r>
-      <w:r>
-        <w:rPr>
-          <w:vanish/>
-          <w:color w:val="7030A0"/>
-        </w:rPr>
-        <w:t xml:space="preserve">SR9 SR1 </w:t>
-      </w:r>
-      <w:r>
-        <w:rPr>
-          <w:color w:val="7030A0"/>
-        </w:rPr>
-        <w:t xml:space="preserve">The system must provide an interface to the University billing system administered by the Bursar’s office so that students can be automatically billed for the courses </w:t>
-      </w:r>
-      <w:proofErr w:type="gramStart"/>
-      <w:r>
-        <w:rPr>
-          <w:color w:val="7030A0"/>
-        </w:rPr>
-        <w:t>in</w:t>
-      </w:r>
-      <w:proofErr w:type="gramEnd"/>
-      <w:r>
-        <w:rPr>
-          <w:color w:val="7030A0"/>
-        </w:rPr>
-        <w:t xml:space="preserve"> which they have enrolled. The interface is to be in a comma-separated text file containing</w:t>
-      </w:r>
-      <w:r>
-        <w:rPr>
-          <w:color w:val="800000"/>
-          <w:u w:val="double"/>
-        </w:rPr>
-        <w:t xml:space="preserve"> </w:t>
-      </w:r>
-      <w:r>
-        <w:rPr>
-          <w:color w:val="7030A0"/>
-        </w:rPr>
-        <w:t>the following fields: student id, course id, term id, action. Where “action” is whether the student has added or dropped the course. The file will be exported nightly and will contain new transactions only. </w:t>
-      </w:r>
-      <w:bookmarkEnd w:id="22"/>
-    </w:p>
-    <w:p>
-      <w:pPr>
-        <w:pStyle w:val="Heading2"/>
-        <w:numPr>
-          <w:ilvl w:val="1"/>
-          <w:numId w:val="2"/>
-        </w:numPr>
-      </w:pPr>
-      <w:bookmarkStart w:id="23" w:name="__RefHeading___Toc19440737"/>
-      <w:bookmarkEnd w:id="23"/>
-      <w:r>
-        <w:t>Internal Interface Requirements</w:t>
-      </w:r>
-    </w:p>
-    <w:p>
-      <w:pPr>
-        <w:pStyle w:val="Paragraph2"/>
-        <w:rPr>
-          <w:color w:val="7030A0"/>
-        </w:rPr>
-      </w:pPr>
-      <w:bookmarkStart w:id="24" w:name="REQBV3515"/>
-      <w:r>
-        <w:rPr>
-          <w:color w:val="7030A0"/>
-        </w:rPr>
-        <w:t xml:space="preserve">Provide module specific requirements as appropriate. </w:t>
-      </w:r>
-      <w:r>
-        <w:rPr>
-          <w:vanish/>
-          <w:color w:val="7030A0"/>
-        </w:rPr>
-        <w:t xml:space="preserve">SR10 </w:t>
-      </w:r>
-    </w:p>
-    <w:p>
-      <w:pPr>
-        <w:pStyle w:val="Paragraph2"/>
-        <w:rPr>
-          <w:color w:val="7030A0"/>
-        </w:rPr>
-      </w:pPr>
-      <w:r>
-        <w:rPr>
-          <w:color w:val="7030A0"/>
-        </w:rPr>
-        <w:t>Example:</w:t>
+      <w:bookmarkStart w:name="__RefHeading___Toc19440741" w:id="33"/>
+      <w:bookmarkEnd w:id="33"/>
+      <w:r>
+        <w:t>Performance Requirements</w:t>
       </w:r>
     </w:p>
     <w:p>
@@ -3757,319 +4946,7 @@
           <w:color w:val="7030A0"/>
         </w:rPr>
       </w:pPr>
-      <w:r>
-        <w:rPr>
-          <w:color w:val="7030A0"/>
-        </w:rPr>
-        <w:lastRenderedPageBreak/>
-        <w:t xml:space="preserve">3.3.1 </w:t>
-      </w:r>
-      <w:r>
-        <w:rPr>
-          <w:vanish/>
-          <w:color w:val="7030A0"/>
-        </w:rPr>
-        <w:t xml:space="preserve">SR17 </w:t>
-      </w:r>
-      <w:r>
-        <w:rPr>
-          <w:color w:val="7030A0"/>
-        </w:rPr>
-        <w:t xml:space="preserve">The system must process </w:t>
-      </w:r>
-      <w:proofErr w:type="gramStart"/>
-      <w:r>
-        <w:rPr>
-          <w:color w:val="7030A0"/>
-        </w:rPr>
-        <w:t>a data</w:t>
-      </w:r>
-      <w:proofErr w:type="gramEnd"/>
-      <w:r>
-        <w:rPr>
-          <w:color w:val="7030A0"/>
-        </w:rPr>
-        <w:t>-feed from the grading system such that student grades are stored along with the historical student course enrolments. Data feed will be in the form of a comma-separated interface file that is exported from the grading system nightly.</w:t>
-      </w:r>
-      <w:bookmarkEnd w:id="24"/>
-    </w:p>
-    <w:p>
-      <w:pPr>
-        <w:ind w:left="1440"/>
-        <w:rPr>
-          <w:color w:val="7030A0"/>
-        </w:rPr>
-      </w:pPr>
-      <w:bookmarkStart w:id="25" w:name="REQBV46L8"/>
-      <w:r>
-        <w:rPr>
-          <w:color w:val="7030A0"/>
-        </w:rPr>
-        <w:t xml:space="preserve">3.3.2 </w:t>
-      </w:r>
-      <w:r>
-        <w:rPr>
-          <w:vanish/>
-          <w:color w:val="7030A0"/>
-        </w:rPr>
-        <w:t xml:space="preserve">SR24 </w:t>
-      </w:r>
-      <w:r>
-        <w:rPr>
-          <w:color w:val="7030A0"/>
-        </w:rPr>
-        <w:t xml:space="preserve">The system must process </w:t>
-      </w:r>
-      <w:proofErr w:type="gramStart"/>
-      <w:r>
-        <w:rPr>
-          <w:color w:val="7030A0"/>
-        </w:rPr>
-        <w:t>a data</w:t>
-      </w:r>
-      <w:proofErr w:type="gramEnd"/>
-      <w:r>
-        <w:rPr>
-          <w:color w:val="7030A0"/>
-        </w:rPr>
-        <w:t>-feed from the University billing system that contains new student records. The feed will be in the form of a comma-separated text file and will be exported from the billing system nightly with new student records. The fields included in the file are student name, student id, and student pin number.  </w:t>
-      </w:r>
-      <w:bookmarkEnd w:id="25"/>
-    </w:p>
-    <w:p>
-      <w:pPr>
-        <w:pStyle w:val="Heading1"/>
-        <w:numPr>
-          <w:ilvl w:val="0"/>
-          <w:numId w:val="2"/>
-        </w:numPr>
-      </w:pPr>
-      <w:bookmarkStart w:id="26" w:name="__RefHeading___Toc19440738"/>
-      <w:bookmarkEnd w:id="26"/>
-      <w:r>
-        <w:lastRenderedPageBreak/>
-        <w:t>Non-Functional Requirements</w:t>
-      </w:r>
-    </w:p>
-    <w:p>
-      <w:pPr>
-        <w:pStyle w:val="Heading2"/>
-        <w:numPr>
-          <w:ilvl w:val="1"/>
-          <w:numId w:val="2"/>
-        </w:numPr>
-      </w:pPr>
-      <w:bookmarkStart w:id="27" w:name="__RefHeading___Toc19440739"/>
-      <w:bookmarkEnd w:id="27"/>
-      <w:r>
-        <w:t>Security and Privacy Requirements</w:t>
-      </w:r>
-    </w:p>
-    <w:p>
-      <w:pPr>
-        <w:ind w:left="720" w:firstLine="720"/>
-        <w:rPr>
-          <w:color w:val="7030A0"/>
-        </w:rPr>
-      </w:pPr>
-      <w:bookmarkStart w:id="28" w:name="REQBV1AR4"/>
-      <w:r>
-        <w:rPr>
-          <w:color w:val="7030A0"/>
-        </w:rPr>
-        <w:t>Example:</w:t>
-      </w:r>
-    </w:p>
-    <w:p>
-      <w:pPr>
-        <w:ind w:left="720" w:firstLine="720"/>
-      </w:pPr>
-      <w:r>
-        <w:rPr>
-          <w:color w:val="7030A0"/>
-        </w:rPr>
-        <w:t xml:space="preserve">4.1.1 The </w:t>
-      </w:r>
-      <w:r>
-        <w:rPr>
-          <w:vanish/>
-          <w:color w:val="7030A0"/>
-        </w:rPr>
-        <w:t xml:space="preserve">SR8 </w:t>
-      </w:r>
-      <w:r>
-        <w:rPr>
-          <w:color w:val="7030A0"/>
-        </w:rPr>
-        <w:t>System must encrypt data being transmitted over the Internet. </w:t>
-      </w:r>
-      <w:bookmarkEnd w:id="28"/>
-    </w:p>
-    <w:p>
-      <w:pPr>
-        <w:pStyle w:val="Heading2"/>
-        <w:numPr>
-          <w:ilvl w:val="1"/>
-          <w:numId w:val="2"/>
-        </w:numPr>
-      </w:pPr>
-      <w:bookmarkStart w:id="29" w:name="__RefHeading___Toc19440740"/>
-      <w:bookmarkEnd w:id="29"/>
-      <w:r>
-        <w:t>Environmental Requirements</w:t>
-      </w:r>
-    </w:p>
-    <w:p>
-      <w:pPr>
-        <w:ind w:left="1440"/>
-        <w:rPr>
-          <w:color w:val="7030A0"/>
-        </w:rPr>
-      </w:pPr>
-      <w:bookmarkStart w:id="30" w:name="REQBV3HG5"/>
-      <w:r>
-        <w:rPr>
-          <w:color w:val="7030A0"/>
-        </w:rPr>
-        <w:t>Example:</w:t>
-      </w:r>
-    </w:p>
-    <w:p>
-      <w:pPr>
-        <w:ind w:left="1440"/>
-        <w:rPr>
-          <w:color w:val="7030A0"/>
-        </w:rPr>
-      </w:pPr>
-      <w:r>
-        <w:rPr>
-          <w:color w:val="7030A0"/>
-        </w:rPr>
-        <w:t xml:space="preserve">4.2.1 </w:t>
-      </w:r>
-      <w:r>
-        <w:rPr>
-          <w:vanish/>
-          <w:color w:val="7030A0"/>
-        </w:rPr>
-        <w:t xml:space="preserve">SR20 </w:t>
-      </w:r>
-      <w:r>
-        <w:rPr>
-          <w:color w:val="7030A0"/>
-        </w:rPr>
-        <w:t xml:space="preserve">System cannot </w:t>
-      </w:r>
-      <w:proofErr w:type="gramStart"/>
-      <w:r>
-        <w:rPr>
-          <w:color w:val="7030A0"/>
-        </w:rPr>
-        <w:t>require that</w:t>
-      </w:r>
-      <w:proofErr w:type="gramEnd"/>
-      <w:r>
-        <w:rPr>
-          <w:color w:val="7030A0"/>
-        </w:rPr>
-        <w:t xml:space="preserve"> any software other than a web browser </w:t>
-      </w:r>
-      <w:proofErr w:type="gramStart"/>
-      <w:r>
-        <w:rPr>
-          <w:color w:val="7030A0"/>
-        </w:rPr>
-        <w:t>be</w:t>
-      </w:r>
-      <w:proofErr w:type="gramEnd"/>
-      <w:r>
-        <w:rPr>
-          <w:color w:val="7030A0"/>
-        </w:rPr>
-        <w:t xml:space="preserve"> installed on user computers. </w:t>
-      </w:r>
-      <w:bookmarkEnd w:id="30"/>
-    </w:p>
-    <w:p>
-      <w:pPr>
-        <w:ind w:left="1440"/>
-        <w:rPr>
-          <w:color w:val="7030A0"/>
-        </w:rPr>
-      </w:pPr>
-      <w:bookmarkStart w:id="31" w:name="REQBV5QU8"/>
-      <w:r>
-        <w:rPr>
-          <w:color w:val="7030A0"/>
-        </w:rPr>
-        <w:t xml:space="preserve">4.2.2 </w:t>
-      </w:r>
-      <w:r>
-        <w:rPr>
-          <w:vanish/>
-          <w:color w:val="7030A0"/>
-        </w:rPr>
-        <w:t xml:space="preserve">SR25 </w:t>
-      </w:r>
-      <w:r>
-        <w:rPr>
-          <w:color w:val="7030A0"/>
-        </w:rPr>
-        <w:t>System must make use of the University’s existing Oracle 9i implementation for its database. </w:t>
-      </w:r>
-      <w:bookmarkEnd w:id="31"/>
-    </w:p>
-    <w:p>
-      <w:pPr>
-        <w:ind w:left="1440"/>
-        <w:rPr>
-          <w:color w:val="7030A0"/>
-        </w:rPr>
-      </w:pPr>
-      <w:bookmarkStart w:id="32" w:name="REQBV5RT8"/>
-      <w:r>
-        <w:rPr>
-          <w:color w:val="7030A0"/>
-        </w:rPr>
-        <w:t xml:space="preserve">4.2.3 </w:t>
-      </w:r>
-      <w:r>
-        <w:rPr>
-          <w:vanish/>
-          <w:color w:val="7030A0"/>
-        </w:rPr>
-        <w:t xml:space="preserve">SR26 </w:t>
-      </w:r>
-      <w:r>
-        <w:rPr>
-          <w:color w:val="7030A0"/>
-        </w:rPr>
-        <w:t>System must be deployed on existing Linux-based server infrastructure. </w:t>
-      </w:r>
-      <w:bookmarkEnd w:id="32"/>
-    </w:p>
-    <w:p>
-      <w:pPr>
-        <w:pStyle w:val="Heading2"/>
-        <w:numPr>
-          <w:ilvl w:val="1"/>
-          <w:numId w:val="2"/>
-        </w:numPr>
-      </w:pPr>
-      <w:bookmarkStart w:id="33" w:name="__RefHeading___Toc19440741"/>
-      <w:bookmarkEnd w:id="33"/>
-      <w:r>
-        <w:t>Performance Requirements</w:t>
-      </w:r>
-    </w:p>
-    <w:p>
-      <w:pPr>
-        <w:ind w:left="1440"/>
-        <w:rPr>
-          <w:color w:val="7030A0"/>
-        </w:rPr>
-      </w:pPr>
-      <w:bookmarkStart w:id="34" w:name="REQBV5SS8"/>
+      <w:bookmarkStart w:name="REQBV5SS8" w:id="34"/>
       <w:r>
         <w:rPr>
           <w:color w:val="7030A0"/>
@@ -4127,7 +5004,7 @@
           <w:footerReference w:type="default" r:id="rId12"/>
           <w:headerReference w:type="first" r:id="rId13"/>
           <w:footerReference w:type="first" r:id="rId14"/>
-          <w:pgSz w:w="12240" w:h="15840"/>
+          <w:pgSz w:w="12240" w:h="15840" w:orient="portrait"/>
           <w:pgMar w:top="1440" w:right="1800" w:bottom="1800" w:left="1800" w:header="720" w:footer="1080" w:gutter="0"/>
           <w:pgNumType w:fmt="lowerRoman"/>
           <w:cols w:space="720"/>
@@ -4142,7 +5019,7 @@
       <w:pPr>
         <w:sectPr>
           <w:type w:val="continuous"/>
-          <w:pgSz w:w="12240" w:h="15840"/>
+          <w:pgSz w:w="12240" w:h="15840" w:orient="portrait"/>
           <w:pgMar w:top="1440" w:right="1800" w:bottom="1800" w:left="1800" w:header="720" w:footer="1080" w:gutter="0"/>
           <w:cols w:space="720"/>
           <w:formProt w:val="0"/>
@@ -4153,7 +5030,7 @@
     <w:p/>
     <w:sectPr>
       <w:type w:val="continuous"/>
-      <w:pgSz w:w="12240" w:h="15840"/>
+      <w:pgSz w:w="12240" w:h="15840" w:orient="portrait"/>
       <w:pgMar w:top="1440" w:right="1800" w:bottom="1800" w:left="1800" w:header="720" w:footer="1080" w:gutter="0"/>
       <w:cols w:space="720"/>
       <w:formProt w:val="0"/>
@@ -4193,7 +5070,7 @@
 </file>
 
 <file path=word/footer2.xml><?xml version="1.0" encoding="utf-8"?>
-<w:ftr xmlns:wpc="http://schemas.microsoft.com/office/word/2010/wordprocessingCanvas" xmlns:cx="http://schemas.microsoft.com/office/drawing/2014/chartex" xmlns:cx1="http://schemas.microsoft.com/office/drawing/2015/9/8/chartex" xmlns:cx2="http://schemas.microsoft.com/office/drawing/2015/10/21/chartex" xmlns:cx3="http://schemas.microsoft.com/office/drawing/2016/5/9/chartex" xmlns:cx4="http://schemas.microsoft.com/office/drawing/2016/5/10/chartex" xmlns:cx5="http://schemas.microsoft.com/office/drawing/2016/5/11/chartex" xmlns:cx6="http://schemas.microsoft.com/office/drawing/2016/5/12/chartex" xmlns:cx7="http://schemas.microsoft.com/office/drawing/2016/5/13/chartex" xmlns:cx8="http://schemas.microsoft.com/office/drawing/2016/5/14/chartex" xmlns:mc="http://schemas.openxmlformats.org/markup-compatibility/2006" xmlns:aink="http://schemas.microsoft.com/office/drawing/2016/ink" xmlns:am3d="http://schemas.microsoft.com/office/drawing/2017/model3d" xmlns:o="urn:schemas-microsoft-com:office:office" xmlns:oel="http://schemas.microsoft.com/office/2019/extlst" xmlns:r="http://schemas.openxmlformats.org/officeDocument/2006/relationships" xmlns:m="http://schemas.openxmlformats.org/officeDocument/2006/math" xmlns:v="urn:schemas-microsoft-com:vml" xmlns:wp14="http://schemas.microsoft.com/office/word/2010/wordprocessingDrawing" xmlns:wp="http://schemas.openxmlformats.org/drawingml/2006/wordprocessingDrawing" xmlns:w10="urn:schemas-microsoft-com:office:word" xmlns:w="http://schemas.openxmlformats.org/wordprocessingml/2006/main" xmlns:w14="http://schemas.microsoft.com/office/word/2010/wordml" xmlns:w15="http://schemas.microsoft.com/office/word/2012/wordml" xmlns:w16cex="http://schemas.microsoft.com/office/word/2018/wordml/cex" xmlns:w16cid="http://schemas.microsoft.com/office/word/2016/wordml/cid" xmlns:w16="http://schemas.microsoft.com/office/word/2018/wordml" xmlns:w16du="http://schemas.microsoft.com/office/word/2023/wordml/word16du" xmlns:w16sdtdh="http://schemas.microsoft.com/office/word/2020/wordml/sdtdatahash" xmlns:w16sdtfl="http://schemas.microsoft.com/office/word/2024/wordml/sdtformatlock" xmlns:w16se="http://schemas.microsoft.com/office/word/2015/wordml/symex" xmlns:wpg="http://schemas.microsoft.com/office/word/2010/wordprocessingGroup" xmlns:wpi="http://schemas.microsoft.com/office/word/2010/wordprocessingInk" xmlns:wne="http://schemas.microsoft.com/office/word/2006/wordml" xmlns:wps="http://schemas.microsoft.com/office/word/2010/wordprocessingShape" mc:Ignorable="w14 w15 w16se w16cid w16 w16cex w16sdtdh w16sdtfl w16du wp14">
+<w:ftr xmlns:wpc="http://schemas.microsoft.com/office/word/2010/wordprocessingCanvas" xmlns:cx="http://schemas.microsoft.com/office/drawing/2014/chartex" xmlns:cx1="http://schemas.microsoft.com/office/drawing/2015/9/8/chartex" xmlns:cx2="http://schemas.microsoft.com/office/drawing/2015/10/21/chartex" xmlns:cx3="http://schemas.microsoft.com/office/drawing/2016/5/9/chartex" xmlns:cx4="http://schemas.microsoft.com/office/drawing/2016/5/10/chartex" xmlns:cx5="http://schemas.microsoft.com/office/drawing/2016/5/11/chartex" xmlns:cx6="http://schemas.microsoft.com/office/drawing/2016/5/12/chartex" xmlns:cx7="http://schemas.microsoft.com/office/drawing/2016/5/13/chartex" xmlns:cx8="http://schemas.microsoft.com/office/drawing/2016/5/14/chartex" xmlns:mc="http://schemas.openxmlformats.org/markup-compatibility/2006" xmlns:aink="http://schemas.microsoft.com/office/drawing/2016/ink" xmlns:am3d="http://schemas.microsoft.com/office/drawing/2017/model3d" xmlns:o="urn:schemas-microsoft-com:office:office" xmlns:oel="http://schemas.microsoft.com/office/2019/extlst" xmlns:r="http://schemas.openxmlformats.org/officeDocument/2006/relationships" xmlns:m="http://schemas.openxmlformats.org/officeDocument/2006/math" xmlns:v="urn:schemas-microsoft-com:vml" xmlns:wp14="http://schemas.microsoft.com/office/word/2010/wordprocessingDrawing" xmlns:wp="http://schemas.openxmlformats.org/drawingml/2006/wordprocessingDrawing" xmlns:w10="urn:schemas-microsoft-com:office:word" xmlns:w="http://schemas.openxmlformats.org/wordprocessingml/2006/main" xmlns:w14="http://schemas.microsoft.com/office/word/2010/wordml" xmlns:w15="http://schemas.microsoft.com/office/word/2012/wordml" xmlns:w16cex="http://schemas.microsoft.com/office/word/2018/wordml/cex" xmlns:w16cid="http://schemas.microsoft.com/office/word/2016/wordml/cid" xmlns:w16="http://schemas.microsoft.com/office/word/2018/wordml" xmlns:w16du="http://schemas.microsoft.com/office/word/2023/wordml/word16du" xmlns:w16sdtdh="http://schemas.microsoft.com/office/word/2020/wordml/sdtdatahash" xmlns:w16sdtfl="http://schemas.microsoft.com/office/word/2024/wordml/sdtformatlock" xmlns:w16se="http://schemas.microsoft.com/office/word/2015/wordml/symex" xmlns:wpg="http://schemas.microsoft.com/office/word/2010/wordprocessingGroup" xmlns:wpi="http://schemas.microsoft.com/office/word/2010/wordprocessingInk" xmlns:wne="http://schemas.microsoft.com/office/word/2006/wordml" xmlns:wps="http://schemas.microsoft.com/office/word/2010/wordprocessingShape" xmlns:a="http://schemas.openxmlformats.org/drawingml/2006/main" mc:Ignorable="w14 w15 w16se w16cid w16 w16cex w16sdtdh w16sdtfl w16du wp14">
   <w:p>
     <w:pPr>
       <w:pStyle w:val="Footer"/>
@@ -4310,8 +5187,8 @@
           </w:drawing>
         </mc:Choice>
         <mc:Fallback>
-          <w:pict>
-            <v:rect w14:anchorId="07B49E00" id="Frame1" o:spid="_x0000_s1026" style="position:absolute;margin-left:0;margin-top:.05pt;width:4.65pt;height:9.35pt;z-index:-503316473;visibility:visible;mso-wrap-style:square;mso-wrap-distance-left:0;mso-wrap-distance-top:0;mso-wrap-distance-right:0;mso-wrap-distance-bottom:0;mso-position-horizontal:center;mso-position-horizontal-relative:margin;mso-position-vertical:absolute;mso-position-vertical-relative:text;v-text-anchor:top" o:gfxdata="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" o:allowincell="f" filled="f" stroked="f" strokeweight="0">
+          <w:pict w14:anchorId="74B43875">
+            <v:rect id="Frame1" style="position:absolute;margin-left:0;margin-top:.05pt;width:4.65pt;height:9.35pt;z-index:-503316473;visibility:visible;mso-wrap-style:square;mso-wrap-distance-left:0;mso-wrap-distance-top:0;mso-wrap-distance-right:0;mso-wrap-distance-bottom:0;mso-position-horizontal:center;mso-position-horizontal-relative:margin;mso-position-vertical:absolute;mso-position-vertical-relative:text;v-text-anchor:top" o:spid="_x0000_s1026" o:allowincell="f" filled="f" stroked="f" strokeweight="0" w14:anchorId="07B49E00" o:gfxdata="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">
               <v:textbox inset="0,0,0,0">
                 <w:txbxContent>
                   <w:p>
@@ -4376,7 +5253,7 @@
 </file>
 
 <file path=word/footer3.xml><?xml version="1.0" encoding="utf-8"?>
-<w:ftr xmlns:wpc="http://schemas.microsoft.com/office/word/2010/wordprocessingCanvas" xmlns:cx="http://schemas.microsoft.com/office/drawing/2014/chartex" xmlns:cx1="http://schemas.microsoft.com/office/drawing/2015/9/8/chartex" xmlns:cx2="http://schemas.microsoft.com/office/drawing/2015/10/21/chartex" xmlns:cx3="http://schemas.microsoft.com/office/drawing/2016/5/9/chartex" xmlns:cx4="http://schemas.microsoft.com/office/drawing/2016/5/10/chartex" xmlns:cx5="http://schemas.microsoft.com/office/drawing/2016/5/11/chartex" xmlns:cx6="http://schemas.microsoft.com/office/drawing/2016/5/12/chartex" xmlns:cx7="http://schemas.microsoft.com/office/drawing/2016/5/13/chartex" xmlns:cx8="http://schemas.microsoft.com/office/drawing/2016/5/14/chartex" xmlns:mc="http://schemas.openxmlformats.org/markup-compatibility/2006" xmlns:aink="http://schemas.microsoft.com/office/drawing/2016/ink" xmlns:am3d="http://schemas.microsoft.com/office/drawing/2017/model3d" xmlns:o="urn:schemas-microsoft-com:office:office" xmlns:oel="http://schemas.microsoft.com/office/2019/extlst" xmlns:r="http://schemas.openxmlformats.org/officeDocument/2006/relationships" xmlns:m="http://schemas.openxmlformats.org/officeDocument/2006/math" xmlns:v="urn:schemas-microsoft-com:vml" xmlns:wp14="http://schemas.microsoft.com/office/word/2010/wordprocessingDrawing" xmlns:wp="http://schemas.openxmlformats.org/drawingml/2006/wordprocessingDrawing" xmlns:w10="urn:schemas-microsoft-com:office:word" xmlns:w="http://schemas.openxmlformats.org/wordprocessingml/2006/main" xmlns:w14="http://schemas.microsoft.com/office/word/2010/wordml" xmlns:w15="http://schemas.microsoft.com/office/word/2012/wordml" xmlns:w16cex="http://schemas.microsoft.com/office/word/2018/wordml/cex" xmlns:w16cid="http://schemas.microsoft.com/office/word/2016/wordml/cid" xmlns:w16="http://schemas.microsoft.com/office/word/2018/wordml" xmlns:w16du="http://schemas.microsoft.com/office/word/2023/wordml/word16du" xmlns:w16sdtdh="http://schemas.microsoft.com/office/word/2020/wordml/sdtdatahash" xmlns:w16sdtfl="http://schemas.microsoft.com/office/word/2024/wordml/sdtformatlock" xmlns:w16se="http://schemas.microsoft.com/office/word/2015/wordml/symex" xmlns:wpg="http://schemas.microsoft.com/office/word/2010/wordprocessingGroup" xmlns:wpi="http://schemas.microsoft.com/office/word/2010/wordprocessingInk" xmlns:wne="http://schemas.microsoft.com/office/word/2006/wordml" xmlns:wps="http://schemas.microsoft.com/office/word/2010/wordprocessingShape" mc:Ignorable="w14 w15 w16se w16cid w16 w16cex w16sdtdh w16sdtfl w16du wp14">
+<w:ftr xmlns:wpc="http://schemas.microsoft.com/office/word/2010/wordprocessingCanvas" xmlns:cx="http://schemas.microsoft.com/office/drawing/2014/chartex" xmlns:cx1="http://schemas.microsoft.com/office/drawing/2015/9/8/chartex" xmlns:cx2="http://schemas.microsoft.com/office/drawing/2015/10/21/chartex" xmlns:cx3="http://schemas.microsoft.com/office/drawing/2016/5/9/chartex" xmlns:cx4="http://schemas.microsoft.com/office/drawing/2016/5/10/chartex" xmlns:cx5="http://schemas.microsoft.com/office/drawing/2016/5/11/chartex" xmlns:cx6="http://schemas.microsoft.com/office/drawing/2016/5/12/chartex" xmlns:cx7="http://schemas.microsoft.com/office/drawing/2016/5/13/chartex" xmlns:cx8="http://schemas.microsoft.com/office/drawing/2016/5/14/chartex" xmlns:mc="http://schemas.openxmlformats.org/markup-compatibility/2006" xmlns:aink="http://schemas.microsoft.com/office/drawing/2016/ink" xmlns:am3d="http://schemas.microsoft.com/office/drawing/2017/model3d" xmlns:o="urn:schemas-microsoft-com:office:office" xmlns:oel="http://schemas.microsoft.com/office/2019/extlst" xmlns:r="http://schemas.openxmlformats.org/officeDocument/2006/relationships" xmlns:m="http://schemas.openxmlformats.org/officeDocument/2006/math" xmlns:v="urn:schemas-microsoft-com:vml" xmlns:wp14="http://schemas.microsoft.com/office/word/2010/wordprocessingDrawing" xmlns:wp="http://schemas.openxmlformats.org/drawingml/2006/wordprocessingDrawing" xmlns:w10="urn:schemas-microsoft-com:office:word" xmlns:w="http://schemas.openxmlformats.org/wordprocessingml/2006/main" xmlns:w14="http://schemas.microsoft.com/office/word/2010/wordml" xmlns:w15="http://schemas.microsoft.com/office/word/2012/wordml" xmlns:w16cex="http://schemas.microsoft.com/office/word/2018/wordml/cex" xmlns:w16cid="http://schemas.microsoft.com/office/word/2016/wordml/cid" xmlns:w16="http://schemas.microsoft.com/office/word/2018/wordml" xmlns:w16du="http://schemas.microsoft.com/office/word/2023/wordml/word16du" xmlns:w16sdtdh="http://schemas.microsoft.com/office/word/2020/wordml/sdtdatahash" xmlns:w16sdtfl="http://schemas.microsoft.com/office/word/2024/wordml/sdtformatlock" xmlns:w16se="http://schemas.microsoft.com/office/word/2015/wordml/symex" xmlns:wpg="http://schemas.microsoft.com/office/word/2010/wordprocessingGroup" xmlns:wpi="http://schemas.microsoft.com/office/word/2010/wordprocessingInk" xmlns:wne="http://schemas.microsoft.com/office/word/2006/wordml" xmlns:wps="http://schemas.microsoft.com/office/word/2010/wordprocessingShape" xmlns:a="http://schemas.openxmlformats.org/drawingml/2006/main" mc:Ignorable="w14 w15 w16se w16cid w16 w16cex w16sdtdh w16sdtfl w16du wp14">
   <w:p>
     <w:pPr>
       <w:pStyle w:val="Footer"/>
@@ -4493,8 +5370,8 @@
           </w:drawing>
         </mc:Choice>
         <mc:Fallback>
-          <w:pict>
-            <v:rect w14:anchorId="16546B0F" id="Frame2" o:spid="_x0000_s1027" style="position:absolute;margin-left:0;margin-top:.05pt;width:5.65pt;height:1.8pt;z-index:-503316474;visibility:visible;mso-wrap-style:square;mso-wrap-distance-left:0;mso-wrap-distance-top:0;mso-wrap-distance-right:0;mso-wrap-distance-bottom:0;mso-position-horizontal:center;mso-position-horizontal-relative:margin;mso-position-vertical:absolute;mso-position-vertical-relative:text;v-text-anchor:top" o:gfxdata="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" o:allowincell="f" filled="f" stroked="f" strokeweight="0">
+          <w:pict w14:anchorId="1C4E5E06">
+            <v:rect id="Frame2" style="position:absolute;margin-left:0;margin-top:.05pt;width:5.65pt;height:1.8pt;z-index:-503316474;visibility:visible;mso-wrap-style:square;mso-wrap-distance-left:0;mso-wrap-distance-top:0;mso-wrap-distance-right:0;mso-wrap-distance-bottom:0;mso-position-horizontal:center;mso-position-horizontal-relative:margin;mso-position-vertical:absolute;mso-position-vertical-relative:text;v-text-anchor:top" o:spid="_x0000_s1027" o:allowincell="f" filled="f" stroked="f" strokeweight="0" w14:anchorId="16546B0F" o:gfxdata="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">
               <v:textbox inset="0,0,0,0">
                 <w:txbxContent>
                   <w:p>
@@ -4930,11 +5807,11 @@
 </file>
 
 <file path=word/styles.xml><?xml version="1.0" encoding="utf-8"?>
-<w:styles xmlns:mc="http://schemas.openxmlformats.org/markup-compatibility/2006" xmlns:r="http://schemas.openxmlformats.org/officeDocument/2006/relationships" xmlns:w="http://schemas.openxmlformats.org/wordprocessingml/2006/main" xmlns:w14="http://schemas.microsoft.com/office/word/2010/wordml" xmlns:w15="http://schemas.microsoft.com/office/word/2012/wordml" xmlns:w16cex="http://schemas.microsoft.com/office/word/2018/wordml/cex" xmlns:w16cid="http://schemas.microsoft.com/office/word/2016/wordml/cid" xmlns:w16="http://schemas.microsoft.com/office/word/2018/wordml" xmlns:w16du="http://schemas.microsoft.com/office/word/2023/wordml/word16du" xmlns:w16sdtdh="http://schemas.microsoft.com/office/word/2020/wordml/sdtdatahash" xmlns:w16sdtfl="http://schemas.microsoft.com/office/word/2024/wordml/sdtformatlock" xmlns:w16se="http://schemas.microsoft.com/office/word/2015/wordml/symex" mc:Ignorable="w14 w15 w16se w16cid w16 w16cex w16sdtdh w16sdtfl w16du">
+<w:styles xmlns:wp14="http://schemas.microsoft.com/office/word/2010/wordprocessingDrawing" xmlns:mc="http://schemas.openxmlformats.org/markup-compatibility/2006" xmlns:r="http://schemas.openxmlformats.org/officeDocument/2006/relationships" xmlns:w="http://schemas.openxmlformats.org/wordprocessingml/2006/main" xmlns:w14="http://schemas.microsoft.com/office/word/2010/wordml" xmlns:w15="http://schemas.microsoft.com/office/word/2012/wordml" xmlns:w16cex="http://schemas.microsoft.com/office/word/2018/wordml/cex" xmlns:w16cid="http://schemas.microsoft.com/office/word/2016/wordml/cid" xmlns:w16="http://schemas.microsoft.com/office/word/2018/wordml" xmlns:w16du="http://schemas.microsoft.com/office/word/2023/wordml/word16du" xmlns:w16sdtdh="http://schemas.microsoft.com/office/word/2020/wordml/sdtdatahash" xmlns:w16sdtfl="http://schemas.microsoft.com/office/word/2024/wordml/sdtformatlock" xmlns:w16se="http://schemas.microsoft.com/office/word/2015/wordml/symex" mc:Ignorable="w14 w15 w16se w16cid w16 w16cex w16sdtdh w16sdtfl w16du wp14">
   <w:docDefaults>
     <w:rPrDefault>
       <w:rPr>
-        <w:rFonts w:ascii="Liberation Serif" w:eastAsia="Noto Sans CJK SC" w:hAnsi="Liberation Serif" w:cs="Lohit Devanagari"/>
+        <w:rFonts w:ascii="Liberation Serif" w:hAnsi="Liberation Serif" w:eastAsia="Noto Sans CJK SC" w:cs="Lohit Devanagari"/>
         <w:sz w:val="24"/>
         <w:szCs w:val="24"/>
         <w:lang w:val="en-US" w:eastAsia="zh-CN" w:bidi="hi-IN"/>
@@ -4949,14 +5826,14 @@
   <w:latentStyles w:defLockedState="0" w:defUIPriority="99" w:defSemiHidden="0" w:defUnhideWhenUsed="0" w:defQFormat="0" w:count="376">
     <w:lsdException w:name="Normal" w:uiPriority="0" w:qFormat="1"/>
     <w:lsdException w:name="heading 1" w:uiPriority="9" w:qFormat="1"/>
-    <w:lsdException w:name="heading 2" w:semiHidden="1" w:uiPriority="9" w:unhideWhenUsed="1" w:qFormat="1"/>
-    <w:lsdException w:name="heading 3" w:semiHidden="1" w:uiPriority="9" w:unhideWhenUsed="1" w:qFormat="1"/>
-    <w:lsdException w:name="heading 4" w:semiHidden="1" w:uiPriority="9" w:unhideWhenUsed="1" w:qFormat="1"/>
-    <w:lsdException w:name="heading 5" w:semiHidden="1" w:uiPriority="9" w:unhideWhenUsed="1" w:qFormat="1"/>
-    <w:lsdException w:name="heading 6" w:semiHidden="1" w:uiPriority="9" w:unhideWhenUsed="1" w:qFormat="1"/>
-    <w:lsdException w:name="heading 7" w:semiHidden="1" w:uiPriority="9" w:unhideWhenUsed="1" w:qFormat="1"/>
-    <w:lsdException w:name="heading 8" w:semiHidden="1" w:uiPriority="9" w:unhideWhenUsed="1" w:qFormat="1"/>
-    <w:lsdException w:name="heading 9" w:semiHidden="1" w:uiPriority="9" w:unhideWhenUsed="1" w:qFormat="1"/>
+    <w:lsdException w:name="heading 2" w:uiPriority="9" w:semiHidden="1" w:unhideWhenUsed="1" w:qFormat="1"/>
+    <w:lsdException w:name="heading 3" w:uiPriority="9" w:semiHidden="1" w:unhideWhenUsed="1" w:qFormat="1"/>
+    <w:lsdException w:name="heading 4" w:uiPriority="9" w:semiHidden="1" w:unhideWhenUsed="1" w:qFormat="1"/>
+    <w:lsdException w:name="heading 5" w:uiPriority="9" w:semiHidden="1" w:unhideWhenUsed="1" w:qFormat="1"/>
+    <w:lsdException w:name="heading 6" w:uiPriority="9" w:semiHidden="1" w:unhideWhenUsed="1" w:qFormat="1"/>
+    <w:lsdException w:name="heading 7" w:uiPriority="9" w:semiHidden="1" w:unhideWhenUsed="1" w:qFormat="1"/>
+    <w:lsdException w:name="heading 8" w:uiPriority="9" w:semiHidden="1" w:unhideWhenUsed="1" w:qFormat="1"/>
+    <w:lsdException w:name="heading 9" w:uiPriority="9" w:semiHidden="1" w:unhideWhenUsed="1" w:qFormat="1"/>
     <w:lsdException w:name="index 1" w:semiHidden="1" w:unhideWhenUsed="1"/>
     <w:lsdException w:name="index 2" w:semiHidden="1" w:unhideWhenUsed="1"/>
     <w:lsdException w:name="index 3" w:semiHidden="1" w:unhideWhenUsed="1"/>
@@ -4966,22 +5843,22 @@
     <w:lsdException w:name="index 7" w:semiHidden="1" w:unhideWhenUsed="1"/>
     <w:lsdException w:name="index 8" w:semiHidden="1" w:unhideWhenUsed="1"/>
     <w:lsdException w:name="index 9" w:semiHidden="1" w:unhideWhenUsed="1"/>
-    <w:lsdException w:name="toc 1" w:semiHidden="1" w:uiPriority="39" w:unhideWhenUsed="1"/>
-    <w:lsdException w:name="toc 2" w:semiHidden="1" w:uiPriority="39" w:unhideWhenUsed="1"/>
-    <w:lsdException w:name="toc 3" w:semiHidden="1" w:uiPriority="39" w:unhideWhenUsed="1"/>
-    <w:lsdException w:name="toc 4" w:semiHidden="1" w:uiPriority="39" w:unhideWhenUsed="1"/>
-    <w:lsdException w:name="toc 5" w:semiHidden="1" w:uiPriority="39" w:unhideWhenUsed="1"/>
-    <w:lsdException w:name="toc 6" w:semiHidden="1" w:uiPriority="39" w:unhideWhenUsed="1"/>
-    <w:lsdException w:name="toc 7" w:semiHidden="1" w:uiPriority="39" w:unhideWhenUsed="1"/>
-    <w:lsdException w:name="toc 8" w:semiHidden="1" w:uiPriority="39" w:unhideWhenUsed="1"/>
-    <w:lsdException w:name="toc 9" w:semiHidden="1" w:uiPriority="39" w:unhideWhenUsed="1"/>
+    <w:lsdException w:name="toc 1" w:uiPriority="39" w:semiHidden="1" w:unhideWhenUsed="1"/>
+    <w:lsdException w:name="toc 2" w:uiPriority="39" w:semiHidden="1" w:unhideWhenUsed="1"/>
+    <w:lsdException w:name="toc 3" w:uiPriority="39" w:semiHidden="1" w:unhideWhenUsed="1"/>
+    <w:lsdException w:name="toc 4" w:uiPriority="39" w:semiHidden="1" w:unhideWhenUsed="1"/>
+    <w:lsdException w:name="toc 5" w:uiPriority="39" w:semiHidden="1" w:unhideWhenUsed="1"/>
+    <w:lsdException w:name="toc 6" w:uiPriority="39" w:semiHidden="1" w:unhideWhenUsed="1"/>
+    <w:lsdException w:name="toc 7" w:uiPriority="39" w:semiHidden="1" w:unhideWhenUsed="1"/>
+    <w:lsdException w:name="toc 8" w:uiPriority="39" w:semiHidden="1" w:unhideWhenUsed="1"/>
+    <w:lsdException w:name="toc 9" w:uiPriority="39" w:semiHidden="1" w:unhideWhenUsed="1"/>
     <w:lsdException w:name="Normal Indent" w:semiHidden="1" w:unhideWhenUsed="1"/>
     <w:lsdException w:name="footnote text" w:semiHidden="1" w:unhideWhenUsed="1"/>
     <w:lsdException w:name="annotation text" w:semiHidden="1" w:unhideWhenUsed="1"/>
     <w:lsdException w:name="header" w:semiHidden="1" w:unhideWhenUsed="1"/>
     <w:lsdException w:name="footer" w:semiHidden="1" w:unhideWhenUsed="1"/>
     <w:lsdException w:name="index heading" w:semiHidden="1" w:unhideWhenUsed="1"/>
-    <w:lsdException w:name="caption" w:semiHidden="1" w:uiPriority="35" w:unhideWhenUsed="1" w:qFormat="1"/>
+    <w:lsdException w:name="caption" w:uiPriority="35" w:semiHidden="1" w:unhideWhenUsed="1" w:qFormat="1"/>
     <w:lsdException w:name="table of figures" w:semiHidden="1" w:unhideWhenUsed="1"/>
     <w:lsdException w:name="envelope address" w:semiHidden="1" w:unhideWhenUsed="1"/>
     <w:lsdException w:name="envelope return" w:semiHidden="1" w:unhideWhenUsed="1"/>
@@ -5012,7 +5889,7 @@
     <w:lsdException w:name="Title" w:uiPriority="10" w:qFormat="1"/>
     <w:lsdException w:name="Closing" w:semiHidden="1" w:unhideWhenUsed="1"/>
     <w:lsdException w:name="Signature" w:semiHidden="1" w:unhideWhenUsed="1"/>
-    <w:lsdException w:name="Default Paragraph Font" w:semiHidden="1" w:uiPriority="1" w:unhideWhenUsed="1"/>
+    <w:lsdException w:name="Default Paragraph Font" w:uiPriority="1" w:semiHidden="1" w:unhideWhenUsed="1"/>
     <w:lsdException w:name="Body Text" w:semiHidden="1" w:unhideWhenUsed="1"/>
     <w:lsdException w:name="Body Text Indent" w:semiHidden="1" w:unhideWhenUsed="1"/>
     <w:lsdException w:name="List Continue" w:semiHidden="1" w:unhideWhenUsed="1"/>
@@ -5212,8 +6089,8 @@
     <w:lsdException w:name="Subtle Reference" w:uiPriority="31" w:qFormat="1"/>
     <w:lsdException w:name="Intense Reference" w:uiPriority="32" w:qFormat="1"/>
     <w:lsdException w:name="Book Title" w:uiPriority="33" w:qFormat="1"/>
-    <w:lsdException w:name="Bibliography" w:semiHidden="1" w:uiPriority="37" w:unhideWhenUsed="1"/>
-    <w:lsdException w:name="TOC Heading" w:semiHidden="1" w:uiPriority="39" w:unhideWhenUsed="1" w:qFormat="1"/>
+    <w:lsdException w:name="Bibliography" w:uiPriority="37" w:semiHidden="1" w:unhideWhenUsed="1"/>
+    <w:lsdException w:name="TOC Heading" w:uiPriority="39" w:semiHidden="1" w:unhideWhenUsed="1" w:qFormat="1"/>
     <w:lsdException w:name="Plain Table 1" w:uiPriority="41"/>
     <w:lsdException w:name="Plain Table 2" w:uiPriority="42"/>
     <w:lsdException w:name="Plain Table 3" w:uiPriority="43"/>
@@ -5324,11 +6201,11 @@
     <w:lsdException w:name="Unresolved Mention" w:semiHidden="1" w:unhideWhenUsed="1"/>
     <w:lsdException w:name="Smart Link" w:semiHidden="1" w:unhideWhenUsed="1"/>
   </w:latentStyles>
-  <w:style w:type="paragraph" w:default="1" w:styleId="Normal">
+  <w:style w:type="paragraph" w:styleId="Normal" w:default="1">
     <w:name w:val="Normal"/>
     <w:qFormat/>
     <w:rPr>
-      <w:rFonts w:ascii="Times New Roman" w:eastAsia="Times New Roman" w:hAnsi="Times New Roman" w:cs="Times New Roman"/>
+      <w:rFonts w:ascii="Times New Roman" w:hAnsi="Times New Roman" w:eastAsia="Times New Roman" w:cs="Times New Roman"/>
       <w:sz w:val="20"/>
       <w:szCs w:val="20"/>
       <w:lang w:bidi="ar-SA"/>
@@ -5347,10 +6224,10 @@
         <w:numId w:val="1"/>
       </w:numPr>
       <w:pBdr>
-        <w:top w:val="single" w:sz="12" w:space="1" w:color="000000"/>
-        <w:left w:val="single" w:sz="12" w:space="1" w:color="000000"/>
-        <w:bottom w:val="single" w:sz="12" w:space="1" w:color="000000"/>
-        <w:right w:val="single" w:sz="12" w:space="1" w:color="000000"/>
+        <w:top w:val="single" w:color="000000" w:sz="12" w:space="1"/>
+        <w:left w:val="single" w:color="000000" w:sz="12" w:space="1"/>
+        <w:bottom w:val="single" w:color="000000" w:sz="12" w:space="1"/>
+        <w:right w:val="single" w:color="000000" w:sz="12" w:space="1"/>
       </w:pBdr>
       <w:spacing w:after="60"/>
       <w:outlineLvl w:val="0"/>
@@ -5520,13 +6397,13 @@
       <w:sz w:val="18"/>
     </w:rPr>
   </w:style>
-  <w:style w:type="character" w:default="1" w:styleId="DefaultParagraphFont">
+  <w:style w:type="character" w:styleId="DefaultParagraphFont" w:default="1">
     <w:name w:val="Default Paragraph Font"/>
     <w:uiPriority w:val="1"/>
     <w:semiHidden/>
     <w:unhideWhenUsed/>
   </w:style>
-  <w:style w:type="table" w:default="1" w:styleId="TableNormal">
+  <w:style w:type="table" w:styleId="TableNormal" w:default="1">
     <w:name w:val="Normal Table"/>
     <w:uiPriority w:val="99"/>
     <w:semiHidden/>
@@ -5541,13 +6418,13 @@
       </w:tblCellMar>
     </w:tblPr>
   </w:style>
-  <w:style w:type="numbering" w:default="1" w:styleId="NoList">
+  <w:style w:type="numbering" w:styleId="NoList" w:default="1">
     <w:name w:val="No List"/>
     <w:uiPriority w:val="99"/>
     <w:semiHidden/>
     <w:unhideWhenUsed/>
   </w:style>
-  <w:style w:type="character" w:customStyle="1" w:styleId="WW8Num1z0">
+  <w:style w:type="character" w:styleId="WW8Num1z0" w:customStyle="1">
     <w:name w:val="WW8Num1z0"/>
     <w:qFormat/>
     <w:rPr>
@@ -5557,35 +6434,35 @@
       <w:lang w:val="en-US" w:bidi="en-US"/>
     </w:rPr>
   </w:style>
-  <w:style w:type="character" w:customStyle="1" w:styleId="WW8Num1z1">
+  <w:style w:type="character" w:styleId="WW8Num1z1" w:customStyle="1">
     <w:name w:val="WW8Num1z1"/>
     <w:qFormat/>
   </w:style>
-  <w:style w:type="character" w:customStyle="1" w:styleId="WW8Num1z2">
+  <w:style w:type="character" w:styleId="WW8Num1z2" w:customStyle="1">
     <w:name w:val="WW8Num1z2"/>
     <w:qFormat/>
   </w:style>
-  <w:style w:type="character" w:customStyle="1" w:styleId="WW8Num1z3">
+  <w:style w:type="character" w:styleId="WW8Num1z3" w:customStyle="1">
     <w:name w:val="WW8Num1z3"/>
     <w:qFormat/>
   </w:style>
-  <w:style w:type="character" w:customStyle="1" w:styleId="WW8Num1z4">
+  <w:style w:type="character" w:styleId="WW8Num1z4" w:customStyle="1">
     <w:name w:val="WW8Num1z4"/>
     <w:qFormat/>
   </w:style>
-  <w:style w:type="character" w:customStyle="1" w:styleId="WW8Num1z5">
+  <w:style w:type="character" w:styleId="WW8Num1z5" w:customStyle="1">
     <w:name w:val="WW8Num1z5"/>
     <w:qFormat/>
   </w:style>
-  <w:style w:type="character" w:customStyle="1" w:styleId="WW8Num1z6">
+  <w:style w:type="character" w:styleId="WW8Num1z6" w:customStyle="1">
     <w:name w:val="WW8Num1z6"/>
     <w:qFormat/>
   </w:style>
-  <w:style w:type="character" w:customStyle="1" w:styleId="WW8Num1z7">
+  <w:style w:type="character" w:styleId="WW8Num1z7" w:customStyle="1">
     <w:name w:val="WW8Num1z7"/>
     <w:qFormat/>
   </w:style>
-  <w:style w:type="character" w:customStyle="1" w:styleId="WW8Num1z8">
+  <w:style w:type="character" w:styleId="WW8Num1z8" w:customStyle="1">
     <w:name w:val="WW8Num1z8"/>
     <w:qFormat/>
   </w:style>
@@ -5601,11 +6478,11 @@
       <w:lang/>
     </w:rPr>
   </w:style>
-  <w:style w:type="character" w:customStyle="1" w:styleId="IndexLink">
+  <w:style w:type="character" w:styleId="IndexLink" w:customStyle="1">
     <w:name w:val="Index Link"/>
     <w:qFormat/>
   </w:style>
-  <w:style w:type="paragraph" w:customStyle="1" w:styleId="Heading">
+  <w:style w:type="paragraph" w:styleId="Heading" w:customStyle="1">
     <w:name w:val="Heading"/>
     <w:basedOn w:val="Normal"/>
     <w:next w:val="BodyText"/>
@@ -5652,7 +6529,7 @@
       <w:szCs w:val="24"/>
     </w:rPr>
   </w:style>
-  <w:style w:type="paragraph" w:customStyle="1" w:styleId="Index">
+  <w:style w:type="paragraph" w:styleId="Index" w:customStyle="1">
     <w:name w:val="Index"/>
     <w:basedOn w:val="Normal"/>
     <w:qFormat/>
@@ -5663,7 +6540,7 @@
       <w:rFonts w:cs="Lohit Devanagari"/>
     </w:rPr>
   </w:style>
-  <w:style w:type="paragraph" w:customStyle="1" w:styleId="Paragraph1">
+  <w:style w:type="paragraph" w:styleId="Paragraph1" w:customStyle="1">
     <w:name w:val="Paragraph1"/>
     <w:basedOn w:val="Normal"/>
     <w:qFormat/>
@@ -5672,7 +6549,7 @@
       <w:jc w:val="both"/>
     </w:pPr>
   </w:style>
-  <w:style w:type="paragraph" w:customStyle="1" w:styleId="Paragraph4">
+  <w:style w:type="paragraph" w:styleId="Paragraph4" w:customStyle="1">
     <w:name w:val="Paragraph4"/>
     <w:basedOn w:val="Paragraph1"/>
     <w:qFormat/>
@@ -5680,7 +6557,7 @@
       <w:ind w:left="2880"/>
     </w:pPr>
   </w:style>
-  <w:style w:type="paragraph" w:customStyle="1" w:styleId="Style2">
+  <w:style w:type="paragraph" w:styleId="Style2" w:customStyle="1">
     <w:name w:val="Style2"/>
     <w:basedOn w:val="Paragraph1"/>
     <w:qFormat/>
@@ -5691,7 +6568,7 @@
       </w:tabs>
     </w:pPr>
   </w:style>
-  <w:style w:type="paragraph" w:customStyle="1" w:styleId="Paragraph5">
+  <w:style w:type="paragraph" w:styleId="Paragraph5" w:customStyle="1">
     <w:name w:val="Paragraph5"/>
     <w:basedOn w:val="Normal"/>
     <w:qFormat/>
@@ -5699,7 +6576,7 @@
       <w:ind w:left="3600"/>
     </w:pPr>
   </w:style>
-  <w:style w:type="paragraph" w:customStyle="1" w:styleId="TableofContents">
+  <w:style w:type="paragraph" w:styleId="TableofContents" w:customStyle="1">
     <w:name w:val="Table of Contents"/>
     <w:basedOn w:val="Normal"/>
     <w:qFormat/>
@@ -5755,7 +6632,7 @@
       <w:i/>
     </w:rPr>
   </w:style>
-  <w:style w:type="paragraph" w:customStyle="1" w:styleId="Paragraph2">
+  <w:style w:type="paragraph" w:styleId="Paragraph2" w:customStyle="1">
     <w:name w:val="Paragraph2"/>
     <w:basedOn w:val="Paragraph1"/>
     <w:qFormat/>
@@ -5763,7 +6640,7 @@
       <w:ind w:left="1440"/>
     </w:pPr>
   </w:style>
-  <w:style w:type="paragraph" w:customStyle="1" w:styleId="Paragraph3">
+  <w:style w:type="paragraph" w:styleId="Paragraph3" w:customStyle="1">
     <w:name w:val="Paragraph3"/>
     <w:basedOn w:val="Paragraph1"/>
     <w:qFormat/>
@@ -5771,7 +6648,7 @@
       <w:ind w:left="2160"/>
     </w:pPr>
   </w:style>
-  <w:style w:type="paragraph" w:customStyle="1" w:styleId="HeaderandFooter">
+  <w:style w:type="paragraph" w:styleId="HeaderandFooter" w:customStyle="1">
     <w:name w:val="Header and Footer"/>
     <w:basedOn w:val="Normal"/>
     <w:qFormat/>
@@ -5904,7 +6781,7 @@
       <w:sz w:val="36"/>
     </w:rPr>
   </w:style>
-  <w:style w:type="paragraph" w:customStyle="1" w:styleId="RevHistory">
+  <w:style w:type="paragraph" w:styleId="RevHistory" w:customStyle="1">
     <w:name w:val="RevHistory"/>
     <w:basedOn w:val="Normal"/>
     <w:qFormat/>
@@ -5918,7 +6795,7 @@
       <w:sz w:val="36"/>
     </w:rPr>
   </w:style>
-  <w:style w:type="paragraph" w:customStyle="1" w:styleId="TableText">
+  <w:style w:type="paragraph" w:styleId="TableText" w:customStyle="1">
     <w:name w:val="Table Text"/>
     <w:qFormat/>
     <w:pPr>
@@ -5926,7 +6803,7 @@
       <w:spacing w:before="40" w:after="40"/>
     </w:pPr>
     <w:rPr>
-      <w:rFonts w:ascii="Times New Roman" w:eastAsia="Times New Roman" w:hAnsi="Times New Roman" w:cs="Times New Roman"/>
+      <w:rFonts w:ascii="Times New Roman" w:hAnsi="Times New Roman" w:eastAsia="Times New Roman" w:cs="Times New Roman"/>
       <w:sz w:val="20"/>
       <w:szCs w:val="20"/>
       <w:lang w:bidi="ar-SA"/>
@@ -5939,7 +6816,7 @@
       <w:ind w:left="1440"/>
     </w:pPr>
   </w:style>
-  <w:style w:type="paragraph" w:customStyle="1" w:styleId="TableContents">
+  <w:style w:type="paragraph" w:styleId="TableContents" w:customStyle="1">
     <w:name w:val="Table Contents"/>
     <w:basedOn w:val="Normal"/>
     <w:qFormat/>
@@ -5947,7 +6824,7 @@
       <w:suppressLineNumbers/>
     </w:pPr>
   </w:style>
-  <w:style w:type="paragraph" w:customStyle="1" w:styleId="TableHeading">
+  <w:style w:type="paragraph" w:styleId="TableHeading" w:customStyle="1">
     <w:name w:val="Table Heading"/>
     <w:basedOn w:val="TableContents"/>
     <w:qFormat/>
@@ -5959,12 +6836,12 @@
       <w:bCs/>
     </w:rPr>
   </w:style>
-  <w:style w:type="paragraph" w:customStyle="1" w:styleId="FrameContents">
+  <w:style w:type="paragraph" w:styleId="FrameContents" w:customStyle="1">
     <w:name w:val="Frame Contents"/>
     <w:basedOn w:val="Normal"/>
     <w:qFormat/>
   </w:style>
-  <w:style w:type="paragraph" w:customStyle="1" w:styleId="HeaderLeft">
+  <w:style w:type="paragraph" w:styleId="HeaderLeft" w:customStyle="1">
     <w:name w:val="Header Left"/>
     <w:basedOn w:val="Normal"/>
     <w:qFormat/>
@@ -5976,7 +6853,7 @@
       </w:tabs>
     </w:pPr>
   </w:style>
-  <w:style w:type="numbering" w:customStyle="1" w:styleId="WW8Num1">
+  <w:style w:type="numbering" w:styleId="WW8Num1" w:customStyle="1">
     <w:name w:val="WW8Num1"/>
     <w:qFormat/>
   </w:style>
@@ -5984,7 +6861,7 @@
 </file>
 
 <file path=word/theme/theme1.xml><?xml version="1.0" encoding="utf-8"?>
-<a:theme xmlns:a="http://schemas.openxmlformats.org/drawingml/2006/main" name="Office Theme">
+<a:theme xmlns:a="http://schemas.openxmlformats.org/drawingml/2006/main" xmlns:thm15="http://schemas.microsoft.com/office/thememl/2012/main" name="Office Theme">
   <a:themeElements>
     <a:clrScheme name="Office">
       <a:dk1>

--- a/CS 401 - Group 2 - SRS Doc.docx
+++ b/CS 401 - Group 2 - SRS Doc.docx
@@ -11,7 +11,7 @@
           <w:color w:val="000000"/>
         </w:rPr>
       </w:pPr>
-      <w:bookmarkStart w:name="CompanyName" w:id="0"/>
+      <w:bookmarkStart w:id="0" w:name="CompanyName"/>
       <w:bookmarkEnd w:id="0"/>
       <w:r>
         <w:rPr>
@@ -33,7 +33,7 @@
         <w:sectPr>
           <w:headerReference w:type="default" r:id="rId7"/>
           <w:footerReference w:type="default" r:id="rId8"/>
-          <w:pgSz w:w="12240" w:h="15840" w:orient="portrait"/>
+          <w:pgSz w:w="12240" w:h="15840"/>
           <w:pgMar w:top="1440" w:right="1800" w:bottom="1800" w:left="1800" w:header="720" w:footer="1080" w:gutter="0"/>
           <w:pgNumType w:fmt="lowerRoman" w:start="1"/>
           <w:cols w:space="720"/>
@@ -47,11 +47,6 @@
           <w:color w:val="000000"/>
         </w:rPr>
         <w:br/>
-      </w:r>
-      <w:r>
-        <w:rPr>
-          <w:color w:val="000000"/>
-        </w:rPr>
         <w:t>Software Requirements Specification</w:t>
       </w:r>
       <w:r>
@@ -70,12 +65,13 @@
           <w:color w:val="000000"/>
         </w:rPr>
       </w:pPr>
-      <w:bookmarkStart w:name="CompanyName1" w:id="1"/>
+      <w:bookmarkStart w:id="1" w:name="CompanyName1"/>
       <w:bookmarkEnd w:id="1"/>
       <w:r>
         <w:rPr>
           <w:color w:val="000000"/>
         </w:rPr>
+        <w:lastRenderedPageBreak/>
         <w:t>Revision History</w:t>
       </w:r>
     </w:p>
@@ -108,12 +104,11 @@
           <w:tcPr>
             <w:tcW w:w="1275" w:type="dxa"/>
             <w:tcBorders>
-              <w:top w:val="single" w:color="000000" w:themeColor="text1" w:sz="6" w:space="0"/>
-              <w:left w:val="single" w:color="000000" w:themeColor="text1" w:sz="6" w:space="0"/>
-              <w:bottom w:val="single" w:color="000000" w:themeColor="text1" w:sz="6" w:space="0"/>
-            </w:tcBorders>
-            <w:shd w:val="clear" w:color="auto" w:fill="E5E5E5"/>
-            <w:tcMar/>
+              <w:top w:val="single" w:sz="6" w:space="0" w:color="000000" w:themeColor="text1"/>
+              <w:left w:val="single" w:sz="6" w:space="0" w:color="000000" w:themeColor="text1"/>
+              <w:bottom w:val="single" w:sz="6" w:space="0" w:color="000000" w:themeColor="text1"/>
+            </w:tcBorders>
+            <w:shd w:val="clear" w:color="auto" w:fill="E5E5E5"/>
           </w:tcPr>
           <w:p>
             <w:pPr>
@@ -137,12 +132,11 @@
           <w:tcPr>
             <w:tcW w:w="1083" w:type="dxa"/>
             <w:tcBorders>
-              <w:top w:val="single" w:color="000000" w:themeColor="text1" w:sz="6" w:space="0"/>
-              <w:left w:val="single" w:color="000000" w:themeColor="text1" w:sz="6" w:space="0"/>
-              <w:bottom w:val="single" w:color="000000" w:themeColor="text1" w:sz="6" w:space="0"/>
-            </w:tcBorders>
-            <w:shd w:val="clear" w:color="auto" w:fill="E5E5E5"/>
-            <w:tcMar/>
+              <w:top w:val="single" w:sz="6" w:space="0" w:color="000000" w:themeColor="text1"/>
+              <w:left w:val="single" w:sz="6" w:space="0" w:color="000000" w:themeColor="text1"/>
+              <w:bottom w:val="single" w:sz="6" w:space="0" w:color="000000" w:themeColor="text1"/>
+            </w:tcBorders>
+            <w:shd w:val="clear" w:color="auto" w:fill="E5E5E5"/>
           </w:tcPr>
           <w:p>
             <w:pPr>
@@ -166,12 +160,11 @@
           <w:tcPr>
             <w:tcW w:w="3813" w:type="dxa"/>
             <w:tcBorders>
-              <w:top w:val="single" w:color="000000" w:themeColor="text1" w:sz="6" w:space="0"/>
-              <w:left w:val="single" w:color="000000" w:themeColor="text1" w:sz="6" w:space="0"/>
-              <w:bottom w:val="single" w:color="000000" w:themeColor="text1" w:sz="6" w:space="0"/>
-            </w:tcBorders>
-            <w:shd w:val="clear" w:color="auto" w:fill="E5E5E5"/>
-            <w:tcMar/>
+              <w:top w:val="single" w:sz="6" w:space="0" w:color="000000" w:themeColor="text1"/>
+              <w:left w:val="single" w:sz="6" w:space="0" w:color="000000" w:themeColor="text1"/>
+              <w:bottom w:val="single" w:sz="6" w:space="0" w:color="000000" w:themeColor="text1"/>
+            </w:tcBorders>
+            <w:shd w:val="clear" w:color="auto" w:fill="E5E5E5"/>
           </w:tcPr>
           <w:p>
             <w:pPr>
@@ -195,13 +188,12 @@
           <w:tcPr>
             <w:tcW w:w="2591" w:type="dxa"/>
             <w:tcBorders>
-              <w:top w:val="single" w:color="000000" w:themeColor="text1" w:sz="6" w:space="0"/>
-              <w:left w:val="single" w:color="000000" w:themeColor="text1" w:sz="6" w:space="0"/>
-              <w:bottom w:val="single" w:color="000000" w:themeColor="text1" w:sz="6" w:space="0"/>
-              <w:right w:val="single" w:color="000000" w:themeColor="text1" w:sz="6" w:space="0"/>
-            </w:tcBorders>
-            <w:shd w:val="clear" w:color="auto" w:fill="E5E5E5"/>
-            <w:tcMar/>
+              <w:top w:val="single" w:sz="6" w:space="0" w:color="000000" w:themeColor="text1"/>
+              <w:left w:val="single" w:sz="6" w:space="0" w:color="000000" w:themeColor="text1"/>
+              <w:bottom w:val="single" w:sz="6" w:space="0" w:color="000000" w:themeColor="text1"/>
+              <w:right w:val="single" w:sz="6" w:space="0" w:color="000000" w:themeColor="text1"/>
+            </w:tcBorders>
+            <w:shd w:val="clear" w:color="auto" w:fill="E5E5E5"/>
           </w:tcPr>
           <w:p>
             <w:pPr>
@@ -227,12 +219,11 @@
           <w:tcPr>
             <w:tcW w:w="1275" w:type="dxa"/>
             <w:tcBorders>
-              <w:top w:val="single" w:color="000000" w:themeColor="text1" w:sz="6" w:space="0"/>
-              <w:left w:val="single" w:color="000000" w:themeColor="text1" w:sz="6" w:space="0"/>
-              <w:bottom w:val="single" w:color="000000" w:themeColor="text1" w:sz="6" w:space="0"/>
-            </w:tcBorders>
-            <w:shd w:val="clear" w:color="auto" w:fill="E5E5E5"/>
-            <w:tcMar/>
+              <w:top w:val="single" w:sz="6" w:space="0" w:color="000000" w:themeColor="text1"/>
+              <w:left w:val="single" w:sz="6" w:space="0" w:color="000000" w:themeColor="text1"/>
+              <w:bottom w:val="single" w:sz="6" w:space="0" w:color="000000" w:themeColor="text1"/>
+            </w:tcBorders>
+            <w:shd w:val="clear" w:color="auto" w:fill="E5E5E5"/>
           </w:tcPr>
           <w:p>
             <w:pPr>
@@ -253,12 +244,11 @@
           <w:tcPr>
             <w:tcW w:w="1083" w:type="dxa"/>
             <w:tcBorders>
-              <w:top w:val="single" w:color="000000" w:themeColor="text1" w:sz="6" w:space="0"/>
-              <w:left w:val="single" w:color="000000" w:themeColor="text1" w:sz="6" w:space="0"/>
-              <w:bottom w:val="single" w:color="000000" w:themeColor="text1" w:sz="6" w:space="0"/>
-            </w:tcBorders>
-            <w:shd w:val="clear" w:color="auto" w:fill="E5E5E5"/>
-            <w:tcMar/>
+              <w:top w:val="single" w:sz="6" w:space="0" w:color="000000" w:themeColor="text1"/>
+              <w:left w:val="single" w:sz="6" w:space="0" w:color="000000" w:themeColor="text1"/>
+              <w:bottom w:val="single" w:sz="6" w:space="0" w:color="000000" w:themeColor="text1"/>
+            </w:tcBorders>
+            <w:shd w:val="clear" w:color="auto" w:fill="E5E5E5"/>
           </w:tcPr>
           <w:p>
             <w:pPr>
@@ -279,12 +269,11 @@
           <w:tcPr>
             <w:tcW w:w="3813" w:type="dxa"/>
             <w:tcBorders>
-              <w:top w:val="single" w:color="000000" w:themeColor="text1" w:sz="6" w:space="0"/>
-              <w:left w:val="single" w:color="000000" w:themeColor="text1" w:sz="6" w:space="0"/>
-              <w:bottom w:val="single" w:color="000000" w:themeColor="text1" w:sz="6" w:space="0"/>
-            </w:tcBorders>
-            <w:shd w:val="clear" w:color="auto" w:fill="E5E5E5"/>
-            <w:tcMar/>
+              <w:top w:val="single" w:sz="6" w:space="0" w:color="000000" w:themeColor="text1"/>
+              <w:left w:val="single" w:sz="6" w:space="0" w:color="000000" w:themeColor="text1"/>
+              <w:bottom w:val="single" w:sz="6" w:space="0" w:color="000000" w:themeColor="text1"/>
+            </w:tcBorders>
+            <w:shd w:val="clear" w:color="auto" w:fill="E5E5E5"/>
           </w:tcPr>
           <w:p>
             <w:pPr>
@@ -305,13 +294,12 @@
           <w:tcPr>
             <w:tcW w:w="2591" w:type="dxa"/>
             <w:tcBorders>
-              <w:top w:val="single" w:color="000000" w:themeColor="text1" w:sz="6" w:space="0"/>
-              <w:left w:val="single" w:color="000000" w:themeColor="text1" w:sz="6" w:space="0"/>
-              <w:bottom w:val="single" w:color="000000" w:themeColor="text1" w:sz="6" w:space="0"/>
-              <w:right w:val="single" w:color="000000" w:themeColor="text1" w:sz="6" w:space="0"/>
-            </w:tcBorders>
-            <w:shd w:val="clear" w:color="auto" w:fill="E5E5E5"/>
-            <w:tcMar/>
+              <w:top w:val="single" w:sz="6" w:space="0" w:color="000000" w:themeColor="text1"/>
+              <w:left w:val="single" w:sz="6" w:space="0" w:color="000000" w:themeColor="text1"/>
+              <w:bottom w:val="single" w:sz="6" w:space="0" w:color="000000" w:themeColor="text1"/>
+              <w:right w:val="single" w:sz="6" w:space="0" w:color="000000" w:themeColor="text1"/>
+            </w:tcBorders>
+            <w:shd w:val="clear" w:color="auto" w:fill="E5E5E5"/>
           </w:tcPr>
           <w:p>
             <w:pPr>
@@ -334,12 +322,11 @@
           <w:tcPr>
             <w:tcW w:w="1275" w:type="dxa"/>
             <w:tcBorders>
-              <w:top w:val="single" w:color="000000" w:themeColor="text1" w:sz="6" w:space="0"/>
-              <w:left w:val="single" w:color="000000" w:themeColor="text1" w:sz="6" w:space="0"/>
-              <w:bottom w:val="single" w:color="000000" w:themeColor="text1" w:sz="6" w:space="0"/>
-            </w:tcBorders>
-            <w:shd w:val="clear" w:color="auto" w:fill="E5E5E5"/>
-            <w:tcMar/>
+              <w:top w:val="single" w:sz="6" w:space="0" w:color="000000" w:themeColor="text1"/>
+              <w:left w:val="single" w:sz="6" w:space="0" w:color="000000" w:themeColor="text1"/>
+              <w:bottom w:val="single" w:sz="6" w:space="0" w:color="000000" w:themeColor="text1"/>
+            </w:tcBorders>
+            <w:shd w:val="clear" w:color="auto" w:fill="E5E5E5"/>
           </w:tcPr>
           <w:p>
             <w:pPr>
@@ -352,7 +339,7 @@
             </w:pPr>
             <w:r>
               <w:rPr>
-                <w:color w:val="000000" w:themeColor="text1" w:themeTint="FF" w:themeShade="FF"/>
+                <w:color w:val="000000" w:themeColor="text1"/>
                 <w:u w:val="single"/>
               </w:rPr>
               <w:t>02/23/2026</w:t>
@@ -363,12 +350,11 @@
           <w:tcPr>
             <w:tcW w:w="1083" w:type="dxa"/>
             <w:tcBorders>
-              <w:top w:val="single" w:color="000000" w:themeColor="text1" w:sz="6" w:space="0"/>
-              <w:left w:val="single" w:color="000000" w:themeColor="text1" w:sz="6" w:space="0"/>
-              <w:bottom w:val="single" w:color="000000" w:themeColor="text1" w:sz="6" w:space="0"/>
-            </w:tcBorders>
-            <w:shd w:val="clear" w:color="auto" w:fill="E5E5E5"/>
-            <w:tcMar/>
+              <w:top w:val="single" w:sz="6" w:space="0" w:color="000000" w:themeColor="text1"/>
+              <w:left w:val="single" w:sz="6" w:space="0" w:color="000000" w:themeColor="text1"/>
+              <w:bottom w:val="single" w:sz="6" w:space="0" w:color="000000" w:themeColor="text1"/>
+            </w:tcBorders>
+            <w:shd w:val="clear" w:color="auto" w:fill="E5E5E5"/>
           </w:tcPr>
           <w:p>
             <w:pPr>
@@ -380,7 +366,7 @@
             </w:pPr>
             <w:r>
               <w:rPr>
-                <w:color w:val="000000" w:themeColor="text1" w:themeTint="FF" w:themeShade="FF"/>
+                <w:color w:val="000000" w:themeColor="text1"/>
               </w:rPr>
               <w:t>1.1</w:t>
             </w:r>
@@ -390,12 +376,11 @@
           <w:tcPr>
             <w:tcW w:w="3813" w:type="dxa"/>
             <w:tcBorders>
-              <w:top w:val="single" w:color="000000" w:themeColor="text1" w:sz="6" w:space="0"/>
-              <w:left w:val="single" w:color="000000" w:themeColor="text1" w:sz="6" w:space="0"/>
-              <w:bottom w:val="single" w:color="000000" w:themeColor="text1" w:sz="6" w:space="0"/>
-            </w:tcBorders>
-            <w:shd w:val="clear" w:color="auto" w:fill="E5E5E5"/>
-            <w:tcMar/>
+              <w:top w:val="single" w:sz="6" w:space="0" w:color="000000" w:themeColor="text1"/>
+              <w:left w:val="single" w:sz="6" w:space="0" w:color="000000" w:themeColor="text1"/>
+              <w:bottom w:val="single" w:sz="6" w:space="0" w:color="000000" w:themeColor="text1"/>
+            </w:tcBorders>
+            <w:shd w:val="clear" w:color="auto" w:fill="E5E5E5"/>
           </w:tcPr>
           <w:p>
             <w:pPr>
@@ -407,7 +392,7 @@
             </w:pPr>
             <w:r>
               <w:rPr>
-                <w:color w:val="000000" w:themeColor="text1" w:themeTint="FF" w:themeShade="FF"/>
+                <w:color w:val="000000" w:themeColor="text1"/>
               </w:rPr>
               <w:t>Definitions (1.2) &amp; Overview (1.4) Updated</w:t>
             </w:r>
@@ -417,13 +402,12 @@
           <w:tcPr>
             <w:tcW w:w="2591" w:type="dxa"/>
             <w:tcBorders>
-              <w:top w:val="single" w:color="000000" w:themeColor="text1" w:sz="6" w:space="0"/>
-              <w:left w:val="single" w:color="000000" w:themeColor="text1" w:sz="6" w:space="0"/>
-              <w:bottom w:val="single" w:color="000000" w:themeColor="text1" w:sz="6" w:space="0"/>
-              <w:right w:val="single" w:color="000000" w:themeColor="text1" w:sz="6" w:space="0"/>
-            </w:tcBorders>
-            <w:shd w:val="clear" w:color="auto" w:fill="E5E5E5"/>
-            <w:tcMar/>
+              <w:top w:val="single" w:sz="6" w:space="0" w:color="000000" w:themeColor="text1"/>
+              <w:left w:val="single" w:sz="6" w:space="0" w:color="000000" w:themeColor="text1"/>
+              <w:bottom w:val="single" w:sz="6" w:space="0" w:color="000000" w:themeColor="text1"/>
+              <w:right w:val="single" w:sz="6" w:space="0" w:color="000000" w:themeColor="text1"/>
+            </w:tcBorders>
+            <w:shd w:val="clear" w:color="auto" w:fill="E5E5E5"/>
           </w:tcPr>
           <w:p>
             <w:pPr>
@@ -435,7 +419,7 @@
             </w:pPr>
             <w:r>
               <w:rPr>
-                <w:color w:val="000000" w:themeColor="text1" w:themeTint="FF" w:themeShade="FF"/>
+                <w:color w:val="000000" w:themeColor="text1"/>
               </w:rPr>
               <w:t>Nick Vu</w:t>
             </w:r>
@@ -447,12 +431,11 @@
           <w:tcPr>
             <w:tcW w:w="1275" w:type="dxa"/>
             <w:tcBorders>
-              <w:top w:val="single" w:color="000000" w:themeColor="text1" w:sz="6" w:space="0"/>
-              <w:left w:val="single" w:color="000000" w:themeColor="text1" w:sz="6" w:space="0"/>
-              <w:bottom w:val="single" w:color="000000" w:themeColor="text1" w:sz="6" w:space="0"/>
-            </w:tcBorders>
-            <w:shd w:val="clear" w:color="auto" w:fill="E5E5E5"/>
-            <w:tcMar/>
+              <w:top w:val="single" w:sz="6" w:space="0" w:color="000000" w:themeColor="text1"/>
+              <w:left w:val="single" w:sz="6" w:space="0" w:color="000000" w:themeColor="text1"/>
+              <w:bottom w:val="single" w:sz="6" w:space="0" w:color="000000" w:themeColor="text1"/>
+            </w:tcBorders>
+            <w:shd w:val="clear" w:color="auto" w:fill="E5E5E5"/>
           </w:tcPr>
           <w:p>
             <w:pPr>
@@ -465,7 +448,7 @@
             </w:pPr>
             <w:r>
               <w:rPr>
-                <w:color w:val="000000" w:themeColor="text1" w:themeTint="FF" w:themeShade="FF"/>
+                <w:color w:val="000000" w:themeColor="text1"/>
                 <w:u w:val="single"/>
               </w:rPr>
               <w:t>02/24/2026</w:t>
@@ -476,12 +459,11 @@
           <w:tcPr>
             <w:tcW w:w="1083" w:type="dxa"/>
             <w:tcBorders>
-              <w:top w:val="single" w:color="000000" w:themeColor="text1" w:sz="6" w:space="0"/>
-              <w:left w:val="single" w:color="000000" w:themeColor="text1" w:sz="6" w:space="0"/>
-              <w:bottom w:val="single" w:color="000000" w:themeColor="text1" w:sz="6" w:space="0"/>
-            </w:tcBorders>
-            <w:shd w:val="clear" w:color="auto" w:fill="E5E5E5"/>
-            <w:tcMar/>
+              <w:top w:val="single" w:sz="6" w:space="0" w:color="000000" w:themeColor="text1"/>
+              <w:left w:val="single" w:sz="6" w:space="0" w:color="000000" w:themeColor="text1"/>
+              <w:bottom w:val="single" w:sz="6" w:space="0" w:color="000000" w:themeColor="text1"/>
+            </w:tcBorders>
+            <w:shd w:val="clear" w:color="auto" w:fill="E5E5E5"/>
           </w:tcPr>
           <w:p>
             <w:pPr>
@@ -493,7 +475,7 @@
             </w:pPr>
             <w:r>
               <w:rPr>
-                <w:color w:val="000000" w:themeColor="text1" w:themeTint="FF" w:themeShade="FF"/>
+                <w:color w:val="000000" w:themeColor="text1"/>
               </w:rPr>
               <w:t>1.2</w:t>
             </w:r>
@@ -503,12 +485,11 @@
           <w:tcPr>
             <w:tcW w:w="3813" w:type="dxa"/>
             <w:tcBorders>
-              <w:top w:val="single" w:color="000000" w:themeColor="text1" w:sz="6" w:space="0"/>
-              <w:left w:val="single" w:color="000000" w:themeColor="text1" w:sz="6" w:space="0"/>
-              <w:bottom w:val="single" w:color="000000" w:themeColor="text1" w:sz="6" w:space="0"/>
-            </w:tcBorders>
-            <w:shd w:val="clear" w:color="auto" w:fill="E5E5E5"/>
-            <w:tcMar/>
+              <w:top w:val="single" w:sz="6" w:space="0" w:color="000000" w:themeColor="text1"/>
+              <w:left w:val="single" w:sz="6" w:space="0" w:color="000000" w:themeColor="text1"/>
+              <w:bottom w:val="single" w:sz="6" w:space="0" w:color="000000" w:themeColor="text1"/>
+            </w:tcBorders>
+            <w:shd w:val="clear" w:color="auto" w:fill="E5E5E5"/>
           </w:tcPr>
           <w:p>
             <w:pPr>
@@ -520,7 +501,7 @@
             </w:pPr>
             <w:r>
               <w:rPr>
-                <w:color w:val="000000" w:themeColor="text1" w:themeTint="FF" w:themeShade="FF"/>
+                <w:color w:val="000000" w:themeColor="text1"/>
               </w:rPr>
               <w:t>Refined definitions</w:t>
             </w:r>
@@ -530,13 +511,12 @@
           <w:tcPr>
             <w:tcW w:w="2591" w:type="dxa"/>
             <w:tcBorders>
-              <w:top w:val="single" w:color="000000" w:themeColor="text1" w:sz="6" w:space="0"/>
-              <w:left w:val="single" w:color="000000" w:themeColor="text1" w:sz="6" w:space="0"/>
-              <w:bottom w:val="single" w:color="000000" w:themeColor="text1" w:sz="6" w:space="0"/>
-              <w:right w:val="single" w:color="000000" w:themeColor="text1" w:sz="6" w:space="0"/>
-            </w:tcBorders>
-            <w:shd w:val="clear" w:color="auto" w:fill="E5E5E5"/>
-            <w:tcMar/>
+              <w:top w:val="single" w:sz="6" w:space="0" w:color="000000" w:themeColor="text1"/>
+              <w:left w:val="single" w:sz="6" w:space="0" w:color="000000" w:themeColor="text1"/>
+              <w:bottom w:val="single" w:sz="6" w:space="0" w:color="000000" w:themeColor="text1"/>
+              <w:right w:val="single" w:sz="6" w:space="0" w:color="000000" w:themeColor="text1"/>
+            </w:tcBorders>
+            <w:shd w:val="clear" w:color="auto" w:fill="E5E5E5"/>
           </w:tcPr>
           <w:p>
             <w:pPr>
@@ -548,7 +528,7 @@
             </w:pPr>
             <w:r>
               <w:rPr>
-                <w:color w:val="000000" w:themeColor="text1" w:themeTint="FF" w:themeShade="FF"/>
+                <w:color w:val="000000" w:themeColor="text1"/>
               </w:rPr>
               <w:t>Nick Vu</w:t>
             </w:r>
@@ -560,12 +540,11 @@
           <w:tcPr>
             <w:tcW w:w="1275" w:type="dxa"/>
             <w:tcBorders>
-              <w:top w:val="single" w:color="000000" w:themeColor="text1" w:sz="6" w:space="0"/>
-              <w:left w:val="single" w:color="000000" w:themeColor="text1" w:sz="6" w:space="0"/>
-              <w:bottom w:val="single" w:color="000000" w:themeColor="text1" w:sz="6" w:space="0"/>
-            </w:tcBorders>
-            <w:shd w:val="clear" w:color="auto" w:fill="E5E5E5"/>
-            <w:tcMar/>
+              <w:top w:val="single" w:sz="6" w:space="0" w:color="000000" w:themeColor="text1"/>
+              <w:left w:val="single" w:sz="6" w:space="0" w:color="000000" w:themeColor="text1"/>
+              <w:bottom w:val="single" w:sz="6" w:space="0" w:color="000000" w:themeColor="text1"/>
+            </w:tcBorders>
+            <w:shd w:val="clear" w:color="auto" w:fill="E5E5E5"/>
           </w:tcPr>
           <w:p>
             <w:pPr>
@@ -582,12 +561,11 @@
           <w:tcPr>
             <w:tcW w:w="1083" w:type="dxa"/>
             <w:tcBorders>
-              <w:top w:val="single" w:color="000000" w:themeColor="text1" w:sz="6" w:space="0"/>
-              <w:left w:val="single" w:color="000000" w:themeColor="text1" w:sz="6" w:space="0"/>
-              <w:bottom w:val="single" w:color="000000" w:themeColor="text1" w:sz="6" w:space="0"/>
-            </w:tcBorders>
-            <w:shd w:val="clear" w:color="auto" w:fill="E5E5E5"/>
-            <w:tcMar/>
+              <w:top w:val="single" w:sz="6" w:space="0" w:color="000000" w:themeColor="text1"/>
+              <w:left w:val="single" w:sz="6" w:space="0" w:color="000000" w:themeColor="text1"/>
+              <w:bottom w:val="single" w:sz="6" w:space="0" w:color="000000" w:themeColor="text1"/>
+            </w:tcBorders>
+            <w:shd w:val="clear" w:color="auto" w:fill="E5E5E5"/>
           </w:tcPr>
           <w:p>
             <w:pPr>
@@ -603,12 +581,11 @@
           <w:tcPr>
             <w:tcW w:w="3813" w:type="dxa"/>
             <w:tcBorders>
-              <w:top w:val="single" w:color="000000" w:themeColor="text1" w:sz="6" w:space="0"/>
-              <w:left w:val="single" w:color="000000" w:themeColor="text1" w:sz="6" w:space="0"/>
-              <w:bottom w:val="single" w:color="000000" w:themeColor="text1" w:sz="6" w:space="0"/>
-            </w:tcBorders>
-            <w:shd w:val="clear" w:color="auto" w:fill="E5E5E5"/>
-            <w:tcMar/>
+              <w:top w:val="single" w:sz="6" w:space="0" w:color="000000" w:themeColor="text1"/>
+              <w:left w:val="single" w:sz="6" w:space="0" w:color="000000" w:themeColor="text1"/>
+              <w:bottom w:val="single" w:sz="6" w:space="0" w:color="000000" w:themeColor="text1"/>
+            </w:tcBorders>
+            <w:shd w:val="clear" w:color="auto" w:fill="E5E5E5"/>
           </w:tcPr>
           <w:p>
             <w:pPr>
@@ -624,13 +601,12 @@
           <w:tcPr>
             <w:tcW w:w="2591" w:type="dxa"/>
             <w:tcBorders>
-              <w:top w:val="single" w:color="000000" w:themeColor="text1" w:sz="6" w:space="0"/>
-              <w:left w:val="single" w:color="000000" w:themeColor="text1" w:sz="6" w:space="0"/>
-              <w:bottom w:val="single" w:color="000000" w:themeColor="text1" w:sz="6" w:space="0"/>
-              <w:right w:val="single" w:color="000000" w:themeColor="text1" w:sz="6" w:space="0"/>
-            </w:tcBorders>
-            <w:shd w:val="clear" w:color="auto" w:fill="E5E5E5"/>
-            <w:tcMar/>
+              <w:top w:val="single" w:sz="6" w:space="0" w:color="000000" w:themeColor="text1"/>
+              <w:left w:val="single" w:sz="6" w:space="0" w:color="000000" w:themeColor="text1"/>
+              <w:bottom w:val="single" w:sz="6" w:space="0" w:color="000000" w:themeColor="text1"/>
+              <w:right w:val="single" w:sz="6" w:space="0" w:color="000000" w:themeColor="text1"/>
+            </w:tcBorders>
+            <w:shd w:val="clear" w:color="auto" w:fill="E5E5E5"/>
           </w:tcPr>
           <w:p>
             <w:pPr>
@@ -648,12 +624,11 @@
           <w:tcPr>
             <w:tcW w:w="1275" w:type="dxa"/>
             <w:tcBorders>
-              <w:top w:val="single" w:color="000000" w:themeColor="text1" w:sz="6" w:space="0"/>
-              <w:left w:val="single" w:color="000000" w:themeColor="text1" w:sz="6" w:space="0"/>
-              <w:bottom w:val="single" w:color="000000" w:themeColor="text1" w:sz="6" w:space="0"/>
-            </w:tcBorders>
-            <w:shd w:val="clear" w:color="auto" w:fill="E5E5E5"/>
-            <w:tcMar/>
+              <w:top w:val="single" w:sz="6" w:space="0" w:color="000000" w:themeColor="text1"/>
+              <w:left w:val="single" w:sz="6" w:space="0" w:color="000000" w:themeColor="text1"/>
+              <w:bottom w:val="single" w:sz="6" w:space="0" w:color="000000" w:themeColor="text1"/>
+            </w:tcBorders>
+            <w:shd w:val="clear" w:color="auto" w:fill="E5E5E5"/>
           </w:tcPr>
           <w:p>
             <w:pPr>
@@ -670,12 +645,11 @@
           <w:tcPr>
             <w:tcW w:w="1083" w:type="dxa"/>
             <w:tcBorders>
-              <w:top w:val="single" w:color="000000" w:themeColor="text1" w:sz="6" w:space="0"/>
-              <w:left w:val="single" w:color="000000" w:themeColor="text1" w:sz="6" w:space="0"/>
-              <w:bottom w:val="single" w:color="000000" w:themeColor="text1" w:sz="6" w:space="0"/>
-            </w:tcBorders>
-            <w:shd w:val="clear" w:color="auto" w:fill="E5E5E5"/>
-            <w:tcMar/>
+              <w:top w:val="single" w:sz="6" w:space="0" w:color="000000" w:themeColor="text1"/>
+              <w:left w:val="single" w:sz="6" w:space="0" w:color="000000" w:themeColor="text1"/>
+              <w:bottom w:val="single" w:sz="6" w:space="0" w:color="000000" w:themeColor="text1"/>
+            </w:tcBorders>
+            <w:shd w:val="clear" w:color="auto" w:fill="E5E5E5"/>
           </w:tcPr>
           <w:p>
             <w:pPr>
@@ -691,12 +665,11 @@
           <w:tcPr>
             <w:tcW w:w="3813" w:type="dxa"/>
             <w:tcBorders>
-              <w:top w:val="single" w:color="000000" w:themeColor="text1" w:sz="6" w:space="0"/>
-              <w:left w:val="single" w:color="000000" w:themeColor="text1" w:sz="6" w:space="0"/>
-              <w:bottom w:val="single" w:color="000000" w:themeColor="text1" w:sz="6" w:space="0"/>
-            </w:tcBorders>
-            <w:shd w:val="clear" w:color="auto" w:fill="E5E5E5"/>
-            <w:tcMar/>
+              <w:top w:val="single" w:sz="6" w:space="0" w:color="000000" w:themeColor="text1"/>
+              <w:left w:val="single" w:sz="6" w:space="0" w:color="000000" w:themeColor="text1"/>
+              <w:bottom w:val="single" w:sz="6" w:space="0" w:color="000000" w:themeColor="text1"/>
+            </w:tcBorders>
+            <w:shd w:val="clear" w:color="auto" w:fill="E5E5E5"/>
           </w:tcPr>
           <w:p>
             <w:pPr>
@@ -712,13 +685,12 @@
           <w:tcPr>
             <w:tcW w:w="2591" w:type="dxa"/>
             <w:tcBorders>
-              <w:top w:val="single" w:color="000000" w:themeColor="text1" w:sz="6" w:space="0"/>
-              <w:left w:val="single" w:color="000000" w:themeColor="text1" w:sz="6" w:space="0"/>
-              <w:bottom w:val="single" w:color="000000" w:themeColor="text1" w:sz="6" w:space="0"/>
-              <w:right w:val="single" w:color="000000" w:themeColor="text1" w:sz="6" w:space="0"/>
-            </w:tcBorders>
-            <w:shd w:val="clear" w:color="auto" w:fill="E5E5E5"/>
-            <w:tcMar/>
+              <w:top w:val="single" w:sz="6" w:space="0" w:color="000000" w:themeColor="text1"/>
+              <w:left w:val="single" w:sz="6" w:space="0" w:color="000000" w:themeColor="text1"/>
+              <w:bottom w:val="single" w:sz="6" w:space="0" w:color="000000" w:themeColor="text1"/>
+              <w:right w:val="single" w:sz="6" w:space="0" w:color="000000" w:themeColor="text1"/>
+            </w:tcBorders>
+            <w:shd w:val="clear" w:color="auto" w:fill="E5E5E5"/>
           </w:tcPr>
           <w:p>
             <w:pPr>
@@ -736,12 +708,11 @@
           <w:tcPr>
             <w:tcW w:w="1275" w:type="dxa"/>
             <w:tcBorders>
-              <w:top w:val="single" w:color="000000" w:themeColor="text1" w:sz="6" w:space="0"/>
-              <w:left w:val="single" w:color="000000" w:themeColor="text1" w:sz="6" w:space="0"/>
-              <w:bottom w:val="single" w:color="000000" w:themeColor="text1" w:sz="6" w:space="0"/>
-            </w:tcBorders>
-            <w:shd w:val="clear" w:color="auto" w:fill="E5E5E5"/>
-            <w:tcMar/>
+              <w:top w:val="single" w:sz="6" w:space="0" w:color="000000" w:themeColor="text1"/>
+              <w:left w:val="single" w:sz="6" w:space="0" w:color="000000" w:themeColor="text1"/>
+              <w:bottom w:val="single" w:sz="6" w:space="0" w:color="000000" w:themeColor="text1"/>
+            </w:tcBorders>
+            <w:shd w:val="clear" w:color="auto" w:fill="E5E5E5"/>
           </w:tcPr>
           <w:p>
             <w:pPr>
@@ -758,12 +729,11 @@
           <w:tcPr>
             <w:tcW w:w="1083" w:type="dxa"/>
             <w:tcBorders>
-              <w:top w:val="single" w:color="000000" w:themeColor="text1" w:sz="6" w:space="0"/>
-              <w:left w:val="single" w:color="000000" w:themeColor="text1" w:sz="6" w:space="0"/>
-              <w:bottom w:val="single" w:color="000000" w:themeColor="text1" w:sz="6" w:space="0"/>
-            </w:tcBorders>
-            <w:shd w:val="clear" w:color="auto" w:fill="E5E5E5"/>
-            <w:tcMar/>
+              <w:top w:val="single" w:sz="6" w:space="0" w:color="000000" w:themeColor="text1"/>
+              <w:left w:val="single" w:sz="6" w:space="0" w:color="000000" w:themeColor="text1"/>
+              <w:bottom w:val="single" w:sz="6" w:space="0" w:color="000000" w:themeColor="text1"/>
+            </w:tcBorders>
+            <w:shd w:val="clear" w:color="auto" w:fill="E5E5E5"/>
           </w:tcPr>
           <w:p>
             <w:pPr>
@@ -779,12 +749,11 @@
           <w:tcPr>
             <w:tcW w:w="3813" w:type="dxa"/>
             <w:tcBorders>
-              <w:top w:val="single" w:color="000000" w:themeColor="text1" w:sz="6" w:space="0"/>
-              <w:left w:val="single" w:color="000000" w:themeColor="text1" w:sz="6" w:space="0"/>
-              <w:bottom w:val="single" w:color="000000" w:themeColor="text1" w:sz="6" w:space="0"/>
-            </w:tcBorders>
-            <w:shd w:val="clear" w:color="auto" w:fill="E5E5E5"/>
-            <w:tcMar/>
+              <w:top w:val="single" w:sz="6" w:space="0" w:color="000000" w:themeColor="text1"/>
+              <w:left w:val="single" w:sz="6" w:space="0" w:color="000000" w:themeColor="text1"/>
+              <w:bottom w:val="single" w:sz="6" w:space="0" w:color="000000" w:themeColor="text1"/>
+            </w:tcBorders>
+            <w:shd w:val="clear" w:color="auto" w:fill="E5E5E5"/>
           </w:tcPr>
           <w:p>
             <w:pPr>
@@ -800,13 +769,12 @@
           <w:tcPr>
             <w:tcW w:w="2591" w:type="dxa"/>
             <w:tcBorders>
-              <w:top w:val="single" w:color="000000" w:themeColor="text1" w:sz="6" w:space="0"/>
-              <w:left w:val="single" w:color="000000" w:themeColor="text1" w:sz="6" w:space="0"/>
-              <w:bottom w:val="single" w:color="000000" w:themeColor="text1" w:sz="6" w:space="0"/>
-              <w:right w:val="single" w:color="000000" w:themeColor="text1" w:sz="6" w:space="0"/>
-            </w:tcBorders>
-            <w:shd w:val="clear" w:color="auto" w:fill="E5E5E5"/>
-            <w:tcMar/>
+              <w:top w:val="single" w:sz="6" w:space="0" w:color="000000" w:themeColor="text1"/>
+              <w:left w:val="single" w:sz="6" w:space="0" w:color="000000" w:themeColor="text1"/>
+              <w:bottom w:val="single" w:sz="6" w:space="0" w:color="000000" w:themeColor="text1"/>
+              <w:right w:val="single" w:sz="6" w:space="0" w:color="000000" w:themeColor="text1"/>
+            </w:tcBorders>
+            <w:shd w:val="clear" w:color="auto" w:fill="E5E5E5"/>
           </w:tcPr>
           <w:p>
             <w:pPr>
@@ -824,12 +792,11 @@
           <w:tcPr>
             <w:tcW w:w="1275" w:type="dxa"/>
             <w:tcBorders>
-              <w:top w:val="single" w:color="000000" w:themeColor="text1" w:sz="6" w:space="0"/>
-              <w:left w:val="single" w:color="000000" w:themeColor="text1" w:sz="6" w:space="0"/>
-              <w:bottom w:val="single" w:color="000000" w:themeColor="text1" w:sz="6" w:space="0"/>
-            </w:tcBorders>
-            <w:shd w:val="clear" w:color="auto" w:fill="E5E5E5"/>
-            <w:tcMar/>
+              <w:top w:val="single" w:sz="6" w:space="0" w:color="000000" w:themeColor="text1"/>
+              <w:left w:val="single" w:sz="6" w:space="0" w:color="000000" w:themeColor="text1"/>
+              <w:bottom w:val="single" w:sz="6" w:space="0" w:color="000000" w:themeColor="text1"/>
+            </w:tcBorders>
+            <w:shd w:val="clear" w:color="auto" w:fill="E5E5E5"/>
           </w:tcPr>
           <w:p>
             <w:pPr>
@@ -846,12 +813,11 @@
           <w:tcPr>
             <w:tcW w:w="1083" w:type="dxa"/>
             <w:tcBorders>
-              <w:top w:val="single" w:color="000000" w:themeColor="text1" w:sz="6" w:space="0"/>
-              <w:left w:val="single" w:color="000000" w:themeColor="text1" w:sz="6" w:space="0"/>
-              <w:bottom w:val="single" w:color="000000" w:themeColor="text1" w:sz="6" w:space="0"/>
-            </w:tcBorders>
-            <w:shd w:val="clear" w:color="auto" w:fill="E5E5E5"/>
-            <w:tcMar/>
+              <w:top w:val="single" w:sz="6" w:space="0" w:color="000000" w:themeColor="text1"/>
+              <w:left w:val="single" w:sz="6" w:space="0" w:color="000000" w:themeColor="text1"/>
+              <w:bottom w:val="single" w:sz="6" w:space="0" w:color="000000" w:themeColor="text1"/>
+            </w:tcBorders>
+            <w:shd w:val="clear" w:color="auto" w:fill="E5E5E5"/>
           </w:tcPr>
           <w:p>
             <w:pPr>
@@ -867,12 +833,11 @@
           <w:tcPr>
             <w:tcW w:w="3813" w:type="dxa"/>
             <w:tcBorders>
-              <w:top w:val="single" w:color="000000" w:themeColor="text1" w:sz="6" w:space="0"/>
-              <w:left w:val="single" w:color="000000" w:themeColor="text1" w:sz="6" w:space="0"/>
-              <w:bottom w:val="single" w:color="000000" w:themeColor="text1" w:sz="6" w:space="0"/>
-            </w:tcBorders>
-            <w:shd w:val="clear" w:color="auto" w:fill="E5E5E5"/>
-            <w:tcMar/>
+              <w:top w:val="single" w:sz="6" w:space="0" w:color="000000" w:themeColor="text1"/>
+              <w:left w:val="single" w:sz="6" w:space="0" w:color="000000" w:themeColor="text1"/>
+              <w:bottom w:val="single" w:sz="6" w:space="0" w:color="000000" w:themeColor="text1"/>
+            </w:tcBorders>
+            <w:shd w:val="clear" w:color="auto" w:fill="E5E5E5"/>
           </w:tcPr>
           <w:p>
             <w:pPr>
@@ -888,13 +853,12 @@
           <w:tcPr>
             <w:tcW w:w="2591" w:type="dxa"/>
             <w:tcBorders>
-              <w:top w:val="single" w:color="000000" w:themeColor="text1" w:sz="6" w:space="0"/>
-              <w:left w:val="single" w:color="000000" w:themeColor="text1" w:sz="6" w:space="0"/>
-              <w:bottom w:val="single" w:color="000000" w:themeColor="text1" w:sz="6" w:space="0"/>
-              <w:right w:val="single" w:color="000000" w:themeColor="text1" w:sz="6" w:space="0"/>
-            </w:tcBorders>
-            <w:shd w:val="clear" w:color="auto" w:fill="E5E5E5"/>
-            <w:tcMar/>
+              <w:top w:val="single" w:sz="6" w:space="0" w:color="000000" w:themeColor="text1"/>
+              <w:left w:val="single" w:sz="6" w:space="0" w:color="000000" w:themeColor="text1"/>
+              <w:bottom w:val="single" w:sz="6" w:space="0" w:color="000000" w:themeColor="text1"/>
+              <w:right w:val="single" w:sz="6" w:space="0" w:color="000000" w:themeColor="text1"/>
+            </w:tcBorders>
+            <w:shd w:val="clear" w:color="auto" w:fill="E5E5E5"/>
           </w:tcPr>
           <w:p>
             <w:pPr>
@@ -912,12 +876,11 @@
           <w:tcPr>
             <w:tcW w:w="1275" w:type="dxa"/>
             <w:tcBorders>
-              <w:top w:val="single" w:color="000000" w:themeColor="text1" w:sz="6" w:space="0"/>
-              <w:left w:val="single" w:color="000000" w:themeColor="text1" w:sz="6" w:space="0"/>
-              <w:bottom w:val="single" w:color="000000" w:themeColor="text1" w:sz="6" w:space="0"/>
-            </w:tcBorders>
-            <w:shd w:val="clear" w:color="auto" w:fill="E5E5E5"/>
-            <w:tcMar/>
+              <w:top w:val="single" w:sz="6" w:space="0" w:color="000000" w:themeColor="text1"/>
+              <w:left w:val="single" w:sz="6" w:space="0" w:color="000000" w:themeColor="text1"/>
+              <w:bottom w:val="single" w:sz="6" w:space="0" w:color="000000" w:themeColor="text1"/>
+            </w:tcBorders>
+            <w:shd w:val="clear" w:color="auto" w:fill="E5E5E5"/>
           </w:tcPr>
           <w:p>
             <w:pPr>
@@ -934,12 +897,11 @@
           <w:tcPr>
             <w:tcW w:w="1083" w:type="dxa"/>
             <w:tcBorders>
-              <w:top w:val="single" w:color="000000" w:themeColor="text1" w:sz="6" w:space="0"/>
-              <w:left w:val="single" w:color="000000" w:themeColor="text1" w:sz="6" w:space="0"/>
-              <w:bottom w:val="single" w:color="000000" w:themeColor="text1" w:sz="6" w:space="0"/>
-            </w:tcBorders>
-            <w:shd w:val="clear" w:color="auto" w:fill="E5E5E5"/>
-            <w:tcMar/>
+              <w:top w:val="single" w:sz="6" w:space="0" w:color="000000" w:themeColor="text1"/>
+              <w:left w:val="single" w:sz="6" w:space="0" w:color="000000" w:themeColor="text1"/>
+              <w:bottom w:val="single" w:sz="6" w:space="0" w:color="000000" w:themeColor="text1"/>
+            </w:tcBorders>
+            <w:shd w:val="clear" w:color="auto" w:fill="E5E5E5"/>
           </w:tcPr>
           <w:p>
             <w:pPr>
@@ -955,12 +917,11 @@
           <w:tcPr>
             <w:tcW w:w="3813" w:type="dxa"/>
             <w:tcBorders>
-              <w:top w:val="single" w:color="000000" w:themeColor="text1" w:sz="6" w:space="0"/>
-              <w:left w:val="single" w:color="000000" w:themeColor="text1" w:sz="6" w:space="0"/>
-              <w:bottom w:val="single" w:color="000000" w:themeColor="text1" w:sz="6" w:space="0"/>
-            </w:tcBorders>
-            <w:shd w:val="clear" w:color="auto" w:fill="E5E5E5"/>
-            <w:tcMar/>
+              <w:top w:val="single" w:sz="6" w:space="0" w:color="000000" w:themeColor="text1"/>
+              <w:left w:val="single" w:sz="6" w:space="0" w:color="000000" w:themeColor="text1"/>
+              <w:bottom w:val="single" w:sz="6" w:space="0" w:color="000000" w:themeColor="text1"/>
+            </w:tcBorders>
+            <w:shd w:val="clear" w:color="auto" w:fill="E5E5E5"/>
           </w:tcPr>
           <w:p>
             <w:pPr>
@@ -976,13 +937,12 @@
           <w:tcPr>
             <w:tcW w:w="2591" w:type="dxa"/>
             <w:tcBorders>
-              <w:top w:val="single" w:color="000000" w:themeColor="text1" w:sz="6" w:space="0"/>
-              <w:left w:val="single" w:color="000000" w:themeColor="text1" w:sz="6" w:space="0"/>
-              <w:bottom w:val="single" w:color="000000" w:themeColor="text1" w:sz="6" w:space="0"/>
-              <w:right w:val="single" w:color="000000" w:themeColor="text1" w:sz="6" w:space="0"/>
-            </w:tcBorders>
-            <w:shd w:val="clear" w:color="auto" w:fill="E5E5E5"/>
-            <w:tcMar/>
+              <w:top w:val="single" w:sz="6" w:space="0" w:color="000000" w:themeColor="text1"/>
+              <w:left w:val="single" w:sz="6" w:space="0" w:color="000000" w:themeColor="text1"/>
+              <w:bottom w:val="single" w:sz="6" w:space="0" w:color="000000" w:themeColor="text1"/>
+              <w:right w:val="single" w:sz="6" w:space="0" w:color="000000" w:themeColor="text1"/>
+            </w:tcBorders>
+            <w:shd w:val="clear" w:color="auto" w:fill="E5E5E5"/>
           </w:tcPr>
           <w:p>
             <w:pPr>
@@ -1000,12 +960,11 @@
           <w:tcPr>
             <w:tcW w:w="1275" w:type="dxa"/>
             <w:tcBorders>
-              <w:top w:val="single" w:color="000000" w:themeColor="text1" w:sz="6" w:space="0"/>
-              <w:left w:val="single" w:color="000000" w:themeColor="text1" w:sz="6" w:space="0"/>
-              <w:bottom w:val="single" w:color="000000" w:themeColor="text1" w:sz="6" w:space="0"/>
-            </w:tcBorders>
-            <w:shd w:val="clear" w:color="auto" w:fill="E5E5E5"/>
-            <w:tcMar/>
+              <w:top w:val="single" w:sz="6" w:space="0" w:color="000000" w:themeColor="text1"/>
+              <w:left w:val="single" w:sz="6" w:space="0" w:color="000000" w:themeColor="text1"/>
+              <w:bottom w:val="single" w:sz="6" w:space="0" w:color="000000" w:themeColor="text1"/>
+            </w:tcBorders>
+            <w:shd w:val="clear" w:color="auto" w:fill="E5E5E5"/>
           </w:tcPr>
           <w:p>
             <w:pPr>
@@ -1022,12 +981,11 @@
           <w:tcPr>
             <w:tcW w:w="1083" w:type="dxa"/>
             <w:tcBorders>
-              <w:top w:val="single" w:color="000000" w:themeColor="text1" w:sz="6" w:space="0"/>
-              <w:left w:val="single" w:color="000000" w:themeColor="text1" w:sz="6" w:space="0"/>
-              <w:bottom w:val="single" w:color="000000" w:themeColor="text1" w:sz="6" w:space="0"/>
-            </w:tcBorders>
-            <w:shd w:val="clear" w:color="auto" w:fill="E5E5E5"/>
-            <w:tcMar/>
+              <w:top w:val="single" w:sz="6" w:space="0" w:color="000000" w:themeColor="text1"/>
+              <w:left w:val="single" w:sz="6" w:space="0" w:color="000000" w:themeColor="text1"/>
+              <w:bottom w:val="single" w:sz="6" w:space="0" w:color="000000" w:themeColor="text1"/>
+            </w:tcBorders>
+            <w:shd w:val="clear" w:color="auto" w:fill="E5E5E5"/>
           </w:tcPr>
           <w:p>
             <w:pPr>
@@ -1043,12 +1001,11 @@
           <w:tcPr>
             <w:tcW w:w="3813" w:type="dxa"/>
             <w:tcBorders>
-              <w:top w:val="single" w:color="000000" w:themeColor="text1" w:sz="6" w:space="0"/>
-              <w:left w:val="single" w:color="000000" w:themeColor="text1" w:sz="6" w:space="0"/>
-              <w:bottom w:val="single" w:color="000000" w:themeColor="text1" w:sz="6" w:space="0"/>
-            </w:tcBorders>
-            <w:shd w:val="clear" w:color="auto" w:fill="E5E5E5"/>
-            <w:tcMar/>
+              <w:top w:val="single" w:sz="6" w:space="0" w:color="000000" w:themeColor="text1"/>
+              <w:left w:val="single" w:sz="6" w:space="0" w:color="000000" w:themeColor="text1"/>
+              <w:bottom w:val="single" w:sz="6" w:space="0" w:color="000000" w:themeColor="text1"/>
+            </w:tcBorders>
+            <w:shd w:val="clear" w:color="auto" w:fill="E5E5E5"/>
           </w:tcPr>
           <w:p>
             <w:pPr>
@@ -1064,13 +1021,12 @@
           <w:tcPr>
             <w:tcW w:w="2591" w:type="dxa"/>
             <w:tcBorders>
-              <w:top w:val="single" w:color="000000" w:themeColor="text1" w:sz="6" w:space="0"/>
-              <w:left w:val="single" w:color="000000" w:themeColor="text1" w:sz="6" w:space="0"/>
-              <w:bottom w:val="single" w:color="000000" w:themeColor="text1" w:sz="6" w:space="0"/>
-              <w:right w:val="single" w:color="000000" w:themeColor="text1" w:sz="6" w:space="0"/>
-            </w:tcBorders>
-            <w:shd w:val="clear" w:color="auto" w:fill="E5E5E5"/>
-            <w:tcMar/>
+              <w:top w:val="single" w:sz="6" w:space="0" w:color="000000" w:themeColor="text1"/>
+              <w:left w:val="single" w:sz="6" w:space="0" w:color="000000" w:themeColor="text1"/>
+              <w:bottom w:val="single" w:sz="6" w:space="0" w:color="000000" w:themeColor="text1"/>
+              <w:right w:val="single" w:sz="6" w:space="0" w:color="000000" w:themeColor="text1"/>
+            </w:tcBorders>
+            <w:shd w:val="clear" w:color="auto" w:fill="E5E5E5"/>
           </w:tcPr>
           <w:p>
             <w:pPr>
@@ -1088,12 +1044,11 @@
           <w:tcPr>
             <w:tcW w:w="1275" w:type="dxa"/>
             <w:tcBorders>
-              <w:top w:val="single" w:color="000000" w:themeColor="text1" w:sz="6" w:space="0"/>
-              <w:left w:val="single" w:color="000000" w:themeColor="text1" w:sz="6" w:space="0"/>
-              <w:bottom w:val="single" w:color="000000" w:themeColor="text1" w:sz="6" w:space="0"/>
-            </w:tcBorders>
-            <w:shd w:val="clear" w:color="auto" w:fill="E5E5E5"/>
-            <w:tcMar/>
+              <w:top w:val="single" w:sz="6" w:space="0" w:color="000000" w:themeColor="text1"/>
+              <w:left w:val="single" w:sz="6" w:space="0" w:color="000000" w:themeColor="text1"/>
+              <w:bottom w:val="single" w:sz="6" w:space="0" w:color="000000" w:themeColor="text1"/>
+            </w:tcBorders>
+            <w:shd w:val="clear" w:color="auto" w:fill="E5E5E5"/>
           </w:tcPr>
           <w:p>
             <w:pPr>
@@ -1110,12 +1065,11 @@
           <w:tcPr>
             <w:tcW w:w="1083" w:type="dxa"/>
             <w:tcBorders>
-              <w:top w:val="single" w:color="000000" w:themeColor="text1" w:sz="6" w:space="0"/>
-              <w:left w:val="single" w:color="000000" w:themeColor="text1" w:sz="6" w:space="0"/>
-              <w:bottom w:val="single" w:color="000000" w:themeColor="text1" w:sz="6" w:space="0"/>
-            </w:tcBorders>
-            <w:shd w:val="clear" w:color="auto" w:fill="E5E5E5"/>
-            <w:tcMar/>
+              <w:top w:val="single" w:sz="6" w:space="0" w:color="000000" w:themeColor="text1"/>
+              <w:left w:val="single" w:sz="6" w:space="0" w:color="000000" w:themeColor="text1"/>
+              <w:bottom w:val="single" w:sz="6" w:space="0" w:color="000000" w:themeColor="text1"/>
+            </w:tcBorders>
+            <w:shd w:val="clear" w:color="auto" w:fill="E5E5E5"/>
           </w:tcPr>
           <w:p>
             <w:pPr>
@@ -1131,12 +1085,11 @@
           <w:tcPr>
             <w:tcW w:w="3813" w:type="dxa"/>
             <w:tcBorders>
-              <w:top w:val="single" w:color="000000" w:themeColor="text1" w:sz="6" w:space="0"/>
-              <w:left w:val="single" w:color="000000" w:themeColor="text1" w:sz="6" w:space="0"/>
-              <w:bottom w:val="single" w:color="000000" w:themeColor="text1" w:sz="6" w:space="0"/>
-            </w:tcBorders>
-            <w:shd w:val="clear" w:color="auto" w:fill="E5E5E5"/>
-            <w:tcMar/>
+              <w:top w:val="single" w:sz="6" w:space="0" w:color="000000" w:themeColor="text1"/>
+              <w:left w:val="single" w:sz="6" w:space="0" w:color="000000" w:themeColor="text1"/>
+              <w:bottom w:val="single" w:sz="6" w:space="0" w:color="000000" w:themeColor="text1"/>
+            </w:tcBorders>
+            <w:shd w:val="clear" w:color="auto" w:fill="E5E5E5"/>
           </w:tcPr>
           <w:p>
             <w:pPr>
@@ -1152,13 +1105,12 @@
           <w:tcPr>
             <w:tcW w:w="2591" w:type="dxa"/>
             <w:tcBorders>
-              <w:top w:val="single" w:color="000000" w:themeColor="text1" w:sz="6" w:space="0"/>
-              <w:left w:val="single" w:color="000000" w:themeColor="text1" w:sz="6" w:space="0"/>
-              <w:bottom w:val="single" w:color="000000" w:themeColor="text1" w:sz="6" w:space="0"/>
-              <w:right w:val="single" w:color="000000" w:themeColor="text1" w:sz="6" w:space="0"/>
-            </w:tcBorders>
-            <w:shd w:val="clear" w:color="auto" w:fill="E5E5E5"/>
-            <w:tcMar/>
+              <w:top w:val="single" w:sz="6" w:space="0" w:color="000000" w:themeColor="text1"/>
+              <w:left w:val="single" w:sz="6" w:space="0" w:color="000000" w:themeColor="text1"/>
+              <w:bottom w:val="single" w:sz="6" w:space="0" w:color="000000" w:themeColor="text1"/>
+              <w:right w:val="single" w:sz="6" w:space="0" w:color="000000" w:themeColor="text1"/>
+            </w:tcBorders>
+            <w:shd w:val="clear" w:color="auto" w:fill="E5E5E5"/>
           </w:tcPr>
           <w:p>
             <w:pPr>
@@ -1176,12 +1128,11 @@
           <w:tcPr>
             <w:tcW w:w="1275" w:type="dxa"/>
             <w:tcBorders>
-              <w:top w:val="single" w:color="000000" w:themeColor="text1" w:sz="6" w:space="0"/>
-              <w:left w:val="single" w:color="000000" w:themeColor="text1" w:sz="6" w:space="0"/>
-              <w:bottom w:val="single" w:color="000000" w:themeColor="text1" w:sz="6" w:space="0"/>
-            </w:tcBorders>
-            <w:shd w:val="clear" w:color="auto" w:fill="E5E5E5"/>
-            <w:tcMar/>
+              <w:top w:val="single" w:sz="6" w:space="0" w:color="000000" w:themeColor="text1"/>
+              <w:left w:val="single" w:sz="6" w:space="0" w:color="000000" w:themeColor="text1"/>
+              <w:bottom w:val="single" w:sz="6" w:space="0" w:color="000000" w:themeColor="text1"/>
+            </w:tcBorders>
+            <w:shd w:val="clear" w:color="auto" w:fill="E5E5E5"/>
           </w:tcPr>
           <w:p>
             <w:pPr>
@@ -1198,12 +1149,11 @@
           <w:tcPr>
             <w:tcW w:w="1083" w:type="dxa"/>
             <w:tcBorders>
-              <w:top w:val="single" w:color="000000" w:themeColor="text1" w:sz="6" w:space="0"/>
-              <w:left w:val="single" w:color="000000" w:themeColor="text1" w:sz="6" w:space="0"/>
-              <w:bottom w:val="single" w:color="000000" w:themeColor="text1" w:sz="6" w:space="0"/>
-            </w:tcBorders>
-            <w:shd w:val="clear" w:color="auto" w:fill="E5E5E5"/>
-            <w:tcMar/>
+              <w:top w:val="single" w:sz="6" w:space="0" w:color="000000" w:themeColor="text1"/>
+              <w:left w:val="single" w:sz="6" w:space="0" w:color="000000" w:themeColor="text1"/>
+              <w:bottom w:val="single" w:sz="6" w:space="0" w:color="000000" w:themeColor="text1"/>
+            </w:tcBorders>
+            <w:shd w:val="clear" w:color="auto" w:fill="E5E5E5"/>
           </w:tcPr>
           <w:p>
             <w:pPr>
@@ -1219,12 +1169,11 @@
           <w:tcPr>
             <w:tcW w:w="3813" w:type="dxa"/>
             <w:tcBorders>
-              <w:top w:val="single" w:color="000000" w:themeColor="text1" w:sz="6" w:space="0"/>
-              <w:left w:val="single" w:color="000000" w:themeColor="text1" w:sz="6" w:space="0"/>
-              <w:bottom w:val="single" w:color="000000" w:themeColor="text1" w:sz="6" w:space="0"/>
-            </w:tcBorders>
-            <w:shd w:val="clear" w:color="auto" w:fill="E5E5E5"/>
-            <w:tcMar/>
+              <w:top w:val="single" w:sz="6" w:space="0" w:color="000000" w:themeColor="text1"/>
+              <w:left w:val="single" w:sz="6" w:space="0" w:color="000000" w:themeColor="text1"/>
+              <w:bottom w:val="single" w:sz="6" w:space="0" w:color="000000" w:themeColor="text1"/>
+            </w:tcBorders>
+            <w:shd w:val="clear" w:color="auto" w:fill="E5E5E5"/>
           </w:tcPr>
           <w:p>
             <w:pPr>
@@ -1240,13 +1189,12 @@
           <w:tcPr>
             <w:tcW w:w="2591" w:type="dxa"/>
             <w:tcBorders>
-              <w:top w:val="single" w:color="000000" w:themeColor="text1" w:sz="6" w:space="0"/>
-              <w:left w:val="single" w:color="000000" w:themeColor="text1" w:sz="6" w:space="0"/>
-              <w:bottom w:val="single" w:color="000000" w:themeColor="text1" w:sz="6" w:space="0"/>
-              <w:right w:val="single" w:color="000000" w:themeColor="text1" w:sz="6" w:space="0"/>
-            </w:tcBorders>
-            <w:shd w:val="clear" w:color="auto" w:fill="E5E5E5"/>
-            <w:tcMar/>
+              <w:top w:val="single" w:sz="6" w:space="0" w:color="000000" w:themeColor="text1"/>
+              <w:left w:val="single" w:sz="6" w:space="0" w:color="000000" w:themeColor="text1"/>
+              <w:bottom w:val="single" w:sz="6" w:space="0" w:color="000000" w:themeColor="text1"/>
+              <w:right w:val="single" w:sz="6" w:space="0" w:color="000000" w:themeColor="text1"/>
+            </w:tcBorders>
+            <w:shd w:val="clear" w:color="auto" w:fill="E5E5E5"/>
           </w:tcPr>
           <w:p>
             <w:pPr>
@@ -1264,12 +1212,11 @@
           <w:tcPr>
             <w:tcW w:w="1275" w:type="dxa"/>
             <w:tcBorders>
-              <w:top w:val="single" w:color="000000" w:themeColor="text1" w:sz="6" w:space="0"/>
-              <w:left w:val="single" w:color="000000" w:themeColor="text1" w:sz="6" w:space="0"/>
-              <w:bottom w:val="single" w:color="000000" w:themeColor="text1" w:sz="6" w:space="0"/>
-            </w:tcBorders>
-            <w:shd w:val="clear" w:color="auto" w:fill="E5E5E5"/>
-            <w:tcMar/>
+              <w:top w:val="single" w:sz="6" w:space="0" w:color="000000" w:themeColor="text1"/>
+              <w:left w:val="single" w:sz="6" w:space="0" w:color="000000" w:themeColor="text1"/>
+              <w:bottom w:val="single" w:sz="6" w:space="0" w:color="000000" w:themeColor="text1"/>
+            </w:tcBorders>
+            <w:shd w:val="clear" w:color="auto" w:fill="E5E5E5"/>
           </w:tcPr>
           <w:p>
             <w:pPr>
@@ -1286,12 +1233,11 @@
           <w:tcPr>
             <w:tcW w:w="1083" w:type="dxa"/>
             <w:tcBorders>
-              <w:top w:val="single" w:color="000000" w:themeColor="text1" w:sz="6" w:space="0"/>
-              <w:left w:val="single" w:color="000000" w:themeColor="text1" w:sz="6" w:space="0"/>
-              <w:bottom w:val="single" w:color="000000" w:themeColor="text1" w:sz="6" w:space="0"/>
-            </w:tcBorders>
-            <w:shd w:val="clear" w:color="auto" w:fill="E5E5E5"/>
-            <w:tcMar/>
+              <w:top w:val="single" w:sz="6" w:space="0" w:color="000000" w:themeColor="text1"/>
+              <w:left w:val="single" w:sz="6" w:space="0" w:color="000000" w:themeColor="text1"/>
+              <w:bottom w:val="single" w:sz="6" w:space="0" w:color="000000" w:themeColor="text1"/>
+            </w:tcBorders>
+            <w:shd w:val="clear" w:color="auto" w:fill="E5E5E5"/>
           </w:tcPr>
           <w:p>
             <w:pPr>
@@ -1307,12 +1253,11 @@
           <w:tcPr>
             <w:tcW w:w="3813" w:type="dxa"/>
             <w:tcBorders>
-              <w:top w:val="single" w:color="000000" w:themeColor="text1" w:sz="6" w:space="0"/>
-              <w:left w:val="single" w:color="000000" w:themeColor="text1" w:sz="6" w:space="0"/>
-              <w:bottom w:val="single" w:color="000000" w:themeColor="text1" w:sz="6" w:space="0"/>
-            </w:tcBorders>
-            <w:shd w:val="clear" w:color="auto" w:fill="E5E5E5"/>
-            <w:tcMar/>
+              <w:top w:val="single" w:sz="6" w:space="0" w:color="000000" w:themeColor="text1"/>
+              <w:left w:val="single" w:sz="6" w:space="0" w:color="000000" w:themeColor="text1"/>
+              <w:bottom w:val="single" w:sz="6" w:space="0" w:color="000000" w:themeColor="text1"/>
+            </w:tcBorders>
+            <w:shd w:val="clear" w:color="auto" w:fill="E5E5E5"/>
           </w:tcPr>
           <w:p>
             <w:pPr>
@@ -1328,13 +1273,12 @@
           <w:tcPr>
             <w:tcW w:w="2591" w:type="dxa"/>
             <w:tcBorders>
-              <w:top w:val="single" w:color="000000" w:themeColor="text1" w:sz="6" w:space="0"/>
-              <w:left w:val="single" w:color="000000" w:themeColor="text1" w:sz="6" w:space="0"/>
-              <w:bottom w:val="single" w:color="000000" w:themeColor="text1" w:sz="6" w:space="0"/>
-              <w:right w:val="single" w:color="000000" w:themeColor="text1" w:sz="6" w:space="0"/>
-            </w:tcBorders>
-            <w:shd w:val="clear" w:color="auto" w:fill="E5E5E5"/>
-            <w:tcMar/>
+              <w:top w:val="single" w:sz="6" w:space="0" w:color="000000" w:themeColor="text1"/>
+              <w:left w:val="single" w:sz="6" w:space="0" w:color="000000" w:themeColor="text1"/>
+              <w:bottom w:val="single" w:sz="6" w:space="0" w:color="000000" w:themeColor="text1"/>
+              <w:right w:val="single" w:sz="6" w:space="0" w:color="000000" w:themeColor="text1"/>
+            </w:tcBorders>
+            <w:shd w:val="clear" w:color="auto" w:fill="E5E5E5"/>
           </w:tcPr>
           <w:p>
             <w:pPr>
@@ -1352,12 +1296,11 @@
           <w:tcPr>
             <w:tcW w:w="1275" w:type="dxa"/>
             <w:tcBorders>
-              <w:top w:val="single" w:color="000000" w:themeColor="text1" w:sz="6" w:space="0"/>
-              <w:left w:val="single" w:color="000000" w:themeColor="text1" w:sz="6" w:space="0"/>
-              <w:bottom w:val="single" w:color="000000" w:themeColor="text1" w:sz="6" w:space="0"/>
-            </w:tcBorders>
-            <w:shd w:val="clear" w:color="auto" w:fill="E5E5E5"/>
-            <w:tcMar/>
+              <w:top w:val="single" w:sz="6" w:space="0" w:color="000000" w:themeColor="text1"/>
+              <w:left w:val="single" w:sz="6" w:space="0" w:color="000000" w:themeColor="text1"/>
+              <w:bottom w:val="single" w:sz="6" w:space="0" w:color="000000" w:themeColor="text1"/>
+            </w:tcBorders>
+            <w:shd w:val="clear" w:color="auto" w:fill="E5E5E5"/>
           </w:tcPr>
           <w:p>
             <w:pPr>
@@ -1374,12 +1317,11 @@
           <w:tcPr>
             <w:tcW w:w="1083" w:type="dxa"/>
             <w:tcBorders>
-              <w:top w:val="single" w:color="000000" w:themeColor="text1" w:sz="6" w:space="0"/>
-              <w:left w:val="single" w:color="000000" w:themeColor="text1" w:sz="6" w:space="0"/>
-              <w:bottom w:val="single" w:color="000000" w:themeColor="text1" w:sz="6" w:space="0"/>
-            </w:tcBorders>
-            <w:shd w:val="clear" w:color="auto" w:fill="E5E5E5"/>
-            <w:tcMar/>
+              <w:top w:val="single" w:sz="6" w:space="0" w:color="000000" w:themeColor="text1"/>
+              <w:left w:val="single" w:sz="6" w:space="0" w:color="000000" w:themeColor="text1"/>
+              <w:bottom w:val="single" w:sz="6" w:space="0" w:color="000000" w:themeColor="text1"/>
+            </w:tcBorders>
+            <w:shd w:val="clear" w:color="auto" w:fill="E5E5E5"/>
           </w:tcPr>
           <w:p>
             <w:pPr>
@@ -1395,12 +1337,11 @@
           <w:tcPr>
             <w:tcW w:w="3813" w:type="dxa"/>
             <w:tcBorders>
-              <w:top w:val="single" w:color="000000" w:themeColor="text1" w:sz="6" w:space="0"/>
-              <w:left w:val="single" w:color="000000" w:themeColor="text1" w:sz="6" w:space="0"/>
-              <w:bottom w:val="single" w:color="000000" w:themeColor="text1" w:sz="6" w:space="0"/>
-            </w:tcBorders>
-            <w:shd w:val="clear" w:color="auto" w:fill="E5E5E5"/>
-            <w:tcMar/>
+              <w:top w:val="single" w:sz="6" w:space="0" w:color="000000" w:themeColor="text1"/>
+              <w:left w:val="single" w:sz="6" w:space="0" w:color="000000" w:themeColor="text1"/>
+              <w:bottom w:val="single" w:sz="6" w:space="0" w:color="000000" w:themeColor="text1"/>
+            </w:tcBorders>
+            <w:shd w:val="clear" w:color="auto" w:fill="E5E5E5"/>
           </w:tcPr>
           <w:p>
             <w:pPr>
@@ -1416,13 +1357,12 @@
           <w:tcPr>
             <w:tcW w:w="2591" w:type="dxa"/>
             <w:tcBorders>
-              <w:top w:val="single" w:color="000000" w:themeColor="text1" w:sz="6" w:space="0"/>
-              <w:left w:val="single" w:color="000000" w:themeColor="text1" w:sz="6" w:space="0"/>
-              <w:bottom w:val="single" w:color="000000" w:themeColor="text1" w:sz="6" w:space="0"/>
-              <w:right w:val="single" w:color="000000" w:themeColor="text1" w:sz="6" w:space="0"/>
-            </w:tcBorders>
-            <w:shd w:val="clear" w:color="auto" w:fill="E5E5E5"/>
-            <w:tcMar/>
+              <w:top w:val="single" w:sz="6" w:space="0" w:color="000000" w:themeColor="text1"/>
+              <w:left w:val="single" w:sz="6" w:space="0" w:color="000000" w:themeColor="text1"/>
+              <w:bottom w:val="single" w:sz="6" w:space="0" w:color="000000" w:themeColor="text1"/>
+              <w:right w:val="single" w:sz="6" w:space="0" w:color="000000" w:themeColor="text1"/>
+            </w:tcBorders>
+            <w:shd w:val="clear" w:color="auto" w:fill="E5E5E5"/>
           </w:tcPr>
           <w:p>
             <w:pPr>
@@ -1440,12 +1380,11 @@
           <w:tcPr>
             <w:tcW w:w="1275" w:type="dxa"/>
             <w:tcBorders>
-              <w:top w:val="single" w:color="000000" w:themeColor="text1" w:sz="6" w:space="0"/>
-              <w:left w:val="single" w:color="000000" w:themeColor="text1" w:sz="6" w:space="0"/>
-              <w:bottom w:val="single" w:color="000000" w:themeColor="text1" w:sz="6" w:space="0"/>
-            </w:tcBorders>
-            <w:shd w:val="clear" w:color="auto" w:fill="E5E5E5"/>
-            <w:tcMar/>
+              <w:top w:val="single" w:sz="6" w:space="0" w:color="000000" w:themeColor="text1"/>
+              <w:left w:val="single" w:sz="6" w:space="0" w:color="000000" w:themeColor="text1"/>
+              <w:bottom w:val="single" w:sz="6" w:space="0" w:color="000000" w:themeColor="text1"/>
+            </w:tcBorders>
+            <w:shd w:val="clear" w:color="auto" w:fill="E5E5E5"/>
           </w:tcPr>
           <w:p>
             <w:pPr>
@@ -1462,12 +1401,11 @@
           <w:tcPr>
             <w:tcW w:w="1083" w:type="dxa"/>
             <w:tcBorders>
-              <w:top w:val="single" w:color="000000" w:themeColor="text1" w:sz="6" w:space="0"/>
-              <w:left w:val="single" w:color="000000" w:themeColor="text1" w:sz="6" w:space="0"/>
-              <w:bottom w:val="single" w:color="000000" w:themeColor="text1" w:sz="6" w:space="0"/>
-            </w:tcBorders>
-            <w:shd w:val="clear" w:color="auto" w:fill="E5E5E5"/>
-            <w:tcMar/>
+              <w:top w:val="single" w:sz="6" w:space="0" w:color="000000" w:themeColor="text1"/>
+              <w:left w:val="single" w:sz="6" w:space="0" w:color="000000" w:themeColor="text1"/>
+              <w:bottom w:val="single" w:sz="6" w:space="0" w:color="000000" w:themeColor="text1"/>
+            </w:tcBorders>
+            <w:shd w:val="clear" w:color="auto" w:fill="E5E5E5"/>
           </w:tcPr>
           <w:p>
             <w:pPr>
@@ -1483,12 +1421,11 @@
           <w:tcPr>
             <w:tcW w:w="3813" w:type="dxa"/>
             <w:tcBorders>
-              <w:top w:val="single" w:color="000000" w:themeColor="text1" w:sz="6" w:space="0"/>
-              <w:left w:val="single" w:color="000000" w:themeColor="text1" w:sz="6" w:space="0"/>
-              <w:bottom w:val="single" w:color="000000" w:themeColor="text1" w:sz="6" w:space="0"/>
-            </w:tcBorders>
-            <w:shd w:val="clear" w:color="auto" w:fill="E5E5E5"/>
-            <w:tcMar/>
+              <w:top w:val="single" w:sz="6" w:space="0" w:color="000000" w:themeColor="text1"/>
+              <w:left w:val="single" w:sz="6" w:space="0" w:color="000000" w:themeColor="text1"/>
+              <w:bottom w:val="single" w:sz="6" w:space="0" w:color="000000" w:themeColor="text1"/>
+            </w:tcBorders>
+            <w:shd w:val="clear" w:color="auto" w:fill="E5E5E5"/>
           </w:tcPr>
           <w:p>
             <w:pPr>
@@ -1504,13 +1441,12 @@
           <w:tcPr>
             <w:tcW w:w="2591" w:type="dxa"/>
             <w:tcBorders>
-              <w:top w:val="single" w:color="000000" w:themeColor="text1" w:sz="6" w:space="0"/>
-              <w:left w:val="single" w:color="000000" w:themeColor="text1" w:sz="6" w:space="0"/>
-              <w:bottom w:val="single" w:color="000000" w:themeColor="text1" w:sz="6" w:space="0"/>
-              <w:right w:val="single" w:color="000000" w:themeColor="text1" w:sz="6" w:space="0"/>
-            </w:tcBorders>
-            <w:shd w:val="clear" w:color="auto" w:fill="E5E5E5"/>
-            <w:tcMar/>
+              <w:top w:val="single" w:sz="6" w:space="0" w:color="000000" w:themeColor="text1"/>
+              <w:left w:val="single" w:sz="6" w:space="0" w:color="000000" w:themeColor="text1"/>
+              <w:bottom w:val="single" w:sz="6" w:space="0" w:color="000000" w:themeColor="text1"/>
+              <w:right w:val="single" w:sz="6" w:space="0" w:color="000000" w:themeColor="text1"/>
+            </w:tcBorders>
+            <w:shd w:val="clear" w:color="auto" w:fill="E5E5E5"/>
           </w:tcPr>
           <w:p>
             <w:pPr>
@@ -1528,12 +1464,11 @@
           <w:tcPr>
             <w:tcW w:w="1275" w:type="dxa"/>
             <w:tcBorders>
-              <w:top w:val="single" w:color="000000" w:themeColor="text1" w:sz="6" w:space="0"/>
-              <w:left w:val="single" w:color="000000" w:themeColor="text1" w:sz="6" w:space="0"/>
-              <w:bottom w:val="single" w:color="000000" w:themeColor="text1" w:sz="6" w:space="0"/>
-            </w:tcBorders>
-            <w:shd w:val="clear" w:color="auto" w:fill="E5E5E5"/>
-            <w:tcMar/>
+              <w:top w:val="single" w:sz="6" w:space="0" w:color="000000" w:themeColor="text1"/>
+              <w:left w:val="single" w:sz="6" w:space="0" w:color="000000" w:themeColor="text1"/>
+              <w:bottom w:val="single" w:sz="6" w:space="0" w:color="000000" w:themeColor="text1"/>
+            </w:tcBorders>
+            <w:shd w:val="clear" w:color="auto" w:fill="E5E5E5"/>
           </w:tcPr>
           <w:p>
             <w:pPr>
@@ -1550,12 +1485,11 @@
           <w:tcPr>
             <w:tcW w:w="1083" w:type="dxa"/>
             <w:tcBorders>
-              <w:top w:val="single" w:color="000000" w:themeColor="text1" w:sz="6" w:space="0"/>
-              <w:left w:val="single" w:color="000000" w:themeColor="text1" w:sz="6" w:space="0"/>
-              <w:bottom w:val="single" w:color="000000" w:themeColor="text1" w:sz="6" w:space="0"/>
-            </w:tcBorders>
-            <w:shd w:val="clear" w:color="auto" w:fill="E5E5E5"/>
-            <w:tcMar/>
+              <w:top w:val="single" w:sz="6" w:space="0" w:color="000000" w:themeColor="text1"/>
+              <w:left w:val="single" w:sz="6" w:space="0" w:color="000000" w:themeColor="text1"/>
+              <w:bottom w:val="single" w:sz="6" w:space="0" w:color="000000" w:themeColor="text1"/>
+            </w:tcBorders>
+            <w:shd w:val="clear" w:color="auto" w:fill="E5E5E5"/>
           </w:tcPr>
           <w:p>
             <w:pPr>
@@ -1571,12 +1505,11 @@
           <w:tcPr>
             <w:tcW w:w="3813" w:type="dxa"/>
             <w:tcBorders>
-              <w:top w:val="single" w:color="000000" w:themeColor="text1" w:sz="6" w:space="0"/>
-              <w:left w:val="single" w:color="000000" w:themeColor="text1" w:sz="6" w:space="0"/>
-              <w:bottom w:val="single" w:color="000000" w:themeColor="text1" w:sz="6" w:space="0"/>
-            </w:tcBorders>
-            <w:shd w:val="clear" w:color="auto" w:fill="E5E5E5"/>
-            <w:tcMar/>
+              <w:top w:val="single" w:sz="6" w:space="0" w:color="000000" w:themeColor="text1"/>
+              <w:left w:val="single" w:sz="6" w:space="0" w:color="000000" w:themeColor="text1"/>
+              <w:bottom w:val="single" w:sz="6" w:space="0" w:color="000000" w:themeColor="text1"/>
+            </w:tcBorders>
+            <w:shd w:val="clear" w:color="auto" w:fill="E5E5E5"/>
           </w:tcPr>
           <w:p>
             <w:pPr>
@@ -1592,13 +1525,12 @@
           <w:tcPr>
             <w:tcW w:w="2591" w:type="dxa"/>
             <w:tcBorders>
-              <w:top w:val="single" w:color="000000" w:themeColor="text1" w:sz="6" w:space="0"/>
-              <w:left w:val="single" w:color="000000" w:themeColor="text1" w:sz="6" w:space="0"/>
-              <w:bottom w:val="single" w:color="000000" w:themeColor="text1" w:sz="6" w:space="0"/>
-              <w:right w:val="single" w:color="000000" w:themeColor="text1" w:sz="6" w:space="0"/>
-            </w:tcBorders>
-            <w:shd w:val="clear" w:color="auto" w:fill="E5E5E5"/>
-            <w:tcMar/>
+              <w:top w:val="single" w:sz="6" w:space="0" w:color="000000" w:themeColor="text1"/>
+              <w:left w:val="single" w:sz="6" w:space="0" w:color="000000" w:themeColor="text1"/>
+              <w:bottom w:val="single" w:sz="6" w:space="0" w:color="000000" w:themeColor="text1"/>
+              <w:right w:val="single" w:sz="6" w:space="0" w:color="000000" w:themeColor="text1"/>
+            </w:tcBorders>
+            <w:shd w:val="clear" w:color="auto" w:fill="E5E5E5"/>
           </w:tcPr>
           <w:p>
             <w:pPr>
@@ -1616,12 +1548,11 @@
           <w:tcPr>
             <w:tcW w:w="1275" w:type="dxa"/>
             <w:tcBorders>
-              <w:top w:val="single" w:color="000000" w:themeColor="text1" w:sz="6" w:space="0"/>
-              <w:left w:val="single" w:color="000000" w:themeColor="text1" w:sz="6" w:space="0"/>
-              <w:bottom w:val="single" w:color="000000" w:themeColor="text1" w:sz="6" w:space="0"/>
-            </w:tcBorders>
-            <w:shd w:val="clear" w:color="auto" w:fill="E5E5E5"/>
-            <w:tcMar/>
+              <w:top w:val="single" w:sz="6" w:space="0" w:color="000000" w:themeColor="text1"/>
+              <w:left w:val="single" w:sz="6" w:space="0" w:color="000000" w:themeColor="text1"/>
+              <w:bottom w:val="single" w:sz="6" w:space="0" w:color="000000" w:themeColor="text1"/>
+            </w:tcBorders>
+            <w:shd w:val="clear" w:color="auto" w:fill="E5E5E5"/>
           </w:tcPr>
           <w:p>
             <w:pPr>
@@ -1638,12 +1569,11 @@
           <w:tcPr>
             <w:tcW w:w="1083" w:type="dxa"/>
             <w:tcBorders>
-              <w:top w:val="single" w:color="000000" w:themeColor="text1" w:sz="6" w:space="0"/>
-              <w:left w:val="single" w:color="000000" w:themeColor="text1" w:sz="6" w:space="0"/>
-              <w:bottom w:val="single" w:color="000000" w:themeColor="text1" w:sz="6" w:space="0"/>
-            </w:tcBorders>
-            <w:shd w:val="clear" w:color="auto" w:fill="E5E5E5"/>
-            <w:tcMar/>
+              <w:top w:val="single" w:sz="6" w:space="0" w:color="000000" w:themeColor="text1"/>
+              <w:left w:val="single" w:sz="6" w:space="0" w:color="000000" w:themeColor="text1"/>
+              <w:bottom w:val="single" w:sz="6" w:space="0" w:color="000000" w:themeColor="text1"/>
+            </w:tcBorders>
+            <w:shd w:val="clear" w:color="auto" w:fill="E5E5E5"/>
           </w:tcPr>
           <w:p>
             <w:pPr>
@@ -1659,12 +1589,11 @@
           <w:tcPr>
             <w:tcW w:w="3813" w:type="dxa"/>
             <w:tcBorders>
-              <w:top w:val="single" w:color="000000" w:themeColor="text1" w:sz="6" w:space="0"/>
-              <w:left w:val="single" w:color="000000" w:themeColor="text1" w:sz="6" w:space="0"/>
-              <w:bottom w:val="single" w:color="000000" w:themeColor="text1" w:sz="6" w:space="0"/>
-            </w:tcBorders>
-            <w:shd w:val="clear" w:color="auto" w:fill="E5E5E5"/>
-            <w:tcMar/>
+              <w:top w:val="single" w:sz="6" w:space="0" w:color="000000" w:themeColor="text1"/>
+              <w:left w:val="single" w:sz="6" w:space="0" w:color="000000" w:themeColor="text1"/>
+              <w:bottom w:val="single" w:sz="6" w:space="0" w:color="000000" w:themeColor="text1"/>
+            </w:tcBorders>
+            <w:shd w:val="clear" w:color="auto" w:fill="E5E5E5"/>
           </w:tcPr>
           <w:p>
             <w:pPr>
@@ -1680,13 +1609,12 @@
           <w:tcPr>
             <w:tcW w:w="2591" w:type="dxa"/>
             <w:tcBorders>
-              <w:top w:val="single" w:color="000000" w:themeColor="text1" w:sz="6" w:space="0"/>
-              <w:left w:val="single" w:color="000000" w:themeColor="text1" w:sz="6" w:space="0"/>
-              <w:bottom w:val="single" w:color="000000" w:themeColor="text1" w:sz="6" w:space="0"/>
-              <w:right w:val="single" w:color="000000" w:themeColor="text1" w:sz="6" w:space="0"/>
-            </w:tcBorders>
-            <w:shd w:val="clear" w:color="auto" w:fill="E5E5E5"/>
-            <w:tcMar/>
+              <w:top w:val="single" w:sz="6" w:space="0" w:color="000000" w:themeColor="text1"/>
+              <w:left w:val="single" w:sz="6" w:space="0" w:color="000000" w:themeColor="text1"/>
+              <w:bottom w:val="single" w:sz="6" w:space="0" w:color="000000" w:themeColor="text1"/>
+              <w:right w:val="single" w:sz="6" w:space="0" w:color="000000" w:themeColor="text1"/>
+            </w:tcBorders>
+            <w:shd w:val="clear" w:color="auto" w:fill="E5E5E5"/>
           </w:tcPr>
           <w:p>
             <w:pPr>
@@ -1704,12 +1632,11 @@
           <w:tcPr>
             <w:tcW w:w="1275" w:type="dxa"/>
             <w:tcBorders>
-              <w:top w:val="single" w:color="000000" w:themeColor="text1" w:sz="6" w:space="0"/>
-              <w:left w:val="single" w:color="000000" w:themeColor="text1" w:sz="6" w:space="0"/>
-              <w:bottom w:val="single" w:color="000000" w:themeColor="text1" w:sz="6" w:space="0"/>
-            </w:tcBorders>
-            <w:shd w:val="clear" w:color="auto" w:fill="E5E5E5"/>
-            <w:tcMar/>
+              <w:top w:val="single" w:sz="6" w:space="0" w:color="000000" w:themeColor="text1"/>
+              <w:left w:val="single" w:sz="6" w:space="0" w:color="000000" w:themeColor="text1"/>
+              <w:bottom w:val="single" w:sz="6" w:space="0" w:color="000000" w:themeColor="text1"/>
+            </w:tcBorders>
+            <w:shd w:val="clear" w:color="auto" w:fill="E5E5E5"/>
           </w:tcPr>
           <w:p>
             <w:pPr>
@@ -1726,12 +1653,11 @@
           <w:tcPr>
             <w:tcW w:w="1083" w:type="dxa"/>
             <w:tcBorders>
-              <w:top w:val="single" w:color="000000" w:themeColor="text1" w:sz="6" w:space="0"/>
-              <w:left w:val="single" w:color="000000" w:themeColor="text1" w:sz="6" w:space="0"/>
-              <w:bottom w:val="single" w:color="000000" w:themeColor="text1" w:sz="6" w:space="0"/>
-            </w:tcBorders>
-            <w:shd w:val="clear" w:color="auto" w:fill="E5E5E5"/>
-            <w:tcMar/>
+              <w:top w:val="single" w:sz="6" w:space="0" w:color="000000" w:themeColor="text1"/>
+              <w:left w:val="single" w:sz="6" w:space="0" w:color="000000" w:themeColor="text1"/>
+              <w:bottom w:val="single" w:sz="6" w:space="0" w:color="000000" w:themeColor="text1"/>
+            </w:tcBorders>
+            <w:shd w:val="clear" w:color="auto" w:fill="E5E5E5"/>
           </w:tcPr>
           <w:p>
             <w:pPr>
@@ -1747,12 +1673,11 @@
           <w:tcPr>
             <w:tcW w:w="3813" w:type="dxa"/>
             <w:tcBorders>
-              <w:top w:val="single" w:color="000000" w:themeColor="text1" w:sz="6" w:space="0"/>
-              <w:left w:val="single" w:color="000000" w:themeColor="text1" w:sz="6" w:space="0"/>
-              <w:bottom w:val="single" w:color="000000" w:themeColor="text1" w:sz="6" w:space="0"/>
-            </w:tcBorders>
-            <w:shd w:val="clear" w:color="auto" w:fill="E5E5E5"/>
-            <w:tcMar/>
+              <w:top w:val="single" w:sz="6" w:space="0" w:color="000000" w:themeColor="text1"/>
+              <w:left w:val="single" w:sz="6" w:space="0" w:color="000000" w:themeColor="text1"/>
+              <w:bottom w:val="single" w:sz="6" w:space="0" w:color="000000" w:themeColor="text1"/>
+            </w:tcBorders>
+            <w:shd w:val="clear" w:color="auto" w:fill="E5E5E5"/>
           </w:tcPr>
           <w:p>
             <w:pPr>
@@ -1768,13 +1693,12 @@
           <w:tcPr>
             <w:tcW w:w="2591" w:type="dxa"/>
             <w:tcBorders>
-              <w:top w:val="single" w:color="000000" w:themeColor="text1" w:sz="6" w:space="0"/>
-              <w:left w:val="single" w:color="000000" w:themeColor="text1" w:sz="6" w:space="0"/>
-              <w:bottom w:val="single" w:color="000000" w:themeColor="text1" w:sz="6" w:space="0"/>
-              <w:right w:val="single" w:color="000000" w:themeColor="text1" w:sz="6" w:space="0"/>
-            </w:tcBorders>
-            <w:shd w:val="clear" w:color="auto" w:fill="E5E5E5"/>
-            <w:tcMar/>
+              <w:top w:val="single" w:sz="6" w:space="0" w:color="000000" w:themeColor="text1"/>
+              <w:left w:val="single" w:sz="6" w:space="0" w:color="000000" w:themeColor="text1"/>
+              <w:bottom w:val="single" w:sz="6" w:space="0" w:color="000000" w:themeColor="text1"/>
+              <w:right w:val="single" w:sz="6" w:space="0" w:color="000000" w:themeColor="text1"/>
+            </w:tcBorders>
+            <w:shd w:val="clear" w:color="auto" w:fill="E5E5E5"/>
           </w:tcPr>
           <w:p>
             <w:pPr>
@@ -1792,12 +1716,11 @@
           <w:tcPr>
             <w:tcW w:w="1275" w:type="dxa"/>
             <w:tcBorders>
-              <w:top w:val="single" w:color="000000" w:themeColor="text1" w:sz="6" w:space="0"/>
-              <w:left w:val="single" w:color="000000" w:themeColor="text1" w:sz="6" w:space="0"/>
-              <w:bottom w:val="single" w:color="000000" w:themeColor="text1" w:sz="6" w:space="0"/>
-            </w:tcBorders>
-            <w:shd w:val="clear" w:color="auto" w:fill="E5E5E5"/>
-            <w:tcMar/>
+              <w:top w:val="single" w:sz="6" w:space="0" w:color="000000" w:themeColor="text1"/>
+              <w:left w:val="single" w:sz="6" w:space="0" w:color="000000" w:themeColor="text1"/>
+              <w:bottom w:val="single" w:sz="6" w:space="0" w:color="000000" w:themeColor="text1"/>
+            </w:tcBorders>
+            <w:shd w:val="clear" w:color="auto" w:fill="E5E5E5"/>
           </w:tcPr>
           <w:p>
             <w:pPr>
@@ -1814,12 +1737,11 @@
           <w:tcPr>
             <w:tcW w:w="1083" w:type="dxa"/>
             <w:tcBorders>
-              <w:top w:val="single" w:color="000000" w:themeColor="text1" w:sz="6" w:space="0"/>
-              <w:left w:val="single" w:color="000000" w:themeColor="text1" w:sz="6" w:space="0"/>
-              <w:bottom w:val="single" w:color="000000" w:themeColor="text1" w:sz="6" w:space="0"/>
-            </w:tcBorders>
-            <w:shd w:val="clear" w:color="auto" w:fill="E5E5E5"/>
-            <w:tcMar/>
+              <w:top w:val="single" w:sz="6" w:space="0" w:color="000000" w:themeColor="text1"/>
+              <w:left w:val="single" w:sz="6" w:space="0" w:color="000000" w:themeColor="text1"/>
+              <w:bottom w:val="single" w:sz="6" w:space="0" w:color="000000" w:themeColor="text1"/>
+            </w:tcBorders>
+            <w:shd w:val="clear" w:color="auto" w:fill="E5E5E5"/>
           </w:tcPr>
           <w:p>
             <w:pPr>
@@ -1835,12 +1757,11 @@
           <w:tcPr>
             <w:tcW w:w="3813" w:type="dxa"/>
             <w:tcBorders>
-              <w:top w:val="single" w:color="000000" w:themeColor="text1" w:sz="6" w:space="0"/>
-              <w:left w:val="single" w:color="000000" w:themeColor="text1" w:sz="6" w:space="0"/>
-              <w:bottom w:val="single" w:color="000000" w:themeColor="text1" w:sz="6" w:space="0"/>
-            </w:tcBorders>
-            <w:shd w:val="clear" w:color="auto" w:fill="E5E5E5"/>
-            <w:tcMar/>
+              <w:top w:val="single" w:sz="6" w:space="0" w:color="000000" w:themeColor="text1"/>
+              <w:left w:val="single" w:sz="6" w:space="0" w:color="000000" w:themeColor="text1"/>
+              <w:bottom w:val="single" w:sz="6" w:space="0" w:color="000000" w:themeColor="text1"/>
+            </w:tcBorders>
+            <w:shd w:val="clear" w:color="auto" w:fill="E5E5E5"/>
           </w:tcPr>
           <w:p>
             <w:pPr>
@@ -1856,13 +1777,12 @@
           <w:tcPr>
             <w:tcW w:w="2591" w:type="dxa"/>
             <w:tcBorders>
-              <w:top w:val="single" w:color="000000" w:themeColor="text1" w:sz="6" w:space="0"/>
-              <w:left w:val="single" w:color="000000" w:themeColor="text1" w:sz="6" w:space="0"/>
-              <w:bottom w:val="single" w:color="000000" w:themeColor="text1" w:sz="6" w:space="0"/>
-              <w:right w:val="single" w:color="000000" w:themeColor="text1" w:sz="6" w:space="0"/>
-            </w:tcBorders>
-            <w:shd w:val="clear" w:color="auto" w:fill="E5E5E5"/>
-            <w:tcMar/>
+              <w:top w:val="single" w:sz="6" w:space="0" w:color="000000" w:themeColor="text1"/>
+              <w:left w:val="single" w:sz="6" w:space="0" w:color="000000" w:themeColor="text1"/>
+              <w:bottom w:val="single" w:sz="6" w:space="0" w:color="000000" w:themeColor="text1"/>
+              <w:right w:val="single" w:sz="6" w:space="0" w:color="000000" w:themeColor="text1"/>
+            </w:tcBorders>
+            <w:shd w:val="clear" w:color="auto" w:fill="E5E5E5"/>
           </w:tcPr>
           <w:p>
             <w:pPr>
@@ -1885,7 +1805,7 @@
         <w:sectPr>
           <w:headerReference w:type="default" r:id="rId9"/>
           <w:footerReference w:type="default" r:id="rId10"/>
-          <w:pgSz w:w="12240" w:h="15840" w:orient="portrait"/>
+          <w:pgSz w:w="12240" w:h="15840"/>
           <w:pgMar w:top="1440" w:right="1800" w:bottom="1800" w:left="1800" w:header="720" w:footer="1080" w:gutter="0"/>
           <w:pgNumType w:fmt="lowerRoman"/>
           <w:cols w:space="720"/>
@@ -1911,9 +1831,8 @@
         </w:rPr>
       </w:pPr>
       <w:r>
+        <w:lastRenderedPageBreak/>
         <w:tab/>
-      </w:r>
-      <w:r>
         <w:t>Table of Contents</w:t>
       </w:r>
     </w:p>
@@ -2951,13 +2870,6 @@
           </w:r>
         </w:p>
       </w:sdtContent>
-      <w:sdtEndPr>
-        <w:rPr>
-          <w:b w:val="0"/>
-          <w:bCs w:val="0"/>
-          <w:smallCaps w:val="1"/>
-        </w:rPr>
-      </w:sdtEndPr>
     </w:sdt>
     <w:p>
       <w:pPr>
@@ -2979,9 +2891,10 @@
           <w:numId w:val="2"/>
         </w:numPr>
       </w:pPr>
-      <w:bookmarkStart w:name="__RefHeading___Toc19440719" w:id="2"/>
+      <w:bookmarkStart w:id="2" w:name="__RefHeading___Toc19440719"/>
       <w:bookmarkEnd w:id="2"/>
       <w:r>
+        <w:lastRenderedPageBreak/>
         <w:t>Purpose</w:t>
       </w:r>
     </w:p>
@@ -2990,23 +2903,18 @@
         <w:pStyle w:val="Paragraph2"/>
       </w:pPr>
       <w:r>
-        <w:rPr/>
         <w:t xml:space="preserve">This document outlines the requirements for the </w:t>
       </w:r>
       <w:r>
-        <w:rPr/>
         <w:t>Blackjack Handling System</w:t>
       </w:r>
       <w:r>
-        <w:rPr/>
         <w:t xml:space="preserve"> (</w:t>
       </w:r>
       <w:r>
-        <w:rPr/>
         <w:t>BHS</w:t>
       </w:r>
       <w:r>
-        <w:rPr/>
         <w:t>).</w:t>
       </w:r>
     </w:p>
@@ -3018,7 +2926,7 @@
           <w:numId w:val="2"/>
         </w:numPr>
       </w:pPr>
-      <w:bookmarkStart w:name="__RefHeading___Toc19440720" w:id="3"/>
+      <w:bookmarkStart w:id="3" w:name="__RefHeading___Toc19440720"/>
       <w:bookmarkEnd w:id="3"/>
       <w:r>
         <w:t>Scope</w:t>
@@ -3029,28 +2937,22 @@
         <w:pStyle w:val="Paragraph2"/>
       </w:pPr>
       <w:r>
-        <w:rPr/>
         <w:t xml:space="preserve">This document will catalog the user, system, and hardware requirements for the </w:t>
       </w:r>
       <w:r>
-        <w:rPr/>
         <w:t xml:space="preserve">BHS </w:t>
       </w:r>
       <w:r>
-        <w:rPr/>
         <w:t>system. It will not, however, document how these requirements will be implemented.</w:t>
       </w:r>
     </w:p>
     <w:p>
       <w:pPr>
         <w:pStyle w:val="Heading2"/>
-        <w:ind/>
-        <w:rPr/>
-      </w:pPr>
-      <w:bookmarkStart w:name="__RefHeading___Toc19440721" w:id="4"/>
+      </w:pPr>
+      <w:bookmarkStart w:id="4" w:name="__RefHeading___Toc19440721"/>
       <w:bookmarkEnd w:id="4"/>
       <w:r>
-        <w:rPr/>
         <w:t>Definitions, Acronyms, Abbreviations</w:t>
       </w:r>
     </w:p>
@@ -3059,54 +2961,30 @@
         <w:pStyle w:val="Paragraph3"/>
         <w:ind w:left="720" w:firstLine="720"/>
         <w:rPr>
-          <w:color w:val="7030A0"/>
-        </w:rPr>
-      </w:pPr>
-      <w:r>
-        <w:rPr>
-          <w:color w:val="7030A0"/>
+          <w:color w:val="0070C0"/>
+        </w:rPr>
+      </w:pPr>
+      <w:r>
+        <w:rPr>
+          <w:color w:val="0070C0"/>
         </w:rPr>
         <w:t>Player</w:t>
       </w:r>
       <w:r>
         <w:rPr>
-          <w:color w:val="7030A0"/>
-        </w:rPr>
-        <w:t xml:space="preserve">: A user role that can </w:t>
-      </w:r>
-      <w:r>
-        <w:rPr>
-          <w:color w:val="7030A0"/>
-        </w:rPr>
-        <w:t>participate</w:t>
-      </w:r>
-      <w:r>
-        <w:rPr>
-          <w:color w:val="7030A0"/>
-        </w:rPr>
-        <w:t xml:space="preserve"> in Blackjack games, </w:t>
-      </w:r>
-      <w:r>
-        <w:rPr>
-          <w:color w:val="7030A0"/>
-        </w:rPr>
-        <w:t xml:space="preserve">and </w:t>
-      </w:r>
-      <w:r>
-        <w:rPr>
-          <w:color w:val="7030A0"/>
-        </w:rPr>
-        <w:t>participate</w:t>
-      </w:r>
-      <w:r>
-        <w:rPr>
-          <w:color w:val="7030A0"/>
-        </w:rPr>
-        <w:t xml:space="preserve"> in standard game actions such as betting, hit, stand, and folding</w:t>
-      </w:r>
-      <w:r>
-        <w:rPr>
-          <w:color w:val="7030A0"/>
+          <w:color w:val="0070C0"/>
+        </w:rPr>
+        <w:t xml:space="preserve">: A user role that can participate in Blackjack games, </w:t>
+      </w:r>
+      <w:r>
+        <w:rPr>
+          <w:color w:val="0070C0"/>
+        </w:rPr>
+        <w:t>and participate in standard game actions such as betting, hit, stand, and folding</w:t>
+      </w:r>
+      <w:r>
+        <w:rPr>
+          <w:color w:val="0070C0"/>
         </w:rPr>
         <w:t>/surrendering</w:t>
       </w:r>
@@ -3116,38 +2994,40 @@
         <w:pStyle w:val="Paragraph3"/>
         <w:ind w:left="720" w:firstLine="720"/>
         <w:rPr>
-          <w:color w:val="7030A0"/>
-        </w:rPr>
-      </w:pPr>
-      <w:r>
-        <w:rPr>
-          <w:color w:val="7030A0"/>
+          <w:color w:val="0070C0"/>
+        </w:rPr>
+      </w:pPr>
+      <w:r>
+        <w:rPr>
+          <w:color w:val="0070C0"/>
         </w:rPr>
         <w:t>Dealer</w:t>
       </w:r>
       <w:r>
         <w:rPr>
-          <w:color w:val="7030A0"/>
+          <w:color w:val="0070C0"/>
         </w:rPr>
         <w:t>:</w:t>
       </w:r>
       <w:r>
         <w:rPr>
-          <w:color w:val="7030A0"/>
-        </w:rPr>
-        <w:t xml:space="preserve"> A specialized user role with the added ability to </w:t>
-      </w:r>
-      <w:r>
-        <w:rPr>
-          <w:color w:val="7030A0"/>
-        </w:rPr>
-        <w:t>operate</w:t>
-      </w:r>
-      <w:r>
-        <w:rPr>
-          <w:color w:val="7030A0"/>
-        </w:rPr>
-        <w:t xml:space="preserve"> as a dealer for the games and the configurator of game parameters when creating joinable tables for blackjack, deals cards in accordance to standard blackjack rules</w:t>
+          <w:color w:val="0070C0"/>
+        </w:rPr>
+        <w:t xml:space="preserve"> A specialized user role with the added ability to operate as a dealer for the games and the configurator of game parameters when creating joinable tables for blackjack, deals cards in accordance </w:t>
+      </w:r>
+      <w:proofErr w:type="gramStart"/>
+      <w:r>
+        <w:rPr>
+          <w:color w:val="0070C0"/>
+        </w:rPr>
+        <w:t>to</w:t>
+      </w:r>
+      <w:proofErr w:type="gramEnd"/>
+      <w:r>
+        <w:rPr>
+          <w:color w:val="0070C0"/>
+        </w:rPr>
+        <w:t xml:space="preserve"> standard blackjack rules</w:t>
       </w:r>
     </w:p>
     <w:p>
@@ -3155,24 +3035,24 @@
         <w:pStyle w:val="Paragraph3"/>
         <w:ind w:left="720" w:firstLine="720"/>
         <w:rPr>
-          <w:color w:val="7030A0"/>
-        </w:rPr>
-      </w:pPr>
-      <w:r>
-        <w:rPr>
-          <w:color w:val="7030A0"/>
+          <w:color w:val="0070C0"/>
+        </w:rPr>
+      </w:pPr>
+      <w:r>
+        <w:rPr>
+          <w:color w:val="0070C0"/>
         </w:rPr>
         <w:t>Hand</w:t>
       </w:r>
       <w:r>
         <w:rPr>
-          <w:color w:val="7030A0"/>
+          <w:color w:val="0070C0"/>
         </w:rPr>
         <w:t>:</w:t>
       </w:r>
       <w:r>
         <w:rPr>
-          <w:color w:val="7030A0"/>
+          <w:color w:val="0070C0"/>
         </w:rPr>
         <w:t xml:space="preserve"> A collection of cards assigned to a player or dealer during a round of Blackjack, which changes based on gameplay actions and outcomes</w:t>
       </w:r>
@@ -3182,18 +3062,18 @@
         <w:pStyle w:val="Paragraph3"/>
         <w:ind w:left="720" w:firstLine="720"/>
         <w:rPr>
-          <w:color w:val="7030A0"/>
-        </w:rPr>
-      </w:pPr>
-      <w:r>
-        <w:rPr>
-          <w:color w:val="7030A0"/>
+          <w:color w:val="0070C0"/>
+        </w:rPr>
+      </w:pPr>
+      <w:r>
+        <w:rPr>
+          <w:color w:val="0070C0"/>
         </w:rPr>
         <w:t>Table</w:t>
       </w:r>
       <w:r>
         <w:rPr>
-          <w:color w:val="7030A0"/>
+          <w:color w:val="0070C0"/>
         </w:rPr>
         <w:t>: The instance of a game in a lobby, up to six players including the hosting dealer</w:t>
       </w:r>
@@ -3203,26 +3083,14 @@
         <w:pStyle w:val="Paragraph3"/>
         <w:ind w:left="720" w:firstLine="720"/>
         <w:rPr>
-          <w:color w:val="7030A0"/>
-        </w:rPr>
-      </w:pPr>
-      <w:r>
-        <w:rPr>
-          <w:color w:val="7030A0"/>
-        </w:rPr>
-        <w:t xml:space="preserve">Lobby: An area of the Blackjack program </w:t>
-      </w:r>
-      <w:r>
-        <w:rPr>
-          <w:color w:val="7030A0"/>
-        </w:rPr>
-        <w:t>where</w:t>
-      </w:r>
-      <w:r>
-        <w:rPr>
-          <w:color w:val="7030A0"/>
-        </w:rPr>
-        <w:t xml:space="preserve"> tables are viewable for players to join or for dealers to create a table</w:t>
+          <w:color w:val="0070C0"/>
+        </w:rPr>
+      </w:pPr>
+      <w:r>
+        <w:rPr>
+          <w:color w:val="0070C0"/>
+        </w:rPr>
+        <w:t>Lobby: An area of the Blackjack program where tables are viewable for players to join or for dealers to create a table</w:t>
       </w:r>
     </w:p>
     <w:p>
@@ -3230,18 +3098,18 @@
         <w:pStyle w:val="Paragraph3"/>
         <w:ind w:left="720" w:firstLine="720"/>
         <w:rPr>
-          <w:color w:val="7030A0"/>
-        </w:rPr>
-      </w:pPr>
-      <w:r>
-        <w:rPr>
-          <w:color w:val="7030A0"/>
+          <w:color w:val="0070C0"/>
+        </w:rPr>
+      </w:pPr>
+      <w:r>
+        <w:rPr>
+          <w:color w:val="0070C0"/>
         </w:rPr>
         <w:t>Round: A cycle of player betting and playing in a blackjack game</w:t>
       </w:r>
       <w:r>
         <w:rPr>
-          <w:color w:val="7030A0"/>
+          <w:color w:val="0070C0"/>
         </w:rPr>
         <w:t xml:space="preserve"> between the betting and outcome phases</w:t>
       </w:r>
@@ -3251,12 +3119,12 @@
         <w:pStyle w:val="Paragraph3"/>
         <w:ind w:left="720" w:firstLine="720"/>
         <w:rPr>
-          <w:color w:val="7030A0"/>
-        </w:rPr>
-      </w:pPr>
-      <w:r>
-        <w:rPr>
-          <w:color w:val="7030A0"/>
+          <w:color w:val="0070C0"/>
+        </w:rPr>
+      </w:pPr>
+      <w:r>
+        <w:rPr>
+          <w:color w:val="0070C0"/>
         </w:rPr>
         <w:t>Game phase: Distinct phases for player betting, dealing and actions, and outcome</w:t>
       </w:r>
@@ -3266,26 +3134,14 @@
         <w:pStyle w:val="Paragraph3"/>
         <w:ind w:left="720" w:firstLine="720"/>
         <w:rPr>
-          <w:color w:val="7030A0"/>
-        </w:rPr>
-      </w:pPr>
-      <w:r>
-        <w:rPr>
-          <w:color w:val="7030A0"/>
-        </w:rPr>
-        <w:t xml:space="preserve">Payout: A specific outcome for a player to be paid out the </w:t>
-      </w:r>
-      <w:r>
-        <w:rPr>
-          <w:color w:val="7030A0"/>
-        </w:rPr>
-        <w:t>appropriate bet</w:t>
-      </w:r>
-      <w:r>
-        <w:rPr>
-          <w:color w:val="7030A0"/>
-        </w:rPr>
-        <w:t xml:space="preserve"> they won against the dealer</w:t>
+          <w:color w:val="0070C0"/>
+        </w:rPr>
+      </w:pPr>
+      <w:r>
+        <w:rPr>
+          <w:color w:val="0070C0"/>
+        </w:rPr>
+        <w:t>Payout: A specific outcome for a player to be paid out the appropriate bet they won against the dealer</w:t>
       </w:r>
     </w:p>
     <w:p>
@@ -3293,24 +3149,24 @@
         <w:pStyle w:val="Paragraph3"/>
         <w:ind w:left="720" w:firstLine="720"/>
         <w:rPr>
-          <w:color w:val="7030A0"/>
-        </w:rPr>
-      </w:pPr>
-      <w:r>
-        <w:rPr>
-          <w:color w:val="7030A0"/>
+          <w:color w:val="0070C0"/>
+        </w:rPr>
+      </w:pPr>
+      <w:r>
+        <w:rPr>
+          <w:color w:val="0070C0"/>
         </w:rPr>
         <w:t>Deck</w:t>
       </w:r>
       <w:r>
         <w:rPr>
-          <w:color w:val="7030A0"/>
+          <w:color w:val="0070C0"/>
         </w:rPr>
         <w:t xml:space="preserve">: </w:t>
       </w:r>
       <w:r>
         <w:rPr>
-          <w:color w:val="7030A0"/>
+          <w:color w:val="0070C0"/>
         </w:rPr>
         <w:t>A standard set of 52 cards used to interact with the gameplay</w:t>
       </w:r>
@@ -3320,42 +3176,42 @@
         <w:pStyle w:val="Paragraph3"/>
         <w:ind w:left="720" w:firstLine="720"/>
         <w:rPr>
-          <w:color w:val="7030A0"/>
-        </w:rPr>
-      </w:pPr>
-      <w:r>
-        <w:rPr>
-          <w:color w:val="7030A0"/>
+          <w:color w:val="0070C0"/>
+        </w:rPr>
+      </w:pPr>
+      <w:r>
+        <w:rPr>
+          <w:color w:val="0070C0"/>
         </w:rPr>
         <w:t xml:space="preserve">Card: </w:t>
       </w:r>
       <w:r>
         <w:rPr>
-          <w:color w:val="7030A0"/>
+          <w:color w:val="0070C0"/>
         </w:rPr>
         <w:t>A</w:t>
       </w:r>
       <w:r>
         <w:rPr>
-          <w:color w:val="7030A0"/>
+          <w:color w:val="0070C0"/>
         </w:rPr>
         <w:t xml:space="preserve"> singular card from a </w:t>
       </w:r>
       <w:r>
         <w:rPr>
-          <w:color w:val="7030A0"/>
+          <w:color w:val="0070C0"/>
         </w:rPr>
         <w:t xml:space="preserve">standard </w:t>
       </w:r>
       <w:r>
         <w:rPr>
-          <w:color w:val="7030A0"/>
+          <w:color w:val="0070C0"/>
         </w:rPr>
         <w:t>deck of 52 cards</w:t>
       </w:r>
       <w:r>
         <w:rPr>
-          <w:color w:val="7030A0"/>
+          <w:color w:val="0070C0"/>
         </w:rPr>
         <w:t>, categorized by suit and rank value</w:t>
       </w:r>
@@ -3365,36 +3221,30 @@
         <w:pStyle w:val="Paragraph3"/>
         <w:ind w:left="720" w:firstLine="720"/>
         <w:rPr>
-          <w:color w:val="7030A0"/>
-        </w:rPr>
-      </w:pPr>
-      <w:r>
-        <w:rPr>
-          <w:color w:val="7030A0"/>
+          <w:color w:val="0070C0"/>
+        </w:rPr>
+      </w:pPr>
+      <w:r>
+        <w:rPr>
+          <w:color w:val="0070C0"/>
         </w:rPr>
         <w:t>Shoe</w:t>
       </w:r>
       <w:r>
         <w:rPr>
-          <w:color w:val="7030A0"/>
+          <w:color w:val="0070C0"/>
         </w:rPr>
         <w:t xml:space="preserve">: A collection </w:t>
       </w:r>
       <w:r>
         <w:rPr>
-          <w:color w:val="7030A0"/>
-        </w:rPr>
-        <w:t>of multiple</w:t>
-      </w:r>
-      <w:r>
-        <w:rPr>
-          <w:color w:val="7030A0"/>
-        </w:rPr>
-        <w:t xml:space="preserve"> </w:t>
-      </w:r>
-      <w:r>
-        <w:rPr>
-          <w:color w:val="7030A0"/>
+          <w:color w:val="0070C0"/>
+        </w:rPr>
+        <w:t xml:space="preserve">of multiple </w:t>
+      </w:r>
+      <w:r>
+        <w:rPr>
+          <w:color w:val="0070C0"/>
         </w:rPr>
         <w:t>decks used in the Blackjack games</w:t>
       </w:r>
@@ -3404,44 +3254,40 @@
         <w:pStyle w:val="Paragraph3"/>
         <w:ind w:left="720" w:firstLine="720"/>
         <w:rPr>
-          <w:color w:val="7030A0"/>
-        </w:rPr>
-      </w:pPr>
-      <w:r>
-        <w:rPr>
-          <w:color w:val="7030A0"/>
+          <w:color w:val="0070C0"/>
+        </w:rPr>
+      </w:pPr>
+      <w:r>
+        <w:rPr>
+          <w:color w:val="0070C0"/>
         </w:rPr>
         <w:t>Bet</w:t>
       </w:r>
       <w:r>
         <w:rPr>
-          <w:color w:val="7030A0"/>
+          <w:color w:val="0070C0"/>
         </w:rPr>
         <w:t xml:space="preserve">: </w:t>
       </w:r>
-      <w:r>
-        <w:rPr>
-          <w:color w:val="7030A0"/>
+      <w:proofErr w:type="gramStart"/>
+      <w:r>
+        <w:rPr>
+          <w:color w:val="0070C0"/>
         </w:rPr>
         <w:t>A</w:t>
       </w:r>
       <w:r>
         <w:rPr>
-          <w:color w:val="7030A0"/>
-        </w:rPr>
-        <w:t xml:space="preserve"> number of credits </w:t>
-      </w:r>
-      <w:r>
-        <w:rPr>
-          <w:color w:val="7030A0"/>
-        </w:rPr>
-        <w:t>submitted</w:t>
-      </w:r>
-      <w:r>
-        <w:rPr>
-          <w:color w:val="7030A0"/>
-        </w:rPr>
-        <w:t xml:space="preserve"> by a player before being dealt hands to start playing the game</w:t>
+          <w:color w:val="0070C0"/>
+        </w:rPr>
+        <w:t xml:space="preserve"> number of</w:t>
+      </w:r>
+      <w:proofErr w:type="gramEnd"/>
+      <w:r>
+        <w:rPr>
+          <w:color w:val="0070C0"/>
+        </w:rPr>
+        <w:t xml:space="preserve"> credits submitted by a player before being dealt hands to start playing the game</w:t>
       </w:r>
     </w:p>
     <w:p>
@@ -3449,48 +3295,52 @@
         <w:pStyle w:val="Paragraph3"/>
         <w:ind w:left="720" w:firstLine="720"/>
         <w:rPr>
-          <w:color w:val="7030A0"/>
-        </w:rPr>
-      </w:pPr>
-      <w:r>
-        <w:rPr>
-          <w:color w:val="7030A0"/>
+          <w:color w:val="0070C0"/>
+        </w:rPr>
+      </w:pPr>
+      <w:r>
+        <w:rPr>
+          <w:color w:val="0070C0"/>
         </w:rPr>
         <w:t>Timer</w:t>
       </w:r>
       <w:r>
         <w:rPr>
-          <w:color w:val="7030A0"/>
+          <w:color w:val="0070C0"/>
         </w:rPr>
         <w:t xml:space="preserve">: </w:t>
       </w:r>
       <w:r>
         <w:rPr>
-          <w:color w:val="7030A0"/>
+          <w:color w:val="0070C0"/>
         </w:rPr>
         <w:t xml:space="preserve">A countdown for the time players </w:t>
       </w:r>
-      <w:r>
-        <w:rPr>
-          <w:color w:val="7030A0"/>
+      <w:proofErr w:type="gramStart"/>
+      <w:r>
+        <w:rPr>
+          <w:color w:val="0070C0"/>
         </w:rPr>
         <w:t>have</w:t>
       </w:r>
-      <w:r>
-        <w:rPr>
-          <w:color w:val="7030A0"/>
+      <w:proofErr w:type="gramEnd"/>
+      <w:r>
+        <w:rPr>
+          <w:color w:val="0070C0"/>
         </w:rPr>
         <w:t xml:space="preserve"> to </w:t>
       </w:r>
-      <w:r>
-        <w:rPr>
-          <w:color w:val="7030A0"/>
+      <w:proofErr w:type="gramStart"/>
+      <w:r>
+        <w:rPr>
+          <w:color w:val="0070C0"/>
         </w:rPr>
         <w:t>take action</w:t>
       </w:r>
-      <w:r>
-        <w:rPr>
-          <w:color w:val="7030A0"/>
+      <w:proofErr w:type="gramEnd"/>
+      <w:r>
+        <w:rPr>
+          <w:color w:val="0070C0"/>
         </w:rPr>
         <w:t xml:space="preserve"> in a round of the game</w:t>
       </w:r>
@@ -3500,24 +3350,24 @@
         <w:pStyle w:val="Paragraph3"/>
         <w:ind w:left="720" w:firstLine="720"/>
         <w:rPr>
-          <w:color w:val="7030A0"/>
-        </w:rPr>
-      </w:pPr>
-      <w:r>
-        <w:rPr>
-          <w:color w:val="7030A0"/>
+          <w:color w:val="0070C0"/>
+        </w:rPr>
+      </w:pPr>
+      <w:r>
+        <w:rPr>
+          <w:color w:val="0070C0"/>
         </w:rPr>
         <w:t>Credits</w:t>
       </w:r>
       <w:r>
         <w:rPr>
-          <w:color w:val="7030A0"/>
+          <w:color w:val="0070C0"/>
         </w:rPr>
         <w:t xml:space="preserve">: </w:t>
       </w:r>
       <w:r>
         <w:rPr>
-          <w:color w:val="7030A0"/>
+          <w:color w:val="0070C0"/>
         </w:rPr>
         <w:t>Virtual currency with a 1-to-1 conversion with player dollars from their payment method attached to their account, used in bets for games</w:t>
       </w:r>
@@ -3527,24 +3377,24 @@
         <w:pStyle w:val="Paragraph3"/>
         <w:ind w:left="720" w:firstLine="720"/>
         <w:rPr>
-          <w:color w:val="7030A0"/>
-        </w:rPr>
-      </w:pPr>
-      <w:r>
-        <w:rPr>
-          <w:color w:val="7030A0"/>
+          <w:color w:val="0070C0"/>
+        </w:rPr>
+      </w:pPr>
+      <w:r>
+        <w:rPr>
+          <w:color w:val="0070C0"/>
         </w:rPr>
         <w:t>Credit Card (CC)</w:t>
       </w:r>
       <w:r>
         <w:rPr>
-          <w:color w:val="7030A0"/>
+          <w:color w:val="0070C0"/>
         </w:rPr>
         <w:t>: A player user’s payment method</w:t>
       </w:r>
       <w:r>
         <w:rPr>
-          <w:color w:val="7030A0"/>
+          <w:color w:val="0070C0"/>
         </w:rPr>
         <w:t xml:space="preserve"> for credits</w:t>
       </w:r>
@@ -3554,18 +3404,18 @@
         <w:pStyle w:val="Paragraph3"/>
         <w:ind w:left="720" w:firstLine="720"/>
         <w:rPr>
-          <w:color w:val="7030A0"/>
-        </w:rPr>
-      </w:pPr>
-      <w:r>
-        <w:rPr>
-          <w:color w:val="7030A0"/>
+          <w:color w:val="0070C0"/>
+        </w:rPr>
+      </w:pPr>
+      <w:r>
+        <w:rPr>
+          <w:color w:val="0070C0"/>
         </w:rPr>
         <w:t xml:space="preserve">Blackjack Handling System (BHS): </w:t>
       </w:r>
       <w:r>
         <w:rPr>
-          <w:color w:val="7030A0"/>
+          <w:color w:val="0070C0"/>
         </w:rPr>
         <w:t>The software responsible for handling the blackjack game functions and logic, network connectivity for players to the server, as well as player interactions and active games</w:t>
       </w:r>
@@ -3575,18 +3425,18 @@
         <w:pStyle w:val="Paragraph3"/>
         <w:ind w:left="720" w:firstLine="720"/>
         <w:rPr>
-          <w:color w:val="7030A0"/>
-        </w:rPr>
-      </w:pPr>
-      <w:r>
-        <w:rPr>
-          <w:color w:val="7030A0"/>
+          <w:color w:val="0070C0"/>
+        </w:rPr>
+      </w:pPr>
+      <w:r>
+        <w:rPr>
+          <w:color w:val="0070C0"/>
         </w:rPr>
         <w:t xml:space="preserve">Graphical User Interface (GUI): The visual </w:t>
       </w:r>
       <w:r>
         <w:rPr>
-          <w:color w:val="7030A0"/>
+          <w:color w:val="0070C0"/>
         </w:rPr>
         <w:t>interface players use to interact with the BHS</w:t>
       </w:r>
@@ -3596,36 +3446,36 @@
         <w:pStyle w:val="Paragraph3"/>
         <w:ind w:left="720" w:firstLine="720"/>
         <w:rPr>
-          <w:color w:val="7030A0"/>
-        </w:rPr>
-      </w:pPr>
-      <w:r>
-        <w:rPr>
-          <w:color w:val="7030A0"/>
+          <w:color w:val="0070C0"/>
+        </w:rPr>
+      </w:pPr>
+      <w:r>
+        <w:rPr>
+          <w:color w:val="0070C0"/>
         </w:rPr>
         <w:t>Server:</w:t>
       </w:r>
       <w:r>
         <w:rPr>
-          <w:color w:val="7030A0"/>
+          <w:color w:val="0070C0"/>
         </w:rPr>
         <w:t xml:space="preserve"> The program responsible for allowing multiple client programs to connect, allowing users to play blackjack games against each other over a network connection</w:t>
       </w:r>
       <w:r>
         <w:rPr>
-          <w:color w:val="7030A0"/>
+          <w:color w:val="0070C0"/>
         </w:rPr>
         <w:t xml:space="preserve">, receives player actions and </w:t>
       </w:r>
       <w:r>
         <w:rPr>
-          <w:color w:val="7030A0"/>
+          <w:color w:val="0070C0"/>
         </w:rPr>
         <w:t>enforces game rules</w:t>
       </w:r>
       <w:r>
         <w:rPr>
-          <w:color w:val="7030A0"/>
+          <w:color w:val="0070C0"/>
         </w:rPr>
         <w:t xml:space="preserve"> with network communication between clients</w:t>
       </w:r>
@@ -3635,30 +3485,30 @@
         <w:pStyle w:val="Paragraph3"/>
         <w:ind w:left="720" w:firstLine="720"/>
         <w:rPr>
-          <w:color w:val="7030A0"/>
-        </w:rPr>
-      </w:pPr>
-      <w:r>
-        <w:rPr>
-          <w:color w:val="7030A0"/>
+          <w:color w:val="0070C0"/>
+        </w:rPr>
+      </w:pPr>
+      <w:r>
+        <w:rPr>
+          <w:color w:val="0070C0"/>
         </w:rPr>
         <w:t>Client:</w:t>
       </w:r>
       <w:r>
         <w:rPr>
-          <w:color w:val="7030A0"/>
+          <w:color w:val="0070C0"/>
         </w:rPr>
         <w:t xml:space="preserve"> The program used by players to connect to the server program for connection to blackjack games over a network connection</w:t>
       </w:r>
       <w:r>
         <w:rPr>
-          <w:color w:val="7030A0"/>
+          <w:color w:val="0070C0"/>
         </w:rPr>
         <w:t xml:space="preserve">, </w:t>
       </w:r>
       <w:r>
         <w:rPr>
-          <w:color w:val="7030A0"/>
+          <w:color w:val="0070C0"/>
         </w:rPr>
         <w:t>sends actions to the server</w:t>
       </w:r>
@@ -3725,7 +3575,7 @@
           <w:numId w:val="2"/>
         </w:numPr>
       </w:pPr>
-      <w:bookmarkStart w:name="__RefHeading___Toc19440722" w:id="5"/>
+      <w:bookmarkStart w:id="5" w:name="__RefHeading___Toc19440722"/>
       <w:bookmarkEnd w:id="5"/>
       <w:r>
         <w:t>References</w:t>
@@ -3816,7 +3666,7 @@
           <w:numId w:val="2"/>
         </w:numPr>
       </w:pPr>
-      <w:bookmarkStart w:name="__RefHeading___Toc19440723" w:id="6"/>
+      <w:bookmarkStart w:id="6" w:name="__RefHeading___Toc19440723"/>
       <w:bookmarkEnd w:id="6"/>
       <w:r>
         <w:t>Overview</w:t>
@@ -3824,23 +3674,21 @@
     </w:p>
     <w:p>
       <w:pPr>
-        <w:pStyle w:val="Normal"/>
         <w:ind w:left="1440"/>
-      </w:pPr>
-      <w:r>
-        <w:rPr/>
-        <w:t xml:space="preserve">The Blackjack Handling System is designed to </w:t>
-      </w:r>
-      <w:r>
-        <w:rPr/>
-        <w:t>facilitate</w:t>
-      </w:r>
-      <w:r>
-        <w:rPr/>
-        <w:t xml:space="preserve"> multiplayer games of Blackjack. Live players as both regular users and dealer players with privileges to deal cards will be hosted on tables for games. </w:t>
-      </w:r>
-      <w:r>
-        <w:rPr/>
+        <w:rPr>
+          <w:color w:val="0070C0"/>
+        </w:rPr>
+      </w:pPr>
+      <w:r>
+        <w:rPr>
+          <w:color w:val="0070C0"/>
+        </w:rPr>
+        <w:t xml:space="preserve">The Blackjack Handling System is designed to facilitate multiplayer games of Blackjack. Live players as both regular users and dealer players with privileges to deal cards will be hosted on tables for games. </w:t>
+      </w:r>
+      <w:r>
+        <w:rPr>
+          <w:color w:val="0070C0"/>
+        </w:rPr>
         <w:t xml:space="preserve"> </w:t>
       </w:r>
     </w:p>
@@ -3852,9 +3700,10 @@
           <w:numId w:val="2"/>
         </w:numPr>
       </w:pPr>
-      <w:bookmarkStart w:name="__RefHeading___Toc19440724" w:id="7"/>
+      <w:bookmarkStart w:id="7" w:name="__RefHeading___Toc19440724"/>
       <w:bookmarkEnd w:id="7"/>
       <w:r>
+        <w:lastRenderedPageBreak/>
         <w:t>Overall Description</w:t>
       </w:r>
     </w:p>
@@ -3866,7 +3715,7 @@
           <w:numId w:val="2"/>
         </w:numPr>
       </w:pPr>
-      <w:bookmarkStart w:name="__RefHeading___Toc19440725" w:id="8"/>
+      <w:bookmarkStart w:id="8" w:name="__RefHeading___Toc19440725"/>
       <w:bookmarkEnd w:id="8"/>
       <w:r>
         <w:t>Product Perspective</w:t>
@@ -3880,7 +3729,7 @@
           <w:numId w:val="2"/>
         </w:numPr>
       </w:pPr>
-      <w:bookmarkStart w:name="__RefHeading___Toc19440726" w:id="9"/>
+      <w:bookmarkStart w:id="9" w:name="__RefHeading___Toc19440726"/>
       <w:bookmarkEnd w:id="9"/>
       <w:r>
         <w:t>Product Architecture</w:t>
@@ -3920,7 +3769,7 @@
           <w:numId w:val="2"/>
         </w:numPr>
       </w:pPr>
-      <w:bookmarkStart w:name="__RefHeading___Toc19440727" w:id="10"/>
+      <w:bookmarkStart w:id="10" w:name="__RefHeading___Toc19440727"/>
       <w:bookmarkEnd w:id="10"/>
       <w:r>
         <w:t>Product Functionality/Features</w:t>
@@ -3931,11 +3780,9 @@
         <w:ind w:left="1440"/>
       </w:pPr>
       <w:r>
-        <w:rPr/>
         <w:t>The high-level features of the system are as follows (see section 3 of this document for more detailed requirements that address these features):</w:t>
       </w:r>
       <w:r>
-        <w:rPr/>
         <w:t xml:space="preserve"> </w:t>
       </w:r>
     </w:p>
@@ -3947,7 +3794,7 @@
           <w:numId w:val="2"/>
         </w:numPr>
       </w:pPr>
-      <w:bookmarkStart w:name="__RefHeading___Toc19440728" w:id="11"/>
+      <w:bookmarkStart w:id="11" w:name="__RefHeading___Toc19440728"/>
       <w:bookmarkEnd w:id="11"/>
       <w:r>
         <w:t>Constraints</w:t>
@@ -3960,35 +3807,19 @@
           <w:color w:val="7030A0"/>
         </w:rPr>
       </w:pPr>
-      <w:bookmarkStart w:name="REQBV0L32" w:id="12"/>
-      <w:r>
-        <w:rPr>
-          <w:color w:val="7030A0"/>
-        </w:rPr>
-        <w:t xml:space="preserve">List </w:t>
-      </w:r>
-      <w:r>
-        <w:rPr>
-          <w:color w:val="7030A0"/>
-        </w:rPr>
-        <w:t>appropriate constraints</w:t>
-      </w:r>
-      <w:r>
-        <w:rPr>
-          <w:color w:val="7030A0"/>
-        </w:rPr>
-        <w:t>.</w:t>
+      <w:bookmarkStart w:id="12" w:name="REQBV0L32"/>
+      <w:r>
+        <w:rPr>
+          <w:color w:val="7030A0"/>
+        </w:rPr>
+        <w:t>List appropriate constraints.</w:t>
       </w:r>
       <w:bookmarkEnd w:id="12"/>
     </w:p>
     <w:p>
       <w:pPr>
         <w:pStyle w:val="Paragraph2"/>
-        <w:suppressLineNumbers w:val="0"/>
-        <w:bidi w:val="0"/>
-        <w:spacing w:before="80" w:beforeAutospacing="off" w:after="0" w:afterAutospacing="off" w:line="259" w:lineRule="auto"/>
-        <w:ind w:left="1440" w:right="0"/>
-        <w:jc w:val="both"/>
+        <w:spacing w:line="259" w:lineRule="auto"/>
         <w:rPr>
           <w:color w:val="7030A0"/>
         </w:rPr>
@@ -4002,7 +3833,7 @@
           <w:numId w:val="2"/>
         </w:numPr>
       </w:pPr>
-      <w:bookmarkStart w:name="__RefHeading___Toc19440729" w:id="13"/>
+      <w:bookmarkStart w:id="13" w:name="__RefHeading___Toc19440729"/>
       <w:bookmarkEnd w:id="13"/>
       <w:r>
         <w:t>Assumptions and Dependencies</w:t>
@@ -4074,19 +3905,7 @@
         <w:rPr>
           <w:color w:val="7030A0"/>
         </w:rPr>
-        <w:t xml:space="preserve">It is assumed that for every game to be hosted there will be a dealer logged in to create and host the table, as well as </w:t>
-      </w:r>
-      <w:r>
-        <w:rPr>
-          <w:color w:val="7030A0"/>
-        </w:rPr>
-        <w:t>facilitate</w:t>
-      </w:r>
-      <w:r>
-        <w:rPr>
-          <w:color w:val="7030A0"/>
-        </w:rPr>
-        <w:t xml:space="preserve"> dealer functions in game.</w:t>
+        <w:t>It is assumed that for every game to be hosted there will be a dealer logged in to create and host the table, as well as facilitate dealer functions in game.</w:t>
       </w:r>
     </w:p>
     <w:p>
@@ -4097,9 +3916,10 @@
           <w:numId w:val="2"/>
         </w:numPr>
       </w:pPr>
-      <w:bookmarkStart w:name="__RefHeading___Toc19440730" w:id="14"/>
+      <w:bookmarkStart w:id="14" w:name="__RefHeading___Toc19440730"/>
       <w:bookmarkEnd w:id="14"/>
       <w:r>
+        <w:lastRenderedPageBreak/>
         <w:t>Specific Requirements</w:t>
       </w:r>
     </w:p>
@@ -4111,7 +3931,7 @@
           <w:numId w:val="2"/>
         </w:numPr>
       </w:pPr>
-      <w:bookmarkStart w:name="__RefHeading___Toc19440731" w:id="15"/>
+      <w:bookmarkStart w:id="15" w:name="__RefHeading___Toc19440731"/>
       <w:bookmarkEnd w:id="15"/>
       <w:r>
         <w:t>Functional Requirements</w:t>
@@ -4136,7 +3956,7 @@
           <w:color w:val="7030A0"/>
         </w:rPr>
       </w:pPr>
-      <w:bookmarkStart w:name="REQBV1E74" w:id="16"/>
+      <w:bookmarkStart w:id="16" w:name="REQBV1E74"/>
       <w:r>
         <w:rPr>
           <w:color w:val="7030A0"/>
@@ -4200,7 +4020,7 @@
           <w:color w:val="7030A0"/>
         </w:rPr>
       </w:pPr>
-      <w:bookmarkStart w:name="REQBV3V65" w:id="17"/>
+      <w:bookmarkStart w:id="17" w:name="REQBV3V65"/>
       <w:r>
         <w:rPr>
           <w:color w:val="7030A0"/>
@@ -4241,7 +4061,7 @@
           <w:color w:val="7030A0"/>
         </w:rPr>
       </w:pPr>
-      <w:bookmarkStart w:name="REQBV1F34" w:id="18"/>
+      <w:bookmarkStart w:id="18" w:name="REQBV1F34"/>
       <w:r>
         <w:rPr>
           <w:color w:val="7030A0"/>
@@ -4318,7 +4138,7 @@
           <w:bCs/>
         </w:rPr>
       </w:pPr>
-      <w:bookmarkStart w:name="REQBV2F75" w:id="19"/>
+      <w:bookmarkStart w:id="19" w:name="REQBV2F75"/>
       <w:r>
         <w:rPr>
           <w:color w:val="7030A0"/>
@@ -4401,7 +4221,7 @@
           <w:color w:val="7030A0"/>
         </w:rPr>
       </w:pPr>
-      <w:bookmarkStart w:name="REQBV2YM5" w:id="20"/>
+      <w:bookmarkStart w:id="20" w:name="REQBV2YM5"/>
       <w:r>
         <w:rPr>
           <w:color w:val="7030A0"/>
@@ -4474,7 +4294,7 @@
           <w:numId w:val="2"/>
         </w:numPr>
       </w:pPr>
-      <w:bookmarkStart w:name="__RefHeading___Toc19440736" w:id="21"/>
+      <w:bookmarkStart w:id="21" w:name="__RefHeading___Toc19440736"/>
       <w:bookmarkEnd w:id="21"/>
       <w:r>
         <w:t>External Interface Requirements</w:t>
@@ -4487,7 +4307,7 @@
           <w:color w:val="7030A0"/>
         </w:rPr>
       </w:pPr>
-      <w:bookmarkStart w:name="REQBUZLF2" w:id="22"/>
+      <w:bookmarkStart w:id="22" w:name="REQBUZLF2"/>
       <w:r>
         <w:rPr>
           <w:color w:val="7030A0"/>
@@ -4579,7 +4399,7 @@
           <w:numId w:val="2"/>
         </w:numPr>
       </w:pPr>
-      <w:bookmarkStart w:name="__RefHeading___Toc19440737" w:id="23"/>
+      <w:bookmarkStart w:id="23" w:name="__RefHeading___Toc19440737"/>
       <w:bookmarkEnd w:id="23"/>
       <w:r>
         <w:t>Internal Interface Requirements</w:t>
@@ -4592,7 +4412,7 @@
           <w:color w:val="7030A0"/>
         </w:rPr>
       </w:pPr>
-      <w:bookmarkStart w:name="REQBV3515" w:id="24"/>
+      <w:bookmarkStart w:id="24" w:name="REQBV3515"/>
       <w:r>
         <w:rPr>
           <w:color w:val="7030A0"/>
@@ -4632,6 +4452,7 @@
         <w:rPr>
           <w:color w:val="7030A0"/>
         </w:rPr>
+        <w:lastRenderedPageBreak/>
         <w:t xml:space="preserve">3.3.1 </w:t>
       </w:r>
       <w:r>
@@ -4670,7 +4491,7 @@
           <w:color w:val="7030A0"/>
         </w:rPr>
       </w:pPr>
-      <w:bookmarkStart w:name="REQBV46L8" w:id="25"/>
+      <w:bookmarkStart w:id="25" w:name="REQBV46L8"/>
       <w:r>
         <w:rPr>
           <w:color w:val="7030A0"/>
@@ -4714,9 +4535,10 @@
           <w:numId w:val="2"/>
         </w:numPr>
       </w:pPr>
-      <w:bookmarkStart w:name="__RefHeading___Toc19440738" w:id="26"/>
+      <w:bookmarkStart w:id="26" w:name="__RefHeading___Toc19440738"/>
       <w:bookmarkEnd w:id="26"/>
       <w:r>
+        <w:lastRenderedPageBreak/>
         <w:t>Non-Functional Requirements</w:t>
       </w:r>
     </w:p>
@@ -4728,7 +4550,7 @@
           <w:numId w:val="2"/>
         </w:numPr>
       </w:pPr>
-      <w:bookmarkStart w:name="__RefHeading___Toc19440739" w:id="27"/>
+      <w:bookmarkStart w:id="27" w:name="__RefHeading___Toc19440739"/>
       <w:bookmarkEnd w:id="27"/>
       <w:r>
         <w:t>Security and Privacy Requirements</w:t>
@@ -4741,7 +4563,7 @@
           <w:color w:val="7030A0"/>
         </w:rPr>
       </w:pPr>
-      <w:bookmarkStart w:name="REQBV1AR4" w:id="28"/>
+      <w:bookmarkStart w:id="28" w:name="REQBV1AR4"/>
       <w:r>
         <w:rPr>
           <w:color w:val="7030A0"/>
@@ -4766,19 +4588,7 @@
         <w:rPr>
           <w:color w:val="7030A0"/>
         </w:rPr>
-        <w:t xml:space="preserve">Blackjack Handling System shall hold user account information in a file </w:t>
-      </w:r>
-      <w:r>
-        <w:rPr>
-          <w:color w:val="7030A0"/>
-        </w:rPr>
-        <w:t>unaccessible</w:t>
-      </w:r>
-      <w:r>
-        <w:rPr>
-          <w:color w:val="7030A0"/>
-        </w:rPr>
-        <w:t xml:space="preserve"> to regular users.</w:t>
+        <w:t>Blackjack Handling System shall hold user account information in a file unaccessible to regular users.</w:t>
       </w:r>
       <w:bookmarkEnd w:id="28"/>
     </w:p>
@@ -4790,7 +4600,7 @@
           <w:numId w:val="2"/>
         </w:numPr>
       </w:pPr>
-      <w:bookmarkStart w:name="__RefHeading___Toc19440740" w:id="29"/>
+      <w:bookmarkStart w:id="29" w:name="__RefHeading___Toc19440740"/>
       <w:bookmarkEnd w:id="29"/>
       <w:r>
         <w:t>Environmental Requirements</w:t>
@@ -4803,7 +4613,7 @@
           <w:color w:val="7030A0"/>
         </w:rPr>
       </w:pPr>
-      <w:bookmarkStart w:name="REQBV3HG5" w:id="30"/>
+      <w:bookmarkStart w:id="30" w:name="REQBV3HG5"/>
       <w:r>
         <w:rPr>
           <w:color w:val="7030A0"/>
@@ -4874,7 +4684,7 @@
           <w:color w:val="7030A0"/>
         </w:rPr>
       </w:pPr>
-      <w:bookmarkStart w:name="REQBV5QU8" w:id="31"/>
+      <w:bookmarkStart w:id="31" w:name="REQBV5QU8"/>
       <w:r>
         <w:rPr>
           <w:color w:val="7030A0"/>
@@ -4903,7 +4713,7 @@
           <w:color w:val="7030A0"/>
         </w:rPr>
       </w:pPr>
-      <w:bookmarkStart w:name="REQBV5RT8" w:id="32"/>
+      <w:bookmarkStart w:id="32" w:name="REQBV5RT8"/>
       <w:r>
         <w:rPr>
           <w:color w:val="7030A0"/>
@@ -4933,7 +4743,7 @@
           <w:numId w:val="2"/>
         </w:numPr>
       </w:pPr>
-      <w:bookmarkStart w:name="__RefHeading___Toc19440741" w:id="33"/>
+      <w:bookmarkStart w:id="33" w:name="__RefHeading___Toc19440741"/>
       <w:bookmarkEnd w:id="33"/>
       <w:r>
         <w:t>Performance Requirements</w:t>
@@ -4946,7 +4756,7 @@
           <w:color w:val="7030A0"/>
         </w:rPr>
       </w:pPr>
-      <w:bookmarkStart w:name="REQBV5SS8" w:id="34"/>
+      <w:bookmarkStart w:id="34" w:name="REQBV5SS8"/>
       <w:r>
         <w:rPr>
           <w:color w:val="7030A0"/>
@@ -5004,7 +4814,7 @@
           <w:footerReference w:type="default" r:id="rId12"/>
           <w:headerReference w:type="first" r:id="rId13"/>
           <w:footerReference w:type="first" r:id="rId14"/>
-          <w:pgSz w:w="12240" w:h="15840" w:orient="portrait"/>
+          <w:pgSz w:w="12240" w:h="15840"/>
           <w:pgMar w:top="1440" w:right="1800" w:bottom="1800" w:left="1800" w:header="720" w:footer="1080" w:gutter="0"/>
           <w:pgNumType w:fmt="lowerRoman"/>
           <w:cols w:space="720"/>
@@ -5019,7 +4829,7 @@
       <w:pPr>
         <w:sectPr>
           <w:type w:val="continuous"/>
-          <w:pgSz w:w="12240" w:h="15840" w:orient="portrait"/>
+          <w:pgSz w:w="12240" w:h="15840"/>
           <w:pgMar w:top="1440" w:right="1800" w:bottom="1800" w:left="1800" w:header="720" w:footer="1080" w:gutter="0"/>
           <w:cols w:space="720"/>
           <w:formProt w:val="0"/>
@@ -5030,7 +4840,7 @@
     <w:p/>
     <w:sectPr>
       <w:type w:val="continuous"/>
-      <w:pgSz w:w="12240" w:h="15840" w:orient="portrait"/>
+      <w:pgSz w:w="12240" w:h="15840"/>
       <w:pgMar w:top="1440" w:right="1800" w:bottom="1800" w:left="1800" w:header="720" w:footer="1080" w:gutter="0"/>
       <w:cols w:space="720"/>
       <w:formProt w:val="0"/>
@@ -5070,7 +4880,7 @@
 </file>
 
 <file path=word/footer2.xml><?xml version="1.0" encoding="utf-8"?>
-<w:ftr xmlns:wpc="http://schemas.microsoft.com/office/word/2010/wordprocessingCanvas" xmlns:cx="http://schemas.microsoft.com/office/drawing/2014/chartex" xmlns:cx1="http://schemas.microsoft.com/office/drawing/2015/9/8/chartex" xmlns:cx2="http://schemas.microsoft.com/office/drawing/2015/10/21/chartex" xmlns:cx3="http://schemas.microsoft.com/office/drawing/2016/5/9/chartex" xmlns:cx4="http://schemas.microsoft.com/office/drawing/2016/5/10/chartex" xmlns:cx5="http://schemas.microsoft.com/office/drawing/2016/5/11/chartex" xmlns:cx6="http://schemas.microsoft.com/office/drawing/2016/5/12/chartex" xmlns:cx7="http://schemas.microsoft.com/office/drawing/2016/5/13/chartex" xmlns:cx8="http://schemas.microsoft.com/office/drawing/2016/5/14/chartex" xmlns:mc="http://schemas.openxmlformats.org/markup-compatibility/2006" xmlns:aink="http://schemas.microsoft.com/office/drawing/2016/ink" xmlns:am3d="http://schemas.microsoft.com/office/drawing/2017/model3d" xmlns:o="urn:schemas-microsoft-com:office:office" xmlns:oel="http://schemas.microsoft.com/office/2019/extlst" xmlns:r="http://schemas.openxmlformats.org/officeDocument/2006/relationships" xmlns:m="http://schemas.openxmlformats.org/officeDocument/2006/math" xmlns:v="urn:schemas-microsoft-com:vml" xmlns:wp14="http://schemas.microsoft.com/office/word/2010/wordprocessingDrawing" xmlns:wp="http://schemas.openxmlformats.org/drawingml/2006/wordprocessingDrawing" xmlns:w10="urn:schemas-microsoft-com:office:word" xmlns:w="http://schemas.openxmlformats.org/wordprocessingml/2006/main" xmlns:w14="http://schemas.microsoft.com/office/word/2010/wordml" xmlns:w15="http://schemas.microsoft.com/office/word/2012/wordml" xmlns:w16cex="http://schemas.microsoft.com/office/word/2018/wordml/cex" xmlns:w16cid="http://schemas.microsoft.com/office/word/2016/wordml/cid" xmlns:w16="http://schemas.microsoft.com/office/word/2018/wordml" xmlns:w16du="http://schemas.microsoft.com/office/word/2023/wordml/word16du" xmlns:w16sdtdh="http://schemas.microsoft.com/office/word/2020/wordml/sdtdatahash" xmlns:w16sdtfl="http://schemas.microsoft.com/office/word/2024/wordml/sdtformatlock" xmlns:w16se="http://schemas.microsoft.com/office/word/2015/wordml/symex" xmlns:wpg="http://schemas.microsoft.com/office/word/2010/wordprocessingGroup" xmlns:wpi="http://schemas.microsoft.com/office/word/2010/wordprocessingInk" xmlns:wne="http://schemas.microsoft.com/office/word/2006/wordml" xmlns:wps="http://schemas.microsoft.com/office/word/2010/wordprocessingShape" xmlns:a="http://schemas.openxmlformats.org/drawingml/2006/main" mc:Ignorable="w14 w15 w16se w16cid w16 w16cex w16sdtdh w16sdtfl w16du wp14">
+<w:ftr xmlns:wpc="http://schemas.microsoft.com/office/word/2010/wordprocessingCanvas" xmlns:cx="http://schemas.microsoft.com/office/drawing/2014/chartex" xmlns:cx1="http://schemas.microsoft.com/office/drawing/2015/9/8/chartex" xmlns:cx2="http://schemas.microsoft.com/office/drawing/2015/10/21/chartex" xmlns:cx3="http://schemas.microsoft.com/office/drawing/2016/5/9/chartex" xmlns:cx4="http://schemas.microsoft.com/office/drawing/2016/5/10/chartex" xmlns:cx5="http://schemas.microsoft.com/office/drawing/2016/5/11/chartex" xmlns:cx6="http://schemas.microsoft.com/office/drawing/2016/5/12/chartex" xmlns:cx7="http://schemas.microsoft.com/office/drawing/2016/5/13/chartex" xmlns:cx8="http://schemas.microsoft.com/office/drawing/2016/5/14/chartex" xmlns:mc="http://schemas.openxmlformats.org/markup-compatibility/2006" xmlns:aink="http://schemas.microsoft.com/office/drawing/2016/ink" xmlns:am3d="http://schemas.microsoft.com/office/drawing/2017/model3d" xmlns:o="urn:schemas-microsoft-com:office:office" xmlns:oel="http://schemas.microsoft.com/office/2019/extlst" xmlns:r="http://schemas.openxmlformats.org/officeDocument/2006/relationships" xmlns:m="http://schemas.openxmlformats.org/officeDocument/2006/math" xmlns:v="urn:schemas-microsoft-com:vml" xmlns:wp14="http://schemas.microsoft.com/office/word/2010/wordprocessingDrawing" xmlns:wp="http://schemas.openxmlformats.org/drawingml/2006/wordprocessingDrawing" xmlns:w10="urn:schemas-microsoft-com:office:word" xmlns:w="http://schemas.openxmlformats.org/wordprocessingml/2006/main" xmlns:w14="http://schemas.microsoft.com/office/word/2010/wordml" xmlns:w15="http://schemas.microsoft.com/office/word/2012/wordml" xmlns:w16cex="http://schemas.microsoft.com/office/word/2018/wordml/cex" xmlns:w16cid="http://schemas.microsoft.com/office/word/2016/wordml/cid" xmlns:w16="http://schemas.microsoft.com/office/word/2018/wordml" xmlns:w16du="http://schemas.microsoft.com/office/word/2023/wordml/word16du" xmlns:w16sdtdh="http://schemas.microsoft.com/office/word/2020/wordml/sdtdatahash" xmlns:w16sdtfl="http://schemas.microsoft.com/office/word/2024/wordml/sdtformatlock" xmlns:w16se="http://schemas.microsoft.com/office/word/2015/wordml/symex" xmlns:wpg="http://schemas.microsoft.com/office/word/2010/wordprocessingGroup" xmlns:wpi="http://schemas.microsoft.com/office/word/2010/wordprocessingInk" xmlns:wne="http://schemas.microsoft.com/office/word/2006/wordml" xmlns:wps="http://schemas.microsoft.com/office/word/2010/wordprocessingShape" mc:Ignorable="w14 w15 w16se w16cid w16 w16cex w16sdtdh w16sdtfl w16du wp14">
   <w:p>
     <w:pPr>
       <w:pStyle w:val="Footer"/>
@@ -5156,17 +4966,8 @@
                               <w:rStyle w:val="PageNumber"/>
                               <w:color w:val="000000"/>
                             </w:rPr>
-                            <w:t>i</w:t>
+                            <w:t>ii</w:t>
                           </w:r>
-                          <w:proofErr w:type="spellStart"/>
-                          <w:r>
-                            <w:rPr>
-                              <w:rStyle w:val="PageNumber"/>
-                              <w:color w:val="000000"/>
-                            </w:rPr>
-                            <w:t>i</w:t>
-                          </w:r>
-                          <w:proofErr w:type="spellEnd"/>
                           <w:r>
                             <w:rPr>
                               <w:rStyle w:val="PageNumber"/>
@@ -5187,8 +4988,8 @@
           </w:drawing>
         </mc:Choice>
         <mc:Fallback>
-          <w:pict w14:anchorId="74B43875">
-            <v:rect id="Frame1" style="position:absolute;margin-left:0;margin-top:.05pt;width:4.65pt;height:9.35pt;z-index:-503316473;visibility:visible;mso-wrap-style:square;mso-wrap-distance-left:0;mso-wrap-distance-top:0;mso-wrap-distance-right:0;mso-wrap-distance-bottom:0;mso-position-horizontal:center;mso-position-horizontal-relative:margin;mso-position-vertical:absolute;mso-position-vertical-relative:text;v-text-anchor:top" o:spid="_x0000_s1026" o:allowincell="f" filled="f" stroked="f" strokeweight="0" w14:anchorId="07B49E00" o:gfxdata="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">
+          <w:pict>
+            <v:rect w14:anchorId="07B49E00" id="Frame1" o:spid="_x0000_s1026" style="position:absolute;margin-left:0;margin-top:.05pt;width:4.65pt;height:9.35pt;z-index:-503316473;visibility:visible;mso-wrap-style:square;mso-wrap-distance-left:0;mso-wrap-distance-top:0;mso-wrap-distance-right:0;mso-wrap-distance-bottom:0;mso-position-horizontal:center;mso-position-horizontal-relative:margin;mso-position-vertical:absolute;mso-position-vertical-relative:text;v-text-anchor:top" o:gfxdata="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" o:allowincell="f" filled="f" stroked="f" strokeweight="0">
               <v:textbox inset="0,0,0,0">
                 <w:txbxContent>
                   <w:p>
@@ -5221,17 +5022,8 @@
                         <w:rStyle w:val="PageNumber"/>
                         <w:color w:val="000000"/>
                       </w:rPr>
-                      <w:t>i</w:t>
+                      <w:t>ii</w:t>
                     </w:r>
-                    <w:proofErr w:type="spellStart"/>
-                    <w:r>
-                      <w:rPr>
-                        <w:rStyle w:val="PageNumber"/>
-                        <w:color w:val="000000"/>
-                      </w:rPr>
-                      <w:t>i</w:t>
-                    </w:r>
-                    <w:proofErr w:type="spellEnd"/>
                     <w:r>
                       <w:rPr>
                         <w:rStyle w:val="PageNumber"/>
@@ -5253,7 +5045,7 @@
 </file>
 
 <file path=word/footer3.xml><?xml version="1.0" encoding="utf-8"?>
-<w:ftr xmlns:wpc="http://schemas.microsoft.com/office/word/2010/wordprocessingCanvas" xmlns:cx="http://schemas.microsoft.com/office/drawing/2014/chartex" xmlns:cx1="http://schemas.microsoft.com/office/drawing/2015/9/8/chartex" xmlns:cx2="http://schemas.microsoft.com/office/drawing/2015/10/21/chartex" xmlns:cx3="http://schemas.microsoft.com/office/drawing/2016/5/9/chartex" xmlns:cx4="http://schemas.microsoft.com/office/drawing/2016/5/10/chartex" xmlns:cx5="http://schemas.microsoft.com/office/drawing/2016/5/11/chartex" xmlns:cx6="http://schemas.microsoft.com/office/drawing/2016/5/12/chartex" xmlns:cx7="http://schemas.microsoft.com/office/drawing/2016/5/13/chartex" xmlns:cx8="http://schemas.microsoft.com/office/drawing/2016/5/14/chartex" xmlns:mc="http://schemas.openxmlformats.org/markup-compatibility/2006" xmlns:aink="http://schemas.microsoft.com/office/drawing/2016/ink" xmlns:am3d="http://schemas.microsoft.com/office/drawing/2017/model3d" xmlns:o="urn:schemas-microsoft-com:office:office" xmlns:oel="http://schemas.microsoft.com/office/2019/extlst" xmlns:r="http://schemas.openxmlformats.org/officeDocument/2006/relationships" xmlns:m="http://schemas.openxmlformats.org/officeDocument/2006/math" xmlns:v="urn:schemas-microsoft-com:vml" xmlns:wp14="http://schemas.microsoft.com/office/word/2010/wordprocessingDrawing" xmlns:wp="http://schemas.openxmlformats.org/drawingml/2006/wordprocessingDrawing" xmlns:w10="urn:schemas-microsoft-com:office:word" xmlns:w="http://schemas.openxmlformats.org/wordprocessingml/2006/main" xmlns:w14="http://schemas.microsoft.com/office/word/2010/wordml" xmlns:w15="http://schemas.microsoft.com/office/word/2012/wordml" xmlns:w16cex="http://schemas.microsoft.com/office/word/2018/wordml/cex" xmlns:w16cid="http://schemas.microsoft.com/office/word/2016/wordml/cid" xmlns:w16="http://schemas.microsoft.com/office/word/2018/wordml" xmlns:w16du="http://schemas.microsoft.com/office/word/2023/wordml/word16du" xmlns:w16sdtdh="http://schemas.microsoft.com/office/word/2020/wordml/sdtdatahash" xmlns:w16sdtfl="http://schemas.microsoft.com/office/word/2024/wordml/sdtformatlock" xmlns:w16se="http://schemas.microsoft.com/office/word/2015/wordml/symex" xmlns:wpg="http://schemas.microsoft.com/office/word/2010/wordprocessingGroup" xmlns:wpi="http://schemas.microsoft.com/office/word/2010/wordprocessingInk" xmlns:wne="http://schemas.microsoft.com/office/word/2006/wordml" xmlns:wps="http://schemas.microsoft.com/office/word/2010/wordprocessingShape" xmlns:a="http://schemas.openxmlformats.org/drawingml/2006/main" mc:Ignorable="w14 w15 w16se w16cid w16 w16cex w16sdtdh w16sdtfl w16du wp14">
+<w:ftr xmlns:wpc="http://schemas.microsoft.com/office/word/2010/wordprocessingCanvas" xmlns:cx="http://schemas.microsoft.com/office/drawing/2014/chartex" xmlns:cx1="http://schemas.microsoft.com/office/drawing/2015/9/8/chartex" xmlns:cx2="http://schemas.microsoft.com/office/drawing/2015/10/21/chartex" xmlns:cx3="http://schemas.microsoft.com/office/drawing/2016/5/9/chartex" xmlns:cx4="http://schemas.microsoft.com/office/drawing/2016/5/10/chartex" xmlns:cx5="http://schemas.microsoft.com/office/drawing/2016/5/11/chartex" xmlns:cx6="http://schemas.microsoft.com/office/drawing/2016/5/12/chartex" xmlns:cx7="http://schemas.microsoft.com/office/drawing/2016/5/13/chartex" xmlns:cx8="http://schemas.microsoft.com/office/drawing/2016/5/14/chartex" xmlns:mc="http://schemas.openxmlformats.org/markup-compatibility/2006" xmlns:aink="http://schemas.microsoft.com/office/drawing/2016/ink" xmlns:am3d="http://schemas.microsoft.com/office/drawing/2017/model3d" xmlns:o="urn:schemas-microsoft-com:office:office" xmlns:oel="http://schemas.microsoft.com/office/2019/extlst" xmlns:r="http://schemas.openxmlformats.org/officeDocument/2006/relationships" xmlns:m="http://schemas.openxmlformats.org/officeDocument/2006/math" xmlns:v="urn:schemas-microsoft-com:vml" xmlns:wp14="http://schemas.microsoft.com/office/word/2010/wordprocessingDrawing" xmlns:wp="http://schemas.openxmlformats.org/drawingml/2006/wordprocessingDrawing" xmlns:w10="urn:schemas-microsoft-com:office:word" xmlns:w="http://schemas.openxmlformats.org/wordprocessingml/2006/main" xmlns:w14="http://schemas.microsoft.com/office/word/2010/wordml" xmlns:w15="http://schemas.microsoft.com/office/word/2012/wordml" xmlns:w16cex="http://schemas.microsoft.com/office/word/2018/wordml/cex" xmlns:w16cid="http://schemas.microsoft.com/office/word/2016/wordml/cid" xmlns:w16="http://schemas.microsoft.com/office/word/2018/wordml" xmlns:w16du="http://schemas.microsoft.com/office/word/2023/wordml/word16du" xmlns:w16sdtdh="http://schemas.microsoft.com/office/word/2020/wordml/sdtdatahash" xmlns:w16sdtfl="http://schemas.microsoft.com/office/word/2024/wordml/sdtformatlock" xmlns:w16se="http://schemas.microsoft.com/office/word/2015/wordml/symex" xmlns:wpg="http://schemas.microsoft.com/office/word/2010/wordprocessingGroup" xmlns:wpi="http://schemas.microsoft.com/office/word/2010/wordprocessingInk" xmlns:wne="http://schemas.microsoft.com/office/word/2006/wordml" xmlns:wps="http://schemas.microsoft.com/office/word/2010/wordprocessingShape" mc:Ignorable="w14 w15 w16se w16cid w16 w16cex w16sdtdh w16sdtfl w16du wp14">
   <w:p>
     <w:pPr>
       <w:pStyle w:val="Footer"/>
@@ -5339,17 +5131,8 @@
                               <w:rStyle w:val="PageNumber"/>
                               <w:color w:val="000000"/>
                             </w:rPr>
-                            <w:t>vii</w:t>
+                            <w:t>viii</w:t>
                           </w:r>
-                          <w:proofErr w:type="spellStart"/>
-                          <w:r>
-                            <w:rPr>
-                              <w:rStyle w:val="PageNumber"/>
-                              <w:color w:val="000000"/>
-                            </w:rPr>
-                            <w:t>i</w:t>
-                          </w:r>
-                          <w:proofErr w:type="spellEnd"/>
                           <w:r>
                             <w:rPr>
                               <w:rStyle w:val="PageNumber"/>
@@ -5370,8 +5153,8 @@
           </w:drawing>
         </mc:Choice>
         <mc:Fallback>
-          <w:pict w14:anchorId="1C4E5E06">
-            <v:rect id="Frame2" style="position:absolute;margin-left:0;margin-top:.05pt;width:5.65pt;height:1.8pt;z-index:-503316474;visibility:visible;mso-wrap-style:square;mso-wrap-distance-left:0;mso-wrap-distance-top:0;mso-wrap-distance-right:0;mso-wrap-distance-bottom:0;mso-position-horizontal:center;mso-position-horizontal-relative:margin;mso-position-vertical:absolute;mso-position-vertical-relative:text;v-text-anchor:top" o:spid="_x0000_s1027" o:allowincell="f" filled="f" stroked="f" strokeweight="0" w14:anchorId="16546B0F" o:gfxdata="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">
+          <w:pict>
+            <v:rect w14:anchorId="16546B0F" id="Frame2" o:spid="_x0000_s1027" style="position:absolute;margin-left:0;margin-top:.05pt;width:5.65pt;height:1.8pt;z-index:-503316474;visibility:visible;mso-wrap-style:square;mso-wrap-distance-left:0;mso-wrap-distance-top:0;mso-wrap-distance-right:0;mso-wrap-distance-bottom:0;mso-position-horizontal:center;mso-position-horizontal-relative:margin;mso-position-vertical:absolute;mso-position-vertical-relative:text;v-text-anchor:top" o:gfxdata="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" o:allowincell="f" filled="f" stroked="f" strokeweight="0">
               <v:textbox inset="0,0,0,0">
                 <w:txbxContent>
                   <w:p>
@@ -5404,17 +5187,8 @@
                         <w:rStyle w:val="PageNumber"/>
                         <w:color w:val="000000"/>
                       </w:rPr>
-                      <w:t>vii</w:t>
+                      <w:t>viii</w:t>
                     </w:r>
-                    <w:proofErr w:type="spellStart"/>
-                    <w:r>
-                      <w:rPr>
-                        <w:rStyle w:val="PageNumber"/>
-                        <w:color w:val="000000"/>
-                      </w:rPr>
-                      <w:t>i</w:t>
-                    </w:r>
-                    <w:proofErr w:type="spellEnd"/>
                     <w:r>
                       <w:rPr>
                         <w:rStyle w:val="PageNumber"/>
@@ -5469,16 +5243,8 @@
       <w:rPr>
         <w:rStyle w:val="PageNumber"/>
       </w:rPr>
-      <w:t>ii</w:t>
+      <w:t>iii</w:t>
     </w:r>
-    <w:proofErr w:type="spellStart"/>
-    <w:r>
-      <w:rPr>
-        <w:rStyle w:val="PageNumber"/>
-      </w:rPr>
-      <w:t>i</w:t>
-    </w:r>
-    <w:proofErr w:type="spellEnd"/>
     <w:r>
       <w:rPr>
         <w:rStyle w:val="PageNumber"/>
@@ -5807,11 +5573,11 @@
 </file>
 
 <file path=word/styles.xml><?xml version="1.0" encoding="utf-8"?>
-<w:styles xmlns:wp14="http://schemas.microsoft.com/office/word/2010/wordprocessingDrawing" xmlns:mc="http://schemas.openxmlformats.org/markup-compatibility/2006" xmlns:r="http://schemas.openxmlformats.org/officeDocument/2006/relationships" xmlns:w="http://schemas.openxmlformats.org/wordprocessingml/2006/main" xmlns:w14="http://schemas.microsoft.com/office/word/2010/wordml" xmlns:w15="http://schemas.microsoft.com/office/word/2012/wordml" xmlns:w16cex="http://schemas.microsoft.com/office/word/2018/wordml/cex" xmlns:w16cid="http://schemas.microsoft.com/office/word/2016/wordml/cid" xmlns:w16="http://schemas.microsoft.com/office/word/2018/wordml" xmlns:w16du="http://schemas.microsoft.com/office/word/2023/wordml/word16du" xmlns:w16sdtdh="http://schemas.microsoft.com/office/word/2020/wordml/sdtdatahash" xmlns:w16sdtfl="http://schemas.microsoft.com/office/word/2024/wordml/sdtformatlock" xmlns:w16se="http://schemas.microsoft.com/office/word/2015/wordml/symex" mc:Ignorable="w14 w15 w16se w16cid w16 w16cex w16sdtdh w16sdtfl w16du wp14">
+<w:styles xmlns:mc="http://schemas.openxmlformats.org/markup-compatibility/2006" xmlns:r="http://schemas.openxmlformats.org/officeDocument/2006/relationships" xmlns:w="http://schemas.openxmlformats.org/wordprocessingml/2006/main" xmlns:w14="http://schemas.microsoft.com/office/word/2010/wordml" xmlns:w15="http://schemas.microsoft.com/office/word/2012/wordml" xmlns:w16cex="http://schemas.microsoft.com/office/word/2018/wordml/cex" xmlns:w16cid="http://schemas.microsoft.com/office/word/2016/wordml/cid" xmlns:w16="http://schemas.microsoft.com/office/word/2018/wordml" xmlns:w16du="http://schemas.microsoft.com/office/word/2023/wordml/word16du" xmlns:w16sdtdh="http://schemas.microsoft.com/office/word/2020/wordml/sdtdatahash" xmlns:w16sdtfl="http://schemas.microsoft.com/office/word/2024/wordml/sdtformatlock" xmlns:w16se="http://schemas.microsoft.com/office/word/2015/wordml/symex" mc:Ignorable="w14 w15 w16se w16cid w16 w16cex w16sdtdh w16sdtfl w16du">
   <w:docDefaults>
     <w:rPrDefault>
       <w:rPr>
-        <w:rFonts w:ascii="Liberation Serif" w:hAnsi="Liberation Serif" w:eastAsia="Noto Sans CJK SC" w:cs="Lohit Devanagari"/>
+        <w:rFonts w:ascii="Liberation Serif" w:eastAsia="Noto Sans CJK SC" w:hAnsi="Liberation Serif" w:cs="Lohit Devanagari"/>
         <w:sz w:val="24"/>
         <w:szCs w:val="24"/>
         <w:lang w:val="en-US" w:eastAsia="zh-CN" w:bidi="hi-IN"/>
@@ -5826,14 +5592,14 @@
   <w:latentStyles w:defLockedState="0" w:defUIPriority="99" w:defSemiHidden="0" w:defUnhideWhenUsed="0" w:defQFormat="0" w:count="376">
     <w:lsdException w:name="Normal" w:uiPriority="0" w:qFormat="1"/>
     <w:lsdException w:name="heading 1" w:uiPriority="9" w:qFormat="1"/>
-    <w:lsdException w:name="heading 2" w:uiPriority="9" w:semiHidden="1" w:unhideWhenUsed="1" w:qFormat="1"/>
-    <w:lsdException w:name="heading 3" w:uiPriority="9" w:semiHidden="1" w:unhideWhenUsed="1" w:qFormat="1"/>
-    <w:lsdException w:name="heading 4" w:uiPriority="9" w:semiHidden="1" w:unhideWhenUsed="1" w:qFormat="1"/>
-    <w:lsdException w:name="heading 5" w:uiPriority="9" w:semiHidden="1" w:unhideWhenUsed="1" w:qFormat="1"/>
-    <w:lsdException w:name="heading 6" w:uiPriority="9" w:semiHidden="1" w:unhideWhenUsed="1" w:qFormat="1"/>
-    <w:lsdException w:name="heading 7" w:uiPriority="9" w:semiHidden="1" w:unhideWhenUsed="1" w:qFormat="1"/>
-    <w:lsdException w:name="heading 8" w:uiPriority="9" w:semiHidden="1" w:unhideWhenUsed="1" w:qFormat="1"/>
-    <w:lsdException w:name="heading 9" w:uiPriority="9" w:semiHidden="1" w:unhideWhenUsed="1" w:qFormat="1"/>
+    <w:lsdException w:name="heading 2" w:semiHidden="1" w:uiPriority="9" w:unhideWhenUsed="1" w:qFormat="1"/>
+    <w:lsdException w:name="heading 3" w:semiHidden="1" w:uiPriority="9" w:unhideWhenUsed="1" w:qFormat="1"/>
+    <w:lsdException w:name="heading 4" w:semiHidden="1" w:uiPriority="9" w:unhideWhenUsed="1" w:qFormat="1"/>
+    <w:lsdException w:name="heading 5" w:semiHidden="1" w:uiPriority="9" w:unhideWhenUsed="1" w:qFormat="1"/>
+    <w:lsdException w:name="heading 6" w:semiHidden="1" w:uiPriority="9" w:unhideWhenUsed="1" w:qFormat="1"/>
+    <w:lsdException w:name="heading 7" w:semiHidden="1" w:uiPriority="9" w:unhideWhenUsed="1" w:qFormat="1"/>
+    <w:lsdException w:name="heading 8" w:semiHidden="1" w:uiPriority="9" w:unhideWhenUsed="1" w:qFormat="1"/>
+    <w:lsdException w:name="heading 9" w:semiHidden="1" w:uiPriority="9" w:unhideWhenUsed="1" w:qFormat="1"/>
     <w:lsdException w:name="index 1" w:semiHidden="1" w:unhideWhenUsed="1"/>
     <w:lsdException w:name="index 2" w:semiHidden="1" w:unhideWhenUsed="1"/>
     <w:lsdException w:name="index 3" w:semiHidden="1" w:unhideWhenUsed="1"/>
@@ -5843,22 +5609,22 @@
     <w:lsdException w:name="index 7" w:semiHidden="1" w:unhideWhenUsed="1"/>
     <w:lsdException w:name="index 8" w:semiHidden="1" w:unhideWhenUsed="1"/>
     <w:lsdException w:name="index 9" w:semiHidden="1" w:unhideWhenUsed="1"/>
-    <w:lsdException w:name="toc 1" w:uiPriority="39" w:semiHidden="1" w:unhideWhenUsed="1"/>
-    <w:lsdException w:name="toc 2" w:uiPriority="39" w:semiHidden="1" w:unhideWhenUsed="1"/>
-    <w:lsdException w:name="toc 3" w:uiPriority="39" w:semiHidden="1" w:unhideWhenUsed="1"/>
-    <w:lsdException w:name="toc 4" w:uiPriority="39" w:semiHidden="1" w:unhideWhenUsed="1"/>
-    <w:lsdException w:name="toc 5" w:uiPriority="39" w:semiHidden="1" w:unhideWhenUsed="1"/>
-    <w:lsdException w:name="toc 6" w:uiPriority="39" w:semiHidden="1" w:unhideWhenUsed="1"/>
-    <w:lsdException w:name="toc 7" w:uiPriority="39" w:semiHidden="1" w:unhideWhenUsed="1"/>
-    <w:lsdException w:name="toc 8" w:uiPriority="39" w:semiHidden="1" w:unhideWhenUsed="1"/>
-    <w:lsdException w:name="toc 9" w:uiPriority="39" w:semiHidden="1" w:unhideWhenUsed="1"/>
+    <w:lsdException w:name="toc 1" w:semiHidden="1" w:uiPriority="39" w:unhideWhenUsed="1"/>
+    <w:lsdException w:name="toc 2" w:semiHidden="1" w:uiPriority="39" w:unhideWhenUsed="1"/>
+    <w:lsdException w:name="toc 3" w:semiHidden="1" w:uiPriority="39" w:unhideWhenUsed="1"/>
+    <w:lsdException w:name="toc 4" w:semiHidden="1" w:uiPriority="39" w:unhideWhenUsed="1"/>
+    <w:lsdException w:name="toc 5" w:semiHidden="1" w:uiPriority="39" w:unhideWhenUsed="1"/>
+    <w:lsdException w:name="toc 6" w:semiHidden="1" w:uiPriority="39" w:unhideWhenUsed="1"/>
+    <w:lsdException w:name="toc 7" w:semiHidden="1" w:uiPriority="39" w:unhideWhenUsed="1"/>
+    <w:lsdException w:name="toc 8" w:semiHidden="1" w:uiPriority="39" w:unhideWhenUsed="1"/>
+    <w:lsdException w:name="toc 9" w:semiHidden="1" w:uiPriority="39" w:unhideWhenUsed="1"/>
     <w:lsdException w:name="Normal Indent" w:semiHidden="1" w:unhideWhenUsed="1"/>
     <w:lsdException w:name="footnote text" w:semiHidden="1" w:unhideWhenUsed="1"/>
     <w:lsdException w:name="annotation text" w:semiHidden="1" w:unhideWhenUsed="1"/>
     <w:lsdException w:name="header" w:semiHidden="1" w:unhideWhenUsed="1"/>
     <w:lsdException w:name="footer" w:semiHidden="1" w:unhideWhenUsed="1"/>
     <w:lsdException w:name="index heading" w:semiHidden="1" w:unhideWhenUsed="1"/>
-    <w:lsdException w:name="caption" w:uiPriority="35" w:semiHidden="1" w:unhideWhenUsed="1" w:qFormat="1"/>
+    <w:lsdException w:name="caption" w:semiHidden="1" w:uiPriority="35" w:unhideWhenUsed="1" w:qFormat="1"/>
     <w:lsdException w:name="table of figures" w:semiHidden="1" w:unhideWhenUsed="1"/>
     <w:lsdException w:name="envelope address" w:semiHidden="1" w:unhideWhenUsed="1"/>
     <w:lsdException w:name="envelope return" w:semiHidden="1" w:unhideWhenUsed="1"/>
@@ -5889,7 +5655,7 @@
     <w:lsdException w:name="Title" w:uiPriority="10" w:qFormat="1"/>
     <w:lsdException w:name="Closing" w:semiHidden="1" w:unhideWhenUsed="1"/>
     <w:lsdException w:name="Signature" w:semiHidden="1" w:unhideWhenUsed="1"/>
-    <w:lsdException w:name="Default Paragraph Font" w:uiPriority="1" w:semiHidden="1" w:unhideWhenUsed="1"/>
+    <w:lsdException w:name="Default Paragraph Font" w:semiHidden="1" w:uiPriority="1" w:unhideWhenUsed="1"/>
     <w:lsdException w:name="Body Text" w:semiHidden="1" w:unhideWhenUsed="1"/>
     <w:lsdException w:name="Body Text Indent" w:semiHidden="1" w:unhideWhenUsed="1"/>
     <w:lsdException w:name="List Continue" w:semiHidden="1" w:unhideWhenUsed="1"/>
@@ -6089,8 +5855,8 @@
     <w:lsdException w:name="Subtle Reference" w:uiPriority="31" w:qFormat="1"/>
     <w:lsdException w:name="Intense Reference" w:uiPriority="32" w:qFormat="1"/>
     <w:lsdException w:name="Book Title" w:uiPriority="33" w:qFormat="1"/>
-    <w:lsdException w:name="Bibliography" w:uiPriority="37" w:semiHidden="1" w:unhideWhenUsed="1"/>
-    <w:lsdException w:name="TOC Heading" w:uiPriority="39" w:semiHidden="1" w:unhideWhenUsed="1" w:qFormat="1"/>
+    <w:lsdException w:name="Bibliography" w:semiHidden="1" w:uiPriority="37" w:unhideWhenUsed="1"/>
+    <w:lsdException w:name="TOC Heading" w:semiHidden="1" w:uiPriority="39" w:unhideWhenUsed="1" w:qFormat="1"/>
     <w:lsdException w:name="Plain Table 1" w:uiPriority="41"/>
     <w:lsdException w:name="Plain Table 2" w:uiPriority="42"/>
     <w:lsdException w:name="Plain Table 3" w:uiPriority="43"/>
@@ -6201,11 +5967,11 @@
     <w:lsdException w:name="Unresolved Mention" w:semiHidden="1" w:unhideWhenUsed="1"/>
     <w:lsdException w:name="Smart Link" w:semiHidden="1" w:unhideWhenUsed="1"/>
   </w:latentStyles>
-  <w:style w:type="paragraph" w:styleId="Normal" w:default="1">
+  <w:style w:type="paragraph" w:default="1" w:styleId="Normal">
     <w:name w:val="Normal"/>
     <w:qFormat/>
     <w:rPr>
-      <w:rFonts w:ascii="Times New Roman" w:hAnsi="Times New Roman" w:eastAsia="Times New Roman" w:cs="Times New Roman"/>
+      <w:rFonts w:ascii="Times New Roman" w:eastAsia="Times New Roman" w:hAnsi="Times New Roman" w:cs="Times New Roman"/>
       <w:sz w:val="20"/>
       <w:szCs w:val="20"/>
       <w:lang w:bidi="ar-SA"/>
@@ -6224,10 +5990,10 @@
         <w:numId w:val="1"/>
       </w:numPr>
       <w:pBdr>
-        <w:top w:val="single" w:color="000000" w:sz="12" w:space="1"/>
-        <w:left w:val="single" w:color="000000" w:sz="12" w:space="1"/>
-        <w:bottom w:val="single" w:color="000000" w:sz="12" w:space="1"/>
-        <w:right w:val="single" w:color="000000" w:sz="12" w:space="1"/>
+        <w:top w:val="single" w:sz="12" w:space="1" w:color="000000"/>
+        <w:left w:val="single" w:sz="12" w:space="1" w:color="000000"/>
+        <w:bottom w:val="single" w:sz="12" w:space="1" w:color="000000"/>
+        <w:right w:val="single" w:sz="12" w:space="1" w:color="000000"/>
       </w:pBdr>
       <w:spacing w:after="60"/>
       <w:outlineLvl w:val="0"/>
@@ -6397,13 +6163,13 @@
       <w:sz w:val="18"/>
     </w:rPr>
   </w:style>
-  <w:style w:type="character" w:styleId="DefaultParagraphFont" w:default="1">
+  <w:style w:type="character" w:default="1" w:styleId="DefaultParagraphFont">
     <w:name w:val="Default Paragraph Font"/>
     <w:uiPriority w:val="1"/>
     <w:semiHidden/>
     <w:unhideWhenUsed/>
   </w:style>
-  <w:style w:type="table" w:styleId="TableNormal" w:default="1">
+  <w:style w:type="table" w:default="1" w:styleId="TableNormal">
     <w:name w:val="Normal Table"/>
     <w:uiPriority w:val="99"/>
     <w:semiHidden/>
@@ -6418,13 +6184,13 @@
       </w:tblCellMar>
     </w:tblPr>
   </w:style>
-  <w:style w:type="numbering" w:styleId="NoList" w:default="1">
+  <w:style w:type="numbering" w:default="1" w:styleId="NoList">
     <w:name w:val="No List"/>
     <w:uiPriority w:val="99"/>
     <w:semiHidden/>
     <w:unhideWhenUsed/>
   </w:style>
-  <w:style w:type="character" w:styleId="WW8Num1z0" w:customStyle="1">
+  <w:style w:type="character" w:customStyle="1" w:styleId="WW8Num1z0">
     <w:name w:val="WW8Num1z0"/>
     <w:qFormat/>
     <w:rPr>
@@ -6434,35 +6200,35 @@
       <w:lang w:val="en-US" w:bidi="en-US"/>
     </w:rPr>
   </w:style>
-  <w:style w:type="character" w:styleId="WW8Num1z1" w:customStyle="1">
+  <w:style w:type="character" w:customStyle="1" w:styleId="WW8Num1z1">
     <w:name w:val="WW8Num1z1"/>
     <w:qFormat/>
   </w:style>
-  <w:style w:type="character" w:styleId="WW8Num1z2" w:customStyle="1">
+  <w:style w:type="character" w:customStyle="1" w:styleId="WW8Num1z2">
     <w:name w:val="WW8Num1z2"/>
     <w:qFormat/>
   </w:style>
-  <w:style w:type="character" w:styleId="WW8Num1z3" w:customStyle="1">
+  <w:style w:type="character" w:customStyle="1" w:styleId="WW8Num1z3">
     <w:name w:val="WW8Num1z3"/>
     <w:qFormat/>
   </w:style>
-  <w:style w:type="character" w:styleId="WW8Num1z4" w:customStyle="1">
+  <w:style w:type="character" w:customStyle="1" w:styleId="WW8Num1z4">
     <w:name w:val="WW8Num1z4"/>
     <w:qFormat/>
   </w:style>
-  <w:style w:type="character" w:styleId="WW8Num1z5" w:customStyle="1">
+  <w:style w:type="character" w:customStyle="1" w:styleId="WW8Num1z5">
     <w:name w:val="WW8Num1z5"/>
     <w:qFormat/>
   </w:style>
-  <w:style w:type="character" w:styleId="WW8Num1z6" w:customStyle="1">
+  <w:style w:type="character" w:customStyle="1" w:styleId="WW8Num1z6">
     <w:name w:val="WW8Num1z6"/>
     <w:qFormat/>
   </w:style>
-  <w:style w:type="character" w:styleId="WW8Num1z7" w:customStyle="1">
+  <w:style w:type="character" w:customStyle="1" w:styleId="WW8Num1z7">
     <w:name w:val="WW8Num1z7"/>
     <w:qFormat/>
   </w:style>
-  <w:style w:type="character" w:styleId="WW8Num1z8" w:customStyle="1">
+  <w:style w:type="character" w:customStyle="1" w:styleId="WW8Num1z8">
     <w:name w:val="WW8Num1z8"/>
     <w:qFormat/>
   </w:style>
@@ -6475,14 +6241,13 @@
     <w:rPr>
       <w:color w:val="000080"/>
       <w:u w:val="single"/>
-      <w:lang/>
     </w:rPr>
   </w:style>
-  <w:style w:type="character" w:styleId="IndexLink" w:customStyle="1">
+  <w:style w:type="character" w:customStyle="1" w:styleId="IndexLink">
     <w:name w:val="Index Link"/>
     <w:qFormat/>
   </w:style>
-  <w:style w:type="paragraph" w:styleId="Heading" w:customStyle="1">
+  <w:style w:type="paragraph" w:customStyle="1" w:styleId="Heading">
     <w:name w:val="Heading"/>
     <w:basedOn w:val="Normal"/>
     <w:next w:val="BodyText"/>
@@ -6529,7 +6294,7 @@
       <w:szCs w:val="24"/>
     </w:rPr>
   </w:style>
-  <w:style w:type="paragraph" w:styleId="Index" w:customStyle="1">
+  <w:style w:type="paragraph" w:customStyle="1" w:styleId="Index">
     <w:name w:val="Index"/>
     <w:basedOn w:val="Normal"/>
     <w:qFormat/>
@@ -6540,7 +6305,7 @@
       <w:rFonts w:cs="Lohit Devanagari"/>
     </w:rPr>
   </w:style>
-  <w:style w:type="paragraph" w:styleId="Paragraph1" w:customStyle="1">
+  <w:style w:type="paragraph" w:customStyle="1" w:styleId="Paragraph1">
     <w:name w:val="Paragraph1"/>
     <w:basedOn w:val="Normal"/>
     <w:qFormat/>
@@ -6549,7 +6314,7 @@
       <w:jc w:val="both"/>
     </w:pPr>
   </w:style>
-  <w:style w:type="paragraph" w:styleId="Paragraph4" w:customStyle="1">
+  <w:style w:type="paragraph" w:customStyle="1" w:styleId="Paragraph4">
     <w:name w:val="Paragraph4"/>
     <w:basedOn w:val="Paragraph1"/>
     <w:qFormat/>
@@ -6557,7 +6322,7 @@
       <w:ind w:left="2880"/>
     </w:pPr>
   </w:style>
-  <w:style w:type="paragraph" w:styleId="Style2" w:customStyle="1">
+  <w:style w:type="paragraph" w:customStyle="1" w:styleId="Style2">
     <w:name w:val="Style2"/>
     <w:basedOn w:val="Paragraph1"/>
     <w:qFormat/>
@@ -6568,7 +6333,7 @@
       </w:tabs>
     </w:pPr>
   </w:style>
-  <w:style w:type="paragraph" w:styleId="Paragraph5" w:customStyle="1">
+  <w:style w:type="paragraph" w:customStyle="1" w:styleId="Paragraph5">
     <w:name w:val="Paragraph5"/>
     <w:basedOn w:val="Normal"/>
     <w:qFormat/>
@@ -6576,7 +6341,7 @@
       <w:ind w:left="3600"/>
     </w:pPr>
   </w:style>
-  <w:style w:type="paragraph" w:styleId="TableofContents" w:customStyle="1">
+  <w:style w:type="paragraph" w:customStyle="1" w:styleId="TableofContents">
     <w:name w:val="Table of Contents"/>
     <w:basedOn w:val="Normal"/>
     <w:qFormat/>
@@ -6632,7 +6397,7 @@
       <w:i/>
     </w:rPr>
   </w:style>
-  <w:style w:type="paragraph" w:styleId="Paragraph2" w:customStyle="1">
+  <w:style w:type="paragraph" w:customStyle="1" w:styleId="Paragraph2">
     <w:name w:val="Paragraph2"/>
     <w:basedOn w:val="Paragraph1"/>
     <w:qFormat/>
@@ -6640,7 +6405,7 @@
       <w:ind w:left="1440"/>
     </w:pPr>
   </w:style>
-  <w:style w:type="paragraph" w:styleId="Paragraph3" w:customStyle="1">
+  <w:style w:type="paragraph" w:customStyle="1" w:styleId="Paragraph3">
     <w:name w:val="Paragraph3"/>
     <w:basedOn w:val="Paragraph1"/>
     <w:qFormat/>
@@ -6648,7 +6413,7 @@
       <w:ind w:left="2160"/>
     </w:pPr>
   </w:style>
-  <w:style w:type="paragraph" w:styleId="HeaderandFooter" w:customStyle="1">
+  <w:style w:type="paragraph" w:customStyle="1" w:styleId="HeaderandFooter">
     <w:name w:val="Header and Footer"/>
     <w:basedOn w:val="Normal"/>
     <w:qFormat/>
@@ -6781,7 +6546,7 @@
       <w:sz w:val="36"/>
     </w:rPr>
   </w:style>
-  <w:style w:type="paragraph" w:styleId="RevHistory" w:customStyle="1">
+  <w:style w:type="paragraph" w:customStyle="1" w:styleId="RevHistory">
     <w:name w:val="RevHistory"/>
     <w:basedOn w:val="Normal"/>
     <w:qFormat/>
@@ -6795,7 +6560,7 @@
       <w:sz w:val="36"/>
     </w:rPr>
   </w:style>
-  <w:style w:type="paragraph" w:styleId="TableText" w:customStyle="1">
+  <w:style w:type="paragraph" w:customStyle="1" w:styleId="TableText">
     <w:name w:val="Table Text"/>
     <w:qFormat/>
     <w:pPr>
@@ -6803,7 +6568,7 @@
       <w:spacing w:before="40" w:after="40"/>
     </w:pPr>
     <w:rPr>
-      <w:rFonts w:ascii="Times New Roman" w:hAnsi="Times New Roman" w:eastAsia="Times New Roman" w:cs="Times New Roman"/>
+      <w:rFonts w:ascii="Times New Roman" w:eastAsia="Times New Roman" w:hAnsi="Times New Roman" w:cs="Times New Roman"/>
       <w:sz w:val="20"/>
       <w:szCs w:val="20"/>
       <w:lang w:bidi="ar-SA"/>
@@ -6816,7 +6581,7 @@
       <w:ind w:left="1440"/>
     </w:pPr>
   </w:style>
-  <w:style w:type="paragraph" w:styleId="TableContents" w:customStyle="1">
+  <w:style w:type="paragraph" w:customStyle="1" w:styleId="TableContents">
     <w:name w:val="Table Contents"/>
     <w:basedOn w:val="Normal"/>
     <w:qFormat/>
@@ -6824,7 +6589,7 @@
       <w:suppressLineNumbers/>
     </w:pPr>
   </w:style>
-  <w:style w:type="paragraph" w:styleId="TableHeading" w:customStyle="1">
+  <w:style w:type="paragraph" w:customStyle="1" w:styleId="TableHeading">
     <w:name w:val="Table Heading"/>
     <w:basedOn w:val="TableContents"/>
     <w:qFormat/>
@@ -6836,12 +6601,12 @@
       <w:bCs/>
     </w:rPr>
   </w:style>
-  <w:style w:type="paragraph" w:styleId="FrameContents" w:customStyle="1">
+  <w:style w:type="paragraph" w:customStyle="1" w:styleId="FrameContents">
     <w:name w:val="Frame Contents"/>
     <w:basedOn w:val="Normal"/>
     <w:qFormat/>
   </w:style>
-  <w:style w:type="paragraph" w:styleId="HeaderLeft" w:customStyle="1">
+  <w:style w:type="paragraph" w:customStyle="1" w:styleId="HeaderLeft">
     <w:name w:val="Header Left"/>
     <w:basedOn w:val="Normal"/>
     <w:qFormat/>
@@ -6853,7 +6618,7 @@
       </w:tabs>
     </w:pPr>
   </w:style>
-  <w:style w:type="numbering" w:styleId="WW8Num1" w:customStyle="1">
+  <w:style w:type="numbering" w:customStyle="1" w:styleId="WW8Num1">
     <w:name w:val="WW8Num1"/>
     <w:qFormat/>
   </w:style>
@@ -6861,7 +6626,7 @@
 </file>
 
 <file path=word/theme/theme1.xml><?xml version="1.0" encoding="utf-8"?>
-<a:theme xmlns:a="http://schemas.openxmlformats.org/drawingml/2006/main" xmlns:thm15="http://schemas.microsoft.com/office/thememl/2012/main" name="Office Theme">
+<a:theme xmlns:a="http://schemas.openxmlformats.org/drawingml/2006/main" name="Office Theme">
   <a:themeElements>
     <a:clrScheme name="Office">
       <a:dk1>

--- a/CS 401 - Group 2 - SRS Doc.docx
+++ b/CS 401 - Group 2 - SRS Doc.docx
@@ -2901,20 +2901,38 @@
     <w:p>
       <w:pPr>
         <w:pStyle w:val="Paragraph2"/>
-      </w:pPr>
-      <w:r>
+        <w:rPr>
+          <w:color w:val="0070C0"/>
+        </w:rPr>
+      </w:pPr>
+      <w:r>
+        <w:rPr>
+          <w:color w:val="0070C0"/>
+        </w:rPr>
         <w:t xml:space="preserve">This document outlines the requirements for the </w:t>
       </w:r>
       <w:r>
+        <w:rPr>
+          <w:color w:val="0070C0"/>
+        </w:rPr>
         <w:t>Blackjack Handling System</w:t>
       </w:r>
       <w:r>
+        <w:rPr>
+          <w:color w:val="0070C0"/>
+        </w:rPr>
         <w:t xml:space="preserve"> (</w:t>
       </w:r>
       <w:r>
+        <w:rPr>
+          <w:color w:val="0070C0"/>
+        </w:rPr>
         <w:t>BHS</w:t>
       </w:r>
       <w:r>
+        <w:rPr>
+          <w:color w:val="0070C0"/>
+        </w:rPr>
         <w:t>).</w:t>
       </w:r>
     </w:p>
@@ -2935,14 +2953,26 @@
     <w:p>
       <w:pPr>
         <w:pStyle w:val="Paragraph2"/>
-      </w:pPr>
-      <w:r>
+        <w:rPr>
+          <w:color w:val="0070C0"/>
+        </w:rPr>
+      </w:pPr>
+      <w:r>
+        <w:rPr>
+          <w:color w:val="0070C0"/>
+        </w:rPr>
         <w:t xml:space="preserve">This document will catalog the user, system, and hardware requirements for the </w:t>
       </w:r>
       <w:r>
+        <w:rPr>
+          <w:color w:val="0070C0"/>
+        </w:rPr>
         <w:t xml:space="preserve">BHS </w:t>
       </w:r>
       <w:r>
+        <w:rPr>
+          <w:color w:val="0070C0"/>
+        </w:rPr>
         <w:t>system. It will not, however, document how these requirements will be implemented.</w:t>
       </w:r>
     </w:p>
@@ -3042,19 +3072,7 @@
         <w:rPr>
           <w:color w:val="0070C0"/>
         </w:rPr>
-        <w:t>Hand</w:t>
-      </w:r>
-      <w:r>
-        <w:rPr>
-          <w:color w:val="0070C0"/>
-        </w:rPr>
-        <w:t>:</w:t>
-      </w:r>
-      <w:r>
-        <w:rPr>
-          <w:color w:val="0070C0"/>
-        </w:rPr>
-        <w:t xml:space="preserve"> A collection of cards assigned to a player or dealer during a round of Blackjack, which changes based on gameplay actions and outcomes</w:t>
+        <w:t>User: Either a player or a dealer, generally used before the system has identified the individual during the login phase.</w:t>
       </w:r>
     </w:p>
     <w:p>
@@ -3069,13 +3087,19 @@
         <w:rPr>
           <w:color w:val="0070C0"/>
         </w:rPr>
-        <w:t>Table</w:t>
-      </w:r>
-      <w:r>
-        <w:rPr>
-          <w:color w:val="0070C0"/>
-        </w:rPr>
-        <w:t>: The instance of a game in a lobby, up to six players including the hosting dealer</w:t>
+        <w:t>Hand</w:t>
+      </w:r>
+      <w:r>
+        <w:rPr>
+          <w:color w:val="0070C0"/>
+        </w:rPr>
+        <w:t>:</w:t>
+      </w:r>
+      <w:r>
+        <w:rPr>
+          <w:color w:val="0070C0"/>
+        </w:rPr>
+        <w:t xml:space="preserve"> A collection of cards assigned to a player or dealer during a round of Blackjack, which changes based on gameplay actions and outcomes</w:t>
       </w:r>
     </w:p>
     <w:p>
@@ -3090,7 +3114,13 @@
         <w:rPr>
           <w:color w:val="0070C0"/>
         </w:rPr>
-        <w:t>Lobby: An area of the Blackjack program where tables are viewable for players to join or for dealers to create a table</w:t>
+        <w:t>Table</w:t>
+      </w:r>
+      <w:r>
+        <w:rPr>
+          <w:color w:val="0070C0"/>
+        </w:rPr>
+        <w:t>: The instance of a game in a lobby, up to six players including the hosting dealer</w:t>
       </w:r>
     </w:p>
     <w:p>
@@ -3105,13 +3135,7 @@
         <w:rPr>
           <w:color w:val="0070C0"/>
         </w:rPr>
-        <w:t>Round: A cycle of player betting and playing in a blackjack game</w:t>
-      </w:r>
-      <w:r>
-        <w:rPr>
-          <w:color w:val="0070C0"/>
-        </w:rPr>
-        <w:t xml:space="preserve"> between the betting and outcome phases</w:t>
+        <w:t>Lobby: An area of the Blackjack program where tables are viewable for players to join or for dealers to create a table</w:t>
       </w:r>
     </w:p>
     <w:p>
@@ -3126,7 +3150,13 @@
         <w:rPr>
           <w:color w:val="0070C0"/>
         </w:rPr>
-        <w:t>Game phase: Distinct phases for player betting, dealing and actions, and outcome</w:t>
+        <w:t>Round: A cycle of player betting and playing in a blackjack game</w:t>
+      </w:r>
+      <w:r>
+        <w:rPr>
+          <w:color w:val="0070C0"/>
+        </w:rPr>
+        <w:t xml:space="preserve"> between the betting and outcome phases</w:t>
       </w:r>
     </w:p>
     <w:p>
@@ -3141,7 +3171,7 @@
         <w:rPr>
           <w:color w:val="0070C0"/>
         </w:rPr>
-        <w:t>Payout: A specific outcome for a player to be paid out the appropriate bet they won against the dealer</w:t>
+        <w:t>Game phase: Distinct phases for player betting, dealing and actions, and outcome</w:t>
       </w:r>
     </w:p>
     <w:p>
@@ -3156,19 +3186,7 @@
         <w:rPr>
           <w:color w:val="0070C0"/>
         </w:rPr>
-        <w:t>Deck</w:t>
-      </w:r>
-      <w:r>
-        <w:rPr>
-          <w:color w:val="0070C0"/>
-        </w:rPr>
-        <w:t xml:space="preserve">: </w:t>
-      </w:r>
-      <w:r>
-        <w:rPr>
-          <w:color w:val="0070C0"/>
-        </w:rPr>
-        <w:t>A standard set of 52 cards used to interact with the gameplay</w:t>
+        <w:t>Payout: A specific outcome for a player to be paid out the appropriate bet they won against the dealer</w:t>
       </w:r>
     </w:p>
     <w:p>
@@ -3183,37 +3201,19 @@
         <w:rPr>
           <w:color w:val="0070C0"/>
         </w:rPr>
-        <w:t xml:space="preserve">Card: </w:t>
-      </w:r>
-      <w:r>
-        <w:rPr>
-          <w:color w:val="0070C0"/>
-        </w:rPr>
-        <w:t>A</w:t>
-      </w:r>
-      <w:r>
-        <w:rPr>
-          <w:color w:val="0070C0"/>
-        </w:rPr>
-        <w:t xml:space="preserve"> singular card from a </w:t>
-      </w:r>
-      <w:r>
-        <w:rPr>
-          <w:color w:val="0070C0"/>
-        </w:rPr>
-        <w:t xml:space="preserve">standard </w:t>
-      </w:r>
-      <w:r>
-        <w:rPr>
-          <w:color w:val="0070C0"/>
-        </w:rPr>
-        <w:t>deck of 52 cards</w:t>
-      </w:r>
-      <w:r>
-        <w:rPr>
-          <w:color w:val="0070C0"/>
-        </w:rPr>
-        <w:t>, categorized by suit and rank value</w:t>
+        <w:t>Deck</w:t>
+      </w:r>
+      <w:r>
+        <w:rPr>
+          <w:color w:val="0070C0"/>
+        </w:rPr>
+        <w:t xml:space="preserve">: </w:t>
+      </w:r>
+      <w:r>
+        <w:rPr>
+          <w:color w:val="0070C0"/>
+        </w:rPr>
+        <w:t>A standard set of 52 cards used to interact with the gameplay</w:t>
       </w:r>
     </w:p>
     <w:p>
@@ -3228,25 +3228,37 @@
         <w:rPr>
           <w:color w:val="0070C0"/>
         </w:rPr>
-        <w:t>Shoe</w:t>
-      </w:r>
-      <w:r>
-        <w:rPr>
-          <w:color w:val="0070C0"/>
-        </w:rPr>
-        <w:t xml:space="preserve">: A collection </w:t>
-      </w:r>
-      <w:r>
-        <w:rPr>
-          <w:color w:val="0070C0"/>
-        </w:rPr>
-        <w:t xml:space="preserve">of multiple </w:t>
-      </w:r>
-      <w:r>
-        <w:rPr>
-          <w:color w:val="0070C0"/>
-        </w:rPr>
-        <w:t>decks used in the Blackjack games</w:t>
+        <w:t xml:space="preserve">Card: </w:t>
+      </w:r>
+      <w:r>
+        <w:rPr>
+          <w:color w:val="0070C0"/>
+        </w:rPr>
+        <w:t>A</w:t>
+      </w:r>
+      <w:r>
+        <w:rPr>
+          <w:color w:val="0070C0"/>
+        </w:rPr>
+        <w:t xml:space="preserve"> singular card from a </w:t>
+      </w:r>
+      <w:r>
+        <w:rPr>
+          <w:color w:val="0070C0"/>
+        </w:rPr>
+        <w:t xml:space="preserve">standard </w:t>
+      </w:r>
+      <w:r>
+        <w:rPr>
+          <w:color w:val="0070C0"/>
+        </w:rPr>
+        <w:t>deck of 52 cards</w:t>
+      </w:r>
+      <w:r>
+        <w:rPr>
+          <w:color w:val="0070C0"/>
+        </w:rPr>
+        <w:t>, categorized by suit and rank value</w:t>
       </w:r>
     </w:p>
     <w:p>
@@ -3261,33 +3273,25 @@
         <w:rPr>
           <w:color w:val="0070C0"/>
         </w:rPr>
-        <w:t>Bet</w:t>
-      </w:r>
-      <w:r>
-        <w:rPr>
-          <w:color w:val="0070C0"/>
-        </w:rPr>
-        <w:t xml:space="preserve">: </w:t>
-      </w:r>
-      <w:proofErr w:type="gramStart"/>
-      <w:r>
-        <w:rPr>
-          <w:color w:val="0070C0"/>
-        </w:rPr>
-        <w:t>A</w:t>
-      </w:r>
-      <w:r>
-        <w:rPr>
-          <w:color w:val="0070C0"/>
-        </w:rPr>
-        <w:t xml:space="preserve"> number of</w:t>
-      </w:r>
-      <w:proofErr w:type="gramEnd"/>
-      <w:r>
-        <w:rPr>
-          <w:color w:val="0070C0"/>
-        </w:rPr>
-        <w:t xml:space="preserve"> credits submitted by a player before being dealt hands to start playing the game</w:t>
+        <w:t>Shoe</w:t>
+      </w:r>
+      <w:r>
+        <w:rPr>
+          <w:color w:val="0070C0"/>
+        </w:rPr>
+        <w:t xml:space="preserve">: A collection </w:t>
+      </w:r>
+      <w:r>
+        <w:rPr>
+          <w:color w:val="0070C0"/>
+        </w:rPr>
+        <w:t xml:space="preserve">of multiple </w:t>
+      </w:r>
+      <w:r>
+        <w:rPr>
+          <w:color w:val="0070C0"/>
+        </w:rPr>
+        <w:t>decks used in the Blackjack games</w:t>
       </w:r>
     </w:p>
     <w:p>
@@ -3302,7 +3306,7 @@
         <w:rPr>
           <w:color w:val="0070C0"/>
         </w:rPr>
-        <w:t>Timer</w:t>
+        <w:t>Bet</w:t>
       </w:r>
       <w:r>
         <w:rPr>
@@ -3310,39 +3314,25 @@
         </w:rPr>
         <w:t xml:space="preserve">: </w:t>
       </w:r>
-      <w:r>
-        <w:rPr>
-          <w:color w:val="0070C0"/>
-        </w:rPr>
-        <w:t xml:space="preserve">A countdown for the time players </w:t>
-      </w:r>
       <w:proofErr w:type="gramStart"/>
       <w:r>
         <w:rPr>
           <w:color w:val="0070C0"/>
         </w:rPr>
-        <w:t>have</w:t>
+        <w:t>A</w:t>
+      </w:r>
+      <w:r>
+        <w:rPr>
+          <w:color w:val="0070C0"/>
+        </w:rPr>
+        <w:t xml:space="preserve"> number of</w:t>
       </w:r>
       <w:proofErr w:type="gramEnd"/>
       <w:r>
         <w:rPr>
           <w:color w:val="0070C0"/>
         </w:rPr>
-        <w:t xml:space="preserve"> to </w:t>
-      </w:r>
-      <w:proofErr w:type="gramStart"/>
-      <w:r>
-        <w:rPr>
-          <w:color w:val="0070C0"/>
-        </w:rPr>
-        <w:t>take action</w:t>
-      </w:r>
-      <w:proofErr w:type="gramEnd"/>
-      <w:r>
-        <w:rPr>
-          <w:color w:val="0070C0"/>
-        </w:rPr>
-        <w:t xml:space="preserve"> in a round of the game</w:t>
+        <w:t xml:space="preserve"> credits submitted by a player before being dealt hands to start playing the game</w:t>
       </w:r>
     </w:p>
     <w:p>
@@ -3357,7 +3347,7 @@
         <w:rPr>
           <w:color w:val="0070C0"/>
         </w:rPr>
-        <w:t>Credits</w:t>
+        <w:t>Timer</w:t>
       </w:r>
       <w:r>
         <w:rPr>
@@ -3369,7 +3359,35 @@
         <w:rPr>
           <w:color w:val="0070C0"/>
         </w:rPr>
-        <w:t>Virtual currency with a 1-to-1 conversion with player dollars from their payment method attached to their account, used in bets for games</w:t>
+        <w:t xml:space="preserve">A countdown for the time players </w:t>
+      </w:r>
+      <w:proofErr w:type="gramStart"/>
+      <w:r>
+        <w:rPr>
+          <w:color w:val="0070C0"/>
+        </w:rPr>
+        <w:t>have</w:t>
+      </w:r>
+      <w:proofErr w:type="gramEnd"/>
+      <w:r>
+        <w:rPr>
+          <w:color w:val="0070C0"/>
+        </w:rPr>
+        <w:t xml:space="preserve"> to </w:t>
+      </w:r>
+      <w:proofErr w:type="gramStart"/>
+      <w:r>
+        <w:rPr>
+          <w:color w:val="0070C0"/>
+        </w:rPr>
+        <w:t>take action</w:t>
+      </w:r>
+      <w:proofErr w:type="gramEnd"/>
+      <w:r>
+        <w:rPr>
+          <w:color w:val="0070C0"/>
+        </w:rPr>
+        <w:t xml:space="preserve"> in a round of the game</w:t>
       </w:r>
     </w:p>
     <w:p>
@@ -3384,19 +3402,19 @@
         <w:rPr>
           <w:color w:val="0070C0"/>
         </w:rPr>
-        <w:t>Credit Card (CC)</w:t>
-      </w:r>
-      <w:r>
-        <w:rPr>
-          <w:color w:val="0070C0"/>
-        </w:rPr>
-        <w:t>: A player user’s payment method</w:t>
-      </w:r>
-      <w:r>
-        <w:rPr>
-          <w:color w:val="0070C0"/>
-        </w:rPr>
-        <w:t xml:space="preserve"> for credits</w:t>
+        <w:t>Credits</w:t>
+      </w:r>
+      <w:r>
+        <w:rPr>
+          <w:color w:val="0070C0"/>
+        </w:rPr>
+        <w:t xml:space="preserve">: </w:t>
+      </w:r>
+      <w:r>
+        <w:rPr>
+          <w:color w:val="0070C0"/>
+        </w:rPr>
+        <w:t>Virtual currency with a 1-to-1 conversion with player dollars from their payment method attached to their account, used in bets for games</w:t>
       </w:r>
     </w:p>
     <w:p>
@@ -3411,13 +3429,19 @@
         <w:rPr>
           <w:color w:val="0070C0"/>
         </w:rPr>
-        <w:t xml:space="preserve">Blackjack Handling System (BHS): </w:t>
-      </w:r>
-      <w:r>
-        <w:rPr>
-          <w:color w:val="0070C0"/>
-        </w:rPr>
-        <w:t>The software responsible for handling the blackjack game functions and logic, network connectivity for players to the server, as well as player interactions and active games</w:t>
+        <w:t>Credit Card (CC)</w:t>
+      </w:r>
+      <w:r>
+        <w:rPr>
+          <w:color w:val="0070C0"/>
+        </w:rPr>
+        <w:t>: A player user’s payment method</w:t>
+      </w:r>
+      <w:r>
+        <w:rPr>
+          <w:color w:val="0070C0"/>
+        </w:rPr>
+        <w:t xml:space="preserve"> for credits</w:t>
       </w:r>
     </w:p>
     <w:p>
@@ -3432,13 +3456,13 @@
         <w:rPr>
           <w:color w:val="0070C0"/>
         </w:rPr>
-        <w:t xml:space="preserve">Graphical User Interface (GUI): The visual </w:t>
-      </w:r>
-      <w:r>
-        <w:rPr>
-          <w:color w:val="0070C0"/>
-        </w:rPr>
-        <w:t>interface players use to interact with the BHS</w:t>
+        <w:t xml:space="preserve">Blackjack Handling System (BHS): </w:t>
+      </w:r>
+      <w:r>
+        <w:rPr>
+          <w:color w:val="0070C0"/>
+        </w:rPr>
+        <w:t>The software responsible for handling the blackjack game functions and logic, network connectivity for players to the server, as well as player interactions and active games</w:t>
       </w:r>
     </w:p>
     <w:p>
@@ -3453,31 +3477,13 @@
         <w:rPr>
           <w:color w:val="0070C0"/>
         </w:rPr>
-        <w:t>Server:</w:t>
-      </w:r>
-      <w:r>
-        <w:rPr>
-          <w:color w:val="0070C0"/>
-        </w:rPr>
-        <w:t xml:space="preserve"> The program responsible for allowing multiple client programs to connect, allowing users to play blackjack games against each other over a network connection</w:t>
-      </w:r>
-      <w:r>
-        <w:rPr>
-          <w:color w:val="0070C0"/>
-        </w:rPr>
-        <w:t xml:space="preserve">, receives player actions and </w:t>
-      </w:r>
-      <w:r>
-        <w:rPr>
-          <w:color w:val="0070C0"/>
-        </w:rPr>
-        <w:t>enforces game rules</w:t>
-      </w:r>
-      <w:r>
-        <w:rPr>
-          <w:color w:val="0070C0"/>
-        </w:rPr>
-        <w:t xml:space="preserve"> with network communication between clients</w:t>
+        <w:t xml:space="preserve">Graphical User Interface (GUI): The visual </w:t>
+      </w:r>
+      <w:r>
+        <w:rPr>
+          <w:color w:val="0070C0"/>
+        </w:rPr>
+        <w:t>interface players use to interact with the BHS</w:t>
       </w:r>
     </w:p>
     <w:p>
@@ -3492,25 +3498,31 @@
         <w:rPr>
           <w:color w:val="0070C0"/>
         </w:rPr>
-        <w:t>Client:</w:t>
-      </w:r>
-      <w:r>
-        <w:rPr>
-          <w:color w:val="0070C0"/>
-        </w:rPr>
-        <w:t xml:space="preserve"> The program used by players to connect to the server program for connection to blackjack games over a network connection</w:t>
-      </w:r>
-      <w:r>
-        <w:rPr>
-          <w:color w:val="0070C0"/>
-        </w:rPr>
-        <w:t xml:space="preserve">, </w:t>
-      </w:r>
-      <w:r>
-        <w:rPr>
-          <w:color w:val="0070C0"/>
-        </w:rPr>
-        <w:t>sends actions to the server</w:t>
+        <w:t>Server:</w:t>
+      </w:r>
+      <w:r>
+        <w:rPr>
+          <w:color w:val="0070C0"/>
+        </w:rPr>
+        <w:t xml:space="preserve"> The program responsible for allowing multiple client programs to connect, allowing users to play blackjack games against each other over a network connection</w:t>
+      </w:r>
+      <w:r>
+        <w:rPr>
+          <w:color w:val="0070C0"/>
+        </w:rPr>
+        <w:t xml:space="preserve">, receives player actions and </w:t>
+      </w:r>
+      <w:r>
+        <w:rPr>
+          <w:color w:val="0070C0"/>
+        </w:rPr>
+        <w:t>enforces game rules</w:t>
+      </w:r>
+      <w:r>
+        <w:rPr>
+          <w:color w:val="0070C0"/>
+        </w:rPr>
+        <w:t xml:space="preserve"> with network communication between clients</w:t>
       </w:r>
     </w:p>
     <w:p>
@@ -3518,45 +3530,270 @@
         <w:pStyle w:val="Paragraph3"/>
         <w:ind w:left="720" w:firstLine="720"/>
         <w:rPr>
-          <w:color w:val="7030A0"/>
-        </w:rPr>
-      </w:pPr>
+          <w:color w:val="0070C0"/>
+        </w:rPr>
+      </w:pPr>
+      <w:r>
+        <w:rPr>
+          <w:color w:val="0070C0"/>
+        </w:rPr>
+        <w:t>Client:</w:t>
+      </w:r>
+      <w:r>
+        <w:rPr>
+          <w:color w:val="0070C0"/>
+        </w:rPr>
+        <w:t xml:space="preserve"> The program used by players to connect to the server program for connection to blackjack games over a network connection</w:t>
+      </w:r>
+      <w:r>
+        <w:rPr>
+          <w:color w:val="0070C0"/>
+        </w:rPr>
+        <w:t xml:space="preserve">, </w:t>
+      </w:r>
+      <w:r>
+        <w:rPr>
+          <w:color w:val="0070C0"/>
+        </w:rPr>
+        <w:t>sends actions to the server</w:t>
+      </w:r>
     </w:p>
     <w:p>
       <w:pPr>
         <w:pStyle w:val="Paragraph3"/>
         <w:ind w:left="720" w:firstLine="720"/>
         <w:rPr>
-          <w:color w:val="7030A0"/>
-        </w:rPr>
-      </w:pPr>
+          <w:color w:val="0070C0"/>
+        </w:rPr>
+      </w:pPr>
+      <w:r>
+        <w:rPr>
+          <w:color w:val="0070C0"/>
+        </w:rPr>
+        <w:t>Soft hand: When a player or dealer has an ace whose current value is 11. Standard blackjack rules require the dealer to hit when they have a soft 17 or less.</w:t>
+      </w:r>
     </w:p>
     <w:p>
       <w:pPr>
         <w:pStyle w:val="Paragraph3"/>
         <w:ind w:left="720" w:firstLine="720"/>
         <w:rPr>
-          <w:color w:val="7030A0"/>
-        </w:rPr>
-      </w:pPr>
+          <w:color w:val="0070C0"/>
+        </w:rPr>
+      </w:pPr>
+      <w:r>
+        <w:rPr>
+          <w:color w:val="0070C0"/>
+        </w:rPr>
+        <w:lastRenderedPageBreak/>
+        <w:t>Hit: When a player requests an additional card from the dealer.</w:t>
+      </w:r>
     </w:p>
     <w:p>
       <w:pPr>
         <w:pStyle w:val="Paragraph3"/>
         <w:ind w:left="720" w:firstLine="720"/>
         <w:rPr>
-          <w:color w:val="7030A0"/>
-        </w:rPr>
-      </w:pPr>
+          <w:color w:val="0070C0"/>
+        </w:rPr>
+      </w:pPr>
+      <w:r>
+        <w:rPr>
+          <w:color w:val="0070C0"/>
+        </w:rPr>
+        <w:t xml:space="preserve">Stand: When a player </w:t>
+      </w:r>
+      <w:proofErr w:type="gramStart"/>
+      <w:r>
+        <w:rPr>
+          <w:color w:val="0070C0"/>
+        </w:rPr>
+        <w:t>signals</w:t>
+      </w:r>
+      <w:proofErr w:type="gramEnd"/>
+      <w:r>
+        <w:rPr>
+          <w:color w:val="0070C0"/>
+        </w:rPr>
+        <w:t xml:space="preserve"> they don’t want any additional cards dealt to them during the current round.</w:t>
+      </w:r>
     </w:p>
     <w:p>
       <w:pPr>
         <w:pStyle w:val="Paragraph3"/>
         <w:ind w:left="720" w:firstLine="720"/>
         <w:rPr>
-          <w:color w:val="7030A0"/>
-        </w:rPr>
-      </w:pPr>
+          <w:color w:val="0070C0"/>
+        </w:rPr>
+      </w:pPr>
+      <w:r>
+        <w:rPr>
+          <w:color w:val="0070C0"/>
+        </w:rPr>
+        <w:t>Double down: When a player asks for one more card to be dealt to them that round while also doubling their current bet.</w:t>
+      </w:r>
+    </w:p>
+    <w:p>
+      <w:pPr>
+        <w:pStyle w:val="Paragraph3"/>
+        <w:ind w:left="720" w:firstLine="720"/>
+        <w:rPr>
+          <w:color w:val="0070C0"/>
+        </w:rPr>
+      </w:pPr>
+      <w:r>
+        <w:rPr>
+          <w:color w:val="0070C0"/>
+        </w:rPr>
+        <w:t xml:space="preserve">Split: When a player has matching cards, they can pay to have their hand divided into two separate hands. The dealer will then </w:t>
+      </w:r>
+      <w:proofErr w:type="gramStart"/>
+      <w:r>
+        <w:rPr>
+          <w:color w:val="0070C0"/>
+        </w:rPr>
+        <w:t>deal</w:t>
+      </w:r>
+      <w:proofErr w:type="gramEnd"/>
+      <w:r>
+        <w:rPr>
+          <w:color w:val="0070C0"/>
+        </w:rPr>
+        <w:t xml:space="preserve"> each </w:t>
+      </w:r>
+      <w:proofErr w:type="gramStart"/>
+      <w:r>
+        <w:rPr>
+          <w:color w:val="0070C0"/>
+        </w:rPr>
+        <w:t>hand</w:t>
+      </w:r>
+      <w:proofErr w:type="gramEnd"/>
+      <w:r>
+        <w:rPr>
+          <w:color w:val="0070C0"/>
+        </w:rPr>
+        <w:t xml:space="preserve"> an additional card to bring the total cards in each hand to two.</w:t>
+      </w:r>
+    </w:p>
+    <w:p>
+      <w:pPr>
+        <w:pStyle w:val="Paragraph3"/>
+        <w:ind w:left="720" w:firstLine="720"/>
+        <w:rPr>
+          <w:color w:val="0070C0"/>
+        </w:rPr>
+      </w:pPr>
+      <w:r>
+        <w:rPr>
+          <w:color w:val="0070C0"/>
+        </w:rPr>
+        <w:t>Bust: When the hand value of either the player or the dealer goes above 21, resulting in an automatic loss.</w:t>
+      </w:r>
+    </w:p>
+    <w:p>
+      <w:pPr>
+        <w:pStyle w:val="Paragraph3"/>
+        <w:ind w:left="720" w:firstLine="720"/>
+        <w:rPr>
+          <w:color w:val="0070C0"/>
+        </w:rPr>
+      </w:pPr>
+      <w:r>
+        <w:rPr>
+          <w:color w:val="0070C0"/>
+        </w:rPr>
+        <w:t>Push: When the dealer and the player end the round with the same hand value and all bets are returned.</w:t>
+      </w:r>
+    </w:p>
+    <w:p>
+      <w:pPr>
+        <w:pStyle w:val="Paragraph3"/>
+        <w:ind w:left="720" w:firstLine="720"/>
+        <w:rPr>
+          <w:color w:val="0070C0"/>
+        </w:rPr>
+      </w:pPr>
+      <w:r>
+        <w:rPr>
+          <w:color w:val="0070C0"/>
+        </w:rPr>
+        <w:t>Win: When the player ends the round with a higher hand value than the dealer.</w:t>
+      </w:r>
+    </w:p>
+    <w:p>
+      <w:pPr>
+        <w:pStyle w:val="Paragraph3"/>
+        <w:ind w:left="720" w:firstLine="720"/>
+        <w:rPr>
+          <w:color w:val="0070C0"/>
+        </w:rPr>
+      </w:pPr>
+      <w:r>
+        <w:rPr>
+          <w:color w:val="0070C0"/>
+        </w:rPr>
+        <w:t>Lose: When the player ends the round with a lower hand value than the dealer, or they bust.</w:t>
+      </w:r>
+    </w:p>
+    <w:p>
+      <w:pPr>
+        <w:pStyle w:val="Paragraph3"/>
+        <w:ind w:left="720" w:firstLine="720"/>
+        <w:rPr>
+          <w:color w:val="0070C0"/>
+        </w:rPr>
+      </w:pPr>
+      <w:r>
+        <w:rPr>
+          <w:color w:val="0070C0"/>
+        </w:rPr>
+        <w:t>Insurance: When a dealer is showing an ace in their hand, the players are offered the option to pay 50% more to protect their hands. If the dealer does have a blackjack, the bets are returned to the players that opted for insurance. If the dealer does not have a blackjack, the additional money goes to the house.</w:t>
+      </w:r>
+    </w:p>
+    <w:p>
+      <w:pPr>
+        <w:pStyle w:val="Paragraph3"/>
+        <w:ind w:left="720" w:firstLine="720"/>
+        <w:rPr>
+          <w:color w:val="0070C0"/>
+        </w:rPr>
+      </w:pPr>
+      <w:r>
+        <w:rPr>
+          <w:color w:val="0070C0"/>
+        </w:rPr>
+        <w:t>House: the organization the dealer works for. All bets are either covered by the house if the dealer loses or paid to the house if the player loses.</w:t>
+      </w:r>
+    </w:p>
+    <w:p>
+      <w:pPr>
+        <w:pStyle w:val="Paragraph3"/>
+        <w:ind w:left="720" w:firstLine="720"/>
+        <w:rPr>
+          <w:color w:val="7030A0"/>
+        </w:rPr>
+      </w:pPr>
+      <w:r>
+        <w:rPr>
+          <w:color w:val="0070C0"/>
+        </w:rPr>
+        <w:t xml:space="preserve">Shuffling: when the order of the cards in the shoe </w:t>
+      </w:r>
+      <w:proofErr w:type="gramStart"/>
+      <w:r>
+        <w:rPr>
+          <w:color w:val="0070C0"/>
+        </w:rPr>
+        <w:t>are</w:t>
+      </w:r>
+      <w:proofErr w:type="gramEnd"/>
+      <w:r>
+        <w:rPr>
+          <w:color w:val="0070C0"/>
+        </w:rPr>
+        <w:t xml:space="preserve"> randomized.</w:t>
+      </w:r>
     </w:p>
     <w:p>
       <w:pPr>
@@ -3683,13 +3920,7 @@
         <w:rPr>
           <w:color w:val="0070C0"/>
         </w:rPr>
-        <w:t xml:space="preserve">The Blackjack Handling System is designed to facilitate multiplayer games of Blackjack. Live players as both regular users and dealer players with privileges to deal cards will be hosted on tables for games. </w:t>
-      </w:r>
-      <w:r>
-        <w:rPr>
-          <w:color w:val="0070C0"/>
-        </w:rPr>
-        <w:t xml:space="preserve"> </w:t>
+        <w:t xml:space="preserve">The Blackjack Handling System is designed to facilitate multiplayer games of Blackjack. Live players as both regular users and dealer players with privileges to deal cards will be hosted on tables for games.  </w:t>
       </w:r>
     </w:p>
     <w:p>
@@ -5243,8 +5474,16 @@
       <w:rPr>
         <w:rStyle w:val="PageNumber"/>
       </w:rPr>
-      <w:t>iii</w:t>
+      <w:t>ii</w:t>
     </w:r>
+    <w:proofErr w:type="spellStart"/>
+    <w:r>
+      <w:rPr>
+        <w:rStyle w:val="PageNumber"/>
+      </w:rPr>
+      <w:t>i</w:t>
+    </w:r>
+    <w:proofErr w:type="spellEnd"/>
     <w:r>
       <w:rPr>
         <w:rStyle w:val="PageNumber"/>

--- a/CS 401 - Group 2 - SRS Doc.docx
+++ b/CS 401 - Group 2 - SRS Doc.docx
@@ -555,6 +555,13 @@
                 <w:u w:val="single"/>
               </w:rPr>
             </w:pPr>
+            <w:r>
+              <w:rPr>
+                <w:color w:val="000000"/>
+                <w:u w:val="single"/>
+              </w:rPr>
+              <w:t>03/01/2026</w:t>
+            </w:r>
           </w:p>
         </w:tc>
         <w:tc>
@@ -575,6 +582,12 @@
                 <w:color w:val="000000"/>
               </w:rPr>
             </w:pPr>
+            <w:r>
+              <w:rPr>
+                <w:color w:val="000000"/>
+              </w:rPr>
+              <w:t>1.3</w:t>
+            </w:r>
           </w:p>
         </w:tc>
         <w:tc>
@@ -595,6 +608,12 @@
                 <w:color w:val="000000"/>
               </w:rPr>
             </w:pPr>
+            <w:r>
+              <w:rPr>
+                <w:color w:val="000000"/>
+              </w:rPr>
+              <w:t>Added additional definitions. Filled in some requirements in sections 2.4,2.5,3.2,3.3,4.2,4.3</w:t>
+            </w:r>
           </w:p>
         </w:tc>
         <w:tc>
@@ -616,6 +635,12 @@
                 <w:color w:val="000000"/>
               </w:rPr>
             </w:pPr>
+            <w:r>
+              <w:rPr>
+                <w:color w:val="000000"/>
+              </w:rPr>
+              <w:t>Paul Cooper</w:t>
+            </w:r>
           </w:p>
         </w:tc>
       </w:tr>
@@ -4050,6 +4075,66 @@
     <w:p>
       <w:pPr>
         <w:pStyle w:val="Paragraph2"/>
+        <w:rPr>
+          <w:color w:val="0070C0"/>
+        </w:rPr>
+      </w:pPr>
+      <w:r>
+        <w:rPr>
+          <w:color w:val="0070C0"/>
+        </w:rPr>
+        <w:t>Java based client</w:t>
+      </w:r>
+      <w:r>
+        <w:rPr>
+          <w:color w:val="0070C0"/>
+        </w:rPr>
+        <w:t>/</w:t>
+      </w:r>
+      <w:r>
+        <w:rPr>
+          <w:color w:val="0070C0"/>
+        </w:rPr>
+        <w:t>server application with no</w:t>
+      </w:r>
+      <w:r>
+        <w:rPr>
+          <w:color w:val="0070C0"/>
+        </w:rPr>
+        <w:t xml:space="preserve"> web interfaces.</w:t>
+      </w:r>
+    </w:p>
+    <w:p>
+      <w:pPr>
+        <w:pStyle w:val="Paragraph2"/>
+        <w:rPr>
+          <w:color w:val="0070C0"/>
+        </w:rPr>
+      </w:pPr>
+      <w:r>
+        <w:rPr>
+          <w:color w:val="0070C0"/>
+        </w:rPr>
+        <w:t>All participants must have network access configured to allow them to communicate with the server.</w:t>
+      </w:r>
+    </w:p>
+    <w:p>
+      <w:pPr>
+        <w:pStyle w:val="Paragraph2"/>
+        <w:rPr>
+          <w:color w:val="0070C0"/>
+        </w:rPr>
+      </w:pPr>
+      <w:r>
+        <w:rPr>
+          <w:color w:val="0070C0"/>
+        </w:rPr>
+        <w:t>The server must have network access configured to allow it to communicate with the clients.</w:t>
+      </w:r>
+    </w:p>
+    <w:p>
+      <w:pPr>
+        <w:pStyle w:val="Paragraph2"/>
         <w:spacing w:line="259" w:lineRule="auto"/>
         <w:rPr>
           <w:color w:val="7030A0"/>
@@ -4141,6 +4226,102 @@
     </w:p>
     <w:p>
       <w:pPr>
+        <w:pStyle w:val="Paragraph2"/>
+        <w:rPr>
+          <w:color w:val="0070C0"/>
+        </w:rPr>
+      </w:pPr>
+      <w:r>
+        <w:rPr>
+          <w:color w:val="0070C0"/>
+        </w:rPr>
+        <w:t>Any users will have a functioning network connection and a recent version of jav</w:t>
+      </w:r>
+      <w:r>
+        <w:rPr>
+          <w:color w:val="0070C0"/>
+        </w:rPr>
+        <w:t>a</w:t>
+      </w:r>
+      <w:r>
+        <w:rPr>
+          <w:color w:val="0070C0"/>
+        </w:rPr>
+        <w:t xml:space="preserve"> installed </w:t>
+      </w:r>
+      <w:proofErr w:type="gramStart"/>
+      <w:r>
+        <w:rPr>
+          <w:color w:val="0070C0"/>
+        </w:rPr>
+        <w:t>in order to</w:t>
+      </w:r>
+      <w:proofErr w:type="gramEnd"/>
+      <w:r>
+        <w:rPr>
+          <w:color w:val="0070C0"/>
+        </w:rPr>
+        <w:t xml:space="preserve"> be able to play the game.</w:t>
+      </w:r>
+    </w:p>
+    <w:p>
+      <w:pPr>
+        <w:pStyle w:val="Paragraph2"/>
+        <w:rPr>
+          <w:color w:val="0070C0"/>
+        </w:rPr>
+      </w:pPr>
+      <w:r>
+        <w:rPr>
+          <w:color w:val="0070C0"/>
+        </w:rPr>
+        <w:t>Each table has a limit of 6 players plus the dealer.</w:t>
+      </w:r>
+    </w:p>
+    <w:p>
+      <w:pPr>
+        <w:pStyle w:val="Paragraph2"/>
+        <w:rPr>
+          <w:color w:val="0070C0"/>
+        </w:rPr>
+      </w:pPr>
+      <w:r>
+        <w:rPr>
+          <w:color w:val="0070C0"/>
+        </w:rPr>
+        <w:t>To prevent games from slowing down, a standard 30 second timer per decision will be implemented, though this is configurable by the dealer. When the time limit is reached, the current player will automatically stand.</w:t>
+      </w:r>
+    </w:p>
+    <w:p>
+      <w:pPr>
+        <w:pStyle w:val="Paragraph2"/>
+        <w:rPr>
+          <w:color w:val="0070C0"/>
+        </w:rPr>
+      </w:pPr>
+      <w:r>
+        <w:rPr>
+          <w:color w:val="0070C0"/>
+        </w:rPr>
+        <w:t>If the player loses access to the game during play, they will automatically stand when the time limit is reached during their turn. Any bets that were active at the time will go to the house if the player loses or be returned to the players account if they win.</w:t>
+      </w:r>
+    </w:p>
+    <w:p>
+      <w:pPr>
+        <w:pStyle w:val="Paragraph2"/>
+        <w:rPr>
+          <w:color w:val="0070C0"/>
+        </w:rPr>
+      </w:pPr>
+      <w:r>
+        <w:rPr>
+          <w:color w:val="0070C0"/>
+        </w:rPr>
+        <w:t>Players can only be logged into one player session at a time. Dealers are permitted to login to multiple dealer sessions simultaneously.</w:t>
+      </w:r>
+    </w:p>
+    <w:p>
+      <w:pPr>
         <w:pStyle w:val="Heading1"/>
         <w:numPr>
           <w:ilvl w:val="0"/>
@@ -4624,6 +4805,20 @@
     </w:p>
     <w:p>
       <w:pPr>
+        <w:pStyle w:val="Paragraph2"/>
+        <w:rPr>
+          <w:color w:val="0070C0"/>
+        </w:rPr>
+      </w:pPr>
+      <w:r>
+        <w:rPr>
+          <w:color w:val="0070C0"/>
+        </w:rPr>
+        <w:t>The user interface must be graphical in nature and provide intuitive controls to allow for account management, including the adding and withdrawing of funds, and give users the ability to play blackjack with features such as button to hit, stand, double down, or split their hands and purchase insurance when applicable.</w:t>
+      </w:r>
+    </w:p>
+    <w:p>
+      <w:pPr>
         <w:pStyle w:val="Heading2"/>
         <w:numPr>
           <w:ilvl w:val="1"/>
@@ -4633,6 +4828,7 @@
       <w:bookmarkStart w:id="23" w:name="__RefHeading___Toc19440737"/>
       <w:bookmarkEnd w:id="23"/>
       <w:r>
+        <w:lastRenderedPageBreak/>
         <w:t>Internal Interface Requirements</w:t>
       </w:r>
     </w:p>
@@ -4683,7 +4879,6 @@
         <w:rPr>
           <w:color w:val="7030A0"/>
         </w:rPr>
-        <w:lastRenderedPageBreak/>
         <w:t xml:space="preserve">3.3.1 </w:t>
       </w:r>
       <w:r>
@@ -4757,6 +4952,34 @@
         <w:t>-feed from the University billing system that contains new student records. The feed will be in the form of a comma-separated text file and will be exported from the billing system nightly with new student records. The fields included in the file are student name, student id, and student pin number.  </w:t>
       </w:r>
       <w:bookmarkEnd w:id="25"/>
+    </w:p>
+    <w:p>
+      <w:pPr>
+        <w:ind w:left="1440"/>
+        <w:rPr>
+          <w:color w:val="0070C0"/>
+        </w:rPr>
+      </w:pPr>
+      <w:r>
+        <w:rPr>
+          <w:color w:val="0070C0"/>
+        </w:rPr>
+        <w:t>All gameplay calculations must be performed on the server and only relevant data to each play must be sent to them.</w:t>
+      </w:r>
+    </w:p>
+    <w:p>
+      <w:pPr>
+        <w:ind w:left="1440"/>
+        <w:rPr>
+          <w:color w:val="0070C0"/>
+        </w:rPr>
+      </w:pPr>
+      <w:r>
+        <w:rPr>
+          <w:color w:val="0070C0"/>
+        </w:rPr>
+        <w:t>User ID and passwords will be stored, along with current funds and active bets so that they can be restored in the event of any outage or system failure.</w:t>
+      </w:r>
     </w:p>
     <w:p>
       <w:pPr>
@@ -4819,9 +5042,63 @@
         <w:rPr>
           <w:color w:val="7030A0"/>
         </w:rPr>
-        <w:t>Blackjack Handling System shall hold user account information in a file unaccessible to regular users.</w:t>
+        <w:t xml:space="preserve">Blackjack Handling System shall hold user account information in a file </w:t>
+      </w:r>
+      <w:proofErr w:type="spellStart"/>
+      <w:r>
+        <w:rPr>
+          <w:color w:val="7030A0"/>
+        </w:rPr>
+        <w:t>unaccessible</w:t>
+      </w:r>
+      <w:proofErr w:type="spellEnd"/>
+      <w:r>
+        <w:rPr>
+          <w:color w:val="7030A0"/>
+        </w:rPr>
+        <w:t xml:space="preserve"> to regular users.</w:t>
       </w:r>
       <w:bookmarkEnd w:id="28"/>
+    </w:p>
+    <w:p>
+      <w:pPr>
+        <w:pStyle w:val="Paragraph2"/>
+        <w:rPr>
+          <w:color w:val="0070C0"/>
+        </w:rPr>
+      </w:pPr>
+      <w:r>
+        <w:rPr>
+          <w:color w:val="0070C0"/>
+        </w:rPr>
+        <w:t>All user accounts must use non</w:t>
+      </w:r>
+      <w:r>
+        <w:rPr>
+          <w:color w:val="0070C0"/>
+        </w:rPr>
+        <w:t>-</w:t>
+      </w:r>
+      <w:r>
+        <w:rPr>
+          <w:color w:val="0070C0"/>
+        </w:rPr>
+        <w:t>sensitive ID/password combinations as encryption will not be used</w:t>
+      </w:r>
+      <w:r>
+        <w:rPr>
+          <w:color w:val="0070C0"/>
+        </w:rPr>
+        <w:t xml:space="preserve"> and will be visible to developers.</w:t>
+      </w:r>
+    </w:p>
+    <w:p>
+      <w:pPr>
+        <w:ind w:left="720" w:firstLine="720"/>
+        <w:rPr>
+          <w:color w:val="7030A0"/>
+        </w:rPr>
+      </w:pPr>
     </w:p>
     <w:p>
       <w:pPr>
@@ -4968,6 +5245,14 @@
     </w:p>
     <w:p>
       <w:pPr>
+        <w:ind w:left="1440"/>
+        <w:rPr>
+          <w:color w:val="7030A0"/>
+        </w:rPr>
+      </w:pPr>
+    </w:p>
+    <w:p>
+      <w:pPr>
         <w:pStyle w:val="Heading2"/>
         <w:numPr>
           <w:ilvl w:val="1"/>
@@ -5022,6 +5307,20 @@
         <w:t>System must render all UI pages in no more than 9 seconds for dynamic pages. Static pages (HTML-only) must be rendered in less than 3 seconds. </w:t>
       </w:r>
       <w:bookmarkEnd w:id="34"/>
+    </w:p>
+    <w:p>
+      <w:pPr>
+        <w:ind w:left="1440"/>
+        <w:rPr>
+          <w:color w:val="0070C0"/>
+        </w:rPr>
+      </w:pPr>
+      <w:r>
+        <w:rPr>
+          <w:color w:val="0070C0"/>
+        </w:rPr>
+        <w:t>While we hope for significantly more, for demonstration purposes the server should be able to handle the workload for at least four tables and fifteen users at speeds comparable to real world blackjack tables found in any casino.</w:t>
+      </w:r>
     </w:p>
     <w:p>
       <w:pPr>

--- a/CS 401 - Group 2 - SRS Doc.docx
+++ b/CS 401 - Group 2 - SRS Doc.docx
@@ -1,12 +1,20 @@
 
 <file path=word/document.xml><?xml version="1.0" encoding="utf-8"?>
-<w:document xmlns:wpc="http://schemas.microsoft.com/office/word/2010/wordprocessingCanvas" xmlns:cx="http://schemas.microsoft.com/office/drawing/2014/chartex" xmlns:cx1="http://schemas.microsoft.com/office/drawing/2015/9/8/chartex" xmlns:cx2="http://schemas.microsoft.com/office/drawing/2015/10/21/chartex" xmlns:cx3="http://schemas.microsoft.com/office/drawing/2016/5/9/chartex" xmlns:cx4="http://schemas.microsoft.com/office/drawing/2016/5/10/chartex" xmlns:cx5="http://schemas.microsoft.com/office/drawing/2016/5/11/chartex" xmlns:cx6="http://schemas.microsoft.com/office/drawing/2016/5/12/chartex" xmlns:cx7="http://schemas.microsoft.com/office/drawing/2016/5/13/chartex" xmlns:cx8="http://schemas.microsoft.com/office/drawing/2016/5/14/chartex" xmlns:mc="http://schemas.openxmlformats.org/markup-compatibility/2006" xmlns:aink="http://schemas.microsoft.com/office/drawing/2016/ink" xmlns:am3d="http://schemas.microsoft.com/office/drawing/2017/model3d" xmlns:o="urn:schemas-microsoft-com:office:office" xmlns:oel="http://schemas.microsoft.com/office/2019/extlst" xmlns:r="http://schemas.openxmlformats.org/officeDocument/2006/relationships" xmlns:m="http://schemas.openxmlformats.org/officeDocument/2006/math" xmlns:v="urn:schemas-microsoft-com:vml" xmlns:wp14="http://schemas.microsoft.com/office/word/2010/wordprocessingDrawing" xmlns:wp="http://schemas.openxmlformats.org/drawingml/2006/wordprocessingDrawing" xmlns:w10="urn:schemas-microsoft-com:office:word" xmlns:w="http://schemas.openxmlformats.org/wordprocessingml/2006/main" xmlns:w14="http://schemas.microsoft.com/office/word/2010/wordml" xmlns:w15="http://schemas.microsoft.com/office/word/2012/wordml" xmlns:w16cex="http://schemas.microsoft.com/office/word/2018/wordml/cex" xmlns:w16cid="http://schemas.microsoft.com/office/word/2016/wordml/cid" xmlns:w16="http://schemas.microsoft.com/office/word/2018/wordml" xmlns:w16du="http://schemas.microsoft.com/office/word/2023/wordml/word16du" xmlns:w16sdtdh="http://schemas.microsoft.com/office/word/2020/wordml/sdtdatahash" xmlns:w16sdtfl="http://schemas.microsoft.com/office/word/2024/wordml/sdtformatlock" xmlns:w16se="http://schemas.microsoft.com/office/word/2015/wordml/symex" xmlns:wpg="http://schemas.microsoft.com/office/word/2010/wordprocessingGroup" xmlns:wpi="http://schemas.microsoft.com/office/word/2010/wordprocessingInk" xmlns:wne="http://schemas.microsoft.com/office/word/2006/wordml" xmlns:wps="http://schemas.microsoft.com/office/word/2010/wordprocessingShape" mc:Ignorable="w14 w15 w16se w16cid w16 w16cex w16sdtdh w16sdtfl w16du wp14">
+<w:document xmlns:o="urn:schemas-microsoft-com:office:office" xmlns:r="http://schemas.openxmlformats.org/officeDocument/2006/relationships" xmlns:v="urn:schemas-microsoft-com:vml" xmlns:w="http://schemas.openxmlformats.org/wordprocessingml/2006/main" xmlns:w10="urn:schemas-microsoft-com:office:word" xmlns:wp="http://schemas.openxmlformats.org/drawingml/2006/wordprocessingDrawing" xmlns:pic="http://schemas.openxmlformats.org/drawingml/2006/picture" xmlns:wps="http://schemas.microsoft.com/office/word/2010/wordprocessingShape" xmlns:wpg="http://schemas.microsoft.com/office/word/2010/wordprocessingGroup" xmlns:mc="http://schemas.openxmlformats.org/markup-compatibility/2006" xmlns:wp14="http://schemas.microsoft.com/office/word/2010/wordprocessingDrawing" xmlns:w14="http://schemas.microsoft.com/office/word/2010/wordml" xmlns:w15="http://schemas.microsoft.com/office/word/2012/wordml" mc:Ignorable="w14 wp14 w15">
   <w:body>
-    <w:p/>
+    <w:p>
+      <w:pPr>
+        <w:pStyle w:val="Normal"/>
+        <w:rPr/>
+      </w:pPr>
+      <w:r>
+        <w:rPr/>
+      </w:r>
+    </w:p>
     <w:p>
       <w:pPr>
         <w:pStyle w:val="Heading"/>
-        <w:spacing w:before="2640"/>
+        <w:spacing w:before="2640" w:after="720"/>
         <w:rPr>
           <w:color w:val="000000"/>
         </w:rPr>
@@ -22,25 +30,31 @@
     </w:p>
     <w:p>
       <w:pPr>
+        <w:sectPr>
+          <w:headerReference w:type="even" r:id="rId2"/>
+          <w:headerReference w:type="default" r:id="rId3"/>
+          <w:headerReference w:type="first" r:id="rId4"/>
+          <w:footerReference w:type="even" r:id="rId5"/>
+          <w:footerReference w:type="default" r:id="rId6"/>
+          <w:footerReference w:type="first" r:id="rId7"/>
+          <w:type w:val="nextPage"/>
+          <w:pgSz w:w="12240" w:h="15840"/>
+          <w:pgMar w:left="1800" w:right="1800" w:gutter="0" w:header="720" w:top="1440" w:footer="1080" w:bottom="1800"/>
+          <w:pgNumType w:start="1" w:fmt="lowerRoman"/>
+          <w:formProt w:val="false"/>
+          <w:vAlign w:val="center"/>
+          <w:textDirection w:val="lrTb"/>
+          <w:docGrid w:type="default" w:linePitch="360" w:charSpace="0"/>
+        </w:sectPr>
         <w:pStyle w:val="Subtitle"/>
-        <w:spacing w:after="720"/>
+        <w:spacing w:before="0" w:after="720"/>
         <w:rPr>
           <w:b/>
-          <w:i w:val="0"/>
+          <w:i w:val="false"/>
+          <w:i w:val="false"/>
           <w:color w:val="000000"/>
           <w:sz w:val="28"/>
         </w:rPr>
-        <w:sectPr>
-          <w:headerReference w:type="default" r:id="rId7"/>
-          <w:footerReference w:type="default" r:id="rId8"/>
-          <w:pgSz w:w="12240" w:h="15840"/>
-          <w:pgMar w:top="1440" w:right="1800" w:bottom="1800" w:left="1800" w:header="720" w:footer="1080" w:gutter="0"/>
-          <w:pgNumType w:fmt="lowerRoman" w:start="1"/>
-          <w:cols w:space="720"/>
-          <w:formProt w:val="0"/>
-          <w:vAlign w:val="center"/>
-          <w:docGrid w:linePitch="360"/>
-        </w:sectPr>
       </w:pPr>
       <w:r>
         <w:rPr>
@@ -48,12 +62,6 @@
         </w:rPr>
         <w:br/>
         <w:t>Software Requirements Specification</w:t>
-      </w:r>
-      <w:r>
-        <w:rPr>
-          <w:color w:val="000000"/>
-        </w:rPr>
-        <w:br/>
       </w:r>
     </w:p>
     <w:p>
@@ -71,7 +79,6 @@
         <w:rPr>
           <w:color w:val="000000"/>
         </w:rPr>
-        <w:lastRenderedPageBreak/>
         <w:t>Revision History</w:t>
       </w:r>
     </w:p>
@@ -82,37 +89,48 @@
           <w:color w:val="000000"/>
         </w:rPr>
       </w:pPr>
+      <w:r>
+        <w:rPr>
+          <w:color w:val="000000"/>
+        </w:rPr>
+      </w:r>
     </w:p>
     <w:tbl>
       <w:tblPr>
         <w:tblW w:w="8763" w:type="dxa"/>
+        <w:jc w:val="start"/>
         <w:tblInd w:w="-115" w:type="dxa"/>
         <w:tblLayout w:type="fixed"/>
         <w:tblCellMar>
-          <w:left w:w="99" w:type="dxa"/>
+          <w:top w:w="0" w:type="dxa"/>
+          <w:start w:w="99" w:type="dxa"/>
+          <w:bottom w:w="0" w:type="dxa"/>
+          <w:end w:w="108" w:type="dxa"/>
         </w:tblCellMar>
-        <w:tblLook w:val="04A0" w:firstRow="1" w:lastRow="0" w:firstColumn="1" w:lastColumn="0" w:noHBand="0" w:noVBand="1"/>
+        <w:tblLook w:firstRow="1" w:noVBand="1" w:lastRow="0" w:firstColumn="1" w:lastColumn="0" w:noHBand="0" w:val="04a0"/>
       </w:tblPr>
       <w:tblGrid>
-        <w:gridCol w:w="1276"/>
+        <w:gridCol w:w="1275"/>
         <w:gridCol w:w="1083"/>
         <w:gridCol w:w="3813"/>
-        <w:gridCol w:w="2591"/>
+        <w:gridCol w:w="2592"/>
       </w:tblGrid>
       <w:tr>
+        <w:trPr/>
         <w:tc>
           <w:tcPr>
             <w:tcW w:w="1275" w:type="dxa"/>
             <w:tcBorders>
-              <w:top w:val="single" w:sz="6" w:space="0" w:color="000000" w:themeColor="text1"/>
-              <w:left w:val="single" w:sz="6" w:space="0" w:color="000000" w:themeColor="text1"/>
-              <w:bottom w:val="single" w:sz="6" w:space="0" w:color="000000" w:themeColor="text1"/>
+              <w:top w:val="single" w:sz="6" w:space="0" w:color="000000"/>
+              <w:start w:val="single" w:sz="6" w:space="0" w:color="000000"/>
+              <w:bottom w:val="single" w:sz="6" w:space="0" w:color="000000"/>
             </w:tcBorders>
-            <w:shd w:val="clear" w:color="auto" w:fill="E5E5E5"/>
+            <w:shd w:color="auto" w:fill="E5E5E5" w:val="clear"/>
           </w:tcPr>
           <w:p>
             <w:pPr>
               <w:pStyle w:val="TableText"/>
+              <w:spacing w:before="40" w:after="40"/>
               <w:rPr>
                 <w:b/>
                 <w:color w:val="000000"/>
@@ -132,15 +150,16 @@
           <w:tcPr>
             <w:tcW w:w="1083" w:type="dxa"/>
             <w:tcBorders>
-              <w:top w:val="single" w:sz="6" w:space="0" w:color="000000" w:themeColor="text1"/>
-              <w:left w:val="single" w:sz="6" w:space="0" w:color="000000" w:themeColor="text1"/>
-              <w:bottom w:val="single" w:sz="6" w:space="0" w:color="000000" w:themeColor="text1"/>
+              <w:top w:val="single" w:sz="6" w:space="0" w:color="000000"/>
+              <w:start w:val="single" w:sz="6" w:space="0" w:color="000000"/>
+              <w:bottom w:val="single" w:sz="6" w:space="0" w:color="000000"/>
             </w:tcBorders>
-            <w:shd w:val="clear" w:color="auto" w:fill="E5E5E5"/>
+            <w:shd w:color="auto" w:fill="E5E5E5" w:val="clear"/>
           </w:tcPr>
           <w:p>
             <w:pPr>
               <w:pStyle w:val="TableText"/>
+              <w:spacing w:before="40" w:after="40"/>
               <w:rPr>
                 <w:b/>
                 <w:color w:val="000000"/>
@@ -160,15 +179,16 @@
           <w:tcPr>
             <w:tcW w:w="3813" w:type="dxa"/>
             <w:tcBorders>
-              <w:top w:val="single" w:sz="6" w:space="0" w:color="000000" w:themeColor="text1"/>
-              <w:left w:val="single" w:sz="6" w:space="0" w:color="000000" w:themeColor="text1"/>
-              <w:bottom w:val="single" w:sz="6" w:space="0" w:color="000000" w:themeColor="text1"/>
+              <w:top w:val="single" w:sz="6" w:space="0" w:color="000000"/>
+              <w:start w:val="single" w:sz="6" w:space="0" w:color="000000"/>
+              <w:bottom w:val="single" w:sz="6" w:space="0" w:color="000000"/>
             </w:tcBorders>
-            <w:shd w:val="clear" w:color="auto" w:fill="E5E5E5"/>
+            <w:shd w:color="auto" w:fill="E5E5E5" w:val="clear"/>
           </w:tcPr>
           <w:p>
             <w:pPr>
               <w:pStyle w:val="TableText"/>
+              <w:spacing w:before="40" w:after="40"/>
               <w:rPr>
                 <w:b/>
                 <w:color w:val="000000"/>
@@ -186,18 +206,19 @@
         </w:tc>
         <w:tc>
           <w:tcPr>
-            <w:tcW w:w="2591" w:type="dxa"/>
+            <w:tcW w:w="2592" w:type="dxa"/>
             <w:tcBorders>
-              <w:top w:val="single" w:sz="6" w:space="0" w:color="000000" w:themeColor="text1"/>
-              <w:left w:val="single" w:sz="6" w:space="0" w:color="000000" w:themeColor="text1"/>
-              <w:bottom w:val="single" w:sz="6" w:space="0" w:color="000000" w:themeColor="text1"/>
-              <w:right w:val="single" w:sz="6" w:space="0" w:color="000000" w:themeColor="text1"/>
+              <w:top w:val="single" w:sz="6" w:space="0" w:color="000000"/>
+              <w:start w:val="single" w:sz="6" w:space="0" w:color="000000"/>
+              <w:bottom w:val="single" w:sz="6" w:space="0" w:color="000000"/>
+              <w:end w:val="single" w:sz="6" w:space="0" w:color="000000"/>
             </w:tcBorders>
-            <w:shd w:val="clear" w:color="auto" w:fill="E5E5E5"/>
+            <w:shd w:color="auto" w:fill="E5E5E5" w:val="clear"/>
           </w:tcPr>
           <w:p>
             <w:pPr>
               <w:pStyle w:val="TableText"/>
+              <w:spacing w:before="40" w:after="40"/>
               <w:rPr>
                 <w:b/>
                 <w:color w:val="000000"/>
@@ -215,19 +236,21 @@
         </w:tc>
       </w:tr>
       <w:tr>
+        <w:trPr/>
         <w:tc>
           <w:tcPr>
             <w:tcW w:w="1275" w:type="dxa"/>
             <w:tcBorders>
-              <w:top w:val="single" w:sz="6" w:space="0" w:color="000000" w:themeColor="text1"/>
-              <w:left w:val="single" w:sz="6" w:space="0" w:color="000000" w:themeColor="text1"/>
-              <w:bottom w:val="single" w:sz="6" w:space="0" w:color="000000" w:themeColor="text1"/>
+              <w:top w:val="single" w:sz="6" w:space="0" w:color="000000"/>
+              <w:start w:val="single" w:sz="6" w:space="0" w:color="000000"/>
+              <w:bottom w:val="single" w:sz="6" w:space="0" w:color="000000"/>
             </w:tcBorders>
-            <w:shd w:val="clear" w:color="auto" w:fill="E5E5E5"/>
+            <w:shd w:color="auto" w:fill="E5E5E5" w:val="clear"/>
           </w:tcPr>
           <w:p>
             <w:pPr>
               <w:pStyle w:val="TableText"/>
+              <w:spacing w:before="40" w:after="40"/>
               <w:rPr>
                 <w:color w:val="000000"/>
               </w:rPr>
@@ -244,15 +267,16 @@
           <w:tcPr>
             <w:tcW w:w="1083" w:type="dxa"/>
             <w:tcBorders>
-              <w:top w:val="single" w:sz="6" w:space="0" w:color="000000" w:themeColor="text1"/>
-              <w:left w:val="single" w:sz="6" w:space="0" w:color="000000" w:themeColor="text1"/>
-              <w:bottom w:val="single" w:sz="6" w:space="0" w:color="000000" w:themeColor="text1"/>
+              <w:top w:val="single" w:sz="6" w:space="0" w:color="000000"/>
+              <w:start w:val="single" w:sz="6" w:space="0" w:color="000000"/>
+              <w:bottom w:val="single" w:sz="6" w:space="0" w:color="000000"/>
             </w:tcBorders>
-            <w:shd w:val="clear" w:color="auto" w:fill="E5E5E5"/>
+            <w:shd w:color="auto" w:fill="E5E5E5" w:val="clear"/>
           </w:tcPr>
           <w:p>
             <w:pPr>
               <w:pStyle w:val="TableText"/>
+              <w:spacing w:before="40" w:after="40"/>
               <w:rPr>
                 <w:color w:val="000000"/>
               </w:rPr>
@@ -269,15 +293,16 @@
           <w:tcPr>
             <w:tcW w:w="3813" w:type="dxa"/>
             <w:tcBorders>
-              <w:top w:val="single" w:sz="6" w:space="0" w:color="000000" w:themeColor="text1"/>
-              <w:left w:val="single" w:sz="6" w:space="0" w:color="000000" w:themeColor="text1"/>
-              <w:bottom w:val="single" w:sz="6" w:space="0" w:color="000000" w:themeColor="text1"/>
+              <w:top w:val="single" w:sz="6" w:space="0" w:color="000000"/>
+              <w:start w:val="single" w:sz="6" w:space="0" w:color="000000"/>
+              <w:bottom w:val="single" w:sz="6" w:space="0" w:color="000000"/>
             </w:tcBorders>
-            <w:shd w:val="clear" w:color="auto" w:fill="E5E5E5"/>
+            <w:shd w:color="auto" w:fill="E5E5E5" w:val="clear"/>
           </w:tcPr>
           <w:p>
             <w:pPr>
               <w:pStyle w:val="TableText"/>
+              <w:spacing w:before="40" w:after="40"/>
               <w:rPr>
                 <w:color w:val="000000"/>
               </w:rPr>
@@ -292,18 +317,19 @@
         </w:tc>
         <w:tc>
           <w:tcPr>
-            <w:tcW w:w="2591" w:type="dxa"/>
+            <w:tcW w:w="2592" w:type="dxa"/>
             <w:tcBorders>
-              <w:top w:val="single" w:sz="6" w:space="0" w:color="000000" w:themeColor="text1"/>
-              <w:left w:val="single" w:sz="6" w:space="0" w:color="000000" w:themeColor="text1"/>
-              <w:bottom w:val="single" w:sz="6" w:space="0" w:color="000000" w:themeColor="text1"/>
-              <w:right w:val="single" w:sz="6" w:space="0" w:color="000000" w:themeColor="text1"/>
+              <w:top w:val="single" w:sz="6" w:space="0" w:color="000000"/>
+              <w:start w:val="single" w:sz="6" w:space="0" w:color="000000"/>
+              <w:bottom w:val="single" w:sz="6" w:space="0" w:color="000000"/>
+              <w:end w:val="single" w:sz="6" w:space="0" w:color="000000"/>
             </w:tcBorders>
-            <w:shd w:val="clear" w:color="auto" w:fill="E5E5E5"/>
+            <w:shd w:color="auto" w:fill="E5E5E5" w:val="clear"/>
           </w:tcPr>
           <w:p>
             <w:pPr>
               <w:pStyle w:val="TableText"/>
+              <w:spacing w:before="40" w:after="40"/>
               <w:rPr>
                 <w:color w:val="000000"/>
               </w:rPr>
@@ -318,20 +344,22 @@
         </w:tc>
       </w:tr>
       <w:tr>
+        <w:trPr/>
         <w:tc>
           <w:tcPr>
             <w:tcW w:w="1275" w:type="dxa"/>
             <w:tcBorders>
-              <w:top w:val="single" w:sz="6" w:space="0" w:color="000000" w:themeColor="text1"/>
-              <w:left w:val="single" w:sz="6" w:space="0" w:color="000000" w:themeColor="text1"/>
-              <w:bottom w:val="single" w:sz="6" w:space="0" w:color="000000" w:themeColor="text1"/>
+              <w:top w:val="single" w:sz="6" w:space="0" w:color="000000"/>
+              <w:start w:val="single" w:sz="6" w:space="0" w:color="000000"/>
+              <w:bottom w:val="single" w:sz="6" w:space="0" w:color="000000"/>
             </w:tcBorders>
-            <w:shd w:val="clear" w:color="auto" w:fill="E5E5E5"/>
+            <w:shd w:color="auto" w:fill="E5E5E5" w:val="clear"/>
           </w:tcPr>
           <w:p>
             <w:pPr>
               <w:pStyle w:val="TableText"/>
-              <w:snapToGrid w:val="0"/>
+              <w:snapToGrid w:val="false"/>
+              <w:spacing w:before="40" w:after="40"/>
               <w:rPr>
                 <w:color w:val="000000"/>
                 <w:u w:val="single"/>
@@ -339,7 +367,7 @@
             </w:pPr>
             <w:r>
               <w:rPr>
-                <w:color w:val="000000" w:themeColor="text1"/>
+                <w:color w:themeColor="text1" w:val="000000"/>
                 <w:u w:val="single"/>
               </w:rPr>
               <w:t>02/23/2026</w:t>
@@ -350,23 +378,24 @@
           <w:tcPr>
             <w:tcW w:w="1083" w:type="dxa"/>
             <w:tcBorders>
-              <w:top w:val="single" w:sz="6" w:space="0" w:color="000000" w:themeColor="text1"/>
-              <w:left w:val="single" w:sz="6" w:space="0" w:color="000000" w:themeColor="text1"/>
-              <w:bottom w:val="single" w:sz="6" w:space="0" w:color="000000" w:themeColor="text1"/>
+              <w:top w:val="single" w:sz="6" w:space="0" w:color="000000"/>
+              <w:start w:val="single" w:sz="6" w:space="0" w:color="000000"/>
+              <w:bottom w:val="single" w:sz="6" w:space="0" w:color="000000"/>
             </w:tcBorders>
-            <w:shd w:val="clear" w:color="auto" w:fill="E5E5E5"/>
+            <w:shd w:color="auto" w:fill="E5E5E5" w:val="clear"/>
           </w:tcPr>
           <w:p>
             <w:pPr>
               <w:pStyle w:val="TableText"/>
-              <w:snapToGrid w:val="0"/>
+              <w:snapToGrid w:val="false"/>
+              <w:spacing w:before="40" w:after="40"/>
               <w:rPr>
                 <w:color w:val="000000"/>
               </w:rPr>
             </w:pPr>
             <w:r>
               <w:rPr>
-                <w:color w:val="000000" w:themeColor="text1"/>
+                <w:color w:themeColor="text1" w:val="000000"/>
               </w:rPr>
               <w:t>1.1</w:t>
             </w:r>
@@ -376,23 +405,24 @@
           <w:tcPr>
             <w:tcW w:w="3813" w:type="dxa"/>
             <w:tcBorders>
-              <w:top w:val="single" w:sz="6" w:space="0" w:color="000000" w:themeColor="text1"/>
-              <w:left w:val="single" w:sz="6" w:space="0" w:color="000000" w:themeColor="text1"/>
-              <w:bottom w:val="single" w:sz="6" w:space="0" w:color="000000" w:themeColor="text1"/>
+              <w:top w:val="single" w:sz="6" w:space="0" w:color="000000"/>
+              <w:start w:val="single" w:sz="6" w:space="0" w:color="000000"/>
+              <w:bottom w:val="single" w:sz="6" w:space="0" w:color="000000"/>
             </w:tcBorders>
-            <w:shd w:val="clear" w:color="auto" w:fill="E5E5E5"/>
+            <w:shd w:color="auto" w:fill="E5E5E5" w:val="clear"/>
           </w:tcPr>
           <w:p>
             <w:pPr>
               <w:pStyle w:val="TableText"/>
-              <w:snapToGrid w:val="0"/>
+              <w:snapToGrid w:val="false"/>
+              <w:spacing w:before="40" w:after="40"/>
               <w:rPr>
                 <w:color w:val="000000"/>
               </w:rPr>
             </w:pPr>
             <w:r>
               <w:rPr>
-                <w:color w:val="000000" w:themeColor="text1"/>
+                <w:color w:themeColor="text1" w:val="000000"/>
               </w:rPr>
               <w:t>Definitions (1.2) &amp; Overview (1.4) Updated</w:t>
             </w:r>
@@ -400,26 +430,27 @@
         </w:tc>
         <w:tc>
           <w:tcPr>
-            <w:tcW w:w="2591" w:type="dxa"/>
+            <w:tcW w:w="2592" w:type="dxa"/>
             <w:tcBorders>
-              <w:top w:val="single" w:sz="6" w:space="0" w:color="000000" w:themeColor="text1"/>
-              <w:left w:val="single" w:sz="6" w:space="0" w:color="000000" w:themeColor="text1"/>
-              <w:bottom w:val="single" w:sz="6" w:space="0" w:color="000000" w:themeColor="text1"/>
-              <w:right w:val="single" w:sz="6" w:space="0" w:color="000000" w:themeColor="text1"/>
+              <w:top w:val="single" w:sz="6" w:space="0" w:color="000000"/>
+              <w:start w:val="single" w:sz="6" w:space="0" w:color="000000"/>
+              <w:bottom w:val="single" w:sz="6" w:space="0" w:color="000000"/>
+              <w:end w:val="single" w:sz="6" w:space="0" w:color="000000"/>
             </w:tcBorders>
-            <w:shd w:val="clear" w:color="auto" w:fill="E5E5E5"/>
+            <w:shd w:color="auto" w:fill="E5E5E5" w:val="clear"/>
           </w:tcPr>
           <w:p>
             <w:pPr>
               <w:pStyle w:val="TableText"/>
-              <w:snapToGrid w:val="0"/>
+              <w:snapToGrid w:val="false"/>
+              <w:spacing w:before="40" w:after="40"/>
               <w:rPr>
                 <w:color w:val="000000"/>
               </w:rPr>
             </w:pPr>
             <w:r>
               <w:rPr>
-                <w:color w:val="000000" w:themeColor="text1"/>
+                <w:color w:themeColor="text1" w:val="000000"/>
               </w:rPr>
               <w:t>Nick Vu</w:t>
             </w:r>
@@ -427,20 +458,22 @@
         </w:tc>
       </w:tr>
       <w:tr>
+        <w:trPr/>
         <w:tc>
           <w:tcPr>
             <w:tcW w:w="1275" w:type="dxa"/>
             <w:tcBorders>
-              <w:top w:val="single" w:sz="6" w:space="0" w:color="000000" w:themeColor="text1"/>
-              <w:left w:val="single" w:sz="6" w:space="0" w:color="000000" w:themeColor="text1"/>
-              <w:bottom w:val="single" w:sz="6" w:space="0" w:color="000000" w:themeColor="text1"/>
+              <w:top w:val="single" w:sz="6" w:space="0" w:color="000000"/>
+              <w:start w:val="single" w:sz="6" w:space="0" w:color="000000"/>
+              <w:bottom w:val="single" w:sz="6" w:space="0" w:color="000000"/>
             </w:tcBorders>
-            <w:shd w:val="clear" w:color="auto" w:fill="E5E5E5"/>
+            <w:shd w:color="auto" w:fill="E5E5E5" w:val="clear"/>
           </w:tcPr>
           <w:p>
             <w:pPr>
               <w:pStyle w:val="TableText"/>
-              <w:snapToGrid w:val="0"/>
+              <w:snapToGrid w:val="false"/>
+              <w:spacing w:before="40" w:after="40"/>
               <w:rPr>
                 <w:color w:val="000000"/>
                 <w:u w:val="single"/>
@@ -448,7 +481,7 @@
             </w:pPr>
             <w:r>
               <w:rPr>
-                <w:color w:val="000000" w:themeColor="text1"/>
+                <w:color w:themeColor="text1" w:val="000000"/>
                 <w:u w:val="single"/>
               </w:rPr>
               <w:t>02/24/2026</w:t>
@@ -459,23 +492,24 @@
           <w:tcPr>
             <w:tcW w:w="1083" w:type="dxa"/>
             <w:tcBorders>
-              <w:top w:val="single" w:sz="6" w:space="0" w:color="000000" w:themeColor="text1"/>
-              <w:left w:val="single" w:sz="6" w:space="0" w:color="000000" w:themeColor="text1"/>
-              <w:bottom w:val="single" w:sz="6" w:space="0" w:color="000000" w:themeColor="text1"/>
+              <w:top w:val="single" w:sz="6" w:space="0" w:color="000000"/>
+              <w:start w:val="single" w:sz="6" w:space="0" w:color="000000"/>
+              <w:bottom w:val="single" w:sz="6" w:space="0" w:color="000000"/>
             </w:tcBorders>
-            <w:shd w:val="clear" w:color="auto" w:fill="E5E5E5"/>
+            <w:shd w:color="auto" w:fill="E5E5E5" w:val="clear"/>
           </w:tcPr>
           <w:p>
             <w:pPr>
               <w:pStyle w:val="TableText"/>
-              <w:snapToGrid w:val="0"/>
+              <w:snapToGrid w:val="false"/>
+              <w:spacing w:before="40" w:after="40"/>
               <w:rPr>
                 <w:color w:val="000000"/>
               </w:rPr>
             </w:pPr>
             <w:r>
               <w:rPr>
-                <w:color w:val="000000" w:themeColor="text1"/>
+                <w:color w:themeColor="text1" w:val="000000"/>
               </w:rPr>
               <w:t>1.2</w:t>
             </w:r>
@@ -485,23 +519,24 @@
           <w:tcPr>
             <w:tcW w:w="3813" w:type="dxa"/>
             <w:tcBorders>
-              <w:top w:val="single" w:sz="6" w:space="0" w:color="000000" w:themeColor="text1"/>
-              <w:left w:val="single" w:sz="6" w:space="0" w:color="000000" w:themeColor="text1"/>
-              <w:bottom w:val="single" w:sz="6" w:space="0" w:color="000000" w:themeColor="text1"/>
+              <w:top w:val="single" w:sz="6" w:space="0" w:color="000000"/>
+              <w:start w:val="single" w:sz="6" w:space="0" w:color="000000"/>
+              <w:bottom w:val="single" w:sz="6" w:space="0" w:color="000000"/>
             </w:tcBorders>
-            <w:shd w:val="clear" w:color="auto" w:fill="E5E5E5"/>
+            <w:shd w:color="auto" w:fill="E5E5E5" w:val="clear"/>
           </w:tcPr>
           <w:p>
             <w:pPr>
               <w:pStyle w:val="TableText"/>
-              <w:snapToGrid w:val="0"/>
+              <w:snapToGrid w:val="false"/>
+              <w:spacing w:before="40" w:after="40"/>
               <w:rPr>
                 <w:color w:val="000000"/>
               </w:rPr>
             </w:pPr>
             <w:r>
               <w:rPr>
-                <w:color w:val="000000" w:themeColor="text1"/>
+                <w:color w:themeColor="text1" w:val="000000"/>
               </w:rPr>
               <w:t>Refined definitions</w:t>
             </w:r>
@@ -509,26 +544,27 @@
         </w:tc>
         <w:tc>
           <w:tcPr>
-            <w:tcW w:w="2591" w:type="dxa"/>
+            <w:tcW w:w="2592" w:type="dxa"/>
             <w:tcBorders>
-              <w:top w:val="single" w:sz="6" w:space="0" w:color="000000" w:themeColor="text1"/>
-              <w:left w:val="single" w:sz="6" w:space="0" w:color="000000" w:themeColor="text1"/>
-              <w:bottom w:val="single" w:sz="6" w:space="0" w:color="000000" w:themeColor="text1"/>
-              <w:right w:val="single" w:sz="6" w:space="0" w:color="000000" w:themeColor="text1"/>
+              <w:top w:val="single" w:sz="6" w:space="0" w:color="000000"/>
+              <w:start w:val="single" w:sz="6" w:space="0" w:color="000000"/>
+              <w:bottom w:val="single" w:sz="6" w:space="0" w:color="000000"/>
+              <w:end w:val="single" w:sz="6" w:space="0" w:color="000000"/>
             </w:tcBorders>
-            <w:shd w:val="clear" w:color="auto" w:fill="E5E5E5"/>
+            <w:shd w:color="auto" w:fill="E5E5E5" w:val="clear"/>
           </w:tcPr>
           <w:p>
             <w:pPr>
               <w:pStyle w:val="TableText"/>
-              <w:snapToGrid w:val="0"/>
+              <w:snapToGrid w:val="false"/>
+              <w:spacing w:before="40" w:after="40"/>
               <w:rPr>
                 <w:color w:val="000000"/>
               </w:rPr>
             </w:pPr>
             <w:r>
               <w:rPr>
-                <w:color w:val="000000" w:themeColor="text1"/>
+                <w:color w:themeColor="text1" w:val="000000"/>
               </w:rPr>
               <w:t>Nick Vu</w:t>
             </w:r>
@@ -536,20 +572,22 @@
         </w:tc>
       </w:tr>
       <w:tr>
+        <w:trPr/>
         <w:tc>
           <w:tcPr>
             <w:tcW w:w="1275" w:type="dxa"/>
             <w:tcBorders>
-              <w:top w:val="single" w:sz="6" w:space="0" w:color="000000" w:themeColor="text1"/>
-              <w:left w:val="single" w:sz="6" w:space="0" w:color="000000" w:themeColor="text1"/>
-              <w:bottom w:val="single" w:sz="6" w:space="0" w:color="000000" w:themeColor="text1"/>
+              <w:top w:val="single" w:sz="6" w:space="0" w:color="000000"/>
+              <w:start w:val="single" w:sz="6" w:space="0" w:color="000000"/>
+              <w:bottom w:val="single" w:sz="6" w:space="0" w:color="000000"/>
             </w:tcBorders>
-            <w:shd w:val="clear" w:color="auto" w:fill="E5E5E5"/>
+            <w:shd w:color="auto" w:fill="E5E5E5" w:val="clear"/>
           </w:tcPr>
           <w:p>
             <w:pPr>
               <w:pStyle w:val="TableText"/>
-              <w:snapToGrid w:val="0"/>
+              <w:snapToGrid w:val="false"/>
+              <w:spacing w:before="40" w:after="40"/>
               <w:rPr>
                 <w:color w:val="000000"/>
                 <w:u w:val="single"/>
@@ -568,16 +606,17 @@
           <w:tcPr>
             <w:tcW w:w="1083" w:type="dxa"/>
             <w:tcBorders>
-              <w:top w:val="single" w:sz="6" w:space="0" w:color="000000" w:themeColor="text1"/>
-              <w:left w:val="single" w:sz="6" w:space="0" w:color="000000" w:themeColor="text1"/>
-              <w:bottom w:val="single" w:sz="6" w:space="0" w:color="000000" w:themeColor="text1"/>
+              <w:top w:val="single" w:sz="6" w:space="0" w:color="000000"/>
+              <w:start w:val="single" w:sz="6" w:space="0" w:color="000000"/>
+              <w:bottom w:val="single" w:sz="6" w:space="0" w:color="000000"/>
             </w:tcBorders>
-            <w:shd w:val="clear" w:color="auto" w:fill="E5E5E5"/>
+            <w:shd w:color="auto" w:fill="E5E5E5" w:val="clear"/>
           </w:tcPr>
           <w:p>
             <w:pPr>
               <w:pStyle w:val="TableText"/>
-              <w:snapToGrid w:val="0"/>
+              <w:snapToGrid w:val="false"/>
+              <w:spacing w:before="40" w:after="40"/>
               <w:rPr>
                 <w:color w:val="000000"/>
               </w:rPr>
@@ -594,16 +633,17 @@
           <w:tcPr>
             <w:tcW w:w="3813" w:type="dxa"/>
             <w:tcBorders>
-              <w:top w:val="single" w:sz="6" w:space="0" w:color="000000" w:themeColor="text1"/>
-              <w:left w:val="single" w:sz="6" w:space="0" w:color="000000" w:themeColor="text1"/>
-              <w:bottom w:val="single" w:sz="6" w:space="0" w:color="000000" w:themeColor="text1"/>
+              <w:top w:val="single" w:sz="6" w:space="0" w:color="000000"/>
+              <w:start w:val="single" w:sz="6" w:space="0" w:color="000000"/>
+              <w:bottom w:val="single" w:sz="6" w:space="0" w:color="000000"/>
             </w:tcBorders>
-            <w:shd w:val="clear" w:color="auto" w:fill="E5E5E5"/>
+            <w:shd w:color="auto" w:fill="E5E5E5" w:val="clear"/>
           </w:tcPr>
           <w:p>
             <w:pPr>
               <w:pStyle w:val="TableText"/>
-              <w:snapToGrid w:val="0"/>
+              <w:snapToGrid w:val="false"/>
+              <w:spacing w:before="40" w:after="40"/>
               <w:rPr>
                 <w:color w:val="000000"/>
               </w:rPr>
@@ -618,19 +658,20 @@
         </w:tc>
         <w:tc>
           <w:tcPr>
-            <w:tcW w:w="2591" w:type="dxa"/>
+            <w:tcW w:w="2592" w:type="dxa"/>
             <w:tcBorders>
-              <w:top w:val="single" w:sz="6" w:space="0" w:color="000000" w:themeColor="text1"/>
-              <w:left w:val="single" w:sz="6" w:space="0" w:color="000000" w:themeColor="text1"/>
-              <w:bottom w:val="single" w:sz="6" w:space="0" w:color="000000" w:themeColor="text1"/>
-              <w:right w:val="single" w:sz="6" w:space="0" w:color="000000" w:themeColor="text1"/>
+              <w:top w:val="single" w:sz="6" w:space="0" w:color="000000"/>
+              <w:start w:val="single" w:sz="6" w:space="0" w:color="000000"/>
+              <w:bottom w:val="single" w:sz="6" w:space="0" w:color="000000"/>
+              <w:end w:val="single" w:sz="6" w:space="0" w:color="000000"/>
             </w:tcBorders>
-            <w:shd w:val="clear" w:color="auto" w:fill="E5E5E5"/>
+            <w:shd w:color="auto" w:fill="E5E5E5" w:val="clear"/>
           </w:tcPr>
           <w:p>
             <w:pPr>
               <w:pStyle w:val="TableText"/>
-              <w:snapToGrid w:val="0"/>
+              <w:snapToGrid w:val="false"/>
+              <w:spacing w:before="40" w:after="40"/>
               <w:rPr>
                 <w:color w:val="000000"/>
               </w:rPr>
@@ -645,1198 +686,1568 @@
         </w:tc>
       </w:tr>
       <w:tr>
+        <w:trPr/>
         <w:tc>
           <w:tcPr>
             <w:tcW w:w="1275" w:type="dxa"/>
             <w:tcBorders>
-              <w:top w:val="single" w:sz="6" w:space="0" w:color="000000" w:themeColor="text1"/>
-              <w:left w:val="single" w:sz="6" w:space="0" w:color="000000" w:themeColor="text1"/>
-              <w:bottom w:val="single" w:sz="6" w:space="0" w:color="000000" w:themeColor="text1"/>
+              <w:top w:val="single" w:sz="6" w:space="0" w:color="000000"/>
+              <w:start w:val="single" w:sz="6" w:space="0" w:color="000000"/>
+              <w:bottom w:val="single" w:sz="6" w:space="0" w:color="000000"/>
             </w:tcBorders>
-            <w:shd w:val="clear" w:color="auto" w:fill="E5E5E5"/>
+            <w:shd w:color="auto" w:fill="E5E5E5" w:val="clear"/>
           </w:tcPr>
           <w:p>
             <w:pPr>
               <w:pStyle w:val="TableText"/>
-              <w:snapToGrid w:val="0"/>
+              <w:snapToGrid w:val="false"/>
+              <w:spacing w:before="40" w:after="40"/>
               <w:rPr>
                 <w:color w:val="000000"/>
                 <w:u w:val="single"/>
               </w:rPr>
             </w:pPr>
+            <w:r>
+              <w:rPr>
+                <w:color w:val="000000"/>
+                <w:u w:val="single"/>
+              </w:rPr>
+            </w:r>
           </w:p>
         </w:tc>
         <w:tc>
           <w:tcPr>
             <w:tcW w:w="1083" w:type="dxa"/>
             <w:tcBorders>
-              <w:top w:val="single" w:sz="6" w:space="0" w:color="000000" w:themeColor="text1"/>
-              <w:left w:val="single" w:sz="6" w:space="0" w:color="000000" w:themeColor="text1"/>
-              <w:bottom w:val="single" w:sz="6" w:space="0" w:color="000000" w:themeColor="text1"/>
+              <w:top w:val="single" w:sz="6" w:space="0" w:color="000000"/>
+              <w:start w:val="single" w:sz="6" w:space="0" w:color="000000"/>
+              <w:bottom w:val="single" w:sz="6" w:space="0" w:color="000000"/>
             </w:tcBorders>
-            <w:shd w:val="clear" w:color="auto" w:fill="E5E5E5"/>
+            <w:shd w:color="auto" w:fill="E5E5E5" w:val="clear"/>
           </w:tcPr>
           <w:p>
             <w:pPr>
               <w:pStyle w:val="TableText"/>
-              <w:snapToGrid w:val="0"/>
+              <w:snapToGrid w:val="false"/>
+              <w:spacing w:before="40" w:after="40"/>
               <w:rPr>
                 <w:color w:val="000000"/>
               </w:rPr>
             </w:pPr>
+            <w:r>
+              <w:rPr>
+                <w:color w:val="000000"/>
+              </w:rPr>
+            </w:r>
           </w:p>
         </w:tc>
         <w:tc>
           <w:tcPr>
             <w:tcW w:w="3813" w:type="dxa"/>
             <w:tcBorders>
-              <w:top w:val="single" w:sz="6" w:space="0" w:color="000000" w:themeColor="text1"/>
-              <w:left w:val="single" w:sz="6" w:space="0" w:color="000000" w:themeColor="text1"/>
-              <w:bottom w:val="single" w:sz="6" w:space="0" w:color="000000" w:themeColor="text1"/>
+              <w:top w:val="single" w:sz="6" w:space="0" w:color="000000"/>
+              <w:start w:val="single" w:sz="6" w:space="0" w:color="000000"/>
+              <w:bottom w:val="single" w:sz="6" w:space="0" w:color="000000"/>
             </w:tcBorders>
-            <w:shd w:val="clear" w:color="auto" w:fill="E5E5E5"/>
+            <w:shd w:color="auto" w:fill="E5E5E5" w:val="clear"/>
           </w:tcPr>
           <w:p>
             <w:pPr>
               <w:pStyle w:val="TableText"/>
-              <w:snapToGrid w:val="0"/>
+              <w:snapToGrid w:val="false"/>
+              <w:spacing w:before="40" w:after="40"/>
               <w:rPr>
                 <w:color w:val="000000"/>
               </w:rPr>
             </w:pPr>
+            <w:r>
+              <w:rPr>
+                <w:color w:val="000000"/>
+              </w:rPr>
+            </w:r>
           </w:p>
         </w:tc>
         <w:tc>
           <w:tcPr>
-            <w:tcW w:w="2591" w:type="dxa"/>
+            <w:tcW w:w="2592" w:type="dxa"/>
             <w:tcBorders>
-              <w:top w:val="single" w:sz="6" w:space="0" w:color="000000" w:themeColor="text1"/>
-              <w:left w:val="single" w:sz="6" w:space="0" w:color="000000" w:themeColor="text1"/>
-              <w:bottom w:val="single" w:sz="6" w:space="0" w:color="000000" w:themeColor="text1"/>
-              <w:right w:val="single" w:sz="6" w:space="0" w:color="000000" w:themeColor="text1"/>
+              <w:top w:val="single" w:sz="6" w:space="0" w:color="000000"/>
+              <w:start w:val="single" w:sz="6" w:space="0" w:color="000000"/>
+              <w:bottom w:val="single" w:sz="6" w:space="0" w:color="000000"/>
+              <w:end w:val="single" w:sz="6" w:space="0" w:color="000000"/>
             </w:tcBorders>
-            <w:shd w:val="clear" w:color="auto" w:fill="E5E5E5"/>
+            <w:shd w:color="auto" w:fill="E5E5E5" w:val="clear"/>
           </w:tcPr>
           <w:p>
             <w:pPr>
               <w:pStyle w:val="TableText"/>
-              <w:snapToGrid w:val="0"/>
+              <w:snapToGrid w:val="false"/>
+              <w:spacing w:before="40" w:after="40"/>
               <w:rPr>
                 <w:color w:val="000000"/>
               </w:rPr>
             </w:pPr>
+            <w:r>
+              <w:rPr>
+                <w:color w:val="000000"/>
+              </w:rPr>
+            </w:r>
           </w:p>
         </w:tc>
       </w:tr>
       <w:tr>
+        <w:trPr/>
         <w:tc>
           <w:tcPr>
             <w:tcW w:w="1275" w:type="dxa"/>
             <w:tcBorders>
-              <w:top w:val="single" w:sz="6" w:space="0" w:color="000000" w:themeColor="text1"/>
-              <w:left w:val="single" w:sz="6" w:space="0" w:color="000000" w:themeColor="text1"/>
-              <w:bottom w:val="single" w:sz="6" w:space="0" w:color="000000" w:themeColor="text1"/>
+              <w:top w:val="single" w:sz="6" w:space="0" w:color="000000"/>
+              <w:start w:val="single" w:sz="6" w:space="0" w:color="000000"/>
+              <w:bottom w:val="single" w:sz="6" w:space="0" w:color="000000"/>
             </w:tcBorders>
-            <w:shd w:val="clear" w:color="auto" w:fill="E5E5E5"/>
+            <w:shd w:color="auto" w:fill="E5E5E5" w:val="clear"/>
           </w:tcPr>
           <w:p>
             <w:pPr>
               <w:pStyle w:val="TableText"/>
-              <w:snapToGrid w:val="0"/>
+              <w:snapToGrid w:val="false"/>
+              <w:spacing w:before="40" w:after="40"/>
               <w:rPr>
                 <w:color w:val="000000"/>
                 <w:u w:val="single"/>
               </w:rPr>
             </w:pPr>
+            <w:r>
+              <w:rPr>
+                <w:color w:val="000000"/>
+                <w:u w:val="single"/>
+              </w:rPr>
+            </w:r>
           </w:p>
         </w:tc>
         <w:tc>
           <w:tcPr>
             <w:tcW w:w="1083" w:type="dxa"/>
             <w:tcBorders>
-              <w:top w:val="single" w:sz="6" w:space="0" w:color="000000" w:themeColor="text1"/>
-              <w:left w:val="single" w:sz="6" w:space="0" w:color="000000" w:themeColor="text1"/>
-              <w:bottom w:val="single" w:sz="6" w:space="0" w:color="000000" w:themeColor="text1"/>
+              <w:top w:val="single" w:sz="6" w:space="0" w:color="000000"/>
+              <w:start w:val="single" w:sz="6" w:space="0" w:color="000000"/>
+              <w:bottom w:val="single" w:sz="6" w:space="0" w:color="000000"/>
             </w:tcBorders>
-            <w:shd w:val="clear" w:color="auto" w:fill="E5E5E5"/>
+            <w:shd w:color="auto" w:fill="E5E5E5" w:val="clear"/>
           </w:tcPr>
           <w:p>
             <w:pPr>
               <w:pStyle w:val="TableText"/>
-              <w:snapToGrid w:val="0"/>
+              <w:snapToGrid w:val="false"/>
+              <w:spacing w:before="40" w:after="40"/>
               <w:rPr>
                 <w:color w:val="000000"/>
               </w:rPr>
             </w:pPr>
+            <w:r>
+              <w:rPr>
+                <w:color w:val="000000"/>
+              </w:rPr>
+            </w:r>
           </w:p>
         </w:tc>
         <w:tc>
           <w:tcPr>
             <w:tcW w:w="3813" w:type="dxa"/>
             <w:tcBorders>
-              <w:top w:val="single" w:sz="6" w:space="0" w:color="000000" w:themeColor="text1"/>
-              <w:left w:val="single" w:sz="6" w:space="0" w:color="000000" w:themeColor="text1"/>
-              <w:bottom w:val="single" w:sz="6" w:space="0" w:color="000000" w:themeColor="text1"/>
+              <w:top w:val="single" w:sz="6" w:space="0" w:color="000000"/>
+              <w:start w:val="single" w:sz="6" w:space="0" w:color="000000"/>
+              <w:bottom w:val="single" w:sz="6" w:space="0" w:color="000000"/>
             </w:tcBorders>
-            <w:shd w:val="clear" w:color="auto" w:fill="E5E5E5"/>
+            <w:shd w:color="auto" w:fill="E5E5E5" w:val="clear"/>
           </w:tcPr>
           <w:p>
             <w:pPr>
               <w:pStyle w:val="TableText"/>
-              <w:snapToGrid w:val="0"/>
+              <w:snapToGrid w:val="false"/>
+              <w:spacing w:before="40" w:after="40"/>
               <w:rPr>
                 <w:color w:val="000000"/>
               </w:rPr>
             </w:pPr>
+            <w:r>
+              <w:rPr>
+                <w:color w:val="000000"/>
+              </w:rPr>
+            </w:r>
           </w:p>
         </w:tc>
         <w:tc>
           <w:tcPr>
-            <w:tcW w:w="2591" w:type="dxa"/>
+            <w:tcW w:w="2592" w:type="dxa"/>
             <w:tcBorders>
-              <w:top w:val="single" w:sz="6" w:space="0" w:color="000000" w:themeColor="text1"/>
-              <w:left w:val="single" w:sz="6" w:space="0" w:color="000000" w:themeColor="text1"/>
-              <w:bottom w:val="single" w:sz="6" w:space="0" w:color="000000" w:themeColor="text1"/>
-              <w:right w:val="single" w:sz="6" w:space="0" w:color="000000" w:themeColor="text1"/>
+              <w:top w:val="single" w:sz="6" w:space="0" w:color="000000"/>
+              <w:start w:val="single" w:sz="6" w:space="0" w:color="000000"/>
+              <w:bottom w:val="single" w:sz="6" w:space="0" w:color="000000"/>
+              <w:end w:val="single" w:sz="6" w:space="0" w:color="000000"/>
             </w:tcBorders>
-            <w:shd w:val="clear" w:color="auto" w:fill="E5E5E5"/>
+            <w:shd w:color="auto" w:fill="E5E5E5" w:val="clear"/>
           </w:tcPr>
           <w:p>
             <w:pPr>
               <w:pStyle w:val="TableText"/>
-              <w:snapToGrid w:val="0"/>
+              <w:snapToGrid w:val="false"/>
+              <w:spacing w:before="40" w:after="40"/>
               <w:rPr>
                 <w:color w:val="000000"/>
               </w:rPr>
             </w:pPr>
+            <w:r>
+              <w:rPr>
+                <w:color w:val="000000"/>
+              </w:rPr>
+            </w:r>
           </w:p>
         </w:tc>
       </w:tr>
       <w:tr>
+        <w:trPr/>
         <w:tc>
           <w:tcPr>
             <w:tcW w:w="1275" w:type="dxa"/>
             <w:tcBorders>
-              <w:top w:val="single" w:sz="6" w:space="0" w:color="000000" w:themeColor="text1"/>
-              <w:left w:val="single" w:sz="6" w:space="0" w:color="000000" w:themeColor="text1"/>
-              <w:bottom w:val="single" w:sz="6" w:space="0" w:color="000000" w:themeColor="text1"/>
+              <w:top w:val="single" w:sz="6" w:space="0" w:color="000000"/>
+              <w:start w:val="single" w:sz="6" w:space="0" w:color="000000"/>
+              <w:bottom w:val="single" w:sz="6" w:space="0" w:color="000000"/>
             </w:tcBorders>
-            <w:shd w:val="clear" w:color="auto" w:fill="E5E5E5"/>
+            <w:shd w:color="auto" w:fill="E5E5E5" w:val="clear"/>
           </w:tcPr>
           <w:p>
             <w:pPr>
               <w:pStyle w:val="TableText"/>
-              <w:snapToGrid w:val="0"/>
+              <w:snapToGrid w:val="false"/>
+              <w:spacing w:before="40" w:after="40"/>
               <w:rPr>
                 <w:color w:val="000000"/>
                 <w:u w:val="single"/>
               </w:rPr>
             </w:pPr>
+            <w:r>
+              <w:rPr>
+                <w:color w:val="000000"/>
+                <w:u w:val="single"/>
+              </w:rPr>
+            </w:r>
           </w:p>
         </w:tc>
         <w:tc>
           <w:tcPr>
             <w:tcW w:w="1083" w:type="dxa"/>
             <w:tcBorders>
-              <w:top w:val="single" w:sz="6" w:space="0" w:color="000000" w:themeColor="text1"/>
-              <w:left w:val="single" w:sz="6" w:space="0" w:color="000000" w:themeColor="text1"/>
-              <w:bottom w:val="single" w:sz="6" w:space="0" w:color="000000" w:themeColor="text1"/>
+              <w:top w:val="single" w:sz="6" w:space="0" w:color="000000"/>
+              <w:start w:val="single" w:sz="6" w:space="0" w:color="000000"/>
+              <w:bottom w:val="single" w:sz="6" w:space="0" w:color="000000"/>
             </w:tcBorders>
-            <w:shd w:val="clear" w:color="auto" w:fill="E5E5E5"/>
+            <w:shd w:color="auto" w:fill="E5E5E5" w:val="clear"/>
           </w:tcPr>
           <w:p>
             <w:pPr>
               <w:pStyle w:val="TableText"/>
-              <w:snapToGrid w:val="0"/>
+              <w:snapToGrid w:val="false"/>
+              <w:spacing w:before="40" w:after="40"/>
               <w:rPr>
                 <w:color w:val="000000"/>
               </w:rPr>
             </w:pPr>
+            <w:r>
+              <w:rPr>
+                <w:color w:val="000000"/>
+              </w:rPr>
+            </w:r>
           </w:p>
         </w:tc>
         <w:tc>
           <w:tcPr>
             <w:tcW w:w="3813" w:type="dxa"/>
             <w:tcBorders>
-              <w:top w:val="single" w:sz="6" w:space="0" w:color="000000" w:themeColor="text1"/>
-              <w:left w:val="single" w:sz="6" w:space="0" w:color="000000" w:themeColor="text1"/>
-              <w:bottom w:val="single" w:sz="6" w:space="0" w:color="000000" w:themeColor="text1"/>
+              <w:top w:val="single" w:sz="6" w:space="0" w:color="000000"/>
+              <w:start w:val="single" w:sz="6" w:space="0" w:color="000000"/>
+              <w:bottom w:val="single" w:sz="6" w:space="0" w:color="000000"/>
             </w:tcBorders>
-            <w:shd w:val="clear" w:color="auto" w:fill="E5E5E5"/>
+            <w:shd w:color="auto" w:fill="E5E5E5" w:val="clear"/>
           </w:tcPr>
           <w:p>
             <w:pPr>
               <w:pStyle w:val="TableText"/>
-              <w:snapToGrid w:val="0"/>
+              <w:snapToGrid w:val="false"/>
+              <w:spacing w:before="40" w:after="40"/>
               <w:rPr>
                 <w:color w:val="000000"/>
               </w:rPr>
             </w:pPr>
+            <w:r>
+              <w:rPr>
+                <w:color w:val="000000"/>
+              </w:rPr>
+            </w:r>
           </w:p>
         </w:tc>
         <w:tc>
           <w:tcPr>
-            <w:tcW w:w="2591" w:type="dxa"/>
+            <w:tcW w:w="2592" w:type="dxa"/>
             <w:tcBorders>
-              <w:top w:val="single" w:sz="6" w:space="0" w:color="000000" w:themeColor="text1"/>
-              <w:left w:val="single" w:sz="6" w:space="0" w:color="000000" w:themeColor="text1"/>
-              <w:bottom w:val="single" w:sz="6" w:space="0" w:color="000000" w:themeColor="text1"/>
-              <w:right w:val="single" w:sz="6" w:space="0" w:color="000000" w:themeColor="text1"/>
+              <w:top w:val="single" w:sz="6" w:space="0" w:color="000000"/>
+              <w:start w:val="single" w:sz="6" w:space="0" w:color="000000"/>
+              <w:bottom w:val="single" w:sz="6" w:space="0" w:color="000000"/>
+              <w:end w:val="single" w:sz="6" w:space="0" w:color="000000"/>
             </w:tcBorders>
-            <w:shd w:val="clear" w:color="auto" w:fill="E5E5E5"/>
+            <w:shd w:color="auto" w:fill="E5E5E5" w:val="clear"/>
           </w:tcPr>
           <w:p>
             <w:pPr>
               <w:pStyle w:val="TableText"/>
-              <w:snapToGrid w:val="0"/>
+              <w:snapToGrid w:val="false"/>
+              <w:spacing w:before="40" w:after="40"/>
               <w:rPr>
                 <w:color w:val="000000"/>
               </w:rPr>
             </w:pPr>
+            <w:r>
+              <w:rPr>
+                <w:color w:val="000000"/>
+              </w:rPr>
+            </w:r>
           </w:p>
         </w:tc>
       </w:tr>
       <w:tr>
+        <w:trPr/>
         <w:tc>
           <w:tcPr>
             <w:tcW w:w="1275" w:type="dxa"/>
             <w:tcBorders>
-              <w:top w:val="single" w:sz="6" w:space="0" w:color="000000" w:themeColor="text1"/>
-              <w:left w:val="single" w:sz="6" w:space="0" w:color="000000" w:themeColor="text1"/>
-              <w:bottom w:val="single" w:sz="6" w:space="0" w:color="000000" w:themeColor="text1"/>
+              <w:top w:val="single" w:sz="6" w:space="0" w:color="000000"/>
+              <w:start w:val="single" w:sz="6" w:space="0" w:color="000000"/>
+              <w:bottom w:val="single" w:sz="6" w:space="0" w:color="000000"/>
             </w:tcBorders>
-            <w:shd w:val="clear" w:color="auto" w:fill="E5E5E5"/>
+            <w:shd w:color="auto" w:fill="E5E5E5" w:val="clear"/>
           </w:tcPr>
           <w:p>
             <w:pPr>
               <w:pStyle w:val="TableText"/>
-              <w:snapToGrid w:val="0"/>
+              <w:snapToGrid w:val="false"/>
+              <w:spacing w:before="40" w:after="40"/>
               <w:rPr>
                 <w:color w:val="000000"/>
                 <w:u w:val="single"/>
               </w:rPr>
             </w:pPr>
+            <w:r>
+              <w:rPr>
+                <w:color w:val="000000"/>
+                <w:u w:val="single"/>
+              </w:rPr>
+            </w:r>
           </w:p>
         </w:tc>
         <w:tc>
           <w:tcPr>
             <w:tcW w:w="1083" w:type="dxa"/>
             <w:tcBorders>
-              <w:top w:val="single" w:sz="6" w:space="0" w:color="000000" w:themeColor="text1"/>
-              <w:left w:val="single" w:sz="6" w:space="0" w:color="000000" w:themeColor="text1"/>
-              <w:bottom w:val="single" w:sz="6" w:space="0" w:color="000000" w:themeColor="text1"/>
+              <w:top w:val="single" w:sz="6" w:space="0" w:color="000000"/>
+              <w:start w:val="single" w:sz="6" w:space="0" w:color="000000"/>
+              <w:bottom w:val="single" w:sz="6" w:space="0" w:color="000000"/>
             </w:tcBorders>
-            <w:shd w:val="clear" w:color="auto" w:fill="E5E5E5"/>
+            <w:shd w:color="auto" w:fill="E5E5E5" w:val="clear"/>
           </w:tcPr>
           <w:p>
             <w:pPr>
               <w:pStyle w:val="TableText"/>
-              <w:snapToGrid w:val="0"/>
+              <w:snapToGrid w:val="false"/>
+              <w:spacing w:before="40" w:after="40"/>
               <w:rPr>
                 <w:color w:val="000000"/>
               </w:rPr>
             </w:pPr>
+            <w:r>
+              <w:rPr>
+                <w:color w:val="000000"/>
+              </w:rPr>
+            </w:r>
           </w:p>
         </w:tc>
         <w:tc>
           <w:tcPr>
             <w:tcW w:w="3813" w:type="dxa"/>
             <w:tcBorders>
-              <w:top w:val="single" w:sz="6" w:space="0" w:color="000000" w:themeColor="text1"/>
-              <w:left w:val="single" w:sz="6" w:space="0" w:color="000000" w:themeColor="text1"/>
-              <w:bottom w:val="single" w:sz="6" w:space="0" w:color="000000" w:themeColor="text1"/>
+              <w:top w:val="single" w:sz="6" w:space="0" w:color="000000"/>
+              <w:start w:val="single" w:sz="6" w:space="0" w:color="000000"/>
+              <w:bottom w:val="single" w:sz="6" w:space="0" w:color="000000"/>
             </w:tcBorders>
-            <w:shd w:val="clear" w:color="auto" w:fill="E5E5E5"/>
+            <w:shd w:color="auto" w:fill="E5E5E5" w:val="clear"/>
           </w:tcPr>
           <w:p>
             <w:pPr>
               <w:pStyle w:val="TableText"/>
-              <w:snapToGrid w:val="0"/>
+              <w:snapToGrid w:val="false"/>
+              <w:spacing w:before="40" w:after="40"/>
               <w:rPr>
                 <w:color w:val="000000"/>
               </w:rPr>
             </w:pPr>
+            <w:r>
+              <w:rPr>
+                <w:color w:val="000000"/>
+              </w:rPr>
+            </w:r>
           </w:p>
         </w:tc>
         <w:tc>
           <w:tcPr>
-            <w:tcW w:w="2591" w:type="dxa"/>
+            <w:tcW w:w="2592" w:type="dxa"/>
             <w:tcBorders>
-              <w:top w:val="single" w:sz="6" w:space="0" w:color="000000" w:themeColor="text1"/>
-              <w:left w:val="single" w:sz="6" w:space="0" w:color="000000" w:themeColor="text1"/>
-              <w:bottom w:val="single" w:sz="6" w:space="0" w:color="000000" w:themeColor="text1"/>
-              <w:right w:val="single" w:sz="6" w:space="0" w:color="000000" w:themeColor="text1"/>
+              <w:top w:val="single" w:sz="6" w:space="0" w:color="000000"/>
+              <w:start w:val="single" w:sz="6" w:space="0" w:color="000000"/>
+              <w:bottom w:val="single" w:sz="6" w:space="0" w:color="000000"/>
+              <w:end w:val="single" w:sz="6" w:space="0" w:color="000000"/>
             </w:tcBorders>
-            <w:shd w:val="clear" w:color="auto" w:fill="E5E5E5"/>
+            <w:shd w:color="auto" w:fill="E5E5E5" w:val="clear"/>
           </w:tcPr>
           <w:p>
             <w:pPr>
               <w:pStyle w:val="TableText"/>
-              <w:snapToGrid w:val="0"/>
+              <w:snapToGrid w:val="false"/>
+              <w:spacing w:before="40" w:after="40"/>
               <w:rPr>
                 <w:color w:val="000000"/>
               </w:rPr>
             </w:pPr>
+            <w:r>
+              <w:rPr>
+                <w:color w:val="000000"/>
+              </w:rPr>
+            </w:r>
           </w:p>
         </w:tc>
       </w:tr>
       <w:tr>
+        <w:trPr/>
         <w:tc>
           <w:tcPr>
             <w:tcW w:w="1275" w:type="dxa"/>
             <w:tcBorders>
-              <w:top w:val="single" w:sz="6" w:space="0" w:color="000000" w:themeColor="text1"/>
-              <w:left w:val="single" w:sz="6" w:space="0" w:color="000000" w:themeColor="text1"/>
-              <w:bottom w:val="single" w:sz="6" w:space="0" w:color="000000" w:themeColor="text1"/>
+              <w:top w:val="single" w:sz="6" w:space="0" w:color="000000"/>
+              <w:start w:val="single" w:sz="6" w:space="0" w:color="000000"/>
+              <w:bottom w:val="single" w:sz="6" w:space="0" w:color="000000"/>
             </w:tcBorders>
-            <w:shd w:val="clear" w:color="auto" w:fill="E5E5E5"/>
+            <w:shd w:color="auto" w:fill="E5E5E5" w:val="clear"/>
           </w:tcPr>
           <w:p>
             <w:pPr>
               <w:pStyle w:val="TableText"/>
-              <w:snapToGrid w:val="0"/>
+              <w:snapToGrid w:val="false"/>
+              <w:spacing w:before="40" w:after="40"/>
               <w:rPr>
                 <w:color w:val="000000"/>
                 <w:u w:val="single"/>
               </w:rPr>
             </w:pPr>
+            <w:r>
+              <w:rPr>
+                <w:color w:val="000000"/>
+                <w:u w:val="single"/>
+              </w:rPr>
+            </w:r>
           </w:p>
         </w:tc>
         <w:tc>
           <w:tcPr>
             <w:tcW w:w="1083" w:type="dxa"/>
             <w:tcBorders>
-              <w:top w:val="single" w:sz="6" w:space="0" w:color="000000" w:themeColor="text1"/>
-              <w:left w:val="single" w:sz="6" w:space="0" w:color="000000" w:themeColor="text1"/>
-              <w:bottom w:val="single" w:sz="6" w:space="0" w:color="000000" w:themeColor="text1"/>
+              <w:top w:val="single" w:sz="6" w:space="0" w:color="000000"/>
+              <w:start w:val="single" w:sz="6" w:space="0" w:color="000000"/>
+              <w:bottom w:val="single" w:sz="6" w:space="0" w:color="000000"/>
             </w:tcBorders>
-            <w:shd w:val="clear" w:color="auto" w:fill="E5E5E5"/>
+            <w:shd w:color="auto" w:fill="E5E5E5" w:val="clear"/>
           </w:tcPr>
           <w:p>
             <w:pPr>
               <w:pStyle w:val="TableText"/>
-              <w:snapToGrid w:val="0"/>
+              <w:snapToGrid w:val="false"/>
+              <w:spacing w:before="40" w:after="40"/>
               <w:rPr>
                 <w:color w:val="000000"/>
               </w:rPr>
             </w:pPr>
+            <w:r>
+              <w:rPr>
+                <w:color w:val="000000"/>
+              </w:rPr>
+            </w:r>
           </w:p>
         </w:tc>
         <w:tc>
           <w:tcPr>
             <w:tcW w:w="3813" w:type="dxa"/>
             <w:tcBorders>
-              <w:top w:val="single" w:sz="6" w:space="0" w:color="000000" w:themeColor="text1"/>
-              <w:left w:val="single" w:sz="6" w:space="0" w:color="000000" w:themeColor="text1"/>
-              <w:bottom w:val="single" w:sz="6" w:space="0" w:color="000000" w:themeColor="text1"/>
+              <w:top w:val="single" w:sz="6" w:space="0" w:color="000000"/>
+              <w:start w:val="single" w:sz="6" w:space="0" w:color="000000"/>
+              <w:bottom w:val="single" w:sz="6" w:space="0" w:color="000000"/>
             </w:tcBorders>
-            <w:shd w:val="clear" w:color="auto" w:fill="E5E5E5"/>
+            <w:shd w:color="auto" w:fill="E5E5E5" w:val="clear"/>
           </w:tcPr>
           <w:p>
             <w:pPr>
               <w:pStyle w:val="TableText"/>
-              <w:snapToGrid w:val="0"/>
+              <w:snapToGrid w:val="false"/>
+              <w:spacing w:before="40" w:after="40"/>
               <w:rPr>
                 <w:color w:val="000000"/>
               </w:rPr>
             </w:pPr>
+            <w:r>
+              <w:rPr>
+                <w:color w:val="000000"/>
+              </w:rPr>
+            </w:r>
           </w:p>
         </w:tc>
         <w:tc>
           <w:tcPr>
-            <w:tcW w:w="2591" w:type="dxa"/>
+            <w:tcW w:w="2592" w:type="dxa"/>
             <w:tcBorders>
-              <w:top w:val="single" w:sz="6" w:space="0" w:color="000000" w:themeColor="text1"/>
-              <w:left w:val="single" w:sz="6" w:space="0" w:color="000000" w:themeColor="text1"/>
-              <w:bottom w:val="single" w:sz="6" w:space="0" w:color="000000" w:themeColor="text1"/>
-              <w:right w:val="single" w:sz="6" w:space="0" w:color="000000" w:themeColor="text1"/>
+              <w:top w:val="single" w:sz="6" w:space="0" w:color="000000"/>
+              <w:start w:val="single" w:sz="6" w:space="0" w:color="000000"/>
+              <w:bottom w:val="single" w:sz="6" w:space="0" w:color="000000"/>
+              <w:end w:val="single" w:sz="6" w:space="0" w:color="000000"/>
             </w:tcBorders>
-            <w:shd w:val="clear" w:color="auto" w:fill="E5E5E5"/>
+            <w:shd w:color="auto" w:fill="E5E5E5" w:val="clear"/>
           </w:tcPr>
           <w:p>
             <w:pPr>
               <w:pStyle w:val="TableText"/>
-              <w:snapToGrid w:val="0"/>
+              <w:snapToGrid w:val="false"/>
+              <w:spacing w:before="40" w:after="40"/>
               <w:rPr>
                 <w:color w:val="000000"/>
               </w:rPr>
             </w:pPr>
+            <w:r>
+              <w:rPr>
+                <w:color w:val="000000"/>
+              </w:rPr>
+            </w:r>
           </w:p>
         </w:tc>
       </w:tr>
       <w:tr>
+        <w:trPr/>
         <w:tc>
           <w:tcPr>
             <w:tcW w:w="1275" w:type="dxa"/>
             <w:tcBorders>
-              <w:top w:val="single" w:sz="6" w:space="0" w:color="000000" w:themeColor="text1"/>
-              <w:left w:val="single" w:sz="6" w:space="0" w:color="000000" w:themeColor="text1"/>
-              <w:bottom w:val="single" w:sz="6" w:space="0" w:color="000000" w:themeColor="text1"/>
+              <w:top w:val="single" w:sz="6" w:space="0" w:color="000000"/>
+              <w:start w:val="single" w:sz="6" w:space="0" w:color="000000"/>
+              <w:bottom w:val="single" w:sz="6" w:space="0" w:color="000000"/>
             </w:tcBorders>
-            <w:shd w:val="clear" w:color="auto" w:fill="E5E5E5"/>
+            <w:shd w:color="auto" w:fill="E5E5E5" w:val="clear"/>
           </w:tcPr>
           <w:p>
             <w:pPr>
               <w:pStyle w:val="TableText"/>
-              <w:snapToGrid w:val="0"/>
+              <w:snapToGrid w:val="false"/>
+              <w:spacing w:before="40" w:after="40"/>
               <w:rPr>
                 <w:color w:val="000000"/>
                 <w:u w:val="single"/>
               </w:rPr>
             </w:pPr>
+            <w:r>
+              <w:rPr>
+                <w:color w:val="000000"/>
+                <w:u w:val="single"/>
+              </w:rPr>
+            </w:r>
           </w:p>
         </w:tc>
         <w:tc>
           <w:tcPr>
             <w:tcW w:w="1083" w:type="dxa"/>
             <w:tcBorders>
-              <w:top w:val="single" w:sz="6" w:space="0" w:color="000000" w:themeColor="text1"/>
-              <w:left w:val="single" w:sz="6" w:space="0" w:color="000000" w:themeColor="text1"/>
-              <w:bottom w:val="single" w:sz="6" w:space="0" w:color="000000" w:themeColor="text1"/>
+              <w:top w:val="single" w:sz="6" w:space="0" w:color="000000"/>
+              <w:start w:val="single" w:sz="6" w:space="0" w:color="000000"/>
+              <w:bottom w:val="single" w:sz="6" w:space="0" w:color="000000"/>
             </w:tcBorders>
-            <w:shd w:val="clear" w:color="auto" w:fill="E5E5E5"/>
+            <w:shd w:color="auto" w:fill="E5E5E5" w:val="clear"/>
           </w:tcPr>
           <w:p>
             <w:pPr>
               <w:pStyle w:val="TableText"/>
-              <w:snapToGrid w:val="0"/>
+              <w:snapToGrid w:val="false"/>
+              <w:spacing w:before="40" w:after="40"/>
               <w:rPr>
                 <w:color w:val="000000"/>
               </w:rPr>
             </w:pPr>
+            <w:r>
+              <w:rPr>
+                <w:color w:val="000000"/>
+              </w:rPr>
+            </w:r>
           </w:p>
         </w:tc>
         <w:tc>
           <w:tcPr>
             <w:tcW w:w="3813" w:type="dxa"/>
             <w:tcBorders>
-              <w:top w:val="single" w:sz="6" w:space="0" w:color="000000" w:themeColor="text1"/>
-              <w:left w:val="single" w:sz="6" w:space="0" w:color="000000" w:themeColor="text1"/>
-              <w:bottom w:val="single" w:sz="6" w:space="0" w:color="000000" w:themeColor="text1"/>
+              <w:top w:val="single" w:sz="6" w:space="0" w:color="000000"/>
+              <w:start w:val="single" w:sz="6" w:space="0" w:color="000000"/>
+              <w:bottom w:val="single" w:sz="6" w:space="0" w:color="000000"/>
             </w:tcBorders>
-            <w:shd w:val="clear" w:color="auto" w:fill="E5E5E5"/>
+            <w:shd w:color="auto" w:fill="E5E5E5" w:val="clear"/>
           </w:tcPr>
           <w:p>
             <w:pPr>
               <w:pStyle w:val="TableText"/>
-              <w:snapToGrid w:val="0"/>
+              <w:snapToGrid w:val="false"/>
+              <w:spacing w:before="40" w:after="40"/>
               <w:rPr>
                 <w:color w:val="000000"/>
               </w:rPr>
             </w:pPr>
+            <w:r>
+              <w:rPr>
+                <w:color w:val="000000"/>
+              </w:rPr>
+            </w:r>
           </w:p>
         </w:tc>
         <w:tc>
           <w:tcPr>
-            <w:tcW w:w="2591" w:type="dxa"/>
+            <w:tcW w:w="2592" w:type="dxa"/>
             <w:tcBorders>
-              <w:top w:val="single" w:sz="6" w:space="0" w:color="000000" w:themeColor="text1"/>
-              <w:left w:val="single" w:sz="6" w:space="0" w:color="000000" w:themeColor="text1"/>
-              <w:bottom w:val="single" w:sz="6" w:space="0" w:color="000000" w:themeColor="text1"/>
-              <w:right w:val="single" w:sz="6" w:space="0" w:color="000000" w:themeColor="text1"/>
+              <w:top w:val="single" w:sz="6" w:space="0" w:color="000000"/>
+              <w:start w:val="single" w:sz="6" w:space="0" w:color="000000"/>
+              <w:bottom w:val="single" w:sz="6" w:space="0" w:color="000000"/>
+              <w:end w:val="single" w:sz="6" w:space="0" w:color="000000"/>
             </w:tcBorders>
-            <w:shd w:val="clear" w:color="auto" w:fill="E5E5E5"/>
+            <w:shd w:color="auto" w:fill="E5E5E5" w:val="clear"/>
           </w:tcPr>
           <w:p>
             <w:pPr>
               <w:pStyle w:val="TableText"/>
-              <w:snapToGrid w:val="0"/>
+              <w:snapToGrid w:val="false"/>
+              <w:spacing w:before="40" w:after="40"/>
               <w:rPr>
                 <w:color w:val="000000"/>
               </w:rPr>
             </w:pPr>
+            <w:r>
+              <w:rPr>
+                <w:color w:val="000000"/>
+              </w:rPr>
+            </w:r>
           </w:p>
         </w:tc>
       </w:tr>
       <w:tr>
+        <w:trPr/>
         <w:tc>
           <w:tcPr>
             <w:tcW w:w="1275" w:type="dxa"/>
             <w:tcBorders>
-              <w:top w:val="single" w:sz="6" w:space="0" w:color="000000" w:themeColor="text1"/>
-              <w:left w:val="single" w:sz="6" w:space="0" w:color="000000" w:themeColor="text1"/>
-              <w:bottom w:val="single" w:sz="6" w:space="0" w:color="000000" w:themeColor="text1"/>
+              <w:top w:val="single" w:sz="6" w:space="0" w:color="000000"/>
+              <w:start w:val="single" w:sz="6" w:space="0" w:color="000000"/>
+              <w:bottom w:val="single" w:sz="6" w:space="0" w:color="000000"/>
             </w:tcBorders>
-            <w:shd w:val="clear" w:color="auto" w:fill="E5E5E5"/>
+            <w:shd w:color="auto" w:fill="E5E5E5" w:val="clear"/>
           </w:tcPr>
           <w:p>
             <w:pPr>
               <w:pStyle w:val="TableText"/>
-              <w:snapToGrid w:val="0"/>
+              <w:snapToGrid w:val="false"/>
+              <w:spacing w:before="40" w:after="40"/>
               <w:rPr>
                 <w:color w:val="000000"/>
                 <w:u w:val="single"/>
               </w:rPr>
             </w:pPr>
+            <w:r>
+              <w:rPr>
+                <w:color w:val="000000"/>
+                <w:u w:val="single"/>
+              </w:rPr>
+            </w:r>
           </w:p>
         </w:tc>
         <w:tc>
           <w:tcPr>
             <w:tcW w:w="1083" w:type="dxa"/>
             <w:tcBorders>
-              <w:top w:val="single" w:sz="6" w:space="0" w:color="000000" w:themeColor="text1"/>
-              <w:left w:val="single" w:sz="6" w:space="0" w:color="000000" w:themeColor="text1"/>
-              <w:bottom w:val="single" w:sz="6" w:space="0" w:color="000000" w:themeColor="text1"/>
+              <w:top w:val="single" w:sz="6" w:space="0" w:color="000000"/>
+              <w:start w:val="single" w:sz="6" w:space="0" w:color="000000"/>
+              <w:bottom w:val="single" w:sz="6" w:space="0" w:color="000000"/>
             </w:tcBorders>
-            <w:shd w:val="clear" w:color="auto" w:fill="E5E5E5"/>
+            <w:shd w:color="auto" w:fill="E5E5E5" w:val="clear"/>
           </w:tcPr>
           <w:p>
             <w:pPr>
               <w:pStyle w:val="TableText"/>
-              <w:snapToGrid w:val="0"/>
+              <w:snapToGrid w:val="false"/>
+              <w:spacing w:before="40" w:after="40"/>
               <w:rPr>
                 <w:color w:val="000000"/>
               </w:rPr>
             </w:pPr>
+            <w:r>
+              <w:rPr>
+                <w:color w:val="000000"/>
+              </w:rPr>
+            </w:r>
           </w:p>
         </w:tc>
         <w:tc>
           <w:tcPr>
             <w:tcW w:w="3813" w:type="dxa"/>
             <w:tcBorders>
-              <w:top w:val="single" w:sz="6" w:space="0" w:color="000000" w:themeColor="text1"/>
-              <w:left w:val="single" w:sz="6" w:space="0" w:color="000000" w:themeColor="text1"/>
-              <w:bottom w:val="single" w:sz="6" w:space="0" w:color="000000" w:themeColor="text1"/>
+              <w:top w:val="single" w:sz="6" w:space="0" w:color="000000"/>
+              <w:start w:val="single" w:sz="6" w:space="0" w:color="000000"/>
+              <w:bottom w:val="single" w:sz="6" w:space="0" w:color="000000"/>
             </w:tcBorders>
-            <w:shd w:val="clear" w:color="auto" w:fill="E5E5E5"/>
+            <w:shd w:color="auto" w:fill="E5E5E5" w:val="clear"/>
           </w:tcPr>
           <w:p>
             <w:pPr>
               <w:pStyle w:val="TableText"/>
-              <w:snapToGrid w:val="0"/>
+              <w:snapToGrid w:val="false"/>
+              <w:spacing w:before="40" w:after="40"/>
               <w:rPr>
                 <w:color w:val="000000"/>
               </w:rPr>
             </w:pPr>
+            <w:r>
+              <w:rPr>
+                <w:color w:val="000000"/>
+              </w:rPr>
+            </w:r>
           </w:p>
         </w:tc>
         <w:tc>
           <w:tcPr>
-            <w:tcW w:w="2591" w:type="dxa"/>
+            <w:tcW w:w="2592" w:type="dxa"/>
             <w:tcBorders>
-              <w:top w:val="single" w:sz="6" w:space="0" w:color="000000" w:themeColor="text1"/>
-              <w:left w:val="single" w:sz="6" w:space="0" w:color="000000" w:themeColor="text1"/>
-              <w:bottom w:val="single" w:sz="6" w:space="0" w:color="000000" w:themeColor="text1"/>
-              <w:right w:val="single" w:sz="6" w:space="0" w:color="000000" w:themeColor="text1"/>
+              <w:top w:val="single" w:sz="6" w:space="0" w:color="000000"/>
+              <w:start w:val="single" w:sz="6" w:space="0" w:color="000000"/>
+              <w:bottom w:val="single" w:sz="6" w:space="0" w:color="000000"/>
+              <w:end w:val="single" w:sz="6" w:space="0" w:color="000000"/>
             </w:tcBorders>
-            <w:shd w:val="clear" w:color="auto" w:fill="E5E5E5"/>
+            <w:shd w:color="auto" w:fill="E5E5E5" w:val="clear"/>
           </w:tcPr>
           <w:p>
             <w:pPr>
               <w:pStyle w:val="TableText"/>
-              <w:snapToGrid w:val="0"/>
+              <w:snapToGrid w:val="false"/>
+              <w:spacing w:before="40" w:after="40"/>
               <w:rPr>
                 <w:color w:val="000000"/>
               </w:rPr>
             </w:pPr>
+            <w:r>
+              <w:rPr>
+                <w:color w:val="000000"/>
+              </w:rPr>
+            </w:r>
           </w:p>
         </w:tc>
       </w:tr>
       <w:tr>
+        <w:trPr/>
         <w:tc>
           <w:tcPr>
             <w:tcW w:w="1275" w:type="dxa"/>
             <w:tcBorders>
-              <w:top w:val="single" w:sz="6" w:space="0" w:color="000000" w:themeColor="text1"/>
-              <w:left w:val="single" w:sz="6" w:space="0" w:color="000000" w:themeColor="text1"/>
-              <w:bottom w:val="single" w:sz="6" w:space="0" w:color="000000" w:themeColor="text1"/>
+              <w:top w:val="single" w:sz="6" w:space="0" w:color="000000"/>
+              <w:start w:val="single" w:sz="6" w:space="0" w:color="000000"/>
+              <w:bottom w:val="single" w:sz="6" w:space="0" w:color="000000"/>
             </w:tcBorders>
-            <w:shd w:val="clear" w:color="auto" w:fill="E5E5E5"/>
+            <w:shd w:color="auto" w:fill="E5E5E5" w:val="clear"/>
           </w:tcPr>
           <w:p>
             <w:pPr>
               <w:pStyle w:val="TableText"/>
-              <w:snapToGrid w:val="0"/>
+              <w:snapToGrid w:val="false"/>
+              <w:spacing w:before="40" w:after="40"/>
               <w:rPr>
                 <w:color w:val="000000"/>
                 <w:u w:val="single"/>
               </w:rPr>
             </w:pPr>
+            <w:r>
+              <w:rPr>
+                <w:color w:val="000000"/>
+                <w:u w:val="single"/>
+              </w:rPr>
+            </w:r>
           </w:p>
         </w:tc>
         <w:tc>
           <w:tcPr>
             <w:tcW w:w="1083" w:type="dxa"/>
             <w:tcBorders>
-              <w:top w:val="single" w:sz="6" w:space="0" w:color="000000" w:themeColor="text1"/>
-              <w:left w:val="single" w:sz="6" w:space="0" w:color="000000" w:themeColor="text1"/>
-              <w:bottom w:val="single" w:sz="6" w:space="0" w:color="000000" w:themeColor="text1"/>
+              <w:top w:val="single" w:sz="6" w:space="0" w:color="000000"/>
+              <w:start w:val="single" w:sz="6" w:space="0" w:color="000000"/>
+              <w:bottom w:val="single" w:sz="6" w:space="0" w:color="000000"/>
             </w:tcBorders>
-            <w:shd w:val="clear" w:color="auto" w:fill="E5E5E5"/>
+            <w:shd w:color="auto" w:fill="E5E5E5" w:val="clear"/>
           </w:tcPr>
           <w:p>
             <w:pPr>
               <w:pStyle w:val="TableText"/>
-              <w:snapToGrid w:val="0"/>
+              <w:snapToGrid w:val="false"/>
+              <w:spacing w:before="40" w:after="40"/>
               <w:rPr>
                 <w:color w:val="000000"/>
               </w:rPr>
             </w:pPr>
+            <w:r>
+              <w:rPr>
+                <w:color w:val="000000"/>
+              </w:rPr>
+            </w:r>
           </w:p>
         </w:tc>
         <w:tc>
           <w:tcPr>
             <w:tcW w:w="3813" w:type="dxa"/>
             <w:tcBorders>
-              <w:top w:val="single" w:sz="6" w:space="0" w:color="000000" w:themeColor="text1"/>
-              <w:left w:val="single" w:sz="6" w:space="0" w:color="000000" w:themeColor="text1"/>
-              <w:bottom w:val="single" w:sz="6" w:space="0" w:color="000000" w:themeColor="text1"/>
+              <w:top w:val="single" w:sz="6" w:space="0" w:color="000000"/>
+              <w:start w:val="single" w:sz="6" w:space="0" w:color="000000"/>
+              <w:bottom w:val="single" w:sz="6" w:space="0" w:color="000000"/>
             </w:tcBorders>
-            <w:shd w:val="clear" w:color="auto" w:fill="E5E5E5"/>
+            <w:shd w:color="auto" w:fill="E5E5E5" w:val="clear"/>
           </w:tcPr>
           <w:p>
             <w:pPr>
               <w:pStyle w:val="TableText"/>
-              <w:snapToGrid w:val="0"/>
+              <w:snapToGrid w:val="false"/>
+              <w:spacing w:before="40" w:after="40"/>
               <w:rPr>
                 <w:color w:val="000000"/>
               </w:rPr>
             </w:pPr>
+            <w:r>
+              <w:rPr>
+                <w:color w:val="000000"/>
+              </w:rPr>
+            </w:r>
           </w:p>
         </w:tc>
         <w:tc>
           <w:tcPr>
-            <w:tcW w:w="2591" w:type="dxa"/>
+            <w:tcW w:w="2592" w:type="dxa"/>
             <w:tcBorders>
-              <w:top w:val="single" w:sz="6" w:space="0" w:color="000000" w:themeColor="text1"/>
-              <w:left w:val="single" w:sz="6" w:space="0" w:color="000000" w:themeColor="text1"/>
-              <w:bottom w:val="single" w:sz="6" w:space="0" w:color="000000" w:themeColor="text1"/>
-              <w:right w:val="single" w:sz="6" w:space="0" w:color="000000" w:themeColor="text1"/>
+              <w:top w:val="single" w:sz="6" w:space="0" w:color="000000"/>
+              <w:start w:val="single" w:sz="6" w:space="0" w:color="000000"/>
+              <w:bottom w:val="single" w:sz="6" w:space="0" w:color="000000"/>
+              <w:end w:val="single" w:sz="6" w:space="0" w:color="000000"/>
             </w:tcBorders>
-            <w:shd w:val="clear" w:color="auto" w:fill="E5E5E5"/>
+            <w:shd w:color="auto" w:fill="E5E5E5" w:val="clear"/>
           </w:tcPr>
           <w:p>
             <w:pPr>
               <w:pStyle w:val="TableText"/>
-              <w:snapToGrid w:val="0"/>
+              <w:snapToGrid w:val="false"/>
+              <w:spacing w:before="40" w:after="40"/>
               <w:rPr>
                 <w:color w:val="000000"/>
               </w:rPr>
             </w:pPr>
+            <w:r>
+              <w:rPr>
+                <w:color w:val="000000"/>
+              </w:rPr>
+            </w:r>
           </w:p>
         </w:tc>
       </w:tr>
       <w:tr>
+        <w:trPr/>
         <w:tc>
           <w:tcPr>
             <w:tcW w:w="1275" w:type="dxa"/>
             <w:tcBorders>
-              <w:top w:val="single" w:sz="6" w:space="0" w:color="000000" w:themeColor="text1"/>
-              <w:left w:val="single" w:sz="6" w:space="0" w:color="000000" w:themeColor="text1"/>
-              <w:bottom w:val="single" w:sz="6" w:space="0" w:color="000000" w:themeColor="text1"/>
+              <w:top w:val="single" w:sz="6" w:space="0" w:color="000000"/>
+              <w:start w:val="single" w:sz="6" w:space="0" w:color="000000"/>
+              <w:bottom w:val="single" w:sz="6" w:space="0" w:color="000000"/>
             </w:tcBorders>
-            <w:shd w:val="clear" w:color="auto" w:fill="E5E5E5"/>
+            <w:shd w:color="auto" w:fill="E5E5E5" w:val="clear"/>
           </w:tcPr>
           <w:p>
             <w:pPr>
               <w:pStyle w:val="TableText"/>
-              <w:snapToGrid w:val="0"/>
+              <w:snapToGrid w:val="false"/>
+              <w:spacing w:before="40" w:after="40"/>
               <w:rPr>
                 <w:color w:val="000000"/>
                 <w:u w:val="single"/>
               </w:rPr>
             </w:pPr>
+            <w:r>
+              <w:rPr>
+                <w:color w:val="000000"/>
+                <w:u w:val="single"/>
+              </w:rPr>
+            </w:r>
           </w:p>
         </w:tc>
         <w:tc>
           <w:tcPr>
             <w:tcW w:w="1083" w:type="dxa"/>
             <w:tcBorders>
-              <w:top w:val="single" w:sz="6" w:space="0" w:color="000000" w:themeColor="text1"/>
-              <w:left w:val="single" w:sz="6" w:space="0" w:color="000000" w:themeColor="text1"/>
-              <w:bottom w:val="single" w:sz="6" w:space="0" w:color="000000" w:themeColor="text1"/>
+              <w:top w:val="single" w:sz="6" w:space="0" w:color="000000"/>
+              <w:start w:val="single" w:sz="6" w:space="0" w:color="000000"/>
+              <w:bottom w:val="single" w:sz="6" w:space="0" w:color="000000"/>
             </w:tcBorders>
-            <w:shd w:val="clear" w:color="auto" w:fill="E5E5E5"/>
+            <w:shd w:color="auto" w:fill="E5E5E5" w:val="clear"/>
           </w:tcPr>
           <w:p>
             <w:pPr>
               <w:pStyle w:val="TableText"/>
-              <w:snapToGrid w:val="0"/>
+              <w:snapToGrid w:val="false"/>
+              <w:spacing w:before="40" w:after="40"/>
               <w:rPr>
                 <w:color w:val="000000"/>
               </w:rPr>
             </w:pPr>
+            <w:r>
+              <w:rPr>
+                <w:color w:val="000000"/>
+              </w:rPr>
+            </w:r>
           </w:p>
         </w:tc>
         <w:tc>
           <w:tcPr>
             <w:tcW w:w="3813" w:type="dxa"/>
             <w:tcBorders>
-              <w:top w:val="single" w:sz="6" w:space="0" w:color="000000" w:themeColor="text1"/>
-              <w:left w:val="single" w:sz="6" w:space="0" w:color="000000" w:themeColor="text1"/>
-              <w:bottom w:val="single" w:sz="6" w:space="0" w:color="000000" w:themeColor="text1"/>
+              <w:top w:val="single" w:sz="6" w:space="0" w:color="000000"/>
+              <w:start w:val="single" w:sz="6" w:space="0" w:color="000000"/>
+              <w:bottom w:val="single" w:sz="6" w:space="0" w:color="000000"/>
             </w:tcBorders>
-            <w:shd w:val="clear" w:color="auto" w:fill="E5E5E5"/>
+            <w:shd w:color="auto" w:fill="E5E5E5" w:val="clear"/>
           </w:tcPr>
           <w:p>
             <w:pPr>
               <w:pStyle w:val="TableText"/>
-              <w:snapToGrid w:val="0"/>
+              <w:snapToGrid w:val="false"/>
+              <w:spacing w:before="40" w:after="40"/>
               <w:rPr>
                 <w:color w:val="000000"/>
               </w:rPr>
             </w:pPr>
+            <w:r>
+              <w:rPr>
+                <w:color w:val="000000"/>
+              </w:rPr>
+            </w:r>
           </w:p>
         </w:tc>
         <w:tc>
           <w:tcPr>
-            <w:tcW w:w="2591" w:type="dxa"/>
+            <w:tcW w:w="2592" w:type="dxa"/>
             <w:tcBorders>
-              <w:top w:val="single" w:sz="6" w:space="0" w:color="000000" w:themeColor="text1"/>
-              <w:left w:val="single" w:sz="6" w:space="0" w:color="000000" w:themeColor="text1"/>
-              <w:bottom w:val="single" w:sz="6" w:space="0" w:color="000000" w:themeColor="text1"/>
-              <w:right w:val="single" w:sz="6" w:space="0" w:color="000000" w:themeColor="text1"/>
+              <w:top w:val="single" w:sz="6" w:space="0" w:color="000000"/>
+              <w:start w:val="single" w:sz="6" w:space="0" w:color="000000"/>
+              <w:bottom w:val="single" w:sz="6" w:space="0" w:color="000000"/>
+              <w:end w:val="single" w:sz="6" w:space="0" w:color="000000"/>
             </w:tcBorders>
-            <w:shd w:val="clear" w:color="auto" w:fill="E5E5E5"/>
+            <w:shd w:color="auto" w:fill="E5E5E5" w:val="clear"/>
           </w:tcPr>
           <w:p>
             <w:pPr>
               <w:pStyle w:val="TableText"/>
-              <w:snapToGrid w:val="0"/>
+              <w:snapToGrid w:val="false"/>
+              <w:spacing w:before="40" w:after="40"/>
               <w:rPr>
                 <w:color w:val="000000"/>
               </w:rPr>
             </w:pPr>
+            <w:r>
+              <w:rPr>
+                <w:color w:val="000000"/>
+              </w:rPr>
+            </w:r>
           </w:p>
         </w:tc>
       </w:tr>
       <w:tr>
+        <w:trPr/>
         <w:tc>
           <w:tcPr>
             <w:tcW w:w="1275" w:type="dxa"/>
             <w:tcBorders>
-              <w:top w:val="single" w:sz="6" w:space="0" w:color="000000" w:themeColor="text1"/>
-              <w:left w:val="single" w:sz="6" w:space="0" w:color="000000" w:themeColor="text1"/>
-              <w:bottom w:val="single" w:sz="6" w:space="0" w:color="000000" w:themeColor="text1"/>
+              <w:top w:val="single" w:sz="6" w:space="0" w:color="000000"/>
+              <w:start w:val="single" w:sz="6" w:space="0" w:color="000000"/>
+              <w:bottom w:val="single" w:sz="6" w:space="0" w:color="000000"/>
             </w:tcBorders>
-            <w:shd w:val="clear" w:color="auto" w:fill="E5E5E5"/>
+            <w:shd w:color="auto" w:fill="E5E5E5" w:val="clear"/>
           </w:tcPr>
           <w:p>
             <w:pPr>
               <w:pStyle w:val="TableText"/>
-              <w:snapToGrid w:val="0"/>
+              <w:snapToGrid w:val="false"/>
+              <w:spacing w:before="40" w:after="40"/>
               <w:rPr>
                 <w:color w:val="000000"/>
                 <w:u w:val="single"/>
               </w:rPr>
             </w:pPr>
+            <w:r>
+              <w:rPr>
+                <w:color w:val="000000"/>
+                <w:u w:val="single"/>
+              </w:rPr>
+            </w:r>
           </w:p>
         </w:tc>
         <w:tc>
           <w:tcPr>
             <w:tcW w:w="1083" w:type="dxa"/>
             <w:tcBorders>
-              <w:top w:val="single" w:sz="6" w:space="0" w:color="000000" w:themeColor="text1"/>
-              <w:left w:val="single" w:sz="6" w:space="0" w:color="000000" w:themeColor="text1"/>
-              <w:bottom w:val="single" w:sz="6" w:space="0" w:color="000000" w:themeColor="text1"/>
+              <w:top w:val="single" w:sz="6" w:space="0" w:color="000000"/>
+              <w:start w:val="single" w:sz="6" w:space="0" w:color="000000"/>
+              <w:bottom w:val="single" w:sz="6" w:space="0" w:color="000000"/>
             </w:tcBorders>
-            <w:shd w:val="clear" w:color="auto" w:fill="E5E5E5"/>
+            <w:shd w:color="auto" w:fill="E5E5E5" w:val="clear"/>
           </w:tcPr>
           <w:p>
             <w:pPr>
               <w:pStyle w:val="TableText"/>
-              <w:snapToGrid w:val="0"/>
+              <w:snapToGrid w:val="false"/>
+              <w:spacing w:before="40" w:after="40"/>
               <w:rPr>
                 <w:color w:val="000000"/>
               </w:rPr>
             </w:pPr>
+            <w:r>
+              <w:rPr>
+                <w:color w:val="000000"/>
+              </w:rPr>
+            </w:r>
           </w:p>
         </w:tc>
         <w:tc>
           <w:tcPr>
             <w:tcW w:w="3813" w:type="dxa"/>
             <w:tcBorders>
-              <w:top w:val="single" w:sz="6" w:space="0" w:color="000000" w:themeColor="text1"/>
-              <w:left w:val="single" w:sz="6" w:space="0" w:color="000000" w:themeColor="text1"/>
-              <w:bottom w:val="single" w:sz="6" w:space="0" w:color="000000" w:themeColor="text1"/>
+              <w:top w:val="single" w:sz="6" w:space="0" w:color="000000"/>
+              <w:start w:val="single" w:sz="6" w:space="0" w:color="000000"/>
+              <w:bottom w:val="single" w:sz="6" w:space="0" w:color="000000"/>
             </w:tcBorders>
-            <w:shd w:val="clear" w:color="auto" w:fill="E5E5E5"/>
+            <w:shd w:color="auto" w:fill="E5E5E5" w:val="clear"/>
           </w:tcPr>
           <w:p>
             <w:pPr>
               <w:pStyle w:val="TableText"/>
-              <w:snapToGrid w:val="0"/>
+              <w:snapToGrid w:val="false"/>
+              <w:spacing w:before="40" w:after="40"/>
               <w:rPr>
                 <w:color w:val="000000"/>
               </w:rPr>
             </w:pPr>
+            <w:r>
+              <w:rPr>
+                <w:color w:val="000000"/>
+              </w:rPr>
+            </w:r>
           </w:p>
         </w:tc>
         <w:tc>
           <w:tcPr>
-            <w:tcW w:w="2591" w:type="dxa"/>
+            <w:tcW w:w="2592" w:type="dxa"/>
             <w:tcBorders>
-              <w:top w:val="single" w:sz="6" w:space="0" w:color="000000" w:themeColor="text1"/>
-              <w:left w:val="single" w:sz="6" w:space="0" w:color="000000" w:themeColor="text1"/>
-              <w:bottom w:val="single" w:sz="6" w:space="0" w:color="000000" w:themeColor="text1"/>
-              <w:right w:val="single" w:sz="6" w:space="0" w:color="000000" w:themeColor="text1"/>
+              <w:top w:val="single" w:sz="6" w:space="0" w:color="000000"/>
+              <w:start w:val="single" w:sz="6" w:space="0" w:color="000000"/>
+              <w:bottom w:val="single" w:sz="6" w:space="0" w:color="000000"/>
+              <w:end w:val="single" w:sz="6" w:space="0" w:color="000000"/>
             </w:tcBorders>
-            <w:shd w:val="clear" w:color="auto" w:fill="E5E5E5"/>
+            <w:shd w:color="auto" w:fill="E5E5E5" w:val="clear"/>
           </w:tcPr>
           <w:p>
             <w:pPr>
               <w:pStyle w:val="TableText"/>
-              <w:snapToGrid w:val="0"/>
+              <w:snapToGrid w:val="false"/>
+              <w:spacing w:before="40" w:after="40"/>
               <w:rPr>
                 <w:color w:val="000000"/>
               </w:rPr>
             </w:pPr>
+            <w:r>
+              <w:rPr>
+                <w:color w:val="000000"/>
+              </w:rPr>
+            </w:r>
           </w:p>
         </w:tc>
       </w:tr>
       <w:tr>
+        <w:trPr/>
         <w:tc>
           <w:tcPr>
             <w:tcW w:w="1275" w:type="dxa"/>
             <w:tcBorders>
-              <w:top w:val="single" w:sz="6" w:space="0" w:color="000000" w:themeColor="text1"/>
-              <w:left w:val="single" w:sz="6" w:space="0" w:color="000000" w:themeColor="text1"/>
-              <w:bottom w:val="single" w:sz="6" w:space="0" w:color="000000" w:themeColor="text1"/>
+              <w:top w:val="single" w:sz="6" w:space="0" w:color="000000"/>
+              <w:start w:val="single" w:sz="6" w:space="0" w:color="000000"/>
+              <w:bottom w:val="single" w:sz="6" w:space="0" w:color="000000"/>
             </w:tcBorders>
-            <w:shd w:val="clear" w:color="auto" w:fill="E5E5E5"/>
+            <w:shd w:color="auto" w:fill="E5E5E5" w:val="clear"/>
           </w:tcPr>
           <w:p>
             <w:pPr>
               <w:pStyle w:val="TableText"/>
-              <w:snapToGrid w:val="0"/>
+              <w:snapToGrid w:val="false"/>
+              <w:spacing w:before="40" w:after="40"/>
               <w:rPr>
                 <w:color w:val="000000"/>
                 <w:u w:val="single"/>
               </w:rPr>
             </w:pPr>
+            <w:r>
+              <w:rPr>
+                <w:color w:val="000000"/>
+                <w:u w:val="single"/>
+              </w:rPr>
+            </w:r>
           </w:p>
         </w:tc>
         <w:tc>
           <w:tcPr>
             <w:tcW w:w="1083" w:type="dxa"/>
             <w:tcBorders>
-              <w:top w:val="single" w:sz="6" w:space="0" w:color="000000" w:themeColor="text1"/>
-              <w:left w:val="single" w:sz="6" w:space="0" w:color="000000" w:themeColor="text1"/>
-              <w:bottom w:val="single" w:sz="6" w:space="0" w:color="000000" w:themeColor="text1"/>
+              <w:top w:val="single" w:sz="6" w:space="0" w:color="000000"/>
+              <w:start w:val="single" w:sz="6" w:space="0" w:color="000000"/>
+              <w:bottom w:val="single" w:sz="6" w:space="0" w:color="000000"/>
             </w:tcBorders>
-            <w:shd w:val="clear" w:color="auto" w:fill="E5E5E5"/>
+            <w:shd w:color="auto" w:fill="E5E5E5" w:val="clear"/>
           </w:tcPr>
           <w:p>
             <w:pPr>
               <w:pStyle w:val="TableText"/>
-              <w:snapToGrid w:val="0"/>
+              <w:snapToGrid w:val="false"/>
+              <w:spacing w:before="40" w:after="40"/>
               <w:rPr>
                 <w:color w:val="000000"/>
               </w:rPr>
             </w:pPr>
+            <w:r>
+              <w:rPr>
+                <w:color w:val="000000"/>
+              </w:rPr>
+            </w:r>
           </w:p>
         </w:tc>
         <w:tc>
           <w:tcPr>
             <w:tcW w:w="3813" w:type="dxa"/>
             <w:tcBorders>
-              <w:top w:val="single" w:sz="6" w:space="0" w:color="000000" w:themeColor="text1"/>
-              <w:left w:val="single" w:sz="6" w:space="0" w:color="000000" w:themeColor="text1"/>
-              <w:bottom w:val="single" w:sz="6" w:space="0" w:color="000000" w:themeColor="text1"/>
+              <w:top w:val="single" w:sz="6" w:space="0" w:color="000000"/>
+              <w:start w:val="single" w:sz="6" w:space="0" w:color="000000"/>
+              <w:bottom w:val="single" w:sz="6" w:space="0" w:color="000000"/>
             </w:tcBorders>
-            <w:shd w:val="clear" w:color="auto" w:fill="E5E5E5"/>
+            <w:shd w:color="auto" w:fill="E5E5E5" w:val="clear"/>
           </w:tcPr>
           <w:p>
             <w:pPr>
               <w:pStyle w:val="TableText"/>
-              <w:snapToGrid w:val="0"/>
+              <w:snapToGrid w:val="false"/>
+              <w:spacing w:before="40" w:after="40"/>
               <w:rPr>
                 <w:color w:val="000000"/>
               </w:rPr>
             </w:pPr>
+            <w:r>
+              <w:rPr>
+                <w:color w:val="000000"/>
+              </w:rPr>
+            </w:r>
           </w:p>
         </w:tc>
         <w:tc>
           <w:tcPr>
-            <w:tcW w:w="2591" w:type="dxa"/>
+            <w:tcW w:w="2592" w:type="dxa"/>
             <w:tcBorders>
-              <w:top w:val="single" w:sz="6" w:space="0" w:color="000000" w:themeColor="text1"/>
-              <w:left w:val="single" w:sz="6" w:space="0" w:color="000000" w:themeColor="text1"/>
-              <w:bottom w:val="single" w:sz="6" w:space="0" w:color="000000" w:themeColor="text1"/>
-              <w:right w:val="single" w:sz="6" w:space="0" w:color="000000" w:themeColor="text1"/>
+              <w:top w:val="single" w:sz="6" w:space="0" w:color="000000"/>
+              <w:start w:val="single" w:sz="6" w:space="0" w:color="000000"/>
+              <w:bottom w:val="single" w:sz="6" w:space="0" w:color="000000"/>
+              <w:end w:val="single" w:sz="6" w:space="0" w:color="000000"/>
             </w:tcBorders>
-            <w:shd w:val="clear" w:color="auto" w:fill="E5E5E5"/>
+            <w:shd w:color="auto" w:fill="E5E5E5" w:val="clear"/>
           </w:tcPr>
           <w:p>
             <w:pPr>
               <w:pStyle w:val="TableText"/>
-              <w:snapToGrid w:val="0"/>
+              <w:snapToGrid w:val="false"/>
+              <w:spacing w:before="40" w:after="40"/>
               <w:rPr>
                 <w:color w:val="000000"/>
               </w:rPr>
             </w:pPr>
+            <w:r>
+              <w:rPr>
+                <w:color w:val="000000"/>
+              </w:rPr>
+            </w:r>
           </w:p>
         </w:tc>
       </w:tr>
       <w:tr>
+        <w:trPr/>
         <w:tc>
           <w:tcPr>
             <w:tcW w:w="1275" w:type="dxa"/>
             <w:tcBorders>
-              <w:top w:val="single" w:sz="6" w:space="0" w:color="000000" w:themeColor="text1"/>
-              <w:left w:val="single" w:sz="6" w:space="0" w:color="000000" w:themeColor="text1"/>
-              <w:bottom w:val="single" w:sz="6" w:space="0" w:color="000000" w:themeColor="text1"/>
+              <w:top w:val="single" w:sz="6" w:space="0" w:color="000000"/>
+              <w:start w:val="single" w:sz="6" w:space="0" w:color="000000"/>
+              <w:bottom w:val="single" w:sz="6" w:space="0" w:color="000000"/>
             </w:tcBorders>
-            <w:shd w:val="clear" w:color="auto" w:fill="E5E5E5"/>
+            <w:shd w:color="auto" w:fill="E5E5E5" w:val="clear"/>
           </w:tcPr>
           <w:p>
             <w:pPr>
               <w:pStyle w:val="TableText"/>
-              <w:snapToGrid w:val="0"/>
+              <w:snapToGrid w:val="false"/>
+              <w:spacing w:before="40" w:after="40"/>
               <w:rPr>
                 <w:color w:val="000000"/>
                 <w:u w:val="single"/>
               </w:rPr>
             </w:pPr>
+            <w:r>
+              <w:rPr>
+                <w:color w:val="000000"/>
+                <w:u w:val="single"/>
+              </w:rPr>
+            </w:r>
           </w:p>
         </w:tc>
         <w:tc>
           <w:tcPr>
             <w:tcW w:w="1083" w:type="dxa"/>
             <w:tcBorders>
-              <w:top w:val="single" w:sz="6" w:space="0" w:color="000000" w:themeColor="text1"/>
-              <w:left w:val="single" w:sz="6" w:space="0" w:color="000000" w:themeColor="text1"/>
-              <w:bottom w:val="single" w:sz="6" w:space="0" w:color="000000" w:themeColor="text1"/>
+              <w:top w:val="single" w:sz="6" w:space="0" w:color="000000"/>
+              <w:start w:val="single" w:sz="6" w:space="0" w:color="000000"/>
+              <w:bottom w:val="single" w:sz="6" w:space="0" w:color="000000"/>
             </w:tcBorders>
-            <w:shd w:val="clear" w:color="auto" w:fill="E5E5E5"/>
+            <w:shd w:color="auto" w:fill="E5E5E5" w:val="clear"/>
           </w:tcPr>
           <w:p>
             <w:pPr>
               <w:pStyle w:val="TableText"/>
-              <w:snapToGrid w:val="0"/>
+              <w:snapToGrid w:val="false"/>
+              <w:spacing w:before="40" w:after="40"/>
               <w:rPr>
                 <w:color w:val="000000"/>
               </w:rPr>
             </w:pPr>
+            <w:r>
+              <w:rPr>
+                <w:color w:val="000000"/>
+              </w:rPr>
+            </w:r>
           </w:p>
         </w:tc>
         <w:tc>
           <w:tcPr>
             <w:tcW w:w="3813" w:type="dxa"/>
             <w:tcBorders>
-              <w:top w:val="single" w:sz="6" w:space="0" w:color="000000" w:themeColor="text1"/>
-              <w:left w:val="single" w:sz="6" w:space="0" w:color="000000" w:themeColor="text1"/>
-              <w:bottom w:val="single" w:sz="6" w:space="0" w:color="000000" w:themeColor="text1"/>
+              <w:top w:val="single" w:sz="6" w:space="0" w:color="000000"/>
+              <w:start w:val="single" w:sz="6" w:space="0" w:color="000000"/>
+              <w:bottom w:val="single" w:sz="6" w:space="0" w:color="000000"/>
             </w:tcBorders>
-            <w:shd w:val="clear" w:color="auto" w:fill="E5E5E5"/>
+            <w:shd w:color="auto" w:fill="E5E5E5" w:val="clear"/>
           </w:tcPr>
           <w:p>
             <w:pPr>
               <w:pStyle w:val="TableText"/>
-              <w:snapToGrid w:val="0"/>
+              <w:snapToGrid w:val="false"/>
+              <w:spacing w:before="40" w:after="40"/>
               <w:rPr>
                 <w:color w:val="000000"/>
               </w:rPr>
             </w:pPr>
+            <w:r>
+              <w:rPr>
+                <w:color w:val="000000"/>
+              </w:rPr>
+            </w:r>
           </w:p>
         </w:tc>
         <w:tc>
           <w:tcPr>
-            <w:tcW w:w="2591" w:type="dxa"/>
+            <w:tcW w:w="2592" w:type="dxa"/>
             <w:tcBorders>
-              <w:top w:val="single" w:sz="6" w:space="0" w:color="000000" w:themeColor="text1"/>
-              <w:left w:val="single" w:sz="6" w:space="0" w:color="000000" w:themeColor="text1"/>
-              <w:bottom w:val="single" w:sz="6" w:space="0" w:color="000000" w:themeColor="text1"/>
-              <w:right w:val="single" w:sz="6" w:space="0" w:color="000000" w:themeColor="text1"/>
+              <w:top w:val="single" w:sz="6" w:space="0" w:color="000000"/>
+              <w:start w:val="single" w:sz="6" w:space="0" w:color="000000"/>
+              <w:bottom w:val="single" w:sz="6" w:space="0" w:color="000000"/>
+              <w:end w:val="single" w:sz="6" w:space="0" w:color="000000"/>
             </w:tcBorders>
-            <w:shd w:val="clear" w:color="auto" w:fill="E5E5E5"/>
+            <w:shd w:color="auto" w:fill="E5E5E5" w:val="clear"/>
           </w:tcPr>
           <w:p>
             <w:pPr>
               <w:pStyle w:val="TableText"/>
-              <w:snapToGrid w:val="0"/>
+              <w:snapToGrid w:val="false"/>
+              <w:spacing w:before="40" w:after="40"/>
               <w:rPr>
                 <w:color w:val="000000"/>
               </w:rPr>
             </w:pPr>
+            <w:r>
+              <w:rPr>
+                <w:color w:val="000000"/>
+              </w:rPr>
+            </w:r>
           </w:p>
         </w:tc>
       </w:tr>
       <w:tr>
+        <w:trPr/>
         <w:tc>
           <w:tcPr>
             <w:tcW w:w="1275" w:type="dxa"/>
             <w:tcBorders>
-              <w:top w:val="single" w:sz="6" w:space="0" w:color="000000" w:themeColor="text1"/>
-              <w:left w:val="single" w:sz="6" w:space="0" w:color="000000" w:themeColor="text1"/>
-              <w:bottom w:val="single" w:sz="6" w:space="0" w:color="000000" w:themeColor="text1"/>
+              <w:top w:val="single" w:sz="6" w:space="0" w:color="000000"/>
+              <w:start w:val="single" w:sz="6" w:space="0" w:color="000000"/>
+              <w:bottom w:val="single" w:sz="6" w:space="0" w:color="000000"/>
             </w:tcBorders>
-            <w:shd w:val="clear" w:color="auto" w:fill="E5E5E5"/>
+            <w:shd w:color="auto" w:fill="E5E5E5" w:val="clear"/>
           </w:tcPr>
           <w:p>
             <w:pPr>
               <w:pStyle w:val="TableText"/>
-              <w:snapToGrid w:val="0"/>
+              <w:snapToGrid w:val="false"/>
+              <w:spacing w:before="40" w:after="40"/>
               <w:rPr>
                 <w:color w:val="000000"/>
                 <w:u w:val="single"/>
               </w:rPr>
             </w:pPr>
+            <w:r>
+              <w:rPr>
+                <w:color w:val="000000"/>
+                <w:u w:val="single"/>
+              </w:rPr>
+            </w:r>
           </w:p>
         </w:tc>
         <w:tc>
           <w:tcPr>
             <w:tcW w:w="1083" w:type="dxa"/>
             <w:tcBorders>
-              <w:top w:val="single" w:sz="6" w:space="0" w:color="000000" w:themeColor="text1"/>
-              <w:left w:val="single" w:sz="6" w:space="0" w:color="000000" w:themeColor="text1"/>
-              <w:bottom w:val="single" w:sz="6" w:space="0" w:color="000000" w:themeColor="text1"/>
+              <w:top w:val="single" w:sz="6" w:space="0" w:color="000000"/>
+              <w:start w:val="single" w:sz="6" w:space="0" w:color="000000"/>
+              <w:bottom w:val="single" w:sz="6" w:space="0" w:color="000000"/>
             </w:tcBorders>
-            <w:shd w:val="clear" w:color="auto" w:fill="E5E5E5"/>
+            <w:shd w:color="auto" w:fill="E5E5E5" w:val="clear"/>
           </w:tcPr>
           <w:p>
             <w:pPr>
               <w:pStyle w:val="TableText"/>
-              <w:snapToGrid w:val="0"/>
+              <w:snapToGrid w:val="false"/>
+              <w:spacing w:before="40" w:after="40"/>
               <w:rPr>
                 <w:color w:val="000000"/>
               </w:rPr>
             </w:pPr>
+            <w:r>
+              <w:rPr>
+                <w:color w:val="000000"/>
+              </w:rPr>
+            </w:r>
           </w:p>
         </w:tc>
         <w:tc>
           <w:tcPr>
             <w:tcW w:w="3813" w:type="dxa"/>
             <w:tcBorders>
-              <w:top w:val="single" w:sz="6" w:space="0" w:color="000000" w:themeColor="text1"/>
-              <w:left w:val="single" w:sz="6" w:space="0" w:color="000000" w:themeColor="text1"/>
-              <w:bottom w:val="single" w:sz="6" w:space="0" w:color="000000" w:themeColor="text1"/>
+              <w:top w:val="single" w:sz="6" w:space="0" w:color="000000"/>
+              <w:start w:val="single" w:sz="6" w:space="0" w:color="000000"/>
+              <w:bottom w:val="single" w:sz="6" w:space="0" w:color="000000"/>
             </w:tcBorders>
-            <w:shd w:val="clear" w:color="auto" w:fill="E5E5E5"/>
+            <w:shd w:color="auto" w:fill="E5E5E5" w:val="clear"/>
           </w:tcPr>
           <w:p>
             <w:pPr>
               <w:pStyle w:val="TableText"/>
-              <w:snapToGrid w:val="0"/>
+              <w:snapToGrid w:val="false"/>
+              <w:spacing w:before="40" w:after="40"/>
               <w:rPr>
                 <w:color w:val="000000"/>
               </w:rPr>
             </w:pPr>
+            <w:r>
+              <w:rPr>
+                <w:color w:val="000000"/>
+              </w:rPr>
+            </w:r>
           </w:p>
         </w:tc>
         <w:tc>
           <w:tcPr>
-            <w:tcW w:w="2591" w:type="dxa"/>
+            <w:tcW w:w="2592" w:type="dxa"/>
             <w:tcBorders>
-              <w:top w:val="single" w:sz="6" w:space="0" w:color="000000" w:themeColor="text1"/>
-              <w:left w:val="single" w:sz="6" w:space="0" w:color="000000" w:themeColor="text1"/>
-              <w:bottom w:val="single" w:sz="6" w:space="0" w:color="000000" w:themeColor="text1"/>
-              <w:right w:val="single" w:sz="6" w:space="0" w:color="000000" w:themeColor="text1"/>
+              <w:top w:val="single" w:sz="6" w:space="0" w:color="000000"/>
+              <w:start w:val="single" w:sz="6" w:space="0" w:color="000000"/>
+              <w:bottom w:val="single" w:sz="6" w:space="0" w:color="000000"/>
+              <w:end w:val="single" w:sz="6" w:space="0" w:color="000000"/>
             </w:tcBorders>
-            <w:shd w:val="clear" w:color="auto" w:fill="E5E5E5"/>
+            <w:shd w:color="auto" w:fill="E5E5E5" w:val="clear"/>
           </w:tcPr>
           <w:p>
             <w:pPr>
               <w:pStyle w:val="TableText"/>
-              <w:snapToGrid w:val="0"/>
+              <w:snapToGrid w:val="false"/>
+              <w:spacing w:before="40" w:after="40"/>
               <w:rPr>
                 <w:color w:val="000000"/>
               </w:rPr>
             </w:pPr>
+            <w:r>
+              <w:rPr>
+                <w:color w:val="000000"/>
+              </w:rPr>
+            </w:r>
           </w:p>
         </w:tc>
       </w:tr>
       <w:tr>
+        <w:trPr/>
         <w:tc>
           <w:tcPr>
             <w:tcW w:w="1275" w:type="dxa"/>
             <w:tcBorders>
-              <w:top w:val="single" w:sz="6" w:space="0" w:color="000000" w:themeColor="text1"/>
-              <w:left w:val="single" w:sz="6" w:space="0" w:color="000000" w:themeColor="text1"/>
-              <w:bottom w:val="single" w:sz="6" w:space="0" w:color="000000" w:themeColor="text1"/>
+              <w:top w:val="single" w:sz="6" w:space="0" w:color="000000"/>
+              <w:start w:val="single" w:sz="6" w:space="0" w:color="000000"/>
+              <w:bottom w:val="single" w:sz="6" w:space="0" w:color="000000"/>
             </w:tcBorders>
-            <w:shd w:val="clear" w:color="auto" w:fill="E5E5E5"/>
+            <w:shd w:color="auto" w:fill="E5E5E5" w:val="clear"/>
           </w:tcPr>
           <w:p>
             <w:pPr>
               <w:pStyle w:val="TableText"/>
-              <w:snapToGrid w:val="0"/>
+              <w:snapToGrid w:val="false"/>
+              <w:spacing w:before="40" w:after="40"/>
               <w:rPr>
                 <w:color w:val="000000"/>
                 <w:u w:val="single"/>
               </w:rPr>
             </w:pPr>
+            <w:r>
+              <w:rPr>
+                <w:color w:val="000000"/>
+                <w:u w:val="single"/>
+              </w:rPr>
+            </w:r>
           </w:p>
         </w:tc>
         <w:tc>
           <w:tcPr>
             <w:tcW w:w="1083" w:type="dxa"/>
             <w:tcBorders>
-              <w:top w:val="single" w:sz="6" w:space="0" w:color="000000" w:themeColor="text1"/>
-              <w:left w:val="single" w:sz="6" w:space="0" w:color="000000" w:themeColor="text1"/>
-              <w:bottom w:val="single" w:sz="6" w:space="0" w:color="000000" w:themeColor="text1"/>
+              <w:top w:val="single" w:sz="6" w:space="0" w:color="000000"/>
+              <w:start w:val="single" w:sz="6" w:space="0" w:color="000000"/>
+              <w:bottom w:val="single" w:sz="6" w:space="0" w:color="000000"/>
             </w:tcBorders>
-            <w:shd w:val="clear" w:color="auto" w:fill="E5E5E5"/>
+            <w:shd w:color="auto" w:fill="E5E5E5" w:val="clear"/>
           </w:tcPr>
           <w:p>
             <w:pPr>
               <w:pStyle w:val="TableText"/>
-              <w:snapToGrid w:val="0"/>
+              <w:snapToGrid w:val="false"/>
+              <w:spacing w:before="40" w:after="40"/>
               <w:rPr>
                 <w:color w:val="000000"/>
               </w:rPr>
             </w:pPr>
+            <w:r>
+              <w:rPr>
+                <w:color w:val="000000"/>
+              </w:rPr>
+            </w:r>
           </w:p>
         </w:tc>
         <w:tc>
           <w:tcPr>
             <w:tcW w:w="3813" w:type="dxa"/>
             <w:tcBorders>
-              <w:top w:val="single" w:sz="6" w:space="0" w:color="000000" w:themeColor="text1"/>
-              <w:left w:val="single" w:sz="6" w:space="0" w:color="000000" w:themeColor="text1"/>
-              <w:bottom w:val="single" w:sz="6" w:space="0" w:color="000000" w:themeColor="text1"/>
+              <w:top w:val="single" w:sz="6" w:space="0" w:color="000000"/>
+              <w:start w:val="single" w:sz="6" w:space="0" w:color="000000"/>
+              <w:bottom w:val="single" w:sz="6" w:space="0" w:color="000000"/>
             </w:tcBorders>
-            <w:shd w:val="clear" w:color="auto" w:fill="E5E5E5"/>
+            <w:shd w:color="auto" w:fill="E5E5E5" w:val="clear"/>
           </w:tcPr>
           <w:p>
             <w:pPr>
               <w:pStyle w:val="TableText"/>
-              <w:snapToGrid w:val="0"/>
+              <w:snapToGrid w:val="false"/>
+              <w:spacing w:before="40" w:after="40"/>
               <w:rPr>
                 <w:color w:val="000000"/>
               </w:rPr>
             </w:pPr>
+            <w:r>
+              <w:rPr>
+                <w:color w:val="000000"/>
+              </w:rPr>
+            </w:r>
           </w:p>
         </w:tc>
         <w:tc>
           <w:tcPr>
-            <w:tcW w:w="2591" w:type="dxa"/>
+            <w:tcW w:w="2592" w:type="dxa"/>
             <w:tcBorders>
-              <w:top w:val="single" w:sz="6" w:space="0" w:color="000000" w:themeColor="text1"/>
-              <w:left w:val="single" w:sz="6" w:space="0" w:color="000000" w:themeColor="text1"/>
-              <w:bottom w:val="single" w:sz="6" w:space="0" w:color="000000" w:themeColor="text1"/>
-              <w:right w:val="single" w:sz="6" w:space="0" w:color="000000" w:themeColor="text1"/>
+              <w:top w:val="single" w:sz="6" w:space="0" w:color="000000"/>
+              <w:start w:val="single" w:sz="6" w:space="0" w:color="000000"/>
+              <w:bottom w:val="single" w:sz="6" w:space="0" w:color="000000"/>
+              <w:end w:val="single" w:sz="6" w:space="0" w:color="000000"/>
             </w:tcBorders>
-            <w:shd w:val="clear" w:color="auto" w:fill="E5E5E5"/>
+            <w:shd w:color="auto" w:fill="E5E5E5" w:val="clear"/>
           </w:tcPr>
           <w:p>
             <w:pPr>
               <w:pStyle w:val="TableText"/>
-              <w:snapToGrid w:val="0"/>
+              <w:snapToGrid w:val="false"/>
+              <w:spacing w:before="40" w:after="40"/>
               <w:rPr>
                 <w:color w:val="000000"/>
               </w:rPr>
             </w:pPr>
+            <w:r>
+              <w:rPr>
+                <w:color w:val="000000"/>
+              </w:rPr>
+            </w:r>
           </w:p>
         </w:tc>
       </w:tr>
     </w:tbl>
     <w:p>
       <w:pPr>
+        <w:sectPr>
+          <w:headerReference w:type="even" r:id="rId8"/>
+          <w:headerReference w:type="default" r:id="rId9"/>
+          <w:headerReference w:type="first" r:id="rId10"/>
+          <w:footerReference w:type="even" r:id="rId11"/>
+          <w:footerReference w:type="default" r:id="rId12"/>
+          <w:footerReference w:type="first" r:id="rId13"/>
+          <w:type w:val="nextPage"/>
+          <w:pgSz w:w="12240" w:h="15840"/>
+          <w:pgMar w:left="1800" w:right="1800" w:gutter="0" w:header="720" w:top="1440" w:footer="1080" w:bottom="1800"/>
+          <w:pgNumType w:fmt="lowerRoman"/>
+          <w:formProt w:val="false"/>
+          <w:textDirection w:val="lrTb"/>
+          <w:docGrid w:type="default" w:linePitch="360" w:charSpace="0"/>
+        </w:sectPr>
+        <w:pStyle w:val="Normal"/>
         <w:rPr>
           <w:color w:val="000000"/>
           <w:u w:val="single"/>
         </w:rPr>
-        <w:sectPr>
-          <w:headerReference w:type="default" r:id="rId9"/>
-          <w:footerReference w:type="default" r:id="rId10"/>
-          <w:pgSz w:w="12240" w:h="15840"/>
-          <w:pgMar w:top="1440" w:right="1800" w:bottom="1800" w:left="1800" w:header="720" w:footer="1080" w:gutter="0"/>
-          <w:pgNumType w:fmt="lowerRoman"/>
-          <w:cols w:space="720"/>
-          <w:formProt w:val="0"/>
-          <w:docGrid w:linePitch="360"/>
-        </w:sectPr>
       </w:pPr>
       <w:r>
         <w:rPr>
@@ -1856,22 +2267,16 @@
         </w:rPr>
       </w:pPr>
       <w:r>
-        <w:lastRenderedPageBreak/>
+        <w:rPr/>
         <w:tab/>
         <w:t>Table of Contents</w:t>
       </w:r>
     </w:p>
     <w:sdt>
       <w:sdtPr>
-        <w:rPr>
-          <w:b w:val="0"/>
-          <w:caps w:val="0"/>
-          <w:smallCaps/>
-        </w:rPr>
-        <w:id w:val="477114837"/>
         <w:docPartObj>
           <w:docPartGallery w:val="Table of Contents"/>
-          <w:docPartUnique/>
+          <w:docPartUnique w:val="true"/>
         </w:docPartObj>
       </w:sdtPr>
       <w:sdtContent>
@@ -1879,12 +2284,14 @@
           <w:pPr>
             <w:pStyle w:val="TOC1"/>
             <w:tabs>
-              <w:tab w:val="left" w:pos="400"/>
+              <w:tab w:val="left" w:pos="400" w:leader="none"/>
+              <w:tab w:val="right" w:pos="8640" w:leader="dot"/>
             </w:tabs>
             <w:rPr>
               <w:rFonts w:ascii="Calibri" w:hAnsi="Calibri" w:cs="Calibri"/>
-              <w:b w:val="0"/>
-              <w:caps w:val="0"/>
+              <w:b w:val="false"/>
+              <w:caps w:val="false"/>
+              <w:smallCaps w:val="false"/>
               <w:sz w:val="24"/>
               <w:szCs w:val="24"/>
               <w:lang w:eastAsia="en-US"/>
@@ -1897,9 +2304,12 @@
             <w:rPr>
               <w:lang w:eastAsia="en-US"/>
             </w:rPr>
-            <w:instrText>TOC \o "1-3" \h</w:instrText>
+            <w:instrText xml:space="preserve"> TOC \o "1-3" \h</w:instrText>
           </w:r>
           <w:r>
+            <w:rPr>
+              <w:lang w:eastAsia="en-US"/>
+            </w:rPr>
             <w:fldChar w:fldCharType="separate"/>
           </w:r>
           <w:r>
@@ -1910,9 +2320,10 @@
           </w:r>
           <w:r>
             <w:rPr>
-              <w:rFonts w:ascii="Calibri" w:hAnsi="Calibri" w:cs="Calibri"/>
-              <w:b w:val="0"/>
-              <w:caps w:val="0"/>
+              <w:rFonts w:cs="Calibri" w:ascii="Calibri" w:hAnsi="Calibri"/>
+              <w:b w:val="false"/>
+              <w:caps w:val="false"/>
+              <w:smallCaps w:val="false"/>
               <w:sz w:val="24"/>
               <w:szCs w:val="24"/>
               <w:lang w:eastAsia="en-US"/>
@@ -1924,11 +2335,6 @@
               <w:lang w:eastAsia="en-US"/>
             </w:rPr>
             <w:t>Purpose</w:t>
-          </w:r>
-          <w:r>
-            <w:rPr>
-              <w:lang w:eastAsia="en-US"/>
-            </w:rPr>
             <w:tab/>
           </w:r>
           <w:hyperlink w:anchor="__RefHeading___Toc19440719">
@@ -1945,11 +2351,13 @@
           <w:pPr>
             <w:pStyle w:val="TOC2"/>
             <w:tabs>
-              <w:tab w:val="left" w:pos="800"/>
+              <w:tab w:val="left" w:pos="800" w:leader="none"/>
+              <w:tab w:val="right" w:pos="8640" w:leader="dot"/>
             </w:tabs>
             <w:rPr>
               <w:rFonts w:ascii="Calibri" w:hAnsi="Calibri" w:cs="Calibri"/>
-              <w:smallCaps w:val="0"/>
+              <w:caps w:val="false"/>
+              <w:smallCaps w:val="false"/>
               <w:sz w:val="24"/>
               <w:szCs w:val="24"/>
               <w:lang w:eastAsia="en-US"/>
@@ -1963,8 +2371,9 @@
           </w:r>
           <w:r>
             <w:rPr>
-              <w:rFonts w:ascii="Calibri" w:hAnsi="Calibri" w:cs="Calibri"/>
-              <w:smallCaps w:val="0"/>
+              <w:rFonts w:cs="Calibri" w:ascii="Calibri" w:hAnsi="Calibri"/>
+              <w:caps w:val="false"/>
+              <w:smallCaps w:val="false"/>
               <w:sz w:val="24"/>
               <w:szCs w:val="24"/>
               <w:lang w:eastAsia="en-US"/>
@@ -1976,11 +2385,6 @@
               <w:lang w:eastAsia="en-US"/>
             </w:rPr>
             <w:t>Scope</w:t>
-          </w:r>
-          <w:r>
-            <w:rPr>
-              <w:lang w:eastAsia="en-US"/>
-            </w:rPr>
             <w:tab/>
           </w:r>
           <w:hyperlink w:anchor="__RefHeading___Toc19440720">
@@ -1997,11 +2401,13 @@
           <w:pPr>
             <w:pStyle w:val="TOC2"/>
             <w:tabs>
-              <w:tab w:val="left" w:pos="800"/>
+              <w:tab w:val="left" w:pos="800" w:leader="none"/>
+              <w:tab w:val="right" w:pos="8640" w:leader="dot"/>
             </w:tabs>
             <w:rPr>
               <w:rFonts w:ascii="Calibri" w:hAnsi="Calibri" w:cs="Calibri"/>
-              <w:smallCaps w:val="0"/>
+              <w:caps w:val="false"/>
+              <w:smallCaps w:val="false"/>
               <w:sz w:val="24"/>
               <w:szCs w:val="24"/>
               <w:lang w:eastAsia="en-US"/>
@@ -2015,8 +2421,9 @@
           </w:r>
           <w:r>
             <w:rPr>
-              <w:rFonts w:ascii="Calibri" w:hAnsi="Calibri" w:cs="Calibri"/>
-              <w:smallCaps w:val="0"/>
+              <w:rFonts w:cs="Calibri" w:ascii="Calibri" w:hAnsi="Calibri"/>
+              <w:caps w:val="false"/>
+              <w:smallCaps w:val="false"/>
               <w:sz w:val="24"/>
               <w:szCs w:val="24"/>
               <w:lang w:eastAsia="en-US"/>
@@ -2028,11 +2435,6 @@
               <w:lang w:eastAsia="en-US"/>
             </w:rPr>
             <w:t>Definitions, Acronyms, Abbreviations</w:t>
-          </w:r>
-          <w:r>
-            <w:rPr>
-              <w:lang w:eastAsia="en-US"/>
-            </w:rPr>
             <w:tab/>
           </w:r>
           <w:hyperlink w:anchor="__RefHeading___Toc19440721">
@@ -2049,11 +2451,13 @@
           <w:pPr>
             <w:pStyle w:val="TOC2"/>
             <w:tabs>
-              <w:tab w:val="left" w:pos="800"/>
+              <w:tab w:val="left" w:pos="800" w:leader="none"/>
+              <w:tab w:val="right" w:pos="8640" w:leader="dot"/>
             </w:tabs>
             <w:rPr>
               <w:rFonts w:ascii="Calibri" w:hAnsi="Calibri" w:cs="Calibri"/>
-              <w:smallCaps w:val="0"/>
+              <w:caps w:val="false"/>
+              <w:smallCaps w:val="false"/>
               <w:sz w:val="24"/>
               <w:szCs w:val="24"/>
               <w:lang w:eastAsia="en-US"/>
@@ -2067,8 +2471,9 @@
           </w:r>
           <w:r>
             <w:rPr>
-              <w:rFonts w:ascii="Calibri" w:hAnsi="Calibri" w:cs="Calibri"/>
-              <w:smallCaps w:val="0"/>
+              <w:rFonts w:cs="Calibri" w:ascii="Calibri" w:hAnsi="Calibri"/>
+              <w:caps w:val="false"/>
+              <w:smallCaps w:val="false"/>
               <w:sz w:val="24"/>
               <w:szCs w:val="24"/>
               <w:lang w:eastAsia="en-US"/>
@@ -2080,11 +2485,6 @@
               <w:lang w:eastAsia="en-US"/>
             </w:rPr>
             <w:t>References</w:t>
-          </w:r>
-          <w:r>
-            <w:rPr>
-              <w:lang w:eastAsia="en-US"/>
-            </w:rPr>
             <w:tab/>
           </w:r>
           <w:hyperlink w:anchor="__RefHeading___Toc19440722">
@@ -2101,11 +2501,13 @@
           <w:pPr>
             <w:pStyle w:val="TOC2"/>
             <w:tabs>
-              <w:tab w:val="left" w:pos="800"/>
+              <w:tab w:val="left" w:pos="800" w:leader="none"/>
+              <w:tab w:val="right" w:pos="8640" w:leader="dot"/>
             </w:tabs>
             <w:rPr>
               <w:rFonts w:ascii="Calibri" w:hAnsi="Calibri" w:cs="Calibri"/>
-              <w:smallCaps w:val="0"/>
+              <w:caps w:val="false"/>
+              <w:smallCaps w:val="false"/>
               <w:sz w:val="24"/>
               <w:szCs w:val="24"/>
               <w:lang w:eastAsia="en-US"/>
@@ -2119,8 +2521,9 @@
           </w:r>
           <w:r>
             <w:rPr>
-              <w:rFonts w:ascii="Calibri" w:hAnsi="Calibri" w:cs="Calibri"/>
-              <w:smallCaps w:val="0"/>
+              <w:rFonts w:cs="Calibri" w:ascii="Calibri" w:hAnsi="Calibri"/>
+              <w:caps w:val="false"/>
+              <w:smallCaps w:val="false"/>
               <w:sz w:val="24"/>
               <w:szCs w:val="24"/>
               <w:lang w:eastAsia="en-US"/>
@@ -2132,11 +2535,6 @@
               <w:lang w:eastAsia="en-US"/>
             </w:rPr>
             <w:t>Overview</w:t>
-          </w:r>
-          <w:r>
-            <w:rPr>
-              <w:lang w:eastAsia="en-US"/>
-            </w:rPr>
             <w:tab/>
           </w:r>
           <w:hyperlink w:anchor="__RefHeading___Toc19440723">
@@ -2153,12 +2551,14 @@
           <w:pPr>
             <w:pStyle w:val="TOC1"/>
             <w:tabs>
-              <w:tab w:val="left" w:pos="400"/>
+              <w:tab w:val="left" w:pos="400" w:leader="none"/>
+              <w:tab w:val="right" w:pos="8640" w:leader="dot"/>
             </w:tabs>
             <w:rPr>
               <w:rFonts w:ascii="Calibri" w:hAnsi="Calibri" w:cs="Calibri"/>
-              <w:b w:val="0"/>
-              <w:caps w:val="0"/>
+              <w:b w:val="false"/>
+              <w:caps w:val="false"/>
+              <w:smallCaps w:val="false"/>
               <w:sz w:val="24"/>
               <w:szCs w:val="24"/>
               <w:lang w:eastAsia="en-US"/>
@@ -2172,9 +2572,10 @@
           </w:r>
           <w:r>
             <w:rPr>
-              <w:rFonts w:ascii="Calibri" w:hAnsi="Calibri" w:cs="Calibri"/>
-              <w:b w:val="0"/>
-              <w:caps w:val="0"/>
+              <w:rFonts w:cs="Calibri" w:ascii="Calibri" w:hAnsi="Calibri"/>
+              <w:b w:val="false"/>
+              <w:caps w:val="false"/>
+              <w:smallCaps w:val="false"/>
               <w:sz w:val="24"/>
               <w:szCs w:val="24"/>
               <w:lang w:eastAsia="en-US"/>
@@ -2186,11 +2587,6 @@
               <w:lang w:eastAsia="en-US"/>
             </w:rPr>
             <w:t>Overall Description</w:t>
-          </w:r>
-          <w:r>
-            <w:rPr>
-              <w:lang w:eastAsia="en-US"/>
-            </w:rPr>
             <w:tab/>
           </w:r>
           <w:hyperlink w:anchor="__RefHeading___Toc19440724">
@@ -2207,11 +2603,13 @@
           <w:pPr>
             <w:pStyle w:val="TOC2"/>
             <w:tabs>
-              <w:tab w:val="left" w:pos="800"/>
+              <w:tab w:val="left" w:pos="800" w:leader="none"/>
+              <w:tab w:val="right" w:pos="8640" w:leader="dot"/>
             </w:tabs>
             <w:rPr>
               <w:rFonts w:ascii="Calibri" w:hAnsi="Calibri" w:cs="Calibri"/>
-              <w:smallCaps w:val="0"/>
+              <w:caps w:val="false"/>
+              <w:smallCaps w:val="false"/>
               <w:sz w:val="24"/>
               <w:szCs w:val="24"/>
               <w:lang w:eastAsia="en-US"/>
@@ -2225,8 +2623,9 @@
           </w:r>
           <w:r>
             <w:rPr>
-              <w:rFonts w:ascii="Calibri" w:hAnsi="Calibri" w:cs="Calibri"/>
-              <w:smallCaps w:val="0"/>
+              <w:rFonts w:cs="Calibri" w:ascii="Calibri" w:hAnsi="Calibri"/>
+              <w:caps w:val="false"/>
+              <w:smallCaps w:val="false"/>
               <w:sz w:val="24"/>
               <w:szCs w:val="24"/>
               <w:lang w:eastAsia="en-US"/>
@@ -2238,11 +2637,6 @@
               <w:lang w:eastAsia="en-US"/>
             </w:rPr>
             <w:t>Product Perspective</w:t>
-          </w:r>
-          <w:r>
-            <w:rPr>
-              <w:lang w:eastAsia="en-US"/>
-            </w:rPr>
             <w:tab/>
           </w:r>
           <w:hyperlink w:anchor="__RefHeading___Toc19440725">
@@ -2259,11 +2653,13 @@
           <w:pPr>
             <w:pStyle w:val="TOC2"/>
             <w:tabs>
-              <w:tab w:val="left" w:pos="800"/>
+              <w:tab w:val="left" w:pos="800" w:leader="none"/>
+              <w:tab w:val="right" w:pos="8640" w:leader="dot"/>
             </w:tabs>
             <w:rPr>
               <w:rFonts w:ascii="Calibri" w:hAnsi="Calibri" w:cs="Calibri"/>
-              <w:smallCaps w:val="0"/>
+              <w:caps w:val="false"/>
+              <w:smallCaps w:val="false"/>
               <w:sz w:val="24"/>
               <w:szCs w:val="24"/>
               <w:lang w:eastAsia="en-US"/>
@@ -2277,8 +2673,9 @@
           </w:r>
           <w:r>
             <w:rPr>
-              <w:rFonts w:ascii="Calibri" w:hAnsi="Calibri" w:cs="Calibri"/>
-              <w:smallCaps w:val="0"/>
+              <w:rFonts w:cs="Calibri" w:ascii="Calibri" w:hAnsi="Calibri"/>
+              <w:caps w:val="false"/>
+              <w:smallCaps w:val="false"/>
               <w:sz w:val="24"/>
               <w:szCs w:val="24"/>
               <w:lang w:eastAsia="en-US"/>
@@ -2290,11 +2687,6 @@
               <w:lang w:eastAsia="en-US"/>
             </w:rPr>
             <w:t>Product Architecture</w:t>
-          </w:r>
-          <w:r>
-            <w:rPr>
-              <w:lang w:eastAsia="en-US"/>
-            </w:rPr>
             <w:tab/>
           </w:r>
           <w:hyperlink w:anchor="__RefHeading___Toc19440726">
@@ -2311,11 +2703,13 @@
           <w:pPr>
             <w:pStyle w:val="TOC2"/>
             <w:tabs>
-              <w:tab w:val="left" w:pos="800"/>
+              <w:tab w:val="left" w:pos="800" w:leader="none"/>
+              <w:tab w:val="right" w:pos="8640" w:leader="dot"/>
             </w:tabs>
             <w:rPr>
               <w:rFonts w:ascii="Calibri" w:hAnsi="Calibri" w:cs="Calibri"/>
-              <w:smallCaps w:val="0"/>
+              <w:caps w:val="false"/>
+              <w:smallCaps w:val="false"/>
               <w:sz w:val="24"/>
               <w:szCs w:val="24"/>
               <w:lang w:eastAsia="en-US"/>
@@ -2329,8 +2723,9 @@
           </w:r>
           <w:r>
             <w:rPr>
-              <w:rFonts w:ascii="Calibri" w:hAnsi="Calibri" w:cs="Calibri"/>
-              <w:smallCaps w:val="0"/>
+              <w:rFonts w:cs="Calibri" w:ascii="Calibri" w:hAnsi="Calibri"/>
+              <w:caps w:val="false"/>
+              <w:smallCaps w:val="false"/>
               <w:sz w:val="24"/>
               <w:szCs w:val="24"/>
               <w:lang w:eastAsia="en-US"/>
@@ -2342,11 +2737,6 @@
               <w:lang w:eastAsia="en-US"/>
             </w:rPr>
             <w:t>Product Functionality/Features</w:t>
-          </w:r>
-          <w:r>
-            <w:rPr>
-              <w:lang w:eastAsia="en-US"/>
-            </w:rPr>
             <w:tab/>
           </w:r>
           <w:hyperlink w:anchor="__RefHeading___Toc19440727">
@@ -2363,11 +2753,13 @@
           <w:pPr>
             <w:pStyle w:val="TOC2"/>
             <w:tabs>
-              <w:tab w:val="left" w:pos="800"/>
+              <w:tab w:val="left" w:pos="800" w:leader="none"/>
+              <w:tab w:val="right" w:pos="8640" w:leader="dot"/>
             </w:tabs>
             <w:rPr>
               <w:rFonts w:ascii="Calibri" w:hAnsi="Calibri" w:cs="Calibri"/>
-              <w:smallCaps w:val="0"/>
+              <w:caps w:val="false"/>
+              <w:smallCaps w:val="false"/>
               <w:sz w:val="24"/>
               <w:szCs w:val="24"/>
               <w:lang w:eastAsia="en-US"/>
@@ -2381,8 +2773,9 @@
           </w:r>
           <w:r>
             <w:rPr>
-              <w:rFonts w:ascii="Calibri" w:hAnsi="Calibri" w:cs="Calibri"/>
-              <w:smallCaps w:val="0"/>
+              <w:rFonts w:cs="Calibri" w:ascii="Calibri" w:hAnsi="Calibri"/>
+              <w:caps w:val="false"/>
+              <w:smallCaps w:val="false"/>
               <w:sz w:val="24"/>
               <w:szCs w:val="24"/>
               <w:lang w:eastAsia="en-US"/>
@@ -2394,11 +2787,6 @@
               <w:lang w:eastAsia="en-US"/>
             </w:rPr>
             <w:t>Constraints</w:t>
-          </w:r>
-          <w:r>
-            <w:rPr>
-              <w:lang w:eastAsia="en-US"/>
-            </w:rPr>
             <w:tab/>
           </w:r>
           <w:hyperlink w:anchor="__RefHeading___Toc19440728">
@@ -2415,11 +2803,13 @@
           <w:pPr>
             <w:pStyle w:val="TOC2"/>
             <w:tabs>
-              <w:tab w:val="left" w:pos="800"/>
+              <w:tab w:val="left" w:pos="800" w:leader="none"/>
+              <w:tab w:val="right" w:pos="8640" w:leader="dot"/>
             </w:tabs>
             <w:rPr>
               <w:rFonts w:ascii="Calibri" w:hAnsi="Calibri" w:cs="Calibri"/>
-              <w:smallCaps w:val="0"/>
+              <w:caps w:val="false"/>
+              <w:smallCaps w:val="false"/>
               <w:sz w:val="24"/>
               <w:szCs w:val="24"/>
               <w:lang w:eastAsia="en-US"/>
@@ -2433,8 +2823,9 @@
           </w:r>
           <w:r>
             <w:rPr>
-              <w:rFonts w:ascii="Calibri" w:hAnsi="Calibri" w:cs="Calibri"/>
-              <w:smallCaps w:val="0"/>
+              <w:rFonts w:cs="Calibri" w:ascii="Calibri" w:hAnsi="Calibri"/>
+              <w:caps w:val="false"/>
+              <w:smallCaps w:val="false"/>
               <w:sz w:val="24"/>
               <w:szCs w:val="24"/>
               <w:lang w:eastAsia="en-US"/>
@@ -2446,11 +2837,6 @@
               <w:lang w:eastAsia="en-US"/>
             </w:rPr>
             <w:t>Assumptions and Dependencies</w:t>
-          </w:r>
-          <w:r>
-            <w:rPr>
-              <w:lang w:eastAsia="en-US"/>
-            </w:rPr>
             <w:tab/>
           </w:r>
           <w:hyperlink w:anchor="__RefHeading___Toc19440729">
@@ -2467,12 +2853,14 @@
           <w:pPr>
             <w:pStyle w:val="TOC1"/>
             <w:tabs>
-              <w:tab w:val="left" w:pos="400"/>
+              <w:tab w:val="left" w:pos="400" w:leader="none"/>
+              <w:tab w:val="right" w:pos="8640" w:leader="dot"/>
             </w:tabs>
             <w:rPr>
               <w:rFonts w:ascii="Calibri" w:hAnsi="Calibri" w:cs="Calibri"/>
-              <w:b w:val="0"/>
-              <w:caps w:val="0"/>
+              <w:b w:val="false"/>
+              <w:caps w:val="false"/>
+              <w:smallCaps w:val="false"/>
               <w:sz w:val="24"/>
               <w:szCs w:val="24"/>
               <w:lang w:eastAsia="en-US"/>
@@ -2486,9 +2874,10 @@
           </w:r>
           <w:r>
             <w:rPr>
-              <w:rFonts w:ascii="Calibri" w:hAnsi="Calibri" w:cs="Calibri"/>
-              <w:b w:val="0"/>
-              <w:caps w:val="0"/>
+              <w:rFonts w:cs="Calibri" w:ascii="Calibri" w:hAnsi="Calibri"/>
+              <w:b w:val="false"/>
+              <w:caps w:val="false"/>
+              <w:smallCaps w:val="false"/>
               <w:sz w:val="24"/>
               <w:szCs w:val="24"/>
               <w:lang w:eastAsia="en-US"/>
@@ -2500,11 +2889,6 @@
               <w:lang w:eastAsia="en-US"/>
             </w:rPr>
             <w:t>Specific Requirements</w:t>
-          </w:r>
-          <w:r>
-            <w:rPr>
-              <w:lang w:eastAsia="en-US"/>
-            </w:rPr>
             <w:tab/>
           </w:r>
           <w:hyperlink w:anchor="__RefHeading___Toc19440730">
@@ -2521,11 +2905,13 @@
           <w:pPr>
             <w:pStyle w:val="TOC2"/>
             <w:tabs>
-              <w:tab w:val="left" w:pos="800"/>
+              <w:tab w:val="left" w:pos="800" w:leader="none"/>
+              <w:tab w:val="right" w:pos="8640" w:leader="dot"/>
             </w:tabs>
             <w:rPr>
               <w:rFonts w:ascii="Calibri" w:hAnsi="Calibri" w:cs="Calibri"/>
-              <w:smallCaps w:val="0"/>
+              <w:caps w:val="false"/>
+              <w:smallCaps w:val="false"/>
               <w:sz w:val="24"/>
               <w:szCs w:val="24"/>
               <w:lang w:eastAsia="en-US"/>
@@ -2539,8 +2925,9 @@
           </w:r>
           <w:r>
             <w:rPr>
-              <w:rFonts w:ascii="Calibri" w:hAnsi="Calibri" w:cs="Calibri"/>
-              <w:smallCaps w:val="0"/>
+              <w:rFonts w:cs="Calibri" w:ascii="Calibri" w:hAnsi="Calibri"/>
+              <w:caps w:val="false"/>
+              <w:smallCaps w:val="false"/>
               <w:sz w:val="24"/>
               <w:szCs w:val="24"/>
               <w:lang w:eastAsia="en-US"/>
@@ -2552,11 +2939,6 @@
               <w:lang w:eastAsia="en-US"/>
             </w:rPr>
             <w:t>Functional Requirements</w:t>
-          </w:r>
-          <w:r>
-            <w:rPr>
-              <w:lang w:eastAsia="en-US"/>
-            </w:rPr>
             <w:tab/>
           </w:r>
           <w:hyperlink w:anchor="__RefHeading___Toc19440731">
@@ -2573,11 +2955,13 @@
           <w:pPr>
             <w:pStyle w:val="TOC2"/>
             <w:tabs>
-              <w:tab w:val="left" w:pos="800"/>
+              <w:tab w:val="left" w:pos="800" w:leader="none"/>
+              <w:tab w:val="right" w:pos="8640" w:leader="dot"/>
             </w:tabs>
             <w:rPr>
               <w:rFonts w:ascii="Calibri" w:hAnsi="Calibri" w:cs="Calibri"/>
-              <w:smallCaps w:val="0"/>
+              <w:caps w:val="false"/>
+              <w:smallCaps w:val="false"/>
               <w:sz w:val="24"/>
               <w:szCs w:val="24"/>
               <w:lang w:eastAsia="en-US"/>
@@ -2591,8 +2975,9 @@
           </w:r>
           <w:r>
             <w:rPr>
-              <w:rFonts w:ascii="Calibri" w:hAnsi="Calibri" w:cs="Calibri"/>
-              <w:smallCaps w:val="0"/>
+              <w:rFonts w:cs="Calibri" w:ascii="Calibri" w:hAnsi="Calibri"/>
+              <w:caps w:val="false"/>
+              <w:smallCaps w:val="false"/>
               <w:sz w:val="24"/>
               <w:szCs w:val="24"/>
               <w:lang w:eastAsia="en-US"/>
@@ -2604,11 +2989,6 @@
               <w:lang w:eastAsia="en-US"/>
             </w:rPr>
             <w:t>External Interface Requirements</w:t>
-          </w:r>
-          <w:r>
-            <w:rPr>
-              <w:lang w:eastAsia="en-US"/>
-            </w:rPr>
             <w:tab/>
           </w:r>
           <w:hyperlink w:anchor="__RefHeading___Toc19440736">
@@ -2625,11 +3005,13 @@
           <w:pPr>
             <w:pStyle w:val="TOC2"/>
             <w:tabs>
-              <w:tab w:val="left" w:pos="800"/>
+              <w:tab w:val="left" w:pos="800" w:leader="none"/>
+              <w:tab w:val="right" w:pos="8640" w:leader="dot"/>
             </w:tabs>
             <w:rPr>
               <w:rFonts w:ascii="Calibri" w:hAnsi="Calibri" w:cs="Calibri"/>
-              <w:smallCaps w:val="0"/>
+              <w:caps w:val="false"/>
+              <w:smallCaps w:val="false"/>
               <w:sz w:val="24"/>
               <w:szCs w:val="24"/>
               <w:lang w:eastAsia="en-US"/>
@@ -2643,8 +3025,9 @@
           </w:r>
           <w:r>
             <w:rPr>
-              <w:rFonts w:ascii="Calibri" w:hAnsi="Calibri" w:cs="Calibri"/>
-              <w:smallCaps w:val="0"/>
+              <w:rFonts w:cs="Calibri" w:ascii="Calibri" w:hAnsi="Calibri"/>
+              <w:caps w:val="false"/>
+              <w:smallCaps w:val="false"/>
               <w:sz w:val="24"/>
               <w:szCs w:val="24"/>
               <w:lang w:eastAsia="en-US"/>
@@ -2656,11 +3039,6 @@
               <w:lang w:eastAsia="en-US"/>
             </w:rPr>
             <w:t>Internal Interface Requirements</w:t>
-          </w:r>
-          <w:r>
-            <w:rPr>
-              <w:lang w:eastAsia="en-US"/>
-            </w:rPr>
             <w:tab/>
           </w:r>
           <w:hyperlink w:anchor="__RefHeading___Toc19440737">
@@ -2677,12 +3055,14 @@
           <w:pPr>
             <w:pStyle w:val="TOC1"/>
             <w:tabs>
-              <w:tab w:val="left" w:pos="400"/>
+              <w:tab w:val="left" w:pos="400" w:leader="none"/>
+              <w:tab w:val="right" w:pos="8640" w:leader="dot"/>
             </w:tabs>
             <w:rPr>
               <w:rFonts w:ascii="Calibri" w:hAnsi="Calibri" w:cs="Calibri"/>
-              <w:b w:val="0"/>
-              <w:caps w:val="0"/>
+              <w:b w:val="false"/>
+              <w:caps w:val="false"/>
+              <w:smallCaps w:val="false"/>
               <w:sz w:val="24"/>
               <w:szCs w:val="24"/>
               <w:lang w:eastAsia="en-US"/>
@@ -2696,9 +3076,10 @@
           </w:r>
           <w:r>
             <w:rPr>
-              <w:rFonts w:ascii="Calibri" w:hAnsi="Calibri" w:cs="Calibri"/>
-              <w:b w:val="0"/>
-              <w:caps w:val="0"/>
+              <w:rFonts w:cs="Calibri" w:ascii="Calibri" w:hAnsi="Calibri"/>
+              <w:b w:val="false"/>
+              <w:caps w:val="false"/>
+              <w:smallCaps w:val="false"/>
               <w:sz w:val="24"/>
               <w:szCs w:val="24"/>
               <w:lang w:eastAsia="en-US"/>
@@ -2710,11 +3091,6 @@
               <w:lang w:eastAsia="en-US"/>
             </w:rPr>
             <w:t>Non-Functional Requirements</w:t>
-          </w:r>
-          <w:r>
-            <w:rPr>
-              <w:lang w:eastAsia="en-US"/>
-            </w:rPr>
             <w:tab/>
           </w:r>
           <w:hyperlink w:anchor="__RefHeading___Toc19440738">
@@ -2731,11 +3107,13 @@
           <w:pPr>
             <w:pStyle w:val="TOC2"/>
             <w:tabs>
-              <w:tab w:val="left" w:pos="800"/>
+              <w:tab w:val="left" w:pos="800" w:leader="none"/>
+              <w:tab w:val="right" w:pos="8640" w:leader="dot"/>
             </w:tabs>
             <w:rPr>
               <w:rFonts w:ascii="Calibri" w:hAnsi="Calibri" w:cs="Calibri"/>
-              <w:smallCaps w:val="0"/>
+              <w:caps w:val="false"/>
+              <w:smallCaps w:val="false"/>
               <w:sz w:val="24"/>
               <w:szCs w:val="24"/>
               <w:lang w:eastAsia="en-US"/>
@@ -2749,8 +3127,9 @@
           </w:r>
           <w:r>
             <w:rPr>
-              <w:rFonts w:ascii="Calibri" w:hAnsi="Calibri" w:cs="Calibri"/>
-              <w:smallCaps w:val="0"/>
+              <w:rFonts w:cs="Calibri" w:ascii="Calibri" w:hAnsi="Calibri"/>
+              <w:caps w:val="false"/>
+              <w:smallCaps w:val="false"/>
               <w:sz w:val="24"/>
               <w:szCs w:val="24"/>
               <w:lang w:eastAsia="en-US"/>
@@ -2762,11 +3141,6 @@
               <w:lang w:eastAsia="en-US"/>
             </w:rPr>
             <w:t>Security and Privacy Requirements</w:t>
-          </w:r>
-          <w:r>
-            <w:rPr>
-              <w:lang w:eastAsia="en-US"/>
-            </w:rPr>
             <w:tab/>
           </w:r>
           <w:hyperlink w:anchor="__RefHeading___Toc19440739">
@@ -2783,11 +3157,13 @@
           <w:pPr>
             <w:pStyle w:val="TOC2"/>
             <w:tabs>
-              <w:tab w:val="left" w:pos="800"/>
+              <w:tab w:val="left" w:pos="800" w:leader="none"/>
+              <w:tab w:val="right" w:pos="8640" w:leader="dot"/>
             </w:tabs>
             <w:rPr>
               <w:rFonts w:ascii="Calibri" w:hAnsi="Calibri" w:cs="Calibri"/>
-              <w:smallCaps w:val="0"/>
+              <w:caps w:val="false"/>
+              <w:smallCaps w:val="false"/>
               <w:sz w:val="24"/>
               <w:szCs w:val="24"/>
               <w:lang w:eastAsia="en-US"/>
@@ -2801,8 +3177,9 @@
           </w:r>
           <w:r>
             <w:rPr>
-              <w:rFonts w:ascii="Calibri" w:hAnsi="Calibri" w:cs="Calibri"/>
-              <w:smallCaps w:val="0"/>
+              <w:rFonts w:cs="Calibri" w:ascii="Calibri" w:hAnsi="Calibri"/>
+              <w:caps w:val="false"/>
+              <w:smallCaps w:val="false"/>
               <w:sz w:val="24"/>
               <w:szCs w:val="24"/>
               <w:lang w:eastAsia="en-US"/>
@@ -2814,11 +3191,6 @@
               <w:lang w:eastAsia="en-US"/>
             </w:rPr>
             <w:t>Environmental Requirements</w:t>
-          </w:r>
-          <w:r>
-            <w:rPr>
-              <w:lang w:eastAsia="en-US"/>
-            </w:rPr>
             <w:tab/>
           </w:r>
           <w:hyperlink w:anchor="__RefHeading___Toc19440740">
@@ -2835,7 +3207,8 @@
           <w:pPr>
             <w:pStyle w:val="TOC2"/>
             <w:tabs>
-              <w:tab w:val="left" w:pos="800"/>
+              <w:tab w:val="left" w:pos="800" w:leader="none"/>
+              <w:tab w:val="right" w:pos="8640" w:leader="dot"/>
             </w:tabs>
             <w:rPr>
               <w:rFonts w:ascii="Calibri" w:hAnsi="Calibri" w:cs="Calibri"/>
@@ -2846,15 +3219,17 @@
           </w:pPr>
           <w:r>
             <w:rPr>
-              <w:smallCaps w:val="0"/>
+              <w:caps w:val="false"/>
+              <w:smallCaps w:val="false"/>
               <w:lang w:eastAsia="en-US"/>
             </w:rPr>
             <w:t>4.3.</w:t>
           </w:r>
           <w:r>
             <w:rPr>
-              <w:rFonts w:ascii="Calibri" w:hAnsi="Calibri" w:cs="Calibri"/>
-              <w:smallCaps w:val="0"/>
+              <w:rFonts w:cs="Calibri" w:ascii="Calibri" w:hAnsi="Calibri"/>
+              <w:caps w:val="false"/>
+              <w:smallCaps w:val="false"/>
               <w:sz w:val="24"/>
               <w:szCs w:val="24"/>
               <w:lang w:eastAsia="en-US"/>
@@ -2863,23 +3238,19 @@
           </w:r>
           <w:r>
             <w:rPr>
-              <w:smallCaps w:val="0"/>
+              <w:caps w:val="false"/>
+              <w:smallCaps w:val="false"/>
               <w:lang w:eastAsia="en-US"/>
             </w:rPr>
             <w:t>Performance Requirements</w:t>
-          </w:r>
-          <w:r>
-            <w:rPr>
-              <w:smallCaps w:val="0"/>
-              <w:lang w:eastAsia="en-US"/>
-            </w:rPr>
             <w:tab/>
           </w:r>
           <w:hyperlink w:anchor="__RefHeading___Toc19440741">
             <w:r>
               <w:rPr>
                 <w:rStyle w:val="IndexLink"/>
-                <w:smallCaps w:val="0"/>
+                <w:caps w:val="false"/>
+                <w:smallCaps w:val="false"/>
                 <w:lang w:eastAsia="en-US"/>
               </w:rPr>
               <w:t>8</w:t>
@@ -2888,7 +3259,8 @@
           <w:r>
             <w:rPr>
               <w:rStyle w:val="IndexLink"/>
-              <w:smallCaps w:val="0"/>
+              <w:smallCaps w:val="false"/>
+              <w:caps w:val="false"/>
               <w:lang w:eastAsia="en-US"/>
             </w:rPr>
             <w:fldChar w:fldCharType="end"/>
@@ -2898,6 +3270,7 @@
     </w:sdt>
     <w:p>
       <w:pPr>
+        <w:pStyle w:val="Normal"/>
         <w:rPr>
           <w:rFonts w:ascii="Calibri" w:hAnsi="Calibri" w:cs="Calibri"/>
           <w:b/>
@@ -2907,6 +3280,16 @@
           <w:lang w:eastAsia="en-US"/>
         </w:rPr>
       </w:pPr>
+      <w:r>
+        <w:rPr>
+          <w:rFonts w:cs="Calibri" w:ascii="Calibri" w:hAnsi="Calibri"/>
+          <w:b/>
+          <w:caps/>
+          <w:sz w:val="24"/>
+          <w:szCs w:val="24"/>
+          <w:lang w:eastAsia="en-US"/>
+        </w:rPr>
+      </w:r>
     </w:p>
     <w:p>
       <w:pPr>
@@ -2915,11 +3298,12 @@
           <w:ilvl w:val="0"/>
           <w:numId w:val="2"/>
         </w:numPr>
+        <w:rPr/>
       </w:pPr>
       <w:bookmarkStart w:id="2" w:name="__RefHeading___Toc19440719"/>
       <w:bookmarkEnd w:id="2"/>
       <w:r>
-        <w:lastRenderedPageBreak/>
+        <w:rPr/>
         <w:t>Purpose</w:t>
       </w:r>
     </w:p>
@@ -2934,31 +3318,7 @@
         <w:rPr>
           <w:color w:val="0070C0"/>
         </w:rPr>
-        <w:t xml:space="preserve">This document outlines the requirements for the </w:t>
-      </w:r>
-      <w:r>
-        <w:rPr>
-          <w:color w:val="0070C0"/>
-        </w:rPr>
-        <w:t>Blackjack Handling System</w:t>
-      </w:r>
-      <w:r>
-        <w:rPr>
-          <w:color w:val="0070C0"/>
-        </w:rPr>
-        <w:t xml:space="preserve"> (</w:t>
-      </w:r>
-      <w:r>
-        <w:rPr>
-          <w:color w:val="0070C0"/>
-        </w:rPr>
-        <w:t>BHS</w:t>
-      </w:r>
-      <w:r>
-        <w:rPr>
-          <w:color w:val="0070C0"/>
-        </w:rPr>
-        <w:t>).</w:t>
+        <w:t>This document outlines the requirements for the Blackjack Handling System (BHS).</w:t>
       </w:r>
     </w:p>
     <w:p>
@@ -2968,10 +3328,12 @@
           <w:ilvl w:val="1"/>
           <w:numId w:val="2"/>
         </w:numPr>
+        <w:rPr/>
       </w:pPr>
       <w:bookmarkStart w:id="3" w:name="__RefHeading___Toc19440720"/>
       <w:bookmarkEnd w:id="3"/>
       <w:r>
+        <w:rPr/>
         <w:t>Scope</w:t>
       </w:r>
     </w:p>
@@ -2986,109 +3348,55 @@
         <w:rPr>
           <w:color w:val="0070C0"/>
         </w:rPr>
-        <w:t xml:space="preserve">This document will catalog the user, system, and hardware requirements for the </w:t>
-      </w:r>
-      <w:r>
-        <w:rPr>
-          <w:color w:val="0070C0"/>
-        </w:rPr>
-        <w:t xml:space="preserve">BHS </w:t>
-      </w:r>
-      <w:r>
-        <w:rPr>
-          <w:color w:val="0070C0"/>
-        </w:rPr>
-        <w:t>system. It will not, however, document how these requirements will be implemented.</w:t>
+        <w:t>This document will catalog the user, system, and hardware requirements for the BHS system. It will not, however, document how these requirements will be implemented.</w:t>
       </w:r>
     </w:p>
     <w:p>
       <w:pPr>
         <w:pStyle w:val="Heading2"/>
+        <w:rPr/>
       </w:pPr>
       <w:bookmarkStart w:id="4" w:name="__RefHeading___Toc19440721"/>
       <w:bookmarkEnd w:id="4"/>
       <w:r>
+        <w:rPr/>
         <w:t>Definitions, Acronyms, Abbreviations</w:t>
       </w:r>
     </w:p>
     <w:p>
       <w:pPr>
         <w:pStyle w:val="Paragraph3"/>
-        <w:ind w:left="720" w:firstLine="720"/>
-        <w:rPr>
-          <w:color w:val="0070C0"/>
-        </w:rPr>
-      </w:pPr>
-      <w:r>
-        <w:rPr>
-          <w:color w:val="0070C0"/>
-        </w:rPr>
-        <w:t>Player</w:t>
-      </w:r>
-      <w:r>
-        <w:rPr>
-          <w:color w:val="0070C0"/>
-        </w:rPr>
-        <w:t xml:space="preserve">: A user role that can participate in Blackjack games, </w:t>
-      </w:r>
-      <w:r>
-        <w:rPr>
-          <w:color w:val="0070C0"/>
-        </w:rPr>
-        <w:t>and participate in standard game actions such as betting, hit, stand, and folding</w:t>
-      </w:r>
-      <w:r>
-        <w:rPr>
-          <w:color w:val="0070C0"/>
-        </w:rPr>
-        <w:t>/surrendering</w:t>
+        <w:ind w:firstLine="720" w:start="720"/>
+        <w:rPr>
+          <w:color w:val="0070C0"/>
+        </w:rPr>
+      </w:pPr>
+      <w:r>
+        <w:rPr>
+          <w:color w:val="0070C0"/>
+        </w:rPr>
+        <w:t>Player: A user role that can participate in Blackjack games, and participate in standard game actions such as betting, hit, stand, and folding/surrendering</w:t>
       </w:r>
     </w:p>
     <w:p>
       <w:pPr>
         <w:pStyle w:val="Paragraph3"/>
-        <w:ind w:left="720" w:firstLine="720"/>
-        <w:rPr>
-          <w:color w:val="0070C0"/>
-        </w:rPr>
-      </w:pPr>
-      <w:r>
-        <w:rPr>
-          <w:color w:val="0070C0"/>
-        </w:rPr>
-        <w:t>Dealer</w:t>
-      </w:r>
-      <w:r>
-        <w:rPr>
-          <w:color w:val="0070C0"/>
-        </w:rPr>
-        <w:t>:</w:t>
-      </w:r>
-      <w:r>
-        <w:rPr>
-          <w:color w:val="0070C0"/>
-        </w:rPr>
-        <w:t xml:space="preserve"> A specialized user role with the added ability to operate as a dealer for the games and the configurator of game parameters when creating joinable tables for blackjack, deals cards in accordance </w:t>
-      </w:r>
-      <w:proofErr w:type="gramStart"/>
-      <w:r>
-        <w:rPr>
-          <w:color w:val="0070C0"/>
-        </w:rPr>
-        <w:t>to</w:t>
-      </w:r>
-      <w:proofErr w:type="gramEnd"/>
-      <w:r>
-        <w:rPr>
-          <w:color w:val="0070C0"/>
-        </w:rPr>
-        <w:t xml:space="preserve"> standard blackjack rules</w:t>
+        <w:ind w:firstLine="720" w:start="720"/>
+        <w:rPr>
+          <w:color w:val="0070C0"/>
+        </w:rPr>
+      </w:pPr>
+      <w:r>
+        <w:rPr>
+          <w:color w:val="0070C0"/>
+        </w:rPr>
+        <w:t>Dealer: A specialized user role with the added ability to operate as a dealer for the games and the configurator of game parameters when creating joinable tables for blackjack, deals cards in accordance to standard blackjack rules</w:t>
       </w:r>
     </w:p>
     <w:p>
       <w:pPr>
         <w:pStyle w:val="Paragraph3"/>
-        <w:ind w:left="720" w:firstLine="720"/>
+        <w:ind w:firstLine="720" w:start="720"/>
         <w:rPr>
           <w:color w:val="0070C0"/>
         </w:rPr>
@@ -3103,55 +3411,37 @@
     <w:p>
       <w:pPr>
         <w:pStyle w:val="Paragraph3"/>
-        <w:ind w:left="720" w:firstLine="720"/>
-        <w:rPr>
-          <w:color w:val="0070C0"/>
-        </w:rPr>
-      </w:pPr>
-      <w:r>
-        <w:rPr>
-          <w:color w:val="0070C0"/>
-        </w:rPr>
-        <w:t>Hand</w:t>
-      </w:r>
-      <w:r>
-        <w:rPr>
-          <w:color w:val="0070C0"/>
-        </w:rPr>
-        <w:t>:</w:t>
-      </w:r>
-      <w:r>
-        <w:rPr>
-          <w:color w:val="0070C0"/>
-        </w:rPr>
-        <w:t xml:space="preserve"> A collection of cards assigned to a player or dealer during a round of Blackjack, which changes based on gameplay actions and outcomes</w:t>
+        <w:ind w:firstLine="720" w:start="720"/>
+        <w:rPr>
+          <w:color w:val="0070C0"/>
+        </w:rPr>
+      </w:pPr>
+      <w:r>
+        <w:rPr>
+          <w:color w:val="0070C0"/>
+        </w:rPr>
+        <w:t>Hand: A collection of cards assigned to a player or dealer during a round of Blackjack, which changes based on gameplay actions and outcomes</w:t>
       </w:r>
     </w:p>
     <w:p>
       <w:pPr>
         <w:pStyle w:val="Paragraph3"/>
-        <w:ind w:left="720" w:firstLine="720"/>
-        <w:rPr>
-          <w:color w:val="0070C0"/>
-        </w:rPr>
-      </w:pPr>
-      <w:r>
-        <w:rPr>
-          <w:color w:val="0070C0"/>
-        </w:rPr>
-        <w:t>Table</w:t>
-      </w:r>
-      <w:r>
-        <w:rPr>
-          <w:color w:val="0070C0"/>
-        </w:rPr>
-        <w:t>: The instance of a game in a lobby, up to six players including the hosting dealer</w:t>
+        <w:ind w:firstLine="720" w:start="720"/>
+        <w:rPr>
+          <w:color w:val="0070C0"/>
+        </w:rPr>
+      </w:pPr>
+      <w:r>
+        <w:rPr>
+          <w:color w:val="0070C0"/>
+        </w:rPr>
+        <w:t>Table: The instance of a game in a lobby, up to six players including the hosting dealer</w:t>
       </w:r>
     </w:p>
     <w:p>
       <w:pPr>
         <w:pStyle w:val="Paragraph3"/>
-        <w:ind w:left="720" w:firstLine="720"/>
+        <w:ind w:firstLine="720" w:start="720"/>
         <w:rPr>
           <w:color w:val="0070C0"/>
         </w:rPr>
@@ -3166,28 +3456,22 @@
     <w:p>
       <w:pPr>
         <w:pStyle w:val="Paragraph3"/>
-        <w:ind w:left="720" w:firstLine="720"/>
-        <w:rPr>
-          <w:color w:val="0070C0"/>
-        </w:rPr>
-      </w:pPr>
-      <w:r>
-        <w:rPr>
-          <w:color w:val="0070C0"/>
-        </w:rPr>
-        <w:t>Round: A cycle of player betting and playing in a blackjack game</w:t>
-      </w:r>
-      <w:r>
-        <w:rPr>
-          <w:color w:val="0070C0"/>
-        </w:rPr>
-        <w:t xml:space="preserve"> between the betting and outcome phases</w:t>
+        <w:ind w:firstLine="720" w:start="720"/>
+        <w:rPr>
+          <w:color w:val="0070C0"/>
+        </w:rPr>
+      </w:pPr>
+      <w:r>
+        <w:rPr>
+          <w:color w:val="0070C0"/>
+        </w:rPr>
+        <w:t>Round: A cycle of player betting and playing in a blackjack game between the betting and outcome phases</w:t>
       </w:r>
     </w:p>
     <w:p>
       <w:pPr>
         <w:pStyle w:val="Paragraph3"/>
-        <w:ind w:left="720" w:firstLine="720"/>
+        <w:ind w:firstLine="720" w:start="720"/>
         <w:rPr>
           <w:color w:val="0070C0"/>
         </w:rPr>
@@ -3202,7 +3486,7 @@
     <w:p>
       <w:pPr>
         <w:pStyle w:val="Paragraph3"/>
-        <w:ind w:left="720" w:firstLine="720"/>
+        <w:ind w:firstLine="720" w:start="720"/>
         <w:rPr>
           <w:color w:val="0070C0"/>
         </w:rPr>
@@ -3217,376 +3501,172 @@
     <w:p>
       <w:pPr>
         <w:pStyle w:val="Paragraph3"/>
-        <w:ind w:left="720" w:firstLine="720"/>
-        <w:rPr>
-          <w:color w:val="0070C0"/>
-        </w:rPr>
-      </w:pPr>
-      <w:r>
-        <w:rPr>
-          <w:color w:val="0070C0"/>
-        </w:rPr>
-        <w:t>Deck</w:t>
-      </w:r>
-      <w:r>
-        <w:rPr>
-          <w:color w:val="0070C0"/>
-        </w:rPr>
-        <w:t xml:space="preserve">: </w:t>
-      </w:r>
-      <w:r>
-        <w:rPr>
-          <w:color w:val="0070C0"/>
-        </w:rPr>
-        <w:t>A standard set of 52 cards used to interact with the gameplay</w:t>
+        <w:ind w:firstLine="720" w:start="720"/>
+        <w:rPr>
+          <w:color w:val="0070C0"/>
+        </w:rPr>
+      </w:pPr>
+      <w:r>
+        <w:rPr>
+          <w:color w:val="0070C0"/>
+        </w:rPr>
+        <w:t>Deck: A standard set of 52 cards used to interact with the gameplay</w:t>
       </w:r>
     </w:p>
     <w:p>
       <w:pPr>
         <w:pStyle w:val="Paragraph3"/>
-        <w:ind w:left="720" w:firstLine="720"/>
-        <w:rPr>
-          <w:color w:val="0070C0"/>
-        </w:rPr>
-      </w:pPr>
-      <w:r>
-        <w:rPr>
-          <w:color w:val="0070C0"/>
-        </w:rPr>
-        <w:t xml:space="preserve">Card: </w:t>
-      </w:r>
-      <w:r>
-        <w:rPr>
-          <w:color w:val="0070C0"/>
-        </w:rPr>
-        <w:t>A</w:t>
-      </w:r>
-      <w:r>
-        <w:rPr>
-          <w:color w:val="0070C0"/>
-        </w:rPr>
-        <w:t xml:space="preserve"> singular card from a </w:t>
-      </w:r>
-      <w:r>
-        <w:rPr>
-          <w:color w:val="0070C0"/>
-        </w:rPr>
-        <w:t xml:space="preserve">standard </w:t>
-      </w:r>
-      <w:r>
-        <w:rPr>
-          <w:color w:val="0070C0"/>
-        </w:rPr>
-        <w:t>deck of 52 cards</w:t>
-      </w:r>
-      <w:r>
-        <w:rPr>
-          <w:color w:val="0070C0"/>
-        </w:rPr>
-        <w:t>, categorized by suit and rank value</w:t>
+        <w:ind w:firstLine="720" w:start="720"/>
+        <w:rPr>
+          <w:color w:val="0070C0"/>
+        </w:rPr>
+      </w:pPr>
+      <w:r>
+        <w:rPr>
+          <w:color w:val="0070C0"/>
+        </w:rPr>
+        <w:t>Card: A singular card from a standard deck of 52 cards, categorized by suit and rank value</w:t>
       </w:r>
     </w:p>
     <w:p>
       <w:pPr>
         <w:pStyle w:val="Paragraph3"/>
-        <w:ind w:left="720" w:firstLine="720"/>
-        <w:rPr>
-          <w:color w:val="0070C0"/>
-        </w:rPr>
-      </w:pPr>
-      <w:r>
-        <w:rPr>
-          <w:color w:val="0070C0"/>
-        </w:rPr>
-        <w:t>Shoe</w:t>
-      </w:r>
-      <w:r>
-        <w:rPr>
-          <w:color w:val="0070C0"/>
-        </w:rPr>
-        <w:t xml:space="preserve">: A collection </w:t>
-      </w:r>
-      <w:r>
-        <w:rPr>
-          <w:color w:val="0070C0"/>
-        </w:rPr>
-        <w:t xml:space="preserve">of multiple </w:t>
-      </w:r>
-      <w:r>
-        <w:rPr>
-          <w:color w:val="0070C0"/>
-        </w:rPr>
-        <w:t>decks used in the Blackjack games</w:t>
+        <w:ind w:firstLine="720" w:start="720"/>
+        <w:rPr>
+          <w:color w:val="0070C0"/>
+        </w:rPr>
+      </w:pPr>
+      <w:r>
+        <w:rPr>
+          <w:color w:val="0070C0"/>
+        </w:rPr>
+        <w:t>Shoe: A collection of multiple decks used in the Blackjack games</w:t>
       </w:r>
     </w:p>
     <w:p>
       <w:pPr>
         <w:pStyle w:val="Paragraph3"/>
-        <w:ind w:left="720" w:firstLine="720"/>
-        <w:rPr>
-          <w:color w:val="0070C0"/>
-        </w:rPr>
-      </w:pPr>
-      <w:r>
-        <w:rPr>
-          <w:color w:val="0070C0"/>
-        </w:rPr>
-        <w:t>Bet</w:t>
-      </w:r>
-      <w:r>
-        <w:rPr>
-          <w:color w:val="0070C0"/>
-        </w:rPr>
-        <w:t xml:space="preserve">: </w:t>
-      </w:r>
-      <w:proofErr w:type="gramStart"/>
-      <w:r>
-        <w:rPr>
-          <w:color w:val="0070C0"/>
-        </w:rPr>
-        <w:t>A</w:t>
-      </w:r>
-      <w:r>
-        <w:rPr>
-          <w:color w:val="0070C0"/>
-        </w:rPr>
-        <w:t xml:space="preserve"> number of</w:t>
-      </w:r>
-      <w:proofErr w:type="gramEnd"/>
-      <w:r>
-        <w:rPr>
-          <w:color w:val="0070C0"/>
-        </w:rPr>
-        <w:t xml:space="preserve"> credits submitted by a player before being dealt hands to start playing the game</w:t>
+        <w:ind w:firstLine="720" w:start="720"/>
+        <w:rPr>
+          <w:color w:val="0070C0"/>
+        </w:rPr>
+      </w:pPr>
+      <w:r>
+        <w:rPr>
+          <w:color w:val="0070C0"/>
+        </w:rPr>
+        <w:t>Bet: A number of credits submitted by a player before being dealt hands to start playing the game</w:t>
       </w:r>
     </w:p>
     <w:p>
       <w:pPr>
         <w:pStyle w:val="Paragraph3"/>
-        <w:ind w:left="720" w:firstLine="720"/>
-        <w:rPr>
-          <w:color w:val="0070C0"/>
-        </w:rPr>
-      </w:pPr>
-      <w:r>
-        <w:rPr>
-          <w:color w:val="0070C0"/>
-        </w:rPr>
-        <w:t>Timer</w:t>
-      </w:r>
-      <w:r>
-        <w:rPr>
-          <w:color w:val="0070C0"/>
-        </w:rPr>
-        <w:t xml:space="preserve">: </w:t>
-      </w:r>
-      <w:r>
-        <w:rPr>
-          <w:color w:val="0070C0"/>
-        </w:rPr>
-        <w:t xml:space="preserve">A countdown for the time players </w:t>
-      </w:r>
-      <w:proofErr w:type="gramStart"/>
-      <w:r>
-        <w:rPr>
-          <w:color w:val="0070C0"/>
-        </w:rPr>
-        <w:t>have</w:t>
-      </w:r>
-      <w:proofErr w:type="gramEnd"/>
-      <w:r>
-        <w:rPr>
-          <w:color w:val="0070C0"/>
-        </w:rPr>
-        <w:t xml:space="preserve"> to </w:t>
-      </w:r>
-      <w:proofErr w:type="gramStart"/>
-      <w:r>
-        <w:rPr>
-          <w:color w:val="0070C0"/>
-        </w:rPr>
-        <w:t>take action</w:t>
-      </w:r>
-      <w:proofErr w:type="gramEnd"/>
-      <w:r>
-        <w:rPr>
-          <w:color w:val="0070C0"/>
-        </w:rPr>
-        <w:t xml:space="preserve"> in a round of the game</w:t>
+        <w:ind w:firstLine="720" w:start="720"/>
+        <w:rPr>
+          <w:color w:val="0070C0"/>
+        </w:rPr>
+      </w:pPr>
+      <w:r>
+        <w:rPr>
+          <w:color w:val="0070C0"/>
+        </w:rPr>
+        <w:t>Timer: A countdown for the time players have to take action in a round of the game</w:t>
       </w:r>
     </w:p>
     <w:p>
       <w:pPr>
         <w:pStyle w:val="Paragraph3"/>
-        <w:ind w:left="720" w:firstLine="720"/>
-        <w:rPr>
-          <w:color w:val="0070C0"/>
-        </w:rPr>
-      </w:pPr>
-      <w:r>
-        <w:rPr>
-          <w:color w:val="0070C0"/>
-        </w:rPr>
-        <w:t>Credits</w:t>
-      </w:r>
-      <w:r>
-        <w:rPr>
-          <w:color w:val="0070C0"/>
-        </w:rPr>
-        <w:t xml:space="preserve">: </w:t>
-      </w:r>
-      <w:r>
-        <w:rPr>
-          <w:color w:val="0070C0"/>
-        </w:rPr>
-        <w:t>Virtual currency with a 1-to-1 conversion with player dollars from their payment method attached to their account, used in bets for games</w:t>
+        <w:ind w:firstLine="720" w:start="720"/>
+        <w:rPr>
+          <w:color w:val="0070C0"/>
+        </w:rPr>
+      </w:pPr>
+      <w:r>
+        <w:rPr>
+          <w:color w:val="0070C0"/>
+        </w:rPr>
+        <w:t>Credits: Virtual currency with a 1-to-1 conversion with player dollars from their payment method attached to their account, used in bets for games</w:t>
       </w:r>
     </w:p>
     <w:p>
       <w:pPr>
         <w:pStyle w:val="Paragraph3"/>
-        <w:ind w:left="720" w:firstLine="720"/>
-        <w:rPr>
-          <w:color w:val="0070C0"/>
-        </w:rPr>
-      </w:pPr>
-      <w:r>
-        <w:rPr>
-          <w:color w:val="0070C0"/>
-        </w:rPr>
-        <w:t>Credit Card (CC)</w:t>
-      </w:r>
-      <w:r>
-        <w:rPr>
-          <w:color w:val="0070C0"/>
-        </w:rPr>
-        <w:t>: A player user’s payment method</w:t>
-      </w:r>
-      <w:r>
-        <w:rPr>
-          <w:color w:val="0070C0"/>
-        </w:rPr>
-        <w:t xml:space="preserve"> for credits</w:t>
+        <w:ind w:firstLine="720" w:start="720"/>
+        <w:rPr>
+          <w:color w:val="0070C0"/>
+        </w:rPr>
+      </w:pPr>
+      <w:r>
+        <w:rPr>
+          <w:color w:val="0070C0"/>
+        </w:rPr>
+        <w:t>Credit Card (CC): A player user’s payment method for credits</w:t>
       </w:r>
     </w:p>
     <w:p>
       <w:pPr>
         <w:pStyle w:val="Paragraph3"/>
-        <w:ind w:left="720" w:firstLine="720"/>
-        <w:rPr>
-          <w:color w:val="0070C0"/>
-        </w:rPr>
-      </w:pPr>
-      <w:r>
-        <w:rPr>
-          <w:color w:val="0070C0"/>
-        </w:rPr>
-        <w:t xml:space="preserve">Blackjack Handling System (BHS): </w:t>
-      </w:r>
-      <w:r>
-        <w:rPr>
-          <w:color w:val="0070C0"/>
-        </w:rPr>
-        <w:t>The software responsible for handling the blackjack game functions and logic, network connectivity for players to the server, as well as player interactions and active games</w:t>
+        <w:ind w:firstLine="720" w:start="720"/>
+        <w:rPr>
+          <w:color w:val="0070C0"/>
+        </w:rPr>
+      </w:pPr>
+      <w:r>
+        <w:rPr>
+          <w:color w:val="0070C0"/>
+        </w:rPr>
+        <w:t>Blackjack Handling System (BHS): The software responsible for handling the blackjack game functions and logic, network connectivity for players to the server, as well as player interactions and active games</w:t>
       </w:r>
     </w:p>
     <w:p>
       <w:pPr>
         <w:pStyle w:val="Paragraph3"/>
-        <w:ind w:left="720" w:firstLine="720"/>
-        <w:rPr>
-          <w:color w:val="0070C0"/>
-        </w:rPr>
-      </w:pPr>
-      <w:r>
-        <w:rPr>
-          <w:color w:val="0070C0"/>
-        </w:rPr>
-        <w:t xml:space="preserve">Graphical User Interface (GUI): The visual </w:t>
-      </w:r>
-      <w:r>
-        <w:rPr>
-          <w:color w:val="0070C0"/>
-        </w:rPr>
-        <w:t>interface players use to interact with the BHS</w:t>
+        <w:ind w:firstLine="720" w:start="720"/>
+        <w:rPr>
+          <w:color w:val="0070C0"/>
+        </w:rPr>
+      </w:pPr>
+      <w:r>
+        <w:rPr>
+          <w:color w:val="0070C0"/>
+        </w:rPr>
+        <w:t>Graphical User Interface (GUI): The visual interface players use to interact with the BHS</w:t>
       </w:r>
     </w:p>
     <w:p>
       <w:pPr>
         <w:pStyle w:val="Paragraph3"/>
-        <w:ind w:left="720" w:firstLine="720"/>
-        <w:rPr>
-          <w:color w:val="0070C0"/>
-        </w:rPr>
-      </w:pPr>
-      <w:r>
-        <w:rPr>
-          <w:color w:val="0070C0"/>
-        </w:rPr>
-        <w:t>Server:</w:t>
-      </w:r>
-      <w:r>
-        <w:rPr>
-          <w:color w:val="0070C0"/>
-        </w:rPr>
-        <w:t xml:space="preserve"> The program responsible for allowing multiple client programs to connect, allowing users to play blackjack games against each other over a network connection</w:t>
-      </w:r>
-      <w:r>
-        <w:rPr>
-          <w:color w:val="0070C0"/>
-        </w:rPr>
-        <w:t xml:space="preserve">, receives player actions and </w:t>
-      </w:r>
-      <w:r>
-        <w:rPr>
-          <w:color w:val="0070C0"/>
-        </w:rPr>
-        <w:t>enforces game rules</w:t>
-      </w:r>
-      <w:r>
-        <w:rPr>
-          <w:color w:val="0070C0"/>
-        </w:rPr>
-        <w:t xml:space="preserve"> with network communication between clients</w:t>
+        <w:ind w:firstLine="720" w:start="720"/>
+        <w:rPr>
+          <w:color w:val="0070C0"/>
+        </w:rPr>
+      </w:pPr>
+      <w:r>
+        <w:rPr>
+          <w:color w:val="0070C0"/>
+        </w:rPr>
+        <w:t>Server: The program responsible for allowing multiple client programs to connect, allowing users to play blackjack games against each other over a network connection, receives player actions and enforces game rules with network communication between clients</w:t>
       </w:r>
     </w:p>
     <w:p>
       <w:pPr>
         <w:pStyle w:val="Paragraph3"/>
-        <w:ind w:left="720" w:firstLine="720"/>
-        <w:rPr>
-          <w:color w:val="0070C0"/>
-        </w:rPr>
-      </w:pPr>
-      <w:r>
-        <w:rPr>
-          <w:color w:val="0070C0"/>
-        </w:rPr>
-        <w:t>Client:</w:t>
-      </w:r>
-      <w:r>
-        <w:rPr>
-          <w:color w:val="0070C0"/>
-        </w:rPr>
-        <w:t xml:space="preserve"> The program used by players to connect to the server program for connection to blackjack games over a network connection</w:t>
-      </w:r>
-      <w:r>
-        <w:rPr>
-          <w:color w:val="0070C0"/>
-        </w:rPr>
-        <w:t xml:space="preserve">, </w:t>
-      </w:r>
-      <w:r>
-        <w:rPr>
-          <w:color w:val="0070C0"/>
-        </w:rPr>
-        <w:t>sends actions to the server</w:t>
+        <w:ind w:firstLine="720" w:start="720"/>
+        <w:rPr>
+          <w:color w:val="0070C0"/>
+        </w:rPr>
+      </w:pPr>
+      <w:r>
+        <w:rPr>
+          <w:color w:val="0070C0"/>
+        </w:rPr>
+        <w:t>Client: The program used by players to connect to the server program for connection to blackjack games over a network connection, sends actions to the server</w:t>
       </w:r>
     </w:p>
     <w:p>
       <w:pPr>
         <w:pStyle w:val="Paragraph3"/>
-        <w:ind w:left="720" w:firstLine="720"/>
+        <w:ind w:firstLine="720" w:start="720"/>
         <w:rPr>
           <w:color w:val="0070C0"/>
         </w:rPr>
@@ -3601,52 +3681,37 @@
     <w:p>
       <w:pPr>
         <w:pStyle w:val="Paragraph3"/>
-        <w:ind w:left="720" w:firstLine="720"/>
-        <w:rPr>
-          <w:color w:val="0070C0"/>
-        </w:rPr>
-      </w:pPr>
-      <w:r>
-        <w:rPr>
-          <w:color w:val="0070C0"/>
-        </w:rPr>
-        <w:lastRenderedPageBreak/>
+        <w:ind w:firstLine="720" w:start="720"/>
+        <w:rPr>
+          <w:color w:val="0070C0"/>
+        </w:rPr>
+      </w:pPr>
+      <w:r>
+        <w:rPr>
+          <w:color w:val="0070C0"/>
+        </w:rPr>
         <w:t>Hit: When a player requests an additional card from the dealer.</w:t>
       </w:r>
     </w:p>
     <w:p>
       <w:pPr>
         <w:pStyle w:val="Paragraph3"/>
-        <w:ind w:left="720" w:firstLine="720"/>
-        <w:rPr>
-          <w:color w:val="0070C0"/>
-        </w:rPr>
-      </w:pPr>
-      <w:r>
-        <w:rPr>
-          <w:color w:val="0070C0"/>
-        </w:rPr>
-        <w:t xml:space="preserve">Stand: When a player </w:t>
-      </w:r>
-      <w:proofErr w:type="gramStart"/>
-      <w:r>
-        <w:rPr>
-          <w:color w:val="0070C0"/>
-        </w:rPr>
-        <w:t>signals</w:t>
-      </w:r>
-      <w:proofErr w:type="gramEnd"/>
-      <w:r>
-        <w:rPr>
-          <w:color w:val="0070C0"/>
-        </w:rPr>
-        <w:t xml:space="preserve"> they don’t want any additional cards dealt to them during the current round.</w:t>
+        <w:ind w:firstLine="720" w:start="720"/>
+        <w:rPr>
+          <w:color w:val="0070C0"/>
+        </w:rPr>
+      </w:pPr>
+      <w:r>
+        <w:rPr>
+          <w:color w:val="0070C0"/>
+        </w:rPr>
+        <w:t>Stand: When a player signals they don’t want any additional cards dealt to them during the current round.</w:t>
       </w:r>
     </w:p>
     <w:p>
       <w:pPr>
         <w:pStyle w:val="Paragraph3"/>
-        <w:ind w:left="720" w:firstLine="720"/>
+        <w:ind w:firstLine="720" w:start="720"/>
         <w:rPr>
           <w:color w:val="0070C0"/>
         </w:rPr>
@@ -3661,50 +3726,22 @@
     <w:p>
       <w:pPr>
         <w:pStyle w:val="Paragraph3"/>
-        <w:ind w:left="720" w:firstLine="720"/>
-        <w:rPr>
-          <w:color w:val="0070C0"/>
-        </w:rPr>
-      </w:pPr>
-      <w:r>
-        <w:rPr>
-          <w:color w:val="0070C0"/>
-        </w:rPr>
-        <w:t xml:space="preserve">Split: When a player has matching cards, they can pay to have their hand divided into two separate hands. The dealer will then </w:t>
-      </w:r>
-      <w:proofErr w:type="gramStart"/>
-      <w:r>
-        <w:rPr>
-          <w:color w:val="0070C0"/>
-        </w:rPr>
-        <w:t>deal</w:t>
-      </w:r>
-      <w:proofErr w:type="gramEnd"/>
-      <w:r>
-        <w:rPr>
-          <w:color w:val="0070C0"/>
-        </w:rPr>
-        <w:t xml:space="preserve"> each </w:t>
-      </w:r>
-      <w:proofErr w:type="gramStart"/>
-      <w:r>
-        <w:rPr>
-          <w:color w:val="0070C0"/>
-        </w:rPr>
-        <w:t>hand</w:t>
-      </w:r>
-      <w:proofErr w:type="gramEnd"/>
-      <w:r>
-        <w:rPr>
-          <w:color w:val="0070C0"/>
-        </w:rPr>
-        <w:t xml:space="preserve"> an additional card to bring the total cards in each hand to two.</w:t>
+        <w:ind w:firstLine="720" w:start="720"/>
+        <w:rPr>
+          <w:color w:val="0070C0"/>
+        </w:rPr>
+      </w:pPr>
+      <w:r>
+        <w:rPr>
+          <w:color w:val="0070C0"/>
+        </w:rPr>
+        <w:t>Split: When a player has matching cards, they can pay to have their hand divided into two separate hands. The dealer will then deal each hand an additional card to bring the total cards in each hand to two.</w:t>
       </w:r>
     </w:p>
     <w:p>
       <w:pPr>
         <w:pStyle w:val="Paragraph3"/>
-        <w:ind w:left="720" w:firstLine="720"/>
+        <w:ind w:firstLine="720" w:start="720"/>
         <w:rPr>
           <w:color w:val="0070C0"/>
         </w:rPr>
@@ -3719,7 +3756,7 @@
     <w:p>
       <w:pPr>
         <w:pStyle w:val="Paragraph3"/>
-        <w:ind w:left="720" w:firstLine="720"/>
+        <w:ind w:firstLine="720" w:start="720"/>
         <w:rPr>
           <w:color w:val="0070C0"/>
         </w:rPr>
@@ -3734,7 +3771,7 @@
     <w:p>
       <w:pPr>
         <w:pStyle w:val="Paragraph3"/>
-        <w:ind w:left="720" w:firstLine="720"/>
+        <w:ind w:firstLine="720" w:start="720"/>
         <w:rPr>
           <w:color w:val="0070C0"/>
         </w:rPr>
@@ -3749,7 +3786,7 @@
     <w:p>
       <w:pPr>
         <w:pStyle w:val="Paragraph3"/>
-        <w:ind w:left="720" w:firstLine="720"/>
+        <w:ind w:firstLine="720" w:start="720"/>
         <w:rPr>
           <w:color w:val="0070C0"/>
         </w:rPr>
@@ -3764,7 +3801,7 @@
     <w:p>
       <w:pPr>
         <w:pStyle w:val="Paragraph3"/>
-        <w:ind w:left="720" w:firstLine="720"/>
+        <w:ind w:firstLine="720" w:start="720"/>
         <w:rPr>
           <w:color w:val="0070C0"/>
         </w:rPr>
@@ -3779,7 +3816,7 @@
     <w:p>
       <w:pPr>
         <w:pStyle w:val="Paragraph3"/>
-        <w:ind w:left="720" w:firstLine="720"/>
+        <w:ind w:firstLine="720" w:start="720"/>
         <w:rPr>
           <w:color w:val="0070C0"/>
         </w:rPr>
@@ -3794,40 +3831,31 @@
     <w:p>
       <w:pPr>
         <w:pStyle w:val="Paragraph3"/>
-        <w:ind w:left="720" w:firstLine="720"/>
-        <w:rPr>
-          <w:color w:val="7030A0"/>
-        </w:rPr>
-      </w:pPr>
-      <w:r>
-        <w:rPr>
-          <w:color w:val="0070C0"/>
-        </w:rPr>
-        <w:t xml:space="preserve">Shuffling: when the order of the cards in the shoe </w:t>
-      </w:r>
-      <w:proofErr w:type="gramStart"/>
-      <w:r>
-        <w:rPr>
-          <w:color w:val="0070C0"/>
-        </w:rPr>
-        <w:t>are</w:t>
-      </w:r>
-      <w:proofErr w:type="gramEnd"/>
-      <w:r>
-        <w:rPr>
-          <w:color w:val="0070C0"/>
-        </w:rPr>
-        <w:t xml:space="preserve"> randomized.</w:t>
+        <w:ind w:firstLine="720" w:start="720"/>
+        <w:rPr>
+          <w:color w:val="7030A0"/>
+        </w:rPr>
+      </w:pPr>
+      <w:r>
+        <w:rPr>
+          <w:color w:val="0070C0"/>
+        </w:rPr>
+        <w:t>Shuffling: when the order of the cards in the shoe are randomized.</w:t>
       </w:r>
     </w:p>
     <w:p>
       <w:pPr>
         <w:pStyle w:val="Paragraph3"/>
-        <w:ind w:left="720" w:firstLine="720"/>
-        <w:rPr>
-          <w:color w:val="7030A0"/>
-        </w:rPr>
-      </w:pPr>
+        <w:ind w:firstLine="720" w:start="720"/>
+        <w:rPr>
+          <w:color w:val="7030A0"/>
+        </w:rPr>
+      </w:pPr>
+      <w:r>
+        <w:rPr>
+          <w:color w:val="7030A0"/>
+        </w:rPr>
+      </w:r>
     </w:p>
     <w:p>
       <w:pPr>
@@ -3836,10 +3864,12 @@
           <w:ilvl w:val="1"/>
           <w:numId w:val="2"/>
         </w:numPr>
+        <w:rPr/>
       </w:pPr>
       <w:bookmarkStart w:id="5" w:name="__RefHeading___Toc19440722"/>
       <w:bookmarkEnd w:id="5"/>
       <w:r>
+        <w:rPr/>
         <w:t>References</w:t>
       </w:r>
     </w:p>
@@ -3853,68 +3883,68 @@
       </w:pPr>
       <w:r>
         <w:rPr>
+          <w:rFonts w:cs="Calibri" w:ascii="Calibri" w:hAnsi="Calibri"/>
+          <w:color w:val="7030A0"/>
+        </w:rPr>
+        <w:t>Use Case Specification Document</w:t>
+      </w:r>
+      <w:r>
+        <w:rPr>
+          <w:rFonts w:cs="Calibri" w:ascii="Calibri" w:hAnsi="Calibri"/>
+        </w:rPr>
+        <w:t xml:space="preserve"> </w:t>
+      </w:r>
+      <w:r>
+        <w:rPr>
+          <w:rFonts w:cs="Calibri" w:ascii="Calibri" w:hAnsi="Calibri"/>
+          <w:color w:val="7030A0"/>
+        </w:rPr>
+        <w:t>– Step 2 in assignment description</w:t>
+      </w:r>
+    </w:p>
+    <w:p>
+      <w:pPr>
+        <w:pStyle w:val="Paragraph2"/>
+        <w:rPr>
           <w:rFonts w:ascii="Calibri" w:hAnsi="Calibri" w:cs="Calibri"/>
           <w:color w:val="7030A0"/>
         </w:rPr>
-        <w:t>Use Case Specification Document</w:t>
-      </w:r>
-      <w:r>
+      </w:pPr>
+      <w:r>
+        <w:rPr>
+          <w:rFonts w:cs="Calibri" w:ascii="Calibri" w:hAnsi="Calibri"/>
+          <w:color w:val="7030A0"/>
+        </w:rPr>
+        <w:t>UML Use Case Diagrams Document – Step 3 in assignment description</w:t>
+      </w:r>
+    </w:p>
+    <w:p>
+      <w:pPr>
+        <w:pStyle w:val="Paragraph2"/>
         <w:rPr>
           <w:rFonts w:ascii="Calibri" w:hAnsi="Calibri" w:cs="Calibri"/>
-        </w:rPr>
-        <w:t xml:space="preserve"> </w:t>
-      </w:r>
-      <w:r>
+          <w:color w:val="7030A0"/>
+        </w:rPr>
+      </w:pPr>
+      <w:r>
+        <w:rPr>
+          <w:rFonts w:cs="Calibri" w:ascii="Calibri" w:hAnsi="Calibri"/>
+          <w:color w:val="7030A0"/>
+        </w:rPr>
+        <w:t>Class Diagrams – Step 5 in assignment description</w:t>
+      </w:r>
+    </w:p>
+    <w:p>
+      <w:pPr>
+        <w:pStyle w:val="Paragraph2"/>
         <w:rPr>
           <w:rFonts w:ascii="Calibri" w:hAnsi="Calibri" w:cs="Calibri"/>
           <w:color w:val="7030A0"/>
         </w:rPr>
-        <w:t>– Step 2 in assignment description</w:t>
-      </w:r>
-    </w:p>
-    <w:p>
-      <w:pPr>
-        <w:pStyle w:val="Paragraph2"/>
-        <w:rPr>
-          <w:rFonts w:ascii="Calibri" w:hAnsi="Calibri" w:cs="Calibri"/>
-          <w:color w:val="7030A0"/>
-        </w:rPr>
-      </w:pPr>
-      <w:r>
-        <w:rPr>
-          <w:rFonts w:ascii="Calibri" w:hAnsi="Calibri" w:cs="Calibri"/>
-          <w:color w:val="7030A0"/>
-        </w:rPr>
-        <w:t>UML Use Case Diagrams Document – Step 3 in assignment description</w:t>
-      </w:r>
-    </w:p>
-    <w:p>
-      <w:pPr>
-        <w:pStyle w:val="Paragraph2"/>
-        <w:rPr>
-          <w:rFonts w:ascii="Calibri" w:hAnsi="Calibri" w:cs="Calibri"/>
-          <w:color w:val="7030A0"/>
-        </w:rPr>
-      </w:pPr>
-      <w:r>
-        <w:rPr>
-          <w:rFonts w:ascii="Calibri" w:hAnsi="Calibri" w:cs="Calibri"/>
-          <w:color w:val="7030A0"/>
-        </w:rPr>
-        <w:t>Class Diagrams – Step 5 in assignment description</w:t>
-      </w:r>
-    </w:p>
-    <w:p>
-      <w:pPr>
-        <w:pStyle w:val="Paragraph2"/>
-        <w:rPr>
-          <w:rFonts w:ascii="Calibri" w:hAnsi="Calibri" w:cs="Calibri"/>
-          <w:color w:val="7030A0"/>
-        </w:rPr>
-      </w:pPr>
-      <w:r>
-        <w:rPr>
-          <w:rFonts w:ascii="Calibri" w:hAnsi="Calibri" w:cs="Calibri"/>
+      </w:pPr>
+      <w:r>
+        <w:rPr>
+          <w:rFonts w:cs="Calibri" w:ascii="Calibri" w:hAnsi="Calibri"/>
           <w:color w:val="7030A0"/>
         </w:rPr>
         <w:t>Sequence Diagrams – Step 6 in assignment description</w:t>
@@ -3927,16 +3957,19 @@
           <w:ilvl w:val="1"/>
           <w:numId w:val="2"/>
         </w:numPr>
+        <w:rPr/>
       </w:pPr>
       <w:bookmarkStart w:id="6" w:name="__RefHeading___Toc19440723"/>
       <w:bookmarkEnd w:id="6"/>
       <w:r>
+        <w:rPr/>
         <w:t>Overview</w:t>
       </w:r>
     </w:p>
     <w:p>
       <w:pPr>
-        <w:ind w:left="1440"/>
+        <w:pStyle w:val="Normal"/>
+        <w:ind w:start="1440"/>
         <w:rPr>
           <w:color w:val="0070C0"/>
         </w:rPr>
@@ -3955,11 +3988,12 @@
           <w:ilvl w:val="0"/>
           <w:numId w:val="2"/>
         </w:numPr>
+        <w:rPr/>
       </w:pPr>
       <w:bookmarkStart w:id="7" w:name="__RefHeading___Toc19440724"/>
       <w:bookmarkEnd w:id="7"/>
       <w:r>
-        <w:lastRenderedPageBreak/>
+        <w:rPr/>
         <w:t>Overall Description</w:t>
       </w:r>
     </w:p>
@@ -3970,10 +4004,12 @@
           <w:ilvl w:val="1"/>
           <w:numId w:val="2"/>
         </w:numPr>
+        <w:rPr/>
       </w:pPr>
       <w:bookmarkStart w:id="8" w:name="__RefHeading___Toc19440725"/>
       <w:bookmarkEnd w:id="8"/>
       <w:r>
+        <w:rPr/>
         <w:t>Product Perspective</w:t>
       </w:r>
     </w:p>
@@ -3984,10 +4020,12 @@
           <w:ilvl w:val="1"/>
           <w:numId w:val="2"/>
         </w:numPr>
+        <w:rPr/>
       </w:pPr>
       <w:bookmarkStart w:id="9" w:name="__RefHeading___Toc19440726"/>
       <w:bookmarkEnd w:id="9"/>
       <w:r>
+        <w:rPr/>
         <w:t>Product Architecture</w:t>
       </w:r>
     </w:p>
@@ -4008,13 +4046,49 @@
         <w:rPr>
           <w:color w:val="7030A0"/>
         </w:rPr>
-        <w:t xml:space="preserve">three major modules: the client module, server module, and the </w:t>
-      </w:r>
-      <w:r>
-        <w:rPr>
-          <w:color w:val="7030A0"/>
-        </w:rPr>
-        <w:t>game logic module</w:t>
+        <w:t>6</w:t>
+      </w:r>
+      <w:r>
+        <w:rPr>
+          <w:color w:val="7030A0"/>
+        </w:rPr>
+        <w:t xml:space="preserve"> major modules: the </w:t>
+      </w:r>
+      <w:r>
+        <w:rPr>
+          <w:color w:val="7030A0"/>
+        </w:rPr>
+        <w:t xml:space="preserve">network </w:t>
+      </w:r>
+      <w:r>
+        <w:rPr>
+          <w:color w:val="7030A0"/>
+        </w:rPr>
+        <w:t xml:space="preserve"> module, </w:t>
+      </w:r>
+      <w:r>
+        <w:rPr>
+          <w:color w:val="7030A0"/>
+        </w:rPr>
+        <w:t>lobby/account</w:t>
+      </w:r>
+      <w:r>
+        <w:rPr>
+          <w:color w:val="7030A0"/>
+        </w:rPr>
+        <w:t xml:space="preserve"> module, </w:t>
+      </w:r>
+      <w:r>
+        <w:rPr>
+          <w:color w:val="7030A0"/>
+        </w:rPr>
+        <w:t xml:space="preserve">table module, user/login module, storage module </w:t>
+      </w:r>
+      <w:r>
+        <w:rPr>
+          <w:color w:val="7030A0"/>
+        </w:rPr>
+        <w:t>and the game module</w:t>
       </w:r>
     </w:p>
     <w:p>
@@ -4024,22 +4098,24 @@
           <w:ilvl w:val="1"/>
           <w:numId w:val="2"/>
         </w:numPr>
+        <w:rPr/>
       </w:pPr>
       <w:bookmarkStart w:id="10" w:name="__RefHeading___Toc19440727"/>
       <w:bookmarkEnd w:id="10"/>
       <w:r>
+        <w:rPr/>
         <w:t>Product Functionality/Features</w:t>
       </w:r>
     </w:p>
     <w:p>
       <w:pPr>
-        <w:ind w:left="1440"/>
-      </w:pPr>
-      <w:r>
-        <w:t>The high-level features of the system are as follows (see section 3 of this document for more detailed requirements that address these features):</w:t>
-      </w:r>
-      <w:r>
-        <w:t xml:space="preserve"> </w:t>
+        <w:pStyle w:val="Normal"/>
+        <w:ind w:start="1440"/>
+        <w:rPr/>
+      </w:pPr>
+      <w:r>
+        <w:rPr/>
+        <w:t xml:space="preserve">The high-level features of the system are as follows (see section 3 of this document for more detailed requirements that address these features): </w:t>
       </w:r>
     </w:p>
     <w:p>
@@ -4049,10 +4125,12 @@
           <w:ilvl w:val="1"/>
           <w:numId w:val="2"/>
         </w:numPr>
+        <w:rPr/>
       </w:pPr>
       <w:bookmarkStart w:id="11" w:name="__RefHeading___Toc19440728"/>
       <w:bookmarkEnd w:id="11"/>
       <w:r>
+        <w:rPr/>
         <w:t>Constraints</w:t>
       </w:r>
     </w:p>
@@ -4083,25 +4161,7 @@
         <w:rPr>
           <w:color w:val="0070C0"/>
         </w:rPr>
-        <w:t>Java based client</w:t>
-      </w:r>
-      <w:r>
-        <w:rPr>
-          <w:color w:val="0070C0"/>
-        </w:rPr>
-        <w:t>/</w:t>
-      </w:r>
-      <w:r>
-        <w:rPr>
-          <w:color w:val="0070C0"/>
-        </w:rPr>
-        <w:t>server application with no</w:t>
-      </w:r>
-      <w:r>
-        <w:rPr>
-          <w:color w:val="0070C0"/>
-        </w:rPr>
-        <w:t xml:space="preserve"> web interfaces.</w:t>
+        <w:t>Java based client/server application with no web interfaces.</w:t>
       </w:r>
     </w:p>
     <w:p>
@@ -4135,11 +4195,16 @@
     <w:p>
       <w:pPr>
         <w:pStyle w:val="Paragraph2"/>
-        <w:spacing w:line="259" w:lineRule="auto"/>
-        <w:rPr>
-          <w:color w:val="7030A0"/>
-        </w:rPr>
-      </w:pPr>
+        <w:spacing w:lineRule="auto" w:line="259"/>
+        <w:rPr>
+          <w:color w:val="7030A0"/>
+        </w:rPr>
+      </w:pPr>
+      <w:r>
+        <w:rPr>
+          <w:color w:val="7030A0"/>
+        </w:rPr>
+      </w:r>
     </w:p>
     <w:p>
       <w:pPr>
@@ -4148,10 +4213,12 @@
           <w:ilvl w:val="1"/>
           <w:numId w:val="2"/>
         </w:numPr>
+        <w:rPr/>
       </w:pPr>
       <w:bookmarkStart w:id="13" w:name="__RefHeading___Toc19440729"/>
       <w:bookmarkEnd w:id="13"/>
       <w:r>
+        <w:rPr/>
         <w:t>Assumptions and Dependencies</w:t>
       </w:r>
     </w:p>
@@ -4172,6 +4239,7 @@
     <w:p>
       <w:pPr>
         <w:pStyle w:val="Paragraph2"/>
+        <w:rPr/>
       </w:pPr>
       <w:r>
         <w:rPr>
@@ -4187,6 +4255,11 @@
           <w:color w:val="7030A0"/>
         </w:rPr>
       </w:pPr>
+      <w:r>
+        <w:rPr>
+          <w:color w:val="7030A0"/>
+        </w:rPr>
+      </w:r>
     </w:p>
     <w:p>
       <w:pPr>
@@ -4209,6 +4282,11 @@
           <w:color w:val="7030A0"/>
         </w:rPr>
       </w:pPr>
+      <w:r>
+        <w:rPr>
+          <w:color w:val="7030A0"/>
+        </w:rPr>
+      </w:r>
     </w:p>
     <w:p>
       <w:pPr>
@@ -4235,33 +4313,7 @@
         <w:rPr>
           <w:color w:val="0070C0"/>
         </w:rPr>
-        <w:t>Any users will have a functioning network connection and a recent version of jav</w:t>
-      </w:r>
-      <w:r>
-        <w:rPr>
-          <w:color w:val="0070C0"/>
-        </w:rPr>
-        <w:t>a</w:t>
-      </w:r>
-      <w:r>
-        <w:rPr>
-          <w:color w:val="0070C0"/>
-        </w:rPr>
-        <w:t xml:space="preserve"> installed </w:t>
-      </w:r>
-      <w:proofErr w:type="gramStart"/>
-      <w:r>
-        <w:rPr>
-          <w:color w:val="0070C0"/>
-        </w:rPr>
-        <w:t>in order to</w:t>
-      </w:r>
-      <w:proofErr w:type="gramEnd"/>
-      <w:r>
-        <w:rPr>
-          <w:color w:val="0070C0"/>
-        </w:rPr>
-        <w:t xml:space="preserve"> be able to play the game.</w:t>
+        <w:t>Any users will have a functioning network connection and a recent version of java installed in order to be able to play the game.</w:t>
       </w:r>
     </w:p>
     <w:p>
@@ -4327,11 +4379,12 @@
           <w:ilvl w:val="0"/>
           <w:numId w:val="2"/>
         </w:numPr>
+        <w:rPr/>
       </w:pPr>
       <w:bookmarkStart w:id="14" w:name="__RefHeading___Toc19440730"/>
       <w:bookmarkEnd w:id="14"/>
       <w:r>
-        <w:lastRenderedPageBreak/>
+        <w:rPr/>
         <w:t>Specific Requirements</w:t>
       </w:r>
     </w:p>
@@ -4342,10 +4395,12 @@
           <w:ilvl w:val="1"/>
           <w:numId w:val="2"/>
         </w:numPr>
+        <w:rPr/>
       </w:pPr>
       <w:bookmarkStart w:id="15" w:name="__RefHeading___Toc19440731"/>
       <w:bookmarkEnd w:id="15"/>
       <w:r>
+        <w:rPr/>
         <w:t>Functional Requirements</w:t>
       </w:r>
     </w:p>
@@ -4356,8 +4411,10 @@
           <w:ilvl w:val="2"/>
           <w:numId w:val="2"/>
         </w:numPr>
-      </w:pPr>
-      <w:r>
+        <w:rPr/>
+      </w:pPr>
+      <w:r>
+        <w:rPr/>
         <w:t>Common Requirements:</w:t>
       </w:r>
     </w:p>
@@ -4461,8 +4518,10 @@
           <w:ilvl w:val="2"/>
           <w:numId w:val="2"/>
         </w:numPr>
-      </w:pPr>
-      <w:r>
+        <w:rPr/>
+      </w:pPr>
+      <w:r>
+        <w:rPr/>
         <w:t>_____ Module Requirements:</w:t>
       </w:r>
     </w:p>
@@ -4537,8 +4596,10 @@
           <w:ilvl w:val="2"/>
           <w:numId w:val="2"/>
         </w:numPr>
-      </w:pPr>
-      <w:r>
+        <w:rPr/>
+      </w:pPr>
+      <w:r>
+        <w:rPr/>
         <w:t>_____ Module Requirements:</w:t>
       </w:r>
     </w:p>
@@ -4621,8 +4682,10 @@
           <w:ilvl w:val="2"/>
           <w:numId w:val="2"/>
         </w:numPr>
-      </w:pPr>
-      <w:r>
+        <w:rPr/>
+      </w:pPr>
+      <w:r>
+        <w:rPr/>
         <w:t>_____ Module Requirements:</w:t>
       </w:r>
     </w:p>
@@ -4692,11 +4755,172 @@
     </w:p>
     <w:p>
       <w:pPr>
+        <w:pStyle w:val="Heading3"/>
+        <w:numPr>
+          <w:ilvl w:val="2"/>
+          <w:numId w:val="2"/>
+        </w:numPr>
+        <w:rPr/>
+      </w:pPr>
+      <w:r>
+        <w:rPr/>
+        <w:t>_____ Module Requirements:</w:t>
+      </w:r>
+    </w:p>
+    <w:p>
+      <w:pPr>
         <w:pStyle w:val="Paragraph2"/>
         <w:rPr>
           <w:color w:val="7030A0"/>
         </w:rPr>
       </w:pPr>
+      <w:bookmarkStart w:id="21" w:name="REQBV2YM5_Copy_1"/>
+      <w:r>
+        <w:rPr>
+          <w:color w:val="7030A0"/>
+        </w:rPr>
+        <w:t xml:space="preserve">Provide module specific requirements as appropriate. </w:t>
+      </w:r>
+      <w:r>
+        <w:rPr>
+          <w:vanish/>
+          <w:color w:val="7030A0"/>
+        </w:rPr>
+        <w:t xml:space="preserve">SR10 </w:t>
+      </w:r>
+      <w:bookmarkEnd w:id="21"/>
+    </w:p>
+    <w:p>
+      <w:pPr>
+        <w:pStyle w:val="Paragraph2"/>
+        <w:rPr>
+          <w:color w:val="7030A0"/>
+        </w:rPr>
+      </w:pPr>
+      <w:r>
+        <w:rPr>
+          <w:color w:val="7030A0"/>
+        </w:rPr>
+        <w:t>Example:</w:t>
+      </w:r>
+    </w:p>
+    <w:p>
+      <w:pPr>
+        <w:pStyle w:val="Paragraph2"/>
+        <w:rPr>
+          <w:color w:val="800080"/>
+        </w:rPr>
+      </w:pPr>
+      <w:r>
+        <w:rPr>
+          <w:color w:val="800080"/>
+        </w:rPr>
+        <w:t xml:space="preserve">3.1.2.1 </w:t>
+      </w:r>
+      <w:r>
+        <w:rPr>
+          <w:vanish/>
+          <w:color w:val="800080"/>
+        </w:rPr>
+        <w:t xml:space="preserve">SR9 </w:t>
+      </w:r>
+      <w:r>
+        <w:rPr>
+          <w:color w:val="800080"/>
+        </w:rPr>
+        <w:t>Users should be allowed to log in using their issued id and pin, both of which are alphanumeric strings between 6 and 20 characters in length. </w:t>
+      </w:r>
+    </w:p>
+    <w:p>
+      <w:pPr>
+        <w:pStyle w:val="Heading3"/>
+        <w:numPr>
+          <w:ilvl w:val="2"/>
+          <w:numId w:val="2"/>
+        </w:numPr>
+        <w:rPr/>
+      </w:pPr>
+      <w:r>
+        <w:rPr/>
+        <w:t>_____ Module Requirements:</w:t>
+      </w:r>
+    </w:p>
+    <w:p>
+      <w:pPr>
+        <w:pStyle w:val="Paragraph2"/>
+        <w:rPr>
+          <w:color w:val="7030A0"/>
+        </w:rPr>
+      </w:pPr>
+      <w:bookmarkStart w:id="22" w:name="REQBV2YM5_Copy_2"/>
+      <w:r>
+        <w:rPr>
+          <w:color w:val="7030A0"/>
+        </w:rPr>
+        <w:t xml:space="preserve">Provide module specific requirements as appropriate. </w:t>
+      </w:r>
+      <w:r>
+        <w:rPr>
+          <w:vanish/>
+          <w:color w:val="7030A0"/>
+        </w:rPr>
+        <w:t xml:space="preserve">SR10 </w:t>
+      </w:r>
+      <w:bookmarkEnd w:id="22"/>
+    </w:p>
+    <w:p>
+      <w:pPr>
+        <w:pStyle w:val="Paragraph2"/>
+        <w:rPr>
+          <w:color w:val="7030A0"/>
+        </w:rPr>
+      </w:pPr>
+      <w:r>
+        <w:rPr>
+          <w:color w:val="7030A0"/>
+        </w:rPr>
+        <w:t>Example:</w:t>
+      </w:r>
+    </w:p>
+    <w:p>
+      <w:pPr>
+        <w:pStyle w:val="Paragraph2"/>
+        <w:rPr>
+          <w:color w:val="7030A0"/>
+        </w:rPr>
+      </w:pPr>
+      <w:r>
+        <w:rPr>
+          <w:color w:val="7030A0"/>
+        </w:rPr>
+        <w:t xml:space="preserve">3.1.2.1 </w:t>
+      </w:r>
+      <w:r>
+        <w:rPr>
+          <w:vanish/>
+          <w:color w:val="7030A0"/>
+        </w:rPr>
+        <w:t xml:space="preserve">SR9 </w:t>
+      </w:r>
+      <w:r>
+        <w:rPr>
+          <w:color w:val="7030A0"/>
+        </w:rPr>
+        <w:t>Users should be allowed to log in using their issued id and pin, both of which are alphanumeric strings between 6 and 20 characters in length. </w:t>
+      </w:r>
+    </w:p>
+    <w:p>
+      <w:pPr>
+        <w:pStyle w:val="Paragraph2"/>
+        <w:rPr>
+          <w:color w:val="7030A0"/>
+        </w:rPr>
+      </w:pPr>
+      <w:r>
+        <w:rPr>
+          <w:color w:val="7030A0"/>
+        </w:rPr>
+      </w:r>
     </w:p>
     <w:p>
       <w:pPr>
@@ -4705,10 +4929,12 @@
           <w:ilvl w:val="1"/>
           <w:numId w:val="2"/>
         </w:numPr>
-      </w:pPr>
-      <w:bookmarkStart w:id="21" w:name="__RefHeading___Toc19440736"/>
-      <w:bookmarkEnd w:id="21"/>
-      <w:r>
+        <w:rPr/>
+      </w:pPr>
+      <w:bookmarkStart w:id="23" w:name="__RefHeading___Toc19440736"/>
+      <w:bookmarkEnd w:id="23"/>
+      <w:r>
+        <w:rPr/>
         <w:t>External Interface Requirements</w:t>
       </w:r>
     </w:p>
@@ -4719,7 +4945,7 @@
           <w:color w:val="7030A0"/>
         </w:rPr>
       </w:pPr>
-      <w:bookmarkStart w:id="22" w:name="REQBUZLF2"/>
+      <w:bookmarkStart w:id="24" w:name="REQBUZLF2"/>
       <w:r>
         <w:rPr>
           <w:color w:val="7030A0"/>
@@ -4772,21 +4998,7 @@
         <w:rPr>
           <w:color w:val="7030A0"/>
         </w:rPr>
-        <w:t xml:space="preserve">The system must provide an interface to the University billing system administered by the Bursar’s office so that students can be automatically billed for the courses </w:t>
-      </w:r>
-      <w:proofErr w:type="gramStart"/>
-      <w:r>
-        <w:rPr>
-          <w:color w:val="7030A0"/>
-        </w:rPr>
-        <w:t>in</w:t>
-      </w:r>
-      <w:proofErr w:type="gramEnd"/>
-      <w:r>
-        <w:rPr>
-          <w:color w:val="7030A0"/>
-        </w:rPr>
-        <w:t xml:space="preserve"> which they have enrolled. The interface is to be in a comma-separated text file containing</w:t>
+        <w:t>The system must provide an interface to the University billing system administered by the Bursar’s office so that students can be automatically billed for the courses in which they have enrolled. The interface is to be in a comma-separated text file containing</w:t>
       </w:r>
       <w:r>
         <w:rPr>
@@ -4801,7 +5013,7 @@
         </w:rPr>
         <w:t>the following fields: student id, course id, term id, action. Where “action” is whether the student has added or dropped the course. The file will be exported nightly and will contain new transactions only. </w:t>
       </w:r>
-      <w:bookmarkEnd w:id="22"/>
+      <w:bookmarkEnd w:id="24"/>
     </w:p>
     <w:p>
       <w:pPr>
@@ -4824,11 +5036,12 @@
           <w:ilvl w:val="1"/>
           <w:numId w:val="2"/>
         </w:numPr>
-      </w:pPr>
-      <w:bookmarkStart w:id="23" w:name="__RefHeading___Toc19440737"/>
-      <w:bookmarkEnd w:id="23"/>
-      <w:r>
-        <w:lastRenderedPageBreak/>
+        <w:rPr/>
+      </w:pPr>
+      <w:bookmarkStart w:id="25" w:name="__RefHeading___Toc19440737"/>
+      <w:bookmarkEnd w:id="25"/>
+      <w:r>
+        <w:rPr/>
         <w:t>Internal Interface Requirements</w:t>
       </w:r>
     </w:p>
@@ -4839,7 +5052,7 @@
           <w:color w:val="7030A0"/>
         </w:rPr>
       </w:pPr>
-      <w:bookmarkStart w:id="24" w:name="REQBV3515"/>
+      <w:bookmarkStart w:id="26" w:name="REQBV3515"/>
       <w:r>
         <w:rPr>
           <w:color w:val="7030A0"/>
@@ -4870,7 +5083,8 @@
     </w:p>
     <w:p>
       <w:pPr>
-        <w:ind w:left="1440"/>
+        <w:pStyle w:val="Normal"/>
+        <w:ind w:start="1440"/>
         <w:rPr>
           <w:color w:val="7030A0"/>
         </w:rPr>
@@ -4892,32 +5106,19 @@
         <w:rPr>
           <w:color w:val="7030A0"/>
         </w:rPr>
-        <w:t xml:space="preserve">The system must process </w:t>
-      </w:r>
-      <w:proofErr w:type="gramStart"/>
-      <w:r>
-        <w:rPr>
-          <w:color w:val="7030A0"/>
-        </w:rPr>
-        <w:t>a data</w:t>
-      </w:r>
-      <w:proofErr w:type="gramEnd"/>
-      <w:r>
-        <w:rPr>
-          <w:color w:val="7030A0"/>
-        </w:rPr>
-        <w:t>-feed from the grading system such that student grades are stored along with the historical student course enrolments. Data feed will be in the form of a comma-separated interface file that is exported from the grading system nightly.</w:t>
-      </w:r>
-      <w:bookmarkEnd w:id="24"/>
-    </w:p>
-    <w:p>
-      <w:pPr>
-        <w:ind w:left="1440"/>
-        <w:rPr>
-          <w:color w:val="7030A0"/>
-        </w:rPr>
-      </w:pPr>
-      <w:bookmarkStart w:id="25" w:name="REQBV46L8"/>
+        <w:t>The system must process a data-feed from the grading system such that student grades are stored along with the historical student course enrolments. Data feed will be in the form of a comma-separated interface file that is exported from the grading system nightly.</w:t>
+      </w:r>
+      <w:bookmarkEnd w:id="26"/>
+    </w:p>
+    <w:p>
+      <w:pPr>
+        <w:pStyle w:val="Normal"/>
+        <w:ind w:start="1440"/>
+        <w:rPr>
+          <w:color w:val="7030A0"/>
+        </w:rPr>
+      </w:pPr>
+      <w:bookmarkStart w:id="27" w:name="REQBV46L8"/>
       <w:r>
         <w:rPr>
           <w:color w:val="7030A0"/>
@@ -4935,27 +5136,14 @@
         <w:rPr>
           <w:color w:val="7030A0"/>
         </w:rPr>
-        <w:t xml:space="preserve">The system must process </w:t>
-      </w:r>
-      <w:proofErr w:type="gramStart"/>
-      <w:r>
-        <w:rPr>
-          <w:color w:val="7030A0"/>
-        </w:rPr>
-        <w:t>a data</w:t>
-      </w:r>
-      <w:proofErr w:type="gramEnd"/>
-      <w:r>
-        <w:rPr>
-          <w:color w:val="7030A0"/>
-        </w:rPr>
-        <w:t>-feed from the University billing system that contains new student records. The feed will be in the form of a comma-separated text file and will be exported from the billing system nightly with new student records. The fields included in the file are student name, student id, and student pin number.  </w:t>
-      </w:r>
-      <w:bookmarkEnd w:id="25"/>
-    </w:p>
-    <w:p>
-      <w:pPr>
-        <w:ind w:left="1440"/>
+        <w:t>The system must process a data-feed from the University billing system that contains new student records. The feed will be in the form of a comma-separated text file and will be exported from the billing system nightly with new student records. The fields included in the file are student name, student id, and student pin number.  </w:t>
+      </w:r>
+      <w:bookmarkEnd w:id="27"/>
+    </w:p>
+    <w:p>
+      <w:pPr>
+        <w:pStyle w:val="Normal"/>
+        <w:ind w:start="1440"/>
         <w:rPr>
           <w:color w:val="0070C0"/>
         </w:rPr>
@@ -4969,7 +5157,8 @@
     </w:p>
     <w:p>
       <w:pPr>
-        <w:ind w:left="1440"/>
+        <w:pStyle w:val="Normal"/>
+        <w:ind w:start="1440"/>
         <w:rPr>
           <w:color w:val="0070C0"/>
         </w:rPr>
@@ -4988,11 +5177,12 @@
           <w:ilvl w:val="0"/>
           <w:numId w:val="2"/>
         </w:numPr>
-      </w:pPr>
-      <w:bookmarkStart w:id="26" w:name="__RefHeading___Toc19440738"/>
-      <w:bookmarkEnd w:id="26"/>
-      <w:r>
-        <w:lastRenderedPageBreak/>
+        <w:rPr/>
+      </w:pPr>
+      <w:bookmarkStart w:id="28" w:name="__RefHeading___Toc19440738"/>
+      <w:bookmarkEnd w:id="28"/>
+      <w:r>
+        <w:rPr/>
         <w:t>Non-Functional Requirements</w:t>
       </w:r>
     </w:p>
@@ -5003,21 +5193,24 @@
           <w:ilvl w:val="1"/>
           <w:numId w:val="2"/>
         </w:numPr>
-      </w:pPr>
-      <w:bookmarkStart w:id="27" w:name="__RefHeading___Toc19440739"/>
-      <w:bookmarkEnd w:id="27"/>
-      <w:r>
+        <w:rPr/>
+      </w:pPr>
+      <w:bookmarkStart w:id="29" w:name="__RefHeading___Toc19440739"/>
+      <w:bookmarkEnd w:id="29"/>
+      <w:r>
+        <w:rPr/>
         <w:t>Security and Privacy Requirements</w:t>
       </w:r>
     </w:p>
     <w:p>
       <w:pPr>
-        <w:ind w:left="720" w:firstLine="720"/>
-        <w:rPr>
-          <w:color w:val="7030A0"/>
-        </w:rPr>
-      </w:pPr>
-      <w:bookmarkStart w:id="28" w:name="REQBV1AR4"/>
+        <w:pStyle w:val="Normal"/>
+        <w:ind w:firstLine="720" w:start="720"/>
+        <w:rPr>
+          <w:color w:val="7030A0"/>
+        </w:rPr>
+      </w:pPr>
+      <w:bookmarkStart w:id="30" w:name="REQBV1AR4"/>
       <w:r>
         <w:rPr>
           <w:color w:val="7030A0"/>
@@ -5027,38 +5220,20 @@
     </w:p>
     <w:p>
       <w:pPr>
-        <w:ind w:left="720" w:firstLine="720"/>
-        <w:rPr>
-          <w:color w:val="7030A0"/>
-        </w:rPr>
-      </w:pPr>
-      <w:r>
-        <w:rPr>
-          <w:color w:val="7030A0"/>
-        </w:rPr>
-        <w:t xml:space="preserve">4.1.1 The </w:t>
-      </w:r>
-      <w:r>
-        <w:rPr>
-          <w:color w:val="7030A0"/>
-        </w:rPr>
-        <w:t xml:space="preserve">Blackjack Handling System shall hold user account information in a file </w:t>
-      </w:r>
-      <w:proofErr w:type="spellStart"/>
-      <w:r>
-        <w:rPr>
-          <w:color w:val="7030A0"/>
-        </w:rPr>
-        <w:t>unaccessible</w:t>
-      </w:r>
-      <w:proofErr w:type="spellEnd"/>
-      <w:r>
-        <w:rPr>
-          <w:color w:val="7030A0"/>
-        </w:rPr>
-        <w:t xml:space="preserve"> to regular users.</w:t>
-      </w:r>
-      <w:bookmarkEnd w:id="28"/>
+        <w:pStyle w:val="Normal"/>
+        <w:ind w:firstLine="720" w:start="720"/>
+        <w:rPr>
+          <w:color w:val="7030A0"/>
+        </w:rPr>
+      </w:pPr>
+      <w:bookmarkStart w:id="31" w:name="REQBV1AR4"/>
+      <w:r>
+        <w:rPr>
+          <w:color w:val="7030A0"/>
+        </w:rPr>
+        <w:t>4.1.1 The Blackjack Handling System shall hold user account information in a file unaccessible to regular users.</w:t>
+      </w:r>
+      <w:bookmarkEnd w:id="31"/>
     </w:p>
     <w:p>
       <w:pPr>
@@ -5071,34 +5246,22 @@
         <w:rPr>
           <w:color w:val="0070C0"/>
         </w:rPr>
-        <w:t>All user accounts must use non</w:t>
-      </w:r>
-      <w:r>
-        <w:rPr>
-          <w:color w:val="0070C0"/>
-        </w:rPr>
-        <w:t>-</w:t>
-      </w:r>
-      <w:r>
-        <w:rPr>
-          <w:color w:val="0070C0"/>
-        </w:rPr>
-        <w:t>sensitive ID/password combinations as encryption will not be used</w:t>
-      </w:r>
-      <w:r>
-        <w:rPr>
-          <w:color w:val="0070C0"/>
-        </w:rPr>
-        <w:t xml:space="preserve"> and will be visible to developers.</w:t>
-      </w:r>
-    </w:p>
-    <w:p>
-      <w:pPr>
-        <w:ind w:left="720" w:firstLine="720"/>
-        <w:rPr>
-          <w:color w:val="7030A0"/>
-        </w:rPr>
-      </w:pPr>
+        <w:t>All user accounts must use non-sensitive ID/password combinations as encryption will not be used and will be visible to developers.</w:t>
+      </w:r>
+    </w:p>
+    <w:p>
+      <w:pPr>
+        <w:pStyle w:val="Normal"/>
+        <w:ind w:firstLine="720" w:start="720"/>
+        <w:rPr>
+          <w:color w:val="7030A0"/>
+        </w:rPr>
+      </w:pPr>
+      <w:r>
+        <w:rPr>
+          <w:color w:val="7030A0"/>
+        </w:rPr>
+      </w:r>
     </w:p>
     <w:p>
       <w:pPr>
@@ -5107,21 +5270,24 @@
           <w:ilvl w:val="1"/>
           <w:numId w:val="2"/>
         </w:numPr>
-      </w:pPr>
-      <w:bookmarkStart w:id="29" w:name="__RefHeading___Toc19440740"/>
-      <w:bookmarkEnd w:id="29"/>
-      <w:r>
+        <w:rPr/>
+      </w:pPr>
+      <w:bookmarkStart w:id="32" w:name="__RefHeading___Toc19440740"/>
+      <w:bookmarkEnd w:id="32"/>
+      <w:r>
+        <w:rPr/>
         <w:t>Environmental Requirements</w:t>
       </w:r>
     </w:p>
     <w:p>
       <w:pPr>
-        <w:ind w:left="1440"/>
-        <w:rPr>
-          <w:color w:val="7030A0"/>
-        </w:rPr>
-      </w:pPr>
-      <w:bookmarkStart w:id="30" w:name="REQBV3HG5"/>
+        <w:pStyle w:val="Normal"/>
+        <w:ind w:start="1440"/>
+        <w:rPr>
+          <w:color w:val="7030A0"/>
+        </w:rPr>
+      </w:pPr>
+      <w:bookmarkStart w:id="33" w:name="REQBV3HG5"/>
       <w:r>
         <w:rPr>
           <w:color w:val="7030A0"/>
@@ -5131,7 +5297,8 @@
     </w:p>
     <w:p>
       <w:pPr>
-        <w:ind w:left="1440"/>
+        <w:pStyle w:val="Normal"/>
+        <w:ind w:start="1440"/>
         <w:rPr>
           <w:color w:val="7030A0"/>
         </w:rPr>
@@ -5153,46 +5320,19 @@
         <w:rPr>
           <w:color w:val="7030A0"/>
         </w:rPr>
-        <w:t xml:space="preserve">System cannot </w:t>
-      </w:r>
-      <w:proofErr w:type="gramStart"/>
-      <w:r>
-        <w:rPr>
-          <w:color w:val="7030A0"/>
-        </w:rPr>
-        <w:t>require that</w:t>
-      </w:r>
-      <w:proofErr w:type="gramEnd"/>
-      <w:r>
-        <w:rPr>
-          <w:color w:val="7030A0"/>
-        </w:rPr>
-        <w:t xml:space="preserve"> any software other than a web browser </w:t>
-      </w:r>
-      <w:proofErr w:type="gramStart"/>
-      <w:r>
-        <w:rPr>
-          <w:color w:val="7030A0"/>
-        </w:rPr>
-        <w:t>be</w:t>
-      </w:r>
-      <w:proofErr w:type="gramEnd"/>
-      <w:r>
-        <w:rPr>
-          <w:color w:val="7030A0"/>
-        </w:rPr>
-        <w:t xml:space="preserve"> installed on user computers. </w:t>
-      </w:r>
-      <w:bookmarkEnd w:id="30"/>
-    </w:p>
-    <w:p>
-      <w:pPr>
-        <w:ind w:left="1440"/>
-        <w:rPr>
-          <w:color w:val="7030A0"/>
-        </w:rPr>
-      </w:pPr>
-      <w:bookmarkStart w:id="31" w:name="REQBV5QU8"/>
+        <w:t>System cannot require that any software other than a web browser be installed on user computers. </w:t>
+      </w:r>
+      <w:bookmarkEnd w:id="33"/>
+    </w:p>
+    <w:p>
+      <w:pPr>
+        <w:pStyle w:val="Normal"/>
+        <w:ind w:start="1440"/>
+        <w:rPr>
+          <w:color w:val="7030A0"/>
+        </w:rPr>
+      </w:pPr>
+      <w:bookmarkStart w:id="34" w:name="REQBV5QU8"/>
       <w:r>
         <w:rPr>
           <w:color w:val="7030A0"/>
@@ -5212,16 +5352,17 @@
         </w:rPr>
         <w:t>System must make use of the University’s existing Oracle 9i implementation for its database. </w:t>
       </w:r>
-      <w:bookmarkEnd w:id="31"/>
-    </w:p>
-    <w:p>
-      <w:pPr>
-        <w:ind w:left="1440"/>
-        <w:rPr>
-          <w:color w:val="7030A0"/>
-        </w:rPr>
-      </w:pPr>
-      <w:bookmarkStart w:id="32" w:name="REQBV5RT8"/>
+      <w:bookmarkEnd w:id="34"/>
+    </w:p>
+    <w:p>
+      <w:pPr>
+        <w:pStyle w:val="Normal"/>
+        <w:ind w:start="1440"/>
+        <w:rPr>
+          <w:color w:val="7030A0"/>
+        </w:rPr>
+      </w:pPr>
+      <w:bookmarkStart w:id="35" w:name="REQBV5RT8"/>
       <w:r>
         <w:rPr>
           <w:color w:val="7030A0"/>
@@ -5241,15 +5382,21 @@
         </w:rPr>
         <w:t>System must be deployed on existing Linux-based server infrastructure. </w:t>
       </w:r>
-      <w:bookmarkEnd w:id="32"/>
-    </w:p>
-    <w:p>
-      <w:pPr>
-        <w:ind w:left="1440"/>
-        <w:rPr>
-          <w:color w:val="7030A0"/>
-        </w:rPr>
-      </w:pPr>
+      <w:bookmarkEnd w:id="35"/>
+    </w:p>
+    <w:p>
+      <w:pPr>
+        <w:pStyle w:val="Normal"/>
+        <w:ind w:start="1440"/>
+        <w:rPr>
+          <w:color w:val="7030A0"/>
+        </w:rPr>
+      </w:pPr>
+      <w:r>
+        <w:rPr>
+          <w:color w:val="7030A0"/>
+        </w:rPr>
+      </w:r>
     </w:p>
     <w:p>
       <w:pPr>
@@ -5258,21 +5405,24 @@
           <w:ilvl w:val="1"/>
           <w:numId w:val="2"/>
         </w:numPr>
-      </w:pPr>
-      <w:bookmarkStart w:id="33" w:name="__RefHeading___Toc19440741"/>
-      <w:bookmarkEnd w:id="33"/>
-      <w:r>
+        <w:rPr/>
+      </w:pPr>
+      <w:bookmarkStart w:id="36" w:name="__RefHeading___Toc19440741"/>
+      <w:bookmarkEnd w:id="36"/>
+      <w:r>
+        <w:rPr/>
         <w:t>Performance Requirements</w:t>
       </w:r>
     </w:p>
     <w:p>
       <w:pPr>
-        <w:ind w:left="1440"/>
-        <w:rPr>
-          <w:color w:val="7030A0"/>
-        </w:rPr>
-      </w:pPr>
-      <w:bookmarkStart w:id="34" w:name="REQBV5SS8"/>
+        <w:pStyle w:val="Normal"/>
+        <w:ind w:start="1440"/>
+        <w:rPr>
+          <w:color w:val="7030A0"/>
+        </w:rPr>
+      </w:pPr>
+      <w:bookmarkStart w:id="37" w:name="REQBV5SS8"/>
       <w:r>
         <w:rPr>
           <w:color w:val="7030A0"/>
@@ -5282,7 +5432,8 @@
     </w:p>
     <w:p>
       <w:pPr>
-        <w:ind w:left="1440"/>
+        <w:pStyle w:val="Normal"/>
+        <w:ind w:start="1440"/>
         <w:rPr>
           <w:color w:val="7030A0"/>
         </w:rPr>
@@ -5306,11 +5457,12 @@
         </w:rPr>
         <w:t>System must render all UI pages in no more than 9 seconds for dynamic pages. Static pages (HTML-only) must be rendered in less than 3 seconds. </w:t>
       </w:r>
-      <w:bookmarkEnd w:id="34"/>
-    </w:p>
-    <w:p>
-      <w:pPr>
-        <w:ind w:left="1440"/>
+      <w:bookmarkEnd w:id="37"/>
+    </w:p>
+    <w:p>
+      <w:pPr>
+        <w:pStyle w:val="Normal"/>
+        <w:ind w:start="1440"/>
         <w:rPr>
           <w:color w:val="0070C0"/>
         </w:rPr>
@@ -5329,100 +5481,177 @@
           <w:ilvl w:val="0"/>
           <w:numId w:val="0"/>
         </w:numPr>
-        <w:rPr>
-          <w:color w:val="7030A0"/>
-        </w:rPr>
-      </w:pPr>
-    </w:p>
-    <w:p/>
-    <w:p/>
-    <w:p/>
+        <w:ind w:hanging="0" w:start="0"/>
+        <w:rPr>
+          <w:color w:val="7030A0"/>
+        </w:rPr>
+      </w:pPr>
+      <w:r>
+        <w:rPr>
+          <w:color w:val="7030A0"/>
+        </w:rPr>
+      </w:r>
+    </w:p>
+    <w:p>
+      <w:pPr>
+        <w:pStyle w:val="Normal"/>
+        <w:rPr/>
+      </w:pPr>
+      <w:r>
+        <w:rPr/>
+      </w:r>
+    </w:p>
+    <w:p>
+      <w:pPr>
+        <w:pStyle w:val="Normal"/>
+        <w:rPr/>
+      </w:pPr>
+      <w:r>
+        <w:rPr/>
+      </w:r>
+    </w:p>
+    <w:p>
+      <w:pPr>
+        <w:pStyle w:val="Normal"/>
+        <w:rPr/>
+      </w:pPr>
+      <w:r>
+        <w:rPr/>
+      </w:r>
+    </w:p>
     <w:p>
       <w:pPr>
         <w:sectPr>
-          <w:headerReference w:type="default" r:id="rId11"/>
-          <w:footerReference w:type="default" r:id="rId12"/>
-          <w:headerReference w:type="first" r:id="rId13"/>
-          <w:footerReference w:type="first" r:id="rId14"/>
+          <w:headerReference w:type="even" r:id="rId14"/>
+          <w:headerReference w:type="default" r:id="rId15"/>
+          <w:headerReference w:type="first" r:id="rId16"/>
+          <w:footerReference w:type="even" r:id="rId17"/>
+          <w:footerReference w:type="default" r:id="rId18"/>
+          <w:footerReference w:type="first" r:id="rId19"/>
+          <w:type w:val="nextPage"/>
           <w:pgSz w:w="12240" w:h="15840"/>
-          <w:pgMar w:top="1440" w:right="1800" w:bottom="1800" w:left="1800" w:header="720" w:footer="1080" w:gutter="0"/>
+          <w:pgMar w:left="1800" w:right="1800" w:gutter="0" w:header="720" w:top="1440" w:footer="1080" w:bottom="1800"/>
           <w:pgNumType w:fmt="lowerRoman"/>
-          <w:cols w:space="720"/>
-          <w:formProt w:val="0"/>
+          <w:formProt w:val="false"/>
           <w:titlePg/>
-          <w:docGrid w:linePitch="360"/>
+          <w:textDirection w:val="lrTb"/>
+          <w:docGrid w:type="default" w:linePitch="360" w:charSpace="0"/>
         </w:sectPr>
       </w:pPr>
     </w:p>
-    <w:p/>
+    <w:p>
+      <w:pPr>
+        <w:pStyle w:val="Normal"/>
+        <w:rPr/>
+      </w:pPr>
+      <w:r>
+        <w:rPr/>
+      </w:r>
+    </w:p>
     <w:p>
       <w:pPr>
         <w:sectPr>
           <w:type w:val="continuous"/>
           <w:pgSz w:w="12240" w:h="15840"/>
-          <w:pgMar w:top="1440" w:right="1800" w:bottom="1800" w:left="1800" w:header="720" w:footer="1080" w:gutter="0"/>
-          <w:cols w:space="720"/>
-          <w:formProt w:val="0"/>
-          <w:docGrid w:linePitch="360"/>
+          <w:pgMar w:left="1800" w:right="1800" w:gutter="0" w:header="720" w:top="1440" w:footer="1080" w:bottom="1800"/>
+          <w:formProt w:val="false"/>
+          <w:titlePg/>
+          <w:textDirection w:val="lrTb"/>
+          <w:docGrid w:type="default" w:linePitch="360" w:charSpace="0"/>
         </w:sectPr>
       </w:pPr>
     </w:p>
-    <w:p/>
+    <w:p>
+      <w:pPr>
+        <w:pStyle w:val="Normal"/>
+        <w:rPr/>
+      </w:pPr>
+      <w:r>
+        <w:rPr/>
+      </w:r>
+    </w:p>
     <w:sectPr>
       <w:type w:val="continuous"/>
       <w:pgSz w:w="12240" w:h="15840"/>
-      <w:pgMar w:top="1440" w:right="1800" w:bottom="1800" w:left="1800" w:header="720" w:footer="1080" w:gutter="0"/>
-      <w:cols w:space="720"/>
-      <w:formProt w:val="0"/>
-      <w:docGrid w:linePitch="360"/>
+      <w:pgMar w:left="1800" w:right="1800" w:gutter="0" w:header="720" w:top="1440" w:footer="1080" w:bottom="1800"/>
+      <w:formProt w:val="false"/>
+      <w:titlePg/>
+      <w:textDirection w:val="lrTb"/>
+      <w:docGrid w:type="default" w:linePitch="360" w:charSpace="0"/>
     </w:sectPr>
   </w:body>
 </w:document>
 </file>
 
-<file path=word/endnotes.xml><?xml version="1.0" encoding="utf-8"?>
-<w:endnotes xmlns:wpc="http://schemas.microsoft.com/office/word/2010/wordprocessingCanvas" xmlns:cx="http://schemas.microsoft.com/office/drawing/2014/chartex" xmlns:cx1="http://schemas.microsoft.com/office/drawing/2015/9/8/chartex" xmlns:cx2="http://schemas.microsoft.com/office/drawing/2015/10/21/chartex" xmlns:cx3="http://schemas.microsoft.com/office/drawing/2016/5/9/chartex" xmlns:cx4="http://schemas.microsoft.com/office/drawing/2016/5/10/chartex" xmlns:cx5="http://schemas.microsoft.com/office/drawing/2016/5/11/chartex" xmlns:cx6="http://schemas.microsoft.com/office/drawing/2016/5/12/chartex" xmlns:cx7="http://schemas.microsoft.com/office/drawing/2016/5/13/chartex" xmlns:cx8="http://schemas.microsoft.com/office/drawing/2016/5/14/chartex" xmlns:mc="http://schemas.openxmlformats.org/markup-compatibility/2006" xmlns:aink="http://schemas.microsoft.com/office/drawing/2016/ink" xmlns:am3d="http://schemas.microsoft.com/office/drawing/2017/model3d" xmlns:o="urn:schemas-microsoft-com:office:office" xmlns:oel="http://schemas.microsoft.com/office/2019/extlst" xmlns:r="http://schemas.openxmlformats.org/officeDocument/2006/relationships" xmlns:m="http://schemas.openxmlformats.org/officeDocument/2006/math" xmlns:v="urn:schemas-microsoft-com:vml" xmlns:wp14="http://schemas.microsoft.com/office/word/2010/wordprocessingDrawing" xmlns:wp="http://schemas.openxmlformats.org/drawingml/2006/wordprocessingDrawing" xmlns:w10="urn:schemas-microsoft-com:office:word" xmlns:w="http://schemas.openxmlformats.org/wordprocessingml/2006/main" xmlns:w14="http://schemas.microsoft.com/office/word/2010/wordml" xmlns:w15="http://schemas.microsoft.com/office/word/2012/wordml" xmlns:w16cex="http://schemas.microsoft.com/office/word/2018/wordml/cex" xmlns:w16cid="http://schemas.microsoft.com/office/word/2016/wordml/cid" xmlns:w16="http://schemas.microsoft.com/office/word/2018/wordml" xmlns:w16du="http://schemas.microsoft.com/office/word/2023/wordml/word16du" xmlns:w16sdtdh="http://schemas.microsoft.com/office/word/2020/wordml/sdtdatahash" xmlns:w16sdtfl="http://schemas.microsoft.com/office/word/2024/wordml/sdtformatlock" xmlns:w16se="http://schemas.microsoft.com/office/word/2015/wordml/symex" xmlns:wpg="http://schemas.microsoft.com/office/word/2010/wordprocessingGroup" xmlns:wpi="http://schemas.microsoft.com/office/word/2010/wordprocessingInk" xmlns:wne="http://schemas.microsoft.com/office/word/2006/wordml" xmlns:wps="http://schemas.microsoft.com/office/word/2010/wordprocessingShape" mc:Ignorable="w14 w15 w16se w16cid w16 w16cex w16sdtdh w16sdtfl w16du wp14">
-  <w:endnote w:type="separator" w:id="-1">
-    <w:p>
-      <w:r>
-        <w:separator/>
-      </w:r>
-    </w:p>
-  </w:endnote>
-  <w:endnote w:type="continuationSeparator" w:id="0">
-    <w:p>
-      <w:r>
-        <w:continuationSeparator/>
-      </w:r>
-    </w:p>
-  </w:endnote>
-</w:endnotes>
-</file>
-
 <file path=word/footer1.xml><?xml version="1.0" encoding="utf-8"?>
-<w:ftr xmlns:wpc="http://schemas.microsoft.com/office/word/2010/wordprocessingCanvas" xmlns:cx="http://schemas.microsoft.com/office/drawing/2014/chartex" xmlns:cx1="http://schemas.microsoft.com/office/drawing/2015/9/8/chartex" xmlns:cx2="http://schemas.microsoft.com/office/drawing/2015/10/21/chartex" xmlns:cx3="http://schemas.microsoft.com/office/drawing/2016/5/9/chartex" xmlns:cx4="http://schemas.microsoft.com/office/drawing/2016/5/10/chartex" xmlns:cx5="http://schemas.microsoft.com/office/drawing/2016/5/11/chartex" xmlns:cx6="http://schemas.microsoft.com/office/drawing/2016/5/12/chartex" xmlns:cx7="http://schemas.microsoft.com/office/drawing/2016/5/13/chartex" xmlns:cx8="http://schemas.microsoft.com/office/drawing/2016/5/14/chartex" xmlns:mc="http://schemas.openxmlformats.org/markup-compatibility/2006" xmlns:aink="http://schemas.microsoft.com/office/drawing/2016/ink" xmlns:am3d="http://schemas.microsoft.com/office/drawing/2017/model3d" xmlns:o="urn:schemas-microsoft-com:office:office" xmlns:oel="http://schemas.microsoft.com/office/2019/extlst" xmlns:r="http://schemas.openxmlformats.org/officeDocument/2006/relationships" xmlns:m="http://schemas.openxmlformats.org/officeDocument/2006/math" xmlns:v="urn:schemas-microsoft-com:vml" xmlns:wp14="http://schemas.microsoft.com/office/word/2010/wordprocessingDrawing" xmlns:wp="http://schemas.openxmlformats.org/drawingml/2006/wordprocessingDrawing" xmlns:w10="urn:schemas-microsoft-com:office:word" xmlns:w="http://schemas.openxmlformats.org/wordprocessingml/2006/main" xmlns:w14="http://schemas.microsoft.com/office/word/2010/wordml" xmlns:w15="http://schemas.microsoft.com/office/word/2012/wordml" xmlns:w16cex="http://schemas.microsoft.com/office/word/2018/wordml/cex" xmlns:w16cid="http://schemas.microsoft.com/office/word/2016/wordml/cid" xmlns:w16="http://schemas.microsoft.com/office/word/2018/wordml" xmlns:w16du="http://schemas.microsoft.com/office/word/2023/wordml/word16du" xmlns:w16sdtdh="http://schemas.microsoft.com/office/word/2020/wordml/sdtdatahash" xmlns:w16sdtfl="http://schemas.microsoft.com/office/word/2024/wordml/sdtformatlock" xmlns:w16se="http://schemas.microsoft.com/office/word/2015/wordml/symex" xmlns:wpg="http://schemas.microsoft.com/office/word/2010/wordprocessingGroup" xmlns:wpi="http://schemas.microsoft.com/office/word/2010/wordprocessingInk" xmlns:wne="http://schemas.microsoft.com/office/word/2006/wordml" xmlns:wps="http://schemas.microsoft.com/office/word/2010/wordprocessingShape" mc:Ignorable="w14 w15 w16se w16cid w16 w16cex w16sdtdh w16sdtfl w16du wp14">
+<w:ftr xmlns:o="urn:schemas-microsoft-com:office:office" xmlns:r="http://schemas.openxmlformats.org/officeDocument/2006/relationships" xmlns:v="urn:schemas-microsoft-com:vml" xmlns:w="http://schemas.openxmlformats.org/wordprocessingml/2006/main" xmlns:w10="urn:schemas-microsoft-com:office:word" xmlns:wp="http://schemas.openxmlformats.org/drawingml/2006/wordprocessingDrawing" xmlns:pic="http://schemas.openxmlformats.org/drawingml/2006/picture" xmlns:wps="http://schemas.microsoft.com/office/word/2010/wordprocessingShape" xmlns:wpg="http://schemas.microsoft.com/office/word/2010/wordprocessingGroup" xmlns:mc="http://schemas.openxmlformats.org/markup-compatibility/2006" xmlns:wp14="http://schemas.microsoft.com/office/word/2010/wordprocessingDrawing" xmlns:w14="http://schemas.microsoft.com/office/word/2010/wordml" xmlns:w15="http://schemas.microsoft.com/office/word/2012/wordml" mc:Ignorable="w14 wp14 w15">
   <w:p>
     <w:pPr>
       <w:pStyle w:val="Footer"/>
+      <w:rPr/>
     </w:pPr>
+    <w:r>
+      <w:rPr/>
+    </w:r>
   </w:p>
 </w:ftr>
 </file>
 
 <file path=word/footer2.xml><?xml version="1.0" encoding="utf-8"?>
-<w:ftr xmlns:wpc="http://schemas.microsoft.com/office/word/2010/wordprocessingCanvas" xmlns:cx="http://schemas.microsoft.com/office/drawing/2014/chartex" xmlns:cx1="http://schemas.microsoft.com/office/drawing/2015/9/8/chartex" xmlns:cx2="http://schemas.microsoft.com/office/drawing/2015/10/21/chartex" xmlns:cx3="http://schemas.microsoft.com/office/drawing/2016/5/9/chartex" xmlns:cx4="http://schemas.microsoft.com/office/drawing/2016/5/10/chartex" xmlns:cx5="http://schemas.microsoft.com/office/drawing/2016/5/11/chartex" xmlns:cx6="http://schemas.microsoft.com/office/drawing/2016/5/12/chartex" xmlns:cx7="http://schemas.microsoft.com/office/drawing/2016/5/13/chartex" xmlns:cx8="http://schemas.microsoft.com/office/drawing/2016/5/14/chartex" xmlns:mc="http://schemas.openxmlformats.org/markup-compatibility/2006" xmlns:aink="http://schemas.microsoft.com/office/drawing/2016/ink" xmlns:am3d="http://schemas.microsoft.com/office/drawing/2017/model3d" xmlns:o="urn:schemas-microsoft-com:office:office" xmlns:oel="http://schemas.microsoft.com/office/2019/extlst" xmlns:r="http://schemas.openxmlformats.org/officeDocument/2006/relationships" xmlns:m="http://schemas.openxmlformats.org/officeDocument/2006/math" xmlns:v="urn:schemas-microsoft-com:vml" xmlns:wp14="http://schemas.microsoft.com/office/word/2010/wordprocessingDrawing" xmlns:wp="http://schemas.openxmlformats.org/drawingml/2006/wordprocessingDrawing" xmlns:w10="urn:schemas-microsoft-com:office:word" xmlns:w="http://schemas.openxmlformats.org/wordprocessingml/2006/main" xmlns:w14="http://schemas.microsoft.com/office/word/2010/wordml" xmlns:w15="http://schemas.microsoft.com/office/word/2012/wordml" xmlns:w16cex="http://schemas.microsoft.com/office/word/2018/wordml/cex" xmlns:w16cid="http://schemas.microsoft.com/office/word/2016/wordml/cid" xmlns:w16="http://schemas.microsoft.com/office/word/2018/wordml" xmlns:w16du="http://schemas.microsoft.com/office/word/2023/wordml/word16du" xmlns:w16sdtdh="http://schemas.microsoft.com/office/word/2020/wordml/sdtdatahash" xmlns:w16sdtfl="http://schemas.microsoft.com/office/word/2024/wordml/sdtformatlock" xmlns:w16se="http://schemas.microsoft.com/office/word/2015/wordml/symex" xmlns:wpg="http://schemas.microsoft.com/office/word/2010/wordprocessingGroup" xmlns:wpi="http://schemas.microsoft.com/office/word/2010/wordprocessingInk" xmlns:wne="http://schemas.microsoft.com/office/word/2006/wordml" xmlns:wps="http://schemas.microsoft.com/office/word/2010/wordprocessingShape" mc:Ignorable="w14 w15 w16se w16cid w16 w16cex w16sdtdh w16sdtfl w16du wp14">
+<w:ftr xmlns:o="urn:schemas-microsoft-com:office:office" xmlns:r="http://schemas.openxmlformats.org/officeDocument/2006/relationships" xmlns:v="urn:schemas-microsoft-com:vml" xmlns:w="http://schemas.openxmlformats.org/wordprocessingml/2006/main" xmlns:w10="urn:schemas-microsoft-com:office:word" xmlns:wp="http://schemas.openxmlformats.org/drawingml/2006/wordprocessingDrawing" xmlns:pic="http://schemas.openxmlformats.org/drawingml/2006/picture" xmlns:wps="http://schemas.microsoft.com/office/word/2010/wordprocessingShape" xmlns:wpg="http://schemas.microsoft.com/office/word/2010/wordprocessingGroup" xmlns:mc="http://schemas.openxmlformats.org/markup-compatibility/2006" xmlns:wp14="http://schemas.microsoft.com/office/word/2010/wordprocessingDrawing" xmlns:w14="http://schemas.microsoft.com/office/word/2010/wordml" xmlns:w15="http://schemas.microsoft.com/office/word/2012/wordml" mc:Ignorable="w14 wp14 w15">
   <w:p>
     <w:pPr>
       <w:pStyle w:val="Footer"/>
+      <w:rPr/>
     </w:pPr>
     <w:r>
-      <w:rPr>
-        <w:noProof/>
-      </w:rPr>
+      <w:rPr/>
+    </w:r>
+  </w:p>
+</w:ftr>
+</file>
+
+<file path=word/footer3.xml><?xml version="1.0" encoding="utf-8"?>
+<w:ftr xmlns:o="urn:schemas-microsoft-com:office:office" xmlns:r="http://schemas.openxmlformats.org/officeDocument/2006/relationships" xmlns:v="urn:schemas-microsoft-com:vml" xmlns:w="http://schemas.openxmlformats.org/wordprocessingml/2006/main" xmlns:w10="urn:schemas-microsoft-com:office:word" xmlns:wp="http://schemas.openxmlformats.org/drawingml/2006/wordprocessingDrawing" xmlns:pic="http://schemas.openxmlformats.org/drawingml/2006/picture" xmlns:wps="http://schemas.microsoft.com/office/word/2010/wordprocessingShape" xmlns:wpg="http://schemas.microsoft.com/office/word/2010/wordprocessingGroup" xmlns:mc="http://schemas.openxmlformats.org/markup-compatibility/2006" xmlns:wp14="http://schemas.microsoft.com/office/word/2010/wordprocessingDrawing" xmlns:w14="http://schemas.microsoft.com/office/word/2010/wordml" xmlns:w15="http://schemas.microsoft.com/office/word/2012/wordml" mc:Ignorable="w14 wp14 w15">
+  <w:p>
+    <w:pPr>
+      <w:pStyle w:val="Footer"/>
+      <w:rPr/>
+    </w:pPr>
+    <w:r>
+      <w:rPr/>
+    </w:r>
+  </w:p>
+</w:ftr>
+</file>
+
+<file path=word/footer4.xml><?xml version="1.0" encoding="utf-8"?>
+<w:ftr xmlns:o="urn:schemas-microsoft-com:office:office" xmlns:r="http://schemas.openxmlformats.org/officeDocument/2006/relationships" xmlns:v="urn:schemas-microsoft-com:vml" xmlns:w="http://schemas.openxmlformats.org/wordprocessingml/2006/main" xmlns:w10="urn:schemas-microsoft-com:office:word" xmlns:wp="http://schemas.openxmlformats.org/drawingml/2006/wordprocessingDrawing" xmlns:pic="http://schemas.openxmlformats.org/drawingml/2006/picture" xmlns:wps="http://schemas.microsoft.com/office/word/2010/wordprocessingShape" xmlns:wpg="http://schemas.microsoft.com/office/word/2010/wordprocessingGroup" xmlns:mc="http://schemas.openxmlformats.org/markup-compatibility/2006" xmlns:wp14="http://schemas.microsoft.com/office/word/2010/wordprocessingDrawing" xmlns:w14="http://schemas.microsoft.com/office/word/2010/wordml" xmlns:w15="http://schemas.microsoft.com/office/word/2012/wordml" mc:Ignorable="w14 wp14 w15">
+  <w:p>
+    <w:pPr>
+      <w:pStyle w:val="Footer"/>
+      <w:rPr/>
+    </w:pPr>
+    <w:r>
+      <w:rPr/>
+    </w:r>
+  </w:p>
+</w:ftr>
+</file>
+
+<file path=word/footer5.xml><?xml version="1.0" encoding="utf-8"?>
+<w:ftr xmlns:o="urn:schemas-microsoft-com:office:office" xmlns:r="http://schemas.openxmlformats.org/officeDocument/2006/relationships" xmlns:v="urn:schemas-microsoft-com:vml" xmlns:w="http://schemas.openxmlformats.org/wordprocessingml/2006/main" xmlns:w10="urn:schemas-microsoft-com:office:word" xmlns:wp="http://schemas.openxmlformats.org/drawingml/2006/wordprocessingDrawing" xmlns:pic="http://schemas.openxmlformats.org/drawingml/2006/picture" xmlns:wps="http://schemas.microsoft.com/office/word/2010/wordprocessingShape" xmlns:wpg="http://schemas.microsoft.com/office/word/2010/wordprocessingGroup" xmlns:mc="http://schemas.openxmlformats.org/markup-compatibility/2006" xmlns:wp14="http://schemas.microsoft.com/office/word/2010/wordprocessingDrawing" xmlns:w14="http://schemas.microsoft.com/office/word/2010/wordml" xmlns:w15="http://schemas.microsoft.com/office/word/2012/wordml" mc:Ignorable="w14 wp14 w15">
+  <w:p>
+    <w:pPr>
+      <w:pStyle w:val="Footer"/>
+      <w:rPr/>
+    </w:pPr>
+    <w:r>
+      <w:rPr/>
       <mc:AlternateContent>
         <mc:Choice Requires="wps">
           <w:drawing>
-            <wp:anchor distT="0" distB="0" distL="0" distR="0" simplePos="0" relativeHeight="7" behindDoc="1" locked="0" layoutInCell="0" allowOverlap="1" wp14:anchorId="07B49E00" wp14:editId="371E0938">
+            <wp:anchor behindDoc="1" distT="0" distB="0" distL="0" distR="0" simplePos="0" locked="0" layoutInCell="0" allowOverlap="1" relativeHeight="14" wp14:anchorId="07B49E00">
               <wp:simplePos x="0" y="0"/>
               <wp:positionH relativeFrom="margin">
                 <wp:align>center</wp:align>
@@ -5434,7 +5663,6 @@
               <wp:effectExtent l="0" t="0" r="0" b="0"/>
               <wp:wrapSquare wrapText="largest"/>
               <wp:docPr id="1" name="Frame1"/>
-              <wp:cNvGraphicFramePr/>
               <a:graphic xmlns:a="http://schemas.openxmlformats.org/drawingml/2006/main">
                 <a:graphicData uri="http://schemas.microsoft.com/office/word/2010/wordprocessingShape">
                   <wps:wsp>
@@ -5442,7 +5670,7 @@
                     <wps:spPr>
                       <a:xfrm>
                         <a:off x="0" y="0"/>
-                        <a:ext cx="58320" cy="118080"/>
+                        <a:ext cx="59040" cy="118800"/>
                       </a:xfrm>
                       <a:prstGeom prst="rect">
                         <a:avLst/>
@@ -5453,15 +5681,9 @@
                       </a:ln>
                     </wps:spPr>
                     <wps:style>
-                      <a:lnRef idx="0">
-                        <a:scrgbClr r="0" g="0" b="0"/>
-                      </a:lnRef>
-                      <a:fillRef idx="0">
-                        <a:scrgbClr r="0" g="0" b="0"/>
-                      </a:fillRef>
-                      <a:effectRef idx="0">
-                        <a:scrgbClr r="0" g="0" b="0"/>
-                      </a:effectRef>
+                      <a:lnRef idx="0"/>
+                      <a:fillRef idx="0"/>
+                      <a:effectRef idx="0"/>
                       <a:fontRef idx="minor"/>
                     </wps:style>
                     <wps:txbx>
@@ -5469,6 +5691,7 @@
                         <w:p>
                           <w:pPr>
                             <w:pStyle w:val="Footer"/>
+                            <w:rPr/>
                           </w:pPr>
                           <w:r>
                             <w:rPr>
@@ -5482,7 +5705,7 @@
                               <w:rStyle w:val="PageNumber"/>
                               <w:color w:val="000000"/>
                             </w:rPr>
-                            <w:instrText>PAGE</w:instrText>
+                            <w:instrText xml:space="preserve"> PAGE </w:instrText>
                           </w:r>
                           <w:r>
                             <w:rPr>
@@ -5508,7 +5731,7 @@
                         </w:p>
                       </w:txbxContent>
                     </wps:txbx>
-                    <wps:bodyPr lIns="0" tIns="0" rIns="0" bIns="0">
+                    <wps:bodyPr lIns="0" rIns="0" tIns="0" bIns="0" anchor="t">
                       <a:noAutofit/>
                     </wps:bodyPr>
                   </wps:wsp>
@@ -5519,12 +5742,15 @@
         </mc:Choice>
         <mc:Fallback>
           <w:pict>
-            <v:rect w14:anchorId="07B49E00" id="Frame1" o:spid="_x0000_s1026" style="position:absolute;margin-left:0;margin-top:.05pt;width:4.65pt;height:9.35pt;z-index:-503316473;visibility:visible;mso-wrap-style:square;mso-wrap-distance-left:0;mso-wrap-distance-top:0;mso-wrap-distance-right:0;mso-wrap-distance-bottom:0;mso-position-horizontal:center;mso-position-horizontal-relative:margin;mso-position-vertical:absolute;mso-position-vertical-relative:text;v-text-anchor:top" o:gfxdata="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" o:allowincell="f" filled="f" stroked="f" strokeweight="0">
-              <v:textbox inset="0,0,0,0">
+            <v:rect id="shape_0" ID="Frame1" path="m0,0l-2147483645,0l-2147483645,-2147483646l0,-2147483646xe" stroked="f" o:allowincell="f" style="position:absolute;margin-left:213.65pt;margin-top:0.05pt;width:4.6pt;height:9.3pt;mso-wrap-style:square;v-text-anchor:top;mso-position-horizontal:center;mso-position-horizontal-relative:margin" wp14:anchorId="07B49E00">
+              <v:fill o:detectmouseclick="t" on="false"/>
+              <v:stroke color="#3465a4" joinstyle="round" endcap="flat"/>
+              <v:textbox>
                 <w:txbxContent>
                   <w:p>
                     <w:pPr>
                       <w:pStyle w:val="Footer"/>
+                      <w:rPr/>
                     </w:pPr>
                     <w:r>
                       <w:rPr>
@@ -5538,7 +5764,7 @@
                         <w:rStyle w:val="PageNumber"/>
                         <w:color w:val="000000"/>
                       </w:rPr>
-                      <w:instrText>PAGE</w:instrText>
+                      <w:instrText xml:space="preserve"> PAGE </w:instrText>
                     </w:r>
                     <w:r>
                       <w:rPr>
@@ -5564,7 +5790,7 @@
                   </w:p>
                 </w:txbxContent>
               </v:textbox>
-              <w10:wrap type="square" side="largest" anchorx="margin"/>
+              <w10:wrap type="square" side="largest"/>
             </v:rect>
           </w:pict>
         </mc:Fallback>
@@ -5574,20 +5800,19 @@
 </w:ftr>
 </file>
 
-<file path=word/footer3.xml><?xml version="1.0" encoding="utf-8"?>
-<w:ftr xmlns:wpc="http://schemas.microsoft.com/office/word/2010/wordprocessingCanvas" xmlns:cx="http://schemas.microsoft.com/office/drawing/2014/chartex" xmlns:cx1="http://schemas.microsoft.com/office/drawing/2015/9/8/chartex" xmlns:cx2="http://schemas.microsoft.com/office/drawing/2015/10/21/chartex" xmlns:cx3="http://schemas.microsoft.com/office/drawing/2016/5/9/chartex" xmlns:cx4="http://schemas.microsoft.com/office/drawing/2016/5/10/chartex" xmlns:cx5="http://schemas.microsoft.com/office/drawing/2016/5/11/chartex" xmlns:cx6="http://schemas.microsoft.com/office/drawing/2016/5/12/chartex" xmlns:cx7="http://schemas.microsoft.com/office/drawing/2016/5/13/chartex" xmlns:cx8="http://schemas.microsoft.com/office/drawing/2016/5/14/chartex" xmlns:mc="http://schemas.openxmlformats.org/markup-compatibility/2006" xmlns:aink="http://schemas.microsoft.com/office/drawing/2016/ink" xmlns:am3d="http://schemas.microsoft.com/office/drawing/2017/model3d" xmlns:o="urn:schemas-microsoft-com:office:office" xmlns:oel="http://schemas.microsoft.com/office/2019/extlst" xmlns:r="http://schemas.openxmlformats.org/officeDocument/2006/relationships" xmlns:m="http://schemas.openxmlformats.org/officeDocument/2006/math" xmlns:v="urn:schemas-microsoft-com:vml" xmlns:wp14="http://schemas.microsoft.com/office/word/2010/wordprocessingDrawing" xmlns:wp="http://schemas.openxmlformats.org/drawingml/2006/wordprocessingDrawing" xmlns:w10="urn:schemas-microsoft-com:office:word" xmlns:w="http://schemas.openxmlformats.org/wordprocessingml/2006/main" xmlns:w14="http://schemas.microsoft.com/office/word/2010/wordml" xmlns:w15="http://schemas.microsoft.com/office/word/2012/wordml" xmlns:w16cex="http://schemas.microsoft.com/office/word/2018/wordml/cex" xmlns:w16cid="http://schemas.microsoft.com/office/word/2016/wordml/cid" xmlns:w16="http://schemas.microsoft.com/office/word/2018/wordml" xmlns:w16du="http://schemas.microsoft.com/office/word/2023/wordml/word16du" xmlns:w16sdtdh="http://schemas.microsoft.com/office/word/2020/wordml/sdtdatahash" xmlns:w16sdtfl="http://schemas.microsoft.com/office/word/2024/wordml/sdtformatlock" xmlns:w16se="http://schemas.microsoft.com/office/word/2015/wordml/symex" xmlns:wpg="http://schemas.microsoft.com/office/word/2010/wordprocessingGroup" xmlns:wpi="http://schemas.microsoft.com/office/word/2010/wordprocessingInk" xmlns:wne="http://schemas.microsoft.com/office/word/2006/wordml" xmlns:wps="http://schemas.microsoft.com/office/word/2010/wordprocessingShape" mc:Ignorable="w14 w15 w16se w16cid w16 w16cex w16sdtdh w16sdtfl w16du wp14">
+<file path=word/footer6.xml><?xml version="1.0" encoding="utf-8"?>
+<w:ftr xmlns:o="urn:schemas-microsoft-com:office:office" xmlns:r="http://schemas.openxmlformats.org/officeDocument/2006/relationships" xmlns:v="urn:schemas-microsoft-com:vml" xmlns:w="http://schemas.openxmlformats.org/wordprocessingml/2006/main" xmlns:w10="urn:schemas-microsoft-com:office:word" xmlns:wp="http://schemas.openxmlformats.org/drawingml/2006/wordprocessingDrawing" xmlns:pic="http://schemas.openxmlformats.org/drawingml/2006/picture" xmlns:wps="http://schemas.microsoft.com/office/word/2010/wordprocessingShape" xmlns:wpg="http://schemas.microsoft.com/office/word/2010/wordprocessingGroup" xmlns:mc="http://schemas.openxmlformats.org/markup-compatibility/2006" xmlns:wp14="http://schemas.microsoft.com/office/word/2010/wordprocessingDrawing" xmlns:w14="http://schemas.microsoft.com/office/word/2010/wordml" xmlns:w15="http://schemas.microsoft.com/office/word/2012/wordml" mc:Ignorable="w14 wp14 w15">
   <w:p>
     <w:pPr>
       <w:pStyle w:val="Footer"/>
+      <w:rPr/>
     </w:pPr>
     <w:r>
-      <w:rPr>
-        <w:noProof/>
-      </w:rPr>
+      <w:rPr/>
       <mc:AlternateContent>
         <mc:Choice Requires="wps">
           <w:drawing>
-            <wp:anchor distT="0" distB="0" distL="0" distR="0" simplePos="0" relativeHeight="6" behindDoc="1" locked="0" layoutInCell="0" allowOverlap="1" wp14:anchorId="16546B0F" wp14:editId="3F9BDD64">
+            <wp:anchor behindDoc="1" distT="0" distB="0" distL="0" distR="0" simplePos="0" locked="0" layoutInCell="0" allowOverlap="1" relativeHeight="14" wp14:anchorId="07B49E00">
               <wp:simplePos x="0" y="0"/>
               <wp:positionH relativeFrom="margin">
                 <wp:align>center</wp:align>
@@ -5595,11 +5820,10 @@
               <wp:positionV relativeFrom="paragraph">
                 <wp:posOffset>635</wp:posOffset>
               </wp:positionV>
-              <wp:extent cx="71755" cy="22860"/>
+              <wp:extent cx="59055" cy="118745"/>
               <wp:effectExtent l="0" t="0" r="0" b="0"/>
               <wp:wrapSquare wrapText="largest"/>
-              <wp:docPr id="3" name="Frame2"/>
-              <wp:cNvGraphicFramePr/>
+              <wp:docPr id="2" name="Frame1"/>
               <a:graphic xmlns:a="http://schemas.openxmlformats.org/drawingml/2006/main">
                 <a:graphicData uri="http://schemas.microsoft.com/office/word/2010/wordprocessingShape">
                   <wps:wsp>
@@ -5607,7 +5831,7 @@
                     <wps:spPr>
                       <a:xfrm>
                         <a:off x="0" y="0"/>
-                        <a:ext cx="71280" cy="22320"/>
+                        <a:ext cx="59040" cy="118800"/>
                       </a:xfrm>
                       <a:prstGeom prst="rect">
                         <a:avLst/>
@@ -5618,15 +5842,9 @@
                       </a:ln>
                     </wps:spPr>
                     <wps:style>
-                      <a:lnRef idx="0">
-                        <a:scrgbClr r="0" g="0" b="0"/>
-                      </a:lnRef>
-                      <a:fillRef idx="0">
-                        <a:scrgbClr r="0" g="0" b="0"/>
-                      </a:fillRef>
-                      <a:effectRef idx="0">
-                        <a:scrgbClr r="0" g="0" b="0"/>
-                      </a:effectRef>
+                      <a:lnRef idx="0"/>
+                      <a:fillRef idx="0"/>
+                      <a:effectRef idx="0"/>
                       <a:fontRef idx="minor"/>
                     </wps:style>
                     <wps:txbx>
@@ -5634,6 +5852,7 @@
                         <w:p>
                           <w:pPr>
                             <w:pStyle w:val="Footer"/>
+                            <w:rPr/>
                           </w:pPr>
                           <w:r>
                             <w:rPr>
@@ -5647,7 +5866,7 @@
                               <w:rStyle w:val="PageNumber"/>
                               <w:color w:val="000000"/>
                             </w:rPr>
-                            <w:instrText>PAGE</w:instrText>
+                            <w:instrText xml:space="preserve"> PAGE </w:instrText>
                           </w:r>
                           <w:r>
                             <w:rPr>
@@ -5661,7 +5880,7 @@
                               <w:rStyle w:val="PageNumber"/>
                               <w:color w:val="000000"/>
                             </w:rPr>
-                            <w:t>viii</w:t>
+                            <w:t>ii</w:t>
                           </w:r>
                           <w:r>
                             <w:rPr>
@@ -5673,7 +5892,7 @@
                         </w:p>
                       </w:txbxContent>
                     </wps:txbx>
-                    <wps:bodyPr lIns="0" tIns="0" rIns="0" bIns="0">
+                    <wps:bodyPr lIns="0" rIns="0" tIns="0" bIns="0" anchor="t">
                       <a:noAutofit/>
                     </wps:bodyPr>
                   </wps:wsp>
@@ -5684,12 +5903,15 @@
         </mc:Choice>
         <mc:Fallback>
           <w:pict>
-            <v:rect w14:anchorId="16546B0F" id="Frame2" o:spid="_x0000_s1027" style="position:absolute;margin-left:0;margin-top:.05pt;width:5.65pt;height:1.8pt;z-index:-503316474;visibility:visible;mso-wrap-style:square;mso-wrap-distance-left:0;mso-wrap-distance-top:0;mso-wrap-distance-right:0;mso-wrap-distance-bottom:0;mso-position-horizontal:center;mso-position-horizontal-relative:margin;mso-position-vertical:absolute;mso-position-vertical-relative:text;v-text-anchor:top" o:gfxdata="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" o:allowincell="f" filled="f" stroked="f" strokeweight="0">
-              <v:textbox inset="0,0,0,0">
+            <v:rect id="shape_0" ID="Frame1" path="m0,0l-2147483645,0l-2147483645,-2147483646l0,-2147483646xe" stroked="f" o:allowincell="f" style="position:absolute;margin-left:213.65pt;margin-top:0.05pt;width:4.6pt;height:9.3pt;mso-wrap-style:square;v-text-anchor:top;mso-position-horizontal:center;mso-position-horizontal-relative:margin" wp14:anchorId="07B49E00">
+              <v:fill o:detectmouseclick="t" on="false"/>
+              <v:stroke color="#3465a4" joinstyle="round" endcap="flat"/>
+              <v:textbox>
                 <w:txbxContent>
                   <w:p>
                     <w:pPr>
                       <w:pStyle w:val="Footer"/>
+                      <w:rPr/>
                     </w:pPr>
                     <w:r>
                       <w:rPr>
@@ -5703,7 +5925,7 @@
                         <w:rStyle w:val="PageNumber"/>
                         <w:color w:val="000000"/>
                       </w:rPr>
-                      <w:instrText>PAGE</w:instrText>
+                      <w:instrText xml:space="preserve"> PAGE </w:instrText>
                     </w:r>
                     <w:r>
                       <w:rPr>
@@ -5717,7 +5939,7 @@
                         <w:rStyle w:val="PageNumber"/>
                         <w:color w:val="000000"/>
                       </w:rPr>
-                      <w:t>viii</w:t>
+                      <w:t>ii</w:t>
                     </w:r>
                     <w:r>
                       <w:rPr>
@@ -5729,7 +5951,7 @@
                   </w:p>
                 </w:txbxContent>
               </v:textbox>
-              <w10:wrap type="square" side="largest" anchorx="margin"/>
+              <w10:wrap type="square" side="largest"/>
             </v:rect>
           </w:pict>
         </mc:Fallback>
@@ -5739,11 +5961,187 @@
 </w:ftr>
 </file>
 
-<file path=word/footer4.xml><?xml version="1.0" encoding="utf-8"?>
-<w:ftr xmlns:wpc="http://schemas.microsoft.com/office/word/2010/wordprocessingCanvas" xmlns:cx="http://schemas.microsoft.com/office/drawing/2014/chartex" xmlns:cx1="http://schemas.microsoft.com/office/drawing/2015/9/8/chartex" xmlns:cx2="http://schemas.microsoft.com/office/drawing/2015/10/21/chartex" xmlns:cx3="http://schemas.microsoft.com/office/drawing/2016/5/9/chartex" xmlns:cx4="http://schemas.microsoft.com/office/drawing/2016/5/10/chartex" xmlns:cx5="http://schemas.microsoft.com/office/drawing/2016/5/11/chartex" xmlns:cx6="http://schemas.microsoft.com/office/drawing/2016/5/12/chartex" xmlns:cx7="http://schemas.microsoft.com/office/drawing/2016/5/13/chartex" xmlns:cx8="http://schemas.microsoft.com/office/drawing/2016/5/14/chartex" xmlns:mc="http://schemas.openxmlformats.org/markup-compatibility/2006" xmlns:aink="http://schemas.microsoft.com/office/drawing/2016/ink" xmlns:am3d="http://schemas.microsoft.com/office/drawing/2017/model3d" xmlns:o="urn:schemas-microsoft-com:office:office" xmlns:oel="http://schemas.microsoft.com/office/2019/extlst" xmlns:r="http://schemas.openxmlformats.org/officeDocument/2006/relationships" xmlns:m="http://schemas.openxmlformats.org/officeDocument/2006/math" xmlns:v="urn:schemas-microsoft-com:vml" xmlns:wp14="http://schemas.microsoft.com/office/word/2010/wordprocessingDrawing" xmlns:wp="http://schemas.openxmlformats.org/drawingml/2006/wordprocessingDrawing" xmlns:w10="urn:schemas-microsoft-com:office:word" xmlns:w="http://schemas.openxmlformats.org/wordprocessingml/2006/main" xmlns:w14="http://schemas.microsoft.com/office/word/2010/wordml" xmlns:w15="http://schemas.microsoft.com/office/word/2012/wordml" xmlns:w16cex="http://schemas.microsoft.com/office/word/2018/wordml/cex" xmlns:w16cid="http://schemas.microsoft.com/office/word/2016/wordml/cid" xmlns:w16="http://schemas.microsoft.com/office/word/2018/wordml" xmlns:w16du="http://schemas.microsoft.com/office/word/2023/wordml/word16du" xmlns:w16sdtdh="http://schemas.microsoft.com/office/word/2020/wordml/sdtdatahash" xmlns:w16sdtfl="http://schemas.microsoft.com/office/word/2024/wordml/sdtformatlock" xmlns:w16se="http://schemas.microsoft.com/office/word/2015/wordml/symex" xmlns:wpg="http://schemas.microsoft.com/office/word/2010/wordprocessingGroup" xmlns:wpi="http://schemas.microsoft.com/office/word/2010/wordprocessingInk" xmlns:wne="http://schemas.microsoft.com/office/word/2006/wordml" xmlns:wps="http://schemas.microsoft.com/office/word/2010/wordprocessingShape" mc:Ignorable="w14 w15 w16se w16cid w16 w16cex w16sdtdh w16sdtfl w16du wp14">
+<file path=word/footer7.xml><?xml version="1.0" encoding="utf-8"?>
+<w:ftr xmlns:o="urn:schemas-microsoft-com:office:office" xmlns:r="http://schemas.openxmlformats.org/officeDocument/2006/relationships" xmlns:v="urn:schemas-microsoft-com:vml" xmlns:w="http://schemas.openxmlformats.org/wordprocessingml/2006/main" xmlns:w10="urn:schemas-microsoft-com:office:word" xmlns:wp="http://schemas.openxmlformats.org/drawingml/2006/wordprocessingDrawing" xmlns:pic="http://schemas.openxmlformats.org/drawingml/2006/picture" xmlns:wps="http://schemas.microsoft.com/office/word/2010/wordprocessingShape" xmlns:wpg="http://schemas.microsoft.com/office/word/2010/wordprocessingGroup" xmlns:mc="http://schemas.openxmlformats.org/markup-compatibility/2006" xmlns:wp14="http://schemas.microsoft.com/office/word/2010/wordprocessingDrawing" xmlns:w14="http://schemas.microsoft.com/office/word/2010/wordml" xmlns:w15="http://schemas.microsoft.com/office/word/2012/wordml" mc:Ignorable="w14 wp14 w15">
   <w:p>
     <w:pPr>
       <w:pStyle w:val="Footer"/>
+      <w:rPr/>
+    </w:pPr>
+    <w:r>
+      <w:rPr/>
+    </w:r>
+  </w:p>
+</w:ftr>
+</file>
+
+<file path=word/footer8.xml><?xml version="1.0" encoding="utf-8"?>
+<w:ftr xmlns:o="urn:schemas-microsoft-com:office:office" xmlns:r="http://schemas.openxmlformats.org/officeDocument/2006/relationships" xmlns:v="urn:schemas-microsoft-com:vml" xmlns:w="http://schemas.openxmlformats.org/wordprocessingml/2006/main" xmlns:w10="urn:schemas-microsoft-com:office:word" xmlns:wp="http://schemas.openxmlformats.org/drawingml/2006/wordprocessingDrawing" xmlns:pic="http://schemas.openxmlformats.org/drawingml/2006/picture" xmlns:wps="http://schemas.microsoft.com/office/word/2010/wordprocessingShape" xmlns:wpg="http://schemas.microsoft.com/office/word/2010/wordprocessingGroup" xmlns:mc="http://schemas.openxmlformats.org/markup-compatibility/2006" xmlns:wp14="http://schemas.microsoft.com/office/word/2010/wordprocessingDrawing" xmlns:w14="http://schemas.microsoft.com/office/word/2010/wordml" xmlns:w15="http://schemas.microsoft.com/office/word/2012/wordml" mc:Ignorable="w14 wp14 w15">
+  <w:p>
+    <w:pPr>
+      <w:pStyle w:val="Footer"/>
+      <w:rPr/>
+    </w:pPr>
+    <w:r>
+      <w:rPr/>
+      <mc:AlternateContent>
+        <mc:Choice Requires="wps">
+          <w:drawing>
+            <wp:anchor behindDoc="1" distT="0" distB="0" distL="0" distR="0" simplePos="0" locked="0" layoutInCell="0" allowOverlap="1" relativeHeight="12" wp14:anchorId="16546B0F">
+              <wp:simplePos x="0" y="0"/>
+              <wp:positionH relativeFrom="margin">
+                <wp:align>center</wp:align>
+              </wp:positionH>
+              <wp:positionV relativeFrom="paragraph">
+                <wp:posOffset>635</wp:posOffset>
+              </wp:positionV>
+              <wp:extent cx="71755" cy="22860"/>
+              <wp:effectExtent l="0" t="0" r="0" b="0"/>
+              <wp:wrapSquare wrapText="largest"/>
+              <wp:docPr id="3" name="Frame2"/>
+              <a:graphic xmlns:a="http://schemas.openxmlformats.org/drawingml/2006/main">
+                <a:graphicData uri="http://schemas.microsoft.com/office/word/2010/wordprocessingShape">
+                  <wps:wsp>
+                    <wps:cNvSpPr/>
+                    <wps:spPr>
+                      <a:xfrm>
+                        <a:off x="0" y="0"/>
+                        <a:ext cx="71640" cy="23040"/>
+                      </a:xfrm>
+                      <a:prstGeom prst="rect">
+                        <a:avLst/>
+                      </a:prstGeom>
+                      <a:noFill/>
+                      <a:ln w="0">
+                        <a:noFill/>
+                      </a:ln>
+                    </wps:spPr>
+                    <wps:style>
+                      <a:lnRef idx="0"/>
+                      <a:fillRef idx="0"/>
+                      <a:effectRef idx="0"/>
+                      <a:fontRef idx="minor"/>
+                    </wps:style>
+                    <wps:txbx>
+                      <w:txbxContent>
+                        <w:p>
+                          <w:pPr>
+                            <w:pStyle w:val="Footer"/>
+                            <w:rPr/>
+                          </w:pPr>
+                          <w:r>
+                            <w:rPr>
+                              <w:rStyle w:val="PageNumber"/>
+                              <w:color w:val="000000"/>
+                            </w:rPr>
+                            <w:fldChar w:fldCharType="begin"/>
+                          </w:r>
+                          <w:r>
+                            <w:rPr>
+                              <w:rStyle w:val="PageNumber"/>
+                              <w:color w:val="000000"/>
+                            </w:rPr>
+                            <w:instrText xml:space="preserve"> PAGE </w:instrText>
+                          </w:r>
+                          <w:r>
+                            <w:rPr>
+                              <w:rStyle w:val="PageNumber"/>
+                              <w:color w:val="000000"/>
+                            </w:rPr>
+                            <w:fldChar w:fldCharType="separate"/>
+                          </w:r>
+                          <w:r>
+                            <w:rPr>
+                              <w:rStyle w:val="PageNumber"/>
+                              <w:color w:val="000000"/>
+                            </w:rPr>
+                            <w:t>ix</w:t>
+                          </w:r>
+                          <w:r>
+                            <w:rPr>
+                              <w:rStyle w:val="PageNumber"/>
+                              <w:color w:val="000000"/>
+                            </w:rPr>
+                            <w:fldChar w:fldCharType="end"/>
+                          </w:r>
+                        </w:p>
+                      </w:txbxContent>
+                    </wps:txbx>
+                    <wps:bodyPr lIns="0" rIns="0" tIns="0" bIns="0" anchor="t">
+                      <a:noAutofit/>
+                    </wps:bodyPr>
+                  </wps:wsp>
+                </a:graphicData>
+              </a:graphic>
+            </wp:anchor>
+          </w:drawing>
+        </mc:Choice>
+        <mc:Fallback>
+          <w:pict>
+            <v:rect id="shape_0" ID="Frame2" path="m0,0l-2147483645,0l-2147483645,-2147483646l0,-2147483646xe" stroked="f" o:allowincell="f" style="position:absolute;margin-left:213.15pt;margin-top:0.05pt;width:5.6pt;height:1.75pt;mso-wrap-style:square;v-text-anchor:top;mso-position-horizontal:center;mso-position-horizontal-relative:margin" wp14:anchorId="16546B0F">
+              <v:fill o:detectmouseclick="t" on="false"/>
+              <v:stroke color="#3465a4" joinstyle="round" endcap="flat"/>
+              <v:textbox>
+                <w:txbxContent>
+                  <w:p>
+                    <w:pPr>
+                      <w:pStyle w:val="Footer"/>
+                      <w:rPr/>
+                    </w:pPr>
+                    <w:r>
+                      <w:rPr>
+                        <w:rStyle w:val="PageNumber"/>
+                        <w:color w:val="000000"/>
+                      </w:rPr>
+                      <w:fldChar w:fldCharType="begin"/>
+                    </w:r>
+                    <w:r>
+                      <w:rPr>
+                        <w:rStyle w:val="PageNumber"/>
+                        <w:color w:val="000000"/>
+                      </w:rPr>
+                      <w:instrText xml:space="preserve"> PAGE </w:instrText>
+                    </w:r>
+                    <w:r>
+                      <w:rPr>
+                        <w:rStyle w:val="PageNumber"/>
+                        <w:color w:val="000000"/>
+                      </w:rPr>
+                      <w:fldChar w:fldCharType="separate"/>
+                    </w:r>
+                    <w:r>
+                      <w:rPr>
+                        <w:rStyle w:val="PageNumber"/>
+                        <w:color w:val="000000"/>
+                      </w:rPr>
+                      <w:t>ix</w:t>
+                    </w:r>
+                    <w:r>
+                      <w:rPr>
+                        <w:rStyle w:val="PageNumber"/>
+                        <w:color w:val="000000"/>
+                      </w:rPr>
+                      <w:fldChar w:fldCharType="end"/>
+                    </w:r>
+                  </w:p>
+                </w:txbxContent>
+              </v:textbox>
+              <w10:wrap type="square" side="largest"/>
+            </v:rect>
+          </w:pict>
+        </mc:Fallback>
+      </mc:AlternateContent>
+    </w:r>
+  </w:p>
+</w:ftr>
+</file>
+
+<file path=word/footer9.xml><?xml version="1.0" encoding="utf-8"?>
+<w:ftr xmlns:o="urn:schemas-microsoft-com:office:office" xmlns:r="http://schemas.openxmlformats.org/officeDocument/2006/relationships" xmlns:v="urn:schemas-microsoft-com:vml" xmlns:w="http://schemas.openxmlformats.org/wordprocessingml/2006/main" xmlns:w10="urn:schemas-microsoft-com:office:word" xmlns:wp="http://schemas.openxmlformats.org/drawingml/2006/wordprocessingDrawing" xmlns:pic="http://schemas.openxmlformats.org/drawingml/2006/picture" xmlns:wps="http://schemas.microsoft.com/office/word/2010/wordprocessingShape" xmlns:wpg="http://schemas.microsoft.com/office/word/2010/wordprocessingGroup" xmlns:mc="http://schemas.openxmlformats.org/markup-compatibility/2006" xmlns:wp14="http://schemas.microsoft.com/office/word/2010/wordprocessingDrawing" xmlns:w14="http://schemas.microsoft.com/office/word/2010/wordml" xmlns:w15="http://schemas.microsoft.com/office/word/2012/wordml" mc:Ignorable="w14 wp14 w15">
+  <w:p>
+    <w:pPr>
+      <w:pStyle w:val="Footer"/>
+      <w:rPr/>
     </w:pPr>
     <w:r>
       <w:rPr>
@@ -5761,7 +6159,7 @@
       <w:rPr>
         <w:rStyle w:val="PageNumber"/>
       </w:rPr>
-      <w:instrText>PAGE</w:instrText>
+      <w:instrText xml:space="preserve"> PAGE </w:instrText>
     </w:r>
     <w:r>
       <w:rPr>
@@ -5773,16 +6171,8 @@
       <w:rPr>
         <w:rStyle w:val="PageNumber"/>
       </w:rPr>
-      <w:t>ii</w:t>
+      <w:t>iii</w:t>
     </w:r>
-    <w:proofErr w:type="spellStart"/>
-    <w:r>
-      <w:rPr>
-        <w:rStyle w:val="PageNumber"/>
-      </w:rPr>
-      <w:t>i</w:t>
-    </w:r>
-    <w:proofErr w:type="spellEnd"/>
     <w:r>
       <w:rPr>
         <w:rStyle w:val="PageNumber"/>
@@ -5793,86 +6183,283 @@
 </w:ftr>
 </file>
 
-<file path=word/footnotes.xml><?xml version="1.0" encoding="utf-8"?>
-<w:footnotes xmlns:wpc="http://schemas.microsoft.com/office/word/2010/wordprocessingCanvas" xmlns:cx="http://schemas.microsoft.com/office/drawing/2014/chartex" xmlns:cx1="http://schemas.microsoft.com/office/drawing/2015/9/8/chartex" xmlns:cx2="http://schemas.microsoft.com/office/drawing/2015/10/21/chartex" xmlns:cx3="http://schemas.microsoft.com/office/drawing/2016/5/9/chartex" xmlns:cx4="http://schemas.microsoft.com/office/drawing/2016/5/10/chartex" xmlns:cx5="http://schemas.microsoft.com/office/drawing/2016/5/11/chartex" xmlns:cx6="http://schemas.microsoft.com/office/drawing/2016/5/12/chartex" xmlns:cx7="http://schemas.microsoft.com/office/drawing/2016/5/13/chartex" xmlns:cx8="http://schemas.microsoft.com/office/drawing/2016/5/14/chartex" xmlns:mc="http://schemas.openxmlformats.org/markup-compatibility/2006" xmlns:aink="http://schemas.microsoft.com/office/drawing/2016/ink" xmlns:am3d="http://schemas.microsoft.com/office/drawing/2017/model3d" xmlns:o="urn:schemas-microsoft-com:office:office" xmlns:oel="http://schemas.microsoft.com/office/2019/extlst" xmlns:r="http://schemas.openxmlformats.org/officeDocument/2006/relationships" xmlns:m="http://schemas.openxmlformats.org/officeDocument/2006/math" xmlns:v="urn:schemas-microsoft-com:vml" xmlns:wp14="http://schemas.microsoft.com/office/word/2010/wordprocessingDrawing" xmlns:wp="http://schemas.openxmlformats.org/drawingml/2006/wordprocessingDrawing" xmlns:w10="urn:schemas-microsoft-com:office:word" xmlns:w="http://schemas.openxmlformats.org/wordprocessingml/2006/main" xmlns:w14="http://schemas.microsoft.com/office/word/2010/wordml" xmlns:w15="http://schemas.microsoft.com/office/word/2012/wordml" xmlns:w16cex="http://schemas.microsoft.com/office/word/2018/wordml/cex" xmlns:w16cid="http://schemas.microsoft.com/office/word/2016/wordml/cid" xmlns:w16="http://schemas.microsoft.com/office/word/2018/wordml" xmlns:w16du="http://schemas.microsoft.com/office/word/2023/wordml/word16du" xmlns:w16sdtdh="http://schemas.microsoft.com/office/word/2020/wordml/sdtdatahash" xmlns:w16sdtfl="http://schemas.microsoft.com/office/word/2024/wordml/sdtformatlock" xmlns:w16se="http://schemas.microsoft.com/office/word/2015/wordml/symex" xmlns:wpg="http://schemas.microsoft.com/office/word/2010/wordprocessingGroup" xmlns:wpi="http://schemas.microsoft.com/office/word/2010/wordprocessingInk" xmlns:wne="http://schemas.microsoft.com/office/word/2006/wordml" xmlns:wps="http://schemas.microsoft.com/office/word/2010/wordprocessingShape" mc:Ignorable="w14 w15 w16se w16cid w16 w16cex w16sdtdh w16sdtfl w16du wp14">
-  <w:footnote w:type="separator" w:id="-1">
-    <w:p>
-      <w:r>
-        <w:separator/>
-      </w:r>
-    </w:p>
-  </w:footnote>
-  <w:footnote w:type="continuationSeparator" w:id="0">
-    <w:p>
-      <w:r>
-        <w:continuationSeparator/>
-      </w:r>
-    </w:p>
-  </w:footnote>
-</w:footnotes>
-</file>
-
 <file path=word/header1.xml><?xml version="1.0" encoding="utf-8"?>
-<w:hdr xmlns:wpc="http://schemas.microsoft.com/office/word/2010/wordprocessingCanvas" xmlns:cx="http://schemas.microsoft.com/office/drawing/2014/chartex" xmlns:cx1="http://schemas.microsoft.com/office/drawing/2015/9/8/chartex" xmlns:cx2="http://schemas.microsoft.com/office/drawing/2015/10/21/chartex" xmlns:cx3="http://schemas.microsoft.com/office/drawing/2016/5/9/chartex" xmlns:cx4="http://schemas.microsoft.com/office/drawing/2016/5/10/chartex" xmlns:cx5="http://schemas.microsoft.com/office/drawing/2016/5/11/chartex" xmlns:cx6="http://schemas.microsoft.com/office/drawing/2016/5/12/chartex" xmlns:cx7="http://schemas.microsoft.com/office/drawing/2016/5/13/chartex" xmlns:cx8="http://schemas.microsoft.com/office/drawing/2016/5/14/chartex" xmlns:mc="http://schemas.openxmlformats.org/markup-compatibility/2006" xmlns:aink="http://schemas.microsoft.com/office/drawing/2016/ink" xmlns:am3d="http://schemas.microsoft.com/office/drawing/2017/model3d" xmlns:o="urn:schemas-microsoft-com:office:office" xmlns:oel="http://schemas.microsoft.com/office/2019/extlst" xmlns:r="http://schemas.openxmlformats.org/officeDocument/2006/relationships" xmlns:m="http://schemas.openxmlformats.org/officeDocument/2006/math" xmlns:v="urn:schemas-microsoft-com:vml" xmlns:wp14="http://schemas.microsoft.com/office/word/2010/wordprocessingDrawing" xmlns:wp="http://schemas.openxmlformats.org/drawingml/2006/wordprocessingDrawing" xmlns:w10="urn:schemas-microsoft-com:office:word" xmlns:w="http://schemas.openxmlformats.org/wordprocessingml/2006/main" xmlns:w14="http://schemas.microsoft.com/office/word/2010/wordml" xmlns:w15="http://schemas.microsoft.com/office/word/2012/wordml" xmlns:w16cex="http://schemas.microsoft.com/office/word/2018/wordml/cex" xmlns:w16cid="http://schemas.microsoft.com/office/word/2016/wordml/cid" xmlns:w16="http://schemas.microsoft.com/office/word/2018/wordml" xmlns:w16du="http://schemas.microsoft.com/office/word/2023/wordml/word16du" xmlns:w16sdtdh="http://schemas.microsoft.com/office/word/2020/wordml/sdtdatahash" xmlns:w16sdtfl="http://schemas.microsoft.com/office/word/2024/wordml/sdtformatlock" xmlns:w16se="http://schemas.microsoft.com/office/word/2015/wordml/symex" xmlns:wpg="http://schemas.microsoft.com/office/word/2010/wordprocessingGroup" xmlns:wpi="http://schemas.microsoft.com/office/word/2010/wordprocessingInk" xmlns:wne="http://schemas.microsoft.com/office/word/2006/wordml" xmlns:wps="http://schemas.microsoft.com/office/word/2010/wordprocessingShape" mc:Ignorable="w14 w15 w16se w16cid w16 w16cex w16sdtdh w16sdtfl w16du wp14">
+<w:hdr xmlns:o="urn:schemas-microsoft-com:office:office" xmlns:r="http://schemas.openxmlformats.org/officeDocument/2006/relationships" xmlns:v="urn:schemas-microsoft-com:vml" xmlns:w="http://schemas.openxmlformats.org/wordprocessingml/2006/main" xmlns:w10="urn:schemas-microsoft-com:office:word" xmlns:wp="http://schemas.openxmlformats.org/drawingml/2006/wordprocessingDrawing" xmlns:pic="http://schemas.openxmlformats.org/drawingml/2006/picture" xmlns:wps="http://schemas.microsoft.com/office/word/2010/wordprocessingShape" xmlns:wpg="http://schemas.microsoft.com/office/word/2010/wordprocessingGroup" xmlns:mc="http://schemas.openxmlformats.org/markup-compatibility/2006" xmlns:wp14="http://schemas.microsoft.com/office/word/2010/wordprocessingDrawing" xmlns:w14="http://schemas.microsoft.com/office/word/2010/wordml" xmlns:w15="http://schemas.microsoft.com/office/word/2012/wordml" mc:Ignorable="w14 wp14 w15">
   <w:p>
     <w:pPr>
       <w:pStyle w:val="Header"/>
+      <w:rPr/>
     </w:pPr>
+    <w:r>
+      <w:rPr/>
+    </w:r>
   </w:p>
 </w:hdr>
 </file>
 
 <file path=word/header2.xml><?xml version="1.0" encoding="utf-8"?>
-<w:hdr xmlns:wpc="http://schemas.microsoft.com/office/word/2010/wordprocessingCanvas" xmlns:cx="http://schemas.microsoft.com/office/drawing/2014/chartex" xmlns:cx1="http://schemas.microsoft.com/office/drawing/2015/9/8/chartex" xmlns:cx2="http://schemas.microsoft.com/office/drawing/2015/10/21/chartex" xmlns:cx3="http://schemas.microsoft.com/office/drawing/2016/5/9/chartex" xmlns:cx4="http://schemas.microsoft.com/office/drawing/2016/5/10/chartex" xmlns:cx5="http://schemas.microsoft.com/office/drawing/2016/5/11/chartex" xmlns:cx6="http://schemas.microsoft.com/office/drawing/2016/5/12/chartex" xmlns:cx7="http://schemas.microsoft.com/office/drawing/2016/5/13/chartex" xmlns:cx8="http://schemas.microsoft.com/office/drawing/2016/5/14/chartex" xmlns:mc="http://schemas.openxmlformats.org/markup-compatibility/2006" xmlns:aink="http://schemas.microsoft.com/office/drawing/2016/ink" xmlns:am3d="http://schemas.microsoft.com/office/drawing/2017/model3d" xmlns:o="urn:schemas-microsoft-com:office:office" xmlns:oel="http://schemas.microsoft.com/office/2019/extlst" xmlns:r="http://schemas.openxmlformats.org/officeDocument/2006/relationships" xmlns:m="http://schemas.openxmlformats.org/officeDocument/2006/math" xmlns:v="urn:schemas-microsoft-com:vml" xmlns:wp14="http://schemas.microsoft.com/office/word/2010/wordprocessingDrawing" xmlns:wp="http://schemas.openxmlformats.org/drawingml/2006/wordprocessingDrawing" xmlns:w10="urn:schemas-microsoft-com:office:word" xmlns:w="http://schemas.openxmlformats.org/wordprocessingml/2006/main" xmlns:w14="http://schemas.microsoft.com/office/word/2010/wordml" xmlns:w15="http://schemas.microsoft.com/office/word/2012/wordml" xmlns:w16cex="http://schemas.microsoft.com/office/word/2018/wordml/cex" xmlns:w16cid="http://schemas.microsoft.com/office/word/2016/wordml/cid" xmlns:w16="http://schemas.microsoft.com/office/word/2018/wordml" xmlns:w16du="http://schemas.microsoft.com/office/word/2023/wordml/word16du" xmlns:w16sdtdh="http://schemas.microsoft.com/office/word/2020/wordml/sdtdatahash" xmlns:w16sdtfl="http://schemas.microsoft.com/office/word/2024/wordml/sdtformatlock" xmlns:w16se="http://schemas.microsoft.com/office/word/2015/wordml/symex" xmlns:wpg="http://schemas.microsoft.com/office/word/2010/wordprocessingGroup" xmlns:wpi="http://schemas.microsoft.com/office/word/2010/wordprocessingInk" xmlns:wne="http://schemas.microsoft.com/office/word/2006/wordml" xmlns:wps="http://schemas.microsoft.com/office/word/2010/wordprocessingShape" mc:Ignorable="w14 w15 w16se w16cid w16 w16cex w16sdtdh w16sdtfl w16du wp14">
+<w:hdr xmlns:o="urn:schemas-microsoft-com:office:office" xmlns:r="http://schemas.openxmlformats.org/officeDocument/2006/relationships" xmlns:v="urn:schemas-microsoft-com:vml" xmlns:w="http://schemas.openxmlformats.org/wordprocessingml/2006/main" xmlns:w10="urn:schemas-microsoft-com:office:word" xmlns:wp="http://schemas.openxmlformats.org/drawingml/2006/wordprocessingDrawing" xmlns:pic="http://schemas.openxmlformats.org/drawingml/2006/picture" xmlns:wps="http://schemas.microsoft.com/office/word/2010/wordprocessingShape" xmlns:wpg="http://schemas.microsoft.com/office/word/2010/wordprocessingGroup" xmlns:mc="http://schemas.openxmlformats.org/markup-compatibility/2006" xmlns:wp14="http://schemas.microsoft.com/office/word/2010/wordprocessingDrawing" xmlns:w14="http://schemas.microsoft.com/office/word/2010/wordml" xmlns:w15="http://schemas.microsoft.com/office/word/2012/wordml" mc:Ignorable="w14 wp14 w15">
   <w:p>
     <w:pPr>
       <w:pStyle w:val="Header"/>
+      <w:rPr/>
     </w:pPr>
+    <w:r>
+      <w:rPr/>
+    </w:r>
   </w:p>
 </w:hdr>
 </file>
 
 <file path=word/header3.xml><?xml version="1.0" encoding="utf-8"?>
-<w:hdr xmlns:wpc="http://schemas.microsoft.com/office/word/2010/wordprocessingCanvas" xmlns:cx="http://schemas.microsoft.com/office/drawing/2014/chartex" xmlns:cx1="http://schemas.microsoft.com/office/drawing/2015/9/8/chartex" xmlns:cx2="http://schemas.microsoft.com/office/drawing/2015/10/21/chartex" xmlns:cx3="http://schemas.microsoft.com/office/drawing/2016/5/9/chartex" xmlns:cx4="http://schemas.microsoft.com/office/drawing/2016/5/10/chartex" xmlns:cx5="http://schemas.microsoft.com/office/drawing/2016/5/11/chartex" xmlns:cx6="http://schemas.microsoft.com/office/drawing/2016/5/12/chartex" xmlns:cx7="http://schemas.microsoft.com/office/drawing/2016/5/13/chartex" xmlns:cx8="http://schemas.microsoft.com/office/drawing/2016/5/14/chartex" xmlns:mc="http://schemas.openxmlformats.org/markup-compatibility/2006" xmlns:aink="http://schemas.microsoft.com/office/drawing/2016/ink" xmlns:am3d="http://schemas.microsoft.com/office/drawing/2017/model3d" xmlns:o="urn:schemas-microsoft-com:office:office" xmlns:oel="http://schemas.microsoft.com/office/2019/extlst" xmlns:r="http://schemas.openxmlformats.org/officeDocument/2006/relationships" xmlns:m="http://schemas.openxmlformats.org/officeDocument/2006/math" xmlns:v="urn:schemas-microsoft-com:vml" xmlns:wp14="http://schemas.microsoft.com/office/word/2010/wordprocessingDrawing" xmlns:wp="http://schemas.openxmlformats.org/drawingml/2006/wordprocessingDrawing" xmlns:w10="urn:schemas-microsoft-com:office:word" xmlns:w="http://schemas.openxmlformats.org/wordprocessingml/2006/main" xmlns:w14="http://schemas.microsoft.com/office/word/2010/wordml" xmlns:w15="http://schemas.microsoft.com/office/word/2012/wordml" xmlns:w16cex="http://schemas.microsoft.com/office/word/2018/wordml/cex" xmlns:w16cid="http://schemas.microsoft.com/office/word/2016/wordml/cid" xmlns:w16="http://schemas.microsoft.com/office/word/2018/wordml" xmlns:w16du="http://schemas.microsoft.com/office/word/2023/wordml/word16du" xmlns:w16sdtdh="http://schemas.microsoft.com/office/word/2020/wordml/sdtdatahash" xmlns:w16sdtfl="http://schemas.microsoft.com/office/word/2024/wordml/sdtformatlock" xmlns:w16se="http://schemas.microsoft.com/office/word/2015/wordml/symex" xmlns:wpg="http://schemas.microsoft.com/office/word/2010/wordprocessingGroup" xmlns:wpi="http://schemas.microsoft.com/office/word/2010/wordprocessingInk" xmlns:wne="http://schemas.microsoft.com/office/word/2006/wordml" xmlns:wps="http://schemas.microsoft.com/office/word/2010/wordprocessingShape" mc:Ignorable="w14 w15 w16se w16cid w16 w16cex w16sdtdh w16sdtfl w16du wp14">
+<w:hdr xmlns:o="urn:schemas-microsoft-com:office:office" xmlns:r="http://schemas.openxmlformats.org/officeDocument/2006/relationships" xmlns:v="urn:schemas-microsoft-com:vml" xmlns:w="http://schemas.openxmlformats.org/wordprocessingml/2006/main" xmlns:w10="urn:schemas-microsoft-com:office:word" xmlns:wp="http://schemas.openxmlformats.org/drawingml/2006/wordprocessingDrawing" xmlns:pic="http://schemas.openxmlformats.org/drawingml/2006/picture" xmlns:wps="http://schemas.microsoft.com/office/word/2010/wordprocessingShape" xmlns:wpg="http://schemas.microsoft.com/office/word/2010/wordprocessingGroup" xmlns:mc="http://schemas.openxmlformats.org/markup-compatibility/2006" xmlns:wp14="http://schemas.microsoft.com/office/word/2010/wordprocessingDrawing" xmlns:w14="http://schemas.microsoft.com/office/word/2010/wordml" xmlns:w15="http://schemas.microsoft.com/office/word/2012/wordml" mc:Ignorable="w14 wp14 w15">
   <w:p>
     <w:pPr>
       <w:pStyle w:val="Header"/>
+      <w:rPr/>
     </w:pPr>
+    <w:r>
+      <w:rPr/>
+    </w:r>
   </w:p>
 </w:hdr>
 </file>
 
 <file path=word/header4.xml><?xml version="1.0" encoding="utf-8"?>
-<w:hdr xmlns:wpc="http://schemas.microsoft.com/office/word/2010/wordprocessingCanvas" xmlns:cx="http://schemas.microsoft.com/office/drawing/2014/chartex" xmlns:cx1="http://schemas.microsoft.com/office/drawing/2015/9/8/chartex" xmlns:cx2="http://schemas.microsoft.com/office/drawing/2015/10/21/chartex" xmlns:cx3="http://schemas.microsoft.com/office/drawing/2016/5/9/chartex" xmlns:cx4="http://schemas.microsoft.com/office/drawing/2016/5/10/chartex" xmlns:cx5="http://schemas.microsoft.com/office/drawing/2016/5/11/chartex" xmlns:cx6="http://schemas.microsoft.com/office/drawing/2016/5/12/chartex" xmlns:cx7="http://schemas.microsoft.com/office/drawing/2016/5/13/chartex" xmlns:cx8="http://schemas.microsoft.com/office/drawing/2016/5/14/chartex" xmlns:mc="http://schemas.openxmlformats.org/markup-compatibility/2006" xmlns:aink="http://schemas.microsoft.com/office/drawing/2016/ink" xmlns:am3d="http://schemas.microsoft.com/office/drawing/2017/model3d" xmlns:o="urn:schemas-microsoft-com:office:office" xmlns:oel="http://schemas.microsoft.com/office/2019/extlst" xmlns:r="http://schemas.openxmlformats.org/officeDocument/2006/relationships" xmlns:m="http://schemas.openxmlformats.org/officeDocument/2006/math" xmlns:v="urn:schemas-microsoft-com:vml" xmlns:wp14="http://schemas.microsoft.com/office/word/2010/wordprocessingDrawing" xmlns:wp="http://schemas.openxmlformats.org/drawingml/2006/wordprocessingDrawing" xmlns:w10="urn:schemas-microsoft-com:office:word" xmlns:w="http://schemas.openxmlformats.org/wordprocessingml/2006/main" xmlns:w14="http://schemas.microsoft.com/office/word/2010/wordml" xmlns:w15="http://schemas.microsoft.com/office/word/2012/wordml" xmlns:w16cex="http://schemas.microsoft.com/office/word/2018/wordml/cex" xmlns:w16cid="http://schemas.microsoft.com/office/word/2016/wordml/cid" xmlns:w16="http://schemas.microsoft.com/office/word/2018/wordml" xmlns:w16du="http://schemas.microsoft.com/office/word/2023/wordml/word16du" xmlns:w16sdtdh="http://schemas.microsoft.com/office/word/2020/wordml/sdtdatahash" xmlns:w16sdtfl="http://schemas.microsoft.com/office/word/2024/wordml/sdtformatlock" xmlns:w16se="http://schemas.microsoft.com/office/word/2015/wordml/symex" xmlns:wpg="http://schemas.microsoft.com/office/word/2010/wordprocessingGroup" xmlns:wpi="http://schemas.microsoft.com/office/word/2010/wordprocessingInk" xmlns:wne="http://schemas.microsoft.com/office/word/2006/wordml" xmlns:wps="http://schemas.microsoft.com/office/word/2010/wordprocessingShape" mc:Ignorable="w14 w15 w16se w16cid w16 w16cex w16sdtdh w16sdtfl w16du wp14">
+<w:hdr xmlns:o="urn:schemas-microsoft-com:office:office" xmlns:r="http://schemas.openxmlformats.org/officeDocument/2006/relationships" xmlns:v="urn:schemas-microsoft-com:vml" xmlns:w="http://schemas.openxmlformats.org/wordprocessingml/2006/main" xmlns:w10="urn:schemas-microsoft-com:office:word" xmlns:wp="http://schemas.openxmlformats.org/drawingml/2006/wordprocessingDrawing" xmlns:pic="http://schemas.openxmlformats.org/drawingml/2006/picture" xmlns:wps="http://schemas.microsoft.com/office/word/2010/wordprocessingShape" xmlns:wpg="http://schemas.microsoft.com/office/word/2010/wordprocessingGroup" xmlns:mc="http://schemas.openxmlformats.org/markup-compatibility/2006" xmlns:wp14="http://schemas.microsoft.com/office/word/2010/wordprocessingDrawing" xmlns:w14="http://schemas.microsoft.com/office/word/2010/wordml" xmlns:w15="http://schemas.microsoft.com/office/word/2012/wordml" mc:Ignorable="w14 wp14 w15">
   <w:p>
     <w:pPr>
-      <w:pStyle w:val="HeaderLeft"/>
+      <w:pStyle w:val="Header"/>
+      <w:rPr/>
     </w:pPr>
+    <w:r>
+      <w:rPr/>
+    </w:r>
+  </w:p>
+</w:hdr>
+</file>
+
+<file path=word/header5.xml><?xml version="1.0" encoding="utf-8"?>
+<w:hdr xmlns:o="urn:schemas-microsoft-com:office:office" xmlns:r="http://schemas.openxmlformats.org/officeDocument/2006/relationships" xmlns:v="urn:schemas-microsoft-com:vml" xmlns:w="http://schemas.openxmlformats.org/wordprocessingml/2006/main" xmlns:w10="urn:schemas-microsoft-com:office:word" xmlns:wp="http://schemas.openxmlformats.org/drawingml/2006/wordprocessingDrawing" xmlns:pic="http://schemas.openxmlformats.org/drawingml/2006/picture" xmlns:wps="http://schemas.microsoft.com/office/word/2010/wordprocessingShape" xmlns:wpg="http://schemas.microsoft.com/office/word/2010/wordprocessingGroup" xmlns:mc="http://schemas.openxmlformats.org/markup-compatibility/2006" xmlns:wp14="http://schemas.microsoft.com/office/word/2010/wordprocessingDrawing" xmlns:w14="http://schemas.microsoft.com/office/word/2010/wordml" xmlns:w15="http://schemas.microsoft.com/office/word/2012/wordml" mc:Ignorable="w14 wp14 w15">
+  <w:p>
+    <w:pPr>
+      <w:pStyle w:val="Header"/>
+      <w:rPr/>
+    </w:pPr>
+    <w:r>
+      <w:rPr/>
+    </w:r>
+  </w:p>
+</w:hdr>
+</file>
+
+<file path=word/header6.xml><?xml version="1.0" encoding="utf-8"?>
+<w:hdr xmlns:o="urn:schemas-microsoft-com:office:office" xmlns:r="http://schemas.openxmlformats.org/officeDocument/2006/relationships" xmlns:v="urn:schemas-microsoft-com:vml" xmlns:w="http://schemas.openxmlformats.org/wordprocessingml/2006/main" xmlns:w10="urn:schemas-microsoft-com:office:word" xmlns:wp="http://schemas.openxmlformats.org/drawingml/2006/wordprocessingDrawing" xmlns:pic="http://schemas.openxmlformats.org/drawingml/2006/picture" xmlns:wps="http://schemas.microsoft.com/office/word/2010/wordprocessingShape" xmlns:wpg="http://schemas.microsoft.com/office/word/2010/wordprocessingGroup" xmlns:mc="http://schemas.openxmlformats.org/markup-compatibility/2006" xmlns:wp14="http://schemas.microsoft.com/office/word/2010/wordprocessingDrawing" xmlns:w14="http://schemas.microsoft.com/office/word/2010/wordml" xmlns:w15="http://schemas.microsoft.com/office/word/2012/wordml" mc:Ignorable="w14 wp14 w15">
+  <w:p>
+    <w:pPr>
+      <w:pStyle w:val="Header"/>
+      <w:rPr/>
+    </w:pPr>
+    <w:r>
+      <w:rPr/>
+    </w:r>
+  </w:p>
+</w:hdr>
+</file>
+
+<file path=word/header7.xml><?xml version="1.0" encoding="utf-8"?>
+<w:hdr xmlns:o="urn:schemas-microsoft-com:office:office" xmlns:r="http://schemas.openxmlformats.org/officeDocument/2006/relationships" xmlns:v="urn:schemas-microsoft-com:vml" xmlns:w="http://schemas.openxmlformats.org/wordprocessingml/2006/main" xmlns:w10="urn:schemas-microsoft-com:office:word" xmlns:wp="http://schemas.openxmlformats.org/drawingml/2006/wordprocessingDrawing" xmlns:pic="http://schemas.openxmlformats.org/drawingml/2006/picture" xmlns:wps="http://schemas.microsoft.com/office/word/2010/wordprocessingShape" xmlns:wpg="http://schemas.microsoft.com/office/word/2010/wordprocessingGroup" xmlns:mc="http://schemas.openxmlformats.org/markup-compatibility/2006" xmlns:wp14="http://schemas.microsoft.com/office/word/2010/wordprocessingDrawing" xmlns:w14="http://schemas.microsoft.com/office/word/2010/wordml" xmlns:w15="http://schemas.microsoft.com/office/word/2012/wordml" mc:Ignorable="w14 wp14 w15">
+  <w:p>
+    <w:pPr>
+      <w:pStyle w:val="Header"/>
+      <w:rPr/>
+    </w:pPr>
+    <w:r>
+      <w:rPr/>
+    </w:r>
+  </w:p>
+</w:hdr>
+</file>
+
+<file path=word/header8.xml><?xml version="1.0" encoding="utf-8"?>
+<w:hdr xmlns:o="urn:schemas-microsoft-com:office:office" xmlns:r="http://schemas.openxmlformats.org/officeDocument/2006/relationships" xmlns:v="urn:schemas-microsoft-com:vml" xmlns:w="http://schemas.openxmlformats.org/wordprocessingml/2006/main" xmlns:w10="urn:schemas-microsoft-com:office:word" xmlns:wp="http://schemas.openxmlformats.org/drawingml/2006/wordprocessingDrawing" xmlns:pic="http://schemas.openxmlformats.org/drawingml/2006/picture" xmlns:wps="http://schemas.microsoft.com/office/word/2010/wordprocessingShape" xmlns:wpg="http://schemas.microsoft.com/office/word/2010/wordprocessingGroup" xmlns:mc="http://schemas.openxmlformats.org/markup-compatibility/2006" xmlns:wp14="http://schemas.microsoft.com/office/word/2010/wordprocessingDrawing" xmlns:w14="http://schemas.microsoft.com/office/word/2010/wordml" xmlns:w15="http://schemas.microsoft.com/office/word/2012/wordml" mc:Ignorable="w14 wp14 w15">
+  <w:p>
+    <w:pPr>
+      <w:pStyle w:val="Header"/>
+      <w:rPr/>
+    </w:pPr>
+    <w:r>
+      <w:rPr/>
+    </w:r>
+  </w:p>
+</w:hdr>
+</file>
+
+<file path=word/header9.xml><?xml version="1.0" encoding="utf-8"?>
+<w:hdr xmlns:o="urn:schemas-microsoft-com:office:office" xmlns:r="http://schemas.openxmlformats.org/officeDocument/2006/relationships" xmlns:v="urn:schemas-microsoft-com:vml" xmlns:w="http://schemas.openxmlformats.org/wordprocessingml/2006/main" xmlns:w10="urn:schemas-microsoft-com:office:word" xmlns:wp="http://schemas.openxmlformats.org/drawingml/2006/wordprocessingDrawing" xmlns:pic="http://schemas.openxmlformats.org/drawingml/2006/picture" xmlns:wps="http://schemas.microsoft.com/office/word/2010/wordprocessingShape" xmlns:wpg="http://schemas.microsoft.com/office/word/2010/wordprocessingGroup" xmlns:mc="http://schemas.openxmlformats.org/markup-compatibility/2006" xmlns:wp14="http://schemas.microsoft.com/office/word/2010/wordprocessingDrawing" xmlns:w14="http://schemas.microsoft.com/office/word/2010/wordml" xmlns:w15="http://schemas.microsoft.com/office/word/2012/wordml" mc:Ignorable="w14 wp14 w15">
+  <w:p>
+    <w:pPr>
+      <w:pStyle w:val="HeaderLeftuser"/>
+      <w:rPr/>
+    </w:pPr>
+    <w:r>
+      <w:rPr/>
+    </w:r>
   </w:p>
 </w:hdr>
 </file>
 
 <file path=word/numbering.xml><?xml version="1.0" encoding="utf-8"?>
-<w:numbering xmlns:wpc="http://schemas.microsoft.com/office/word/2010/wordprocessingCanvas" xmlns:cx="http://schemas.microsoft.com/office/drawing/2014/chartex" xmlns:cx1="http://schemas.microsoft.com/office/drawing/2015/9/8/chartex" xmlns:cx2="http://schemas.microsoft.com/office/drawing/2015/10/21/chartex" xmlns:cx3="http://schemas.microsoft.com/office/drawing/2016/5/9/chartex" xmlns:cx4="http://schemas.microsoft.com/office/drawing/2016/5/10/chartex" xmlns:cx5="http://schemas.microsoft.com/office/drawing/2016/5/11/chartex" xmlns:cx6="http://schemas.microsoft.com/office/drawing/2016/5/12/chartex" xmlns:cx7="http://schemas.microsoft.com/office/drawing/2016/5/13/chartex" xmlns:cx8="http://schemas.microsoft.com/office/drawing/2016/5/14/chartex" xmlns:mc="http://schemas.openxmlformats.org/markup-compatibility/2006" xmlns:aink="http://schemas.microsoft.com/office/drawing/2016/ink" xmlns:am3d="http://schemas.microsoft.com/office/drawing/2017/model3d" xmlns:o="urn:schemas-microsoft-com:office:office" xmlns:oel="http://schemas.microsoft.com/office/2019/extlst" xmlns:r="http://schemas.openxmlformats.org/officeDocument/2006/relationships" xmlns:m="http://schemas.openxmlformats.org/officeDocument/2006/math" xmlns:v="urn:schemas-microsoft-com:vml" xmlns:wp14="http://schemas.microsoft.com/office/word/2010/wordprocessingDrawing" xmlns:wp="http://schemas.openxmlformats.org/drawingml/2006/wordprocessingDrawing" xmlns:w10="urn:schemas-microsoft-com:office:word" xmlns:w="http://schemas.openxmlformats.org/wordprocessingml/2006/main" xmlns:w14="http://schemas.microsoft.com/office/word/2010/wordml" xmlns:w15="http://schemas.microsoft.com/office/word/2012/wordml" xmlns:w16cex="http://schemas.microsoft.com/office/word/2018/wordml/cex" xmlns:w16cid="http://schemas.microsoft.com/office/word/2016/wordml/cid" xmlns:w16="http://schemas.microsoft.com/office/word/2018/wordml" xmlns:w16du="http://schemas.microsoft.com/office/word/2023/wordml/word16du" xmlns:w16sdtdh="http://schemas.microsoft.com/office/word/2020/wordml/sdtdatahash" xmlns:w16sdtfl="http://schemas.microsoft.com/office/word/2024/wordml/sdtformatlock" xmlns:w16se="http://schemas.microsoft.com/office/word/2015/wordml/symex" xmlns:wpg="http://schemas.microsoft.com/office/word/2010/wordprocessingGroup" xmlns:wpi="http://schemas.microsoft.com/office/word/2010/wordprocessingInk" xmlns:wne="http://schemas.microsoft.com/office/word/2006/wordml" xmlns:wps="http://schemas.microsoft.com/office/word/2010/wordprocessingShape" mc:Ignorable="w14 w15 w16se w16cid w16 w16cex w16sdtdh w16sdtfl w16du wp14">
-  <w:abstractNum w:abstractNumId="0" w15:restartNumberingAfterBreak="0">
-    <w:nsid w:val="0E3E192B"/>
-    <w:multiLevelType w:val="multilevel"/>
-    <w:tmpl w:val="9088298E"/>
+<w:numbering xmlns:w="http://schemas.openxmlformats.org/wordprocessingml/2006/main" xmlns:o="urn:schemas-microsoft-com:office:office" xmlns:r="http://schemas.openxmlformats.org/officeDocument/2006/relationships" xmlns:v="urn:schemas-microsoft-com:vml" xmlns:mc="http://schemas.openxmlformats.org/markup-compatibility/2006" xmlns:w14="http://schemas.microsoft.com/office/word/2010/wordml" mc:Ignorable="w14">
+  <w:abstractNum w:abstractNumId="1">
+    <w:lvl w:ilvl="0">
+      <w:start w:val="1"/>
+      <w:pStyle w:val="Heading1"/>
+      <w:numFmt w:val="decimal"/>
+      <w:lvlText w:val="%1."/>
+      <w:lvlJc w:val="start"/>
+      <w:pPr>
+        <w:tabs>
+          <w:tab w:val="num" w:pos="720"/>
+        </w:tabs>
+        <w:ind w:start="720" w:hanging="720"/>
+      </w:pPr>
+      <w:rPr>
+        <w:sz w:val="36"/>
+        <w:b/>
+        <w:kern w:val="2"/>
+        <w:lang w:val="en-US" w:bidi="en-US"/>
+      </w:rPr>
+    </w:lvl>
+    <w:lvl w:ilvl="1">
+      <w:start w:val="1"/>
+      <w:pStyle w:val="Heading2"/>
+      <w:numFmt w:val="decimal"/>
+      <w:lvlText w:val="%1.%2."/>
+      <w:lvlJc w:val="start"/>
+      <w:pPr>
+        <w:tabs>
+          <w:tab w:val="num" w:pos="720"/>
+        </w:tabs>
+        <w:ind w:start="1440" w:hanging="720"/>
+      </w:pPr>
+      <w:rPr/>
+    </w:lvl>
+    <w:lvl w:ilvl="2">
+      <w:start w:val="1"/>
+      <w:pStyle w:val="Heading3"/>
+      <w:numFmt w:val="decimal"/>
+      <w:lvlText w:val="%1.%2.%3."/>
+      <w:lvlJc w:val="start"/>
+      <w:pPr>
+        <w:tabs>
+          <w:tab w:val="num" w:pos="720"/>
+        </w:tabs>
+        <w:ind w:start="2160" w:hanging="720"/>
+      </w:pPr>
+      <w:rPr/>
+    </w:lvl>
+    <w:lvl w:ilvl="3">
+      <w:start w:val="1"/>
+      <w:pStyle w:val="Heading4"/>
+      <w:numFmt w:val="decimal"/>
+      <w:lvlText w:val="%1.%2.%3.%4."/>
+      <w:lvlJc w:val="start"/>
+      <w:pPr>
+        <w:tabs>
+          <w:tab w:val="num" w:pos="720"/>
+        </w:tabs>
+        <w:ind w:start="2880" w:hanging="720"/>
+      </w:pPr>
+      <w:rPr/>
+    </w:lvl>
+    <w:lvl w:ilvl="4">
+      <w:start w:val="1"/>
+      <w:pStyle w:val="Heading5"/>
+      <w:numFmt w:val="decimal"/>
+      <w:lvlText w:val="%1.%2.%3.%4.%5."/>
+      <w:lvlJc w:val="start"/>
+      <w:pPr>
+        <w:tabs>
+          <w:tab w:val="num" w:pos="720"/>
+        </w:tabs>
+        <w:ind w:start="3600" w:hanging="720"/>
+      </w:pPr>
+      <w:rPr/>
+    </w:lvl>
+    <w:lvl w:ilvl="5">
+      <w:start w:val="1"/>
+      <w:pStyle w:val="Heading6"/>
+      <w:numFmt w:val="decimal"/>
+      <w:lvlText w:val="%1.%2.%3.%4.%5.%6."/>
+      <w:lvlJc w:val="start"/>
+      <w:pPr>
+        <w:tabs>
+          <w:tab w:val="num" w:pos="720"/>
+        </w:tabs>
+        <w:ind w:start="4320" w:hanging="720"/>
+      </w:pPr>
+      <w:rPr/>
+    </w:lvl>
+    <w:lvl w:ilvl="6">
+      <w:start w:val="1"/>
+      <w:pStyle w:val="Heading7"/>
+      <w:numFmt w:val="decimal"/>
+      <w:lvlText w:val="%1.%2.%3.%4.%5.%6.%7."/>
+      <w:lvlJc w:val="start"/>
+      <w:pPr>
+        <w:tabs>
+          <w:tab w:val="num" w:pos="720"/>
+        </w:tabs>
+        <w:ind w:start="5040" w:hanging="720"/>
+      </w:pPr>
+      <w:rPr/>
+    </w:lvl>
+    <w:lvl w:ilvl="7">
+      <w:start w:val="1"/>
+      <w:pStyle w:val="Heading8"/>
+      <w:numFmt w:val="decimal"/>
+      <w:lvlText w:val="%1.%2.%3.%4.%5.%6.%7.%8."/>
+      <w:lvlJc w:val="start"/>
+      <w:pPr>
+        <w:tabs>
+          <w:tab w:val="num" w:pos="720"/>
+        </w:tabs>
+        <w:ind w:start="5760" w:hanging="720"/>
+      </w:pPr>
+      <w:rPr/>
+    </w:lvl>
+    <w:lvl w:ilvl="8">
+      <w:start w:val="1"/>
+      <w:pStyle w:val="Heading9"/>
+      <w:numFmt w:val="decimal"/>
+      <w:lvlText w:val="%1.%2.%3.%4.%5.%6.%7.%8.%9."/>
+      <w:lvlJc w:val="start"/>
+      <w:pPr>
+        <w:tabs>
+          <w:tab w:val="num" w:pos="720"/>
+        </w:tabs>
+        <w:ind w:start="6480" w:hanging="720"/>
+      </w:pPr>
+      <w:rPr/>
+    </w:lvl>
+  </w:abstractNum>
+  <w:abstractNum w:abstractNumId="2">
     <w:lvl w:ilvl="0">
       <w:start w:val="1"/>
       <w:numFmt w:val="decimal"/>
       <w:lvlText w:val="%1."/>
-      <w:lvlJc w:val="left"/>
+      <w:lvlJc w:val="start"/>
       <w:pPr>
         <w:tabs>
           <w:tab w:val="num" w:pos="720"/>
         </w:tabs>
-        <w:ind w:left="720" w:hanging="720"/>
+        <w:ind w:start="720" w:hanging="720"/>
       </w:pPr>
       <w:rPr>
+        <w:sz w:val="36"/>
         <w:b/>
         <w:kern w:val="2"/>
-        <w:sz w:val="36"/>
         <w:lang w:val="en-US" w:bidi="en-US"/>
       </w:rPr>
     </w:lvl>
@@ -5880,242 +6467,122 @@
       <w:start w:val="1"/>
       <w:numFmt w:val="decimal"/>
       <w:lvlText w:val="%1.%2."/>
-      <w:lvlJc w:val="left"/>
+      <w:lvlJc w:val="start"/>
       <w:pPr>
         <w:tabs>
           <w:tab w:val="num" w:pos="720"/>
         </w:tabs>
-        <w:ind w:left="1440" w:hanging="720"/>
-      </w:pPr>
+        <w:ind w:start="1440" w:hanging="720"/>
+      </w:pPr>
+      <w:rPr/>
     </w:lvl>
     <w:lvl w:ilvl="2">
       <w:start w:val="1"/>
       <w:numFmt w:val="decimal"/>
       <w:lvlText w:val="%1.%2.%3."/>
-      <w:lvlJc w:val="left"/>
+      <w:lvlJc w:val="start"/>
       <w:pPr>
         <w:tabs>
           <w:tab w:val="num" w:pos="720"/>
         </w:tabs>
-        <w:ind w:left="2160" w:hanging="720"/>
-      </w:pPr>
+        <w:ind w:start="2160" w:hanging="720"/>
+      </w:pPr>
+      <w:rPr/>
     </w:lvl>
     <w:lvl w:ilvl="3">
       <w:start w:val="1"/>
       <w:numFmt w:val="decimal"/>
       <w:lvlText w:val="%1.%2.%3.%4."/>
-      <w:lvlJc w:val="left"/>
+      <w:lvlJc w:val="start"/>
       <w:pPr>
         <w:tabs>
           <w:tab w:val="num" w:pos="720"/>
         </w:tabs>
-        <w:ind w:left="2880" w:hanging="720"/>
-      </w:pPr>
+        <w:ind w:start="2880" w:hanging="720"/>
+      </w:pPr>
+      <w:rPr/>
     </w:lvl>
     <w:lvl w:ilvl="4">
       <w:start w:val="1"/>
       <w:numFmt w:val="decimal"/>
       <w:lvlText w:val="%1.%2.%3.%4.%5."/>
-      <w:lvlJc w:val="left"/>
+      <w:lvlJc w:val="start"/>
       <w:pPr>
         <w:tabs>
           <w:tab w:val="num" w:pos="720"/>
         </w:tabs>
-        <w:ind w:left="3600" w:hanging="720"/>
-      </w:pPr>
+        <w:ind w:start="3600" w:hanging="720"/>
+      </w:pPr>
+      <w:rPr/>
     </w:lvl>
     <w:lvl w:ilvl="5">
       <w:start w:val="1"/>
       <w:numFmt w:val="decimal"/>
       <w:lvlText w:val="%1.%2.%3.%4.%5.%6."/>
-      <w:lvlJc w:val="left"/>
+      <w:lvlJc w:val="start"/>
       <w:pPr>
         <w:tabs>
           <w:tab w:val="num" w:pos="720"/>
         </w:tabs>
-        <w:ind w:left="4320" w:hanging="720"/>
-      </w:pPr>
+        <w:ind w:start="4320" w:hanging="720"/>
+      </w:pPr>
+      <w:rPr/>
     </w:lvl>
     <w:lvl w:ilvl="6">
       <w:start w:val="1"/>
       <w:numFmt w:val="decimal"/>
       <w:lvlText w:val="%1.%2.%3.%4.%5.%6.%7."/>
-      <w:lvlJc w:val="left"/>
+      <w:lvlJc w:val="start"/>
       <w:pPr>
         <w:tabs>
           <w:tab w:val="num" w:pos="720"/>
         </w:tabs>
-        <w:ind w:left="5040" w:hanging="720"/>
-      </w:pPr>
+        <w:ind w:start="5040" w:hanging="720"/>
+      </w:pPr>
+      <w:rPr/>
     </w:lvl>
     <w:lvl w:ilvl="7">
       <w:start w:val="1"/>
       <w:numFmt w:val="decimal"/>
       <w:lvlText w:val="%1.%2.%3.%4.%5.%6.%7.%8."/>
-      <w:lvlJc w:val="left"/>
+      <w:lvlJc w:val="start"/>
       <w:pPr>
         <w:tabs>
           <w:tab w:val="num" w:pos="720"/>
         </w:tabs>
-        <w:ind w:left="5760" w:hanging="720"/>
-      </w:pPr>
+        <w:ind w:start="5760" w:hanging="720"/>
+      </w:pPr>
+      <w:rPr/>
     </w:lvl>
     <w:lvl w:ilvl="8">
       <w:start w:val="1"/>
       <w:numFmt w:val="decimal"/>
       <w:lvlText w:val="%1.%2.%3.%4.%5.%6.%7.%8.%9."/>
-      <w:lvlJc w:val="left"/>
+      <w:lvlJc w:val="start"/>
       <w:pPr>
         <w:tabs>
           <w:tab w:val="num" w:pos="720"/>
         </w:tabs>
-        <w:ind w:left="6480" w:hanging="720"/>
-      </w:pPr>
+        <w:ind w:start="6480" w:hanging="720"/>
+      </w:pPr>
+      <w:rPr/>
     </w:lvl>
   </w:abstractNum>
-  <w:abstractNum w:abstractNumId="1" w15:restartNumberingAfterBreak="0">
-    <w:nsid w:val="2A083510"/>
-    <w:multiLevelType w:val="multilevel"/>
-    <w:tmpl w:val="C3F87592"/>
-    <w:lvl w:ilvl="0">
-      <w:start w:val="1"/>
-      <w:numFmt w:val="decimal"/>
-      <w:pStyle w:val="Heading1"/>
-      <w:lvlText w:val="%1."/>
-      <w:lvlJc w:val="left"/>
-      <w:pPr>
-        <w:tabs>
-          <w:tab w:val="num" w:pos="720"/>
-        </w:tabs>
-        <w:ind w:left="720" w:hanging="720"/>
-      </w:pPr>
-      <w:rPr>
-        <w:b/>
-        <w:kern w:val="2"/>
-        <w:sz w:val="36"/>
-        <w:lang w:val="en-US" w:bidi="en-US"/>
-      </w:rPr>
-    </w:lvl>
-    <w:lvl w:ilvl="1">
-      <w:start w:val="1"/>
-      <w:numFmt w:val="decimal"/>
-      <w:pStyle w:val="Heading2"/>
-      <w:lvlText w:val="%1.%2."/>
-      <w:lvlJc w:val="left"/>
-      <w:pPr>
-        <w:tabs>
-          <w:tab w:val="num" w:pos="720"/>
-        </w:tabs>
-        <w:ind w:left="1440" w:hanging="720"/>
-      </w:pPr>
-    </w:lvl>
-    <w:lvl w:ilvl="2">
-      <w:start w:val="1"/>
-      <w:numFmt w:val="decimal"/>
-      <w:pStyle w:val="Heading3"/>
-      <w:lvlText w:val="%1.%2.%3."/>
-      <w:lvlJc w:val="left"/>
-      <w:pPr>
-        <w:tabs>
-          <w:tab w:val="num" w:pos="720"/>
-        </w:tabs>
-        <w:ind w:left="2160" w:hanging="720"/>
-      </w:pPr>
-    </w:lvl>
-    <w:lvl w:ilvl="3">
-      <w:start w:val="1"/>
-      <w:numFmt w:val="decimal"/>
-      <w:pStyle w:val="Heading4"/>
-      <w:lvlText w:val="%1.%2.%3.%4."/>
-      <w:lvlJc w:val="left"/>
-      <w:pPr>
-        <w:tabs>
-          <w:tab w:val="num" w:pos="720"/>
-        </w:tabs>
-        <w:ind w:left="2880" w:hanging="720"/>
-      </w:pPr>
-    </w:lvl>
-    <w:lvl w:ilvl="4">
-      <w:start w:val="1"/>
-      <w:numFmt w:val="decimal"/>
-      <w:pStyle w:val="Heading5"/>
-      <w:lvlText w:val="%1.%2.%3.%4.%5."/>
-      <w:lvlJc w:val="left"/>
-      <w:pPr>
-        <w:tabs>
-          <w:tab w:val="num" w:pos="720"/>
-        </w:tabs>
-        <w:ind w:left="3600" w:hanging="720"/>
-      </w:pPr>
-    </w:lvl>
-    <w:lvl w:ilvl="5">
-      <w:start w:val="1"/>
-      <w:numFmt w:val="decimal"/>
-      <w:pStyle w:val="Heading6"/>
-      <w:lvlText w:val="%1.%2.%3.%4.%5.%6."/>
-      <w:lvlJc w:val="left"/>
-      <w:pPr>
-        <w:tabs>
-          <w:tab w:val="num" w:pos="720"/>
-        </w:tabs>
-        <w:ind w:left="4320" w:hanging="720"/>
-      </w:pPr>
-    </w:lvl>
-    <w:lvl w:ilvl="6">
-      <w:start w:val="1"/>
-      <w:numFmt w:val="decimal"/>
-      <w:pStyle w:val="Heading7"/>
-      <w:lvlText w:val="%1.%2.%3.%4.%5.%6.%7."/>
-      <w:lvlJc w:val="left"/>
-      <w:pPr>
-        <w:tabs>
-          <w:tab w:val="num" w:pos="720"/>
-        </w:tabs>
-        <w:ind w:left="5040" w:hanging="720"/>
-      </w:pPr>
-    </w:lvl>
-    <w:lvl w:ilvl="7">
-      <w:start w:val="1"/>
-      <w:numFmt w:val="decimal"/>
-      <w:pStyle w:val="Heading8"/>
-      <w:lvlText w:val="%1.%2.%3.%4.%5.%6.%7.%8."/>
-      <w:lvlJc w:val="left"/>
-      <w:pPr>
-        <w:tabs>
-          <w:tab w:val="num" w:pos="720"/>
-        </w:tabs>
-        <w:ind w:left="5760" w:hanging="720"/>
-      </w:pPr>
-    </w:lvl>
-    <w:lvl w:ilvl="8">
-      <w:start w:val="1"/>
-      <w:numFmt w:val="decimal"/>
-      <w:pStyle w:val="Heading9"/>
-      <w:lvlText w:val="%1.%2.%3.%4.%5.%6.%7.%8.%9."/>
-      <w:lvlJc w:val="left"/>
-      <w:pPr>
-        <w:tabs>
-          <w:tab w:val="num" w:pos="720"/>
-        </w:tabs>
-        <w:ind w:left="6480" w:hanging="720"/>
-      </w:pPr>
-    </w:lvl>
-  </w:abstractNum>
-  <w:num w:numId="1" w16cid:durableId="1662734750">
+  <w:num w:numId="1">
     <w:abstractNumId w:val="1"/>
   </w:num>
-  <w:num w:numId="2" w16cid:durableId="700206778">
-    <w:abstractNumId w:val="0"/>
+  <w:num w:numId="2">
+    <w:abstractNumId w:val="2"/>
   </w:num>
 </w:numbering>
 </file>
 
 <file path=word/styles.xml><?xml version="1.0" encoding="utf-8"?>
-<w:styles xmlns:mc="http://schemas.openxmlformats.org/markup-compatibility/2006" xmlns:r="http://schemas.openxmlformats.org/officeDocument/2006/relationships" xmlns:w="http://schemas.openxmlformats.org/wordprocessingml/2006/main" xmlns:w14="http://schemas.microsoft.com/office/word/2010/wordml" xmlns:w15="http://schemas.microsoft.com/office/word/2012/wordml" xmlns:w16cex="http://schemas.microsoft.com/office/word/2018/wordml/cex" xmlns:w16cid="http://schemas.microsoft.com/office/word/2016/wordml/cid" xmlns:w16="http://schemas.microsoft.com/office/word/2018/wordml" xmlns:w16du="http://schemas.microsoft.com/office/word/2023/wordml/word16du" xmlns:w16sdtdh="http://schemas.microsoft.com/office/word/2020/wordml/sdtdatahash" xmlns:w16sdtfl="http://schemas.microsoft.com/office/word/2024/wordml/sdtformatlock" xmlns:w16se="http://schemas.microsoft.com/office/word/2015/wordml/symex" mc:Ignorable="w14 w15 w16se w16cid w16 w16cex w16sdtdh w16sdtfl w16du">
+<w:styles xmlns:w="http://schemas.openxmlformats.org/wordprocessingml/2006/main" xmlns:w14="http://schemas.microsoft.com/office/word/2010/wordml" xmlns:mc="http://schemas.openxmlformats.org/markup-compatibility/2006" mc:Ignorable="w14">
   <w:docDefaults>
     <w:rPrDefault>
       <w:rPr>
-        <w:rFonts w:ascii="Liberation Serif" w:eastAsia="Noto Sans CJK SC" w:hAnsi="Liberation Serif" w:cs="Lohit Devanagari"/>
+        <w:rFonts w:ascii="Liberation Serif" w:hAnsi="Liberation Serif" w:eastAsia="Noto Sans CJK SC" w:cs="Lohit Devanagari"/>
         <w:sz w:val="24"/>
         <w:szCs w:val="24"/>
         <w:lang w:val="en-US" w:eastAsia="zh-CN" w:bidi="hi-IN"/>
@@ -6123,21 +6590,21 @@
     </w:rPrDefault>
     <w:pPrDefault>
       <w:pPr>
-        <w:suppressAutoHyphens/>
+        <w:suppressAutoHyphens w:val="true"/>
       </w:pPr>
     </w:pPrDefault>
   </w:docDefaults>
   <w:latentStyles w:defLockedState="0" w:defUIPriority="99" w:defSemiHidden="0" w:defUnhideWhenUsed="0" w:defQFormat="0" w:count="376">
     <w:lsdException w:name="Normal" w:uiPriority="0" w:qFormat="1"/>
     <w:lsdException w:name="heading 1" w:uiPriority="9" w:qFormat="1"/>
-    <w:lsdException w:name="heading 2" w:semiHidden="1" w:uiPriority="9" w:unhideWhenUsed="1" w:qFormat="1"/>
-    <w:lsdException w:name="heading 3" w:semiHidden="1" w:uiPriority="9" w:unhideWhenUsed="1" w:qFormat="1"/>
-    <w:lsdException w:name="heading 4" w:semiHidden="1" w:uiPriority="9" w:unhideWhenUsed="1" w:qFormat="1"/>
-    <w:lsdException w:name="heading 5" w:semiHidden="1" w:uiPriority="9" w:unhideWhenUsed="1" w:qFormat="1"/>
-    <w:lsdException w:name="heading 6" w:semiHidden="1" w:uiPriority="9" w:unhideWhenUsed="1" w:qFormat="1"/>
-    <w:lsdException w:name="heading 7" w:semiHidden="1" w:uiPriority="9" w:unhideWhenUsed="1" w:qFormat="1"/>
-    <w:lsdException w:name="heading 8" w:semiHidden="1" w:uiPriority="9" w:unhideWhenUsed="1" w:qFormat="1"/>
-    <w:lsdException w:name="heading 9" w:semiHidden="1" w:uiPriority="9" w:unhideWhenUsed="1" w:qFormat="1"/>
+    <w:lsdException w:name="heading 2" w:uiPriority="9" w:semiHidden="1" w:unhideWhenUsed="1" w:qFormat="1"/>
+    <w:lsdException w:name="heading 3" w:uiPriority="9" w:semiHidden="1" w:unhideWhenUsed="1" w:qFormat="1"/>
+    <w:lsdException w:name="heading 4" w:uiPriority="9" w:semiHidden="1" w:unhideWhenUsed="1" w:qFormat="1"/>
+    <w:lsdException w:name="heading 5" w:uiPriority="9" w:semiHidden="1" w:unhideWhenUsed="1" w:qFormat="1"/>
+    <w:lsdException w:name="heading 6" w:uiPriority="9" w:semiHidden="1" w:unhideWhenUsed="1" w:qFormat="1"/>
+    <w:lsdException w:name="heading 7" w:uiPriority="9" w:semiHidden="1" w:unhideWhenUsed="1" w:qFormat="1"/>
+    <w:lsdException w:name="heading 8" w:uiPriority="9" w:semiHidden="1" w:unhideWhenUsed="1" w:qFormat="1"/>
+    <w:lsdException w:name="heading 9" w:uiPriority="9" w:semiHidden="1" w:unhideWhenUsed="1" w:qFormat="1"/>
     <w:lsdException w:name="index 1" w:semiHidden="1" w:unhideWhenUsed="1"/>
     <w:lsdException w:name="index 2" w:semiHidden="1" w:unhideWhenUsed="1"/>
     <w:lsdException w:name="index 3" w:semiHidden="1" w:unhideWhenUsed="1"/>
@@ -6147,22 +6614,22 @@
     <w:lsdException w:name="index 7" w:semiHidden="1" w:unhideWhenUsed="1"/>
     <w:lsdException w:name="index 8" w:semiHidden="1" w:unhideWhenUsed="1"/>
     <w:lsdException w:name="index 9" w:semiHidden="1" w:unhideWhenUsed="1"/>
-    <w:lsdException w:name="toc 1" w:semiHidden="1" w:uiPriority="39" w:unhideWhenUsed="1"/>
-    <w:lsdException w:name="toc 2" w:semiHidden="1" w:uiPriority="39" w:unhideWhenUsed="1"/>
-    <w:lsdException w:name="toc 3" w:semiHidden="1" w:uiPriority="39" w:unhideWhenUsed="1"/>
-    <w:lsdException w:name="toc 4" w:semiHidden="1" w:uiPriority="39" w:unhideWhenUsed="1"/>
-    <w:lsdException w:name="toc 5" w:semiHidden="1" w:uiPriority="39" w:unhideWhenUsed="1"/>
-    <w:lsdException w:name="toc 6" w:semiHidden="1" w:uiPriority="39" w:unhideWhenUsed="1"/>
-    <w:lsdException w:name="toc 7" w:semiHidden="1" w:uiPriority="39" w:unhideWhenUsed="1"/>
-    <w:lsdException w:name="toc 8" w:semiHidden="1" w:uiPriority="39" w:unhideWhenUsed="1"/>
-    <w:lsdException w:name="toc 9" w:semiHidden="1" w:uiPriority="39" w:unhideWhenUsed="1"/>
+    <w:lsdException w:name="toc 1" w:uiPriority="39" w:semiHidden="1" w:unhideWhenUsed="1"/>
+    <w:lsdException w:name="toc 2" w:uiPriority="39" w:semiHidden="1" w:unhideWhenUsed="1"/>
+    <w:lsdException w:name="toc 3" w:uiPriority="39" w:semiHidden="1" w:unhideWhenUsed="1"/>
+    <w:lsdException w:name="toc 4" w:uiPriority="39" w:semiHidden="1" w:unhideWhenUsed="1"/>
+    <w:lsdException w:name="toc 5" w:uiPriority="39" w:semiHidden="1" w:unhideWhenUsed="1"/>
+    <w:lsdException w:name="toc 6" w:uiPriority="39" w:semiHidden="1" w:unhideWhenUsed="1"/>
+    <w:lsdException w:name="toc 7" w:uiPriority="39" w:semiHidden="1" w:unhideWhenUsed="1"/>
+    <w:lsdException w:name="toc 8" w:uiPriority="39" w:semiHidden="1" w:unhideWhenUsed="1"/>
+    <w:lsdException w:name="toc 9" w:uiPriority="39" w:semiHidden="1" w:unhideWhenUsed="1"/>
     <w:lsdException w:name="Normal Indent" w:semiHidden="1" w:unhideWhenUsed="1"/>
     <w:lsdException w:name="footnote text" w:semiHidden="1" w:unhideWhenUsed="1"/>
     <w:lsdException w:name="annotation text" w:semiHidden="1" w:unhideWhenUsed="1"/>
     <w:lsdException w:name="header" w:semiHidden="1" w:unhideWhenUsed="1"/>
     <w:lsdException w:name="footer" w:semiHidden="1" w:unhideWhenUsed="1"/>
     <w:lsdException w:name="index heading" w:semiHidden="1" w:unhideWhenUsed="1"/>
-    <w:lsdException w:name="caption" w:semiHidden="1" w:uiPriority="35" w:unhideWhenUsed="1" w:qFormat="1"/>
+    <w:lsdException w:name="caption" w:uiPriority="35" w:semiHidden="1" w:unhideWhenUsed="1" w:qFormat="1"/>
     <w:lsdException w:name="table of figures" w:semiHidden="1" w:unhideWhenUsed="1"/>
     <w:lsdException w:name="envelope address" w:semiHidden="1" w:unhideWhenUsed="1"/>
     <w:lsdException w:name="envelope return" w:semiHidden="1" w:unhideWhenUsed="1"/>
@@ -6193,7 +6660,7 @@
     <w:lsdException w:name="Title" w:uiPriority="10" w:qFormat="1"/>
     <w:lsdException w:name="Closing" w:semiHidden="1" w:unhideWhenUsed="1"/>
     <w:lsdException w:name="Signature" w:semiHidden="1" w:unhideWhenUsed="1"/>
-    <w:lsdException w:name="Default Paragraph Font" w:semiHidden="1" w:uiPriority="1" w:unhideWhenUsed="1"/>
+    <w:lsdException w:name="Default Paragraph Font" w:uiPriority="1" w:semiHidden="1" w:unhideWhenUsed="1"/>
     <w:lsdException w:name="Body Text" w:semiHidden="1" w:unhideWhenUsed="1"/>
     <w:lsdException w:name="Body Text Indent" w:semiHidden="1" w:unhideWhenUsed="1"/>
     <w:lsdException w:name="List Continue" w:semiHidden="1" w:unhideWhenUsed="1"/>
@@ -6393,8 +6860,8 @@
     <w:lsdException w:name="Subtle Reference" w:uiPriority="31" w:qFormat="1"/>
     <w:lsdException w:name="Intense Reference" w:uiPriority="32" w:qFormat="1"/>
     <w:lsdException w:name="Book Title" w:uiPriority="33" w:qFormat="1"/>
-    <w:lsdException w:name="Bibliography" w:semiHidden="1" w:uiPriority="37" w:unhideWhenUsed="1"/>
-    <w:lsdException w:name="TOC Heading" w:semiHidden="1" w:uiPriority="39" w:unhideWhenUsed="1" w:qFormat="1"/>
+    <w:lsdException w:name="Bibliography" w:uiPriority="37" w:semiHidden="1" w:unhideWhenUsed="1"/>
+    <w:lsdException w:name="TOC Heading" w:uiPriority="39" w:semiHidden="1" w:unhideWhenUsed="1" w:qFormat="1"/>
     <w:lsdException w:name="Plain Table 1" w:uiPriority="41"/>
     <w:lsdException w:name="Plain Table 2" w:uiPriority="42"/>
     <w:lsdException w:name="Plain Table 3" w:uiPriority="43"/>
@@ -6505,14 +6972,23 @@
     <w:lsdException w:name="Unresolved Mention" w:semiHidden="1" w:unhideWhenUsed="1"/>
     <w:lsdException w:name="Smart Link" w:semiHidden="1" w:unhideWhenUsed="1"/>
   </w:latentStyles>
-  <w:style w:type="paragraph" w:default="1" w:styleId="Normal">
+  <w:style w:type="paragraph" w:styleId="Normal" w:default="1">
     <w:name w:val="Normal"/>
     <w:qFormat/>
+    <w:pPr>
+      <w:widowControl/>
+      <w:suppressAutoHyphens w:val="true"/>
+      <w:bidi w:val="0"/>
+      <w:spacing w:before="0" w:after="0"/>
+      <w:jc w:val="start"/>
+    </w:pPr>
     <w:rPr>
-      <w:rFonts w:ascii="Times New Roman" w:eastAsia="Times New Roman" w:hAnsi="Times New Roman" w:cs="Times New Roman"/>
+      <w:rFonts w:ascii="Times New Roman" w:hAnsi="Times New Roman" w:eastAsia="Times New Roman" w:cs="Times New Roman"/>
+      <w:color w:val="auto"/>
+      <w:kern w:val="0"/>
       <w:sz w:val="20"/>
       <w:szCs w:val="20"/>
-      <w:lang w:bidi="ar-SA"/>
+      <w:lang w:bidi="ar-SA" w:val="en-US" w:eastAsia="zh-CN"/>
     </w:rPr>
   </w:style>
   <w:style w:type="paragraph" w:styleId="Heading1">
@@ -6522,9 +6998,10 @@
     <w:uiPriority w:val="9"/>
     <w:qFormat/>
     <w:pPr>
-      <w:keepNext/>
+      <w:keepNext w:val="true"/>
       <w:pageBreakBefore/>
       <w:numPr>
+        <w:ilvl w:val="0"/>
         <w:numId w:val="1"/>
       </w:numPr>
       <w:pBdr>
@@ -6533,7 +7010,7 @@
         <w:bottom w:val="single" w:sz="12" w:space="1" w:color="000000"/>
         <w:right w:val="single" w:sz="12" w:space="1" w:color="000000"/>
       </w:pBdr>
-      <w:spacing w:after="60"/>
+      <w:spacing w:before="0" w:after="60"/>
       <w:outlineLvl w:val="0"/>
     </w:pPr>
     <w:rPr>
@@ -6550,7 +7027,7 @@
     <w:unhideWhenUsed/>
     <w:qFormat/>
     <w:pPr>
-      <w:keepNext/>
+      <w:keepNext w:val="true"/>
       <w:numPr>
         <w:ilvl w:val="1"/>
         <w:numId w:val="1"/>
@@ -6571,7 +7048,7 @@
     <w:unhideWhenUsed/>
     <w:qFormat/>
     <w:pPr>
-      <w:keepNext/>
+      <w:keepNext w:val="true"/>
       <w:numPr>
         <w:ilvl w:val="2"/>
         <w:numId w:val="1"/>
@@ -6593,7 +7070,7 @@
     <w:unhideWhenUsed/>
     <w:qFormat/>
     <w:pPr>
-      <w:keepNext/>
+      <w:keepNext w:val="true"/>
       <w:numPr>
         <w:ilvl w:val="3"/>
         <w:numId w:val="1"/>
@@ -6701,34 +7178,15 @@
       <w:sz w:val="18"/>
     </w:rPr>
   </w:style>
-  <w:style w:type="character" w:default="1" w:styleId="DefaultParagraphFont">
+  <w:style w:type="character" w:styleId="DefaultParagraphFont" w:default="1">
     <w:name w:val="Default Paragraph Font"/>
     <w:uiPriority w:val="1"/>
     <w:semiHidden/>
     <w:unhideWhenUsed/>
+    <w:qFormat/>
+    <w:rPr/>
   </w:style>
-  <w:style w:type="table" w:default="1" w:styleId="TableNormal">
-    <w:name w:val="Normal Table"/>
-    <w:uiPriority w:val="99"/>
-    <w:semiHidden/>
-    <w:unhideWhenUsed/>
-    <w:tblPr>
-      <w:tblInd w:w="0" w:type="dxa"/>
-      <w:tblCellMar>
-        <w:top w:w="0" w:type="dxa"/>
-        <w:left w:w="108" w:type="dxa"/>
-        <w:bottom w:w="0" w:type="dxa"/>
-        <w:right w:w="108" w:type="dxa"/>
-      </w:tblCellMar>
-    </w:tblPr>
-  </w:style>
-  <w:style w:type="numbering" w:default="1" w:styleId="NoList">
-    <w:name w:val="No List"/>
-    <w:uiPriority w:val="99"/>
-    <w:semiHidden/>
-    <w:unhideWhenUsed/>
-  </w:style>
-  <w:style w:type="character" w:customStyle="1" w:styleId="WW8Num1z0">
+  <w:style w:type="character" w:styleId="WW8Num1z0" w:customStyle="1">
     <w:name w:val="WW8Num1z0"/>
     <w:qFormat/>
     <w:rPr>
@@ -6738,41 +7196,50 @@
       <w:lang w:val="en-US" w:bidi="en-US"/>
     </w:rPr>
   </w:style>
-  <w:style w:type="character" w:customStyle="1" w:styleId="WW8Num1z1">
+  <w:style w:type="character" w:styleId="WW8Num1z1" w:customStyle="1">
     <w:name w:val="WW8Num1z1"/>
     <w:qFormat/>
+    <w:rPr/>
   </w:style>
-  <w:style w:type="character" w:customStyle="1" w:styleId="WW8Num1z2">
+  <w:style w:type="character" w:styleId="WW8Num1z2" w:customStyle="1">
     <w:name w:val="WW8Num1z2"/>
     <w:qFormat/>
+    <w:rPr/>
   </w:style>
-  <w:style w:type="character" w:customStyle="1" w:styleId="WW8Num1z3">
+  <w:style w:type="character" w:styleId="WW8Num1z3" w:customStyle="1">
     <w:name w:val="WW8Num1z3"/>
     <w:qFormat/>
+    <w:rPr/>
   </w:style>
-  <w:style w:type="character" w:customStyle="1" w:styleId="WW8Num1z4">
+  <w:style w:type="character" w:styleId="WW8Num1z4" w:customStyle="1">
     <w:name w:val="WW8Num1z4"/>
     <w:qFormat/>
+    <w:rPr/>
   </w:style>
-  <w:style w:type="character" w:customStyle="1" w:styleId="WW8Num1z5">
+  <w:style w:type="character" w:styleId="WW8Num1z5" w:customStyle="1">
     <w:name w:val="WW8Num1z5"/>
     <w:qFormat/>
+    <w:rPr/>
   </w:style>
-  <w:style w:type="character" w:customStyle="1" w:styleId="WW8Num1z6">
+  <w:style w:type="character" w:styleId="WW8Num1z6" w:customStyle="1">
     <w:name w:val="WW8Num1z6"/>
     <w:qFormat/>
+    <w:rPr/>
   </w:style>
-  <w:style w:type="character" w:customStyle="1" w:styleId="WW8Num1z7">
+  <w:style w:type="character" w:styleId="WW8Num1z7" w:customStyle="1">
     <w:name w:val="WW8Num1z7"/>
     <w:qFormat/>
+    <w:rPr/>
   </w:style>
-  <w:style w:type="character" w:customStyle="1" w:styleId="WW8Num1z8">
+  <w:style w:type="character" w:styleId="WW8Num1z8" w:customStyle="1">
     <w:name w:val="WW8Num1z8"/>
     <w:qFormat/>
+    <w:rPr/>
   </w:style>
   <w:style w:type="character" w:styleId="PageNumber">
     <w:name w:val="page number"/>
     <w:basedOn w:val="DefaultParagraphFont"/>
+    <w:rPr/>
   </w:style>
   <w:style w:type="character" w:styleId="Hyperlink">
     <w:name w:val="Hyperlink"/>
@@ -6781,17 +7248,18 @@
       <w:u w:val="single"/>
     </w:rPr>
   </w:style>
-  <w:style w:type="character" w:customStyle="1" w:styleId="IndexLink">
+  <w:style w:type="character" w:styleId="IndexLink" w:customStyle="1">
     <w:name w:val="Index Link"/>
     <w:qFormat/>
+    <w:rPr/>
   </w:style>
-  <w:style w:type="paragraph" w:customStyle="1" w:styleId="Heading">
+  <w:style w:type="paragraph" w:styleId="Heading" w:customStyle="1">
     <w:name w:val="Heading"/>
     <w:basedOn w:val="Normal"/>
     <w:next w:val="BodyText"/>
     <w:qFormat/>
     <w:pPr>
-      <w:keepNext/>
+      <w:keepNext w:val="true"/>
       <w:keepLines/>
       <w:spacing w:before="3240" w:after="720"/>
       <w:jc w:val="center"/>
@@ -6806,12 +7274,14 @@
     <w:name w:val="Body Text"/>
     <w:basedOn w:val="Normal"/>
     <w:pPr>
-      <w:spacing w:after="140" w:line="276" w:lineRule="auto"/>
+      <w:spacing w:lineRule="auto" w:line="276" w:before="0" w:after="140"/>
     </w:pPr>
+    <w:rPr/>
   </w:style>
   <w:style w:type="paragraph" w:styleId="List">
     <w:name w:val="List"/>
     <w:basedOn w:val="BodyText"/>
+    <w:pPr/>
     <w:rPr>
       <w:rFonts w:cs="Lohit Devanagari"/>
     </w:rPr>
@@ -6832,7 +7302,7 @@
       <w:szCs w:val="24"/>
     </w:rPr>
   </w:style>
-  <w:style w:type="paragraph" w:customStyle="1" w:styleId="Index">
+  <w:style w:type="paragraph" w:styleId="Index" w:customStyle="1">
     <w:name w:val="Index"/>
     <w:basedOn w:val="Normal"/>
     <w:qFormat/>
@@ -6843,49 +7313,54 @@
       <w:rFonts w:cs="Lohit Devanagari"/>
     </w:rPr>
   </w:style>
-  <w:style w:type="paragraph" w:customStyle="1" w:styleId="Paragraph1">
+  <w:style w:type="paragraph" w:styleId="Paragraph1" w:customStyle="1">
     <w:name w:val="Paragraph1"/>
     <w:basedOn w:val="Normal"/>
     <w:qFormat/>
     <w:pPr>
-      <w:spacing w:before="80"/>
+      <w:spacing w:before="80" w:after="0"/>
       <w:jc w:val="both"/>
     </w:pPr>
+    <w:rPr/>
   </w:style>
-  <w:style w:type="paragraph" w:customStyle="1" w:styleId="Paragraph4">
+  <w:style w:type="paragraph" w:styleId="Paragraph4" w:customStyle="1">
     <w:name w:val="Paragraph4"/>
     <w:basedOn w:val="Paragraph1"/>
     <w:qFormat/>
     <w:pPr>
-      <w:ind w:left="2880"/>
+      <w:ind w:start="2880"/>
     </w:pPr>
+    <w:rPr/>
   </w:style>
-  <w:style w:type="paragraph" w:customStyle="1" w:styleId="Style2">
+  <w:style w:type="paragraph" w:styleId="Style21" w:customStyle="1">
     <w:name w:val="Style2"/>
     <w:basedOn w:val="Paragraph1"/>
     <w:qFormat/>
     <w:pPr>
       <w:tabs>
-        <w:tab w:val="left" w:pos="2160"/>
-        <w:tab w:val="left" w:pos="2880"/>
+        <w:tab w:val="clear" w:pos="720"/>
+        <w:tab w:val="left" w:pos="2160" w:leader="none"/>
+        <w:tab w:val="left" w:pos="2880" w:leader="none"/>
       </w:tabs>
     </w:pPr>
+    <w:rPr/>
   </w:style>
-  <w:style w:type="paragraph" w:customStyle="1" w:styleId="Paragraph5">
+  <w:style w:type="paragraph" w:styleId="Paragraph5" w:customStyle="1">
     <w:name w:val="Paragraph5"/>
     <w:basedOn w:val="Normal"/>
     <w:qFormat/>
     <w:pPr>
-      <w:ind w:left="3600"/>
+      <w:ind w:start="3600"/>
     </w:pPr>
+    <w:rPr/>
   </w:style>
-  <w:style w:type="paragraph" w:customStyle="1" w:styleId="TableofContents">
+  <w:style w:type="paragraph" w:styleId="TableofContents" w:customStyle="1">
     <w:name w:val="Table of Contents"/>
     <w:basedOn w:val="Normal"/>
     <w:qFormat/>
     <w:pPr>
       <w:pageBreakBefore/>
-      <w:spacing w:after="360"/>
+      <w:spacing w:before="0" w:after="360"/>
       <w:jc w:val="center"/>
     </w:pPr>
     <w:rPr>
@@ -6898,7 +7373,8 @@
     <w:next w:val="Normal"/>
     <w:pPr>
       <w:tabs>
-        <w:tab w:val="right" w:leader="dot" w:pos="8640"/>
+        <w:tab w:val="clear" w:pos="720"/>
+        <w:tab w:val="right" w:pos="8640" w:leader="dot"/>
       </w:tabs>
       <w:spacing w:before="120" w:after="120"/>
     </w:pPr>
@@ -6913,9 +7389,10 @@
     <w:next w:val="Normal"/>
     <w:pPr>
       <w:tabs>
-        <w:tab w:val="right" w:leader="dot" w:pos="8640"/>
+        <w:tab w:val="clear" w:pos="720"/>
+        <w:tab w:val="right" w:pos="8640" w:leader="dot"/>
       </w:tabs>
-      <w:ind w:left="200"/>
+      <w:ind w:start="200"/>
     </w:pPr>
     <w:rPr>
       <w:smallCaps/>
@@ -6927,42 +7404,48 @@
     <w:next w:val="Normal"/>
     <w:pPr>
       <w:tabs>
-        <w:tab w:val="right" w:leader="dot" w:pos="8640"/>
+        <w:tab w:val="clear" w:pos="720"/>
+        <w:tab w:val="right" w:pos="8640" w:leader="dot"/>
       </w:tabs>
-      <w:ind w:left="400"/>
+      <w:ind w:start="400"/>
     </w:pPr>
     <w:rPr>
       <w:i/>
     </w:rPr>
   </w:style>
-  <w:style w:type="paragraph" w:customStyle="1" w:styleId="Paragraph2">
+  <w:style w:type="paragraph" w:styleId="Paragraph2" w:customStyle="1">
     <w:name w:val="Paragraph2"/>
     <w:basedOn w:val="Paragraph1"/>
     <w:qFormat/>
     <w:pPr>
-      <w:ind w:left="1440"/>
+      <w:ind w:start="1440"/>
     </w:pPr>
+    <w:rPr/>
   </w:style>
-  <w:style w:type="paragraph" w:customStyle="1" w:styleId="Paragraph3">
+  <w:style w:type="paragraph" w:styleId="Paragraph3" w:customStyle="1">
     <w:name w:val="Paragraph3"/>
     <w:basedOn w:val="Paragraph1"/>
     <w:qFormat/>
     <w:pPr>
-      <w:ind w:left="2160"/>
+      <w:ind w:start="2160"/>
     </w:pPr>
+    <w:rPr/>
   </w:style>
-  <w:style w:type="paragraph" w:customStyle="1" w:styleId="HeaderandFooter">
+  <w:style w:type="paragraph" w:styleId="HeaderandFooter" w:customStyle="1">
     <w:name w:val="Header and Footer"/>
     <w:basedOn w:val="Normal"/>
     <w:qFormat/>
+    <w:pPr/>
+    <w:rPr/>
   </w:style>
   <w:style w:type="paragraph" w:styleId="Header">
     <w:name w:val="header"/>
     <w:basedOn w:val="Normal"/>
     <w:pPr>
       <w:tabs>
-        <w:tab w:val="center" w:pos="4320"/>
-        <w:tab w:val="right" w:pos="8640"/>
+        <w:tab w:val="clear" w:pos="720"/>
+        <w:tab w:val="center" w:pos="4320" w:leader="none"/>
+        <w:tab w:val="right" w:pos="8640" w:leader="none"/>
       </w:tabs>
     </w:pPr>
     <w:rPr>
@@ -6975,8 +7458,9 @@
     <w:basedOn w:val="Normal"/>
     <w:pPr>
       <w:tabs>
-        <w:tab w:val="center" w:pos="4320"/>
-        <w:tab w:val="right" w:pos="8640"/>
+        <w:tab w:val="clear" w:pos="720"/>
+        <w:tab w:val="center" w:pos="4320" w:leader="none"/>
+        <w:tab w:val="right" w:pos="8640" w:leader="none"/>
       </w:tabs>
     </w:pPr>
     <w:rPr>
@@ -6990,9 +7474,10 @@
     <w:next w:val="Normal"/>
     <w:pPr>
       <w:tabs>
-        <w:tab w:val="right" w:leader="dot" w:pos="8640"/>
+        <w:tab w:val="clear" w:pos="720"/>
+        <w:tab w:val="right" w:pos="8640" w:leader="dot"/>
       </w:tabs>
-      <w:ind w:left="600"/>
+      <w:ind w:start="600"/>
     </w:pPr>
     <w:rPr>
       <w:sz w:val="18"/>
@@ -7004,9 +7489,10 @@
     <w:next w:val="Normal"/>
     <w:pPr>
       <w:tabs>
-        <w:tab w:val="right" w:leader="dot" w:pos="8640"/>
+        <w:tab w:val="clear" w:pos="720"/>
+        <w:tab w:val="right" w:pos="8640" w:leader="dot"/>
       </w:tabs>
-      <w:ind w:left="800"/>
+      <w:ind w:start="800"/>
     </w:pPr>
     <w:rPr>
       <w:sz w:val="18"/>
@@ -7018,9 +7504,10 @@
     <w:next w:val="Normal"/>
     <w:pPr>
       <w:tabs>
-        <w:tab w:val="right" w:leader="dot" w:pos="8640"/>
+        <w:tab w:val="clear" w:pos="720"/>
+        <w:tab w:val="right" w:pos="8640" w:leader="dot"/>
       </w:tabs>
-      <w:ind w:left="1000"/>
+      <w:ind w:start="1000"/>
     </w:pPr>
     <w:rPr>
       <w:sz w:val="18"/>
@@ -7032,9 +7519,10 @@
     <w:next w:val="Normal"/>
     <w:pPr>
       <w:tabs>
-        <w:tab w:val="right" w:leader="dot" w:pos="8640"/>
+        <w:tab w:val="clear" w:pos="720"/>
+        <w:tab w:val="right" w:pos="8640" w:leader="dot"/>
       </w:tabs>
-      <w:ind w:left="1200"/>
+      <w:ind w:start="1200"/>
     </w:pPr>
     <w:rPr>
       <w:sz w:val="18"/>
@@ -7046,9 +7534,10 @@
     <w:next w:val="Normal"/>
     <w:pPr>
       <w:tabs>
-        <w:tab w:val="right" w:leader="dot" w:pos="8640"/>
+        <w:tab w:val="clear" w:pos="720"/>
+        <w:tab w:val="right" w:pos="8640" w:leader="dot"/>
       </w:tabs>
-      <w:ind w:left="1400"/>
+      <w:ind w:start="1400"/>
     </w:pPr>
     <w:rPr>
       <w:sz w:val="18"/>
@@ -7060,9 +7549,10 @@
     <w:next w:val="Normal"/>
     <w:pPr>
       <w:tabs>
-        <w:tab w:val="right" w:leader="dot" w:pos="8640"/>
+        <w:tab w:val="clear" w:pos="720"/>
+        <w:tab w:val="right" w:pos="8640" w:leader="dot"/>
       </w:tabs>
-      <w:ind w:left="1600"/>
+      <w:ind w:start="1600"/>
     </w:pPr>
     <w:rPr>
       <w:sz w:val="18"/>
@@ -7074,8 +7564,8 @@
     <w:uiPriority w:val="11"/>
     <w:qFormat/>
     <w:pPr>
-      <w:widowControl w:val="0"/>
-      <w:spacing w:after="60"/>
+      <w:widowControl w:val="false"/>
+      <w:spacing w:before="0" w:after="60"/>
       <w:jc w:val="center"/>
     </w:pPr>
     <w:rPr>
@@ -7084,50 +7574,57 @@
       <w:sz w:val="36"/>
     </w:rPr>
   </w:style>
-  <w:style w:type="paragraph" w:customStyle="1" w:styleId="RevHistory">
+  <w:style w:type="paragraph" w:styleId="RevHistory" w:customStyle="1">
     <w:name w:val="RevHistory"/>
     <w:basedOn w:val="Normal"/>
     <w:qFormat/>
     <w:pPr>
       <w:pageBreakBefore/>
-      <w:widowControl w:val="0"/>
-      <w:spacing w:before="1280"/>
+      <w:widowControl w:val="false"/>
+      <w:spacing w:before="1280" w:after="0"/>
       <w:jc w:val="center"/>
     </w:pPr>
     <w:rPr>
       <w:sz w:val="36"/>
     </w:rPr>
   </w:style>
-  <w:style w:type="paragraph" w:customStyle="1" w:styleId="TableText">
+  <w:style w:type="paragraph" w:styleId="TableText" w:customStyle="1">
     <w:name w:val="Table Text"/>
     <w:qFormat/>
     <w:pPr>
-      <w:widowControl w:val="0"/>
+      <w:widowControl w:val="false"/>
+      <w:suppressAutoHyphens w:val="true"/>
+      <w:bidi w:val="0"/>
       <w:spacing w:before="40" w:after="40"/>
+      <w:jc w:val="start"/>
     </w:pPr>
     <w:rPr>
-      <w:rFonts w:ascii="Times New Roman" w:eastAsia="Times New Roman" w:hAnsi="Times New Roman" w:cs="Times New Roman"/>
+      <w:rFonts w:ascii="Times New Roman" w:hAnsi="Times New Roman" w:eastAsia="Times New Roman" w:cs="Times New Roman"/>
+      <w:color w:val="auto"/>
+      <w:kern w:val="0"/>
       <w:sz w:val="20"/>
       <w:szCs w:val="20"/>
-      <w:lang w:bidi="ar-SA"/>
+      <w:lang w:bidi="ar-SA" w:val="en-US" w:eastAsia="zh-CN"/>
     </w:rPr>
   </w:style>
   <w:style w:type="paragraph" w:styleId="BodyTextIndent">
     <w:name w:val="Body Text Indent"/>
     <w:basedOn w:val="Normal"/>
     <w:pPr>
-      <w:ind w:left="1440"/>
+      <w:ind w:start="1440"/>
     </w:pPr>
+    <w:rPr/>
   </w:style>
-  <w:style w:type="paragraph" w:customStyle="1" w:styleId="TableContents">
+  <w:style w:type="paragraph" w:styleId="TableContents" w:customStyle="1">
     <w:name w:val="Table Contents"/>
     <w:basedOn w:val="Normal"/>
     <w:qFormat/>
     <w:pPr>
       <w:suppressLineNumbers/>
     </w:pPr>
+    <w:rPr/>
   </w:style>
-  <w:style w:type="paragraph" w:customStyle="1" w:styleId="TableHeading">
+  <w:style w:type="paragraph" w:styleId="TableHeading" w:customStyle="1">
     <w:name w:val="Table Heading"/>
     <w:basedOn w:val="TableContents"/>
     <w:qFormat/>
@@ -7139,220 +7636,154 @@
       <w:bCs/>
     </w:rPr>
   </w:style>
-  <w:style w:type="paragraph" w:customStyle="1" w:styleId="FrameContents">
-    <w:name w:val="Frame Contents"/>
+  <w:style w:type="paragraph" w:styleId="FrameContentsuser" w:customStyle="1">
+    <w:name w:val="Frame Contents (user)"/>
     <w:basedOn w:val="Normal"/>
     <w:qFormat/>
+    <w:pPr/>
+    <w:rPr/>
   </w:style>
-  <w:style w:type="paragraph" w:customStyle="1" w:styleId="HeaderLeft">
-    <w:name w:val="Header Left"/>
+  <w:style w:type="paragraph" w:styleId="HeaderLeftuser" w:customStyle="1">
+    <w:name w:val="Header Left (user)"/>
     <w:basedOn w:val="Normal"/>
     <w:qFormat/>
     <w:pPr>
       <w:suppressLineNumbers/>
       <w:tabs>
-        <w:tab w:val="center" w:pos="4320"/>
-        <w:tab w:val="right" w:pos="8640"/>
+        <w:tab w:val="clear" w:pos="720"/>
+        <w:tab w:val="center" w:pos="4320" w:leader="none"/>
+        <w:tab w:val="right" w:pos="8640" w:leader="none"/>
       </w:tabs>
     </w:pPr>
+    <w:rPr/>
   </w:style>
-  <w:style w:type="numbering" w:customStyle="1" w:styleId="WW8Num1">
+  <w:style w:type="paragraph" w:styleId="FrameContents">
+    <w:name w:val="Frame Contents"/>
+    <w:basedOn w:val="Normal"/>
+    <w:qFormat/>
+    <w:pPr/>
+    <w:rPr/>
+  </w:style>
+  <w:style w:type="numbering" w:styleId="NoList" w:default="1">
+    <w:name w:val="No List"/>
+    <w:uiPriority w:val="99"/>
+    <w:semiHidden/>
+    <w:unhideWhenUsed/>
+    <w:qFormat/>
+  </w:style>
+  <w:style w:type="numbering" w:styleId="WW8Num1" w:customStyle="1">
     <w:name w:val="WW8Num1"/>
     <w:qFormat/>
+  </w:style>
+  <w:style w:type="table" w:default="1" w:styleId="TableNormal">
+    <w:name w:val="Normal Table"/>
+    <w:uiPriority w:val="99"/>
+    <w:semiHidden/>
+    <w:unhideWhenUsed/>
+    <w:tblPr>
+      <w:tblCellMar>
+        <w:top w:w="0" w:type="dxa"/>
+        <w:left w:w="108" w:type="dxa"/>
+        <w:bottom w:w="0" w:type="dxa"/>
+        <w:right w:w="108" w:type="dxa"/>
+      </w:tblCellMar>
+    </w:tblPr>
   </w:style>
 </w:styles>
 </file>
 
 <file path=word/theme/theme1.xml><?xml version="1.0" encoding="utf-8"?>
-<a:theme xmlns:a="http://schemas.openxmlformats.org/drawingml/2006/main" name="Office Theme">
+<a:theme xmlns:a="http://schemas.openxmlformats.org/drawingml/2006/main" xmlns:r="http://schemas.openxmlformats.org/officeDocument/2006/relationships" name="Office Theme">
   <a:themeElements>
     <a:clrScheme name="Office">
       <a:dk1>
-        <a:sysClr val="windowText" lastClr="000000"/>
+        <a:srgbClr val="000000"/>
       </a:dk1>
       <a:lt1>
-        <a:sysClr val="window" lastClr="FFFFFF"/>
+        <a:srgbClr val="ffffff"/>
       </a:lt1>
       <a:dk2>
-        <a:srgbClr val="0E2841"/>
+        <a:srgbClr val="0e2841"/>
       </a:dk2>
       <a:lt2>
-        <a:srgbClr val="E8E8E8"/>
+        <a:srgbClr val="e8e8e8"/>
       </a:lt2>
       <a:accent1>
         <a:srgbClr val="156082"/>
       </a:accent1>
       <a:accent2>
-        <a:srgbClr val="E97132"/>
+        <a:srgbClr val="e97132"/>
       </a:accent2>
       <a:accent3>
-        <a:srgbClr val="196B24"/>
+        <a:srgbClr val="196b24"/>
       </a:accent3>
       <a:accent4>
-        <a:srgbClr val="0F9ED5"/>
+        <a:srgbClr val="0f9ed5"/>
       </a:accent4>
       <a:accent5>
-        <a:srgbClr val="A02B93"/>
+        <a:srgbClr val="a02b93"/>
       </a:accent5>
       <a:accent6>
-        <a:srgbClr val="4EA72E"/>
+        <a:srgbClr val="4ea72e"/>
       </a:accent6>
       <a:hlink>
         <a:srgbClr val="467886"/>
       </a:hlink>
       <a:folHlink>
-        <a:srgbClr val="96607D"/>
+        <a:srgbClr val="96607d"/>
       </a:folHlink>
     </a:clrScheme>
     <a:fontScheme name="Office">
       <a:majorFont>
-        <a:latin typeface="Aptos Display" panose="02110004020202020204"/>
+        <a:latin typeface="Aptos Display" panose="02110004020202020204" pitchFamily="0" charset="1"/>
         <a:ea typeface=""/>
         <a:cs typeface=""/>
-        <a:font script="Jpan" typeface="游ゴシック Light"/>
-        <a:font script="Hang" typeface="맑은 고딕"/>
-        <a:font script="Hans" typeface="等线 Light"/>
-        <a:font script="Hant" typeface="新細明體"/>
-        <a:font script="Arab" typeface="Times New Roman"/>
-        <a:font script="Hebr" typeface="Times New Roman"/>
-        <a:font script="Thai" typeface="Angsana New"/>
-        <a:font script="Ethi" typeface="Nyala"/>
-        <a:font script="Beng" typeface="Vrinda"/>
-        <a:font script="Gujr" typeface="Shruti"/>
-        <a:font script="Khmr" typeface="MoolBoran"/>
-        <a:font script="Knda" typeface="Tunga"/>
-        <a:font script="Guru" typeface="Raavi"/>
-        <a:font script="Cans" typeface="Euphemia"/>
-        <a:font script="Cher" typeface="Plantagenet Cherokee"/>
-        <a:font script="Yiii" typeface="Microsoft Yi Baiti"/>
-        <a:font script="Tibt" typeface="Microsoft Himalaya"/>
-        <a:font script="Thaa" typeface="MV Boli"/>
-        <a:font script="Deva" typeface="Mangal"/>
-        <a:font script="Telu" typeface="Gautami"/>
-        <a:font script="Taml" typeface="Latha"/>
-        <a:font script="Syrc" typeface="Estrangelo Edessa"/>
-        <a:font script="Orya" typeface="Kalinga"/>
-        <a:font script="Mlym" typeface="Kartika"/>
-        <a:font script="Laoo" typeface="DokChampa"/>
-        <a:font script="Sinh" typeface="Iskoola Pota"/>
-        <a:font script="Mong" typeface="Mongolian Baiti"/>
-        <a:font script="Viet" typeface="Times New Roman"/>
-        <a:font script="Uigh" typeface="Microsoft Uighur"/>
-        <a:font script="Geor" typeface="Sylfaen"/>
-        <a:font script="Armn" typeface="Arial"/>
-        <a:font script="Bugi" typeface="Leelawadee UI"/>
-        <a:font script="Bopo" typeface="Microsoft JhengHei"/>
-        <a:font script="Java" typeface="Javanese Text"/>
-        <a:font script="Lisu" typeface="Segoe UI"/>
-        <a:font script="Mymr" typeface="Myanmar Text"/>
-        <a:font script="Nkoo" typeface="Ebrima"/>
-        <a:font script="Olck" typeface="Nirmala UI"/>
-        <a:font script="Osma" typeface="Ebrima"/>
-        <a:font script="Phag" typeface="Phagspa"/>
-        <a:font script="Syrn" typeface="Estrangelo Edessa"/>
-        <a:font script="Syrj" typeface="Estrangelo Edessa"/>
-        <a:font script="Syre" typeface="Estrangelo Edessa"/>
-        <a:font script="Sora" typeface="Nirmala UI"/>
-        <a:font script="Tale" typeface="Microsoft Tai Le"/>
-        <a:font script="Talu" typeface="Microsoft New Tai Lue"/>
-        <a:font script="Tfng" typeface="Ebrima"/>
       </a:majorFont>
       <a:minorFont>
-        <a:latin typeface="Aptos" panose="02110004020202020204"/>
+        <a:latin typeface="Aptos" panose="02110004020202020204" pitchFamily="0" charset="1"/>
         <a:ea typeface=""/>
         <a:cs typeface=""/>
-        <a:font script="Jpan" typeface="游明朝"/>
-        <a:font script="Hang" typeface="맑은 고딕"/>
-        <a:font script="Hans" typeface="等线"/>
-        <a:font script="Hant" typeface="新細明體"/>
-        <a:font script="Arab" typeface="Arial"/>
-        <a:font script="Hebr" typeface="Arial"/>
-        <a:font script="Thai" typeface="Cordia New"/>
-        <a:font script="Ethi" typeface="Nyala"/>
-        <a:font script="Beng" typeface="Vrinda"/>
-        <a:font script="Gujr" typeface="Shruti"/>
-        <a:font script="Khmr" typeface="DaunPenh"/>
-        <a:font script="Knda" typeface="Tunga"/>
-        <a:font script="Guru" typeface="Raavi"/>
-        <a:font script="Cans" typeface="Euphemia"/>
-        <a:font script="Cher" typeface="Plantagenet Cherokee"/>
-        <a:font script="Yiii" typeface="Microsoft Yi Baiti"/>
-        <a:font script="Tibt" typeface="Microsoft Himalaya"/>
-        <a:font script="Thaa" typeface="MV Boli"/>
-        <a:font script="Deva" typeface="Mangal"/>
-        <a:font script="Telu" typeface="Gautami"/>
-        <a:font script="Taml" typeface="Latha"/>
-        <a:font script="Syrc" typeface="Estrangelo Edessa"/>
-        <a:font script="Orya" typeface="Kalinga"/>
-        <a:font script="Mlym" typeface="Kartika"/>
-        <a:font script="Laoo" typeface="DokChampa"/>
-        <a:font script="Sinh" typeface="Iskoola Pota"/>
-        <a:font script="Mong" typeface="Mongolian Baiti"/>
-        <a:font script="Viet" typeface="Arial"/>
-        <a:font script="Uigh" typeface="Microsoft Uighur"/>
-        <a:font script="Geor" typeface="Sylfaen"/>
-        <a:font script="Armn" typeface="Arial"/>
-        <a:font script="Bugi" typeface="Leelawadee UI"/>
-        <a:font script="Bopo" typeface="Microsoft JhengHei"/>
-        <a:font script="Java" typeface="Javanese Text"/>
-        <a:font script="Lisu" typeface="Segoe UI"/>
-        <a:font script="Mymr" typeface="Myanmar Text"/>
-        <a:font script="Nkoo" typeface="Ebrima"/>
-        <a:font script="Olck" typeface="Nirmala UI"/>
-        <a:font script="Osma" typeface="Ebrima"/>
-        <a:font script="Phag" typeface="Phagspa"/>
-        <a:font script="Syrn" typeface="Estrangelo Edessa"/>
-        <a:font script="Syrj" typeface="Estrangelo Edessa"/>
-        <a:font script="Syre" typeface="Estrangelo Edessa"/>
-        <a:font script="Sora" typeface="Nirmala UI"/>
-        <a:font script="Tale" typeface="Microsoft Tai Le"/>
-        <a:font script="Talu" typeface="Microsoft New Tai Lue"/>
-        <a:font script="Tfng" typeface="Ebrima"/>
       </a:minorFont>
     </a:fontScheme>
-    <a:fmtScheme name="Office">
+    <a:fmtScheme>
       <a:fillStyleLst>
         <a:solidFill>
           <a:schemeClr val="phClr"/>
         </a:solidFill>
-        <a:gradFill rotWithShape="1">
+        <a:gradFill>
           <a:gsLst>
             <a:gs pos="0">
               <a:schemeClr val="phClr">
                 <a:lumMod val="110000"/>
-                <a:satMod val="105000"/>
                 <a:tint val="67000"/>
               </a:schemeClr>
             </a:gs>
             <a:gs pos="50000">
               <a:schemeClr val="phClr">
                 <a:lumMod val="105000"/>
-                <a:satMod val="103000"/>
                 <a:tint val="73000"/>
               </a:schemeClr>
             </a:gs>
             <a:gs pos="100000">
               <a:schemeClr val="phClr">
                 <a:lumMod val="105000"/>
-                <a:satMod val="109000"/>
                 <a:tint val="81000"/>
               </a:schemeClr>
             </a:gs>
           </a:gsLst>
           <a:lin ang="5400000" scaled="0"/>
+          <a:tileRect l="0" t="0" r="0" b="0"/>
         </a:gradFill>
-        <a:gradFill rotWithShape="1">
+        <a:gradFill>
           <a:gsLst>
             <a:gs pos="0">
               <a:schemeClr val="phClr">
-                <a:satMod val="103000"/>
                 <a:lumMod val="102000"/>
                 <a:tint val="94000"/>
               </a:schemeClr>
             </a:gs>
             <a:gs pos="50000">
               <a:schemeClr val="phClr">
-                <a:satMod val="110000"/>
                 <a:lumMod val="100000"/>
                 <a:shade val="100000"/>
               </a:schemeClr>
@@ -7360,33 +7791,24 @@
             <a:gs pos="100000">
               <a:schemeClr val="phClr">
                 <a:lumMod val="99000"/>
-                <a:satMod val="120000"/>
                 <a:shade val="78000"/>
               </a:schemeClr>
             </a:gs>
           </a:gsLst>
           <a:lin ang="5400000" scaled="0"/>
+          <a:tileRect l="0" t="0" r="0" b="0"/>
         </a:gradFill>
       </a:fillStyleLst>
       <a:lnStyleLst>
         <a:ln w="12700" cap="flat" cmpd="sng" algn="ctr">
-          <a:solidFill>
-            <a:schemeClr val="phClr"/>
-          </a:solidFill>
           <a:prstDash val="solid"/>
           <a:miter lim="800000"/>
         </a:ln>
         <a:ln w="19050" cap="flat" cmpd="sng" algn="ctr">
-          <a:solidFill>
-            <a:schemeClr val="phClr"/>
-          </a:solidFill>
           <a:prstDash val="solid"/>
           <a:miter lim="800000"/>
         </a:ln>
         <a:ln w="25400" cap="flat" cmpd="sng" algn="ctr">
-          <a:solidFill>
-            <a:schemeClr val="phClr"/>
-          </a:solidFill>
           <a:prstDash val="solid"/>
           <a:miter lim="800000"/>
         </a:ln>
@@ -7399,13 +7821,7 @@
           <a:effectLst/>
         </a:effectStyle>
         <a:effectStyle>
-          <a:effectLst>
-            <a:outerShdw blurRad="57150" dist="19050" dir="5400000" algn="ctr" rotWithShape="0">
-              <a:srgbClr val="000000">
-                <a:alpha val="63000"/>
-              </a:srgbClr>
-            </a:outerShdw>
-          </a:effectLst>
+          <a:effectLst/>
         </a:effectStyle>
       </a:effectStyleLst>
       <a:bgFillStyleLst>
@@ -7415,15 +7831,13 @@
         <a:solidFill>
           <a:schemeClr val="phClr">
             <a:tint val="95000"/>
-            <a:satMod val="170000"/>
           </a:schemeClr>
         </a:solidFill>
-        <a:gradFill rotWithShape="1">
+        <a:gradFill>
           <a:gsLst>
             <a:gs pos="0">
               <a:schemeClr val="phClr">
                 <a:tint val="93000"/>
-                <a:satMod val="150000"/>
                 <a:shade val="98000"/>
                 <a:lumMod val="102000"/>
               </a:schemeClr>
@@ -7431,7 +7845,6 @@
             <a:gs pos="50000">
               <a:schemeClr val="phClr">
                 <a:tint val="98000"/>
-                <a:satMod val="130000"/>
                 <a:shade val="90000"/>
                 <a:lumMod val="103000"/>
               </a:schemeClr>
@@ -7439,41 +7852,14 @@
             <a:gs pos="100000">
               <a:schemeClr val="phClr">
                 <a:shade val="63000"/>
-                <a:satMod val="120000"/>
               </a:schemeClr>
             </a:gs>
           </a:gsLst>
           <a:lin ang="5400000" scaled="0"/>
+          <a:tileRect l="0" t="0" r="0" b="0"/>
         </a:gradFill>
       </a:bgFillStyleLst>
     </a:fmtScheme>
   </a:themeElements>
-  <a:objectDefaults>
-    <a:lnDef>
-      <a:spPr/>
-      <a:bodyPr/>
-      <a:lstStyle/>
-      <a:style>
-        <a:lnRef idx="2">
-          <a:schemeClr val="accent1"/>
-        </a:lnRef>
-        <a:fillRef idx="0">
-          <a:schemeClr val="accent1"/>
-        </a:fillRef>
-        <a:effectRef idx="1">
-          <a:schemeClr val="accent1"/>
-        </a:effectRef>
-        <a:fontRef idx="minor">
-          <a:schemeClr val="tx1"/>
-        </a:fontRef>
-      </a:style>
-    </a:lnDef>
-  </a:objectDefaults>
-  <a:extraClrSchemeLst/>
-  <a:extLst>
-    <a:ext uri="{05A4C25C-085E-4340-85A3-A5531E510DB2}">
-      <thm15:themeFamily xmlns:thm15="http://schemas.microsoft.com/office/thememl/2012/main" name="Office Theme" id="{2E142A2C-CD16-42D6-873A-C26D2A0506FA}" vid="{1BDDFF52-6CD6-40A5-AB3C-68EB2F1E4D0A}"/>
-    </a:ext>
-  </a:extLst>
 </a:theme>
 </file>
--- a/CS 401 - Group 2 - SRS Doc.docx
+++ b/CS 401 - Group 2 - SRS Doc.docx
@@ -30,6 +30,14 @@
     </w:p>
     <w:p>
       <w:pPr>
+        <w:pStyle w:val="Subtitle"/>
+        <w:spacing w:before="0" w:after="720"/>
+        <w:rPr>
+          <w:b/>
+          <w:i w:val="false"/>
+          <w:color w:val="000000"/>
+          <w:sz w:val="28"/>
+        </w:rPr>
         <w:sectPr>
           <w:headerReference w:type="even" r:id="rId2"/>
           <w:headerReference w:type="default" r:id="rId3"/>
@@ -46,15 +54,6 @@
           <w:textDirection w:val="lrTb"/>
           <w:docGrid w:type="default" w:linePitch="360" w:charSpace="0"/>
         </w:sectPr>
-        <w:pStyle w:val="Subtitle"/>
-        <w:spacing w:before="0" w:after="720"/>
-        <w:rPr>
-          <w:b/>
-          <w:i w:val="false"/>
-          <w:i w:val="false"/>
-          <w:color w:val="000000"/>
-          <w:sz w:val="28"/>
-        </w:rPr>
       </w:pPr>
       <w:r>
         <w:rPr>
@@ -112,8 +111,8 @@
       <w:tblGrid>
         <w:gridCol w:w="1275"/>
         <w:gridCol w:w="1083"/>
-        <w:gridCol w:w="3813"/>
-        <w:gridCol w:w="2592"/>
+        <w:gridCol w:w="3812"/>
+        <w:gridCol w:w="2593"/>
       </w:tblGrid>
       <w:tr>
         <w:trPr/>
@@ -177,7 +176,7 @@
         </w:tc>
         <w:tc>
           <w:tcPr>
-            <w:tcW w:w="3813" w:type="dxa"/>
+            <w:tcW w:w="3812" w:type="dxa"/>
             <w:tcBorders>
               <w:top w:val="single" w:sz="6" w:space="0" w:color="000000"/>
               <w:start w:val="single" w:sz="6" w:space="0" w:color="000000"/>
@@ -206,7 +205,7 @@
         </w:tc>
         <w:tc>
           <w:tcPr>
-            <w:tcW w:w="2592" w:type="dxa"/>
+            <w:tcW w:w="2593" w:type="dxa"/>
             <w:tcBorders>
               <w:top w:val="single" w:sz="6" w:space="0" w:color="000000"/>
               <w:start w:val="single" w:sz="6" w:space="0" w:color="000000"/>
@@ -291,7 +290,7 @@
         </w:tc>
         <w:tc>
           <w:tcPr>
-            <w:tcW w:w="3813" w:type="dxa"/>
+            <w:tcW w:w="3812" w:type="dxa"/>
             <w:tcBorders>
               <w:top w:val="single" w:sz="6" w:space="0" w:color="000000"/>
               <w:start w:val="single" w:sz="6" w:space="0" w:color="000000"/>
@@ -317,7 +316,7 @@
         </w:tc>
         <w:tc>
           <w:tcPr>
-            <w:tcW w:w="2592" w:type="dxa"/>
+            <w:tcW w:w="2593" w:type="dxa"/>
             <w:tcBorders>
               <w:top w:val="single" w:sz="6" w:space="0" w:color="000000"/>
               <w:start w:val="single" w:sz="6" w:space="0" w:color="000000"/>
@@ -403,7 +402,7 @@
         </w:tc>
         <w:tc>
           <w:tcPr>
-            <w:tcW w:w="3813" w:type="dxa"/>
+            <w:tcW w:w="3812" w:type="dxa"/>
             <w:tcBorders>
               <w:top w:val="single" w:sz="6" w:space="0" w:color="000000"/>
               <w:start w:val="single" w:sz="6" w:space="0" w:color="000000"/>
@@ -430,7 +429,7 @@
         </w:tc>
         <w:tc>
           <w:tcPr>
-            <w:tcW w:w="2592" w:type="dxa"/>
+            <w:tcW w:w="2593" w:type="dxa"/>
             <w:tcBorders>
               <w:top w:val="single" w:sz="6" w:space="0" w:color="000000"/>
               <w:start w:val="single" w:sz="6" w:space="0" w:color="000000"/>
@@ -517,7 +516,7 @@
         </w:tc>
         <w:tc>
           <w:tcPr>
-            <w:tcW w:w="3813" w:type="dxa"/>
+            <w:tcW w:w="3812" w:type="dxa"/>
             <w:tcBorders>
               <w:top w:val="single" w:sz="6" w:space="0" w:color="000000"/>
               <w:start w:val="single" w:sz="6" w:space="0" w:color="000000"/>
@@ -544,7 +543,7 @@
         </w:tc>
         <w:tc>
           <w:tcPr>
-            <w:tcW w:w="2592" w:type="dxa"/>
+            <w:tcW w:w="2593" w:type="dxa"/>
             <w:tcBorders>
               <w:top w:val="single" w:sz="6" w:space="0" w:color="000000"/>
               <w:start w:val="single" w:sz="6" w:space="0" w:color="000000"/>
@@ -631,7 +630,7 @@
         </w:tc>
         <w:tc>
           <w:tcPr>
-            <w:tcW w:w="3813" w:type="dxa"/>
+            <w:tcW w:w="3812" w:type="dxa"/>
             <w:tcBorders>
               <w:top w:val="single" w:sz="6" w:space="0" w:color="000000"/>
               <w:start w:val="single" w:sz="6" w:space="0" w:color="000000"/>
@@ -658,7 +657,7 @@
         </w:tc>
         <w:tc>
           <w:tcPr>
-            <w:tcW w:w="2592" w:type="dxa"/>
+            <w:tcW w:w="2593" w:type="dxa"/>
             <w:tcBorders>
               <w:top w:val="single" w:sz="6" w:space="0" w:color="000000"/>
               <w:start w:val="single" w:sz="6" w:space="0" w:color="000000"/>
@@ -712,6 +711,7 @@
                 <w:color w:val="000000"/>
                 <w:u w:val="single"/>
               </w:rPr>
+              <w:t>03/02/2026</w:t>
             </w:r>
           </w:p>
         </w:tc>
@@ -738,12 +738,13 @@
               <w:rPr>
                 <w:color w:val="000000"/>
               </w:rPr>
+              <w:t>1.4</w:t>
             </w:r>
           </w:p>
         </w:tc>
         <w:tc>
           <w:tcPr>
-            <w:tcW w:w="3813" w:type="dxa"/>
+            <w:tcW w:w="3812" w:type="dxa"/>
             <w:tcBorders>
               <w:top w:val="single" w:sz="6" w:space="0" w:color="000000"/>
               <w:start w:val="single" w:sz="6" w:space="0" w:color="000000"/>
@@ -764,12 +765,13 @@
               <w:rPr>
                 <w:color w:val="000000"/>
               </w:rPr>
+              <w:t>Added product perspective (2.1) and product functionality/features (2.3)</w:t>
             </w:r>
           </w:p>
         </w:tc>
         <w:tc>
           <w:tcPr>
-            <w:tcW w:w="2592" w:type="dxa"/>
+            <w:tcW w:w="2593" w:type="dxa"/>
             <w:tcBorders>
               <w:top w:val="single" w:sz="6" w:space="0" w:color="000000"/>
               <w:start w:val="single" w:sz="6" w:space="0" w:color="000000"/>
@@ -791,6 +793,7 @@
               <w:rPr>
                 <w:color w:val="000000"/>
               </w:rPr>
+              <w:t>Nick Vu</w:t>
             </w:r>
           </w:p>
         </w:tc>
@@ -853,7 +856,7 @@
         </w:tc>
         <w:tc>
           <w:tcPr>
-            <w:tcW w:w="3813" w:type="dxa"/>
+            <w:tcW w:w="3812" w:type="dxa"/>
             <w:tcBorders>
               <w:top w:val="single" w:sz="6" w:space="0" w:color="000000"/>
               <w:start w:val="single" w:sz="6" w:space="0" w:color="000000"/>
@@ -879,7 +882,7 @@
         </w:tc>
         <w:tc>
           <w:tcPr>
-            <w:tcW w:w="2592" w:type="dxa"/>
+            <w:tcW w:w="2593" w:type="dxa"/>
             <w:tcBorders>
               <w:top w:val="single" w:sz="6" w:space="0" w:color="000000"/>
               <w:start w:val="single" w:sz="6" w:space="0" w:color="000000"/>
@@ -963,7 +966,7 @@
         </w:tc>
         <w:tc>
           <w:tcPr>
-            <w:tcW w:w="3813" w:type="dxa"/>
+            <w:tcW w:w="3812" w:type="dxa"/>
             <w:tcBorders>
               <w:top w:val="single" w:sz="6" w:space="0" w:color="000000"/>
               <w:start w:val="single" w:sz="6" w:space="0" w:color="000000"/>
@@ -989,7 +992,7 @@
         </w:tc>
         <w:tc>
           <w:tcPr>
-            <w:tcW w:w="2592" w:type="dxa"/>
+            <w:tcW w:w="2593" w:type="dxa"/>
             <w:tcBorders>
               <w:top w:val="single" w:sz="6" w:space="0" w:color="000000"/>
               <w:start w:val="single" w:sz="6" w:space="0" w:color="000000"/>
@@ -1073,7 +1076,7 @@
         </w:tc>
         <w:tc>
           <w:tcPr>
-            <w:tcW w:w="3813" w:type="dxa"/>
+            <w:tcW w:w="3812" w:type="dxa"/>
             <w:tcBorders>
               <w:top w:val="single" w:sz="6" w:space="0" w:color="000000"/>
               <w:start w:val="single" w:sz="6" w:space="0" w:color="000000"/>
@@ -1099,7 +1102,7 @@
         </w:tc>
         <w:tc>
           <w:tcPr>
-            <w:tcW w:w="2592" w:type="dxa"/>
+            <w:tcW w:w="2593" w:type="dxa"/>
             <w:tcBorders>
               <w:top w:val="single" w:sz="6" w:space="0" w:color="000000"/>
               <w:start w:val="single" w:sz="6" w:space="0" w:color="000000"/>
@@ -1183,7 +1186,7 @@
         </w:tc>
         <w:tc>
           <w:tcPr>
-            <w:tcW w:w="3813" w:type="dxa"/>
+            <w:tcW w:w="3812" w:type="dxa"/>
             <w:tcBorders>
               <w:top w:val="single" w:sz="6" w:space="0" w:color="000000"/>
               <w:start w:val="single" w:sz="6" w:space="0" w:color="000000"/>
@@ -1209,7 +1212,7 @@
         </w:tc>
         <w:tc>
           <w:tcPr>
-            <w:tcW w:w="2592" w:type="dxa"/>
+            <w:tcW w:w="2593" w:type="dxa"/>
             <w:tcBorders>
               <w:top w:val="single" w:sz="6" w:space="0" w:color="000000"/>
               <w:start w:val="single" w:sz="6" w:space="0" w:color="000000"/>
@@ -1293,7 +1296,7 @@
         </w:tc>
         <w:tc>
           <w:tcPr>
-            <w:tcW w:w="3813" w:type="dxa"/>
+            <w:tcW w:w="3812" w:type="dxa"/>
             <w:tcBorders>
               <w:top w:val="single" w:sz="6" w:space="0" w:color="000000"/>
               <w:start w:val="single" w:sz="6" w:space="0" w:color="000000"/>
@@ -1319,7 +1322,7 @@
         </w:tc>
         <w:tc>
           <w:tcPr>
-            <w:tcW w:w="2592" w:type="dxa"/>
+            <w:tcW w:w="2593" w:type="dxa"/>
             <w:tcBorders>
               <w:top w:val="single" w:sz="6" w:space="0" w:color="000000"/>
               <w:start w:val="single" w:sz="6" w:space="0" w:color="000000"/>
@@ -1403,7 +1406,7 @@
         </w:tc>
         <w:tc>
           <w:tcPr>
-            <w:tcW w:w="3813" w:type="dxa"/>
+            <w:tcW w:w="3812" w:type="dxa"/>
             <w:tcBorders>
               <w:top w:val="single" w:sz="6" w:space="0" w:color="000000"/>
               <w:start w:val="single" w:sz="6" w:space="0" w:color="000000"/>
@@ -1429,7 +1432,7 @@
         </w:tc>
         <w:tc>
           <w:tcPr>
-            <w:tcW w:w="2592" w:type="dxa"/>
+            <w:tcW w:w="2593" w:type="dxa"/>
             <w:tcBorders>
               <w:top w:val="single" w:sz="6" w:space="0" w:color="000000"/>
               <w:start w:val="single" w:sz="6" w:space="0" w:color="000000"/>
@@ -1513,7 +1516,7 @@
         </w:tc>
         <w:tc>
           <w:tcPr>
-            <w:tcW w:w="3813" w:type="dxa"/>
+            <w:tcW w:w="3812" w:type="dxa"/>
             <w:tcBorders>
               <w:top w:val="single" w:sz="6" w:space="0" w:color="000000"/>
               <w:start w:val="single" w:sz="6" w:space="0" w:color="000000"/>
@@ -1539,7 +1542,7 @@
         </w:tc>
         <w:tc>
           <w:tcPr>
-            <w:tcW w:w="2592" w:type="dxa"/>
+            <w:tcW w:w="2593" w:type="dxa"/>
             <w:tcBorders>
               <w:top w:val="single" w:sz="6" w:space="0" w:color="000000"/>
               <w:start w:val="single" w:sz="6" w:space="0" w:color="000000"/>
@@ -1623,7 +1626,7 @@
         </w:tc>
         <w:tc>
           <w:tcPr>
-            <w:tcW w:w="3813" w:type="dxa"/>
+            <w:tcW w:w="3812" w:type="dxa"/>
             <w:tcBorders>
               <w:top w:val="single" w:sz="6" w:space="0" w:color="000000"/>
               <w:start w:val="single" w:sz="6" w:space="0" w:color="000000"/>
@@ -1649,7 +1652,7 @@
         </w:tc>
         <w:tc>
           <w:tcPr>
-            <w:tcW w:w="2592" w:type="dxa"/>
+            <w:tcW w:w="2593" w:type="dxa"/>
             <w:tcBorders>
               <w:top w:val="single" w:sz="6" w:space="0" w:color="000000"/>
               <w:start w:val="single" w:sz="6" w:space="0" w:color="000000"/>
@@ -1733,7 +1736,7 @@
         </w:tc>
         <w:tc>
           <w:tcPr>
-            <w:tcW w:w="3813" w:type="dxa"/>
+            <w:tcW w:w="3812" w:type="dxa"/>
             <w:tcBorders>
               <w:top w:val="single" w:sz="6" w:space="0" w:color="000000"/>
               <w:start w:val="single" w:sz="6" w:space="0" w:color="000000"/>
@@ -1759,7 +1762,7 @@
         </w:tc>
         <w:tc>
           <w:tcPr>
-            <w:tcW w:w="2592" w:type="dxa"/>
+            <w:tcW w:w="2593" w:type="dxa"/>
             <w:tcBorders>
               <w:top w:val="single" w:sz="6" w:space="0" w:color="000000"/>
               <w:start w:val="single" w:sz="6" w:space="0" w:color="000000"/>
@@ -1843,7 +1846,7 @@
         </w:tc>
         <w:tc>
           <w:tcPr>
-            <w:tcW w:w="3813" w:type="dxa"/>
+            <w:tcW w:w="3812" w:type="dxa"/>
             <w:tcBorders>
               <w:top w:val="single" w:sz="6" w:space="0" w:color="000000"/>
               <w:start w:val="single" w:sz="6" w:space="0" w:color="000000"/>
@@ -1869,7 +1872,7 @@
         </w:tc>
         <w:tc>
           <w:tcPr>
-            <w:tcW w:w="2592" w:type="dxa"/>
+            <w:tcW w:w="2593" w:type="dxa"/>
             <w:tcBorders>
               <w:top w:val="single" w:sz="6" w:space="0" w:color="000000"/>
               <w:start w:val="single" w:sz="6" w:space="0" w:color="000000"/>
@@ -1953,7 +1956,7 @@
         </w:tc>
         <w:tc>
           <w:tcPr>
-            <w:tcW w:w="3813" w:type="dxa"/>
+            <w:tcW w:w="3812" w:type="dxa"/>
             <w:tcBorders>
               <w:top w:val="single" w:sz="6" w:space="0" w:color="000000"/>
               <w:start w:val="single" w:sz="6" w:space="0" w:color="000000"/>
@@ -1979,7 +1982,7 @@
         </w:tc>
         <w:tc>
           <w:tcPr>
-            <w:tcW w:w="2592" w:type="dxa"/>
+            <w:tcW w:w="2593" w:type="dxa"/>
             <w:tcBorders>
               <w:top w:val="single" w:sz="6" w:space="0" w:color="000000"/>
               <w:start w:val="single" w:sz="6" w:space="0" w:color="000000"/>
@@ -2063,7 +2066,7 @@
         </w:tc>
         <w:tc>
           <w:tcPr>
-            <w:tcW w:w="3813" w:type="dxa"/>
+            <w:tcW w:w="3812" w:type="dxa"/>
             <w:tcBorders>
               <w:top w:val="single" w:sz="6" w:space="0" w:color="000000"/>
               <w:start w:val="single" w:sz="6" w:space="0" w:color="000000"/>
@@ -2089,7 +2092,7 @@
         </w:tc>
         <w:tc>
           <w:tcPr>
-            <w:tcW w:w="2592" w:type="dxa"/>
+            <w:tcW w:w="2593" w:type="dxa"/>
             <w:tcBorders>
               <w:top w:val="single" w:sz="6" w:space="0" w:color="000000"/>
               <w:start w:val="single" w:sz="6" w:space="0" w:color="000000"/>
@@ -2173,7 +2176,7 @@
         </w:tc>
         <w:tc>
           <w:tcPr>
-            <w:tcW w:w="3813" w:type="dxa"/>
+            <w:tcW w:w="3812" w:type="dxa"/>
             <w:tcBorders>
               <w:top w:val="single" w:sz="6" w:space="0" w:color="000000"/>
               <w:start w:val="single" w:sz="6" w:space="0" w:color="000000"/>
@@ -2199,7 +2202,7 @@
         </w:tc>
         <w:tc>
           <w:tcPr>
-            <w:tcW w:w="2592" w:type="dxa"/>
+            <w:tcW w:w="2593" w:type="dxa"/>
             <w:tcBorders>
               <w:top w:val="single" w:sz="6" w:space="0" w:color="000000"/>
               <w:start w:val="single" w:sz="6" w:space="0" w:color="000000"/>
@@ -2228,6 +2231,11 @@
     </w:tbl>
     <w:p>
       <w:pPr>
+        <w:pStyle w:val="Normal"/>
+        <w:rPr>
+          <w:color w:val="000000"/>
+          <w:u w:val="single"/>
+        </w:rPr>
         <w:sectPr>
           <w:headerReference w:type="even" r:id="rId8"/>
           <w:headerReference w:type="default" r:id="rId9"/>
@@ -2243,11 +2251,6 @@
           <w:textDirection w:val="lrTb"/>
           <w:docGrid w:type="default" w:linePitch="360" w:charSpace="0"/>
         </w:sectPr>
-        <w:pStyle w:val="Normal"/>
-        <w:rPr>
-          <w:color w:val="000000"/>
-          <w:u w:val="single"/>
-        </w:rPr>
       </w:pPr>
       <w:r>
         <w:rPr>
@@ -3259,8 +3262,8 @@
           <w:r>
             <w:rPr>
               <w:rStyle w:val="IndexLink"/>
+              <w:caps w:val="false"/>
               <w:smallCaps w:val="false"/>
-              <w:caps w:val="false"/>
               <w:lang w:eastAsia="en-US"/>
             </w:rPr>
             <w:fldChar w:fldCharType="end"/>
@@ -4015,6 +4018,24 @@
     </w:p>
     <w:p>
       <w:pPr>
+        <w:pStyle w:val="Normal"/>
+        <w:widowControl/>
+        <w:suppressAutoHyphens w:val="true"/>
+        <w:bidi w:val="0"/>
+        <w:spacing w:before="0" w:after="0"/>
+        <w:ind w:hanging="0" w:start="1440" w:end="0"/>
+        <w:jc w:val="start"/>
+        <w:rPr/>
+      </w:pPr>
+      <w:r>
+        <w:rPr>
+          <w:color w:val="2A6099"/>
+        </w:rPr>
+        <w:t>This is a multiplayer blackjack playing application that uses a client-server architecture for networked gameplay. The client will provide the GUI for the login, lobby, and the tables for playing and facilitating separate player and dealer actions. Along with maintaining the game state for the duration of a table being live, the server program enforces the standard rules for blackjack play. The server will also persistently store the user account credentials and credit balances for each account. Communication for the networking occurs over TCP/IP and this system assumes a server to be run before client startup.</w:t>
+      </w:r>
+    </w:p>
+    <w:p>
+      <w:pPr>
         <w:pStyle w:val="Heading2"/>
         <w:numPr>
           <w:ilvl w:val="1"/>
@@ -4033,62 +4054,14 @@
       <w:pPr>
         <w:pStyle w:val="Paragraph2"/>
         <w:rPr>
-          <w:color w:val="7030A0"/>
-        </w:rPr>
-      </w:pPr>
-      <w:r>
-        <w:rPr>
-          <w:color w:val="7030A0"/>
-        </w:rPr>
-        <w:t xml:space="preserve">The system will be organized into </w:t>
-      </w:r>
-      <w:r>
-        <w:rPr>
-          <w:color w:val="7030A0"/>
-        </w:rPr>
-        <w:t>6</w:t>
-      </w:r>
-      <w:r>
-        <w:rPr>
-          <w:color w:val="7030A0"/>
-        </w:rPr>
-        <w:t xml:space="preserve"> major modules: the </w:t>
-      </w:r>
-      <w:r>
-        <w:rPr>
-          <w:color w:val="7030A0"/>
-        </w:rPr>
-        <w:t xml:space="preserve">network </w:t>
-      </w:r>
-      <w:r>
-        <w:rPr>
-          <w:color w:val="7030A0"/>
-        </w:rPr>
-        <w:t xml:space="preserve"> module, </w:t>
-      </w:r>
-      <w:r>
-        <w:rPr>
-          <w:color w:val="7030A0"/>
-        </w:rPr>
-        <w:t>lobby/account</w:t>
-      </w:r>
-      <w:r>
-        <w:rPr>
-          <w:color w:val="7030A0"/>
-        </w:rPr>
-        <w:t xml:space="preserve"> module, </w:t>
-      </w:r>
-      <w:r>
-        <w:rPr>
-          <w:color w:val="7030A0"/>
-        </w:rPr>
-        <w:t xml:space="preserve">table module, user/login module, storage module </w:t>
-      </w:r>
-      <w:r>
-        <w:rPr>
-          <w:color w:val="7030A0"/>
-        </w:rPr>
-        <w:t>and the game module</w:t>
+          <w:color w:val="2A6099"/>
+        </w:rPr>
+      </w:pPr>
+      <w:r>
+        <w:rPr>
+          <w:color w:val="2A6099"/>
+        </w:rPr>
+        <w:t>The system will be organized into 6 major modules: the network  module, lobby/account module, table module, user/login module, storage module and the game module</w:t>
       </w:r>
     </w:p>
     <w:p>
@@ -4111,11 +4084,73 @@
       <w:pPr>
         <w:pStyle w:val="Normal"/>
         <w:ind w:start="1440"/>
-        <w:rPr/>
-      </w:pPr>
-      <w:r>
-        <w:rPr/>
-        <w:t xml:space="preserve">The high-level features of the system are as follows (see section 3 of this document for more detailed requirements that address these features): </w:t>
+        <w:rPr>
+          <w:color w:val="2A6099"/>
+        </w:rPr>
+      </w:pPr>
+      <w:r>
+        <w:rPr>
+          <w:color w:val="2A6099"/>
+        </w:rPr>
+        <w:t xml:space="preserve">Users can log into their accounts and with the appropriate roles authenticated, participate as a player with their betting balance or as a dealer. The system further enforces role-based permissions through the allowed actions in the GUI. Users can view available tables in the lobby, players are capable of joining tables while dealers are brought to a table setup configuration before opening a 6-person table themselves. </w:t>
+      </w:r>
+    </w:p>
+    <w:p>
+      <w:pPr>
+        <w:pStyle w:val="Normal"/>
+        <w:ind w:start="1440"/>
+        <w:rPr>
+          <w:color w:val="2A6099"/>
+        </w:rPr>
+      </w:pPr>
+      <w:r>
+        <w:rPr>
+          <w:color w:val="2A6099"/>
+        </w:rPr>
+      </w:r>
+    </w:p>
+    <w:p>
+      <w:pPr>
+        <w:pStyle w:val="Normal"/>
+        <w:ind w:start="1440"/>
+        <w:rPr>
+          <w:color w:val="2A6099"/>
+        </w:rPr>
+      </w:pPr>
+      <w:r>
+        <w:rPr>
+          <w:color w:val="2A6099"/>
+        </w:rPr>
+        <w:t xml:space="preserve">The system will provide management for the blackjack game in distinct phases: betting, player action, and outcome. Further enforcement of the rules are in the valid player actions they can take with the standard set of blackjack hitting, standing, double down, split, insurance, and surrender. Dealer actions follow rules as expected from a casino game of blackjack. </w:t>
+      </w:r>
+    </w:p>
+    <w:p>
+      <w:pPr>
+        <w:pStyle w:val="Normal"/>
+        <w:ind w:start="1440"/>
+        <w:rPr>
+          <w:color w:val="2A6099"/>
+        </w:rPr>
+      </w:pPr>
+      <w:r>
+        <w:rPr>
+          <w:color w:val="2A6099"/>
+        </w:rPr>
+      </w:r>
+    </w:p>
+    <w:p>
+      <w:pPr>
+        <w:pStyle w:val="Normal"/>
+        <w:ind w:start="1440"/>
+        <w:rPr>
+          <w:color w:val="2A6099"/>
+        </w:rPr>
+      </w:pPr>
+      <w:r>
+        <w:rPr>
+          <w:color w:val="2A6099"/>
+        </w:rPr>
+        <w:t>The players can add funds to bet with and cash out, with the system validating their bets and ability to participate in the game with enough credits. The client interfaces in real-time with the game state from the server, and the system handles disconnections and re-connections from clients. The GUI enables controls per turn in game, and facilitates the actions within an active game alongside external menu actions such as lobby functionality.</w:t>
       </w:r>
     </w:p>
     <w:p>
@@ -5210,7 +5245,6 @@
           <w:color w:val="7030A0"/>
         </w:rPr>
       </w:pPr>
-      <w:bookmarkStart w:id="30" w:name="REQBV1AR4"/>
       <w:r>
         <w:rPr>
           <w:color w:val="7030A0"/>
@@ -5226,14 +5260,14 @@
           <w:color w:val="7030A0"/>
         </w:rPr>
       </w:pPr>
-      <w:bookmarkStart w:id="31" w:name="REQBV1AR4"/>
+      <w:bookmarkStart w:id="30" w:name="REQBV1AR4"/>
       <w:r>
         <w:rPr>
           <w:color w:val="7030A0"/>
         </w:rPr>
         <w:t>4.1.1 The Blackjack Handling System shall hold user account information in a file unaccessible to regular users.</w:t>
       </w:r>
-      <w:bookmarkEnd w:id="31"/>
+      <w:bookmarkEnd w:id="30"/>
     </w:p>
     <w:p>
       <w:pPr>
@@ -5272,8 +5306,8 @@
         </w:numPr>
         <w:rPr/>
       </w:pPr>
-      <w:bookmarkStart w:id="32" w:name="__RefHeading___Toc19440740"/>
-      <w:bookmarkEnd w:id="32"/>
+      <w:bookmarkStart w:id="31" w:name="__RefHeading___Toc19440740"/>
+      <w:bookmarkEnd w:id="31"/>
       <w:r>
         <w:rPr/>
         <w:t>Environmental Requirements</w:t>
@@ -5287,7 +5321,7 @@
           <w:color w:val="7030A0"/>
         </w:rPr>
       </w:pPr>
-      <w:bookmarkStart w:id="33" w:name="REQBV3HG5"/>
+      <w:bookmarkStart w:id="32" w:name="REQBV3HG5"/>
       <w:r>
         <w:rPr>
           <w:color w:val="7030A0"/>
@@ -5322,7 +5356,7 @@
         </w:rPr>
         <w:t>System cannot require that any software other than a web browser be installed on user computers. </w:t>
       </w:r>
-      <w:bookmarkEnd w:id="33"/>
+      <w:bookmarkEnd w:id="32"/>
     </w:p>
     <w:p>
       <w:pPr>
@@ -5332,7 +5366,7 @@
           <w:color w:val="7030A0"/>
         </w:rPr>
       </w:pPr>
-      <w:bookmarkStart w:id="34" w:name="REQBV5QU8"/>
+      <w:bookmarkStart w:id="33" w:name="REQBV5QU8"/>
       <w:r>
         <w:rPr>
           <w:color w:val="7030A0"/>
@@ -5352,7 +5386,7 @@
         </w:rPr>
         <w:t>System must make use of the University’s existing Oracle 9i implementation for its database. </w:t>
       </w:r>
-      <w:bookmarkEnd w:id="34"/>
+      <w:bookmarkEnd w:id="33"/>
     </w:p>
     <w:p>
       <w:pPr>
@@ -5362,7 +5396,7 @@
           <w:color w:val="7030A0"/>
         </w:rPr>
       </w:pPr>
-      <w:bookmarkStart w:id="35" w:name="REQBV5RT8"/>
+      <w:bookmarkStart w:id="34" w:name="REQBV5RT8"/>
       <w:r>
         <w:rPr>
           <w:color w:val="7030A0"/>
@@ -5382,7 +5416,7 @@
         </w:rPr>
         <w:t>System must be deployed on existing Linux-based server infrastructure. </w:t>
       </w:r>
-      <w:bookmarkEnd w:id="35"/>
+      <w:bookmarkEnd w:id="34"/>
     </w:p>
     <w:p>
       <w:pPr>
@@ -5407,8 +5441,8 @@
         </w:numPr>
         <w:rPr/>
       </w:pPr>
-      <w:bookmarkStart w:id="36" w:name="__RefHeading___Toc19440741"/>
-      <w:bookmarkEnd w:id="36"/>
+      <w:bookmarkStart w:id="35" w:name="__RefHeading___Toc19440741"/>
+      <w:bookmarkEnd w:id="35"/>
       <w:r>
         <w:rPr/>
         <w:t>Performance Requirements</w:t>
@@ -5422,7 +5456,7 @@
           <w:color w:val="7030A0"/>
         </w:rPr>
       </w:pPr>
-      <w:bookmarkStart w:id="37" w:name="REQBV5SS8"/>
+      <w:bookmarkStart w:id="36" w:name="REQBV5SS8"/>
       <w:r>
         <w:rPr>
           <w:color w:val="7030A0"/>
@@ -5457,7 +5491,7 @@
         </w:rPr>
         <w:t>System must render all UI pages in no more than 9 seconds for dynamic pages. Static pages (HTML-only) must be rendered in less than 3 seconds. </w:t>
       </w:r>
-      <w:bookmarkEnd w:id="37"/>
+      <w:bookmarkEnd w:id="36"/>
     </w:p>
     <w:p>
       <w:pPr>
@@ -5651,7 +5685,7 @@
       <mc:AlternateContent>
         <mc:Choice Requires="wps">
           <w:drawing>
-            <wp:anchor behindDoc="1" distT="0" distB="0" distL="0" distR="0" simplePos="0" locked="0" layoutInCell="0" allowOverlap="1" relativeHeight="14" wp14:anchorId="07B49E00">
+            <wp:anchor behindDoc="1" distT="0" distB="0" distL="0" distR="0" simplePos="0" locked="0" layoutInCell="0" allowOverlap="1" relativeHeight="2" wp14:anchorId="07B49E00">
               <wp:simplePos x="0" y="0"/>
               <wp:positionH relativeFrom="margin">
                 <wp:align>center</wp:align>
@@ -5742,7 +5776,7 @@
         </mc:Choice>
         <mc:Fallback>
           <w:pict>
-            <v:rect id="shape_0" ID="Frame1" path="m0,0l-2147483645,0l-2147483645,-2147483646l0,-2147483646xe" stroked="f" o:allowincell="f" style="position:absolute;margin-left:213.65pt;margin-top:0.05pt;width:4.6pt;height:9.3pt;mso-wrap-style:square;v-text-anchor:top;mso-position-horizontal:center;mso-position-horizontal-relative:margin" wp14:anchorId="07B49E00">
+            <v:rect id="shape_0" stroked="f" o:allowincell="f" style="position:absolute;margin-left:213.65pt;margin-top:0.05pt;width:4.6pt;height:9.3pt;mso-wrap-style:square;v-text-anchor:top;mso-position-horizontal:center;mso-position-horizontal-relative:margin" wp14:anchorId="07B49E00">
               <v:fill o:detectmouseclick="t" on="false"/>
               <v:stroke color="#3465a4" joinstyle="round" endcap="flat"/>
               <v:textbox>
@@ -5812,7 +5846,7 @@
       <mc:AlternateContent>
         <mc:Choice Requires="wps">
           <w:drawing>
-            <wp:anchor behindDoc="1" distT="0" distB="0" distL="0" distR="0" simplePos="0" locked="0" layoutInCell="0" allowOverlap="1" relativeHeight="14" wp14:anchorId="07B49E00">
+            <wp:anchor behindDoc="1" distT="0" distB="0" distL="0" distR="0" simplePos="0" locked="0" layoutInCell="0" allowOverlap="1" relativeHeight="2" wp14:anchorId="07B49E00">
               <wp:simplePos x="0" y="0"/>
               <wp:positionH relativeFrom="margin">
                 <wp:align>center</wp:align>
@@ -5903,7 +5937,7 @@
         </mc:Choice>
         <mc:Fallback>
           <w:pict>
-            <v:rect id="shape_0" ID="Frame1" path="m0,0l-2147483645,0l-2147483645,-2147483646l0,-2147483646xe" stroked="f" o:allowincell="f" style="position:absolute;margin-left:213.65pt;margin-top:0.05pt;width:4.6pt;height:9.3pt;mso-wrap-style:square;v-text-anchor:top;mso-position-horizontal:center;mso-position-horizontal-relative:margin" wp14:anchorId="07B49E00">
+            <v:rect id="shape_0" stroked="f" o:allowincell="f" style="position:absolute;margin-left:213.65pt;margin-top:0.05pt;width:4.6pt;height:9.3pt;mso-wrap-style:square;v-text-anchor:top;mso-position-horizontal:center;mso-position-horizontal-relative:margin" wp14:anchorId="07B49E00">
               <v:fill o:detectmouseclick="t" on="false"/>
               <v:stroke color="#3465a4" joinstyle="round" endcap="flat"/>
               <v:textbox>
@@ -5987,7 +6021,7 @@
       <mc:AlternateContent>
         <mc:Choice Requires="wps">
           <w:drawing>
-            <wp:anchor behindDoc="1" distT="0" distB="0" distL="0" distR="0" simplePos="0" locked="0" layoutInCell="0" allowOverlap="1" relativeHeight="12" wp14:anchorId="16546B0F">
+            <wp:anchor behindDoc="1" distT="0" distB="0" distL="0" distR="0" simplePos="0" locked="0" layoutInCell="0" allowOverlap="1" relativeHeight="17" wp14:anchorId="16546B0F">
               <wp:simplePos x="0" y="0"/>
               <wp:positionH relativeFrom="margin">
                 <wp:align>center</wp:align>
@@ -6055,7 +6089,7 @@
                               <w:rStyle w:val="PageNumber"/>
                               <w:color w:val="000000"/>
                             </w:rPr>
-                            <w:t>ix</w:t>
+                            <w:t>x</w:t>
                           </w:r>
                           <w:r>
                             <w:rPr>
@@ -6078,7 +6112,7 @@
         </mc:Choice>
         <mc:Fallback>
           <w:pict>
-            <v:rect id="shape_0" ID="Frame2" path="m0,0l-2147483645,0l-2147483645,-2147483646l0,-2147483646xe" stroked="f" o:allowincell="f" style="position:absolute;margin-left:213.15pt;margin-top:0.05pt;width:5.6pt;height:1.75pt;mso-wrap-style:square;v-text-anchor:top;mso-position-horizontal:center;mso-position-horizontal-relative:margin" wp14:anchorId="16546B0F">
+            <v:rect id="shape_0" stroked="f" o:allowincell="f" style="position:absolute;margin-left:213.15pt;margin-top:0.05pt;width:5.6pt;height:1.75pt;mso-wrap-style:square;v-text-anchor:top;mso-position-horizontal:center;mso-position-horizontal-relative:margin" wp14:anchorId="16546B0F">
               <v:fill o:detectmouseclick="t" on="false"/>
               <v:stroke color="#3465a4" joinstyle="round" endcap="flat"/>
               <v:textbox>
@@ -6114,7 +6148,7 @@
                         <w:rStyle w:val="PageNumber"/>
                         <w:color w:val="000000"/>
                       </w:rPr>
-                      <w:t>ix</w:t>
+                      <w:t>x</w:t>
                     </w:r>
                     <w:r>
                       <w:rPr>
@@ -6314,8 +6348,8 @@
   <w:abstractNum w:abstractNumId="1">
     <w:lvl w:ilvl="0">
       <w:start w:val="1"/>
+      <w:numFmt w:val="decimal"/>
       <w:pStyle w:val="Heading1"/>
-      <w:numFmt w:val="decimal"/>
       <w:lvlText w:val="%1."/>
       <w:lvlJc w:val="start"/>
       <w:pPr>
@@ -6325,16 +6359,16 @@
         <w:ind w:start="720" w:hanging="720"/>
       </w:pPr>
       <w:rPr>
-        <w:sz w:val="36"/>
         <w:b/>
         <w:kern w:val="2"/>
+        <w:sz w:val="36"/>
         <w:lang w:val="en-US" w:bidi="en-US"/>
       </w:rPr>
     </w:lvl>
     <w:lvl w:ilvl="1">
       <w:start w:val="1"/>
+      <w:numFmt w:val="decimal"/>
       <w:pStyle w:val="Heading2"/>
-      <w:numFmt w:val="decimal"/>
       <w:lvlText w:val="%1.%2."/>
       <w:lvlJc w:val="start"/>
       <w:pPr>
@@ -6347,8 +6381,8 @@
     </w:lvl>
     <w:lvl w:ilvl="2">
       <w:start w:val="1"/>
+      <w:numFmt w:val="decimal"/>
       <w:pStyle w:val="Heading3"/>
-      <w:numFmt w:val="decimal"/>
       <w:lvlText w:val="%1.%2.%3."/>
       <w:lvlJc w:val="start"/>
       <w:pPr>
@@ -6361,8 +6395,8 @@
     </w:lvl>
     <w:lvl w:ilvl="3">
       <w:start w:val="1"/>
+      <w:numFmt w:val="decimal"/>
       <w:pStyle w:val="Heading4"/>
-      <w:numFmt w:val="decimal"/>
       <w:lvlText w:val="%1.%2.%3.%4."/>
       <w:lvlJc w:val="start"/>
       <w:pPr>
@@ -6375,8 +6409,8 @@
     </w:lvl>
     <w:lvl w:ilvl="4">
       <w:start w:val="1"/>
+      <w:numFmt w:val="decimal"/>
       <w:pStyle w:val="Heading5"/>
-      <w:numFmt w:val="decimal"/>
       <w:lvlText w:val="%1.%2.%3.%4.%5."/>
       <w:lvlJc w:val="start"/>
       <w:pPr>
@@ -6389,8 +6423,8 @@
     </w:lvl>
     <w:lvl w:ilvl="5">
       <w:start w:val="1"/>
+      <w:numFmt w:val="decimal"/>
       <w:pStyle w:val="Heading6"/>
-      <w:numFmt w:val="decimal"/>
       <w:lvlText w:val="%1.%2.%3.%4.%5.%6."/>
       <w:lvlJc w:val="start"/>
       <w:pPr>
@@ -6403,8 +6437,8 @@
     </w:lvl>
     <w:lvl w:ilvl="6">
       <w:start w:val="1"/>
+      <w:numFmt w:val="decimal"/>
       <w:pStyle w:val="Heading7"/>
-      <w:numFmt w:val="decimal"/>
       <w:lvlText w:val="%1.%2.%3.%4.%5.%6.%7."/>
       <w:lvlJc w:val="start"/>
       <w:pPr>
@@ -6417,8 +6451,8 @@
     </w:lvl>
     <w:lvl w:ilvl="7">
       <w:start w:val="1"/>
+      <w:numFmt w:val="decimal"/>
       <w:pStyle w:val="Heading8"/>
-      <w:numFmt w:val="decimal"/>
       <w:lvlText w:val="%1.%2.%3.%4.%5.%6.%7.%8."/>
       <w:lvlJc w:val="start"/>
       <w:pPr>
@@ -6431,8 +6465,8 @@
     </w:lvl>
     <w:lvl w:ilvl="8">
       <w:start w:val="1"/>
+      <w:numFmt w:val="decimal"/>
       <w:pStyle w:val="Heading9"/>
-      <w:numFmt w:val="decimal"/>
       <w:lvlText w:val="%1.%2.%3.%4.%5.%6.%7.%8.%9."/>
       <w:lvlJc w:val="start"/>
       <w:pPr>
@@ -6457,9 +6491,9 @@
         <w:ind w:start="720" w:hanging="720"/>
       </w:pPr>
       <w:rPr>
-        <w:sz w:val="36"/>
         <w:b/>
         <w:kern w:val="2"/>
+        <w:sz w:val="36"/>
         <w:lang w:val="en-US" w:bidi="en-US"/>
       </w:rPr>
     </w:lvl>
@@ -6988,7 +7022,7 @@
       <w:kern w:val="0"/>
       <w:sz w:val="20"/>
       <w:szCs w:val="20"/>
-      <w:lang w:bidi="ar-SA" w:val="en-US" w:eastAsia="zh-CN"/>
+      <w:lang w:val="en-US" w:eastAsia="zh-CN" w:bidi="ar-SA"/>
     </w:rPr>
   </w:style>
   <w:style w:type="paragraph" w:styleId="Heading1">
@@ -7604,7 +7638,7 @@
       <w:kern w:val="0"/>
       <w:sz w:val="20"/>
       <w:szCs w:val="20"/>
-      <w:lang w:bidi="ar-SA" w:val="en-US" w:eastAsia="zh-CN"/>
+      <w:lang w:val="en-US" w:eastAsia="zh-CN" w:bidi="ar-SA"/>
     </w:rPr>
   </w:style>
   <w:style w:type="paragraph" w:styleId="BodyTextIndent">

--- a/CS 401 - Group 2 - SRS Doc.docx
+++ b/CS 401 - Group 2 - SRS Doc.docx
@@ -1,20 +1,12 @@
 
 <file path=word/document.xml><?xml version="1.0" encoding="utf-8"?>
-<w:document xmlns:o="urn:schemas-microsoft-com:office:office" xmlns:r="http://schemas.openxmlformats.org/officeDocument/2006/relationships" xmlns:v="urn:schemas-microsoft-com:vml" xmlns:w="http://schemas.openxmlformats.org/wordprocessingml/2006/main" xmlns:w10="urn:schemas-microsoft-com:office:word" xmlns:wp="http://schemas.openxmlformats.org/drawingml/2006/wordprocessingDrawing" xmlns:pic="http://schemas.openxmlformats.org/drawingml/2006/picture" xmlns:wps="http://schemas.microsoft.com/office/word/2010/wordprocessingShape" xmlns:wpg="http://schemas.microsoft.com/office/word/2010/wordprocessingGroup" xmlns:mc="http://schemas.openxmlformats.org/markup-compatibility/2006" xmlns:wp14="http://schemas.microsoft.com/office/word/2010/wordprocessingDrawing" xmlns:w14="http://schemas.microsoft.com/office/word/2010/wordml" xmlns:w15="http://schemas.microsoft.com/office/word/2012/wordml" mc:Ignorable="w14 wp14 w15">
+<w:document xmlns:wpc="http://schemas.microsoft.com/office/word/2010/wordprocessingCanvas" xmlns:cx="http://schemas.microsoft.com/office/drawing/2014/chartex" xmlns:cx1="http://schemas.microsoft.com/office/drawing/2015/9/8/chartex" xmlns:cx2="http://schemas.microsoft.com/office/drawing/2015/10/21/chartex" xmlns:cx3="http://schemas.microsoft.com/office/drawing/2016/5/9/chartex" xmlns:cx4="http://schemas.microsoft.com/office/drawing/2016/5/10/chartex" xmlns:cx5="http://schemas.microsoft.com/office/drawing/2016/5/11/chartex" xmlns:cx6="http://schemas.microsoft.com/office/drawing/2016/5/12/chartex" xmlns:cx7="http://schemas.microsoft.com/office/drawing/2016/5/13/chartex" xmlns:cx8="http://schemas.microsoft.com/office/drawing/2016/5/14/chartex" xmlns:mc="http://schemas.openxmlformats.org/markup-compatibility/2006" xmlns:aink="http://schemas.microsoft.com/office/drawing/2016/ink" xmlns:am3d="http://schemas.microsoft.com/office/drawing/2017/model3d" xmlns:o="urn:schemas-microsoft-com:office:office" xmlns:oel="http://schemas.microsoft.com/office/2019/extlst" xmlns:r="http://schemas.openxmlformats.org/officeDocument/2006/relationships" xmlns:m="http://schemas.openxmlformats.org/officeDocument/2006/math" xmlns:v="urn:schemas-microsoft-com:vml" xmlns:wp14="http://schemas.microsoft.com/office/word/2010/wordprocessingDrawing" xmlns:wp="http://schemas.openxmlformats.org/drawingml/2006/wordprocessingDrawing" xmlns:w10="urn:schemas-microsoft-com:office:word" xmlns:w="http://schemas.openxmlformats.org/wordprocessingml/2006/main" xmlns:w14="http://schemas.microsoft.com/office/word/2010/wordml" xmlns:w15="http://schemas.microsoft.com/office/word/2012/wordml" xmlns:w16cex="http://schemas.microsoft.com/office/word/2018/wordml/cex" xmlns:w16cid="http://schemas.microsoft.com/office/word/2016/wordml/cid" xmlns:w16="http://schemas.microsoft.com/office/word/2018/wordml" xmlns:w16du="http://schemas.microsoft.com/office/word/2023/wordml/word16du" xmlns:w16sdtdh="http://schemas.microsoft.com/office/word/2020/wordml/sdtdatahash" xmlns:w16sdtfl="http://schemas.microsoft.com/office/word/2024/wordml/sdtformatlock" xmlns:w16se="http://schemas.microsoft.com/office/word/2015/wordml/symex" xmlns:wpg="http://schemas.microsoft.com/office/word/2010/wordprocessingGroup" xmlns:wpi="http://schemas.microsoft.com/office/word/2010/wordprocessingInk" xmlns:wne="http://schemas.microsoft.com/office/word/2006/wordml" xmlns:wps="http://schemas.microsoft.com/office/word/2010/wordprocessingShape" mc:Ignorable="w14 w15 w16se w16cid w16 w16cex w16sdtdh w16sdtfl w16du wp14">
   <w:body>
-    <w:p>
-      <w:pPr>
-        <w:pStyle w:val="Normal"/>
-        <w:rPr/>
-      </w:pPr>
-      <w:r>
-        <w:rPr/>
-      </w:r>
-    </w:p>
+    <w:p/>
     <w:p>
       <w:pPr>
         <w:pStyle w:val="Heading"/>
-        <w:spacing w:before="2640" w:after="720"/>
+        <w:spacing w:before="2640"/>
         <w:rPr>
           <w:color w:val="000000"/>
         </w:rPr>
@@ -31,28 +23,27 @@
     <w:p>
       <w:pPr>
         <w:pStyle w:val="Subtitle"/>
-        <w:spacing w:before="0" w:after="720"/>
+        <w:spacing w:after="720"/>
         <w:rPr>
           <w:b/>
-          <w:i w:val="false"/>
+          <w:i w:val="0"/>
           <w:color w:val="000000"/>
           <w:sz w:val="28"/>
         </w:rPr>
         <w:sectPr>
-          <w:headerReference w:type="even" r:id="rId2"/>
-          <w:headerReference w:type="default" r:id="rId3"/>
-          <w:headerReference w:type="first" r:id="rId4"/>
-          <w:footerReference w:type="even" r:id="rId5"/>
-          <w:footerReference w:type="default" r:id="rId6"/>
-          <w:footerReference w:type="first" r:id="rId7"/>
-          <w:type w:val="nextPage"/>
+          <w:headerReference w:type="even" r:id="rId7"/>
+          <w:headerReference w:type="default" r:id="rId8"/>
+          <w:footerReference w:type="even" r:id="rId9"/>
+          <w:footerReference w:type="default" r:id="rId10"/>
+          <w:headerReference w:type="first" r:id="rId11"/>
+          <w:footerReference w:type="first" r:id="rId12"/>
           <w:pgSz w:w="12240" w:h="15840"/>
-          <w:pgMar w:left="1800" w:right="1800" w:gutter="0" w:header="720" w:top="1440" w:footer="1080" w:bottom="1800"/>
-          <w:pgNumType w:start="1" w:fmt="lowerRoman"/>
-          <w:formProt w:val="false"/>
+          <w:pgMar w:top="1440" w:right="1800" w:bottom="1800" w:left="1800" w:header="720" w:footer="1080" w:gutter="0"/>
+          <w:pgNumType w:fmt="lowerRoman" w:start="1"/>
+          <w:cols w:space="720"/>
+          <w:formProt w:val="0"/>
           <w:vAlign w:val="center"/>
-          <w:textDirection w:val="lrTb"/>
-          <w:docGrid w:type="default" w:linePitch="360" w:charSpace="0"/>
+          <w:docGrid w:linePitch="360"/>
         </w:sectPr>
       </w:pPr>
       <w:r>
@@ -78,6 +69,7 @@
         <w:rPr>
           <w:color w:val="000000"/>
         </w:rPr>
+        <w:lastRenderedPageBreak/>
         <w:t>Revision History</w:t>
       </w:r>
     </w:p>
@@ -88,25 +80,16 @@
           <w:color w:val="000000"/>
         </w:rPr>
       </w:pPr>
-      <w:r>
-        <w:rPr>
-          <w:color w:val="000000"/>
-        </w:rPr>
-      </w:r>
     </w:p>
     <w:tbl>
       <w:tblPr>
         <w:tblW w:w="8763" w:type="dxa"/>
-        <w:jc w:val="start"/>
         <w:tblInd w:w="-115" w:type="dxa"/>
         <w:tblLayout w:type="fixed"/>
         <w:tblCellMar>
-          <w:top w:w="0" w:type="dxa"/>
-          <w:start w:w="99" w:type="dxa"/>
-          <w:bottom w:w="0" w:type="dxa"/>
-          <w:end w:w="108" w:type="dxa"/>
+          <w:left w:w="99" w:type="dxa"/>
         </w:tblCellMar>
-        <w:tblLook w:firstRow="1" w:noVBand="1" w:lastRow="0" w:firstColumn="1" w:lastColumn="0" w:noHBand="0" w:val="04a0"/>
+        <w:tblLook w:val="04A0" w:firstRow="1" w:lastRow="0" w:firstColumn="1" w:lastColumn="0" w:noHBand="0" w:noVBand="1"/>
       </w:tblPr>
       <w:tblGrid>
         <w:gridCol w:w="1275"/>
@@ -115,21 +98,19 @@
         <w:gridCol w:w="2593"/>
       </w:tblGrid>
       <w:tr>
-        <w:trPr/>
         <w:tc>
           <w:tcPr>
             <w:tcW w:w="1275" w:type="dxa"/>
             <w:tcBorders>
               <w:top w:val="single" w:sz="6" w:space="0" w:color="000000"/>
-              <w:start w:val="single" w:sz="6" w:space="0" w:color="000000"/>
+              <w:left w:val="single" w:sz="6" w:space="0" w:color="000000"/>
               <w:bottom w:val="single" w:sz="6" w:space="0" w:color="000000"/>
             </w:tcBorders>
-            <w:shd w:color="auto" w:fill="E5E5E5" w:val="clear"/>
+            <w:shd w:val="clear" w:color="auto" w:fill="E5E5E5"/>
           </w:tcPr>
           <w:p>
             <w:pPr>
               <w:pStyle w:val="TableText"/>
-              <w:spacing w:before="40" w:after="40"/>
               <w:rPr>
                 <w:b/>
                 <w:color w:val="000000"/>
@@ -150,15 +131,14 @@
             <w:tcW w:w="1083" w:type="dxa"/>
             <w:tcBorders>
               <w:top w:val="single" w:sz="6" w:space="0" w:color="000000"/>
-              <w:start w:val="single" w:sz="6" w:space="0" w:color="000000"/>
+              <w:left w:val="single" w:sz="6" w:space="0" w:color="000000"/>
               <w:bottom w:val="single" w:sz="6" w:space="0" w:color="000000"/>
             </w:tcBorders>
-            <w:shd w:color="auto" w:fill="E5E5E5" w:val="clear"/>
+            <w:shd w:val="clear" w:color="auto" w:fill="E5E5E5"/>
           </w:tcPr>
           <w:p>
             <w:pPr>
               <w:pStyle w:val="TableText"/>
-              <w:spacing w:before="40" w:after="40"/>
               <w:rPr>
                 <w:b/>
                 <w:color w:val="000000"/>
@@ -179,15 +159,14 @@
             <w:tcW w:w="3812" w:type="dxa"/>
             <w:tcBorders>
               <w:top w:val="single" w:sz="6" w:space="0" w:color="000000"/>
-              <w:start w:val="single" w:sz="6" w:space="0" w:color="000000"/>
+              <w:left w:val="single" w:sz="6" w:space="0" w:color="000000"/>
               <w:bottom w:val="single" w:sz="6" w:space="0" w:color="000000"/>
             </w:tcBorders>
-            <w:shd w:color="auto" w:fill="E5E5E5" w:val="clear"/>
+            <w:shd w:val="clear" w:color="auto" w:fill="E5E5E5"/>
           </w:tcPr>
           <w:p>
             <w:pPr>
               <w:pStyle w:val="TableText"/>
-              <w:spacing w:before="40" w:after="40"/>
               <w:rPr>
                 <w:b/>
                 <w:color w:val="000000"/>
@@ -208,16 +187,15 @@
             <w:tcW w:w="2593" w:type="dxa"/>
             <w:tcBorders>
               <w:top w:val="single" w:sz="6" w:space="0" w:color="000000"/>
-              <w:start w:val="single" w:sz="6" w:space="0" w:color="000000"/>
+              <w:left w:val="single" w:sz="6" w:space="0" w:color="000000"/>
               <w:bottom w:val="single" w:sz="6" w:space="0" w:color="000000"/>
-              <w:end w:val="single" w:sz="6" w:space="0" w:color="000000"/>
+              <w:right w:val="single" w:sz="6" w:space="0" w:color="000000"/>
             </w:tcBorders>
-            <w:shd w:color="auto" w:fill="E5E5E5" w:val="clear"/>
+            <w:shd w:val="clear" w:color="auto" w:fill="E5E5E5"/>
           </w:tcPr>
           <w:p>
             <w:pPr>
               <w:pStyle w:val="TableText"/>
-              <w:spacing w:before="40" w:after="40"/>
               <w:rPr>
                 <w:b/>
                 <w:color w:val="000000"/>
@@ -235,21 +213,19 @@
         </w:tc>
       </w:tr>
       <w:tr>
-        <w:trPr/>
         <w:tc>
           <w:tcPr>
             <w:tcW w:w="1275" w:type="dxa"/>
             <w:tcBorders>
               <w:top w:val="single" w:sz="6" w:space="0" w:color="000000"/>
-              <w:start w:val="single" w:sz="6" w:space="0" w:color="000000"/>
+              <w:left w:val="single" w:sz="6" w:space="0" w:color="000000"/>
               <w:bottom w:val="single" w:sz="6" w:space="0" w:color="000000"/>
             </w:tcBorders>
-            <w:shd w:color="auto" w:fill="E5E5E5" w:val="clear"/>
+            <w:shd w:val="clear" w:color="auto" w:fill="E5E5E5"/>
           </w:tcPr>
           <w:p>
             <w:pPr>
               <w:pStyle w:val="TableText"/>
-              <w:spacing w:before="40" w:after="40"/>
               <w:rPr>
                 <w:color w:val="000000"/>
               </w:rPr>
@@ -267,15 +243,14 @@
             <w:tcW w:w="1083" w:type="dxa"/>
             <w:tcBorders>
               <w:top w:val="single" w:sz="6" w:space="0" w:color="000000"/>
-              <w:start w:val="single" w:sz="6" w:space="0" w:color="000000"/>
+              <w:left w:val="single" w:sz="6" w:space="0" w:color="000000"/>
               <w:bottom w:val="single" w:sz="6" w:space="0" w:color="000000"/>
             </w:tcBorders>
-            <w:shd w:color="auto" w:fill="E5E5E5" w:val="clear"/>
+            <w:shd w:val="clear" w:color="auto" w:fill="E5E5E5"/>
           </w:tcPr>
           <w:p>
             <w:pPr>
               <w:pStyle w:val="TableText"/>
-              <w:spacing w:before="40" w:after="40"/>
               <w:rPr>
                 <w:color w:val="000000"/>
               </w:rPr>
@@ -293,15 +268,14 @@
             <w:tcW w:w="3812" w:type="dxa"/>
             <w:tcBorders>
               <w:top w:val="single" w:sz="6" w:space="0" w:color="000000"/>
-              <w:start w:val="single" w:sz="6" w:space="0" w:color="000000"/>
+              <w:left w:val="single" w:sz="6" w:space="0" w:color="000000"/>
               <w:bottom w:val="single" w:sz="6" w:space="0" w:color="000000"/>
             </w:tcBorders>
-            <w:shd w:color="auto" w:fill="E5E5E5" w:val="clear"/>
+            <w:shd w:val="clear" w:color="auto" w:fill="E5E5E5"/>
           </w:tcPr>
           <w:p>
             <w:pPr>
               <w:pStyle w:val="TableText"/>
-              <w:spacing w:before="40" w:after="40"/>
               <w:rPr>
                 <w:color w:val="000000"/>
               </w:rPr>
@@ -319,16 +293,15 @@
             <w:tcW w:w="2593" w:type="dxa"/>
             <w:tcBorders>
               <w:top w:val="single" w:sz="6" w:space="0" w:color="000000"/>
-              <w:start w:val="single" w:sz="6" w:space="0" w:color="000000"/>
+              <w:left w:val="single" w:sz="6" w:space="0" w:color="000000"/>
               <w:bottom w:val="single" w:sz="6" w:space="0" w:color="000000"/>
-              <w:end w:val="single" w:sz="6" w:space="0" w:color="000000"/>
+              <w:right w:val="single" w:sz="6" w:space="0" w:color="000000"/>
             </w:tcBorders>
-            <w:shd w:color="auto" w:fill="E5E5E5" w:val="clear"/>
+            <w:shd w:val="clear" w:color="auto" w:fill="E5E5E5"/>
           </w:tcPr>
           <w:p>
             <w:pPr>
               <w:pStyle w:val="TableText"/>
-              <w:spacing w:before="40" w:after="40"/>
               <w:rPr>
                 <w:color w:val="000000"/>
               </w:rPr>
@@ -343,22 +316,20 @@
         </w:tc>
       </w:tr>
       <w:tr>
-        <w:trPr/>
         <w:tc>
           <w:tcPr>
             <w:tcW w:w="1275" w:type="dxa"/>
             <w:tcBorders>
               <w:top w:val="single" w:sz="6" w:space="0" w:color="000000"/>
-              <w:start w:val="single" w:sz="6" w:space="0" w:color="000000"/>
+              <w:left w:val="single" w:sz="6" w:space="0" w:color="000000"/>
               <w:bottom w:val="single" w:sz="6" w:space="0" w:color="000000"/>
             </w:tcBorders>
-            <w:shd w:color="auto" w:fill="E5E5E5" w:val="clear"/>
+            <w:shd w:val="clear" w:color="auto" w:fill="E5E5E5"/>
           </w:tcPr>
           <w:p>
             <w:pPr>
               <w:pStyle w:val="TableText"/>
-              <w:snapToGrid w:val="false"/>
-              <w:spacing w:before="40" w:after="40"/>
+              <w:snapToGrid w:val="0"/>
               <w:rPr>
                 <w:color w:val="000000"/>
                 <w:u w:val="single"/>
@@ -366,7 +337,7 @@
             </w:pPr>
             <w:r>
               <w:rPr>
-                <w:color w:themeColor="text1" w:val="000000"/>
+                <w:color w:val="000000" w:themeColor="text1"/>
                 <w:u w:val="single"/>
               </w:rPr>
               <w:t>02/23/2026</w:t>
@@ -378,23 +349,22 @@
             <w:tcW w:w="1083" w:type="dxa"/>
             <w:tcBorders>
               <w:top w:val="single" w:sz="6" w:space="0" w:color="000000"/>
-              <w:start w:val="single" w:sz="6" w:space="0" w:color="000000"/>
+              <w:left w:val="single" w:sz="6" w:space="0" w:color="000000"/>
               <w:bottom w:val="single" w:sz="6" w:space="0" w:color="000000"/>
             </w:tcBorders>
-            <w:shd w:color="auto" w:fill="E5E5E5" w:val="clear"/>
+            <w:shd w:val="clear" w:color="auto" w:fill="E5E5E5"/>
           </w:tcPr>
           <w:p>
             <w:pPr>
               <w:pStyle w:val="TableText"/>
-              <w:snapToGrid w:val="false"/>
-              <w:spacing w:before="40" w:after="40"/>
+              <w:snapToGrid w:val="0"/>
               <w:rPr>
                 <w:color w:val="000000"/>
               </w:rPr>
             </w:pPr>
             <w:r>
               <w:rPr>
-                <w:color w:themeColor="text1" w:val="000000"/>
+                <w:color w:val="000000" w:themeColor="text1"/>
               </w:rPr>
               <w:t>1.1</w:t>
             </w:r>
@@ -405,23 +375,22 @@
             <w:tcW w:w="3812" w:type="dxa"/>
             <w:tcBorders>
               <w:top w:val="single" w:sz="6" w:space="0" w:color="000000"/>
-              <w:start w:val="single" w:sz="6" w:space="0" w:color="000000"/>
+              <w:left w:val="single" w:sz="6" w:space="0" w:color="000000"/>
               <w:bottom w:val="single" w:sz="6" w:space="0" w:color="000000"/>
             </w:tcBorders>
-            <w:shd w:color="auto" w:fill="E5E5E5" w:val="clear"/>
+            <w:shd w:val="clear" w:color="auto" w:fill="E5E5E5"/>
           </w:tcPr>
           <w:p>
             <w:pPr>
               <w:pStyle w:val="TableText"/>
-              <w:snapToGrid w:val="false"/>
-              <w:spacing w:before="40" w:after="40"/>
+              <w:snapToGrid w:val="0"/>
               <w:rPr>
                 <w:color w:val="000000"/>
               </w:rPr>
             </w:pPr>
             <w:r>
               <w:rPr>
-                <w:color w:themeColor="text1" w:val="000000"/>
+                <w:color w:val="000000" w:themeColor="text1"/>
               </w:rPr>
               <w:t>Definitions (1.2) &amp; Overview (1.4) Updated</w:t>
             </w:r>
@@ -432,24 +401,23 @@
             <w:tcW w:w="2593" w:type="dxa"/>
             <w:tcBorders>
               <w:top w:val="single" w:sz="6" w:space="0" w:color="000000"/>
-              <w:start w:val="single" w:sz="6" w:space="0" w:color="000000"/>
+              <w:left w:val="single" w:sz="6" w:space="0" w:color="000000"/>
               <w:bottom w:val="single" w:sz="6" w:space="0" w:color="000000"/>
-              <w:end w:val="single" w:sz="6" w:space="0" w:color="000000"/>
+              <w:right w:val="single" w:sz="6" w:space="0" w:color="000000"/>
             </w:tcBorders>
-            <w:shd w:color="auto" w:fill="E5E5E5" w:val="clear"/>
+            <w:shd w:val="clear" w:color="auto" w:fill="E5E5E5"/>
           </w:tcPr>
           <w:p>
             <w:pPr>
               <w:pStyle w:val="TableText"/>
-              <w:snapToGrid w:val="false"/>
-              <w:spacing w:before="40" w:after="40"/>
+              <w:snapToGrid w:val="0"/>
               <w:rPr>
                 <w:color w:val="000000"/>
               </w:rPr>
             </w:pPr>
             <w:r>
               <w:rPr>
-                <w:color w:themeColor="text1" w:val="000000"/>
+                <w:color w:val="000000" w:themeColor="text1"/>
               </w:rPr>
               <w:t>Nick Vu</w:t>
             </w:r>
@@ -457,22 +425,20 @@
         </w:tc>
       </w:tr>
       <w:tr>
-        <w:trPr/>
         <w:tc>
           <w:tcPr>
             <w:tcW w:w="1275" w:type="dxa"/>
             <w:tcBorders>
               <w:top w:val="single" w:sz="6" w:space="0" w:color="000000"/>
-              <w:start w:val="single" w:sz="6" w:space="0" w:color="000000"/>
+              <w:left w:val="single" w:sz="6" w:space="0" w:color="000000"/>
               <w:bottom w:val="single" w:sz="6" w:space="0" w:color="000000"/>
             </w:tcBorders>
-            <w:shd w:color="auto" w:fill="E5E5E5" w:val="clear"/>
+            <w:shd w:val="clear" w:color="auto" w:fill="E5E5E5"/>
           </w:tcPr>
           <w:p>
             <w:pPr>
               <w:pStyle w:val="TableText"/>
-              <w:snapToGrid w:val="false"/>
-              <w:spacing w:before="40" w:after="40"/>
+              <w:snapToGrid w:val="0"/>
               <w:rPr>
                 <w:color w:val="000000"/>
                 <w:u w:val="single"/>
@@ -480,7 +446,7 @@
             </w:pPr>
             <w:r>
               <w:rPr>
-                <w:color w:themeColor="text1" w:val="000000"/>
+                <w:color w:val="000000" w:themeColor="text1"/>
                 <w:u w:val="single"/>
               </w:rPr>
               <w:t>02/24/2026</w:t>
@@ -492,23 +458,22 @@
             <w:tcW w:w="1083" w:type="dxa"/>
             <w:tcBorders>
               <w:top w:val="single" w:sz="6" w:space="0" w:color="000000"/>
-              <w:start w:val="single" w:sz="6" w:space="0" w:color="000000"/>
+              <w:left w:val="single" w:sz="6" w:space="0" w:color="000000"/>
               <w:bottom w:val="single" w:sz="6" w:space="0" w:color="000000"/>
             </w:tcBorders>
-            <w:shd w:color="auto" w:fill="E5E5E5" w:val="clear"/>
+            <w:shd w:val="clear" w:color="auto" w:fill="E5E5E5"/>
           </w:tcPr>
           <w:p>
             <w:pPr>
               <w:pStyle w:val="TableText"/>
-              <w:snapToGrid w:val="false"/>
-              <w:spacing w:before="40" w:after="40"/>
+              <w:snapToGrid w:val="0"/>
               <w:rPr>
                 <w:color w:val="000000"/>
               </w:rPr>
             </w:pPr>
             <w:r>
               <w:rPr>
-                <w:color w:themeColor="text1" w:val="000000"/>
+                <w:color w:val="000000" w:themeColor="text1"/>
               </w:rPr>
               <w:t>1.2</w:t>
             </w:r>
@@ -519,23 +484,22 @@
             <w:tcW w:w="3812" w:type="dxa"/>
             <w:tcBorders>
               <w:top w:val="single" w:sz="6" w:space="0" w:color="000000"/>
-              <w:start w:val="single" w:sz="6" w:space="0" w:color="000000"/>
+              <w:left w:val="single" w:sz="6" w:space="0" w:color="000000"/>
               <w:bottom w:val="single" w:sz="6" w:space="0" w:color="000000"/>
             </w:tcBorders>
-            <w:shd w:color="auto" w:fill="E5E5E5" w:val="clear"/>
+            <w:shd w:val="clear" w:color="auto" w:fill="E5E5E5"/>
           </w:tcPr>
           <w:p>
             <w:pPr>
               <w:pStyle w:val="TableText"/>
-              <w:snapToGrid w:val="false"/>
-              <w:spacing w:before="40" w:after="40"/>
+              <w:snapToGrid w:val="0"/>
               <w:rPr>
                 <w:color w:val="000000"/>
               </w:rPr>
             </w:pPr>
             <w:r>
               <w:rPr>
-                <w:color w:themeColor="text1" w:val="000000"/>
+                <w:color w:val="000000" w:themeColor="text1"/>
               </w:rPr>
               <w:t>Refined definitions</w:t>
             </w:r>
@@ -546,24 +510,23 @@
             <w:tcW w:w="2593" w:type="dxa"/>
             <w:tcBorders>
               <w:top w:val="single" w:sz="6" w:space="0" w:color="000000"/>
-              <w:start w:val="single" w:sz="6" w:space="0" w:color="000000"/>
+              <w:left w:val="single" w:sz="6" w:space="0" w:color="000000"/>
               <w:bottom w:val="single" w:sz="6" w:space="0" w:color="000000"/>
-              <w:end w:val="single" w:sz="6" w:space="0" w:color="000000"/>
+              <w:right w:val="single" w:sz="6" w:space="0" w:color="000000"/>
             </w:tcBorders>
-            <w:shd w:color="auto" w:fill="E5E5E5" w:val="clear"/>
+            <w:shd w:val="clear" w:color="auto" w:fill="E5E5E5"/>
           </w:tcPr>
           <w:p>
             <w:pPr>
               <w:pStyle w:val="TableText"/>
-              <w:snapToGrid w:val="false"/>
-              <w:spacing w:before="40" w:after="40"/>
+              <w:snapToGrid w:val="0"/>
               <w:rPr>
                 <w:color w:val="000000"/>
               </w:rPr>
             </w:pPr>
             <w:r>
               <w:rPr>
-                <w:color w:themeColor="text1" w:val="000000"/>
+                <w:color w:val="000000" w:themeColor="text1"/>
               </w:rPr>
               <w:t>Nick Vu</w:t>
             </w:r>
@@ -571,22 +534,20 @@
         </w:tc>
       </w:tr>
       <w:tr>
-        <w:trPr/>
         <w:tc>
           <w:tcPr>
             <w:tcW w:w="1275" w:type="dxa"/>
             <w:tcBorders>
               <w:top w:val="single" w:sz="6" w:space="0" w:color="000000"/>
-              <w:start w:val="single" w:sz="6" w:space="0" w:color="000000"/>
+              <w:left w:val="single" w:sz="6" w:space="0" w:color="000000"/>
               <w:bottom w:val="single" w:sz="6" w:space="0" w:color="000000"/>
             </w:tcBorders>
-            <w:shd w:color="auto" w:fill="E5E5E5" w:val="clear"/>
+            <w:shd w:val="clear" w:color="auto" w:fill="E5E5E5"/>
           </w:tcPr>
           <w:p>
             <w:pPr>
               <w:pStyle w:val="TableText"/>
-              <w:snapToGrid w:val="false"/>
-              <w:spacing w:before="40" w:after="40"/>
+              <w:snapToGrid w:val="0"/>
               <w:rPr>
                 <w:color w:val="000000"/>
                 <w:u w:val="single"/>
@@ -606,16 +567,15 @@
             <w:tcW w:w="1083" w:type="dxa"/>
             <w:tcBorders>
               <w:top w:val="single" w:sz="6" w:space="0" w:color="000000"/>
-              <w:start w:val="single" w:sz="6" w:space="0" w:color="000000"/>
+              <w:left w:val="single" w:sz="6" w:space="0" w:color="000000"/>
               <w:bottom w:val="single" w:sz="6" w:space="0" w:color="000000"/>
             </w:tcBorders>
-            <w:shd w:color="auto" w:fill="E5E5E5" w:val="clear"/>
+            <w:shd w:val="clear" w:color="auto" w:fill="E5E5E5"/>
           </w:tcPr>
           <w:p>
             <w:pPr>
               <w:pStyle w:val="TableText"/>
-              <w:snapToGrid w:val="false"/>
-              <w:spacing w:before="40" w:after="40"/>
+              <w:snapToGrid w:val="0"/>
               <w:rPr>
                 <w:color w:val="000000"/>
               </w:rPr>
@@ -633,16 +593,15 @@
             <w:tcW w:w="3812" w:type="dxa"/>
             <w:tcBorders>
               <w:top w:val="single" w:sz="6" w:space="0" w:color="000000"/>
-              <w:start w:val="single" w:sz="6" w:space="0" w:color="000000"/>
+              <w:left w:val="single" w:sz="6" w:space="0" w:color="000000"/>
               <w:bottom w:val="single" w:sz="6" w:space="0" w:color="000000"/>
             </w:tcBorders>
-            <w:shd w:color="auto" w:fill="E5E5E5" w:val="clear"/>
+            <w:shd w:val="clear" w:color="auto" w:fill="E5E5E5"/>
           </w:tcPr>
           <w:p>
             <w:pPr>
               <w:pStyle w:val="TableText"/>
-              <w:snapToGrid w:val="false"/>
-              <w:spacing w:before="40" w:after="40"/>
+              <w:snapToGrid w:val="0"/>
               <w:rPr>
                 <w:color w:val="000000"/>
               </w:rPr>
@@ -660,17 +619,16 @@
             <w:tcW w:w="2593" w:type="dxa"/>
             <w:tcBorders>
               <w:top w:val="single" w:sz="6" w:space="0" w:color="000000"/>
-              <w:start w:val="single" w:sz="6" w:space="0" w:color="000000"/>
+              <w:left w:val="single" w:sz="6" w:space="0" w:color="000000"/>
               <w:bottom w:val="single" w:sz="6" w:space="0" w:color="000000"/>
-              <w:end w:val="single" w:sz="6" w:space="0" w:color="000000"/>
+              <w:right w:val="single" w:sz="6" w:space="0" w:color="000000"/>
             </w:tcBorders>
-            <w:shd w:color="auto" w:fill="E5E5E5" w:val="clear"/>
+            <w:shd w:val="clear" w:color="auto" w:fill="E5E5E5"/>
           </w:tcPr>
           <w:p>
             <w:pPr>
               <w:pStyle w:val="TableText"/>
-              <w:snapToGrid w:val="false"/>
-              <w:spacing w:before="40" w:after="40"/>
+              <w:snapToGrid w:val="0"/>
               <w:rPr>
                 <w:color w:val="000000"/>
               </w:rPr>
@@ -685,22 +643,20 @@
         </w:tc>
       </w:tr>
       <w:tr>
-        <w:trPr/>
         <w:tc>
           <w:tcPr>
             <w:tcW w:w="1275" w:type="dxa"/>
             <w:tcBorders>
               <w:top w:val="single" w:sz="6" w:space="0" w:color="000000"/>
-              <w:start w:val="single" w:sz="6" w:space="0" w:color="000000"/>
+              <w:left w:val="single" w:sz="6" w:space="0" w:color="000000"/>
               <w:bottom w:val="single" w:sz="6" w:space="0" w:color="000000"/>
             </w:tcBorders>
-            <w:shd w:color="auto" w:fill="E5E5E5" w:val="clear"/>
+            <w:shd w:val="clear" w:color="auto" w:fill="E5E5E5"/>
           </w:tcPr>
           <w:p>
             <w:pPr>
               <w:pStyle w:val="TableText"/>
-              <w:snapToGrid w:val="false"/>
-              <w:spacing w:before="40" w:after="40"/>
+              <w:snapToGrid w:val="0"/>
               <w:rPr>
                 <w:color w:val="000000"/>
                 <w:u w:val="single"/>
@@ -720,16 +676,15 @@
             <w:tcW w:w="1083" w:type="dxa"/>
             <w:tcBorders>
               <w:top w:val="single" w:sz="6" w:space="0" w:color="000000"/>
-              <w:start w:val="single" w:sz="6" w:space="0" w:color="000000"/>
+              <w:left w:val="single" w:sz="6" w:space="0" w:color="000000"/>
               <w:bottom w:val="single" w:sz="6" w:space="0" w:color="000000"/>
             </w:tcBorders>
-            <w:shd w:color="auto" w:fill="E5E5E5" w:val="clear"/>
+            <w:shd w:val="clear" w:color="auto" w:fill="E5E5E5"/>
           </w:tcPr>
           <w:p>
             <w:pPr>
               <w:pStyle w:val="TableText"/>
-              <w:snapToGrid w:val="false"/>
-              <w:spacing w:before="40" w:after="40"/>
+              <w:snapToGrid w:val="0"/>
               <w:rPr>
                 <w:color w:val="000000"/>
               </w:rPr>
@@ -747,16 +702,15 @@
             <w:tcW w:w="3812" w:type="dxa"/>
             <w:tcBorders>
               <w:top w:val="single" w:sz="6" w:space="0" w:color="000000"/>
-              <w:start w:val="single" w:sz="6" w:space="0" w:color="000000"/>
+              <w:left w:val="single" w:sz="6" w:space="0" w:color="000000"/>
               <w:bottom w:val="single" w:sz="6" w:space="0" w:color="000000"/>
             </w:tcBorders>
-            <w:shd w:color="auto" w:fill="E5E5E5" w:val="clear"/>
+            <w:shd w:val="clear" w:color="auto" w:fill="E5E5E5"/>
           </w:tcPr>
           <w:p>
             <w:pPr>
               <w:pStyle w:val="TableText"/>
-              <w:snapToGrid w:val="false"/>
-              <w:spacing w:before="40" w:after="40"/>
+              <w:snapToGrid w:val="0"/>
               <w:rPr>
                 <w:color w:val="000000"/>
               </w:rPr>
@@ -774,17 +728,16 @@
             <w:tcW w:w="2593" w:type="dxa"/>
             <w:tcBorders>
               <w:top w:val="single" w:sz="6" w:space="0" w:color="000000"/>
-              <w:start w:val="single" w:sz="6" w:space="0" w:color="000000"/>
+              <w:left w:val="single" w:sz="6" w:space="0" w:color="000000"/>
               <w:bottom w:val="single" w:sz="6" w:space="0" w:color="000000"/>
-              <w:end w:val="single" w:sz="6" w:space="0" w:color="000000"/>
+              <w:right w:val="single" w:sz="6" w:space="0" w:color="000000"/>
             </w:tcBorders>
-            <w:shd w:color="auto" w:fill="E5E5E5" w:val="clear"/>
+            <w:shd w:val="clear" w:color="auto" w:fill="E5E5E5"/>
           </w:tcPr>
           <w:p>
             <w:pPr>
               <w:pStyle w:val="TableText"/>
-              <w:snapToGrid w:val="false"/>
-              <w:spacing w:before="40" w:after="40"/>
+              <w:snapToGrid w:val="0"/>
               <w:rPr>
                 <w:color w:val="000000"/>
               </w:rPr>
@@ -799,33 +752,25 @@
         </w:tc>
       </w:tr>
       <w:tr>
-        <w:trPr/>
         <w:tc>
           <w:tcPr>
             <w:tcW w:w="1275" w:type="dxa"/>
             <w:tcBorders>
               <w:top w:val="single" w:sz="6" w:space="0" w:color="000000"/>
-              <w:start w:val="single" w:sz="6" w:space="0" w:color="000000"/>
+              <w:left w:val="single" w:sz="6" w:space="0" w:color="000000"/>
               <w:bottom w:val="single" w:sz="6" w:space="0" w:color="000000"/>
             </w:tcBorders>
-            <w:shd w:color="auto" w:fill="E5E5E5" w:val="clear"/>
+            <w:shd w:val="clear" w:color="auto" w:fill="E5E5E5"/>
           </w:tcPr>
           <w:p>
             <w:pPr>
               <w:pStyle w:val="TableText"/>
-              <w:snapToGrid w:val="false"/>
-              <w:spacing w:before="40" w:after="40"/>
+              <w:snapToGrid w:val="0"/>
               <w:rPr>
                 <w:color w:val="000000"/>
                 <w:u w:val="single"/>
               </w:rPr>
             </w:pPr>
-            <w:r>
-              <w:rPr>
-                <w:color w:val="000000"/>
-                <w:u w:val="single"/>
-              </w:rPr>
-            </w:r>
           </w:p>
         </w:tc>
         <w:tc>
@@ -833,25 +778,19 @@
             <w:tcW w:w="1083" w:type="dxa"/>
             <w:tcBorders>
               <w:top w:val="single" w:sz="6" w:space="0" w:color="000000"/>
-              <w:start w:val="single" w:sz="6" w:space="0" w:color="000000"/>
+              <w:left w:val="single" w:sz="6" w:space="0" w:color="000000"/>
               <w:bottom w:val="single" w:sz="6" w:space="0" w:color="000000"/>
             </w:tcBorders>
-            <w:shd w:color="auto" w:fill="E5E5E5" w:val="clear"/>
+            <w:shd w:val="clear" w:color="auto" w:fill="E5E5E5"/>
           </w:tcPr>
           <w:p>
             <w:pPr>
               <w:pStyle w:val="TableText"/>
-              <w:snapToGrid w:val="false"/>
-              <w:spacing w:before="40" w:after="40"/>
+              <w:snapToGrid w:val="0"/>
               <w:rPr>
                 <w:color w:val="000000"/>
               </w:rPr>
             </w:pPr>
-            <w:r>
-              <w:rPr>
-                <w:color w:val="000000"/>
-              </w:rPr>
-            </w:r>
           </w:p>
         </w:tc>
         <w:tc>
@@ -859,25 +798,19 @@
             <w:tcW w:w="3812" w:type="dxa"/>
             <w:tcBorders>
               <w:top w:val="single" w:sz="6" w:space="0" w:color="000000"/>
-              <w:start w:val="single" w:sz="6" w:space="0" w:color="000000"/>
+              <w:left w:val="single" w:sz="6" w:space="0" w:color="000000"/>
               <w:bottom w:val="single" w:sz="6" w:space="0" w:color="000000"/>
             </w:tcBorders>
-            <w:shd w:color="auto" w:fill="E5E5E5" w:val="clear"/>
+            <w:shd w:val="clear" w:color="auto" w:fill="E5E5E5"/>
           </w:tcPr>
           <w:p>
             <w:pPr>
               <w:pStyle w:val="TableText"/>
-              <w:snapToGrid w:val="false"/>
-              <w:spacing w:before="40" w:after="40"/>
+              <w:snapToGrid w:val="0"/>
               <w:rPr>
                 <w:color w:val="000000"/>
               </w:rPr>
             </w:pPr>
-            <w:r>
-              <w:rPr>
-                <w:color w:val="000000"/>
-              </w:rPr>
-            </w:r>
           </w:p>
         </w:tc>
         <w:tc>
@@ -885,57 +818,43 @@
             <w:tcW w:w="2593" w:type="dxa"/>
             <w:tcBorders>
               <w:top w:val="single" w:sz="6" w:space="0" w:color="000000"/>
-              <w:start w:val="single" w:sz="6" w:space="0" w:color="000000"/>
+              <w:left w:val="single" w:sz="6" w:space="0" w:color="000000"/>
               <w:bottom w:val="single" w:sz="6" w:space="0" w:color="000000"/>
-              <w:end w:val="single" w:sz="6" w:space="0" w:color="000000"/>
+              <w:right w:val="single" w:sz="6" w:space="0" w:color="000000"/>
             </w:tcBorders>
-            <w:shd w:color="auto" w:fill="E5E5E5" w:val="clear"/>
+            <w:shd w:val="clear" w:color="auto" w:fill="E5E5E5"/>
           </w:tcPr>
           <w:p>
             <w:pPr>
               <w:pStyle w:val="TableText"/>
-              <w:snapToGrid w:val="false"/>
-              <w:spacing w:before="40" w:after="40"/>
+              <w:snapToGrid w:val="0"/>
               <w:rPr>
                 <w:color w:val="000000"/>
               </w:rPr>
             </w:pPr>
-            <w:r>
-              <w:rPr>
-                <w:color w:val="000000"/>
-              </w:rPr>
-            </w:r>
           </w:p>
         </w:tc>
       </w:tr>
       <w:tr>
-        <w:trPr/>
         <w:tc>
           <w:tcPr>
             <w:tcW w:w="1275" w:type="dxa"/>
             <w:tcBorders>
               <w:top w:val="single" w:sz="6" w:space="0" w:color="000000"/>
-              <w:start w:val="single" w:sz="6" w:space="0" w:color="000000"/>
+              <w:left w:val="single" w:sz="6" w:space="0" w:color="000000"/>
               <w:bottom w:val="single" w:sz="6" w:space="0" w:color="000000"/>
             </w:tcBorders>
-            <w:shd w:color="auto" w:fill="E5E5E5" w:val="clear"/>
+            <w:shd w:val="clear" w:color="auto" w:fill="E5E5E5"/>
           </w:tcPr>
           <w:p>
             <w:pPr>
               <w:pStyle w:val="TableText"/>
-              <w:snapToGrid w:val="false"/>
-              <w:spacing w:before="40" w:after="40"/>
+              <w:snapToGrid w:val="0"/>
               <w:rPr>
                 <w:color w:val="000000"/>
                 <w:u w:val="single"/>
               </w:rPr>
             </w:pPr>
-            <w:r>
-              <w:rPr>
-                <w:color w:val="000000"/>
-                <w:u w:val="single"/>
-              </w:rPr>
-            </w:r>
           </w:p>
         </w:tc>
         <w:tc>
@@ -943,25 +862,19 @@
             <w:tcW w:w="1083" w:type="dxa"/>
             <w:tcBorders>
               <w:top w:val="single" w:sz="6" w:space="0" w:color="000000"/>
-              <w:start w:val="single" w:sz="6" w:space="0" w:color="000000"/>
+              <w:left w:val="single" w:sz="6" w:space="0" w:color="000000"/>
               <w:bottom w:val="single" w:sz="6" w:space="0" w:color="000000"/>
             </w:tcBorders>
-            <w:shd w:color="auto" w:fill="E5E5E5" w:val="clear"/>
+            <w:shd w:val="clear" w:color="auto" w:fill="E5E5E5"/>
           </w:tcPr>
           <w:p>
             <w:pPr>
               <w:pStyle w:val="TableText"/>
-              <w:snapToGrid w:val="false"/>
-              <w:spacing w:before="40" w:after="40"/>
+              <w:snapToGrid w:val="0"/>
               <w:rPr>
                 <w:color w:val="000000"/>
               </w:rPr>
             </w:pPr>
-            <w:r>
-              <w:rPr>
-                <w:color w:val="000000"/>
-              </w:rPr>
-            </w:r>
           </w:p>
         </w:tc>
         <w:tc>
@@ -969,25 +882,19 @@
             <w:tcW w:w="3812" w:type="dxa"/>
             <w:tcBorders>
               <w:top w:val="single" w:sz="6" w:space="0" w:color="000000"/>
-              <w:start w:val="single" w:sz="6" w:space="0" w:color="000000"/>
+              <w:left w:val="single" w:sz="6" w:space="0" w:color="000000"/>
               <w:bottom w:val="single" w:sz="6" w:space="0" w:color="000000"/>
             </w:tcBorders>
-            <w:shd w:color="auto" w:fill="E5E5E5" w:val="clear"/>
+            <w:shd w:val="clear" w:color="auto" w:fill="E5E5E5"/>
           </w:tcPr>
           <w:p>
             <w:pPr>
               <w:pStyle w:val="TableText"/>
-              <w:snapToGrid w:val="false"/>
-              <w:spacing w:before="40" w:after="40"/>
+              <w:snapToGrid w:val="0"/>
               <w:rPr>
                 <w:color w:val="000000"/>
               </w:rPr>
             </w:pPr>
-            <w:r>
-              <w:rPr>
-                <w:color w:val="000000"/>
-              </w:rPr>
-            </w:r>
           </w:p>
         </w:tc>
         <w:tc>
@@ -995,57 +902,43 @@
             <w:tcW w:w="2593" w:type="dxa"/>
             <w:tcBorders>
               <w:top w:val="single" w:sz="6" w:space="0" w:color="000000"/>
-              <w:start w:val="single" w:sz="6" w:space="0" w:color="000000"/>
+              <w:left w:val="single" w:sz="6" w:space="0" w:color="000000"/>
               <w:bottom w:val="single" w:sz="6" w:space="0" w:color="000000"/>
-              <w:end w:val="single" w:sz="6" w:space="0" w:color="000000"/>
+              <w:right w:val="single" w:sz="6" w:space="0" w:color="000000"/>
             </w:tcBorders>
-            <w:shd w:color="auto" w:fill="E5E5E5" w:val="clear"/>
+            <w:shd w:val="clear" w:color="auto" w:fill="E5E5E5"/>
           </w:tcPr>
           <w:p>
             <w:pPr>
               <w:pStyle w:val="TableText"/>
-              <w:snapToGrid w:val="false"/>
-              <w:spacing w:before="40" w:after="40"/>
+              <w:snapToGrid w:val="0"/>
               <w:rPr>
                 <w:color w:val="000000"/>
               </w:rPr>
             </w:pPr>
-            <w:r>
-              <w:rPr>
-                <w:color w:val="000000"/>
-              </w:rPr>
-            </w:r>
           </w:p>
         </w:tc>
       </w:tr>
       <w:tr>
-        <w:trPr/>
         <w:tc>
           <w:tcPr>
             <w:tcW w:w="1275" w:type="dxa"/>
             <w:tcBorders>
               <w:top w:val="single" w:sz="6" w:space="0" w:color="000000"/>
-              <w:start w:val="single" w:sz="6" w:space="0" w:color="000000"/>
+              <w:left w:val="single" w:sz="6" w:space="0" w:color="000000"/>
               <w:bottom w:val="single" w:sz="6" w:space="0" w:color="000000"/>
             </w:tcBorders>
-            <w:shd w:color="auto" w:fill="E5E5E5" w:val="clear"/>
+            <w:shd w:val="clear" w:color="auto" w:fill="E5E5E5"/>
           </w:tcPr>
           <w:p>
             <w:pPr>
               <w:pStyle w:val="TableText"/>
-              <w:snapToGrid w:val="false"/>
-              <w:spacing w:before="40" w:after="40"/>
+              <w:snapToGrid w:val="0"/>
               <w:rPr>
                 <w:color w:val="000000"/>
                 <w:u w:val="single"/>
               </w:rPr>
             </w:pPr>
-            <w:r>
-              <w:rPr>
-                <w:color w:val="000000"/>
-                <w:u w:val="single"/>
-              </w:rPr>
-            </w:r>
           </w:p>
         </w:tc>
         <w:tc>
@@ -1053,25 +946,19 @@
             <w:tcW w:w="1083" w:type="dxa"/>
             <w:tcBorders>
               <w:top w:val="single" w:sz="6" w:space="0" w:color="000000"/>
-              <w:start w:val="single" w:sz="6" w:space="0" w:color="000000"/>
+              <w:left w:val="single" w:sz="6" w:space="0" w:color="000000"/>
               <w:bottom w:val="single" w:sz="6" w:space="0" w:color="000000"/>
             </w:tcBorders>
-            <w:shd w:color="auto" w:fill="E5E5E5" w:val="clear"/>
+            <w:shd w:val="clear" w:color="auto" w:fill="E5E5E5"/>
           </w:tcPr>
           <w:p>
             <w:pPr>
               <w:pStyle w:val="TableText"/>
-              <w:snapToGrid w:val="false"/>
-              <w:spacing w:before="40" w:after="40"/>
+              <w:snapToGrid w:val="0"/>
               <w:rPr>
                 <w:color w:val="000000"/>
               </w:rPr>
             </w:pPr>
-            <w:r>
-              <w:rPr>
-                <w:color w:val="000000"/>
-              </w:rPr>
-            </w:r>
           </w:p>
         </w:tc>
         <w:tc>
@@ -1079,25 +966,19 @@
             <w:tcW w:w="3812" w:type="dxa"/>
             <w:tcBorders>
               <w:top w:val="single" w:sz="6" w:space="0" w:color="000000"/>
-              <w:start w:val="single" w:sz="6" w:space="0" w:color="000000"/>
+              <w:left w:val="single" w:sz="6" w:space="0" w:color="000000"/>
               <w:bottom w:val="single" w:sz="6" w:space="0" w:color="000000"/>
             </w:tcBorders>
-            <w:shd w:color="auto" w:fill="E5E5E5" w:val="clear"/>
+            <w:shd w:val="clear" w:color="auto" w:fill="E5E5E5"/>
           </w:tcPr>
           <w:p>
             <w:pPr>
               <w:pStyle w:val="TableText"/>
-              <w:snapToGrid w:val="false"/>
-              <w:spacing w:before="40" w:after="40"/>
+              <w:snapToGrid w:val="0"/>
               <w:rPr>
                 <w:color w:val="000000"/>
               </w:rPr>
             </w:pPr>
-            <w:r>
-              <w:rPr>
-                <w:color w:val="000000"/>
-              </w:rPr>
-            </w:r>
           </w:p>
         </w:tc>
         <w:tc>
@@ -1105,57 +986,43 @@
             <w:tcW w:w="2593" w:type="dxa"/>
             <w:tcBorders>
               <w:top w:val="single" w:sz="6" w:space="0" w:color="000000"/>
-              <w:start w:val="single" w:sz="6" w:space="0" w:color="000000"/>
+              <w:left w:val="single" w:sz="6" w:space="0" w:color="000000"/>
               <w:bottom w:val="single" w:sz="6" w:space="0" w:color="000000"/>
-              <w:end w:val="single" w:sz="6" w:space="0" w:color="000000"/>
+              <w:right w:val="single" w:sz="6" w:space="0" w:color="000000"/>
             </w:tcBorders>
-            <w:shd w:color="auto" w:fill="E5E5E5" w:val="clear"/>
+            <w:shd w:val="clear" w:color="auto" w:fill="E5E5E5"/>
           </w:tcPr>
           <w:p>
             <w:pPr>
               <w:pStyle w:val="TableText"/>
-              <w:snapToGrid w:val="false"/>
-              <w:spacing w:before="40" w:after="40"/>
+              <w:snapToGrid w:val="0"/>
               <w:rPr>
                 <w:color w:val="000000"/>
               </w:rPr>
             </w:pPr>
-            <w:r>
-              <w:rPr>
-                <w:color w:val="000000"/>
-              </w:rPr>
-            </w:r>
           </w:p>
         </w:tc>
       </w:tr>
       <w:tr>
-        <w:trPr/>
         <w:tc>
           <w:tcPr>
             <w:tcW w:w="1275" w:type="dxa"/>
             <w:tcBorders>
               <w:top w:val="single" w:sz="6" w:space="0" w:color="000000"/>
-              <w:start w:val="single" w:sz="6" w:space="0" w:color="000000"/>
+              <w:left w:val="single" w:sz="6" w:space="0" w:color="000000"/>
               <w:bottom w:val="single" w:sz="6" w:space="0" w:color="000000"/>
             </w:tcBorders>
-            <w:shd w:color="auto" w:fill="E5E5E5" w:val="clear"/>
+            <w:shd w:val="clear" w:color="auto" w:fill="E5E5E5"/>
           </w:tcPr>
           <w:p>
             <w:pPr>
               <w:pStyle w:val="TableText"/>
-              <w:snapToGrid w:val="false"/>
-              <w:spacing w:before="40" w:after="40"/>
+              <w:snapToGrid w:val="0"/>
               <w:rPr>
                 <w:color w:val="000000"/>
                 <w:u w:val="single"/>
               </w:rPr>
             </w:pPr>
-            <w:r>
-              <w:rPr>
-                <w:color w:val="000000"/>
-                <w:u w:val="single"/>
-              </w:rPr>
-            </w:r>
           </w:p>
         </w:tc>
         <w:tc>
@@ -1163,25 +1030,19 @@
             <w:tcW w:w="1083" w:type="dxa"/>
             <w:tcBorders>
               <w:top w:val="single" w:sz="6" w:space="0" w:color="000000"/>
-              <w:start w:val="single" w:sz="6" w:space="0" w:color="000000"/>
+              <w:left w:val="single" w:sz="6" w:space="0" w:color="000000"/>
               <w:bottom w:val="single" w:sz="6" w:space="0" w:color="000000"/>
             </w:tcBorders>
-            <w:shd w:color="auto" w:fill="E5E5E5" w:val="clear"/>
+            <w:shd w:val="clear" w:color="auto" w:fill="E5E5E5"/>
           </w:tcPr>
           <w:p>
             <w:pPr>
               <w:pStyle w:val="TableText"/>
-              <w:snapToGrid w:val="false"/>
-              <w:spacing w:before="40" w:after="40"/>
+              <w:snapToGrid w:val="0"/>
               <w:rPr>
                 <w:color w:val="000000"/>
               </w:rPr>
             </w:pPr>
-            <w:r>
-              <w:rPr>
-                <w:color w:val="000000"/>
-              </w:rPr>
-            </w:r>
           </w:p>
         </w:tc>
         <w:tc>
@@ -1189,25 +1050,19 @@
             <w:tcW w:w="3812" w:type="dxa"/>
             <w:tcBorders>
               <w:top w:val="single" w:sz="6" w:space="0" w:color="000000"/>
-              <w:start w:val="single" w:sz="6" w:space="0" w:color="000000"/>
+              <w:left w:val="single" w:sz="6" w:space="0" w:color="000000"/>
               <w:bottom w:val="single" w:sz="6" w:space="0" w:color="000000"/>
             </w:tcBorders>
-            <w:shd w:color="auto" w:fill="E5E5E5" w:val="clear"/>
+            <w:shd w:val="clear" w:color="auto" w:fill="E5E5E5"/>
           </w:tcPr>
           <w:p>
             <w:pPr>
               <w:pStyle w:val="TableText"/>
-              <w:snapToGrid w:val="false"/>
-              <w:spacing w:before="40" w:after="40"/>
+              <w:snapToGrid w:val="0"/>
               <w:rPr>
                 <w:color w:val="000000"/>
               </w:rPr>
             </w:pPr>
-            <w:r>
-              <w:rPr>
-                <w:color w:val="000000"/>
-              </w:rPr>
-            </w:r>
           </w:p>
         </w:tc>
         <w:tc>
@@ -1215,57 +1070,43 @@
             <w:tcW w:w="2593" w:type="dxa"/>
             <w:tcBorders>
               <w:top w:val="single" w:sz="6" w:space="0" w:color="000000"/>
-              <w:start w:val="single" w:sz="6" w:space="0" w:color="000000"/>
+              <w:left w:val="single" w:sz="6" w:space="0" w:color="000000"/>
               <w:bottom w:val="single" w:sz="6" w:space="0" w:color="000000"/>
-              <w:end w:val="single" w:sz="6" w:space="0" w:color="000000"/>
+              <w:right w:val="single" w:sz="6" w:space="0" w:color="000000"/>
             </w:tcBorders>
-            <w:shd w:color="auto" w:fill="E5E5E5" w:val="clear"/>
+            <w:shd w:val="clear" w:color="auto" w:fill="E5E5E5"/>
           </w:tcPr>
           <w:p>
             <w:pPr>
               <w:pStyle w:val="TableText"/>
-              <w:snapToGrid w:val="false"/>
-              <w:spacing w:before="40" w:after="40"/>
+              <w:snapToGrid w:val="0"/>
               <w:rPr>
                 <w:color w:val="000000"/>
               </w:rPr>
             </w:pPr>
-            <w:r>
-              <w:rPr>
-                <w:color w:val="000000"/>
-              </w:rPr>
-            </w:r>
           </w:p>
         </w:tc>
       </w:tr>
       <w:tr>
-        <w:trPr/>
         <w:tc>
           <w:tcPr>
             <w:tcW w:w="1275" w:type="dxa"/>
             <w:tcBorders>
               <w:top w:val="single" w:sz="6" w:space="0" w:color="000000"/>
-              <w:start w:val="single" w:sz="6" w:space="0" w:color="000000"/>
+              <w:left w:val="single" w:sz="6" w:space="0" w:color="000000"/>
               <w:bottom w:val="single" w:sz="6" w:space="0" w:color="000000"/>
             </w:tcBorders>
-            <w:shd w:color="auto" w:fill="E5E5E5" w:val="clear"/>
+            <w:shd w:val="clear" w:color="auto" w:fill="E5E5E5"/>
           </w:tcPr>
           <w:p>
             <w:pPr>
               <w:pStyle w:val="TableText"/>
-              <w:snapToGrid w:val="false"/>
-              <w:spacing w:before="40" w:after="40"/>
+              <w:snapToGrid w:val="0"/>
               <w:rPr>
                 <w:color w:val="000000"/>
                 <w:u w:val="single"/>
               </w:rPr>
             </w:pPr>
-            <w:r>
-              <w:rPr>
-                <w:color w:val="000000"/>
-                <w:u w:val="single"/>
-              </w:rPr>
-            </w:r>
           </w:p>
         </w:tc>
         <w:tc>
@@ -1273,25 +1114,19 @@
             <w:tcW w:w="1083" w:type="dxa"/>
             <w:tcBorders>
               <w:top w:val="single" w:sz="6" w:space="0" w:color="000000"/>
-              <w:start w:val="single" w:sz="6" w:space="0" w:color="000000"/>
+              <w:left w:val="single" w:sz="6" w:space="0" w:color="000000"/>
               <w:bottom w:val="single" w:sz="6" w:space="0" w:color="000000"/>
             </w:tcBorders>
-            <w:shd w:color="auto" w:fill="E5E5E5" w:val="clear"/>
+            <w:shd w:val="clear" w:color="auto" w:fill="E5E5E5"/>
           </w:tcPr>
           <w:p>
             <w:pPr>
               <w:pStyle w:val="TableText"/>
-              <w:snapToGrid w:val="false"/>
-              <w:spacing w:before="40" w:after="40"/>
+              <w:snapToGrid w:val="0"/>
               <w:rPr>
                 <w:color w:val="000000"/>
               </w:rPr>
             </w:pPr>
-            <w:r>
-              <w:rPr>
-                <w:color w:val="000000"/>
-              </w:rPr>
-            </w:r>
           </w:p>
         </w:tc>
         <w:tc>
@@ -1299,25 +1134,19 @@
             <w:tcW w:w="3812" w:type="dxa"/>
             <w:tcBorders>
               <w:top w:val="single" w:sz="6" w:space="0" w:color="000000"/>
-              <w:start w:val="single" w:sz="6" w:space="0" w:color="000000"/>
+              <w:left w:val="single" w:sz="6" w:space="0" w:color="000000"/>
               <w:bottom w:val="single" w:sz="6" w:space="0" w:color="000000"/>
             </w:tcBorders>
-            <w:shd w:color="auto" w:fill="E5E5E5" w:val="clear"/>
+            <w:shd w:val="clear" w:color="auto" w:fill="E5E5E5"/>
           </w:tcPr>
           <w:p>
             <w:pPr>
               <w:pStyle w:val="TableText"/>
-              <w:snapToGrid w:val="false"/>
-              <w:spacing w:before="40" w:after="40"/>
+              <w:snapToGrid w:val="0"/>
               <w:rPr>
                 <w:color w:val="000000"/>
               </w:rPr>
             </w:pPr>
-            <w:r>
-              <w:rPr>
-                <w:color w:val="000000"/>
-              </w:rPr>
-            </w:r>
           </w:p>
         </w:tc>
         <w:tc>
@@ -1325,57 +1154,43 @@
             <w:tcW w:w="2593" w:type="dxa"/>
             <w:tcBorders>
               <w:top w:val="single" w:sz="6" w:space="0" w:color="000000"/>
-              <w:start w:val="single" w:sz="6" w:space="0" w:color="000000"/>
+              <w:left w:val="single" w:sz="6" w:space="0" w:color="000000"/>
               <w:bottom w:val="single" w:sz="6" w:space="0" w:color="000000"/>
-              <w:end w:val="single" w:sz="6" w:space="0" w:color="000000"/>
+              <w:right w:val="single" w:sz="6" w:space="0" w:color="000000"/>
             </w:tcBorders>
-            <w:shd w:color="auto" w:fill="E5E5E5" w:val="clear"/>
+            <w:shd w:val="clear" w:color="auto" w:fill="E5E5E5"/>
           </w:tcPr>
           <w:p>
             <w:pPr>
               <w:pStyle w:val="TableText"/>
-              <w:snapToGrid w:val="false"/>
-              <w:spacing w:before="40" w:after="40"/>
+              <w:snapToGrid w:val="0"/>
               <w:rPr>
                 <w:color w:val="000000"/>
               </w:rPr>
             </w:pPr>
-            <w:r>
-              <w:rPr>
-                <w:color w:val="000000"/>
-              </w:rPr>
-            </w:r>
           </w:p>
         </w:tc>
       </w:tr>
       <w:tr>
-        <w:trPr/>
         <w:tc>
           <w:tcPr>
             <w:tcW w:w="1275" w:type="dxa"/>
             <w:tcBorders>
               <w:top w:val="single" w:sz="6" w:space="0" w:color="000000"/>
-              <w:start w:val="single" w:sz="6" w:space="0" w:color="000000"/>
+              <w:left w:val="single" w:sz="6" w:space="0" w:color="000000"/>
               <w:bottom w:val="single" w:sz="6" w:space="0" w:color="000000"/>
             </w:tcBorders>
-            <w:shd w:color="auto" w:fill="E5E5E5" w:val="clear"/>
+            <w:shd w:val="clear" w:color="auto" w:fill="E5E5E5"/>
           </w:tcPr>
           <w:p>
             <w:pPr>
               <w:pStyle w:val="TableText"/>
-              <w:snapToGrid w:val="false"/>
-              <w:spacing w:before="40" w:after="40"/>
+              <w:snapToGrid w:val="0"/>
               <w:rPr>
                 <w:color w:val="000000"/>
                 <w:u w:val="single"/>
               </w:rPr>
             </w:pPr>
-            <w:r>
-              <w:rPr>
-                <w:color w:val="000000"/>
-                <w:u w:val="single"/>
-              </w:rPr>
-            </w:r>
           </w:p>
         </w:tc>
         <w:tc>
@@ -1383,25 +1198,19 @@
             <w:tcW w:w="1083" w:type="dxa"/>
             <w:tcBorders>
               <w:top w:val="single" w:sz="6" w:space="0" w:color="000000"/>
-              <w:start w:val="single" w:sz="6" w:space="0" w:color="000000"/>
+              <w:left w:val="single" w:sz="6" w:space="0" w:color="000000"/>
               <w:bottom w:val="single" w:sz="6" w:space="0" w:color="000000"/>
             </w:tcBorders>
-            <w:shd w:color="auto" w:fill="E5E5E5" w:val="clear"/>
+            <w:shd w:val="clear" w:color="auto" w:fill="E5E5E5"/>
           </w:tcPr>
           <w:p>
             <w:pPr>
               <w:pStyle w:val="TableText"/>
-              <w:snapToGrid w:val="false"/>
-              <w:spacing w:before="40" w:after="40"/>
+              <w:snapToGrid w:val="0"/>
               <w:rPr>
                 <w:color w:val="000000"/>
               </w:rPr>
             </w:pPr>
-            <w:r>
-              <w:rPr>
-                <w:color w:val="000000"/>
-              </w:rPr>
-            </w:r>
           </w:p>
         </w:tc>
         <w:tc>
@@ -1409,25 +1218,19 @@
             <w:tcW w:w="3812" w:type="dxa"/>
             <w:tcBorders>
               <w:top w:val="single" w:sz="6" w:space="0" w:color="000000"/>
-              <w:start w:val="single" w:sz="6" w:space="0" w:color="000000"/>
+              <w:left w:val="single" w:sz="6" w:space="0" w:color="000000"/>
               <w:bottom w:val="single" w:sz="6" w:space="0" w:color="000000"/>
             </w:tcBorders>
-            <w:shd w:color="auto" w:fill="E5E5E5" w:val="clear"/>
+            <w:shd w:val="clear" w:color="auto" w:fill="E5E5E5"/>
           </w:tcPr>
           <w:p>
             <w:pPr>
               <w:pStyle w:val="TableText"/>
-              <w:snapToGrid w:val="false"/>
-              <w:spacing w:before="40" w:after="40"/>
+              <w:snapToGrid w:val="0"/>
               <w:rPr>
                 <w:color w:val="000000"/>
               </w:rPr>
             </w:pPr>
-            <w:r>
-              <w:rPr>
-                <w:color w:val="000000"/>
-              </w:rPr>
-            </w:r>
           </w:p>
         </w:tc>
         <w:tc>
@@ -1435,57 +1238,43 @@
             <w:tcW w:w="2593" w:type="dxa"/>
             <w:tcBorders>
               <w:top w:val="single" w:sz="6" w:space="0" w:color="000000"/>
-              <w:start w:val="single" w:sz="6" w:space="0" w:color="000000"/>
+              <w:left w:val="single" w:sz="6" w:space="0" w:color="000000"/>
               <w:bottom w:val="single" w:sz="6" w:space="0" w:color="000000"/>
-              <w:end w:val="single" w:sz="6" w:space="0" w:color="000000"/>
+              <w:right w:val="single" w:sz="6" w:space="0" w:color="000000"/>
             </w:tcBorders>
-            <w:shd w:color="auto" w:fill="E5E5E5" w:val="clear"/>
+            <w:shd w:val="clear" w:color="auto" w:fill="E5E5E5"/>
           </w:tcPr>
           <w:p>
             <w:pPr>
               <w:pStyle w:val="TableText"/>
-              <w:snapToGrid w:val="false"/>
-              <w:spacing w:before="40" w:after="40"/>
+              <w:snapToGrid w:val="0"/>
               <w:rPr>
                 <w:color w:val="000000"/>
               </w:rPr>
             </w:pPr>
-            <w:r>
-              <w:rPr>
-                <w:color w:val="000000"/>
-              </w:rPr>
-            </w:r>
           </w:p>
         </w:tc>
       </w:tr>
       <w:tr>
-        <w:trPr/>
         <w:tc>
           <w:tcPr>
             <w:tcW w:w="1275" w:type="dxa"/>
             <w:tcBorders>
               <w:top w:val="single" w:sz="6" w:space="0" w:color="000000"/>
-              <w:start w:val="single" w:sz="6" w:space="0" w:color="000000"/>
+              <w:left w:val="single" w:sz="6" w:space="0" w:color="000000"/>
               <w:bottom w:val="single" w:sz="6" w:space="0" w:color="000000"/>
             </w:tcBorders>
-            <w:shd w:color="auto" w:fill="E5E5E5" w:val="clear"/>
+            <w:shd w:val="clear" w:color="auto" w:fill="E5E5E5"/>
           </w:tcPr>
           <w:p>
             <w:pPr>
               <w:pStyle w:val="TableText"/>
-              <w:snapToGrid w:val="false"/>
-              <w:spacing w:before="40" w:after="40"/>
+              <w:snapToGrid w:val="0"/>
               <w:rPr>
                 <w:color w:val="000000"/>
                 <w:u w:val="single"/>
               </w:rPr>
             </w:pPr>
-            <w:r>
-              <w:rPr>
-                <w:color w:val="000000"/>
-                <w:u w:val="single"/>
-              </w:rPr>
-            </w:r>
           </w:p>
         </w:tc>
         <w:tc>
@@ -1493,25 +1282,19 @@
             <w:tcW w:w="1083" w:type="dxa"/>
             <w:tcBorders>
               <w:top w:val="single" w:sz="6" w:space="0" w:color="000000"/>
-              <w:start w:val="single" w:sz="6" w:space="0" w:color="000000"/>
+              <w:left w:val="single" w:sz="6" w:space="0" w:color="000000"/>
               <w:bottom w:val="single" w:sz="6" w:space="0" w:color="000000"/>
             </w:tcBorders>
-            <w:shd w:color="auto" w:fill="E5E5E5" w:val="clear"/>
+            <w:shd w:val="clear" w:color="auto" w:fill="E5E5E5"/>
           </w:tcPr>
           <w:p>
             <w:pPr>
               <w:pStyle w:val="TableText"/>
-              <w:snapToGrid w:val="false"/>
-              <w:spacing w:before="40" w:after="40"/>
+              <w:snapToGrid w:val="0"/>
               <w:rPr>
                 <w:color w:val="000000"/>
               </w:rPr>
             </w:pPr>
-            <w:r>
-              <w:rPr>
-                <w:color w:val="000000"/>
-              </w:rPr>
-            </w:r>
           </w:p>
         </w:tc>
         <w:tc>
@@ -1519,25 +1302,19 @@
             <w:tcW w:w="3812" w:type="dxa"/>
             <w:tcBorders>
               <w:top w:val="single" w:sz="6" w:space="0" w:color="000000"/>
-              <w:start w:val="single" w:sz="6" w:space="0" w:color="000000"/>
+              <w:left w:val="single" w:sz="6" w:space="0" w:color="000000"/>
               <w:bottom w:val="single" w:sz="6" w:space="0" w:color="000000"/>
             </w:tcBorders>
-            <w:shd w:color="auto" w:fill="E5E5E5" w:val="clear"/>
+            <w:shd w:val="clear" w:color="auto" w:fill="E5E5E5"/>
           </w:tcPr>
           <w:p>
             <w:pPr>
               <w:pStyle w:val="TableText"/>
-              <w:snapToGrid w:val="false"/>
-              <w:spacing w:before="40" w:after="40"/>
+              <w:snapToGrid w:val="0"/>
               <w:rPr>
                 <w:color w:val="000000"/>
               </w:rPr>
             </w:pPr>
-            <w:r>
-              <w:rPr>
-                <w:color w:val="000000"/>
-              </w:rPr>
-            </w:r>
           </w:p>
         </w:tc>
         <w:tc>
@@ -1545,57 +1322,43 @@
             <w:tcW w:w="2593" w:type="dxa"/>
             <w:tcBorders>
               <w:top w:val="single" w:sz="6" w:space="0" w:color="000000"/>
-              <w:start w:val="single" w:sz="6" w:space="0" w:color="000000"/>
+              <w:left w:val="single" w:sz="6" w:space="0" w:color="000000"/>
               <w:bottom w:val="single" w:sz="6" w:space="0" w:color="000000"/>
-              <w:end w:val="single" w:sz="6" w:space="0" w:color="000000"/>
+              <w:right w:val="single" w:sz="6" w:space="0" w:color="000000"/>
             </w:tcBorders>
-            <w:shd w:color="auto" w:fill="E5E5E5" w:val="clear"/>
+            <w:shd w:val="clear" w:color="auto" w:fill="E5E5E5"/>
           </w:tcPr>
           <w:p>
             <w:pPr>
               <w:pStyle w:val="TableText"/>
-              <w:snapToGrid w:val="false"/>
-              <w:spacing w:before="40" w:after="40"/>
+              <w:snapToGrid w:val="0"/>
               <w:rPr>
                 <w:color w:val="000000"/>
               </w:rPr>
             </w:pPr>
-            <w:r>
-              <w:rPr>
-                <w:color w:val="000000"/>
-              </w:rPr>
-            </w:r>
           </w:p>
         </w:tc>
       </w:tr>
       <w:tr>
-        <w:trPr/>
         <w:tc>
           <w:tcPr>
             <w:tcW w:w="1275" w:type="dxa"/>
             <w:tcBorders>
               <w:top w:val="single" w:sz="6" w:space="0" w:color="000000"/>
-              <w:start w:val="single" w:sz="6" w:space="0" w:color="000000"/>
+              <w:left w:val="single" w:sz="6" w:space="0" w:color="000000"/>
               <w:bottom w:val="single" w:sz="6" w:space="0" w:color="000000"/>
             </w:tcBorders>
-            <w:shd w:color="auto" w:fill="E5E5E5" w:val="clear"/>
+            <w:shd w:val="clear" w:color="auto" w:fill="E5E5E5"/>
           </w:tcPr>
           <w:p>
             <w:pPr>
               <w:pStyle w:val="TableText"/>
-              <w:snapToGrid w:val="false"/>
-              <w:spacing w:before="40" w:after="40"/>
+              <w:snapToGrid w:val="0"/>
               <w:rPr>
                 <w:color w:val="000000"/>
                 <w:u w:val="single"/>
               </w:rPr>
             </w:pPr>
-            <w:r>
-              <w:rPr>
-                <w:color w:val="000000"/>
-                <w:u w:val="single"/>
-              </w:rPr>
-            </w:r>
           </w:p>
         </w:tc>
         <w:tc>
@@ -1603,25 +1366,19 @@
             <w:tcW w:w="1083" w:type="dxa"/>
             <w:tcBorders>
               <w:top w:val="single" w:sz="6" w:space="0" w:color="000000"/>
-              <w:start w:val="single" w:sz="6" w:space="0" w:color="000000"/>
+              <w:left w:val="single" w:sz="6" w:space="0" w:color="000000"/>
               <w:bottom w:val="single" w:sz="6" w:space="0" w:color="000000"/>
             </w:tcBorders>
-            <w:shd w:color="auto" w:fill="E5E5E5" w:val="clear"/>
+            <w:shd w:val="clear" w:color="auto" w:fill="E5E5E5"/>
           </w:tcPr>
           <w:p>
             <w:pPr>
               <w:pStyle w:val="TableText"/>
-              <w:snapToGrid w:val="false"/>
-              <w:spacing w:before="40" w:after="40"/>
+              <w:snapToGrid w:val="0"/>
               <w:rPr>
                 <w:color w:val="000000"/>
               </w:rPr>
             </w:pPr>
-            <w:r>
-              <w:rPr>
-                <w:color w:val="000000"/>
-              </w:rPr>
-            </w:r>
           </w:p>
         </w:tc>
         <w:tc>
@@ -1629,25 +1386,19 @@
             <w:tcW w:w="3812" w:type="dxa"/>
             <w:tcBorders>
               <w:top w:val="single" w:sz="6" w:space="0" w:color="000000"/>
-              <w:start w:val="single" w:sz="6" w:space="0" w:color="000000"/>
+              <w:left w:val="single" w:sz="6" w:space="0" w:color="000000"/>
               <w:bottom w:val="single" w:sz="6" w:space="0" w:color="000000"/>
             </w:tcBorders>
-            <w:shd w:color="auto" w:fill="E5E5E5" w:val="clear"/>
+            <w:shd w:val="clear" w:color="auto" w:fill="E5E5E5"/>
           </w:tcPr>
           <w:p>
             <w:pPr>
               <w:pStyle w:val="TableText"/>
-              <w:snapToGrid w:val="false"/>
-              <w:spacing w:before="40" w:after="40"/>
+              <w:snapToGrid w:val="0"/>
               <w:rPr>
                 <w:color w:val="000000"/>
               </w:rPr>
             </w:pPr>
-            <w:r>
-              <w:rPr>
-                <w:color w:val="000000"/>
-              </w:rPr>
-            </w:r>
           </w:p>
         </w:tc>
         <w:tc>
@@ -1655,57 +1406,43 @@
             <w:tcW w:w="2593" w:type="dxa"/>
             <w:tcBorders>
               <w:top w:val="single" w:sz="6" w:space="0" w:color="000000"/>
-              <w:start w:val="single" w:sz="6" w:space="0" w:color="000000"/>
+              <w:left w:val="single" w:sz="6" w:space="0" w:color="000000"/>
               <w:bottom w:val="single" w:sz="6" w:space="0" w:color="000000"/>
-              <w:end w:val="single" w:sz="6" w:space="0" w:color="000000"/>
+              <w:right w:val="single" w:sz="6" w:space="0" w:color="000000"/>
             </w:tcBorders>
-            <w:shd w:color="auto" w:fill="E5E5E5" w:val="clear"/>
+            <w:shd w:val="clear" w:color="auto" w:fill="E5E5E5"/>
           </w:tcPr>
           <w:p>
             <w:pPr>
               <w:pStyle w:val="TableText"/>
-              <w:snapToGrid w:val="false"/>
-              <w:spacing w:before="40" w:after="40"/>
+              <w:snapToGrid w:val="0"/>
               <w:rPr>
                 <w:color w:val="000000"/>
               </w:rPr>
             </w:pPr>
-            <w:r>
-              <w:rPr>
-                <w:color w:val="000000"/>
-              </w:rPr>
-            </w:r>
           </w:p>
         </w:tc>
       </w:tr>
       <w:tr>
-        <w:trPr/>
         <w:tc>
           <w:tcPr>
             <w:tcW w:w="1275" w:type="dxa"/>
             <w:tcBorders>
               <w:top w:val="single" w:sz="6" w:space="0" w:color="000000"/>
-              <w:start w:val="single" w:sz="6" w:space="0" w:color="000000"/>
+              <w:left w:val="single" w:sz="6" w:space="0" w:color="000000"/>
               <w:bottom w:val="single" w:sz="6" w:space="0" w:color="000000"/>
             </w:tcBorders>
-            <w:shd w:color="auto" w:fill="E5E5E5" w:val="clear"/>
+            <w:shd w:val="clear" w:color="auto" w:fill="E5E5E5"/>
           </w:tcPr>
           <w:p>
             <w:pPr>
               <w:pStyle w:val="TableText"/>
-              <w:snapToGrid w:val="false"/>
-              <w:spacing w:before="40" w:after="40"/>
+              <w:snapToGrid w:val="0"/>
               <w:rPr>
                 <w:color w:val="000000"/>
                 <w:u w:val="single"/>
               </w:rPr>
             </w:pPr>
-            <w:r>
-              <w:rPr>
-                <w:color w:val="000000"/>
-                <w:u w:val="single"/>
-              </w:rPr>
-            </w:r>
           </w:p>
         </w:tc>
         <w:tc>
@@ -1713,25 +1450,19 @@
             <w:tcW w:w="1083" w:type="dxa"/>
             <w:tcBorders>
               <w:top w:val="single" w:sz="6" w:space="0" w:color="000000"/>
-              <w:start w:val="single" w:sz="6" w:space="0" w:color="000000"/>
+              <w:left w:val="single" w:sz="6" w:space="0" w:color="000000"/>
               <w:bottom w:val="single" w:sz="6" w:space="0" w:color="000000"/>
             </w:tcBorders>
-            <w:shd w:color="auto" w:fill="E5E5E5" w:val="clear"/>
+            <w:shd w:val="clear" w:color="auto" w:fill="E5E5E5"/>
           </w:tcPr>
           <w:p>
             <w:pPr>
               <w:pStyle w:val="TableText"/>
-              <w:snapToGrid w:val="false"/>
-              <w:spacing w:before="40" w:after="40"/>
+              <w:snapToGrid w:val="0"/>
               <w:rPr>
                 <w:color w:val="000000"/>
               </w:rPr>
             </w:pPr>
-            <w:r>
-              <w:rPr>
-                <w:color w:val="000000"/>
-              </w:rPr>
-            </w:r>
           </w:p>
         </w:tc>
         <w:tc>
@@ -1739,25 +1470,19 @@
             <w:tcW w:w="3812" w:type="dxa"/>
             <w:tcBorders>
               <w:top w:val="single" w:sz="6" w:space="0" w:color="000000"/>
-              <w:start w:val="single" w:sz="6" w:space="0" w:color="000000"/>
+              <w:left w:val="single" w:sz="6" w:space="0" w:color="000000"/>
               <w:bottom w:val="single" w:sz="6" w:space="0" w:color="000000"/>
             </w:tcBorders>
-            <w:shd w:color="auto" w:fill="E5E5E5" w:val="clear"/>
+            <w:shd w:val="clear" w:color="auto" w:fill="E5E5E5"/>
           </w:tcPr>
           <w:p>
             <w:pPr>
               <w:pStyle w:val="TableText"/>
-              <w:snapToGrid w:val="false"/>
-              <w:spacing w:before="40" w:after="40"/>
+              <w:snapToGrid w:val="0"/>
               <w:rPr>
                 <w:color w:val="000000"/>
               </w:rPr>
             </w:pPr>
-            <w:r>
-              <w:rPr>
-                <w:color w:val="000000"/>
-              </w:rPr>
-            </w:r>
           </w:p>
         </w:tc>
         <w:tc>
@@ -1765,57 +1490,43 @@
             <w:tcW w:w="2593" w:type="dxa"/>
             <w:tcBorders>
               <w:top w:val="single" w:sz="6" w:space="0" w:color="000000"/>
-              <w:start w:val="single" w:sz="6" w:space="0" w:color="000000"/>
+              <w:left w:val="single" w:sz="6" w:space="0" w:color="000000"/>
               <w:bottom w:val="single" w:sz="6" w:space="0" w:color="000000"/>
-              <w:end w:val="single" w:sz="6" w:space="0" w:color="000000"/>
+              <w:right w:val="single" w:sz="6" w:space="0" w:color="000000"/>
             </w:tcBorders>
-            <w:shd w:color="auto" w:fill="E5E5E5" w:val="clear"/>
+            <w:shd w:val="clear" w:color="auto" w:fill="E5E5E5"/>
           </w:tcPr>
           <w:p>
             <w:pPr>
               <w:pStyle w:val="TableText"/>
-              <w:snapToGrid w:val="false"/>
-              <w:spacing w:before="40" w:after="40"/>
+              <w:snapToGrid w:val="0"/>
               <w:rPr>
                 <w:color w:val="000000"/>
               </w:rPr>
             </w:pPr>
-            <w:r>
-              <w:rPr>
-                <w:color w:val="000000"/>
-              </w:rPr>
-            </w:r>
           </w:p>
         </w:tc>
       </w:tr>
       <w:tr>
-        <w:trPr/>
         <w:tc>
           <w:tcPr>
             <w:tcW w:w="1275" w:type="dxa"/>
             <w:tcBorders>
               <w:top w:val="single" w:sz="6" w:space="0" w:color="000000"/>
-              <w:start w:val="single" w:sz="6" w:space="0" w:color="000000"/>
+              <w:left w:val="single" w:sz="6" w:space="0" w:color="000000"/>
               <w:bottom w:val="single" w:sz="6" w:space="0" w:color="000000"/>
             </w:tcBorders>
-            <w:shd w:color="auto" w:fill="E5E5E5" w:val="clear"/>
+            <w:shd w:val="clear" w:color="auto" w:fill="E5E5E5"/>
           </w:tcPr>
           <w:p>
             <w:pPr>
               <w:pStyle w:val="TableText"/>
-              <w:snapToGrid w:val="false"/>
-              <w:spacing w:before="40" w:after="40"/>
+              <w:snapToGrid w:val="0"/>
               <w:rPr>
                 <w:color w:val="000000"/>
                 <w:u w:val="single"/>
               </w:rPr>
             </w:pPr>
-            <w:r>
-              <w:rPr>
-                <w:color w:val="000000"/>
-                <w:u w:val="single"/>
-              </w:rPr>
-            </w:r>
           </w:p>
         </w:tc>
         <w:tc>
@@ -1823,25 +1534,19 @@
             <w:tcW w:w="1083" w:type="dxa"/>
             <w:tcBorders>
               <w:top w:val="single" w:sz="6" w:space="0" w:color="000000"/>
-              <w:start w:val="single" w:sz="6" w:space="0" w:color="000000"/>
+              <w:left w:val="single" w:sz="6" w:space="0" w:color="000000"/>
               <w:bottom w:val="single" w:sz="6" w:space="0" w:color="000000"/>
             </w:tcBorders>
-            <w:shd w:color="auto" w:fill="E5E5E5" w:val="clear"/>
+            <w:shd w:val="clear" w:color="auto" w:fill="E5E5E5"/>
           </w:tcPr>
           <w:p>
             <w:pPr>
               <w:pStyle w:val="TableText"/>
-              <w:snapToGrid w:val="false"/>
-              <w:spacing w:before="40" w:after="40"/>
+              <w:snapToGrid w:val="0"/>
               <w:rPr>
                 <w:color w:val="000000"/>
               </w:rPr>
             </w:pPr>
-            <w:r>
-              <w:rPr>
-                <w:color w:val="000000"/>
-              </w:rPr>
-            </w:r>
           </w:p>
         </w:tc>
         <w:tc>
@@ -1849,25 +1554,19 @@
             <w:tcW w:w="3812" w:type="dxa"/>
             <w:tcBorders>
               <w:top w:val="single" w:sz="6" w:space="0" w:color="000000"/>
-              <w:start w:val="single" w:sz="6" w:space="0" w:color="000000"/>
+              <w:left w:val="single" w:sz="6" w:space="0" w:color="000000"/>
               <w:bottom w:val="single" w:sz="6" w:space="0" w:color="000000"/>
             </w:tcBorders>
-            <w:shd w:color="auto" w:fill="E5E5E5" w:val="clear"/>
+            <w:shd w:val="clear" w:color="auto" w:fill="E5E5E5"/>
           </w:tcPr>
           <w:p>
             <w:pPr>
               <w:pStyle w:val="TableText"/>
-              <w:snapToGrid w:val="false"/>
-              <w:spacing w:before="40" w:after="40"/>
+              <w:snapToGrid w:val="0"/>
               <w:rPr>
                 <w:color w:val="000000"/>
               </w:rPr>
             </w:pPr>
-            <w:r>
-              <w:rPr>
-                <w:color w:val="000000"/>
-              </w:rPr>
-            </w:r>
           </w:p>
         </w:tc>
         <w:tc>
@@ -1875,57 +1574,43 @@
             <w:tcW w:w="2593" w:type="dxa"/>
             <w:tcBorders>
               <w:top w:val="single" w:sz="6" w:space="0" w:color="000000"/>
-              <w:start w:val="single" w:sz="6" w:space="0" w:color="000000"/>
+              <w:left w:val="single" w:sz="6" w:space="0" w:color="000000"/>
               <w:bottom w:val="single" w:sz="6" w:space="0" w:color="000000"/>
-              <w:end w:val="single" w:sz="6" w:space="0" w:color="000000"/>
+              <w:right w:val="single" w:sz="6" w:space="0" w:color="000000"/>
             </w:tcBorders>
-            <w:shd w:color="auto" w:fill="E5E5E5" w:val="clear"/>
+            <w:shd w:val="clear" w:color="auto" w:fill="E5E5E5"/>
           </w:tcPr>
           <w:p>
             <w:pPr>
               <w:pStyle w:val="TableText"/>
-              <w:snapToGrid w:val="false"/>
-              <w:spacing w:before="40" w:after="40"/>
+              <w:snapToGrid w:val="0"/>
               <w:rPr>
                 <w:color w:val="000000"/>
               </w:rPr>
             </w:pPr>
-            <w:r>
-              <w:rPr>
-                <w:color w:val="000000"/>
-              </w:rPr>
-            </w:r>
           </w:p>
         </w:tc>
       </w:tr>
       <w:tr>
-        <w:trPr/>
         <w:tc>
           <w:tcPr>
             <w:tcW w:w="1275" w:type="dxa"/>
             <w:tcBorders>
               <w:top w:val="single" w:sz="6" w:space="0" w:color="000000"/>
-              <w:start w:val="single" w:sz="6" w:space="0" w:color="000000"/>
+              <w:left w:val="single" w:sz="6" w:space="0" w:color="000000"/>
               <w:bottom w:val="single" w:sz="6" w:space="0" w:color="000000"/>
             </w:tcBorders>
-            <w:shd w:color="auto" w:fill="E5E5E5" w:val="clear"/>
+            <w:shd w:val="clear" w:color="auto" w:fill="E5E5E5"/>
           </w:tcPr>
           <w:p>
             <w:pPr>
               <w:pStyle w:val="TableText"/>
-              <w:snapToGrid w:val="false"/>
-              <w:spacing w:before="40" w:after="40"/>
+              <w:snapToGrid w:val="0"/>
               <w:rPr>
                 <w:color w:val="000000"/>
                 <w:u w:val="single"/>
               </w:rPr>
             </w:pPr>
-            <w:r>
-              <w:rPr>
-                <w:color w:val="000000"/>
-                <w:u w:val="single"/>
-              </w:rPr>
-            </w:r>
           </w:p>
         </w:tc>
         <w:tc>
@@ -1933,25 +1618,19 @@
             <w:tcW w:w="1083" w:type="dxa"/>
             <w:tcBorders>
               <w:top w:val="single" w:sz="6" w:space="0" w:color="000000"/>
-              <w:start w:val="single" w:sz="6" w:space="0" w:color="000000"/>
+              <w:left w:val="single" w:sz="6" w:space="0" w:color="000000"/>
               <w:bottom w:val="single" w:sz="6" w:space="0" w:color="000000"/>
             </w:tcBorders>
-            <w:shd w:color="auto" w:fill="E5E5E5" w:val="clear"/>
+            <w:shd w:val="clear" w:color="auto" w:fill="E5E5E5"/>
           </w:tcPr>
           <w:p>
             <w:pPr>
               <w:pStyle w:val="TableText"/>
-              <w:snapToGrid w:val="false"/>
-              <w:spacing w:before="40" w:after="40"/>
+              <w:snapToGrid w:val="0"/>
               <w:rPr>
                 <w:color w:val="000000"/>
               </w:rPr>
             </w:pPr>
-            <w:r>
-              <w:rPr>
-                <w:color w:val="000000"/>
-              </w:rPr>
-            </w:r>
           </w:p>
         </w:tc>
         <w:tc>
@@ -1959,25 +1638,19 @@
             <w:tcW w:w="3812" w:type="dxa"/>
             <w:tcBorders>
               <w:top w:val="single" w:sz="6" w:space="0" w:color="000000"/>
-              <w:start w:val="single" w:sz="6" w:space="0" w:color="000000"/>
+              <w:left w:val="single" w:sz="6" w:space="0" w:color="000000"/>
               <w:bottom w:val="single" w:sz="6" w:space="0" w:color="000000"/>
             </w:tcBorders>
-            <w:shd w:color="auto" w:fill="E5E5E5" w:val="clear"/>
+            <w:shd w:val="clear" w:color="auto" w:fill="E5E5E5"/>
           </w:tcPr>
           <w:p>
             <w:pPr>
               <w:pStyle w:val="TableText"/>
-              <w:snapToGrid w:val="false"/>
-              <w:spacing w:before="40" w:after="40"/>
+              <w:snapToGrid w:val="0"/>
               <w:rPr>
                 <w:color w:val="000000"/>
               </w:rPr>
             </w:pPr>
-            <w:r>
-              <w:rPr>
-                <w:color w:val="000000"/>
-              </w:rPr>
-            </w:r>
           </w:p>
         </w:tc>
         <w:tc>
@@ -1985,57 +1658,43 @@
             <w:tcW w:w="2593" w:type="dxa"/>
             <w:tcBorders>
               <w:top w:val="single" w:sz="6" w:space="0" w:color="000000"/>
-              <w:start w:val="single" w:sz="6" w:space="0" w:color="000000"/>
+              <w:left w:val="single" w:sz="6" w:space="0" w:color="000000"/>
               <w:bottom w:val="single" w:sz="6" w:space="0" w:color="000000"/>
-              <w:end w:val="single" w:sz="6" w:space="0" w:color="000000"/>
+              <w:right w:val="single" w:sz="6" w:space="0" w:color="000000"/>
             </w:tcBorders>
-            <w:shd w:color="auto" w:fill="E5E5E5" w:val="clear"/>
+            <w:shd w:val="clear" w:color="auto" w:fill="E5E5E5"/>
           </w:tcPr>
           <w:p>
             <w:pPr>
               <w:pStyle w:val="TableText"/>
-              <w:snapToGrid w:val="false"/>
-              <w:spacing w:before="40" w:after="40"/>
+              <w:snapToGrid w:val="0"/>
               <w:rPr>
                 <w:color w:val="000000"/>
               </w:rPr>
             </w:pPr>
-            <w:r>
-              <w:rPr>
-                <w:color w:val="000000"/>
-              </w:rPr>
-            </w:r>
           </w:p>
         </w:tc>
       </w:tr>
       <w:tr>
-        <w:trPr/>
         <w:tc>
           <w:tcPr>
             <w:tcW w:w="1275" w:type="dxa"/>
             <w:tcBorders>
               <w:top w:val="single" w:sz="6" w:space="0" w:color="000000"/>
-              <w:start w:val="single" w:sz="6" w:space="0" w:color="000000"/>
+              <w:left w:val="single" w:sz="6" w:space="0" w:color="000000"/>
               <w:bottom w:val="single" w:sz="6" w:space="0" w:color="000000"/>
             </w:tcBorders>
-            <w:shd w:color="auto" w:fill="E5E5E5" w:val="clear"/>
+            <w:shd w:val="clear" w:color="auto" w:fill="E5E5E5"/>
           </w:tcPr>
           <w:p>
             <w:pPr>
               <w:pStyle w:val="TableText"/>
-              <w:snapToGrid w:val="false"/>
-              <w:spacing w:before="40" w:after="40"/>
+              <w:snapToGrid w:val="0"/>
               <w:rPr>
                 <w:color w:val="000000"/>
                 <w:u w:val="single"/>
               </w:rPr>
             </w:pPr>
-            <w:r>
-              <w:rPr>
-                <w:color w:val="000000"/>
-                <w:u w:val="single"/>
-              </w:rPr>
-            </w:r>
           </w:p>
         </w:tc>
         <w:tc>
@@ -2043,25 +1702,19 @@
             <w:tcW w:w="1083" w:type="dxa"/>
             <w:tcBorders>
               <w:top w:val="single" w:sz="6" w:space="0" w:color="000000"/>
-              <w:start w:val="single" w:sz="6" w:space="0" w:color="000000"/>
+              <w:left w:val="single" w:sz="6" w:space="0" w:color="000000"/>
               <w:bottom w:val="single" w:sz="6" w:space="0" w:color="000000"/>
             </w:tcBorders>
-            <w:shd w:color="auto" w:fill="E5E5E5" w:val="clear"/>
+            <w:shd w:val="clear" w:color="auto" w:fill="E5E5E5"/>
           </w:tcPr>
           <w:p>
             <w:pPr>
               <w:pStyle w:val="TableText"/>
-              <w:snapToGrid w:val="false"/>
-              <w:spacing w:before="40" w:after="40"/>
+              <w:snapToGrid w:val="0"/>
               <w:rPr>
                 <w:color w:val="000000"/>
               </w:rPr>
             </w:pPr>
-            <w:r>
-              <w:rPr>
-                <w:color w:val="000000"/>
-              </w:rPr>
-            </w:r>
           </w:p>
         </w:tc>
         <w:tc>
@@ -2069,25 +1722,19 @@
             <w:tcW w:w="3812" w:type="dxa"/>
             <w:tcBorders>
               <w:top w:val="single" w:sz="6" w:space="0" w:color="000000"/>
-              <w:start w:val="single" w:sz="6" w:space="0" w:color="000000"/>
+              <w:left w:val="single" w:sz="6" w:space="0" w:color="000000"/>
               <w:bottom w:val="single" w:sz="6" w:space="0" w:color="000000"/>
             </w:tcBorders>
-            <w:shd w:color="auto" w:fill="E5E5E5" w:val="clear"/>
+            <w:shd w:val="clear" w:color="auto" w:fill="E5E5E5"/>
           </w:tcPr>
           <w:p>
             <w:pPr>
               <w:pStyle w:val="TableText"/>
-              <w:snapToGrid w:val="false"/>
-              <w:spacing w:before="40" w:after="40"/>
+              <w:snapToGrid w:val="0"/>
               <w:rPr>
                 <w:color w:val="000000"/>
               </w:rPr>
             </w:pPr>
-            <w:r>
-              <w:rPr>
-                <w:color w:val="000000"/>
-              </w:rPr>
-            </w:r>
           </w:p>
         </w:tc>
         <w:tc>
@@ -2095,57 +1742,43 @@
             <w:tcW w:w="2593" w:type="dxa"/>
             <w:tcBorders>
               <w:top w:val="single" w:sz="6" w:space="0" w:color="000000"/>
-              <w:start w:val="single" w:sz="6" w:space="0" w:color="000000"/>
+              <w:left w:val="single" w:sz="6" w:space="0" w:color="000000"/>
               <w:bottom w:val="single" w:sz="6" w:space="0" w:color="000000"/>
-              <w:end w:val="single" w:sz="6" w:space="0" w:color="000000"/>
+              <w:right w:val="single" w:sz="6" w:space="0" w:color="000000"/>
             </w:tcBorders>
-            <w:shd w:color="auto" w:fill="E5E5E5" w:val="clear"/>
+            <w:shd w:val="clear" w:color="auto" w:fill="E5E5E5"/>
           </w:tcPr>
           <w:p>
             <w:pPr>
               <w:pStyle w:val="TableText"/>
-              <w:snapToGrid w:val="false"/>
-              <w:spacing w:before="40" w:after="40"/>
+              <w:snapToGrid w:val="0"/>
               <w:rPr>
                 <w:color w:val="000000"/>
               </w:rPr>
             </w:pPr>
-            <w:r>
-              <w:rPr>
-                <w:color w:val="000000"/>
-              </w:rPr>
-            </w:r>
           </w:p>
         </w:tc>
       </w:tr>
       <w:tr>
-        <w:trPr/>
         <w:tc>
           <w:tcPr>
             <w:tcW w:w="1275" w:type="dxa"/>
             <w:tcBorders>
               <w:top w:val="single" w:sz="6" w:space="0" w:color="000000"/>
-              <w:start w:val="single" w:sz="6" w:space="0" w:color="000000"/>
+              <w:left w:val="single" w:sz="6" w:space="0" w:color="000000"/>
               <w:bottom w:val="single" w:sz="6" w:space="0" w:color="000000"/>
             </w:tcBorders>
-            <w:shd w:color="auto" w:fill="E5E5E5" w:val="clear"/>
+            <w:shd w:val="clear" w:color="auto" w:fill="E5E5E5"/>
           </w:tcPr>
           <w:p>
             <w:pPr>
               <w:pStyle w:val="TableText"/>
-              <w:snapToGrid w:val="false"/>
-              <w:spacing w:before="40" w:after="40"/>
+              <w:snapToGrid w:val="0"/>
               <w:rPr>
                 <w:color w:val="000000"/>
                 <w:u w:val="single"/>
               </w:rPr>
             </w:pPr>
-            <w:r>
-              <w:rPr>
-                <w:color w:val="000000"/>
-                <w:u w:val="single"/>
-              </w:rPr>
-            </w:r>
           </w:p>
         </w:tc>
         <w:tc>
@@ -2153,25 +1786,19 @@
             <w:tcW w:w="1083" w:type="dxa"/>
             <w:tcBorders>
               <w:top w:val="single" w:sz="6" w:space="0" w:color="000000"/>
-              <w:start w:val="single" w:sz="6" w:space="0" w:color="000000"/>
+              <w:left w:val="single" w:sz="6" w:space="0" w:color="000000"/>
               <w:bottom w:val="single" w:sz="6" w:space="0" w:color="000000"/>
             </w:tcBorders>
-            <w:shd w:color="auto" w:fill="E5E5E5" w:val="clear"/>
+            <w:shd w:val="clear" w:color="auto" w:fill="E5E5E5"/>
           </w:tcPr>
           <w:p>
             <w:pPr>
               <w:pStyle w:val="TableText"/>
-              <w:snapToGrid w:val="false"/>
-              <w:spacing w:before="40" w:after="40"/>
+              <w:snapToGrid w:val="0"/>
               <w:rPr>
                 <w:color w:val="000000"/>
               </w:rPr>
             </w:pPr>
-            <w:r>
-              <w:rPr>
-                <w:color w:val="000000"/>
-              </w:rPr>
-            </w:r>
           </w:p>
         </w:tc>
         <w:tc>
@@ -2179,25 +1806,19 @@
             <w:tcW w:w="3812" w:type="dxa"/>
             <w:tcBorders>
               <w:top w:val="single" w:sz="6" w:space="0" w:color="000000"/>
-              <w:start w:val="single" w:sz="6" w:space="0" w:color="000000"/>
+              <w:left w:val="single" w:sz="6" w:space="0" w:color="000000"/>
               <w:bottom w:val="single" w:sz="6" w:space="0" w:color="000000"/>
             </w:tcBorders>
-            <w:shd w:color="auto" w:fill="E5E5E5" w:val="clear"/>
+            <w:shd w:val="clear" w:color="auto" w:fill="E5E5E5"/>
           </w:tcPr>
           <w:p>
             <w:pPr>
               <w:pStyle w:val="TableText"/>
-              <w:snapToGrid w:val="false"/>
-              <w:spacing w:before="40" w:after="40"/>
+              <w:snapToGrid w:val="0"/>
               <w:rPr>
                 <w:color w:val="000000"/>
               </w:rPr>
             </w:pPr>
-            <w:r>
-              <w:rPr>
-                <w:color w:val="000000"/>
-              </w:rPr>
-            </w:r>
           </w:p>
         </w:tc>
         <w:tc>
@@ -2205,51 +1826,43 @@
             <w:tcW w:w="2593" w:type="dxa"/>
             <w:tcBorders>
               <w:top w:val="single" w:sz="6" w:space="0" w:color="000000"/>
-              <w:start w:val="single" w:sz="6" w:space="0" w:color="000000"/>
+              <w:left w:val="single" w:sz="6" w:space="0" w:color="000000"/>
               <w:bottom w:val="single" w:sz="6" w:space="0" w:color="000000"/>
-              <w:end w:val="single" w:sz="6" w:space="0" w:color="000000"/>
+              <w:right w:val="single" w:sz="6" w:space="0" w:color="000000"/>
             </w:tcBorders>
-            <w:shd w:color="auto" w:fill="E5E5E5" w:val="clear"/>
+            <w:shd w:val="clear" w:color="auto" w:fill="E5E5E5"/>
           </w:tcPr>
           <w:p>
             <w:pPr>
               <w:pStyle w:val="TableText"/>
-              <w:snapToGrid w:val="false"/>
-              <w:spacing w:before="40" w:after="40"/>
+              <w:snapToGrid w:val="0"/>
               <w:rPr>
                 <w:color w:val="000000"/>
               </w:rPr>
             </w:pPr>
-            <w:r>
-              <w:rPr>
-                <w:color w:val="000000"/>
-              </w:rPr>
-            </w:r>
           </w:p>
         </w:tc>
       </w:tr>
     </w:tbl>
     <w:p>
       <w:pPr>
-        <w:pStyle w:val="Normal"/>
         <w:rPr>
           <w:color w:val="000000"/>
           <w:u w:val="single"/>
         </w:rPr>
         <w:sectPr>
-          <w:headerReference w:type="even" r:id="rId8"/>
-          <w:headerReference w:type="default" r:id="rId9"/>
-          <w:headerReference w:type="first" r:id="rId10"/>
-          <w:footerReference w:type="even" r:id="rId11"/>
-          <w:footerReference w:type="default" r:id="rId12"/>
-          <w:footerReference w:type="first" r:id="rId13"/>
-          <w:type w:val="nextPage"/>
+          <w:headerReference w:type="even" r:id="rId13"/>
+          <w:headerReference w:type="default" r:id="rId14"/>
+          <w:footerReference w:type="even" r:id="rId15"/>
+          <w:footerReference w:type="default" r:id="rId16"/>
+          <w:headerReference w:type="first" r:id="rId17"/>
+          <w:footerReference w:type="first" r:id="rId18"/>
           <w:pgSz w:w="12240" w:h="15840"/>
-          <w:pgMar w:left="1800" w:right="1800" w:gutter="0" w:header="720" w:top="1440" w:footer="1080" w:bottom="1800"/>
+          <w:pgMar w:top="1440" w:right="1800" w:bottom="1800" w:left="1800" w:header="720" w:footer="1080" w:gutter="0"/>
           <w:pgNumType w:fmt="lowerRoman"/>
-          <w:formProt w:val="false"/>
-          <w:textDirection w:val="lrTb"/>
-          <w:docGrid w:type="default" w:linePitch="360" w:charSpace="0"/>
+          <w:cols w:space="720"/>
+          <w:formProt w:val="0"/>
+          <w:docGrid w:linePitch="360"/>
         </w:sectPr>
       </w:pPr>
       <w:r>
@@ -2270,16 +1883,22 @@
         </w:rPr>
       </w:pPr>
       <w:r>
-        <w:rPr/>
+        <w:lastRenderedPageBreak/>
         <w:tab/>
         <w:t>Table of Contents</w:t>
       </w:r>
     </w:p>
     <w:sdt>
       <w:sdtPr>
+        <w:rPr>
+          <w:b w:val="0"/>
+          <w:caps w:val="0"/>
+          <w:smallCaps/>
+        </w:rPr>
+        <w:id w:val="-1760520260"/>
         <w:docPartObj>
           <w:docPartGallery w:val="Table of Contents"/>
-          <w:docPartUnique w:val="true"/>
+          <w:docPartUnique/>
         </w:docPartObj>
       </w:sdtPr>
       <w:sdtContent>
@@ -2287,14 +1906,12 @@
           <w:pPr>
             <w:pStyle w:val="TOC1"/>
             <w:tabs>
-              <w:tab w:val="left" w:pos="400" w:leader="none"/>
-              <w:tab w:val="right" w:pos="8640" w:leader="dot"/>
+              <w:tab w:val="left" w:pos="400"/>
             </w:tabs>
             <w:rPr>
               <w:rFonts w:ascii="Calibri" w:hAnsi="Calibri" w:cs="Calibri"/>
-              <w:b w:val="false"/>
-              <w:caps w:val="false"/>
-              <w:smallCaps w:val="false"/>
+              <w:b w:val="0"/>
+              <w:caps w:val="0"/>
               <w:sz w:val="24"/>
               <w:szCs w:val="24"/>
               <w:lang w:eastAsia="en-US"/>
@@ -2310,9 +1927,6 @@
             <w:instrText xml:space="preserve"> TOC \o "1-3" \h</w:instrText>
           </w:r>
           <w:r>
-            <w:rPr>
-              <w:lang w:eastAsia="en-US"/>
-            </w:rPr>
             <w:fldChar w:fldCharType="separate"/>
           </w:r>
           <w:r>
@@ -2323,10 +1937,9 @@
           </w:r>
           <w:r>
             <w:rPr>
-              <w:rFonts w:cs="Calibri" w:ascii="Calibri" w:hAnsi="Calibri"/>
-              <w:b w:val="false"/>
-              <w:caps w:val="false"/>
-              <w:smallCaps w:val="false"/>
+              <w:rFonts w:ascii="Calibri" w:hAnsi="Calibri" w:cs="Calibri"/>
+              <w:b w:val="0"/>
+              <w:caps w:val="0"/>
               <w:sz w:val="24"/>
               <w:szCs w:val="24"/>
               <w:lang w:eastAsia="en-US"/>
@@ -2338,6 +1951,11 @@
               <w:lang w:eastAsia="en-US"/>
             </w:rPr>
             <w:t>Purpose</w:t>
+          </w:r>
+          <w:r>
+            <w:rPr>
+              <w:lang w:eastAsia="en-US"/>
+            </w:rPr>
             <w:tab/>
           </w:r>
           <w:hyperlink w:anchor="__RefHeading___Toc19440719">
@@ -2354,13 +1972,11 @@
           <w:pPr>
             <w:pStyle w:val="TOC2"/>
             <w:tabs>
-              <w:tab w:val="left" w:pos="800" w:leader="none"/>
-              <w:tab w:val="right" w:pos="8640" w:leader="dot"/>
+              <w:tab w:val="left" w:pos="800"/>
             </w:tabs>
             <w:rPr>
               <w:rFonts w:ascii="Calibri" w:hAnsi="Calibri" w:cs="Calibri"/>
-              <w:caps w:val="false"/>
-              <w:smallCaps w:val="false"/>
+              <w:smallCaps w:val="0"/>
               <w:sz w:val="24"/>
               <w:szCs w:val="24"/>
               <w:lang w:eastAsia="en-US"/>
@@ -2374,9 +1990,8 @@
           </w:r>
           <w:r>
             <w:rPr>
-              <w:rFonts w:cs="Calibri" w:ascii="Calibri" w:hAnsi="Calibri"/>
-              <w:caps w:val="false"/>
-              <w:smallCaps w:val="false"/>
+              <w:rFonts w:ascii="Calibri" w:hAnsi="Calibri" w:cs="Calibri"/>
+              <w:smallCaps w:val="0"/>
               <w:sz w:val="24"/>
               <w:szCs w:val="24"/>
               <w:lang w:eastAsia="en-US"/>
@@ -2388,6 +2003,11 @@
               <w:lang w:eastAsia="en-US"/>
             </w:rPr>
             <w:t>Scope</w:t>
+          </w:r>
+          <w:r>
+            <w:rPr>
+              <w:lang w:eastAsia="en-US"/>
+            </w:rPr>
             <w:tab/>
           </w:r>
           <w:hyperlink w:anchor="__RefHeading___Toc19440720">
@@ -2404,13 +2024,11 @@
           <w:pPr>
             <w:pStyle w:val="TOC2"/>
             <w:tabs>
-              <w:tab w:val="left" w:pos="800" w:leader="none"/>
-              <w:tab w:val="right" w:pos="8640" w:leader="dot"/>
+              <w:tab w:val="left" w:pos="800"/>
             </w:tabs>
             <w:rPr>
               <w:rFonts w:ascii="Calibri" w:hAnsi="Calibri" w:cs="Calibri"/>
-              <w:caps w:val="false"/>
-              <w:smallCaps w:val="false"/>
+              <w:smallCaps w:val="0"/>
               <w:sz w:val="24"/>
               <w:szCs w:val="24"/>
               <w:lang w:eastAsia="en-US"/>
@@ -2424,9 +2042,8 @@
           </w:r>
           <w:r>
             <w:rPr>
-              <w:rFonts w:cs="Calibri" w:ascii="Calibri" w:hAnsi="Calibri"/>
-              <w:caps w:val="false"/>
-              <w:smallCaps w:val="false"/>
+              <w:rFonts w:ascii="Calibri" w:hAnsi="Calibri" w:cs="Calibri"/>
+              <w:smallCaps w:val="0"/>
               <w:sz w:val="24"/>
               <w:szCs w:val="24"/>
               <w:lang w:eastAsia="en-US"/>
@@ -2438,6 +2055,11 @@
               <w:lang w:eastAsia="en-US"/>
             </w:rPr>
             <w:t>Definitions, Acronyms, Abbreviations</w:t>
+          </w:r>
+          <w:r>
+            <w:rPr>
+              <w:lang w:eastAsia="en-US"/>
+            </w:rPr>
             <w:tab/>
           </w:r>
           <w:hyperlink w:anchor="__RefHeading___Toc19440721">
@@ -2454,13 +2076,11 @@
           <w:pPr>
             <w:pStyle w:val="TOC2"/>
             <w:tabs>
-              <w:tab w:val="left" w:pos="800" w:leader="none"/>
-              <w:tab w:val="right" w:pos="8640" w:leader="dot"/>
+              <w:tab w:val="left" w:pos="800"/>
             </w:tabs>
             <w:rPr>
               <w:rFonts w:ascii="Calibri" w:hAnsi="Calibri" w:cs="Calibri"/>
-              <w:caps w:val="false"/>
-              <w:smallCaps w:val="false"/>
+              <w:smallCaps w:val="0"/>
               <w:sz w:val="24"/>
               <w:szCs w:val="24"/>
               <w:lang w:eastAsia="en-US"/>
@@ -2474,9 +2094,8 @@
           </w:r>
           <w:r>
             <w:rPr>
-              <w:rFonts w:cs="Calibri" w:ascii="Calibri" w:hAnsi="Calibri"/>
-              <w:caps w:val="false"/>
-              <w:smallCaps w:val="false"/>
+              <w:rFonts w:ascii="Calibri" w:hAnsi="Calibri" w:cs="Calibri"/>
+              <w:smallCaps w:val="0"/>
               <w:sz w:val="24"/>
               <w:szCs w:val="24"/>
               <w:lang w:eastAsia="en-US"/>
@@ -2488,6 +2107,11 @@
               <w:lang w:eastAsia="en-US"/>
             </w:rPr>
             <w:t>References</w:t>
+          </w:r>
+          <w:r>
+            <w:rPr>
+              <w:lang w:eastAsia="en-US"/>
+            </w:rPr>
             <w:tab/>
           </w:r>
           <w:hyperlink w:anchor="__RefHeading___Toc19440722">
@@ -2504,13 +2128,11 @@
           <w:pPr>
             <w:pStyle w:val="TOC2"/>
             <w:tabs>
-              <w:tab w:val="left" w:pos="800" w:leader="none"/>
-              <w:tab w:val="right" w:pos="8640" w:leader="dot"/>
+              <w:tab w:val="left" w:pos="800"/>
             </w:tabs>
             <w:rPr>
               <w:rFonts w:ascii="Calibri" w:hAnsi="Calibri" w:cs="Calibri"/>
-              <w:caps w:val="false"/>
-              <w:smallCaps w:val="false"/>
+              <w:smallCaps w:val="0"/>
               <w:sz w:val="24"/>
               <w:szCs w:val="24"/>
               <w:lang w:eastAsia="en-US"/>
@@ -2524,9 +2146,8 @@
           </w:r>
           <w:r>
             <w:rPr>
-              <w:rFonts w:cs="Calibri" w:ascii="Calibri" w:hAnsi="Calibri"/>
-              <w:caps w:val="false"/>
-              <w:smallCaps w:val="false"/>
+              <w:rFonts w:ascii="Calibri" w:hAnsi="Calibri" w:cs="Calibri"/>
+              <w:smallCaps w:val="0"/>
               <w:sz w:val="24"/>
               <w:szCs w:val="24"/>
               <w:lang w:eastAsia="en-US"/>
@@ -2538,6 +2159,11 @@
               <w:lang w:eastAsia="en-US"/>
             </w:rPr>
             <w:t>Overview</w:t>
+          </w:r>
+          <w:r>
+            <w:rPr>
+              <w:lang w:eastAsia="en-US"/>
+            </w:rPr>
             <w:tab/>
           </w:r>
           <w:hyperlink w:anchor="__RefHeading___Toc19440723">
@@ -2554,14 +2180,12 @@
           <w:pPr>
             <w:pStyle w:val="TOC1"/>
             <w:tabs>
-              <w:tab w:val="left" w:pos="400" w:leader="none"/>
-              <w:tab w:val="right" w:pos="8640" w:leader="dot"/>
+              <w:tab w:val="left" w:pos="400"/>
             </w:tabs>
             <w:rPr>
               <w:rFonts w:ascii="Calibri" w:hAnsi="Calibri" w:cs="Calibri"/>
-              <w:b w:val="false"/>
-              <w:caps w:val="false"/>
-              <w:smallCaps w:val="false"/>
+              <w:b w:val="0"/>
+              <w:caps w:val="0"/>
               <w:sz w:val="24"/>
               <w:szCs w:val="24"/>
               <w:lang w:eastAsia="en-US"/>
@@ -2575,10 +2199,9 @@
           </w:r>
           <w:r>
             <w:rPr>
-              <w:rFonts w:cs="Calibri" w:ascii="Calibri" w:hAnsi="Calibri"/>
-              <w:b w:val="false"/>
-              <w:caps w:val="false"/>
-              <w:smallCaps w:val="false"/>
+              <w:rFonts w:ascii="Calibri" w:hAnsi="Calibri" w:cs="Calibri"/>
+              <w:b w:val="0"/>
+              <w:caps w:val="0"/>
               <w:sz w:val="24"/>
               <w:szCs w:val="24"/>
               <w:lang w:eastAsia="en-US"/>
@@ -2590,6 +2213,11 @@
               <w:lang w:eastAsia="en-US"/>
             </w:rPr>
             <w:t>Overall Description</w:t>
+          </w:r>
+          <w:r>
+            <w:rPr>
+              <w:lang w:eastAsia="en-US"/>
+            </w:rPr>
             <w:tab/>
           </w:r>
           <w:hyperlink w:anchor="__RefHeading___Toc19440724">
@@ -2606,13 +2234,11 @@
           <w:pPr>
             <w:pStyle w:val="TOC2"/>
             <w:tabs>
-              <w:tab w:val="left" w:pos="800" w:leader="none"/>
-              <w:tab w:val="right" w:pos="8640" w:leader="dot"/>
+              <w:tab w:val="left" w:pos="800"/>
             </w:tabs>
             <w:rPr>
               <w:rFonts w:ascii="Calibri" w:hAnsi="Calibri" w:cs="Calibri"/>
-              <w:caps w:val="false"/>
-              <w:smallCaps w:val="false"/>
+              <w:smallCaps w:val="0"/>
               <w:sz w:val="24"/>
               <w:szCs w:val="24"/>
               <w:lang w:eastAsia="en-US"/>
@@ -2626,9 +2252,8 @@
           </w:r>
           <w:r>
             <w:rPr>
-              <w:rFonts w:cs="Calibri" w:ascii="Calibri" w:hAnsi="Calibri"/>
-              <w:caps w:val="false"/>
-              <w:smallCaps w:val="false"/>
+              <w:rFonts w:ascii="Calibri" w:hAnsi="Calibri" w:cs="Calibri"/>
+              <w:smallCaps w:val="0"/>
               <w:sz w:val="24"/>
               <w:szCs w:val="24"/>
               <w:lang w:eastAsia="en-US"/>
@@ -2640,6 +2265,11 @@
               <w:lang w:eastAsia="en-US"/>
             </w:rPr>
             <w:t>Product Perspective</w:t>
+          </w:r>
+          <w:r>
+            <w:rPr>
+              <w:lang w:eastAsia="en-US"/>
+            </w:rPr>
             <w:tab/>
           </w:r>
           <w:hyperlink w:anchor="__RefHeading___Toc19440725">
@@ -2656,13 +2286,11 @@
           <w:pPr>
             <w:pStyle w:val="TOC2"/>
             <w:tabs>
-              <w:tab w:val="left" w:pos="800" w:leader="none"/>
-              <w:tab w:val="right" w:pos="8640" w:leader="dot"/>
+              <w:tab w:val="left" w:pos="800"/>
             </w:tabs>
             <w:rPr>
               <w:rFonts w:ascii="Calibri" w:hAnsi="Calibri" w:cs="Calibri"/>
-              <w:caps w:val="false"/>
-              <w:smallCaps w:val="false"/>
+              <w:smallCaps w:val="0"/>
               <w:sz w:val="24"/>
               <w:szCs w:val="24"/>
               <w:lang w:eastAsia="en-US"/>
@@ -2676,9 +2304,8 @@
           </w:r>
           <w:r>
             <w:rPr>
-              <w:rFonts w:cs="Calibri" w:ascii="Calibri" w:hAnsi="Calibri"/>
-              <w:caps w:val="false"/>
-              <w:smallCaps w:val="false"/>
+              <w:rFonts w:ascii="Calibri" w:hAnsi="Calibri" w:cs="Calibri"/>
+              <w:smallCaps w:val="0"/>
               <w:sz w:val="24"/>
               <w:szCs w:val="24"/>
               <w:lang w:eastAsia="en-US"/>
@@ -2690,6 +2317,11 @@
               <w:lang w:eastAsia="en-US"/>
             </w:rPr>
             <w:t>Product Architecture</w:t>
+          </w:r>
+          <w:r>
+            <w:rPr>
+              <w:lang w:eastAsia="en-US"/>
+            </w:rPr>
             <w:tab/>
           </w:r>
           <w:hyperlink w:anchor="__RefHeading___Toc19440726">
@@ -2706,13 +2338,11 @@
           <w:pPr>
             <w:pStyle w:val="TOC2"/>
             <w:tabs>
-              <w:tab w:val="left" w:pos="800" w:leader="none"/>
-              <w:tab w:val="right" w:pos="8640" w:leader="dot"/>
+              <w:tab w:val="left" w:pos="800"/>
             </w:tabs>
             <w:rPr>
               <w:rFonts w:ascii="Calibri" w:hAnsi="Calibri" w:cs="Calibri"/>
-              <w:caps w:val="false"/>
-              <w:smallCaps w:val="false"/>
+              <w:smallCaps w:val="0"/>
               <w:sz w:val="24"/>
               <w:szCs w:val="24"/>
               <w:lang w:eastAsia="en-US"/>
@@ -2726,9 +2356,8 @@
           </w:r>
           <w:r>
             <w:rPr>
-              <w:rFonts w:cs="Calibri" w:ascii="Calibri" w:hAnsi="Calibri"/>
-              <w:caps w:val="false"/>
-              <w:smallCaps w:val="false"/>
+              <w:rFonts w:ascii="Calibri" w:hAnsi="Calibri" w:cs="Calibri"/>
+              <w:smallCaps w:val="0"/>
               <w:sz w:val="24"/>
               <w:szCs w:val="24"/>
               <w:lang w:eastAsia="en-US"/>
@@ -2740,6 +2369,11 @@
               <w:lang w:eastAsia="en-US"/>
             </w:rPr>
             <w:t>Product Functionality/Features</w:t>
+          </w:r>
+          <w:r>
+            <w:rPr>
+              <w:lang w:eastAsia="en-US"/>
+            </w:rPr>
             <w:tab/>
           </w:r>
           <w:hyperlink w:anchor="__RefHeading___Toc19440727">
@@ -2756,13 +2390,11 @@
           <w:pPr>
             <w:pStyle w:val="TOC2"/>
             <w:tabs>
-              <w:tab w:val="left" w:pos="800" w:leader="none"/>
-              <w:tab w:val="right" w:pos="8640" w:leader="dot"/>
+              <w:tab w:val="left" w:pos="800"/>
             </w:tabs>
             <w:rPr>
               <w:rFonts w:ascii="Calibri" w:hAnsi="Calibri" w:cs="Calibri"/>
-              <w:caps w:val="false"/>
-              <w:smallCaps w:val="false"/>
+              <w:smallCaps w:val="0"/>
               <w:sz w:val="24"/>
               <w:szCs w:val="24"/>
               <w:lang w:eastAsia="en-US"/>
@@ -2776,9 +2408,8 @@
           </w:r>
           <w:r>
             <w:rPr>
-              <w:rFonts w:cs="Calibri" w:ascii="Calibri" w:hAnsi="Calibri"/>
-              <w:caps w:val="false"/>
-              <w:smallCaps w:val="false"/>
+              <w:rFonts w:ascii="Calibri" w:hAnsi="Calibri" w:cs="Calibri"/>
+              <w:smallCaps w:val="0"/>
               <w:sz w:val="24"/>
               <w:szCs w:val="24"/>
               <w:lang w:eastAsia="en-US"/>
@@ -2790,6 +2421,11 @@
               <w:lang w:eastAsia="en-US"/>
             </w:rPr>
             <w:t>Constraints</w:t>
+          </w:r>
+          <w:r>
+            <w:rPr>
+              <w:lang w:eastAsia="en-US"/>
+            </w:rPr>
             <w:tab/>
           </w:r>
           <w:hyperlink w:anchor="__RefHeading___Toc19440728">
@@ -2806,13 +2442,11 @@
           <w:pPr>
             <w:pStyle w:val="TOC2"/>
             <w:tabs>
-              <w:tab w:val="left" w:pos="800" w:leader="none"/>
-              <w:tab w:val="right" w:pos="8640" w:leader="dot"/>
+              <w:tab w:val="left" w:pos="800"/>
             </w:tabs>
             <w:rPr>
               <w:rFonts w:ascii="Calibri" w:hAnsi="Calibri" w:cs="Calibri"/>
-              <w:caps w:val="false"/>
-              <w:smallCaps w:val="false"/>
+              <w:smallCaps w:val="0"/>
               <w:sz w:val="24"/>
               <w:szCs w:val="24"/>
               <w:lang w:eastAsia="en-US"/>
@@ -2826,9 +2460,8 @@
           </w:r>
           <w:r>
             <w:rPr>
-              <w:rFonts w:cs="Calibri" w:ascii="Calibri" w:hAnsi="Calibri"/>
-              <w:caps w:val="false"/>
-              <w:smallCaps w:val="false"/>
+              <w:rFonts w:ascii="Calibri" w:hAnsi="Calibri" w:cs="Calibri"/>
+              <w:smallCaps w:val="0"/>
               <w:sz w:val="24"/>
               <w:szCs w:val="24"/>
               <w:lang w:eastAsia="en-US"/>
@@ -2840,6 +2473,11 @@
               <w:lang w:eastAsia="en-US"/>
             </w:rPr>
             <w:t>Assumptions and Dependencies</w:t>
+          </w:r>
+          <w:r>
+            <w:rPr>
+              <w:lang w:eastAsia="en-US"/>
+            </w:rPr>
             <w:tab/>
           </w:r>
           <w:hyperlink w:anchor="__RefHeading___Toc19440729">
@@ -2856,14 +2494,12 @@
           <w:pPr>
             <w:pStyle w:val="TOC1"/>
             <w:tabs>
-              <w:tab w:val="left" w:pos="400" w:leader="none"/>
-              <w:tab w:val="right" w:pos="8640" w:leader="dot"/>
+              <w:tab w:val="left" w:pos="400"/>
             </w:tabs>
             <w:rPr>
               <w:rFonts w:ascii="Calibri" w:hAnsi="Calibri" w:cs="Calibri"/>
-              <w:b w:val="false"/>
-              <w:caps w:val="false"/>
-              <w:smallCaps w:val="false"/>
+              <w:b w:val="0"/>
+              <w:caps w:val="0"/>
               <w:sz w:val="24"/>
               <w:szCs w:val="24"/>
               <w:lang w:eastAsia="en-US"/>
@@ -2877,10 +2513,9 @@
           </w:r>
           <w:r>
             <w:rPr>
-              <w:rFonts w:cs="Calibri" w:ascii="Calibri" w:hAnsi="Calibri"/>
-              <w:b w:val="false"/>
-              <w:caps w:val="false"/>
-              <w:smallCaps w:val="false"/>
+              <w:rFonts w:ascii="Calibri" w:hAnsi="Calibri" w:cs="Calibri"/>
+              <w:b w:val="0"/>
+              <w:caps w:val="0"/>
               <w:sz w:val="24"/>
               <w:szCs w:val="24"/>
               <w:lang w:eastAsia="en-US"/>
@@ -2892,6 +2527,11 @@
               <w:lang w:eastAsia="en-US"/>
             </w:rPr>
             <w:t>Specific Requirements</w:t>
+          </w:r>
+          <w:r>
+            <w:rPr>
+              <w:lang w:eastAsia="en-US"/>
+            </w:rPr>
             <w:tab/>
           </w:r>
           <w:hyperlink w:anchor="__RefHeading___Toc19440730">
@@ -2908,13 +2548,11 @@
           <w:pPr>
             <w:pStyle w:val="TOC2"/>
             <w:tabs>
-              <w:tab w:val="left" w:pos="800" w:leader="none"/>
-              <w:tab w:val="right" w:pos="8640" w:leader="dot"/>
+              <w:tab w:val="left" w:pos="800"/>
             </w:tabs>
             <w:rPr>
               <w:rFonts w:ascii="Calibri" w:hAnsi="Calibri" w:cs="Calibri"/>
-              <w:caps w:val="false"/>
-              <w:smallCaps w:val="false"/>
+              <w:smallCaps w:val="0"/>
               <w:sz w:val="24"/>
               <w:szCs w:val="24"/>
               <w:lang w:eastAsia="en-US"/>
@@ -2928,9 +2566,8 @@
           </w:r>
           <w:r>
             <w:rPr>
-              <w:rFonts w:cs="Calibri" w:ascii="Calibri" w:hAnsi="Calibri"/>
-              <w:caps w:val="false"/>
-              <w:smallCaps w:val="false"/>
+              <w:rFonts w:ascii="Calibri" w:hAnsi="Calibri" w:cs="Calibri"/>
+              <w:smallCaps w:val="0"/>
               <w:sz w:val="24"/>
               <w:szCs w:val="24"/>
               <w:lang w:eastAsia="en-US"/>
@@ -2942,6 +2579,11 @@
               <w:lang w:eastAsia="en-US"/>
             </w:rPr>
             <w:t>Functional Requirements</w:t>
+          </w:r>
+          <w:r>
+            <w:rPr>
+              <w:lang w:eastAsia="en-US"/>
+            </w:rPr>
             <w:tab/>
           </w:r>
           <w:hyperlink w:anchor="__RefHeading___Toc19440731">
@@ -2958,13 +2600,11 @@
           <w:pPr>
             <w:pStyle w:val="TOC2"/>
             <w:tabs>
-              <w:tab w:val="left" w:pos="800" w:leader="none"/>
-              <w:tab w:val="right" w:pos="8640" w:leader="dot"/>
+              <w:tab w:val="left" w:pos="800"/>
             </w:tabs>
             <w:rPr>
               <w:rFonts w:ascii="Calibri" w:hAnsi="Calibri" w:cs="Calibri"/>
-              <w:caps w:val="false"/>
-              <w:smallCaps w:val="false"/>
+              <w:smallCaps w:val="0"/>
               <w:sz w:val="24"/>
               <w:szCs w:val="24"/>
               <w:lang w:eastAsia="en-US"/>
@@ -2978,9 +2618,8 @@
           </w:r>
           <w:r>
             <w:rPr>
-              <w:rFonts w:cs="Calibri" w:ascii="Calibri" w:hAnsi="Calibri"/>
-              <w:caps w:val="false"/>
-              <w:smallCaps w:val="false"/>
+              <w:rFonts w:ascii="Calibri" w:hAnsi="Calibri" w:cs="Calibri"/>
+              <w:smallCaps w:val="0"/>
               <w:sz w:val="24"/>
               <w:szCs w:val="24"/>
               <w:lang w:eastAsia="en-US"/>
@@ -2992,6 +2631,11 @@
               <w:lang w:eastAsia="en-US"/>
             </w:rPr>
             <w:t>External Interface Requirements</w:t>
+          </w:r>
+          <w:r>
+            <w:rPr>
+              <w:lang w:eastAsia="en-US"/>
+            </w:rPr>
             <w:tab/>
           </w:r>
           <w:hyperlink w:anchor="__RefHeading___Toc19440736">
@@ -3008,13 +2652,11 @@
           <w:pPr>
             <w:pStyle w:val="TOC2"/>
             <w:tabs>
-              <w:tab w:val="left" w:pos="800" w:leader="none"/>
-              <w:tab w:val="right" w:pos="8640" w:leader="dot"/>
+              <w:tab w:val="left" w:pos="800"/>
             </w:tabs>
             <w:rPr>
               <w:rFonts w:ascii="Calibri" w:hAnsi="Calibri" w:cs="Calibri"/>
-              <w:caps w:val="false"/>
-              <w:smallCaps w:val="false"/>
+              <w:smallCaps w:val="0"/>
               <w:sz w:val="24"/>
               <w:szCs w:val="24"/>
               <w:lang w:eastAsia="en-US"/>
@@ -3028,9 +2670,8 @@
           </w:r>
           <w:r>
             <w:rPr>
-              <w:rFonts w:cs="Calibri" w:ascii="Calibri" w:hAnsi="Calibri"/>
-              <w:caps w:val="false"/>
-              <w:smallCaps w:val="false"/>
+              <w:rFonts w:ascii="Calibri" w:hAnsi="Calibri" w:cs="Calibri"/>
+              <w:smallCaps w:val="0"/>
               <w:sz w:val="24"/>
               <w:szCs w:val="24"/>
               <w:lang w:eastAsia="en-US"/>
@@ -3042,6 +2683,11 @@
               <w:lang w:eastAsia="en-US"/>
             </w:rPr>
             <w:t>Internal Interface Requirements</w:t>
+          </w:r>
+          <w:r>
+            <w:rPr>
+              <w:lang w:eastAsia="en-US"/>
+            </w:rPr>
             <w:tab/>
           </w:r>
           <w:hyperlink w:anchor="__RefHeading___Toc19440737">
@@ -3058,14 +2704,12 @@
           <w:pPr>
             <w:pStyle w:val="TOC1"/>
             <w:tabs>
-              <w:tab w:val="left" w:pos="400" w:leader="none"/>
-              <w:tab w:val="right" w:pos="8640" w:leader="dot"/>
+              <w:tab w:val="left" w:pos="400"/>
             </w:tabs>
             <w:rPr>
               <w:rFonts w:ascii="Calibri" w:hAnsi="Calibri" w:cs="Calibri"/>
-              <w:b w:val="false"/>
-              <w:caps w:val="false"/>
-              <w:smallCaps w:val="false"/>
+              <w:b w:val="0"/>
+              <w:caps w:val="0"/>
               <w:sz w:val="24"/>
               <w:szCs w:val="24"/>
               <w:lang w:eastAsia="en-US"/>
@@ -3079,10 +2723,9 @@
           </w:r>
           <w:r>
             <w:rPr>
-              <w:rFonts w:cs="Calibri" w:ascii="Calibri" w:hAnsi="Calibri"/>
-              <w:b w:val="false"/>
-              <w:caps w:val="false"/>
-              <w:smallCaps w:val="false"/>
+              <w:rFonts w:ascii="Calibri" w:hAnsi="Calibri" w:cs="Calibri"/>
+              <w:b w:val="0"/>
+              <w:caps w:val="0"/>
               <w:sz w:val="24"/>
               <w:szCs w:val="24"/>
               <w:lang w:eastAsia="en-US"/>
@@ -3094,6 +2737,11 @@
               <w:lang w:eastAsia="en-US"/>
             </w:rPr>
             <w:t>Non-Functional Requirements</w:t>
+          </w:r>
+          <w:r>
+            <w:rPr>
+              <w:lang w:eastAsia="en-US"/>
+            </w:rPr>
             <w:tab/>
           </w:r>
           <w:hyperlink w:anchor="__RefHeading___Toc19440738">
@@ -3110,13 +2758,11 @@
           <w:pPr>
             <w:pStyle w:val="TOC2"/>
             <w:tabs>
-              <w:tab w:val="left" w:pos="800" w:leader="none"/>
-              <w:tab w:val="right" w:pos="8640" w:leader="dot"/>
+              <w:tab w:val="left" w:pos="800"/>
             </w:tabs>
             <w:rPr>
               <w:rFonts w:ascii="Calibri" w:hAnsi="Calibri" w:cs="Calibri"/>
-              <w:caps w:val="false"/>
-              <w:smallCaps w:val="false"/>
+              <w:smallCaps w:val="0"/>
               <w:sz w:val="24"/>
               <w:szCs w:val="24"/>
               <w:lang w:eastAsia="en-US"/>
@@ -3130,9 +2776,8 @@
           </w:r>
           <w:r>
             <w:rPr>
-              <w:rFonts w:cs="Calibri" w:ascii="Calibri" w:hAnsi="Calibri"/>
-              <w:caps w:val="false"/>
-              <w:smallCaps w:val="false"/>
+              <w:rFonts w:ascii="Calibri" w:hAnsi="Calibri" w:cs="Calibri"/>
+              <w:smallCaps w:val="0"/>
               <w:sz w:val="24"/>
               <w:szCs w:val="24"/>
               <w:lang w:eastAsia="en-US"/>
@@ -3144,6 +2789,11 @@
               <w:lang w:eastAsia="en-US"/>
             </w:rPr>
             <w:t>Security and Privacy Requirements</w:t>
+          </w:r>
+          <w:r>
+            <w:rPr>
+              <w:lang w:eastAsia="en-US"/>
+            </w:rPr>
             <w:tab/>
           </w:r>
           <w:hyperlink w:anchor="__RefHeading___Toc19440739">
@@ -3160,13 +2810,11 @@
           <w:pPr>
             <w:pStyle w:val="TOC2"/>
             <w:tabs>
-              <w:tab w:val="left" w:pos="800" w:leader="none"/>
-              <w:tab w:val="right" w:pos="8640" w:leader="dot"/>
+              <w:tab w:val="left" w:pos="800"/>
             </w:tabs>
             <w:rPr>
               <w:rFonts w:ascii="Calibri" w:hAnsi="Calibri" w:cs="Calibri"/>
-              <w:caps w:val="false"/>
-              <w:smallCaps w:val="false"/>
+              <w:smallCaps w:val="0"/>
               <w:sz w:val="24"/>
               <w:szCs w:val="24"/>
               <w:lang w:eastAsia="en-US"/>
@@ -3180,9 +2828,8 @@
           </w:r>
           <w:r>
             <w:rPr>
-              <w:rFonts w:cs="Calibri" w:ascii="Calibri" w:hAnsi="Calibri"/>
-              <w:caps w:val="false"/>
-              <w:smallCaps w:val="false"/>
+              <w:rFonts w:ascii="Calibri" w:hAnsi="Calibri" w:cs="Calibri"/>
+              <w:smallCaps w:val="0"/>
               <w:sz w:val="24"/>
               <w:szCs w:val="24"/>
               <w:lang w:eastAsia="en-US"/>
@@ -3194,6 +2841,11 @@
               <w:lang w:eastAsia="en-US"/>
             </w:rPr>
             <w:t>Environmental Requirements</w:t>
+          </w:r>
+          <w:r>
+            <w:rPr>
+              <w:lang w:eastAsia="en-US"/>
+            </w:rPr>
             <w:tab/>
           </w:r>
           <w:hyperlink w:anchor="__RefHeading___Toc19440740">
@@ -3210,8 +2862,7 @@
           <w:pPr>
             <w:pStyle w:val="TOC2"/>
             <w:tabs>
-              <w:tab w:val="left" w:pos="800" w:leader="none"/>
-              <w:tab w:val="right" w:pos="8640" w:leader="dot"/>
+              <w:tab w:val="left" w:pos="800"/>
             </w:tabs>
             <w:rPr>
               <w:rFonts w:ascii="Calibri" w:hAnsi="Calibri" w:cs="Calibri"/>
@@ -3222,17 +2873,15 @@
           </w:pPr>
           <w:r>
             <w:rPr>
-              <w:caps w:val="false"/>
-              <w:smallCaps w:val="false"/>
+              <w:smallCaps w:val="0"/>
               <w:lang w:eastAsia="en-US"/>
             </w:rPr>
             <w:t>4.3.</w:t>
           </w:r>
           <w:r>
             <w:rPr>
-              <w:rFonts w:cs="Calibri" w:ascii="Calibri" w:hAnsi="Calibri"/>
-              <w:caps w:val="false"/>
-              <w:smallCaps w:val="false"/>
+              <w:rFonts w:ascii="Calibri" w:hAnsi="Calibri" w:cs="Calibri"/>
+              <w:smallCaps w:val="0"/>
               <w:sz w:val="24"/>
               <w:szCs w:val="24"/>
               <w:lang w:eastAsia="en-US"/>
@@ -3241,19 +2890,23 @@
           </w:r>
           <w:r>
             <w:rPr>
-              <w:caps w:val="false"/>
-              <w:smallCaps w:val="false"/>
+              <w:smallCaps w:val="0"/>
               <w:lang w:eastAsia="en-US"/>
             </w:rPr>
             <w:t>Performance Requirements</w:t>
+          </w:r>
+          <w:r>
+            <w:rPr>
+              <w:smallCaps w:val="0"/>
+              <w:lang w:eastAsia="en-US"/>
+            </w:rPr>
             <w:tab/>
           </w:r>
           <w:hyperlink w:anchor="__RefHeading___Toc19440741">
             <w:r>
               <w:rPr>
                 <w:rStyle w:val="IndexLink"/>
-                <w:caps w:val="false"/>
-                <w:smallCaps w:val="false"/>
+                <w:smallCaps w:val="0"/>
                 <w:lang w:eastAsia="en-US"/>
               </w:rPr>
               <w:t>8</w:t>
@@ -3262,8 +2915,7 @@
           <w:r>
             <w:rPr>
               <w:rStyle w:val="IndexLink"/>
-              <w:caps w:val="false"/>
-              <w:smallCaps w:val="false"/>
+              <w:smallCaps w:val="0"/>
               <w:lang w:eastAsia="en-US"/>
             </w:rPr>
             <w:fldChar w:fldCharType="end"/>
@@ -3273,7 +2925,6 @@
     </w:sdt>
     <w:p>
       <w:pPr>
-        <w:pStyle w:val="Normal"/>
         <w:rPr>
           <w:rFonts w:ascii="Calibri" w:hAnsi="Calibri" w:cs="Calibri"/>
           <w:b/>
@@ -3283,16 +2934,6 @@
           <w:lang w:eastAsia="en-US"/>
         </w:rPr>
       </w:pPr>
-      <w:r>
-        <w:rPr>
-          <w:rFonts w:cs="Calibri" w:ascii="Calibri" w:hAnsi="Calibri"/>
-          <w:b/>
-          <w:caps/>
-          <w:sz w:val="24"/>
-          <w:szCs w:val="24"/>
-          <w:lang w:eastAsia="en-US"/>
-        </w:rPr>
-      </w:r>
     </w:p>
     <w:p>
       <w:pPr>
@@ -3301,12 +2942,11 @@
           <w:ilvl w:val="0"/>
           <w:numId w:val="2"/>
         </w:numPr>
-        <w:rPr/>
       </w:pPr>
       <w:bookmarkStart w:id="2" w:name="__RefHeading___Toc19440719"/>
       <w:bookmarkEnd w:id="2"/>
       <w:r>
-        <w:rPr/>
+        <w:lastRenderedPageBreak/>
         <w:t>Purpose</w:t>
       </w:r>
     </w:p>
@@ -3331,12 +2971,10 @@
           <w:ilvl w:val="1"/>
           <w:numId w:val="2"/>
         </w:numPr>
-        <w:rPr/>
       </w:pPr>
       <w:bookmarkStart w:id="3" w:name="__RefHeading___Toc19440720"/>
       <w:bookmarkEnd w:id="3"/>
       <w:r>
-        <w:rPr/>
         <w:t>Scope</w:t>
       </w:r>
     </w:p>
@@ -3357,19 +2995,17 @@
     <w:p>
       <w:pPr>
         <w:pStyle w:val="Heading2"/>
-        <w:rPr/>
       </w:pPr>
       <w:bookmarkStart w:id="4" w:name="__RefHeading___Toc19440721"/>
       <w:bookmarkEnd w:id="4"/>
       <w:r>
-        <w:rPr/>
         <w:t>Definitions, Acronyms, Abbreviations</w:t>
       </w:r>
     </w:p>
     <w:p>
       <w:pPr>
         <w:pStyle w:val="Paragraph3"/>
-        <w:ind w:firstLine="720" w:start="720"/>
+        <w:ind w:left="720" w:firstLine="720"/>
         <w:rPr>
           <w:color w:val="0070C0"/>
         </w:rPr>
@@ -3384,22 +3020,36 @@
     <w:p>
       <w:pPr>
         <w:pStyle w:val="Paragraph3"/>
-        <w:ind w:firstLine="720" w:start="720"/>
-        <w:rPr>
-          <w:color w:val="0070C0"/>
-        </w:rPr>
-      </w:pPr>
-      <w:r>
-        <w:rPr>
-          <w:color w:val="0070C0"/>
-        </w:rPr>
-        <w:t>Dealer: A specialized user role with the added ability to operate as a dealer for the games and the configurator of game parameters when creating joinable tables for blackjack, deals cards in accordance to standard blackjack rules</w:t>
+        <w:ind w:left="720" w:firstLine="720"/>
+        <w:rPr>
+          <w:color w:val="0070C0"/>
+        </w:rPr>
+      </w:pPr>
+      <w:r>
+        <w:rPr>
+          <w:color w:val="0070C0"/>
+        </w:rPr>
+        <w:t xml:space="preserve">Dealer: A specialized user role with the added ability to operate as a dealer for the games and the configurator of game parameters when creating joinable tables for blackjack, deals cards in accordance </w:t>
+      </w:r>
+      <w:proofErr w:type="gramStart"/>
+      <w:r>
+        <w:rPr>
+          <w:color w:val="0070C0"/>
+        </w:rPr>
+        <w:t>to</w:t>
+      </w:r>
+      <w:proofErr w:type="gramEnd"/>
+      <w:r>
+        <w:rPr>
+          <w:color w:val="0070C0"/>
+        </w:rPr>
+        <w:t xml:space="preserve"> standard blackjack rules</w:t>
       </w:r>
     </w:p>
     <w:p>
       <w:pPr>
         <w:pStyle w:val="Paragraph3"/>
-        <w:ind w:firstLine="720" w:start="720"/>
+        <w:ind w:left="720" w:firstLine="720"/>
         <w:rPr>
           <w:color w:val="0070C0"/>
         </w:rPr>
@@ -3414,7 +3064,7 @@
     <w:p>
       <w:pPr>
         <w:pStyle w:val="Paragraph3"/>
-        <w:ind w:firstLine="720" w:start="720"/>
+        <w:ind w:left="720" w:firstLine="720"/>
         <w:rPr>
           <w:color w:val="0070C0"/>
         </w:rPr>
@@ -3429,7 +3079,7 @@
     <w:p>
       <w:pPr>
         <w:pStyle w:val="Paragraph3"/>
-        <w:ind w:firstLine="720" w:start="720"/>
+        <w:ind w:left="720" w:firstLine="720"/>
         <w:rPr>
           <w:color w:val="0070C0"/>
         </w:rPr>
@@ -3444,7 +3094,7 @@
     <w:p>
       <w:pPr>
         <w:pStyle w:val="Paragraph3"/>
-        <w:ind w:firstLine="720" w:start="720"/>
+        <w:ind w:left="720" w:firstLine="720"/>
         <w:rPr>
           <w:color w:val="0070C0"/>
         </w:rPr>
@@ -3459,7 +3109,7 @@
     <w:p>
       <w:pPr>
         <w:pStyle w:val="Paragraph3"/>
-        <w:ind w:firstLine="720" w:start="720"/>
+        <w:ind w:left="720" w:firstLine="720"/>
         <w:rPr>
           <w:color w:val="0070C0"/>
         </w:rPr>
@@ -3474,7 +3124,7 @@
     <w:p>
       <w:pPr>
         <w:pStyle w:val="Paragraph3"/>
-        <w:ind w:firstLine="720" w:start="720"/>
+        <w:ind w:left="720" w:firstLine="720"/>
         <w:rPr>
           <w:color w:val="0070C0"/>
         </w:rPr>
@@ -3489,7 +3139,7 @@
     <w:p>
       <w:pPr>
         <w:pStyle w:val="Paragraph3"/>
-        <w:ind w:firstLine="720" w:start="720"/>
+        <w:ind w:left="720" w:firstLine="720"/>
         <w:rPr>
           <w:color w:val="0070C0"/>
         </w:rPr>
@@ -3504,7 +3154,7 @@
     <w:p>
       <w:pPr>
         <w:pStyle w:val="Paragraph3"/>
-        <w:ind w:firstLine="720" w:start="720"/>
+        <w:ind w:left="720" w:firstLine="720"/>
         <w:rPr>
           <w:color w:val="0070C0"/>
         </w:rPr>
@@ -3519,7 +3169,7 @@
     <w:p>
       <w:pPr>
         <w:pStyle w:val="Paragraph3"/>
-        <w:ind w:firstLine="720" w:start="720"/>
+        <w:ind w:left="720" w:firstLine="720"/>
         <w:rPr>
           <w:color w:val="0070C0"/>
         </w:rPr>
@@ -3534,7 +3184,7 @@
     <w:p>
       <w:pPr>
         <w:pStyle w:val="Paragraph3"/>
-        <w:ind w:firstLine="720" w:start="720"/>
+        <w:ind w:left="720" w:firstLine="720"/>
         <w:rPr>
           <w:color w:val="0070C0"/>
         </w:rPr>
@@ -3549,37 +3199,79 @@
     <w:p>
       <w:pPr>
         <w:pStyle w:val="Paragraph3"/>
-        <w:ind w:firstLine="720" w:start="720"/>
-        <w:rPr>
-          <w:color w:val="0070C0"/>
-        </w:rPr>
-      </w:pPr>
-      <w:r>
-        <w:rPr>
-          <w:color w:val="0070C0"/>
-        </w:rPr>
-        <w:t>Bet: A number of credits submitted by a player before being dealt hands to start playing the game</w:t>
+        <w:ind w:left="720" w:firstLine="720"/>
+        <w:rPr>
+          <w:color w:val="0070C0"/>
+        </w:rPr>
+      </w:pPr>
+      <w:r>
+        <w:rPr>
+          <w:color w:val="0070C0"/>
+        </w:rPr>
+        <w:t xml:space="preserve">Bet: </w:t>
+      </w:r>
+      <w:proofErr w:type="gramStart"/>
+      <w:r>
+        <w:rPr>
+          <w:color w:val="0070C0"/>
+        </w:rPr>
+        <w:t>A number of</w:t>
+      </w:r>
+      <w:proofErr w:type="gramEnd"/>
+      <w:r>
+        <w:rPr>
+          <w:color w:val="0070C0"/>
+        </w:rPr>
+        <w:t xml:space="preserve"> credits submitted by a player before being dealt hands to start playing the game</w:t>
       </w:r>
     </w:p>
     <w:p>
       <w:pPr>
         <w:pStyle w:val="Paragraph3"/>
-        <w:ind w:firstLine="720" w:start="720"/>
-        <w:rPr>
-          <w:color w:val="0070C0"/>
-        </w:rPr>
-      </w:pPr>
-      <w:r>
-        <w:rPr>
-          <w:color w:val="0070C0"/>
-        </w:rPr>
-        <w:t>Timer: A countdown for the time players have to take action in a round of the game</w:t>
+        <w:ind w:left="720" w:firstLine="720"/>
+        <w:rPr>
+          <w:color w:val="0070C0"/>
+        </w:rPr>
+      </w:pPr>
+      <w:r>
+        <w:rPr>
+          <w:color w:val="0070C0"/>
+        </w:rPr>
+        <w:t xml:space="preserve">Timer: A countdown for the time players </w:t>
+      </w:r>
+      <w:proofErr w:type="gramStart"/>
+      <w:r>
+        <w:rPr>
+          <w:color w:val="0070C0"/>
+        </w:rPr>
+        <w:t>have</w:t>
+      </w:r>
+      <w:proofErr w:type="gramEnd"/>
+      <w:r>
+        <w:rPr>
+          <w:color w:val="0070C0"/>
+        </w:rPr>
+        <w:t xml:space="preserve"> to </w:t>
+      </w:r>
+      <w:proofErr w:type="gramStart"/>
+      <w:r>
+        <w:rPr>
+          <w:color w:val="0070C0"/>
+        </w:rPr>
+        <w:t>take action</w:t>
+      </w:r>
+      <w:proofErr w:type="gramEnd"/>
+      <w:r>
+        <w:rPr>
+          <w:color w:val="0070C0"/>
+        </w:rPr>
+        <w:t xml:space="preserve"> in a round of the game</w:t>
       </w:r>
     </w:p>
     <w:p>
       <w:pPr>
         <w:pStyle w:val="Paragraph3"/>
-        <w:ind w:firstLine="720" w:start="720"/>
+        <w:ind w:left="720" w:firstLine="720"/>
         <w:rPr>
           <w:color w:val="0070C0"/>
         </w:rPr>
@@ -3594,7 +3286,7 @@
     <w:p>
       <w:pPr>
         <w:pStyle w:val="Paragraph3"/>
-        <w:ind w:firstLine="720" w:start="720"/>
+        <w:ind w:left="720" w:firstLine="720"/>
         <w:rPr>
           <w:color w:val="0070C0"/>
         </w:rPr>
@@ -3609,7 +3301,7 @@
     <w:p>
       <w:pPr>
         <w:pStyle w:val="Paragraph3"/>
-        <w:ind w:firstLine="720" w:start="720"/>
+        <w:ind w:left="720" w:firstLine="720"/>
         <w:rPr>
           <w:color w:val="0070C0"/>
         </w:rPr>
@@ -3624,7 +3316,7 @@
     <w:p>
       <w:pPr>
         <w:pStyle w:val="Paragraph3"/>
-        <w:ind w:firstLine="720" w:start="720"/>
+        <w:ind w:left="720" w:firstLine="720"/>
         <w:rPr>
           <w:color w:val="0070C0"/>
         </w:rPr>
@@ -3639,7 +3331,7 @@
     <w:p>
       <w:pPr>
         <w:pStyle w:val="Paragraph3"/>
-        <w:ind w:firstLine="720" w:start="720"/>
+        <w:ind w:left="720" w:firstLine="720"/>
         <w:rPr>
           <w:color w:val="0070C0"/>
         </w:rPr>
@@ -3654,7 +3346,7 @@
     <w:p>
       <w:pPr>
         <w:pStyle w:val="Paragraph3"/>
-        <w:ind w:firstLine="720" w:start="720"/>
+        <w:ind w:left="720" w:firstLine="720"/>
         <w:rPr>
           <w:color w:val="0070C0"/>
         </w:rPr>
@@ -3669,7 +3361,7 @@
     <w:p>
       <w:pPr>
         <w:pStyle w:val="Paragraph3"/>
-        <w:ind w:firstLine="720" w:start="720"/>
+        <w:ind w:left="720" w:firstLine="720"/>
         <w:rPr>
           <w:color w:val="0070C0"/>
         </w:rPr>
@@ -3684,37 +3376,52 @@
     <w:p>
       <w:pPr>
         <w:pStyle w:val="Paragraph3"/>
-        <w:ind w:firstLine="720" w:start="720"/>
-        <w:rPr>
-          <w:color w:val="0070C0"/>
-        </w:rPr>
-      </w:pPr>
-      <w:r>
-        <w:rPr>
-          <w:color w:val="0070C0"/>
-        </w:rPr>
+        <w:ind w:left="720" w:firstLine="720"/>
+        <w:rPr>
+          <w:color w:val="0070C0"/>
+        </w:rPr>
+      </w:pPr>
+      <w:r>
+        <w:rPr>
+          <w:color w:val="0070C0"/>
+        </w:rPr>
+        <w:lastRenderedPageBreak/>
         <w:t>Hit: When a player requests an additional card from the dealer.</w:t>
       </w:r>
     </w:p>
     <w:p>
       <w:pPr>
         <w:pStyle w:val="Paragraph3"/>
-        <w:ind w:firstLine="720" w:start="720"/>
-        <w:rPr>
-          <w:color w:val="0070C0"/>
-        </w:rPr>
-      </w:pPr>
-      <w:r>
-        <w:rPr>
-          <w:color w:val="0070C0"/>
-        </w:rPr>
-        <w:t>Stand: When a player signals they don’t want any additional cards dealt to them during the current round.</w:t>
+        <w:ind w:left="720" w:firstLine="720"/>
+        <w:rPr>
+          <w:color w:val="0070C0"/>
+        </w:rPr>
+      </w:pPr>
+      <w:r>
+        <w:rPr>
+          <w:color w:val="0070C0"/>
+        </w:rPr>
+        <w:t xml:space="preserve">Stand: When a player </w:t>
+      </w:r>
+      <w:proofErr w:type="gramStart"/>
+      <w:r>
+        <w:rPr>
+          <w:color w:val="0070C0"/>
+        </w:rPr>
+        <w:t>signals</w:t>
+      </w:r>
+      <w:proofErr w:type="gramEnd"/>
+      <w:r>
+        <w:rPr>
+          <w:color w:val="0070C0"/>
+        </w:rPr>
+        <w:t xml:space="preserve"> they don’t want any additional cards dealt to them during the current round.</w:t>
       </w:r>
     </w:p>
     <w:p>
       <w:pPr>
         <w:pStyle w:val="Paragraph3"/>
-        <w:ind w:firstLine="720" w:start="720"/>
+        <w:ind w:left="720" w:firstLine="720"/>
         <w:rPr>
           <w:color w:val="0070C0"/>
         </w:rPr>
@@ -3729,22 +3436,50 @@
     <w:p>
       <w:pPr>
         <w:pStyle w:val="Paragraph3"/>
-        <w:ind w:firstLine="720" w:start="720"/>
-        <w:rPr>
-          <w:color w:val="0070C0"/>
-        </w:rPr>
-      </w:pPr>
-      <w:r>
-        <w:rPr>
-          <w:color w:val="0070C0"/>
-        </w:rPr>
-        <w:t>Split: When a player has matching cards, they can pay to have their hand divided into two separate hands. The dealer will then deal each hand an additional card to bring the total cards in each hand to two.</w:t>
+        <w:ind w:left="720" w:firstLine="720"/>
+        <w:rPr>
+          <w:color w:val="0070C0"/>
+        </w:rPr>
+      </w:pPr>
+      <w:r>
+        <w:rPr>
+          <w:color w:val="0070C0"/>
+        </w:rPr>
+        <w:t xml:space="preserve">Split: When a player has matching cards, they can pay to have their hand divided into two separate hands. The dealer will then </w:t>
+      </w:r>
+      <w:proofErr w:type="gramStart"/>
+      <w:r>
+        <w:rPr>
+          <w:color w:val="0070C0"/>
+        </w:rPr>
+        <w:t>deal</w:t>
+      </w:r>
+      <w:proofErr w:type="gramEnd"/>
+      <w:r>
+        <w:rPr>
+          <w:color w:val="0070C0"/>
+        </w:rPr>
+        <w:t xml:space="preserve"> each </w:t>
+      </w:r>
+      <w:proofErr w:type="gramStart"/>
+      <w:r>
+        <w:rPr>
+          <w:color w:val="0070C0"/>
+        </w:rPr>
+        <w:t>hand</w:t>
+      </w:r>
+      <w:proofErr w:type="gramEnd"/>
+      <w:r>
+        <w:rPr>
+          <w:color w:val="0070C0"/>
+        </w:rPr>
+        <w:t xml:space="preserve"> an additional card to bring the total cards in each hand to two.</w:t>
       </w:r>
     </w:p>
     <w:p>
       <w:pPr>
         <w:pStyle w:val="Paragraph3"/>
-        <w:ind w:firstLine="720" w:start="720"/>
+        <w:ind w:left="720" w:firstLine="720"/>
         <w:rPr>
           <w:color w:val="0070C0"/>
         </w:rPr>
@@ -3759,7 +3494,7 @@
     <w:p>
       <w:pPr>
         <w:pStyle w:val="Paragraph3"/>
-        <w:ind w:firstLine="720" w:start="720"/>
+        <w:ind w:left="720" w:firstLine="720"/>
         <w:rPr>
           <w:color w:val="0070C0"/>
         </w:rPr>
@@ -3774,7 +3509,7 @@
     <w:p>
       <w:pPr>
         <w:pStyle w:val="Paragraph3"/>
-        <w:ind w:firstLine="720" w:start="720"/>
+        <w:ind w:left="720" w:firstLine="720"/>
         <w:rPr>
           <w:color w:val="0070C0"/>
         </w:rPr>
@@ -3789,7 +3524,7 @@
     <w:p>
       <w:pPr>
         <w:pStyle w:val="Paragraph3"/>
-        <w:ind w:firstLine="720" w:start="720"/>
+        <w:ind w:left="720" w:firstLine="720"/>
         <w:rPr>
           <w:color w:val="0070C0"/>
         </w:rPr>
@@ -3804,7 +3539,7 @@
     <w:p>
       <w:pPr>
         <w:pStyle w:val="Paragraph3"/>
-        <w:ind w:firstLine="720" w:start="720"/>
+        <w:ind w:left="720" w:firstLine="720"/>
         <w:rPr>
           <w:color w:val="0070C0"/>
         </w:rPr>
@@ -3819,7 +3554,7 @@
     <w:p>
       <w:pPr>
         <w:pStyle w:val="Paragraph3"/>
-        <w:ind w:firstLine="720" w:start="720"/>
+        <w:ind w:left="720" w:firstLine="720"/>
         <w:rPr>
           <w:color w:val="0070C0"/>
         </w:rPr>
@@ -3834,31 +3569,40 @@
     <w:p>
       <w:pPr>
         <w:pStyle w:val="Paragraph3"/>
-        <w:ind w:firstLine="720" w:start="720"/>
-        <w:rPr>
-          <w:color w:val="7030A0"/>
-        </w:rPr>
-      </w:pPr>
-      <w:r>
-        <w:rPr>
-          <w:color w:val="0070C0"/>
-        </w:rPr>
-        <w:t>Shuffling: when the order of the cards in the shoe are randomized.</w:t>
+        <w:ind w:left="720" w:firstLine="720"/>
+        <w:rPr>
+          <w:color w:val="7030A0"/>
+        </w:rPr>
+      </w:pPr>
+      <w:r>
+        <w:rPr>
+          <w:color w:val="0070C0"/>
+        </w:rPr>
+        <w:t xml:space="preserve">Shuffling: when the order of the cards in the shoe </w:t>
+      </w:r>
+      <w:proofErr w:type="gramStart"/>
+      <w:r>
+        <w:rPr>
+          <w:color w:val="0070C0"/>
+        </w:rPr>
+        <w:t>are</w:t>
+      </w:r>
+      <w:proofErr w:type="gramEnd"/>
+      <w:r>
+        <w:rPr>
+          <w:color w:val="0070C0"/>
+        </w:rPr>
+        <w:t xml:space="preserve"> randomized.</w:t>
       </w:r>
     </w:p>
     <w:p>
       <w:pPr>
         <w:pStyle w:val="Paragraph3"/>
-        <w:ind w:firstLine="720" w:start="720"/>
-        <w:rPr>
-          <w:color w:val="7030A0"/>
-        </w:rPr>
-      </w:pPr>
-      <w:r>
-        <w:rPr>
-          <w:color w:val="7030A0"/>
-        </w:rPr>
-      </w:r>
+        <w:ind w:left="720" w:firstLine="720"/>
+        <w:rPr>
+          <w:color w:val="7030A0"/>
+        </w:rPr>
+      </w:pPr>
     </w:p>
     <w:p>
       <w:pPr>
@@ -3867,12 +3611,10 @@
           <w:ilvl w:val="1"/>
           <w:numId w:val="2"/>
         </w:numPr>
-        <w:rPr/>
       </w:pPr>
       <w:bookmarkStart w:id="5" w:name="__RefHeading___Toc19440722"/>
       <w:bookmarkEnd w:id="5"/>
       <w:r>
-        <w:rPr/>
         <w:t>References</w:t>
       </w:r>
     </w:p>
@@ -3886,20 +3628,20 @@
       </w:pPr>
       <w:r>
         <w:rPr>
-          <w:rFonts w:cs="Calibri" w:ascii="Calibri" w:hAnsi="Calibri"/>
+          <w:rFonts w:ascii="Calibri" w:hAnsi="Calibri" w:cs="Calibri"/>
           <w:color w:val="7030A0"/>
         </w:rPr>
         <w:t>Use Case Specification Document</w:t>
       </w:r>
       <w:r>
         <w:rPr>
-          <w:rFonts w:cs="Calibri" w:ascii="Calibri" w:hAnsi="Calibri"/>
+          <w:rFonts w:ascii="Calibri" w:hAnsi="Calibri" w:cs="Calibri"/>
         </w:rPr>
         <w:t xml:space="preserve"> </w:t>
       </w:r>
       <w:r>
         <w:rPr>
-          <w:rFonts w:cs="Calibri" w:ascii="Calibri" w:hAnsi="Calibri"/>
+          <w:rFonts w:ascii="Calibri" w:hAnsi="Calibri" w:cs="Calibri"/>
           <w:color w:val="7030A0"/>
         </w:rPr>
         <w:t>– Step 2 in assignment description</w:t>
@@ -3915,7 +3657,7 @@
       </w:pPr>
       <w:r>
         <w:rPr>
-          <w:rFonts w:cs="Calibri" w:ascii="Calibri" w:hAnsi="Calibri"/>
+          <w:rFonts w:ascii="Calibri" w:hAnsi="Calibri" w:cs="Calibri"/>
           <w:color w:val="7030A0"/>
         </w:rPr>
         <w:t>UML Use Case Diagrams Document – Step 3 in assignment description</w:t>
@@ -3931,7 +3673,7 @@
       </w:pPr>
       <w:r>
         <w:rPr>
-          <w:rFonts w:cs="Calibri" w:ascii="Calibri" w:hAnsi="Calibri"/>
+          <w:rFonts w:ascii="Calibri" w:hAnsi="Calibri" w:cs="Calibri"/>
           <w:color w:val="7030A0"/>
         </w:rPr>
         <w:t>Class Diagrams – Step 5 in assignment description</w:t>
@@ -3947,7 +3689,7 @@
       </w:pPr>
       <w:r>
         <w:rPr>
-          <w:rFonts w:cs="Calibri" w:ascii="Calibri" w:hAnsi="Calibri"/>
+          <w:rFonts w:ascii="Calibri" w:hAnsi="Calibri" w:cs="Calibri"/>
           <w:color w:val="7030A0"/>
         </w:rPr>
         <w:t>Sequence Diagrams – Step 6 in assignment description</w:t>
@@ -3960,19 +3702,16 @@
           <w:ilvl w:val="1"/>
           <w:numId w:val="2"/>
         </w:numPr>
-        <w:rPr/>
       </w:pPr>
       <w:bookmarkStart w:id="6" w:name="__RefHeading___Toc19440723"/>
       <w:bookmarkEnd w:id="6"/>
       <w:r>
-        <w:rPr/>
         <w:t>Overview</w:t>
       </w:r>
     </w:p>
     <w:p>
       <w:pPr>
-        <w:pStyle w:val="Normal"/>
-        <w:ind w:start="1440"/>
+        <w:ind w:left="1440"/>
         <w:rPr>
           <w:color w:val="0070C0"/>
         </w:rPr>
@@ -3991,12 +3730,11 @@
           <w:ilvl w:val="0"/>
           <w:numId w:val="2"/>
         </w:numPr>
-        <w:rPr/>
       </w:pPr>
       <w:bookmarkStart w:id="7" w:name="__RefHeading___Toc19440724"/>
       <w:bookmarkEnd w:id="7"/>
       <w:r>
-        <w:rPr/>
+        <w:lastRenderedPageBreak/>
         <w:t>Overall Description</w:t>
       </w:r>
     </w:p>
@@ -4007,31 +3745,60 @@
           <w:ilvl w:val="1"/>
           <w:numId w:val="2"/>
         </w:numPr>
-        <w:rPr/>
       </w:pPr>
       <w:bookmarkStart w:id="8" w:name="__RefHeading___Toc19440725"/>
       <w:bookmarkEnd w:id="8"/>
       <w:r>
-        <w:rPr/>
         <w:t>Product Perspective</w:t>
       </w:r>
     </w:p>
     <w:p>
       <w:pPr>
-        <w:pStyle w:val="Normal"/>
-        <w:widowControl/>
-        <w:suppressAutoHyphens w:val="true"/>
-        <w:bidi w:val="0"/>
-        <w:spacing w:before="0" w:after="0"/>
-        <w:ind w:hanging="0" w:start="1440" w:end="0"/>
-        <w:jc w:val="start"/>
-        <w:rPr/>
+        <w:ind w:left="1440"/>
       </w:pPr>
       <w:r>
         <w:rPr>
           <w:color w:val="2A6099"/>
         </w:rPr>
-        <w:t>This is a multiplayer blackjack playing application that uses a client-server architecture for networked gameplay. The client will provide the GUI for the login, lobby, and the tables for playing and facilitating separate player and dealer actions. Along with maintaining the game state for the duration of a table being live, the server program enforces the standard rules for blackjack play. The server will also persistently store the user account credentials and credit balances for each account. Communication for the networking occurs over TCP/IP and this system assumes a server to be run before client startup.</w:t>
+        <w:t xml:space="preserve">This is a multiplayer blackjack </w:t>
+      </w:r>
+      <w:r>
+        <w:rPr>
+          <w:color w:val="2A6099"/>
+        </w:rPr>
+        <w:t xml:space="preserve">java </w:t>
+      </w:r>
+      <w:r>
+        <w:rPr>
+          <w:color w:val="2A6099"/>
+        </w:rPr>
+        <w:t>application that uses a client</w:t>
+      </w:r>
+      <w:r>
+        <w:rPr>
+          <w:color w:val="2A6099"/>
+        </w:rPr>
+        <w:t>/</w:t>
+      </w:r>
+      <w:r>
+        <w:rPr>
+          <w:color w:val="2A6099"/>
+        </w:rPr>
+        <w:t xml:space="preserve">server architecture for networked gameplay. The client will provide the GUI for the login, lobby, and the tables for playing and facilitating separate player and dealer actions. Along with maintaining the game state for the duration of a table being live, the server program enforces the standard rules for blackjack play. The server will also persistently store the user account credentials and credit balances for each account. Communication for the networking occurs over TCP/IP and this system assumes a server to be run before client </w:t>
+      </w:r>
+      <w:proofErr w:type="gramStart"/>
+      <w:r>
+        <w:rPr>
+          <w:color w:val="2A6099"/>
+        </w:rPr>
+        <w:t>startup</w:t>
+      </w:r>
+      <w:proofErr w:type="gramEnd"/>
+      <w:r>
+        <w:rPr>
+          <w:color w:val="2A6099"/>
+        </w:rPr>
+        <w:t>.</w:t>
       </w:r>
     </w:p>
     <w:p>
@@ -4041,12 +3808,10 @@
           <w:ilvl w:val="1"/>
           <w:numId w:val="2"/>
         </w:numPr>
-        <w:rPr/>
       </w:pPr>
       <w:bookmarkStart w:id="9" w:name="__RefHeading___Toc19440726"/>
       <w:bookmarkEnd w:id="9"/>
       <w:r>
-        <w:rPr/>
         <w:t>Product Architecture</w:t>
       </w:r>
     </w:p>
@@ -4061,7 +3826,37 @@
         <w:rPr>
           <w:color w:val="2A6099"/>
         </w:rPr>
-        <w:t>The system will be organized into 6 major modules: the network  module, lobby/account module, table module, user/login module, storage module and the game module</w:t>
+        <w:t xml:space="preserve">The system will be organized into </w:t>
+      </w:r>
+      <w:r>
+        <w:rPr>
+          <w:color w:val="2A6099"/>
+        </w:rPr>
+        <w:t>seven</w:t>
+      </w:r>
+      <w:r>
+        <w:rPr>
+          <w:color w:val="2A6099"/>
+        </w:rPr>
+        <w:t xml:space="preserve"> major modules: the network module, lobby/account module, table module, user/login module, storage module</w:t>
+      </w:r>
+      <w:r>
+        <w:rPr>
+          <w:color w:val="2A6099"/>
+        </w:rPr>
+        <w:t>,</w:t>
+      </w:r>
+      <w:r>
+        <w:rPr>
+          <w:color w:val="2A6099"/>
+        </w:rPr>
+        <w:t xml:space="preserve"> game module</w:t>
+      </w:r>
+      <w:r>
+        <w:rPr>
+          <w:color w:val="2A6099"/>
+        </w:rPr>
+        <w:t>, and GUI module.</w:t>
       </w:r>
     </w:p>
     <w:p>
@@ -4071,19 +3866,16 @@
           <w:ilvl w:val="1"/>
           <w:numId w:val="2"/>
         </w:numPr>
-        <w:rPr/>
       </w:pPr>
       <w:bookmarkStart w:id="10" w:name="__RefHeading___Toc19440727"/>
       <w:bookmarkEnd w:id="10"/>
       <w:r>
-        <w:rPr/>
         <w:t>Product Functionality/Features</w:t>
       </w:r>
     </w:p>
     <w:p>
       <w:pPr>
-        <w:pStyle w:val="Normal"/>
-        <w:ind w:start="1440"/>
+        <w:ind w:left="1440"/>
         <w:rPr>
           <w:color w:val="2A6099"/>
         </w:rPr>
@@ -4092,65 +3884,127 @@
         <w:rPr>
           <w:color w:val="2A6099"/>
         </w:rPr>
-        <w:t xml:space="preserve">Users can log into their accounts and with the appropriate roles authenticated, participate as a player with their betting balance or as a dealer. The system further enforces role-based permissions through the allowed actions in the GUI. Users can view available tables in the lobby, players are capable of joining tables while dealers are brought to a table setup configuration before opening a 6-person table themselves. </w:t>
-      </w:r>
-    </w:p>
-    <w:p>
-      <w:pPr>
-        <w:pStyle w:val="Normal"/>
-        <w:ind w:start="1440"/>
+        <w:t xml:space="preserve">Users can log into their accounts with the appropriate roles authenticated, participate as a player with their betting balance or as a dealer. The system further enforces role-based permissions through the allowed actions in the GUI. </w:t>
+      </w:r>
+      <w:r>
         <w:rPr>
           <w:color w:val="2A6099"/>
         </w:rPr>
-      </w:pPr>
+        <w:t>Players</w:t>
+      </w:r>
       <w:r>
         <w:rPr>
           <w:color w:val="2A6099"/>
         </w:rPr>
-      </w:r>
-    </w:p>
-    <w:p>
-      <w:pPr>
-        <w:pStyle w:val="Normal"/>
-        <w:ind w:start="1440"/>
+        <w:t xml:space="preserve"> can view available tables in the lobby</w:t>
+      </w:r>
+      <w:r>
         <w:rPr>
           <w:color w:val="2A6099"/>
         </w:rPr>
-      </w:pPr>
+        <w:t xml:space="preserve"> and</w:t>
+      </w:r>
       <w:r>
         <w:rPr>
           <w:color w:val="2A6099"/>
         </w:rPr>
-        <w:t xml:space="preserve">The system will provide management for the blackjack game in distinct phases: betting, player action, and outcome. Further enforcement of the rules are in the valid player actions they can take with the standard set of blackjack hitting, standing, double down, split, insurance, and surrender. Dealer actions follow rules as expected from a casino game of blackjack. </w:t>
-      </w:r>
-    </w:p>
-    <w:p>
-      <w:pPr>
-        <w:pStyle w:val="Normal"/>
-        <w:ind w:start="1440"/>
+        <w:t xml:space="preserve"> </w:t>
+      </w:r>
+      <w:r>
         <w:rPr>
           <w:color w:val="2A6099"/>
         </w:rPr>
-      </w:pPr>
+        <w:t>choose which</w:t>
+      </w:r>
       <w:r>
         <w:rPr>
           <w:color w:val="2A6099"/>
         </w:rPr>
-      </w:r>
-    </w:p>
-    <w:p>
-      <w:pPr>
-        <w:pStyle w:val="Normal"/>
-        <w:ind w:start="1440"/>
+        <w:t xml:space="preserve"> table</w:t>
+      </w:r>
+      <w:r>
         <w:rPr>
           <w:color w:val="2A6099"/>
         </w:rPr>
-      </w:pPr>
+        <w:t xml:space="preserve"> to join</w:t>
+      </w:r>
       <w:r>
         <w:rPr>
           <w:color w:val="2A6099"/>
         </w:rPr>
-        <w:t>The players can add funds to bet with and cash out, with the system validating their bets and ability to participate in the game with enough credits. The client interfaces in real-time with the game state from the server, and the system handles disconnections and re-connections from clients. The GUI enables controls per turn in game, and facilitates the actions within an active game alongside external menu actions such as lobby functionality.</w:t>
+        <w:t xml:space="preserve"> while dealers are brought to a table setup configuration before opening a 6-person table themselves. </w:t>
+      </w:r>
+    </w:p>
+    <w:p>
+      <w:pPr>
+        <w:ind w:left="1440"/>
+        <w:rPr>
+          <w:color w:val="2A6099"/>
+        </w:rPr>
+      </w:pPr>
+    </w:p>
+    <w:p>
+      <w:pPr>
+        <w:ind w:left="1440"/>
+        <w:rPr>
+          <w:color w:val="2A6099"/>
+        </w:rPr>
+      </w:pPr>
+      <w:r>
+        <w:rPr>
+          <w:color w:val="2A6099"/>
+        </w:rPr>
+        <w:t xml:space="preserve">The system will provide management for the blackjack game in distinct phases: betting, player action, and outcome. Further enforcement of the rules </w:t>
+      </w:r>
+      <w:proofErr w:type="gramStart"/>
+      <w:r>
+        <w:rPr>
+          <w:color w:val="2A6099"/>
+        </w:rPr>
+        <w:t>are</w:t>
+      </w:r>
+      <w:proofErr w:type="gramEnd"/>
+      <w:r>
+        <w:rPr>
+          <w:color w:val="2A6099"/>
+        </w:rPr>
+        <w:t xml:space="preserve"> in the valid player actions they can take with the standard set of blackjack hitting, standing, double down, split, insurance, and surrender. Dealer actions follow rules as expected from a casino game of blackjack. </w:t>
+      </w:r>
+    </w:p>
+    <w:p>
+      <w:pPr>
+        <w:ind w:left="1440"/>
+        <w:rPr>
+          <w:color w:val="2A6099"/>
+        </w:rPr>
+      </w:pPr>
+    </w:p>
+    <w:p>
+      <w:pPr>
+        <w:ind w:left="1440"/>
+        <w:rPr>
+          <w:color w:val="2A6099"/>
+        </w:rPr>
+      </w:pPr>
+      <w:r>
+        <w:rPr>
+          <w:color w:val="2A6099"/>
+        </w:rPr>
+        <w:t xml:space="preserve">The players can add funds to bet with and cash out, with the system validating their </w:t>
+      </w:r>
+      <w:proofErr w:type="gramStart"/>
+      <w:r>
+        <w:rPr>
+          <w:color w:val="2A6099"/>
+        </w:rPr>
+        <w:t>bets</w:t>
+      </w:r>
+      <w:proofErr w:type="gramEnd"/>
+      <w:r>
+        <w:rPr>
+          <w:color w:val="2A6099"/>
+        </w:rPr>
+        <w:t xml:space="preserve"> and ability to participate in the game with enough credits. The client interfaces in real-time with the game state from the server, and the system handles disconnections and re-connections from clients. The GUI enables controls per turn in game and facilitates the actions within an active game alongside external menu actions such as lobby functionality.</w:t>
       </w:r>
     </w:p>
     <w:p>
@@ -4160,12 +4014,10 @@
           <w:ilvl w:val="1"/>
           <w:numId w:val="2"/>
         </w:numPr>
-        <w:rPr/>
       </w:pPr>
       <w:bookmarkStart w:id="11" w:name="__RefHeading___Toc19440728"/>
       <w:bookmarkEnd w:id="11"/>
       <w:r>
-        <w:rPr/>
         <w:t>Constraints</w:t>
       </w:r>
     </w:p>
@@ -4230,16 +4082,11 @@
     <w:p>
       <w:pPr>
         <w:pStyle w:val="Paragraph2"/>
-        <w:spacing w:lineRule="auto" w:line="259"/>
-        <w:rPr>
-          <w:color w:val="7030A0"/>
-        </w:rPr>
-      </w:pPr>
-      <w:r>
-        <w:rPr>
-          <w:color w:val="7030A0"/>
-        </w:rPr>
-      </w:r>
+        <w:spacing w:line="259" w:lineRule="auto"/>
+        <w:rPr>
+          <w:color w:val="7030A0"/>
+        </w:rPr>
+      </w:pPr>
     </w:p>
     <w:p>
       <w:pPr>
@@ -4248,12 +4095,10 @@
           <w:ilvl w:val="1"/>
           <w:numId w:val="2"/>
         </w:numPr>
-        <w:rPr/>
       </w:pPr>
       <w:bookmarkStart w:id="13" w:name="__RefHeading___Toc19440729"/>
       <w:bookmarkEnd w:id="13"/>
       <w:r>
-        <w:rPr/>
         <w:t>Assumptions and Dependencies</w:t>
       </w:r>
     </w:p>
@@ -4274,12 +4119,12 @@
     <w:p>
       <w:pPr>
         <w:pStyle w:val="Paragraph2"/>
-        <w:rPr/>
-      </w:pPr>
-      <w:r>
-        <w:rPr>
-          <w:color w:val="7030A0"/>
-        </w:rPr>
+      </w:pPr>
+      <w:r>
+        <w:rPr>
+          <w:color w:val="7030A0"/>
+        </w:rPr>
+        <w:lastRenderedPageBreak/>
         <w:t>Assumption Example: It is assumed that the maximum number of users at a given time is 15,000.</w:t>
       </w:r>
     </w:p>
@@ -4290,11 +4135,6 @@
           <w:color w:val="7030A0"/>
         </w:rPr>
       </w:pPr>
-      <w:r>
-        <w:rPr>
-          <w:color w:val="7030A0"/>
-        </w:rPr>
-      </w:r>
     </w:p>
     <w:p>
       <w:pPr>
@@ -4317,11 +4157,6 @@
           <w:color w:val="7030A0"/>
         </w:rPr>
       </w:pPr>
-      <w:r>
-        <w:rPr>
-          <w:color w:val="7030A0"/>
-        </w:rPr>
-      </w:r>
     </w:p>
     <w:p>
       <w:pPr>
@@ -4348,7 +4183,21 @@
         <w:rPr>
           <w:color w:val="0070C0"/>
         </w:rPr>
-        <w:t>Any users will have a functioning network connection and a recent version of java installed in order to be able to play the game.</w:t>
+        <w:t xml:space="preserve">Any users will have a functioning network connection and a recent version of java installed </w:t>
+      </w:r>
+      <w:proofErr w:type="gramStart"/>
+      <w:r>
+        <w:rPr>
+          <w:color w:val="0070C0"/>
+        </w:rPr>
+        <w:t>in order to</w:t>
+      </w:r>
+      <w:proofErr w:type="gramEnd"/>
+      <w:r>
+        <w:rPr>
+          <w:color w:val="0070C0"/>
+        </w:rPr>
+        <w:t xml:space="preserve"> be able to play the game.</w:t>
       </w:r>
     </w:p>
     <w:p>
@@ -4414,12 +4263,11 @@
           <w:ilvl w:val="0"/>
           <w:numId w:val="2"/>
         </w:numPr>
-        <w:rPr/>
       </w:pPr>
       <w:bookmarkStart w:id="14" w:name="__RefHeading___Toc19440730"/>
       <w:bookmarkEnd w:id="14"/>
       <w:r>
-        <w:rPr/>
+        <w:lastRenderedPageBreak/>
         <w:t>Specific Requirements</w:t>
       </w:r>
     </w:p>
@@ -4430,12 +4278,10 @@
           <w:ilvl w:val="1"/>
           <w:numId w:val="2"/>
         </w:numPr>
-        <w:rPr/>
       </w:pPr>
       <w:bookmarkStart w:id="15" w:name="__RefHeading___Toc19440731"/>
       <w:bookmarkEnd w:id="15"/>
       <w:r>
-        <w:rPr/>
         <w:t>Functional Requirements</w:t>
       </w:r>
     </w:p>
@@ -4446,10 +4292,8 @@
           <w:ilvl w:val="2"/>
           <w:numId w:val="2"/>
         </w:numPr>
-        <w:rPr/>
-      </w:pPr>
-      <w:r>
-        <w:rPr/>
+      </w:pPr>
+      <w:r>
         <w:t>Common Requirements:</w:t>
       </w:r>
     </w:p>
@@ -4553,10 +4397,8 @@
           <w:ilvl w:val="2"/>
           <w:numId w:val="2"/>
         </w:numPr>
-        <w:rPr/>
-      </w:pPr>
-      <w:r>
-        <w:rPr/>
+      </w:pPr>
+      <w:r>
         <w:t>_____ Module Requirements:</w:t>
       </w:r>
     </w:p>
@@ -4631,10 +4473,8 @@
           <w:ilvl w:val="2"/>
           <w:numId w:val="2"/>
         </w:numPr>
-        <w:rPr/>
-      </w:pPr>
-      <w:r>
-        <w:rPr/>
+      </w:pPr>
+      <w:r>
         <w:t>_____ Module Requirements:</w:t>
       </w:r>
     </w:p>
@@ -4717,10 +4557,8 @@
           <w:ilvl w:val="2"/>
           <w:numId w:val="2"/>
         </w:numPr>
-        <w:rPr/>
-      </w:pPr>
-      <w:r>
-        <w:rPr/>
+      </w:pPr>
+      <w:r>
         <w:t>_____ Module Requirements:</w:t>
       </w:r>
     </w:p>
@@ -4795,10 +4633,8 @@
           <w:ilvl w:val="2"/>
           <w:numId w:val="2"/>
         </w:numPr>
-        <w:rPr/>
-      </w:pPr>
-      <w:r>
-        <w:rPr/>
+      </w:pPr>
+      <w:r>
         <w:t>_____ Module Requirements:</w:t>
       </w:r>
     </w:p>
@@ -4873,10 +4709,8 @@
           <w:ilvl w:val="2"/>
           <w:numId w:val="2"/>
         </w:numPr>
-        <w:rPr/>
-      </w:pPr>
-      <w:r>
-        <w:rPr/>
+      </w:pPr>
+      <w:r>
         <w:t>_____ Module Requirements:</w:t>
       </w:r>
     </w:p>
@@ -4951,11 +4785,6 @@
           <w:color w:val="7030A0"/>
         </w:rPr>
       </w:pPr>
-      <w:r>
-        <w:rPr>
-          <w:color w:val="7030A0"/>
-        </w:rPr>
-      </w:r>
     </w:p>
     <w:p>
       <w:pPr>
@@ -4964,12 +4793,11 @@
           <w:ilvl w:val="1"/>
           <w:numId w:val="2"/>
         </w:numPr>
-        <w:rPr/>
       </w:pPr>
       <w:bookmarkStart w:id="23" w:name="__RefHeading___Toc19440736"/>
       <w:bookmarkEnd w:id="23"/>
       <w:r>
-        <w:rPr/>
+        <w:lastRenderedPageBreak/>
         <w:t>External Interface Requirements</w:t>
       </w:r>
     </w:p>
@@ -5033,7 +4861,21 @@
         <w:rPr>
           <w:color w:val="7030A0"/>
         </w:rPr>
-        <w:t>The system must provide an interface to the University billing system administered by the Bursar’s office so that students can be automatically billed for the courses in which they have enrolled. The interface is to be in a comma-separated text file containing</w:t>
+        <w:t xml:space="preserve">The system must provide an interface to the University billing system administered by the Bursar’s office so that students can be automatically billed for the courses </w:t>
+      </w:r>
+      <w:proofErr w:type="gramStart"/>
+      <w:r>
+        <w:rPr>
+          <w:color w:val="7030A0"/>
+        </w:rPr>
+        <w:t>in</w:t>
+      </w:r>
+      <w:proofErr w:type="gramEnd"/>
+      <w:r>
+        <w:rPr>
+          <w:color w:val="7030A0"/>
+        </w:rPr>
+        <w:t xml:space="preserve"> which they have enrolled. The interface is to be in a comma-separated text file containing</w:t>
       </w:r>
       <w:r>
         <w:rPr>
@@ -5071,12 +4913,10 @@
           <w:ilvl w:val="1"/>
           <w:numId w:val="2"/>
         </w:numPr>
-        <w:rPr/>
       </w:pPr>
       <w:bookmarkStart w:id="25" w:name="__RefHeading___Toc19440737"/>
       <w:bookmarkEnd w:id="25"/>
       <w:r>
-        <w:rPr/>
         <w:t>Internal Interface Requirements</w:t>
       </w:r>
     </w:p>
@@ -5118,8 +4958,7 @@
     </w:p>
     <w:p>
       <w:pPr>
-        <w:pStyle w:val="Normal"/>
-        <w:ind w:start="1440"/>
+        <w:ind w:left="1440"/>
         <w:rPr>
           <w:color w:val="7030A0"/>
         </w:rPr>
@@ -5141,14 +4980,27 @@
         <w:rPr>
           <w:color w:val="7030A0"/>
         </w:rPr>
-        <w:t>The system must process a data-feed from the grading system such that student grades are stored along with the historical student course enrolments. Data feed will be in the form of a comma-separated interface file that is exported from the grading system nightly.</w:t>
+        <w:t xml:space="preserve">The system must process </w:t>
+      </w:r>
+      <w:proofErr w:type="gramStart"/>
+      <w:r>
+        <w:rPr>
+          <w:color w:val="7030A0"/>
+        </w:rPr>
+        <w:t>a data</w:t>
+      </w:r>
+      <w:proofErr w:type="gramEnd"/>
+      <w:r>
+        <w:rPr>
+          <w:color w:val="7030A0"/>
+        </w:rPr>
+        <w:t>-feed from the grading system such that student grades are stored along with the historical student course enrolments. Data feed will be in the form of a comma-separated interface file that is exported from the grading system nightly.</w:t>
       </w:r>
       <w:bookmarkEnd w:id="26"/>
     </w:p>
     <w:p>
       <w:pPr>
-        <w:pStyle w:val="Normal"/>
-        <w:ind w:start="1440"/>
+        <w:ind w:left="1440"/>
         <w:rPr>
           <w:color w:val="7030A0"/>
         </w:rPr>
@@ -5171,14 +5023,27 @@
         <w:rPr>
           <w:color w:val="7030A0"/>
         </w:rPr>
-        <w:t>The system must process a data-feed from the University billing system that contains new student records. The feed will be in the form of a comma-separated text file and will be exported from the billing system nightly with new student records. The fields included in the file are student name, student id, and student pin number.  </w:t>
+        <w:t xml:space="preserve">The system must process </w:t>
+      </w:r>
+      <w:proofErr w:type="gramStart"/>
+      <w:r>
+        <w:rPr>
+          <w:color w:val="7030A0"/>
+        </w:rPr>
+        <w:t>a data</w:t>
+      </w:r>
+      <w:proofErr w:type="gramEnd"/>
+      <w:r>
+        <w:rPr>
+          <w:color w:val="7030A0"/>
+        </w:rPr>
+        <w:t>-feed from the University billing system that contains new student records. The feed will be in the form of a comma-separated text file and will be exported from the billing system nightly with new student records. The fields included in the file are student name, student id, and student pin number.  </w:t>
       </w:r>
       <w:bookmarkEnd w:id="27"/>
     </w:p>
     <w:p>
       <w:pPr>
-        <w:pStyle w:val="Normal"/>
-        <w:ind w:start="1440"/>
+        <w:ind w:left="1440"/>
         <w:rPr>
           <w:color w:val="0070C0"/>
         </w:rPr>
@@ -5192,8 +5057,7 @@
     </w:p>
     <w:p>
       <w:pPr>
-        <w:pStyle w:val="Normal"/>
-        <w:ind w:start="1440"/>
+        <w:ind w:left="1440"/>
         <w:rPr>
           <w:color w:val="0070C0"/>
         </w:rPr>
@@ -5212,12 +5076,11 @@
           <w:ilvl w:val="0"/>
           <w:numId w:val="2"/>
         </w:numPr>
-        <w:rPr/>
       </w:pPr>
       <w:bookmarkStart w:id="28" w:name="__RefHeading___Toc19440738"/>
       <w:bookmarkEnd w:id="28"/>
       <w:r>
-        <w:rPr/>
+        <w:lastRenderedPageBreak/>
         <w:t>Non-Functional Requirements</w:t>
       </w:r>
     </w:p>
@@ -5228,19 +5091,16 @@
           <w:ilvl w:val="1"/>
           <w:numId w:val="2"/>
         </w:numPr>
-        <w:rPr/>
       </w:pPr>
       <w:bookmarkStart w:id="29" w:name="__RefHeading___Toc19440739"/>
       <w:bookmarkEnd w:id="29"/>
       <w:r>
-        <w:rPr/>
         <w:t>Security and Privacy Requirements</w:t>
       </w:r>
     </w:p>
     <w:p>
       <w:pPr>
-        <w:pStyle w:val="Normal"/>
-        <w:ind w:firstLine="720" w:start="720"/>
+        <w:ind w:left="720" w:firstLine="720"/>
         <w:rPr>
           <w:color w:val="7030A0"/>
         </w:rPr>
@@ -5254,8 +5114,7 @@
     </w:p>
     <w:p>
       <w:pPr>
-        <w:pStyle w:val="Normal"/>
-        <w:ind w:firstLine="720" w:start="720"/>
+        <w:ind w:left="720" w:firstLine="720"/>
         <w:rPr>
           <w:color w:val="7030A0"/>
         </w:rPr>
@@ -5265,7 +5124,21 @@
         <w:rPr>
           <w:color w:val="7030A0"/>
         </w:rPr>
-        <w:t>4.1.1 The Blackjack Handling System shall hold user account information in a file unaccessible to regular users.</w:t>
+        <w:t xml:space="preserve">4.1.1 The Blackjack Handling System shall hold user account information in a file </w:t>
+      </w:r>
+      <w:proofErr w:type="spellStart"/>
+      <w:r>
+        <w:rPr>
+          <w:color w:val="7030A0"/>
+        </w:rPr>
+        <w:t>unaccessible</w:t>
+      </w:r>
+      <w:proofErr w:type="spellEnd"/>
+      <w:r>
+        <w:rPr>
+          <w:color w:val="7030A0"/>
+        </w:rPr>
+        <w:t xml:space="preserve"> to regular users.</w:t>
       </w:r>
       <w:bookmarkEnd w:id="30"/>
     </w:p>
@@ -5285,17 +5158,11 @@
     </w:p>
     <w:p>
       <w:pPr>
-        <w:pStyle w:val="Normal"/>
-        <w:ind w:firstLine="720" w:start="720"/>
-        <w:rPr>
-          <w:color w:val="7030A0"/>
-        </w:rPr>
-      </w:pPr>
-      <w:r>
-        <w:rPr>
-          <w:color w:val="7030A0"/>
-        </w:rPr>
-      </w:r>
+        <w:ind w:left="720" w:firstLine="720"/>
+        <w:rPr>
+          <w:color w:val="7030A0"/>
+        </w:rPr>
+      </w:pPr>
     </w:p>
     <w:p>
       <w:pPr>
@@ -5304,19 +5171,16 @@
           <w:ilvl w:val="1"/>
           <w:numId w:val="2"/>
         </w:numPr>
-        <w:rPr/>
       </w:pPr>
       <w:bookmarkStart w:id="31" w:name="__RefHeading___Toc19440740"/>
       <w:bookmarkEnd w:id="31"/>
       <w:r>
-        <w:rPr/>
         <w:t>Environmental Requirements</w:t>
       </w:r>
     </w:p>
     <w:p>
       <w:pPr>
-        <w:pStyle w:val="Normal"/>
-        <w:ind w:start="1440"/>
+        <w:ind w:left="1440"/>
         <w:rPr>
           <w:color w:val="7030A0"/>
         </w:rPr>
@@ -5331,8 +5195,7 @@
     </w:p>
     <w:p>
       <w:pPr>
-        <w:pStyle w:val="Normal"/>
-        <w:ind w:start="1440"/>
+        <w:ind w:left="1440"/>
         <w:rPr>
           <w:color w:val="7030A0"/>
         </w:rPr>
@@ -5354,14 +5217,41 @@
         <w:rPr>
           <w:color w:val="7030A0"/>
         </w:rPr>
-        <w:t>System cannot require that any software other than a web browser be installed on user computers. </w:t>
+        <w:t xml:space="preserve">System cannot </w:t>
+      </w:r>
+      <w:proofErr w:type="gramStart"/>
+      <w:r>
+        <w:rPr>
+          <w:color w:val="7030A0"/>
+        </w:rPr>
+        <w:t>require that</w:t>
+      </w:r>
+      <w:proofErr w:type="gramEnd"/>
+      <w:r>
+        <w:rPr>
+          <w:color w:val="7030A0"/>
+        </w:rPr>
+        <w:t xml:space="preserve"> any software other than a web browser </w:t>
+      </w:r>
+      <w:proofErr w:type="gramStart"/>
+      <w:r>
+        <w:rPr>
+          <w:color w:val="7030A0"/>
+        </w:rPr>
+        <w:t>be</w:t>
+      </w:r>
+      <w:proofErr w:type="gramEnd"/>
+      <w:r>
+        <w:rPr>
+          <w:color w:val="7030A0"/>
+        </w:rPr>
+        <w:t xml:space="preserve"> installed on user computers. </w:t>
       </w:r>
       <w:bookmarkEnd w:id="32"/>
     </w:p>
     <w:p>
       <w:pPr>
-        <w:pStyle w:val="Normal"/>
-        <w:ind w:start="1440"/>
+        <w:ind w:left="1440"/>
         <w:rPr>
           <w:color w:val="7030A0"/>
         </w:rPr>
@@ -5390,8 +5280,7 @@
     </w:p>
     <w:p>
       <w:pPr>
-        <w:pStyle w:val="Normal"/>
-        <w:ind w:start="1440"/>
+        <w:ind w:left="1440"/>
         <w:rPr>
           <w:color w:val="7030A0"/>
         </w:rPr>
@@ -5420,17 +5309,11 @@
     </w:p>
     <w:p>
       <w:pPr>
-        <w:pStyle w:val="Normal"/>
-        <w:ind w:start="1440"/>
-        <w:rPr>
-          <w:color w:val="7030A0"/>
-        </w:rPr>
-      </w:pPr>
-      <w:r>
-        <w:rPr>
-          <w:color w:val="7030A0"/>
-        </w:rPr>
-      </w:r>
+        <w:ind w:left="1440"/>
+        <w:rPr>
+          <w:color w:val="7030A0"/>
+        </w:rPr>
+      </w:pPr>
     </w:p>
     <w:p>
       <w:pPr>
@@ -5439,19 +5322,16 @@
           <w:ilvl w:val="1"/>
           <w:numId w:val="2"/>
         </w:numPr>
-        <w:rPr/>
       </w:pPr>
       <w:bookmarkStart w:id="35" w:name="__RefHeading___Toc19440741"/>
       <w:bookmarkEnd w:id="35"/>
       <w:r>
-        <w:rPr/>
         <w:t>Performance Requirements</w:t>
       </w:r>
     </w:p>
     <w:p>
       <w:pPr>
-        <w:pStyle w:val="Normal"/>
-        <w:ind w:start="1440"/>
+        <w:ind w:left="1440"/>
         <w:rPr>
           <w:color w:val="7030A0"/>
         </w:rPr>
@@ -5466,8 +5346,7 @@
     </w:p>
     <w:p>
       <w:pPr>
-        <w:pStyle w:val="Normal"/>
-        <w:ind w:start="1440"/>
+        <w:ind w:left="1440"/>
         <w:rPr>
           <w:color w:val="7030A0"/>
         </w:rPr>
@@ -5495,8 +5374,7 @@
     </w:p>
     <w:p>
       <w:pPr>
-        <w:pStyle w:val="Normal"/>
-        <w:ind w:start="1440"/>
+        <w:ind w:left="1440"/>
         <w:rPr>
           <w:color w:val="0070C0"/>
         </w:rPr>
@@ -5515,177 +5393,134 @@
           <w:ilvl w:val="0"/>
           <w:numId w:val="0"/>
         </w:numPr>
-        <w:ind w:hanging="0" w:start="0"/>
-        <w:rPr>
-          <w:color w:val="7030A0"/>
-        </w:rPr>
-      </w:pPr>
-      <w:r>
-        <w:rPr>
-          <w:color w:val="7030A0"/>
-        </w:rPr>
-      </w:r>
-    </w:p>
-    <w:p>
-      <w:pPr>
-        <w:pStyle w:val="Normal"/>
-        <w:rPr/>
-      </w:pPr>
-      <w:r>
-        <w:rPr/>
-      </w:r>
-    </w:p>
-    <w:p>
-      <w:pPr>
-        <w:pStyle w:val="Normal"/>
-        <w:rPr/>
-      </w:pPr>
-      <w:r>
-        <w:rPr/>
-      </w:r>
-    </w:p>
-    <w:p>
-      <w:pPr>
-        <w:pStyle w:val="Normal"/>
-        <w:rPr/>
-      </w:pPr>
-      <w:r>
-        <w:rPr/>
-      </w:r>
-    </w:p>
+        <w:rPr>
+          <w:color w:val="7030A0"/>
+        </w:rPr>
+      </w:pPr>
+    </w:p>
+    <w:p/>
+    <w:p/>
+    <w:p/>
     <w:p>
       <w:pPr>
         <w:sectPr>
-          <w:headerReference w:type="even" r:id="rId14"/>
-          <w:headerReference w:type="default" r:id="rId15"/>
-          <w:headerReference w:type="first" r:id="rId16"/>
-          <w:footerReference w:type="even" r:id="rId17"/>
-          <w:footerReference w:type="default" r:id="rId18"/>
-          <w:footerReference w:type="first" r:id="rId19"/>
-          <w:type w:val="nextPage"/>
+          <w:headerReference w:type="even" r:id="rId19"/>
+          <w:headerReference w:type="default" r:id="rId20"/>
+          <w:footerReference w:type="even" r:id="rId21"/>
+          <w:footerReference w:type="default" r:id="rId22"/>
+          <w:headerReference w:type="first" r:id="rId23"/>
+          <w:footerReference w:type="first" r:id="rId24"/>
           <w:pgSz w:w="12240" w:h="15840"/>
-          <w:pgMar w:left="1800" w:right="1800" w:gutter="0" w:header="720" w:top="1440" w:footer="1080" w:bottom="1800"/>
+          <w:pgMar w:top="1440" w:right="1800" w:bottom="1800" w:left="1800" w:header="720" w:footer="1080" w:gutter="0"/>
           <w:pgNumType w:fmt="lowerRoman"/>
-          <w:formProt w:val="false"/>
+          <w:cols w:space="720"/>
+          <w:formProt w:val="0"/>
           <w:titlePg/>
-          <w:textDirection w:val="lrTb"/>
-          <w:docGrid w:type="default" w:linePitch="360" w:charSpace="0"/>
+          <w:docGrid w:linePitch="360"/>
         </w:sectPr>
       </w:pPr>
     </w:p>
-    <w:p>
-      <w:pPr>
-        <w:pStyle w:val="Normal"/>
-        <w:rPr/>
-      </w:pPr>
-      <w:r>
-        <w:rPr/>
-      </w:r>
-    </w:p>
+    <w:p/>
     <w:p>
       <w:pPr>
         <w:sectPr>
           <w:type w:val="continuous"/>
           <w:pgSz w:w="12240" w:h="15840"/>
-          <w:pgMar w:left="1800" w:right="1800" w:gutter="0" w:header="720" w:top="1440" w:footer="1080" w:bottom="1800"/>
-          <w:formProt w:val="false"/>
+          <w:pgMar w:top="1440" w:right="1800" w:bottom="1800" w:left="1800" w:header="720" w:footer="1080" w:gutter="0"/>
+          <w:cols w:space="720"/>
+          <w:formProt w:val="0"/>
           <w:titlePg/>
-          <w:textDirection w:val="lrTb"/>
-          <w:docGrid w:type="default" w:linePitch="360" w:charSpace="0"/>
+          <w:docGrid w:linePitch="360"/>
         </w:sectPr>
       </w:pPr>
     </w:p>
-    <w:p>
-      <w:pPr>
-        <w:pStyle w:val="Normal"/>
-        <w:rPr/>
-      </w:pPr>
-      <w:r>
-        <w:rPr/>
-      </w:r>
-    </w:p>
+    <w:p/>
     <w:sectPr>
       <w:type w:val="continuous"/>
       <w:pgSz w:w="12240" w:h="15840"/>
-      <w:pgMar w:left="1800" w:right="1800" w:gutter="0" w:header="720" w:top="1440" w:footer="1080" w:bottom="1800"/>
-      <w:formProt w:val="false"/>
+      <w:pgMar w:top="1440" w:right="1800" w:bottom="1800" w:left="1800" w:header="720" w:footer="1080" w:gutter="0"/>
+      <w:cols w:space="720"/>
+      <w:formProt w:val="0"/>
       <w:titlePg/>
-      <w:textDirection w:val="lrTb"/>
-      <w:docGrid w:type="default" w:linePitch="360" w:charSpace="0"/>
+      <w:docGrid w:linePitch="360"/>
     </w:sectPr>
   </w:body>
 </w:document>
 </file>
 
+<file path=word/endnotes.xml><?xml version="1.0" encoding="utf-8"?>
+<w:endnotes xmlns:wpc="http://schemas.microsoft.com/office/word/2010/wordprocessingCanvas" xmlns:cx="http://schemas.microsoft.com/office/drawing/2014/chartex" xmlns:cx1="http://schemas.microsoft.com/office/drawing/2015/9/8/chartex" xmlns:cx2="http://schemas.microsoft.com/office/drawing/2015/10/21/chartex" xmlns:cx3="http://schemas.microsoft.com/office/drawing/2016/5/9/chartex" xmlns:cx4="http://schemas.microsoft.com/office/drawing/2016/5/10/chartex" xmlns:cx5="http://schemas.microsoft.com/office/drawing/2016/5/11/chartex" xmlns:cx6="http://schemas.microsoft.com/office/drawing/2016/5/12/chartex" xmlns:cx7="http://schemas.microsoft.com/office/drawing/2016/5/13/chartex" xmlns:cx8="http://schemas.microsoft.com/office/drawing/2016/5/14/chartex" xmlns:mc="http://schemas.openxmlformats.org/markup-compatibility/2006" xmlns:aink="http://schemas.microsoft.com/office/drawing/2016/ink" xmlns:am3d="http://schemas.microsoft.com/office/drawing/2017/model3d" xmlns:o="urn:schemas-microsoft-com:office:office" xmlns:oel="http://schemas.microsoft.com/office/2019/extlst" xmlns:r="http://schemas.openxmlformats.org/officeDocument/2006/relationships" xmlns:m="http://schemas.openxmlformats.org/officeDocument/2006/math" xmlns:v="urn:schemas-microsoft-com:vml" xmlns:wp14="http://schemas.microsoft.com/office/word/2010/wordprocessingDrawing" xmlns:wp="http://schemas.openxmlformats.org/drawingml/2006/wordprocessingDrawing" xmlns:w10="urn:schemas-microsoft-com:office:word" xmlns:w="http://schemas.openxmlformats.org/wordprocessingml/2006/main" xmlns:w14="http://schemas.microsoft.com/office/word/2010/wordml" xmlns:w15="http://schemas.microsoft.com/office/word/2012/wordml" xmlns:w16cex="http://schemas.microsoft.com/office/word/2018/wordml/cex" xmlns:w16cid="http://schemas.microsoft.com/office/word/2016/wordml/cid" xmlns:w16="http://schemas.microsoft.com/office/word/2018/wordml" xmlns:w16du="http://schemas.microsoft.com/office/word/2023/wordml/word16du" xmlns:w16sdtdh="http://schemas.microsoft.com/office/word/2020/wordml/sdtdatahash" xmlns:w16sdtfl="http://schemas.microsoft.com/office/word/2024/wordml/sdtformatlock" xmlns:w16se="http://schemas.microsoft.com/office/word/2015/wordml/symex" xmlns:wpg="http://schemas.microsoft.com/office/word/2010/wordprocessingGroup" xmlns:wpi="http://schemas.microsoft.com/office/word/2010/wordprocessingInk" xmlns:wne="http://schemas.microsoft.com/office/word/2006/wordml" xmlns:wps="http://schemas.microsoft.com/office/word/2010/wordprocessingShape" mc:Ignorable="w14 w15 w16se w16cid w16 w16cex w16sdtdh w16sdtfl w16du wp14">
+  <w:endnote w:type="separator" w:id="-1">
+    <w:p>
+      <w:r>
+        <w:separator/>
+      </w:r>
+    </w:p>
+  </w:endnote>
+  <w:endnote w:type="continuationSeparator" w:id="0">
+    <w:p>
+      <w:r>
+        <w:continuationSeparator/>
+      </w:r>
+    </w:p>
+  </w:endnote>
+</w:endnotes>
+</file>
+
 <file path=word/footer1.xml><?xml version="1.0" encoding="utf-8"?>
-<w:ftr xmlns:o="urn:schemas-microsoft-com:office:office" xmlns:r="http://schemas.openxmlformats.org/officeDocument/2006/relationships" xmlns:v="urn:schemas-microsoft-com:vml" xmlns:w="http://schemas.openxmlformats.org/wordprocessingml/2006/main" xmlns:w10="urn:schemas-microsoft-com:office:word" xmlns:wp="http://schemas.openxmlformats.org/drawingml/2006/wordprocessingDrawing" xmlns:pic="http://schemas.openxmlformats.org/drawingml/2006/picture" xmlns:wps="http://schemas.microsoft.com/office/word/2010/wordprocessingShape" xmlns:wpg="http://schemas.microsoft.com/office/word/2010/wordprocessingGroup" xmlns:mc="http://schemas.openxmlformats.org/markup-compatibility/2006" xmlns:wp14="http://schemas.microsoft.com/office/word/2010/wordprocessingDrawing" xmlns:w14="http://schemas.microsoft.com/office/word/2010/wordml" xmlns:w15="http://schemas.microsoft.com/office/word/2012/wordml" mc:Ignorable="w14 wp14 w15">
+<w:ftr xmlns:wpc="http://schemas.microsoft.com/office/word/2010/wordprocessingCanvas" xmlns:cx="http://schemas.microsoft.com/office/drawing/2014/chartex" xmlns:cx1="http://schemas.microsoft.com/office/drawing/2015/9/8/chartex" xmlns:cx2="http://schemas.microsoft.com/office/drawing/2015/10/21/chartex" xmlns:cx3="http://schemas.microsoft.com/office/drawing/2016/5/9/chartex" xmlns:cx4="http://schemas.microsoft.com/office/drawing/2016/5/10/chartex" xmlns:cx5="http://schemas.microsoft.com/office/drawing/2016/5/11/chartex" xmlns:cx6="http://schemas.microsoft.com/office/drawing/2016/5/12/chartex" xmlns:cx7="http://schemas.microsoft.com/office/drawing/2016/5/13/chartex" xmlns:cx8="http://schemas.microsoft.com/office/drawing/2016/5/14/chartex" xmlns:mc="http://schemas.openxmlformats.org/markup-compatibility/2006" xmlns:aink="http://schemas.microsoft.com/office/drawing/2016/ink" xmlns:am3d="http://schemas.microsoft.com/office/drawing/2017/model3d" xmlns:o="urn:schemas-microsoft-com:office:office" xmlns:oel="http://schemas.microsoft.com/office/2019/extlst" xmlns:r="http://schemas.openxmlformats.org/officeDocument/2006/relationships" xmlns:m="http://schemas.openxmlformats.org/officeDocument/2006/math" xmlns:v="urn:schemas-microsoft-com:vml" xmlns:wp14="http://schemas.microsoft.com/office/word/2010/wordprocessingDrawing" xmlns:wp="http://schemas.openxmlformats.org/drawingml/2006/wordprocessingDrawing" xmlns:w10="urn:schemas-microsoft-com:office:word" xmlns:w="http://schemas.openxmlformats.org/wordprocessingml/2006/main" xmlns:w14="http://schemas.microsoft.com/office/word/2010/wordml" xmlns:w15="http://schemas.microsoft.com/office/word/2012/wordml" xmlns:w16cex="http://schemas.microsoft.com/office/word/2018/wordml/cex" xmlns:w16cid="http://schemas.microsoft.com/office/word/2016/wordml/cid" xmlns:w16="http://schemas.microsoft.com/office/word/2018/wordml" xmlns:w16du="http://schemas.microsoft.com/office/word/2023/wordml/word16du" xmlns:w16sdtdh="http://schemas.microsoft.com/office/word/2020/wordml/sdtdatahash" xmlns:w16sdtfl="http://schemas.microsoft.com/office/word/2024/wordml/sdtformatlock" xmlns:w16se="http://schemas.microsoft.com/office/word/2015/wordml/symex" xmlns:wpg="http://schemas.microsoft.com/office/word/2010/wordprocessingGroup" xmlns:wpi="http://schemas.microsoft.com/office/word/2010/wordprocessingInk" xmlns:wne="http://schemas.microsoft.com/office/word/2006/wordml" xmlns:wps="http://schemas.microsoft.com/office/word/2010/wordprocessingShape" mc:Ignorable="w14 w15 w16se w16cid w16 w16cex w16sdtdh w16sdtfl w16du wp14">
   <w:p>
     <w:pPr>
       <w:pStyle w:val="Footer"/>
-      <w:rPr/>
     </w:pPr>
-    <w:r>
-      <w:rPr/>
-    </w:r>
   </w:p>
 </w:ftr>
 </file>
 
 <file path=word/footer2.xml><?xml version="1.0" encoding="utf-8"?>
-<w:ftr xmlns:o="urn:schemas-microsoft-com:office:office" xmlns:r="http://schemas.openxmlformats.org/officeDocument/2006/relationships" xmlns:v="urn:schemas-microsoft-com:vml" xmlns:w="http://schemas.openxmlformats.org/wordprocessingml/2006/main" xmlns:w10="urn:schemas-microsoft-com:office:word" xmlns:wp="http://schemas.openxmlformats.org/drawingml/2006/wordprocessingDrawing" xmlns:pic="http://schemas.openxmlformats.org/drawingml/2006/picture" xmlns:wps="http://schemas.microsoft.com/office/word/2010/wordprocessingShape" xmlns:wpg="http://schemas.microsoft.com/office/word/2010/wordprocessingGroup" xmlns:mc="http://schemas.openxmlformats.org/markup-compatibility/2006" xmlns:wp14="http://schemas.microsoft.com/office/word/2010/wordprocessingDrawing" xmlns:w14="http://schemas.microsoft.com/office/word/2010/wordml" xmlns:w15="http://schemas.microsoft.com/office/word/2012/wordml" mc:Ignorable="w14 wp14 w15">
+<w:ftr xmlns:wpc="http://schemas.microsoft.com/office/word/2010/wordprocessingCanvas" xmlns:cx="http://schemas.microsoft.com/office/drawing/2014/chartex" xmlns:cx1="http://schemas.microsoft.com/office/drawing/2015/9/8/chartex" xmlns:cx2="http://schemas.microsoft.com/office/drawing/2015/10/21/chartex" xmlns:cx3="http://schemas.microsoft.com/office/drawing/2016/5/9/chartex" xmlns:cx4="http://schemas.microsoft.com/office/drawing/2016/5/10/chartex" xmlns:cx5="http://schemas.microsoft.com/office/drawing/2016/5/11/chartex" xmlns:cx6="http://schemas.microsoft.com/office/drawing/2016/5/12/chartex" xmlns:cx7="http://schemas.microsoft.com/office/drawing/2016/5/13/chartex" xmlns:cx8="http://schemas.microsoft.com/office/drawing/2016/5/14/chartex" xmlns:mc="http://schemas.openxmlformats.org/markup-compatibility/2006" xmlns:aink="http://schemas.microsoft.com/office/drawing/2016/ink" xmlns:am3d="http://schemas.microsoft.com/office/drawing/2017/model3d" xmlns:o="urn:schemas-microsoft-com:office:office" xmlns:oel="http://schemas.microsoft.com/office/2019/extlst" xmlns:r="http://schemas.openxmlformats.org/officeDocument/2006/relationships" xmlns:m="http://schemas.openxmlformats.org/officeDocument/2006/math" xmlns:v="urn:schemas-microsoft-com:vml" xmlns:wp14="http://schemas.microsoft.com/office/word/2010/wordprocessingDrawing" xmlns:wp="http://schemas.openxmlformats.org/drawingml/2006/wordprocessingDrawing" xmlns:w10="urn:schemas-microsoft-com:office:word" xmlns:w="http://schemas.openxmlformats.org/wordprocessingml/2006/main" xmlns:w14="http://schemas.microsoft.com/office/word/2010/wordml" xmlns:w15="http://schemas.microsoft.com/office/word/2012/wordml" xmlns:w16cex="http://schemas.microsoft.com/office/word/2018/wordml/cex" xmlns:w16cid="http://schemas.microsoft.com/office/word/2016/wordml/cid" xmlns:w16="http://schemas.microsoft.com/office/word/2018/wordml" xmlns:w16du="http://schemas.microsoft.com/office/word/2023/wordml/word16du" xmlns:w16sdtdh="http://schemas.microsoft.com/office/word/2020/wordml/sdtdatahash" xmlns:w16sdtfl="http://schemas.microsoft.com/office/word/2024/wordml/sdtformatlock" xmlns:w16se="http://schemas.microsoft.com/office/word/2015/wordml/symex" xmlns:wpg="http://schemas.microsoft.com/office/word/2010/wordprocessingGroup" xmlns:wpi="http://schemas.microsoft.com/office/word/2010/wordprocessingInk" xmlns:wne="http://schemas.microsoft.com/office/word/2006/wordml" xmlns:wps="http://schemas.microsoft.com/office/word/2010/wordprocessingShape" mc:Ignorable="w14 w15 w16se w16cid w16 w16cex w16sdtdh w16sdtfl w16du wp14">
   <w:p>
     <w:pPr>
       <w:pStyle w:val="Footer"/>
-      <w:rPr/>
     </w:pPr>
-    <w:r>
-      <w:rPr/>
-    </w:r>
   </w:p>
 </w:ftr>
 </file>
 
 <file path=word/footer3.xml><?xml version="1.0" encoding="utf-8"?>
-<w:ftr xmlns:o="urn:schemas-microsoft-com:office:office" xmlns:r="http://schemas.openxmlformats.org/officeDocument/2006/relationships" xmlns:v="urn:schemas-microsoft-com:vml" xmlns:w="http://schemas.openxmlformats.org/wordprocessingml/2006/main" xmlns:w10="urn:schemas-microsoft-com:office:word" xmlns:wp="http://schemas.openxmlformats.org/drawingml/2006/wordprocessingDrawing" xmlns:pic="http://schemas.openxmlformats.org/drawingml/2006/picture" xmlns:wps="http://schemas.microsoft.com/office/word/2010/wordprocessingShape" xmlns:wpg="http://schemas.microsoft.com/office/word/2010/wordprocessingGroup" xmlns:mc="http://schemas.openxmlformats.org/markup-compatibility/2006" xmlns:wp14="http://schemas.microsoft.com/office/word/2010/wordprocessingDrawing" xmlns:w14="http://schemas.microsoft.com/office/word/2010/wordml" xmlns:w15="http://schemas.microsoft.com/office/word/2012/wordml" mc:Ignorable="w14 wp14 w15">
+<w:ftr xmlns:wpc="http://schemas.microsoft.com/office/word/2010/wordprocessingCanvas" xmlns:cx="http://schemas.microsoft.com/office/drawing/2014/chartex" xmlns:cx1="http://schemas.microsoft.com/office/drawing/2015/9/8/chartex" xmlns:cx2="http://schemas.microsoft.com/office/drawing/2015/10/21/chartex" xmlns:cx3="http://schemas.microsoft.com/office/drawing/2016/5/9/chartex" xmlns:cx4="http://schemas.microsoft.com/office/drawing/2016/5/10/chartex" xmlns:cx5="http://schemas.microsoft.com/office/drawing/2016/5/11/chartex" xmlns:cx6="http://schemas.microsoft.com/office/drawing/2016/5/12/chartex" xmlns:cx7="http://schemas.microsoft.com/office/drawing/2016/5/13/chartex" xmlns:cx8="http://schemas.microsoft.com/office/drawing/2016/5/14/chartex" xmlns:mc="http://schemas.openxmlformats.org/markup-compatibility/2006" xmlns:aink="http://schemas.microsoft.com/office/drawing/2016/ink" xmlns:am3d="http://schemas.microsoft.com/office/drawing/2017/model3d" xmlns:o="urn:schemas-microsoft-com:office:office" xmlns:oel="http://schemas.microsoft.com/office/2019/extlst" xmlns:r="http://schemas.openxmlformats.org/officeDocument/2006/relationships" xmlns:m="http://schemas.openxmlformats.org/officeDocument/2006/math" xmlns:v="urn:schemas-microsoft-com:vml" xmlns:wp14="http://schemas.microsoft.com/office/word/2010/wordprocessingDrawing" xmlns:wp="http://schemas.openxmlformats.org/drawingml/2006/wordprocessingDrawing" xmlns:w10="urn:schemas-microsoft-com:office:word" xmlns:w="http://schemas.openxmlformats.org/wordprocessingml/2006/main" xmlns:w14="http://schemas.microsoft.com/office/word/2010/wordml" xmlns:w15="http://schemas.microsoft.com/office/word/2012/wordml" xmlns:w16cex="http://schemas.microsoft.com/office/word/2018/wordml/cex" xmlns:w16cid="http://schemas.microsoft.com/office/word/2016/wordml/cid" xmlns:w16="http://schemas.microsoft.com/office/word/2018/wordml" xmlns:w16du="http://schemas.microsoft.com/office/word/2023/wordml/word16du" xmlns:w16sdtdh="http://schemas.microsoft.com/office/word/2020/wordml/sdtdatahash" xmlns:w16sdtfl="http://schemas.microsoft.com/office/word/2024/wordml/sdtformatlock" xmlns:w16se="http://schemas.microsoft.com/office/word/2015/wordml/symex" xmlns:wpg="http://schemas.microsoft.com/office/word/2010/wordprocessingGroup" xmlns:wpi="http://schemas.microsoft.com/office/word/2010/wordprocessingInk" xmlns:wne="http://schemas.microsoft.com/office/word/2006/wordml" xmlns:wps="http://schemas.microsoft.com/office/word/2010/wordprocessingShape" mc:Ignorable="w14 w15 w16se w16cid w16 w16cex w16sdtdh w16sdtfl w16du wp14">
   <w:p>
     <w:pPr>
       <w:pStyle w:val="Footer"/>
-      <w:rPr/>
     </w:pPr>
-    <w:r>
-      <w:rPr/>
-    </w:r>
   </w:p>
 </w:ftr>
 </file>
 
 <file path=word/footer4.xml><?xml version="1.0" encoding="utf-8"?>
-<w:ftr xmlns:o="urn:schemas-microsoft-com:office:office" xmlns:r="http://schemas.openxmlformats.org/officeDocument/2006/relationships" xmlns:v="urn:schemas-microsoft-com:vml" xmlns:w="http://schemas.openxmlformats.org/wordprocessingml/2006/main" xmlns:w10="urn:schemas-microsoft-com:office:word" xmlns:wp="http://schemas.openxmlformats.org/drawingml/2006/wordprocessingDrawing" xmlns:pic="http://schemas.openxmlformats.org/drawingml/2006/picture" xmlns:wps="http://schemas.microsoft.com/office/word/2010/wordprocessingShape" xmlns:wpg="http://schemas.microsoft.com/office/word/2010/wordprocessingGroup" xmlns:mc="http://schemas.openxmlformats.org/markup-compatibility/2006" xmlns:wp14="http://schemas.microsoft.com/office/word/2010/wordprocessingDrawing" xmlns:w14="http://schemas.microsoft.com/office/word/2010/wordml" xmlns:w15="http://schemas.microsoft.com/office/word/2012/wordml" mc:Ignorable="w14 wp14 w15">
+<w:ftr xmlns:wpc="http://schemas.microsoft.com/office/word/2010/wordprocessingCanvas" xmlns:cx="http://schemas.microsoft.com/office/drawing/2014/chartex" xmlns:cx1="http://schemas.microsoft.com/office/drawing/2015/9/8/chartex" xmlns:cx2="http://schemas.microsoft.com/office/drawing/2015/10/21/chartex" xmlns:cx3="http://schemas.microsoft.com/office/drawing/2016/5/9/chartex" xmlns:cx4="http://schemas.microsoft.com/office/drawing/2016/5/10/chartex" xmlns:cx5="http://schemas.microsoft.com/office/drawing/2016/5/11/chartex" xmlns:cx6="http://schemas.microsoft.com/office/drawing/2016/5/12/chartex" xmlns:cx7="http://schemas.microsoft.com/office/drawing/2016/5/13/chartex" xmlns:cx8="http://schemas.microsoft.com/office/drawing/2016/5/14/chartex" xmlns:mc="http://schemas.openxmlformats.org/markup-compatibility/2006" xmlns:aink="http://schemas.microsoft.com/office/drawing/2016/ink" xmlns:am3d="http://schemas.microsoft.com/office/drawing/2017/model3d" xmlns:o="urn:schemas-microsoft-com:office:office" xmlns:oel="http://schemas.microsoft.com/office/2019/extlst" xmlns:r="http://schemas.openxmlformats.org/officeDocument/2006/relationships" xmlns:m="http://schemas.openxmlformats.org/officeDocument/2006/math" xmlns:v="urn:schemas-microsoft-com:vml" xmlns:wp14="http://schemas.microsoft.com/office/word/2010/wordprocessingDrawing" xmlns:wp="http://schemas.openxmlformats.org/drawingml/2006/wordprocessingDrawing" xmlns:w10="urn:schemas-microsoft-com:office:word" xmlns:w="http://schemas.openxmlformats.org/wordprocessingml/2006/main" xmlns:w14="http://schemas.microsoft.com/office/word/2010/wordml" xmlns:w15="http://schemas.microsoft.com/office/word/2012/wordml" xmlns:w16cex="http://schemas.microsoft.com/office/word/2018/wordml/cex" xmlns:w16cid="http://schemas.microsoft.com/office/word/2016/wordml/cid" xmlns:w16="http://schemas.microsoft.com/office/word/2018/wordml" xmlns:w16du="http://schemas.microsoft.com/office/word/2023/wordml/word16du" xmlns:w16sdtdh="http://schemas.microsoft.com/office/word/2020/wordml/sdtdatahash" xmlns:w16sdtfl="http://schemas.microsoft.com/office/word/2024/wordml/sdtformatlock" xmlns:w16se="http://schemas.microsoft.com/office/word/2015/wordml/symex" xmlns:wpg="http://schemas.microsoft.com/office/word/2010/wordprocessingGroup" xmlns:wpi="http://schemas.microsoft.com/office/word/2010/wordprocessingInk" xmlns:wne="http://schemas.microsoft.com/office/word/2006/wordml" xmlns:wps="http://schemas.microsoft.com/office/word/2010/wordprocessingShape" mc:Ignorable="w14 w15 w16se w16cid w16 w16cex w16sdtdh w16sdtfl w16du wp14">
   <w:p>
     <w:pPr>
       <w:pStyle w:val="Footer"/>
-      <w:rPr/>
     </w:pPr>
-    <w:r>
-      <w:rPr/>
-    </w:r>
   </w:p>
 </w:ftr>
 </file>
 
 <file path=word/footer5.xml><?xml version="1.0" encoding="utf-8"?>
-<w:ftr xmlns:o="urn:schemas-microsoft-com:office:office" xmlns:r="http://schemas.openxmlformats.org/officeDocument/2006/relationships" xmlns:v="urn:schemas-microsoft-com:vml" xmlns:w="http://schemas.openxmlformats.org/wordprocessingml/2006/main" xmlns:w10="urn:schemas-microsoft-com:office:word" xmlns:wp="http://schemas.openxmlformats.org/drawingml/2006/wordprocessingDrawing" xmlns:pic="http://schemas.openxmlformats.org/drawingml/2006/picture" xmlns:wps="http://schemas.microsoft.com/office/word/2010/wordprocessingShape" xmlns:wpg="http://schemas.microsoft.com/office/word/2010/wordprocessingGroup" xmlns:mc="http://schemas.openxmlformats.org/markup-compatibility/2006" xmlns:wp14="http://schemas.microsoft.com/office/word/2010/wordprocessingDrawing" xmlns:w14="http://schemas.microsoft.com/office/word/2010/wordml" xmlns:w15="http://schemas.microsoft.com/office/word/2012/wordml" mc:Ignorable="w14 wp14 w15">
+<w:ftr xmlns:wpc="http://schemas.microsoft.com/office/word/2010/wordprocessingCanvas" xmlns:cx="http://schemas.microsoft.com/office/drawing/2014/chartex" xmlns:cx1="http://schemas.microsoft.com/office/drawing/2015/9/8/chartex" xmlns:cx2="http://schemas.microsoft.com/office/drawing/2015/10/21/chartex" xmlns:cx3="http://schemas.microsoft.com/office/drawing/2016/5/9/chartex" xmlns:cx4="http://schemas.microsoft.com/office/drawing/2016/5/10/chartex" xmlns:cx5="http://schemas.microsoft.com/office/drawing/2016/5/11/chartex" xmlns:cx6="http://schemas.microsoft.com/office/drawing/2016/5/12/chartex" xmlns:cx7="http://schemas.microsoft.com/office/drawing/2016/5/13/chartex" xmlns:cx8="http://schemas.microsoft.com/office/drawing/2016/5/14/chartex" xmlns:mc="http://schemas.openxmlformats.org/markup-compatibility/2006" xmlns:aink="http://schemas.microsoft.com/office/drawing/2016/ink" xmlns:am3d="http://schemas.microsoft.com/office/drawing/2017/model3d" xmlns:o="urn:schemas-microsoft-com:office:office" xmlns:oel="http://schemas.microsoft.com/office/2019/extlst" xmlns:r="http://schemas.openxmlformats.org/officeDocument/2006/relationships" xmlns:m="http://schemas.openxmlformats.org/officeDocument/2006/math" xmlns:v="urn:schemas-microsoft-com:vml" xmlns:wp14="http://schemas.microsoft.com/office/word/2010/wordprocessingDrawing" xmlns:wp="http://schemas.openxmlformats.org/drawingml/2006/wordprocessingDrawing" xmlns:w10="urn:schemas-microsoft-com:office:word" xmlns:w="http://schemas.openxmlformats.org/wordprocessingml/2006/main" xmlns:w14="http://schemas.microsoft.com/office/word/2010/wordml" xmlns:w15="http://schemas.microsoft.com/office/word/2012/wordml" xmlns:w16cex="http://schemas.microsoft.com/office/word/2018/wordml/cex" xmlns:w16cid="http://schemas.microsoft.com/office/word/2016/wordml/cid" xmlns:w16="http://schemas.microsoft.com/office/word/2018/wordml" xmlns:w16du="http://schemas.microsoft.com/office/word/2023/wordml/word16du" xmlns:w16sdtdh="http://schemas.microsoft.com/office/word/2020/wordml/sdtdatahash" xmlns:w16sdtfl="http://schemas.microsoft.com/office/word/2024/wordml/sdtformatlock" xmlns:w16se="http://schemas.microsoft.com/office/word/2015/wordml/symex" xmlns:wpg="http://schemas.microsoft.com/office/word/2010/wordprocessingGroup" xmlns:wpi="http://schemas.microsoft.com/office/word/2010/wordprocessingInk" xmlns:wne="http://schemas.microsoft.com/office/word/2006/wordml" xmlns:wps="http://schemas.microsoft.com/office/word/2010/wordprocessingShape" mc:Ignorable="w14 w15 w16se w16cid w16 w16cex w16sdtdh w16sdtfl w16du wp14">
   <w:p>
     <w:pPr>
       <w:pStyle w:val="Footer"/>
-      <w:rPr/>
     </w:pPr>
     <w:r>
-      <w:rPr/>
+      <w:rPr>
+        <w:noProof/>
+      </w:rPr>
       <mc:AlternateContent>
         <mc:Choice Requires="wps">
           <w:drawing>
-            <wp:anchor behindDoc="1" distT="0" distB="0" distL="0" distR="0" simplePos="0" locked="0" layoutInCell="0" allowOverlap="1" relativeHeight="2" wp14:anchorId="07B49E00">
+            <wp:anchor distT="0" distB="0" distL="0" distR="0" simplePos="0" relativeHeight="251656704" behindDoc="1" locked="0" layoutInCell="0" allowOverlap="1" wp14:anchorId="07B49E00" wp14:editId="1AED95AF">
               <wp:simplePos x="0" y="0"/>
               <wp:positionH relativeFrom="margin">
                 <wp:align>center</wp:align>
@@ -5697,6 +5532,7 @@
               <wp:effectExtent l="0" t="0" r="0" b="0"/>
               <wp:wrapSquare wrapText="largest"/>
               <wp:docPr id="1" name="Frame1"/>
+              <wp:cNvGraphicFramePr/>
               <a:graphic xmlns:a="http://schemas.openxmlformats.org/drawingml/2006/main">
                 <a:graphicData uri="http://schemas.microsoft.com/office/word/2010/wordprocessingShape">
                   <wps:wsp>
@@ -5715,9 +5551,15 @@
                       </a:ln>
                     </wps:spPr>
                     <wps:style>
-                      <a:lnRef idx="0"/>
-                      <a:fillRef idx="0"/>
-                      <a:effectRef idx="0"/>
+                      <a:lnRef idx="0">
+                        <a:scrgbClr r="0" g="0" b="0"/>
+                      </a:lnRef>
+                      <a:fillRef idx="0">
+                        <a:scrgbClr r="0" g="0" b="0"/>
+                      </a:fillRef>
+                      <a:effectRef idx="0">
+                        <a:scrgbClr r="0" g="0" b="0"/>
+                      </a:effectRef>
                       <a:fontRef idx="minor"/>
                     </wps:style>
                     <wps:txbx>
@@ -5725,7 +5567,6 @@
                         <w:p>
                           <w:pPr>
                             <w:pStyle w:val="Footer"/>
-                            <w:rPr/>
                           </w:pPr>
                           <w:r>
                             <w:rPr>
@@ -5753,8 +5594,17 @@
                               <w:rStyle w:val="PageNumber"/>
                               <w:color w:val="000000"/>
                             </w:rPr>
-                            <w:t>ii</w:t>
+                            <w:t>i</w:t>
                           </w:r>
+                          <w:proofErr w:type="spellStart"/>
+                          <w:r>
+                            <w:rPr>
+                              <w:rStyle w:val="PageNumber"/>
+                              <w:color w:val="000000"/>
+                            </w:rPr>
+                            <w:t>i</w:t>
+                          </w:r>
+                          <w:proofErr w:type="spellEnd"/>
                           <w:r>
                             <w:rPr>
                               <w:rStyle w:val="PageNumber"/>
@@ -5765,7 +5615,7 @@
                         </w:p>
                       </w:txbxContent>
                     </wps:txbx>
-                    <wps:bodyPr lIns="0" rIns="0" tIns="0" bIns="0" anchor="t">
+                    <wps:bodyPr lIns="0" tIns="0" rIns="0" bIns="0" anchor="t">
                       <a:noAutofit/>
                     </wps:bodyPr>
                   </wps:wsp>
@@ -5774,7 +5624,7 @@
             </wp:anchor>
           </w:drawing>
         </mc:Choice>
-        <mc:Fallback>
+        <mc:Fallback xmlns:pic="http://schemas.openxmlformats.org/drawingml/2006/picture">
           <w:pict>
             <v:rect id="shape_0" stroked="f" o:allowincell="f" style="position:absolute;margin-left:213.65pt;margin-top:0.05pt;width:4.6pt;height:9.3pt;mso-wrap-style:square;v-text-anchor:top;mso-position-horizontal:center;mso-position-horizontal-relative:margin" wp14:anchorId="07B49E00">
               <v:fill o:detectmouseclick="t" on="false"/>
@@ -5835,18 +5685,19 @@
 </file>
 
 <file path=word/footer6.xml><?xml version="1.0" encoding="utf-8"?>
-<w:ftr xmlns:o="urn:schemas-microsoft-com:office:office" xmlns:r="http://schemas.openxmlformats.org/officeDocument/2006/relationships" xmlns:v="urn:schemas-microsoft-com:vml" xmlns:w="http://schemas.openxmlformats.org/wordprocessingml/2006/main" xmlns:w10="urn:schemas-microsoft-com:office:word" xmlns:wp="http://schemas.openxmlformats.org/drawingml/2006/wordprocessingDrawing" xmlns:pic="http://schemas.openxmlformats.org/drawingml/2006/picture" xmlns:wps="http://schemas.microsoft.com/office/word/2010/wordprocessingShape" xmlns:wpg="http://schemas.microsoft.com/office/word/2010/wordprocessingGroup" xmlns:mc="http://schemas.openxmlformats.org/markup-compatibility/2006" xmlns:wp14="http://schemas.microsoft.com/office/word/2010/wordprocessingDrawing" xmlns:w14="http://schemas.microsoft.com/office/word/2010/wordml" xmlns:w15="http://schemas.microsoft.com/office/word/2012/wordml" mc:Ignorable="w14 wp14 w15">
+<w:ftr xmlns:wpc="http://schemas.microsoft.com/office/word/2010/wordprocessingCanvas" xmlns:cx="http://schemas.microsoft.com/office/drawing/2014/chartex" xmlns:cx1="http://schemas.microsoft.com/office/drawing/2015/9/8/chartex" xmlns:cx2="http://schemas.microsoft.com/office/drawing/2015/10/21/chartex" xmlns:cx3="http://schemas.microsoft.com/office/drawing/2016/5/9/chartex" xmlns:cx4="http://schemas.microsoft.com/office/drawing/2016/5/10/chartex" xmlns:cx5="http://schemas.microsoft.com/office/drawing/2016/5/11/chartex" xmlns:cx6="http://schemas.microsoft.com/office/drawing/2016/5/12/chartex" xmlns:cx7="http://schemas.microsoft.com/office/drawing/2016/5/13/chartex" xmlns:cx8="http://schemas.microsoft.com/office/drawing/2016/5/14/chartex" xmlns:mc="http://schemas.openxmlformats.org/markup-compatibility/2006" xmlns:aink="http://schemas.microsoft.com/office/drawing/2016/ink" xmlns:am3d="http://schemas.microsoft.com/office/drawing/2017/model3d" xmlns:o="urn:schemas-microsoft-com:office:office" xmlns:oel="http://schemas.microsoft.com/office/2019/extlst" xmlns:r="http://schemas.openxmlformats.org/officeDocument/2006/relationships" xmlns:m="http://schemas.openxmlformats.org/officeDocument/2006/math" xmlns:v="urn:schemas-microsoft-com:vml" xmlns:wp14="http://schemas.microsoft.com/office/word/2010/wordprocessingDrawing" xmlns:wp="http://schemas.openxmlformats.org/drawingml/2006/wordprocessingDrawing" xmlns:w10="urn:schemas-microsoft-com:office:word" xmlns:w="http://schemas.openxmlformats.org/wordprocessingml/2006/main" xmlns:w14="http://schemas.microsoft.com/office/word/2010/wordml" xmlns:w15="http://schemas.microsoft.com/office/word/2012/wordml" xmlns:w16cex="http://schemas.microsoft.com/office/word/2018/wordml/cex" xmlns:w16cid="http://schemas.microsoft.com/office/word/2016/wordml/cid" xmlns:w16="http://schemas.microsoft.com/office/word/2018/wordml" xmlns:w16du="http://schemas.microsoft.com/office/word/2023/wordml/word16du" xmlns:w16sdtdh="http://schemas.microsoft.com/office/word/2020/wordml/sdtdatahash" xmlns:w16sdtfl="http://schemas.microsoft.com/office/word/2024/wordml/sdtformatlock" xmlns:w16se="http://schemas.microsoft.com/office/word/2015/wordml/symex" xmlns:wpg="http://schemas.microsoft.com/office/word/2010/wordprocessingGroup" xmlns:wpi="http://schemas.microsoft.com/office/word/2010/wordprocessingInk" xmlns:wne="http://schemas.microsoft.com/office/word/2006/wordml" xmlns:wps="http://schemas.microsoft.com/office/word/2010/wordprocessingShape" mc:Ignorable="w14 w15 w16se w16cid w16 w16cex w16sdtdh w16sdtfl w16du wp14">
   <w:p>
     <w:pPr>
       <w:pStyle w:val="Footer"/>
-      <w:rPr/>
     </w:pPr>
     <w:r>
-      <w:rPr/>
+      <w:rPr>
+        <w:noProof/>
+      </w:rPr>
       <mc:AlternateContent>
         <mc:Choice Requires="wps">
           <w:drawing>
-            <wp:anchor behindDoc="1" distT="0" distB="0" distL="0" distR="0" simplePos="0" locked="0" layoutInCell="0" allowOverlap="1" relativeHeight="2" wp14:anchorId="07B49E00">
+            <wp:anchor distT="0" distB="0" distL="0" distR="0" simplePos="0" relativeHeight="251657728" behindDoc="1" locked="0" layoutInCell="0" allowOverlap="1" wp14:anchorId="07B49E00" wp14:editId="27942415">
               <wp:simplePos x="0" y="0"/>
               <wp:positionH relativeFrom="margin">
                 <wp:align>center</wp:align>
@@ -5858,6 +5709,7 @@
               <wp:effectExtent l="0" t="0" r="0" b="0"/>
               <wp:wrapSquare wrapText="largest"/>
               <wp:docPr id="2" name="Frame1"/>
+              <wp:cNvGraphicFramePr/>
               <a:graphic xmlns:a="http://schemas.openxmlformats.org/drawingml/2006/main">
                 <a:graphicData uri="http://schemas.microsoft.com/office/word/2010/wordprocessingShape">
                   <wps:wsp>
@@ -5876,9 +5728,15 @@
                       </a:ln>
                     </wps:spPr>
                     <wps:style>
-                      <a:lnRef idx="0"/>
-                      <a:fillRef idx="0"/>
-                      <a:effectRef idx="0"/>
+                      <a:lnRef idx="0">
+                        <a:scrgbClr r="0" g="0" b="0"/>
+                      </a:lnRef>
+                      <a:fillRef idx="0">
+                        <a:scrgbClr r="0" g="0" b="0"/>
+                      </a:fillRef>
+                      <a:effectRef idx="0">
+                        <a:scrgbClr r="0" g="0" b="0"/>
+                      </a:effectRef>
                       <a:fontRef idx="minor"/>
                     </wps:style>
                     <wps:txbx>
@@ -5886,7 +5744,6 @@
                         <w:p>
                           <w:pPr>
                             <w:pStyle w:val="Footer"/>
-                            <w:rPr/>
                           </w:pPr>
                           <w:r>
                             <w:rPr>
@@ -5914,8 +5771,17 @@
                               <w:rStyle w:val="PageNumber"/>
                               <w:color w:val="000000"/>
                             </w:rPr>
-                            <w:t>ii</w:t>
+                            <w:t>i</w:t>
                           </w:r>
+                          <w:proofErr w:type="spellStart"/>
+                          <w:r>
+                            <w:rPr>
+                              <w:rStyle w:val="PageNumber"/>
+                              <w:color w:val="000000"/>
+                            </w:rPr>
+                            <w:t>i</w:t>
+                          </w:r>
+                          <w:proofErr w:type="spellEnd"/>
                           <w:r>
                             <w:rPr>
                               <w:rStyle w:val="PageNumber"/>
@@ -5926,7 +5792,7 @@
                         </w:p>
                       </w:txbxContent>
                     </wps:txbx>
-                    <wps:bodyPr lIns="0" rIns="0" tIns="0" bIns="0" anchor="t">
+                    <wps:bodyPr lIns="0" tIns="0" rIns="0" bIns="0" anchor="t">
                       <a:noAutofit/>
                     </wps:bodyPr>
                   </wps:wsp>
@@ -5935,7 +5801,7 @@
             </wp:anchor>
           </w:drawing>
         </mc:Choice>
-        <mc:Fallback>
+        <mc:Fallback xmlns:pic="http://schemas.openxmlformats.org/drawingml/2006/picture">
           <w:pict>
             <v:rect id="shape_0" stroked="f" o:allowincell="f" style="position:absolute;margin-left:213.65pt;margin-top:0.05pt;width:4.6pt;height:9.3pt;mso-wrap-style:square;v-text-anchor:top;mso-position-horizontal:center;mso-position-horizontal-relative:margin" wp14:anchorId="07B49E00">
               <v:fill o:detectmouseclick="t" on="false"/>
@@ -5996,32 +5862,29 @@
 </file>
 
 <file path=word/footer7.xml><?xml version="1.0" encoding="utf-8"?>
-<w:ftr xmlns:o="urn:schemas-microsoft-com:office:office" xmlns:r="http://schemas.openxmlformats.org/officeDocument/2006/relationships" xmlns:v="urn:schemas-microsoft-com:vml" xmlns:w="http://schemas.openxmlformats.org/wordprocessingml/2006/main" xmlns:w10="urn:schemas-microsoft-com:office:word" xmlns:wp="http://schemas.openxmlformats.org/drawingml/2006/wordprocessingDrawing" xmlns:pic="http://schemas.openxmlformats.org/drawingml/2006/picture" xmlns:wps="http://schemas.microsoft.com/office/word/2010/wordprocessingShape" xmlns:wpg="http://schemas.microsoft.com/office/word/2010/wordprocessingGroup" xmlns:mc="http://schemas.openxmlformats.org/markup-compatibility/2006" xmlns:wp14="http://schemas.microsoft.com/office/word/2010/wordprocessingDrawing" xmlns:w14="http://schemas.microsoft.com/office/word/2010/wordml" xmlns:w15="http://schemas.microsoft.com/office/word/2012/wordml" mc:Ignorable="w14 wp14 w15">
+<w:ftr xmlns:wpc="http://schemas.microsoft.com/office/word/2010/wordprocessingCanvas" xmlns:cx="http://schemas.microsoft.com/office/drawing/2014/chartex" xmlns:cx1="http://schemas.microsoft.com/office/drawing/2015/9/8/chartex" xmlns:cx2="http://schemas.microsoft.com/office/drawing/2015/10/21/chartex" xmlns:cx3="http://schemas.microsoft.com/office/drawing/2016/5/9/chartex" xmlns:cx4="http://schemas.microsoft.com/office/drawing/2016/5/10/chartex" xmlns:cx5="http://schemas.microsoft.com/office/drawing/2016/5/11/chartex" xmlns:cx6="http://schemas.microsoft.com/office/drawing/2016/5/12/chartex" xmlns:cx7="http://schemas.microsoft.com/office/drawing/2016/5/13/chartex" xmlns:cx8="http://schemas.microsoft.com/office/drawing/2016/5/14/chartex" xmlns:mc="http://schemas.openxmlformats.org/markup-compatibility/2006" xmlns:aink="http://schemas.microsoft.com/office/drawing/2016/ink" xmlns:am3d="http://schemas.microsoft.com/office/drawing/2017/model3d" xmlns:o="urn:schemas-microsoft-com:office:office" xmlns:oel="http://schemas.microsoft.com/office/2019/extlst" xmlns:r="http://schemas.openxmlformats.org/officeDocument/2006/relationships" xmlns:m="http://schemas.openxmlformats.org/officeDocument/2006/math" xmlns:v="urn:schemas-microsoft-com:vml" xmlns:wp14="http://schemas.microsoft.com/office/word/2010/wordprocessingDrawing" xmlns:wp="http://schemas.openxmlformats.org/drawingml/2006/wordprocessingDrawing" xmlns:w10="urn:schemas-microsoft-com:office:word" xmlns:w="http://schemas.openxmlformats.org/wordprocessingml/2006/main" xmlns:w14="http://schemas.microsoft.com/office/word/2010/wordml" xmlns:w15="http://schemas.microsoft.com/office/word/2012/wordml" xmlns:w16cex="http://schemas.microsoft.com/office/word/2018/wordml/cex" xmlns:w16cid="http://schemas.microsoft.com/office/word/2016/wordml/cid" xmlns:w16="http://schemas.microsoft.com/office/word/2018/wordml" xmlns:w16du="http://schemas.microsoft.com/office/word/2023/wordml/word16du" xmlns:w16sdtdh="http://schemas.microsoft.com/office/word/2020/wordml/sdtdatahash" xmlns:w16sdtfl="http://schemas.microsoft.com/office/word/2024/wordml/sdtformatlock" xmlns:w16se="http://schemas.microsoft.com/office/word/2015/wordml/symex" xmlns:wpg="http://schemas.microsoft.com/office/word/2010/wordprocessingGroup" xmlns:wpi="http://schemas.microsoft.com/office/word/2010/wordprocessingInk" xmlns:wne="http://schemas.microsoft.com/office/word/2006/wordml" xmlns:wps="http://schemas.microsoft.com/office/word/2010/wordprocessingShape" mc:Ignorable="w14 w15 w16se w16cid w16 w16cex w16sdtdh w16sdtfl w16du wp14">
   <w:p>
     <w:pPr>
       <w:pStyle w:val="Footer"/>
-      <w:rPr/>
     </w:pPr>
-    <w:r>
-      <w:rPr/>
-    </w:r>
   </w:p>
 </w:ftr>
 </file>
 
 <file path=word/footer8.xml><?xml version="1.0" encoding="utf-8"?>
-<w:ftr xmlns:o="urn:schemas-microsoft-com:office:office" xmlns:r="http://schemas.openxmlformats.org/officeDocument/2006/relationships" xmlns:v="urn:schemas-microsoft-com:vml" xmlns:w="http://schemas.openxmlformats.org/wordprocessingml/2006/main" xmlns:w10="urn:schemas-microsoft-com:office:word" xmlns:wp="http://schemas.openxmlformats.org/drawingml/2006/wordprocessingDrawing" xmlns:pic="http://schemas.openxmlformats.org/drawingml/2006/picture" xmlns:wps="http://schemas.microsoft.com/office/word/2010/wordprocessingShape" xmlns:wpg="http://schemas.microsoft.com/office/word/2010/wordprocessingGroup" xmlns:mc="http://schemas.openxmlformats.org/markup-compatibility/2006" xmlns:wp14="http://schemas.microsoft.com/office/word/2010/wordprocessingDrawing" xmlns:w14="http://schemas.microsoft.com/office/word/2010/wordml" xmlns:w15="http://schemas.microsoft.com/office/word/2012/wordml" mc:Ignorable="w14 wp14 w15">
+<w:ftr xmlns:wpc="http://schemas.microsoft.com/office/word/2010/wordprocessingCanvas" xmlns:cx="http://schemas.microsoft.com/office/drawing/2014/chartex" xmlns:cx1="http://schemas.microsoft.com/office/drawing/2015/9/8/chartex" xmlns:cx2="http://schemas.microsoft.com/office/drawing/2015/10/21/chartex" xmlns:cx3="http://schemas.microsoft.com/office/drawing/2016/5/9/chartex" xmlns:cx4="http://schemas.microsoft.com/office/drawing/2016/5/10/chartex" xmlns:cx5="http://schemas.microsoft.com/office/drawing/2016/5/11/chartex" xmlns:cx6="http://schemas.microsoft.com/office/drawing/2016/5/12/chartex" xmlns:cx7="http://schemas.microsoft.com/office/drawing/2016/5/13/chartex" xmlns:cx8="http://schemas.microsoft.com/office/drawing/2016/5/14/chartex" xmlns:mc="http://schemas.openxmlformats.org/markup-compatibility/2006" xmlns:aink="http://schemas.microsoft.com/office/drawing/2016/ink" xmlns:am3d="http://schemas.microsoft.com/office/drawing/2017/model3d" xmlns:o="urn:schemas-microsoft-com:office:office" xmlns:oel="http://schemas.microsoft.com/office/2019/extlst" xmlns:r="http://schemas.openxmlformats.org/officeDocument/2006/relationships" xmlns:m="http://schemas.openxmlformats.org/officeDocument/2006/math" xmlns:v="urn:schemas-microsoft-com:vml" xmlns:wp14="http://schemas.microsoft.com/office/word/2010/wordprocessingDrawing" xmlns:wp="http://schemas.openxmlformats.org/drawingml/2006/wordprocessingDrawing" xmlns:w10="urn:schemas-microsoft-com:office:word" xmlns:w="http://schemas.openxmlformats.org/wordprocessingml/2006/main" xmlns:w14="http://schemas.microsoft.com/office/word/2010/wordml" xmlns:w15="http://schemas.microsoft.com/office/word/2012/wordml" xmlns:w16cex="http://schemas.microsoft.com/office/word/2018/wordml/cex" xmlns:w16cid="http://schemas.microsoft.com/office/word/2016/wordml/cid" xmlns:w16="http://schemas.microsoft.com/office/word/2018/wordml" xmlns:w16du="http://schemas.microsoft.com/office/word/2023/wordml/word16du" xmlns:w16sdtdh="http://schemas.microsoft.com/office/word/2020/wordml/sdtdatahash" xmlns:w16sdtfl="http://schemas.microsoft.com/office/word/2024/wordml/sdtformatlock" xmlns:w16se="http://schemas.microsoft.com/office/word/2015/wordml/symex" xmlns:wpg="http://schemas.microsoft.com/office/word/2010/wordprocessingGroup" xmlns:wpi="http://schemas.microsoft.com/office/word/2010/wordprocessingInk" xmlns:wne="http://schemas.microsoft.com/office/word/2006/wordml" xmlns:wps="http://schemas.microsoft.com/office/word/2010/wordprocessingShape" mc:Ignorable="w14 w15 w16se w16cid w16 w16cex w16sdtdh w16sdtfl w16du wp14">
   <w:p>
     <w:pPr>
       <w:pStyle w:val="Footer"/>
-      <w:rPr/>
     </w:pPr>
     <w:r>
-      <w:rPr/>
+      <w:rPr>
+        <w:noProof/>
+      </w:rPr>
       <mc:AlternateContent>
         <mc:Choice Requires="wps">
           <w:drawing>
-            <wp:anchor behindDoc="1" distT="0" distB="0" distL="0" distR="0" simplePos="0" locked="0" layoutInCell="0" allowOverlap="1" relativeHeight="17" wp14:anchorId="16546B0F">
+            <wp:anchor distT="0" distB="0" distL="0" distR="0" simplePos="0" relativeHeight="251658752" behindDoc="1" locked="0" layoutInCell="0" allowOverlap="1" wp14:anchorId="16546B0F" wp14:editId="7938F45F">
               <wp:simplePos x="0" y="0"/>
               <wp:positionH relativeFrom="margin">
                 <wp:align>center</wp:align>
@@ -6033,6 +5896,7 @@
               <wp:effectExtent l="0" t="0" r="0" b="0"/>
               <wp:wrapSquare wrapText="largest"/>
               <wp:docPr id="3" name="Frame2"/>
+              <wp:cNvGraphicFramePr/>
               <a:graphic xmlns:a="http://schemas.openxmlformats.org/drawingml/2006/main">
                 <a:graphicData uri="http://schemas.microsoft.com/office/word/2010/wordprocessingShape">
                   <wps:wsp>
@@ -6051,9 +5915,15 @@
                       </a:ln>
                     </wps:spPr>
                     <wps:style>
-                      <a:lnRef idx="0"/>
-                      <a:fillRef idx="0"/>
-                      <a:effectRef idx="0"/>
+                      <a:lnRef idx="0">
+                        <a:scrgbClr r="0" g="0" b="0"/>
+                      </a:lnRef>
+                      <a:fillRef idx="0">
+                        <a:scrgbClr r="0" g="0" b="0"/>
+                      </a:fillRef>
+                      <a:effectRef idx="0">
+                        <a:scrgbClr r="0" g="0" b="0"/>
+                      </a:effectRef>
                       <a:fontRef idx="minor"/>
                     </wps:style>
                     <wps:txbx>
@@ -6061,7 +5931,6 @@
                         <w:p>
                           <w:pPr>
                             <w:pStyle w:val="Footer"/>
-                            <w:rPr/>
                           </w:pPr>
                           <w:r>
                             <w:rPr>
@@ -6101,7 +5970,7 @@
                         </w:p>
                       </w:txbxContent>
                     </wps:txbx>
-                    <wps:bodyPr lIns="0" rIns="0" tIns="0" bIns="0" anchor="t">
+                    <wps:bodyPr lIns="0" tIns="0" rIns="0" bIns="0" anchor="t">
                       <a:noAutofit/>
                     </wps:bodyPr>
                   </wps:wsp>
@@ -6110,7 +5979,7 @@
             </wp:anchor>
           </w:drawing>
         </mc:Choice>
-        <mc:Fallback>
+        <mc:Fallback xmlns:pic="http://schemas.openxmlformats.org/drawingml/2006/picture">
           <w:pict>
             <v:rect id="shape_0" stroked="f" o:allowincell="f" style="position:absolute;margin-left:213.15pt;margin-top:0.05pt;width:5.6pt;height:1.75pt;mso-wrap-style:square;v-text-anchor:top;mso-position-horizontal:center;mso-position-horizontal-relative:margin" wp14:anchorId="16546B0F">
               <v:fill o:detectmouseclick="t" on="false"/>
@@ -6171,11 +6040,10 @@
 </file>
 
 <file path=word/footer9.xml><?xml version="1.0" encoding="utf-8"?>
-<w:ftr xmlns:o="urn:schemas-microsoft-com:office:office" xmlns:r="http://schemas.openxmlformats.org/officeDocument/2006/relationships" xmlns:v="urn:schemas-microsoft-com:vml" xmlns:w="http://schemas.openxmlformats.org/wordprocessingml/2006/main" xmlns:w10="urn:schemas-microsoft-com:office:word" xmlns:wp="http://schemas.openxmlformats.org/drawingml/2006/wordprocessingDrawing" xmlns:pic="http://schemas.openxmlformats.org/drawingml/2006/picture" xmlns:wps="http://schemas.microsoft.com/office/word/2010/wordprocessingShape" xmlns:wpg="http://schemas.microsoft.com/office/word/2010/wordprocessingGroup" xmlns:mc="http://schemas.openxmlformats.org/markup-compatibility/2006" xmlns:wp14="http://schemas.microsoft.com/office/word/2010/wordprocessingDrawing" xmlns:w14="http://schemas.microsoft.com/office/word/2010/wordml" xmlns:w15="http://schemas.microsoft.com/office/word/2012/wordml" mc:Ignorable="w14 wp14 w15">
+<w:ftr xmlns:wpc="http://schemas.microsoft.com/office/word/2010/wordprocessingCanvas" xmlns:cx="http://schemas.microsoft.com/office/drawing/2014/chartex" xmlns:cx1="http://schemas.microsoft.com/office/drawing/2015/9/8/chartex" xmlns:cx2="http://schemas.microsoft.com/office/drawing/2015/10/21/chartex" xmlns:cx3="http://schemas.microsoft.com/office/drawing/2016/5/9/chartex" xmlns:cx4="http://schemas.microsoft.com/office/drawing/2016/5/10/chartex" xmlns:cx5="http://schemas.microsoft.com/office/drawing/2016/5/11/chartex" xmlns:cx6="http://schemas.microsoft.com/office/drawing/2016/5/12/chartex" xmlns:cx7="http://schemas.microsoft.com/office/drawing/2016/5/13/chartex" xmlns:cx8="http://schemas.microsoft.com/office/drawing/2016/5/14/chartex" xmlns:mc="http://schemas.openxmlformats.org/markup-compatibility/2006" xmlns:aink="http://schemas.microsoft.com/office/drawing/2016/ink" xmlns:am3d="http://schemas.microsoft.com/office/drawing/2017/model3d" xmlns:o="urn:schemas-microsoft-com:office:office" xmlns:oel="http://schemas.microsoft.com/office/2019/extlst" xmlns:r="http://schemas.openxmlformats.org/officeDocument/2006/relationships" xmlns:m="http://schemas.openxmlformats.org/officeDocument/2006/math" xmlns:v="urn:schemas-microsoft-com:vml" xmlns:wp14="http://schemas.microsoft.com/office/word/2010/wordprocessingDrawing" xmlns:wp="http://schemas.openxmlformats.org/drawingml/2006/wordprocessingDrawing" xmlns:w10="urn:schemas-microsoft-com:office:word" xmlns:w="http://schemas.openxmlformats.org/wordprocessingml/2006/main" xmlns:w14="http://schemas.microsoft.com/office/word/2010/wordml" xmlns:w15="http://schemas.microsoft.com/office/word/2012/wordml" xmlns:w16cex="http://schemas.microsoft.com/office/word/2018/wordml/cex" xmlns:w16cid="http://schemas.microsoft.com/office/word/2016/wordml/cid" xmlns:w16="http://schemas.microsoft.com/office/word/2018/wordml" xmlns:w16du="http://schemas.microsoft.com/office/word/2023/wordml/word16du" xmlns:w16sdtdh="http://schemas.microsoft.com/office/word/2020/wordml/sdtdatahash" xmlns:w16sdtfl="http://schemas.microsoft.com/office/word/2024/wordml/sdtformatlock" xmlns:w16se="http://schemas.microsoft.com/office/word/2015/wordml/symex" xmlns:wpg="http://schemas.microsoft.com/office/word/2010/wordprocessingGroup" xmlns:wpi="http://schemas.microsoft.com/office/word/2010/wordprocessingInk" xmlns:wne="http://schemas.microsoft.com/office/word/2006/wordml" xmlns:wps="http://schemas.microsoft.com/office/word/2010/wordprocessingShape" mc:Ignorable="w14 w15 w16se w16cid w16 w16cex w16sdtdh w16sdtfl w16du wp14">
   <w:p>
     <w:pPr>
       <w:pStyle w:val="Footer"/>
-      <w:rPr/>
     </w:pPr>
     <w:r>
       <w:rPr>
@@ -6205,8 +6073,16 @@
       <w:rPr>
         <w:rStyle w:val="PageNumber"/>
       </w:rPr>
-      <w:t>iii</w:t>
+      <w:t>ii</w:t>
     </w:r>
+    <w:proofErr w:type="spellStart"/>
+    <w:r>
+      <w:rPr>
+        <w:rStyle w:val="PageNumber"/>
+      </w:rPr>
+      <w:t>i</w:t>
+    </w:r>
+    <w:proofErr w:type="spellEnd"/>
     <w:r>
       <w:rPr>
         <w:rStyle w:val="PageNumber"/>
@@ -6217,146 +6093,132 @@
 </w:ftr>
 </file>
 
+<file path=word/footnotes.xml><?xml version="1.0" encoding="utf-8"?>
+<w:footnotes xmlns:wpc="http://schemas.microsoft.com/office/word/2010/wordprocessingCanvas" xmlns:cx="http://schemas.microsoft.com/office/drawing/2014/chartex" xmlns:cx1="http://schemas.microsoft.com/office/drawing/2015/9/8/chartex" xmlns:cx2="http://schemas.microsoft.com/office/drawing/2015/10/21/chartex" xmlns:cx3="http://schemas.microsoft.com/office/drawing/2016/5/9/chartex" xmlns:cx4="http://schemas.microsoft.com/office/drawing/2016/5/10/chartex" xmlns:cx5="http://schemas.microsoft.com/office/drawing/2016/5/11/chartex" xmlns:cx6="http://schemas.microsoft.com/office/drawing/2016/5/12/chartex" xmlns:cx7="http://schemas.microsoft.com/office/drawing/2016/5/13/chartex" xmlns:cx8="http://schemas.microsoft.com/office/drawing/2016/5/14/chartex" xmlns:mc="http://schemas.openxmlformats.org/markup-compatibility/2006" xmlns:aink="http://schemas.microsoft.com/office/drawing/2016/ink" xmlns:am3d="http://schemas.microsoft.com/office/drawing/2017/model3d" xmlns:o="urn:schemas-microsoft-com:office:office" xmlns:oel="http://schemas.microsoft.com/office/2019/extlst" xmlns:r="http://schemas.openxmlformats.org/officeDocument/2006/relationships" xmlns:m="http://schemas.openxmlformats.org/officeDocument/2006/math" xmlns:v="urn:schemas-microsoft-com:vml" xmlns:wp14="http://schemas.microsoft.com/office/word/2010/wordprocessingDrawing" xmlns:wp="http://schemas.openxmlformats.org/drawingml/2006/wordprocessingDrawing" xmlns:w10="urn:schemas-microsoft-com:office:word" xmlns:w="http://schemas.openxmlformats.org/wordprocessingml/2006/main" xmlns:w14="http://schemas.microsoft.com/office/word/2010/wordml" xmlns:w15="http://schemas.microsoft.com/office/word/2012/wordml" xmlns:w16cex="http://schemas.microsoft.com/office/word/2018/wordml/cex" xmlns:w16cid="http://schemas.microsoft.com/office/word/2016/wordml/cid" xmlns:w16="http://schemas.microsoft.com/office/word/2018/wordml" xmlns:w16du="http://schemas.microsoft.com/office/word/2023/wordml/word16du" xmlns:w16sdtdh="http://schemas.microsoft.com/office/word/2020/wordml/sdtdatahash" xmlns:w16sdtfl="http://schemas.microsoft.com/office/word/2024/wordml/sdtformatlock" xmlns:w16se="http://schemas.microsoft.com/office/word/2015/wordml/symex" xmlns:wpg="http://schemas.microsoft.com/office/word/2010/wordprocessingGroup" xmlns:wpi="http://schemas.microsoft.com/office/word/2010/wordprocessingInk" xmlns:wne="http://schemas.microsoft.com/office/word/2006/wordml" xmlns:wps="http://schemas.microsoft.com/office/word/2010/wordprocessingShape" mc:Ignorable="w14 w15 w16se w16cid w16 w16cex w16sdtdh w16sdtfl w16du wp14">
+  <w:footnote w:type="separator" w:id="-1">
+    <w:p>
+      <w:r>
+        <w:separator/>
+      </w:r>
+    </w:p>
+  </w:footnote>
+  <w:footnote w:type="continuationSeparator" w:id="0">
+    <w:p>
+      <w:r>
+        <w:continuationSeparator/>
+      </w:r>
+    </w:p>
+  </w:footnote>
+</w:footnotes>
+</file>
+
 <file path=word/header1.xml><?xml version="1.0" encoding="utf-8"?>
-<w:hdr xmlns:o="urn:schemas-microsoft-com:office:office" xmlns:r="http://schemas.openxmlformats.org/officeDocument/2006/relationships" xmlns:v="urn:schemas-microsoft-com:vml" xmlns:w="http://schemas.openxmlformats.org/wordprocessingml/2006/main" xmlns:w10="urn:schemas-microsoft-com:office:word" xmlns:wp="http://schemas.openxmlformats.org/drawingml/2006/wordprocessingDrawing" xmlns:pic="http://schemas.openxmlformats.org/drawingml/2006/picture" xmlns:wps="http://schemas.microsoft.com/office/word/2010/wordprocessingShape" xmlns:wpg="http://schemas.microsoft.com/office/word/2010/wordprocessingGroup" xmlns:mc="http://schemas.openxmlformats.org/markup-compatibility/2006" xmlns:wp14="http://schemas.microsoft.com/office/word/2010/wordprocessingDrawing" xmlns:w14="http://schemas.microsoft.com/office/word/2010/wordml" xmlns:w15="http://schemas.microsoft.com/office/word/2012/wordml" mc:Ignorable="w14 wp14 w15">
+<w:hdr xmlns:wpc="http://schemas.microsoft.com/office/word/2010/wordprocessingCanvas" xmlns:cx="http://schemas.microsoft.com/office/drawing/2014/chartex" xmlns:cx1="http://schemas.microsoft.com/office/drawing/2015/9/8/chartex" xmlns:cx2="http://schemas.microsoft.com/office/drawing/2015/10/21/chartex" xmlns:cx3="http://schemas.microsoft.com/office/drawing/2016/5/9/chartex" xmlns:cx4="http://schemas.microsoft.com/office/drawing/2016/5/10/chartex" xmlns:cx5="http://schemas.microsoft.com/office/drawing/2016/5/11/chartex" xmlns:cx6="http://schemas.microsoft.com/office/drawing/2016/5/12/chartex" xmlns:cx7="http://schemas.microsoft.com/office/drawing/2016/5/13/chartex" xmlns:cx8="http://schemas.microsoft.com/office/drawing/2016/5/14/chartex" xmlns:mc="http://schemas.openxmlformats.org/markup-compatibility/2006" xmlns:aink="http://schemas.microsoft.com/office/drawing/2016/ink" xmlns:am3d="http://schemas.microsoft.com/office/drawing/2017/model3d" xmlns:o="urn:schemas-microsoft-com:office:office" xmlns:oel="http://schemas.microsoft.com/office/2019/extlst" xmlns:r="http://schemas.openxmlformats.org/officeDocument/2006/relationships" xmlns:m="http://schemas.openxmlformats.org/officeDocument/2006/math" xmlns:v="urn:schemas-microsoft-com:vml" xmlns:wp14="http://schemas.microsoft.com/office/word/2010/wordprocessingDrawing" xmlns:wp="http://schemas.openxmlformats.org/drawingml/2006/wordprocessingDrawing" xmlns:w10="urn:schemas-microsoft-com:office:word" xmlns:w="http://schemas.openxmlformats.org/wordprocessingml/2006/main" xmlns:w14="http://schemas.microsoft.com/office/word/2010/wordml" xmlns:w15="http://schemas.microsoft.com/office/word/2012/wordml" xmlns:w16cex="http://schemas.microsoft.com/office/word/2018/wordml/cex" xmlns:w16cid="http://schemas.microsoft.com/office/word/2016/wordml/cid" xmlns:w16="http://schemas.microsoft.com/office/word/2018/wordml" xmlns:w16du="http://schemas.microsoft.com/office/word/2023/wordml/word16du" xmlns:w16sdtdh="http://schemas.microsoft.com/office/word/2020/wordml/sdtdatahash" xmlns:w16sdtfl="http://schemas.microsoft.com/office/word/2024/wordml/sdtformatlock" xmlns:w16se="http://schemas.microsoft.com/office/word/2015/wordml/symex" xmlns:wpg="http://schemas.microsoft.com/office/word/2010/wordprocessingGroup" xmlns:wpi="http://schemas.microsoft.com/office/word/2010/wordprocessingInk" xmlns:wne="http://schemas.microsoft.com/office/word/2006/wordml" xmlns:wps="http://schemas.microsoft.com/office/word/2010/wordprocessingShape" mc:Ignorable="w14 w15 w16se w16cid w16 w16cex w16sdtdh w16sdtfl w16du wp14">
   <w:p>
     <w:pPr>
       <w:pStyle w:val="Header"/>
-      <w:rPr/>
     </w:pPr>
-    <w:r>
-      <w:rPr/>
-    </w:r>
   </w:p>
 </w:hdr>
 </file>
 
 <file path=word/header2.xml><?xml version="1.0" encoding="utf-8"?>
-<w:hdr xmlns:o="urn:schemas-microsoft-com:office:office" xmlns:r="http://schemas.openxmlformats.org/officeDocument/2006/relationships" xmlns:v="urn:schemas-microsoft-com:vml" xmlns:w="http://schemas.openxmlformats.org/wordprocessingml/2006/main" xmlns:w10="urn:schemas-microsoft-com:office:word" xmlns:wp="http://schemas.openxmlformats.org/drawingml/2006/wordprocessingDrawing" xmlns:pic="http://schemas.openxmlformats.org/drawingml/2006/picture" xmlns:wps="http://schemas.microsoft.com/office/word/2010/wordprocessingShape" xmlns:wpg="http://schemas.microsoft.com/office/word/2010/wordprocessingGroup" xmlns:mc="http://schemas.openxmlformats.org/markup-compatibility/2006" xmlns:wp14="http://schemas.microsoft.com/office/word/2010/wordprocessingDrawing" xmlns:w14="http://schemas.microsoft.com/office/word/2010/wordml" xmlns:w15="http://schemas.microsoft.com/office/word/2012/wordml" mc:Ignorable="w14 wp14 w15">
+<w:hdr xmlns:wpc="http://schemas.microsoft.com/office/word/2010/wordprocessingCanvas" xmlns:cx="http://schemas.microsoft.com/office/drawing/2014/chartex" xmlns:cx1="http://schemas.microsoft.com/office/drawing/2015/9/8/chartex" xmlns:cx2="http://schemas.microsoft.com/office/drawing/2015/10/21/chartex" xmlns:cx3="http://schemas.microsoft.com/office/drawing/2016/5/9/chartex" xmlns:cx4="http://schemas.microsoft.com/office/drawing/2016/5/10/chartex" xmlns:cx5="http://schemas.microsoft.com/office/drawing/2016/5/11/chartex" xmlns:cx6="http://schemas.microsoft.com/office/drawing/2016/5/12/chartex" xmlns:cx7="http://schemas.microsoft.com/office/drawing/2016/5/13/chartex" xmlns:cx8="http://schemas.microsoft.com/office/drawing/2016/5/14/chartex" xmlns:mc="http://schemas.openxmlformats.org/markup-compatibility/2006" xmlns:aink="http://schemas.microsoft.com/office/drawing/2016/ink" xmlns:am3d="http://schemas.microsoft.com/office/drawing/2017/model3d" xmlns:o="urn:schemas-microsoft-com:office:office" xmlns:oel="http://schemas.microsoft.com/office/2019/extlst" xmlns:r="http://schemas.openxmlformats.org/officeDocument/2006/relationships" xmlns:m="http://schemas.openxmlformats.org/officeDocument/2006/math" xmlns:v="urn:schemas-microsoft-com:vml" xmlns:wp14="http://schemas.microsoft.com/office/word/2010/wordprocessingDrawing" xmlns:wp="http://schemas.openxmlformats.org/drawingml/2006/wordprocessingDrawing" xmlns:w10="urn:schemas-microsoft-com:office:word" xmlns:w="http://schemas.openxmlformats.org/wordprocessingml/2006/main" xmlns:w14="http://schemas.microsoft.com/office/word/2010/wordml" xmlns:w15="http://schemas.microsoft.com/office/word/2012/wordml" xmlns:w16cex="http://schemas.microsoft.com/office/word/2018/wordml/cex" xmlns:w16cid="http://schemas.microsoft.com/office/word/2016/wordml/cid" xmlns:w16="http://schemas.microsoft.com/office/word/2018/wordml" xmlns:w16du="http://schemas.microsoft.com/office/word/2023/wordml/word16du" xmlns:w16sdtdh="http://schemas.microsoft.com/office/word/2020/wordml/sdtdatahash" xmlns:w16sdtfl="http://schemas.microsoft.com/office/word/2024/wordml/sdtformatlock" xmlns:w16se="http://schemas.microsoft.com/office/word/2015/wordml/symex" xmlns:wpg="http://schemas.microsoft.com/office/word/2010/wordprocessingGroup" xmlns:wpi="http://schemas.microsoft.com/office/word/2010/wordprocessingInk" xmlns:wne="http://schemas.microsoft.com/office/word/2006/wordml" xmlns:wps="http://schemas.microsoft.com/office/word/2010/wordprocessingShape" mc:Ignorable="w14 w15 w16se w16cid w16 w16cex w16sdtdh w16sdtfl w16du wp14">
   <w:p>
     <w:pPr>
       <w:pStyle w:val="Header"/>
-      <w:rPr/>
     </w:pPr>
-    <w:r>
-      <w:rPr/>
-    </w:r>
   </w:p>
 </w:hdr>
 </file>
 
 <file path=word/header3.xml><?xml version="1.0" encoding="utf-8"?>
-<w:hdr xmlns:o="urn:schemas-microsoft-com:office:office" xmlns:r="http://schemas.openxmlformats.org/officeDocument/2006/relationships" xmlns:v="urn:schemas-microsoft-com:vml" xmlns:w="http://schemas.openxmlformats.org/wordprocessingml/2006/main" xmlns:w10="urn:schemas-microsoft-com:office:word" xmlns:wp="http://schemas.openxmlformats.org/drawingml/2006/wordprocessingDrawing" xmlns:pic="http://schemas.openxmlformats.org/drawingml/2006/picture" xmlns:wps="http://schemas.microsoft.com/office/word/2010/wordprocessingShape" xmlns:wpg="http://schemas.microsoft.com/office/word/2010/wordprocessingGroup" xmlns:mc="http://schemas.openxmlformats.org/markup-compatibility/2006" xmlns:wp14="http://schemas.microsoft.com/office/word/2010/wordprocessingDrawing" xmlns:w14="http://schemas.microsoft.com/office/word/2010/wordml" xmlns:w15="http://schemas.microsoft.com/office/word/2012/wordml" mc:Ignorable="w14 wp14 w15">
+<w:hdr xmlns:wpc="http://schemas.microsoft.com/office/word/2010/wordprocessingCanvas" xmlns:cx="http://schemas.microsoft.com/office/drawing/2014/chartex" xmlns:cx1="http://schemas.microsoft.com/office/drawing/2015/9/8/chartex" xmlns:cx2="http://schemas.microsoft.com/office/drawing/2015/10/21/chartex" xmlns:cx3="http://schemas.microsoft.com/office/drawing/2016/5/9/chartex" xmlns:cx4="http://schemas.microsoft.com/office/drawing/2016/5/10/chartex" xmlns:cx5="http://schemas.microsoft.com/office/drawing/2016/5/11/chartex" xmlns:cx6="http://schemas.microsoft.com/office/drawing/2016/5/12/chartex" xmlns:cx7="http://schemas.microsoft.com/office/drawing/2016/5/13/chartex" xmlns:cx8="http://schemas.microsoft.com/office/drawing/2016/5/14/chartex" xmlns:mc="http://schemas.openxmlformats.org/markup-compatibility/2006" xmlns:aink="http://schemas.microsoft.com/office/drawing/2016/ink" xmlns:am3d="http://schemas.microsoft.com/office/drawing/2017/model3d" xmlns:o="urn:schemas-microsoft-com:office:office" xmlns:oel="http://schemas.microsoft.com/office/2019/extlst" xmlns:r="http://schemas.openxmlformats.org/officeDocument/2006/relationships" xmlns:m="http://schemas.openxmlformats.org/officeDocument/2006/math" xmlns:v="urn:schemas-microsoft-com:vml" xmlns:wp14="http://schemas.microsoft.com/office/word/2010/wordprocessingDrawing" xmlns:wp="http://schemas.openxmlformats.org/drawingml/2006/wordprocessingDrawing" xmlns:w10="urn:schemas-microsoft-com:office:word" xmlns:w="http://schemas.openxmlformats.org/wordprocessingml/2006/main" xmlns:w14="http://schemas.microsoft.com/office/word/2010/wordml" xmlns:w15="http://schemas.microsoft.com/office/word/2012/wordml" xmlns:w16cex="http://schemas.microsoft.com/office/word/2018/wordml/cex" xmlns:w16cid="http://schemas.microsoft.com/office/word/2016/wordml/cid" xmlns:w16="http://schemas.microsoft.com/office/word/2018/wordml" xmlns:w16du="http://schemas.microsoft.com/office/word/2023/wordml/word16du" xmlns:w16sdtdh="http://schemas.microsoft.com/office/word/2020/wordml/sdtdatahash" xmlns:w16sdtfl="http://schemas.microsoft.com/office/word/2024/wordml/sdtformatlock" xmlns:w16se="http://schemas.microsoft.com/office/word/2015/wordml/symex" xmlns:wpg="http://schemas.microsoft.com/office/word/2010/wordprocessingGroup" xmlns:wpi="http://schemas.microsoft.com/office/word/2010/wordprocessingInk" xmlns:wne="http://schemas.microsoft.com/office/word/2006/wordml" xmlns:wps="http://schemas.microsoft.com/office/word/2010/wordprocessingShape" mc:Ignorable="w14 w15 w16se w16cid w16 w16cex w16sdtdh w16sdtfl w16du wp14">
   <w:p>
     <w:pPr>
       <w:pStyle w:val="Header"/>
-      <w:rPr/>
     </w:pPr>
-    <w:r>
-      <w:rPr/>
-    </w:r>
   </w:p>
 </w:hdr>
 </file>
 
 <file path=word/header4.xml><?xml version="1.0" encoding="utf-8"?>
-<w:hdr xmlns:o="urn:schemas-microsoft-com:office:office" xmlns:r="http://schemas.openxmlformats.org/officeDocument/2006/relationships" xmlns:v="urn:schemas-microsoft-com:vml" xmlns:w="http://schemas.openxmlformats.org/wordprocessingml/2006/main" xmlns:w10="urn:schemas-microsoft-com:office:word" xmlns:wp="http://schemas.openxmlformats.org/drawingml/2006/wordprocessingDrawing" xmlns:pic="http://schemas.openxmlformats.org/drawingml/2006/picture" xmlns:wps="http://schemas.microsoft.com/office/word/2010/wordprocessingShape" xmlns:wpg="http://schemas.microsoft.com/office/word/2010/wordprocessingGroup" xmlns:mc="http://schemas.openxmlformats.org/markup-compatibility/2006" xmlns:wp14="http://schemas.microsoft.com/office/word/2010/wordprocessingDrawing" xmlns:w14="http://schemas.microsoft.com/office/word/2010/wordml" xmlns:w15="http://schemas.microsoft.com/office/word/2012/wordml" mc:Ignorable="w14 wp14 w15">
+<w:hdr xmlns:wpc="http://schemas.microsoft.com/office/word/2010/wordprocessingCanvas" xmlns:cx="http://schemas.microsoft.com/office/drawing/2014/chartex" xmlns:cx1="http://schemas.microsoft.com/office/drawing/2015/9/8/chartex" xmlns:cx2="http://schemas.microsoft.com/office/drawing/2015/10/21/chartex" xmlns:cx3="http://schemas.microsoft.com/office/drawing/2016/5/9/chartex" xmlns:cx4="http://schemas.microsoft.com/office/drawing/2016/5/10/chartex" xmlns:cx5="http://schemas.microsoft.com/office/drawing/2016/5/11/chartex" xmlns:cx6="http://schemas.microsoft.com/office/drawing/2016/5/12/chartex" xmlns:cx7="http://schemas.microsoft.com/office/drawing/2016/5/13/chartex" xmlns:cx8="http://schemas.microsoft.com/office/drawing/2016/5/14/chartex" xmlns:mc="http://schemas.openxmlformats.org/markup-compatibility/2006" xmlns:aink="http://schemas.microsoft.com/office/drawing/2016/ink" xmlns:am3d="http://schemas.microsoft.com/office/drawing/2017/model3d" xmlns:o="urn:schemas-microsoft-com:office:office" xmlns:oel="http://schemas.microsoft.com/office/2019/extlst" xmlns:r="http://schemas.openxmlformats.org/officeDocument/2006/relationships" xmlns:m="http://schemas.openxmlformats.org/officeDocument/2006/math" xmlns:v="urn:schemas-microsoft-com:vml" xmlns:wp14="http://schemas.microsoft.com/office/word/2010/wordprocessingDrawing" xmlns:wp="http://schemas.openxmlformats.org/drawingml/2006/wordprocessingDrawing" xmlns:w10="urn:schemas-microsoft-com:office:word" xmlns:w="http://schemas.openxmlformats.org/wordprocessingml/2006/main" xmlns:w14="http://schemas.microsoft.com/office/word/2010/wordml" xmlns:w15="http://schemas.microsoft.com/office/word/2012/wordml" xmlns:w16cex="http://schemas.microsoft.com/office/word/2018/wordml/cex" xmlns:w16cid="http://schemas.microsoft.com/office/word/2016/wordml/cid" xmlns:w16="http://schemas.microsoft.com/office/word/2018/wordml" xmlns:w16du="http://schemas.microsoft.com/office/word/2023/wordml/word16du" xmlns:w16sdtdh="http://schemas.microsoft.com/office/word/2020/wordml/sdtdatahash" xmlns:w16sdtfl="http://schemas.microsoft.com/office/word/2024/wordml/sdtformatlock" xmlns:w16se="http://schemas.microsoft.com/office/word/2015/wordml/symex" xmlns:wpg="http://schemas.microsoft.com/office/word/2010/wordprocessingGroup" xmlns:wpi="http://schemas.microsoft.com/office/word/2010/wordprocessingInk" xmlns:wne="http://schemas.microsoft.com/office/word/2006/wordml" xmlns:wps="http://schemas.microsoft.com/office/word/2010/wordprocessingShape" mc:Ignorable="w14 w15 w16se w16cid w16 w16cex w16sdtdh w16sdtfl w16du wp14">
   <w:p>
     <w:pPr>
       <w:pStyle w:val="Header"/>
-      <w:rPr/>
     </w:pPr>
-    <w:r>
-      <w:rPr/>
-    </w:r>
   </w:p>
 </w:hdr>
 </file>
 
 <file path=word/header5.xml><?xml version="1.0" encoding="utf-8"?>
-<w:hdr xmlns:o="urn:schemas-microsoft-com:office:office" xmlns:r="http://schemas.openxmlformats.org/officeDocument/2006/relationships" xmlns:v="urn:schemas-microsoft-com:vml" xmlns:w="http://schemas.openxmlformats.org/wordprocessingml/2006/main" xmlns:w10="urn:schemas-microsoft-com:office:word" xmlns:wp="http://schemas.openxmlformats.org/drawingml/2006/wordprocessingDrawing" xmlns:pic="http://schemas.openxmlformats.org/drawingml/2006/picture" xmlns:wps="http://schemas.microsoft.com/office/word/2010/wordprocessingShape" xmlns:wpg="http://schemas.microsoft.com/office/word/2010/wordprocessingGroup" xmlns:mc="http://schemas.openxmlformats.org/markup-compatibility/2006" xmlns:wp14="http://schemas.microsoft.com/office/word/2010/wordprocessingDrawing" xmlns:w14="http://schemas.microsoft.com/office/word/2010/wordml" xmlns:w15="http://schemas.microsoft.com/office/word/2012/wordml" mc:Ignorable="w14 wp14 w15">
+<w:hdr xmlns:wpc="http://schemas.microsoft.com/office/word/2010/wordprocessingCanvas" xmlns:cx="http://schemas.microsoft.com/office/drawing/2014/chartex" xmlns:cx1="http://schemas.microsoft.com/office/drawing/2015/9/8/chartex" xmlns:cx2="http://schemas.microsoft.com/office/drawing/2015/10/21/chartex" xmlns:cx3="http://schemas.microsoft.com/office/drawing/2016/5/9/chartex" xmlns:cx4="http://schemas.microsoft.com/office/drawing/2016/5/10/chartex" xmlns:cx5="http://schemas.microsoft.com/office/drawing/2016/5/11/chartex" xmlns:cx6="http://schemas.microsoft.com/office/drawing/2016/5/12/chartex" xmlns:cx7="http://schemas.microsoft.com/office/drawing/2016/5/13/chartex" xmlns:cx8="http://schemas.microsoft.com/office/drawing/2016/5/14/chartex" xmlns:mc="http://schemas.openxmlformats.org/markup-compatibility/2006" xmlns:aink="http://schemas.microsoft.com/office/drawing/2016/ink" xmlns:am3d="http://schemas.microsoft.com/office/drawing/2017/model3d" xmlns:o="urn:schemas-microsoft-com:office:office" xmlns:oel="http://schemas.microsoft.com/office/2019/extlst" xmlns:r="http://schemas.openxmlformats.org/officeDocument/2006/relationships" xmlns:m="http://schemas.openxmlformats.org/officeDocument/2006/math" xmlns:v="urn:schemas-microsoft-com:vml" xmlns:wp14="http://schemas.microsoft.com/office/word/2010/wordprocessingDrawing" xmlns:wp="http://schemas.openxmlformats.org/drawingml/2006/wordprocessingDrawing" xmlns:w10="urn:schemas-microsoft-com:office:word" xmlns:w="http://schemas.openxmlformats.org/wordprocessingml/2006/main" xmlns:w14="http://schemas.microsoft.com/office/word/2010/wordml" xmlns:w15="http://schemas.microsoft.com/office/word/2012/wordml" xmlns:w16cex="http://schemas.microsoft.com/office/word/2018/wordml/cex" xmlns:w16cid="http://schemas.microsoft.com/office/word/2016/wordml/cid" xmlns:w16="http://schemas.microsoft.com/office/word/2018/wordml" xmlns:w16du="http://schemas.microsoft.com/office/word/2023/wordml/word16du" xmlns:w16sdtdh="http://schemas.microsoft.com/office/word/2020/wordml/sdtdatahash" xmlns:w16sdtfl="http://schemas.microsoft.com/office/word/2024/wordml/sdtformatlock" xmlns:w16se="http://schemas.microsoft.com/office/word/2015/wordml/symex" xmlns:wpg="http://schemas.microsoft.com/office/word/2010/wordprocessingGroup" xmlns:wpi="http://schemas.microsoft.com/office/word/2010/wordprocessingInk" xmlns:wne="http://schemas.microsoft.com/office/word/2006/wordml" xmlns:wps="http://schemas.microsoft.com/office/word/2010/wordprocessingShape" mc:Ignorable="w14 w15 w16se w16cid w16 w16cex w16sdtdh w16sdtfl w16du wp14">
   <w:p>
     <w:pPr>
       <w:pStyle w:val="Header"/>
-      <w:rPr/>
     </w:pPr>
-    <w:r>
-      <w:rPr/>
-    </w:r>
   </w:p>
 </w:hdr>
 </file>
 
 <file path=word/header6.xml><?xml version="1.0" encoding="utf-8"?>
-<w:hdr xmlns:o="urn:schemas-microsoft-com:office:office" xmlns:r="http://schemas.openxmlformats.org/officeDocument/2006/relationships" xmlns:v="urn:schemas-microsoft-com:vml" xmlns:w="http://schemas.openxmlformats.org/wordprocessingml/2006/main" xmlns:w10="urn:schemas-microsoft-com:office:word" xmlns:wp="http://schemas.openxmlformats.org/drawingml/2006/wordprocessingDrawing" xmlns:pic="http://schemas.openxmlformats.org/drawingml/2006/picture" xmlns:wps="http://schemas.microsoft.com/office/word/2010/wordprocessingShape" xmlns:wpg="http://schemas.microsoft.com/office/word/2010/wordprocessingGroup" xmlns:mc="http://schemas.openxmlformats.org/markup-compatibility/2006" xmlns:wp14="http://schemas.microsoft.com/office/word/2010/wordprocessingDrawing" xmlns:w14="http://schemas.microsoft.com/office/word/2010/wordml" xmlns:w15="http://schemas.microsoft.com/office/word/2012/wordml" mc:Ignorable="w14 wp14 w15">
+<w:hdr xmlns:wpc="http://schemas.microsoft.com/office/word/2010/wordprocessingCanvas" xmlns:cx="http://schemas.microsoft.com/office/drawing/2014/chartex" xmlns:cx1="http://schemas.microsoft.com/office/drawing/2015/9/8/chartex" xmlns:cx2="http://schemas.microsoft.com/office/drawing/2015/10/21/chartex" xmlns:cx3="http://schemas.microsoft.com/office/drawing/2016/5/9/chartex" xmlns:cx4="http://schemas.microsoft.com/office/drawing/2016/5/10/chartex" xmlns:cx5="http://schemas.microsoft.com/office/drawing/2016/5/11/chartex" xmlns:cx6="http://schemas.microsoft.com/office/drawing/2016/5/12/chartex" xmlns:cx7="http://schemas.microsoft.com/office/drawing/2016/5/13/chartex" xmlns:cx8="http://schemas.microsoft.com/office/drawing/2016/5/14/chartex" xmlns:mc="http://schemas.openxmlformats.org/markup-compatibility/2006" xmlns:aink="http://schemas.microsoft.com/office/drawing/2016/ink" xmlns:am3d="http://schemas.microsoft.com/office/drawing/2017/model3d" xmlns:o="urn:schemas-microsoft-com:office:office" xmlns:oel="http://schemas.microsoft.com/office/2019/extlst" xmlns:r="http://schemas.openxmlformats.org/officeDocument/2006/relationships" xmlns:m="http://schemas.openxmlformats.org/officeDocument/2006/math" xmlns:v="urn:schemas-microsoft-com:vml" xmlns:wp14="http://schemas.microsoft.com/office/word/2010/wordprocessingDrawing" xmlns:wp="http://schemas.openxmlformats.org/drawingml/2006/wordprocessingDrawing" xmlns:w10="urn:schemas-microsoft-com:office:word" xmlns:w="http://schemas.openxmlformats.org/wordprocessingml/2006/main" xmlns:w14="http://schemas.microsoft.com/office/word/2010/wordml" xmlns:w15="http://schemas.microsoft.com/office/word/2012/wordml" xmlns:w16cex="http://schemas.microsoft.com/office/word/2018/wordml/cex" xmlns:w16cid="http://schemas.microsoft.com/office/word/2016/wordml/cid" xmlns:w16="http://schemas.microsoft.com/office/word/2018/wordml" xmlns:w16du="http://schemas.microsoft.com/office/word/2023/wordml/word16du" xmlns:w16sdtdh="http://schemas.microsoft.com/office/word/2020/wordml/sdtdatahash" xmlns:w16sdtfl="http://schemas.microsoft.com/office/word/2024/wordml/sdtformatlock" xmlns:w16se="http://schemas.microsoft.com/office/word/2015/wordml/symex" xmlns:wpg="http://schemas.microsoft.com/office/word/2010/wordprocessingGroup" xmlns:wpi="http://schemas.microsoft.com/office/word/2010/wordprocessingInk" xmlns:wne="http://schemas.microsoft.com/office/word/2006/wordml" xmlns:wps="http://schemas.microsoft.com/office/word/2010/wordprocessingShape" mc:Ignorable="w14 w15 w16se w16cid w16 w16cex w16sdtdh w16sdtfl w16du wp14">
   <w:p>
     <w:pPr>
       <w:pStyle w:val="Header"/>
-      <w:rPr/>
     </w:pPr>
-    <w:r>
-      <w:rPr/>
-    </w:r>
   </w:p>
 </w:hdr>
 </file>
 
 <file path=word/header7.xml><?xml version="1.0" encoding="utf-8"?>
-<w:hdr xmlns:o="urn:schemas-microsoft-com:office:office" xmlns:r="http://schemas.openxmlformats.org/officeDocument/2006/relationships" xmlns:v="urn:schemas-microsoft-com:vml" xmlns:w="http://schemas.openxmlformats.org/wordprocessingml/2006/main" xmlns:w10="urn:schemas-microsoft-com:office:word" xmlns:wp="http://schemas.openxmlformats.org/drawingml/2006/wordprocessingDrawing" xmlns:pic="http://schemas.openxmlformats.org/drawingml/2006/picture" xmlns:wps="http://schemas.microsoft.com/office/word/2010/wordprocessingShape" xmlns:wpg="http://schemas.microsoft.com/office/word/2010/wordprocessingGroup" xmlns:mc="http://schemas.openxmlformats.org/markup-compatibility/2006" xmlns:wp14="http://schemas.microsoft.com/office/word/2010/wordprocessingDrawing" xmlns:w14="http://schemas.microsoft.com/office/word/2010/wordml" xmlns:w15="http://schemas.microsoft.com/office/word/2012/wordml" mc:Ignorable="w14 wp14 w15">
+<w:hdr xmlns:wpc="http://schemas.microsoft.com/office/word/2010/wordprocessingCanvas" xmlns:cx="http://schemas.microsoft.com/office/drawing/2014/chartex" xmlns:cx1="http://schemas.microsoft.com/office/drawing/2015/9/8/chartex" xmlns:cx2="http://schemas.microsoft.com/office/drawing/2015/10/21/chartex" xmlns:cx3="http://schemas.microsoft.com/office/drawing/2016/5/9/chartex" xmlns:cx4="http://schemas.microsoft.com/office/drawing/2016/5/10/chartex" xmlns:cx5="http://schemas.microsoft.com/office/drawing/2016/5/11/chartex" xmlns:cx6="http://schemas.microsoft.com/office/drawing/2016/5/12/chartex" xmlns:cx7="http://schemas.microsoft.com/office/drawing/2016/5/13/chartex" xmlns:cx8="http://schemas.microsoft.com/office/drawing/2016/5/14/chartex" xmlns:mc="http://schemas.openxmlformats.org/markup-compatibility/2006" xmlns:aink="http://schemas.microsoft.com/office/drawing/2016/ink" xmlns:am3d="http://schemas.microsoft.com/office/drawing/2017/model3d" xmlns:o="urn:schemas-microsoft-com:office:office" xmlns:oel="http://schemas.microsoft.com/office/2019/extlst" xmlns:r="http://schemas.openxmlformats.org/officeDocument/2006/relationships" xmlns:m="http://schemas.openxmlformats.org/officeDocument/2006/math" xmlns:v="urn:schemas-microsoft-com:vml" xmlns:wp14="http://schemas.microsoft.com/office/word/2010/wordprocessingDrawing" xmlns:wp="http://schemas.openxmlformats.org/drawingml/2006/wordprocessingDrawing" xmlns:w10="urn:schemas-microsoft-com:office:word" xmlns:w="http://schemas.openxmlformats.org/wordprocessingml/2006/main" xmlns:w14="http://schemas.microsoft.com/office/word/2010/wordml" xmlns:w15="http://schemas.microsoft.com/office/word/2012/wordml" xmlns:w16cex="http://schemas.microsoft.com/office/word/2018/wordml/cex" xmlns:w16cid="http://schemas.microsoft.com/office/word/2016/wordml/cid" xmlns:w16="http://schemas.microsoft.com/office/word/2018/wordml" xmlns:w16du="http://schemas.microsoft.com/office/word/2023/wordml/word16du" xmlns:w16sdtdh="http://schemas.microsoft.com/office/word/2020/wordml/sdtdatahash" xmlns:w16sdtfl="http://schemas.microsoft.com/office/word/2024/wordml/sdtformatlock" xmlns:w16se="http://schemas.microsoft.com/office/word/2015/wordml/symex" xmlns:wpg="http://schemas.microsoft.com/office/word/2010/wordprocessingGroup" xmlns:wpi="http://schemas.microsoft.com/office/word/2010/wordprocessingInk" xmlns:wne="http://schemas.microsoft.com/office/word/2006/wordml" xmlns:wps="http://schemas.microsoft.com/office/word/2010/wordprocessingShape" mc:Ignorable="w14 w15 w16se w16cid w16 w16cex w16sdtdh w16sdtfl w16du wp14">
   <w:p>
     <w:pPr>
       <w:pStyle w:val="Header"/>
-      <w:rPr/>
     </w:pPr>
-    <w:r>
-      <w:rPr/>
-    </w:r>
   </w:p>
 </w:hdr>
 </file>
 
 <file path=word/header8.xml><?xml version="1.0" encoding="utf-8"?>
-<w:hdr xmlns:o="urn:schemas-microsoft-com:office:office" xmlns:r="http://schemas.openxmlformats.org/officeDocument/2006/relationships" xmlns:v="urn:schemas-microsoft-com:vml" xmlns:w="http://schemas.openxmlformats.org/wordprocessingml/2006/main" xmlns:w10="urn:schemas-microsoft-com:office:word" xmlns:wp="http://schemas.openxmlformats.org/drawingml/2006/wordprocessingDrawing" xmlns:pic="http://schemas.openxmlformats.org/drawingml/2006/picture" xmlns:wps="http://schemas.microsoft.com/office/word/2010/wordprocessingShape" xmlns:wpg="http://schemas.microsoft.com/office/word/2010/wordprocessingGroup" xmlns:mc="http://schemas.openxmlformats.org/markup-compatibility/2006" xmlns:wp14="http://schemas.microsoft.com/office/word/2010/wordprocessingDrawing" xmlns:w14="http://schemas.microsoft.com/office/word/2010/wordml" xmlns:w15="http://schemas.microsoft.com/office/word/2012/wordml" mc:Ignorable="w14 wp14 w15">
+<w:hdr xmlns:wpc="http://schemas.microsoft.com/office/word/2010/wordprocessingCanvas" xmlns:cx="http://schemas.microsoft.com/office/drawing/2014/chartex" xmlns:cx1="http://schemas.microsoft.com/office/drawing/2015/9/8/chartex" xmlns:cx2="http://schemas.microsoft.com/office/drawing/2015/10/21/chartex" xmlns:cx3="http://schemas.microsoft.com/office/drawing/2016/5/9/chartex" xmlns:cx4="http://schemas.microsoft.com/office/drawing/2016/5/10/chartex" xmlns:cx5="http://schemas.microsoft.com/office/drawing/2016/5/11/chartex" xmlns:cx6="http://schemas.microsoft.com/office/drawing/2016/5/12/chartex" xmlns:cx7="http://schemas.microsoft.com/office/drawing/2016/5/13/chartex" xmlns:cx8="http://schemas.microsoft.com/office/drawing/2016/5/14/chartex" xmlns:mc="http://schemas.openxmlformats.org/markup-compatibility/2006" xmlns:aink="http://schemas.microsoft.com/office/drawing/2016/ink" xmlns:am3d="http://schemas.microsoft.com/office/drawing/2017/model3d" xmlns:o="urn:schemas-microsoft-com:office:office" xmlns:oel="http://schemas.microsoft.com/office/2019/extlst" xmlns:r="http://schemas.openxmlformats.org/officeDocument/2006/relationships" xmlns:m="http://schemas.openxmlformats.org/officeDocument/2006/math" xmlns:v="urn:schemas-microsoft-com:vml" xmlns:wp14="http://schemas.microsoft.com/office/word/2010/wordprocessingDrawing" xmlns:wp="http://schemas.openxmlformats.org/drawingml/2006/wordprocessingDrawing" xmlns:w10="urn:schemas-microsoft-com:office:word" xmlns:w="http://schemas.openxmlformats.org/wordprocessingml/2006/main" xmlns:w14="http://schemas.microsoft.com/office/word/2010/wordml" xmlns:w15="http://schemas.microsoft.com/office/word/2012/wordml" xmlns:w16cex="http://schemas.microsoft.com/office/word/2018/wordml/cex" xmlns:w16cid="http://schemas.microsoft.com/office/word/2016/wordml/cid" xmlns:w16="http://schemas.microsoft.com/office/word/2018/wordml" xmlns:w16du="http://schemas.microsoft.com/office/word/2023/wordml/word16du" xmlns:w16sdtdh="http://schemas.microsoft.com/office/word/2020/wordml/sdtdatahash" xmlns:w16sdtfl="http://schemas.microsoft.com/office/word/2024/wordml/sdtformatlock" xmlns:w16se="http://schemas.microsoft.com/office/word/2015/wordml/symex" xmlns:wpg="http://schemas.microsoft.com/office/word/2010/wordprocessingGroup" xmlns:wpi="http://schemas.microsoft.com/office/word/2010/wordprocessingInk" xmlns:wne="http://schemas.microsoft.com/office/word/2006/wordml" xmlns:wps="http://schemas.microsoft.com/office/word/2010/wordprocessingShape" mc:Ignorable="w14 w15 w16se w16cid w16 w16cex w16sdtdh w16sdtfl w16du wp14">
   <w:p>
     <w:pPr>
       <w:pStyle w:val="Header"/>
-      <w:rPr/>
     </w:pPr>
-    <w:r>
-      <w:rPr/>
-    </w:r>
   </w:p>
 </w:hdr>
 </file>
 
 <file path=word/header9.xml><?xml version="1.0" encoding="utf-8"?>
-<w:hdr xmlns:o="urn:schemas-microsoft-com:office:office" xmlns:r="http://schemas.openxmlformats.org/officeDocument/2006/relationships" xmlns:v="urn:schemas-microsoft-com:vml" xmlns:w="http://schemas.openxmlformats.org/wordprocessingml/2006/main" xmlns:w10="urn:schemas-microsoft-com:office:word" xmlns:wp="http://schemas.openxmlformats.org/drawingml/2006/wordprocessingDrawing" xmlns:pic="http://schemas.openxmlformats.org/drawingml/2006/picture" xmlns:wps="http://schemas.microsoft.com/office/word/2010/wordprocessingShape" xmlns:wpg="http://schemas.microsoft.com/office/word/2010/wordprocessingGroup" xmlns:mc="http://schemas.openxmlformats.org/markup-compatibility/2006" xmlns:wp14="http://schemas.microsoft.com/office/word/2010/wordprocessingDrawing" xmlns:w14="http://schemas.microsoft.com/office/word/2010/wordml" xmlns:w15="http://schemas.microsoft.com/office/word/2012/wordml" mc:Ignorable="w14 wp14 w15">
+<w:hdr xmlns:wpc="http://schemas.microsoft.com/office/word/2010/wordprocessingCanvas" xmlns:cx="http://schemas.microsoft.com/office/drawing/2014/chartex" xmlns:cx1="http://schemas.microsoft.com/office/drawing/2015/9/8/chartex" xmlns:cx2="http://schemas.microsoft.com/office/drawing/2015/10/21/chartex" xmlns:cx3="http://schemas.microsoft.com/office/drawing/2016/5/9/chartex" xmlns:cx4="http://schemas.microsoft.com/office/drawing/2016/5/10/chartex" xmlns:cx5="http://schemas.microsoft.com/office/drawing/2016/5/11/chartex" xmlns:cx6="http://schemas.microsoft.com/office/drawing/2016/5/12/chartex" xmlns:cx7="http://schemas.microsoft.com/office/drawing/2016/5/13/chartex" xmlns:cx8="http://schemas.microsoft.com/office/drawing/2016/5/14/chartex" xmlns:mc="http://schemas.openxmlformats.org/markup-compatibility/2006" xmlns:aink="http://schemas.microsoft.com/office/drawing/2016/ink" xmlns:am3d="http://schemas.microsoft.com/office/drawing/2017/model3d" xmlns:o="urn:schemas-microsoft-com:office:office" xmlns:oel="http://schemas.microsoft.com/office/2019/extlst" xmlns:r="http://schemas.openxmlformats.org/officeDocument/2006/relationships" xmlns:m="http://schemas.openxmlformats.org/officeDocument/2006/math" xmlns:v="urn:schemas-microsoft-com:vml" xmlns:wp14="http://schemas.microsoft.com/office/word/2010/wordprocessingDrawing" xmlns:wp="http://schemas.openxmlformats.org/drawingml/2006/wordprocessingDrawing" xmlns:w10="urn:schemas-microsoft-com:office:word" xmlns:w="http://schemas.openxmlformats.org/wordprocessingml/2006/main" xmlns:w14="http://schemas.microsoft.com/office/word/2010/wordml" xmlns:w15="http://schemas.microsoft.com/office/word/2012/wordml" xmlns:w16cex="http://schemas.microsoft.com/office/word/2018/wordml/cex" xmlns:w16cid="http://schemas.microsoft.com/office/word/2016/wordml/cid" xmlns:w16="http://schemas.microsoft.com/office/word/2018/wordml" xmlns:w16du="http://schemas.microsoft.com/office/word/2023/wordml/word16du" xmlns:w16sdtdh="http://schemas.microsoft.com/office/word/2020/wordml/sdtdatahash" xmlns:w16sdtfl="http://schemas.microsoft.com/office/word/2024/wordml/sdtformatlock" xmlns:w16se="http://schemas.microsoft.com/office/word/2015/wordml/symex" xmlns:wpg="http://schemas.microsoft.com/office/word/2010/wordprocessingGroup" xmlns:wpi="http://schemas.microsoft.com/office/word/2010/wordprocessingInk" xmlns:wne="http://schemas.microsoft.com/office/word/2006/wordml" xmlns:wps="http://schemas.microsoft.com/office/word/2010/wordprocessingShape" mc:Ignorable="w14 w15 w16se w16cid w16 w16cex w16sdtdh w16sdtfl w16du wp14">
   <w:p>
     <w:pPr>
       <w:pStyle w:val="HeaderLeftuser"/>
-      <w:rPr/>
     </w:pPr>
-    <w:r>
-      <w:rPr/>
-    </w:r>
   </w:p>
 </w:hdr>
 </file>
 
 <file path=word/numbering.xml><?xml version="1.0" encoding="utf-8"?>
-<w:numbering xmlns:w="http://schemas.openxmlformats.org/wordprocessingml/2006/main" xmlns:o="urn:schemas-microsoft-com:office:office" xmlns:r="http://schemas.openxmlformats.org/officeDocument/2006/relationships" xmlns:v="urn:schemas-microsoft-com:vml" xmlns:mc="http://schemas.openxmlformats.org/markup-compatibility/2006" xmlns:w14="http://schemas.microsoft.com/office/word/2010/wordml" mc:Ignorable="w14">
-  <w:abstractNum w:abstractNumId="1">
+<w:numbering xmlns:wpc="http://schemas.microsoft.com/office/word/2010/wordprocessingCanvas" xmlns:cx="http://schemas.microsoft.com/office/drawing/2014/chartex" xmlns:cx1="http://schemas.microsoft.com/office/drawing/2015/9/8/chartex" xmlns:cx2="http://schemas.microsoft.com/office/drawing/2015/10/21/chartex" xmlns:cx3="http://schemas.microsoft.com/office/drawing/2016/5/9/chartex" xmlns:cx4="http://schemas.microsoft.com/office/drawing/2016/5/10/chartex" xmlns:cx5="http://schemas.microsoft.com/office/drawing/2016/5/11/chartex" xmlns:cx6="http://schemas.microsoft.com/office/drawing/2016/5/12/chartex" xmlns:cx7="http://schemas.microsoft.com/office/drawing/2016/5/13/chartex" xmlns:cx8="http://schemas.microsoft.com/office/drawing/2016/5/14/chartex" xmlns:mc="http://schemas.openxmlformats.org/markup-compatibility/2006" xmlns:aink="http://schemas.microsoft.com/office/drawing/2016/ink" xmlns:am3d="http://schemas.microsoft.com/office/drawing/2017/model3d" xmlns:o="urn:schemas-microsoft-com:office:office" xmlns:oel="http://schemas.microsoft.com/office/2019/extlst" xmlns:r="http://schemas.openxmlformats.org/officeDocument/2006/relationships" xmlns:m="http://schemas.openxmlformats.org/officeDocument/2006/math" xmlns:v="urn:schemas-microsoft-com:vml" xmlns:wp14="http://schemas.microsoft.com/office/word/2010/wordprocessingDrawing" xmlns:wp="http://schemas.openxmlformats.org/drawingml/2006/wordprocessingDrawing" xmlns:w10="urn:schemas-microsoft-com:office:word" xmlns:w="http://schemas.openxmlformats.org/wordprocessingml/2006/main" xmlns:w14="http://schemas.microsoft.com/office/word/2010/wordml" xmlns:w15="http://schemas.microsoft.com/office/word/2012/wordml" xmlns:w16cex="http://schemas.microsoft.com/office/word/2018/wordml/cex" xmlns:w16cid="http://schemas.microsoft.com/office/word/2016/wordml/cid" xmlns:w16="http://schemas.microsoft.com/office/word/2018/wordml" xmlns:w16du="http://schemas.microsoft.com/office/word/2023/wordml/word16du" xmlns:w16sdtdh="http://schemas.microsoft.com/office/word/2020/wordml/sdtdatahash" xmlns:w16sdtfl="http://schemas.microsoft.com/office/word/2024/wordml/sdtformatlock" xmlns:w16se="http://schemas.microsoft.com/office/word/2015/wordml/symex" xmlns:wpg="http://schemas.microsoft.com/office/word/2010/wordprocessingGroup" xmlns:wpi="http://schemas.microsoft.com/office/word/2010/wordprocessingInk" xmlns:wne="http://schemas.microsoft.com/office/word/2006/wordml" xmlns:wps="http://schemas.microsoft.com/office/word/2010/wordprocessingShape" mc:Ignorable="w14 w15 w16se w16cid w16 w16cex w16sdtdh w16sdtfl w16du wp14">
+  <w:abstractNum w:abstractNumId="0" w15:restartNumberingAfterBreak="0">
+    <w:nsid w:val="391C2C6D"/>
+    <w:multiLevelType w:val="multilevel"/>
+    <w:tmpl w:val="6F74385A"/>
     <w:lvl w:ilvl="0">
       <w:start w:val="1"/>
       <w:numFmt w:val="decimal"/>
       <w:pStyle w:val="Heading1"/>
       <w:lvlText w:val="%1."/>
-      <w:lvlJc w:val="start"/>
+      <w:lvlJc w:val="left"/>
       <w:pPr>
         <w:tabs>
           <w:tab w:val="num" w:pos="720"/>
         </w:tabs>
-        <w:ind w:start="720" w:hanging="720"/>
+        <w:ind w:left="720" w:hanging="720"/>
       </w:pPr>
       <w:rPr>
         <w:b/>
@@ -6370,125 +6232,120 @@
       <w:numFmt w:val="decimal"/>
       <w:pStyle w:val="Heading2"/>
       <w:lvlText w:val="%1.%2."/>
-      <w:lvlJc w:val="start"/>
+      <w:lvlJc w:val="left"/>
       <w:pPr>
         <w:tabs>
           <w:tab w:val="num" w:pos="720"/>
         </w:tabs>
-        <w:ind w:start="1440" w:hanging="720"/>
-      </w:pPr>
-      <w:rPr/>
+        <w:ind w:left="1440" w:hanging="720"/>
+      </w:pPr>
     </w:lvl>
     <w:lvl w:ilvl="2">
       <w:start w:val="1"/>
       <w:numFmt w:val="decimal"/>
       <w:pStyle w:val="Heading3"/>
       <w:lvlText w:val="%1.%2.%3."/>
-      <w:lvlJc w:val="start"/>
+      <w:lvlJc w:val="left"/>
       <w:pPr>
         <w:tabs>
           <w:tab w:val="num" w:pos="720"/>
         </w:tabs>
-        <w:ind w:start="2160" w:hanging="720"/>
-      </w:pPr>
-      <w:rPr/>
+        <w:ind w:left="2160" w:hanging="720"/>
+      </w:pPr>
     </w:lvl>
     <w:lvl w:ilvl="3">
       <w:start w:val="1"/>
       <w:numFmt w:val="decimal"/>
       <w:pStyle w:val="Heading4"/>
       <w:lvlText w:val="%1.%2.%3.%4."/>
-      <w:lvlJc w:val="start"/>
+      <w:lvlJc w:val="left"/>
       <w:pPr>
         <w:tabs>
           <w:tab w:val="num" w:pos="720"/>
         </w:tabs>
-        <w:ind w:start="2880" w:hanging="720"/>
-      </w:pPr>
-      <w:rPr/>
+        <w:ind w:left="2880" w:hanging="720"/>
+      </w:pPr>
     </w:lvl>
     <w:lvl w:ilvl="4">
       <w:start w:val="1"/>
       <w:numFmt w:val="decimal"/>
       <w:pStyle w:val="Heading5"/>
       <w:lvlText w:val="%1.%2.%3.%4.%5."/>
-      <w:lvlJc w:val="start"/>
+      <w:lvlJc w:val="left"/>
       <w:pPr>
         <w:tabs>
           <w:tab w:val="num" w:pos="720"/>
         </w:tabs>
-        <w:ind w:start="3600" w:hanging="720"/>
-      </w:pPr>
-      <w:rPr/>
+        <w:ind w:left="3600" w:hanging="720"/>
+      </w:pPr>
     </w:lvl>
     <w:lvl w:ilvl="5">
       <w:start w:val="1"/>
       <w:numFmt w:val="decimal"/>
       <w:pStyle w:val="Heading6"/>
       <w:lvlText w:val="%1.%2.%3.%4.%5.%6."/>
-      <w:lvlJc w:val="start"/>
+      <w:lvlJc w:val="left"/>
       <w:pPr>
         <w:tabs>
           <w:tab w:val="num" w:pos="720"/>
         </w:tabs>
-        <w:ind w:start="4320" w:hanging="720"/>
-      </w:pPr>
-      <w:rPr/>
+        <w:ind w:left="4320" w:hanging="720"/>
+      </w:pPr>
     </w:lvl>
     <w:lvl w:ilvl="6">
       <w:start w:val="1"/>
       <w:numFmt w:val="decimal"/>
       <w:pStyle w:val="Heading7"/>
       <w:lvlText w:val="%1.%2.%3.%4.%5.%6.%7."/>
-      <w:lvlJc w:val="start"/>
+      <w:lvlJc w:val="left"/>
       <w:pPr>
         <w:tabs>
           <w:tab w:val="num" w:pos="720"/>
         </w:tabs>
-        <w:ind w:start="5040" w:hanging="720"/>
-      </w:pPr>
-      <w:rPr/>
+        <w:ind w:left="5040" w:hanging="720"/>
+      </w:pPr>
     </w:lvl>
     <w:lvl w:ilvl="7">
       <w:start w:val="1"/>
       <w:numFmt w:val="decimal"/>
       <w:pStyle w:val="Heading8"/>
       <w:lvlText w:val="%1.%2.%3.%4.%5.%6.%7.%8."/>
-      <w:lvlJc w:val="start"/>
+      <w:lvlJc w:val="left"/>
       <w:pPr>
         <w:tabs>
           <w:tab w:val="num" w:pos="720"/>
         </w:tabs>
-        <w:ind w:start="5760" w:hanging="720"/>
-      </w:pPr>
-      <w:rPr/>
+        <w:ind w:left="5760" w:hanging="720"/>
+      </w:pPr>
     </w:lvl>
     <w:lvl w:ilvl="8">
       <w:start w:val="1"/>
       <w:numFmt w:val="decimal"/>
       <w:pStyle w:val="Heading9"/>
       <w:lvlText w:val="%1.%2.%3.%4.%5.%6.%7.%8.%9."/>
-      <w:lvlJc w:val="start"/>
+      <w:lvlJc w:val="left"/>
       <w:pPr>
         <w:tabs>
           <w:tab w:val="num" w:pos="720"/>
         </w:tabs>
-        <w:ind w:start="6480" w:hanging="720"/>
-      </w:pPr>
-      <w:rPr/>
+        <w:ind w:left="6480" w:hanging="720"/>
+      </w:pPr>
     </w:lvl>
   </w:abstractNum>
-  <w:abstractNum w:abstractNumId="2">
+  <w:abstractNum w:abstractNumId="1" w15:restartNumberingAfterBreak="0">
+    <w:nsid w:val="539D0559"/>
+    <w:multiLevelType w:val="multilevel"/>
+    <w:tmpl w:val="B6D6D3AC"/>
     <w:lvl w:ilvl="0">
       <w:start w:val="1"/>
       <w:numFmt w:val="decimal"/>
       <w:lvlText w:val="%1."/>
-      <w:lvlJc w:val="start"/>
+      <w:lvlJc w:val="left"/>
       <w:pPr>
         <w:tabs>
           <w:tab w:val="num" w:pos="720"/>
         </w:tabs>
-        <w:ind w:start="720" w:hanging="720"/>
+        <w:ind w:left="720" w:hanging="720"/>
       </w:pPr>
       <w:rPr>
         <w:b/>
@@ -6501,122 +6358,114 @@
       <w:start w:val="1"/>
       <w:numFmt w:val="decimal"/>
       <w:lvlText w:val="%1.%2."/>
-      <w:lvlJc w:val="start"/>
+      <w:lvlJc w:val="left"/>
       <w:pPr>
         <w:tabs>
           <w:tab w:val="num" w:pos="720"/>
         </w:tabs>
-        <w:ind w:start="1440" w:hanging="720"/>
-      </w:pPr>
-      <w:rPr/>
+        <w:ind w:left="1440" w:hanging="720"/>
+      </w:pPr>
     </w:lvl>
     <w:lvl w:ilvl="2">
       <w:start w:val="1"/>
       <w:numFmt w:val="decimal"/>
       <w:lvlText w:val="%1.%2.%3."/>
-      <w:lvlJc w:val="start"/>
+      <w:lvlJc w:val="left"/>
       <w:pPr>
         <w:tabs>
           <w:tab w:val="num" w:pos="720"/>
         </w:tabs>
-        <w:ind w:start="2160" w:hanging="720"/>
-      </w:pPr>
-      <w:rPr/>
+        <w:ind w:left="2160" w:hanging="720"/>
+      </w:pPr>
     </w:lvl>
     <w:lvl w:ilvl="3">
       <w:start w:val="1"/>
       <w:numFmt w:val="decimal"/>
       <w:lvlText w:val="%1.%2.%3.%4."/>
-      <w:lvlJc w:val="start"/>
+      <w:lvlJc w:val="left"/>
       <w:pPr>
         <w:tabs>
           <w:tab w:val="num" w:pos="720"/>
         </w:tabs>
-        <w:ind w:start="2880" w:hanging="720"/>
-      </w:pPr>
-      <w:rPr/>
+        <w:ind w:left="2880" w:hanging="720"/>
+      </w:pPr>
     </w:lvl>
     <w:lvl w:ilvl="4">
       <w:start w:val="1"/>
       <w:numFmt w:val="decimal"/>
       <w:lvlText w:val="%1.%2.%3.%4.%5."/>
-      <w:lvlJc w:val="start"/>
+      <w:lvlJc w:val="left"/>
       <w:pPr>
         <w:tabs>
           <w:tab w:val="num" w:pos="720"/>
         </w:tabs>
-        <w:ind w:start="3600" w:hanging="720"/>
-      </w:pPr>
-      <w:rPr/>
+        <w:ind w:left="3600" w:hanging="720"/>
+      </w:pPr>
     </w:lvl>
     <w:lvl w:ilvl="5">
       <w:start w:val="1"/>
       <w:numFmt w:val="decimal"/>
       <w:lvlText w:val="%1.%2.%3.%4.%5.%6."/>
-      <w:lvlJc w:val="start"/>
+      <w:lvlJc w:val="left"/>
       <w:pPr>
         <w:tabs>
           <w:tab w:val="num" w:pos="720"/>
         </w:tabs>
-        <w:ind w:start="4320" w:hanging="720"/>
-      </w:pPr>
-      <w:rPr/>
+        <w:ind w:left="4320" w:hanging="720"/>
+      </w:pPr>
     </w:lvl>
     <w:lvl w:ilvl="6">
       <w:start w:val="1"/>
       <w:numFmt w:val="decimal"/>
       <w:lvlText w:val="%1.%2.%3.%4.%5.%6.%7."/>
-      <w:lvlJc w:val="start"/>
+      <w:lvlJc w:val="left"/>
       <w:pPr>
         <w:tabs>
           <w:tab w:val="num" w:pos="720"/>
         </w:tabs>
-        <w:ind w:start="5040" w:hanging="720"/>
-      </w:pPr>
-      <w:rPr/>
+        <w:ind w:left="5040" w:hanging="720"/>
+      </w:pPr>
     </w:lvl>
     <w:lvl w:ilvl="7">
       <w:start w:val="1"/>
       <w:numFmt w:val="decimal"/>
       <w:lvlText w:val="%1.%2.%3.%4.%5.%6.%7.%8."/>
-      <w:lvlJc w:val="start"/>
+      <w:lvlJc w:val="left"/>
       <w:pPr>
         <w:tabs>
           <w:tab w:val="num" w:pos="720"/>
         </w:tabs>
-        <w:ind w:start="5760" w:hanging="720"/>
-      </w:pPr>
-      <w:rPr/>
+        <w:ind w:left="5760" w:hanging="720"/>
+      </w:pPr>
     </w:lvl>
     <w:lvl w:ilvl="8">
       <w:start w:val="1"/>
       <w:numFmt w:val="decimal"/>
       <w:lvlText w:val="%1.%2.%3.%4.%5.%6.%7.%8.%9."/>
-      <w:lvlJc w:val="start"/>
+      <w:lvlJc w:val="left"/>
       <w:pPr>
         <w:tabs>
           <w:tab w:val="num" w:pos="720"/>
         </w:tabs>
-        <w:ind w:start="6480" w:hanging="720"/>
-      </w:pPr>
-      <w:rPr/>
+        <w:ind w:left="6480" w:hanging="720"/>
+      </w:pPr>
     </w:lvl>
   </w:abstractNum>
-  <w:num w:numId="1">
+  <w:num w:numId="1" w16cid:durableId="459881412">
+    <w:abstractNumId w:val="0"/>
+  </w:num>
+  <w:num w:numId="2" w16cid:durableId="1071465141">
     <w:abstractNumId w:val="1"/>
-  </w:num>
-  <w:num w:numId="2">
-    <w:abstractNumId w:val="2"/>
   </w:num>
 </w:numbering>
 </file>
 
 <file path=word/styles.xml><?xml version="1.0" encoding="utf-8"?>
-<w:styles xmlns:w="http://schemas.openxmlformats.org/wordprocessingml/2006/main" xmlns:w14="http://schemas.microsoft.com/office/word/2010/wordml" xmlns:mc="http://schemas.openxmlformats.org/markup-compatibility/2006" mc:Ignorable="w14">
+<w:styles xmlns:mc="http://schemas.openxmlformats.org/markup-compatibility/2006" xmlns:r="http://schemas.openxmlformats.org/officeDocument/2006/relationships" xmlns:w="http://schemas.openxmlformats.org/wordprocessingml/2006/main" xmlns:w14="http://schemas.microsoft.com/office/word/2010/wordml" xmlns:w15="http://schemas.microsoft.com/office/word/2012/wordml" xmlns:w16cex="http://schemas.microsoft.com/office/word/2018/wordml/cex" xmlns:w16cid="http://schemas.microsoft.com/office/word/2016/wordml/cid" xmlns:w16="http://schemas.microsoft.com/office/word/2018/wordml" xmlns:w16du="http://schemas.microsoft.com/office/word/2023/wordml/word16du" xmlns:w16sdtdh="http://schemas.microsoft.com/office/word/2020/wordml/sdtdatahash" xmlns:w16sdtfl="http://schemas.microsoft.com/office/word/2024/wordml/sdtformatlock" xmlns:w16se="http://schemas.microsoft.com/office/word/2015/wordml/symex" mc:Ignorable="w14 w15 w16se w16cid w16 w16cex w16sdtdh w16sdtfl w16du">
   <w:docDefaults>
     <w:rPrDefault>
       <w:rPr>
-        <w:rFonts w:ascii="Liberation Serif" w:hAnsi="Liberation Serif" w:eastAsia="Noto Sans CJK SC" w:cs="Lohit Devanagari"/>
+        <w:rFonts w:ascii="Liberation Serif" w:eastAsia="Noto Sans CJK SC" w:hAnsi="Liberation Serif" w:cs="Lohit Devanagari"/>
         <w:sz w:val="24"/>
         <w:szCs w:val="24"/>
         <w:lang w:val="en-US" w:eastAsia="zh-CN" w:bidi="hi-IN"/>
@@ -6624,21 +6473,21 @@
     </w:rPrDefault>
     <w:pPrDefault>
       <w:pPr>
-        <w:suppressAutoHyphens w:val="true"/>
+        <w:suppressAutoHyphens/>
       </w:pPr>
     </w:pPrDefault>
   </w:docDefaults>
   <w:latentStyles w:defLockedState="0" w:defUIPriority="99" w:defSemiHidden="0" w:defUnhideWhenUsed="0" w:defQFormat="0" w:count="376">
     <w:lsdException w:name="Normal" w:uiPriority="0" w:qFormat="1"/>
     <w:lsdException w:name="heading 1" w:uiPriority="9" w:qFormat="1"/>
-    <w:lsdException w:name="heading 2" w:uiPriority="9" w:semiHidden="1" w:unhideWhenUsed="1" w:qFormat="1"/>
-    <w:lsdException w:name="heading 3" w:uiPriority="9" w:semiHidden="1" w:unhideWhenUsed="1" w:qFormat="1"/>
-    <w:lsdException w:name="heading 4" w:uiPriority="9" w:semiHidden="1" w:unhideWhenUsed="1" w:qFormat="1"/>
-    <w:lsdException w:name="heading 5" w:uiPriority="9" w:semiHidden="1" w:unhideWhenUsed="1" w:qFormat="1"/>
-    <w:lsdException w:name="heading 6" w:uiPriority="9" w:semiHidden="1" w:unhideWhenUsed="1" w:qFormat="1"/>
-    <w:lsdException w:name="heading 7" w:uiPriority="9" w:semiHidden="1" w:unhideWhenUsed="1" w:qFormat="1"/>
-    <w:lsdException w:name="heading 8" w:uiPriority="9" w:semiHidden="1" w:unhideWhenUsed="1" w:qFormat="1"/>
-    <w:lsdException w:name="heading 9" w:uiPriority="9" w:semiHidden="1" w:unhideWhenUsed="1" w:qFormat="1"/>
+    <w:lsdException w:name="heading 2" w:semiHidden="1" w:uiPriority="9" w:unhideWhenUsed="1" w:qFormat="1"/>
+    <w:lsdException w:name="heading 3" w:semiHidden="1" w:uiPriority="9" w:unhideWhenUsed="1" w:qFormat="1"/>
+    <w:lsdException w:name="heading 4" w:semiHidden="1" w:uiPriority="9" w:unhideWhenUsed="1" w:qFormat="1"/>
+    <w:lsdException w:name="heading 5" w:semiHidden="1" w:uiPriority="9" w:unhideWhenUsed="1" w:qFormat="1"/>
+    <w:lsdException w:name="heading 6" w:semiHidden="1" w:uiPriority="9" w:unhideWhenUsed="1" w:qFormat="1"/>
+    <w:lsdException w:name="heading 7" w:semiHidden="1" w:uiPriority="9" w:unhideWhenUsed="1" w:qFormat="1"/>
+    <w:lsdException w:name="heading 8" w:semiHidden="1" w:uiPriority="9" w:unhideWhenUsed="1" w:qFormat="1"/>
+    <w:lsdException w:name="heading 9" w:semiHidden="1" w:uiPriority="9" w:unhideWhenUsed="1" w:qFormat="1"/>
     <w:lsdException w:name="index 1" w:semiHidden="1" w:unhideWhenUsed="1"/>
     <w:lsdException w:name="index 2" w:semiHidden="1" w:unhideWhenUsed="1"/>
     <w:lsdException w:name="index 3" w:semiHidden="1" w:unhideWhenUsed="1"/>
@@ -6648,22 +6497,22 @@
     <w:lsdException w:name="index 7" w:semiHidden="1" w:unhideWhenUsed="1"/>
     <w:lsdException w:name="index 8" w:semiHidden="1" w:unhideWhenUsed="1"/>
     <w:lsdException w:name="index 9" w:semiHidden="1" w:unhideWhenUsed="1"/>
-    <w:lsdException w:name="toc 1" w:uiPriority="39" w:semiHidden="1" w:unhideWhenUsed="1"/>
-    <w:lsdException w:name="toc 2" w:uiPriority="39" w:semiHidden="1" w:unhideWhenUsed="1"/>
-    <w:lsdException w:name="toc 3" w:uiPriority="39" w:semiHidden="1" w:unhideWhenUsed="1"/>
-    <w:lsdException w:name="toc 4" w:uiPriority="39" w:semiHidden="1" w:unhideWhenUsed="1"/>
-    <w:lsdException w:name="toc 5" w:uiPriority="39" w:semiHidden="1" w:unhideWhenUsed="1"/>
-    <w:lsdException w:name="toc 6" w:uiPriority="39" w:semiHidden="1" w:unhideWhenUsed="1"/>
-    <w:lsdException w:name="toc 7" w:uiPriority="39" w:semiHidden="1" w:unhideWhenUsed="1"/>
-    <w:lsdException w:name="toc 8" w:uiPriority="39" w:semiHidden="1" w:unhideWhenUsed="1"/>
-    <w:lsdException w:name="toc 9" w:uiPriority="39" w:semiHidden="1" w:unhideWhenUsed="1"/>
+    <w:lsdException w:name="toc 1" w:semiHidden="1" w:uiPriority="39" w:unhideWhenUsed="1"/>
+    <w:lsdException w:name="toc 2" w:semiHidden="1" w:uiPriority="39" w:unhideWhenUsed="1"/>
+    <w:lsdException w:name="toc 3" w:semiHidden="1" w:uiPriority="39" w:unhideWhenUsed="1"/>
+    <w:lsdException w:name="toc 4" w:semiHidden="1" w:uiPriority="39" w:unhideWhenUsed="1"/>
+    <w:lsdException w:name="toc 5" w:semiHidden="1" w:uiPriority="39" w:unhideWhenUsed="1"/>
+    <w:lsdException w:name="toc 6" w:semiHidden="1" w:uiPriority="39" w:unhideWhenUsed="1"/>
+    <w:lsdException w:name="toc 7" w:semiHidden="1" w:uiPriority="39" w:unhideWhenUsed="1"/>
+    <w:lsdException w:name="toc 8" w:semiHidden="1" w:uiPriority="39" w:unhideWhenUsed="1"/>
+    <w:lsdException w:name="toc 9" w:semiHidden="1" w:uiPriority="39" w:unhideWhenUsed="1"/>
     <w:lsdException w:name="Normal Indent" w:semiHidden="1" w:unhideWhenUsed="1"/>
     <w:lsdException w:name="footnote text" w:semiHidden="1" w:unhideWhenUsed="1"/>
     <w:lsdException w:name="annotation text" w:semiHidden="1" w:unhideWhenUsed="1"/>
     <w:lsdException w:name="header" w:semiHidden="1" w:unhideWhenUsed="1"/>
     <w:lsdException w:name="footer" w:semiHidden="1" w:unhideWhenUsed="1"/>
     <w:lsdException w:name="index heading" w:semiHidden="1" w:unhideWhenUsed="1"/>
-    <w:lsdException w:name="caption" w:uiPriority="35" w:semiHidden="1" w:unhideWhenUsed="1" w:qFormat="1"/>
+    <w:lsdException w:name="caption" w:semiHidden="1" w:uiPriority="35" w:unhideWhenUsed="1" w:qFormat="1"/>
     <w:lsdException w:name="table of figures" w:semiHidden="1" w:unhideWhenUsed="1"/>
     <w:lsdException w:name="envelope address" w:semiHidden="1" w:unhideWhenUsed="1"/>
     <w:lsdException w:name="envelope return" w:semiHidden="1" w:unhideWhenUsed="1"/>
@@ -6694,7 +6543,7 @@
     <w:lsdException w:name="Title" w:uiPriority="10" w:qFormat="1"/>
     <w:lsdException w:name="Closing" w:semiHidden="1" w:unhideWhenUsed="1"/>
     <w:lsdException w:name="Signature" w:semiHidden="1" w:unhideWhenUsed="1"/>
-    <w:lsdException w:name="Default Paragraph Font" w:uiPriority="1" w:semiHidden="1" w:unhideWhenUsed="1"/>
+    <w:lsdException w:name="Default Paragraph Font" w:semiHidden="1" w:uiPriority="1" w:unhideWhenUsed="1"/>
     <w:lsdException w:name="Body Text" w:semiHidden="1" w:unhideWhenUsed="1"/>
     <w:lsdException w:name="Body Text Indent" w:semiHidden="1" w:unhideWhenUsed="1"/>
     <w:lsdException w:name="List Continue" w:semiHidden="1" w:unhideWhenUsed="1"/>
@@ -6894,8 +6743,8 @@
     <w:lsdException w:name="Subtle Reference" w:uiPriority="31" w:qFormat="1"/>
     <w:lsdException w:name="Intense Reference" w:uiPriority="32" w:qFormat="1"/>
     <w:lsdException w:name="Book Title" w:uiPriority="33" w:qFormat="1"/>
-    <w:lsdException w:name="Bibliography" w:uiPriority="37" w:semiHidden="1" w:unhideWhenUsed="1"/>
-    <w:lsdException w:name="TOC Heading" w:uiPriority="39" w:semiHidden="1" w:unhideWhenUsed="1" w:qFormat="1"/>
+    <w:lsdException w:name="Bibliography" w:semiHidden="1" w:uiPriority="37" w:unhideWhenUsed="1"/>
+    <w:lsdException w:name="TOC Heading" w:semiHidden="1" w:uiPriority="39" w:unhideWhenUsed="1" w:qFormat="1"/>
     <w:lsdException w:name="Plain Table 1" w:uiPriority="41"/>
     <w:lsdException w:name="Plain Table 2" w:uiPriority="42"/>
     <w:lsdException w:name="Plain Table 3" w:uiPriority="43"/>
@@ -7006,23 +6855,14 @@
     <w:lsdException w:name="Unresolved Mention" w:semiHidden="1" w:unhideWhenUsed="1"/>
     <w:lsdException w:name="Smart Link" w:semiHidden="1" w:unhideWhenUsed="1"/>
   </w:latentStyles>
-  <w:style w:type="paragraph" w:styleId="Normal" w:default="1">
+  <w:style w:type="paragraph" w:default="1" w:styleId="Normal">
     <w:name w:val="Normal"/>
     <w:qFormat/>
-    <w:pPr>
-      <w:widowControl/>
-      <w:suppressAutoHyphens w:val="true"/>
-      <w:bidi w:val="0"/>
-      <w:spacing w:before="0" w:after="0"/>
-      <w:jc w:val="start"/>
-    </w:pPr>
     <w:rPr>
-      <w:rFonts w:ascii="Times New Roman" w:hAnsi="Times New Roman" w:eastAsia="Times New Roman" w:cs="Times New Roman"/>
-      <w:color w:val="auto"/>
-      <w:kern w:val="0"/>
+      <w:rFonts w:ascii="Times New Roman" w:eastAsia="Times New Roman" w:hAnsi="Times New Roman" w:cs="Times New Roman"/>
       <w:sz w:val="20"/>
       <w:szCs w:val="20"/>
-      <w:lang w:val="en-US" w:eastAsia="zh-CN" w:bidi="ar-SA"/>
+      <w:lang w:bidi="ar-SA"/>
     </w:rPr>
   </w:style>
   <w:style w:type="paragraph" w:styleId="Heading1">
@@ -7032,10 +6872,9 @@
     <w:uiPriority w:val="9"/>
     <w:qFormat/>
     <w:pPr>
-      <w:keepNext w:val="true"/>
+      <w:keepNext/>
       <w:pageBreakBefore/>
       <w:numPr>
-        <w:ilvl w:val="0"/>
         <w:numId w:val="1"/>
       </w:numPr>
       <w:pBdr>
@@ -7044,7 +6883,7 @@
         <w:bottom w:val="single" w:sz="12" w:space="1" w:color="000000"/>
         <w:right w:val="single" w:sz="12" w:space="1" w:color="000000"/>
       </w:pBdr>
-      <w:spacing w:before="0" w:after="60"/>
+      <w:spacing w:after="60"/>
       <w:outlineLvl w:val="0"/>
     </w:pPr>
     <w:rPr>
@@ -7061,7 +6900,7 @@
     <w:unhideWhenUsed/>
     <w:qFormat/>
     <w:pPr>
-      <w:keepNext w:val="true"/>
+      <w:keepNext/>
       <w:numPr>
         <w:ilvl w:val="1"/>
         <w:numId w:val="1"/>
@@ -7082,7 +6921,7 @@
     <w:unhideWhenUsed/>
     <w:qFormat/>
     <w:pPr>
-      <w:keepNext w:val="true"/>
+      <w:keepNext/>
       <w:numPr>
         <w:ilvl w:val="2"/>
         <w:numId w:val="1"/>
@@ -7104,7 +6943,7 @@
     <w:unhideWhenUsed/>
     <w:qFormat/>
     <w:pPr>
-      <w:keepNext w:val="true"/>
+      <w:keepNext/>
       <w:numPr>
         <w:ilvl w:val="3"/>
         <w:numId w:val="1"/>
@@ -7212,15 +7051,34 @@
       <w:sz w:val="18"/>
     </w:rPr>
   </w:style>
-  <w:style w:type="character" w:styleId="DefaultParagraphFont" w:default="1">
+  <w:style w:type="character" w:default="1" w:styleId="DefaultParagraphFont">
     <w:name w:val="Default Paragraph Font"/>
     <w:uiPriority w:val="1"/>
     <w:semiHidden/>
     <w:unhideWhenUsed/>
-    <w:qFormat/>
-    <w:rPr/>
   </w:style>
-  <w:style w:type="character" w:styleId="WW8Num1z0" w:customStyle="1">
+  <w:style w:type="table" w:default="1" w:styleId="TableNormal">
+    <w:name w:val="Normal Table"/>
+    <w:uiPriority w:val="99"/>
+    <w:semiHidden/>
+    <w:unhideWhenUsed/>
+    <w:tblPr>
+      <w:tblInd w:w="0" w:type="dxa"/>
+      <w:tblCellMar>
+        <w:top w:w="0" w:type="dxa"/>
+        <w:left w:w="108" w:type="dxa"/>
+        <w:bottom w:w="0" w:type="dxa"/>
+        <w:right w:w="108" w:type="dxa"/>
+      </w:tblCellMar>
+    </w:tblPr>
+  </w:style>
+  <w:style w:type="numbering" w:default="1" w:styleId="NoList">
+    <w:name w:val="No List"/>
+    <w:uiPriority w:val="99"/>
+    <w:semiHidden/>
+    <w:unhideWhenUsed/>
+  </w:style>
+  <w:style w:type="character" w:customStyle="1" w:styleId="WW8Num1z0">
     <w:name w:val="WW8Num1z0"/>
     <w:qFormat/>
     <w:rPr>
@@ -7230,50 +7088,41 @@
       <w:lang w:val="en-US" w:bidi="en-US"/>
     </w:rPr>
   </w:style>
-  <w:style w:type="character" w:styleId="WW8Num1z1" w:customStyle="1">
+  <w:style w:type="character" w:customStyle="1" w:styleId="WW8Num1z1">
     <w:name w:val="WW8Num1z1"/>
     <w:qFormat/>
-    <w:rPr/>
   </w:style>
-  <w:style w:type="character" w:styleId="WW8Num1z2" w:customStyle="1">
+  <w:style w:type="character" w:customStyle="1" w:styleId="WW8Num1z2">
     <w:name w:val="WW8Num1z2"/>
     <w:qFormat/>
-    <w:rPr/>
   </w:style>
-  <w:style w:type="character" w:styleId="WW8Num1z3" w:customStyle="1">
+  <w:style w:type="character" w:customStyle="1" w:styleId="WW8Num1z3">
     <w:name w:val="WW8Num1z3"/>
     <w:qFormat/>
-    <w:rPr/>
   </w:style>
-  <w:style w:type="character" w:styleId="WW8Num1z4" w:customStyle="1">
+  <w:style w:type="character" w:customStyle="1" w:styleId="WW8Num1z4">
     <w:name w:val="WW8Num1z4"/>
     <w:qFormat/>
-    <w:rPr/>
   </w:style>
-  <w:style w:type="character" w:styleId="WW8Num1z5" w:customStyle="1">
+  <w:style w:type="character" w:customStyle="1" w:styleId="WW8Num1z5">
     <w:name w:val="WW8Num1z5"/>
     <w:qFormat/>
-    <w:rPr/>
   </w:style>
-  <w:style w:type="character" w:styleId="WW8Num1z6" w:customStyle="1">
+  <w:style w:type="character" w:customStyle="1" w:styleId="WW8Num1z6">
     <w:name w:val="WW8Num1z6"/>
     <w:qFormat/>
-    <w:rPr/>
   </w:style>
-  <w:style w:type="character" w:styleId="WW8Num1z7" w:customStyle="1">
+  <w:style w:type="character" w:customStyle="1" w:styleId="WW8Num1z7">
     <w:name w:val="WW8Num1z7"/>
     <w:qFormat/>
-    <w:rPr/>
   </w:style>
-  <w:style w:type="character" w:styleId="WW8Num1z8" w:customStyle="1">
+  <w:style w:type="character" w:customStyle="1" w:styleId="WW8Num1z8">
     <w:name w:val="WW8Num1z8"/>
     <w:qFormat/>
-    <w:rPr/>
   </w:style>
   <w:style w:type="character" w:styleId="PageNumber">
     <w:name w:val="page number"/>
     <w:basedOn w:val="DefaultParagraphFont"/>
-    <w:rPr/>
   </w:style>
   <w:style w:type="character" w:styleId="Hyperlink">
     <w:name w:val="Hyperlink"/>
@@ -7282,18 +7131,17 @@
       <w:u w:val="single"/>
     </w:rPr>
   </w:style>
-  <w:style w:type="character" w:styleId="IndexLink" w:customStyle="1">
+  <w:style w:type="character" w:customStyle="1" w:styleId="IndexLink">
     <w:name w:val="Index Link"/>
     <w:qFormat/>
-    <w:rPr/>
   </w:style>
-  <w:style w:type="paragraph" w:styleId="Heading" w:customStyle="1">
+  <w:style w:type="paragraph" w:customStyle="1" w:styleId="Heading">
     <w:name w:val="Heading"/>
     <w:basedOn w:val="Normal"/>
     <w:next w:val="BodyText"/>
     <w:qFormat/>
     <w:pPr>
-      <w:keepNext w:val="true"/>
+      <w:keepNext/>
       <w:keepLines/>
       <w:spacing w:before="3240" w:after="720"/>
       <w:jc w:val="center"/>
@@ -7308,14 +7156,12 @@
     <w:name w:val="Body Text"/>
     <w:basedOn w:val="Normal"/>
     <w:pPr>
-      <w:spacing w:lineRule="auto" w:line="276" w:before="0" w:after="140"/>
+      <w:spacing w:after="140" w:line="276" w:lineRule="auto"/>
     </w:pPr>
-    <w:rPr/>
   </w:style>
   <w:style w:type="paragraph" w:styleId="List">
     <w:name w:val="List"/>
     <w:basedOn w:val="BodyText"/>
-    <w:pPr/>
     <w:rPr>
       <w:rFonts w:cs="Lohit Devanagari"/>
     </w:rPr>
@@ -7336,7 +7182,7 @@
       <w:szCs w:val="24"/>
     </w:rPr>
   </w:style>
-  <w:style w:type="paragraph" w:styleId="Index" w:customStyle="1">
+  <w:style w:type="paragraph" w:customStyle="1" w:styleId="Index">
     <w:name w:val="Index"/>
     <w:basedOn w:val="Normal"/>
     <w:qFormat/>
@@ -7347,54 +7193,49 @@
       <w:rFonts w:cs="Lohit Devanagari"/>
     </w:rPr>
   </w:style>
-  <w:style w:type="paragraph" w:styleId="Paragraph1" w:customStyle="1">
+  <w:style w:type="paragraph" w:customStyle="1" w:styleId="Paragraph1">
     <w:name w:val="Paragraph1"/>
     <w:basedOn w:val="Normal"/>
     <w:qFormat/>
     <w:pPr>
-      <w:spacing w:before="80" w:after="0"/>
+      <w:spacing w:before="80"/>
       <w:jc w:val="both"/>
     </w:pPr>
-    <w:rPr/>
   </w:style>
-  <w:style w:type="paragraph" w:styleId="Paragraph4" w:customStyle="1">
+  <w:style w:type="paragraph" w:customStyle="1" w:styleId="Paragraph4">
     <w:name w:val="Paragraph4"/>
     <w:basedOn w:val="Paragraph1"/>
     <w:qFormat/>
     <w:pPr>
-      <w:ind w:start="2880"/>
+      <w:ind w:left="2880"/>
     </w:pPr>
-    <w:rPr/>
   </w:style>
-  <w:style w:type="paragraph" w:styleId="Style21" w:customStyle="1">
+  <w:style w:type="paragraph" w:customStyle="1" w:styleId="Style2">
     <w:name w:val="Style2"/>
     <w:basedOn w:val="Paragraph1"/>
     <w:qFormat/>
     <w:pPr>
       <w:tabs>
-        <w:tab w:val="clear" w:pos="720"/>
-        <w:tab w:val="left" w:pos="2160" w:leader="none"/>
-        <w:tab w:val="left" w:pos="2880" w:leader="none"/>
+        <w:tab w:val="left" w:pos="2160"/>
+        <w:tab w:val="left" w:pos="2880"/>
       </w:tabs>
     </w:pPr>
-    <w:rPr/>
   </w:style>
-  <w:style w:type="paragraph" w:styleId="Paragraph5" w:customStyle="1">
+  <w:style w:type="paragraph" w:customStyle="1" w:styleId="Paragraph5">
     <w:name w:val="Paragraph5"/>
     <w:basedOn w:val="Normal"/>
     <w:qFormat/>
     <w:pPr>
-      <w:ind w:start="3600"/>
+      <w:ind w:left="3600"/>
     </w:pPr>
-    <w:rPr/>
   </w:style>
-  <w:style w:type="paragraph" w:styleId="TableofContents" w:customStyle="1">
+  <w:style w:type="paragraph" w:customStyle="1" w:styleId="TableofContents">
     <w:name w:val="Table of Contents"/>
     <w:basedOn w:val="Normal"/>
     <w:qFormat/>
     <w:pPr>
       <w:pageBreakBefore/>
-      <w:spacing w:before="0" w:after="360"/>
+      <w:spacing w:after="360"/>
       <w:jc w:val="center"/>
     </w:pPr>
     <w:rPr>
@@ -7407,8 +7248,7 @@
     <w:next w:val="Normal"/>
     <w:pPr>
       <w:tabs>
-        <w:tab w:val="clear" w:pos="720"/>
-        <w:tab w:val="right" w:pos="8640" w:leader="dot"/>
+        <w:tab w:val="right" w:leader="dot" w:pos="8640"/>
       </w:tabs>
       <w:spacing w:before="120" w:after="120"/>
     </w:pPr>
@@ -7423,10 +7263,9 @@
     <w:next w:val="Normal"/>
     <w:pPr>
       <w:tabs>
-        <w:tab w:val="clear" w:pos="720"/>
-        <w:tab w:val="right" w:pos="8640" w:leader="dot"/>
+        <w:tab w:val="right" w:leader="dot" w:pos="8640"/>
       </w:tabs>
-      <w:ind w:start="200"/>
+      <w:ind w:left="200"/>
     </w:pPr>
     <w:rPr>
       <w:smallCaps/>
@@ -7438,48 +7277,42 @@
     <w:next w:val="Normal"/>
     <w:pPr>
       <w:tabs>
-        <w:tab w:val="clear" w:pos="720"/>
-        <w:tab w:val="right" w:pos="8640" w:leader="dot"/>
+        <w:tab w:val="right" w:leader="dot" w:pos="8640"/>
       </w:tabs>
-      <w:ind w:start="400"/>
+      <w:ind w:left="400"/>
     </w:pPr>
     <w:rPr>
       <w:i/>
     </w:rPr>
   </w:style>
-  <w:style w:type="paragraph" w:styleId="Paragraph2" w:customStyle="1">
+  <w:style w:type="paragraph" w:customStyle="1" w:styleId="Paragraph2">
     <w:name w:val="Paragraph2"/>
     <w:basedOn w:val="Paragraph1"/>
     <w:qFormat/>
     <w:pPr>
-      <w:ind w:start="1440"/>
+      <w:ind w:left="1440"/>
     </w:pPr>
-    <w:rPr/>
   </w:style>
-  <w:style w:type="paragraph" w:styleId="Paragraph3" w:customStyle="1">
+  <w:style w:type="paragraph" w:customStyle="1" w:styleId="Paragraph3">
     <w:name w:val="Paragraph3"/>
     <w:basedOn w:val="Paragraph1"/>
     <w:qFormat/>
     <w:pPr>
-      <w:ind w:start="2160"/>
+      <w:ind w:left="2160"/>
     </w:pPr>
-    <w:rPr/>
   </w:style>
-  <w:style w:type="paragraph" w:styleId="HeaderandFooter" w:customStyle="1">
+  <w:style w:type="paragraph" w:customStyle="1" w:styleId="HeaderandFooter">
     <w:name w:val="Header and Footer"/>
     <w:basedOn w:val="Normal"/>
     <w:qFormat/>
-    <w:pPr/>
-    <w:rPr/>
   </w:style>
   <w:style w:type="paragraph" w:styleId="Header">
     <w:name w:val="header"/>
     <w:basedOn w:val="Normal"/>
     <w:pPr>
       <w:tabs>
-        <w:tab w:val="clear" w:pos="720"/>
-        <w:tab w:val="center" w:pos="4320" w:leader="none"/>
-        <w:tab w:val="right" w:pos="8640" w:leader="none"/>
+        <w:tab w:val="center" w:pos="4320"/>
+        <w:tab w:val="right" w:pos="8640"/>
       </w:tabs>
     </w:pPr>
     <w:rPr>
@@ -7492,9 +7325,8 @@
     <w:basedOn w:val="Normal"/>
     <w:pPr>
       <w:tabs>
-        <w:tab w:val="clear" w:pos="720"/>
-        <w:tab w:val="center" w:pos="4320" w:leader="none"/>
-        <w:tab w:val="right" w:pos="8640" w:leader="none"/>
+        <w:tab w:val="center" w:pos="4320"/>
+        <w:tab w:val="right" w:pos="8640"/>
       </w:tabs>
     </w:pPr>
     <w:rPr>
@@ -7508,10 +7340,9 @@
     <w:next w:val="Normal"/>
     <w:pPr>
       <w:tabs>
-        <w:tab w:val="clear" w:pos="720"/>
-        <w:tab w:val="right" w:pos="8640" w:leader="dot"/>
+        <w:tab w:val="right" w:leader="dot" w:pos="8640"/>
       </w:tabs>
-      <w:ind w:start="600"/>
+      <w:ind w:left="600"/>
     </w:pPr>
     <w:rPr>
       <w:sz w:val="18"/>
@@ -7523,10 +7354,9 @@
     <w:next w:val="Normal"/>
     <w:pPr>
       <w:tabs>
-        <w:tab w:val="clear" w:pos="720"/>
-        <w:tab w:val="right" w:pos="8640" w:leader="dot"/>
+        <w:tab w:val="right" w:leader="dot" w:pos="8640"/>
       </w:tabs>
-      <w:ind w:start="800"/>
+      <w:ind w:left="800"/>
     </w:pPr>
     <w:rPr>
       <w:sz w:val="18"/>
@@ -7538,10 +7368,9 @@
     <w:next w:val="Normal"/>
     <w:pPr>
       <w:tabs>
-        <w:tab w:val="clear" w:pos="720"/>
-        <w:tab w:val="right" w:pos="8640" w:leader="dot"/>
+        <w:tab w:val="right" w:leader="dot" w:pos="8640"/>
       </w:tabs>
-      <w:ind w:start="1000"/>
+      <w:ind w:left="1000"/>
     </w:pPr>
     <w:rPr>
       <w:sz w:val="18"/>
@@ -7553,10 +7382,9 @@
     <w:next w:val="Normal"/>
     <w:pPr>
       <w:tabs>
-        <w:tab w:val="clear" w:pos="720"/>
-        <w:tab w:val="right" w:pos="8640" w:leader="dot"/>
+        <w:tab w:val="right" w:leader="dot" w:pos="8640"/>
       </w:tabs>
-      <w:ind w:start="1200"/>
+      <w:ind w:left="1200"/>
     </w:pPr>
     <w:rPr>
       <w:sz w:val="18"/>
@@ -7568,10 +7396,9 @@
     <w:next w:val="Normal"/>
     <w:pPr>
       <w:tabs>
-        <w:tab w:val="clear" w:pos="720"/>
-        <w:tab w:val="right" w:pos="8640" w:leader="dot"/>
+        <w:tab w:val="right" w:leader="dot" w:pos="8640"/>
       </w:tabs>
-      <w:ind w:start="1400"/>
+      <w:ind w:left="1400"/>
     </w:pPr>
     <w:rPr>
       <w:sz w:val="18"/>
@@ -7583,10 +7410,9 @@
     <w:next w:val="Normal"/>
     <w:pPr>
       <w:tabs>
-        <w:tab w:val="clear" w:pos="720"/>
-        <w:tab w:val="right" w:pos="8640" w:leader="dot"/>
+        <w:tab w:val="right" w:leader="dot" w:pos="8640"/>
       </w:tabs>
-      <w:ind w:start="1600"/>
+      <w:ind w:left="1600"/>
     </w:pPr>
     <w:rPr>
       <w:sz w:val="18"/>
@@ -7598,8 +7424,8 @@
     <w:uiPriority w:val="11"/>
     <w:qFormat/>
     <w:pPr>
-      <w:widowControl w:val="false"/>
-      <w:spacing w:before="0" w:after="60"/>
+      <w:widowControl w:val="0"/>
+      <w:spacing w:after="60"/>
       <w:jc w:val="center"/>
     </w:pPr>
     <w:rPr>
@@ -7608,57 +7434,50 @@
       <w:sz w:val="36"/>
     </w:rPr>
   </w:style>
-  <w:style w:type="paragraph" w:styleId="RevHistory" w:customStyle="1">
+  <w:style w:type="paragraph" w:customStyle="1" w:styleId="RevHistory">
     <w:name w:val="RevHistory"/>
     <w:basedOn w:val="Normal"/>
     <w:qFormat/>
     <w:pPr>
       <w:pageBreakBefore/>
-      <w:widowControl w:val="false"/>
-      <w:spacing w:before="1280" w:after="0"/>
+      <w:widowControl w:val="0"/>
+      <w:spacing w:before="1280"/>
       <w:jc w:val="center"/>
     </w:pPr>
     <w:rPr>
       <w:sz w:val="36"/>
     </w:rPr>
   </w:style>
-  <w:style w:type="paragraph" w:styleId="TableText" w:customStyle="1">
+  <w:style w:type="paragraph" w:customStyle="1" w:styleId="TableText">
     <w:name w:val="Table Text"/>
     <w:qFormat/>
     <w:pPr>
-      <w:widowControl w:val="false"/>
-      <w:suppressAutoHyphens w:val="true"/>
-      <w:bidi w:val="0"/>
+      <w:widowControl w:val="0"/>
       <w:spacing w:before="40" w:after="40"/>
-      <w:jc w:val="start"/>
     </w:pPr>
     <w:rPr>
-      <w:rFonts w:ascii="Times New Roman" w:hAnsi="Times New Roman" w:eastAsia="Times New Roman" w:cs="Times New Roman"/>
-      <w:color w:val="auto"/>
-      <w:kern w:val="0"/>
+      <w:rFonts w:ascii="Times New Roman" w:eastAsia="Times New Roman" w:hAnsi="Times New Roman" w:cs="Times New Roman"/>
       <w:sz w:val="20"/>
       <w:szCs w:val="20"/>
-      <w:lang w:val="en-US" w:eastAsia="zh-CN" w:bidi="ar-SA"/>
+      <w:lang w:bidi="ar-SA"/>
     </w:rPr>
   </w:style>
   <w:style w:type="paragraph" w:styleId="BodyTextIndent">
     <w:name w:val="Body Text Indent"/>
     <w:basedOn w:val="Normal"/>
     <w:pPr>
-      <w:ind w:start="1440"/>
+      <w:ind w:left="1440"/>
     </w:pPr>
-    <w:rPr/>
   </w:style>
-  <w:style w:type="paragraph" w:styleId="TableContents" w:customStyle="1">
+  <w:style w:type="paragraph" w:customStyle="1" w:styleId="TableContents">
     <w:name w:val="Table Contents"/>
     <w:basedOn w:val="Normal"/>
     <w:qFormat/>
     <w:pPr>
       <w:suppressLineNumbers/>
     </w:pPr>
-    <w:rPr/>
   </w:style>
-  <w:style w:type="paragraph" w:styleId="TableHeading" w:customStyle="1">
+  <w:style w:type="paragraph" w:customStyle="1" w:styleId="TableHeading">
     <w:name w:val="Table Heading"/>
     <w:basedOn w:val="TableContents"/>
     <w:qFormat/>
@@ -7670,111 +7489,84 @@
       <w:bCs/>
     </w:rPr>
   </w:style>
-  <w:style w:type="paragraph" w:styleId="FrameContentsuser" w:customStyle="1">
+  <w:style w:type="paragraph" w:customStyle="1" w:styleId="FrameContentsuser">
     <w:name w:val="Frame Contents (user)"/>
     <w:basedOn w:val="Normal"/>
     <w:qFormat/>
-    <w:pPr/>
-    <w:rPr/>
   </w:style>
-  <w:style w:type="paragraph" w:styleId="HeaderLeftuser" w:customStyle="1">
+  <w:style w:type="paragraph" w:customStyle="1" w:styleId="HeaderLeftuser">
     <w:name w:val="Header Left (user)"/>
     <w:basedOn w:val="Normal"/>
     <w:qFormat/>
     <w:pPr>
       <w:suppressLineNumbers/>
       <w:tabs>
-        <w:tab w:val="clear" w:pos="720"/>
-        <w:tab w:val="center" w:pos="4320" w:leader="none"/>
-        <w:tab w:val="right" w:pos="8640" w:leader="none"/>
+        <w:tab w:val="center" w:pos="4320"/>
+        <w:tab w:val="right" w:pos="8640"/>
       </w:tabs>
     </w:pPr>
-    <w:rPr/>
   </w:style>
-  <w:style w:type="paragraph" w:styleId="FrameContents">
+  <w:style w:type="paragraph" w:customStyle="1" w:styleId="FrameContents">
     <w:name w:val="Frame Contents"/>
     <w:basedOn w:val="Normal"/>
     <w:qFormat/>
-    <w:pPr/>
-    <w:rPr/>
   </w:style>
-  <w:style w:type="numbering" w:styleId="NoList" w:default="1">
-    <w:name w:val="No List"/>
-    <w:uiPriority w:val="99"/>
-    <w:semiHidden/>
-    <w:unhideWhenUsed/>
-    <w:qFormat/>
-  </w:style>
-  <w:style w:type="numbering" w:styleId="WW8Num1" w:customStyle="1">
+  <w:style w:type="numbering" w:customStyle="1" w:styleId="WW8Num1">
     <w:name w:val="WW8Num1"/>
     <w:qFormat/>
-  </w:style>
-  <w:style w:type="table" w:default="1" w:styleId="TableNormal">
-    <w:name w:val="Normal Table"/>
-    <w:uiPriority w:val="99"/>
-    <w:semiHidden/>
-    <w:unhideWhenUsed/>
-    <w:tblPr>
-      <w:tblCellMar>
-        <w:top w:w="0" w:type="dxa"/>
-        <w:left w:w="108" w:type="dxa"/>
-        <w:bottom w:w="0" w:type="dxa"/>
-        <w:right w:w="108" w:type="dxa"/>
-      </w:tblCellMar>
-    </w:tblPr>
   </w:style>
 </w:styles>
 </file>
 
 <file path=word/theme/theme1.xml><?xml version="1.0" encoding="utf-8"?>
-<a:theme xmlns:a="http://schemas.openxmlformats.org/drawingml/2006/main" xmlns:r="http://schemas.openxmlformats.org/officeDocument/2006/relationships" name="Office Theme">
+<a:theme xmlns:a="http://schemas.openxmlformats.org/drawingml/2006/main" name="Office Theme">
   <a:themeElements>
     <a:clrScheme name="Office">
       <a:dk1>
         <a:srgbClr val="000000"/>
       </a:dk1>
       <a:lt1>
-        <a:srgbClr val="ffffff"/>
+        <a:srgbClr val="FFFFFF"/>
       </a:lt1>
       <a:dk2>
-        <a:srgbClr val="0e2841"/>
+        <a:srgbClr val="0E2841"/>
       </a:dk2>
       <a:lt2>
-        <a:srgbClr val="e8e8e8"/>
+        <a:srgbClr val="E8E8E8"/>
       </a:lt2>
       <a:accent1>
         <a:srgbClr val="156082"/>
       </a:accent1>
       <a:accent2>
-        <a:srgbClr val="e97132"/>
+        <a:srgbClr val="E97132"/>
       </a:accent2>
       <a:accent3>
-        <a:srgbClr val="196b24"/>
+        <a:srgbClr val="196B24"/>
       </a:accent3>
       <a:accent4>
-        <a:srgbClr val="0f9ed5"/>
+        <a:srgbClr val="0F9ED5"/>
       </a:accent4>
       <a:accent5>
-        <a:srgbClr val="a02b93"/>
+        <a:srgbClr val="A02B93"/>
       </a:accent5>
       <a:accent6>
-        <a:srgbClr val="4ea72e"/>
+        <a:srgbClr val="4EA72E"/>
       </a:accent6>
       <a:hlink>
         <a:srgbClr val="467886"/>
       </a:hlink>
       <a:folHlink>
-        <a:srgbClr val="96607d"/>
+        <a:srgbClr val="96607D"/>
       </a:folHlink>
     </a:clrScheme>
     <a:fontScheme name="Office">
       <a:majorFont>
-        <a:latin typeface="Aptos Display" panose="02110004020202020204" pitchFamily="0" charset="1"/>
+        <a:latin typeface="Aptos Display" panose="02110004020202020204"/>
         <a:ea typeface=""/>
         <a:cs typeface=""/>
       </a:majorFont>
       <a:minorFont>
-        <a:latin typeface="Aptos" panose="02110004020202020204" pitchFamily="0" charset="1"/>
+        <a:latin typeface="Aptos" panose="02110004020202020204"/>
         <a:ea typeface=""/>
         <a:cs typeface=""/>
       </a:minorFont>
@@ -7806,7 +7598,7 @@
             </a:gs>
           </a:gsLst>
           <a:lin ang="5400000" scaled="0"/>
-          <a:tileRect l="0" t="0" r="0" b="0"/>
+          <a:tileRect/>
         </a:gradFill>
         <a:gradFill>
           <a:gsLst>
@@ -7830,7 +7622,7 @@
             </a:gs>
           </a:gsLst>
           <a:lin ang="5400000" scaled="0"/>
-          <a:tileRect l="0" t="0" r="0" b="0"/>
+          <a:tileRect/>
         </a:gradFill>
       </a:fillStyleLst>
       <a:lnStyleLst>
@@ -7890,10 +7682,12 @@
             </a:gs>
           </a:gsLst>
           <a:lin ang="5400000" scaled="0"/>
-          <a:tileRect l="0" t="0" r="0" b="0"/>
+          <a:tileRect/>
         </a:gradFill>
       </a:bgFillStyleLst>
     </a:fmtScheme>
   </a:themeElements>
+  <a:objectDefaults/>
+  <a:extraClrSchemeLst/>
 </a:theme>
 </file>
--- a/CS 401 - Group 2 - SRS Doc.docx
+++ b/CS 401 - Group 2 - SRS Doc.docx
@@ -3968,7 +3968,21 @@
         <w:rPr>
           <w:color w:val="2A6099"/>
         </w:rPr>
-        <w:t xml:space="preserve"> in the valid player actions they can take with the standard set of blackjack hitting, standing, double down, split, insurance, and surrender. Dealer actions follow rules as expected from a casino game of blackjack. </w:t>
+        <w:t xml:space="preserve"> in the valid player actions they can take with the standard set of blackjack hitting, standing, double down, </w:t>
+      </w:r>
+      <w:proofErr w:type="gramStart"/>
+      <w:r>
+        <w:rPr>
+          <w:color w:val="2A6099"/>
+        </w:rPr>
+        <w:t>split</w:t>
+      </w:r>
+      <w:proofErr w:type="gramEnd"/>
+      <w:r>
+        <w:rPr>
+          <w:color w:val="2A6099"/>
+        </w:rPr>
+        <w:t xml:space="preserve">, insurance. Dealer actions follow rules as expected from a casino game of blackjack. </w:t>
       </w:r>
     </w:p>
     <w:p>
@@ -4124,7 +4138,6 @@
         <w:rPr>
           <w:color w:val="7030A0"/>
         </w:rPr>
-        <w:lastRenderedPageBreak/>
         <w:t>Assumption Example: It is assumed that the maximum number of users at a given time is 15,000.</w:t>
       </w:r>
     </w:p>

--- a/CS 401 - Group 2 - SRS Doc.docx
+++ b/CS 401 - Group 2 - SRS Doc.docx
@@ -4266,7 +4266,7 @@
         <w:rPr>
           <w:color w:val="0070C0"/>
         </w:rPr>
-        <w:t>Players can only be logged into one player session at a time. Dealers are permitted to login to multiple dealer sessions simultaneously.</w:t>
+        <w:t>Players can only be logged into one player session at a time.</w:t>
       </w:r>
     </w:p>
     <w:p>
@@ -4412,7 +4412,10 @@
         </w:numPr>
       </w:pPr>
       <w:r>
-        <w:t>_____ Module Requirements:</w:t>
+        <w:t>Users</w:t>
+      </w:r>
+      <w:r>
+        <w:t xml:space="preserve"> Module Requirements:</w:t>
       </w:r>
     </w:p>
     <w:p>
@@ -4456,25 +4459,25 @@
       <w:pPr>
         <w:pStyle w:val="Paragraph2"/>
         <w:rPr>
-          <w:color w:val="7030A0"/>
-        </w:rPr>
-      </w:pPr>
-      <w:r>
-        <w:rPr>
-          <w:color w:val="7030A0"/>
+          <w:color w:val="00B0F0"/>
+        </w:rPr>
+      </w:pPr>
+      <w:r>
+        <w:rPr>
+          <w:color w:val="00B0F0"/>
         </w:rPr>
         <w:t xml:space="preserve">3.1.2.1 </w:t>
       </w:r>
       <w:r>
         <w:rPr>
           <w:vanish/>
-          <w:color w:val="7030A0"/>
+          <w:color w:val="00B0F0"/>
         </w:rPr>
         <w:t xml:space="preserve">SR9 </w:t>
       </w:r>
       <w:r>
         <w:rPr>
-          <w:color w:val="7030A0"/>
+          <w:color w:val="00B0F0"/>
         </w:rPr>
         <w:t>Users should be allowed to log in using their issued id and pin, both of which are alphanumeric strings between 6 and 20 characters in length. </w:t>
       </w:r>
@@ -4488,7 +4491,10 @@
         </w:numPr>
       </w:pPr>
       <w:r>
-        <w:t>_____ Module Requirements:</w:t>
+        <w:t>Datastore</w:t>
+      </w:r>
+      <w:r>
+        <w:t xml:space="preserve"> Module Requirements:</w:t>
       </w:r>
     </w:p>
     <w:p>
@@ -4572,7 +4578,10 @@
         </w:numPr>
       </w:pPr>
       <w:r>
-        <w:t>_____ Module Requirements:</w:t>
+        <w:t>Network</w:t>
+      </w:r>
+      <w:r>
+        <w:t xml:space="preserve"> Module Requirements:</w:t>
       </w:r>
     </w:p>
     <w:p>
@@ -4648,7 +4657,10 @@
         </w:numPr>
       </w:pPr>
       <w:r>
-        <w:t>_____ Module Requirements:</w:t>
+        <w:t>GUI</w:t>
+      </w:r>
+      <w:r>
+        <w:t xml:space="preserve"> Module Requirements:</w:t>
       </w:r>
     </w:p>
     <w:p>
@@ -4724,7 +4736,10 @@
         </w:numPr>
       </w:pPr>
       <w:r>
-        <w:t>_____ Module Requirements:</w:t>
+        <w:t>Lobby</w:t>
+      </w:r>
+      <w:r>
+        <w:t xml:space="preserve"> Module Requirements:</w:t>
       </w:r>
     </w:p>
     <w:p>
@@ -4790,6 +4805,193 @@
         </w:rPr>
         <w:t>Users should be allowed to log in using their issued id and pin, both of which are alphanumeric strings between 6 and 20 characters in length. </w:t>
       </w:r>
+    </w:p>
+    <w:p>
+      <w:pPr>
+        <w:pStyle w:val="Heading3"/>
+        <w:numPr>
+          <w:ilvl w:val="2"/>
+          <w:numId w:val="2"/>
+        </w:numPr>
+      </w:pPr>
+      <w:r>
+        <w:t>Table</w:t>
+      </w:r>
+      <w:r>
+        <w:t xml:space="preserve"> Module Requirements:</w:t>
+      </w:r>
+    </w:p>
+    <w:p>
+      <w:pPr>
+        <w:pStyle w:val="Paragraph2"/>
+        <w:rPr>
+          <w:color w:val="7030A0"/>
+        </w:rPr>
+      </w:pPr>
+      <w:r>
+        <w:rPr>
+          <w:color w:val="7030A0"/>
+        </w:rPr>
+        <w:t xml:space="preserve">Provide module specific requirements as appropriate. </w:t>
+      </w:r>
+      <w:r>
+        <w:rPr>
+          <w:vanish/>
+          <w:color w:val="7030A0"/>
+        </w:rPr>
+        <w:t xml:space="preserve">SR10 </w:t>
+      </w:r>
+    </w:p>
+    <w:p>
+      <w:pPr>
+        <w:pStyle w:val="Paragraph2"/>
+        <w:rPr>
+          <w:color w:val="7030A0"/>
+        </w:rPr>
+      </w:pPr>
+      <w:r>
+        <w:rPr>
+          <w:color w:val="7030A0"/>
+        </w:rPr>
+        <w:lastRenderedPageBreak/>
+        <w:t>Example:</w:t>
+      </w:r>
+    </w:p>
+    <w:p>
+      <w:pPr>
+        <w:pStyle w:val="Paragraph2"/>
+        <w:rPr>
+          <w:color w:val="7030A0"/>
+        </w:rPr>
+      </w:pPr>
+      <w:r>
+        <w:rPr>
+          <w:color w:val="7030A0"/>
+        </w:rPr>
+        <w:t xml:space="preserve">3.1.2.1 </w:t>
+      </w:r>
+      <w:r>
+        <w:rPr>
+          <w:vanish/>
+          <w:color w:val="7030A0"/>
+        </w:rPr>
+        <w:t xml:space="preserve">SR9 </w:t>
+      </w:r>
+      <w:r>
+        <w:rPr>
+          <w:color w:val="7030A0"/>
+        </w:rPr>
+        <w:t>Users should be allowed to log in using their issued id and pin, both of which are alphanumeric strings between 6 and 20 characters in length. </w:t>
+      </w:r>
+    </w:p>
+    <w:p>
+      <w:pPr>
+        <w:pStyle w:val="Heading3"/>
+        <w:numPr>
+          <w:ilvl w:val="2"/>
+          <w:numId w:val="2"/>
+        </w:numPr>
+      </w:pPr>
+      <w:r>
+        <w:t>Game</w:t>
+      </w:r>
+      <w:r>
+        <w:t xml:space="preserve"> Module Requirements:</w:t>
+      </w:r>
+    </w:p>
+    <w:p>
+      <w:pPr>
+        <w:pStyle w:val="Paragraph2"/>
+        <w:rPr>
+          <w:color w:val="7030A0"/>
+        </w:rPr>
+      </w:pPr>
+      <w:r>
+        <w:rPr>
+          <w:color w:val="7030A0"/>
+        </w:rPr>
+        <w:t xml:space="preserve">Provide module specific requirements as appropriate. </w:t>
+      </w:r>
+      <w:r>
+        <w:rPr>
+          <w:vanish/>
+          <w:color w:val="7030A0"/>
+        </w:rPr>
+        <w:t xml:space="preserve">SR10 </w:t>
+      </w:r>
+    </w:p>
+    <w:p>
+      <w:pPr>
+        <w:pStyle w:val="Paragraph2"/>
+        <w:rPr>
+          <w:color w:val="7030A0"/>
+        </w:rPr>
+      </w:pPr>
+      <w:r>
+        <w:rPr>
+          <w:color w:val="7030A0"/>
+        </w:rPr>
+        <w:t>Example:</w:t>
+      </w:r>
+    </w:p>
+    <w:p>
+      <w:pPr>
+        <w:pStyle w:val="Paragraph2"/>
+        <w:rPr>
+          <w:color w:val="00B0F0"/>
+        </w:rPr>
+      </w:pPr>
+      <w:r>
+        <w:rPr>
+          <w:color w:val="00B0F0"/>
+        </w:rPr>
+        <w:t>3.1.</w:t>
+      </w:r>
+      <w:r>
+        <w:rPr>
+          <w:color w:val="00B0F0"/>
+        </w:rPr>
+        <w:t>8</w:t>
+      </w:r>
+      <w:r>
+        <w:rPr>
+          <w:color w:val="00B0F0"/>
+        </w:rPr>
+        <w:t xml:space="preserve">.1 </w:t>
+      </w:r>
+      <w:r>
+        <w:rPr>
+          <w:vanish/>
+          <w:color w:val="00B0F0"/>
+        </w:rPr>
+        <w:t xml:space="preserve">SR9 </w:t>
+      </w:r>
+      <w:r>
+        <w:rPr>
+          <w:color w:val="00B0F0"/>
+        </w:rPr>
+        <w:t>S</w:t>
+      </w:r>
+      <w:r>
+        <w:rPr>
+          <w:color w:val="00B0F0"/>
+        </w:rPr>
+        <w:t>etup player and dealer controls to accommodate game play and flow.</w:t>
+      </w:r>
+      <w:r>
+        <w:rPr>
+          <w:color w:val="00B0F0"/>
+        </w:rPr>
+        <w:t> </w:t>
+      </w:r>
+    </w:p>
+    <w:p>
+      <w:pPr>
+        <w:pStyle w:val="Paragraph2"/>
+        <w:rPr>
+          <w:color w:val="7030A0"/>
+        </w:rPr>
+      </w:pPr>
     </w:p>
     <w:p>
       <w:pPr>
@@ -4810,7 +5012,6 @@
       <w:bookmarkStart w:id="23" w:name="__RefHeading___Toc19440736"/>
       <w:bookmarkEnd w:id="23"/>
       <w:r>
-        <w:lastRenderedPageBreak/>
         <w:t>External Interface Requirements</w:t>
       </w:r>
     </w:p>
@@ -5637,17 +5838,14 @@
             </wp:anchor>
           </w:drawing>
         </mc:Choice>
-        <mc:Fallback xmlns:pic="http://schemas.openxmlformats.org/drawingml/2006/picture">
+        <mc:Fallback>
           <w:pict>
-            <v:rect id="shape_0" stroked="f" o:allowincell="f" style="position:absolute;margin-left:213.65pt;margin-top:0.05pt;width:4.6pt;height:9.3pt;mso-wrap-style:square;v-text-anchor:top;mso-position-horizontal:center;mso-position-horizontal-relative:margin" wp14:anchorId="07B49E00">
-              <v:fill o:detectmouseclick="t" on="false"/>
-              <v:stroke color="#3465a4" joinstyle="round" endcap="flat"/>
-              <v:textbox>
+            <v:rect w14:anchorId="07B49E00" id="Frame1" o:spid="_x0000_s1026" style="position:absolute;margin-left:0;margin-top:.05pt;width:4.65pt;height:9.35pt;z-index:-251659776;visibility:visible;mso-wrap-style:square;mso-wrap-distance-left:0;mso-wrap-distance-top:0;mso-wrap-distance-right:0;mso-wrap-distance-bottom:0;mso-position-horizontal:center;mso-position-horizontal-relative:margin;mso-position-vertical:absolute;mso-position-vertical-relative:text;v-text-anchor:top" o:gfxdata="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" o:allowincell="f" filled="f" stroked="f" strokeweight="0">
+              <v:textbox inset="0,0,0,0">
                 <w:txbxContent>
                   <w:p>
                     <w:pPr>
                       <w:pStyle w:val="Footer"/>
-                      <w:rPr/>
                     </w:pPr>
                     <w:r>
                       <w:rPr>
@@ -5675,8 +5873,17 @@
                         <w:rStyle w:val="PageNumber"/>
                         <w:color w:val="000000"/>
                       </w:rPr>
-                      <w:t>ii</w:t>
+                      <w:t>i</w:t>
                     </w:r>
+                    <w:proofErr w:type="spellStart"/>
+                    <w:r>
+                      <w:rPr>
+                        <w:rStyle w:val="PageNumber"/>
+                        <w:color w:val="000000"/>
+                      </w:rPr>
+                      <w:t>i</w:t>
+                    </w:r>
+                    <w:proofErr w:type="spellEnd"/>
                     <w:r>
                       <w:rPr>
                         <w:rStyle w:val="PageNumber"/>
@@ -5687,7 +5894,7 @@
                   </w:p>
                 </w:txbxContent>
               </v:textbox>
-              <w10:wrap type="square" side="largest"/>
+              <w10:wrap type="square" side="largest" anchorx="margin"/>
             </v:rect>
           </w:pict>
         </mc:Fallback>
@@ -5814,17 +6021,14 @@
             </wp:anchor>
           </w:drawing>
         </mc:Choice>
-        <mc:Fallback xmlns:pic="http://schemas.openxmlformats.org/drawingml/2006/picture">
+        <mc:Fallback>
           <w:pict>
-            <v:rect id="shape_0" stroked="f" o:allowincell="f" style="position:absolute;margin-left:213.65pt;margin-top:0.05pt;width:4.6pt;height:9.3pt;mso-wrap-style:square;v-text-anchor:top;mso-position-horizontal:center;mso-position-horizontal-relative:margin" wp14:anchorId="07B49E00">
-              <v:fill o:detectmouseclick="t" on="false"/>
-              <v:stroke color="#3465a4" joinstyle="round" endcap="flat"/>
-              <v:textbox>
+            <v:rect w14:anchorId="07B49E00" id="_x0000_s1027" style="position:absolute;margin-left:0;margin-top:.05pt;width:4.65pt;height:9.35pt;z-index:-251658752;visibility:visible;mso-wrap-style:square;mso-wrap-distance-left:0;mso-wrap-distance-top:0;mso-wrap-distance-right:0;mso-wrap-distance-bottom:0;mso-position-horizontal:center;mso-position-horizontal-relative:margin;mso-position-vertical:absolute;mso-position-vertical-relative:text;v-text-anchor:top" o:gfxdata="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" o:allowincell="f" filled="f" stroked="f" strokeweight="0">
+              <v:textbox inset="0,0,0,0">
                 <w:txbxContent>
                   <w:p>
                     <w:pPr>
                       <w:pStyle w:val="Footer"/>
-                      <w:rPr/>
                     </w:pPr>
                     <w:r>
                       <w:rPr>
@@ -5852,8 +6056,17 @@
                         <w:rStyle w:val="PageNumber"/>
                         <w:color w:val="000000"/>
                       </w:rPr>
-                      <w:t>ii</w:t>
+                      <w:t>i</w:t>
                     </w:r>
+                    <w:proofErr w:type="spellStart"/>
+                    <w:r>
+                      <w:rPr>
+                        <w:rStyle w:val="PageNumber"/>
+                        <w:color w:val="000000"/>
+                      </w:rPr>
+                      <w:t>i</w:t>
+                    </w:r>
+                    <w:proofErr w:type="spellEnd"/>
                     <w:r>
                       <w:rPr>
                         <w:rStyle w:val="PageNumber"/>
@@ -5864,7 +6077,7 @@
                   </w:p>
                 </w:txbxContent>
               </v:textbox>
-              <w10:wrap type="square" side="largest"/>
+              <w10:wrap type="square" side="largest" anchorx="margin"/>
             </v:rect>
           </w:pict>
         </mc:Fallback>
@@ -5992,17 +6205,14 @@
             </wp:anchor>
           </w:drawing>
         </mc:Choice>
-        <mc:Fallback xmlns:pic="http://schemas.openxmlformats.org/drawingml/2006/picture">
+        <mc:Fallback>
           <w:pict>
-            <v:rect id="shape_0" stroked="f" o:allowincell="f" style="position:absolute;margin-left:213.15pt;margin-top:0.05pt;width:5.6pt;height:1.75pt;mso-wrap-style:square;v-text-anchor:top;mso-position-horizontal:center;mso-position-horizontal-relative:margin" wp14:anchorId="16546B0F">
-              <v:fill o:detectmouseclick="t" on="false"/>
-              <v:stroke color="#3465a4" joinstyle="round" endcap="flat"/>
-              <v:textbox>
+            <v:rect w14:anchorId="16546B0F" id="Frame2" o:spid="_x0000_s1028" style="position:absolute;margin-left:0;margin-top:.05pt;width:5.65pt;height:1.8pt;z-index:-251657728;visibility:visible;mso-wrap-style:square;mso-wrap-distance-left:0;mso-wrap-distance-top:0;mso-wrap-distance-right:0;mso-wrap-distance-bottom:0;mso-position-horizontal:center;mso-position-horizontal-relative:margin;mso-position-vertical:absolute;mso-position-vertical-relative:text;v-text-anchor:top" o:gfxdata="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" o:allowincell="f" filled="f" stroked="f" strokeweight="0">
+              <v:textbox inset="0,0,0,0">
                 <w:txbxContent>
                   <w:p>
                     <w:pPr>
                       <w:pStyle w:val="Footer"/>
-                      <w:rPr/>
                     </w:pPr>
                     <w:r>
                       <w:rPr>
@@ -6042,7 +6252,7 @@
                   </w:p>
                 </w:txbxContent>
               </v:textbox>
-              <w10:wrap type="square" side="largest"/>
+              <w10:wrap type="square" side="largest" anchorx="margin"/>
             </v:rect>
           </w:pict>
         </mc:Fallback>

--- a/CS 401 - Group 2 - SRS Doc.docx
+++ b/CS 401 - Group 2 - SRS Doc.docx
@@ -1,12 +1,20 @@
 
 <file path=word/document.xml><?xml version="1.0" encoding="utf-8"?>
-<w:document xmlns:wpc="http://schemas.microsoft.com/office/word/2010/wordprocessingCanvas" xmlns:cx="http://schemas.microsoft.com/office/drawing/2014/chartex" xmlns:cx1="http://schemas.microsoft.com/office/drawing/2015/9/8/chartex" xmlns:cx2="http://schemas.microsoft.com/office/drawing/2015/10/21/chartex" xmlns:cx3="http://schemas.microsoft.com/office/drawing/2016/5/9/chartex" xmlns:cx4="http://schemas.microsoft.com/office/drawing/2016/5/10/chartex" xmlns:cx5="http://schemas.microsoft.com/office/drawing/2016/5/11/chartex" xmlns:cx6="http://schemas.microsoft.com/office/drawing/2016/5/12/chartex" xmlns:cx7="http://schemas.microsoft.com/office/drawing/2016/5/13/chartex" xmlns:cx8="http://schemas.microsoft.com/office/drawing/2016/5/14/chartex" xmlns:mc="http://schemas.openxmlformats.org/markup-compatibility/2006" xmlns:aink="http://schemas.microsoft.com/office/drawing/2016/ink" xmlns:am3d="http://schemas.microsoft.com/office/drawing/2017/model3d" xmlns:o="urn:schemas-microsoft-com:office:office" xmlns:oel="http://schemas.microsoft.com/office/2019/extlst" xmlns:r="http://schemas.openxmlformats.org/officeDocument/2006/relationships" xmlns:m="http://schemas.openxmlformats.org/officeDocument/2006/math" xmlns:v="urn:schemas-microsoft-com:vml" xmlns:wp14="http://schemas.microsoft.com/office/word/2010/wordprocessingDrawing" xmlns:wp="http://schemas.openxmlformats.org/drawingml/2006/wordprocessingDrawing" xmlns:w10="urn:schemas-microsoft-com:office:word" xmlns:w="http://schemas.openxmlformats.org/wordprocessingml/2006/main" xmlns:w14="http://schemas.microsoft.com/office/word/2010/wordml" xmlns:w15="http://schemas.microsoft.com/office/word/2012/wordml" xmlns:w16cex="http://schemas.microsoft.com/office/word/2018/wordml/cex" xmlns:w16cid="http://schemas.microsoft.com/office/word/2016/wordml/cid" xmlns:w16="http://schemas.microsoft.com/office/word/2018/wordml" xmlns:w16du="http://schemas.microsoft.com/office/word/2023/wordml/word16du" xmlns:w16sdtdh="http://schemas.microsoft.com/office/word/2020/wordml/sdtdatahash" xmlns:w16sdtfl="http://schemas.microsoft.com/office/word/2024/wordml/sdtformatlock" xmlns:w16se="http://schemas.microsoft.com/office/word/2015/wordml/symex" xmlns:wpg="http://schemas.microsoft.com/office/word/2010/wordprocessingGroup" xmlns:wpi="http://schemas.microsoft.com/office/word/2010/wordprocessingInk" xmlns:wne="http://schemas.microsoft.com/office/word/2006/wordml" xmlns:wps="http://schemas.microsoft.com/office/word/2010/wordprocessingShape" mc:Ignorable="w14 w15 w16se w16cid w16 w16cex w16sdtdh w16sdtfl w16du wp14">
+<w:document xmlns:o="urn:schemas-microsoft-com:office:office" xmlns:r="http://schemas.openxmlformats.org/officeDocument/2006/relationships" xmlns:v="urn:schemas-microsoft-com:vml" xmlns:w="http://schemas.openxmlformats.org/wordprocessingml/2006/main" xmlns:w10="urn:schemas-microsoft-com:office:word" xmlns:wp="http://schemas.openxmlformats.org/drawingml/2006/wordprocessingDrawing" xmlns:pic="http://schemas.openxmlformats.org/drawingml/2006/picture" xmlns:wps="http://schemas.microsoft.com/office/word/2010/wordprocessingShape" xmlns:wpg="http://schemas.microsoft.com/office/word/2010/wordprocessingGroup" xmlns:mc="http://schemas.openxmlformats.org/markup-compatibility/2006" xmlns:wp14="http://schemas.microsoft.com/office/word/2010/wordprocessingDrawing" xmlns:w14="http://schemas.microsoft.com/office/word/2010/wordml" xmlns:w15="http://schemas.microsoft.com/office/word/2012/wordml" mc:Ignorable="w14 wp14 w15">
   <w:body>
-    <w:p/>
+    <w:p>
+      <w:pPr>
+        <w:pStyle w:val="Normal"/>
+        <w:rPr/>
+      </w:pPr>
+      <w:r>
+        <w:rPr/>
+      </w:r>
+    </w:p>
     <w:p>
       <w:pPr>
         <w:pStyle w:val="Heading"/>
-        <w:spacing w:before="2640"/>
+        <w:spacing w:before="2640" w:after="720"/>
         <w:rPr>
           <w:color w:val="000000"/>
         </w:rPr>
@@ -22,29 +30,31 @@
     </w:p>
     <w:p>
       <w:pPr>
+        <w:sectPr>
+          <w:headerReference w:type="even" r:id="rId2"/>
+          <w:headerReference w:type="default" r:id="rId3"/>
+          <w:headerReference w:type="first" r:id="rId4"/>
+          <w:footerReference w:type="even" r:id="rId5"/>
+          <w:footerReference w:type="default" r:id="rId6"/>
+          <w:footerReference w:type="first" r:id="rId7"/>
+          <w:type w:val="nextPage"/>
+          <w:pgSz w:w="12240" w:h="15840"/>
+          <w:pgMar w:left="1800" w:right="1800" w:gutter="0" w:header="720" w:top="1440" w:footer="1080" w:bottom="1800"/>
+          <w:pgNumType w:start="1" w:fmt="lowerRoman"/>
+          <w:formProt w:val="false"/>
+          <w:vAlign w:val="center"/>
+          <w:textDirection w:val="lrTb"/>
+          <w:docGrid w:type="default" w:linePitch="360" w:charSpace="0"/>
+        </w:sectPr>
         <w:pStyle w:val="Subtitle"/>
-        <w:spacing w:after="720"/>
+        <w:spacing w:before="0" w:after="720"/>
         <w:rPr>
           <w:b/>
-          <w:i w:val="0"/>
+          <w:i w:val="false"/>
+          <w:i w:val="false"/>
           <w:color w:val="000000"/>
           <w:sz w:val="28"/>
         </w:rPr>
-        <w:sectPr>
-          <w:headerReference w:type="even" r:id="rId7"/>
-          <w:headerReference w:type="default" r:id="rId8"/>
-          <w:footerReference w:type="even" r:id="rId9"/>
-          <w:footerReference w:type="default" r:id="rId10"/>
-          <w:headerReference w:type="first" r:id="rId11"/>
-          <w:footerReference w:type="first" r:id="rId12"/>
-          <w:pgSz w:w="12240" w:h="15840"/>
-          <w:pgMar w:top="1440" w:right="1800" w:bottom="1800" w:left="1800" w:header="720" w:footer="1080" w:gutter="0"/>
-          <w:pgNumType w:fmt="lowerRoman" w:start="1"/>
-          <w:cols w:space="720"/>
-          <w:formProt w:val="0"/>
-          <w:vAlign w:val="center"/>
-          <w:docGrid w:linePitch="360"/>
-        </w:sectPr>
       </w:pPr>
       <w:r>
         <w:rPr>
@@ -69,7 +79,6 @@
         <w:rPr>
           <w:color w:val="000000"/>
         </w:rPr>
-        <w:lastRenderedPageBreak/>
         <w:t>Revision History</w:t>
       </w:r>
     </w:p>
@@ -80,16 +89,25 @@
           <w:color w:val="000000"/>
         </w:rPr>
       </w:pPr>
+      <w:r>
+        <w:rPr>
+          <w:color w:val="000000"/>
+        </w:rPr>
+      </w:r>
     </w:p>
     <w:tbl>
       <w:tblPr>
         <w:tblW w:w="8763" w:type="dxa"/>
+        <w:jc w:val="start"/>
         <w:tblInd w:w="-115" w:type="dxa"/>
         <w:tblLayout w:type="fixed"/>
         <w:tblCellMar>
-          <w:left w:w="99" w:type="dxa"/>
+          <w:top w:w="0" w:type="dxa"/>
+          <w:start w:w="99" w:type="dxa"/>
+          <w:bottom w:w="0" w:type="dxa"/>
+          <w:end w:w="108" w:type="dxa"/>
         </w:tblCellMar>
-        <w:tblLook w:val="04A0" w:firstRow="1" w:lastRow="0" w:firstColumn="1" w:lastColumn="0" w:noHBand="0" w:noVBand="1"/>
+        <w:tblLook w:firstRow="1" w:noVBand="1" w:lastRow="0" w:firstColumn="1" w:lastColumn="0" w:noHBand="0" w:val="04a0"/>
       </w:tblPr>
       <w:tblGrid>
         <w:gridCol w:w="1275"/>
@@ -98,19 +116,21 @@
         <w:gridCol w:w="2593"/>
       </w:tblGrid>
       <w:tr>
+        <w:trPr/>
         <w:tc>
           <w:tcPr>
             <w:tcW w:w="1275" w:type="dxa"/>
             <w:tcBorders>
               <w:top w:val="single" w:sz="6" w:space="0" w:color="000000"/>
-              <w:left w:val="single" w:sz="6" w:space="0" w:color="000000"/>
+              <w:start w:val="single" w:sz="6" w:space="0" w:color="000000"/>
               <w:bottom w:val="single" w:sz="6" w:space="0" w:color="000000"/>
             </w:tcBorders>
-            <w:shd w:val="clear" w:color="auto" w:fill="E5E5E5"/>
+            <w:shd w:color="auto" w:fill="E5E5E5" w:val="clear"/>
           </w:tcPr>
           <w:p>
             <w:pPr>
               <w:pStyle w:val="TableText"/>
+              <w:spacing w:before="40" w:after="40"/>
               <w:rPr>
                 <w:b/>
                 <w:color w:val="000000"/>
@@ -131,14 +151,15 @@
             <w:tcW w:w="1083" w:type="dxa"/>
             <w:tcBorders>
               <w:top w:val="single" w:sz="6" w:space="0" w:color="000000"/>
-              <w:left w:val="single" w:sz="6" w:space="0" w:color="000000"/>
+              <w:start w:val="single" w:sz="6" w:space="0" w:color="000000"/>
               <w:bottom w:val="single" w:sz="6" w:space="0" w:color="000000"/>
             </w:tcBorders>
-            <w:shd w:val="clear" w:color="auto" w:fill="E5E5E5"/>
+            <w:shd w:color="auto" w:fill="E5E5E5" w:val="clear"/>
           </w:tcPr>
           <w:p>
             <w:pPr>
               <w:pStyle w:val="TableText"/>
+              <w:spacing w:before="40" w:after="40"/>
               <w:rPr>
                 <w:b/>
                 <w:color w:val="000000"/>
@@ -159,14 +180,15 @@
             <w:tcW w:w="3812" w:type="dxa"/>
             <w:tcBorders>
               <w:top w:val="single" w:sz="6" w:space="0" w:color="000000"/>
-              <w:left w:val="single" w:sz="6" w:space="0" w:color="000000"/>
+              <w:start w:val="single" w:sz="6" w:space="0" w:color="000000"/>
               <w:bottom w:val="single" w:sz="6" w:space="0" w:color="000000"/>
             </w:tcBorders>
-            <w:shd w:val="clear" w:color="auto" w:fill="E5E5E5"/>
+            <w:shd w:color="auto" w:fill="E5E5E5" w:val="clear"/>
           </w:tcPr>
           <w:p>
             <w:pPr>
               <w:pStyle w:val="TableText"/>
+              <w:spacing w:before="40" w:after="40"/>
               <w:rPr>
                 <w:b/>
                 <w:color w:val="000000"/>
@@ -187,15 +209,16 @@
             <w:tcW w:w="2593" w:type="dxa"/>
             <w:tcBorders>
               <w:top w:val="single" w:sz="6" w:space="0" w:color="000000"/>
-              <w:left w:val="single" w:sz="6" w:space="0" w:color="000000"/>
+              <w:start w:val="single" w:sz="6" w:space="0" w:color="000000"/>
               <w:bottom w:val="single" w:sz="6" w:space="0" w:color="000000"/>
-              <w:right w:val="single" w:sz="6" w:space="0" w:color="000000"/>
+              <w:end w:val="single" w:sz="6" w:space="0" w:color="000000"/>
             </w:tcBorders>
-            <w:shd w:val="clear" w:color="auto" w:fill="E5E5E5"/>
+            <w:shd w:color="auto" w:fill="E5E5E5" w:val="clear"/>
           </w:tcPr>
           <w:p>
             <w:pPr>
               <w:pStyle w:val="TableText"/>
+              <w:spacing w:before="40" w:after="40"/>
               <w:rPr>
                 <w:b/>
                 <w:color w:val="000000"/>
@@ -213,19 +236,21 @@
         </w:tc>
       </w:tr>
       <w:tr>
+        <w:trPr/>
         <w:tc>
           <w:tcPr>
             <w:tcW w:w="1275" w:type="dxa"/>
             <w:tcBorders>
               <w:top w:val="single" w:sz="6" w:space="0" w:color="000000"/>
-              <w:left w:val="single" w:sz="6" w:space="0" w:color="000000"/>
+              <w:start w:val="single" w:sz="6" w:space="0" w:color="000000"/>
               <w:bottom w:val="single" w:sz="6" w:space="0" w:color="000000"/>
             </w:tcBorders>
-            <w:shd w:val="clear" w:color="auto" w:fill="E5E5E5"/>
+            <w:shd w:color="auto" w:fill="E5E5E5" w:val="clear"/>
           </w:tcPr>
           <w:p>
             <w:pPr>
               <w:pStyle w:val="TableText"/>
+              <w:spacing w:before="40" w:after="40"/>
               <w:rPr>
                 <w:color w:val="000000"/>
               </w:rPr>
@@ -243,14 +268,15 @@
             <w:tcW w:w="1083" w:type="dxa"/>
             <w:tcBorders>
               <w:top w:val="single" w:sz="6" w:space="0" w:color="000000"/>
-              <w:left w:val="single" w:sz="6" w:space="0" w:color="000000"/>
+              <w:start w:val="single" w:sz="6" w:space="0" w:color="000000"/>
               <w:bottom w:val="single" w:sz="6" w:space="0" w:color="000000"/>
             </w:tcBorders>
-            <w:shd w:val="clear" w:color="auto" w:fill="E5E5E5"/>
+            <w:shd w:color="auto" w:fill="E5E5E5" w:val="clear"/>
           </w:tcPr>
           <w:p>
             <w:pPr>
               <w:pStyle w:val="TableText"/>
+              <w:spacing w:before="40" w:after="40"/>
               <w:rPr>
                 <w:color w:val="000000"/>
               </w:rPr>
@@ -268,14 +294,15 @@
             <w:tcW w:w="3812" w:type="dxa"/>
             <w:tcBorders>
               <w:top w:val="single" w:sz="6" w:space="0" w:color="000000"/>
-              <w:left w:val="single" w:sz="6" w:space="0" w:color="000000"/>
+              <w:start w:val="single" w:sz="6" w:space="0" w:color="000000"/>
               <w:bottom w:val="single" w:sz="6" w:space="0" w:color="000000"/>
             </w:tcBorders>
-            <w:shd w:val="clear" w:color="auto" w:fill="E5E5E5"/>
+            <w:shd w:color="auto" w:fill="E5E5E5" w:val="clear"/>
           </w:tcPr>
           <w:p>
             <w:pPr>
               <w:pStyle w:val="TableText"/>
+              <w:spacing w:before="40" w:after="40"/>
               <w:rPr>
                 <w:color w:val="000000"/>
               </w:rPr>
@@ -293,15 +320,16 @@
             <w:tcW w:w="2593" w:type="dxa"/>
             <w:tcBorders>
               <w:top w:val="single" w:sz="6" w:space="0" w:color="000000"/>
-              <w:left w:val="single" w:sz="6" w:space="0" w:color="000000"/>
+              <w:start w:val="single" w:sz="6" w:space="0" w:color="000000"/>
               <w:bottom w:val="single" w:sz="6" w:space="0" w:color="000000"/>
-              <w:right w:val="single" w:sz="6" w:space="0" w:color="000000"/>
+              <w:end w:val="single" w:sz="6" w:space="0" w:color="000000"/>
             </w:tcBorders>
-            <w:shd w:val="clear" w:color="auto" w:fill="E5E5E5"/>
+            <w:shd w:color="auto" w:fill="E5E5E5" w:val="clear"/>
           </w:tcPr>
           <w:p>
             <w:pPr>
               <w:pStyle w:val="TableText"/>
+              <w:spacing w:before="40" w:after="40"/>
               <w:rPr>
                 <w:color w:val="000000"/>
               </w:rPr>
@@ -316,20 +344,22 @@
         </w:tc>
       </w:tr>
       <w:tr>
+        <w:trPr/>
         <w:tc>
           <w:tcPr>
             <w:tcW w:w="1275" w:type="dxa"/>
             <w:tcBorders>
               <w:top w:val="single" w:sz="6" w:space="0" w:color="000000"/>
-              <w:left w:val="single" w:sz="6" w:space="0" w:color="000000"/>
+              <w:start w:val="single" w:sz="6" w:space="0" w:color="000000"/>
               <w:bottom w:val="single" w:sz="6" w:space="0" w:color="000000"/>
             </w:tcBorders>
-            <w:shd w:val="clear" w:color="auto" w:fill="E5E5E5"/>
+            <w:shd w:color="auto" w:fill="E5E5E5" w:val="clear"/>
           </w:tcPr>
           <w:p>
             <w:pPr>
               <w:pStyle w:val="TableText"/>
-              <w:snapToGrid w:val="0"/>
+              <w:snapToGrid w:val="false"/>
+              <w:spacing w:before="40" w:after="40"/>
               <w:rPr>
                 <w:color w:val="000000"/>
                 <w:u w:val="single"/>
@@ -337,7 +367,7 @@
             </w:pPr>
             <w:r>
               <w:rPr>
-                <w:color w:val="000000" w:themeColor="text1"/>
+                <w:color w:themeColor="text1" w:val="000000"/>
                 <w:u w:val="single"/>
               </w:rPr>
               <w:t>02/23/2026</w:t>
@@ -349,22 +379,23 @@
             <w:tcW w:w="1083" w:type="dxa"/>
             <w:tcBorders>
               <w:top w:val="single" w:sz="6" w:space="0" w:color="000000"/>
-              <w:left w:val="single" w:sz="6" w:space="0" w:color="000000"/>
+              <w:start w:val="single" w:sz="6" w:space="0" w:color="000000"/>
               <w:bottom w:val="single" w:sz="6" w:space="0" w:color="000000"/>
             </w:tcBorders>
-            <w:shd w:val="clear" w:color="auto" w:fill="E5E5E5"/>
+            <w:shd w:color="auto" w:fill="E5E5E5" w:val="clear"/>
           </w:tcPr>
           <w:p>
             <w:pPr>
               <w:pStyle w:val="TableText"/>
-              <w:snapToGrid w:val="0"/>
+              <w:snapToGrid w:val="false"/>
+              <w:spacing w:before="40" w:after="40"/>
               <w:rPr>
                 <w:color w:val="000000"/>
               </w:rPr>
             </w:pPr>
             <w:r>
               <w:rPr>
-                <w:color w:val="000000" w:themeColor="text1"/>
+                <w:color w:themeColor="text1" w:val="000000"/>
               </w:rPr>
               <w:t>1.1</w:t>
             </w:r>
@@ -375,22 +406,23 @@
             <w:tcW w:w="3812" w:type="dxa"/>
             <w:tcBorders>
               <w:top w:val="single" w:sz="6" w:space="0" w:color="000000"/>
-              <w:left w:val="single" w:sz="6" w:space="0" w:color="000000"/>
+              <w:start w:val="single" w:sz="6" w:space="0" w:color="000000"/>
               <w:bottom w:val="single" w:sz="6" w:space="0" w:color="000000"/>
             </w:tcBorders>
-            <w:shd w:val="clear" w:color="auto" w:fill="E5E5E5"/>
+            <w:shd w:color="auto" w:fill="E5E5E5" w:val="clear"/>
           </w:tcPr>
           <w:p>
             <w:pPr>
               <w:pStyle w:val="TableText"/>
-              <w:snapToGrid w:val="0"/>
+              <w:snapToGrid w:val="false"/>
+              <w:spacing w:before="40" w:after="40"/>
               <w:rPr>
                 <w:color w:val="000000"/>
               </w:rPr>
             </w:pPr>
             <w:r>
               <w:rPr>
-                <w:color w:val="000000" w:themeColor="text1"/>
+                <w:color w:themeColor="text1" w:val="000000"/>
               </w:rPr>
               <w:t>Definitions (1.2) &amp; Overview (1.4) Updated</w:t>
             </w:r>
@@ -401,23 +433,24 @@
             <w:tcW w:w="2593" w:type="dxa"/>
             <w:tcBorders>
               <w:top w:val="single" w:sz="6" w:space="0" w:color="000000"/>
-              <w:left w:val="single" w:sz="6" w:space="0" w:color="000000"/>
+              <w:start w:val="single" w:sz="6" w:space="0" w:color="000000"/>
               <w:bottom w:val="single" w:sz="6" w:space="0" w:color="000000"/>
-              <w:right w:val="single" w:sz="6" w:space="0" w:color="000000"/>
+              <w:end w:val="single" w:sz="6" w:space="0" w:color="000000"/>
             </w:tcBorders>
-            <w:shd w:val="clear" w:color="auto" w:fill="E5E5E5"/>
+            <w:shd w:color="auto" w:fill="E5E5E5" w:val="clear"/>
           </w:tcPr>
           <w:p>
             <w:pPr>
               <w:pStyle w:val="TableText"/>
-              <w:snapToGrid w:val="0"/>
+              <w:snapToGrid w:val="false"/>
+              <w:spacing w:before="40" w:after="40"/>
               <w:rPr>
                 <w:color w:val="000000"/>
               </w:rPr>
             </w:pPr>
             <w:r>
               <w:rPr>
-                <w:color w:val="000000" w:themeColor="text1"/>
+                <w:color w:themeColor="text1" w:val="000000"/>
               </w:rPr>
               <w:t>Nick Vu</w:t>
             </w:r>
@@ -425,20 +458,22 @@
         </w:tc>
       </w:tr>
       <w:tr>
+        <w:trPr/>
         <w:tc>
           <w:tcPr>
             <w:tcW w:w="1275" w:type="dxa"/>
             <w:tcBorders>
               <w:top w:val="single" w:sz="6" w:space="0" w:color="000000"/>
-              <w:left w:val="single" w:sz="6" w:space="0" w:color="000000"/>
+              <w:start w:val="single" w:sz="6" w:space="0" w:color="000000"/>
               <w:bottom w:val="single" w:sz="6" w:space="0" w:color="000000"/>
             </w:tcBorders>
-            <w:shd w:val="clear" w:color="auto" w:fill="E5E5E5"/>
+            <w:shd w:color="auto" w:fill="E5E5E5" w:val="clear"/>
           </w:tcPr>
           <w:p>
             <w:pPr>
               <w:pStyle w:val="TableText"/>
-              <w:snapToGrid w:val="0"/>
+              <w:snapToGrid w:val="false"/>
+              <w:spacing w:before="40" w:after="40"/>
               <w:rPr>
                 <w:color w:val="000000"/>
                 <w:u w:val="single"/>
@@ -446,7 +481,7 @@
             </w:pPr>
             <w:r>
               <w:rPr>
-                <w:color w:val="000000" w:themeColor="text1"/>
+                <w:color w:themeColor="text1" w:val="000000"/>
                 <w:u w:val="single"/>
               </w:rPr>
               <w:t>02/24/2026</w:t>
@@ -458,22 +493,23 @@
             <w:tcW w:w="1083" w:type="dxa"/>
             <w:tcBorders>
               <w:top w:val="single" w:sz="6" w:space="0" w:color="000000"/>
-              <w:left w:val="single" w:sz="6" w:space="0" w:color="000000"/>
+              <w:start w:val="single" w:sz="6" w:space="0" w:color="000000"/>
               <w:bottom w:val="single" w:sz="6" w:space="0" w:color="000000"/>
             </w:tcBorders>
-            <w:shd w:val="clear" w:color="auto" w:fill="E5E5E5"/>
+            <w:shd w:color="auto" w:fill="E5E5E5" w:val="clear"/>
           </w:tcPr>
           <w:p>
             <w:pPr>
               <w:pStyle w:val="TableText"/>
-              <w:snapToGrid w:val="0"/>
+              <w:snapToGrid w:val="false"/>
+              <w:spacing w:before="40" w:after="40"/>
               <w:rPr>
                 <w:color w:val="000000"/>
               </w:rPr>
             </w:pPr>
             <w:r>
               <w:rPr>
-                <w:color w:val="000000" w:themeColor="text1"/>
+                <w:color w:themeColor="text1" w:val="000000"/>
               </w:rPr>
               <w:t>1.2</w:t>
             </w:r>
@@ -484,22 +520,23 @@
             <w:tcW w:w="3812" w:type="dxa"/>
             <w:tcBorders>
               <w:top w:val="single" w:sz="6" w:space="0" w:color="000000"/>
-              <w:left w:val="single" w:sz="6" w:space="0" w:color="000000"/>
+              <w:start w:val="single" w:sz="6" w:space="0" w:color="000000"/>
               <w:bottom w:val="single" w:sz="6" w:space="0" w:color="000000"/>
             </w:tcBorders>
-            <w:shd w:val="clear" w:color="auto" w:fill="E5E5E5"/>
+            <w:shd w:color="auto" w:fill="E5E5E5" w:val="clear"/>
           </w:tcPr>
           <w:p>
             <w:pPr>
               <w:pStyle w:val="TableText"/>
-              <w:snapToGrid w:val="0"/>
+              <w:snapToGrid w:val="false"/>
+              <w:spacing w:before="40" w:after="40"/>
               <w:rPr>
                 <w:color w:val="000000"/>
               </w:rPr>
             </w:pPr>
             <w:r>
               <w:rPr>
-                <w:color w:val="000000" w:themeColor="text1"/>
+                <w:color w:themeColor="text1" w:val="000000"/>
               </w:rPr>
               <w:t>Refined definitions</w:t>
             </w:r>
@@ -510,23 +547,24 @@
             <w:tcW w:w="2593" w:type="dxa"/>
             <w:tcBorders>
               <w:top w:val="single" w:sz="6" w:space="0" w:color="000000"/>
-              <w:left w:val="single" w:sz="6" w:space="0" w:color="000000"/>
+              <w:start w:val="single" w:sz="6" w:space="0" w:color="000000"/>
               <w:bottom w:val="single" w:sz="6" w:space="0" w:color="000000"/>
-              <w:right w:val="single" w:sz="6" w:space="0" w:color="000000"/>
+              <w:end w:val="single" w:sz="6" w:space="0" w:color="000000"/>
             </w:tcBorders>
-            <w:shd w:val="clear" w:color="auto" w:fill="E5E5E5"/>
+            <w:shd w:color="auto" w:fill="E5E5E5" w:val="clear"/>
           </w:tcPr>
           <w:p>
             <w:pPr>
               <w:pStyle w:val="TableText"/>
-              <w:snapToGrid w:val="0"/>
+              <w:snapToGrid w:val="false"/>
+              <w:spacing w:before="40" w:after="40"/>
               <w:rPr>
                 <w:color w:val="000000"/>
               </w:rPr>
             </w:pPr>
             <w:r>
               <w:rPr>
-                <w:color w:val="000000" w:themeColor="text1"/>
+                <w:color w:themeColor="text1" w:val="000000"/>
               </w:rPr>
               <w:t>Nick Vu</w:t>
             </w:r>
@@ -534,20 +572,22 @@
         </w:tc>
       </w:tr>
       <w:tr>
+        <w:trPr/>
         <w:tc>
           <w:tcPr>
             <w:tcW w:w="1275" w:type="dxa"/>
             <w:tcBorders>
               <w:top w:val="single" w:sz="6" w:space="0" w:color="000000"/>
-              <w:left w:val="single" w:sz="6" w:space="0" w:color="000000"/>
+              <w:start w:val="single" w:sz="6" w:space="0" w:color="000000"/>
               <w:bottom w:val="single" w:sz="6" w:space="0" w:color="000000"/>
             </w:tcBorders>
-            <w:shd w:val="clear" w:color="auto" w:fill="E5E5E5"/>
+            <w:shd w:color="auto" w:fill="E5E5E5" w:val="clear"/>
           </w:tcPr>
           <w:p>
             <w:pPr>
               <w:pStyle w:val="TableText"/>
-              <w:snapToGrid w:val="0"/>
+              <w:snapToGrid w:val="false"/>
+              <w:spacing w:before="40" w:after="40"/>
               <w:rPr>
                 <w:color w:val="000000"/>
                 <w:u w:val="single"/>
@@ -567,15 +607,16 @@
             <w:tcW w:w="1083" w:type="dxa"/>
             <w:tcBorders>
               <w:top w:val="single" w:sz="6" w:space="0" w:color="000000"/>
-              <w:left w:val="single" w:sz="6" w:space="0" w:color="000000"/>
+              <w:start w:val="single" w:sz="6" w:space="0" w:color="000000"/>
               <w:bottom w:val="single" w:sz="6" w:space="0" w:color="000000"/>
             </w:tcBorders>
-            <w:shd w:val="clear" w:color="auto" w:fill="E5E5E5"/>
+            <w:shd w:color="auto" w:fill="E5E5E5" w:val="clear"/>
           </w:tcPr>
           <w:p>
             <w:pPr>
               <w:pStyle w:val="TableText"/>
-              <w:snapToGrid w:val="0"/>
+              <w:snapToGrid w:val="false"/>
+              <w:spacing w:before="40" w:after="40"/>
               <w:rPr>
                 <w:color w:val="000000"/>
               </w:rPr>
@@ -593,15 +634,16 @@
             <w:tcW w:w="3812" w:type="dxa"/>
             <w:tcBorders>
               <w:top w:val="single" w:sz="6" w:space="0" w:color="000000"/>
-              <w:left w:val="single" w:sz="6" w:space="0" w:color="000000"/>
+              <w:start w:val="single" w:sz="6" w:space="0" w:color="000000"/>
               <w:bottom w:val="single" w:sz="6" w:space="0" w:color="000000"/>
             </w:tcBorders>
-            <w:shd w:val="clear" w:color="auto" w:fill="E5E5E5"/>
+            <w:shd w:color="auto" w:fill="E5E5E5" w:val="clear"/>
           </w:tcPr>
           <w:p>
             <w:pPr>
               <w:pStyle w:val="TableText"/>
-              <w:snapToGrid w:val="0"/>
+              <w:snapToGrid w:val="false"/>
+              <w:spacing w:before="40" w:after="40"/>
               <w:rPr>
                 <w:color w:val="000000"/>
               </w:rPr>
@@ -619,16 +661,17 @@
             <w:tcW w:w="2593" w:type="dxa"/>
             <w:tcBorders>
               <w:top w:val="single" w:sz="6" w:space="0" w:color="000000"/>
-              <w:left w:val="single" w:sz="6" w:space="0" w:color="000000"/>
+              <w:start w:val="single" w:sz="6" w:space="0" w:color="000000"/>
               <w:bottom w:val="single" w:sz="6" w:space="0" w:color="000000"/>
-              <w:right w:val="single" w:sz="6" w:space="0" w:color="000000"/>
+              <w:end w:val="single" w:sz="6" w:space="0" w:color="000000"/>
             </w:tcBorders>
-            <w:shd w:val="clear" w:color="auto" w:fill="E5E5E5"/>
+            <w:shd w:color="auto" w:fill="E5E5E5" w:val="clear"/>
           </w:tcPr>
           <w:p>
             <w:pPr>
               <w:pStyle w:val="TableText"/>
-              <w:snapToGrid w:val="0"/>
+              <w:snapToGrid w:val="false"/>
+              <w:spacing w:before="40" w:after="40"/>
               <w:rPr>
                 <w:color w:val="000000"/>
               </w:rPr>
@@ -643,20 +686,22 @@
         </w:tc>
       </w:tr>
       <w:tr>
+        <w:trPr/>
         <w:tc>
           <w:tcPr>
             <w:tcW w:w="1275" w:type="dxa"/>
             <w:tcBorders>
               <w:top w:val="single" w:sz="6" w:space="0" w:color="000000"/>
-              <w:left w:val="single" w:sz="6" w:space="0" w:color="000000"/>
+              <w:start w:val="single" w:sz="6" w:space="0" w:color="000000"/>
               <w:bottom w:val="single" w:sz="6" w:space="0" w:color="000000"/>
             </w:tcBorders>
-            <w:shd w:val="clear" w:color="auto" w:fill="E5E5E5"/>
+            <w:shd w:color="auto" w:fill="E5E5E5" w:val="clear"/>
           </w:tcPr>
           <w:p>
             <w:pPr>
               <w:pStyle w:val="TableText"/>
-              <w:snapToGrid w:val="0"/>
+              <w:snapToGrid w:val="false"/>
+              <w:spacing w:before="40" w:after="40"/>
               <w:rPr>
                 <w:color w:val="000000"/>
                 <w:u w:val="single"/>
@@ -676,15 +721,16 @@
             <w:tcW w:w="1083" w:type="dxa"/>
             <w:tcBorders>
               <w:top w:val="single" w:sz="6" w:space="0" w:color="000000"/>
-              <w:left w:val="single" w:sz="6" w:space="0" w:color="000000"/>
+              <w:start w:val="single" w:sz="6" w:space="0" w:color="000000"/>
               <w:bottom w:val="single" w:sz="6" w:space="0" w:color="000000"/>
             </w:tcBorders>
-            <w:shd w:val="clear" w:color="auto" w:fill="E5E5E5"/>
+            <w:shd w:color="auto" w:fill="E5E5E5" w:val="clear"/>
           </w:tcPr>
           <w:p>
             <w:pPr>
               <w:pStyle w:val="TableText"/>
-              <w:snapToGrid w:val="0"/>
+              <w:snapToGrid w:val="false"/>
+              <w:spacing w:before="40" w:after="40"/>
               <w:rPr>
                 <w:color w:val="000000"/>
               </w:rPr>
@@ -702,15 +748,16 @@
             <w:tcW w:w="3812" w:type="dxa"/>
             <w:tcBorders>
               <w:top w:val="single" w:sz="6" w:space="0" w:color="000000"/>
-              <w:left w:val="single" w:sz="6" w:space="0" w:color="000000"/>
+              <w:start w:val="single" w:sz="6" w:space="0" w:color="000000"/>
               <w:bottom w:val="single" w:sz="6" w:space="0" w:color="000000"/>
             </w:tcBorders>
-            <w:shd w:val="clear" w:color="auto" w:fill="E5E5E5"/>
+            <w:shd w:color="auto" w:fill="E5E5E5" w:val="clear"/>
           </w:tcPr>
           <w:p>
             <w:pPr>
               <w:pStyle w:val="TableText"/>
-              <w:snapToGrid w:val="0"/>
+              <w:snapToGrid w:val="false"/>
+              <w:spacing w:before="40" w:after="40"/>
               <w:rPr>
                 <w:color w:val="000000"/>
               </w:rPr>
@@ -728,16 +775,17 @@
             <w:tcW w:w="2593" w:type="dxa"/>
             <w:tcBorders>
               <w:top w:val="single" w:sz="6" w:space="0" w:color="000000"/>
-              <w:left w:val="single" w:sz="6" w:space="0" w:color="000000"/>
+              <w:start w:val="single" w:sz="6" w:space="0" w:color="000000"/>
               <w:bottom w:val="single" w:sz="6" w:space="0" w:color="000000"/>
-              <w:right w:val="single" w:sz="6" w:space="0" w:color="000000"/>
+              <w:end w:val="single" w:sz="6" w:space="0" w:color="000000"/>
             </w:tcBorders>
-            <w:shd w:val="clear" w:color="auto" w:fill="E5E5E5"/>
+            <w:shd w:color="auto" w:fill="E5E5E5" w:val="clear"/>
           </w:tcPr>
           <w:p>
             <w:pPr>
               <w:pStyle w:val="TableText"/>
-              <w:snapToGrid w:val="0"/>
+              <w:snapToGrid w:val="false"/>
+              <w:spacing w:before="40" w:after="40"/>
               <w:rPr>
                 <w:color w:val="000000"/>
               </w:rPr>
@@ -752,25 +800,33 @@
         </w:tc>
       </w:tr>
       <w:tr>
+        <w:trPr/>
         <w:tc>
           <w:tcPr>
             <w:tcW w:w="1275" w:type="dxa"/>
             <w:tcBorders>
               <w:top w:val="single" w:sz="6" w:space="0" w:color="000000"/>
-              <w:left w:val="single" w:sz="6" w:space="0" w:color="000000"/>
+              <w:start w:val="single" w:sz="6" w:space="0" w:color="000000"/>
               <w:bottom w:val="single" w:sz="6" w:space="0" w:color="000000"/>
             </w:tcBorders>
-            <w:shd w:val="clear" w:color="auto" w:fill="E5E5E5"/>
+            <w:shd w:color="auto" w:fill="E5E5E5" w:val="clear"/>
           </w:tcPr>
           <w:p>
             <w:pPr>
               <w:pStyle w:val="TableText"/>
-              <w:snapToGrid w:val="0"/>
+              <w:snapToGrid w:val="false"/>
+              <w:spacing w:before="40" w:after="40"/>
               <w:rPr>
                 <w:color w:val="000000"/>
                 <w:u w:val="single"/>
               </w:rPr>
             </w:pPr>
+            <w:r>
+              <w:rPr>
+                <w:color w:val="000000"/>
+                <w:u w:val="single"/>
+              </w:rPr>
+            </w:r>
           </w:p>
         </w:tc>
         <w:tc>
@@ -778,19 +834,25 @@
             <w:tcW w:w="1083" w:type="dxa"/>
             <w:tcBorders>
               <w:top w:val="single" w:sz="6" w:space="0" w:color="000000"/>
-              <w:left w:val="single" w:sz="6" w:space="0" w:color="000000"/>
+              <w:start w:val="single" w:sz="6" w:space="0" w:color="000000"/>
               <w:bottom w:val="single" w:sz="6" w:space="0" w:color="000000"/>
             </w:tcBorders>
-            <w:shd w:val="clear" w:color="auto" w:fill="E5E5E5"/>
+            <w:shd w:color="auto" w:fill="E5E5E5" w:val="clear"/>
           </w:tcPr>
           <w:p>
             <w:pPr>
               <w:pStyle w:val="TableText"/>
-              <w:snapToGrid w:val="0"/>
+              <w:snapToGrid w:val="false"/>
+              <w:spacing w:before="40" w:after="40"/>
               <w:rPr>
                 <w:color w:val="000000"/>
               </w:rPr>
             </w:pPr>
+            <w:r>
+              <w:rPr>
+                <w:color w:val="000000"/>
+              </w:rPr>
+            </w:r>
           </w:p>
         </w:tc>
         <w:tc>
@@ -798,19 +860,25 @@
             <w:tcW w:w="3812" w:type="dxa"/>
             <w:tcBorders>
               <w:top w:val="single" w:sz="6" w:space="0" w:color="000000"/>
-              <w:left w:val="single" w:sz="6" w:space="0" w:color="000000"/>
+              <w:start w:val="single" w:sz="6" w:space="0" w:color="000000"/>
               <w:bottom w:val="single" w:sz="6" w:space="0" w:color="000000"/>
             </w:tcBorders>
-            <w:shd w:val="clear" w:color="auto" w:fill="E5E5E5"/>
+            <w:shd w:color="auto" w:fill="E5E5E5" w:val="clear"/>
           </w:tcPr>
           <w:p>
             <w:pPr>
               <w:pStyle w:val="TableText"/>
-              <w:snapToGrid w:val="0"/>
+              <w:snapToGrid w:val="false"/>
+              <w:spacing w:before="40" w:after="40"/>
               <w:rPr>
                 <w:color w:val="000000"/>
               </w:rPr>
             </w:pPr>
+            <w:r>
+              <w:rPr>
+                <w:color w:val="000000"/>
+              </w:rPr>
+            </w:r>
           </w:p>
         </w:tc>
         <w:tc>
@@ -818,43 +886,57 @@
             <w:tcW w:w="2593" w:type="dxa"/>
             <w:tcBorders>
               <w:top w:val="single" w:sz="6" w:space="0" w:color="000000"/>
-              <w:left w:val="single" w:sz="6" w:space="0" w:color="000000"/>
+              <w:start w:val="single" w:sz="6" w:space="0" w:color="000000"/>
               <w:bottom w:val="single" w:sz="6" w:space="0" w:color="000000"/>
-              <w:right w:val="single" w:sz="6" w:space="0" w:color="000000"/>
+              <w:end w:val="single" w:sz="6" w:space="0" w:color="000000"/>
             </w:tcBorders>
-            <w:shd w:val="clear" w:color="auto" w:fill="E5E5E5"/>
+            <w:shd w:color="auto" w:fill="E5E5E5" w:val="clear"/>
           </w:tcPr>
           <w:p>
             <w:pPr>
               <w:pStyle w:val="TableText"/>
-              <w:snapToGrid w:val="0"/>
+              <w:snapToGrid w:val="false"/>
+              <w:spacing w:before="40" w:after="40"/>
               <w:rPr>
                 <w:color w:val="000000"/>
               </w:rPr>
             </w:pPr>
+            <w:r>
+              <w:rPr>
+                <w:color w:val="000000"/>
+              </w:rPr>
+            </w:r>
           </w:p>
         </w:tc>
       </w:tr>
       <w:tr>
+        <w:trPr/>
         <w:tc>
           <w:tcPr>
             <w:tcW w:w="1275" w:type="dxa"/>
             <w:tcBorders>
               <w:top w:val="single" w:sz="6" w:space="0" w:color="000000"/>
-              <w:left w:val="single" w:sz="6" w:space="0" w:color="000000"/>
+              <w:start w:val="single" w:sz="6" w:space="0" w:color="000000"/>
               <w:bottom w:val="single" w:sz="6" w:space="0" w:color="000000"/>
             </w:tcBorders>
-            <w:shd w:val="clear" w:color="auto" w:fill="E5E5E5"/>
+            <w:shd w:color="auto" w:fill="E5E5E5" w:val="clear"/>
           </w:tcPr>
           <w:p>
             <w:pPr>
               <w:pStyle w:val="TableText"/>
-              <w:snapToGrid w:val="0"/>
+              <w:snapToGrid w:val="false"/>
+              <w:spacing w:before="40" w:after="40"/>
               <w:rPr>
                 <w:color w:val="000000"/>
                 <w:u w:val="single"/>
               </w:rPr>
             </w:pPr>
+            <w:r>
+              <w:rPr>
+                <w:color w:val="000000"/>
+                <w:u w:val="single"/>
+              </w:rPr>
+            </w:r>
           </w:p>
         </w:tc>
         <w:tc>
@@ -862,19 +944,25 @@
             <w:tcW w:w="1083" w:type="dxa"/>
             <w:tcBorders>
               <w:top w:val="single" w:sz="6" w:space="0" w:color="000000"/>
-              <w:left w:val="single" w:sz="6" w:space="0" w:color="000000"/>
+              <w:start w:val="single" w:sz="6" w:space="0" w:color="000000"/>
               <w:bottom w:val="single" w:sz="6" w:space="0" w:color="000000"/>
             </w:tcBorders>
-            <w:shd w:val="clear" w:color="auto" w:fill="E5E5E5"/>
+            <w:shd w:color="auto" w:fill="E5E5E5" w:val="clear"/>
           </w:tcPr>
           <w:p>
             <w:pPr>
               <w:pStyle w:val="TableText"/>
-              <w:snapToGrid w:val="0"/>
+              <w:snapToGrid w:val="false"/>
+              <w:spacing w:before="40" w:after="40"/>
               <w:rPr>
                 <w:color w:val="000000"/>
               </w:rPr>
             </w:pPr>
+            <w:r>
+              <w:rPr>
+                <w:color w:val="000000"/>
+              </w:rPr>
+            </w:r>
           </w:p>
         </w:tc>
         <w:tc>
@@ -882,19 +970,25 @@
             <w:tcW w:w="3812" w:type="dxa"/>
             <w:tcBorders>
               <w:top w:val="single" w:sz="6" w:space="0" w:color="000000"/>
-              <w:left w:val="single" w:sz="6" w:space="0" w:color="000000"/>
+              <w:start w:val="single" w:sz="6" w:space="0" w:color="000000"/>
               <w:bottom w:val="single" w:sz="6" w:space="0" w:color="000000"/>
             </w:tcBorders>
-            <w:shd w:val="clear" w:color="auto" w:fill="E5E5E5"/>
+            <w:shd w:color="auto" w:fill="E5E5E5" w:val="clear"/>
           </w:tcPr>
           <w:p>
             <w:pPr>
               <w:pStyle w:val="TableText"/>
-              <w:snapToGrid w:val="0"/>
+              <w:snapToGrid w:val="false"/>
+              <w:spacing w:before="40" w:after="40"/>
               <w:rPr>
                 <w:color w:val="000000"/>
               </w:rPr>
             </w:pPr>
+            <w:r>
+              <w:rPr>
+                <w:color w:val="000000"/>
+              </w:rPr>
+            </w:r>
           </w:p>
         </w:tc>
         <w:tc>
@@ -902,43 +996,57 @@
             <w:tcW w:w="2593" w:type="dxa"/>
             <w:tcBorders>
               <w:top w:val="single" w:sz="6" w:space="0" w:color="000000"/>
-              <w:left w:val="single" w:sz="6" w:space="0" w:color="000000"/>
+              <w:start w:val="single" w:sz="6" w:space="0" w:color="000000"/>
               <w:bottom w:val="single" w:sz="6" w:space="0" w:color="000000"/>
-              <w:right w:val="single" w:sz="6" w:space="0" w:color="000000"/>
+              <w:end w:val="single" w:sz="6" w:space="0" w:color="000000"/>
             </w:tcBorders>
-            <w:shd w:val="clear" w:color="auto" w:fill="E5E5E5"/>
+            <w:shd w:color="auto" w:fill="E5E5E5" w:val="clear"/>
           </w:tcPr>
           <w:p>
             <w:pPr>
               <w:pStyle w:val="TableText"/>
-              <w:snapToGrid w:val="0"/>
+              <w:snapToGrid w:val="false"/>
+              <w:spacing w:before="40" w:after="40"/>
               <w:rPr>
                 <w:color w:val="000000"/>
               </w:rPr>
             </w:pPr>
+            <w:r>
+              <w:rPr>
+                <w:color w:val="000000"/>
+              </w:rPr>
+            </w:r>
           </w:p>
         </w:tc>
       </w:tr>
       <w:tr>
+        <w:trPr/>
         <w:tc>
           <w:tcPr>
             <w:tcW w:w="1275" w:type="dxa"/>
             <w:tcBorders>
               <w:top w:val="single" w:sz="6" w:space="0" w:color="000000"/>
-              <w:left w:val="single" w:sz="6" w:space="0" w:color="000000"/>
+              <w:start w:val="single" w:sz="6" w:space="0" w:color="000000"/>
               <w:bottom w:val="single" w:sz="6" w:space="0" w:color="000000"/>
             </w:tcBorders>
-            <w:shd w:val="clear" w:color="auto" w:fill="E5E5E5"/>
+            <w:shd w:color="auto" w:fill="E5E5E5" w:val="clear"/>
           </w:tcPr>
           <w:p>
             <w:pPr>
               <w:pStyle w:val="TableText"/>
-              <w:snapToGrid w:val="0"/>
+              <w:snapToGrid w:val="false"/>
+              <w:spacing w:before="40" w:after="40"/>
               <w:rPr>
                 <w:color w:val="000000"/>
                 <w:u w:val="single"/>
               </w:rPr>
             </w:pPr>
+            <w:r>
+              <w:rPr>
+                <w:color w:val="000000"/>
+                <w:u w:val="single"/>
+              </w:rPr>
+            </w:r>
           </w:p>
         </w:tc>
         <w:tc>
@@ -946,19 +1054,25 @@
             <w:tcW w:w="1083" w:type="dxa"/>
             <w:tcBorders>
               <w:top w:val="single" w:sz="6" w:space="0" w:color="000000"/>
-              <w:left w:val="single" w:sz="6" w:space="0" w:color="000000"/>
+              <w:start w:val="single" w:sz="6" w:space="0" w:color="000000"/>
               <w:bottom w:val="single" w:sz="6" w:space="0" w:color="000000"/>
             </w:tcBorders>
-            <w:shd w:val="clear" w:color="auto" w:fill="E5E5E5"/>
+            <w:shd w:color="auto" w:fill="E5E5E5" w:val="clear"/>
           </w:tcPr>
           <w:p>
             <w:pPr>
               <w:pStyle w:val="TableText"/>
-              <w:snapToGrid w:val="0"/>
+              <w:snapToGrid w:val="false"/>
+              <w:spacing w:before="40" w:after="40"/>
               <w:rPr>
                 <w:color w:val="000000"/>
               </w:rPr>
             </w:pPr>
+            <w:r>
+              <w:rPr>
+                <w:color w:val="000000"/>
+              </w:rPr>
+            </w:r>
           </w:p>
         </w:tc>
         <w:tc>
@@ -966,19 +1080,25 @@
             <w:tcW w:w="3812" w:type="dxa"/>
             <w:tcBorders>
               <w:top w:val="single" w:sz="6" w:space="0" w:color="000000"/>
-              <w:left w:val="single" w:sz="6" w:space="0" w:color="000000"/>
+              <w:start w:val="single" w:sz="6" w:space="0" w:color="000000"/>
               <w:bottom w:val="single" w:sz="6" w:space="0" w:color="000000"/>
             </w:tcBorders>
-            <w:shd w:val="clear" w:color="auto" w:fill="E5E5E5"/>
+            <w:shd w:color="auto" w:fill="E5E5E5" w:val="clear"/>
           </w:tcPr>
           <w:p>
             <w:pPr>
               <w:pStyle w:val="TableText"/>
-              <w:snapToGrid w:val="0"/>
+              <w:snapToGrid w:val="false"/>
+              <w:spacing w:before="40" w:after="40"/>
               <w:rPr>
                 <w:color w:val="000000"/>
               </w:rPr>
             </w:pPr>
+            <w:r>
+              <w:rPr>
+                <w:color w:val="000000"/>
+              </w:rPr>
+            </w:r>
           </w:p>
         </w:tc>
         <w:tc>
@@ -986,43 +1106,57 @@
             <w:tcW w:w="2593" w:type="dxa"/>
             <w:tcBorders>
               <w:top w:val="single" w:sz="6" w:space="0" w:color="000000"/>
-              <w:left w:val="single" w:sz="6" w:space="0" w:color="000000"/>
+              <w:start w:val="single" w:sz="6" w:space="0" w:color="000000"/>
               <w:bottom w:val="single" w:sz="6" w:space="0" w:color="000000"/>
-              <w:right w:val="single" w:sz="6" w:space="0" w:color="000000"/>
+              <w:end w:val="single" w:sz="6" w:space="0" w:color="000000"/>
             </w:tcBorders>
-            <w:shd w:val="clear" w:color="auto" w:fill="E5E5E5"/>
+            <w:shd w:color="auto" w:fill="E5E5E5" w:val="clear"/>
           </w:tcPr>
           <w:p>
             <w:pPr>
               <w:pStyle w:val="TableText"/>
-              <w:snapToGrid w:val="0"/>
+              <w:snapToGrid w:val="false"/>
+              <w:spacing w:before="40" w:after="40"/>
               <w:rPr>
                 <w:color w:val="000000"/>
               </w:rPr>
             </w:pPr>
+            <w:r>
+              <w:rPr>
+                <w:color w:val="000000"/>
+              </w:rPr>
+            </w:r>
           </w:p>
         </w:tc>
       </w:tr>
       <w:tr>
+        <w:trPr/>
         <w:tc>
           <w:tcPr>
             <w:tcW w:w="1275" w:type="dxa"/>
             <w:tcBorders>
               <w:top w:val="single" w:sz="6" w:space="0" w:color="000000"/>
-              <w:left w:val="single" w:sz="6" w:space="0" w:color="000000"/>
+              <w:start w:val="single" w:sz="6" w:space="0" w:color="000000"/>
               <w:bottom w:val="single" w:sz="6" w:space="0" w:color="000000"/>
             </w:tcBorders>
-            <w:shd w:val="clear" w:color="auto" w:fill="E5E5E5"/>
+            <w:shd w:color="auto" w:fill="E5E5E5" w:val="clear"/>
           </w:tcPr>
           <w:p>
             <w:pPr>
               <w:pStyle w:val="TableText"/>
-              <w:snapToGrid w:val="0"/>
+              <w:snapToGrid w:val="false"/>
+              <w:spacing w:before="40" w:after="40"/>
               <w:rPr>
                 <w:color w:val="000000"/>
                 <w:u w:val="single"/>
               </w:rPr>
             </w:pPr>
+            <w:r>
+              <w:rPr>
+                <w:color w:val="000000"/>
+                <w:u w:val="single"/>
+              </w:rPr>
+            </w:r>
           </w:p>
         </w:tc>
         <w:tc>
@@ -1030,19 +1164,25 @@
             <w:tcW w:w="1083" w:type="dxa"/>
             <w:tcBorders>
               <w:top w:val="single" w:sz="6" w:space="0" w:color="000000"/>
-              <w:left w:val="single" w:sz="6" w:space="0" w:color="000000"/>
+              <w:start w:val="single" w:sz="6" w:space="0" w:color="000000"/>
               <w:bottom w:val="single" w:sz="6" w:space="0" w:color="000000"/>
             </w:tcBorders>
-            <w:shd w:val="clear" w:color="auto" w:fill="E5E5E5"/>
+            <w:shd w:color="auto" w:fill="E5E5E5" w:val="clear"/>
           </w:tcPr>
           <w:p>
             <w:pPr>
               <w:pStyle w:val="TableText"/>
-              <w:snapToGrid w:val="0"/>
+              <w:snapToGrid w:val="false"/>
+              <w:spacing w:before="40" w:after="40"/>
               <w:rPr>
                 <w:color w:val="000000"/>
               </w:rPr>
             </w:pPr>
+            <w:r>
+              <w:rPr>
+                <w:color w:val="000000"/>
+              </w:rPr>
+            </w:r>
           </w:p>
         </w:tc>
         <w:tc>
@@ -1050,19 +1190,25 @@
             <w:tcW w:w="3812" w:type="dxa"/>
             <w:tcBorders>
               <w:top w:val="single" w:sz="6" w:space="0" w:color="000000"/>
-              <w:left w:val="single" w:sz="6" w:space="0" w:color="000000"/>
+              <w:start w:val="single" w:sz="6" w:space="0" w:color="000000"/>
               <w:bottom w:val="single" w:sz="6" w:space="0" w:color="000000"/>
             </w:tcBorders>
-            <w:shd w:val="clear" w:color="auto" w:fill="E5E5E5"/>
+            <w:shd w:color="auto" w:fill="E5E5E5" w:val="clear"/>
           </w:tcPr>
           <w:p>
             <w:pPr>
               <w:pStyle w:val="TableText"/>
-              <w:snapToGrid w:val="0"/>
+              <w:snapToGrid w:val="false"/>
+              <w:spacing w:before="40" w:after="40"/>
               <w:rPr>
                 <w:color w:val="000000"/>
               </w:rPr>
             </w:pPr>
+            <w:r>
+              <w:rPr>
+                <w:color w:val="000000"/>
+              </w:rPr>
+            </w:r>
           </w:p>
         </w:tc>
         <w:tc>
@@ -1070,43 +1216,57 @@
             <w:tcW w:w="2593" w:type="dxa"/>
             <w:tcBorders>
               <w:top w:val="single" w:sz="6" w:space="0" w:color="000000"/>
-              <w:left w:val="single" w:sz="6" w:space="0" w:color="000000"/>
+              <w:start w:val="single" w:sz="6" w:space="0" w:color="000000"/>
               <w:bottom w:val="single" w:sz="6" w:space="0" w:color="000000"/>
-              <w:right w:val="single" w:sz="6" w:space="0" w:color="000000"/>
+              <w:end w:val="single" w:sz="6" w:space="0" w:color="000000"/>
             </w:tcBorders>
-            <w:shd w:val="clear" w:color="auto" w:fill="E5E5E5"/>
+            <w:shd w:color="auto" w:fill="E5E5E5" w:val="clear"/>
           </w:tcPr>
           <w:p>
             <w:pPr>
               <w:pStyle w:val="TableText"/>
-              <w:snapToGrid w:val="0"/>
+              <w:snapToGrid w:val="false"/>
+              <w:spacing w:before="40" w:after="40"/>
               <w:rPr>
                 <w:color w:val="000000"/>
               </w:rPr>
             </w:pPr>
+            <w:r>
+              <w:rPr>
+                <w:color w:val="000000"/>
+              </w:rPr>
+            </w:r>
           </w:p>
         </w:tc>
       </w:tr>
       <w:tr>
+        <w:trPr/>
         <w:tc>
           <w:tcPr>
             <w:tcW w:w="1275" w:type="dxa"/>
             <w:tcBorders>
               <w:top w:val="single" w:sz="6" w:space="0" w:color="000000"/>
-              <w:left w:val="single" w:sz="6" w:space="0" w:color="000000"/>
+              <w:start w:val="single" w:sz="6" w:space="0" w:color="000000"/>
               <w:bottom w:val="single" w:sz="6" w:space="0" w:color="000000"/>
             </w:tcBorders>
-            <w:shd w:val="clear" w:color="auto" w:fill="E5E5E5"/>
+            <w:shd w:color="auto" w:fill="E5E5E5" w:val="clear"/>
           </w:tcPr>
           <w:p>
             <w:pPr>
               <w:pStyle w:val="TableText"/>
-              <w:snapToGrid w:val="0"/>
+              <w:snapToGrid w:val="false"/>
+              <w:spacing w:before="40" w:after="40"/>
               <w:rPr>
                 <w:color w:val="000000"/>
                 <w:u w:val="single"/>
               </w:rPr>
             </w:pPr>
+            <w:r>
+              <w:rPr>
+                <w:color w:val="000000"/>
+                <w:u w:val="single"/>
+              </w:rPr>
+            </w:r>
           </w:p>
         </w:tc>
         <w:tc>
@@ -1114,19 +1274,25 @@
             <w:tcW w:w="1083" w:type="dxa"/>
             <w:tcBorders>
               <w:top w:val="single" w:sz="6" w:space="0" w:color="000000"/>
-              <w:left w:val="single" w:sz="6" w:space="0" w:color="000000"/>
+              <w:start w:val="single" w:sz="6" w:space="0" w:color="000000"/>
               <w:bottom w:val="single" w:sz="6" w:space="0" w:color="000000"/>
             </w:tcBorders>
-            <w:shd w:val="clear" w:color="auto" w:fill="E5E5E5"/>
+            <w:shd w:color="auto" w:fill="E5E5E5" w:val="clear"/>
           </w:tcPr>
           <w:p>
             <w:pPr>
               <w:pStyle w:val="TableText"/>
-              <w:snapToGrid w:val="0"/>
+              <w:snapToGrid w:val="false"/>
+              <w:spacing w:before="40" w:after="40"/>
               <w:rPr>
                 <w:color w:val="000000"/>
               </w:rPr>
             </w:pPr>
+            <w:r>
+              <w:rPr>
+                <w:color w:val="000000"/>
+              </w:rPr>
+            </w:r>
           </w:p>
         </w:tc>
         <w:tc>
@@ -1134,19 +1300,25 @@
             <w:tcW w:w="3812" w:type="dxa"/>
             <w:tcBorders>
               <w:top w:val="single" w:sz="6" w:space="0" w:color="000000"/>
-              <w:left w:val="single" w:sz="6" w:space="0" w:color="000000"/>
+              <w:start w:val="single" w:sz="6" w:space="0" w:color="000000"/>
               <w:bottom w:val="single" w:sz="6" w:space="0" w:color="000000"/>
             </w:tcBorders>
-            <w:shd w:val="clear" w:color="auto" w:fill="E5E5E5"/>
+            <w:shd w:color="auto" w:fill="E5E5E5" w:val="clear"/>
           </w:tcPr>
           <w:p>
             <w:pPr>
               <w:pStyle w:val="TableText"/>
-              <w:snapToGrid w:val="0"/>
+              <w:snapToGrid w:val="false"/>
+              <w:spacing w:before="40" w:after="40"/>
               <w:rPr>
                 <w:color w:val="000000"/>
               </w:rPr>
             </w:pPr>
+            <w:r>
+              <w:rPr>
+                <w:color w:val="000000"/>
+              </w:rPr>
+            </w:r>
           </w:p>
         </w:tc>
         <w:tc>
@@ -1154,43 +1326,57 @@
             <w:tcW w:w="2593" w:type="dxa"/>
             <w:tcBorders>
               <w:top w:val="single" w:sz="6" w:space="0" w:color="000000"/>
-              <w:left w:val="single" w:sz="6" w:space="0" w:color="000000"/>
+              <w:start w:val="single" w:sz="6" w:space="0" w:color="000000"/>
               <w:bottom w:val="single" w:sz="6" w:space="0" w:color="000000"/>
-              <w:right w:val="single" w:sz="6" w:space="0" w:color="000000"/>
+              <w:end w:val="single" w:sz="6" w:space="0" w:color="000000"/>
             </w:tcBorders>
-            <w:shd w:val="clear" w:color="auto" w:fill="E5E5E5"/>
+            <w:shd w:color="auto" w:fill="E5E5E5" w:val="clear"/>
           </w:tcPr>
           <w:p>
             <w:pPr>
               <w:pStyle w:val="TableText"/>
-              <w:snapToGrid w:val="0"/>
+              <w:snapToGrid w:val="false"/>
+              <w:spacing w:before="40" w:after="40"/>
               <w:rPr>
                 <w:color w:val="000000"/>
               </w:rPr>
             </w:pPr>
+            <w:r>
+              <w:rPr>
+                <w:color w:val="000000"/>
+              </w:rPr>
+            </w:r>
           </w:p>
         </w:tc>
       </w:tr>
       <w:tr>
+        <w:trPr/>
         <w:tc>
           <w:tcPr>
             <w:tcW w:w="1275" w:type="dxa"/>
             <w:tcBorders>
               <w:top w:val="single" w:sz="6" w:space="0" w:color="000000"/>
-              <w:left w:val="single" w:sz="6" w:space="0" w:color="000000"/>
+              <w:start w:val="single" w:sz="6" w:space="0" w:color="000000"/>
               <w:bottom w:val="single" w:sz="6" w:space="0" w:color="000000"/>
             </w:tcBorders>
-            <w:shd w:val="clear" w:color="auto" w:fill="E5E5E5"/>
+            <w:shd w:color="auto" w:fill="E5E5E5" w:val="clear"/>
           </w:tcPr>
           <w:p>
             <w:pPr>
               <w:pStyle w:val="TableText"/>
-              <w:snapToGrid w:val="0"/>
+              <w:snapToGrid w:val="false"/>
+              <w:spacing w:before="40" w:after="40"/>
               <w:rPr>
                 <w:color w:val="000000"/>
                 <w:u w:val="single"/>
               </w:rPr>
             </w:pPr>
+            <w:r>
+              <w:rPr>
+                <w:color w:val="000000"/>
+                <w:u w:val="single"/>
+              </w:rPr>
+            </w:r>
           </w:p>
         </w:tc>
         <w:tc>
@@ -1198,19 +1384,25 @@
             <w:tcW w:w="1083" w:type="dxa"/>
             <w:tcBorders>
               <w:top w:val="single" w:sz="6" w:space="0" w:color="000000"/>
-              <w:left w:val="single" w:sz="6" w:space="0" w:color="000000"/>
+              <w:start w:val="single" w:sz="6" w:space="0" w:color="000000"/>
               <w:bottom w:val="single" w:sz="6" w:space="0" w:color="000000"/>
             </w:tcBorders>
-            <w:shd w:val="clear" w:color="auto" w:fill="E5E5E5"/>
+            <w:shd w:color="auto" w:fill="E5E5E5" w:val="clear"/>
           </w:tcPr>
           <w:p>
             <w:pPr>
               <w:pStyle w:val="TableText"/>
-              <w:snapToGrid w:val="0"/>
+              <w:snapToGrid w:val="false"/>
+              <w:spacing w:before="40" w:after="40"/>
               <w:rPr>
                 <w:color w:val="000000"/>
               </w:rPr>
             </w:pPr>
+            <w:r>
+              <w:rPr>
+                <w:color w:val="000000"/>
+              </w:rPr>
+            </w:r>
           </w:p>
         </w:tc>
         <w:tc>
@@ -1218,19 +1410,25 @@
             <w:tcW w:w="3812" w:type="dxa"/>
             <w:tcBorders>
               <w:top w:val="single" w:sz="6" w:space="0" w:color="000000"/>
-              <w:left w:val="single" w:sz="6" w:space="0" w:color="000000"/>
+              <w:start w:val="single" w:sz="6" w:space="0" w:color="000000"/>
               <w:bottom w:val="single" w:sz="6" w:space="0" w:color="000000"/>
             </w:tcBorders>
-            <w:shd w:val="clear" w:color="auto" w:fill="E5E5E5"/>
+            <w:shd w:color="auto" w:fill="E5E5E5" w:val="clear"/>
           </w:tcPr>
           <w:p>
             <w:pPr>
               <w:pStyle w:val="TableText"/>
-              <w:snapToGrid w:val="0"/>
+              <w:snapToGrid w:val="false"/>
+              <w:spacing w:before="40" w:after="40"/>
               <w:rPr>
                 <w:color w:val="000000"/>
               </w:rPr>
             </w:pPr>
+            <w:r>
+              <w:rPr>
+                <w:color w:val="000000"/>
+              </w:rPr>
+            </w:r>
           </w:p>
         </w:tc>
         <w:tc>
@@ -1238,43 +1436,57 @@
             <w:tcW w:w="2593" w:type="dxa"/>
             <w:tcBorders>
               <w:top w:val="single" w:sz="6" w:space="0" w:color="000000"/>
-              <w:left w:val="single" w:sz="6" w:space="0" w:color="000000"/>
+              <w:start w:val="single" w:sz="6" w:space="0" w:color="000000"/>
               <w:bottom w:val="single" w:sz="6" w:space="0" w:color="000000"/>
-              <w:right w:val="single" w:sz="6" w:space="0" w:color="000000"/>
+              <w:end w:val="single" w:sz="6" w:space="0" w:color="000000"/>
             </w:tcBorders>
-            <w:shd w:val="clear" w:color="auto" w:fill="E5E5E5"/>
+            <w:shd w:color="auto" w:fill="E5E5E5" w:val="clear"/>
           </w:tcPr>
           <w:p>
             <w:pPr>
               <w:pStyle w:val="TableText"/>
-              <w:snapToGrid w:val="0"/>
+              <w:snapToGrid w:val="false"/>
+              <w:spacing w:before="40" w:after="40"/>
               <w:rPr>
                 <w:color w:val="000000"/>
               </w:rPr>
             </w:pPr>
+            <w:r>
+              <w:rPr>
+                <w:color w:val="000000"/>
+              </w:rPr>
+            </w:r>
           </w:p>
         </w:tc>
       </w:tr>
       <w:tr>
+        <w:trPr/>
         <w:tc>
           <w:tcPr>
             <w:tcW w:w="1275" w:type="dxa"/>
             <w:tcBorders>
               <w:top w:val="single" w:sz="6" w:space="0" w:color="000000"/>
-              <w:left w:val="single" w:sz="6" w:space="0" w:color="000000"/>
+              <w:start w:val="single" w:sz="6" w:space="0" w:color="000000"/>
               <w:bottom w:val="single" w:sz="6" w:space="0" w:color="000000"/>
             </w:tcBorders>
-            <w:shd w:val="clear" w:color="auto" w:fill="E5E5E5"/>
+            <w:shd w:color="auto" w:fill="E5E5E5" w:val="clear"/>
           </w:tcPr>
           <w:p>
             <w:pPr>
               <w:pStyle w:val="TableText"/>
-              <w:snapToGrid w:val="0"/>
+              <w:snapToGrid w:val="false"/>
+              <w:spacing w:before="40" w:after="40"/>
               <w:rPr>
                 <w:color w:val="000000"/>
                 <w:u w:val="single"/>
               </w:rPr>
             </w:pPr>
+            <w:r>
+              <w:rPr>
+                <w:color w:val="000000"/>
+                <w:u w:val="single"/>
+              </w:rPr>
+            </w:r>
           </w:p>
         </w:tc>
         <w:tc>
@@ -1282,19 +1494,25 @@
             <w:tcW w:w="1083" w:type="dxa"/>
             <w:tcBorders>
               <w:top w:val="single" w:sz="6" w:space="0" w:color="000000"/>
-              <w:left w:val="single" w:sz="6" w:space="0" w:color="000000"/>
+              <w:start w:val="single" w:sz="6" w:space="0" w:color="000000"/>
               <w:bottom w:val="single" w:sz="6" w:space="0" w:color="000000"/>
             </w:tcBorders>
-            <w:shd w:val="clear" w:color="auto" w:fill="E5E5E5"/>
+            <w:shd w:color="auto" w:fill="E5E5E5" w:val="clear"/>
           </w:tcPr>
           <w:p>
             <w:pPr>
               <w:pStyle w:val="TableText"/>
-              <w:snapToGrid w:val="0"/>
+              <w:snapToGrid w:val="false"/>
+              <w:spacing w:before="40" w:after="40"/>
               <w:rPr>
                 <w:color w:val="000000"/>
               </w:rPr>
             </w:pPr>
+            <w:r>
+              <w:rPr>
+                <w:color w:val="000000"/>
+              </w:rPr>
+            </w:r>
           </w:p>
         </w:tc>
         <w:tc>
@@ -1302,19 +1520,25 @@
             <w:tcW w:w="3812" w:type="dxa"/>
             <w:tcBorders>
               <w:top w:val="single" w:sz="6" w:space="0" w:color="000000"/>
-              <w:left w:val="single" w:sz="6" w:space="0" w:color="000000"/>
+              <w:start w:val="single" w:sz="6" w:space="0" w:color="000000"/>
               <w:bottom w:val="single" w:sz="6" w:space="0" w:color="000000"/>
             </w:tcBorders>
-            <w:shd w:val="clear" w:color="auto" w:fill="E5E5E5"/>
+            <w:shd w:color="auto" w:fill="E5E5E5" w:val="clear"/>
           </w:tcPr>
           <w:p>
             <w:pPr>
               <w:pStyle w:val="TableText"/>
-              <w:snapToGrid w:val="0"/>
+              <w:snapToGrid w:val="false"/>
+              <w:spacing w:before="40" w:after="40"/>
               <w:rPr>
                 <w:color w:val="000000"/>
               </w:rPr>
             </w:pPr>
+            <w:r>
+              <w:rPr>
+                <w:color w:val="000000"/>
+              </w:rPr>
+            </w:r>
           </w:p>
         </w:tc>
         <w:tc>
@@ -1322,43 +1546,57 @@
             <w:tcW w:w="2593" w:type="dxa"/>
             <w:tcBorders>
               <w:top w:val="single" w:sz="6" w:space="0" w:color="000000"/>
-              <w:left w:val="single" w:sz="6" w:space="0" w:color="000000"/>
+              <w:start w:val="single" w:sz="6" w:space="0" w:color="000000"/>
               <w:bottom w:val="single" w:sz="6" w:space="0" w:color="000000"/>
-              <w:right w:val="single" w:sz="6" w:space="0" w:color="000000"/>
+              <w:end w:val="single" w:sz="6" w:space="0" w:color="000000"/>
             </w:tcBorders>
-            <w:shd w:val="clear" w:color="auto" w:fill="E5E5E5"/>
+            <w:shd w:color="auto" w:fill="E5E5E5" w:val="clear"/>
           </w:tcPr>
           <w:p>
             <w:pPr>
               <w:pStyle w:val="TableText"/>
-              <w:snapToGrid w:val="0"/>
+              <w:snapToGrid w:val="false"/>
+              <w:spacing w:before="40" w:after="40"/>
               <w:rPr>
                 <w:color w:val="000000"/>
               </w:rPr>
             </w:pPr>
+            <w:r>
+              <w:rPr>
+                <w:color w:val="000000"/>
+              </w:rPr>
+            </w:r>
           </w:p>
         </w:tc>
       </w:tr>
       <w:tr>
+        <w:trPr/>
         <w:tc>
           <w:tcPr>
             <w:tcW w:w="1275" w:type="dxa"/>
             <w:tcBorders>
               <w:top w:val="single" w:sz="6" w:space="0" w:color="000000"/>
-              <w:left w:val="single" w:sz="6" w:space="0" w:color="000000"/>
+              <w:start w:val="single" w:sz="6" w:space="0" w:color="000000"/>
               <w:bottom w:val="single" w:sz="6" w:space="0" w:color="000000"/>
             </w:tcBorders>
-            <w:shd w:val="clear" w:color="auto" w:fill="E5E5E5"/>
+            <w:shd w:color="auto" w:fill="E5E5E5" w:val="clear"/>
           </w:tcPr>
           <w:p>
             <w:pPr>
               <w:pStyle w:val="TableText"/>
-              <w:snapToGrid w:val="0"/>
+              <w:snapToGrid w:val="false"/>
+              <w:spacing w:before="40" w:after="40"/>
               <w:rPr>
                 <w:color w:val="000000"/>
                 <w:u w:val="single"/>
               </w:rPr>
             </w:pPr>
+            <w:r>
+              <w:rPr>
+                <w:color w:val="000000"/>
+                <w:u w:val="single"/>
+              </w:rPr>
+            </w:r>
           </w:p>
         </w:tc>
         <w:tc>
@@ -1366,19 +1604,25 @@
             <w:tcW w:w="1083" w:type="dxa"/>
             <w:tcBorders>
               <w:top w:val="single" w:sz="6" w:space="0" w:color="000000"/>
-              <w:left w:val="single" w:sz="6" w:space="0" w:color="000000"/>
+              <w:start w:val="single" w:sz="6" w:space="0" w:color="000000"/>
               <w:bottom w:val="single" w:sz="6" w:space="0" w:color="000000"/>
             </w:tcBorders>
-            <w:shd w:val="clear" w:color="auto" w:fill="E5E5E5"/>
+            <w:shd w:color="auto" w:fill="E5E5E5" w:val="clear"/>
           </w:tcPr>
           <w:p>
             <w:pPr>
               <w:pStyle w:val="TableText"/>
-              <w:snapToGrid w:val="0"/>
+              <w:snapToGrid w:val="false"/>
+              <w:spacing w:before="40" w:after="40"/>
               <w:rPr>
                 <w:color w:val="000000"/>
               </w:rPr>
             </w:pPr>
+            <w:r>
+              <w:rPr>
+                <w:color w:val="000000"/>
+              </w:rPr>
+            </w:r>
           </w:p>
         </w:tc>
         <w:tc>
@@ -1386,19 +1630,25 @@
             <w:tcW w:w="3812" w:type="dxa"/>
             <w:tcBorders>
               <w:top w:val="single" w:sz="6" w:space="0" w:color="000000"/>
-              <w:left w:val="single" w:sz="6" w:space="0" w:color="000000"/>
+              <w:start w:val="single" w:sz="6" w:space="0" w:color="000000"/>
               <w:bottom w:val="single" w:sz="6" w:space="0" w:color="000000"/>
             </w:tcBorders>
-            <w:shd w:val="clear" w:color="auto" w:fill="E5E5E5"/>
+            <w:shd w:color="auto" w:fill="E5E5E5" w:val="clear"/>
           </w:tcPr>
           <w:p>
             <w:pPr>
               <w:pStyle w:val="TableText"/>
-              <w:snapToGrid w:val="0"/>
+              <w:snapToGrid w:val="false"/>
+              <w:spacing w:before="40" w:after="40"/>
               <w:rPr>
                 <w:color w:val="000000"/>
               </w:rPr>
             </w:pPr>
+            <w:r>
+              <w:rPr>
+                <w:color w:val="000000"/>
+              </w:rPr>
+            </w:r>
           </w:p>
         </w:tc>
         <w:tc>
@@ -1406,43 +1656,57 @@
             <w:tcW w:w="2593" w:type="dxa"/>
             <w:tcBorders>
               <w:top w:val="single" w:sz="6" w:space="0" w:color="000000"/>
-              <w:left w:val="single" w:sz="6" w:space="0" w:color="000000"/>
+              <w:start w:val="single" w:sz="6" w:space="0" w:color="000000"/>
               <w:bottom w:val="single" w:sz="6" w:space="0" w:color="000000"/>
-              <w:right w:val="single" w:sz="6" w:space="0" w:color="000000"/>
+              <w:end w:val="single" w:sz="6" w:space="0" w:color="000000"/>
             </w:tcBorders>
-            <w:shd w:val="clear" w:color="auto" w:fill="E5E5E5"/>
+            <w:shd w:color="auto" w:fill="E5E5E5" w:val="clear"/>
           </w:tcPr>
           <w:p>
             <w:pPr>
               <w:pStyle w:val="TableText"/>
-              <w:snapToGrid w:val="0"/>
+              <w:snapToGrid w:val="false"/>
+              <w:spacing w:before="40" w:after="40"/>
               <w:rPr>
                 <w:color w:val="000000"/>
               </w:rPr>
             </w:pPr>
+            <w:r>
+              <w:rPr>
+                <w:color w:val="000000"/>
+              </w:rPr>
+            </w:r>
           </w:p>
         </w:tc>
       </w:tr>
       <w:tr>
+        <w:trPr/>
         <w:tc>
           <w:tcPr>
             <w:tcW w:w="1275" w:type="dxa"/>
             <w:tcBorders>
               <w:top w:val="single" w:sz="6" w:space="0" w:color="000000"/>
-              <w:left w:val="single" w:sz="6" w:space="0" w:color="000000"/>
+              <w:start w:val="single" w:sz="6" w:space="0" w:color="000000"/>
               <w:bottom w:val="single" w:sz="6" w:space="0" w:color="000000"/>
             </w:tcBorders>
-            <w:shd w:val="clear" w:color="auto" w:fill="E5E5E5"/>
+            <w:shd w:color="auto" w:fill="E5E5E5" w:val="clear"/>
           </w:tcPr>
           <w:p>
             <w:pPr>
               <w:pStyle w:val="TableText"/>
-              <w:snapToGrid w:val="0"/>
+              <w:snapToGrid w:val="false"/>
+              <w:spacing w:before="40" w:after="40"/>
               <w:rPr>
                 <w:color w:val="000000"/>
                 <w:u w:val="single"/>
               </w:rPr>
             </w:pPr>
+            <w:r>
+              <w:rPr>
+                <w:color w:val="000000"/>
+                <w:u w:val="single"/>
+              </w:rPr>
+            </w:r>
           </w:p>
         </w:tc>
         <w:tc>
@@ -1450,19 +1714,25 @@
             <w:tcW w:w="1083" w:type="dxa"/>
             <w:tcBorders>
               <w:top w:val="single" w:sz="6" w:space="0" w:color="000000"/>
-              <w:left w:val="single" w:sz="6" w:space="0" w:color="000000"/>
+              <w:start w:val="single" w:sz="6" w:space="0" w:color="000000"/>
               <w:bottom w:val="single" w:sz="6" w:space="0" w:color="000000"/>
             </w:tcBorders>
-            <w:shd w:val="clear" w:color="auto" w:fill="E5E5E5"/>
+            <w:shd w:color="auto" w:fill="E5E5E5" w:val="clear"/>
           </w:tcPr>
           <w:p>
             <w:pPr>
               <w:pStyle w:val="TableText"/>
-              <w:snapToGrid w:val="0"/>
+              <w:snapToGrid w:val="false"/>
+              <w:spacing w:before="40" w:after="40"/>
               <w:rPr>
                 <w:color w:val="000000"/>
               </w:rPr>
             </w:pPr>
+            <w:r>
+              <w:rPr>
+                <w:color w:val="000000"/>
+              </w:rPr>
+            </w:r>
           </w:p>
         </w:tc>
         <w:tc>
@@ -1470,19 +1740,25 @@
             <w:tcW w:w="3812" w:type="dxa"/>
             <w:tcBorders>
               <w:top w:val="single" w:sz="6" w:space="0" w:color="000000"/>
-              <w:left w:val="single" w:sz="6" w:space="0" w:color="000000"/>
+              <w:start w:val="single" w:sz="6" w:space="0" w:color="000000"/>
               <w:bottom w:val="single" w:sz="6" w:space="0" w:color="000000"/>
             </w:tcBorders>
-            <w:shd w:val="clear" w:color="auto" w:fill="E5E5E5"/>
+            <w:shd w:color="auto" w:fill="E5E5E5" w:val="clear"/>
           </w:tcPr>
           <w:p>
             <w:pPr>
               <w:pStyle w:val="TableText"/>
-              <w:snapToGrid w:val="0"/>
+              <w:snapToGrid w:val="false"/>
+              <w:spacing w:before="40" w:after="40"/>
               <w:rPr>
                 <w:color w:val="000000"/>
               </w:rPr>
             </w:pPr>
+            <w:r>
+              <w:rPr>
+                <w:color w:val="000000"/>
+              </w:rPr>
+            </w:r>
           </w:p>
         </w:tc>
         <w:tc>
@@ -1490,43 +1766,57 @@
             <w:tcW w:w="2593" w:type="dxa"/>
             <w:tcBorders>
               <w:top w:val="single" w:sz="6" w:space="0" w:color="000000"/>
-              <w:left w:val="single" w:sz="6" w:space="0" w:color="000000"/>
+              <w:start w:val="single" w:sz="6" w:space="0" w:color="000000"/>
               <w:bottom w:val="single" w:sz="6" w:space="0" w:color="000000"/>
-              <w:right w:val="single" w:sz="6" w:space="0" w:color="000000"/>
+              <w:end w:val="single" w:sz="6" w:space="0" w:color="000000"/>
             </w:tcBorders>
-            <w:shd w:val="clear" w:color="auto" w:fill="E5E5E5"/>
+            <w:shd w:color="auto" w:fill="E5E5E5" w:val="clear"/>
           </w:tcPr>
           <w:p>
             <w:pPr>
               <w:pStyle w:val="TableText"/>
-              <w:snapToGrid w:val="0"/>
+              <w:snapToGrid w:val="false"/>
+              <w:spacing w:before="40" w:after="40"/>
               <w:rPr>
                 <w:color w:val="000000"/>
               </w:rPr>
             </w:pPr>
+            <w:r>
+              <w:rPr>
+                <w:color w:val="000000"/>
+              </w:rPr>
+            </w:r>
           </w:p>
         </w:tc>
       </w:tr>
       <w:tr>
+        <w:trPr/>
         <w:tc>
           <w:tcPr>
             <w:tcW w:w="1275" w:type="dxa"/>
             <w:tcBorders>
               <w:top w:val="single" w:sz="6" w:space="0" w:color="000000"/>
-              <w:left w:val="single" w:sz="6" w:space="0" w:color="000000"/>
+              <w:start w:val="single" w:sz="6" w:space="0" w:color="000000"/>
               <w:bottom w:val="single" w:sz="6" w:space="0" w:color="000000"/>
             </w:tcBorders>
-            <w:shd w:val="clear" w:color="auto" w:fill="E5E5E5"/>
+            <w:shd w:color="auto" w:fill="E5E5E5" w:val="clear"/>
           </w:tcPr>
           <w:p>
             <w:pPr>
               <w:pStyle w:val="TableText"/>
-              <w:snapToGrid w:val="0"/>
+              <w:snapToGrid w:val="false"/>
+              <w:spacing w:before="40" w:after="40"/>
               <w:rPr>
                 <w:color w:val="000000"/>
                 <w:u w:val="single"/>
               </w:rPr>
             </w:pPr>
+            <w:r>
+              <w:rPr>
+                <w:color w:val="000000"/>
+                <w:u w:val="single"/>
+              </w:rPr>
+            </w:r>
           </w:p>
         </w:tc>
         <w:tc>
@@ -1534,19 +1824,25 @@
             <w:tcW w:w="1083" w:type="dxa"/>
             <w:tcBorders>
               <w:top w:val="single" w:sz="6" w:space="0" w:color="000000"/>
-              <w:left w:val="single" w:sz="6" w:space="0" w:color="000000"/>
+              <w:start w:val="single" w:sz="6" w:space="0" w:color="000000"/>
               <w:bottom w:val="single" w:sz="6" w:space="0" w:color="000000"/>
             </w:tcBorders>
-            <w:shd w:val="clear" w:color="auto" w:fill="E5E5E5"/>
+            <w:shd w:color="auto" w:fill="E5E5E5" w:val="clear"/>
           </w:tcPr>
           <w:p>
             <w:pPr>
               <w:pStyle w:val="TableText"/>
-              <w:snapToGrid w:val="0"/>
+              <w:snapToGrid w:val="false"/>
+              <w:spacing w:before="40" w:after="40"/>
               <w:rPr>
                 <w:color w:val="000000"/>
               </w:rPr>
             </w:pPr>
+            <w:r>
+              <w:rPr>
+                <w:color w:val="000000"/>
+              </w:rPr>
+            </w:r>
           </w:p>
         </w:tc>
         <w:tc>
@@ -1554,19 +1850,25 @@
             <w:tcW w:w="3812" w:type="dxa"/>
             <w:tcBorders>
               <w:top w:val="single" w:sz="6" w:space="0" w:color="000000"/>
-              <w:left w:val="single" w:sz="6" w:space="0" w:color="000000"/>
+              <w:start w:val="single" w:sz="6" w:space="0" w:color="000000"/>
               <w:bottom w:val="single" w:sz="6" w:space="0" w:color="000000"/>
             </w:tcBorders>
-            <w:shd w:val="clear" w:color="auto" w:fill="E5E5E5"/>
+            <w:shd w:color="auto" w:fill="E5E5E5" w:val="clear"/>
           </w:tcPr>
           <w:p>
             <w:pPr>
               <w:pStyle w:val="TableText"/>
-              <w:snapToGrid w:val="0"/>
+              <w:snapToGrid w:val="false"/>
+              <w:spacing w:before="40" w:after="40"/>
               <w:rPr>
                 <w:color w:val="000000"/>
               </w:rPr>
             </w:pPr>
+            <w:r>
+              <w:rPr>
+                <w:color w:val="000000"/>
+              </w:rPr>
+            </w:r>
           </w:p>
         </w:tc>
         <w:tc>
@@ -1574,43 +1876,57 @@
             <w:tcW w:w="2593" w:type="dxa"/>
             <w:tcBorders>
               <w:top w:val="single" w:sz="6" w:space="0" w:color="000000"/>
-              <w:left w:val="single" w:sz="6" w:space="0" w:color="000000"/>
+              <w:start w:val="single" w:sz="6" w:space="0" w:color="000000"/>
               <w:bottom w:val="single" w:sz="6" w:space="0" w:color="000000"/>
-              <w:right w:val="single" w:sz="6" w:space="0" w:color="000000"/>
+              <w:end w:val="single" w:sz="6" w:space="0" w:color="000000"/>
             </w:tcBorders>
-            <w:shd w:val="clear" w:color="auto" w:fill="E5E5E5"/>
+            <w:shd w:color="auto" w:fill="E5E5E5" w:val="clear"/>
           </w:tcPr>
           <w:p>
             <w:pPr>
               <w:pStyle w:val="TableText"/>
-              <w:snapToGrid w:val="0"/>
+              <w:snapToGrid w:val="false"/>
+              <w:spacing w:before="40" w:after="40"/>
               <w:rPr>
                 <w:color w:val="000000"/>
               </w:rPr>
             </w:pPr>
+            <w:r>
+              <w:rPr>
+                <w:color w:val="000000"/>
+              </w:rPr>
+            </w:r>
           </w:p>
         </w:tc>
       </w:tr>
       <w:tr>
+        <w:trPr/>
         <w:tc>
           <w:tcPr>
             <w:tcW w:w="1275" w:type="dxa"/>
             <w:tcBorders>
               <w:top w:val="single" w:sz="6" w:space="0" w:color="000000"/>
-              <w:left w:val="single" w:sz="6" w:space="0" w:color="000000"/>
+              <w:start w:val="single" w:sz="6" w:space="0" w:color="000000"/>
               <w:bottom w:val="single" w:sz="6" w:space="0" w:color="000000"/>
             </w:tcBorders>
-            <w:shd w:val="clear" w:color="auto" w:fill="E5E5E5"/>
+            <w:shd w:color="auto" w:fill="E5E5E5" w:val="clear"/>
           </w:tcPr>
           <w:p>
             <w:pPr>
               <w:pStyle w:val="TableText"/>
-              <w:snapToGrid w:val="0"/>
+              <w:snapToGrid w:val="false"/>
+              <w:spacing w:before="40" w:after="40"/>
               <w:rPr>
                 <w:color w:val="000000"/>
                 <w:u w:val="single"/>
               </w:rPr>
             </w:pPr>
+            <w:r>
+              <w:rPr>
+                <w:color w:val="000000"/>
+                <w:u w:val="single"/>
+              </w:rPr>
+            </w:r>
           </w:p>
         </w:tc>
         <w:tc>
@@ -1618,19 +1934,25 @@
             <w:tcW w:w="1083" w:type="dxa"/>
             <w:tcBorders>
               <w:top w:val="single" w:sz="6" w:space="0" w:color="000000"/>
-              <w:left w:val="single" w:sz="6" w:space="0" w:color="000000"/>
+              <w:start w:val="single" w:sz="6" w:space="0" w:color="000000"/>
               <w:bottom w:val="single" w:sz="6" w:space="0" w:color="000000"/>
             </w:tcBorders>
-            <w:shd w:val="clear" w:color="auto" w:fill="E5E5E5"/>
+            <w:shd w:color="auto" w:fill="E5E5E5" w:val="clear"/>
           </w:tcPr>
           <w:p>
             <w:pPr>
               <w:pStyle w:val="TableText"/>
-              <w:snapToGrid w:val="0"/>
+              <w:snapToGrid w:val="false"/>
+              <w:spacing w:before="40" w:after="40"/>
               <w:rPr>
                 <w:color w:val="000000"/>
               </w:rPr>
             </w:pPr>
+            <w:r>
+              <w:rPr>
+                <w:color w:val="000000"/>
+              </w:rPr>
+            </w:r>
           </w:p>
         </w:tc>
         <w:tc>
@@ -1638,19 +1960,25 @@
             <w:tcW w:w="3812" w:type="dxa"/>
             <w:tcBorders>
               <w:top w:val="single" w:sz="6" w:space="0" w:color="000000"/>
-              <w:left w:val="single" w:sz="6" w:space="0" w:color="000000"/>
+              <w:start w:val="single" w:sz="6" w:space="0" w:color="000000"/>
               <w:bottom w:val="single" w:sz="6" w:space="0" w:color="000000"/>
             </w:tcBorders>
-            <w:shd w:val="clear" w:color="auto" w:fill="E5E5E5"/>
+            <w:shd w:color="auto" w:fill="E5E5E5" w:val="clear"/>
           </w:tcPr>
           <w:p>
             <w:pPr>
               <w:pStyle w:val="TableText"/>
-              <w:snapToGrid w:val="0"/>
+              <w:snapToGrid w:val="false"/>
+              <w:spacing w:before="40" w:after="40"/>
               <w:rPr>
                 <w:color w:val="000000"/>
               </w:rPr>
             </w:pPr>
+            <w:r>
+              <w:rPr>
+                <w:color w:val="000000"/>
+              </w:rPr>
+            </w:r>
           </w:p>
         </w:tc>
         <w:tc>
@@ -1658,43 +1986,57 @@
             <w:tcW w:w="2593" w:type="dxa"/>
             <w:tcBorders>
               <w:top w:val="single" w:sz="6" w:space="0" w:color="000000"/>
-              <w:left w:val="single" w:sz="6" w:space="0" w:color="000000"/>
+              <w:start w:val="single" w:sz="6" w:space="0" w:color="000000"/>
               <w:bottom w:val="single" w:sz="6" w:space="0" w:color="000000"/>
-              <w:right w:val="single" w:sz="6" w:space="0" w:color="000000"/>
+              <w:end w:val="single" w:sz="6" w:space="0" w:color="000000"/>
             </w:tcBorders>
-            <w:shd w:val="clear" w:color="auto" w:fill="E5E5E5"/>
+            <w:shd w:color="auto" w:fill="E5E5E5" w:val="clear"/>
           </w:tcPr>
           <w:p>
             <w:pPr>
               <w:pStyle w:val="TableText"/>
-              <w:snapToGrid w:val="0"/>
+              <w:snapToGrid w:val="false"/>
+              <w:spacing w:before="40" w:after="40"/>
               <w:rPr>
                 <w:color w:val="000000"/>
               </w:rPr>
             </w:pPr>
+            <w:r>
+              <w:rPr>
+                <w:color w:val="000000"/>
+              </w:rPr>
+            </w:r>
           </w:p>
         </w:tc>
       </w:tr>
       <w:tr>
+        <w:trPr/>
         <w:tc>
           <w:tcPr>
             <w:tcW w:w="1275" w:type="dxa"/>
             <w:tcBorders>
               <w:top w:val="single" w:sz="6" w:space="0" w:color="000000"/>
-              <w:left w:val="single" w:sz="6" w:space="0" w:color="000000"/>
+              <w:start w:val="single" w:sz="6" w:space="0" w:color="000000"/>
               <w:bottom w:val="single" w:sz="6" w:space="0" w:color="000000"/>
             </w:tcBorders>
-            <w:shd w:val="clear" w:color="auto" w:fill="E5E5E5"/>
+            <w:shd w:color="auto" w:fill="E5E5E5" w:val="clear"/>
           </w:tcPr>
           <w:p>
             <w:pPr>
               <w:pStyle w:val="TableText"/>
-              <w:snapToGrid w:val="0"/>
+              <w:snapToGrid w:val="false"/>
+              <w:spacing w:before="40" w:after="40"/>
               <w:rPr>
                 <w:color w:val="000000"/>
                 <w:u w:val="single"/>
               </w:rPr>
             </w:pPr>
+            <w:r>
+              <w:rPr>
+                <w:color w:val="000000"/>
+                <w:u w:val="single"/>
+              </w:rPr>
+            </w:r>
           </w:p>
         </w:tc>
         <w:tc>
@@ -1702,19 +2044,25 @@
             <w:tcW w:w="1083" w:type="dxa"/>
             <w:tcBorders>
               <w:top w:val="single" w:sz="6" w:space="0" w:color="000000"/>
-              <w:left w:val="single" w:sz="6" w:space="0" w:color="000000"/>
+              <w:start w:val="single" w:sz="6" w:space="0" w:color="000000"/>
               <w:bottom w:val="single" w:sz="6" w:space="0" w:color="000000"/>
             </w:tcBorders>
-            <w:shd w:val="clear" w:color="auto" w:fill="E5E5E5"/>
+            <w:shd w:color="auto" w:fill="E5E5E5" w:val="clear"/>
           </w:tcPr>
           <w:p>
             <w:pPr>
               <w:pStyle w:val="TableText"/>
-              <w:snapToGrid w:val="0"/>
+              <w:snapToGrid w:val="false"/>
+              <w:spacing w:before="40" w:after="40"/>
               <w:rPr>
                 <w:color w:val="000000"/>
               </w:rPr>
             </w:pPr>
+            <w:r>
+              <w:rPr>
+                <w:color w:val="000000"/>
+              </w:rPr>
+            </w:r>
           </w:p>
         </w:tc>
         <w:tc>
@@ -1722,19 +2070,25 @@
             <w:tcW w:w="3812" w:type="dxa"/>
             <w:tcBorders>
               <w:top w:val="single" w:sz="6" w:space="0" w:color="000000"/>
-              <w:left w:val="single" w:sz="6" w:space="0" w:color="000000"/>
+              <w:start w:val="single" w:sz="6" w:space="0" w:color="000000"/>
               <w:bottom w:val="single" w:sz="6" w:space="0" w:color="000000"/>
             </w:tcBorders>
-            <w:shd w:val="clear" w:color="auto" w:fill="E5E5E5"/>
+            <w:shd w:color="auto" w:fill="E5E5E5" w:val="clear"/>
           </w:tcPr>
           <w:p>
             <w:pPr>
               <w:pStyle w:val="TableText"/>
-              <w:snapToGrid w:val="0"/>
+              <w:snapToGrid w:val="false"/>
+              <w:spacing w:before="40" w:after="40"/>
               <w:rPr>
                 <w:color w:val="000000"/>
               </w:rPr>
             </w:pPr>
+            <w:r>
+              <w:rPr>
+                <w:color w:val="000000"/>
+              </w:rPr>
+            </w:r>
           </w:p>
         </w:tc>
         <w:tc>
@@ -1742,43 +2096,57 @@
             <w:tcW w:w="2593" w:type="dxa"/>
             <w:tcBorders>
               <w:top w:val="single" w:sz="6" w:space="0" w:color="000000"/>
-              <w:left w:val="single" w:sz="6" w:space="0" w:color="000000"/>
+              <w:start w:val="single" w:sz="6" w:space="0" w:color="000000"/>
               <w:bottom w:val="single" w:sz="6" w:space="0" w:color="000000"/>
-              <w:right w:val="single" w:sz="6" w:space="0" w:color="000000"/>
+              <w:end w:val="single" w:sz="6" w:space="0" w:color="000000"/>
             </w:tcBorders>
-            <w:shd w:val="clear" w:color="auto" w:fill="E5E5E5"/>
+            <w:shd w:color="auto" w:fill="E5E5E5" w:val="clear"/>
           </w:tcPr>
           <w:p>
             <w:pPr>
               <w:pStyle w:val="TableText"/>
-              <w:snapToGrid w:val="0"/>
+              <w:snapToGrid w:val="false"/>
+              <w:spacing w:before="40" w:after="40"/>
               <w:rPr>
                 <w:color w:val="000000"/>
               </w:rPr>
             </w:pPr>
+            <w:r>
+              <w:rPr>
+                <w:color w:val="000000"/>
+              </w:rPr>
+            </w:r>
           </w:p>
         </w:tc>
       </w:tr>
       <w:tr>
+        <w:trPr/>
         <w:tc>
           <w:tcPr>
             <w:tcW w:w="1275" w:type="dxa"/>
             <w:tcBorders>
               <w:top w:val="single" w:sz="6" w:space="0" w:color="000000"/>
-              <w:left w:val="single" w:sz="6" w:space="0" w:color="000000"/>
+              <w:start w:val="single" w:sz="6" w:space="0" w:color="000000"/>
               <w:bottom w:val="single" w:sz="6" w:space="0" w:color="000000"/>
             </w:tcBorders>
-            <w:shd w:val="clear" w:color="auto" w:fill="E5E5E5"/>
+            <w:shd w:color="auto" w:fill="E5E5E5" w:val="clear"/>
           </w:tcPr>
           <w:p>
             <w:pPr>
               <w:pStyle w:val="TableText"/>
-              <w:snapToGrid w:val="0"/>
+              <w:snapToGrid w:val="false"/>
+              <w:spacing w:before="40" w:after="40"/>
               <w:rPr>
                 <w:color w:val="000000"/>
                 <w:u w:val="single"/>
               </w:rPr>
             </w:pPr>
+            <w:r>
+              <w:rPr>
+                <w:color w:val="000000"/>
+                <w:u w:val="single"/>
+              </w:rPr>
+            </w:r>
           </w:p>
         </w:tc>
         <w:tc>
@@ -1786,19 +2154,25 @@
             <w:tcW w:w="1083" w:type="dxa"/>
             <w:tcBorders>
               <w:top w:val="single" w:sz="6" w:space="0" w:color="000000"/>
-              <w:left w:val="single" w:sz="6" w:space="0" w:color="000000"/>
+              <w:start w:val="single" w:sz="6" w:space="0" w:color="000000"/>
               <w:bottom w:val="single" w:sz="6" w:space="0" w:color="000000"/>
             </w:tcBorders>
-            <w:shd w:val="clear" w:color="auto" w:fill="E5E5E5"/>
+            <w:shd w:color="auto" w:fill="E5E5E5" w:val="clear"/>
           </w:tcPr>
           <w:p>
             <w:pPr>
               <w:pStyle w:val="TableText"/>
-              <w:snapToGrid w:val="0"/>
+              <w:snapToGrid w:val="false"/>
+              <w:spacing w:before="40" w:after="40"/>
               <w:rPr>
                 <w:color w:val="000000"/>
               </w:rPr>
             </w:pPr>
+            <w:r>
+              <w:rPr>
+                <w:color w:val="000000"/>
+              </w:rPr>
+            </w:r>
           </w:p>
         </w:tc>
         <w:tc>
@@ -1806,19 +2180,25 @@
             <w:tcW w:w="3812" w:type="dxa"/>
             <w:tcBorders>
               <w:top w:val="single" w:sz="6" w:space="0" w:color="000000"/>
-              <w:left w:val="single" w:sz="6" w:space="0" w:color="000000"/>
+              <w:start w:val="single" w:sz="6" w:space="0" w:color="000000"/>
               <w:bottom w:val="single" w:sz="6" w:space="0" w:color="000000"/>
             </w:tcBorders>
-            <w:shd w:val="clear" w:color="auto" w:fill="E5E5E5"/>
+            <w:shd w:color="auto" w:fill="E5E5E5" w:val="clear"/>
           </w:tcPr>
           <w:p>
             <w:pPr>
               <w:pStyle w:val="TableText"/>
-              <w:snapToGrid w:val="0"/>
+              <w:snapToGrid w:val="false"/>
+              <w:spacing w:before="40" w:after="40"/>
               <w:rPr>
                 <w:color w:val="000000"/>
               </w:rPr>
             </w:pPr>
+            <w:r>
+              <w:rPr>
+                <w:color w:val="000000"/>
+              </w:rPr>
+            </w:r>
           </w:p>
         </w:tc>
         <w:tc>
@@ -1826,44 +2206,52 @@
             <w:tcW w:w="2593" w:type="dxa"/>
             <w:tcBorders>
               <w:top w:val="single" w:sz="6" w:space="0" w:color="000000"/>
-              <w:left w:val="single" w:sz="6" w:space="0" w:color="000000"/>
+              <w:start w:val="single" w:sz="6" w:space="0" w:color="000000"/>
               <w:bottom w:val="single" w:sz="6" w:space="0" w:color="000000"/>
-              <w:right w:val="single" w:sz="6" w:space="0" w:color="000000"/>
+              <w:end w:val="single" w:sz="6" w:space="0" w:color="000000"/>
             </w:tcBorders>
-            <w:shd w:val="clear" w:color="auto" w:fill="E5E5E5"/>
+            <w:shd w:color="auto" w:fill="E5E5E5" w:val="clear"/>
           </w:tcPr>
           <w:p>
             <w:pPr>
               <w:pStyle w:val="TableText"/>
-              <w:snapToGrid w:val="0"/>
+              <w:snapToGrid w:val="false"/>
+              <w:spacing w:before="40" w:after="40"/>
               <w:rPr>
                 <w:color w:val="000000"/>
               </w:rPr>
             </w:pPr>
+            <w:r>
+              <w:rPr>
+                <w:color w:val="000000"/>
+              </w:rPr>
+            </w:r>
           </w:p>
         </w:tc>
       </w:tr>
     </w:tbl>
     <w:p>
       <w:pPr>
+        <w:sectPr>
+          <w:headerReference w:type="even" r:id="rId8"/>
+          <w:headerReference w:type="default" r:id="rId9"/>
+          <w:headerReference w:type="first" r:id="rId10"/>
+          <w:footerReference w:type="even" r:id="rId11"/>
+          <w:footerReference w:type="default" r:id="rId12"/>
+          <w:footerReference w:type="first" r:id="rId13"/>
+          <w:type w:val="nextPage"/>
+          <w:pgSz w:w="12240" w:h="15840"/>
+          <w:pgMar w:left="1800" w:right="1800" w:gutter="0" w:header="720" w:top="1440" w:footer="1080" w:bottom="1800"/>
+          <w:pgNumType w:fmt="lowerRoman"/>
+          <w:formProt w:val="false"/>
+          <w:textDirection w:val="lrTb"/>
+          <w:docGrid w:type="default" w:linePitch="360" w:charSpace="0"/>
+        </w:sectPr>
+        <w:pStyle w:val="Normal"/>
         <w:rPr>
           <w:color w:val="000000"/>
           <w:u w:val="single"/>
         </w:rPr>
-        <w:sectPr>
-          <w:headerReference w:type="even" r:id="rId13"/>
-          <w:headerReference w:type="default" r:id="rId14"/>
-          <w:footerReference w:type="even" r:id="rId15"/>
-          <w:footerReference w:type="default" r:id="rId16"/>
-          <w:headerReference w:type="first" r:id="rId17"/>
-          <w:footerReference w:type="first" r:id="rId18"/>
-          <w:pgSz w:w="12240" w:h="15840"/>
-          <w:pgMar w:top="1440" w:right="1800" w:bottom="1800" w:left="1800" w:header="720" w:footer="1080" w:gutter="0"/>
-          <w:pgNumType w:fmt="lowerRoman"/>
-          <w:cols w:space="720"/>
-          <w:formProt w:val="0"/>
-          <w:docGrid w:linePitch="360"/>
-        </w:sectPr>
       </w:pPr>
       <w:r>
         <w:rPr>
@@ -1883,22 +2271,16 @@
         </w:rPr>
       </w:pPr>
       <w:r>
-        <w:lastRenderedPageBreak/>
+        <w:rPr/>
         <w:tab/>
         <w:t>Table of Contents</w:t>
       </w:r>
     </w:p>
     <w:sdt>
       <w:sdtPr>
-        <w:rPr>
-          <w:b w:val="0"/>
-          <w:caps w:val="0"/>
-          <w:smallCaps/>
-        </w:rPr>
-        <w:id w:val="-1760520260"/>
         <w:docPartObj>
           <w:docPartGallery w:val="Table of Contents"/>
-          <w:docPartUnique/>
+          <w:docPartUnique w:val="true"/>
         </w:docPartObj>
       </w:sdtPr>
       <w:sdtContent>
@@ -1906,12 +2288,14 @@
           <w:pPr>
             <w:pStyle w:val="TOC1"/>
             <w:tabs>
-              <w:tab w:val="left" w:pos="400"/>
+              <w:tab w:val="left" w:pos="400" w:leader="none"/>
+              <w:tab w:val="right" w:pos="8640" w:leader="dot"/>
             </w:tabs>
             <w:rPr>
               <w:rFonts w:ascii="Calibri" w:hAnsi="Calibri" w:cs="Calibri"/>
-              <w:b w:val="0"/>
-              <w:caps w:val="0"/>
+              <w:b w:val="false"/>
+              <w:caps w:val="false"/>
+              <w:smallCaps w:val="false"/>
               <w:sz w:val="24"/>
               <w:szCs w:val="24"/>
               <w:lang w:eastAsia="en-US"/>
@@ -1927,6 +2311,9 @@
             <w:instrText xml:space="preserve"> TOC \o "1-3" \h</w:instrText>
           </w:r>
           <w:r>
+            <w:rPr>
+              <w:lang w:eastAsia="en-US"/>
+            </w:rPr>
             <w:fldChar w:fldCharType="separate"/>
           </w:r>
           <w:r>
@@ -1937,9 +2324,10 @@
           </w:r>
           <w:r>
             <w:rPr>
-              <w:rFonts w:ascii="Calibri" w:hAnsi="Calibri" w:cs="Calibri"/>
-              <w:b w:val="0"/>
-              <w:caps w:val="0"/>
+              <w:rFonts w:cs="Calibri" w:ascii="Calibri" w:hAnsi="Calibri"/>
+              <w:b w:val="false"/>
+              <w:caps w:val="false"/>
+              <w:smallCaps w:val="false"/>
               <w:sz w:val="24"/>
               <w:szCs w:val="24"/>
               <w:lang w:eastAsia="en-US"/>
@@ -1951,11 +2339,6 @@
               <w:lang w:eastAsia="en-US"/>
             </w:rPr>
             <w:t>Purpose</w:t>
-          </w:r>
-          <w:r>
-            <w:rPr>
-              <w:lang w:eastAsia="en-US"/>
-            </w:rPr>
             <w:tab/>
           </w:r>
           <w:hyperlink w:anchor="__RefHeading___Toc19440719">
@@ -1972,11 +2355,13 @@
           <w:pPr>
             <w:pStyle w:val="TOC2"/>
             <w:tabs>
-              <w:tab w:val="left" w:pos="800"/>
+              <w:tab w:val="left" w:pos="800" w:leader="none"/>
+              <w:tab w:val="right" w:pos="8640" w:leader="dot"/>
             </w:tabs>
             <w:rPr>
               <w:rFonts w:ascii="Calibri" w:hAnsi="Calibri" w:cs="Calibri"/>
-              <w:smallCaps w:val="0"/>
+              <w:caps w:val="false"/>
+              <w:smallCaps w:val="false"/>
               <w:sz w:val="24"/>
               <w:szCs w:val="24"/>
               <w:lang w:eastAsia="en-US"/>
@@ -1990,8 +2375,9 @@
           </w:r>
           <w:r>
             <w:rPr>
-              <w:rFonts w:ascii="Calibri" w:hAnsi="Calibri" w:cs="Calibri"/>
-              <w:smallCaps w:val="0"/>
+              <w:rFonts w:cs="Calibri" w:ascii="Calibri" w:hAnsi="Calibri"/>
+              <w:caps w:val="false"/>
+              <w:smallCaps w:val="false"/>
               <w:sz w:val="24"/>
               <w:szCs w:val="24"/>
               <w:lang w:eastAsia="en-US"/>
@@ -2003,11 +2389,6 @@
               <w:lang w:eastAsia="en-US"/>
             </w:rPr>
             <w:t>Scope</w:t>
-          </w:r>
-          <w:r>
-            <w:rPr>
-              <w:lang w:eastAsia="en-US"/>
-            </w:rPr>
             <w:tab/>
           </w:r>
           <w:hyperlink w:anchor="__RefHeading___Toc19440720">
@@ -2024,11 +2405,13 @@
           <w:pPr>
             <w:pStyle w:val="TOC2"/>
             <w:tabs>
-              <w:tab w:val="left" w:pos="800"/>
+              <w:tab w:val="left" w:pos="800" w:leader="none"/>
+              <w:tab w:val="right" w:pos="8640" w:leader="dot"/>
             </w:tabs>
             <w:rPr>
               <w:rFonts w:ascii="Calibri" w:hAnsi="Calibri" w:cs="Calibri"/>
-              <w:smallCaps w:val="0"/>
+              <w:caps w:val="false"/>
+              <w:smallCaps w:val="false"/>
               <w:sz w:val="24"/>
               <w:szCs w:val="24"/>
               <w:lang w:eastAsia="en-US"/>
@@ -2042,8 +2425,9 @@
           </w:r>
           <w:r>
             <w:rPr>
-              <w:rFonts w:ascii="Calibri" w:hAnsi="Calibri" w:cs="Calibri"/>
-              <w:smallCaps w:val="0"/>
+              <w:rFonts w:cs="Calibri" w:ascii="Calibri" w:hAnsi="Calibri"/>
+              <w:caps w:val="false"/>
+              <w:smallCaps w:val="false"/>
               <w:sz w:val="24"/>
               <w:szCs w:val="24"/>
               <w:lang w:eastAsia="en-US"/>
@@ -2055,11 +2439,6 @@
               <w:lang w:eastAsia="en-US"/>
             </w:rPr>
             <w:t>Definitions, Acronyms, Abbreviations</w:t>
-          </w:r>
-          <w:r>
-            <w:rPr>
-              <w:lang w:eastAsia="en-US"/>
-            </w:rPr>
             <w:tab/>
           </w:r>
           <w:hyperlink w:anchor="__RefHeading___Toc19440721">
@@ -2076,11 +2455,13 @@
           <w:pPr>
             <w:pStyle w:val="TOC2"/>
             <w:tabs>
-              <w:tab w:val="left" w:pos="800"/>
+              <w:tab w:val="left" w:pos="800" w:leader="none"/>
+              <w:tab w:val="right" w:pos="8640" w:leader="dot"/>
             </w:tabs>
             <w:rPr>
               <w:rFonts w:ascii="Calibri" w:hAnsi="Calibri" w:cs="Calibri"/>
-              <w:smallCaps w:val="0"/>
+              <w:caps w:val="false"/>
+              <w:smallCaps w:val="false"/>
               <w:sz w:val="24"/>
               <w:szCs w:val="24"/>
               <w:lang w:eastAsia="en-US"/>
@@ -2094,8 +2475,9 @@
           </w:r>
           <w:r>
             <w:rPr>
-              <w:rFonts w:ascii="Calibri" w:hAnsi="Calibri" w:cs="Calibri"/>
-              <w:smallCaps w:val="0"/>
+              <w:rFonts w:cs="Calibri" w:ascii="Calibri" w:hAnsi="Calibri"/>
+              <w:caps w:val="false"/>
+              <w:smallCaps w:val="false"/>
               <w:sz w:val="24"/>
               <w:szCs w:val="24"/>
               <w:lang w:eastAsia="en-US"/>
@@ -2107,11 +2489,6 @@
               <w:lang w:eastAsia="en-US"/>
             </w:rPr>
             <w:t>References</w:t>
-          </w:r>
-          <w:r>
-            <w:rPr>
-              <w:lang w:eastAsia="en-US"/>
-            </w:rPr>
             <w:tab/>
           </w:r>
           <w:hyperlink w:anchor="__RefHeading___Toc19440722">
@@ -2128,11 +2505,13 @@
           <w:pPr>
             <w:pStyle w:val="TOC2"/>
             <w:tabs>
-              <w:tab w:val="left" w:pos="800"/>
+              <w:tab w:val="left" w:pos="800" w:leader="none"/>
+              <w:tab w:val="right" w:pos="8640" w:leader="dot"/>
             </w:tabs>
             <w:rPr>
               <w:rFonts w:ascii="Calibri" w:hAnsi="Calibri" w:cs="Calibri"/>
-              <w:smallCaps w:val="0"/>
+              <w:caps w:val="false"/>
+              <w:smallCaps w:val="false"/>
               <w:sz w:val="24"/>
               <w:szCs w:val="24"/>
               <w:lang w:eastAsia="en-US"/>
@@ -2146,8 +2525,9 @@
           </w:r>
           <w:r>
             <w:rPr>
-              <w:rFonts w:ascii="Calibri" w:hAnsi="Calibri" w:cs="Calibri"/>
-              <w:smallCaps w:val="0"/>
+              <w:rFonts w:cs="Calibri" w:ascii="Calibri" w:hAnsi="Calibri"/>
+              <w:caps w:val="false"/>
+              <w:smallCaps w:val="false"/>
               <w:sz w:val="24"/>
               <w:szCs w:val="24"/>
               <w:lang w:eastAsia="en-US"/>
@@ -2159,11 +2539,6 @@
               <w:lang w:eastAsia="en-US"/>
             </w:rPr>
             <w:t>Overview</w:t>
-          </w:r>
-          <w:r>
-            <w:rPr>
-              <w:lang w:eastAsia="en-US"/>
-            </w:rPr>
             <w:tab/>
           </w:r>
           <w:hyperlink w:anchor="__RefHeading___Toc19440723">
@@ -2180,12 +2555,14 @@
           <w:pPr>
             <w:pStyle w:val="TOC1"/>
             <w:tabs>
-              <w:tab w:val="left" w:pos="400"/>
+              <w:tab w:val="left" w:pos="400" w:leader="none"/>
+              <w:tab w:val="right" w:pos="8640" w:leader="dot"/>
             </w:tabs>
             <w:rPr>
               <w:rFonts w:ascii="Calibri" w:hAnsi="Calibri" w:cs="Calibri"/>
-              <w:b w:val="0"/>
-              <w:caps w:val="0"/>
+              <w:b w:val="false"/>
+              <w:caps w:val="false"/>
+              <w:smallCaps w:val="false"/>
               <w:sz w:val="24"/>
               <w:szCs w:val="24"/>
               <w:lang w:eastAsia="en-US"/>
@@ -2199,9 +2576,10 @@
           </w:r>
           <w:r>
             <w:rPr>
-              <w:rFonts w:ascii="Calibri" w:hAnsi="Calibri" w:cs="Calibri"/>
-              <w:b w:val="0"/>
-              <w:caps w:val="0"/>
+              <w:rFonts w:cs="Calibri" w:ascii="Calibri" w:hAnsi="Calibri"/>
+              <w:b w:val="false"/>
+              <w:caps w:val="false"/>
+              <w:smallCaps w:val="false"/>
               <w:sz w:val="24"/>
               <w:szCs w:val="24"/>
               <w:lang w:eastAsia="en-US"/>
@@ -2213,11 +2591,6 @@
               <w:lang w:eastAsia="en-US"/>
             </w:rPr>
             <w:t>Overall Description</w:t>
-          </w:r>
-          <w:r>
-            <w:rPr>
-              <w:lang w:eastAsia="en-US"/>
-            </w:rPr>
             <w:tab/>
           </w:r>
           <w:hyperlink w:anchor="__RefHeading___Toc19440724">
@@ -2234,11 +2607,13 @@
           <w:pPr>
             <w:pStyle w:val="TOC2"/>
             <w:tabs>
-              <w:tab w:val="left" w:pos="800"/>
+              <w:tab w:val="left" w:pos="800" w:leader="none"/>
+              <w:tab w:val="right" w:pos="8640" w:leader="dot"/>
             </w:tabs>
             <w:rPr>
               <w:rFonts w:ascii="Calibri" w:hAnsi="Calibri" w:cs="Calibri"/>
-              <w:smallCaps w:val="0"/>
+              <w:caps w:val="false"/>
+              <w:smallCaps w:val="false"/>
               <w:sz w:val="24"/>
               <w:szCs w:val="24"/>
               <w:lang w:eastAsia="en-US"/>
@@ -2252,8 +2627,9 @@
           </w:r>
           <w:r>
             <w:rPr>
-              <w:rFonts w:ascii="Calibri" w:hAnsi="Calibri" w:cs="Calibri"/>
-              <w:smallCaps w:val="0"/>
+              <w:rFonts w:cs="Calibri" w:ascii="Calibri" w:hAnsi="Calibri"/>
+              <w:caps w:val="false"/>
+              <w:smallCaps w:val="false"/>
               <w:sz w:val="24"/>
               <w:szCs w:val="24"/>
               <w:lang w:eastAsia="en-US"/>
@@ -2265,11 +2641,6 @@
               <w:lang w:eastAsia="en-US"/>
             </w:rPr>
             <w:t>Product Perspective</w:t>
-          </w:r>
-          <w:r>
-            <w:rPr>
-              <w:lang w:eastAsia="en-US"/>
-            </w:rPr>
             <w:tab/>
           </w:r>
           <w:hyperlink w:anchor="__RefHeading___Toc19440725">
@@ -2286,11 +2657,13 @@
           <w:pPr>
             <w:pStyle w:val="TOC2"/>
             <w:tabs>
-              <w:tab w:val="left" w:pos="800"/>
+              <w:tab w:val="left" w:pos="800" w:leader="none"/>
+              <w:tab w:val="right" w:pos="8640" w:leader="dot"/>
             </w:tabs>
             <w:rPr>
               <w:rFonts w:ascii="Calibri" w:hAnsi="Calibri" w:cs="Calibri"/>
-              <w:smallCaps w:val="0"/>
+              <w:caps w:val="false"/>
+              <w:smallCaps w:val="false"/>
               <w:sz w:val="24"/>
               <w:szCs w:val="24"/>
               <w:lang w:eastAsia="en-US"/>
@@ -2304,8 +2677,9 @@
           </w:r>
           <w:r>
             <w:rPr>
-              <w:rFonts w:ascii="Calibri" w:hAnsi="Calibri" w:cs="Calibri"/>
-              <w:smallCaps w:val="0"/>
+              <w:rFonts w:cs="Calibri" w:ascii="Calibri" w:hAnsi="Calibri"/>
+              <w:caps w:val="false"/>
+              <w:smallCaps w:val="false"/>
               <w:sz w:val="24"/>
               <w:szCs w:val="24"/>
               <w:lang w:eastAsia="en-US"/>
@@ -2317,11 +2691,6 @@
               <w:lang w:eastAsia="en-US"/>
             </w:rPr>
             <w:t>Product Architecture</w:t>
-          </w:r>
-          <w:r>
-            <w:rPr>
-              <w:lang w:eastAsia="en-US"/>
-            </w:rPr>
             <w:tab/>
           </w:r>
           <w:hyperlink w:anchor="__RefHeading___Toc19440726">
@@ -2338,11 +2707,13 @@
           <w:pPr>
             <w:pStyle w:val="TOC2"/>
             <w:tabs>
-              <w:tab w:val="left" w:pos="800"/>
+              <w:tab w:val="left" w:pos="800" w:leader="none"/>
+              <w:tab w:val="right" w:pos="8640" w:leader="dot"/>
             </w:tabs>
             <w:rPr>
               <w:rFonts w:ascii="Calibri" w:hAnsi="Calibri" w:cs="Calibri"/>
-              <w:smallCaps w:val="0"/>
+              <w:caps w:val="false"/>
+              <w:smallCaps w:val="false"/>
               <w:sz w:val="24"/>
               <w:szCs w:val="24"/>
               <w:lang w:eastAsia="en-US"/>
@@ -2356,8 +2727,9 @@
           </w:r>
           <w:r>
             <w:rPr>
-              <w:rFonts w:ascii="Calibri" w:hAnsi="Calibri" w:cs="Calibri"/>
-              <w:smallCaps w:val="0"/>
+              <w:rFonts w:cs="Calibri" w:ascii="Calibri" w:hAnsi="Calibri"/>
+              <w:caps w:val="false"/>
+              <w:smallCaps w:val="false"/>
               <w:sz w:val="24"/>
               <w:szCs w:val="24"/>
               <w:lang w:eastAsia="en-US"/>
@@ -2369,11 +2741,6 @@
               <w:lang w:eastAsia="en-US"/>
             </w:rPr>
             <w:t>Product Functionality/Features</w:t>
-          </w:r>
-          <w:r>
-            <w:rPr>
-              <w:lang w:eastAsia="en-US"/>
-            </w:rPr>
             <w:tab/>
           </w:r>
           <w:hyperlink w:anchor="__RefHeading___Toc19440727">
@@ -2390,11 +2757,13 @@
           <w:pPr>
             <w:pStyle w:val="TOC2"/>
             <w:tabs>
-              <w:tab w:val="left" w:pos="800"/>
+              <w:tab w:val="left" w:pos="800" w:leader="none"/>
+              <w:tab w:val="right" w:pos="8640" w:leader="dot"/>
             </w:tabs>
             <w:rPr>
               <w:rFonts w:ascii="Calibri" w:hAnsi="Calibri" w:cs="Calibri"/>
-              <w:smallCaps w:val="0"/>
+              <w:caps w:val="false"/>
+              <w:smallCaps w:val="false"/>
               <w:sz w:val="24"/>
               <w:szCs w:val="24"/>
               <w:lang w:eastAsia="en-US"/>
@@ -2408,8 +2777,9 @@
           </w:r>
           <w:r>
             <w:rPr>
-              <w:rFonts w:ascii="Calibri" w:hAnsi="Calibri" w:cs="Calibri"/>
-              <w:smallCaps w:val="0"/>
+              <w:rFonts w:cs="Calibri" w:ascii="Calibri" w:hAnsi="Calibri"/>
+              <w:caps w:val="false"/>
+              <w:smallCaps w:val="false"/>
               <w:sz w:val="24"/>
               <w:szCs w:val="24"/>
               <w:lang w:eastAsia="en-US"/>
@@ -2421,11 +2791,6 @@
               <w:lang w:eastAsia="en-US"/>
             </w:rPr>
             <w:t>Constraints</w:t>
-          </w:r>
-          <w:r>
-            <w:rPr>
-              <w:lang w:eastAsia="en-US"/>
-            </w:rPr>
             <w:tab/>
           </w:r>
           <w:hyperlink w:anchor="__RefHeading___Toc19440728">
@@ -2442,11 +2807,13 @@
           <w:pPr>
             <w:pStyle w:val="TOC2"/>
             <w:tabs>
-              <w:tab w:val="left" w:pos="800"/>
+              <w:tab w:val="left" w:pos="800" w:leader="none"/>
+              <w:tab w:val="right" w:pos="8640" w:leader="dot"/>
             </w:tabs>
             <w:rPr>
               <w:rFonts w:ascii="Calibri" w:hAnsi="Calibri" w:cs="Calibri"/>
-              <w:smallCaps w:val="0"/>
+              <w:caps w:val="false"/>
+              <w:smallCaps w:val="false"/>
               <w:sz w:val="24"/>
               <w:szCs w:val="24"/>
               <w:lang w:eastAsia="en-US"/>
@@ -2460,8 +2827,9 @@
           </w:r>
           <w:r>
             <w:rPr>
-              <w:rFonts w:ascii="Calibri" w:hAnsi="Calibri" w:cs="Calibri"/>
-              <w:smallCaps w:val="0"/>
+              <w:rFonts w:cs="Calibri" w:ascii="Calibri" w:hAnsi="Calibri"/>
+              <w:caps w:val="false"/>
+              <w:smallCaps w:val="false"/>
               <w:sz w:val="24"/>
               <w:szCs w:val="24"/>
               <w:lang w:eastAsia="en-US"/>
@@ -2473,11 +2841,6 @@
               <w:lang w:eastAsia="en-US"/>
             </w:rPr>
             <w:t>Assumptions and Dependencies</w:t>
-          </w:r>
-          <w:r>
-            <w:rPr>
-              <w:lang w:eastAsia="en-US"/>
-            </w:rPr>
             <w:tab/>
           </w:r>
           <w:hyperlink w:anchor="__RefHeading___Toc19440729">
@@ -2494,12 +2857,14 @@
           <w:pPr>
             <w:pStyle w:val="TOC1"/>
             <w:tabs>
-              <w:tab w:val="left" w:pos="400"/>
+              <w:tab w:val="left" w:pos="400" w:leader="none"/>
+              <w:tab w:val="right" w:pos="8640" w:leader="dot"/>
             </w:tabs>
             <w:rPr>
               <w:rFonts w:ascii="Calibri" w:hAnsi="Calibri" w:cs="Calibri"/>
-              <w:b w:val="0"/>
-              <w:caps w:val="0"/>
+              <w:b w:val="false"/>
+              <w:caps w:val="false"/>
+              <w:smallCaps w:val="false"/>
               <w:sz w:val="24"/>
               <w:szCs w:val="24"/>
               <w:lang w:eastAsia="en-US"/>
@@ -2513,9 +2878,10 @@
           </w:r>
           <w:r>
             <w:rPr>
-              <w:rFonts w:ascii="Calibri" w:hAnsi="Calibri" w:cs="Calibri"/>
-              <w:b w:val="0"/>
-              <w:caps w:val="0"/>
+              <w:rFonts w:cs="Calibri" w:ascii="Calibri" w:hAnsi="Calibri"/>
+              <w:b w:val="false"/>
+              <w:caps w:val="false"/>
+              <w:smallCaps w:val="false"/>
               <w:sz w:val="24"/>
               <w:szCs w:val="24"/>
               <w:lang w:eastAsia="en-US"/>
@@ -2527,11 +2893,6 @@
               <w:lang w:eastAsia="en-US"/>
             </w:rPr>
             <w:t>Specific Requirements</w:t>
-          </w:r>
-          <w:r>
-            <w:rPr>
-              <w:lang w:eastAsia="en-US"/>
-            </w:rPr>
             <w:tab/>
           </w:r>
           <w:hyperlink w:anchor="__RefHeading___Toc19440730">
@@ -2548,11 +2909,13 @@
           <w:pPr>
             <w:pStyle w:val="TOC2"/>
             <w:tabs>
-              <w:tab w:val="left" w:pos="800"/>
+              <w:tab w:val="left" w:pos="800" w:leader="none"/>
+              <w:tab w:val="right" w:pos="8640" w:leader="dot"/>
             </w:tabs>
             <w:rPr>
               <w:rFonts w:ascii="Calibri" w:hAnsi="Calibri" w:cs="Calibri"/>
-              <w:smallCaps w:val="0"/>
+              <w:caps w:val="false"/>
+              <w:smallCaps w:val="false"/>
               <w:sz w:val="24"/>
               <w:szCs w:val="24"/>
               <w:lang w:eastAsia="en-US"/>
@@ -2566,8 +2929,9 @@
           </w:r>
           <w:r>
             <w:rPr>
-              <w:rFonts w:ascii="Calibri" w:hAnsi="Calibri" w:cs="Calibri"/>
-              <w:smallCaps w:val="0"/>
+              <w:rFonts w:cs="Calibri" w:ascii="Calibri" w:hAnsi="Calibri"/>
+              <w:caps w:val="false"/>
+              <w:smallCaps w:val="false"/>
               <w:sz w:val="24"/>
               <w:szCs w:val="24"/>
               <w:lang w:eastAsia="en-US"/>
@@ -2579,11 +2943,6 @@
               <w:lang w:eastAsia="en-US"/>
             </w:rPr>
             <w:t>Functional Requirements</w:t>
-          </w:r>
-          <w:r>
-            <w:rPr>
-              <w:lang w:eastAsia="en-US"/>
-            </w:rPr>
             <w:tab/>
           </w:r>
           <w:hyperlink w:anchor="__RefHeading___Toc19440731">
@@ -2600,11 +2959,13 @@
           <w:pPr>
             <w:pStyle w:val="TOC2"/>
             <w:tabs>
-              <w:tab w:val="left" w:pos="800"/>
+              <w:tab w:val="left" w:pos="800" w:leader="none"/>
+              <w:tab w:val="right" w:pos="8640" w:leader="dot"/>
             </w:tabs>
             <w:rPr>
               <w:rFonts w:ascii="Calibri" w:hAnsi="Calibri" w:cs="Calibri"/>
-              <w:smallCaps w:val="0"/>
+              <w:caps w:val="false"/>
+              <w:smallCaps w:val="false"/>
               <w:sz w:val="24"/>
               <w:szCs w:val="24"/>
               <w:lang w:eastAsia="en-US"/>
@@ -2618,8 +2979,9 @@
           </w:r>
           <w:r>
             <w:rPr>
-              <w:rFonts w:ascii="Calibri" w:hAnsi="Calibri" w:cs="Calibri"/>
-              <w:smallCaps w:val="0"/>
+              <w:rFonts w:cs="Calibri" w:ascii="Calibri" w:hAnsi="Calibri"/>
+              <w:caps w:val="false"/>
+              <w:smallCaps w:val="false"/>
               <w:sz w:val="24"/>
               <w:szCs w:val="24"/>
               <w:lang w:eastAsia="en-US"/>
@@ -2631,11 +2993,6 @@
               <w:lang w:eastAsia="en-US"/>
             </w:rPr>
             <w:t>External Interface Requirements</w:t>
-          </w:r>
-          <w:r>
-            <w:rPr>
-              <w:lang w:eastAsia="en-US"/>
-            </w:rPr>
             <w:tab/>
           </w:r>
           <w:hyperlink w:anchor="__RefHeading___Toc19440736">
@@ -2652,11 +3009,13 @@
           <w:pPr>
             <w:pStyle w:val="TOC2"/>
             <w:tabs>
-              <w:tab w:val="left" w:pos="800"/>
+              <w:tab w:val="left" w:pos="800" w:leader="none"/>
+              <w:tab w:val="right" w:pos="8640" w:leader="dot"/>
             </w:tabs>
             <w:rPr>
               <w:rFonts w:ascii="Calibri" w:hAnsi="Calibri" w:cs="Calibri"/>
-              <w:smallCaps w:val="0"/>
+              <w:caps w:val="false"/>
+              <w:smallCaps w:val="false"/>
               <w:sz w:val="24"/>
               <w:szCs w:val="24"/>
               <w:lang w:eastAsia="en-US"/>
@@ -2670,8 +3029,9 @@
           </w:r>
           <w:r>
             <w:rPr>
-              <w:rFonts w:ascii="Calibri" w:hAnsi="Calibri" w:cs="Calibri"/>
-              <w:smallCaps w:val="0"/>
+              <w:rFonts w:cs="Calibri" w:ascii="Calibri" w:hAnsi="Calibri"/>
+              <w:caps w:val="false"/>
+              <w:smallCaps w:val="false"/>
               <w:sz w:val="24"/>
               <w:szCs w:val="24"/>
               <w:lang w:eastAsia="en-US"/>
@@ -2683,11 +3043,6 @@
               <w:lang w:eastAsia="en-US"/>
             </w:rPr>
             <w:t>Internal Interface Requirements</w:t>
-          </w:r>
-          <w:r>
-            <w:rPr>
-              <w:lang w:eastAsia="en-US"/>
-            </w:rPr>
             <w:tab/>
           </w:r>
           <w:hyperlink w:anchor="__RefHeading___Toc19440737">
@@ -2704,12 +3059,14 @@
           <w:pPr>
             <w:pStyle w:val="TOC1"/>
             <w:tabs>
-              <w:tab w:val="left" w:pos="400"/>
+              <w:tab w:val="left" w:pos="400" w:leader="none"/>
+              <w:tab w:val="right" w:pos="8640" w:leader="dot"/>
             </w:tabs>
             <w:rPr>
               <w:rFonts w:ascii="Calibri" w:hAnsi="Calibri" w:cs="Calibri"/>
-              <w:b w:val="0"/>
-              <w:caps w:val="0"/>
+              <w:b w:val="false"/>
+              <w:caps w:val="false"/>
+              <w:smallCaps w:val="false"/>
               <w:sz w:val="24"/>
               <w:szCs w:val="24"/>
               <w:lang w:eastAsia="en-US"/>
@@ -2723,9 +3080,10 @@
           </w:r>
           <w:r>
             <w:rPr>
-              <w:rFonts w:ascii="Calibri" w:hAnsi="Calibri" w:cs="Calibri"/>
-              <w:b w:val="0"/>
-              <w:caps w:val="0"/>
+              <w:rFonts w:cs="Calibri" w:ascii="Calibri" w:hAnsi="Calibri"/>
+              <w:b w:val="false"/>
+              <w:caps w:val="false"/>
+              <w:smallCaps w:val="false"/>
               <w:sz w:val="24"/>
               <w:szCs w:val="24"/>
               <w:lang w:eastAsia="en-US"/>
@@ -2737,11 +3095,6 @@
               <w:lang w:eastAsia="en-US"/>
             </w:rPr>
             <w:t>Non-Functional Requirements</w:t>
-          </w:r>
-          <w:r>
-            <w:rPr>
-              <w:lang w:eastAsia="en-US"/>
-            </w:rPr>
             <w:tab/>
           </w:r>
           <w:hyperlink w:anchor="__RefHeading___Toc19440738">
@@ -2758,11 +3111,13 @@
           <w:pPr>
             <w:pStyle w:val="TOC2"/>
             <w:tabs>
-              <w:tab w:val="left" w:pos="800"/>
+              <w:tab w:val="left" w:pos="800" w:leader="none"/>
+              <w:tab w:val="right" w:pos="8640" w:leader="dot"/>
             </w:tabs>
             <w:rPr>
               <w:rFonts w:ascii="Calibri" w:hAnsi="Calibri" w:cs="Calibri"/>
-              <w:smallCaps w:val="0"/>
+              <w:caps w:val="false"/>
+              <w:smallCaps w:val="false"/>
               <w:sz w:val="24"/>
               <w:szCs w:val="24"/>
               <w:lang w:eastAsia="en-US"/>
@@ -2776,8 +3131,9 @@
           </w:r>
           <w:r>
             <w:rPr>
-              <w:rFonts w:ascii="Calibri" w:hAnsi="Calibri" w:cs="Calibri"/>
-              <w:smallCaps w:val="0"/>
+              <w:rFonts w:cs="Calibri" w:ascii="Calibri" w:hAnsi="Calibri"/>
+              <w:caps w:val="false"/>
+              <w:smallCaps w:val="false"/>
               <w:sz w:val="24"/>
               <w:szCs w:val="24"/>
               <w:lang w:eastAsia="en-US"/>
@@ -2789,11 +3145,6 @@
               <w:lang w:eastAsia="en-US"/>
             </w:rPr>
             <w:t>Security and Privacy Requirements</w:t>
-          </w:r>
-          <w:r>
-            <w:rPr>
-              <w:lang w:eastAsia="en-US"/>
-            </w:rPr>
             <w:tab/>
           </w:r>
           <w:hyperlink w:anchor="__RefHeading___Toc19440739">
@@ -2810,11 +3161,13 @@
           <w:pPr>
             <w:pStyle w:val="TOC2"/>
             <w:tabs>
-              <w:tab w:val="left" w:pos="800"/>
+              <w:tab w:val="left" w:pos="800" w:leader="none"/>
+              <w:tab w:val="right" w:pos="8640" w:leader="dot"/>
             </w:tabs>
             <w:rPr>
               <w:rFonts w:ascii="Calibri" w:hAnsi="Calibri" w:cs="Calibri"/>
-              <w:smallCaps w:val="0"/>
+              <w:caps w:val="false"/>
+              <w:smallCaps w:val="false"/>
               <w:sz w:val="24"/>
               <w:szCs w:val="24"/>
               <w:lang w:eastAsia="en-US"/>
@@ -2828,8 +3181,9 @@
           </w:r>
           <w:r>
             <w:rPr>
-              <w:rFonts w:ascii="Calibri" w:hAnsi="Calibri" w:cs="Calibri"/>
-              <w:smallCaps w:val="0"/>
+              <w:rFonts w:cs="Calibri" w:ascii="Calibri" w:hAnsi="Calibri"/>
+              <w:caps w:val="false"/>
+              <w:smallCaps w:val="false"/>
               <w:sz w:val="24"/>
               <w:szCs w:val="24"/>
               <w:lang w:eastAsia="en-US"/>
@@ -2841,11 +3195,6 @@
               <w:lang w:eastAsia="en-US"/>
             </w:rPr>
             <w:t>Environmental Requirements</w:t>
-          </w:r>
-          <w:r>
-            <w:rPr>
-              <w:lang w:eastAsia="en-US"/>
-            </w:rPr>
             <w:tab/>
           </w:r>
           <w:hyperlink w:anchor="__RefHeading___Toc19440740">
@@ -2862,7 +3211,8 @@
           <w:pPr>
             <w:pStyle w:val="TOC2"/>
             <w:tabs>
-              <w:tab w:val="left" w:pos="800"/>
+              <w:tab w:val="left" w:pos="800" w:leader="none"/>
+              <w:tab w:val="right" w:pos="8640" w:leader="dot"/>
             </w:tabs>
             <w:rPr>
               <w:rFonts w:ascii="Calibri" w:hAnsi="Calibri" w:cs="Calibri"/>
@@ -2873,15 +3223,17 @@
           </w:pPr>
           <w:r>
             <w:rPr>
-              <w:smallCaps w:val="0"/>
+              <w:caps w:val="false"/>
+              <w:smallCaps w:val="false"/>
               <w:lang w:eastAsia="en-US"/>
             </w:rPr>
             <w:t>4.3.</w:t>
           </w:r>
           <w:r>
             <w:rPr>
-              <w:rFonts w:ascii="Calibri" w:hAnsi="Calibri" w:cs="Calibri"/>
-              <w:smallCaps w:val="0"/>
+              <w:rFonts w:cs="Calibri" w:ascii="Calibri" w:hAnsi="Calibri"/>
+              <w:caps w:val="false"/>
+              <w:smallCaps w:val="false"/>
               <w:sz w:val="24"/>
               <w:szCs w:val="24"/>
               <w:lang w:eastAsia="en-US"/>
@@ -2890,23 +3242,19 @@
           </w:r>
           <w:r>
             <w:rPr>
-              <w:smallCaps w:val="0"/>
+              <w:caps w:val="false"/>
+              <w:smallCaps w:val="false"/>
               <w:lang w:eastAsia="en-US"/>
             </w:rPr>
             <w:t>Performance Requirements</w:t>
-          </w:r>
-          <w:r>
-            <w:rPr>
-              <w:smallCaps w:val="0"/>
-              <w:lang w:eastAsia="en-US"/>
-            </w:rPr>
             <w:tab/>
           </w:r>
           <w:hyperlink w:anchor="__RefHeading___Toc19440741">
             <w:r>
               <w:rPr>
                 <w:rStyle w:val="IndexLink"/>
-                <w:smallCaps w:val="0"/>
+                <w:caps w:val="false"/>
+                <w:smallCaps w:val="false"/>
                 <w:lang w:eastAsia="en-US"/>
               </w:rPr>
               <w:t>8</w:t>
@@ -2915,7 +3263,8 @@
           <w:r>
             <w:rPr>
               <w:rStyle w:val="IndexLink"/>
-              <w:smallCaps w:val="0"/>
+              <w:smallCaps w:val="false"/>
+              <w:caps w:val="false"/>
               <w:lang w:eastAsia="en-US"/>
             </w:rPr>
             <w:fldChar w:fldCharType="end"/>
@@ -2925,6 +3274,7 @@
     </w:sdt>
     <w:p>
       <w:pPr>
+        <w:pStyle w:val="Normal"/>
         <w:rPr>
           <w:rFonts w:ascii="Calibri" w:hAnsi="Calibri" w:cs="Calibri"/>
           <w:b/>
@@ -2934,6 +3284,16 @@
           <w:lang w:eastAsia="en-US"/>
         </w:rPr>
       </w:pPr>
+      <w:r>
+        <w:rPr>
+          <w:rFonts w:cs="Calibri" w:ascii="Calibri" w:hAnsi="Calibri"/>
+          <w:b/>
+          <w:caps/>
+          <w:sz w:val="24"/>
+          <w:szCs w:val="24"/>
+          <w:lang w:eastAsia="en-US"/>
+        </w:rPr>
+      </w:r>
     </w:p>
     <w:p>
       <w:pPr>
@@ -2942,11 +3302,12 @@
           <w:ilvl w:val="0"/>
           <w:numId w:val="2"/>
         </w:numPr>
+        <w:rPr/>
       </w:pPr>
       <w:bookmarkStart w:id="2" w:name="__RefHeading___Toc19440719"/>
       <w:bookmarkEnd w:id="2"/>
       <w:r>
-        <w:lastRenderedPageBreak/>
+        <w:rPr/>
         <w:t>Purpose</w:t>
       </w:r>
     </w:p>
@@ -2971,10 +3332,12 @@
           <w:ilvl w:val="1"/>
           <w:numId w:val="2"/>
         </w:numPr>
+        <w:rPr/>
       </w:pPr>
       <w:bookmarkStart w:id="3" w:name="__RefHeading___Toc19440720"/>
       <w:bookmarkEnd w:id="3"/>
       <w:r>
+        <w:rPr/>
         <w:t>Scope</w:t>
       </w:r>
     </w:p>
@@ -2995,17 +3358,19 @@
     <w:p>
       <w:pPr>
         <w:pStyle w:val="Heading2"/>
+        <w:rPr/>
       </w:pPr>
       <w:bookmarkStart w:id="4" w:name="__RefHeading___Toc19440721"/>
       <w:bookmarkEnd w:id="4"/>
       <w:r>
+        <w:rPr/>
         <w:t>Definitions, Acronyms, Abbreviations</w:t>
       </w:r>
     </w:p>
     <w:p>
       <w:pPr>
         <w:pStyle w:val="Paragraph3"/>
-        <w:ind w:left="720" w:firstLine="720"/>
+        <w:ind w:firstLine="720" w:start="720"/>
         <w:rPr>
           <w:color w:val="0070C0"/>
         </w:rPr>
@@ -3020,36 +3385,22 @@
     <w:p>
       <w:pPr>
         <w:pStyle w:val="Paragraph3"/>
-        <w:ind w:left="720" w:firstLine="720"/>
-        <w:rPr>
-          <w:color w:val="0070C0"/>
-        </w:rPr>
-      </w:pPr>
-      <w:r>
-        <w:rPr>
-          <w:color w:val="0070C0"/>
-        </w:rPr>
-        <w:t xml:space="preserve">Dealer: A specialized user role with the added ability to operate as a dealer for the games and the configurator of game parameters when creating joinable tables for blackjack, deals cards in accordance </w:t>
-      </w:r>
-      <w:proofErr w:type="gramStart"/>
-      <w:r>
-        <w:rPr>
-          <w:color w:val="0070C0"/>
-        </w:rPr>
-        <w:t>to</w:t>
-      </w:r>
-      <w:proofErr w:type="gramEnd"/>
-      <w:r>
-        <w:rPr>
-          <w:color w:val="0070C0"/>
-        </w:rPr>
-        <w:t xml:space="preserve"> standard blackjack rules</w:t>
+        <w:ind w:firstLine="720" w:start="720"/>
+        <w:rPr>
+          <w:color w:val="0070C0"/>
+        </w:rPr>
+      </w:pPr>
+      <w:r>
+        <w:rPr>
+          <w:color w:val="0070C0"/>
+        </w:rPr>
+        <w:t>Dealer: A specialized user role with the added ability to operate as a dealer for the games and the configurator of game parameters when creating joinable tables for blackjack, deals cards in accordance to standard blackjack rules</w:t>
       </w:r>
     </w:p>
     <w:p>
       <w:pPr>
         <w:pStyle w:val="Paragraph3"/>
-        <w:ind w:left="720" w:firstLine="720"/>
+        <w:ind w:firstLine="720" w:start="720"/>
         <w:rPr>
           <w:color w:val="0070C0"/>
         </w:rPr>
@@ -3064,7 +3415,7 @@
     <w:p>
       <w:pPr>
         <w:pStyle w:val="Paragraph3"/>
-        <w:ind w:left="720" w:firstLine="720"/>
+        <w:ind w:firstLine="720" w:start="720"/>
         <w:rPr>
           <w:color w:val="0070C0"/>
         </w:rPr>
@@ -3079,7 +3430,7 @@
     <w:p>
       <w:pPr>
         <w:pStyle w:val="Paragraph3"/>
-        <w:ind w:left="720" w:firstLine="720"/>
+        <w:ind w:firstLine="720" w:start="720"/>
         <w:rPr>
           <w:color w:val="0070C0"/>
         </w:rPr>
@@ -3094,7 +3445,7 @@
     <w:p>
       <w:pPr>
         <w:pStyle w:val="Paragraph3"/>
-        <w:ind w:left="720" w:firstLine="720"/>
+        <w:ind w:firstLine="720" w:start="720"/>
         <w:rPr>
           <w:color w:val="0070C0"/>
         </w:rPr>
@@ -3109,7 +3460,7 @@
     <w:p>
       <w:pPr>
         <w:pStyle w:val="Paragraph3"/>
-        <w:ind w:left="720" w:firstLine="720"/>
+        <w:ind w:firstLine="720" w:start="720"/>
         <w:rPr>
           <w:color w:val="0070C0"/>
         </w:rPr>
@@ -3124,7 +3475,7 @@
     <w:p>
       <w:pPr>
         <w:pStyle w:val="Paragraph3"/>
-        <w:ind w:left="720" w:firstLine="720"/>
+        <w:ind w:firstLine="720" w:start="720"/>
         <w:rPr>
           <w:color w:val="0070C0"/>
         </w:rPr>
@@ -3139,7 +3490,7 @@
     <w:p>
       <w:pPr>
         <w:pStyle w:val="Paragraph3"/>
-        <w:ind w:left="720" w:firstLine="720"/>
+        <w:ind w:firstLine="720" w:start="720"/>
         <w:rPr>
           <w:color w:val="0070C0"/>
         </w:rPr>
@@ -3154,7 +3505,7 @@
     <w:p>
       <w:pPr>
         <w:pStyle w:val="Paragraph3"/>
-        <w:ind w:left="720" w:firstLine="720"/>
+        <w:ind w:firstLine="720" w:start="720"/>
         <w:rPr>
           <w:color w:val="0070C0"/>
         </w:rPr>
@@ -3169,7 +3520,7 @@
     <w:p>
       <w:pPr>
         <w:pStyle w:val="Paragraph3"/>
-        <w:ind w:left="720" w:firstLine="720"/>
+        <w:ind w:firstLine="720" w:start="720"/>
         <w:rPr>
           <w:color w:val="0070C0"/>
         </w:rPr>
@@ -3184,7 +3535,7 @@
     <w:p>
       <w:pPr>
         <w:pStyle w:val="Paragraph3"/>
-        <w:ind w:left="720" w:firstLine="720"/>
+        <w:ind w:firstLine="720" w:start="720"/>
         <w:rPr>
           <w:color w:val="0070C0"/>
         </w:rPr>
@@ -3199,79 +3550,37 @@
     <w:p>
       <w:pPr>
         <w:pStyle w:val="Paragraph3"/>
-        <w:ind w:left="720" w:firstLine="720"/>
-        <w:rPr>
-          <w:color w:val="0070C0"/>
-        </w:rPr>
-      </w:pPr>
-      <w:r>
-        <w:rPr>
-          <w:color w:val="0070C0"/>
-        </w:rPr>
-        <w:t xml:space="preserve">Bet: </w:t>
-      </w:r>
-      <w:proofErr w:type="gramStart"/>
-      <w:r>
-        <w:rPr>
-          <w:color w:val="0070C0"/>
-        </w:rPr>
-        <w:t>A number of</w:t>
-      </w:r>
-      <w:proofErr w:type="gramEnd"/>
-      <w:r>
-        <w:rPr>
-          <w:color w:val="0070C0"/>
-        </w:rPr>
-        <w:t xml:space="preserve"> credits submitted by a player before being dealt hands to start playing the game</w:t>
+        <w:ind w:firstLine="720" w:start="720"/>
+        <w:rPr>
+          <w:color w:val="0070C0"/>
+        </w:rPr>
+      </w:pPr>
+      <w:r>
+        <w:rPr>
+          <w:color w:val="0070C0"/>
+        </w:rPr>
+        <w:t>Bet: A number of credits submitted by a player before being dealt hands to start playing the game</w:t>
       </w:r>
     </w:p>
     <w:p>
       <w:pPr>
         <w:pStyle w:val="Paragraph3"/>
-        <w:ind w:left="720" w:firstLine="720"/>
-        <w:rPr>
-          <w:color w:val="0070C0"/>
-        </w:rPr>
-      </w:pPr>
-      <w:r>
-        <w:rPr>
-          <w:color w:val="0070C0"/>
-        </w:rPr>
-        <w:t xml:space="preserve">Timer: A countdown for the time players </w:t>
-      </w:r>
-      <w:proofErr w:type="gramStart"/>
-      <w:r>
-        <w:rPr>
-          <w:color w:val="0070C0"/>
-        </w:rPr>
-        <w:t>have</w:t>
-      </w:r>
-      <w:proofErr w:type="gramEnd"/>
-      <w:r>
-        <w:rPr>
-          <w:color w:val="0070C0"/>
-        </w:rPr>
-        <w:t xml:space="preserve"> to </w:t>
-      </w:r>
-      <w:proofErr w:type="gramStart"/>
-      <w:r>
-        <w:rPr>
-          <w:color w:val="0070C0"/>
-        </w:rPr>
-        <w:t>take action</w:t>
-      </w:r>
-      <w:proofErr w:type="gramEnd"/>
-      <w:r>
-        <w:rPr>
-          <w:color w:val="0070C0"/>
-        </w:rPr>
-        <w:t xml:space="preserve"> in a round of the game</w:t>
+        <w:ind w:firstLine="720" w:start="720"/>
+        <w:rPr>
+          <w:color w:val="0070C0"/>
+        </w:rPr>
+      </w:pPr>
+      <w:r>
+        <w:rPr>
+          <w:color w:val="0070C0"/>
+        </w:rPr>
+        <w:t>Timer: A countdown for the time players have to take action in a round of the game</w:t>
       </w:r>
     </w:p>
     <w:p>
       <w:pPr>
         <w:pStyle w:val="Paragraph3"/>
-        <w:ind w:left="720" w:firstLine="720"/>
+        <w:ind w:firstLine="720" w:start="720"/>
         <w:rPr>
           <w:color w:val="0070C0"/>
         </w:rPr>
@@ -3286,7 +3595,7 @@
     <w:p>
       <w:pPr>
         <w:pStyle w:val="Paragraph3"/>
-        <w:ind w:left="720" w:firstLine="720"/>
+        <w:ind w:firstLine="720" w:start="720"/>
         <w:rPr>
           <w:color w:val="0070C0"/>
         </w:rPr>
@@ -3301,7 +3610,7 @@
     <w:p>
       <w:pPr>
         <w:pStyle w:val="Paragraph3"/>
-        <w:ind w:left="720" w:firstLine="720"/>
+        <w:ind w:firstLine="720" w:start="720"/>
         <w:rPr>
           <w:color w:val="0070C0"/>
         </w:rPr>
@@ -3316,7 +3625,7 @@
     <w:p>
       <w:pPr>
         <w:pStyle w:val="Paragraph3"/>
-        <w:ind w:left="720" w:firstLine="720"/>
+        <w:ind w:firstLine="720" w:start="720"/>
         <w:rPr>
           <w:color w:val="0070C0"/>
         </w:rPr>
@@ -3331,7 +3640,7 @@
     <w:p>
       <w:pPr>
         <w:pStyle w:val="Paragraph3"/>
-        <w:ind w:left="720" w:firstLine="720"/>
+        <w:ind w:firstLine="720" w:start="720"/>
         <w:rPr>
           <w:color w:val="0070C0"/>
         </w:rPr>
@@ -3346,7 +3655,7 @@
     <w:p>
       <w:pPr>
         <w:pStyle w:val="Paragraph3"/>
-        <w:ind w:left="720" w:firstLine="720"/>
+        <w:ind w:firstLine="720" w:start="720"/>
         <w:rPr>
           <w:color w:val="0070C0"/>
         </w:rPr>
@@ -3361,7 +3670,7 @@
     <w:p>
       <w:pPr>
         <w:pStyle w:val="Paragraph3"/>
-        <w:ind w:left="720" w:firstLine="720"/>
+        <w:ind w:firstLine="720" w:start="720"/>
         <w:rPr>
           <w:color w:val="0070C0"/>
         </w:rPr>
@@ -3376,52 +3685,37 @@
     <w:p>
       <w:pPr>
         <w:pStyle w:val="Paragraph3"/>
-        <w:ind w:left="720" w:firstLine="720"/>
-        <w:rPr>
-          <w:color w:val="0070C0"/>
-        </w:rPr>
-      </w:pPr>
-      <w:r>
-        <w:rPr>
-          <w:color w:val="0070C0"/>
-        </w:rPr>
-        <w:lastRenderedPageBreak/>
+        <w:ind w:firstLine="720" w:start="720"/>
+        <w:rPr>
+          <w:color w:val="0070C0"/>
+        </w:rPr>
+      </w:pPr>
+      <w:r>
+        <w:rPr>
+          <w:color w:val="0070C0"/>
+        </w:rPr>
         <w:t>Hit: When a player requests an additional card from the dealer.</w:t>
       </w:r>
     </w:p>
     <w:p>
       <w:pPr>
         <w:pStyle w:val="Paragraph3"/>
-        <w:ind w:left="720" w:firstLine="720"/>
-        <w:rPr>
-          <w:color w:val="0070C0"/>
-        </w:rPr>
-      </w:pPr>
-      <w:r>
-        <w:rPr>
-          <w:color w:val="0070C0"/>
-        </w:rPr>
-        <w:t xml:space="preserve">Stand: When a player </w:t>
-      </w:r>
-      <w:proofErr w:type="gramStart"/>
-      <w:r>
-        <w:rPr>
-          <w:color w:val="0070C0"/>
-        </w:rPr>
-        <w:t>signals</w:t>
-      </w:r>
-      <w:proofErr w:type="gramEnd"/>
-      <w:r>
-        <w:rPr>
-          <w:color w:val="0070C0"/>
-        </w:rPr>
-        <w:t xml:space="preserve"> they don’t want any additional cards dealt to them during the current round.</w:t>
+        <w:ind w:firstLine="720" w:start="720"/>
+        <w:rPr>
+          <w:color w:val="0070C0"/>
+        </w:rPr>
+      </w:pPr>
+      <w:r>
+        <w:rPr>
+          <w:color w:val="0070C0"/>
+        </w:rPr>
+        <w:t>Stand: When a player signals they don’t want any additional cards dealt to them during the current round.</w:t>
       </w:r>
     </w:p>
     <w:p>
       <w:pPr>
         <w:pStyle w:val="Paragraph3"/>
-        <w:ind w:left="720" w:firstLine="720"/>
+        <w:ind w:firstLine="720" w:start="720"/>
         <w:rPr>
           <w:color w:val="0070C0"/>
         </w:rPr>
@@ -3436,50 +3730,22 @@
     <w:p>
       <w:pPr>
         <w:pStyle w:val="Paragraph3"/>
-        <w:ind w:left="720" w:firstLine="720"/>
-        <w:rPr>
-          <w:color w:val="0070C0"/>
-        </w:rPr>
-      </w:pPr>
-      <w:r>
-        <w:rPr>
-          <w:color w:val="0070C0"/>
-        </w:rPr>
-        <w:t xml:space="preserve">Split: When a player has matching cards, they can pay to have their hand divided into two separate hands. The dealer will then </w:t>
-      </w:r>
-      <w:proofErr w:type="gramStart"/>
-      <w:r>
-        <w:rPr>
-          <w:color w:val="0070C0"/>
-        </w:rPr>
-        <w:t>deal</w:t>
-      </w:r>
-      <w:proofErr w:type="gramEnd"/>
-      <w:r>
-        <w:rPr>
-          <w:color w:val="0070C0"/>
-        </w:rPr>
-        <w:t xml:space="preserve"> each </w:t>
-      </w:r>
-      <w:proofErr w:type="gramStart"/>
-      <w:r>
-        <w:rPr>
-          <w:color w:val="0070C0"/>
-        </w:rPr>
-        <w:t>hand</w:t>
-      </w:r>
-      <w:proofErr w:type="gramEnd"/>
-      <w:r>
-        <w:rPr>
-          <w:color w:val="0070C0"/>
-        </w:rPr>
-        <w:t xml:space="preserve"> an additional card to bring the total cards in each hand to two.</w:t>
+        <w:ind w:firstLine="720" w:start="720"/>
+        <w:rPr>
+          <w:color w:val="0070C0"/>
+        </w:rPr>
+      </w:pPr>
+      <w:r>
+        <w:rPr>
+          <w:color w:val="0070C0"/>
+        </w:rPr>
+        <w:t>Split: When a player has matching cards, they can pay to have their hand divided into two separate hands. The dealer will then deal each hand an additional card to bring the total cards in each hand to two.</w:t>
       </w:r>
     </w:p>
     <w:p>
       <w:pPr>
         <w:pStyle w:val="Paragraph3"/>
-        <w:ind w:left="720" w:firstLine="720"/>
+        <w:ind w:firstLine="720" w:start="720"/>
         <w:rPr>
           <w:color w:val="0070C0"/>
         </w:rPr>
@@ -3494,7 +3760,7 @@
     <w:p>
       <w:pPr>
         <w:pStyle w:val="Paragraph3"/>
-        <w:ind w:left="720" w:firstLine="720"/>
+        <w:ind w:firstLine="720" w:start="720"/>
         <w:rPr>
           <w:color w:val="0070C0"/>
         </w:rPr>
@@ -3509,7 +3775,7 @@
     <w:p>
       <w:pPr>
         <w:pStyle w:val="Paragraph3"/>
-        <w:ind w:left="720" w:firstLine="720"/>
+        <w:ind w:firstLine="720" w:start="720"/>
         <w:rPr>
           <w:color w:val="0070C0"/>
         </w:rPr>
@@ -3524,7 +3790,7 @@
     <w:p>
       <w:pPr>
         <w:pStyle w:val="Paragraph3"/>
-        <w:ind w:left="720" w:firstLine="720"/>
+        <w:ind w:firstLine="720" w:start="720"/>
         <w:rPr>
           <w:color w:val="0070C0"/>
         </w:rPr>
@@ -3539,7 +3805,7 @@
     <w:p>
       <w:pPr>
         <w:pStyle w:val="Paragraph3"/>
-        <w:ind w:left="720" w:firstLine="720"/>
+        <w:ind w:firstLine="720" w:start="720"/>
         <w:rPr>
           <w:color w:val="0070C0"/>
         </w:rPr>
@@ -3554,7 +3820,7 @@
     <w:p>
       <w:pPr>
         <w:pStyle w:val="Paragraph3"/>
-        <w:ind w:left="720" w:firstLine="720"/>
+        <w:ind w:firstLine="720" w:start="720"/>
         <w:rPr>
           <w:color w:val="0070C0"/>
         </w:rPr>
@@ -3569,40 +3835,31 @@
     <w:p>
       <w:pPr>
         <w:pStyle w:val="Paragraph3"/>
-        <w:ind w:left="720" w:firstLine="720"/>
-        <w:rPr>
-          <w:color w:val="7030A0"/>
-        </w:rPr>
-      </w:pPr>
-      <w:r>
-        <w:rPr>
-          <w:color w:val="0070C0"/>
-        </w:rPr>
-        <w:t xml:space="preserve">Shuffling: when the order of the cards in the shoe </w:t>
-      </w:r>
-      <w:proofErr w:type="gramStart"/>
-      <w:r>
-        <w:rPr>
-          <w:color w:val="0070C0"/>
-        </w:rPr>
-        <w:t>are</w:t>
-      </w:r>
-      <w:proofErr w:type="gramEnd"/>
-      <w:r>
-        <w:rPr>
-          <w:color w:val="0070C0"/>
-        </w:rPr>
-        <w:t xml:space="preserve"> randomized.</w:t>
+        <w:ind w:firstLine="720" w:start="720"/>
+        <w:rPr>
+          <w:color w:val="7030A0"/>
+        </w:rPr>
+      </w:pPr>
+      <w:r>
+        <w:rPr>
+          <w:color w:val="0070C0"/>
+        </w:rPr>
+        <w:t>Shuffling: when the order of the cards in the shoe are randomized.</w:t>
       </w:r>
     </w:p>
     <w:p>
       <w:pPr>
         <w:pStyle w:val="Paragraph3"/>
-        <w:ind w:left="720" w:firstLine="720"/>
-        <w:rPr>
-          <w:color w:val="7030A0"/>
-        </w:rPr>
-      </w:pPr>
+        <w:ind w:firstLine="720" w:start="720"/>
+        <w:rPr>
+          <w:color w:val="7030A0"/>
+        </w:rPr>
+      </w:pPr>
+      <w:r>
+        <w:rPr>
+          <w:color w:val="7030A0"/>
+        </w:rPr>
+      </w:r>
     </w:p>
     <w:p>
       <w:pPr>
@@ -3611,10 +3868,12 @@
           <w:ilvl w:val="1"/>
           <w:numId w:val="2"/>
         </w:numPr>
+        <w:rPr/>
       </w:pPr>
       <w:bookmarkStart w:id="5" w:name="__RefHeading___Toc19440722"/>
       <w:bookmarkEnd w:id="5"/>
       <w:r>
+        <w:rPr/>
         <w:t>References</w:t>
       </w:r>
     </w:p>
@@ -3628,68 +3887,68 @@
       </w:pPr>
       <w:r>
         <w:rPr>
+          <w:rFonts w:cs="Calibri" w:ascii="Calibri" w:hAnsi="Calibri"/>
+          <w:color w:val="7030A0"/>
+        </w:rPr>
+        <w:t>Use Case Specification Document</w:t>
+      </w:r>
+      <w:r>
+        <w:rPr>
+          <w:rFonts w:cs="Calibri" w:ascii="Calibri" w:hAnsi="Calibri"/>
+        </w:rPr>
+        <w:t xml:space="preserve"> </w:t>
+      </w:r>
+      <w:r>
+        <w:rPr>
+          <w:rFonts w:cs="Calibri" w:ascii="Calibri" w:hAnsi="Calibri"/>
+          <w:color w:val="7030A0"/>
+        </w:rPr>
+        <w:t>– Step 2 in assignment description</w:t>
+      </w:r>
+    </w:p>
+    <w:p>
+      <w:pPr>
+        <w:pStyle w:val="Paragraph2"/>
+        <w:rPr>
           <w:rFonts w:ascii="Calibri" w:hAnsi="Calibri" w:cs="Calibri"/>
           <w:color w:val="7030A0"/>
         </w:rPr>
-        <w:t>Use Case Specification Document</w:t>
-      </w:r>
-      <w:r>
+      </w:pPr>
+      <w:r>
+        <w:rPr>
+          <w:rFonts w:cs="Calibri" w:ascii="Calibri" w:hAnsi="Calibri"/>
+          <w:color w:val="7030A0"/>
+        </w:rPr>
+        <w:t>UML Use Case Diagrams Document – Step 3 in assignment description</w:t>
+      </w:r>
+    </w:p>
+    <w:p>
+      <w:pPr>
+        <w:pStyle w:val="Paragraph2"/>
         <w:rPr>
           <w:rFonts w:ascii="Calibri" w:hAnsi="Calibri" w:cs="Calibri"/>
-        </w:rPr>
-        <w:t xml:space="preserve"> </w:t>
-      </w:r>
-      <w:r>
+          <w:color w:val="7030A0"/>
+        </w:rPr>
+      </w:pPr>
+      <w:r>
+        <w:rPr>
+          <w:rFonts w:cs="Calibri" w:ascii="Calibri" w:hAnsi="Calibri"/>
+          <w:color w:val="7030A0"/>
+        </w:rPr>
+        <w:t>Class Diagrams – Step 5 in assignment description</w:t>
+      </w:r>
+    </w:p>
+    <w:p>
+      <w:pPr>
+        <w:pStyle w:val="Paragraph2"/>
         <w:rPr>
           <w:rFonts w:ascii="Calibri" w:hAnsi="Calibri" w:cs="Calibri"/>
           <w:color w:val="7030A0"/>
         </w:rPr>
-        <w:t>– Step 2 in assignment description</w:t>
-      </w:r>
-    </w:p>
-    <w:p>
-      <w:pPr>
-        <w:pStyle w:val="Paragraph2"/>
-        <w:rPr>
-          <w:rFonts w:ascii="Calibri" w:hAnsi="Calibri" w:cs="Calibri"/>
-          <w:color w:val="7030A0"/>
-        </w:rPr>
-      </w:pPr>
-      <w:r>
-        <w:rPr>
-          <w:rFonts w:ascii="Calibri" w:hAnsi="Calibri" w:cs="Calibri"/>
-          <w:color w:val="7030A0"/>
-        </w:rPr>
-        <w:t>UML Use Case Diagrams Document – Step 3 in assignment description</w:t>
-      </w:r>
-    </w:p>
-    <w:p>
-      <w:pPr>
-        <w:pStyle w:val="Paragraph2"/>
-        <w:rPr>
-          <w:rFonts w:ascii="Calibri" w:hAnsi="Calibri" w:cs="Calibri"/>
-          <w:color w:val="7030A0"/>
-        </w:rPr>
-      </w:pPr>
-      <w:r>
-        <w:rPr>
-          <w:rFonts w:ascii="Calibri" w:hAnsi="Calibri" w:cs="Calibri"/>
-          <w:color w:val="7030A0"/>
-        </w:rPr>
-        <w:t>Class Diagrams – Step 5 in assignment description</w:t>
-      </w:r>
-    </w:p>
-    <w:p>
-      <w:pPr>
-        <w:pStyle w:val="Paragraph2"/>
-        <w:rPr>
-          <w:rFonts w:ascii="Calibri" w:hAnsi="Calibri" w:cs="Calibri"/>
-          <w:color w:val="7030A0"/>
-        </w:rPr>
-      </w:pPr>
-      <w:r>
-        <w:rPr>
-          <w:rFonts w:ascii="Calibri" w:hAnsi="Calibri" w:cs="Calibri"/>
+      </w:pPr>
+      <w:r>
+        <w:rPr>
+          <w:rFonts w:cs="Calibri" w:ascii="Calibri" w:hAnsi="Calibri"/>
           <w:color w:val="7030A0"/>
         </w:rPr>
         <w:t>Sequence Diagrams – Step 6 in assignment description</w:t>
@@ -3702,16 +3961,19 @@
           <w:ilvl w:val="1"/>
           <w:numId w:val="2"/>
         </w:numPr>
+        <w:rPr/>
       </w:pPr>
       <w:bookmarkStart w:id="6" w:name="__RefHeading___Toc19440723"/>
       <w:bookmarkEnd w:id="6"/>
       <w:r>
+        <w:rPr/>
         <w:t>Overview</w:t>
       </w:r>
     </w:p>
     <w:p>
       <w:pPr>
-        <w:ind w:left="1440"/>
+        <w:pStyle w:val="Normal"/>
+        <w:ind w:start="1440"/>
         <w:rPr>
           <w:color w:val="0070C0"/>
         </w:rPr>
@@ -3730,11 +3992,12 @@
           <w:ilvl w:val="0"/>
           <w:numId w:val="2"/>
         </w:numPr>
+        <w:rPr/>
       </w:pPr>
       <w:bookmarkStart w:id="7" w:name="__RefHeading___Toc19440724"/>
       <w:bookmarkEnd w:id="7"/>
       <w:r>
-        <w:lastRenderedPageBreak/>
+        <w:rPr/>
         <w:t>Overall Description</w:t>
       </w:r>
     </w:p>
@@ -3745,60 +4008,26 @@
           <w:ilvl w:val="1"/>
           <w:numId w:val="2"/>
         </w:numPr>
+        <w:rPr/>
       </w:pPr>
       <w:bookmarkStart w:id="8" w:name="__RefHeading___Toc19440725"/>
       <w:bookmarkEnd w:id="8"/>
       <w:r>
+        <w:rPr/>
         <w:t>Product Perspective</w:t>
       </w:r>
     </w:p>
     <w:p>
       <w:pPr>
-        <w:ind w:left="1440"/>
+        <w:pStyle w:val="Normal"/>
+        <w:ind w:start="1440"/>
+        <w:rPr/>
       </w:pPr>
       <w:r>
         <w:rPr>
           <w:color w:val="2A6099"/>
         </w:rPr>
-        <w:t xml:space="preserve">This is a multiplayer blackjack </w:t>
-      </w:r>
-      <w:r>
-        <w:rPr>
-          <w:color w:val="2A6099"/>
-        </w:rPr>
-        <w:t xml:space="preserve">java </w:t>
-      </w:r>
-      <w:r>
-        <w:rPr>
-          <w:color w:val="2A6099"/>
-        </w:rPr>
-        <w:t>application that uses a client</w:t>
-      </w:r>
-      <w:r>
-        <w:rPr>
-          <w:color w:val="2A6099"/>
-        </w:rPr>
-        <w:t>/</w:t>
-      </w:r>
-      <w:r>
-        <w:rPr>
-          <w:color w:val="2A6099"/>
-        </w:rPr>
-        <w:t xml:space="preserve">server architecture for networked gameplay. The client will provide the GUI for the login, lobby, and the tables for playing and facilitating separate player and dealer actions. Along with maintaining the game state for the duration of a table being live, the server program enforces the standard rules for blackjack play. The server will also persistently store the user account credentials and credit balances for each account. Communication for the networking occurs over TCP/IP and this system assumes a server to be run before client </w:t>
-      </w:r>
-      <w:proofErr w:type="gramStart"/>
-      <w:r>
-        <w:rPr>
-          <w:color w:val="2A6099"/>
-        </w:rPr>
-        <w:t>startup</w:t>
-      </w:r>
-      <w:proofErr w:type="gramEnd"/>
-      <w:r>
-        <w:rPr>
-          <w:color w:val="2A6099"/>
-        </w:rPr>
-        <w:t>.</w:t>
+        <w:t>This is a multiplayer blackjack java application that uses a client/server architecture for networked gameplay. The client will provide the GUI for the login, lobby, and the tables for playing and facilitating separate player and dealer actions. Along with maintaining the game state for the duration of a table being live, the server program enforces the standard rules for blackjack play. The server will also persistently store the user account credentials and credit balances for each account. Communication for the networking occurs over TCP/IP and this system assumes a server to be run before client startup.</w:t>
       </w:r>
     </w:p>
     <w:p>
@@ -3808,10 +4037,12 @@
           <w:ilvl w:val="1"/>
           <w:numId w:val="2"/>
         </w:numPr>
+        <w:rPr/>
       </w:pPr>
       <w:bookmarkStart w:id="9" w:name="__RefHeading___Toc19440726"/>
       <w:bookmarkEnd w:id="9"/>
       <w:r>
+        <w:rPr/>
         <w:t>Product Architecture</w:t>
       </w:r>
     </w:p>
@@ -3826,37 +4057,7 @@
         <w:rPr>
           <w:color w:val="2A6099"/>
         </w:rPr>
-        <w:t xml:space="preserve">The system will be organized into </w:t>
-      </w:r>
-      <w:r>
-        <w:rPr>
-          <w:color w:val="2A6099"/>
-        </w:rPr>
-        <w:t>seven</w:t>
-      </w:r>
-      <w:r>
-        <w:rPr>
-          <w:color w:val="2A6099"/>
-        </w:rPr>
-        <w:t xml:space="preserve"> major modules: the network module, lobby/account module, table module, user/login module, storage module</w:t>
-      </w:r>
-      <w:r>
-        <w:rPr>
-          <w:color w:val="2A6099"/>
-        </w:rPr>
-        <w:t>,</w:t>
-      </w:r>
-      <w:r>
-        <w:rPr>
-          <w:color w:val="2A6099"/>
-        </w:rPr>
-        <w:t xml:space="preserve"> game module</w:t>
-      </w:r>
-      <w:r>
-        <w:rPr>
-          <w:color w:val="2A6099"/>
-        </w:rPr>
-        <w:t>, and GUI module.</w:t>
+        <w:t>The system will be organized into seven major modules: the network module, lobby/account module, table module, user/login module, storage module, game module, and GUI module.</w:t>
       </w:r>
     </w:p>
     <w:p>
@@ -3866,16 +4067,19 @@
           <w:ilvl w:val="1"/>
           <w:numId w:val="2"/>
         </w:numPr>
+        <w:rPr/>
       </w:pPr>
       <w:bookmarkStart w:id="10" w:name="__RefHeading___Toc19440727"/>
       <w:bookmarkEnd w:id="10"/>
       <w:r>
+        <w:rPr/>
         <w:t>Product Functionality/Features</w:t>
       </w:r>
     </w:p>
     <w:p>
       <w:pPr>
-        <w:ind w:left="1440"/>
+        <w:pStyle w:val="Normal"/>
+        <w:ind w:start="1440"/>
         <w:rPr>
           <w:color w:val="2A6099"/>
         </w:rPr>
@@ -3884,141 +4088,65 @@
         <w:rPr>
           <w:color w:val="2A6099"/>
         </w:rPr>
-        <w:t xml:space="preserve">Users can log into their accounts with the appropriate roles authenticated, participate as a player with their betting balance or as a dealer. The system further enforces role-based permissions through the allowed actions in the GUI. </w:t>
-      </w:r>
-      <w:r>
+        <w:t xml:space="preserve">Users can log into their accounts with the appropriate roles authenticated, participate as a player with their betting balance or as a dealer. The system further enforces role-based permissions through the allowed actions in the GUI. Players can view available tables in the lobby and choose which table to join while dealers are brought to a table setup configuration before opening a 6-person table themselves. </w:t>
+      </w:r>
+    </w:p>
+    <w:p>
+      <w:pPr>
+        <w:pStyle w:val="Normal"/>
+        <w:ind w:start="1440"/>
         <w:rPr>
           <w:color w:val="2A6099"/>
         </w:rPr>
-        <w:t>Players</w:t>
-      </w:r>
+      </w:pPr>
       <w:r>
         <w:rPr>
           <w:color w:val="2A6099"/>
         </w:rPr>
-        <w:t xml:space="preserve"> can view available tables in the lobby</w:t>
-      </w:r>
-      <w:r>
+      </w:r>
+    </w:p>
+    <w:p>
+      <w:pPr>
+        <w:pStyle w:val="Normal"/>
+        <w:ind w:start="1440"/>
         <w:rPr>
           <w:color w:val="2A6099"/>
         </w:rPr>
-        <w:t xml:space="preserve"> and</w:t>
-      </w:r>
+      </w:pPr>
       <w:r>
         <w:rPr>
           <w:color w:val="2A6099"/>
         </w:rPr>
-        <w:t xml:space="preserve"> </w:t>
-      </w:r>
-      <w:r>
+        <w:t xml:space="preserve">The system will provide management for the blackjack game in distinct phases: betting, player action, and outcome. Further enforcement of the rules are in the valid player actions they can take with the standard set of blackjack hitting, standing, double down, split, insurance. Dealer actions follow rules as expected from a casino game of blackjack. </w:t>
+      </w:r>
+    </w:p>
+    <w:p>
+      <w:pPr>
+        <w:pStyle w:val="Normal"/>
+        <w:ind w:start="1440"/>
         <w:rPr>
           <w:color w:val="2A6099"/>
         </w:rPr>
-        <w:t>choose which</w:t>
-      </w:r>
+      </w:pPr>
       <w:r>
         <w:rPr>
           <w:color w:val="2A6099"/>
         </w:rPr>
-        <w:t xml:space="preserve"> table</w:t>
-      </w:r>
-      <w:r>
+      </w:r>
+    </w:p>
+    <w:p>
+      <w:pPr>
+        <w:pStyle w:val="Normal"/>
+        <w:ind w:start="1440"/>
         <w:rPr>
           <w:color w:val="2A6099"/>
         </w:rPr>
-        <w:t xml:space="preserve"> to join</w:t>
-      </w:r>
+      </w:pPr>
       <w:r>
         <w:rPr>
           <w:color w:val="2A6099"/>
         </w:rPr>
-        <w:t xml:space="preserve"> while dealers are brought to a table setup configuration before opening a 6-person table themselves. </w:t>
-      </w:r>
-    </w:p>
-    <w:p>
-      <w:pPr>
-        <w:ind w:left="1440"/>
-        <w:rPr>
-          <w:color w:val="2A6099"/>
-        </w:rPr>
-      </w:pPr>
-    </w:p>
-    <w:p>
-      <w:pPr>
-        <w:ind w:left="1440"/>
-        <w:rPr>
-          <w:color w:val="2A6099"/>
-        </w:rPr>
-      </w:pPr>
-      <w:r>
-        <w:rPr>
-          <w:color w:val="2A6099"/>
-        </w:rPr>
-        <w:t xml:space="preserve">The system will provide management for the blackjack game in distinct phases: betting, player action, and outcome. Further enforcement of the rules </w:t>
-      </w:r>
-      <w:proofErr w:type="gramStart"/>
-      <w:r>
-        <w:rPr>
-          <w:color w:val="2A6099"/>
-        </w:rPr>
-        <w:t>are</w:t>
-      </w:r>
-      <w:proofErr w:type="gramEnd"/>
-      <w:r>
-        <w:rPr>
-          <w:color w:val="2A6099"/>
-        </w:rPr>
-        <w:t xml:space="preserve"> in the valid player actions they can take with the standard set of blackjack hitting, standing, double down, </w:t>
-      </w:r>
-      <w:proofErr w:type="gramStart"/>
-      <w:r>
-        <w:rPr>
-          <w:color w:val="2A6099"/>
-        </w:rPr>
-        <w:t>split</w:t>
-      </w:r>
-      <w:proofErr w:type="gramEnd"/>
-      <w:r>
-        <w:rPr>
-          <w:color w:val="2A6099"/>
-        </w:rPr>
-        <w:t xml:space="preserve">, insurance. Dealer actions follow rules as expected from a casino game of blackjack. </w:t>
-      </w:r>
-    </w:p>
-    <w:p>
-      <w:pPr>
-        <w:ind w:left="1440"/>
-        <w:rPr>
-          <w:color w:val="2A6099"/>
-        </w:rPr>
-      </w:pPr>
-    </w:p>
-    <w:p>
-      <w:pPr>
-        <w:ind w:left="1440"/>
-        <w:rPr>
-          <w:color w:val="2A6099"/>
-        </w:rPr>
-      </w:pPr>
-      <w:r>
-        <w:rPr>
-          <w:color w:val="2A6099"/>
-        </w:rPr>
-        <w:t xml:space="preserve">The players can add funds to bet with and cash out, with the system validating their </w:t>
-      </w:r>
-      <w:proofErr w:type="gramStart"/>
-      <w:r>
-        <w:rPr>
-          <w:color w:val="2A6099"/>
-        </w:rPr>
-        <w:t>bets</w:t>
-      </w:r>
-      <w:proofErr w:type="gramEnd"/>
-      <w:r>
-        <w:rPr>
-          <w:color w:val="2A6099"/>
-        </w:rPr>
-        <w:t xml:space="preserve"> and ability to participate in the game with enough credits. The client interfaces in real-time with the game state from the server, and the system handles disconnections and re-connections from clients. The GUI enables controls per turn in game and facilitates the actions within an active game alongside external menu actions such as lobby functionality.</w:t>
+        <w:t>The players can add funds to bet with and cash out, with the system validating their bets and ability to participate in the game with enough credits. The client interfaces in real-time with the game state from the server, and the system handles disconnections and re-connections from clients. The GUI enables controls per turn in game and facilitates the actions within an active game alongside external menu actions such as lobby functionality.</w:t>
       </w:r>
     </w:p>
     <w:p>
@@ -4028,10 +4156,12 @@
           <w:ilvl w:val="1"/>
           <w:numId w:val="2"/>
         </w:numPr>
+        <w:rPr/>
       </w:pPr>
       <w:bookmarkStart w:id="11" w:name="__RefHeading___Toc19440728"/>
       <w:bookmarkEnd w:id="11"/>
       <w:r>
+        <w:rPr/>
         <w:t>Constraints</w:t>
       </w:r>
     </w:p>
@@ -4096,11 +4226,16 @@
     <w:p>
       <w:pPr>
         <w:pStyle w:val="Paragraph2"/>
-        <w:spacing w:line="259" w:lineRule="auto"/>
-        <w:rPr>
-          <w:color w:val="7030A0"/>
-        </w:rPr>
-      </w:pPr>
+        <w:spacing w:lineRule="auto" w:line="259"/>
+        <w:rPr>
+          <w:color w:val="7030A0"/>
+        </w:rPr>
+      </w:pPr>
+      <w:r>
+        <w:rPr>
+          <w:color w:val="7030A0"/>
+        </w:rPr>
+      </w:r>
     </w:p>
     <w:p>
       <w:pPr>
@@ -4109,10 +4244,12 @@
           <w:ilvl w:val="1"/>
           <w:numId w:val="2"/>
         </w:numPr>
+        <w:rPr/>
       </w:pPr>
       <w:bookmarkStart w:id="13" w:name="__RefHeading___Toc19440729"/>
       <w:bookmarkEnd w:id="13"/>
       <w:r>
+        <w:rPr/>
         <w:t>Assumptions and Dependencies</w:t>
       </w:r>
     </w:p>
@@ -4133,6 +4270,7 @@
     <w:p>
       <w:pPr>
         <w:pStyle w:val="Paragraph2"/>
+        <w:rPr/>
       </w:pPr>
       <w:r>
         <w:rPr>
@@ -4148,6 +4286,11 @@
           <w:color w:val="7030A0"/>
         </w:rPr>
       </w:pPr>
+      <w:r>
+        <w:rPr>
+          <w:color w:val="7030A0"/>
+        </w:rPr>
+      </w:r>
     </w:p>
     <w:p>
       <w:pPr>
@@ -4170,6 +4313,11 @@
           <w:color w:val="7030A0"/>
         </w:rPr>
       </w:pPr>
+      <w:r>
+        <w:rPr>
+          <w:color w:val="7030A0"/>
+        </w:rPr>
+      </w:r>
     </w:p>
     <w:p>
       <w:pPr>
@@ -4196,21 +4344,7 @@
         <w:rPr>
           <w:color w:val="0070C0"/>
         </w:rPr>
-        <w:t xml:space="preserve">Any users will have a functioning network connection and a recent version of java installed </w:t>
-      </w:r>
-      <w:proofErr w:type="gramStart"/>
-      <w:r>
-        <w:rPr>
-          <w:color w:val="0070C0"/>
-        </w:rPr>
-        <w:t>in order to</w:t>
-      </w:r>
-      <w:proofErr w:type="gramEnd"/>
-      <w:r>
-        <w:rPr>
-          <w:color w:val="0070C0"/>
-        </w:rPr>
-        <w:t xml:space="preserve"> be able to play the game.</w:t>
+        <w:t>Any users will have a functioning network connection and a recent version of java installed in order to be able to play the game.</w:t>
       </w:r>
     </w:p>
     <w:p>
@@ -4276,11 +4410,12 @@
           <w:ilvl w:val="0"/>
           <w:numId w:val="2"/>
         </w:numPr>
+        <w:rPr/>
       </w:pPr>
       <w:bookmarkStart w:id="14" w:name="__RefHeading___Toc19440730"/>
       <w:bookmarkEnd w:id="14"/>
       <w:r>
-        <w:lastRenderedPageBreak/>
+        <w:rPr/>
         <w:t>Specific Requirements</w:t>
       </w:r>
     </w:p>
@@ -4291,10 +4426,12 @@
           <w:ilvl w:val="1"/>
           <w:numId w:val="2"/>
         </w:numPr>
+        <w:rPr/>
       </w:pPr>
       <w:bookmarkStart w:id="15" w:name="__RefHeading___Toc19440731"/>
       <w:bookmarkEnd w:id="15"/>
       <w:r>
+        <w:rPr/>
         <w:t>Functional Requirements</w:t>
       </w:r>
     </w:p>
@@ -4305,8 +4442,10 @@
           <w:ilvl w:val="2"/>
           <w:numId w:val="2"/>
         </w:numPr>
-      </w:pPr>
-      <w:r>
+        <w:rPr/>
+      </w:pPr>
+      <w:r>
+        <w:rPr/>
         <w:t>Common Requirements:</w:t>
       </w:r>
     </w:p>
@@ -4410,12 +4549,11 @@
           <w:ilvl w:val="2"/>
           <w:numId w:val="2"/>
         </w:numPr>
-      </w:pPr>
-      <w:r>
-        <w:t>Users</w:t>
-      </w:r>
-      <w:r>
-        <w:t xml:space="preserve"> Module Requirements:</w:t>
+        <w:rPr/>
+      </w:pPr>
+      <w:r>
+        <w:rPr/>
+        <w:t>Users Module Requirements:</w:t>
       </w:r>
     </w:p>
     <w:p>
@@ -4489,12 +4627,11 @@
           <w:ilvl w:val="2"/>
           <w:numId w:val="2"/>
         </w:numPr>
-      </w:pPr>
-      <w:r>
-        <w:t>Datastore</w:t>
-      </w:r>
-      <w:r>
-        <w:t xml:space="preserve"> Module Requirements:</w:t>
+        <w:rPr/>
+      </w:pPr>
+      <w:r>
+        <w:rPr/>
+        <w:t>Datastore Module Requirements:</w:t>
       </w:r>
     </w:p>
     <w:p>
@@ -4576,12 +4713,11 @@
           <w:ilvl w:val="2"/>
           <w:numId w:val="2"/>
         </w:numPr>
-      </w:pPr>
-      <w:r>
-        <w:t>Network</w:t>
-      </w:r>
-      <w:r>
-        <w:t xml:space="preserve"> Module Requirements:</w:t>
+        <w:rPr/>
+      </w:pPr>
+      <w:r>
+        <w:rPr/>
+        <w:t>Network Module Requirements:</w:t>
       </w:r>
     </w:p>
     <w:p>
@@ -4655,12 +4791,11 @@
           <w:ilvl w:val="2"/>
           <w:numId w:val="2"/>
         </w:numPr>
-      </w:pPr>
-      <w:r>
-        <w:t>GUI</w:t>
-      </w:r>
-      <w:r>
-        <w:t xml:space="preserve"> Module Requirements:</w:t>
+        <w:rPr/>
+      </w:pPr>
+      <w:r>
+        <w:rPr/>
+        <w:t>GUI Module Requirements:</w:t>
       </w:r>
     </w:p>
     <w:p>
@@ -4734,12 +4869,11 @@
           <w:ilvl w:val="2"/>
           <w:numId w:val="2"/>
         </w:numPr>
-      </w:pPr>
-      <w:r>
-        <w:t>Lobby</w:t>
-      </w:r>
-      <w:r>
-        <w:t xml:space="preserve"> Module Requirements:</w:t>
+        <w:rPr/>
+      </w:pPr>
+      <w:r>
+        <w:rPr/>
+        <w:t>Lobby Module Requirements:</w:t>
       </w:r>
     </w:p>
     <w:p>
@@ -4813,12 +4947,11 @@
           <w:ilvl w:val="2"/>
           <w:numId w:val="2"/>
         </w:numPr>
-      </w:pPr>
-      <w:r>
-        <w:t>Table</w:t>
-      </w:r>
-      <w:r>
-        <w:t xml:space="preserve"> Module Requirements:</w:t>
+        <w:rPr/>
+      </w:pPr>
+      <w:r>
+        <w:rPr/>
+        <w:t>Table Module Requirements:</w:t>
       </w:r>
     </w:p>
     <w:p>
@@ -4853,7 +4986,6 @@
         <w:rPr>
           <w:color w:val="7030A0"/>
         </w:rPr>
-        <w:lastRenderedPageBreak/>
         <w:t>Example:</w:t>
       </w:r>
     </w:p>
@@ -4891,12 +5023,11 @@
           <w:ilvl w:val="2"/>
           <w:numId w:val="2"/>
         </w:numPr>
-      </w:pPr>
-      <w:r>
-        <w:t>Game</w:t>
-      </w:r>
-      <w:r>
-        <w:t xml:space="preserve"> Module Requirements:</w:t>
+        <w:rPr/>
+      </w:pPr>
+      <w:r>
+        <w:rPr/>
+        <w:t>Game Module Requirements:</w:t>
       </w:r>
     </w:p>
     <w:p>
@@ -4945,19 +5076,7 @@
         <w:rPr>
           <w:color w:val="00B0F0"/>
         </w:rPr>
-        <w:t>3.1.</w:t>
-      </w:r>
-      <w:r>
-        <w:rPr>
-          <w:color w:val="00B0F0"/>
-        </w:rPr>
-        <w:t>8</w:t>
-      </w:r>
-      <w:r>
-        <w:rPr>
-          <w:color w:val="00B0F0"/>
-        </w:rPr>
-        <w:t xml:space="preserve">.1 </w:t>
+        <w:t xml:space="preserve">3.1.8.1 </w:t>
       </w:r>
       <w:r>
         <w:rPr>
@@ -4970,36 +5089,243 @@
         <w:rPr>
           <w:color w:val="00B0F0"/>
         </w:rPr>
-        <w:t>S</w:t>
-      </w:r>
-      <w:r>
+        <w:t>Setup player and dealer controls to accommodate game play and flow.</w:t>
+      </w:r>
+    </w:p>
+    <w:p>
+      <w:pPr>
+        <w:pStyle w:val="Paragraph2"/>
         <w:rPr>
           <w:color w:val="00B0F0"/>
         </w:rPr>
-        <w:t>etup player and dealer controls to accommodate game play and flow.</w:t>
-      </w:r>
+      </w:pPr>
       <w:r>
         <w:rPr>
           <w:color w:val="00B0F0"/>
         </w:rPr>
-        <w:t> </w:t>
+        <w:t>3.1.8.2 Players must have sufficient credits in order to place a bet</w:t>
       </w:r>
     </w:p>
     <w:p>
       <w:pPr>
         <w:pStyle w:val="Paragraph2"/>
         <w:rPr>
-          <w:color w:val="7030A0"/>
-        </w:rPr>
-      </w:pPr>
+          <w:color w:val="00B0F0"/>
+        </w:rPr>
+      </w:pPr>
+      <w:r>
+        <w:rPr>
+          <w:color w:val="00B0F0"/>
+        </w:rPr>
+        <w:t>3.1.8.3 Turn time limit will be enforced in order to facilitate game flow</w:t>
+      </w:r>
     </w:p>
     <w:p>
       <w:pPr>
         <w:pStyle w:val="Paragraph2"/>
         <w:rPr>
-          <w:color w:val="7030A0"/>
-        </w:rPr>
-      </w:pPr>
+          <w:color w:val="00B0F0"/>
+        </w:rPr>
+      </w:pPr>
+      <w:r>
+        <w:rPr>
+          <w:color w:val="00B0F0"/>
+        </w:rPr>
+        <w:t>3.1.8.4 Players must select an action within the turn time limit. If not, player stands.</w:t>
+      </w:r>
+    </w:p>
+    <w:p>
+      <w:pPr>
+        <w:pStyle w:val="Paragraph2"/>
+        <w:rPr>
+          <w:color w:val="00B0F0"/>
+        </w:rPr>
+      </w:pPr>
+      <w:r>
+        <w:rPr>
+          <w:color w:val="00B0F0"/>
+        </w:rPr>
+        <w:t>3.1.8.5 Players will be able to select from the following actions during their turn: hit, stand, double down and split.</w:t>
+      </w:r>
+    </w:p>
+    <w:p>
+      <w:pPr>
+        <w:pStyle w:val="Paragraph2"/>
+        <w:rPr>
+          <w:color w:val="00B0F0"/>
+        </w:rPr>
+      </w:pPr>
+      <w:r>
+        <w:rPr>
+          <w:color w:val="00B0F0"/>
+        </w:rPr>
+        <w:t>3.1.8.6 All players must complete their turn before the dealer can play their hand.</w:t>
+      </w:r>
+    </w:p>
+    <w:p>
+      <w:pPr>
+        <w:pStyle w:val="Paragraph2"/>
+        <w:rPr>
+          <w:color w:val="00B0F0"/>
+        </w:rPr>
+      </w:pPr>
+      <w:r>
+        <w:rPr>
+          <w:color w:val="00B0F0"/>
+        </w:rPr>
+        <w:t>3.1.8.</w:t>
+      </w:r>
+      <w:r>
+        <w:rPr>
+          <w:color w:val="00B0F0"/>
+        </w:rPr>
+        <w:t>7</w:t>
+      </w:r>
+      <w:r>
+        <w:rPr>
+          <w:color w:val="00B0F0"/>
+        </w:rPr>
+        <w:t xml:space="preserve"> Dealer can offer insurance when they show an Ace. Player must pay an additional 50% of their original bet. </w:t>
+      </w:r>
+      <w:r>
+        <w:rPr>
+          <w:color w:val="00B0F0"/>
+        </w:rPr>
+        <w:t>If dealer has blackjack, player receives 2:1 from insurance. Else the player would lose the additional 50%.</w:t>
+      </w:r>
+    </w:p>
+    <w:p>
+      <w:pPr>
+        <w:pStyle w:val="Paragraph2"/>
+        <w:rPr>
+          <w:color w:val="00B0F0"/>
+        </w:rPr>
+      </w:pPr>
+      <w:r>
+        <w:rPr>
+          <w:color w:val="00B0F0"/>
+        </w:rPr>
+        <w:t>3.1.8.</w:t>
+      </w:r>
+      <w:r>
+        <w:rPr>
+          <w:color w:val="00B0F0"/>
+        </w:rPr>
+        <w:t>8</w:t>
+      </w:r>
+      <w:r>
+        <w:rPr>
+          <w:color w:val="00B0F0"/>
+        </w:rPr>
+        <w:t xml:space="preserve"> Players and Dealer bust when their hand value is over 21</w:t>
+      </w:r>
+    </w:p>
+    <w:p>
+      <w:pPr>
+        <w:pStyle w:val="Paragraph2"/>
+        <w:rPr>
+          <w:color w:val="00B0F0"/>
+        </w:rPr>
+      </w:pPr>
+      <w:r>
+        <w:rPr>
+          <w:color w:val="00B0F0"/>
+        </w:rPr>
+        <w:t>3.1.8.</w:t>
+      </w:r>
+      <w:r>
+        <w:rPr>
+          <w:color w:val="00B0F0"/>
+        </w:rPr>
+        <w:t>9 If the player’s hand value is greater than the dealer, but less or equal to 21, they win.</w:t>
+      </w:r>
+    </w:p>
+    <w:p>
+      <w:pPr>
+        <w:pStyle w:val="Paragraph2"/>
+        <w:rPr>
+          <w:color w:val="00B0F0"/>
+        </w:rPr>
+      </w:pPr>
+      <w:r>
+        <w:rPr>
+          <w:color w:val="00B0F0"/>
+        </w:rPr>
+        <w:t>3.1.8.10 If the player and dealer tie, bet is returned.</w:t>
+      </w:r>
+    </w:p>
+    <w:p>
+      <w:pPr>
+        <w:pStyle w:val="Paragraph2"/>
+        <w:rPr>
+          <w:color w:val="00B0F0"/>
+        </w:rPr>
+      </w:pPr>
+      <w:r>
+        <w:rPr>
+          <w:color w:val="00B0F0"/>
+        </w:rPr>
+        <w:t>3.1.8.11 If any player has a blackjack they beat the dealer unless the dealer also has blackjack.</w:t>
+      </w:r>
+    </w:p>
+    <w:p>
+      <w:pPr>
+        <w:pStyle w:val="Paragraph2"/>
+        <w:rPr>
+          <w:color w:val="00B0F0"/>
+        </w:rPr>
+      </w:pPr>
+      <w:r>
+        <w:rPr>
+          <w:color w:val="00B0F0"/>
+        </w:rPr>
+        <w:t xml:space="preserve">3.1.8.12 </w:t>
+      </w:r>
+      <w:r>
+        <w:rPr>
+          <w:color w:val="00B0F0"/>
+        </w:rPr>
+        <w:t>If a player has a blackjack and wins, player gets 3 to 2 their bet</w:t>
+      </w:r>
+    </w:p>
+    <w:p>
+      <w:pPr>
+        <w:pStyle w:val="Paragraph2"/>
+        <w:rPr>
+          <w:color w:val="00B0F0"/>
+        </w:rPr>
+      </w:pPr>
+      <w:r>
+        <w:rPr>
+          <w:color w:val="00B0F0"/>
+        </w:rPr>
+      </w:r>
+    </w:p>
+    <w:p>
+      <w:pPr>
+        <w:pStyle w:val="Paragraph2"/>
+        <w:rPr>
+          <w:color w:val="7030A0"/>
+        </w:rPr>
+      </w:pPr>
+      <w:r>
+        <w:rPr>
+          <w:color w:val="7030A0"/>
+        </w:rPr>
+      </w:r>
+    </w:p>
+    <w:p>
+      <w:pPr>
+        <w:pStyle w:val="Paragraph2"/>
+        <w:rPr>
+          <w:color w:val="7030A0"/>
+        </w:rPr>
+      </w:pPr>
+      <w:r>
+        <w:rPr>
+          <w:color w:val="7030A0"/>
+        </w:rPr>
+      </w:r>
     </w:p>
     <w:p>
       <w:pPr>
@@ -5008,10 +5334,12 @@
           <w:ilvl w:val="1"/>
           <w:numId w:val="2"/>
         </w:numPr>
+        <w:rPr/>
       </w:pPr>
       <w:bookmarkStart w:id="23" w:name="__RefHeading___Toc19440736"/>
       <w:bookmarkEnd w:id="23"/>
       <w:r>
+        <w:rPr/>
         <w:t>External Interface Requirements</w:t>
       </w:r>
     </w:p>
@@ -5075,21 +5403,7 @@
         <w:rPr>
           <w:color w:val="7030A0"/>
         </w:rPr>
-        <w:t xml:space="preserve">The system must provide an interface to the University billing system administered by the Bursar’s office so that students can be automatically billed for the courses </w:t>
-      </w:r>
-      <w:proofErr w:type="gramStart"/>
-      <w:r>
-        <w:rPr>
-          <w:color w:val="7030A0"/>
-        </w:rPr>
-        <w:t>in</w:t>
-      </w:r>
-      <w:proofErr w:type="gramEnd"/>
-      <w:r>
-        <w:rPr>
-          <w:color w:val="7030A0"/>
-        </w:rPr>
-        <w:t xml:space="preserve"> which they have enrolled. The interface is to be in a comma-separated text file containing</w:t>
+        <w:t>The system must provide an interface to the University billing system administered by the Bursar’s office so that students can be automatically billed for the courses in which they have enrolled. The interface is to be in a comma-separated text file containing</w:t>
       </w:r>
       <w:r>
         <w:rPr>
@@ -5127,10 +5441,12 @@
           <w:ilvl w:val="1"/>
           <w:numId w:val="2"/>
         </w:numPr>
+        <w:rPr/>
       </w:pPr>
       <w:bookmarkStart w:id="25" w:name="__RefHeading___Toc19440737"/>
       <w:bookmarkEnd w:id="25"/>
       <w:r>
+        <w:rPr/>
         <w:t>Internal Interface Requirements</w:t>
       </w:r>
     </w:p>
@@ -5172,7 +5488,8 @@
     </w:p>
     <w:p>
       <w:pPr>
-        <w:ind w:left="1440"/>
+        <w:pStyle w:val="Normal"/>
+        <w:ind w:start="1440"/>
         <w:rPr>
           <w:color w:val="7030A0"/>
         </w:rPr>
@@ -5194,27 +5511,14 @@
         <w:rPr>
           <w:color w:val="7030A0"/>
         </w:rPr>
-        <w:t xml:space="preserve">The system must process </w:t>
-      </w:r>
-      <w:proofErr w:type="gramStart"/>
-      <w:r>
-        <w:rPr>
-          <w:color w:val="7030A0"/>
-        </w:rPr>
-        <w:t>a data</w:t>
-      </w:r>
-      <w:proofErr w:type="gramEnd"/>
-      <w:r>
-        <w:rPr>
-          <w:color w:val="7030A0"/>
-        </w:rPr>
-        <w:t>-feed from the grading system such that student grades are stored along with the historical student course enrolments. Data feed will be in the form of a comma-separated interface file that is exported from the grading system nightly.</w:t>
+        <w:t>The system must process a data-feed from the grading system such that student grades are stored along with the historical student course enrolments. Data feed will be in the form of a comma-separated interface file that is exported from the grading system nightly.</w:t>
       </w:r>
       <w:bookmarkEnd w:id="26"/>
     </w:p>
     <w:p>
       <w:pPr>
-        <w:ind w:left="1440"/>
+        <w:pStyle w:val="Normal"/>
+        <w:ind w:start="1440"/>
         <w:rPr>
           <w:color w:val="7030A0"/>
         </w:rPr>
@@ -5237,27 +5541,14 @@
         <w:rPr>
           <w:color w:val="7030A0"/>
         </w:rPr>
-        <w:t xml:space="preserve">The system must process </w:t>
-      </w:r>
-      <w:proofErr w:type="gramStart"/>
-      <w:r>
-        <w:rPr>
-          <w:color w:val="7030A0"/>
-        </w:rPr>
-        <w:t>a data</w:t>
-      </w:r>
-      <w:proofErr w:type="gramEnd"/>
-      <w:r>
-        <w:rPr>
-          <w:color w:val="7030A0"/>
-        </w:rPr>
-        <w:t>-feed from the University billing system that contains new student records. The feed will be in the form of a comma-separated text file and will be exported from the billing system nightly with new student records. The fields included in the file are student name, student id, and student pin number.  </w:t>
+        <w:t>The system must process a data-feed from the University billing system that contains new student records. The feed will be in the form of a comma-separated text file and will be exported from the billing system nightly with new student records. The fields included in the file are student name, student id, and student pin number.  </w:t>
       </w:r>
       <w:bookmarkEnd w:id="27"/>
     </w:p>
     <w:p>
       <w:pPr>
-        <w:ind w:left="1440"/>
+        <w:pStyle w:val="Normal"/>
+        <w:ind w:start="1440"/>
         <w:rPr>
           <w:color w:val="0070C0"/>
         </w:rPr>
@@ -5271,7 +5562,8 @@
     </w:p>
     <w:p>
       <w:pPr>
-        <w:ind w:left="1440"/>
+        <w:pStyle w:val="Normal"/>
+        <w:ind w:start="1440"/>
         <w:rPr>
           <w:color w:val="0070C0"/>
         </w:rPr>
@@ -5290,11 +5582,12 @@
           <w:ilvl w:val="0"/>
           <w:numId w:val="2"/>
         </w:numPr>
+        <w:rPr/>
       </w:pPr>
       <w:bookmarkStart w:id="28" w:name="__RefHeading___Toc19440738"/>
       <w:bookmarkEnd w:id="28"/>
       <w:r>
-        <w:lastRenderedPageBreak/>
+        <w:rPr/>
         <w:t>Non-Functional Requirements</w:t>
       </w:r>
     </w:p>
@@ -5305,16 +5598,19 @@
           <w:ilvl w:val="1"/>
           <w:numId w:val="2"/>
         </w:numPr>
+        <w:rPr/>
       </w:pPr>
       <w:bookmarkStart w:id="29" w:name="__RefHeading___Toc19440739"/>
       <w:bookmarkEnd w:id="29"/>
       <w:r>
+        <w:rPr/>
         <w:t>Security and Privacy Requirements</w:t>
       </w:r>
     </w:p>
     <w:p>
       <w:pPr>
-        <w:ind w:left="720" w:firstLine="720"/>
+        <w:pStyle w:val="Normal"/>
+        <w:ind w:firstLine="720" w:start="720"/>
         <w:rPr>
           <w:color w:val="7030A0"/>
         </w:rPr>
@@ -5328,7 +5624,8 @@
     </w:p>
     <w:p>
       <w:pPr>
-        <w:ind w:left="720" w:firstLine="720"/>
+        <w:pStyle w:val="Normal"/>
+        <w:ind w:firstLine="720" w:start="720"/>
         <w:rPr>
           <w:color w:val="7030A0"/>
         </w:rPr>
@@ -5338,21 +5635,7 @@
         <w:rPr>
           <w:color w:val="7030A0"/>
         </w:rPr>
-        <w:t xml:space="preserve">4.1.1 The Blackjack Handling System shall hold user account information in a file </w:t>
-      </w:r>
-      <w:proofErr w:type="spellStart"/>
-      <w:r>
-        <w:rPr>
-          <w:color w:val="7030A0"/>
-        </w:rPr>
-        <w:t>unaccessible</w:t>
-      </w:r>
-      <w:proofErr w:type="spellEnd"/>
-      <w:r>
-        <w:rPr>
-          <w:color w:val="7030A0"/>
-        </w:rPr>
-        <w:t xml:space="preserve"> to regular users.</w:t>
+        <w:t>4.1.1 The Blackjack Handling System shall hold user account information in a file unaccessible to regular users.</w:t>
       </w:r>
       <w:bookmarkEnd w:id="30"/>
     </w:p>
@@ -5372,11 +5655,17 @@
     </w:p>
     <w:p>
       <w:pPr>
-        <w:ind w:left="720" w:firstLine="720"/>
-        <w:rPr>
-          <w:color w:val="7030A0"/>
-        </w:rPr>
-      </w:pPr>
+        <w:pStyle w:val="Normal"/>
+        <w:ind w:firstLine="720" w:start="720"/>
+        <w:rPr>
+          <w:color w:val="7030A0"/>
+        </w:rPr>
+      </w:pPr>
+      <w:r>
+        <w:rPr>
+          <w:color w:val="7030A0"/>
+        </w:rPr>
+      </w:r>
     </w:p>
     <w:p>
       <w:pPr>
@@ -5385,16 +5674,19 @@
           <w:ilvl w:val="1"/>
           <w:numId w:val="2"/>
         </w:numPr>
+        <w:rPr/>
       </w:pPr>
       <w:bookmarkStart w:id="31" w:name="__RefHeading___Toc19440740"/>
       <w:bookmarkEnd w:id="31"/>
       <w:r>
+        <w:rPr/>
         <w:t>Environmental Requirements</w:t>
       </w:r>
     </w:p>
     <w:p>
       <w:pPr>
-        <w:ind w:left="1440"/>
+        <w:pStyle w:val="Normal"/>
+        <w:ind w:start="1440"/>
         <w:rPr>
           <w:color w:val="7030A0"/>
         </w:rPr>
@@ -5409,7 +5701,8 @@
     </w:p>
     <w:p>
       <w:pPr>
-        <w:ind w:left="1440"/>
+        <w:pStyle w:val="Normal"/>
+        <w:ind w:start="1440"/>
         <w:rPr>
           <w:color w:val="7030A0"/>
         </w:rPr>
@@ -5431,41 +5724,14 @@
         <w:rPr>
           <w:color w:val="7030A0"/>
         </w:rPr>
-        <w:t xml:space="preserve">System cannot </w:t>
-      </w:r>
-      <w:proofErr w:type="gramStart"/>
-      <w:r>
-        <w:rPr>
-          <w:color w:val="7030A0"/>
-        </w:rPr>
-        <w:t>require that</w:t>
-      </w:r>
-      <w:proofErr w:type="gramEnd"/>
-      <w:r>
-        <w:rPr>
-          <w:color w:val="7030A0"/>
-        </w:rPr>
-        <w:t xml:space="preserve"> any software other than a web browser </w:t>
-      </w:r>
-      <w:proofErr w:type="gramStart"/>
-      <w:r>
-        <w:rPr>
-          <w:color w:val="7030A0"/>
-        </w:rPr>
-        <w:t>be</w:t>
-      </w:r>
-      <w:proofErr w:type="gramEnd"/>
-      <w:r>
-        <w:rPr>
-          <w:color w:val="7030A0"/>
-        </w:rPr>
-        <w:t xml:space="preserve"> installed on user computers. </w:t>
+        <w:t>System cannot require that any software other than a web browser be installed on user computers. </w:t>
       </w:r>
       <w:bookmarkEnd w:id="32"/>
     </w:p>
     <w:p>
       <w:pPr>
-        <w:ind w:left="1440"/>
+        <w:pStyle w:val="Normal"/>
+        <w:ind w:start="1440"/>
         <w:rPr>
           <w:color w:val="7030A0"/>
         </w:rPr>
@@ -5494,7 +5760,8 @@
     </w:p>
     <w:p>
       <w:pPr>
-        <w:ind w:left="1440"/>
+        <w:pStyle w:val="Normal"/>
+        <w:ind w:start="1440"/>
         <w:rPr>
           <w:color w:val="7030A0"/>
         </w:rPr>
@@ -5523,11 +5790,17 @@
     </w:p>
     <w:p>
       <w:pPr>
-        <w:ind w:left="1440"/>
-        <w:rPr>
-          <w:color w:val="7030A0"/>
-        </w:rPr>
-      </w:pPr>
+        <w:pStyle w:val="Normal"/>
+        <w:ind w:start="1440"/>
+        <w:rPr>
+          <w:color w:val="7030A0"/>
+        </w:rPr>
+      </w:pPr>
+      <w:r>
+        <w:rPr>
+          <w:color w:val="7030A0"/>
+        </w:rPr>
+      </w:r>
     </w:p>
     <w:p>
       <w:pPr>
@@ -5536,16 +5809,19 @@
           <w:ilvl w:val="1"/>
           <w:numId w:val="2"/>
         </w:numPr>
+        <w:rPr/>
       </w:pPr>
       <w:bookmarkStart w:id="35" w:name="__RefHeading___Toc19440741"/>
       <w:bookmarkEnd w:id="35"/>
       <w:r>
+        <w:rPr/>
         <w:t>Performance Requirements</w:t>
       </w:r>
     </w:p>
     <w:p>
       <w:pPr>
-        <w:ind w:left="1440"/>
+        <w:pStyle w:val="Normal"/>
+        <w:ind w:start="1440"/>
         <w:rPr>
           <w:color w:val="7030A0"/>
         </w:rPr>
@@ -5560,7 +5836,8 @@
     </w:p>
     <w:p>
       <w:pPr>
-        <w:ind w:left="1440"/>
+        <w:pStyle w:val="Normal"/>
+        <w:ind w:start="1440"/>
         <w:rPr>
           <w:color w:val="7030A0"/>
         </w:rPr>
@@ -5588,7 +5865,8 @@
     </w:p>
     <w:p>
       <w:pPr>
-        <w:ind w:left="1440"/>
+        <w:pStyle w:val="Normal"/>
+        <w:ind w:start="1440"/>
         <w:rPr>
           <w:color w:val="0070C0"/>
         </w:rPr>
@@ -5607,134 +5885,177 @@
           <w:ilvl w:val="0"/>
           <w:numId w:val="0"/>
         </w:numPr>
-        <w:rPr>
-          <w:color w:val="7030A0"/>
-        </w:rPr>
-      </w:pPr>
-    </w:p>
-    <w:p/>
-    <w:p/>
-    <w:p/>
+        <w:ind w:hanging="0" w:start="0"/>
+        <w:rPr>
+          <w:color w:val="7030A0"/>
+        </w:rPr>
+      </w:pPr>
+      <w:r>
+        <w:rPr>
+          <w:color w:val="7030A0"/>
+        </w:rPr>
+      </w:r>
+    </w:p>
+    <w:p>
+      <w:pPr>
+        <w:pStyle w:val="Normal"/>
+        <w:rPr/>
+      </w:pPr>
+      <w:r>
+        <w:rPr/>
+      </w:r>
+    </w:p>
+    <w:p>
+      <w:pPr>
+        <w:pStyle w:val="Normal"/>
+        <w:rPr/>
+      </w:pPr>
+      <w:r>
+        <w:rPr/>
+      </w:r>
+    </w:p>
+    <w:p>
+      <w:pPr>
+        <w:pStyle w:val="Normal"/>
+        <w:rPr/>
+      </w:pPr>
+      <w:r>
+        <w:rPr/>
+      </w:r>
+    </w:p>
     <w:p>
       <w:pPr>
         <w:sectPr>
-          <w:headerReference w:type="even" r:id="rId19"/>
-          <w:headerReference w:type="default" r:id="rId20"/>
-          <w:footerReference w:type="even" r:id="rId21"/>
-          <w:footerReference w:type="default" r:id="rId22"/>
-          <w:headerReference w:type="first" r:id="rId23"/>
-          <w:footerReference w:type="first" r:id="rId24"/>
+          <w:headerReference w:type="even" r:id="rId14"/>
+          <w:headerReference w:type="default" r:id="rId15"/>
+          <w:headerReference w:type="first" r:id="rId16"/>
+          <w:footerReference w:type="even" r:id="rId17"/>
+          <w:footerReference w:type="default" r:id="rId18"/>
+          <w:footerReference w:type="first" r:id="rId19"/>
+          <w:type w:val="nextPage"/>
           <w:pgSz w:w="12240" w:h="15840"/>
-          <w:pgMar w:top="1440" w:right="1800" w:bottom="1800" w:left="1800" w:header="720" w:footer="1080" w:gutter="0"/>
+          <w:pgMar w:left="1800" w:right="1800" w:gutter="0" w:header="720" w:top="1440" w:footer="1080" w:bottom="1800"/>
           <w:pgNumType w:fmt="lowerRoman"/>
-          <w:cols w:space="720"/>
-          <w:formProt w:val="0"/>
+          <w:formProt w:val="false"/>
           <w:titlePg/>
-          <w:docGrid w:linePitch="360"/>
+          <w:textDirection w:val="lrTb"/>
+          <w:docGrid w:type="default" w:linePitch="360" w:charSpace="0"/>
         </w:sectPr>
       </w:pPr>
     </w:p>
-    <w:p/>
+    <w:p>
+      <w:pPr>
+        <w:pStyle w:val="Normal"/>
+        <w:rPr/>
+      </w:pPr>
+      <w:r>
+        <w:rPr/>
+      </w:r>
+    </w:p>
     <w:p>
       <w:pPr>
         <w:sectPr>
           <w:type w:val="continuous"/>
           <w:pgSz w:w="12240" w:h="15840"/>
-          <w:pgMar w:top="1440" w:right="1800" w:bottom="1800" w:left="1800" w:header="720" w:footer="1080" w:gutter="0"/>
-          <w:cols w:space="720"/>
-          <w:formProt w:val="0"/>
+          <w:pgMar w:left="1800" w:right="1800" w:gutter="0" w:header="720" w:top="1440" w:footer="1080" w:bottom="1800"/>
+          <w:formProt w:val="false"/>
           <w:titlePg/>
-          <w:docGrid w:linePitch="360"/>
+          <w:textDirection w:val="lrTb"/>
+          <w:docGrid w:type="default" w:linePitch="360" w:charSpace="0"/>
         </w:sectPr>
       </w:pPr>
     </w:p>
-    <w:p/>
+    <w:p>
+      <w:pPr>
+        <w:pStyle w:val="Normal"/>
+        <w:rPr/>
+      </w:pPr>
+      <w:r>
+        <w:rPr/>
+      </w:r>
+    </w:p>
     <w:sectPr>
       <w:type w:val="continuous"/>
       <w:pgSz w:w="12240" w:h="15840"/>
-      <w:pgMar w:top="1440" w:right="1800" w:bottom="1800" w:left="1800" w:header="720" w:footer="1080" w:gutter="0"/>
-      <w:cols w:space="720"/>
-      <w:formProt w:val="0"/>
+      <w:pgMar w:left="1800" w:right="1800" w:gutter="0" w:header="720" w:top="1440" w:footer="1080" w:bottom="1800"/>
+      <w:formProt w:val="false"/>
       <w:titlePg/>
-      <w:docGrid w:linePitch="360"/>
+      <w:textDirection w:val="lrTb"/>
+      <w:docGrid w:type="default" w:linePitch="360" w:charSpace="0"/>
     </w:sectPr>
   </w:body>
 </w:document>
 </file>
 
-<file path=word/endnotes.xml><?xml version="1.0" encoding="utf-8"?>
-<w:endnotes xmlns:wpc="http://schemas.microsoft.com/office/word/2010/wordprocessingCanvas" xmlns:cx="http://schemas.microsoft.com/office/drawing/2014/chartex" xmlns:cx1="http://schemas.microsoft.com/office/drawing/2015/9/8/chartex" xmlns:cx2="http://schemas.microsoft.com/office/drawing/2015/10/21/chartex" xmlns:cx3="http://schemas.microsoft.com/office/drawing/2016/5/9/chartex" xmlns:cx4="http://schemas.microsoft.com/office/drawing/2016/5/10/chartex" xmlns:cx5="http://schemas.microsoft.com/office/drawing/2016/5/11/chartex" xmlns:cx6="http://schemas.microsoft.com/office/drawing/2016/5/12/chartex" xmlns:cx7="http://schemas.microsoft.com/office/drawing/2016/5/13/chartex" xmlns:cx8="http://schemas.microsoft.com/office/drawing/2016/5/14/chartex" xmlns:mc="http://schemas.openxmlformats.org/markup-compatibility/2006" xmlns:aink="http://schemas.microsoft.com/office/drawing/2016/ink" xmlns:am3d="http://schemas.microsoft.com/office/drawing/2017/model3d" xmlns:o="urn:schemas-microsoft-com:office:office" xmlns:oel="http://schemas.microsoft.com/office/2019/extlst" xmlns:r="http://schemas.openxmlformats.org/officeDocument/2006/relationships" xmlns:m="http://schemas.openxmlformats.org/officeDocument/2006/math" xmlns:v="urn:schemas-microsoft-com:vml" xmlns:wp14="http://schemas.microsoft.com/office/word/2010/wordprocessingDrawing" xmlns:wp="http://schemas.openxmlformats.org/drawingml/2006/wordprocessingDrawing" xmlns:w10="urn:schemas-microsoft-com:office:word" xmlns:w="http://schemas.openxmlformats.org/wordprocessingml/2006/main" xmlns:w14="http://schemas.microsoft.com/office/word/2010/wordml" xmlns:w15="http://schemas.microsoft.com/office/word/2012/wordml" xmlns:w16cex="http://schemas.microsoft.com/office/word/2018/wordml/cex" xmlns:w16cid="http://schemas.microsoft.com/office/word/2016/wordml/cid" xmlns:w16="http://schemas.microsoft.com/office/word/2018/wordml" xmlns:w16du="http://schemas.microsoft.com/office/word/2023/wordml/word16du" xmlns:w16sdtdh="http://schemas.microsoft.com/office/word/2020/wordml/sdtdatahash" xmlns:w16sdtfl="http://schemas.microsoft.com/office/word/2024/wordml/sdtformatlock" xmlns:w16se="http://schemas.microsoft.com/office/word/2015/wordml/symex" xmlns:wpg="http://schemas.microsoft.com/office/word/2010/wordprocessingGroup" xmlns:wpi="http://schemas.microsoft.com/office/word/2010/wordprocessingInk" xmlns:wne="http://schemas.microsoft.com/office/word/2006/wordml" xmlns:wps="http://schemas.microsoft.com/office/word/2010/wordprocessingShape" mc:Ignorable="w14 w15 w16se w16cid w16 w16cex w16sdtdh w16sdtfl w16du wp14">
-  <w:endnote w:type="separator" w:id="-1">
-    <w:p>
-      <w:r>
-        <w:separator/>
-      </w:r>
-    </w:p>
-  </w:endnote>
-  <w:endnote w:type="continuationSeparator" w:id="0">
-    <w:p>
-      <w:r>
-        <w:continuationSeparator/>
-      </w:r>
-    </w:p>
-  </w:endnote>
-</w:endnotes>
-</file>
-
 <file path=word/footer1.xml><?xml version="1.0" encoding="utf-8"?>
-<w:ftr xmlns:wpc="http://schemas.microsoft.com/office/word/2010/wordprocessingCanvas" xmlns:cx="http://schemas.microsoft.com/office/drawing/2014/chartex" xmlns:cx1="http://schemas.microsoft.com/office/drawing/2015/9/8/chartex" xmlns:cx2="http://schemas.microsoft.com/office/drawing/2015/10/21/chartex" xmlns:cx3="http://schemas.microsoft.com/office/drawing/2016/5/9/chartex" xmlns:cx4="http://schemas.microsoft.com/office/drawing/2016/5/10/chartex" xmlns:cx5="http://schemas.microsoft.com/office/drawing/2016/5/11/chartex" xmlns:cx6="http://schemas.microsoft.com/office/drawing/2016/5/12/chartex" xmlns:cx7="http://schemas.microsoft.com/office/drawing/2016/5/13/chartex" xmlns:cx8="http://schemas.microsoft.com/office/drawing/2016/5/14/chartex" xmlns:mc="http://schemas.openxmlformats.org/markup-compatibility/2006" xmlns:aink="http://schemas.microsoft.com/office/drawing/2016/ink" xmlns:am3d="http://schemas.microsoft.com/office/drawing/2017/model3d" xmlns:o="urn:schemas-microsoft-com:office:office" xmlns:oel="http://schemas.microsoft.com/office/2019/extlst" xmlns:r="http://schemas.openxmlformats.org/officeDocument/2006/relationships" xmlns:m="http://schemas.openxmlformats.org/officeDocument/2006/math" xmlns:v="urn:schemas-microsoft-com:vml" xmlns:wp14="http://schemas.microsoft.com/office/word/2010/wordprocessingDrawing" xmlns:wp="http://schemas.openxmlformats.org/drawingml/2006/wordprocessingDrawing" xmlns:w10="urn:schemas-microsoft-com:office:word" xmlns:w="http://schemas.openxmlformats.org/wordprocessingml/2006/main" xmlns:w14="http://schemas.microsoft.com/office/word/2010/wordml" xmlns:w15="http://schemas.microsoft.com/office/word/2012/wordml" xmlns:w16cex="http://schemas.microsoft.com/office/word/2018/wordml/cex" xmlns:w16cid="http://schemas.microsoft.com/office/word/2016/wordml/cid" xmlns:w16="http://schemas.microsoft.com/office/word/2018/wordml" xmlns:w16du="http://schemas.microsoft.com/office/word/2023/wordml/word16du" xmlns:w16sdtdh="http://schemas.microsoft.com/office/word/2020/wordml/sdtdatahash" xmlns:w16sdtfl="http://schemas.microsoft.com/office/word/2024/wordml/sdtformatlock" xmlns:w16se="http://schemas.microsoft.com/office/word/2015/wordml/symex" xmlns:wpg="http://schemas.microsoft.com/office/word/2010/wordprocessingGroup" xmlns:wpi="http://schemas.microsoft.com/office/word/2010/wordprocessingInk" xmlns:wne="http://schemas.microsoft.com/office/word/2006/wordml" xmlns:wps="http://schemas.microsoft.com/office/word/2010/wordprocessingShape" mc:Ignorable="w14 w15 w16se w16cid w16 w16cex w16sdtdh w16sdtfl w16du wp14">
+<w:ftr xmlns:o="urn:schemas-microsoft-com:office:office" xmlns:r="http://schemas.openxmlformats.org/officeDocument/2006/relationships" xmlns:v="urn:schemas-microsoft-com:vml" xmlns:w="http://schemas.openxmlformats.org/wordprocessingml/2006/main" xmlns:w10="urn:schemas-microsoft-com:office:word" xmlns:wp="http://schemas.openxmlformats.org/drawingml/2006/wordprocessingDrawing" xmlns:pic="http://schemas.openxmlformats.org/drawingml/2006/picture" xmlns:wps="http://schemas.microsoft.com/office/word/2010/wordprocessingShape" xmlns:wpg="http://schemas.microsoft.com/office/word/2010/wordprocessingGroup" xmlns:mc="http://schemas.openxmlformats.org/markup-compatibility/2006" xmlns:wp14="http://schemas.microsoft.com/office/word/2010/wordprocessingDrawing" xmlns:w14="http://schemas.microsoft.com/office/word/2010/wordml" xmlns:w15="http://schemas.microsoft.com/office/word/2012/wordml" mc:Ignorable="w14 wp14 w15">
   <w:p>
     <w:pPr>
       <w:pStyle w:val="Footer"/>
+      <w:rPr/>
     </w:pPr>
+    <w:r>
+      <w:rPr/>
+    </w:r>
   </w:p>
 </w:ftr>
 </file>
 
 <file path=word/footer2.xml><?xml version="1.0" encoding="utf-8"?>
-<w:ftr xmlns:wpc="http://schemas.microsoft.com/office/word/2010/wordprocessingCanvas" xmlns:cx="http://schemas.microsoft.com/office/drawing/2014/chartex" xmlns:cx1="http://schemas.microsoft.com/office/drawing/2015/9/8/chartex" xmlns:cx2="http://schemas.microsoft.com/office/drawing/2015/10/21/chartex" xmlns:cx3="http://schemas.microsoft.com/office/drawing/2016/5/9/chartex" xmlns:cx4="http://schemas.microsoft.com/office/drawing/2016/5/10/chartex" xmlns:cx5="http://schemas.microsoft.com/office/drawing/2016/5/11/chartex" xmlns:cx6="http://schemas.microsoft.com/office/drawing/2016/5/12/chartex" xmlns:cx7="http://schemas.microsoft.com/office/drawing/2016/5/13/chartex" xmlns:cx8="http://schemas.microsoft.com/office/drawing/2016/5/14/chartex" xmlns:mc="http://schemas.openxmlformats.org/markup-compatibility/2006" xmlns:aink="http://schemas.microsoft.com/office/drawing/2016/ink" xmlns:am3d="http://schemas.microsoft.com/office/drawing/2017/model3d" xmlns:o="urn:schemas-microsoft-com:office:office" xmlns:oel="http://schemas.microsoft.com/office/2019/extlst" xmlns:r="http://schemas.openxmlformats.org/officeDocument/2006/relationships" xmlns:m="http://schemas.openxmlformats.org/officeDocument/2006/math" xmlns:v="urn:schemas-microsoft-com:vml" xmlns:wp14="http://schemas.microsoft.com/office/word/2010/wordprocessingDrawing" xmlns:wp="http://schemas.openxmlformats.org/drawingml/2006/wordprocessingDrawing" xmlns:w10="urn:schemas-microsoft-com:office:word" xmlns:w="http://schemas.openxmlformats.org/wordprocessingml/2006/main" xmlns:w14="http://schemas.microsoft.com/office/word/2010/wordml" xmlns:w15="http://schemas.microsoft.com/office/word/2012/wordml" xmlns:w16cex="http://schemas.microsoft.com/office/word/2018/wordml/cex" xmlns:w16cid="http://schemas.microsoft.com/office/word/2016/wordml/cid" xmlns:w16="http://schemas.microsoft.com/office/word/2018/wordml" xmlns:w16du="http://schemas.microsoft.com/office/word/2023/wordml/word16du" xmlns:w16sdtdh="http://schemas.microsoft.com/office/word/2020/wordml/sdtdatahash" xmlns:w16sdtfl="http://schemas.microsoft.com/office/word/2024/wordml/sdtformatlock" xmlns:w16se="http://schemas.microsoft.com/office/word/2015/wordml/symex" xmlns:wpg="http://schemas.microsoft.com/office/word/2010/wordprocessingGroup" xmlns:wpi="http://schemas.microsoft.com/office/word/2010/wordprocessingInk" xmlns:wne="http://schemas.microsoft.com/office/word/2006/wordml" xmlns:wps="http://schemas.microsoft.com/office/word/2010/wordprocessingShape" mc:Ignorable="w14 w15 w16se w16cid w16 w16cex w16sdtdh w16sdtfl w16du wp14">
+<w:ftr xmlns:o="urn:schemas-microsoft-com:office:office" xmlns:r="http://schemas.openxmlformats.org/officeDocument/2006/relationships" xmlns:v="urn:schemas-microsoft-com:vml" xmlns:w="http://schemas.openxmlformats.org/wordprocessingml/2006/main" xmlns:w10="urn:schemas-microsoft-com:office:word" xmlns:wp="http://schemas.openxmlformats.org/drawingml/2006/wordprocessingDrawing" xmlns:pic="http://schemas.openxmlformats.org/drawingml/2006/picture" xmlns:wps="http://schemas.microsoft.com/office/word/2010/wordprocessingShape" xmlns:wpg="http://schemas.microsoft.com/office/word/2010/wordprocessingGroup" xmlns:mc="http://schemas.openxmlformats.org/markup-compatibility/2006" xmlns:wp14="http://schemas.microsoft.com/office/word/2010/wordprocessingDrawing" xmlns:w14="http://schemas.microsoft.com/office/word/2010/wordml" xmlns:w15="http://schemas.microsoft.com/office/word/2012/wordml" mc:Ignorable="w14 wp14 w15">
   <w:p>
     <w:pPr>
       <w:pStyle w:val="Footer"/>
+      <w:rPr/>
     </w:pPr>
+    <w:r>
+      <w:rPr/>
+    </w:r>
   </w:p>
 </w:ftr>
 </file>
 
 <file path=word/footer3.xml><?xml version="1.0" encoding="utf-8"?>
-<w:ftr xmlns:wpc="http://schemas.microsoft.com/office/word/2010/wordprocessingCanvas" xmlns:cx="http://schemas.microsoft.com/office/drawing/2014/chartex" xmlns:cx1="http://schemas.microsoft.com/office/drawing/2015/9/8/chartex" xmlns:cx2="http://schemas.microsoft.com/office/drawing/2015/10/21/chartex" xmlns:cx3="http://schemas.microsoft.com/office/drawing/2016/5/9/chartex" xmlns:cx4="http://schemas.microsoft.com/office/drawing/2016/5/10/chartex" xmlns:cx5="http://schemas.microsoft.com/office/drawing/2016/5/11/chartex" xmlns:cx6="http://schemas.microsoft.com/office/drawing/2016/5/12/chartex" xmlns:cx7="http://schemas.microsoft.com/office/drawing/2016/5/13/chartex" xmlns:cx8="http://schemas.microsoft.com/office/drawing/2016/5/14/chartex" xmlns:mc="http://schemas.openxmlformats.org/markup-compatibility/2006" xmlns:aink="http://schemas.microsoft.com/office/drawing/2016/ink" xmlns:am3d="http://schemas.microsoft.com/office/drawing/2017/model3d" xmlns:o="urn:schemas-microsoft-com:office:office" xmlns:oel="http://schemas.microsoft.com/office/2019/extlst" xmlns:r="http://schemas.openxmlformats.org/officeDocument/2006/relationships" xmlns:m="http://schemas.openxmlformats.org/officeDocument/2006/math" xmlns:v="urn:schemas-microsoft-com:vml" xmlns:wp14="http://schemas.microsoft.com/office/word/2010/wordprocessingDrawing" xmlns:wp="http://schemas.openxmlformats.org/drawingml/2006/wordprocessingDrawing" xmlns:w10="urn:schemas-microsoft-com:office:word" xmlns:w="http://schemas.openxmlformats.org/wordprocessingml/2006/main" xmlns:w14="http://schemas.microsoft.com/office/word/2010/wordml" xmlns:w15="http://schemas.microsoft.com/office/word/2012/wordml" xmlns:w16cex="http://schemas.microsoft.com/office/word/2018/wordml/cex" xmlns:w16cid="http://schemas.microsoft.com/office/word/2016/wordml/cid" xmlns:w16="http://schemas.microsoft.com/office/word/2018/wordml" xmlns:w16du="http://schemas.microsoft.com/office/word/2023/wordml/word16du" xmlns:w16sdtdh="http://schemas.microsoft.com/office/word/2020/wordml/sdtdatahash" xmlns:w16sdtfl="http://schemas.microsoft.com/office/word/2024/wordml/sdtformatlock" xmlns:w16se="http://schemas.microsoft.com/office/word/2015/wordml/symex" xmlns:wpg="http://schemas.microsoft.com/office/word/2010/wordprocessingGroup" xmlns:wpi="http://schemas.microsoft.com/office/word/2010/wordprocessingInk" xmlns:wne="http://schemas.microsoft.com/office/word/2006/wordml" xmlns:wps="http://schemas.microsoft.com/office/word/2010/wordprocessingShape" mc:Ignorable="w14 w15 w16se w16cid w16 w16cex w16sdtdh w16sdtfl w16du wp14">
+<w:ftr xmlns:o="urn:schemas-microsoft-com:office:office" xmlns:r="http://schemas.openxmlformats.org/officeDocument/2006/relationships" xmlns:v="urn:schemas-microsoft-com:vml" xmlns:w="http://schemas.openxmlformats.org/wordprocessingml/2006/main" xmlns:w10="urn:schemas-microsoft-com:office:word" xmlns:wp="http://schemas.openxmlformats.org/drawingml/2006/wordprocessingDrawing" xmlns:pic="http://schemas.openxmlformats.org/drawingml/2006/picture" xmlns:wps="http://schemas.microsoft.com/office/word/2010/wordprocessingShape" xmlns:wpg="http://schemas.microsoft.com/office/word/2010/wordprocessingGroup" xmlns:mc="http://schemas.openxmlformats.org/markup-compatibility/2006" xmlns:wp14="http://schemas.microsoft.com/office/word/2010/wordprocessingDrawing" xmlns:w14="http://schemas.microsoft.com/office/word/2010/wordml" xmlns:w15="http://schemas.microsoft.com/office/word/2012/wordml" mc:Ignorable="w14 wp14 w15">
   <w:p>
     <w:pPr>
       <w:pStyle w:val="Footer"/>
+      <w:rPr/>
     </w:pPr>
+    <w:r>
+      <w:rPr/>
+    </w:r>
   </w:p>
 </w:ftr>
 </file>
 
 <file path=word/footer4.xml><?xml version="1.0" encoding="utf-8"?>
-<w:ftr xmlns:wpc="http://schemas.microsoft.com/office/word/2010/wordprocessingCanvas" xmlns:cx="http://schemas.microsoft.com/office/drawing/2014/chartex" xmlns:cx1="http://schemas.microsoft.com/office/drawing/2015/9/8/chartex" xmlns:cx2="http://schemas.microsoft.com/office/drawing/2015/10/21/chartex" xmlns:cx3="http://schemas.microsoft.com/office/drawing/2016/5/9/chartex" xmlns:cx4="http://schemas.microsoft.com/office/drawing/2016/5/10/chartex" xmlns:cx5="http://schemas.microsoft.com/office/drawing/2016/5/11/chartex" xmlns:cx6="http://schemas.microsoft.com/office/drawing/2016/5/12/chartex" xmlns:cx7="http://schemas.microsoft.com/office/drawing/2016/5/13/chartex" xmlns:cx8="http://schemas.microsoft.com/office/drawing/2016/5/14/chartex" xmlns:mc="http://schemas.openxmlformats.org/markup-compatibility/2006" xmlns:aink="http://schemas.microsoft.com/office/drawing/2016/ink" xmlns:am3d="http://schemas.microsoft.com/office/drawing/2017/model3d" xmlns:o="urn:schemas-microsoft-com:office:office" xmlns:oel="http://schemas.microsoft.com/office/2019/extlst" xmlns:r="http://schemas.openxmlformats.org/officeDocument/2006/relationships" xmlns:m="http://schemas.openxmlformats.org/officeDocument/2006/math" xmlns:v="urn:schemas-microsoft-com:vml" xmlns:wp14="http://schemas.microsoft.com/office/word/2010/wordprocessingDrawing" xmlns:wp="http://schemas.openxmlformats.org/drawingml/2006/wordprocessingDrawing" xmlns:w10="urn:schemas-microsoft-com:office:word" xmlns:w="http://schemas.openxmlformats.org/wordprocessingml/2006/main" xmlns:w14="http://schemas.microsoft.com/office/word/2010/wordml" xmlns:w15="http://schemas.microsoft.com/office/word/2012/wordml" xmlns:w16cex="http://schemas.microsoft.com/office/word/2018/wordml/cex" xmlns:w16cid="http://schemas.microsoft.com/office/word/2016/wordml/cid" xmlns:w16="http://schemas.microsoft.com/office/word/2018/wordml" xmlns:w16du="http://schemas.microsoft.com/office/word/2023/wordml/word16du" xmlns:w16sdtdh="http://schemas.microsoft.com/office/word/2020/wordml/sdtdatahash" xmlns:w16sdtfl="http://schemas.microsoft.com/office/word/2024/wordml/sdtformatlock" xmlns:w16se="http://schemas.microsoft.com/office/word/2015/wordml/symex" xmlns:wpg="http://schemas.microsoft.com/office/word/2010/wordprocessingGroup" xmlns:wpi="http://schemas.microsoft.com/office/word/2010/wordprocessingInk" xmlns:wne="http://schemas.microsoft.com/office/word/2006/wordml" xmlns:wps="http://schemas.microsoft.com/office/word/2010/wordprocessingShape" mc:Ignorable="w14 w15 w16se w16cid w16 w16cex w16sdtdh w16sdtfl w16du wp14">
+<w:ftr xmlns:o="urn:schemas-microsoft-com:office:office" xmlns:r="http://schemas.openxmlformats.org/officeDocument/2006/relationships" xmlns:v="urn:schemas-microsoft-com:vml" xmlns:w="http://schemas.openxmlformats.org/wordprocessingml/2006/main" xmlns:w10="urn:schemas-microsoft-com:office:word" xmlns:wp="http://schemas.openxmlformats.org/drawingml/2006/wordprocessingDrawing" xmlns:pic="http://schemas.openxmlformats.org/drawingml/2006/picture" xmlns:wps="http://schemas.microsoft.com/office/word/2010/wordprocessingShape" xmlns:wpg="http://schemas.microsoft.com/office/word/2010/wordprocessingGroup" xmlns:mc="http://schemas.openxmlformats.org/markup-compatibility/2006" xmlns:wp14="http://schemas.microsoft.com/office/word/2010/wordprocessingDrawing" xmlns:w14="http://schemas.microsoft.com/office/word/2010/wordml" xmlns:w15="http://schemas.microsoft.com/office/word/2012/wordml" mc:Ignorable="w14 wp14 w15">
   <w:p>
     <w:pPr>
       <w:pStyle w:val="Footer"/>
+      <w:rPr/>
     </w:pPr>
+    <w:r>
+      <w:rPr/>
+    </w:r>
   </w:p>
 </w:ftr>
 </file>
 
 <file path=word/footer5.xml><?xml version="1.0" encoding="utf-8"?>
-<w:ftr xmlns:wpc="http://schemas.microsoft.com/office/word/2010/wordprocessingCanvas" xmlns:cx="http://schemas.microsoft.com/office/drawing/2014/chartex" xmlns:cx1="http://schemas.microsoft.com/office/drawing/2015/9/8/chartex" xmlns:cx2="http://schemas.microsoft.com/office/drawing/2015/10/21/chartex" xmlns:cx3="http://schemas.microsoft.com/office/drawing/2016/5/9/chartex" xmlns:cx4="http://schemas.microsoft.com/office/drawing/2016/5/10/chartex" xmlns:cx5="http://schemas.microsoft.com/office/drawing/2016/5/11/chartex" xmlns:cx6="http://schemas.microsoft.com/office/drawing/2016/5/12/chartex" xmlns:cx7="http://schemas.microsoft.com/office/drawing/2016/5/13/chartex" xmlns:cx8="http://schemas.microsoft.com/office/drawing/2016/5/14/chartex" xmlns:mc="http://schemas.openxmlformats.org/markup-compatibility/2006" xmlns:aink="http://schemas.microsoft.com/office/drawing/2016/ink" xmlns:am3d="http://schemas.microsoft.com/office/drawing/2017/model3d" xmlns:o="urn:schemas-microsoft-com:office:office" xmlns:oel="http://schemas.microsoft.com/office/2019/extlst" xmlns:r="http://schemas.openxmlformats.org/officeDocument/2006/relationships" xmlns:m="http://schemas.openxmlformats.org/officeDocument/2006/math" xmlns:v="urn:schemas-microsoft-com:vml" xmlns:wp14="http://schemas.microsoft.com/office/word/2010/wordprocessingDrawing" xmlns:wp="http://schemas.openxmlformats.org/drawingml/2006/wordprocessingDrawing" xmlns:w10="urn:schemas-microsoft-com:office:word" xmlns:w="http://schemas.openxmlformats.org/wordprocessingml/2006/main" xmlns:w14="http://schemas.microsoft.com/office/word/2010/wordml" xmlns:w15="http://schemas.microsoft.com/office/word/2012/wordml" xmlns:w16cex="http://schemas.microsoft.com/office/word/2018/wordml/cex" xmlns:w16cid="http://schemas.microsoft.com/office/word/2016/wordml/cid" xmlns:w16="http://schemas.microsoft.com/office/word/2018/wordml" xmlns:w16du="http://schemas.microsoft.com/office/word/2023/wordml/word16du" xmlns:w16sdtdh="http://schemas.microsoft.com/office/word/2020/wordml/sdtdatahash" xmlns:w16sdtfl="http://schemas.microsoft.com/office/word/2024/wordml/sdtformatlock" xmlns:w16se="http://schemas.microsoft.com/office/word/2015/wordml/symex" xmlns:wpg="http://schemas.microsoft.com/office/word/2010/wordprocessingGroup" xmlns:wpi="http://schemas.microsoft.com/office/word/2010/wordprocessingInk" xmlns:wne="http://schemas.microsoft.com/office/word/2006/wordml" xmlns:wps="http://schemas.microsoft.com/office/word/2010/wordprocessingShape" mc:Ignorable="w14 w15 w16se w16cid w16 w16cex w16sdtdh w16sdtfl w16du wp14">
+<w:ftr xmlns:o="urn:schemas-microsoft-com:office:office" xmlns:r="http://schemas.openxmlformats.org/officeDocument/2006/relationships" xmlns:v="urn:schemas-microsoft-com:vml" xmlns:w="http://schemas.openxmlformats.org/wordprocessingml/2006/main" xmlns:w10="urn:schemas-microsoft-com:office:word" xmlns:wp="http://schemas.openxmlformats.org/drawingml/2006/wordprocessingDrawing" xmlns:pic="http://schemas.openxmlformats.org/drawingml/2006/picture" xmlns:wps="http://schemas.microsoft.com/office/word/2010/wordprocessingShape" xmlns:wpg="http://schemas.microsoft.com/office/word/2010/wordprocessingGroup" xmlns:mc="http://schemas.openxmlformats.org/markup-compatibility/2006" xmlns:wp14="http://schemas.microsoft.com/office/word/2010/wordprocessingDrawing" xmlns:w14="http://schemas.microsoft.com/office/word/2010/wordml" xmlns:w15="http://schemas.microsoft.com/office/word/2012/wordml" mc:Ignorable="w14 wp14 w15">
   <w:p>
     <w:pPr>
       <w:pStyle w:val="Footer"/>
+      <w:rPr/>
     </w:pPr>
     <w:r>
-      <w:rPr>
-        <w:noProof/>
-      </w:rPr>
+      <w:rPr/>
       <mc:AlternateContent>
         <mc:Choice Requires="wps">
           <w:drawing>
-            <wp:anchor distT="0" distB="0" distL="0" distR="0" simplePos="0" relativeHeight="251656704" behindDoc="1" locked="0" layoutInCell="0" allowOverlap="1" wp14:anchorId="07B49E00" wp14:editId="1AED95AF">
+            <wp:anchor behindDoc="1" distT="0" distB="0" distL="0" distR="0" simplePos="0" locked="0" layoutInCell="0" allowOverlap="1" relativeHeight="2" wp14:anchorId="07B49E00">
               <wp:simplePos x="0" y="0"/>
               <wp:positionH relativeFrom="margin">
                 <wp:align>center</wp:align>
@@ -5746,7 +6067,6 @@
               <wp:effectExtent l="0" t="0" r="0" b="0"/>
               <wp:wrapSquare wrapText="largest"/>
               <wp:docPr id="1" name="Frame1"/>
-              <wp:cNvGraphicFramePr/>
               <a:graphic xmlns:a="http://schemas.openxmlformats.org/drawingml/2006/main">
                 <a:graphicData uri="http://schemas.microsoft.com/office/word/2010/wordprocessingShape">
                   <wps:wsp>
@@ -5765,15 +6085,9 @@
                       </a:ln>
                     </wps:spPr>
                     <wps:style>
-                      <a:lnRef idx="0">
-                        <a:scrgbClr r="0" g="0" b="0"/>
-                      </a:lnRef>
-                      <a:fillRef idx="0">
-                        <a:scrgbClr r="0" g="0" b="0"/>
-                      </a:fillRef>
-                      <a:effectRef idx="0">
-                        <a:scrgbClr r="0" g="0" b="0"/>
-                      </a:effectRef>
+                      <a:lnRef idx="0"/>
+                      <a:fillRef idx="0"/>
+                      <a:effectRef idx="0"/>
                       <a:fontRef idx="minor"/>
                     </wps:style>
                     <wps:txbx>
@@ -5781,6 +6095,7 @@
                         <w:p>
                           <w:pPr>
                             <w:pStyle w:val="Footer"/>
+                            <w:rPr/>
                           </w:pPr>
                           <w:r>
                             <w:rPr>
@@ -5808,17 +6123,8 @@
                               <w:rStyle w:val="PageNumber"/>
                               <w:color w:val="000000"/>
                             </w:rPr>
-                            <w:t>i</w:t>
+                            <w:t>ii</w:t>
                           </w:r>
-                          <w:proofErr w:type="spellStart"/>
-                          <w:r>
-                            <w:rPr>
-                              <w:rStyle w:val="PageNumber"/>
-                              <w:color w:val="000000"/>
-                            </w:rPr>
-                            <w:t>i</w:t>
-                          </w:r>
-                          <w:proofErr w:type="spellEnd"/>
                           <w:r>
                             <w:rPr>
                               <w:rStyle w:val="PageNumber"/>
@@ -5829,7 +6135,7 @@
                         </w:p>
                       </w:txbxContent>
                     </wps:txbx>
-                    <wps:bodyPr lIns="0" tIns="0" rIns="0" bIns="0" anchor="t">
+                    <wps:bodyPr lIns="0" rIns="0" tIns="0" bIns="0" anchor="t">
                       <a:noAutofit/>
                     </wps:bodyPr>
                   </wps:wsp>
@@ -5840,12 +6146,15 @@
         </mc:Choice>
         <mc:Fallback>
           <w:pict>
-            <v:rect w14:anchorId="07B49E00" id="Frame1" o:spid="_x0000_s1026" style="position:absolute;margin-left:0;margin-top:.05pt;width:4.65pt;height:9.35pt;z-index:-251659776;visibility:visible;mso-wrap-style:square;mso-wrap-distance-left:0;mso-wrap-distance-top:0;mso-wrap-distance-right:0;mso-wrap-distance-bottom:0;mso-position-horizontal:center;mso-position-horizontal-relative:margin;mso-position-vertical:absolute;mso-position-vertical-relative:text;v-text-anchor:top" o:gfxdata="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" o:allowincell="f" filled="f" stroked="f" strokeweight="0">
-              <v:textbox inset="0,0,0,0">
+            <v:rect id="shape_0" ID="Frame1" path="m0,0l-2147483645,0l-2147483645,-2147483646l0,-2147483646xe" stroked="f" o:allowincell="f" style="position:absolute;margin-left:213.65pt;margin-top:0.05pt;width:4.6pt;height:9.3pt;mso-wrap-style:square;v-text-anchor:top;mso-position-horizontal:center;mso-position-horizontal-relative:margin" wp14:anchorId="07B49E00">
+              <v:fill o:detectmouseclick="t" on="false"/>
+              <v:stroke color="#3465a4" joinstyle="round" endcap="flat"/>
+              <v:textbox>
                 <w:txbxContent>
                   <w:p>
                     <w:pPr>
                       <w:pStyle w:val="Footer"/>
+                      <w:rPr/>
                     </w:pPr>
                     <w:r>
                       <w:rPr>
@@ -5873,17 +6182,8 @@
                         <w:rStyle w:val="PageNumber"/>
                         <w:color w:val="000000"/>
                       </w:rPr>
-                      <w:t>i</w:t>
+                      <w:t>ii</w:t>
                     </w:r>
-                    <w:proofErr w:type="spellStart"/>
-                    <w:r>
-                      <w:rPr>
-                        <w:rStyle w:val="PageNumber"/>
-                        <w:color w:val="000000"/>
-                      </w:rPr>
-                      <w:t>i</w:t>
-                    </w:r>
-                    <w:proofErr w:type="spellEnd"/>
                     <w:r>
                       <w:rPr>
                         <w:rStyle w:val="PageNumber"/>
@@ -5894,7 +6194,7 @@
                   </w:p>
                 </w:txbxContent>
               </v:textbox>
-              <w10:wrap type="square" side="largest" anchorx="margin"/>
+              <w10:wrap type="square" side="largest"/>
             </v:rect>
           </w:pict>
         </mc:Fallback>
@@ -5905,19 +6205,18 @@
 </file>
 
 <file path=word/footer6.xml><?xml version="1.0" encoding="utf-8"?>
-<w:ftr xmlns:wpc="http://schemas.microsoft.com/office/word/2010/wordprocessingCanvas" xmlns:cx="http://schemas.microsoft.com/office/drawing/2014/chartex" xmlns:cx1="http://schemas.microsoft.com/office/drawing/2015/9/8/chartex" xmlns:cx2="http://schemas.microsoft.com/office/drawing/2015/10/21/chartex" xmlns:cx3="http://schemas.microsoft.com/office/drawing/2016/5/9/chartex" xmlns:cx4="http://schemas.microsoft.com/office/drawing/2016/5/10/chartex" xmlns:cx5="http://schemas.microsoft.com/office/drawing/2016/5/11/chartex" xmlns:cx6="http://schemas.microsoft.com/office/drawing/2016/5/12/chartex" xmlns:cx7="http://schemas.microsoft.com/office/drawing/2016/5/13/chartex" xmlns:cx8="http://schemas.microsoft.com/office/drawing/2016/5/14/chartex" xmlns:mc="http://schemas.openxmlformats.org/markup-compatibility/2006" xmlns:aink="http://schemas.microsoft.com/office/drawing/2016/ink" xmlns:am3d="http://schemas.microsoft.com/office/drawing/2017/model3d" xmlns:o="urn:schemas-microsoft-com:office:office" xmlns:oel="http://schemas.microsoft.com/office/2019/extlst" xmlns:r="http://schemas.openxmlformats.org/officeDocument/2006/relationships" xmlns:m="http://schemas.openxmlformats.org/officeDocument/2006/math" xmlns:v="urn:schemas-microsoft-com:vml" xmlns:wp14="http://schemas.microsoft.com/office/word/2010/wordprocessingDrawing" xmlns:wp="http://schemas.openxmlformats.org/drawingml/2006/wordprocessingDrawing" xmlns:w10="urn:schemas-microsoft-com:office:word" xmlns:w="http://schemas.openxmlformats.org/wordprocessingml/2006/main" xmlns:w14="http://schemas.microsoft.com/office/word/2010/wordml" xmlns:w15="http://schemas.microsoft.com/office/word/2012/wordml" xmlns:w16cex="http://schemas.microsoft.com/office/word/2018/wordml/cex" xmlns:w16cid="http://schemas.microsoft.com/office/word/2016/wordml/cid" xmlns:w16="http://schemas.microsoft.com/office/word/2018/wordml" xmlns:w16du="http://schemas.microsoft.com/office/word/2023/wordml/word16du" xmlns:w16sdtdh="http://schemas.microsoft.com/office/word/2020/wordml/sdtdatahash" xmlns:w16sdtfl="http://schemas.microsoft.com/office/word/2024/wordml/sdtformatlock" xmlns:w16se="http://schemas.microsoft.com/office/word/2015/wordml/symex" xmlns:wpg="http://schemas.microsoft.com/office/word/2010/wordprocessingGroup" xmlns:wpi="http://schemas.microsoft.com/office/word/2010/wordprocessingInk" xmlns:wne="http://schemas.microsoft.com/office/word/2006/wordml" xmlns:wps="http://schemas.microsoft.com/office/word/2010/wordprocessingShape" mc:Ignorable="w14 w15 w16se w16cid w16 w16cex w16sdtdh w16sdtfl w16du wp14">
+<w:ftr xmlns:o="urn:schemas-microsoft-com:office:office" xmlns:r="http://schemas.openxmlformats.org/officeDocument/2006/relationships" xmlns:v="urn:schemas-microsoft-com:vml" xmlns:w="http://schemas.openxmlformats.org/wordprocessingml/2006/main" xmlns:w10="urn:schemas-microsoft-com:office:word" xmlns:wp="http://schemas.openxmlformats.org/drawingml/2006/wordprocessingDrawing" xmlns:pic="http://schemas.openxmlformats.org/drawingml/2006/picture" xmlns:wps="http://schemas.microsoft.com/office/word/2010/wordprocessingShape" xmlns:wpg="http://schemas.microsoft.com/office/word/2010/wordprocessingGroup" xmlns:mc="http://schemas.openxmlformats.org/markup-compatibility/2006" xmlns:wp14="http://schemas.microsoft.com/office/word/2010/wordprocessingDrawing" xmlns:w14="http://schemas.microsoft.com/office/word/2010/wordml" xmlns:w15="http://schemas.microsoft.com/office/word/2012/wordml" mc:Ignorable="w14 wp14 w15">
   <w:p>
     <w:pPr>
       <w:pStyle w:val="Footer"/>
+      <w:rPr/>
     </w:pPr>
     <w:r>
-      <w:rPr>
-        <w:noProof/>
-      </w:rPr>
+      <w:rPr/>
       <mc:AlternateContent>
         <mc:Choice Requires="wps">
           <w:drawing>
-            <wp:anchor distT="0" distB="0" distL="0" distR="0" simplePos="0" relativeHeight="251657728" behindDoc="1" locked="0" layoutInCell="0" allowOverlap="1" wp14:anchorId="07B49E00" wp14:editId="27942415">
+            <wp:anchor behindDoc="1" distT="0" distB="0" distL="0" distR="0" simplePos="0" locked="0" layoutInCell="0" allowOverlap="1" relativeHeight="2" wp14:anchorId="07B49E00">
               <wp:simplePos x="0" y="0"/>
               <wp:positionH relativeFrom="margin">
                 <wp:align>center</wp:align>
@@ -5929,7 +6228,6 @@
               <wp:effectExtent l="0" t="0" r="0" b="0"/>
               <wp:wrapSquare wrapText="largest"/>
               <wp:docPr id="2" name="Frame1"/>
-              <wp:cNvGraphicFramePr/>
               <a:graphic xmlns:a="http://schemas.openxmlformats.org/drawingml/2006/main">
                 <a:graphicData uri="http://schemas.microsoft.com/office/word/2010/wordprocessingShape">
                   <wps:wsp>
@@ -5948,15 +6246,9 @@
                       </a:ln>
                     </wps:spPr>
                     <wps:style>
-                      <a:lnRef idx="0">
-                        <a:scrgbClr r="0" g="0" b="0"/>
-                      </a:lnRef>
-                      <a:fillRef idx="0">
-                        <a:scrgbClr r="0" g="0" b="0"/>
-                      </a:fillRef>
-                      <a:effectRef idx="0">
-                        <a:scrgbClr r="0" g="0" b="0"/>
-                      </a:effectRef>
+                      <a:lnRef idx="0"/>
+                      <a:fillRef idx="0"/>
+                      <a:effectRef idx="0"/>
                       <a:fontRef idx="minor"/>
                     </wps:style>
                     <wps:txbx>
@@ -5964,6 +6256,7 @@
                         <w:p>
                           <w:pPr>
                             <w:pStyle w:val="Footer"/>
+                            <w:rPr/>
                           </w:pPr>
                           <w:r>
                             <w:rPr>
@@ -5991,17 +6284,8 @@
                               <w:rStyle w:val="PageNumber"/>
                               <w:color w:val="000000"/>
                             </w:rPr>
-                            <w:t>i</w:t>
+                            <w:t>ii</w:t>
                           </w:r>
-                          <w:proofErr w:type="spellStart"/>
-                          <w:r>
-                            <w:rPr>
-                              <w:rStyle w:val="PageNumber"/>
-                              <w:color w:val="000000"/>
-                            </w:rPr>
-                            <w:t>i</w:t>
-                          </w:r>
-                          <w:proofErr w:type="spellEnd"/>
                           <w:r>
                             <w:rPr>
                               <w:rStyle w:val="PageNumber"/>
@@ -6012,7 +6296,7 @@
                         </w:p>
                       </w:txbxContent>
                     </wps:txbx>
-                    <wps:bodyPr lIns="0" tIns="0" rIns="0" bIns="0" anchor="t">
+                    <wps:bodyPr lIns="0" rIns="0" tIns="0" bIns="0" anchor="t">
                       <a:noAutofit/>
                     </wps:bodyPr>
                   </wps:wsp>
@@ -6023,12 +6307,15 @@
         </mc:Choice>
         <mc:Fallback>
           <w:pict>
-            <v:rect w14:anchorId="07B49E00" id="_x0000_s1027" style="position:absolute;margin-left:0;margin-top:.05pt;width:4.65pt;height:9.35pt;z-index:-251658752;visibility:visible;mso-wrap-style:square;mso-wrap-distance-left:0;mso-wrap-distance-top:0;mso-wrap-distance-right:0;mso-wrap-distance-bottom:0;mso-position-horizontal:center;mso-position-horizontal-relative:margin;mso-position-vertical:absolute;mso-position-vertical-relative:text;v-text-anchor:top" o:gfxdata="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" o:allowincell="f" filled="f" stroked="f" strokeweight="0">
-              <v:textbox inset="0,0,0,0">
+            <v:rect id="shape_0" ID="Frame1" path="m0,0l-2147483645,0l-2147483645,-2147483646l0,-2147483646xe" stroked="f" o:allowincell="f" style="position:absolute;margin-left:213.65pt;margin-top:0.05pt;width:4.6pt;height:9.3pt;mso-wrap-style:square;v-text-anchor:top;mso-position-horizontal:center;mso-position-horizontal-relative:margin" wp14:anchorId="07B49E00">
+              <v:fill o:detectmouseclick="t" on="false"/>
+              <v:stroke color="#3465a4" joinstyle="round" endcap="flat"/>
+              <v:textbox>
                 <w:txbxContent>
                   <w:p>
                     <w:pPr>
                       <w:pStyle w:val="Footer"/>
+                      <w:rPr/>
                     </w:pPr>
                     <w:r>
                       <w:rPr>
@@ -6056,17 +6343,8 @@
                         <w:rStyle w:val="PageNumber"/>
                         <w:color w:val="000000"/>
                       </w:rPr>
-                      <w:t>i</w:t>
+                      <w:t>ii</w:t>
                     </w:r>
-                    <w:proofErr w:type="spellStart"/>
-                    <w:r>
-                      <w:rPr>
-                        <w:rStyle w:val="PageNumber"/>
-                        <w:color w:val="000000"/>
-                      </w:rPr>
-                      <w:t>i</w:t>
-                    </w:r>
-                    <w:proofErr w:type="spellEnd"/>
                     <w:r>
                       <w:rPr>
                         <w:rStyle w:val="PageNumber"/>
@@ -6077,7 +6355,7 @@
                   </w:p>
                 </w:txbxContent>
               </v:textbox>
-              <w10:wrap type="square" side="largest" anchorx="margin"/>
+              <w10:wrap type="square" side="largest"/>
             </v:rect>
           </w:pict>
         </mc:Fallback>
@@ -6088,29 +6366,32 @@
 </file>
 
 <file path=word/footer7.xml><?xml version="1.0" encoding="utf-8"?>
-<w:ftr xmlns:wpc="http://schemas.microsoft.com/office/word/2010/wordprocessingCanvas" xmlns:cx="http://schemas.microsoft.com/office/drawing/2014/chartex" xmlns:cx1="http://schemas.microsoft.com/office/drawing/2015/9/8/chartex" xmlns:cx2="http://schemas.microsoft.com/office/drawing/2015/10/21/chartex" xmlns:cx3="http://schemas.microsoft.com/office/drawing/2016/5/9/chartex" xmlns:cx4="http://schemas.microsoft.com/office/drawing/2016/5/10/chartex" xmlns:cx5="http://schemas.microsoft.com/office/drawing/2016/5/11/chartex" xmlns:cx6="http://schemas.microsoft.com/office/drawing/2016/5/12/chartex" xmlns:cx7="http://schemas.microsoft.com/office/drawing/2016/5/13/chartex" xmlns:cx8="http://schemas.microsoft.com/office/drawing/2016/5/14/chartex" xmlns:mc="http://schemas.openxmlformats.org/markup-compatibility/2006" xmlns:aink="http://schemas.microsoft.com/office/drawing/2016/ink" xmlns:am3d="http://schemas.microsoft.com/office/drawing/2017/model3d" xmlns:o="urn:schemas-microsoft-com:office:office" xmlns:oel="http://schemas.microsoft.com/office/2019/extlst" xmlns:r="http://schemas.openxmlformats.org/officeDocument/2006/relationships" xmlns:m="http://schemas.openxmlformats.org/officeDocument/2006/math" xmlns:v="urn:schemas-microsoft-com:vml" xmlns:wp14="http://schemas.microsoft.com/office/word/2010/wordprocessingDrawing" xmlns:wp="http://schemas.openxmlformats.org/drawingml/2006/wordprocessingDrawing" xmlns:w10="urn:schemas-microsoft-com:office:word" xmlns:w="http://schemas.openxmlformats.org/wordprocessingml/2006/main" xmlns:w14="http://schemas.microsoft.com/office/word/2010/wordml" xmlns:w15="http://schemas.microsoft.com/office/word/2012/wordml" xmlns:w16cex="http://schemas.microsoft.com/office/word/2018/wordml/cex" xmlns:w16cid="http://schemas.microsoft.com/office/word/2016/wordml/cid" xmlns:w16="http://schemas.microsoft.com/office/word/2018/wordml" xmlns:w16du="http://schemas.microsoft.com/office/word/2023/wordml/word16du" xmlns:w16sdtdh="http://schemas.microsoft.com/office/word/2020/wordml/sdtdatahash" xmlns:w16sdtfl="http://schemas.microsoft.com/office/word/2024/wordml/sdtformatlock" xmlns:w16se="http://schemas.microsoft.com/office/word/2015/wordml/symex" xmlns:wpg="http://schemas.microsoft.com/office/word/2010/wordprocessingGroup" xmlns:wpi="http://schemas.microsoft.com/office/word/2010/wordprocessingInk" xmlns:wne="http://schemas.microsoft.com/office/word/2006/wordml" xmlns:wps="http://schemas.microsoft.com/office/word/2010/wordprocessingShape" mc:Ignorable="w14 w15 w16se w16cid w16 w16cex w16sdtdh w16sdtfl w16du wp14">
+<w:ftr xmlns:o="urn:schemas-microsoft-com:office:office" xmlns:r="http://schemas.openxmlformats.org/officeDocument/2006/relationships" xmlns:v="urn:schemas-microsoft-com:vml" xmlns:w="http://schemas.openxmlformats.org/wordprocessingml/2006/main" xmlns:w10="urn:schemas-microsoft-com:office:word" xmlns:wp="http://schemas.openxmlformats.org/drawingml/2006/wordprocessingDrawing" xmlns:pic="http://schemas.openxmlformats.org/drawingml/2006/picture" xmlns:wps="http://schemas.microsoft.com/office/word/2010/wordprocessingShape" xmlns:wpg="http://schemas.microsoft.com/office/word/2010/wordprocessingGroup" xmlns:mc="http://schemas.openxmlformats.org/markup-compatibility/2006" xmlns:wp14="http://schemas.microsoft.com/office/word/2010/wordprocessingDrawing" xmlns:w14="http://schemas.microsoft.com/office/word/2010/wordml" xmlns:w15="http://schemas.microsoft.com/office/word/2012/wordml" mc:Ignorable="w14 wp14 w15">
   <w:p>
     <w:pPr>
       <w:pStyle w:val="Footer"/>
+      <w:rPr/>
     </w:pPr>
+    <w:r>
+      <w:rPr/>
+    </w:r>
   </w:p>
 </w:ftr>
 </file>
 
 <file path=word/footer8.xml><?xml version="1.0" encoding="utf-8"?>
-<w:ftr xmlns:wpc="http://schemas.microsoft.com/office/word/2010/wordprocessingCanvas" xmlns:cx="http://schemas.microsoft.com/office/drawing/2014/chartex" xmlns:cx1="http://schemas.microsoft.com/office/drawing/2015/9/8/chartex" xmlns:cx2="http://schemas.microsoft.com/office/drawing/2015/10/21/chartex" xmlns:cx3="http://schemas.microsoft.com/office/drawing/2016/5/9/chartex" xmlns:cx4="http://schemas.microsoft.com/office/drawing/2016/5/10/chartex" xmlns:cx5="http://schemas.microsoft.com/office/drawing/2016/5/11/chartex" xmlns:cx6="http://schemas.microsoft.com/office/drawing/2016/5/12/chartex" xmlns:cx7="http://schemas.microsoft.com/office/drawing/2016/5/13/chartex" xmlns:cx8="http://schemas.microsoft.com/office/drawing/2016/5/14/chartex" xmlns:mc="http://schemas.openxmlformats.org/markup-compatibility/2006" xmlns:aink="http://schemas.microsoft.com/office/drawing/2016/ink" xmlns:am3d="http://schemas.microsoft.com/office/drawing/2017/model3d" xmlns:o="urn:schemas-microsoft-com:office:office" xmlns:oel="http://schemas.microsoft.com/office/2019/extlst" xmlns:r="http://schemas.openxmlformats.org/officeDocument/2006/relationships" xmlns:m="http://schemas.openxmlformats.org/officeDocument/2006/math" xmlns:v="urn:schemas-microsoft-com:vml" xmlns:wp14="http://schemas.microsoft.com/office/word/2010/wordprocessingDrawing" xmlns:wp="http://schemas.openxmlformats.org/drawingml/2006/wordprocessingDrawing" xmlns:w10="urn:schemas-microsoft-com:office:word" xmlns:w="http://schemas.openxmlformats.org/wordprocessingml/2006/main" xmlns:w14="http://schemas.microsoft.com/office/word/2010/wordml" xmlns:w15="http://schemas.microsoft.com/office/word/2012/wordml" xmlns:w16cex="http://schemas.microsoft.com/office/word/2018/wordml/cex" xmlns:w16cid="http://schemas.microsoft.com/office/word/2016/wordml/cid" xmlns:w16="http://schemas.microsoft.com/office/word/2018/wordml" xmlns:w16du="http://schemas.microsoft.com/office/word/2023/wordml/word16du" xmlns:w16sdtdh="http://schemas.microsoft.com/office/word/2020/wordml/sdtdatahash" xmlns:w16sdtfl="http://schemas.microsoft.com/office/word/2024/wordml/sdtformatlock" xmlns:w16se="http://schemas.microsoft.com/office/word/2015/wordml/symex" xmlns:wpg="http://schemas.microsoft.com/office/word/2010/wordprocessingGroup" xmlns:wpi="http://schemas.microsoft.com/office/word/2010/wordprocessingInk" xmlns:wne="http://schemas.microsoft.com/office/word/2006/wordml" xmlns:wps="http://schemas.microsoft.com/office/word/2010/wordprocessingShape" mc:Ignorable="w14 w15 w16se w16cid w16 w16cex w16sdtdh w16sdtfl w16du wp14">
+<w:ftr xmlns:o="urn:schemas-microsoft-com:office:office" xmlns:r="http://schemas.openxmlformats.org/officeDocument/2006/relationships" xmlns:v="urn:schemas-microsoft-com:vml" xmlns:w="http://schemas.openxmlformats.org/wordprocessingml/2006/main" xmlns:w10="urn:schemas-microsoft-com:office:word" xmlns:wp="http://schemas.openxmlformats.org/drawingml/2006/wordprocessingDrawing" xmlns:pic="http://schemas.openxmlformats.org/drawingml/2006/picture" xmlns:wps="http://schemas.microsoft.com/office/word/2010/wordprocessingShape" xmlns:wpg="http://schemas.microsoft.com/office/word/2010/wordprocessingGroup" xmlns:mc="http://schemas.openxmlformats.org/markup-compatibility/2006" xmlns:wp14="http://schemas.microsoft.com/office/word/2010/wordprocessingDrawing" xmlns:w14="http://schemas.microsoft.com/office/word/2010/wordml" xmlns:w15="http://schemas.microsoft.com/office/word/2012/wordml" mc:Ignorable="w14 wp14 w15">
   <w:p>
     <w:pPr>
       <w:pStyle w:val="Footer"/>
+      <w:rPr/>
     </w:pPr>
     <w:r>
-      <w:rPr>
-        <w:noProof/>
-      </w:rPr>
+      <w:rPr/>
       <mc:AlternateContent>
         <mc:Choice Requires="wps">
           <w:drawing>
-            <wp:anchor distT="0" distB="0" distL="0" distR="0" simplePos="0" relativeHeight="251658752" behindDoc="1" locked="0" layoutInCell="0" allowOverlap="1" wp14:anchorId="16546B0F" wp14:editId="7938F45F">
+            <wp:anchor behindDoc="1" distT="0" distB="0" distL="0" distR="0" simplePos="0" locked="0" layoutInCell="0" allowOverlap="1" relativeHeight="19" wp14:anchorId="16546B0F">
               <wp:simplePos x="0" y="0"/>
               <wp:positionH relativeFrom="margin">
                 <wp:align>center</wp:align>
@@ -6122,7 +6403,6 @@
               <wp:effectExtent l="0" t="0" r="0" b="0"/>
               <wp:wrapSquare wrapText="largest"/>
               <wp:docPr id="3" name="Frame2"/>
-              <wp:cNvGraphicFramePr/>
               <a:graphic xmlns:a="http://schemas.openxmlformats.org/drawingml/2006/main">
                 <a:graphicData uri="http://schemas.microsoft.com/office/word/2010/wordprocessingShape">
                   <wps:wsp>
@@ -6141,15 +6421,9 @@
                       </a:ln>
                     </wps:spPr>
                     <wps:style>
-                      <a:lnRef idx="0">
-                        <a:scrgbClr r="0" g="0" b="0"/>
-                      </a:lnRef>
-                      <a:fillRef idx="0">
-                        <a:scrgbClr r="0" g="0" b="0"/>
-                      </a:fillRef>
-                      <a:effectRef idx="0">
-                        <a:scrgbClr r="0" g="0" b="0"/>
-                      </a:effectRef>
+                      <a:lnRef idx="0"/>
+                      <a:fillRef idx="0"/>
+                      <a:effectRef idx="0"/>
                       <a:fontRef idx="minor"/>
                     </wps:style>
                     <wps:txbx>
@@ -6157,6 +6431,7 @@
                         <w:p>
                           <w:pPr>
                             <w:pStyle w:val="Footer"/>
+                            <w:rPr/>
                           </w:pPr>
                           <w:r>
                             <w:rPr>
@@ -6184,7 +6459,7 @@
                               <w:rStyle w:val="PageNumber"/>
                               <w:color w:val="000000"/>
                             </w:rPr>
-                            <w:t>x</w:t>
+                            <w:t>xi</w:t>
                           </w:r>
                           <w:r>
                             <w:rPr>
@@ -6196,7 +6471,7 @@
                         </w:p>
                       </w:txbxContent>
                     </wps:txbx>
-                    <wps:bodyPr lIns="0" tIns="0" rIns="0" bIns="0" anchor="t">
+                    <wps:bodyPr lIns="0" rIns="0" tIns="0" bIns="0" anchor="t">
                       <a:noAutofit/>
                     </wps:bodyPr>
                   </wps:wsp>
@@ -6207,12 +6482,15 @@
         </mc:Choice>
         <mc:Fallback>
           <w:pict>
-            <v:rect w14:anchorId="16546B0F" id="Frame2" o:spid="_x0000_s1028" style="position:absolute;margin-left:0;margin-top:.05pt;width:5.65pt;height:1.8pt;z-index:-251657728;visibility:visible;mso-wrap-style:square;mso-wrap-distance-left:0;mso-wrap-distance-top:0;mso-wrap-distance-right:0;mso-wrap-distance-bottom:0;mso-position-horizontal:center;mso-position-horizontal-relative:margin;mso-position-vertical:absolute;mso-position-vertical-relative:text;v-text-anchor:top" o:gfxdata="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" o:allowincell="f" filled="f" stroked="f" strokeweight="0">
-              <v:textbox inset="0,0,0,0">
+            <v:rect id="shape_0" ID="Frame2" path="m0,0l-2147483645,0l-2147483645,-2147483646l0,-2147483646xe" stroked="f" o:allowincell="f" style="position:absolute;margin-left:213.15pt;margin-top:0.05pt;width:5.6pt;height:1.75pt;mso-wrap-style:square;v-text-anchor:top;mso-position-horizontal:center;mso-position-horizontal-relative:margin" wp14:anchorId="16546B0F">
+              <v:fill o:detectmouseclick="t" on="false"/>
+              <v:stroke color="#3465a4" joinstyle="round" endcap="flat"/>
+              <v:textbox>
                 <w:txbxContent>
                   <w:p>
                     <w:pPr>
                       <w:pStyle w:val="Footer"/>
+                      <w:rPr/>
                     </w:pPr>
                     <w:r>
                       <w:rPr>
@@ -6240,7 +6518,7 @@
                         <w:rStyle w:val="PageNumber"/>
                         <w:color w:val="000000"/>
                       </w:rPr>
-                      <w:t>x</w:t>
+                      <w:t>xi</w:t>
                     </w:r>
                     <w:r>
                       <w:rPr>
@@ -6252,7 +6530,7 @@
                   </w:p>
                 </w:txbxContent>
               </v:textbox>
-              <w10:wrap type="square" side="largest" anchorx="margin"/>
+              <w10:wrap type="square" side="largest"/>
             </v:rect>
           </w:pict>
         </mc:Fallback>
@@ -6263,10 +6541,11 @@
 </file>
 
 <file path=word/footer9.xml><?xml version="1.0" encoding="utf-8"?>
-<w:ftr xmlns:wpc="http://schemas.microsoft.com/office/word/2010/wordprocessingCanvas" xmlns:cx="http://schemas.microsoft.com/office/drawing/2014/chartex" xmlns:cx1="http://schemas.microsoft.com/office/drawing/2015/9/8/chartex" xmlns:cx2="http://schemas.microsoft.com/office/drawing/2015/10/21/chartex" xmlns:cx3="http://schemas.microsoft.com/office/drawing/2016/5/9/chartex" xmlns:cx4="http://schemas.microsoft.com/office/drawing/2016/5/10/chartex" xmlns:cx5="http://schemas.microsoft.com/office/drawing/2016/5/11/chartex" xmlns:cx6="http://schemas.microsoft.com/office/drawing/2016/5/12/chartex" xmlns:cx7="http://schemas.microsoft.com/office/drawing/2016/5/13/chartex" xmlns:cx8="http://schemas.microsoft.com/office/drawing/2016/5/14/chartex" xmlns:mc="http://schemas.openxmlformats.org/markup-compatibility/2006" xmlns:aink="http://schemas.microsoft.com/office/drawing/2016/ink" xmlns:am3d="http://schemas.microsoft.com/office/drawing/2017/model3d" xmlns:o="urn:schemas-microsoft-com:office:office" xmlns:oel="http://schemas.microsoft.com/office/2019/extlst" xmlns:r="http://schemas.openxmlformats.org/officeDocument/2006/relationships" xmlns:m="http://schemas.openxmlformats.org/officeDocument/2006/math" xmlns:v="urn:schemas-microsoft-com:vml" xmlns:wp14="http://schemas.microsoft.com/office/word/2010/wordprocessingDrawing" xmlns:wp="http://schemas.openxmlformats.org/drawingml/2006/wordprocessingDrawing" xmlns:w10="urn:schemas-microsoft-com:office:word" xmlns:w="http://schemas.openxmlformats.org/wordprocessingml/2006/main" xmlns:w14="http://schemas.microsoft.com/office/word/2010/wordml" xmlns:w15="http://schemas.microsoft.com/office/word/2012/wordml" xmlns:w16cex="http://schemas.microsoft.com/office/word/2018/wordml/cex" xmlns:w16cid="http://schemas.microsoft.com/office/word/2016/wordml/cid" xmlns:w16="http://schemas.microsoft.com/office/word/2018/wordml" xmlns:w16du="http://schemas.microsoft.com/office/word/2023/wordml/word16du" xmlns:w16sdtdh="http://schemas.microsoft.com/office/word/2020/wordml/sdtdatahash" xmlns:w16sdtfl="http://schemas.microsoft.com/office/word/2024/wordml/sdtformatlock" xmlns:w16se="http://schemas.microsoft.com/office/word/2015/wordml/symex" xmlns:wpg="http://schemas.microsoft.com/office/word/2010/wordprocessingGroup" xmlns:wpi="http://schemas.microsoft.com/office/word/2010/wordprocessingInk" xmlns:wne="http://schemas.microsoft.com/office/word/2006/wordml" xmlns:wps="http://schemas.microsoft.com/office/word/2010/wordprocessingShape" mc:Ignorable="w14 w15 w16se w16cid w16 w16cex w16sdtdh w16sdtfl w16du wp14">
+<w:ftr xmlns:o="urn:schemas-microsoft-com:office:office" xmlns:r="http://schemas.openxmlformats.org/officeDocument/2006/relationships" xmlns:v="urn:schemas-microsoft-com:vml" xmlns:w="http://schemas.openxmlformats.org/wordprocessingml/2006/main" xmlns:w10="urn:schemas-microsoft-com:office:word" xmlns:wp="http://schemas.openxmlformats.org/drawingml/2006/wordprocessingDrawing" xmlns:pic="http://schemas.openxmlformats.org/drawingml/2006/picture" xmlns:wps="http://schemas.microsoft.com/office/word/2010/wordprocessingShape" xmlns:wpg="http://schemas.microsoft.com/office/word/2010/wordprocessingGroup" xmlns:mc="http://schemas.openxmlformats.org/markup-compatibility/2006" xmlns:wp14="http://schemas.microsoft.com/office/word/2010/wordprocessingDrawing" xmlns:w14="http://schemas.microsoft.com/office/word/2010/wordml" xmlns:w15="http://schemas.microsoft.com/office/word/2012/wordml" mc:Ignorable="w14 wp14 w15">
   <w:p>
     <w:pPr>
       <w:pStyle w:val="Footer"/>
+      <w:rPr/>
     </w:pPr>
     <w:r>
       <w:rPr>
@@ -6296,16 +6575,8 @@
       <w:rPr>
         <w:rStyle w:val="PageNumber"/>
       </w:rPr>
-      <w:t>ii</w:t>
+      <w:t>iii</w:t>
     </w:r>
-    <w:proofErr w:type="spellStart"/>
-    <w:r>
-      <w:rPr>
-        <w:rStyle w:val="PageNumber"/>
-      </w:rPr>
-      <w:t>i</w:t>
-    </w:r>
-    <w:proofErr w:type="spellEnd"/>
     <w:r>
       <w:rPr>
         <w:rStyle w:val="PageNumber"/>
@@ -6316,264 +6587,283 @@
 </w:ftr>
 </file>
 
-<file path=word/footnotes.xml><?xml version="1.0" encoding="utf-8"?>
-<w:footnotes xmlns:wpc="http://schemas.microsoft.com/office/word/2010/wordprocessingCanvas" xmlns:cx="http://schemas.microsoft.com/office/drawing/2014/chartex" xmlns:cx1="http://schemas.microsoft.com/office/drawing/2015/9/8/chartex" xmlns:cx2="http://schemas.microsoft.com/office/drawing/2015/10/21/chartex" xmlns:cx3="http://schemas.microsoft.com/office/drawing/2016/5/9/chartex" xmlns:cx4="http://schemas.microsoft.com/office/drawing/2016/5/10/chartex" xmlns:cx5="http://schemas.microsoft.com/office/drawing/2016/5/11/chartex" xmlns:cx6="http://schemas.microsoft.com/office/drawing/2016/5/12/chartex" xmlns:cx7="http://schemas.microsoft.com/office/drawing/2016/5/13/chartex" xmlns:cx8="http://schemas.microsoft.com/office/drawing/2016/5/14/chartex" xmlns:mc="http://schemas.openxmlformats.org/markup-compatibility/2006" xmlns:aink="http://schemas.microsoft.com/office/drawing/2016/ink" xmlns:am3d="http://schemas.microsoft.com/office/drawing/2017/model3d" xmlns:o="urn:schemas-microsoft-com:office:office" xmlns:oel="http://schemas.microsoft.com/office/2019/extlst" xmlns:r="http://schemas.openxmlformats.org/officeDocument/2006/relationships" xmlns:m="http://schemas.openxmlformats.org/officeDocument/2006/math" xmlns:v="urn:schemas-microsoft-com:vml" xmlns:wp14="http://schemas.microsoft.com/office/word/2010/wordprocessingDrawing" xmlns:wp="http://schemas.openxmlformats.org/drawingml/2006/wordprocessingDrawing" xmlns:w10="urn:schemas-microsoft-com:office:word" xmlns:w="http://schemas.openxmlformats.org/wordprocessingml/2006/main" xmlns:w14="http://schemas.microsoft.com/office/word/2010/wordml" xmlns:w15="http://schemas.microsoft.com/office/word/2012/wordml" xmlns:w16cex="http://schemas.microsoft.com/office/word/2018/wordml/cex" xmlns:w16cid="http://schemas.microsoft.com/office/word/2016/wordml/cid" xmlns:w16="http://schemas.microsoft.com/office/word/2018/wordml" xmlns:w16du="http://schemas.microsoft.com/office/word/2023/wordml/word16du" xmlns:w16sdtdh="http://schemas.microsoft.com/office/word/2020/wordml/sdtdatahash" xmlns:w16sdtfl="http://schemas.microsoft.com/office/word/2024/wordml/sdtformatlock" xmlns:w16se="http://schemas.microsoft.com/office/word/2015/wordml/symex" xmlns:wpg="http://schemas.microsoft.com/office/word/2010/wordprocessingGroup" xmlns:wpi="http://schemas.microsoft.com/office/word/2010/wordprocessingInk" xmlns:wne="http://schemas.microsoft.com/office/word/2006/wordml" xmlns:wps="http://schemas.microsoft.com/office/word/2010/wordprocessingShape" mc:Ignorable="w14 w15 w16se w16cid w16 w16cex w16sdtdh w16sdtfl w16du wp14">
-  <w:footnote w:type="separator" w:id="-1">
-    <w:p>
-      <w:r>
-        <w:separator/>
-      </w:r>
-    </w:p>
-  </w:footnote>
-  <w:footnote w:type="continuationSeparator" w:id="0">
-    <w:p>
-      <w:r>
-        <w:continuationSeparator/>
-      </w:r>
-    </w:p>
-  </w:footnote>
-</w:footnotes>
-</file>
-
 <file path=word/header1.xml><?xml version="1.0" encoding="utf-8"?>
-<w:hdr xmlns:wpc="http://schemas.microsoft.com/office/word/2010/wordprocessingCanvas" xmlns:cx="http://schemas.microsoft.com/office/drawing/2014/chartex" xmlns:cx1="http://schemas.microsoft.com/office/drawing/2015/9/8/chartex" xmlns:cx2="http://schemas.microsoft.com/office/drawing/2015/10/21/chartex" xmlns:cx3="http://schemas.microsoft.com/office/drawing/2016/5/9/chartex" xmlns:cx4="http://schemas.microsoft.com/office/drawing/2016/5/10/chartex" xmlns:cx5="http://schemas.microsoft.com/office/drawing/2016/5/11/chartex" xmlns:cx6="http://schemas.microsoft.com/office/drawing/2016/5/12/chartex" xmlns:cx7="http://schemas.microsoft.com/office/drawing/2016/5/13/chartex" xmlns:cx8="http://schemas.microsoft.com/office/drawing/2016/5/14/chartex" xmlns:mc="http://schemas.openxmlformats.org/markup-compatibility/2006" xmlns:aink="http://schemas.microsoft.com/office/drawing/2016/ink" xmlns:am3d="http://schemas.microsoft.com/office/drawing/2017/model3d" xmlns:o="urn:schemas-microsoft-com:office:office" xmlns:oel="http://schemas.microsoft.com/office/2019/extlst" xmlns:r="http://schemas.openxmlformats.org/officeDocument/2006/relationships" xmlns:m="http://schemas.openxmlformats.org/officeDocument/2006/math" xmlns:v="urn:schemas-microsoft-com:vml" xmlns:wp14="http://schemas.microsoft.com/office/word/2010/wordprocessingDrawing" xmlns:wp="http://schemas.openxmlformats.org/drawingml/2006/wordprocessingDrawing" xmlns:w10="urn:schemas-microsoft-com:office:word" xmlns:w="http://schemas.openxmlformats.org/wordprocessingml/2006/main" xmlns:w14="http://schemas.microsoft.com/office/word/2010/wordml" xmlns:w15="http://schemas.microsoft.com/office/word/2012/wordml" xmlns:w16cex="http://schemas.microsoft.com/office/word/2018/wordml/cex" xmlns:w16cid="http://schemas.microsoft.com/office/word/2016/wordml/cid" xmlns:w16="http://schemas.microsoft.com/office/word/2018/wordml" xmlns:w16du="http://schemas.microsoft.com/office/word/2023/wordml/word16du" xmlns:w16sdtdh="http://schemas.microsoft.com/office/word/2020/wordml/sdtdatahash" xmlns:w16sdtfl="http://schemas.microsoft.com/office/word/2024/wordml/sdtformatlock" xmlns:w16se="http://schemas.microsoft.com/office/word/2015/wordml/symex" xmlns:wpg="http://schemas.microsoft.com/office/word/2010/wordprocessingGroup" xmlns:wpi="http://schemas.microsoft.com/office/word/2010/wordprocessingInk" xmlns:wne="http://schemas.microsoft.com/office/word/2006/wordml" xmlns:wps="http://schemas.microsoft.com/office/word/2010/wordprocessingShape" mc:Ignorable="w14 w15 w16se w16cid w16 w16cex w16sdtdh w16sdtfl w16du wp14">
+<w:hdr xmlns:o="urn:schemas-microsoft-com:office:office" xmlns:r="http://schemas.openxmlformats.org/officeDocument/2006/relationships" xmlns:v="urn:schemas-microsoft-com:vml" xmlns:w="http://schemas.openxmlformats.org/wordprocessingml/2006/main" xmlns:w10="urn:schemas-microsoft-com:office:word" xmlns:wp="http://schemas.openxmlformats.org/drawingml/2006/wordprocessingDrawing" xmlns:pic="http://schemas.openxmlformats.org/drawingml/2006/picture" xmlns:wps="http://schemas.microsoft.com/office/word/2010/wordprocessingShape" xmlns:wpg="http://schemas.microsoft.com/office/word/2010/wordprocessingGroup" xmlns:mc="http://schemas.openxmlformats.org/markup-compatibility/2006" xmlns:wp14="http://schemas.microsoft.com/office/word/2010/wordprocessingDrawing" xmlns:w14="http://schemas.microsoft.com/office/word/2010/wordml" xmlns:w15="http://schemas.microsoft.com/office/word/2012/wordml" mc:Ignorable="w14 wp14 w15">
   <w:p>
     <w:pPr>
       <w:pStyle w:val="Header"/>
+      <w:rPr/>
     </w:pPr>
+    <w:r>
+      <w:rPr/>
+    </w:r>
   </w:p>
 </w:hdr>
 </file>
 
 <file path=word/header2.xml><?xml version="1.0" encoding="utf-8"?>
-<w:hdr xmlns:wpc="http://schemas.microsoft.com/office/word/2010/wordprocessingCanvas" xmlns:cx="http://schemas.microsoft.com/office/drawing/2014/chartex" xmlns:cx1="http://schemas.microsoft.com/office/drawing/2015/9/8/chartex" xmlns:cx2="http://schemas.microsoft.com/office/drawing/2015/10/21/chartex" xmlns:cx3="http://schemas.microsoft.com/office/drawing/2016/5/9/chartex" xmlns:cx4="http://schemas.microsoft.com/office/drawing/2016/5/10/chartex" xmlns:cx5="http://schemas.microsoft.com/office/drawing/2016/5/11/chartex" xmlns:cx6="http://schemas.microsoft.com/office/drawing/2016/5/12/chartex" xmlns:cx7="http://schemas.microsoft.com/office/drawing/2016/5/13/chartex" xmlns:cx8="http://schemas.microsoft.com/office/drawing/2016/5/14/chartex" xmlns:mc="http://schemas.openxmlformats.org/markup-compatibility/2006" xmlns:aink="http://schemas.microsoft.com/office/drawing/2016/ink" xmlns:am3d="http://schemas.microsoft.com/office/drawing/2017/model3d" xmlns:o="urn:schemas-microsoft-com:office:office" xmlns:oel="http://schemas.microsoft.com/office/2019/extlst" xmlns:r="http://schemas.openxmlformats.org/officeDocument/2006/relationships" xmlns:m="http://schemas.openxmlformats.org/officeDocument/2006/math" xmlns:v="urn:schemas-microsoft-com:vml" xmlns:wp14="http://schemas.microsoft.com/office/word/2010/wordprocessingDrawing" xmlns:wp="http://schemas.openxmlformats.org/drawingml/2006/wordprocessingDrawing" xmlns:w10="urn:schemas-microsoft-com:office:word" xmlns:w="http://schemas.openxmlformats.org/wordprocessingml/2006/main" xmlns:w14="http://schemas.microsoft.com/office/word/2010/wordml" xmlns:w15="http://schemas.microsoft.com/office/word/2012/wordml" xmlns:w16cex="http://schemas.microsoft.com/office/word/2018/wordml/cex" xmlns:w16cid="http://schemas.microsoft.com/office/word/2016/wordml/cid" xmlns:w16="http://schemas.microsoft.com/office/word/2018/wordml" xmlns:w16du="http://schemas.microsoft.com/office/word/2023/wordml/word16du" xmlns:w16sdtdh="http://schemas.microsoft.com/office/word/2020/wordml/sdtdatahash" xmlns:w16sdtfl="http://schemas.microsoft.com/office/word/2024/wordml/sdtformatlock" xmlns:w16se="http://schemas.microsoft.com/office/word/2015/wordml/symex" xmlns:wpg="http://schemas.microsoft.com/office/word/2010/wordprocessingGroup" xmlns:wpi="http://schemas.microsoft.com/office/word/2010/wordprocessingInk" xmlns:wne="http://schemas.microsoft.com/office/word/2006/wordml" xmlns:wps="http://schemas.microsoft.com/office/word/2010/wordprocessingShape" mc:Ignorable="w14 w15 w16se w16cid w16 w16cex w16sdtdh w16sdtfl w16du wp14">
+<w:hdr xmlns:o="urn:schemas-microsoft-com:office:office" xmlns:r="http://schemas.openxmlformats.org/officeDocument/2006/relationships" xmlns:v="urn:schemas-microsoft-com:vml" xmlns:w="http://schemas.openxmlformats.org/wordprocessingml/2006/main" xmlns:w10="urn:schemas-microsoft-com:office:word" xmlns:wp="http://schemas.openxmlformats.org/drawingml/2006/wordprocessingDrawing" xmlns:pic="http://schemas.openxmlformats.org/drawingml/2006/picture" xmlns:wps="http://schemas.microsoft.com/office/word/2010/wordprocessingShape" xmlns:wpg="http://schemas.microsoft.com/office/word/2010/wordprocessingGroup" xmlns:mc="http://schemas.openxmlformats.org/markup-compatibility/2006" xmlns:wp14="http://schemas.microsoft.com/office/word/2010/wordprocessingDrawing" xmlns:w14="http://schemas.microsoft.com/office/word/2010/wordml" xmlns:w15="http://schemas.microsoft.com/office/word/2012/wordml" mc:Ignorable="w14 wp14 w15">
   <w:p>
     <w:pPr>
       <w:pStyle w:val="Header"/>
+      <w:rPr/>
     </w:pPr>
+    <w:r>
+      <w:rPr/>
+    </w:r>
   </w:p>
 </w:hdr>
 </file>
 
 <file path=word/header3.xml><?xml version="1.0" encoding="utf-8"?>
-<w:hdr xmlns:wpc="http://schemas.microsoft.com/office/word/2010/wordprocessingCanvas" xmlns:cx="http://schemas.microsoft.com/office/drawing/2014/chartex" xmlns:cx1="http://schemas.microsoft.com/office/drawing/2015/9/8/chartex" xmlns:cx2="http://schemas.microsoft.com/office/drawing/2015/10/21/chartex" xmlns:cx3="http://schemas.microsoft.com/office/drawing/2016/5/9/chartex" xmlns:cx4="http://schemas.microsoft.com/office/drawing/2016/5/10/chartex" xmlns:cx5="http://schemas.microsoft.com/office/drawing/2016/5/11/chartex" xmlns:cx6="http://schemas.microsoft.com/office/drawing/2016/5/12/chartex" xmlns:cx7="http://schemas.microsoft.com/office/drawing/2016/5/13/chartex" xmlns:cx8="http://schemas.microsoft.com/office/drawing/2016/5/14/chartex" xmlns:mc="http://schemas.openxmlformats.org/markup-compatibility/2006" xmlns:aink="http://schemas.microsoft.com/office/drawing/2016/ink" xmlns:am3d="http://schemas.microsoft.com/office/drawing/2017/model3d" xmlns:o="urn:schemas-microsoft-com:office:office" xmlns:oel="http://schemas.microsoft.com/office/2019/extlst" xmlns:r="http://schemas.openxmlformats.org/officeDocument/2006/relationships" xmlns:m="http://schemas.openxmlformats.org/officeDocument/2006/math" xmlns:v="urn:schemas-microsoft-com:vml" xmlns:wp14="http://schemas.microsoft.com/office/word/2010/wordprocessingDrawing" xmlns:wp="http://schemas.openxmlformats.org/drawingml/2006/wordprocessingDrawing" xmlns:w10="urn:schemas-microsoft-com:office:word" xmlns:w="http://schemas.openxmlformats.org/wordprocessingml/2006/main" xmlns:w14="http://schemas.microsoft.com/office/word/2010/wordml" xmlns:w15="http://schemas.microsoft.com/office/word/2012/wordml" xmlns:w16cex="http://schemas.microsoft.com/office/word/2018/wordml/cex" xmlns:w16cid="http://schemas.microsoft.com/office/word/2016/wordml/cid" xmlns:w16="http://schemas.microsoft.com/office/word/2018/wordml" xmlns:w16du="http://schemas.microsoft.com/office/word/2023/wordml/word16du" xmlns:w16sdtdh="http://schemas.microsoft.com/office/word/2020/wordml/sdtdatahash" xmlns:w16sdtfl="http://schemas.microsoft.com/office/word/2024/wordml/sdtformatlock" xmlns:w16se="http://schemas.microsoft.com/office/word/2015/wordml/symex" xmlns:wpg="http://schemas.microsoft.com/office/word/2010/wordprocessingGroup" xmlns:wpi="http://schemas.microsoft.com/office/word/2010/wordprocessingInk" xmlns:wne="http://schemas.microsoft.com/office/word/2006/wordml" xmlns:wps="http://schemas.microsoft.com/office/word/2010/wordprocessingShape" mc:Ignorable="w14 w15 w16se w16cid w16 w16cex w16sdtdh w16sdtfl w16du wp14">
+<w:hdr xmlns:o="urn:schemas-microsoft-com:office:office" xmlns:r="http://schemas.openxmlformats.org/officeDocument/2006/relationships" xmlns:v="urn:schemas-microsoft-com:vml" xmlns:w="http://schemas.openxmlformats.org/wordprocessingml/2006/main" xmlns:w10="urn:schemas-microsoft-com:office:word" xmlns:wp="http://schemas.openxmlformats.org/drawingml/2006/wordprocessingDrawing" xmlns:pic="http://schemas.openxmlformats.org/drawingml/2006/picture" xmlns:wps="http://schemas.microsoft.com/office/word/2010/wordprocessingShape" xmlns:wpg="http://schemas.microsoft.com/office/word/2010/wordprocessingGroup" xmlns:mc="http://schemas.openxmlformats.org/markup-compatibility/2006" xmlns:wp14="http://schemas.microsoft.com/office/word/2010/wordprocessingDrawing" xmlns:w14="http://schemas.microsoft.com/office/word/2010/wordml" xmlns:w15="http://schemas.microsoft.com/office/word/2012/wordml" mc:Ignorable="w14 wp14 w15">
   <w:p>
     <w:pPr>
       <w:pStyle w:val="Header"/>
+      <w:rPr/>
     </w:pPr>
+    <w:r>
+      <w:rPr/>
+    </w:r>
   </w:p>
 </w:hdr>
 </file>
 
 <file path=word/header4.xml><?xml version="1.0" encoding="utf-8"?>
-<w:hdr xmlns:wpc="http://schemas.microsoft.com/office/word/2010/wordprocessingCanvas" xmlns:cx="http://schemas.microsoft.com/office/drawing/2014/chartex" xmlns:cx1="http://schemas.microsoft.com/office/drawing/2015/9/8/chartex" xmlns:cx2="http://schemas.microsoft.com/office/drawing/2015/10/21/chartex" xmlns:cx3="http://schemas.microsoft.com/office/drawing/2016/5/9/chartex" xmlns:cx4="http://schemas.microsoft.com/office/drawing/2016/5/10/chartex" xmlns:cx5="http://schemas.microsoft.com/office/drawing/2016/5/11/chartex" xmlns:cx6="http://schemas.microsoft.com/office/drawing/2016/5/12/chartex" xmlns:cx7="http://schemas.microsoft.com/office/drawing/2016/5/13/chartex" xmlns:cx8="http://schemas.microsoft.com/office/drawing/2016/5/14/chartex" xmlns:mc="http://schemas.openxmlformats.org/markup-compatibility/2006" xmlns:aink="http://schemas.microsoft.com/office/drawing/2016/ink" xmlns:am3d="http://schemas.microsoft.com/office/drawing/2017/model3d" xmlns:o="urn:schemas-microsoft-com:office:office" xmlns:oel="http://schemas.microsoft.com/office/2019/extlst" xmlns:r="http://schemas.openxmlformats.org/officeDocument/2006/relationships" xmlns:m="http://schemas.openxmlformats.org/officeDocument/2006/math" xmlns:v="urn:schemas-microsoft-com:vml" xmlns:wp14="http://schemas.microsoft.com/office/word/2010/wordprocessingDrawing" xmlns:wp="http://schemas.openxmlformats.org/drawingml/2006/wordprocessingDrawing" xmlns:w10="urn:schemas-microsoft-com:office:word" xmlns:w="http://schemas.openxmlformats.org/wordprocessingml/2006/main" xmlns:w14="http://schemas.microsoft.com/office/word/2010/wordml" xmlns:w15="http://schemas.microsoft.com/office/word/2012/wordml" xmlns:w16cex="http://schemas.microsoft.com/office/word/2018/wordml/cex" xmlns:w16cid="http://schemas.microsoft.com/office/word/2016/wordml/cid" xmlns:w16="http://schemas.microsoft.com/office/word/2018/wordml" xmlns:w16du="http://schemas.microsoft.com/office/word/2023/wordml/word16du" xmlns:w16sdtdh="http://schemas.microsoft.com/office/word/2020/wordml/sdtdatahash" xmlns:w16sdtfl="http://schemas.microsoft.com/office/word/2024/wordml/sdtformatlock" xmlns:w16se="http://schemas.microsoft.com/office/word/2015/wordml/symex" xmlns:wpg="http://schemas.microsoft.com/office/word/2010/wordprocessingGroup" xmlns:wpi="http://schemas.microsoft.com/office/word/2010/wordprocessingInk" xmlns:wne="http://schemas.microsoft.com/office/word/2006/wordml" xmlns:wps="http://schemas.microsoft.com/office/word/2010/wordprocessingShape" mc:Ignorable="w14 w15 w16se w16cid w16 w16cex w16sdtdh w16sdtfl w16du wp14">
+<w:hdr xmlns:o="urn:schemas-microsoft-com:office:office" xmlns:r="http://schemas.openxmlformats.org/officeDocument/2006/relationships" xmlns:v="urn:schemas-microsoft-com:vml" xmlns:w="http://schemas.openxmlformats.org/wordprocessingml/2006/main" xmlns:w10="urn:schemas-microsoft-com:office:word" xmlns:wp="http://schemas.openxmlformats.org/drawingml/2006/wordprocessingDrawing" xmlns:pic="http://schemas.openxmlformats.org/drawingml/2006/picture" xmlns:wps="http://schemas.microsoft.com/office/word/2010/wordprocessingShape" xmlns:wpg="http://schemas.microsoft.com/office/word/2010/wordprocessingGroup" xmlns:mc="http://schemas.openxmlformats.org/markup-compatibility/2006" xmlns:wp14="http://schemas.microsoft.com/office/word/2010/wordprocessingDrawing" xmlns:w14="http://schemas.microsoft.com/office/word/2010/wordml" xmlns:w15="http://schemas.microsoft.com/office/word/2012/wordml" mc:Ignorable="w14 wp14 w15">
   <w:p>
     <w:pPr>
       <w:pStyle w:val="Header"/>
+      <w:rPr/>
     </w:pPr>
+    <w:r>
+      <w:rPr/>
+    </w:r>
   </w:p>
 </w:hdr>
 </file>
 
 <file path=word/header5.xml><?xml version="1.0" encoding="utf-8"?>
-<w:hdr xmlns:wpc="http://schemas.microsoft.com/office/word/2010/wordprocessingCanvas" xmlns:cx="http://schemas.microsoft.com/office/drawing/2014/chartex" xmlns:cx1="http://schemas.microsoft.com/office/drawing/2015/9/8/chartex" xmlns:cx2="http://schemas.microsoft.com/office/drawing/2015/10/21/chartex" xmlns:cx3="http://schemas.microsoft.com/office/drawing/2016/5/9/chartex" xmlns:cx4="http://schemas.microsoft.com/office/drawing/2016/5/10/chartex" xmlns:cx5="http://schemas.microsoft.com/office/drawing/2016/5/11/chartex" xmlns:cx6="http://schemas.microsoft.com/office/drawing/2016/5/12/chartex" xmlns:cx7="http://schemas.microsoft.com/office/drawing/2016/5/13/chartex" xmlns:cx8="http://schemas.microsoft.com/office/drawing/2016/5/14/chartex" xmlns:mc="http://schemas.openxmlformats.org/markup-compatibility/2006" xmlns:aink="http://schemas.microsoft.com/office/drawing/2016/ink" xmlns:am3d="http://schemas.microsoft.com/office/drawing/2017/model3d" xmlns:o="urn:schemas-microsoft-com:office:office" xmlns:oel="http://schemas.microsoft.com/office/2019/extlst" xmlns:r="http://schemas.openxmlformats.org/officeDocument/2006/relationships" xmlns:m="http://schemas.openxmlformats.org/officeDocument/2006/math" xmlns:v="urn:schemas-microsoft-com:vml" xmlns:wp14="http://schemas.microsoft.com/office/word/2010/wordprocessingDrawing" xmlns:wp="http://schemas.openxmlformats.org/drawingml/2006/wordprocessingDrawing" xmlns:w10="urn:schemas-microsoft-com:office:word" xmlns:w="http://schemas.openxmlformats.org/wordprocessingml/2006/main" xmlns:w14="http://schemas.microsoft.com/office/word/2010/wordml" xmlns:w15="http://schemas.microsoft.com/office/word/2012/wordml" xmlns:w16cex="http://schemas.microsoft.com/office/word/2018/wordml/cex" xmlns:w16cid="http://schemas.microsoft.com/office/word/2016/wordml/cid" xmlns:w16="http://schemas.microsoft.com/office/word/2018/wordml" xmlns:w16du="http://schemas.microsoft.com/office/word/2023/wordml/word16du" xmlns:w16sdtdh="http://schemas.microsoft.com/office/word/2020/wordml/sdtdatahash" xmlns:w16sdtfl="http://schemas.microsoft.com/office/word/2024/wordml/sdtformatlock" xmlns:w16se="http://schemas.microsoft.com/office/word/2015/wordml/symex" xmlns:wpg="http://schemas.microsoft.com/office/word/2010/wordprocessingGroup" xmlns:wpi="http://schemas.microsoft.com/office/word/2010/wordprocessingInk" xmlns:wne="http://schemas.microsoft.com/office/word/2006/wordml" xmlns:wps="http://schemas.microsoft.com/office/word/2010/wordprocessingShape" mc:Ignorable="w14 w15 w16se w16cid w16 w16cex w16sdtdh w16sdtfl w16du wp14">
+<w:hdr xmlns:o="urn:schemas-microsoft-com:office:office" xmlns:r="http://schemas.openxmlformats.org/officeDocument/2006/relationships" xmlns:v="urn:schemas-microsoft-com:vml" xmlns:w="http://schemas.openxmlformats.org/wordprocessingml/2006/main" xmlns:w10="urn:schemas-microsoft-com:office:word" xmlns:wp="http://schemas.openxmlformats.org/drawingml/2006/wordprocessingDrawing" xmlns:pic="http://schemas.openxmlformats.org/drawingml/2006/picture" xmlns:wps="http://schemas.microsoft.com/office/word/2010/wordprocessingShape" xmlns:wpg="http://schemas.microsoft.com/office/word/2010/wordprocessingGroup" xmlns:mc="http://schemas.openxmlformats.org/markup-compatibility/2006" xmlns:wp14="http://schemas.microsoft.com/office/word/2010/wordprocessingDrawing" xmlns:w14="http://schemas.microsoft.com/office/word/2010/wordml" xmlns:w15="http://schemas.microsoft.com/office/word/2012/wordml" mc:Ignorable="w14 wp14 w15">
   <w:p>
     <w:pPr>
       <w:pStyle w:val="Header"/>
+      <w:rPr/>
     </w:pPr>
+    <w:r>
+      <w:rPr/>
+    </w:r>
   </w:p>
 </w:hdr>
 </file>
 
 <file path=word/header6.xml><?xml version="1.0" encoding="utf-8"?>
-<w:hdr xmlns:wpc="http://schemas.microsoft.com/office/word/2010/wordprocessingCanvas" xmlns:cx="http://schemas.microsoft.com/office/drawing/2014/chartex" xmlns:cx1="http://schemas.microsoft.com/office/drawing/2015/9/8/chartex" xmlns:cx2="http://schemas.microsoft.com/office/drawing/2015/10/21/chartex" xmlns:cx3="http://schemas.microsoft.com/office/drawing/2016/5/9/chartex" xmlns:cx4="http://schemas.microsoft.com/office/drawing/2016/5/10/chartex" xmlns:cx5="http://schemas.microsoft.com/office/drawing/2016/5/11/chartex" xmlns:cx6="http://schemas.microsoft.com/office/drawing/2016/5/12/chartex" xmlns:cx7="http://schemas.microsoft.com/office/drawing/2016/5/13/chartex" xmlns:cx8="http://schemas.microsoft.com/office/drawing/2016/5/14/chartex" xmlns:mc="http://schemas.openxmlformats.org/markup-compatibility/2006" xmlns:aink="http://schemas.microsoft.com/office/drawing/2016/ink" xmlns:am3d="http://schemas.microsoft.com/office/drawing/2017/model3d" xmlns:o="urn:schemas-microsoft-com:office:office" xmlns:oel="http://schemas.microsoft.com/office/2019/extlst" xmlns:r="http://schemas.openxmlformats.org/officeDocument/2006/relationships" xmlns:m="http://schemas.openxmlformats.org/officeDocument/2006/math" xmlns:v="urn:schemas-microsoft-com:vml" xmlns:wp14="http://schemas.microsoft.com/office/word/2010/wordprocessingDrawing" xmlns:wp="http://schemas.openxmlformats.org/drawingml/2006/wordprocessingDrawing" xmlns:w10="urn:schemas-microsoft-com:office:word" xmlns:w="http://schemas.openxmlformats.org/wordprocessingml/2006/main" xmlns:w14="http://schemas.microsoft.com/office/word/2010/wordml" xmlns:w15="http://schemas.microsoft.com/office/word/2012/wordml" xmlns:w16cex="http://schemas.microsoft.com/office/word/2018/wordml/cex" xmlns:w16cid="http://schemas.microsoft.com/office/word/2016/wordml/cid" xmlns:w16="http://schemas.microsoft.com/office/word/2018/wordml" xmlns:w16du="http://schemas.microsoft.com/office/word/2023/wordml/word16du" xmlns:w16sdtdh="http://schemas.microsoft.com/office/word/2020/wordml/sdtdatahash" xmlns:w16sdtfl="http://schemas.microsoft.com/office/word/2024/wordml/sdtformatlock" xmlns:w16se="http://schemas.microsoft.com/office/word/2015/wordml/symex" xmlns:wpg="http://schemas.microsoft.com/office/word/2010/wordprocessingGroup" xmlns:wpi="http://schemas.microsoft.com/office/word/2010/wordprocessingInk" xmlns:wne="http://schemas.microsoft.com/office/word/2006/wordml" xmlns:wps="http://schemas.microsoft.com/office/word/2010/wordprocessingShape" mc:Ignorable="w14 w15 w16se w16cid w16 w16cex w16sdtdh w16sdtfl w16du wp14">
+<w:hdr xmlns:o="urn:schemas-microsoft-com:office:office" xmlns:r="http://schemas.openxmlformats.org/officeDocument/2006/relationships" xmlns:v="urn:schemas-microsoft-com:vml" xmlns:w="http://schemas.openxmlformats.org/wordprocessingml/2006/main" xmlns:w10="urn:schemas-microsoft-com:office:word" xmlns:wp="http://schemas.openxmlformats.org/drawingml/2006/wordprocessingDrawing" xmlns:pic="http://schemas.openxmlformats.org/drawingml/2006/picture" xmlns:wps="http://schemas.microsoft.com/office/word/2010/wordprocessingShape" xmlns:wpg="http://schemas.microsoft.com/office/word/2010/wordprocessingGroup" xmlns:mc="http://schemas.openxmlformats.org/markup-compatibility/2006" xmlns:wp14="http://schemas.microsoft.com/office/word/2010/wordprocessingDrawing" xmlns:w14="http://schemas.microsoft.com/office/word/2010/wordml" xmlns:w15="http://schemas.microsoft.com/office/word/2012/wordml" mc:Ignorable="w14 wp14 w15">
   <w:p>
     <w:pPr>
       <w:pStyle w:val="Header"/>
+      <w:rPr/>
     </w:pPr>
+    <w:r>
+      <w:rPr/>
+    </w:r>
   </w:p>
 </w:hdr>
 </file>
 
 <file path=word/header7.xml><?xml version="1.0" encoding="utf-8"?>
-<w:hdr xmlns:wpc="http://schemas.microsoft.com/office/word/2010/wordprocessingCanvas" xmlns:cx="http://schemas.microsoft.com/office/drawing/2014/chartex" xmlns:cx1="http://schemas.microsoft.com/office/drawing/2015/9/8/chartex" xmlns:cx2="http://schemas.microsoft.com/office/drawing/2015/10/21/chartex" xmlns:cx3="http://schemas.microsoft.com/office/drawing/2016/5/9/chartex" xmlns:cx4="http://schemas.microsoft.com/office/drawing/2016/5/10/chartex" xmlns:cx5="http://schemas.microsoft.com/office/drawing/2016/5/11/chartex" xmlns:cx6="http://schemas.microsoft.com/office/drawing/2016/5/12/chartex" xmlns:cx7="http://schemas.microsoft.com/office/drawing/2016/5/13/chartex" xmlns:cx8="http://schemas.microsoft.com/office/drawing/2016/5/14/chartex" xmlns:mc="http://schemas.openxmlformats.org/markup-compatibility/2006" xmlns:aink="http://schemas.microsoft.com/office/drawing/2016/ink" xmlns:am3d="http://schemas.microsoft.com/office/drawing/2017/model3d" xmlns:o="urn:schemas-microsoft-com:office:office" xmlns:oel="http://schemas.microsoft.com/office/2019/extlst" xmlns:r="http://schemas.openxmlformats.org/officeDocument/2006/relationships" xmlns:m="http://schemas.openxmlformats.org/officeDocument/2006/math" xmlns:v="urn:schemas-microsoft-com:vml" xmlns:wp14="http://schemas.microsoft.com/office/word/2010/wordprocessingDrawing" xmlns:wp="http://schemas.openxmlformats.org/drawingml/2006/wordprocessingDrawing" xmlns:w10="urn:schemas-microsoft-com:office:word" xmlns:w="http://schemas.openxmlformats.org/wordprocessingml/2006/main" xmlns:w14="http://schemas.microsoft.com/office/word/2010/wordml" xmlns:w15="http://schemas.microsoft.com/office/word/2012/wordml" xmlns:w16cex="http://schemas.microsoft.com/office/word/2018/wordml/cex" xmlns:w16cid="http://schemas.microsoft.com/office/word/2016/wordml/cid" xmlns:w16="http://schemas.microsoft.com/office/word/2018/wordml" xmlns:w16du="http://schemas.microsoft.com/office/word/2023/wordml/word16du" xmlns:w16sdtdh="http://schemas.microsoft.com/office/word/2020/wordml/sdtdatahash" xmlns:w16sdtfl="http://schemas.microsoft.com/office/word/2024/wordml/sdtformatlock" xmlns:w16se="http://schemas.microsoft.com/office/word/2015/wordml/symex" xmlns:wpg="http://schemas.microsoft.com/office/word/2010/wordprocessingGroup" xmlns:wpi="http://schemas.microsoft.com/office/word/2010/wordprocessingInk" xmlns:wne="http://schemas.microsoft.com/office/word/2006/wordml" xmlns:wps="http://schemas.microsoft.com/office/word/2010/wordprocessingShape" mc:Ignorable="w14 w15 w16se w16cid w16 w16cex w16sdtdh w16sdtfl w16du wp14">
+<w:hdr xmlns:o="urn:schemas-microsoft-com:office:office" xmlns:r="http://schemas.openxmlformats.org/officeDocument/2006/relationships" xmlns:v="urn:schemas-microsoft-com:vml" xmlns:w="http://schemas.openxmlformats.org/wordprocessingml/2006/main" xmlns:w10="urn:schemas-microsoft-com:office:word" xmlns:wp="http://schemas.openxmlformats.org/drawingml/2006/wordprocessingDrawing" xmlns:pic="http://schemas.openxmlformats.org/drawingml/2006/picture" xmlns:wps="http://schemas.microsoft.com/office/word/2010/wordprocessingShape" xmlns:wpg="http://schemas.microsoft.com/office/word/2010/wordprocessingGroup" xmlns:mc="http://schemas.openxmlformats.org/markup-compatibility/2006" xmlns:wp14="http://schemas.microsoft.com/office/word/2010/wordprocessingDrawing" xmlns:w14="http://schemas.microsoft.com/office/word/2010/wordml" xmlns:w15="http://schemas.microsoft.com/office/word/2012/wordml" mc:Ignorable="w14 wp14 w15">
   <w:p>
     <w:pPr>
       <w:pStyle w:val="Header"/>
+      <w:rPr/>
     </w:pPr>
+    <w:r>
+      <w:rPr/>
+    </w:r>
   </w:p>
 </w:hdr>
 </file>
 
 <file path=word/header8.xml><?xml version="1.0" encoding="utf-8"?>
-<w:hdr xmlns:wpc="http://schemas.microsoft.com/office/word/2010/wordprocessingCanvas" xmlns:cx="http://schemas.microsoft.com/office/drawing/2014/chartex" xmlns:cx1="http://schemas.microsoft.com/office/drawing/2015/9/8/chartex" xmlns:cx2="http://schemas.microsoft.com/office/drawing/2015/10/21/chartex" xmlns:cx3="http://schemas.microsoft.com/office/drawing/2016/5/9/chartex" xmlns:cx4="http://schemas.microsoft.com/office/drawing/2016/5/10/chartex" xmlns:cx5="http://schemas.microsoft.com/office/drawing/2016/5/11/chartex" xmlns:cx6="http://schemas.microsoft.com/office/drawing/2016/5/12/chartex" xmlns:cx7="http://schemas.microsoft.com/office/drawing/2016/5/13/chartex" xmlns:cx8="http://schemas.microsoft.com/office/drawing/2016/5/14/chartex" xmlns:mc="http://schemas.openxmlformats.org/markup-compatibility/2006" xmlns:aink="http://schemas.microsoft.com/office/drawing/2016/ink" xmlns:am3d="http://schemas.microsoft.com/office/drawing/2017/model3d" xmlns:o="urn:schemas-microsoft-com:office:office" xmlns:oel="http://schemas.microsoft.com/office/2019/extlst" xmlns:r="http://schemas.openxmlformats.org/officeDocument/2006/relationships" xmlns:m="http://schemas.openxmlformats.org/officeDocument/2006/math" xmlns:v="urn:schemas-microsoft-com:vml" xmlns:wp14="http://schemas.microsoft.com/office/word/2010/wordprocessingDrawing" xmlns:wp="http://schemas.openxmlformats.org/drawingml/2006/wordprocessingDrawing" xmlns:w10="urn:schemas-microsoft-com:office:word" xmlns:w="http://schemas.openxmlformats.org/wordprocessingml/2006/main" xmlns:w14="http://schemas.microsoft.com/office/word/2010/wordml" xmlns:w15="http://schemas.microsoft.com/office/word/2012/wordml" xmlns:w16cex="http://schemas.microsoft.com/office/word/2018/wordml/cex" xmlns:w16cid="http://schemas.microsoft.com/office/word/2016/wordml/cid" xmlns:w16="http://schemas.microsoft.com/office/word/2018/wordml" xmlns:w16du="http://schemas.microsoft.com/office/word/2023/wordml/word16du" xmlns:w16sdtdh="http://schemas.microsoft.com/office/word/2020/wordml/sdtdatahash" xmlns:w16sdtfl="http://schemas.microsoft.com/office/word/2024/wordml/sdtformatlock" xmlns:w16se="http://schemas.microsoft.com/office/word/2015/wordml/symex" xmlns:wpg="http://schemas.microsoft.com/office/word/2010/wordprocessingGroup" xmlns:wpi="http://schemas.microsoft.com/office/word/2010/wordprocessingInk" xmlns:wne="http://schemas.microsoft.com/office/word/2006/wordml" xmlns:wps="http://schemas.microsoft.com/office/word/2010/wordprocessingShape" mc:Ignorable="w14 w15 w16se w16cid w16 w16cex w16sdtdh w16sdtfl w16du wp14">
+<w:hdr xmlns:o="urn:schemas-microsoft-com:office:office" xmlns:r="http://schemas.openxmlformats.org/officeDocument/2006/relationships" xmlns:v="urn:schemas-microsoft-com:vml" xmlns:w="http://schemas.openxmlformats.org/wordprocessingml/2006/main" xmlns:w10="urn:schemas-microsoft-com:office:word" xmlns:wp="http://schemas.openxmlformats.org/drawingml/2006/wordprocessingDrawing" xmlns:pic="http://schemas.openxmlformats.org/drawingml/2006/picture" xmlns:wps="http://schemas.microsoft.com/office/word/2010/wordprocessingShape" xmlns:wpg="http://schemas.microsoft.com/office/word/2010/wordprocessingGroup" xmlns:mc="http://schemas.openxmlformats.org/markup-compatibility/2006" xmlns:wp14="http://schemas.microsoft.com/office/word/2010/wordprocessingDrawing" xmlns:w14="http://schemas.microsoft.com/office/word/2010/wordml" xmlns:w15="http://schemas.microsoft.com/office/word/2012/wordml" mc:Ignorable="w14 wp14 w15">
   <w:p>
     <w:pPr>
       <w:pStyle w:val="Header"/>
+      <w:rPr/>
     </w:pPr>
+    <w:r>
+      <w:rPr/>
+    </w:r>
   </w:p>
 </w:hdr>
 </file>
 
 <file path=word/header9.xml><?xml version="1.0" encoding="utf-8"?>
-<w:hdr xmlns:wpc="http://schemas.microsoft.com/office/word/2010/wordprocessingCanvas" xmlns:cx="http://schemas.microsoft.com/office/drawing/2014/chartex" xmlns:cx1="http://schemas.microsoft.com/office/drawing/2015/9/8/chartex" xmlns:cx2="http://schemas.microsoft.com/office/drawing/2015/10/21/chartex" xmlns:cx3="http://schemas.microsoft.com/office/drawing/2016/5/9/chartex" xmlns:cx4="http://schemas.microsoft.com/office/drawing/2016/5/10/chartex" xmlns:cx5="http://schemas.microsoft.com/office/drawing/2016/5/11/chartex" xmlns:cx6="http://schemas.microsoft.com/office/drawing/2016/5/12/chartex" xmlns:cx7="http://schemas.microsoft.com/office/drawing/2016/5/13/chartex" xmlns:cx8="http://schemas.microsoft.com/office/drawing/2016/5/14/chartex" xmlns:mc="http://schemas.openxmlformats.org/markup-compatibility/2006" xmlns:aink="http://schemas.microsoft.com/office/drawing/2016/ink" xmlns:am3d="http://schemas.microsoft.com/office/drawing/2017/model3d" xmlns:o="urn:schemas-microsoft-com:office:office" xmlns:oel="http://schemas.microsoft.com/office/2019/extlst" xmlns:r="http://schemas.openxmlformats.org/officeDocument/2006/relationships" xmlns:m="http://schemas.openxmlformats.org/officeDocument/2006/math" xmlns:v="urn:schemas-microsoft-com:vml" xmlns:wp14="http://schemas.microsoft.com/office/word/2010/wordprocessingDrawing" xmlns:wp="http://schemas.openxmlformats.org/drawingml/2006/wordprocessingDrawing" xmlns:w10="urn:schemas-microsoft-com:office:word" xmlns:w="http://schemas.openxmlformats.org/wordprocessingml/2006/main" xmlns:w14="http://schemas.microsoft.com/office/word/2010/wordml" xmlns:w15="http://schemas.microsoft.com/office/word/2012/wordml" xmlns:w16cex="http://schemas.microsoft.com/office/word/2018/wordml/cex" xmlns:w16cid="http://schemas.microsoft.com/office/word/2016/wordml/cid" xmlns:w16="http://schemas.microsoft.com/office/word/2018/wordml" xmlns:w16du="http://schemas.microsoft.com/office/word/2023/wordml/word16du" xmlns:w16sdtdh="http://schemas.microsoft.com/office/word/2020/wordml/sdtdatahash" xmlns:w16sdtfl="http://schemas.microsoft.com/office/word/2024/wordml/sdtformatlock" xmlns:w16se="http://schemas.microsoft.com/office/word/2015/wordml/symex" xmlns:wpg="http://schemas.microsoft.com/office/word/2010/wordprocessingGroup" xmlns:wpi="http://schemas.microsoft.com/office/word/2010/wordprocessingInk" xmlns:wne="http://schemas.microsoft.com/office/word/2006/wordml" xmlns:wps="http://schemas.microsoft.com/office/word/2010/wordprocessingShape" mc:Ignorable="w14 w15 w16se w16cid w16 w16cex w16sdtdh w16sdtfl w16du wp14">
+<w:hdr xmlns:o="urn:schemas-microsoft-com:office:office" xmlns:r="http://schemas.openxmlformats.org/officeDocument/2006/relationships" xmlns:v="urn:schemas-microsoft-com:vml" xmlns:w="http://schemas.openxmlformats.org/wordprocessingml/2006/main" xmlns:w10="urn:schemas-microsoft-com:office:word" xmlns:wp="http://schemas.openxmlformats.org/drawingml/2006/wordprocessingDrawing" xmlns:pic="http://schemas.openxmlformats.org/drawingml/2006/picture" xmlns:wps="http://schemas.microsoft.com/office/word/2010/wordprocessingShape" xmlns:wpg="http://schemas.microsoft.com/office/word/2010/wordprocessingGroup" xmlns:mc="http://schemas.openxmlformats.org/markup-compatibility/2006" xmlns:wp14="http://schemas.microsoft.com/office/word/2010/wordprocessingDrawing" xmlns:w14="http://schemas.microsoft.com/office/word/2010/wordml" xmlns:w15="http://schemas.microsoft.com/office/word/2012/wordml" mc:Ignorable="w14 wp14 w15">
   <w:p>
     <w:pPr>
-      <w:pStyle w:val="HeaderLeftuser"/>
+      <w:pStyle w:val="HeaderLeft"/>
+      <w:rPr/>
     </w:pPr>
+    <w:r>
+      <w:rPr/>
+    </w:r>
   </w:p>
 </w:hdr>
 </file>
 
 <file path=word/numbering.xml><?xml version="1.0" encoding="utf-8"?>
-<w:numbering xmlns:wpc="http://schemas.microsoft.com/office/word/2010/wordprocessingCanvas" xmlns:cx="http://schemas.microsoft.com/office/drawing/2014/chartex" xmlns:cx1="http://schemas.microsoft.com/office/drawing/2015/9/8/chartex" xmlns:cx2="http://schemas.microsoft.com/office/drawing/2015/10/21/chartex" xmlns:cx3="http://schemas.microsoft.com/office/drawing/2016/5/9/chartex" xmlns:cx4="http://schemas.microsoft.com/office/drawing/2016/5/10/chartex" xmlns:cx5="http://schemas.microsoft.com/office/drawing/2016/5/11/chartex" xmlns:cx6="http://schemas.microsoft.com/office/drawing/2016/5/12/chartex" xmlns:cx7="http://schemas.microsoft.com/office/drawing/2016/5/13/chartex" xmlns:cx8="http://schemas.microsoft.com/office/drawing/2016/5/14/chartex" xmlns:mc="http://schemas.openxmlformats.org/markup-compatibility/2006" xmlns:aink="http://schemas.microsoft.com/office/drawing/2016/ink" xmlns:am3d="http://schemas.microsoft.com/office/drawing/2017/model3d" xmlns:o="urn:schemas-microsoft-com:office:office" xmlns:oel="http://schemas.microsoft.com/office/2019/extlst" xmlns:r="http://schemas.openxmlformats.org/officeDocument/2006/relationships" xmlns:m="http://schemas.openxmlformats.org/officeDocument/2006/math" xmlns:v="urn:schemas-microsoft-com:vml" xmlns:wp14="http://schemas.microsoft.com/office/word/2010/wordprocessingDrawing" xmlns:wp="http://schemas.openxmlformats.org/drawingml/2006/wordprocessingDrawing" xmlns:w10="urn:schemas-microsoft-com:office:word" xmlns:w="http://schemas.openxmlformats.org/wordprocessingml/2006/main" xmlns:w14="http://schemas.microsoft.com/office/word/2010/wordml" xmlns:w15="http://schemas.microsoft.com/office/word/2012/wordml" xmlns:w16cex="http://schemas.microsoft.com/office/word/2018/wordml/cex" xmlns:w16cid="http://schemas.microsoft.com/office/word/2016/wordml/cid" xmlns:w16="http://schemas.microsoft.com/office/word/2018/wordml" xmlns:w16du="http://schemas.microsoft.com/office/word/2023/wordml/word16du" xmlns:w16sdtdh="http://schemas.microsoft.com/office/word/2020/wordml/sdtdatahash" xmlns:w16sdtfl="http://schemas.microsoft.com/office/word/2024/wordml/sdtformatlock" xmlns:w16se="http://schemas.microsoft.com/office/word/2015/wordml/symex" xmlns:wpg="http://schemas.microsoft.com/office/word/2010/wordprocessingGroup" xmlns:wpi="http://schemas.microsoft.com/office/word/2010/wordprocessingInk" xmlns:wne="http://schemas.microsoft.com/office/word/2006/wordml" xmlns:wps="http://schemas.microsoft.com/office/word/2010/wordprocessingShape" mc:Ignorable="w14 w15 w16se w16cid w16 w16cex w16sdtdh w16sdtfl w16du wp14">
-  <w:abstractNum w:abstractNumId="0" w15:restartNumberingAfterBreak="0">
-    <w:nsid w:val="391C2C6D"/>
-    <w:multiLevelType w:val="multilevel"/>
-    <w:tmpl w:val="6F74385A"/>
+<w:numbering xmlns:w="http://schemas.openxmlformats.org/wordprocessingml/2006/main" xmlns:o="urn:schemas-microsoft-com:office:office" xmlns:r="http://schemas.openxmlformats.org/officeDocument/2006/relationships" xmlns:v="urn:schemas-microsoft-com:vml" xmlns:mc="http://schemas.openxmlformats.org/markup-compatibility/2006" xmlns:w14="http://schemas.microsoft.com/office/word/2010/wordml" mc:Ignorable="w14">
+  <w:abstractNum w:abstractNumId="1">
     <w:lvl w:ilvl="0">
       <w:start w:val="1"/>
+      <w:pStyle w:val="Heading1"/>
       <w:numFmt w:val="decimal"/>
-      <w:pStyle w:val="Heading1"/>
       <w:lvlText w:val="%1."/>
-      <w:lvlJc w:val="left"/>
+      <w:lvlJc w:val="start"/>
       <w:pPr>
         <w:tabs>
           <w:tab w:val="num" w:pos="720"/>
         </w:tabs>
-        <w:ind w:left="720" w:hanging="720"/>
+        <w:ind w:start="720" w:hanging="720"/>
       </w:pPr>
       <w:rPr>
+        <w:sz w:val="36"/>
         <w:b/>
         <w:kern w:val="2"/>
-        <w:sz w:val="36"/>
         <w:lang w:val="en-US" w:bidi="en-US"/>
       </w:rPr>
     </w:lvl>
     <w:lvl w:ilvl="1">
       <w:start w:val="1"/>
+      <w:pStyle w:val="Heading2"/>
       <w:numFmt w:val="decimal"/>
-      <w:pStyle w:val="Heading2"/>
       <w:lvlText w:val="%1.%2."/>
-      <w:lvlJc w:val="left"/>
+      <w:lvlJc w:val="start"/>
       <w:pPr>
         <w:tabs>
           <w:tab w:val="num" w:pos="720"/>
         </w:tabs>
-        <w:ind w:left="1440" w:hanging="720"/>
-      </w:pPr>
+        <w:ind w:start="1440" w:hanging="720"/>
+      </w:pPr>
+      <w:rPr/>
     </w:lvl>
     <w:lvl w:ilvl="2">
       <w:start w:val="1"/>
+      <w:pStyle w:val="Heading3"/>
       <w:numFmt w:val="decimal"/>
-      <w:pStyle w:val="Heading3"/>
       <w:lvlText w:val="%1.%2.%3."/>
-      <w:lvlJc w:val="left"/>
+      <w:lvlJc w:val="start"/>
       <w:pPr>
         <w:tabs>
           <w:tab w:val="num" w:pos="720"/>
         </w:tabs>
-        <w:ind w:left="2160" w:hanging="720"/>
-      </w:pPr>
+        <w:ind w:start="2160" w:hanging="720"/>
+      </w:pPr>
+      <w:rPr/>
     </w:lvl>
     <w:lvl w:ilvl="3">
       <w:start w:val="1"/>
+      <w:pStyle w:val="Heading4"/>
       <w:numFmt w:val="decimal"/>
-      <w:pStyle w:val="Heading4"/>
       <w:lvlText w:val="%1.%2.%3.%4."/>
-      <w:lvlJc w:val="left"/>
+      <w:lvlJc w:val="start"/>
       <w:pPr>
         <w:tabs>
           <w:tab w:val="num" w:pos="720"/>
         </w:tabs>
-        <w:ind w:left="2880" w:hanging="720"/>
-      </w:pPr>
+        <w:ind w:start="2880" w:hanging="720"/>
+      </w:pPr>
+      <w:rPr/>
     </w:lvl>
     <w:lvl w:ilvl="4">
       <w:start w:val="1"/>
+      <w:pStyle w:val="Heading5"/>
       <w:numFmt w:val="decimal"/>
-      <w:pStyle w:val="Heading5"/>
       <w:lvlText w:val="%1.%2.%3.%4.%5."/>
-      <w:lvlJc w:val="left"/>
+      <w:lvlJc w:val="start"/>
       <w:pPr>
         <w:tabs>
           <w:tab w:val="num" w:pos="720"/>
         </w:tabs>
-        <w:ind w:left="3600" w:hanging="720"/>
-      </w:pPr>
+        <w:ind w:start="3600" w:hanging="720"/>
+      </w:pPr>
+      <w:rPr/>
     </w:lvl>
     <w:lvl w:ilvl="5">
       <w:start w:val="1"/>
+      <w:pStyle w:val="Heading6"/>
       <w:numFmt w:val="decimal"/>
-      <w:pStyle w:val="Heading6"/>
       <w:lvlText w:val="%1.%2.%3.%4.%5.%6."/>
-      <w:lvlJc w:val="left"/>
+      <w:lvlJc w:val="start"/>
       <w:pPr>
         <w:tabs>
           <w:tab w:val="num" w:pos="720"/>
         </w:tabs>
-        <w:ind w:left="4320" w:hanging="720"/>
-      </w:pPr>
+        <w:ind w:start="4320" w:hanging="720"/>
+      </w:pPr>
+      <w:rPr/>
     </w:lvl>
     <w:lvl w:ilvl="6">
       <w:start w:val="1"/>
+      <w:pStyle w:val="Heading7"/>
       <w:numFmt w:val="decimal"/>
-      <w:pStyle w:val="Heading7"/>
       <w:lvlText w:val="%1.%2.%3.%4.%5.%6.%7."/>
-      <w:lvlJc w:val="left"/>
+      <w:lvlJc w:val="start"/>
       <w:pPr>
         <w:tabs>
           <w:tab w:val="num" w:pos="720"/>
         </w:tabs>
-        <w:ind w:left="5040" w:hanging="720"/>
-      </w:pPr>
+        <w:ind w:start="5040" w:hanging="720"/>
+      </w:pPr>
+      <w:rPr/>
     </w:lvl>
     <w:lvl w:ilvl="7">
       <w:start w:val="1"/>
+      <w:pStyle w:val="Heading8"/>
       <w:numFmt w:val="decimal"/>
-      <w:pStyle w:val="Heading8"/>
       <w:lvlText w:val="%1.%2.%3.%4.%5.%6.%7.%8."/>
-      <w:lvlJc w:val="left"/>
+      <w:lvlJc w:val="start"/>
       <w:pPr>
         <w:tabs>
           <w:tab w:val="num" w:pos="720"/>
         </w:tabs>
-        <w:ind w:left="5760" w:hanging="720"/>
-      </w:pPr>
+        <w:ind w:start="5760" w:hanging="720"/>
+      </w:pPr>
+      <w:rPr/>
     </w:lvl>
     <w:lvl w:ilvl="8">
       <w:start w:val="1"/>
+      <w:pStyle w:val="Heading9"/>
       <w:numFmt w:val="decimal"/>
-      <w:pStyle w:val="Heading9"/>
       <w:lvlText w:val="%1.%2.%3.%4.%5.%6.%7.%8.%9."/>
-      <w:lvlJc w:val="left"/>
+      <w:lvlJc w:val="start"/>
       <w:pPr>
         <w:tabs>
           <w:tab w:val="num" w:pos="720"/>
         </w:tabs>
-        <w:ind w:left="6480" w:hanging="720"/>
-      </w:pPr>
+        <w:ind w:start="6480" w:hanging="720"/>
+      </w:pPr>
+      <w:rPr/>
     </w:lvl>
   </w:abstractNum>
-  <w:abstractNum w:abstractNumId="1" w15:restartNumberingAfterBreak="0">
-    <w:nsid w:val="539D0559"/>
-    <w:multiLevelType w:val="multilevel"/>
-    <w:tmpl w:val="B6D6D3AC"/>
+  <w:abstractNum w:abstractNumId="2">
     <w:lvl w:ilvl="0">
       <w:start w:val="1"/>
       <w:numFmt w:val="decimal"/>
       <w:lvlText w:val="%1."/>
-      <w:lvlJc w:val="left"/>
+      <w:lvlJc w:val="start"/>
       <w:pPr>
         <w:tabs>
           <w:tab w:val="num" w:pos="720"/>
         </w:tabs>
-        <w:ind w:left="720" w:hanging="720"/>
+        <w:ind w:start="720" w:hanging="720"/>
       </w:pPr>
       <w:rPr>
+        <w:sz w:val="36"/>
         <w:b/>
         <w:kern w:val="2"/>
-        <w:sz w:val="36"/>
         <w:lang w:val="en-US" w:bidi="en-US"/>
       </w:rPr>
     </w:lvl>
@@ -6581,114 +6871,122 @@
       <w:start w:val="1"/>
       <w:numFmt w:val="decimal"/>
       <w:lvlText w:val="%1.%2."/>
-      <w:lvlJc w:val="left"/>
+      <w:lvlJc w:val="start"/>
       <w:pPr>
         <w:tabs>
           <w:tab w:val="num" w:pos="720"/>
         </w:tabs>
-        <w:ind w:left="1440" w:hanging="720"/>
-      </w:pPr>
+        <w:ind w:start="1440" w:hanging="720"/>
+      </w:pPr>
+      <w:rPr/>
     </w:lvl>
     <w:lvl w:ilvl="2">
       <w:start w:val="1"/>
       <w:numFmt w:val="decimal"/>
       <w:lvlText w:val="%1.%2.%3."/>
-      <w:lvlJc w:val="left"/>
+      <w:lvlJc w:val="start"/>
       <w:pPr>
         <w:tabs>
           <w:tab w:val="num" w:pos="720"/>
         </w:tabs>
-        <w:ind w:left="2160" w:hanging="720"/>
-      </w:pPr>
+        <w:ind w:start="2160" w:hanging="720"/>
+      </w:pPr>
+      <w:rPr/>
     </w:lvl>
     <w:lvl w:ilvl="3">
       <w:start w:val="1"/>
       <w:numFmt w:val="decimal"/>
       <w:lvlText w:val="%1.%2.%3.%4."/>
-      <w:lvlJc w:val="left"/>
+      <w:lvlJc w:val="start"/>
       <w:pPr>
         <w:tabs>
           <w:tab w:val="num" w:pos="720"/>
         </w:tabs>
-        <w:ind w:left="2880" w:hanging="720"/>
-      </w:pPr>
+        <w:ind w:start="2880" w:hanging="720"/>
+      </w:pPr>
+      <w:rPr/>
     </w:lvl>
     <w:lvl w:ilvl="4">
       <w:start w:val="1"/>
       <w:numFmt w:val="decimal"/>
       <w:lvlText w:val="%1.%2.%3.%4.%5."/>
-      <w:lvlJc w:val="left"/>
+      <w:lvlJc w:val="start"/>
       <w:pPr>
         <w:tabs>
           <w:tab w:val="num" w:pos="720"/>
         </w:tabs>
-        <w:ind w:left="3600" w:hanging="720"/>
-      </w:pPr>
+        <w:ind w:start="3600" w:hanging="720"/>
+      </w:pPr>
+      <w:rPr/>
     </w:lvl>
     <w:lvl w:ilvl="5">
       <w:start w:val="1"/>
       <w:numFmt w:val="decimal"/>
       <w:lvlText w:val="%1.%2.%3.%4.%5.%6."/>
-      <w:lvlJc w:val="left"/>
+      <w:lvlJc w:val="start"/>
       <w:pPr>
         <w:tabs>
           <w:tab w:val="num" w:pos="720"/>
         </w:tabs>
-        <w:ind w:left="4320" w:hanging="720"/>
-      </w:pPr>
+        <w:ind w:start="4320" w:hanging="720"/>
+      </w:pPr>
+      <w:rPr/>
     </w:lvl>
     <w:lvl w:ilvl="6">
       <w:start w:val="1"/>
       <w:numFmt w:val="decimal"/>
       <w:lvlText w:val="%1.%2.%3.%4.%5.%6.%7."/>
-      <w:lvlJc w:val="left"/>
+      <w:lvlJc w:val="start"/>
       <w:pPr>
         <w:tabs>
           <w:tab w:val="num" w:pos="720"/>
         </w:tabs>
-        <w:ind w:left="5040" w:hanging="720"/>
-      </w:pPr>
+        <w:ind w:start="5040" w:hanging="720"/>
+      </w:pPr>
+      <w:rPr/>
     </w:lvl>
     <w:lvl w:ilvl="7">
       <w:start w:val="1"/>
       <w:numFmt w:val="decimal"/>
       <w:lvlText w:val="%1.%2.%3.%4.%5.%6.%7.%8."/>
-      <w:lvlJc w:val="left"/>
+      <w:lvlJc w:val="start"/>
       <w:pPr>
         <w:tabs>
           <w:tab w:val="num" w:pos="720"/>
         </w:tabs>
-        <w:ind w:left="5760" w:hanging="720"/>
-      </w:pPr>
+        <w:ind w:start="5760" w:hanging="720"/>
+      </w:pPr>
+      <w:rPr/>
     </w:lvl>
     <w:lvl w:ilvl="8">
       <w:start w:val="1"/>
       <w:numFmt w:val="decimal"/>
       <w:lvlText w:val="%1.%2.%3.%4.%5.%6.%7.%8.%9."/>
-      <w:lvlJc w:val="left"/>
+      <w:lvlJc w:val="start"/>
       <w:pPr>
         <w:tabs>
           <w:tab w:val="num" w:pos="720"/>
         </w:tabs>
-        <w:ind w:left="6480" w:hanging="720"/>
-      </w:pPr>
+        <w:ind w:start="6480" w:hanging="720"/>
+      </w:pPr>
+      <w:rPr/>
     </w:lvl>
   </w:abstractNum>
-  <w:num w:numId="1" w16cid:durableId="459881412">
-    <w:abstractNumId w:val="0"/>
+  <w:num w:numId="1">
+    <w:abstractNumId w:val="1"/>
   </w:num>
-  <w:num w:numId="2" w16cid:durableId="1071465141">
-    <w:abstractNumId w:val="1"/>
+  <w:num w:numId="2">
+    <w:abstractNumId w:val="2"/>
   </w:num>
 </w:numbering>
 </file>
 
 <file path=word/styles.xml><?xml version="1.0" encoding="utf-8"?>
-<w:styles xmlns:mc="http://schemas.openxmlformats.org/markup-compatibility/2006" xmlns:r="http://schemas.openxmlformats.org/officeDocument/2006/relationships" xmlns:w="http://schemas.openxmlformats.org/wordprocessingml/2006/main" xmlns:w14="http://schemas.microsoft.com/office/word/2010/wordml" xmlns:w15="http://schemas.microsoft.com/office/word/2012/wordml" xmlns:w16cex="http://schemas.microsoft.com/office/word/2018/wordml/cex" xmlns:w16cid="http://schemas.microsoft.com/office/word/2016/wordml/cid" xmlns:w16="http://schemas.microsoft.com/office/word/2018/wordml" xmlns:w16du="http://schemas.microsoft.com/office/word/2023/wordml/word16du" xmlns:w16sdtdh="http://schemas.microsoft.com/office/word/2020/wordml/sdtdatahash" xmlns:w16sdtfl="http://schemas.microsoft.com/office/word/2024/wordml/sdtformatlock" xmlns:w16se="http://schemas.microsoft.com/office/word/2015/wordml/symex" mc:Ignorable="w14 w15 w16se w16cid w16 w16cex w16sdtdh w16sdtfl w16du">
+<w:styles xmlns:w="http://schemas.openxmlformats.org/wordprocessingml/2006/main" xmlns:w14="http://schemas.microsoft.com/office/word/2010/wordml" xmlns:mc="http://schemas.openxmlformats.org/markup-compatibility/2006" mc:Ignorable="w14">
   <w:docDefaults>
     <w:rPrDefault>
       <w:rPr>
-        <w:rFonts w:ascii="Liberation Serif" w:eastAsia="Noto Sans CJK SC" w:hAnsi="Liberation Serif" w:cs="Lohit Devanagari"/>
+        <w:rFonts w:ascii="Liberation Serif" w:hAnsi="Liberation Serif" w:eastAsia="Noto Sans CJK SC" w:cs="Lohit Devanagari"/>
         <w:sz w:val="24"/>
         <w:szCs w:val="24"/>
         <w:lang w:val="en-US" w:eastAsia="zh-CN" w:bidi="hi-IN"/>
@@ -6696,21 +6994,21 @@
     </w:rPrDefault>
     <w:pPrDefault>
       <w:pPr>
-        <w:suppressAutoHyphens/>
+        <w:suppressAutoHyphens w:val="true"/>
       </w:pPr>
     </w:pPrDefault>
   </w:docDefaults>
   <w:latentStyles w:defLockedState="0" w:defUIPriority="99" w:defSemiHidden="0" w:defUnhideWhenUsed="0" w:defQFormat="0" w:count="376">
     <w:lsdException w:name="Normal" w:uiPriority="0" w:qFormat="1"/>
     <w:lsdException w:name="heading 1" w:uiPriority="9" w:qFormat="1"/>
-    <w:lsdException w:name="heading 2" w:semiHidden="1" w:uiPriority="9" w:unhideWhenUsed="1" w:qFormat="1"/>
-    <w:lsdException w:name="heading 3" w:semiHidden="1" w:uiPriority="9" w:unhideWhenUsed="1" w:qFormat="1"/>
-    <w:lsdException w:name="heading 4" w:semiHidden="1" w:uiPriority="9" w:unhideWhenUsed="1" w:qFormat="1"/>
-    <w:lsdException w:name="heading 5" w:semiHidden="1" w:uiPriority="9" w:unhideWhenUsed="1" w:qFormat="1"/>
-    <w:lsdException w:name="heading 6" w:semiHidden="1" w:uiPriority="9" w:unhideWhenUsed="1" w:qFormat="1"/>
-    <w:lsdException w:name="heading 7" w:semiHidden="1" w:uiPriority="9" w:unhideWhenUsed="1" w:qFormat="1"/>
-    <w:lsdException w:name="heading 8" w:semiHidden="1" w:uiPriority="9" w:unhideWhenUsed="1" w:qFormat="1"/>
-    <w:lsdException w:name="heading 9" w:semiHidden="1" w:uiPriority="9" w:unhideWhenUsed="1" w:qFormat="1"/>
+    <w:lsdException w:name="heading 2" w:uiPriority="9" w:semiHidden="1" w:unhideWhenUsed="1" w:qFormat="1"/>
+    <w:lsdException w:name="heading 3" w:uiPriority="9" w:semiHidden="1" w:unhideWhenUsed="1" w:qFormat="1"/>
+    <w:lsdException w:name="heading 4" w:uiPriority="9" w:semiHidden="1" w:unhideWhenUsed="1" w:qFormat="1"/>
+    <w:lsdException w:name="heading 5" w:uiPriority="9" w:semiHidden="1" w:unhideWhenUsed="1" w:qFormat="1"/>
+    <w:lsdException w:name="heading 6" w:uiPriority="9" w:semiHidden="1" w:unhideWhenUsed="1" w:qFormat="1"/>
+    <w:lsdException w:name="heading 7" w:uiPriority="9" w:semiHidden="1" w:unhideWhenUsed="1" w:qFormat="1"/>
+    <w:lsdException w:name="heading 8" w:uiPriority="9" w:semiHidden="1" w:unhideWhenUsed="1" w:qFormat="1"/>
+    <w:lsdException w:name="heading 9" w:uiPriority="9" w:semiHidden="1" w:unhideWhenUsed="1" w:qFormat="1"/>
     <w:lsdException w:name="index 1" w:semiHidden="1" w:unhideWhenUsed="1"/>
     <w:lsdException w:name="index 2" w:semiHidden="1" w:unhideWhenUsed="1"/>
     <w:lsdException w:name="index 3" w:semiHidden="1" w:unhideWhenUsed="1"/>
@@ -6720,22 +7018,22 @@
     <w:lsdException w:name="index 7" w:semiHidden="1" w:unhideWhenUsed="1"/>
     <w:lsdException w:name="index 8" w:semiHidden="1" w:unhideWhenUsed="1"/>
     <w:lsdException w:name="index 9" w:semiHidden="1" w:unhideWhenUsed="1"/>
-    <w:lsdException w:name="toc 1" w:semiHidden="1" w:uiPriority="39" w:unhideWhenUsed="1"/>
-    <w:lsdException w:name="toc 2" w:semiHidden="1" w:uiPriority="39" w:unhideWhenUsed="1"/>
-    <w:lsdException w:name="toc 3" w:semiHidden="1" w:uiPriority="39" w:unhideWhenUsed="1"/>
-    <w:lsdException w:name="toc 4" w:semiHidden="1" w:uiPriority="39" w:unhideWhenUsed="1"/>
-    <w:lsdException w:name="toc 5" w:semiHidden="1" w:uiPriority="39" w:unhideWhenUsed="1"/>
-    <w:lsdException w:name="toc 6" w:semiHidden="1" w:uiPriority="39" w:unhideWhenUsed="1"/>
-    <w:lsdException w:name="toc 7" w:semiHidden="1" w:uiPriority="39" w:unhideWhenUsed="1"/>
-    <w:lsdException w:name="toc 8" w:semiHidden="1" w:uiPriority="39" w:unhideWhenUsed="1"/>
-    <w:lsdException w:name="toc 9" w:semiHidden="1" w:uiPriority="39" w:unhideWhenUsed="1"/>
+    <w:lsdException w:name="toc 1" w:uiPriority="39" w:semiHidden="1" w:unhideWhenUsed="1"/>
+    <w:lsdException w:name="toc 2" w:uiPriority="39" w:semiHidden="1" w:unhideWhenUsed="1"/>
+    <w:lsdException w:name="toc 3" w:uiPriority="39" w:semiHidden="1" w:unhideWhenUsed="1"/>
+    <w:lsdException w:name="toc 4" w:uiPriority="39" w:semiHidden="1" w:unhideWhenUsed="1"/>
+    <w:lsdException w:name="toc 5" w:uiPriority="39" w:semiHidden="1" w:unhideWhenUsed="1"/>
+    <w:lsdException w:name="toc 6" w:uiPriority="39" w:semiHidden="1" w:unhideWhenUsed="1"/>
+    <w:lsdException w:name="toc 7" w:uiPriority="39" w:semiHidden="1" w:unhideWhenUsed="1"/>
+    <w:lsdException w:name="toc 8" w:uiPriority="39" w:semiHidden="1" w:unhideWhenUsed="1"/>
+    <w:lsdException w:name="toc 9" w:uiPriority="39" w:semiHidden="1" w:unhideWhenUsed="1"/>
     <w:lsdException w:name="Normal Indent" w:semiHidden="1" w:unhideWhenUsed="1"/>
     <w:lsdException w:name="footnote text" w:semiHidden="1" w:unhideWhenUsed="1"/>
     <w:lsdException w:name="annotation text" w:semiHidden="1" w:unhideWhenUsed="1"/>
     <w:lsdException w:name="header" w:semiHidden="1" w:unhideWhenUsed="1"/>
     <w:lsdException w:name="footer" w:semiHidden="1" w:unhideWhenUsed="1"/>
     <w:lsdException w:name="index heading" w:semiHidden="1" w:unhideWhenUsed="1"/>
-    <w:lsdException w:name="caption" w:semiHidden="1" w:uiPriority="35" w:unhideWhenUsed="1" w:qFormat="1"/>
+    <w:lsdException w:name="caption" w:uiPriority="35" w:semiHidden="1" w:unhideWhenUsed="1" w:qFormat="1"/>
     <w:lsdException w:name="table of figures" w:semiHidden="1" w:unhideWhenUsed="1"/>
     <w:lsdException w:name="envelope address" w:semiHidden="1" w:unhideWhenUsed="1"/>
     <w:lsdException w:name="envelope return" w:semiHidden="1" w:unhideWhenUsed="1"/>
@@ -6766,7 +7064,7 @@
     <w:lsdException w:name="Title" w:uiPriority="10" w:qFormat="1"/>
     <w:lsdException w:name="Closing" w:semiHidden="1" w:unhideWhenUsed="1"/>
     <w:lsdException w:name="Signature" w:semiHidden="1" w:unhideWhenUsed="1"/>
-    <w:lsdException w:name="Default Paragraph Font" w:semiHidden="1" w:uiPriority="1" w:unhideWhenUsed="1"/>
+    <w:lsdException w:name="Default Paragraph Font" w:uiPriority="1" w:semiHidden="1" w:unhideWhenUsed="1"/>
     <w:lsdException w:name="Body Text" w:semiHidden="1" w:unhideWhenUsed="1"/>
     <w:lsdException w:name="Body Text Indent" w:semiHidden="1" w:unhideWhenUsed="1"/>
     <w:lsdException w:name="List Continue" w:semiHidden="1" w:unhideWhenUsed="1"/>
@@ -6966,8 +7264,8 @@
     <w:lsdException w:name="Subtle Reference" w:uiPriority="31" w:qFormat="1"/>
     <w:lsdException w:name="Intense Reference" w:uiPriority="32" w:qFormat="1"/>
     <w:lsdException w:name="Book Title" w:uiPriority="33" w:qFormat="1"/>
-    <w:lsdException w:name="Bibliography" w:semiHidden="1" w:uiPriority="37" w:unhideWhenUsed="1"/>
-    <w:lsdException w:name="TOC Heading" w:semiHidden="1" w:uiPriority="39" w:unhideWhenUsed="1" w:qFormat="1"/>
+    <w:lsdException w:name="Bibliography" w:uiPriority="37" w:semiHidden="1" w:unhideWhenUsed="1"/>
+    <w:lsdException w:name="TOC Heading" w:uiPriority="39" w:semiHidden="1" w:unhideWhenUsed="1" w:qFormat="1"/>
     <w:lsdException w:name="Plain Table 1" w:uiPriority="41"/>
     <w:lsdException w:name="Plain Table 2" w:uiPriority="42"/>
     <w:lsdException w:name="Plain Table 3" w:uiPriority="43"/>
@@ -7078,14 +7376,23 @@
     <w:lsdException w:name="Unresolved Mention" w:semiHidden="1" w:unhideWhenUsed="1"/>
     <w:lsdException w:name="Smart Link" w:semiHidden="1" w:unhideWhenUsed="1"/>
   </w:latentStyles>
-  <w:style w:type="paragraph" w:default="1" w:styleId="Normal">
+  <w:style w:type="paragraph" w:styleId="Normal" w:default="1">
     <w:name w:val="Normal"/>
     <w:qFormat/>
+    <w:pPr>
+      <w:widowControl/>
+      <w:suppressAutoHyphens w:val="true"/>
+      <w:bidi w:val="0"/>
+      <w:spacing w:before="0" w:after="0"/>
+      <w:jc w:val="start"/>
+    </w:pPr>
     <w:rPr>
-      <w:rFonts w:ascii="Times New Roman" w:eastAsia="Times New Roman" w:hAnsi="Times New Roman" w:cs="Times New Roman"/>
+      <w:rFonts w:ascii="Times New Roman" w:hAnsi="Times New Roman" w:eastAsia="Times New Roman" w:cs="Times New Roman"/>
+      <w:color w:val="auto"/>
+      <w:kern w:val="0"/>
       <w:sz w:val="20"/>
       <w:szCs w:val="20"/>
-      <w:lang w:bidi="ar-SA"/>
+      <w:lang w:bidi="ar-SA" w:val="en-US" w:eastAsia="zh-CN"/>
     </w:rPr>
   </w:style>
   <w:style w:type="paragraph" w:styleId="Heading1">
@@ -7095,9 +7402,10 @@
     <w:uiPriority w:val="9"/>
     <w:qFormat/>
     <w:pPr>
-      <w:keepNext/>
+      <w:keepNext w:val="true"/>
       <w:pageBreakBefore/>
       <w:numPr>
+        <w:ilvl w:val="0"/>
         <w:numId w:val="1"/>
       </w:numPr>
       <w:pBdr>
@@ -7106,7 +7414,7 @@
         <w:bottom w:val="single" w:sz="12" w:space="1" w:color="000000"/>
         <w:right w:val="single" w:sz="12" w:space="1" w:color="000000"/>
       </w:pBdr>
-      <w:spacing w:after="60"/>
+      <w:spacing w:before="0" w:after="60"/>
       <w:outlineLvl w:val="0"/>
     </w:pPr>
     <w:rPr>
@@ -7123,7 +7431,7 @@
     <w:unhideWhenUsed/>
     <w:qFormat/>
     <w:pPr>
-      <w:keepNext/>
+      <w:keepNext w:val="true"/>
       <w:numPr>
         <w:ilvl w:val="1"/>
         <w:numId w:val="1"/>
@@ -7144,7 +7452,7 @@
     <w:unhideWhenUsed/>
     <w:qFormat/>
     <w:pPr>
-      <w:keepNext/>
+      <w:keepNext w:val="true"/>
       <w:numPr>
         <w:ilvl w:val="2"/>
         <w:numId w:val="1"/>
@@ -7166,7 +7474,7 @@
     <w:unhideWhenUsed/>
     <w:qFormat/>
     <w:pPr>
-      <w:keepNext/>
+      <w:keepNext w:val="true"/>
       <w:numPr>
         <w:ilvl w:val="3"/>
         <w:numId w:val="1"/>
@@ -7274,34 +7582,15 @@
       <w:sz w:val="18"/>
     </w:rPr>
   </w:style>
-  <w:style w:type="character" w:default="1" w:styleId="DefaultParagraphFont">
+  <w:style w:type="character" w:styleId="DefaultParagraphFont" w:default="1">
     <w:name w:val="Default Paragraph Font"/>
     <w:uiPriority w:val="1"/>
     <w:semiHidden/>
     <w:unhideWhenUsed/>
+    <w:qFormat/>
+    <w:rPr/>
   </w:style>
-  <w:style w:type="table" w:default="1" w:styleId="TableNormal">
-    <w:name w:val="Normal Table"/>
-    <w:uiPriority w:val="99"/>
-    <w:semiHidden/>
-    <w:unhideWhenUsed/>
-    <w:tblPr>
-      <w:tblInd w:w="0" w:type="dxa"/>
-      <w:tblCellMar>
-        <w:top w:w="0" w:type="dxa"/>
-        <w:left w:w="108" w:type="dxa"/>
-        <w:bottom w:w="0" w:type="dxa"/>
-        <w:right w:w="108" w:type="dxa"/>
-      </w:tblCellMar>
-    </w:tblPr>
-  </w:style>
-  <w:style w:type="numbering" w:default="1" w:styleId="NoList">
-    <w:name w:val="No List"/>
-    <w:uiPriority w:val="99"/>
-    <w:semiHidden/>
-    <w:unhideWhenUsed/>
-  </w:style>
-  <w:style w:type="character" w:customStyle="1" w:styleId="WW8Num1z0">
+  <w:style w:type="character" w:styleId="WW8Num1z0" w:customStyle="1">
     <w:name w:val="WW8Num1z0"/>
     <w:qFormat/>
     <w:rPr>
@@ -7311,41 +7600,50 @@
       <w:lang w:val="en-US" w:bidi="en-US"/>
     </w:rPr>
   </w:style>
-  <w:style w:type="character" w:customStyle="1" w:styleId="WW8Num1z1">
+  <w:style w:type="character" w:styleId="WW8Num1z1" w:customStyle="1">
     <w:name w:val="WW8Num1z1"/>
     <w:qFormat/>
+    <w:rPr/>
   </w:style>
-  <w:style w:type="character" w:customStyle="1" w:styleId="WW8Num1z2">
+  <w:style w:type="character" w:styleId="WW8Num1z2" w:customStyle="1">
     <w:name w:val="WW8Num1z2"/>
     <w:qFormat/>
+    <w:rPr/>
   </w:style>
-  <w:style w:type="character" w:customStyle="1" w:styleId="WW8Num1z3">
+  <w:style w:type="character" w:styleId="WW8Num1z3" w:customStyle="1">
     <w:name w:val="WW8Num1z3"/>
     <w:qFormat/>
+    <w:rPr/>
   </w:style>
-  <w:style w:type="character" w:customStyle="1" w:styleId="WW8Num1z4">
+  <w:style w:type="character" w:styleId="WW8Num1z4" w:customStyle="1">
     <w:name w:val="WW8Num1z4"/>
     <w:qFormat/>
+    <w:rPr/>
   </w:style>
-  <w:style w:type="character" w:customStyle="1" w:styleId="WW8Num1z5">
+  <w:style w:type="character" w:styleId="WW8Num1z5" w:customStyle="1">
     <w:name w:val="WW8Num1z5"/>
     <w:qFormat/>
+    <w:rPr/>
   </w:style>
-  <w:style w:type="character" w:customStyle="1" w:styleId="WW8Num1z6">
+  <w:style w:type="character" w:styleId="WW8Num1z6" w:customStyle="1">
     <w:name w:val="WW8Num1z6"/>
     <w:qFormat/>
+    <w:rPr/>
   </w:style>
-  <w:style w:type="character" w:customStyle="1" w:styleId="WW8Num1z7">
+  <w:style w:type="character" w:styleId="WW8Num1z7" w:customStyle="1">
     <w:name w:val="WW8Num1z7"/>
     <w:qFormat/>
+    <w:rPr/>
   </w:style>
-  <w:style w:type="character" w:customStyle="1" w:styleId="WW8Num1z8">
+  <w:style w:type="character" w:styleId="WW8Num1z8" w:customStyle="1">
     <w:name w:val="WW8Num1z8"/>
     <w:qFormat/>
+    <w:rPr/>
   </w:style>
   <w:style w:type="character" w:styleId="PageNumber">
     <w:name w:val="page number"/>
     <w:basedOn w:val="DefaultParagraphFont"/>
+    <w:rPr/>
   </w:style>
   <w:style w:type="character" w:styleId="Hyperlink">
     <w:name w:val="Hyperlink"/>
@@ -7354,17 +7652,18 @@
       <w:u w:val="single"/>
     </w:rPr>
   </w:style>
-  <w:style w:type="character" w:customStyle="1" w:styleId="IndexLink">
+  <w:style w:type="character" w:styleId="IndexLink" w:customStyle="1">
     <w:name w:val="Index Link"/>
     <w:qFormat/>
+    <w:rPr/>
   </w:style>
-  <w:style w:type="paragraph" w:customStyle="1" w:styleId="Heading">
+  <w:style w:type="paragraph" w:styleId="Heading" w:customStyle="1">
     <w:name w:val="Heading"/>
     <w:basedOn w:val="Normal"/>
     <w:next w:val="BodyText"/>
     <w:qFormat/>
     <w:pPr>
-      <w:keepNext/>
+      <w:keepNext w:val="true"/>
       <w:keepLines/>
       <w:spacing w:before="3240" w:after="720"/>
       <w:jc w:val="center"/>
@@ -7379,12 +7678,14 @@
     <w:name w:val="Body Text"/>
     <w:basedOn w:val="Normal"/>
     <w:pPr>
-      <w:spacing w:after="140" w:line="276" w:lineRule="auto"/>
+      <w:spacing w:lineRule="auto" w:line="276" w:before="0" w:after="140"/>
     </w:pPr>
+    <w:rPr/>
   </w:style>
   <w:style w:type="paragraph" w:styleId="List">
     <w:name w:val="List"/>
     <w:basedOn w:val="BodyText"/>
+    <w:pPr/>
     <w:rPr>
       <w:rFonts w:cs="Lohit Devanagari"/>
     </w:rPr>
@@ -7405,7 +7706,7 @@
       <w:szCs w:val="24"/>
     </w:rPr>
   </w:style>
-  <w:style w:type="paragraph" w:customStyle="1" w:styleId="Index">
+  <w:style w:type="paragraph" w:styleId="Index" w:customStyle="1">
     <w:name w:val="Index"/>
     <w:basedOn w:val="Normal"/>
     <w:qFormat/>
@@ -7416,49 +7717,54 @@
       <w:rFonts w:cs="Lohit Devanagari"/>
     </w:rPr>
   </w:style>
-  <w:style w:type="paragraph" w:customStyle="1" w:styleId="Paragraph1">
+  <w:style w:type="paragraph" w:styleId="Paragraph1" w:customStyle="1">
     <w:name w:val="Paragraph1"/>
     <w:basedOn w:val="Normal"/>
     <w:qFormat/>
     <w:pPr>
-      <w:spacing w:before="80"/>
+      <w:spacing w:before="80" w:after="0"/>
       <w:jc w:val="both"/>
     </w:pPr>
+    <w:rPr/>
   </w:style>
-  <w:style w:type="paragraph" w:customStyle="1" w:styleId="Paragraph4">
+  <w:style w:type="paragraph" w:styleId="Paragraph4" w:customStyle="1">
     <w:name w:val="Paragraph4"/>
     <w:basedOn w:val="Paragraph1"/>
     <w:qFormat/>
     <w:pPr>
-      <w:ind w:left="2880"/>
+      <w:ind w:start="2880"/>
     </w:pPr>
+    <w:rPr/>
   </w:style>
-  <w:style w:type="paragraph" w:customStyle="1" w:styleId="Style2">
+  <w:style w:type="paragraph" w:styleId="Style21" w:customStyle="1">
     <w:name w:val="Style2"/>
     <w:basedOn w:val="Paragraph1"/>
     <w:qFormat/>
     <w:pPr>
       <w:tabs>
-        <w:tab w:val="left" w:pos="2160"/>
-        <w:tab w:val="left" w:pos="2880"/>
+        <w:tab w:val="clear" w:pos="720"/>
+        <w:tab w:val="left" w:pos="2160" w:leader="none"/>
+        <w:tab w:val="left" w:pos="2880" w:leader="none"/>
       </w:tabs>
     </w:pPr>
+    <w:rPr/>
   </w:style>
-  <w:style w:type="paragraph" w:customStyle="1" w:styleId="Paragraph5">
+  <w:style w:type="paragraph" w:styleId="Paragraph5" w:customStyle="1">
     <w:name w:val="Paragraph5"/>
     <w:basedOn w:val="Normal"/>
     <w:qFormat/>
     <w:pPr>
-      <w:ind w:left="3600"/>
+      <w:ind w:start="3600"/>
     </w:pPr>
+    <w:rPr/>
   </w:style>
-  <w:style w:type="paragraph" w:customStyle="1" w:styleId="TableofContents">
+  <w:style w:type="paragraph" w:styleId="TableofContents" w:customStyle="1">
     <w:name w:val="Table of Contents"/>
     <w:basedOn w:val="Normal"/>
     <w:qFormat/>
     <w:pPr>
       <w:pageBreakBefore/>
-      <w:spacing w:after="360"/>
+      <w:spacing w:before="0" w:after="360"/>
       <w:jc w:val="center"/>
     </w:pPr>
     <w:rPr>
@@ -7471,7 +7777,8 @@
     <w:next w:val="Normal"/>
     <w:pPr>
       <w:tabs>
-        <w:tab w:val="right" w:leader="dot" w:pos="8640"/>
+        <w:tab w:val="clear" w:pos="720"/>
+        <w:tab w:val="right" w:pos="8640" w:leader="dot"/>
       </w:tabs>
       <w:spacing w:before="120" w:after="120"/>
     </w:pPr>
@@ -7486,9 +7793,10 @@
     <w:next w:val="Normal"/>
     <w:pPr>
       <w:tabs>
-        <w:tab w:val="right" w:leader="dot" w:pos="8640"/>
+        <w:tab w:val="clear" w:pos="720"/>
+        <w:tab w:val="right" w:pos="8640" w:leader="dot"/>
       </w:tabs>
-      <w:ind w:left="200"/>
+      <w:ind w:start="200"/>
     </w:pPr>
     <w:rPr>
       <w:smallCaps/>
@@ -7500,42 +7808,48 @@
     <w:next w:val="Normal"/>
     <w:pPr>
       <w:tabs>
-        <w:tab w:val="right" w:leader="dot" w:pos="8640"/>
+        <w:tab w:val="clear" w:pos="720"/>
+        <w:tab w:val="right" w:pos="8640" w:leader="dot"/>
       </w:tabs>
-      <w:ind w:left="400"/>
+      <w:ind w:start="400"/>
     </w:pPr>
     <w:rPr>
       <w:i/>
     </w:rPr>
   </w:style>
-  <w:style w:type="paragraph" w:customStyle="1" w:styleId="Paragraph2">
+  <w:style w:type="paragraph" w:styleId="Paragraph2" w:customStyle="1">
     <w:name w:val="Paragraph2"/>
     <w:basedOn w:val="Paragraph1"/>
     <w:qFormat/>
     <w:pPr>
-      <w:ind w:left="1440"/>
+      <w:ind w:start="1440"/>
     </w:pPr>
+    <w:rPr/>
   </w:style>
-  <w:style w:type="paragraph" w:customStyle="1" w:styleId="Paragraph3">
+  <w:style w:type="paragraph" w:styleId="Paragraph3" w:customStyle="1">
     <w:name w:val="Paragraph3"/>
     <w:basedOn w:val="Paragraph1"/>
     <w:qFormat/>
     <w:pPr>
-      <w:ind w:left="2160"/>
+      <w:ind w:start="2160"/>
     </w:pPr>
+    <w:rPr/>
   </w:style>
-  <w:style w:type="paragraph" w:customStyle="1" w:styleId="HeaderandFooter">
+  <w:style w:type="paragraph" w:styleId="HeaderandFooter" w:customStyle="1">
     <w:name w:val="Header and Footer"/>
     <w:basedOn w:val="Normal"/>
     <w:qFormat/>
+    <w:pPr/>
+    <w:rPr/>
   </w:style>
   <w:style w:type="paragraph" w:styleId="Header">
     <w:name w:val="header"/>
     <w:basedOn w:val="Normal"/>
     <w:pPr>
       <w:tabs>
-        <w:tab w:val="center" w:pos="4320"/>
-        <w:tab w:val="right" w:pos="8640"/>
+        <w:tab w:val="clear" w:pos="720"/>
+        <w:tab w:val="center" w:pos="4320" w:leader="none"/>
+        <w:tab w:val="right" w:pos="8640" w:leader="none"/>
       </w:tabs>
     </w:pPr>
     <w:rPr>
@@ -7548,8 +7862,9 @@
     <w:basedOn w:val="Normal"/>
     <w:pPr>
       <w:tabs>
-        <w:tab w:val="center" w:pos="4320"/>
-        <w:tab w:val="right" w:pos="8640"/>
+        <w:tab w:val="clear" w:pos="720"/>
+        <w:tab w:val="center" w:pos="4320" w:leader="none"/>
+        <w:tab w:val="right" w:pos="8640" w:leader="none"/>
       </w:tabs>
     </w:pPr>
     <w:rPr>
@@ -7563,9 +7878,10 @@
     <w:next w:val="Normal"/>
     <w:pPr>
       <w:tabs>
-        <w:tab w:val="right" w:leader="dot" w:pos="8640"/>
+        <w:tab w:val="clear" w:pos="720"/>
+        <w:tab w:val="right" w:pos="8640" w:leader="dot"/>
       </w:tabs>
-      <w:ind w:left="600"/>
+      <w:ind w:start="600"/>
     </w:pPr>
     <w:rPr>
       <w:sz w:val="18"/>
@@ -7577,9 +7893,10 @@
     <w:next w:val="Normal"/>
     <w:pPr>
       <w:tabs>
-        <w:tab w:val="right" w:leader="dot" w:pos="8640"/>
+        <w:tab w:val="clear" w:pos="720"/>
+        <w:tab w:val="right" w:pos="8640" w:leader="dot"/>
       </w:tabs>
-      <w:ind w:left="800"/>
+      <w:ind w:start="800"/>
     </w:pPr>
     <w:rPr>
       <w:sz w:val="18"/>
@@ -7591,9 +7908,10 @@
     <w:next w:val="Normal"/>
     <w:pPr>
       <w:tabs>
-        <w:tab w:val="right" w:leader="dot" w:pos="8640"/>
+        <w:tab w:val="clear" w:pos="720"/>
+        <w:tab w:val="right" w:pos="8640" w:leader="dot"/>
       </w:tabs>
-      <w:ind w:left="1000"/>
+      <w:ind w:start="1000"/>
     </w:pPr>
     <w:rPr>
       <w:sz w:val="18"/>
@@ -7605,9 +7923,10 @@
     <w:next w:val="Normal"/>
     <w:pPr>
       <w:tabs>
-        <w:tab w:val="right" w:leader="dot" w:pos="8640"/>
+        <w:tab w:val="clear" w:pos="720"/>
+        <w:tab w:val="right" w:pos="8640" w:leader="dot"/>
       </w:tabs>
-      <w:ind w:left="1200"/>
+      <w:ind w:start="1200"/>
     </w:pPr>
     <w:rPr>
       <w:sz w:val="18"/>
@@ -7619,9 +7938,10 @@
     <w:next w:val="Normal"/>
     <w:pPr>
       <w:tabs>
-        <w:tab w:val="right" w:leader="dot" w:pos="8640"/>
+        <w:tab w:val="clear" w:pos="720"/>
+        <w:tab w:val="right" w:pos="8640" w:leader="dot"/>
       </w:tabs>
-      <w:ind w:left="1400"/>
+      <w:ind w:start="1400"/>
     </w:pPr>
     <w:rPr>
       <w:sz w:val="18"/>
@@ -7633,9 +7953,10 @@
     <w:next w:val="Normal"/>
     <w:pPr>
       <w:tabs>
-        <w:tab w:val="right" w:leader="dot" w:pos="8640"/>
+        <w:tab w:val="clear" w:pos="720"/>
+        <w:tab w:val="right" w:pos="8640" w:leader="dot"/>
       </w:tabs>
-      <w:ind w:left="1600"/>
+      <w:ind w:start="1600"/>
     </w:pPr>
     <w:rPr>
       <w:sz w:val="18"/>
@@ -7647,8 +7968,8 @@
     <w:uiPriority w:val="11"/>
     <w:qFormat/>
     <w:pPr>
-      <w:widowControl w:val="0"/>
-      <w:spacing w:after="60"/>
+      <w:widowControl w:val="false"/>
+      <w:spacing w:before="0" w:after="60"/>
       <w:jc w:val="center"/>
     </w:pPr>
     <w:rPr>
@@ -7657,50 +7978,57 @@
       <w:sz w:val="36"/>
     </w:rPr>
   </w:style>
-  <w:style w:type="paragraph" w:customStyle="1" w:styleId="RevHistory">
+  <w:style w:type="paragraph" w:styleId="RevHistory" w:customStyle="1">
     <w:name w:val="RevHistory"/>
     <w:basedOn w:val="Normal"/>
     <w:qFormat/>
     <w:pPr>
       <w:pageBreakBefore/>
-      <w:widowControl w:val="0"/>
-      <w:spacing w:before="1280"/>
+      <w:widowControl w:val="false"/>
+      <w:spacing w:before="1280" w:after="0"/>
       <w:jc w:val="center"/>
     </w:pPr>
     <w:rPr>
       <w:sz w:val="36"/>
     </w:rPr>
   </w:style>
-  <w:style w:type="paragraph" w:customStyle="1" w:styleId="TableText">
+  <w:style w:type="paragraph" w:styleId="TableText" w:customStyle="1">
     <w:name w:val="Table Text"/>
     <w:qFormat/>
     <w:pPr>
-      <w:widowControl w:val="0"/>
+      <w:widowControl w:val="false"/>
+      <w:suppressAutoHyphens w:val="true"/>
+      <w:bidi w:val="0"/>
       <w:spacing w:before="40" w:after="40"/>
+      <w:jc w:val="start"/>
     </w:pPr>
     <w:rPr>
-      <w:rFonts w:ascii="Times New Roman" w:eastAsia="Times New Roman" w:hAnsi="Times New Roman" w:cs="Times New Roman"/>
+      <w:rFonts w:ascii="Times New Roman" w:hAnsi="Times New Roman" w:eastAsia="Times New Roman" w:cs="Times New Roman"/>
+      <w:color w:val="auto"/>
+      <w:kern w:val="0"/>
       <w:sz w:val="20"/>
       <w:szCs w:val="20"/>
-      <w:lang w:bidi="ar-SA"/>
+      <w:lang w:bidi="ar-SA" w:val="en-US" w:eastAsia="zh-CN"/>
     </w:rPr>
   </w:style>
   <w:style w:type="paragraph" w:styleId="BodyTextIndent">
     <w:name w:val="Body Text Indent"/>
     <w:basedOn w:val="Normal"/>
     <w:pPr>
-      <w:ind w:left="1440"/>
+      <w:ind w:start="1440"/>
     </w:pPr>
+    <w:rPr/>
   </w:style>
-  <w:style w:type="paragraph" w:customStyle="1" w:styleId="TableContents">
+  <w:style w:type="paragraph" w:styleId="TableContents" w:customStyle="1">
     <w:name w:val="Table Contents"/>
     <w:basedOn w:val="Normal"/>
     <w:qFormat/>
     <w:pPr>
       <w:suppressLineNumbers/>
     </w:pPr>
+    <w:rPr/>
   </w:style>
-  <w:style w:type="paragraph" w:customStyle="1" w:styleId="TableHeading">
+  <w:style w:type="paragraph" w:styleId="TableHeading" w:customStyle="1">
     <w:name w:val="Table Heading"/>
     <w:basedOn w:val="TableContents"/>
     <w:qFormat/>
@@ -7712,84 +8040,111 @@
       <w:bCs/>
     </w:rPr>
   </w:style>
-  <w:style w:type="paragraph" w:customStyle="1" w:styleId="FrameContentsuser">
-    <w:name w:val="Frame Contents (user)"/>
+  <w:style w:type="paragraph" w:styleId="FrameContents" w:customStyle="1">
+    <w:name w:val="Frame Contents"/>
     <w:basedOn w:val="Normal"/>
     <w:qFormat/>
+    <w:pPr/>
+    <w:rPr/>
   </w:style>
-  <w:style w:type="paragraph" w:customStyle="1" w:styleId="HeaderLeftuser">
-    <w:name w:val="Header Left (user)"/>
+  <w:style w:type="paragraph" w:styleId="HeaderLeft" w:customStyle="1">
+    <w:name w:val="Header Left"/>
     <w:basedOn w:val="Normal"/>
     <w:qFormat/>
     <w:pPr>
       <w:suppressLineNumbers/>
       <w:tabs>
-        <w:tab w:val="center" w:pos="4320"/>
-        <w:tab w:val="right" w:pos="8640"/>
+        <w:tab w:val="clear" w:pos="720"/>
+        <w:tab w:val="center" w:pos="4320" w:leader="none"/>
+        <w:tab w:val="right" w:pos="8640" w:leader="none"/>
       </w:tabs>
     </w:pPr>
+    <w:rPr/>
   </w:style>
-  <w:style w:type="paragraph" w:customStyle="1" w:styleId="FrameContents">
-    <w:name w:val="Frame Contents"/>
+  <w:style w:type="paragraph" w:styleId="FrameContentsuser" w:customStyle="1">
+    <w:name w:val="Frame Contents (user)"/>
     <w:basedOn w:val="Normal"/>
     <w:qFormat/>
+    <w:pPr/>
+    <w:rPr/>
   </w:style>
-  <w:style w:type="numbering" w:customStyle="1" w:styleId="WW8Num1">
+  <w:style w:type="numbering" w:styleId="NoList" w:default="1">
+    <w:name w:val="No List"/>
+    <w:uiPriority w:val="99"/>
+    <w:semiHidden/>
+    <w:unhideWhenUsed/>
+    <w:qFormat/>
+  </w:style>
+  <w:style w:type="numbering" w:styleId="WW8Num1" w:customStyle="1">
     <w:name w:val="WW8Num1"/>
     <w:qFormat/>
+  </w:style>
+  <w:style w:type="table" w:default="1" w:styleId="TableNormal">
+    <w:name w:val="Normal Table"/>
+    <w:uiPriority w:val="99"/>
+    <w:semiHidden/>
+    <w:unhideWhenUsed/>
+    <w:tblPr>
+      <w:tblCellMar>
+        <w:top w:w="0" w:type="dxa"/>
+        <w:left w:w="108" w:type="dxa"/>
+        <w:bottom w:w="0" w:type="dxa"/>
+        <w:right w:w="108" w:type="dxa"/>
+      </w:tblCellMar>
+    </w:tblPr>
   </w:style>
 </w:styles>
 </file>
 
 <file path=word/theme/theme1.xml><?xml version="1.0" encoding="utf-8"?>
-<a:theme xmlns:a="http://schemas.openxmlformats.org/drawingml/2006/main" name="Office Theme">
+<a:theme xmlns:a="http://schemas.openxmlformats.org/drawingml/2006/main" xmlns:r="http://schemas.openxmlformats.org/officeDocument/2006/relationships" name="Office Theme">
   <a:themeElements>
     <a:clrScheme name="Office">
       <a:dk1>
         <a:srgbClr val="000000"/>
       </a:dk1>
       <a:lt1>
-        <a:srgbClr val="FFFFFF"/>
+        <a:srgbClr val="ffffff"/>
       </a:lt1>
       <a:dk2>
-        <a:srgbClr val="0E2841"/>
+        <a:srgbClr val="0e2841"/>
       </a:dk2>
       <a:lt2>
-        <a:srgbClr val="E8E8E8"/>
+        <a:srgbClr val="e8e8e8"/>
       </a:lt2>
       <a:accent1>
         <a:srgbClr val="156082"/>
       </a:accent1>
       <a:accent2>
-        <a:srgbClr val="E97132"/>
+        <a:srgbClr val="e97132"/>
       </a:accent2>
       <a:accent3>
-        <a:srgbClr val="196B24"/>
+        <a:srgbClr val="196b24"/>
       </a:accent3>
       <a:accent4>
-        <a:srgbClr val="0F9ED5"/>
+        <a:srgbClr val="0f9ed5"/>
       </a:accent4>
       <a:accent5>
-        <a:srgbClr val="A02B93"/>
+        <a:srgbClr val="a02b93"/>
       </a:accent5>
       <a:accent6>
-        <a:srgbClr val="4EA72E"/>
+        <a:srgbClr val="4ea72e"/>
       </a:accent6>
       <a:hlink>
         <a:srgbClr val="467886"/>
       </a:hlink>
       <a:folHlink>
-        <a:srgbClr val="96607D"/>
+        <a:srgbClr val="96607d"/>
       </a:folHlink>
     </a:clrScheme>
     <a:fontScheme name="Office">
       <a:majorFont>
-        <a:latin typeface="Aptos Display" panose="02110004020202020204"/>
+        <a:latin typeface="Aptos Display" panose="02110004020202020204" pitchFamily="0" charset="1"/>
         <a:ea typeface=""/>
         <a:cs typeface=""/>
       </a:majorFont>
       <a:minorFont>
-        <a:latin typeface="Aptos" panose="02110004020202020204"/>
+        <a:latin typeface="Aptos" panose="02110004020202020204" pitchFamily="0" charset="1"/>
         <a:ea typeface=""/>
         <a:cs typeface=""/>
       </a:minorFont>
@@ -7821,7 +8176,7 @@
             </a:gs>
           </a:gsLst>
           <a:lin ang="5400000" scaled="0"/>
-          <a:tileRect/>
+          <a:tileRect l="0" t="0" r="0" b="0"/>
         </a:gradFill>
         <a:gradFill>
           <a:gsLst>
@@ -7845,7 +8200,7 @@
             </a:gs>
           </a:gsLst>
           <a:lin ang="5400000" scaled="0"/>
-          <a:tileRect/>
+          <a:tileRect l="0" t="0" r="0" b="0"/>
         </a:gradFill>
       </a:fillStyleLst>
       <a:lnStyleLst>
@@ -7905,12 +8260,10 @@
             </a:gs>
           </a:gsLst>
           <a:lin ang="5400000" scaled="0"/>
-          <a:tileRect/>
+          <a:tileRect l="0" t="0" r="0" b="0"/>
         </a:gradFill>
       </a:bgFillStyleLst>
     </a:fmtScheme>
   </a:themeElements>
-  <a:objectDefaults/>
-  <a:extraClrSchemeLst/>
 </a:theme>
 </file>
--- a/CS 401 - Group 2 - SRS Doc.docx
+++ b/CS 401 - Group 2 - SRS Doc.docx
@@ -30,6 +30,14 @@
     </w:p>
     <w:p>
       <w:pPr>
+        <w:pStyle w:val="Subtitle"/>
+        <w:spacing w:before="0" w:after="720"/>
+        <w:rPr>
+          <w:b/>
+          <w:i w:val="false"/>
+          <w:color w:val="000000"/>
+          <w:sz w:val="28"/>
+        </w:rPr>
         <w:sectPr>
           <w:headerReference w:type="even" r:id="rId2"/>
           <w:headerReference w:type="default" r:id="rId3"/>
@@ -46,15 +54,6 @@
           <w:textDirection w:val="lrTb"/>
           <w:docGrid w:type="default" w:linePitch="360" w:charSpace="0"/>
         </w:sectPr>
-        <w:pStyle w:val="Subtitle"/>
-        <w:spacing w:before="0" w:after="720"/>
-        <w:rPr>
-          <w:b/>
-          <w:i w:val="false"/>
-          <w:i w:val="false"/>
-          <w:color w:val="000000"/>
-          <w:sz w:val="28"/>
-        </w:rPr>
       </w:pPr>
       <w:r>
         <w:rPr>
@@ -826,6 +825,7 @@
                 <w:color w:val="000000"/>
                 <w:u w:val="single"/>
               </w:rPr>
+              <w:t>03/04/2026</w:t>
             </w:r>
           </w:p>
         </w:tc>
@@ -852,6 +852,7 @@
               <w:rPr>
                 <w:color w:val="000000"/>
               </w:rPr>
+              <w:t>1.5</w:t>
             </w:r>
           </w:p>
         </w:tc>
@@ -878,6 +879,19 @@
               <w:rPr>
                 <w:color w:val="000000"/>
               </w:rPr>
+              <w:t>Added 3.</w:t>
+            </w:r>
+            <w:r>
+              <w:rPr>
+                <w:color w:val="000000"/>
+              </w:rPr>
+              <w:t>1.</w:t>
+            </w:r>
+            <w:r>
+              <w:rPr>
+                <w:color w:val="000000"/>
+              </w:rPr>
+              <w:t>8</w:t>
             </w:r>
           </w:p>
         </w:tc>
@@ -905,6 +919,7 @@
               <w:rPr>
                 <w:color w:val="000000"/>
               </w:rPr>
+              <w:t>Manny Gonzales</w:t>
             </w:r>
           </w:p>
         </w:tc>
@@ -936,6 +951,7 @@
                 <w:color w:val="000000"/>
                 <w:u w:val="single"/>
               </w:rPr>
+              <w:t>03/04/2026</w:t>
             </w:r>
           </w:p>
         </w:tc>
@@ -962,6 +978,7 @@
               <w:rPr>
                 <w:color w:val="000000"/>
               </w:rPr>
+              <w:t>1.5.1</w:t>
             </w:r>
           </w:p>
         </w:tc>
@@ -988,6 +1005,7 @@
               <w:rPr>
                 <w:color w:val="000000"/>
               </w:rPr>
+              <w:t>Added 3.1.5, cleaned formatting and entries for sections 3 and 4</w:t>
             </w:r>
           </w:p>
         </w:tc>
@@ -1015,6 +1033,7 @@
               <w:rPr>
                 <w:color w:val="000000"/>
               </w:rPr>
+              <w:t>Nick Vu</w:t>
             </w:r>
           </w:p>
         </w:tc>
@@ -2232,6 +2251,11 @@
     </w:tbl>
     <w:p>
       <w:pPr>
+        <w:pStyle w:val="Normal"/>
+        <w:rPr>
+          <w:color w:val="000000"/>
+          <w:u w:val="single"/>
+        </w:rPr>
         <w:sectPr>
           <w:headerReference w:type="even" r:id="rId8"/>
           <w:headerReference w:type="default" r:id="rId9"/>
@@ -2247,11 +2271,6 @@
           <w:textDirection w:val="lrTb"/>
           <w:docGrid w:type="default" w:linePitch="360" w:charSpace="0"/>
         </w:sectPr>
-        <w:pStyle w:val="Normal"/>
-        <w:rPr>
-          <w:color w:val="000000"/>
-          <w:u w:val="single"/>
-        </w:rPr>
       </w:pPr>
       <w:r>
         <w:rPr>
@@ -3263,8 +3282,8 @@
           <w:r>
             <w:rPr>
               <w:rStyle w:val="IndexLink"/>
+              <w:caps w:val="false"/>
               <w:smallCaps w:val="false"/>
-              <w:caps w:val="false"/>
               <w:lang w:eastAsia="en-US"/>
             </w:rPr>
             <w:fldChar w:fldCharType="end"/>
@@ -4560,43 +4579,6 @@
       <w:pPr>
         <w:pStyle w:val="Paragraph2"/>
         <w:rPr>
-          <w:color w:val="7030A0"/>
-        </w:rPr>
-      </w:pPr>
-      <w:bookmarkStart w:id="18" w:name="REQBV1F34"/>
-      <w:r>
-        <w:rPr>
-          <w:color w:val="7030A0"/>
-        </w:rPr>
-        <w:t xml:space="preserve">Provide module specific requirements as appropriate. </w:t>
-      </w:r>
-      <w:r>
-        <w:rPr>
-          <w:vanish/>
-          <w:color w:val="7030A0"/>
-        </w:rPr>
-        <w:t xml:space="preserve">SR10 </w:t>
-      </w:r>
-      <w:bookmarkEnd w:id="18"/>
-    </w:p>
-    <w:p>
-      <w:pPr>
-        <w:pStyle w:val="Paragraph2"/>
-        <w:rPr>
-          <w:color w:val="7030A0"/>
-        </w:rPr>
-      </w:pPr>
-      <w:r>
-        <w:rPr>
-          <w:color w:val="7030A0"/>
-        </w:rPr>
-        <w:t>Example:</w:t>
-      </w:r>
-    </w:p>
-    <w:p>
-      <w:pPr>
-        <w:pStyle w:val="Paragraph2"/>
-        <w:rPr>
           <w:color w:val="00B0F0"/>
         </w:rPr>
       </w:pPr>
@@ -4637,73 +4619,11 @@
     <w:p>
       <w:pPr>
         <w:pStyle w:val="Paragraph2"/>
-        <w:rPr>
-          <w:b/>
-          <w:bCs/>
-        </w:rPr>
-      </w:pPr>
-      <w:bookmarkStart w:id="19" w:name="REQBV2F75"/>
-      <w:r>
-        <w:rPr>
-          <w:color w:val="7030A0"/>
-        </w:rPr>
-        <w:t xml:space="preserve">Provide module specific requirements as appropriate. </w:t>
-      </w:r>
-      <w:r>
-        <w:rPr>
-          <w:vanish/>
-          <w:color w:val="7030A0"/>
-        </w:rPr>
-        <w:t xml:space="preserve">SR10 </w:t>
-      </w:r>
-      <w:bookmarkEnd w:id="19"/>
-      <w:r>
-        <w:rPr>
-          <w:b/>
-          <w:bCs/>
-        </w:rPr>
-        <w:tab/>
-      </w:r>
-    </w:p>
-    <w:p>
-      <w:pPr>
-        <w:pStyle w:val="Paragraph2"/>
-        <w:rPr>
-          <w:color w:val="7030A0"/>
-        </w:rPr>
-      </w:pPr>
-      <w:r>
-        <w:rPr>
-          <w:color w:val="7030A0"/>
-        </w:rPr>
-        <w:t>Example:</w:t>
-      </w:r>
-    </w:p>
-    <w:p>
-      <w:pPr>
-        <w:pStyle w:val="Paragraph2"/>
-        <w:rPr>
-          <w:color w:val="7030A0"/>
-        </w:rPr>
-      </w:pPr>
-      <w:r>
-        <w:rPr>
-          <w:color w:val="7030A0"/>
-        </w:rPr>
-        <w:t xml:space="preserve">3.1.2.1 </w:t>
-      </w:r>
-      <w:r>
-        <w:rPr>
-          <w:vanish/>
-          <w:color w:val="7030A0"/>
-        </w:rPr>
-        <w:t xml:space="preserve">SR9 </w:t>
-      </w:r>
-      <w:r>
-        <w:rPr>
-          <w:color w:val="7030A0"/>
-        </w:rPr>
-        <w:t>Users should be allowed to log in using their issued id and pin, both of which are alphanumeric strings between 6 and 20 characters in length. </w:t>
+        <w:ind w:hanging="0" w:start="0"/>
+        <w:rPr/>
+      </w:pPr>
+      <w:r>
+        <w:rPr/>
       </w:r>
     </w:p>
     <w:p>
@@ -4723,65 +4643,11 @@
     <w:p>
       <w:pPr>
         <w:pStyle w:val="Paragraph2"/>
-        <w:rPr>
-          <w:color w:val="7030A0"/>
-        </w:rPr>
-      </w:pPr>
-      <w:bookmarkStart w:id="20" w:name="REQBV2YM5"/>
-      <w:r>
-        <w:rPr>
-          <w:color w:val="7030A0"/>
-        </w:rPr>
-        <w:t xml:space="preserve">Provide module specific requirements as appropriate. </w:t>
-      </w:r>
-      <w:r>
-        <w:rPr>
-          <w:vanish/>
-          <w:color w:val="7030A0"/>
-        </w:rPr>
-        <w:t xml:space="preserve">SR10 </w:t>
-      </w:r>
-      <w:bookmarkEnd w:id="20"/>
-    </w:p>
-    <w:p>
-      <w:pPr>
-        <w:pStyle w:val="Paragraph2"/>
-        <w:rPr>
-          <w:color w:val="7030A0"/>
-        </w:rPr>
-      </w:pPr>
-      <w:r>
-        <w:rPr>
-          <w:color w:val="7030A0"/>
-        </w:rPr>
-        <w:t>Example:</w:t>
-      </w:r>
-    </w:p>
-    <w:p>
-      <w:pPr>
-        <w:pStyle w:val="Paragraph2"/>
-        <w:rPr>
-          <w:color w:val="7030A0"/>
-        </w:rPr>
-      </w:pPr>
-      <w:r>
-        <w:rPr>
-          <w:color w:val="7030A0"/>
-        </w:rPr>
-        <w:t xml:space="preserve">3.1.2.1 </w:t>
-      </w:r>
-      <w:r>
-        <w:rPr>
-          <w:vanish/>
-          <w:color w:val="7030A0"/>
-        </w:rPr>
-        <w:t xml:space="preserve">SR9 </w:t>
-      </w:r>
-      <w:r>
-        <w:rPr>
-          <w:color w:val="7030A0"/>
-        </w:rPr>
-        <w:t>Users should be allowed to log in using their issued id and pin, both of which are alphanumeric strings between 6 and 20 characters in length. </w:t>
+        <w:ind w:hanging="0" w:start="0"/>
+        <w:rPr/>
+      </w:pPr>
+      <w:r>
+        <w:rPr/>
       </w:r>
     </w:p>
     <w:p>
@@ -4802,64 +4668,161 @@
       <w:pPr>
         <w:pStyle w:val="Paragraph2"/>
         <w:rPr>
-          <w:color w:val="7030A0"/>
-        </w:rPr>
-      </w:pPr>
-      <w:bookmarkStart w:id="21" w:name="REQBV2YM5_Copy_1"/>
-      <w:r>
-        <w:rPr>
-          <w:color w:val="7030A0"/>
-        </w:rPr>
-        <w:t xml:space="preserve">Provide module specific requirements as appropriate. </w:t>
-      </w:r>
-      <w:r>
-        <w:rPr>
-          <w:vanish/>
-          <w:color w:val="7030A0"/>
-        </w:rPr>
-        <w:t xml:space="preserve">SR10 </w:t>
-      </w:r>
-      <w:bookmarkEnd w:id="21"/>
+          <w:color w:val="00B0F0"/>
+        </w:rPr>
+      </w:pPr>
+      <w:r>
+        <w:rPr>
+          <w:color w:val="00B0F0"/>
+        </w:rPr>
+        <w:t>3.1.</w:t>
+      </w:r>
+      <w:r>
+        <w:rPr>
+          <w:color w:val="00B0F0"/>
+        </w:rPr>
+        <w:t>5</w:t>
+      </w:r>
+      <w:r>
+        <w:rPr>
+          <w:color w:val="00B0F0"/>
+        </w:rPr>
+        <w:t xml:space="preserve">.1 </w:t>
+      </w:r>
+      <w:r>
+        <w:rPr>
+          <w:color w:val="00B0F0"/>
+        </w:rPr>
+        <w:t>For the three distinct areas of the game client users interact with, the GUI will provide the proper actions and notifications based on what is happening and the role of the user.</w:t>
+      </w:r>
     </w:p>
     <w:p>
       <w:pPr>
         <w:pStyle w:val="Paragraph2"/>
         <w:rPr>
-          <w:color w:val="7030A0"/>
-        </w:rPr>
-      </w:pPr>
-      <w:r>
-        <w:rPr>
-          <w:color w:val="7030A0"/>
-        </w:rPr>
-        <w:t>Example:</w:t>
+          <w:color w:val="00B0F0"/>
+        </w:rPr>
+      </w:pPr>
+      <w:r>
+        <w:rPr>
+          <w:color w:val="00B0F0"/>
+        </w:rPr>
       </w:r>
     </w:p>
     <w:p>
       <w:pPr>
         <w:pStyle w:val="Paragraph2"/>
         <w:rPr>
-          <w:color w:val="800080"/>
-        </w:rPr>
-      </w:pPr>
-      <w:r>
-        <w:rPr>
-          <w:color w:val="800080"/>
-        </w:rPr>
-        <w:t xml:space="preserve">3.1.2.1 </w:t>
-      </w:r>
-      <w:r>
-        <w:rPr>
-          <w:vanish/>
-          <w:color w:val="800080"/>
-        </w:rPr>
-        <w:t xml:space="preserve">SR9 </w:t>
-      </w:r>
-      <w:r>
-        <w:rPr>
-          <w:color w:val="800080"/>
-        </w:rPr>
-        <w:t>Users should be allowed to log in using their issued id and pin, both of which are alphanumeric strings between 6 and 20 characters in length. </w:t>
+          <w:color w:val="00B0F0"/>
+        </w:rPr>
+      </w:pPr>
+      <w:r>
+        <w:rPr>
+          <w:color w:val="00B0F0"/>
+        </w:rPr>
+        <w:t>3.1.5.2 Between all the other classes and modules, the GUI will facilitate signals and communication between the client and server by relaying user actions and input alongside server responses and behavior.</w:t>
+      </w:r>
+    </w:p>
+    <w:p>
+      <w:pPr>
+        <w:pStyle w:val="Paragraph2"/>
+        <w:rPr>
+          <w:color w:val="00B0F0"/>
+        </w:rPr>
+      </w:pPr>
+      <w:r>
+        <w:rPr>
+          <w:color w:val="00B0F0"/>
+        </w:rPr>
+      </w:r>
+    </w:p>
+    <w:p>
+      <w:pPr>
+        <w:pStyle w:val="Paragraph2"/>
+        <w:rPr>
+          <w:color w:val="00B0F0"/>
+        </w:rPr>
+      </w:pPr>
+      <w:r>
+        <w:rPr>
+          <w:color w:val="00B0F0"/>
+        </w:rPr>
+        <w:t xml:space="preserve">3.1.5.3 </w:t>
+      </w:r>
+      <w:r>
+        <w:rPr>
+          <w:color w:val="00B0F0"/>
+        </w:rPr>
+        <w:t>T</w:t>
+      </w:r>
+      <w:r>
+        <w:rPr>
+          <w:color w:val="00B0F0"/>
+        </w:rPr>
+        <w:t xml:space="preserve">he GUI will display the relevant information </w:t>
+      </w:r>
+      <w:r>
+        <w:rPr>
+          <w:color w:val="00B0F0"/>
+        </w:rPr>
+        <w:t>for</w:t>
+      </w:r>
+      <w:r>
+        <w:rPr>
+          <w:color w:val="00B0F0"/>
+        </w:rPr>
+        <w:t xml:space="preserve"> </w:t>
+      </w:r>
+      <w:r>
+        <w:rPr>
+          <w:color w:val="00B0F0"/>
+        </w:rPr>
+        <w:t>d</w:t>
+      </w:r>
+      <w:r>
+        <w:rPr>
+          <w:color w:val="00B0F0"/>
+        </w:rPr>
+        <w:t xml:space="preserve">ifferent scenarios like phases of the game or differing timings </w:t>
+      </w:r>
+      <w:r>
+        <w:rPr>
+          <w:color w:val="00B0F0"/>
+        </w:rPr>
+        <w:t>and</w:t>
+      </w:r>
+      <w:r>
+        <w:rPr>
+          <w:color w:val="00B0F0"/>
+        </w:rPr>
+        <w:t xml:space="preserve"> specific actions.</w:t>
+      </w:r>
+    </w:p>
+    <w:p>
+      <w:pPr>
+        <w:pStyle w:val="Paragraph2"/>
+        <w:rPr>
+          <w:color w:val="00B0F0"/>
+        </w:rPr>
+      </w:pPr>
+      <w:r>
+        <w:rPr>
+          <w:color w:val="00B0F0"/>
+        </w:rPr>
+      </w:r>
+    </w:p>
+    <w:p>
+      <w:pPr>
+        <w:pStyle w:val="Paragraph2"/>
+        <w:rPr>
+          <w:color w:val="00B0F0"/>
+        </w:rPr>
+      </w:pPr>
+      <w:r>
+        <w:rPr>
+          <w:color w:val="00B0F0"/>
+        </w:rPr>
+        <w:t xml:space="preserve">3.1.5.4 </w:t>
       </w:r>
     </w:p>
     <w:p>
@@ -4883,61 +4846,8 @@
           <w:color w:val="7030A0"/>
         </w:rPr>
       </w:pPr>
-      <w:bookmarkStart w:id="22" w:name="REQBV2YM5_Copy_2"/>
-      <w:r>
-        <w:rPr>
-          <w:color w:val="7030A0"/>
-        </w:rPr>
-        <w:t xml:space="preserve">Provide module specific requirements as appropriate. </w:t>
-      </w:r>
-      <w:r>
-        <w:rPr>
-          <w:vanish/>
-          <w:color w:val="7030A0"/>
-        </w:rPr>
-        <w:t xml:space="preserve">SR10 </w:t>
-      </w:r>
-      <w:bookmarkEnd w:id="22"/>
-    </w:p>
-    <w:p>
-      <w:pPr>
-        <w:pStyle w:val="Paragraph2"/>
-        <w:rPr>
-          <w:color w:val="7030A0"/>
-        </w:rPr>
-      </w:pPr>
-      <w:r>
-        <w:rPr>
-          <w:color w:val="7030A0"/>
-        </w:rPr>
-        <w:t>Example:</w:t>
-      </w:r>
-    </w:p>
-    <w:p>
-      <w:pPr>
-        <w:pStyle w:val="Paragraph2"/>
-        <w:rPr>
-          <w:color w:val="7030A0"/>
-        </w:rPr>
-      </w:pPr>
-      <w:r>
-        <w:rPr>
-          <w:color w:val="7030A0"/>
-        </w:rPr>
-        <w:t xml:space="preserve">3.1.2.1 </w:t>
-      </w:r>
-      <w:r>
-        <w:rPr>
-          <w:vanish/>
-          <w:color w:val="7030A0"/>
-        </w:rPr>
-        <w:t xml:space="preserve">SR9 </w:t>
-      </w:r>
-      <w:r>
-        <w:rPr>
-          <w:color w:val="7030A0"/>
-        </w:rPr>
-        <w:t>Users should be allowed to log in using their issued id and pin, both of which are alphanumeric strings between 6 and 20 characters in length. </w:t>
+      <w:r>
+        <w:rPr/>
       </w:r>
     </w:p>
     <w:p>
@@ -4962,58 +4872,7 @@
         </w:rPr>
       </w:pPr>
       <w:r>
-        <w:rPr>
-          <w:color w:val="7030A0"/>
-        </w:rPr>
-        <w:t xml:space="preserve">Provide module specific requirements as appropriate. </w:t>
-      </w:r>
-      <w:r>
-        <w:rPr>
-          <w:vanish/>
-          <w:color w:val="7030A0"/>
-        </w:rPr>
-        <w:t xml:space="preserve">SR10 </w:t>
-      </w:r>
-    </w:p>
-    <w:p>
-      <w:pPr>
-        <w:pStyle w:val="Paragraph2"/>
-        <w:rPr>
-          <w:color w:val="7030A0"/>
-        </w:rPr>
-      </w:pPr>
-      <w:r>
-        <w:rPr>
-          <w:color w:val="7030A0"/>
-        </w:rPr>
-        <w:t>Example:</w:t>
-      </w:r>
-    </w:p>
-    <w:p>
-      <w:pPr>
-        <w:pStyle w:val="Paragraph2"/>
-        <w:rPr>
-          <w:color w:val="7030A0"/>
-        </w:rPr>
-      </w:pPr>
-      <w:r>
-        <w:rPr>
-          <w:color w:val="7030A0"/>
-        </w:rPr>
-        <w:t xml:space="preserve">3.1.2.1 </w:t>
-      </w:r>
-      <w:r>
-        <w:rPr>
-          <w:vanish/>
-          <w:color w:val="7030A0"/>
-        </w:rPr>
-        <w:t xml:space="preserve">SR9 </w:t>
-      </w:r>
-      <w:r>
-        <w:rPr>
-          <w:color w:val="7030A0"/>
-        </w:rPr>
-        <w:t>Users should be allowed to log in using their issued id and pin, both of which are alphanumeric strings between 6 and 20 characters in length. </w:t>
+        <w:rPr/>
       </w:r>
     </w:p>
     <w:p>
@@ -5034,41 +4893,6 @@
       <w:pPr>
         <w:pStyle w:val="Paragraph2"/>
         <w:rPr>
-          <w:color w:val="7030A0"/>
-        </w:rPr>
-      </w:pPr>
-      <w:r>
-        <w:rPr>
-          <w:color w:val="7030A0"/>
-        </w:rPr>
-        <w:t xml:space="preserve">Provide module specific requirements as appropriate. </w:t>
-      </w:r>
-      <w:r>
-        <w:rPr>
-          <w:vanish/>
-          <w:color w:val="7030A0"/>
-        </w:rPr>
-        <w:t xml:space="preserve">SR10 </w:t>
-      </w:r>
-    </w:p>
-    <w:p>
-      <w:pPr>
-        <w:pStyle w:val="Paragraph2"/>
-        <w:rPr>
-          <w:color w:val="7030A0"/>
-        </w:rPr>
-      </w:pPr>
-      <w:r>
-        <w:rPr>
-          <w:color w:val="7030A0"/>
-        </w:rPr>
-        <w:t>Example:</w:t>
-      </w:r>
-    </w:p>
-    <w:p>
-      <w:pPr>
-        <w:pStyle w:val="Paragraph2"/>
-        <w:rPr>
           <w:color w:val="00B0F0"/>
         </w:rPr>
       </w:pPr>
@@ -5173,25 +4997,35 @@
         <w:rPr>
           <w:color w:val="00B0F0"/>
         </w:rPr>
-        <w:t>3.1.8.</w:t>
-      </w:r>
-      <w:r>
+        <w:t>3.1.8.7 Dealer can offer insurance when they show an Ace. Player must pay an additional 50% of their original bet. If dealer has blackjack, player receives 2:1 from insurance. Else the player would lose the additional 50%.</w:t>
+      </w:r>
+    </w:p>
+    <w:p>
+      <w:pPr>
+        <w:pStyle w:val="Paragraph2"/>
         <w:rPr>
           <w:color w:val="00B0F0"/>
         </w:rPr>
-        <w:t>7</w:t>
-      </w:r>
+      </w:pPr>
       <w:r>
         <w:rPr>
           <w:color w:val="00B0F0"/>
         </w:rPr>
-        <w:t xml:space="preserve"> Dealer can offer insurance when they show an Ace. Player must pay an additional 50% of their original bet. </w:t>
-      </w:r>
-      <w:r>
+        <w:t>3.1.8.8 Players and Dealer bust when their hand value is over 21</w:t>
+      </w:r>
+    </w:p>
+    <w:p>
+      <w:pPr>
+        <w:pStyle w:val="Paragraph2"/>
         <w:rPr>
           <w:color w:val="00B0F0"/>
         </w:rPr>
-        <w:t>If dealer has blackjack, player receives 2:1 from insurance. Else the player would lose the additional 50%.</w:t>
+      </w:pPr>
+      <w:r>
+        <w:rPr>
+          <w:color w:val="00B0F0"/>
+        </w:rPr>
+        <w:t>3.1.8.9 If the player’s hand value is greater than the dealer, but less or equal to 21, they win.</w:t>
       </w:r>
     </w:p>
     <w:p>
@@ -5205,19 +5039,21 @@
         <w:rPr>
           <w:color w:val="00B0F0"/>
         </w:rPr>
-        <w:t>3.1.8.</w:t>
-      </w:r>
-      <w:r>
+        <w:t>3.1.8.10 If the player and dealer tie, bet is returned.</w:t>
+      </w:r>
+    </w:p>
+    <w:p>
+      <w:pPr>
+        <w:pStyle w:val="Paragraph2"/>
         <w:rPr>
           <w:color w:val="00B0F0"/>
         </w:rPr>
-        <w:t>8</w:t>
-      </w:r>
+      </w:pPr>
       <w:r>
         <w:rPr>
           <w:color w:val="00B0F0"/>
         </w:rPr>
-        <w:t xml:space="preserve"> Players and Dealer bust when their hand value is over 21</w:t>
+        <w:t>3.1.8.11 If any player has a blackjack they beat the dealer unless the dealer also has blackjack.</w:t>
       </w:r>
     </w:p>
     <w:p>
@@ -5231,61 +5067,7 @@
         <w:rPr>
           <w:color w:val="00B0F0"/>
         </w:rPr>
-        <w:t>3.1.8.</w:t>
-      </w:r>
-      <w:r>
-        <w:rPr>
-          <w:color w:val="00B0F0"/>
-        </w:rPr>
-        <w:t>9 If the player’s hand value is greater than the dealer, but less or equal to 21, they win.</w:t>
-      </w:r>
-    </w:p>
-    <w:p>
-      <w:pPr>
-        <w:pStyle w:val="Paragraph2"/>
-        <w:rPr>
-          <w:color w:val="00B0F0"/>
-        </w:rPr>
-      </w:pPr>
-      <w:r>
-        <w:rPr>
-          <w:color w:val="00B0F0"/>
-        </w:rPr>
-        <w:t>3.1.8.10 If the player and dealer tie, bet is returned.</w:t>
-      </w:r>
-    </w:p>
-    <w:p>
-      <w:pPr>
-        <w:pStyle w:val="Paragraph2"/>
-        <w:rPr>
-          <w:color w:val="00B0F0"/>
-        </w:rPr>
-      </w:pPr>
-      <w:r>
-        <w:rPr>
-          <w:color w:val="00B0F0"/>
-        </w:rPr>
-        <w:t>3.1.8.11 If any player has a blackjack they beat the dealer unless the dealer also has blackjack.</w:t>
-      </w:r>
-    </w:p>
-    <w:p>
-      <w:pPr>
-        <w:pStyle w:val="Paragraph2"/>
-        <w:rPr>
-          <w:color w:val="00B0F0"/>
-        </w:rPr>
-      </w:pPr>
-      <w:r>
-        <w:rPr>
-          <w:color w:val="00B0F0"/>
-        </w:rPr>
-        <w:t xml:space="preserve">3.1.8.12 </w:t>
-      </w:r>
-      <w:r>
-        <w:rPr>
-          <w:color w:val="00B0F0"/>
-        </w:rPr>
-        <w:t>If a player has a blackjack and wins, player gets 3 to 2 their bet</w:t>
+        <w:t>3.1.8.12 If a player has a blackjack and wins, player gets 3 to 2 their bet</w:t>
       </w:r>
     </w:p>
     <w:p>
@@ -5336,8 +5118,8 @@
         </w:numPr>
         <w:rPr/>
       </w:pPr>
-      <w:bookmarkStart w:id="23" w:name="__RefHeading___Toc19440736"/>
-      <w:bookmarkEnd w:id="23"/>
+      <w:bookmarkStart w:id="18" w:name="__RefHeading___Toc19440736"/>
+      <w:bookmarkEnd w:id="18"/>
       <w:r>
         <w:rPr/>
         <w:t>External Interface Requirements</w:t>
@@ -5347,86 +5129,15 @@
       <w:pPr>
         <w:pStyle w:val="Paragraph2"/>
         <w:rPr>
-          <w:color w:val="7030A0"/>
-        </w:rPr>
-      </w:pPr>
-      <w:bookmarkStart w:id="24" w:name="REQBUZLF2"/>
-      <w:r>
-        <w:rPr>
-          <w:color w:val="7030A0"/>
-        </w:rPr>
-        <w:t xml:space="preserve">Provide module specific requirements as appropriate. </w:t>
-      </w:r>
-      <w:r>
-        <w:rPr>
-          <w:vanish/>
-          <w:color w:val="7030A0"/>
-        </w:rPr>
-        <w:t xml:space="preserve">SR10 </w:t>
-      </w:r>
-    </w:p>
-    <w:p>
-      <w:pPr>
-        <w:pStyle w:val="Paragraph2"/>
-        <w:rPr>
-          <w:color w:val="7030A0"/>
-        </w:rPr>
-      </w:pPr>
-      <w:r>
-        <w:rPr>
-          <w:color w:val="7030A0"/>
-        </w:rPr>
-        <w:t>Example:</w:t>
-      </w:r>
-    </w:p>
-    <w:p>
-      <w:pPr>
-        <w:pStyle w:val="Paragraph2"/>
-        <w:rPr>
-          <w:color w:val="7030A0"/>
-        </w:rPr>
-      </w:pPr>
-      <w:r>
-        <w:rPr>
-          <w:color w:val="7030A0"/>
+          <w:color w:val="0070C0"/>
+        </w:rPr>
+      </w:pPr>
+      <w:r>
+        <w:rPr>
+          <w:color w:val="0070C0"/>
         </w:rPr>
         <w:t xml:space="preserve">3.2.1 </w:t>
       </w:r>
-      <w:r>
-        <w:rPr>
-          <w:vanish/>
-          <w:color w:val="7030A0"/>
-        </w:rPr>
-        <w:t xml:space="preserve">SR9 SR1 </w:t>
-      </w:r>
-      <w:r>
-        <w:rPr>
-          <w:color w:val="7030A0"/>
-        </w:rPr>
-        <w:t>The system must provide an interface to the University billing system administered by the Bursar’s office so that students can be automatically billed for the courses in which they have enrolled. The interface is to be in a comma-separated text file containing</w:t>
-      </w:r>
-      <w:r>
-        <w:rPr>
-          <w:color w:val="800000"/>
-          <w:u w:val="double"/>
-        </w:rPr>
-        <w:t xml:space="preserve"> </w:t>
-      </w:r>
-      <w:r>
-        <w:rPr>
-          <w:color w:val="7030A0"/>
-        </w:rPr>
-        <w:t>the following fields: student id, course id, term id, action. Where “action” is whether the student has added or dropped the course. The file will be exported nightly and will contain new transactions only. </w:t>
-      </w:r>
-      <w:bookmarkEnd w:id="24"/>
-    </w:p>
-    <w:p>
-      <w:pPr>
-        <w:pStyle w:val="Paragraph2"/>
-        <w:rPr>
-          <w:color w:val="0070C0"/>
-        </w:rPr>
-      </w:pPr>
       <w:r>
         <w:rPr>
           <w:color w:val="0070C0"/>
@@ -5443,8 +5154,8 @@
         </w:numPr>
         <w:rPr/>
       </w:pPr>
-      <w:bookmarkStart w:id="25" w:name="__RefHeading___Toc19440737"/>
-      <w:bookmarkEnd w:id="25"/>
+      <w:bookmarkStart w:id="19" w:name="__RefHeading___Toc19440737"/>
+      <w:bookmarkEnd w:id="19"/>
       <w:r>
         <w:rPr/>
         <w:t>Internal Interface Requirements</w:t>
@@ -5452,98 +5163,38 @@
     </w:p>
     <w:p>
       <w:pPr>
-        <w:pStyle w:val="Paragraph2"/>
-        <w:rPr>
-          <w:color w:val="7030A0"/>
-        </w:rPr>
-      </w:pPr>
-      <w:bookmarkStart w:id="26" w:name="REQBV3515"/>
-      <w:r>
-        <w:rPr>
-          <w:color w:val="7030A0"/>
-        </w:rPr>
-        <w:t xml:space="preserve">Provide module specific requirements as appropriate. </w:t>
-      </w:r>
-      <w:r>
-        <w:rPr>
-          <w:vanish/>
-          <w:color w:val="7030A0"/>
-        </w:rPr>
-        <w:t xml:space="preserve">SR10 </w:t>
-      </w:r>
-    </w:p>
-    <w:p>
-      <w:pPr>
-        <w:pStyle w:val="Paragraph2"/>
-        <w:rPr>
-          <w:color w:val="7030A0"/>
-        </w:rPr>
-      </w:pPr>
-      <w:r>
-        <w:rPr>
-          <w:color w:val="7030A0"/>
-        </w:rPr>
-        <w:t>Example:</w:t>
-      </w:r>
-    </w:p>
-    <w:p>
-      <w:pPr>
         <w:pStyle w:val="Normal"/>
         <w:ind w:start="1440"/>
         <w:rPr>
-          <w:color w:val="7030A0"/>
-        </w:rPr>
-      </w:pPr>
-      <w:r>
-        <w:rPr>
-          <w:color w:val="7030A0"/>
+          <w:color w:val="0070C0"/>
+        </w:rPr>
+      </w:pPr>
+      <w:r>
+        <w:rPr>
+          <w:color w:val="0070C0"/>
         </w:rPr>
         <w:t xml:space="preserve">3.3.1 </w:t>
       </w:r>
       <w:r>
         <w:rPr>
-          <w:vanish/>
-          <w:color w:val="7030A0"/>
-        </w:rPr>
-        <w:t xml:space="preserve">SR17 </w:t>
-      </w:r>
-      <w:r>
-        <w:rPr>
-          <w:color w:val="7030A0"/>
-        </w:rPr>
-        <w:t>The system must process a data-feed from the grading system such that student grades are stored along with the historical student course enrolments. Data feed will be in the form of a comma-separated interface file that is exported from the grading system nightly.</w:t>
-      </w:r>
-      <w:bookmarkEnd w:id="26"/>
+          <w:color w:val="0070C0"/>
+        </w:rPr>
+        <w:t>All gameplay calculations must be performed on the server and only relevant data to each play must be sent to them.</w:t>
+      </w:r>
     </w:p>
     <w:p>
       <w:pPr>
         <w:pStyle w:val="Normal"/>
         <w:ind w:start="1440"/>
         <w:rPr>
-          <w:color w:val="7030A0"/>
-        </w:rPr>
-      </w:pPr>
-      <w:bookmarkStart w:id="27" w:name="REQBV46L8"/>
-      <w:r>
-        <w:rPr>
-          <w:color w:val="7030A0"/>
-        </w:rPr>
-        <w:t xml:space="preserve">3.3.2 </w:t>
-      </w:r>
-      <w:r>
-        <w:rPr>
-          <w:vanish/>
-          <w:color w:val="7030A0"/>
-        </w:rPr>
-        <w:t xml:space="preserve">SR24 </w:t>
-      </w:r>
-      <w:r>
-        <w:rPr>
-          <w:color w:val="7030A0"/>
-        </w:rPr>
-        <w:t>The system must process a data-feed from the University billing system that contains new student records. The feed will be in the form of a comma-separated text file and will be exported from the billing system nightly with new student records. The fields included in the file are student name, student id, and student pin number.  </w:t>
-      </w:r>
-      <w:bookmarkEnd w:id="27"/>
+          <w:color w:val="0070C0"/>
+        </w:rPr>
+      </w:pPr>
+      <w:r>
+        <w:rPr>
+          <w:color w:val="0070C0"/>
+        </w:rPr>
+      </w:r>
     </w:p>
     <w:p>
       <w:pPr>
@@ -5557,17 +5208,8 @@
         <w:rPr>
           <w:color w:val="0070C0"/>
         </w:rPr>
-        <w:t>All gameplay calculations must be performed on the server and only relevant data to each play must be sent to them.</w:t>
-      </w:r>
-    </w:p>
-    <w:p>
-      <w:pPr>
-        <w:pStyle w:val="Normal"/>
-        <w:ind w:start="1440"/>
-        <w:rPr>
-          <w:color w:val="0070C0"/>
-        </w:rPr>
-      </w:pPr>
+        <w:t xml:space="preserve">3.3.2 </w:t>
+      </w:r>
       <w:r>
         <w:rPr>
           <w:color w:val="0070C0"/>
@@ -5584,8 +5226,8 @@
         </w:numPr>
         <w:rPr/>
       </w:pPr>
-      <w:bookmarkStart w:id="28" w:name="__RefHeading___Toc19440738"/>
-      <w:bookmarkEnd w:id="28"/>
+      <w:bookmarkStart w:id="20" w:name="__RefHeading___Toc19440738"/>
+      <w:bookmarkEnd w:id="20"/>
       <w:r>
         <w:rPr/>
         <w:t>Non-Functional Requirements</w:t>
@@ -5600,8 +5242,8 @@
         </w:numPr>
         <w:rPr/>
       </w:pPr>
-      <w:bookmarkStart w:id="29" w:name="__RefHeading___Toc19440739"/>
-      <w:bookmarkEnd w:id="29"/>
+      <w:bookmarkStart w:id="21" w:name="__RefHeading___Toc19440739"/>
+      <w:bookmarkEnd w:id="21"/>
       <w:r>
         <w:rPr/>
         <w:t>Security and Privacy Requirements</w:t>
@@ -5609,43 +5251,17 @@
     </w:p>
     <w:p>
       <w:pPr>
-        <w:pStyle w:val="Normal"/>
-        <w:ind w:firstLine="720" w:start="720"/>
-        <w:rPr>
-          <w:color w:val="7030A0"/>
-        </w:rPr>
-      </w:pPr>
-      <w:r>
-        <w:rPr>
-          <w:color w:val="7030A0"/>
-        </w:rPr>
-        <w:t>Example:</w:t>
-      </w:r>
-    </w:p>
-    <w:p>
-      <w:pPr>
-        <w:pStyle w:val="Normal"/>
-        <w:ind w:firstLine="720" w:start="720"/>
-        <w:rPr>
-          <w:color w:val="7030A0"/>
-        </w:rPr>
-      </w:pPr>
-      <w:bookmarkStart w:id="30" w:name="REQBV1AR4"/>
-      <w:r>
-        <w:rPr>
-          <w:color w:val="7030A0"/>
-        </w:rPr>
-        <w:t>4.1.1 The Blackjack Handling System shall hold user account information in a file unaccessible to regular users.</w:t>
-      </w:r>
-      <w:bookmarkEnd w:id="30"/>
-    </w:p>
-    <w:p>
-      <w:pPr>
         <w:pStyle w:val="Paragraph2"/>
         <w:rPr>
           <w:color w:val="0070C0"/>
         </w:rPr>
       </w:pPr>
+      <w:r>
+        <w:rPr>
+          <w:color w:val="0070C0"/>
+        </w:rPr>
+        <w:t xml:space="preserve">4.4.1 </w:t>
+      </w:r>
       <w:r>
         <w:rPr>
           <w:color w:val="0070C0"/>
@@ -5676,8 +5292,8 @@
         </w:numPr>
         <w:rPr/>
       </w:pPr>
-      <w:bookmarkStart w:id="31" w:name="__RefHeading___Toc19440740"/>
-      <w:bookmarkEnd w:id="31"/>
+      <w:bookmarkStart w:id="22" w:name="__RefHeading___Toc19440740"/>
+      <w:bookmarkEnd w:id="22"/>
       <w:r>
         <w:rPr/>
         <w:t>Environmental Requirements</w:t>
@@ -5691,7 +5307,7 @@
           <w:color w:val="7030A0"/>
         </w:rPr>
       </w:pPr>
-      <w:bookmarkStart w:id="32" w:name="REQBV3HG5"/>
+      <w:bookmarkStart w:id="23" w:name="REQBV3HG5"/>
       <w:r>
         <w:rPr>
           <w:color w:val="7030A0"/>
@@ -5726,7 +5342,7 @@
         </w:rPr>
         <w:t>System cannot require that any software other than a web browser be installed on user computers. </w:t>
       </w:r>
-      <w:bookmarkEnd w:id="32"/>
+      <w:bookmarkEnd w:id="23"/>
     </w:p>
     <w:p>
       <w:pPr>
@@ -5736,7 +5352,7 @@
           <w:color w:val="7030A0"/>
         </w:rPr>
       </w:pPr>
-      <w:bookmarkStart w:id="33" w:name="REQBV5QU8"/>
+      <w:bookmarkStart w:id="24" w:name="REQBV5QU8"/>
       <w:r>
         <w:rPr>
           <w:color w:val="7030A0"/>
@@ -5756,7 +5372,7 @@
         </w:rPr>
         <w:t>System must make use of the University’s existing Oracle 9i implementation for its database. </w:t>
       </w:r>
-      <w:bookmarkEnd w:id="33"/>
+      <w:bookmarkEnd w:id="24"/>
     </w:p>
     <w:p>
       <w:pPr>
@@ -5766,7 +5382,7 @@
           <w:color w:val="7030A0"/>
         </w:rPr>
       </w:pPr>
-      <w:bookmarkStart w:id="34" w:name="REQBV5RT8"/>
+      <w:bookmarkStart w:id="25" w:name="REQBV5RT8"/>
       <w:r>
         <w:rPr>
           <w:color w:val="7030A0"/>
@@ -5786,7 +5402,7 @@
         </w:rPr>
         <w:t>System must be deployed on existing Linux-based server infrastructure. </w:t>
       </w:r>
-      <w:bookmarkEnd w:id="34"/>
+      <w:bookmarkEnd w:id="25"/>
     </w:p>
     <w:p>
       <w:pPr>
@@ -5811,66 +5427,29 @@
         </w:numPr>
         <w:rPr/>
       </w:pPr>
-      <w:bookmarkStart w:id="35" w:name="__RefHeading___Toc19440741"/>
-      <w:bookmarkEnd w:id="35"/>
+      <w:bookmarkStart w:id="26" w:name="__RefHeading___Toc19440741"/>
+      <w:bookmarkEnd w:id="26"/>
       <w:r>
         <w:rPr/>
         <w:t>Performance Requirements</w:t>
       </w:r>
+      <w:bookmarkStart w:id="27" w:name="REQBV5SS8"/>
+      <w:bookmarkEnd w:id="27"/>
     </w:p>
     <w:p>
       <w:pPr>
         <w:pStyle w:val="Normal"/>
         <w:ind w:start="1440"/>
         <w:rPr>
-          <w:color w:val="7030A0"/>
-        </w:rPr>
-      </w:pPr>
-      <w:bookmarkStart w:id="36" w:name="REQBV5SS8"/>
-      <w:r>
-        <w:rPr>
-          <w:color w:val="7030A0"/>
-        </w:rPr>
-        <w:t>Example:</w:t>
-      </w:r>
-    </w:p>
-    <w:p>
-      <w:pPr>
-        <w:pStyle w:val="Normal"/>
-        <w:ind w:start="1440"/>
-        <w:rPr>
-          <w:color w:val="7030A0"/>
-        </w:rPr>
-      </w:pPr>
-      <w:r>
-        <w:rPr>
-          <w:color w:val="7030A0"/>
+          <w:color w:val="0070C0"/>
+        </w:rPr>
+      </w:pPr>
+      <w:r>
+        <w:rPr>
+          <w:color w:val="0070C0"/>
         </w:rPr>
         <w:t xml:space="preserve">4.3.1 </w:t>
       </w:r>
-      <w:r>
-        <w:rPr>
-          <w:vanish/>
-          <w:color w:val="7030A0"/>
-        </w:rPr>
-        <w:t xml:space="preserve">SR27 </w:t>
-      </w:r>
-      <w:r>
-        <w:rPr>
-          <w:color w:val="7030A0"/>
-        </w:rPr>
-        <w:t>System must render all UI pages in no more than 9 seconds for dynamic pages. Static pages (HTML-only) must be rendered in less than 3 seconds. </w:t>
-      </w:r>
-      <w:bookmarkEnd w:id="36"/>
-    </w:p>
-    <w:p>
-      <w:pPr>
-        <w:pStyle w:val="Normal"/>
-        <w:ind w:start="1440"/>
-        <w:rPr>
-          <w:color w:val="0070C0"/>
-        </w:rPr>
-      </w:pPr>
       <w:r>
         <w:rPr>
           <w:color w:val="0070C0"/>
@@ -6146,7 +5725,7 @@
         </mc:Choice>
         <mc:Fallback>
           <w:pict>
-            <v:rect id="shape_0" ID="Frame1" path="m0,0l-2147483645,0l-2147483645,-2147483646l0,-2147483646xe" stroked="f" o:allowincell="f" style="position:absolute;margin-left:213.65pt;margin-top:0.05pt;width:4.6pt;height:9.3pt;mso-wrap-style:square;v-text-anchor:top;mso-position-horizontal:center;mso-position-horizontal-relative:margin" wp14:anchorId="07B49E00">
+            <v:rect id="shape_0" stroked="f" o:allowincell="f" style="position:absolute;margin-left:213.65pt;margin-top:0.05pt;width:4.6pt;height:9.3pt;mso-wrap-style:square;v-text-anchor:top;mso-position-horizontal:center;mso-position-horizontal-relative:margin" wp14:anchorId="07B49E00">
               <v:fill o:detectmouseclick="t" on="false"/>
               <v:stroke color="#3465a4" joinstyle="round" endcap="flat"/>
               <v:textbox>
@@ -6307,7 +5886,7 @@
         </mc:Choice>
         <mc:Fallback>
           <w:pict>
-            <v:rect id="shape_0" ID="Frame1" path="m0,0l-2147483645,0l-2147483645,-2147483646l0,-2147483646xe" stroked="f" o:allowincell="f" style="position:absolute;margin-left:213.65pt;margin-top:0.05pt;width:4.6pt;height:9.3pt;mso-wrap-style:square;v-text-anchor:top;mso-position-horizontal:center;mso-position-horizontal-relative:margin" wp14:anchorId="07B49E00">
+            <v:rect id="shape_0" stroked="f" o:allowincell="f" style="position:absolute;margin-left:213.65pt;margin-top:0.05pt;width:4.6pt;height:9.3pt;mso-wrap-style:square;v-text-anchor:top;mso-position-horizontal:center;mso-position-horizontal-relative:margin" wp14:anchorId="07B49E00">
               <v:fill o:detectmouseclick="t" on="false"/>
               <v:stroke color="#3465a4" joinstyle="round" endcap="flat"/>
               <v:textbox>
@@ -6391,7 +5970,7 @@
       <mc:AlternateContent>
         <mc:Choice Requires="wps">
           <w:drawing>
-            <wp:anchor behindDoc="1" distT="0" distB="0" distL="0" distR="0" simplePos="0" locked="0" layoutInCell="0" allowOverlap="1" relativeHeight="19" wp14:anchorId="16546B0F">
+            <wp:anchor behindDoc="1" distT="0" distB="0" distL="0" distR="0" simplePos="0" locked="0" layoutInCell="0" allowOverlap="1" relativeHeight="17" wp14:anchorId="16546B0F">
               <wp:simplePos x="0" y="0"/>
               <wp:positionH relativeFrom="margin">
                 <wp:align>center</wp:align>
@@ -6459,7 +6038,7 @@
                               <w:rStyle w:val="PageNumber"/>
                               <w:color w:val="000000"/>
                             </w:rPr>
-                            <w:t>xi</w:t>
+                            <w:t>x</w:t>
                           </w:r>
                           <w:r>
                             <w:rPr>
@@ -6482,7 +6061,7 @@
         </mc:Choice>
         <mc:Fallback>
           <w:pict>
-            <v:rect id="shape_0" ID="Frame2" path="m0,0l-2147483645,0l-2147483645,-2147483646l0,-2147483646xe" stroked="f" o:allowincell="f" style="position:absolute;margin-left:213.15pt;margin-top:0.05pt;width:5.6pt;height:1.75pt;mso-wrap-style:square;v-text-anchor:top;mso-position-horizontal:center;mso-position-horizontal-relative:margin" wp14:anchorId="16546B0F">
+            <v:rect id="shape_0" stroked="f" o:allowincell="f" style="position:absolute;margin-left:213.15pt;margin-top:0.05pt;width:5.6pt;height:1.75pt;mso-wrap-style:square;v-text-anchor:top;mso-position-horizontal:center;mso-position-horizontal-relative:margin" wp14:anchorId="16546B0F">
               <v:fill o:detectmouseclick="t" on="false"/>
               <v:stroke color="#3465a4" joinstyle="round" endcap="flat"/>
               <v:textbox>
@@ -6518,7 +6097,7 @@
                         <w:rStyle w:val="PageNumber"/>
                         <w:color w:val="000000"/>
                       </w:rPr>
-                      <w:t>xi</w:t>
+                      <w:t>x</w:t>
                     </w:r>
                     <w:r>
                       <w:rPr>
@@ -6703,7 +6282,7 @@
 <w:hdr xmlns:o="urn:schemas-microsoft-com:office:office" xmlns:r="http://schemas.openxmlformats.org/officeDocument/2006/relationships" xmlns:v="urn:schemas-microsoft-com:vml" xmlns:w="http://schemas.openxmlformats.org/wordprocessingml/2006/main" xmlns:w10="urn:schemas-microsoft-com:office:word" xmlns:wp="http://schemas.openxmlformats.org/drawingml/2006/wordprocessingDrawing" xmlns:pic="http://schemas.openxmlformats.org/drawingml/2006/picture" xmlns:wps="http://schemas.microsoft.com/office/word/2010/wordprocessingShape" xmlns:wpg="http://schemas.microsoft.com/office/word/2010/wordprocessingGroup" xmlns:mc="http://schemas.openxmlformats.org/markup-compatibility/2006" xmlns:wp14="http://schemas.microsoft.com/office/word/2010/wordprocessingDrawing" xmlns:w14="http://schemas.microsoft.com/office/word/2010/wordml" xmlns:w15="http://schemas.microsoft.com/office/word/2012/wordml" mc:Ignorable="w14 wp14 w15">
   <w:p>
     <w:pPr>
-      <w:pStyle w:val="HeaderLeft"/>
+      <w:pStyle w:val="HeaderLeftuser"/>
       <w:rPr/>
     </w:pPr>
     <w:r>
@@ -6718,8 +6297,8 @@
   <w:abstractNum w:abstractNumId="1">
     <w:lvl w:ilvl="0">
       <w:start w:val="1"/>
+      <w:numFmt w:val="decimal"/>
       <w:pStyle w:val="Heading1"/>
-      <w:numFmt w:val="decimal"/>
       <w:lvlText w:val="%1."/>
       <w:lvlJc w:val="start"/>
       <w:pPr>
@@ -6729,16 +6308,16 @@
         <w:ind w:start="720" w:hanging="720"/>
       </w:pPr>
       <w:rPr>
-        <w:sz w:val="36"/>
         <w:b/>
         <w:kern w:val="2"/>
+        <w:sz w:val="36"/>
         <w:lang w:val="en-US" w:bidi="en-US"/>
       </w:rPr>
     </w:lvl>
     <w:lvl w:ilvl="1">
       <w:start w:val="1"/>
+      <w:numFmt w:val="decimal"/>
       <w:pStyle w:val="Heading2"/>
-      <w:numFmt w:val="decimal"/>
       <w:lvlText w:val="%1.%2."/>
       <w:lvlJc w:val="start"/>
       <w:pPr>
@@ -6751,8 +6330,8 @@
     </w:lvl>
     <w:lvl w:ilvl="2">
       <w:start w:val="1"/>
+      <w:numFmt w:val="decimal"/>
       <w:pStyle w:val="Heading3"/>
-      <w:numFmt w:val="decimal"/>
       <w:lvlText w:val="%1.%2.%3."/>
       <w:lvlJc w:val="start"/>
       <w:pPr>
@@ -6765,8 +6344,8 @@
     </w:lvl>
     <w:lvl w:ilvl="3">
       <w:start w:val="1"/>
+      <w:numFmt w:val="decimal"/>
       <w:pStyle w:val="Heading4"/>
-      <w:numFmt w:val="decimal"/>
       <w:lvlText w:val="%1.%2.%3.%4."/>
       <w:lvlJc w:val="start"/>
       <w:pPr>
@@ -6779,8 +6358,8 @@
     </w:lvl>
     <w:lvl w:ilvl="4">
       <w:start w:val="1"/>
+      <w:numFmt w:val="decimal"/>
       <w:pStyle w:val="Heading5"/>
-      <w:numFmt w:val="decimal"/>
       <w:lvlText w:val="%1.%2.%3.%4.%5."/>
       <w:lvlJc w:val="start"/>
       <w:pPr>
@@ -6793,8 +6372,8 @@
     </w:lvl>
     <w:lvl w:ilvl="5">
       <w:start w:val="1"/>
+      <w:numFmt w:val="decimal"/>
       <w:pStyle w:val="Heading6"/>
-      <w:numFmt w:val="decimal"/>
       <w:lvlText w:val="%1.%2.%3.%4.%5.%6."/>
       <w:lvlJc w:val="start"/>
       <w:pPr>
@@ -6807,8 +6386,8 @@
     </w:lvl>
     <w:lvl w:ilvl="6">
       <w:start w:val="1"/>
+      <w:numFmt w:val="decimal"/>
       <w:pStyle w:val="Heading7"/>
-      <w:numFmt w:val="decimal"/>
       <w:lvlText w:val="%1.%2.%3.%4.%5.%6.%7."/>
       <w:lvlJc w:val="start"/>
       <w:pPr>
@@ -6821,8 +6400,8 @@
     </w:lvl>
     <w:lvl w:ilvl="7">
       <w:start w:val="1"/>
+      <w:numFmt w:val="decimal"/>
       <w:pStyle w:val="Heading8"/>
-      <w:numFmt w:val="decimal"/>
       <w:lvlText w:val="%1.%2.%3.%4.%5.%6.%7.%8."/>
       <w:lvlJc w:val="start"/>
       <w:pPr>
@@ -6835,8 +6414,8 @@
     </w:lvl>
     <w:lvl w:ilvl="8">
       <w:start w:val="1"/>
+      <w:numFmt w:val="decimal"/>
       <w:pStyle w:val="Heading9"/>
-      <w:numFmt w:val="decimal"/>
       <w:lvlText w:val="%1.%2.%3.%4.%5.%6.%7.%8.%9."/>
       <w:lvlJc w:val="start"/>
       <w:pPr>
@@ -6861,9 +6440,9 @@
         <w:ind w:start="720" w:hanging="720"/>
       </w:pPr>
       <w:rPr>
-        <w:sz w:val="36"/>
         <w:b/>
         <w:kern w:val="2"/>
+        <w:sz w:val="36"/>
         <w:lang w:val="en-US" w:bidi="en-US"/>
       </w:rPr>
     </w:lvl>
@@ -7392,7 +6971,7 @@
       <w:kern w:val="0"/>
       <w:sz w:val="20"/>
       <w:szCs w:val="20"/>
-      <w:lang w:bidi="ar-SA" w:val="en-US" w:eastAsia="zh-CN"/>
+      <w:lang w:val="en-US" w:eastAsia="zh-CN" w:bidi="ar-SA"/>
     </w:rPr>
   </w:style>
   <w:style w:type="paragraph" w:styleId="Heading1">
@@ -8008,7 +7587,7 @@
       <w:kern w:val="0"/>
       <w:sz w:val="20"/>
       <w:szCs w:val="20"/>
-      <w:lang w:bidi="ar-SA" w:val="en-US" w:eastAsia="zh-CN"/>
+      <w:lang w:val="en-US" w:eastAsia="zh-CN" w:bidi="ar-SA"/>
     </w:rPr>
   </w:style>
   <w:style w:type="paragraph" w:styleId="BodyTextIndent">
@@ -8040,15 +7619,15 @@
       <w:bCs/>
     </w:rPr>
   </w:style>
-  <w:style w:type="paragraph" w:styleId="FrameContents" w:customStyle="1">
-    <w:name w:val="Frame Contents"/>
+  <w:style w:type="paragraph" w:styleId="FrameContentsuser" w:customStyle="1">
+    <w:name w:val="Frame Contents (user)"/>
     <w:basedOn w:val="Normal"/>
     <w:qFormat/>
     <w:pPr/>
     <w:rPr/>
   </w:style>
-  <w:style w:type="paragraph" w:styleId="HeaderLeft" w:customStyle="1">
-    <w:name w:val="Header Left"/>
+  <w:style w:type="paragraph" w:styleId="HeaderLeftuser" w:customStyle="1">
+    <w:name w:val="Header Left (user)"/>
     <w:basedOn w:val="Normal"/>
     <w:qFormat/>
     <w:pPr>
@@ -8061,8 +7640,8 @@
     </w:pPr>
     <w:rPr/>
   </w:style>
-  <w:style w:type="paragraph" w:styleId="FrameContentsuser" w:customStyle="1">
-    <w:name w:val="Frame Contents (user)"/>
+  <w:style w:type="paragraph" w:styleId="FrameContents" w:customStyle="1">
+    <w:name w:val="Frame Contents"/>
     <w:basedOn w:val="Normal"/>
     <w:qFormat/>
     <w:pPr/>

--- a/CS 401 - Group 2 - SRS Doc.docx
+++ b/CS 401 - Group 2 - SRS Doc.docx
@@ -1,20 +1,12 @@
 
 <file path=word/document.xml><?xml version="1.0" encoding="utf-8"?>
-<w:document xmlns:o="urn:schemas-microsoft-com:office:office" xmlns:r="http://schemas.openxmlformats.org/officeDocument/2006/relationships" xmlns:v="urn:schemas-microsoft-com:vml" xmlns:w="http://schemas.openxmlformats.org/wordprocessingml/2006/main" xmlns:w10="urn:schemas-microsoft-com:office:word" xmlns:wp="http://schemas.openxmlformats.org/drawingml/2006/wordprocessingDrawing" xmlns:pic="http://schemas.openxmlformats.org/drawingml/2006/picture" xmlns:wps="http://schemas.microsoft.com/office/word/2010/wordprocessingShape" xmlns:wpg="http://schemas.microsoft.com/office/word/2010/wordprocessingGroup" xmlns:mc="http://schemas.openxmlformats.org/markup-compatibility/2006" xmlns:wp14="http://schemas.microsoft.com/office/word/2010/wordprocessingDrawing" xmlns:w14="http://schemas.microsoft.com/office/word/2010/wordml" xmlns:w15="http://schemas.microsoft.com/office/word/2012/wordml" mc:Ignorable="w14 wp14 w15">
+<w:document xmlns:wpc="http://schemas.microsoft.com/office/word/2010/wordprocessingCanvas" xmlns:cx="http://schemas.microsoft.com/office/drawing/2014/chartex" xmlns:cx1="http://schemas.microsoft.com/office/drawing/2015/9/8/chartex" xmlns:cx2="http://schemas.microsoft.com/office/drawing/2015/10/21/chartex" xmlns:cx3="http://schemas.microsoft.com/office/drawing/2016/5/9/chartex" xmlns:cx4="http://schemas.microsoft.com/office/drawing/2016/5/10/chartex" xmlns:cx5="http://schemas.microsoft.com/office/drawing/2016/5/11/chartex" xmlns:cx6="http://schemas.microsoft.com/office/drawing/2016/5/12/chartex" xmlns:cx7="http://schemas.microsoft.com/office/drawing/2016/5/13/chartex" xmlns:cx8="http://schemas.microsoft.com/office/drawing/2016/5/14/chartex" xmlns:mc="http://schemas.openxmlformats.org/markup-compatibility/2006" xmlns:aink="http://schemas.microsoft.com/office/drawing/2016/ink" xmlns:am3d="http://schemas.microsoft.com/office/drawing/2017/model3d" xmlns:o="urn:schemas-microsoft-com:office:office" xmlns:oel="http://schemas.microsoft.com/office/2019/extlst" xmlns:r="http://schemas.openxmlformats.org/officeDocument/2006/relationships" xmlns:m="http://schemas.openxmlformats.org/officeDocument/2006/math" xmlns:v="urn:schemas-microsoft-com:vml" xmlns:wp14="http://schemas.microsoft.com/office/word/2010/wordprocessingDrawing" xmlns:wp="http://schemas.openxmlformats.org/drawingml/2006/wordprocessingDrawing" xmlns:w10="urn:schemas-microsoft-com:office:word" xmlns:w="http://schemas.openxmlformats.org/wordprocessingml/2006/main" xmlns:w14="http://schemas.microsoft.com/office/word/2010/wordml" xmlns:w15="http://schemas.microsoft.com/office/word/2012/wordml" xmlns:w16cex="http://schemas.microsoft.com/office/word/2018/wordml/cex" xmlns:w16cid="http://schemas.microsoft.com/office/word/2016/wordml/cid" xmlns:w16="http://schemas.microsoft.com/office/word/2018/wordml" xmlns:w16du="http://schemas.microsoft.com/office/word/2023/wordml/word16du" xmlns:w16sdtdh="http://schemas.microsoft.com/office/word/2020/wordml/sdtdatahash" xmlns:w16sdtfl="http://schemas.microsoft.com/office/word/2024/wordml/sdtformatlock" xmlns:w16se="http://schemas.microsoft.com/office/word/2015/wordml/symex" xmlns:wpg="http://schemas.microsoft.com/office/word/2010/wordprocessingGroup" xmlns:wpi="http://schemas.microsoft.com/office/word/2010/wordprocessingInk" xmlns:wne="http://schemas.microsoft.com/office/word/2006/wordml" xmlns:wps="http://schemas.microsoft.com/office/word/2010/wordprocessingShape" mc:Ignorable="w14 w15 w16se w16cid w16 w16cex w16sdtdh w16sdtfl w16du wp14">
   <w:body>
-    <w:p>
-      <w:pPr>
-        <w:pStyle w:val="Normal"/>
-        <w:rPr/>
-      </w:pPr>
-      <w:r>
-        <w:rPr/>
-      </w:r>
-    </w:p>
+    <w:p/>
     <w:p>
       <w:pPr>
         <w:pStyle w:val="Heading"/>
-        <w:spacing w:before="2640" w:after="720"/>
+        <w:spacing w:before="2640"/>
         <w:rPr>
           <w:color w:val="000000"/>
         </w:rPr>
@@ -31,29 +23,10 @@
     <w:p>
       <w:pPr>
         <w:pStyle w:val="Subtitle"/>
-        <w:spacing w:before="0" w:after="720"/>
-        <w:rPr>
-          <w:b/>
-          <w:i w:val="false"/>
+        <w:spacing w:after="720"/>
+        <w:rPr>
           <w:color w:val="000000"/>
-          <w:sz w:val="28"/>
-        </w:rPr>
-        <w:sectPr>
-          <w:headerReference w:type="even" r:id="rId2"/>
-          <w:headerReference w:type="default" r:id="rId3"/>
-          <w:headerReference w:type="first" r:id="rId4"/>
-          <w:footerReference w:type="even" r:id="rId5"/>
-          <w:footerReference w:type="default" r:id="rId6"/>
-          <w:footerReference w:type="first" r:id="rId7"/>
-          <w:type w:val="nextPage"/>
-          <w:pgSz w:w="12240" w:h="15840"/>
-          <w:pgMar w:left="1800" w:right="1800" w:gutter="0" w:header="720" w:top="1440" w:footer="1080" w:bottom="1800"/>
-          <w:pgNumType w:start="1" w:fmt="lowerRoman"/>
-          <w:formProt w:val="false"/>
-          <w:vAlign w:val="center"/>
-          <w:textDirection w:val="lrTb"/>
-          <w:docGrid w:type="default" w:linePitch="360" w:charSpace="0"/>
-        </w:sectPr>
+        </w:rPr>
       </w:pPr>
       <w:r>
         <w:rPr>
@@ -61,6 +34,77 @@
         </w:rPr>
         <w:br/>
         <w:t>Software Requirements Specification</w:t>
+      </w:r>
+    </w:p>
+    <w:p>
+      <w:pPr>
+        <w:pStyle w:val="Subtitle"/>
+        <w:spacing w:after="720"/>
+        <w:rPr>
+          <w:color w:val="000000"/>
+        </w:rPr>
+      </w:pPr>
+    </w:p>
+    <w:p>
+      <w:pPr>
+        <w:pStyle w:val="Subtitle"/>
+        <w:spacing w:after="720"/>
+        <w:rPr>
+          <w:i w:val="0"/>
+          <w:iCs/>
+          <w:color w:val="000000"/>
+          <w:sz w:val="24"/>
+          <w:szCs w:val="24"/>
+        </w:rPr>
+      </w:pPr>
+    </w:p>
+    <w:p>
+      <w:pPr>
+        <w:pStyle w:val="Subtitle"/>
+        <w:spacing w:after="720"/>
+        <w:rPr>
+          <w:b/>
+          <w:i w:val="0"/>
+          <w:iCs/>
+          <w:color w:val="000000"/>
+          <w:sz w:val="24"/>
+          <w:szCs w:val="24"/>
+        </w:rPr>
+        <w:sectPr>
+          <w:headerReference w:type="even" r:id="rId7"/>
+          <w:headerReference w:type="default" r:id="rId8"/>
+          <w:footerReference w:type="even" r:id="rId9"/>
+          <w:footerReference w:type="default" r:id="rId10"/>
+          <w:headerReference w:type="first" r:id="rId11"/>
+          <w:footerReference w:type="first" r:id="rId12"/>
+          <w:pgSz w:w="12240" w:h="15840"/>
+          <w:pgMar w:top="1440" w:right="1800" w:bottom="1800" w:left="1800" w:header="720" w:footer="1080" w:gutter="0"/>
+          <w:pgNumType w:fmt="lowerRoman" w:start="1"/>
+          <w:cols w:space="720"/>
+          <w:formProt w:val="0"/>
+          <w:vAlign w:val="center"/>
+          <w:docGrid w:linePitch="360"/>
+        </w:sectPr>
+      </w:pPr>
+      <w:r>
+        <w:rPr>
+          <w:i w:val="0"/>
+          <w:iCs/>
+          <w:color w:val="000000"/>
+          <w:sz w:val="24"/>
+          <w:szCs w:val="24"/>
+        </w:rPr>
+        <w:t>Blake Fitzpatrick</w:t>
+      </w:r>
+      <w:r>
+        <w:rPr>
+          <w:i w:val="0"/>
+          <w:iCs/>
+          <w:color w:val="000000"/>
+          <w:sz w:val="24"/>
+          <w:szCs w:val="24"/>
+        </w:rPr>
+        <w:t>, Manny Gonzales, Nick Vu, Paul Cooper</w:t>
       </w:r>
     </w:p>
     <w:p>
@@ -78,6 +122,7 @@
         <w:rPr>
           <w:color w:val="000000"/>
         </w:rPr>
+        <w:lastRenderedPageBreak/>
         <w:t>Revision History</w:t>
       </w:r>
     </w:p>
@@ -88,25 +133,16 @@
           <w:color w:val="000000"/>
         </w:rPr>
       </w:pPr>
-      <w:r>
-        <w:rPr>
-          <w:color w:val="000000"/>
-        </w:rPr>
-      </w:r>
     </w:p>
     <w:tbl>
       <w:tblPr>
         <w:tblW w:w="8763" w:type="dxa"/>
-        <w:jc w:val="start"/>
         <w:tblInd w:w="-115" w:type="dxa"/>
         <w:tblLayout w:type="fixed"/>
         <w:tblCellMar>
-          <w:top w:w="0" w:type="dxa"/>
-          <w:start w:w="99" w:type="dxa"/>
-          <w:bottom w:w="0" w:type="dxa"/>
-          <w:end w:w="108" w:type="dxa"/>
+          <w:left w:w="99" w:type="dxa"/>
         </w:tblCellMar>
-        <w:tblLook w:firstRow="1" w:noVBand="1" w:lastRow="0" w:firstColumn="1" w:lastColumn="0" w:noHBand="0" w:val="04a0"/>
+        <w:tblLook w:val="04A0" w:firstRow="1" w:lastRow="0" w:firstColumn="1" w:lastColumn="0" w:noHBand="0" w:noVBand="1"/>
       </w:tblPr>
       <w:tblGrid>
         <w:gridCol w:w="1275"/>
@@ -115,21 +151,19 @@
         <w:gridCol w:w="2593"/>
       </w:tblGrid>
       <w:tr>
-        <w:trPr/>
         <w:tc>
           <w:tcPr>
             <w:tcW w:w="1275" w:type="dxa"/>
             <w:tcBorders>
               <w:top w:val="single" w:sz="6" w:space="0" w:color="000000"/>
-              <w:start w:val="single" w:sz="6" w:space="0" w:color="000000"/>
+              <w:left w:val="single" w:sz="6" w:space="0" w:color="000000"/>
               <w:bottom w:val="single" w:sz="6" w:space="0" w:color="000000"/>
             </w:tcBorders>
-            <w:shd w:color="auto" w:fill="E5E5E5" w:val="clear"/>
+            <w:shd w:val="clear" w:color="auto" w:fill="E5E5E5"/>
           </w:tcPr>
           <w:p>
             <w:pPr>
               <w:pStyle w:val="TableText"/>
-              <w:spacing w:before="40" w:after="40"/>
               <w:rPr>
                 <w:b/>
                 <w:color w:val="000000"/>
@@ -150,15 +184,14 @@
             <w:tcW w:w="1083" w:type="dxa"/>
             <w:tcBorders>
               <w:top w:val="single" w:sz="6" w:space="0" w:color="000000"/>
-              <w:start w:val="single" w:sz="6" w:space="0" w:color="000000"/>
+              <w:left w:val="single" w:sz="6" w:space="0" w:color="000000"/>
               <w:bottom w:val="single" w:sz="6" w:space="0" w:color="000000"/>
             </w:tcBorders>
-            <w:shd w:color="auto" w:fill="E5E5E5" w:val="clear"/>
+            <w:shd w:val="clear" w:color="auto" w:fill="E5E5E5"/>
           </w:tcPr>
           <w:p>
             <w:pPr>
               <w:pStyle w:val="TableText"/>
-              <w:spacing w:before="40" w:after="40"/>
               <w:rPr>
                 <w:b/>
                 <w:color w:val="000000"/>
@@ -179,15 +212,14 @@
             <w:tcW w:w="3812" w:type="dxa"/>
             <w:tcBorders>
               <w:top w:val="single" w:sz="6" w:space="0" w:color="000000"/>
-              <w:start w:val="single" w:sz="6" w:space="0" w:color="000000"/>
+              <w:left w:val="single" w:sz="6" w:space="0" w:color="000000"/>
               <w:bottom w:val="single" w:sz="6" w:space="0" w:color="000000"/>
             </w:tcBorders>
-            <w:shd w:color="auto" w:fill="E5E5E5" w:val="clear"/>
+            <w:shd w:val="clear" w:color="auto" w:fill="E5E5E5"/>
           </w:tcPr>
           <w:p>
             <w:pPr>
               <w:pStyle w:val="TableText"/>
-              <w:spacing w:before="40" w:after="40"/>
               <w:rPr>
                 <w:b/>
                 <w:color w:val="000000"/>
@@ -208,16 +240,15 @@
             <w:tcW w:w="2593" w:type="dxa"/>
             <w:tcBorders>
               <w:top w:val="single" w:sz="6" w:space="0" w:color="000000"/>
-              <w:start w:val="single" w:sz="6" w:space="0" w:color="000000"/>
+              <w:left w:val="single" w:sz="6" w:space="0" w:color="000000"/>
               <w:bottom w:val="single" w:sz="6" w:space="0" w:color="000000"/>
-              <w:end w:val="single" w:sz="6" w:space="0" w:color="000000"/>
+              <w:right w:val="single" w:sz="6" w:space="0" w:color="000000"/>
             </w:tcBorders>
-            <w:shd w:color="auto" w:fill="E5E5E5" w:val="clear"/>
+            <w:shd w:val="clear" w:color="auto" w:fill="E5E5E5"/>
           </w:tcPr>
           <w:p>
             <w:pPr>
               <w:pStyle w:val="TableText"/>
-              <w:spacing w:before="40" w:after="40"/>
               <w:rPr>
                 <w:b/>
                 <w:color w:val="000000"/>
@@ -235,21 +266,19 @@
         </w:tc>
       </w:tr>
       <w:tr>
-        <w:trPr/>
         <w:tc>
           <w:tcPr>
             <w:tcW w:w="1275" w:type="dxa"/>
             <w:tcBorders>
               <w:top w:val="single" w:sz="6" w:space="0" w:color="000000"/>
-              <w:start w:val="single" w:sz="6" w:space="0" w:color="000000"/>
+              <w:left w:val="single" w:sz="6" w:space="0" w:color="000000"/>
               <w:bottom w:val="single" w:sz="6" w:space="0" w:color="000000"/>
             </w:tcBorders>
-            <w:shd w:color="auto" w:fill="E5E5E5" w:val="clear"/>
+            <w:shd w:val="clear" w:color="auto" w:fill="E5E5E5"/>
           </w:tcPr>
           <w:p>
             <w:pPr>
               <w:pStyle w:val="TableText"/>
-              <w:spacing w:before="40" w:after="40"/>
               <w:rPr>
                 <w:color w:val="000000"/>
               </w:rPr>
@@ -267,15 +296,14 @@
             <w:tcW w:w="1083" w:type="dxa"/>
             <w:tcBorders>
               <w:top w:val="single" w:sz="6" w:space="0" w:color="000000"/>
-              <w:start w:val="single" w:sz="6" w:space="0" w:color="000000"/>
+              <w:left w:val="single" w:sz="6" w:space="0" w:color="000000"/>
               <w:bottom w:val="single" w:sz="6" w:space="0" w:color="000000"/>
             </w:tcBorders>
-            <w:shd w:color="auto" w:fill="E5E5E5" w:val="clear"/>
+            <w:shd w:val="clear" w:color="auto" w:fill="E5E5E5"/>
           </w:tcPr>
           <w:p>
             <w:pPr>
               <w:pStyle w:val="TableText"/>
-              <w:spacing w:before="40" w:after="40"/>
               <w:rPr>
                 <w:color w:val="000000"/>
               </w:rPr>
@@ -293,15 +321,14 @@
             <w:tcW w:w="3812" w:type="dxa"/>
             <w:tcBorders>
               <w:top w:val="single" w:sz="6" w:space="0" w:color="000000"/>
-              <w:start w:val="single" w:sz="6" w:space="0" w:color="000000"/>
+              <w:left w:val="single" w:sz="6" w:space="0" w:color="000000"/>
               <w:bottom w:val="single" w:sz="6" w:space="0" w:color="000000"/>
             </w:tcBorders>
-            <w:shd w:color="auto" w:fill="E5E5E5" w:val="clear"/>
+            <w:shd w:val="clear" w:color="auto" w:fill="E5E5E5"/>
           </w:tcPr>
           <w:p>
             <w:pPr>
               <w:pStyle w:val="TableText"/>
-              <w:spacing w:before="40" w:after="40"/>
               <w:rPr>
                 <w:color w:val="000000"/>
               </w:rPr>
@@ -319,16 +346,15 @@
             <w:tcW w:w="2593" w:type="dxa"/>
             <w:tcBorders>
               <w:top w:val="single" w:sz="6" w:space="0" w:color="000000"/>
-              <w:start w:val="single" w:sz="6" w:space="0" w:color="000000"/>
+              <w:left w:val="single" w:sz="6" w:space="0" w:color="000000"/>
               <w:bottom w:val="single" w:sz="6" w:space="0" w:color="000000"/>
-              <w:end w:val="single" w:sz="6" w:space="0" w:color="000000"/>
+              <w:right w:val="single" w:sz="6" w:space="0" w:color="000000"/>
             </w:tcBorders>
-            <w:shd w:color="auto" w:fill="E5E5E5" w:val="clear"/>
+            <w:shd w:val="clear" w:color="auto" w:fill="E5E5E5"/>
           </w:tcPr>
           <w:p>
             <w:pPr>
               <w:pStyle w:val="TableText"/>
-              <w:spacing w:before="40" w:after="40"/>
               <w:rPr>
                 <w:color w:val="000000"/>
               </w:rPr>
@@ -343,22 +369,20 @@
         </w:tc>
       </w:tr>
       <w:tr>
-        <w:trPr/>
         <w:tc>
           <w:tcPr>
             <w:tcW w:w="1275" w:type="dxa"/>
             <w:tcBorders>
               <w:top w:val="single" w:sz="6" w:space="0" w:color="000000"/>
-              <w:start w:val="single" w:sz="6" w:space="0" w:color="000000"/>
+              <w:left w:val="single" w:sz="6" w:space="0" w:color="000000"/>
               <w:bottom w:val="single" w:sz="6" w:space="0" w:color="000000"/>
             </w:tcBorders>
-            <w:shd w:color="auto" w:fill="E5E5E5" w:val="clear"/>
+            <w:shd w:val="clear" w:color="auto" w:fill="E5E5E5"/>
           </w:tcPr>
           <w:p>
             <w:pPr>
               <w:pStyle w:val="TableText"/>
-              <w:snapToGrid w:val="false"/>
-              <w:spacing w:before="40" w:after="40"/>
+              <w:snapToGrid w:val="0"/>
               <w:rPr>
                 <w:color w:val="000000"/>
                 <w:u w:val="single"/>
@@ -366,7 +390,7 @@
             </w:pPr>
             <w:r>
               <w:rPr>
-                <w:color w:themeColor="text1" w:val="000000"/>
+                <w:color w:val="000000" w:themeColor="text1"/>
                 <w:u w:val="single"/>
               </w:rPr>
               <w:t>02/23/2026</w:t>
@@ -378,23 +402,22 @@
             <w:tcW w:w="1083" w:type="dxa"/>
             <w:tcBorders>
               <w:top w:val="single" w:sz="6" w:space="0" w:color="000000"/>
-              <w:start w:val="single" w:sz="6" w:space="0" w:color="000000"/>
+              <w:left w:val="single" w:sz="6" w:space="0" w:color="000000"/>
               <w:bottom w:val="single" w:sz="6" w:space="0" w:color="000000"/>
             </w:tcBorders>
-            <w:shd w:color="auto" w:fill="E5E5E5" w:val="clear"/>
+            <w:shd w:val="clear" w:color="auto" w:fill="E5E5E5"/>
           </w:tcPr>
           <w:p>
             <w:pPr>
               <w:pStyle w:val="TableText"/>
-              <w:snapToGrid w:val="false"/>
-              <w:spacing w:before="40" w:after="40"/>
+              <w:snapToGrid w:val="0"/>
               <w:rPr>
                 <w:color w:val="000000"/>
               </w:rPr>
             </w:pPr>
             <w:r>
               <w:rPr>
-                <w:color w:themeColor="text1" w:val="000000"/>
+                <w:color w:val="000000" w:themeColor="text1"/>
               </w:rPr>
               <w:t>1.1</w:t>
             </w:r>
@@ -405,23 +428,22 @@
             <w:tcW w:w="3812" w:type="dxa"/>
             <w:tcBorders>
               <w:top w:val="single" w:sz="6" w:space="0" w:color="000000"/>
-              <w:start w:val="single" w:sz="6" w:space="0" w:color="000000"/>
+              <w:left w:val="single" w:sz="6" w:space="0" w:color="000000"/>
               <w:bottom w:val="single" w:sz="6" w:space="0" w:color="000000"/>
             </w:tcBorders>
-            <w:shd w:color="auto" w:fill="E5E5E5" w:val="clear"/>
+            <w:shd w:val="clear" w:color="auto" w:fill="E5E5E5"/>
           </w:tcPr>
           <w:p>
             <w:pPr>
               <w:pStyle w:val="TableText"/>
-              <w:snapToGrid w:val="false"/>
-              <w:spacing w:before="40" w:after="40"/>
+              <w:snapToGrid w:val="0"/>
               <w:rPr>
                 <w:color w:val="000000"/>
               </w:rPr>
             </w:pPr>
             <w:r>
               <w:rPr>
-                <w:color w:themeColor="text1" w:val="000000"/>
+                <w:color w:val="000000" w:themeColor="text1"/>
               </w:rPr>
               <w:t>Definitions (1.2) &amp; Overview (1.4) Updated</w:t>
             </w:r>
@@ -432,24 +454,23 @@
             <w:tcW w:w="2593" w:type="dxa"/>
             <w:tcBorders>
               <w:top w:val="single" w:sz="6" w:space="0" w:color="000000"/>
-              <w:start w:val="single" w:sz="6" w:space="0" w:color="000000"/>
+              <w:left w:val="single" w:sz="6" w:space="0" w:color="000000"/>
               <w:bottom w:val="single" w:sz="6" w:space="0" w:color="000000"/>
-              <w:end w:val="single" w:sz="6" w:space="0" w:color="000000"/>
+              <w:right w:val="single" w:sz="6" w:space="0" w:color="000000"/>
             </w:tcBorders>
-            <w:shd w:color="auto" w:fill="E5E5E5" w:val="clear"/>
+            <w:shd w:val="clear" w:color="auto" w:fill="E5E5E5"/>
           </w:tcPr>
           <w:p>
             <w:pPr>
               <w:pStyle w:val="TableText"/>
-              <w:snapToGrid w:val="false"/>
-              <w:spacing w:before="40" w:after="40"/>
+              <w:snapToGrid w:val="0"/>
               <w:rPr>
                 <w:color w:val="000000"/>
               </w:rPr>
             </w:pPr>
             <w:r>
               <w:rPr>
-                <w:color w:themeColor="text1" w:val="000000"/>
+                <w:color w:val="000000" w:themeColor="text1"/>
               </w:rPr>
               <w:t>Nick Vu</w:t>
             </w:r>
@@ -457,22 +478,20 @@
         </w:tc>
       </w:tr>
       <w:tr>
-        <w:trPr/>
         <w:tc>
           <w:tcPr>
             <w:tcW w:w="1275" w:type="dxa"/>
             <w:tcBorders>
               <w:top w:val="single" w:sz="6" w:space="0" w:color="000000"/>
-              <w:start w:val="single" w:sz="6" w:space="0" w:color="000000"/>
+              <w:left w:val="single" w:sz="6" w:space="0" w:color="000000"/>
               <w:bottom w:val="single" w:sz="6" w:space="0" w:color="000000"/>
             </w:tcBorders>
-            <w:shd w:color="auto" w:fill="E5E5E5" w:val="clear"/>
+            <w:shd w:val="clear" w:color="auto" w:fill="E5E5E5"/>
           </w:tcPr>
           <w:p>
             <w:pPr>
               <w:pStyle w:val="TableText"/>
-              <w:snapToGrid w:val="false"/>
-              <w:spacing w:before="40" w:after="40"/>
+              <w:snapToGrid w:val="0"/>
               <w:rPr>
                 <w:color w:val="000000"/>
                 <w:u w:val="single"/>
@@ -480,7 +499,7 @@
             </w:pPr>
             <w:r>
               <w:rPr>
-                <w:color w:themeColor="text1" w:val="000000"/>
+                <w:color w:val="000000" w:themeColor="text1"/>
                 <w:u w:val="single"/>
               </w:rPr>
               <w:t>02/24/2026</w:t>
@@ -492,23 +511,22 @@
             <w:tcW w:w="1083" w:type="dxa"/>
             <w:tcBorders>
               <w:top w:val="single" w:sz="6" w:space="0" w:color="000000"/>
-              <w:start w:val="single" w:sz="6" w:space="0" w:color="000000"/>
+              <w:left w:val="single" w:sz="6" w:space="0" w:color="000000"/>
               <w:bottom w:val="single" w:sz="6" w:space="0" w:color="000000"/>
             </w:tcBorders>
-            <w:shd w:color="auto" w:fill="E5E5E5" w:val="clear"/>
+            <w:shd w:val="clear" w:color="auto" w:fill="E5E5E5"/>
           </w:tcPr>
           <w:p>
             <w:pPr>
               <w:pStyle w:val="TableText"/>
-              <w:snapToGrid w:val="false"/>
-              <w:spacing w:before="40" w:after="40"/>
+              <w:snapToGrid w:val="0"/>
               <w:rPr>
                 <w:color w:val="000000"/>
               </w:rPr>
             </w:pPr>
             <w:r>
               <w:rPr>
-                <w:color w:themeColor="text1" w:val="000000"/>
+                <w:color w:val="000000" w:themeColor="text1"/>
               </w:rPr>
               <w:t>1.2</w:t>
             </w:r>
@@ -519,23 +537,22 @@
             <w:tcW w:w="3812" w:type="dxa"/>
             <w:tcBorders>
               <w:top w:val="single" w:sz="6" w:space="0" w:color="000000"/>
-              <w:start w:val="single" w:sz="6" w:space="0" w:color="000000"/>
+              <w:left w:val="single" w:sz="6" w:space="0" w:color="000000"/>
               <w:bottom w:val="single" w:sz="6" w:space="0" w:color="000000"/>
             </w:tcBorders>
-            <w:shd w:color="auto" w:fill="E5E5E5" w:val="clear"/>
+            <w:shd w:val="clear" w:color="auto" w:fill="E5E5E5"/>
           </w:tcPr>
           <w:p>
             <w:pPr>
               <w:pStyle w:val="TableText"/>
-              <w:snapToGrid w:val="false"/>
-              <w:spacing w:before="40" w:after="40"/>
+              <w:snapToGrid w:val="0"/>
               <w:rPr>
                 <w:color w:val="000000"/>
               </w:rPr>
             </w:pPr>
             <w:r>
               <w:rPr>
-                <w:color w:themeColor="text1" w:val="000000"/>
+                <w:color w:val="000000" w:themeColor="text1"/>
               </w:rPr>
               <w:t>Refined definitions</w:t>
             </w:r>
@@ -546,24 +563,23 @@
             <w:tcW w:w="2593" w:type="dxa"/>
             <w:tcBorders>
               <w:top w:val="single" w:sz="6" w:space="0" w:color="000000"/>
-              <w:start w:val="single" w:sz="6" w:space="0" w:color="000000"/>
+              <w:left w:val="single" w:sz="6" w:space="0" w:color="000000"/>
               <w:bottom w:val="single" w:sz="6" w:space="0" w:color="000000"/>
-              <w:end w:val="single" w:sz="6" w:space="0" w:color="000000"/>
+              <w:right w:val="single" w:sz="6" w:space="0" w:color="000000"/>
             </w:tcBorders>
-            <w:shd w:color="auto" w:fill="E5E5E5" w:val="clear"/>
+            <w:shd w:val="clear" w:color="auto" w:fill="E5E5E5"/>
           </w:tcPr>
           <w:p>
             <w:pPr>
               <w:pStyle w:val="TableText"/>
-              <w:snapToGrid w:val="false"/>
-              <w:spacing w:before="40" w:after="40"/>
+              <w:snapToGrid w:val="0"/>
               <w:rPr>
                 <w:color w:val="000000"/>
               </w:rPr>
             </w:pPr>
             <w:r>
               <w:rPr>
-                <w:color w:themeColor="text1" w:val="000000"/>
+                <w:color w:val="000000" w:themeColor="text1"/>
               </w:rPr>
               <w:t>Nick Vu</w:t>
             </w:r>
@@ -571,22 +587,20 @@
         </w:tc>
       </w:tr>
       <w:tr>
-        <w:trPr/>
         <w:tc>
           <w:tcPr>
             <w:tcW w:w="1275" w:type="dxa"/>
             <w:tcBorders>
               <w:top w:val="single" w:sz="6" w:space="0" w:color="000000"/>
-              <w:start w:val="single" w:sz="6" w:space="0" w:color="000000"/>
+              <w:left w:val="single" w:sz="6" w:space="0" w:color="000000"/>
               <w:bottom w:val="single" w:sz="6" w:space="0" w:color="000000"/>
             </w:tcBorders>
-            <w:shd w:color="auto" w:fill="E5E5E5" w:val="clear"/>
+            <w:shd w:val="clear" w:color="auto" w:fill="E5E5E5"/>
           </w:tcPr>
           <w:p>
             <w:pPr>
               <w:pStyle w:val="TableText"/>
-              <w:snapToGrid w:val="false"/>
-              <w:spacing w:before="40" w:after="40"/>
+              <w:snapToGrid w:val="0"/>
               <w:rPr>
                 <w:color w:val="000000"/>
                 <w:u w:val="single"/>
@@ -606,16 +620,15 @@
             <w:tcW w:w="1083" w:type="dxa"/>
             <w:tcBorders>
               <w:top w:val="single" w:sz="6" w:space="0" w:color="000000"/>
-              <w:start w:val="single" w:sz="6" w:space="0" w:color="000000"/>
+              <w:left w:val="single" w:sz="6" w:space="0" w:color="000000"/>
               <w:bottom w:val="single" w:sz="6" w:space="0" w:color="000000"/>
             </w:tcBorders>
-            <w:shd w:color="auto" w:fill="E5E5E5" w:val="clear"/>
+            <w:shd w:val="clear" w:color="auto" w:fill="E5E5E5"/>
           </w:tcPr>
           <w:p>
             <w:pPr>
               <w:pStyle w:val="TableText"/>
-              <w:snapToGrid w:val="false"/>
-              <w:spacing w:before="40" w:after="40"/>
+              <w:snapToGrid w:val="0"/>
               <w:rPr>
                 <w:color w:val="000000"/>
               </w:rPr>
@@ -633,16 +646,15 @@
             <w:tcW w:w="3812" w:type="dxa"/>
             <w:tcBorders>
               <w:top w:val="single" w:sz="6" w:space="0" w:color="000000"/>
-              <w:start w:val="single" w:sz="6" w:space="0" w:color="000000"/>
+              <w:left w:val="single" w:sz="6" w:space="0" w:color="000000"/>
               <w:bottom w:val="single" w:sz="6" w:space="0" w:color="000000"/>
             </w:tcBorders>
-            <w:shd w:color="auto" w:fill="E5E5E5" w:val="clear"/>
+            <w:shd w:val="clear" w:color="auto" w:fill="E5E5E5"/>
           </w:tcPr>
           <w:p>
             <w:pPr>
               <w:pStyle w:val="TableText"/>
-              <w:snapToGrid w:val="false"/>
-              <w:spacing w:before="40" w:after="40"/>
+              <w:snapToGrid w:val="0"/>
               <w:rPr>
                 <w:color w:val="000000"/>
               </w:rPr>
@@ -660,17 +672,16 @@
             <w:tcW w:w="2593" w:type="dxa"/>
             <w:tcBorders>
               <w:top w:val="single" w:sz="6" w:space="0" w:color="000000"/>
-              <w:start w:val="single" w:sz="6" w:space="0" w:color="000000"/>
+              <w:left w:val="single" w:sz="6" w:space="0" w:color="000000"/>
               <w:bottom w:val="single" w:sz="6" w:space="0" w:color="000000"/>
-              <w:end w:val="single" w:sz="6" w:space="0" w:color="000000"/>
+              <w:right w:val="single" w:sz="6" w:space="0" w:color="000000"/>
             </w:tcBorders>
-            <w:shd w:color="auto" w:fill="E5E5E5" w:val="clear"/>
+            <w:shd w:val="clear" w:color="auto" w:fill="E5E5E5"/>
           </w:tcPr>
           <w:p>
             <w:pPr>
               <w:pStyle w:val="TableText"/>
-              <w:snapToGrid w:val="false"/>
-              <w:spacing w:before="40" w:after="40"/>
+              <w:snapToGrid w:val="0"/>
               <w:rPr>
                 <w:color w:val="000000"/>
               </w:rPr>
@@ -685,22 +696,20 @@
         </w:tc>
       </w:tr>
       <w:tr>
-        <w:trPr/>
         <w:tc>
           <w:tcPr>
             <w:tcW w:w="1275" w:type="dxa"/>
             <w:tcBorders>
               <w:top w:val="single" w:sz="6" w:space="0" w:color="000000"/>
-              <w:start w:val="single" w:sz="6" w:space="0" w:color="000000"/>
+              <w:left w:val="single" w:sz="6" w:space="0" w:color="000000"/>
               <w:bottom w:val="single" w:sz="6" w:space="0" w:color="000000"/>
             </w:tcBorders>
-            <w:shd w:color="auto" w:fill="E5E5E5" w:val="clear"/>
+            <w:shd w:val="clear" w:color="auto" w:fill="E5E5E5"/>
           </w:tcPr>
           <w:p>
             <w:pPr>
               <w:pStyle w:val="TableText"/>
-              <w:snapToGrid w:val="false"/>
-              <w:spacing w:before="40" w:after="40"/>
+              <w:snapToGrid w:val="0"/>
               <w:rPr>
                 <w:color w:val="000000"/>
                 <w:u w:val="single"/>
@@ -720,16 +729,15 @@
             <w:tcW w:w="1083" w:type="dxa"/>
             <w:tcBorders>
               <w:top w:val="single" w:sz="6" w:space="0" w:color="000000"/>
-              <w:start w:val="single" w:sz="6" w:space="0" w:color="000000"/>
+              <w:left w:val="single" w:sz="6" w:space="0" w:color="000000"/>
               <w:bottom w:val="single" w:sz="6" w:space="0" w:color="000000"/>
             </w:tcBorders>
-            <w:shd w:color="auto" w:fill="E5E5E5" w:val="clear"/>
+            <w:shd w:val="clear" w:color="auto" w:fill="E5E5E5"/>
           </w:tcPr>
           <w:p>
             <w:pPr>
               <w:pStyle w:val="TableText"/>
-              <w:snapToGrid w:val="false"/>
-              <w:spacing w:before="40" w:after="40"/>
+              <w:snapToGrid w:val="0"/>
               <w:rPr>
                 <w:color w:val="000000"/>
               </w:rPr>
@@ -747,16 +755,15 @@
             <w:tcW w:w="3812" w:type="dxa"/>
             <w:tcBorders>
               <w:top w:val="single" w:sz="6" w:space="0" w:color="000000"/>
-              <w:start w:val="single" w:sz="6" w:space="0" w:color="000000"/>
+              <w:left w:val="single" w:sz="6" w:space="0" w:color="000000"/>
               <w:bottom w:val="single" w:sz="6" w:space="0" w:color="000000"/>
             </w:tcBorders>
-            <w:shd w:color="auto" w:fill="E5E5E5" w:val="clear"/>
+            <w:shd w:val="clear" w:color="auto" w:fill="E5E5E5"/>
           </w:tcPr>
           <w:p>
             <w:pPr>
               <w:pStyle w:val="TableText"/>
-              <w:snapToGrid w:val="false"/>
-              <w:spacing w:before="40" w:after="40"/>
+              <w:snapToGrid w:val="0"/>
               <w:rPr>
                 <w:color w:val="000000"/>
               </w:rPr>
@@ -774,17 +781,16 @@
             <w:tcW w:w="2593" w:type="dxa"/>
             <w:tcBorders>
               <w:top w:val="single" w:sz="6" w:space="0" w:color="000000"/>
-              <w:start w:val="single" w:sz="6" w:space="0" w:color="000000"/>
+              <w:left w:val="single" w:sz="6" w:space="0" w:color="000000"/>
               <w:bottom w:val="single" w:sz="6" w:space="0" w:color="000000"/>
-              <w:end w:val="single" w:sz="6" w:space="0" w:color="000000"/>
+              <w:right w:val="single" w:sz="6" w:space="0" w:color="000000"/>
             </w:tcBorders>
-            <w:shd w:color="auto" w:fill="E5E5E5" w:val="clear"/>
+            <w:shd w:val="clear" w:color="auto" w:fill="E5E5E5"/>
           </w:tcPr>
           <w:p>
             <w:pPr>
               <w:pStyle w:val="TableText"/>
-              <w:snapToGrid w:val="false"/>
-              <w:spacing w:before="40" w:after="40"/>
+              <w:snapToGrid w:val="0"/>
               <w:rPr>
                 <w:color w:val="000000"/>
               </w:rPr>
@@ -799,22 +805,20 @@
         </w:tc>
       </w:tr>
       <w:tr>
-        <w:trPr/>
         <w:tc>
           <w:tcPr>
             <w:tcW w:w="1275" w:type="dxa"/>
             <w:tcBorders>
               <w:top w:val="single" w:sz="6" w:space="0" w:color="000000"/>
-              <w:start w:val="single" w:sz="6" w:space="0" w:color="000000"/>
+              <w:left w:val="single" w:sz="6" w:space="0" w:color="000000"/>
               <w:bottom w:val="single" w:sz="6" w:space="0" w:color="000000"/>
             </w:tcBorders>
-            <w:shd w:color="auto" w:fill="E5E5E5" w:val="clear"/>
+            <w:shd w:val="clear" w:color="auto" w:fill="E5E5E5"/>
           </w:tcPr>
           <w:p>
             <w:pPr>
               <w:pStyle w:val="TableText"/>
-              <w:snapToGrid w:val="false"/>
-              <w:spacing w:before="40" w:after="40"/>
+              <w:snapToGrid w:val="0"/>
               <w:rPr>
                 <w:color w:val="000000"/>
                 <w:u w:val="single"/>
@@ -834,16 +838,15 @@
             <w:tcW w:w="1083" w:type="dxa"/>
             <w:tcBorders>
               <w:top w:val="single" w:sz="6" w:space="0" w:color="000000"/>
-              <w:start w:val="single" w:sz="6" w:space="0" w:color="000000"/>
+              <w:left w:val="single" w:sz="6" w:space="0" w:color="000000"/>
               <w:bottom w:val="single" w:sz="6" w:space="0" w:color="000000"/>
             </w:tcBorders>
-            <w:shd w:color="auto" w:fill="E5E5E5" w:val="clear"/>
+            <w:shd w:val="clear" w:color="auto" w:fill="E5E5E5"/>
           </w:tcPr>
           <w:p>
             <w:pPr>
               <w:pStyle w:val="TableText"/>
-              <w:snapToGrid w:val="false"/>
-              <w:spacing w:before="40" w:after="40"/>
+              <w:snapToGrid w:val="0"/>
               <w:rPr>
                 <w:color w:val="000000"/>
               </w:rPr>
@@ -861,16 +864,15 @@
             <w:tcW w:w="3812" w:type="dxa"/>
             <w:tcBorders>
               <w:top w:val="single" w:sz="6" w:space="0" w:color="000000"/>
-              <w:start w:val="single" w:sz="6" w:space="0" w:color="000000"/>
+              <w:left w:val="single" w:sz="6" w:space="0" w:color="000000"/>
               <w:bottom w:val="single" w:sz="6" w:space="0" w:color="000000"/>
             </w:tcBorders>
-            <w:shd w:color="auto" w:fill="E5E5E5" w:val="clear"/>
+            <w:shd w:val="clear" w:color="auto" w:fill="E5E5E5"/>
           </w:tcPr>
           <w:p>
             <w:pPr>
               <w:pStyle w:val="TableText"/>
-              <w:snapToGrid w:val="false"/>
-              <w:spacing w:before="40" w:after="40"/>
+              <w:snapToGrid w:val="0"/>
               <w:rPr>
                 <w:color w:val="000000"/>
               </w:rPr>
@@ -879,19 +881,7 @@
               <w:rPr>
                 <w:color w:val="000000"/>
               </w:rPr>
-              <w:t>Added 3.</w:t>
-            </w:r>
-            <w:r>
-              <w:rPr>
-                <w:color w:val="000000"/>
-              </w:rPr>
-              <w:t>1.</w:t>
-            </w:r>
-            <w:r>
-              <w:rPr>
-                <w:color w:val="000000"/>
-              </w:rPr>
-              <w:t>8</w:t>
+              <w:t>Added 3.1.8</w:t>
             </w:r>
           </w:p>
         </w:tc>
@@ -900,17 +890,16 @@
             <w:tcW w:w="2593" w:type="dxa"/>
             <w:tcBorders>
               <w:top w:val="single" w:sz="6" w:space="0" w:color="000000"/>
-              <w:start w:val="single" w:sz="6" w:space="0" w:color="000000"/>
+              <w:left w:val="single" w:sz="6" w:space="0" w:color="000000"/>
               <w:bottom w:val="single" w:sz="6" w:space="0" w:color="000000"/>
-              <w:end w:val="single" w:sz="6" w:space="0" w:color="000000"/>
+              <w:right w:val="single" w:sz="6" w:space="0" w:color="000000"/>
             </w:tcBorders>
-            <w:shd w:color="auto" w:fill="E5E5E5" w:val="clear"/>
+            <w:shd w:val="clear" w:color="auto" w:fill="E5E5E5"/>
           </w:tcPr>
           <w:p>
             <w:pPr>
               <w:pStyle w:val="TableText"/>
-              <w:snapToGrid w:val="false"/>
-              <w:spacing w:before="40" w:after="40"/>
+              <w:snapToGrid w:val="0"/>
               <w:rPr>
                 <w:color w:val="000000"/>
               </w:rPr>
@@ -925,22 +914,20 @@
         </w:tc>
       </w:tr>
       <w:tr>
-        <w:trPr/>
         <w:tc>
           <w:tcPr>
             <w:tcW w:w="1275" w:type="dxa"/>
             <w:tcBorders>
               <w:top w:val="single" w:sz="6" w:space="0" w:color="000000"/>
-              <w:start w:val="single" w:sz="6" w:space="0" w:color="000000"/>
+              <w:left w:val="single" w:sz="6" w:space="0" w:color="000000"/>
               <w:bottom w:val="single" w:sz="6" w:space="0" w:color="000000"/>
             </w:tcBorders>
-            <w:shd w:color="auto" w:fill="E5E5E5" w:val="clear"/>
+            <w:shd w:val="clear" w:color="auto" w:fill="E5E5E5"/>
           </w:tcPr>
           <w:p>
             <w:pPr>
               <w:pStyle w:val="TableText"/>
-              <w:snapToGrid w:val="false"/>
-              <w:spacing w:before="40" w:after="40"/>
+              <w:snapToGrid w:val="0"/>
               <w:rPr>
                 <w:color w:val="000000"/>
                 <w:u w:val="single"/>
@@ -960,16 +947,15 @@
             <w:tcW w:w="1083" w:type="dxa"/>
             <w:tcBorders>
               <w:top w:val="single" w:sz="6" w:space="0" w:color="000000"/>
-              <w:start w:val="single" w:sz="6" w:space="0" w:color="000000"/>
+              <w:left w:val="single" w:sz="6" w:space="0" w:color="000000"/>
               <w:bottom w:val="single" w:sz="6" w:space="0" w:color="000000"/>
             </w:tcBorders>
-            <w:shd w:color="auto" w:fill="E5E5E5" w:val="clear"/>
+            <w:shd w:val="clear" w:color="auto" w:fill="E5E5E5"/>
           </w:tcPr>
           <w:p>
             <w:pPr>
               <w:pStyle w:val="TableText"/>
-              <w:snapToGrid w:val="false"/>
-              <w:spacing w:before="40" w:after="40"/>
+              <w:snapToGrid w:val="0"/>
               <w:rPr>
                 <w:color w:val="000000"/>
               </w:rPr>
@@ -987,16 +973,15 @@
             <w:tcW w:w="3812" w:type="dxa"/>
             <w:tcBorders>
               <w:top w:val="single" w:sz="6" w:space="0" w:color="000000"/>
-              <w:start w:val="single" w:sz="6" w:space="0" w:color="000000"/>
+              <w:left w:val="single" w:sz="6" w:space="0" w:color="000000"/>
               <w:bottom w:val="single" w:sz="6" w:space="0" w:color="000000"/>
             </w:tcBorders>
-            <w:shd w:color="auto" w:fill="E5E5E5" w:val="clear"/>
+            <w:shd w:val="clear" w:color="auto" w:fill="E5E5E5"/>
           </w:tcPr>
           <w:p>
             <w:pPr>
               <w:pStyle w:val="TableText"/>
-              <w:snapToGrid w:val="false"/>
-              <w:spacing w:before="40" w:after="40"/>
+              <w:snapToGrid w:val="0"/>
               <w:rPr>
                 <w:color w:val="000000"/>
               </w:rPr>
@@ -1014,17 +999,16 @@
             <w:tcW w:w="2593" w:type="dxa"/>
             <w:tcBorders>
               <w:top w:val="single" w:sz="6" w:space="0" w:color="000000"/>
-              <w:start w:val="single" w:sz="6" w:space="0" w:color="000000"/>
+              <w:left w:val="single" w:sz="6" w:space="0" w:color="000000"/>
               <w:bottom w:val="single" w:sz="6" w:space="0" w:color="000000"/>
-              <w:end w:val="single" w:sz="6" w:space="0" w:color="000000"/>
+              <w:right w:val="single" w:sz="6" w:space="0" w:color="000000"/>
             </w:tcBorders>
-            <w:shd w:color="auto" w:fill="E5E5E5" w:val="clear"/>
+            <w:shd w:val="clear" w:color="auto" w:fill="E5E5E5"/>
           </w:tcPr>
           <w:p>
             <w:pPr>
               <w:pStyle w:val="TableText"/>
-              <w:snapToGrid w:val="false"/>
-              <w:spacing w:before="40" w:after="40"/>
+              <w:snapToGrid w:val="0"/>
               <w:rPr>
                 <w:color w:val="000000"/>
               </w:rPr>
@@ -1039,22 +1023,20 @@
         </w:tc>
       </w:tr>
       <w:tr>
-        <w:trPr/>
         <w:tc>
           <w:tcPr>
             <w:tcW w:w="1275" w:type="dxa"/>
             <w:tcBorders>
               <w:top w:val="single" w:sz="6" w:space="0" w:color="000000"/>
-              <w:start w:val="single" w:sz="6" w:space="0" w:color="000000"/>
+              <w:left w:val="single" w:sz="6" w:space="0" w:color="000000"/>
               <w:bottom w:val="single" w:sz="6" w:space="0" w:color="000000"/>
             </w:tcBorders>
-            <w:shd w:color="auto" w:fill="E5E5E5" w:val="clear"/>
+            <w:shd w:val="clear" w:color="auto" w:fill="E5E5E5"/>
           </w:tcPr>
           <w:p>
             <w:pPr>
               <w:pStyle w:val="TableText"/>
-              <w:snapToGrid w:val="false"/>
-              <w:spacing w:before="40" w:after="40"/>
+              <w:snapToGrid w:val="0"/>
               <w:rPr>
                 <w:color w:val="000000"/>
                 <w:u w:val="single"/>
@@ -1065,6 +1047,7 @@
                 <w:color w:val="000000"/>
                 <w:u w:val="single"/>
               </w:rPr>
+              <w:t>3/04/2026</w:t>
             </w:r>
           </w:p>
         </w:tc>
@@ -1073,16 +1056,15 @@
             <w:tcW w:w="1083" w:type="dxa"/>
             <w:tcBorders>
               <w:top w:val="single" w:sz="6" w:space="0" w:color="000000"/>
-              <w:start w:val="single" w:sz="6" w:space="0" w:color="000000"/>
+              <w:left w:val="single" w:sz="6" w:space="0" w:color="000000"/>
               <w:bottom w:val="single" w:sz="6" w:space="0" w:color="000000"/>
             </w:tcBorders>
-            <w:shd w:color="auto" w:fill="E5E5E5" w:val="clear"/>
+            <w:shd w:val="clear" w:color="auto" w:fill="E5E5E5"/>
           </w:tcPr>
           <w:p>
             <w:pPr>
               <w:pStyle w:val="TableText"/>
-              <w:snapToGrid w:val="false"/>
-              <w:spacing w:before="40" w:after="40"/>
+              <w:snapToGrid w:val="0"/>
               <w:rPr>
                 <w:color w:val="000000"/>
               </w:rPr>
@@ -1091,6 +1073,7 @@
               <w:rPr>
                 <w:color w:val="000000"/>
               </w:rPr>
+              <w:t>1.6</w:t>
             </w:r>
           </w:p>
         </w:tc>
@@ -1099,16 +1082,15 @@
             <w:tcW w:w="3812" w:type="dxa"/>
             <w:tcBorders>
               <w:top w:val="single" w:sz="6" w:space="0" w:color="000000"/>
-              <w:start w:val="single" w:sz="6" w:space="0" w:color="000000"/>
+              <w:left w:val="single" w:sz="6" w:space="0" w:color="000000"/>
               <w:bottom w:val="single" w:sz="6" w:space="0" w:color="000000"/>
             </w:tcBorders>
-            <w:shd w:color="auto" w:fill="E5E5E5" w:val="clear"/>
+            <w:shd w:val="clear" w:color="auto" w:fill="E5E5E5"/>
           </w:tcPr>
           <w:p>
             <w:pPr>
               <w:pStyle w:val="TableText"/>
-              <w:snapToGrid w:val="false"/>
-              <w:spacing w:before="40" w:after="40"/>
+              <w:snapToGrid w:val="0"/>
               <w:rPr>
                 <w:color w:val="000000"/>
               </w:rPr>
@@ -1117,6 +1099,7 @@
               <w:rPr>
                 <w:color w:val="000000"/>
               </w:rPr>
+              <w:t>Added names, fixed formatting, add use case diagram</w:t>
             </w:r>
           </w:p>
         </w:tc>
@@ -1125,17 +1108,16 @@
             <w:tcW w:w="2593" w:type="dxa"/>
             <w:tcBorders>
               <w:top w:val="single" w:sz="6" w:space="0" w:color="000000"/>
-              <w:start w:val="single" w:sz="6" w:space="0" w:color="000000"/>
+              <w:left w:val="single" w:sz="6" w:space="0" w:color="000000"/>
               <w:bottom w:val="single" w:sz="6" w:space="0" w:color="000000"/>
-              <w:end w:val="single" w:sz="6" w:space="0" w:color="000000"/>
+              <w:right w:val="single" w:sz="6" w:space="0" w:color="000000"/>
             </w:tcBorders>
-            <w:shd w:color="auto" w:fill="E5E5E5" w:val="clear"/>
+            <w:shd w:val="clear" w:color="auto" w:fill="E5E5E5"/>
           </w:tcPr>
           <w:p>
             <w:pPr>
               <w:pStyle w:val="TableText"/>
-              <w:snapToGrid w:val="false"/>
-              <w:spacing w:before="40" w:after="40"/>
+              <w:snapToGrid w:val="0"/>
               <w:rPr>
                 <w:color w:val="000000"/>
               </w:rPr>
@@ -1144,38 +1126,31 @@
               <w:rPr>
                 <w:color w:val="000000"/>
               </w:rPr>
+              <w:t>Paul Cooper</w:t>
             </w:r>
           </w:p>
         </w:tc>
       </w:tr>
       <w:tr>
-        <w:trPr/>
         <w:tc>
           <w:tcPr>
             <w:tcW w:w="1275" w:type="dxa"/>
             <w:tcBorders>
               <w:top w:val="single" w:sz="6" w:space="0" w:color="000000"/>
-              <w:start w:val="single" w:sz="6" w:space="0" w:color="000000"/>
+              <w:left w:val="single" w:sz="6" w:space="0" w:color="000000"/>
               <w:bottom w:val="single" w:sz="6" w:space="0" w:color="000000"/>
             </w:tcBorders>
-            <w:shd w:color="auto" w:fill="E5E5E5" w:val="clear"/>
+            <w:shd w:val="clear" w:color="auto" w:fill="E5E5E5"/>
           </w:tcPr>
           <w:p>
             <w:pPr>
               <w:pStyle w:val="TableText"/>
-              <w:snapToGrid w:val="false"/>
-              <w:spacing w:before="40" w:after="40"/>
+              <w:snapToGrid w:val="0"/>
               <w:rPr>
                 <w:color w:val="000000"/>
                 <w:u w:val="single"/>
               </w:rPr>
             </w:pPr>
-            <w:r>
-              <w:rPr>
-                <w:color w:val="000000"/>
-                <w:u w:val="single"/>
-              </w:rPr>
-            </w:r>
           </w:p>
         </w:tc>
         <w:tc>
@@ -1183,25 +1158,19 @@
             <w:tcW w:w="1083" w:type="dxa"/>
             <w:tcBorders>
               <w:top w:val="single" w:sz="6" w:space="0" w:color="000000"/>
-              <w:start w:val="single" w:sz="6" w:space="0" w:color="000000"/>
+              <w:left w:val="single" w:sz="6" w:space="0" w:color="000000"/>
               <w:bottom w:val="single" w:sz="6" w:space="0" w:color="000000"/>
             </w:tcBorders>
-            <w:shd w:color="auto" w:fill="E5E5E5" w:val="clear"/>
+            <w:shd w:val="clear" w:color="auto" w:fill="E5E5E5"/>
           </w:tcPr>
           <w:p>
             <w:pPr>
               <w:pStyle w:val="TableText"/>
-              <w:snapToGrid w:val="false"/>
-              <w:spacing w:before="40" w:after="40"/>
+              <w:snapToGrid w:val="0"/>
               <w:rPr>
                 <w:color w:val="000000"/>
               </w:rPr>
             </w:pPr>
-            <w:r>
-              <w:rPr>
-                <w:color w:val="000000"/>
-              </w:rPr>
-            </w:r>
           </w:p>
         </w:tc>
         <w:tc>
@@ -1209,25 +1178,19 @@
             <w:tcW w:w="3812" w:type="dxa"/>
             <w:tcBorders>
               <w:top w:val="single" w:sz="6" w:space="0" w:color="000000"/>
-              <w:start w:val="single" w:sz="6" w:space="0" w:color="000000"/>
+              <w:left w:val="single" w:sz="6" w:space="0" w:color="000000"/>
               <w:bottom w:val="single" w:sz="6" w:space="0" w:color="000000"/>
             </w:tcBorders>
-            <w:shd w:color="auto" w:fill="E5E5E5" w:val="clear"/>
+            <w:shd w:val="clear" w:color="auto" w:fill="E5E5E5"/>
           </w:tcPr>
           <w:p>
             <w:pPr>
               <w:pStyle w:val="TableText"/>
-              <w:snapToGrid w:val="false"/>
-              <w:spacing w:before="40" w:after="40"/>
+              <w:snapToGrid w:val="0"/>
               <w:rPr>
                 <w:color w:val="000000"/>
               </w:rPr>
             </w:pPr>
-            <w:r>
-              <w:rPr>
-                <w:color w:val="000000"/>
-              </w:rPr>
-            </w:r>
           </w:p>
         </w:tc>
         <w:tc>
@@ -1235,57 +1198,43 @@
             <w:tcW w:w="2593" w:type="dxa"/>
             <w:tcBorders>
               <w:top w:val="single" w:sz="6" w:space="0" w:color="000000"/>
-              <w:start w:val="single" w:sz="6" w:space="0" w:color="000000"/>
+              <w:left w:val="single" w:sz="6" w:space="0" w:color="000000"/>
               <w:bottom w:val="single" w:sz="6" w:space="0" w:color="000000"/>
-              <w:end w:val="single" w:sz="6" w:space="0" w:color="000000"/>
+              <w:right w:val="single" w:sz="6" w:space="0" w:color="000000"/>
             </w:tcBorders>
-            <w:shd w:color="auto" w:fill="E5E5E5" w:val="clear"/>
+            <w:shd w:val="clear" w:color="auto" w:fill="E5E5E5"/>
           </w:tcPr>
           <w:p>
             <w:pPr>
               <w:pStyle w:val="TableText"/>
-              <w:snapToGrid w:val="false"/>
-              <w:spacing w:before="40" w:after="40"/>
+              <w:snapToGrid w:val="0"/>
               <w:rPr>
                 <w:color w:val="000000"/>
               </w:rPr>
             </w:pPr>
-            <w:r>
-              <w:rPr>
-                <w:color w:val="000000"/>
-              </w:rPr>
-            </w:r>
           </w:p>
         </w:tc>
       </w:tr>
       <w:tr>
-        <w:trPr/>
         <w:tc>
           <w:tcPr>
             <w:tcW w:w="1275" w:type="dxa"/>
             <w:tcBorders>
               <w:top w:val="single" w:sz="6" w:space="0" w:color="000000"/>
-              <w:start w:val="single" w:sz="6" w:space="0" w:color="000000"/>
+              <w:left w:val="single" w:sz="6" w:space="0" w:color="000000"/>
               <w:bottom w:val="single" w:sz="6" w:space="0" w:color="000000"/>
             </w:tcBorders>
-            <w:shd w:color="auto" w:fill="E5E5E5" w:val="clear"/>
+            <w:shd w:val="clear" w:color="auto" w:fill="E5E5E5"/>
           </w:tcPr>
           <w:p>
             <w:pPr>
               <w:pStyle w:val="TableText"/>
-              <w:snapToGrid w:val="false"/>
-              <w:spacing w:before="40" w:after="40"/>
+              <w:snapToGrid w:val="0"/>
               <w:rPr>
                 <w:color w:val="000000"/>
                 <w:u w:val="single"/>
               </w:rPr>
             </w:pPr>
-            <w:r>
-              <w:rPr>
-                <w:color w:val="000000"/>
-                <w:u w:val="single"/>
-              </w:rPr>
-            </w:r>
           </w:p>
         </w:tc>
         <w:tc>
@@ -1293,25 +1242,19 @@
             <w:tcW w:w="1083" w:type="dxa"/>
             <w:tcBorders>
               <w:top w:val="single" w:sz="6" w:space="0" w:color="000000"/>
-              <w:start w:val="single" w:sz="6" w:space="0" w:color="000000"/>
+              <w:left w:val="single" w:sz="6" w:space="0" w:color="000000"/>
               <w:bottom w:val="single" w:sz="6" w:space="0" w:color="000000"/>
             </w:tcBorders>
-            <w:shd w:color="auto" w:fill="E5E5E5" w:val="clear"/>
+            <w:shd w:val="clear" w:color="auto" w:fill="E5E5E5"/>
           </w:tcPr>
           <w:p>
             <w:pPr>
               <w:pStyle w:val="TableText"/>
-              <w:snapToGrid w:val="false"/>
-              <w:spacing w:before="40" w:after="40"/>
+              <w:snapToGrid w:val="0"/>
               <w:rPr>
                 <w:color w:val="000000"/>
               </w:rPr>
             </w:pPr>
-            <w:r>
-              <w:rPr>
-                <w:color w:val="000000"/>
-              </w:rPr>
-            </w:r>
           </w:p>
         </w:tc>
         <w:tc>
@@ -1319,25 +1262,19 @@
             <w:tcW w:w="3812" w:type="dxa"/>
             <w:tcBorders>
               <w:top w:val="single" w:sz="6" w:space="0" w:color="000000"/>
-              <w:start w:val="single" w:sz="6" w:space="0" w:color="000000"/>
+              <w:left w:val="single" w:sz="6" w:space="0" w:color="000000"/>
               <w:bottom w:val="single" w:sz="6" w:space="0" w:color="000000"/>
             </w:tcBorders>
-            <w:shd w:color="auto" w:fill="E5E5E5" w:val="clear"/>
+            <w:shd w:val="clear" w:color="auto" w:fill="E5E5E5"/>
           </w:tcPr>
           <w:p>
             <w:pPr>
               <w:pStyle w:val="TableText"/>
-              <w:snapToGrid w:val="false"/>
-              <w:spacing w:before="40" w:after="40"/>
+              <w:snapToGrid w:val="0"/>
               <w:rPr>
                 <w:color w:val="000000"/>
               </w:rPr>
             </w:pPr>
-            <w:r>
-              <w:rPr>
-                <w:color w:val="000000"/>
-              </w:rPr>
-            </w:r>
           </w:p>
         </w:tc>
         <w:tc>
@@ -1345,57 +1282,43 @@
             <w:tcW w:w="2593" w:type="dxa"/>
             <w:tcBorders>
               <w:top w:val="single" w:sz="6" w:space="0" w:color="000000"/>
-              <w:start w:val="single" w:sz="6" w:space="0" w:color="000000"/>
+              <w:left w:val="single" w:sz="6" w:space="0" w:color="000000"/>
               <w:bottom w:val="single" w:sz="6" w:space="0" w:color="000000"/>
-              <w:end w:val="single" w:sz="6" w:space="0" w:color="000000"/>
+              <w:right w:val="single" w:sz="6" w:space="0" w:color="000000"/>
             </w:tcBorders>
-            <w:shd w:color="auto" w:fill="E5E5E5" w:val="clear"/>
+            <w:shd w:val="clear" w:color="auto" w:fill="E5E5E5"/>
           </w:tcPr>
           <w:p>
             <w:pPr>
               <w:pStyle w:val="TableText"/>
-              <w:snapToGrid w:val="false"/>
-              <w:spacing w:before="40" w:after="40"/>
+              <w:snapToGrid w:val="0"/>
               <w:rPr>
                 <w:color w:val="000000"/>
               </w:rPr>
             </w:pPr>
-            <w:r>
-              <w:rPr>
-                <w:color w:val="000000"/>
-              </w:rPr>
-            </w:r>
           </w:p>
         </w:tc>
       </w:tr>
       <w:tr>
-        <w:trPr/>
         <w:tc>
           <w:tcPr>
             <w:tcW w:w="1275" w:type="dxa"/>
             <w:tcBorders>
               <w:top w:val="single" w:sz="6" w:space="0" w:color="000000"/>
-              <w:start w:val="single" w:sz="6" w:space="0" w:color="000000"/>
+              <w:left w:val="single" w:sz="6" w:space="0" w:color="000000"/>
               <w:bottom w:val="single" w:sz="6" w:space="0" w:color="000000"/>
             </w:tcBorders>
-            <w:shd w:color="auto" w:fill="E5E5E5" w:val="clear"/>
+            <w:shd w:val="clear" w:color="auto" w:fill="E5E5E5"/>
           </w:tcPr>
           <w:p>
             <w:pPr>
               <w:pStyle w:val="TableText"/>
-              <w:snapToGrid w:val="false"/>
-              <w:spacing w:before="40" w:after="40"/>
+              <w:snapToGrid w:val="0"/>
               <w:rPr>
                 <w:color w:val="000000"/>
                 <w:u w:val="single"/>
               </w:rPr>
             </w:pPr>
-            <w:r>
-              <w:rPr>
-                <w:color w:val="000000"/>
-                <w:u w:val="single"/>
-              </w:rPr>
-            </w:r>
           </w:p>
         </w:tc>
         <w:tc>
@@ -1403,25 +1326,19 @@
             <w:tcW w:w="1083" w:type="dxa"/>
             <w:tcBorders>
               <w:top w:val="single" w:sz="6" w:space="0" w:color="000000"/>
-              <w:start w:val="single" w:sz="6" w:space="0" w:color="000000"/>
+              <w:left w:val="single" w:sz="6" w:space="0" w:color="000000"/>
               <w:bottom w:val="single" w:sz="6" w:space="0" w:color="000000"/>
             </w:tcBorders>
-            <w:shd w:color="auto" w:fill="E5E5E5" w:val="clear"/>
+            <w:shd w:val="clear" w:color="auto" w:fill="E5E5E5"/>
           </w:tcPr>
           <w:p>
             <w:pPr>
               <w:pStyle w:val="TableText"/>
-              <w:snapToGrid w:val="false"/>
-              <w:spacing w:before="40" w:after="40"/>
+              <w:snapToGrid w:val="0"/>
               <w:rPr>
                 <w:color w:val="000000"/>
               </w:rPr>
             </w:pPr>
-            <w:r>
-              <w:rPr>
-                <w:color w:val="000000"/>
-              </w:rPr>
-            </w:r>
           </w:p>
         </w:tc>
         <w:tc>
@@ -1429,25 +1346,19 @@
             <w:tcW w:w="3812" w:type="dxa"/>
             <w:tcBorders>
               <w:top w:val="single" w:sz="6" w:space="0" w:color="000000"/>
-              <w:start w:val="single" w:sz="6" w:space="0" w:color="000000"/>
+              <w:left w:val="single" w:sz="6" w:space="0" w:color="000000"/>
               <w:bottom w:val="single" w:sz="6" w:space="0" w:color="000000"/>
             </w:tcBorders>
-            <w:shd w:color="auto" w:fill="E5E5E5" w:val="clear"/>
+            <w:shd w:val="clear" w:color="auto" w:fill="E5E5E5"/>
           </w:tcPr>
           <w:p>
             <w:pPr>
               <w:pStyle w:val="TableText"/>
-              <w:snapToGrid w:val="false"/>
-              <w:spacing w:before="40" w:after="40"/>
+              <w:snapToGrid w:val="0"/>
               <w:rPr>
                 <w:color w:val="000000"/>
               </w:rPr>
             </w:pPr>
-            <w:r>
-              <w:rPr>
-                <w:color w:val="000000"/>
-              </w:rPr>
-            </w:r>
           </w:p>
         </w:tc>
         <w:tc>
@@ -1455,57 +1366,43 @@
             <w:tcW w:w="2593" w:type="dxa"/>
             <w:tcBorders>
               <w:top w:val="single" w:sz="6" w:space="0" w:color="000000"/>
-              <w:start w:val="single" w:sz="6" w:space="0" w:color="000000"/>
+              <w:left w:val="single" w:sz="6" w:space="0" w:color="000000"/>
               <w:bottom w:val="single" w:sz="6" w:space="0" w:color="000000"/>
-              <w:end w:val="single" w:sz="6" w:space="0" w:color="000000"/>
+              <w:right w:val="single" w:sz="6" w:space="0" w:color="000000"/>
             </w:tcBorders>
-            <w:shd w:color="auto" w:fill="E5E5E5" w:val="clear"/>
+            <w:shd w:val="clear" w:color="auto" w:fill="E5E5E5"/>
           </w:tcPr>
           <w:p>
             <w:pPr>
               <w:pStyle w:val="TableText"/>
-              <w:snapToGrid w:val="false"/>
-              <w:spacing w:before="40" w:after="40"/>
+              <w:snapToGrid w:val="0"/>
               <w:rPr>
                 <w:color w:val="000000"/>
               </w:rPr>
             </w:pPr>
-            <w:r>
-              <w:rPr>
-                <w:color w:val="000000"/>
-              </w:rPr>
-            </w:r>
           </w:p>
         </w:tc>
       </w:tr>
       <w:tr>
-        <w:trPr/>
         <w:tc>
           <w:tcPr>
             <w:tcW w:w="1275" w:type="dxa"/>
             <w:tcBorders>
               <w:top w:val="single" w:sz="6" w:space="0" w:color="000000"/>
-              <w:start w:val="single" w:sz="6" w:space="0" w:color="000000"/>
+              <w:left w:val="single" w:sz="6" w:space="0" w:color="000000"/>
               <w:bottom w:val="single" w:sz="6" w:space="0" w:color="000000"/>
             </w:tcBorders>
-            <w:shd w:color="auto" w:fill="E5E5E5" w:val="clear"/>
+            <w:shd w:val="clear" w:color="auto" w:fill="E5E5E5"/>
           </w:tcPr>
           <w:p>
             <w:pPr>
               <w:pStyle w:val="TableText"/>
-              <w:snapToGrid w:val="false"/>
-              <w:spacing w:before="40" w:after="40"/>
+              <w:snapToGrid w:val="0"/>
               <w:rPr>
                 <w:color w:val="000000"/>
                 <w:u w:val="single"/>
               </w:rPr>
             </w:pPr>
-            <w:r>
-              <w:rPr>
-                <w:color w:val="000000"/>
-                <w:u w:val="single"/>
-              </w:rPr>
-            </w:r>
           </w:p>
         </w:tc>
         <w:tc>
@@ -1513,25 +1410,19 @@
             <w:tcW w:w="1083" w:type="dxa"/>
             <w:tcBorders>
               <w:top w:val="single" w:sz="6" w:space="0" w:color="000000"/>
-              <w:start w:val="single" w:sz="6" w:space="0" w:color="000000"/>
+              <w:left w:val="single" w:sz="6" w:space="0" w:color="000000"/>
               <w:bottom w:val="single" w:sz="6" w:space="0" w:color="000000"/>
             </w:tcBorders>
-            <w:shd w:color="auto" w:fill="E5E5E5" w:val="clear"/>
+            <w:shd w:val="clear" w:color="auto" w:fill="E5E5E5"/>
           </w:tcPr>
           <w:p>
             <w:pPr>
               <w:pStyle w:val="TableText"/>
-              <w:snapToGrid w:val="false"/>
-              <w:spacing w:before="40" w:after="40"/>
+              <w:snapToGrid w:val="0"/>
               <w:rPr>
                 <w:color w:val="000000"/>
               </w:rPr>
             </w:pPr>
-            <w:r>
-              <w:rPr>
-                <w:color w:val="000000"/>
-              </w:rPr>
-            </w:r>
           </w:p>
         </w:tc>
         <w:tc>
@@ -1539,25 +1430,19 @@
             <w:tcW w:w="3812" w:type="dxa"/>
             <w:tcBorders>
               <w:top w:val="single" w:sz="6" w:space="0" w:color="000000"/>
-              <w:start w:val="single" w:sz="6" w:space="0" w:color="000000"/>
+              <w:left w:val="single" w:sz="6" w:space="0" w:color="000000"/>
               <w:bottom w:val="single" w:sz="6" w:space="0" w:color="000000"/>
             </w:tcBorders>
-            <w:shd w:color="auto" w:fill="E5E5E5" w:val="clear"/>
+            <w:shd w:val="clear" w:color="auto" w:fill="E5E5E5"/>
           </w:tcPr>
           <w:p>
             <w:pPr>
               <w:pStyle w:val="TableText"/>
-              <w:snapToGrid w:val="false"/>
-              <w:spacing w:before="40" w:after="40"/>
+              <w:snapToGrid w:val="0"/>
               <w:rPr>
                 <w:color w:val="000000"/>
               </w:rPr>
             </w:pPr>
-            <w:r>
-              <w:rPr>
-                <w:color w:val="000000"/>
-              </w:rPr>
-            </w:r>
           </w:p>
         </w:tc>
         <w:tc>
@@ -1565,57 +1450,43 @@
             <w:tcW w:w="2593" w:type="dxa"/>
             <w:tcBorders>
               <w:top w:val="single" w:sz="6" w:space="0" w:color="000000"/>
-              <w:start w:val="single" w:sz="6" w:space="0" w:color="000000"/>
+              <w:left w:val="single" w:sz="6" w:space="0" w:color="000000"/>
               <w:bottom w:val="single" w:sz="6" w:space="0" w:color="000000"/>
-              <w:end w:val="single" w:sz="6" w:space="0" w:color="000000"/>
+              <w:right w:val="single" w:sz="6" w:space="0" w:color="000000"/>
             </w:tcBorders>
-            <w:shd w:color="auto" w:fill="E5E5E5" w:val="clear"/>
+            <w:shd w:val="clear" w:color="auto" w:fill="E5E5E5"/>
           </w:tcPr>
           <w:p>
             <w:pPr>
               <w:pStyle w:val="TableText"/>
-              <w:snapToGrid w:val="false"/>
-              <w:spacing w:before="40" w:after="40"/>
+              <w:snapToGrid w:val="0"/>
               <w:rPr>
                 <w:color w:val="000000"/>
               </w:rPr>
             </w:pPr>
-            <w:r>
-              <w:rPr>
-                <w:color w:val="000000"/>
-              </w:rPr>
-            </w:r>
           </w:p>
         </w:tc>
       </w:tr>
       <w:tr>
-        <w:trPr/>
         <w:tc>
           <w:tcPr>
             <w:tcW w:w="1275" w:type="dxa"/>
             <w:tcBorders>
               <w:top w:val="single" w:sz="6" w:space="0" w:color="000000"/>
-              <w:start w:val="single" w:sz="6" w:space="0" w:color="000000"/>
+              <w:left w:val="single" w:sz="6" w:space="0" w:color="000000"/>
               <w:bottom w:val="single" w:sz="6" w:space="0" w:color="000000"/>
             </w:tcBorders>
-            <w:shd w:color="auto" w:fill="E5E5E5" w:val="clear"/>
+            <w:shd w:val="clear" w:color="auto" w:fill="E5E5E5"/>
           </w:tcPr>
           <w:p>
             <w:pPr>
               <w:pStyle w:val="TableText"/>
-              <w:snapToGrid w:val="false"/>
-              <w:spacing w:before="40" w:after="40"/>
+              <w:snapToGrid w:val="0"/>
               <w:rPr>
                 <w:color w:val="000000"/>
                 <w:u w:val="single"/>
               </w:rPr>
             </w:pPr>
-            <w:r>
-              <w:rPr>
-                <w:color w:val="000000"/>
-                <w:u w:val="single"/>
-              </w:rPr>
-            </w:r>
           </w:p>
         </w:tc>
         <w:tc>
@@ -1623,25 +1494,19 @@
             <w:tcW w:w="1083" w:type="dxa"/>
             <w:tcBorders>
               <w:top w:val="single" w:sz="6" w:space="0" w:color="000000"/>
-              <w:start w:val="single" w:sz="6" w:space="0" w:color="000000"/>
+              <w:left w:val="single" w:sz="6" w:space="0" w:color="000000"/>
               <w:bottom w:val="single" w:sz="6" w:space="0" w:color="000000"/>
             </w:tcBorders>
-            <w:shd w:color="auto" w:fill="E5E5E5" w:val="clear"/>
+            <w:shd w:val="clear" w:color="auto" w:fill="E5E5E5"/>
           </w:tcPr>
           <w:p>
             <w:pPr>
               <w:pStyle w:val="TableText"/>
-              <w:snapToGrid w:val="false"/>
-              <w:spacing w:before="40" w:after="40"/>
+              <w:snapToGrid w:val="0"/>
               <w:rPr>
                 <w:color w:val="000000"/>
               </w:rPr>
             </w:pPr>
-            <w:r>
-              <w:rPr>
-                <w:color w:val="000000"/>
-              </w:rPr>
-            </w:r>
           </w:p>
         </w:tc>
         <w:tc>
@@ -1649,25 +1514,19 @@
             <w:tcW w:w="3812" w:type="dxa"/>
             <w:tcBorders>
               <w:top w:val="single" w:sz="6" w:space="0" w:color="000000"/>
-              <w:start w:val="single" w:sz="6" w:space="0" w:color="000000"/>
+              <w:left w:val="single" w:sz="6" w:space="0" w:color="000000"/>
               <w:bottom w:val="single" w:sz="6" w:space="0" w:color="000000"/>
             </w:tcBorders>
-            <w:shd w:color="auto" w:fill="E5E5E5" w:val="clear"/>
+            <w:shd w:val="clear" w:color="auto" w:fill="E5E5E5"/>
           </w:tcPr>
           <w:p>
             <w:pPr>
               <w:pStyle w:val="TableText"/>
-              <w:snapToGrid w:val="false"/>
-              <w:spacing w:before="40" w:after="40"/>
+              <w:snapToGrid w:val="0"/>
               <w:rPr>
                 <w:color w:val="000000"/>
               </w:rPr>
             </w:pPr>
-            <w:r>
-              <w:rPr>
-                <w:color w:val="000000"/>
-              </w:rPr>
-            </w:r>
           </w:p>
         </w:tc>
         <w:tc>
@@ -1675,57 +1534,43 @@
             <w:tcW w:w="2593" w:type="dxa"/>
             <w:tcBorders>
               <w:top w:val="single" w:sz="6" w:space="0" w:color="000000"/>
-              <w:start w:val="single" w:sz="6" w:space="0" w:color="000000"/>
+              <w:left w:val="single" w:sz="6" w:space="0" w:color="000000"/>
               <w:bottom w:val="single" w:sz="6" w:space="0" w:color="000000"/>
-              <w:end w:val="single" w:sz="6" w:space="0" w:color="000000"/>
+              <w:right w:val="single" w:sz="6" w:space="0" w:color="000000"/>
             </w:tcBorders>
-            <w:shd w:color="auto" w:fill="E5E5E5" w:val="clear"/>
+            <w:shd w:val="clear" w:color="auto" w:fill="E5E5E5"/>
           </w:tcPr>
           <w:p>
             <w:pPr>
               <w:pStyle w:val="TableText"/>
-              <w:snapToGrid w:val="false"/>
-              <w:spacing w:before="40" w:after="40"/>
+              <w:snapToGrid w:val="0"/>
               <w:rPr>
                 <w:color w:val="000000"/>
               </w:rPr>
             </w:pPr>
-            <w:r>
-              <w:rPr>
-                <w:color w:val="000000"/>
-              </w:rPr>
-            </w:r>
           </w:p>
         </w:tc>
       </w:tr>
       <w:tr>
-        <w:trPr/>
         <w:tc>
           <w:tcPr>
             <w:tcW w:w="1275" w:type="dxa"/>
             <w:tcBorders>
               <w:top w:val="single" w:sz="6" w:space="0" w:color="000000"/>
-              <w:start w:val="single" w:sz="6" w:space="0" w:color="000000"/>
+              <w:left w:val="single" w:sz="6" w:space="0" w:color="000000"/>
               <w:bottom w:val="single" w:sz="6" w:space="0" w:color="000000"/>
             </w:tcBorders>
-            <w:shd w:color="auto" w:fill="E5E5E5" w:val="clear"/>
+            <w:shd w:val="clear" w:color="auto" w:fill="E5E5E5"/>
           </w:tcPr>
           <w:p>
             <w:pPr>
               <w:pStyle w:val="TableText"/>
-              <w:snapToGrid w:val="false"/>
-              <w:spacing w:before="40" w:after="40"/>
+              <w:snapToGrid w:val="0"/>
               <w:rPr>
                 <w:color w:val="000000"/>
                 <w:u w:val="single"/>
               </w:rPr>
             </w:pPr>
-            <w:r>
-              <w:rPr>
-                <w:color w:val="000000"/>
-                <w:u w:val="single"/>
-              </w:rPr>
-            </w:r>
           </w:p>
         </w:tc>
         <w:tc>
@@ -1733,25 +1578,19 @@
             <w:tcW w:w="1083" w:type="dxa"/>
             <w:tcBorders>
               <w:top w:val="single" w:sz="6" w:space="0" w:color="000000"/>
-              <w:start w:val="single" w:sz="6" w:space="0" w:color="000000"/>
+              <w:left w:val="single" w:sz="6" w:space="0" w:color="000000"/>
               <w:bottom w:val="single" w:sz="6" w:space="0" w:color="000000"/>
             </w:tcBorders>
-            <w:shd w:color="auto" w:fill="E5E5E5" w:val="clear"/>
+            <w:shd w:val="clear" w:color="auto" w:fill="E5E5E5"/>
           </w:tcPr>
           <w:p>
             <w:pPr>
               <w:pStyle w:val="TableText"/>
-              <w:snapToGrid w:val="false"/>
-              <w:spacing w:before="40" w:after="40"/>
+              <w:snapToGrid w:val="0"/>
               <w:rPr>
                 <w:color w:val="000000"/>
               </w:rPr>
             </w:pPr>
-            <w:r>
-              <w:rPr>
-                <w:color w:val="000000"/>
-              </w:rPr>
-            </w:r>
           </w:p>
         </w:tc>
         <w:tc>
@@ -1759,25 +1598,19 @@
             <w:tcW w:w="3812" w:type="dxa"/>
             <w:tcBorders>
               <w:top w:val="single" w:sz="6" w:space="0" w:color="000000"/>
-              <w:start w:val="single" w:sz="6" w:space="0" w:color="000000"/>
+              <w:left w:val="single" w:sz="6" w:space="0" w:color="000000"/>
               <w:bottom w:val="single" w:sz="6" w:space="0" w:color="000000"/>
             </w:tcBorders>
-            <w:shd w:color="auto" w:fill="E5E5E5" w:val="clear"/>
+            <w:shd w:val="clear" w:color="auto" w:fill="E5E5E5"/>
           </w:tcPr>
           <w:p>
             <w:pPr>
               <w:pStyle w:val="TableText"/>
-              <w:snapToGrid w:val="false"/>
-              <w:spacing w:before="40" w:after="40"/>
+              <w:snapToGrid w:val="0"/>
               <w:rPr>
                 <w:color w:val="000000"/>
               </w:rPr>
             </w:pPr>
-            <w:r>
-              <w:rPr>
-                <w:color w:val="000000"/>
-              </w:rPr>
-            </w:r>
           </w:p>
         </w:tc>
         <w:tc>
@@ -1785,57 +1618,43 @@
             <w:tcW w:w="2593" w:type="dxa"/>
             <w:tcBorders>
               <w:top w:val="single" w:sz="6" w:space="0" w:color="000000"/>
-              <w:start w:val="single" w:sz="6" w:space="0" w:color="000000"/>
+              <w:left w:val="single" w:sz="6" w:space="0" w:color="000000"/>
               <w:bottom w:val="single" w:sz="6" w:space="0" w:color="000000"/>
-              <w:end w:val="single" w:sz="6" w:space="0" w:color="000000"/>
+              <w:right w:val="single" w:sz="6" w:space="0" w:color="000000"/>
             </w:tcBorders>
-            <w:shd w:color="auto" w:fill="E5E5E5" w:val="clear"/>
+            <w:shd w:val="clear" w:color="auto" w:fill="E5E5E5"/>
           </w:tcPr>
           <w:p>
             <w:pPr>
               <w:pStyle w:val="TableText"/>
-              <w:snapToGrid w:val="false"/>
-              <w:spacing w:before="40" w:after="40"/>
+              <w:snapToGrid w:val="0"/>
               <w:rPr>
                 <w:color w:val="000000"/>
               </w:rPr>
             </w:pPr>
-            <w:r>
-              <w:rPr>
-                <w:color w:val="000000"/>
-              </w:rPr>
-            </w:r>
           </w:p>
         </w:tc>
       </w:tr>
       <w:tr>
-        <w:trPr/>
         <w:tc>
           <w:tcPr>
             <w:tcW w:w="1275" w:type="dxa"/>
             <w:tcBorders>
               <w:top w:val="single" w:sz="6" w:space="0" w:color="000000"/>
-              <w:start w:val="single" w:sz="6" w:space="0" w:color="000000"/>
+              <w:left w:val="single" w:sz="6" w:space="0" w:color="000000"/>
               <w:bottom w:val="single" w:sz="6" w:space="0" w:color="000000"/>
             </w:tcBorders>
-            <w:shd w:color="auto" w:fill="E5E5E5" w:val="clear"/>
+            <w:shd w:val="clear" w:color="auto" w:fill="E5E5E5"/>
           </w:tcPr>
           <w:p>
             <w:pPr>
               <w:pStyle w:val="TableText"/>
-              <w:snapToGrid w:val="false"/>
-              <w:spacing w:before="40" w:after="40"/>
+              <w:snapToGrid w:val="0"/>
               <w:rPr>
                 <w:color w:val="000000"/>
                 <w:u w:val="single"/>
               </w:rPr>
             </w:pPr>
-            <w:r>
-              <w:rPr>
-                <w:color w:val="000000"/>
-                <w:u w:val="single"/>
-              </w:rPr>
-            </w:r>
           </w:p>
         </w:tc>
         <w:tc>
@@ -1843,25 +1662,19 @@
             <w:tcW w:w="1083" w:type="dxa"/>
             <w:tcBorders>
               <w:top w:val="single" w:sz="6" w:space="0" w:color="000000"/>
-              <w:start w:val="single" w:sz="6" w:space="0" w:color="000000"/>
+              <w:left w:val="single" w:sz="6" w:space="0" w:color="000000"/>
               <w:bottom w:val="single" w:sz="6" w:space="0" w:color="000000"/>
             </w:tcBorders>
-            <w:shd w:color="auto" w:fill="E5E5E5" w:val="clear"/>
+            <w:shd w:val="clear" w:color="auto" w:fill="E5E5E5"/>
           </w:tcPr>
           <w:p>
             <w:pPr>
               <w:pStyle w:val="TableText"/>
-              <w:snapToGrid w:val="false"/>
-              <w:spacing w:before="40" w:after="40"/>
+              <w:snapToGrid w:val="0"/>
               <w:rPr>
                 <w:color w:val="000000"/>
               </w:rPr>
             </w:pPr>
-            <w:r>
-              <w:rPr>
-                <w:color w:val="000000"/>
-              </w:rPr>
-            </w:r>
           </w:p>
         </w:tc>
         <w:tc>
@@ -1869,25 +1682,19 @@
             <w:tcW w:w="3812" w:type="dxa"/>
             <w:tcBorders>
               <w:top w:val="single" w:sz="6" w:space="0" w:color="000000"/>
-              <w:start w:val="single" w:sz="6" w:space="0" w:color="000000"/>
+              <w:left w:val="single" w:sz="6" w:space="0" w:color="000000"/>
               <w:bottom w:val="single" w:sz="6" w:space="0" w:color="000000"/>
             </w:tcBorders>
-            <w:shd w:color="auto" w:fill="E5E5E5" w:val="clear"/>
+            <w:shd w:val="clear" w:color="auto" w:fill="E5E5E5"/>
           </w:tcPr>
           <w:p>
             <w:pPr>
               <w:pStyle w:val="TableText"/>
-              <w:snapToGrid w:val="false"/>
-              <w:spacing w:before="40" w:after="40"/>
+              <w:snapToGrid w:val="0"/>
               <w:rPr>
                 <w:color w:val="000000"/>
               </w:rPr>
             </w:pPr>
-            <w:r>
-              <w:rPr>
-                <w:color w:val="000000"/>
-              </w:rPr>
-            </w:r>
           </w:p>
         </w:tc>
         <w:tc>
@@ -1895,57 +1702,43 @@
             <w:tcW w:w="2593" w:type="dxa"/>
             <w:tcBorders>
               <w:top w:val="single" w:sz="6" w:space="0" w:color="000000"/>
-              <w:start w:val="single" w:sz="6" w:space="0" w:color="000000"/>
+              <w:left w:val="single" w:sz="6" w:space="0" w:color="000000"/>
               <w:bottom w:val="single" w:sz="6" w:space="0" w:color="000000"/>
-              <w:end w:val="single" w:sz="6" w:space="0" w:color="000000"/>
+              <w:right w:val="single" w:sz="6" w:space="0" w:color="000000"/>
             </w:tcBorders>
-            <w:shd w:color="auto" w:fill="E5E5E5" w:val="clear"/>
+            <w:shd w:val="clear" w:color="auto" w:fill="E5E5E5"/>
           </w:tcPr>
           <w:p>
             <w:pPr>
               <w:pStyle w:val="TableText"/>
-              <w:snapToGrid w:val="false"/>
-              <w:spacing w:before="40" w:after="40"/>
+              <w:snapToGrid w:val="0"/>
               <w:rPr>
                 <w:color w:val="000000"/>
               </w:rPr>
             </w:pPr>
-            <w:r>
-              <w:rPr>
-                <w:color w:val="000000"/>
-              </w:rPr>
-            </w:r>
           </w:p>
         </w:tc>
       </w:tr>
       <w:tr>
-        <w:trPr/>
         <w:tc>
           <w:tcPr>
             <w:tcW w:w="1275" w:type="dxa"/>
             <w:tcBorders>
               <w:top w:val="single" w:sz="6" w:space="0" w:color="000000"/>
-              <w:start w:val="single" w:sz="6" w:space="0" w:color="000000"/>
+              <w:left w:val="single" w:sz="6" w:space="0" w:color="000000"/>
               <w:bottom w:val="single" w:sz="6" w:space="0" w:color="000000"/>
             </w:tcBorders>
-            <w:shd w:color="auto" w:fill="E5E5E5" w:val="clear"/>
+            <w:shd w:val="clear" w:color="auto" w:fill="E5E5E5"/>
           </w:tcPr>
           <w:p>
             <w:pPr>
               <w:pStyle w:val="TableText"/>
-              <w:snapToGrid w:val="false"/>
-              <w:spacing w:before="40" w:after="40"/>
+              <w:snapToGrid w:val="0"/>
               <w:rPr>
                 <w:color w:val="000000"/>
                 <w:u w:val="single"/>
               </w:rPr>
             </w:pPr>
-            <w:r>
-              <w:rPr>
-                <w:color w:val="000000"/>
-                <w:u w:val="single"/>
-              </w:rPr>
-            </w:r>
           </w:p>
         </w:tc>
         <w:tc>
@@ -1953,25 +1746,19 @@
             <w:tcW w:w="1083" w:type="dxa"/>
             <w:tcBorders>
               <w:top w:val="single" w:sz="6" w:space="0" w:color="000000"/>
-              <w:start w:val="single" w:sz="6" w:space="0" w:color="000000"/>
+              <w:left w:val="single" w:sz="6" w:space="0" w:color="000000"/>
               <w:bottom w:val="single" w:sz="6" w:space="0" w:color="000000"/>
             </w:tcBorders>
-            <w:shd w:color="auto" w:fill="E5E5E5" w:val="clear"/>
+            <w:shd w:val="clear" w:color="auto" w:fill="E5E5E5"/>
           </w:tcPr>
           <w:p>
             <w:pPr>
               <w:pStyle w:val="TableText"/>
-              <w:snapToGrid w:val="false"/>
-              <w:spacing w:before="40" w:after="40"/>
+              <w:snapToGrid w:val="0"/>
               <w:rPr>
                 <w:color w:val="000000"/>
               </w:rPr>
             </w:pPr>
-            <w:r>
-              <w:rPr>
-                <w:color w:val="000000"/>
-              </w:rPr>
-            </w:r>
           </w:p>
         </w:tc>
         <w:tc>
@@ -1979,25 +1766,19 @@
             <w:tcW w:w="3812" w:type="dxa"/>
             <w:tcBorders>
               <w:top w:val="single" w:sz="6" w:space="0" w:color="000000"/>
-              <w:start w:val="single" w:sz="6" w:space="0" w:color="000000"/>
+              <w:left w:val="single" w:sz="6" w:space="0" w:color="000000"/>
               <w:bottom w:val="single" w:sz="6" w:space="0" w:color="000000"/>
             </w:tcBorders>
-            <w:shd w:color="auto" w:fill="E5E5E5" w:val="clear"/>
+            <w:shd w:val="clear" w:color="auto" w:fill="E5E5E5"/>
           </w:tcPr>
           <w:p>
             <w:pPr>
               <w:pStyle w:val="TableText"/>
-              <w:snapToGrid w:val="false"/>
-              <w:spacing w:before="40" w:after="40"/>
+              <w:snapToGrid w:val="0"/>
               <w:rPr>
                 <w:color w:val="000000"/>
               </w:rPr>
             </w:pPr>
-            <w:r>
-              <w:rPr>
-                <w:color w:val="000000"/>
-              </w:rPr>
-            </w:r>
           </w:p>
         </w:tc>
         <w:tc>
@@ -2005,57 +1786,43 @@
             <w:tcW w:w="2593" w:type="dxa"/>
             <w:tcBorders>
               <w:top w:val="single" w:sz="6" w:space="0" w:color="000000"/>
-              <w:start w:val="single" w:sz="6" w:space="0" w:color="000000"/>
+              <w:left w:val="single" w:sz="6" w:space="0" w:color="000000"/>
               <w:bottom w:val="single" w:sz="6" w:space="0" w:color="000000"/>
-              <w:end w:val="single" w:sz="6" w:space="0" w:color="000000"/>
+              <w:right w:val="single" w:sz="6" w:space="0" w:color="000000"/>
             </w:tcBorders>
-            <w:shd w:color="auto" w:fill="E5E5E5" w:val="clear"/>
+            <w:shd w:val="clear" w:color="auto" w:fill="E5E5E5"/>
           </w:tcPr>
           <w:p>
             <w:pPr>
               <w:pStyle w:val="TableText"/>
-              <w:snapToGrid w:val="false"/>
-              <w:spacing w:before="40" w:after="40"/>
+              <w:snapToGrid w:val="0"/>
               <w:rPr>
                 <w:color w:val="000000"/>
               </w:rPr>
             </w:pPr>
-            <w:r>
-              <w:rPr>
-                <w:color w:val="000000"/>
-              </w:rPr>
-            </w:r>
           </w:p>
         </w:tc>
       </w:tr>
       <w:tr>
-        <w:trPr/>
         <w:tc>
           <w:tcPr>
             <w:tcW w:w="1275" w:type="dxa"/>
             <w:tcBorders>
               <w:top w:val="single" w:sz="6" w:space="0" w:color="000000"/>
-              <w:start w:val="single" w:sz="6" w:space="0" w:color="000000"/>
+              <w:left w:val="single" w:sz="6" w:space="0" w:color="000000"/>
               <w:bottom w:val="single" w:sz="6" w:space="0" w:color="000000"/>
             </w:tcBorders>
-            <w:shd w:color="auto" w:fill="E5E5E5" w:val="clear"/>
+            <w:shd w:val="clear" w:color="auto" w:fill="E5E5E5"/>
           </w:tcPr>
           <w:p>
             <w:pPr>
               <w:pStyle w:val="TableText"/>
-              <w:snapToGrid w:val="false"/>
-              <w:spacing w:before="40" w:after="40"/>
+              <w:snapToGrid w:val="0"/>
               <w:rPr>
                 <w:color w:val="000000"/>
                 <w:u w:val="single"/>
               </w:rPr>
             </w:pPr>
-            <w:r>
-              <w:rPr>
-                <w:color w:val="000000"/>
-                <w:u w:val="single"/>
-              </w:rPr>
-            </w:r>
           </w:p>
         </w:tc>
         <w:tc>
@@ -2063,25 +1830,19 @@
             <w:tcW w:w="1083" w:type="dxa"/>
             <w:tcBorders>
               <w:top w:val="single" w:sz="6" w:space="0" w:color="000000"/>
-              <w:start w:val="single" w:sz="6" w:space="0" w:color="000000"/>
+              <w:left w:val="single" w:sz="6" w:space="0" w:color="000000"/>
               <w:bottom w:val="single" w:sz="6" w:space="0" w:color="000000"/>
             </w:tcBorders>
-            <w:shd w:color="auto" w:fill="E5E5E5" w:val="clear"/>
+            <w:shd w:val="clear" w:color="auto" w:fill="E5E5E5"/>
           </w:tcPr>
           <w:p>
             <w:pPr>
               <w:pStyle w:val="TableText"/>
-              <w:snapToGrid w:val="false"/>
-              <w:spacing w:before="40" w:after="40"/>
+              <w:snapToGrid w:val="0"/>
               <w:rPr>
                 <w:color w:val="000000"/>
               </w:rPr>
             </w:pPr>
-            <w:r>
-              <w:rPr>
-                <w:color w:val="000000"/>
-              </w:rPr>
-            </w:r>
           </w:p>
         </w:tc>
         <w:tc>
@@ -2089,25 +1850,19 @@
             <w:tcW w:w="3812" w:type="dxa"/>
             <w:tcBorders>
               <w:top w:val="single" w:sz="6" w:space="0" w:color="000000"/>
-              <w:start w:val="single" w:sz="6" w:space="0" w:color="000000"/>
+              <w:left w:val="single" w:sz="6" w:space="0" w:color="000000"/>
               <w:bottom w:val="single" w:sz="6" w:space="0" w:color="000000"/>
             </w:tcBorders>
-            <w:shd w:color="auto" w:fill="E5E5E5" w:val="clear"/>
+            <w:shd w:val="clear" w:color="auto" w:fill="E5E5E5"/>
           </w:tcPr>
           <w:p>
             <w:pPr>
               <w:pStyle w:val="TableText"/>
-              <w:snapToGrid w:val="false"/>
-              <w:spacing w:before="40" w:after="40"/>
+              <w:snapToGrid w:val="0"/>
               <w:rPr>
                 <w:color w:val="000000"/>
               </w:rPr>
             </w:pPr>
-            <w:r>
-              <w:rPr>
-                <w:color w:val="000000"/>
-              </w:rPr>
-            </w:r>
           </w:p>
         </w:tc>
         <w:tc>
@@ -2115,57 +1870,43 @@
             <w:tcW w:w="2593" w:type="dxa"/>
             <w:tcBorders>
               <w:top w:val="single" w:sz="6" w:space="0" w:color="000000"/>
-              <w:start w:val="single" w:sz="6" w:space="0" w:color="000000"/>
+              <w:left w:val="single" w:sz="6" w:space="0" w:color="000000"/>
               <w:bottom w:val="single" w:sz="6" w:space="0" w:color="000000"/>
-              <w:end w:val="single" w:sz="6" w:space="0" w:color="000000"/>
+              <w:right w:val="single" w:sz="6" w:space="0" w:color="000000"/>
             </w:tcBorders>
-            <w:shd w:color="auto" w:fill="E5E5E5" w:val="clear"/>
+            <w:shd w:val="clear" w:color="auto" w:fill="E5E5E5"/>
           </w:tcPr>
           <w:p>
             <w:pPr>
               <w:pStyle w:val="TableText"/>
-              <w:snapToGrid w:val="false"/>
-              <w:spacing w:before="40" w:after="40"/>
+              <w:snapToGrid w:val="0"/>
               <w:rPr>
                 <w:color w:val="000000"/>
               </w:rPr>
             </w:pPr>
-            <w:r>
-              <w:rPr>
-                <w:color w:val="000000"/>
-              </w:rPr>
-            </w:r>
           </w:p>
         </w:tc>
       </w:tr>
       <w:tr>
-        <w:trPr/>
         <w:tc>
           <w:tcPr>
             <w:tcW w:w="1275" w:type="dxa"/>
             <w:tcBorders>
               <w:top w:val="single" w:sz="6" w:space="0" w:color="000000"/>
-              <w:start w:val="single" w:sz="6" w:space="0" w:color="000000"/>
+              <w:left w:val="single" w:sz="6" w:space="0" w:color="000000"/>
               <w:bottom w:val="single" w:sz="6" w:space="0" w:color="000000"/>
             </w:tcBorders>
-            <w:shd w:color="auto" w:fill="E5E5E5" w:val="clear"/>
+            <w:shd w:val="clear" w:color="auto" w:fill="E5E5E5"/>
           </w:tcPr>
           <w:p>
             <w:pPr>
               <w:pStyle w:val="TableText"/>
-              <w:snapToGrid w:val="false"/>
-              <w:spacing w:before="40" w:after="40"/>
+              <w:snapToGrid w:val="0"/>
               <w:rPr>
                 <w:color w:val="000000"/>
                 <w:u w:val="single"/>
               </w:rPr>
             </w:pPr>
-            <w:r>
-              <w:rPr>
-                <w:color w:val="000000"/>
-                <w:u w:val="single"/>
-              </w:rPr>
-            </w:r>
           </w:p>
         </w:tc>
         <w:tc>
@@ -2173,25 +1914,19 @@
             <w:tcW w:w="1083" w:type="dxa"/>
             <w:tcBorders>
               <w:top w:val="single" w:sz="6" w:space="0" w:color="000000"/>
-              <w:start w:val="single" w:sz="6" w:space="0" w:color="000000"/>
+              <w:left w:val="single" w:sz="6" w:space="0" w:color="000000"/>
               <w:bottom w:val="single" w:sz="6" w:space="0" w:color="000000"/>
             </w:tcBorders>
-            <w:shd w:color="auto" w:fill="E5E5E5" w:val="clear"/>
+            <w:shd w:val="clear" w:color="auto" w:fill="E5E5E5"/>
           </w:tcPr>
           <w:p>
             <w:pPr>
               <w:pStyle w:val="TableText"/>
-              <w:snapToGrid w:val="false"/>
-              <w:spacing w:before="40" w:after="40"/>
+              <w:snapToGrid w:val="0"/>
               <w:rPr>
                 <w:color w:val="000000"/>
               </w:rPr>
             </w:pPr>
-            <w:r>
-              <w:rPr>
-                <w:color w:val="000000"/>
-              </w:rPr>
-            </w:r>
           </w:p>
         </w:tc>
         <w:tc>
@@ -2199,25 +1934,19 @@
             <w:tcW w:w="3812" w:type="dxa"/>
             <w:tcBorders>
               <w:top w:val="single" w:sz="6" w:space="0" w:color="000000"/>
-              <w:start w:val="single" w:sz="6" w:space="0" w:color="000000"/>
+              <w:left w:val="single" w:sz="6" w:space="0" w:color="000000"/>
               <w:bottom w:val="single" w:sz="6" w:space="0" w:color="000000"/>
             </w:tcBorders>
-            <w:shd w:color="auto" w:fill="E5E5E5" w:val="clear"/>
+            <w:shd w:val="clear" w:color="auto" w:fill="E5E5E5"/>
           </w:tcPr>
           <w:p>
             <w:pPr>
               <w:pStyle w:val="TableText"/>
-              <w:snapToGrid w:val="false"/>
-              <w:spacing w:before="40" w:after="40"/>
+              <w:snapToGrid w:val="0"/>
               <w:rPr>
                 <w:color w:val="000000"/>
               </w:rPr>
             </w:pPr>
-            <w:r>
-              <w:rPr>
-                <w:color w:val="000000"/>
-              </w:rPr>
-            </w:r>
           </w:p>
         </w:tc>
         <w:tc>
@@ -2225,51 +1954,43 @@
             <w:tcW w:w="2593" w:type="dxa"/>
             <w:tcBorders>
               <w:top w:val="single" w:sz="6" w:space="0" w:color="000000"/>
-              <w:start w:val="single" w:sz="6" w:space="0" w:color="000000"/>
+              <w:left w:val="single" w:sz="6" w:space="0" w:color="000000"/>
               <w:bottom w:val="single" w:sz="6" w:space="0" w:color="000000"/>
-              <w:end w:val="single" w:sz="6" w:space="0" w:color="000000"/>
+              <w:right w:val="single" w:sz="6" w:space="0" w:color="000000"/>
             </w:tcBorders>
-            <w:shd w:color="auto" w:fill="E5E5E5" w:val="clear"/>
+            <w:shd w:val="clear" w:color="auto" w:fill="E5E5E5"/>
           </w:tcPr>
           <w:p>
             <w:pPr>
               <w:pStyle w:val="TableText"/>
-              <w:snapToGrid w:val="false"/>
-              <w:spacing w:before="40" w:after="40"/>
+              <w:snapToGrid w:val="0"/>
               <w:rPr>
                 <w:color w:val="000000"/>
               </w:rPr>
             </w:pPr>
-            <w:r>
-              <w:rPr>
-                <w:color w:val="000000"/>
-              </w:rPr>
-            </w:r>
           </w:p>
         </w:tc>
       </w:tr>
     </w:tbl>
     <w:p>
       <w:pPr>
-        <w:pStyle w:val="Normal"/>
         <w:rPr>
           <w:color w:val="000000"/>
           <w:u w:val="single"/>
         </w:rPr>
         <w:sectPr>
-          <w:headerReference w:type="even" r:id="rId8"/>
-          <w:headerReference w:type="default" r:id="rId9"/>
-          <w:headerReference w:type="first" r:id="rId10"/>
-          <w:footerReference w:type="even" r:id="rId11"/>
-          <w:footerReference w:type="default" r:id="rId12"/>
-          <w:footerReference w:type="first" r:id="rId13"/>
-          <w:type w:val="nextPage"/>
+          <w:headerReference w:type="even" r:id="rId13"/>
+          <w:headerReference w:type="default" r:id="rId14"/>
+          <w:footerReference w:type="even" r:id="rId15"/>
+          <w:footerReference w:type="default" r:id="rId16"/>
+          <w:headerReference w:type="first" r:id="rId17"/>
+          <w:footerReference w:type="first" r:id="rId18"/>
           <w:pgSz w:w="12240" w:h="15840"/>
-          <w:pgMar w:left="1800" w:right="1800" w:gutter="0" w:header="720" w:top="1440" w:footer="1080" w:bottom="1800"/>
+          <w:pgMar w:top="1440" w:right="1800" w:bottom="1800" w:left="1800" w:header="720" w:footer="1080" w:gutter="0"/>
           <w:pgNumType w:fmt="lowerRoman"/>
-          <w:formProt w:val="false"/>
-          <w:textDirection w:val="lrTb"/>
-          <w:docGrid w:type="default" w:linePitch="360" w:charSpace="0"/>
+          <w:cols w:space="720"/>
+          <w:formProt w:val="0"/>
+          <w:docGrid w:linePitch="360"/>
         </w:sectPr>
       </w:pPr>
       <w:r>
@@ -2290,16 +2011,22 @@
         </w:rPr>
       </w:pPr>
       <w:r>
-        <w:rPr/>
+        <w:lastRenderedPageBreak/>
         <w:tab/>
         <w:t>Table of Contents</w:t>
       </w:r>
     </w:p>
     <w:sdt>
       <w:sdtPr>
+        <w:rPr>
+          <w:b w:val="0"/>
+          <w:caps w:val="0"/>
+          <w:smallCaps/>
+        </w:rPr>
+        <w:id w:val="-1416620436"/>
         <w:docPartObj>
           <w:docPartGallery w:val="Table of Contents"/>
-          <w:docPartUnique w:val="true"/>
+          <w:docPartUnique/>
         </w:docPartObj>
       </w:sdtPr>
       <w:sdtContent>
@@ -2307,17 +2034,18 @@
           <w:pPr>
             <w:pStyle w:val="TOC1"/>
             <w:tabs>
-              <w:tab w:val="left" w:pos="400" w:leader="none"/>
-              <w:tab w:val="right" w:pos="8640" w:leader="dot"/>
+              <w:tab w:val="left" w:pos="400"/>
             </w:tabs>
             <w:rPr>
-              <w:rFonts w:ascii="Calibri" w:hAnsi="Calibri" w:cs="Calibri"/>
-              <w:b w:val="false"/>
-              <w:caps w:val="false"/>
-              <w:smallCaps w:val="false"/>
+              <w:rFonts w:asciiTheme="minorHAnsi" w:eastAsiaTheme="minorEastAsia" w:hAnsiTheme="minorHAnsi" w:cstheme="minorBidi"/>
+              <w:b w:val="0"/>
+              <w:caps w:val="0"/>
+              <w:noProof/>
+              <w:kern w:val="2"/>
               <w:sz w:val="24"/>
               <w:szCs w:val="24"/>
               <w:lang w:eastAsia="en-US"/>
+              <w14:ligatures w14:val="standardContextual"/>
             </w:rPr>
           </w:pPr>
           <w:r>
@@ -2330,43 +2058,78 @@
             <w:instrText xml:space="preserve"> TOC \o "1-3" \h</w:instrText>
           </w:r>
           <w:r>
-            <w:rPr>
-              <w:lang w:eastAsia="en-US"/>
-            </w:rPr>
             <w:fldChar w:fldCharType="separate"/>
           </w:r>
-          <w:r>
-            <w:rPr>
-              <w:lang w:eastAsia="en-US"/>
-            </w:rPr>
-            <w:t>1.</w:t>
-          </w:r>
-          <w:r>
-            <w:rPr>
-              <w:rFonts w:cs="Calibri" w:ascii="Calibri" w:hAnsi="Calibri"/>
-              <w:b w:val="false"/>
-              <w:caps w:val="false"/>
-              <w:smallCaps w:val="false"/>
-              <w:sz w:val="24"/>
-              <w:szCs w:val="24"/>
-              <w:lang w:eastAsia="en-US"/>
-            </w:rPr>
-            <w:tab/>
-          </w:r>
-          <w:r>
-            <w:rPr>
-              <w:lang w:eastAsia="en-US"/>
-            </w:rPr>
-            <w:t>Purpose</w:t>
-            <w:tab/>
-          </w:r>
-          <w:hyperlink w:anchor="__RefHeading___Toc19440719">
-            <w:r>
-              <w:rPr>
-                <w:rStyle w:val="IndexLink"/>
+          <w:hyperlink w:anchor="_Toc223529111" w:history="1">
+            <w:r>
+              <w:rPr>
+                <w:rStyle w:val="Hyperlink"/>
+                <w:noProof/>
+                <w:lang w:bidi="en-US"/>
+              </w:rPr>
+              <w:t>1.</w:t>
+            </w:r>
+            <w:r>
+              <w:rPr>
+                <w:rFonts w:asciiTheme="minorHAnsi" w:eastAsiaTheme="minorEastAsia" w:hAnsiTheme="minorHAnsi" w:cstheme="minorBidi"/>
+                <w:b w:val="0"/>
+                <w:caps w:val="0"/>
+                <w:noProof/>
+                <w:kern w:val="2"/>
+                <w:sz w:val="24"/>
+                <w:szCs w:val="24"/>
                 <w:lang w:eastAsia="en-US"/>
-              </w:rPr>
-              <w:t>4</w:t>
+                <w14:ligatures w14:val="standardContextual"/>
+              </w:rPr>
+              <w:tab/>
+            </w:r>
+            <w:r>
+              <w:rPr>
+                <w:rStyle w:val="Hyperlink"/>
+                <w:noProof/>
+              </w:rPr>
+              <w:t>Purpose</w:t>
+            </w:r>
+            <w:r>
+              <w:rPr>
+                <w:noProof/>
+              </w:rPr>
+              <w:tab/>
+            </w:r>
+            <w:r>
+              <w:rPr>
+                <w:noProof/>
+              </w:rPr>
+              <w:fldChar w:fldCharType="begin"/>
+            </w:r>
+            <w:r>
+              <w:rPr>
+                <w:noProof/>
+              </w:rPr>
+              <w:instrText xml:space="preserve"> PAGEREF _Toc223529111 \h </w:instrText>
+            </w:r>
+            <w:r>
+              <w:rPr>
+                <w:noProof/>
+              </w:rPr>
+            </w:r>
+            <w:r>
+              <w:rPr>
+                <w:noProof/>
+              </w:rPr>
+              <w:fldChar w:fldCharType="separate"/>
+            </w:r>
+            <w:r>
+              <w:rPr>
+                <w:noProof/>
+              </w:rPr>
+              <w:t>iv</w:t>
+            </w:r>
+            <w:r>
+              <w:rPr>
+                <w:noProof/>
+              </w:rPr>
+              <w:fldChar w:fldCharType="end"/>
             </w:r>
           </w:hyperlink>
         </w:p>
@@ -2374,49 +2137,87 @@
           <w:pPr>
             <w:pStyle w:val="TOC2"/>
             <w:tabs>
-              <w:tab w:val="left" w:pos="800" w:leader="none"/>
-              <w:tab w:val="right" w:pos="8640" w:leader="dot"/>
+              <w:tab w:val="left" w:pos="800"/>
             </w:tabs>
             <w:rPr>
-              <w:rFonts w:ascii="Calibri" w:hAnsi="Calibri" w:cs="Calibri"/>
-              <w:caps w:val="false"/>
-              <w:smallCaps w:val="false"/>
+              <w:rFonts w:asciiTheme="minorHAnsi" w:eastAsiaTheme="minorEastAsia" w:hAnsiTheme="minorHAnsi" w:cstheme="minorBidi"/>
+              <w:smallCaps w:val="0"/>
+              <w:noProof/>
+              <w:kern w:val="2"/>
               <w:sz w:val="24"/>
               <w:szCs w:val="24"/>
               <w:lang w:eastAsia="en-US"/>
+              <w14:ligatures w14:val="standardContextual"/>
             </w:rPr>
           </w:pPr>
-          <w:r>
-            <w:rPr>
-              <w:lang w:eastAsia="en-US"/>
-            </w:rPr>
-            <w:t>1.1.</w:t>
-          </w:r>
-          <w:r>
-            <w:rPr>
-              <w:rFonts w:cs="Calibri" w:ascii="Calibri" w:hAnsi="Calibri"/>
-              <w:caps w:val="false"/>
-              <w:smallCaps w:val="false"/>
-              <w:sz w:val="24"/>
-              <w:szCs w:val="24"/>
-              <w:lang w:eastAsia="en-US"/>
-            </w:rPr>
-            <w:tab/>
-          </w:r>
-          <w:r>
-            <w:rPr>
-              <w:lang w:eastAsia="en-US"/>
-            </w:rPr>
-            <w:t>Scope</w:t>
-            <w:tab/>
-          </w:r>
-          <w:hyperlink w:anchor="__RefHeading___Toc19440720">
-            <w:r>
-              <w:rPr>
-                <w:rStyle w:val="IndexLink"/>
+          <w:hyperlink w:anchor="_Toc223529112" w:history="1">
+            <w:r>
+              <w:rPr>
+                <w:rStyle w:val="Hyperlink"/>
+                <w:noProof/>
+              </w:rPr>
+              <w:t>1.1.</w:t>
+            </w:r>
+            <w:r>
+              <w:rPr>
+                <w:rFonts w:asciiTheme="minorHAnsi" w:eastAsiaTheme="minorEastAsia" w:hAnsiTheme="minorHAnsi" w:cstheme="minorBidi"/>
+                <w:smallCaps w:val="0"/>
+                <w:noProof/>
+                <w:kern w:val="2"/>
+                <w:sz w:val="24"/>
+                <w:szCs w:val="24"/>
                 <w:lang w:eastAsia="en-US"/>
-              </w:rPr>
-              <w:t>4</w:t>
+                <w14:ligatures w14:val="standardContextual"/>
+              </w:rPr>
+              <w:tab/>
+            </w:r>
+            <w:r>
+              <w:rPr>
+                <w:rStyle w:val="Hyperlink"/>
+                <w:noProof/>
+              </w:rPr>
+              <w:t>Scope</w:t>
+            </w:r>
+            <w:r>
+              <w:rPr>
+                <w:noProof/>
+              </w:rPr>
+              <w:tab/>
+            </w:r>
+            <w:r>
+              <w:rPr>
+                <w:noProof/>
+              </w:rPr>
+              <w:fldChar w:fldCharType="begin"/>
+            </w:r>
+            <w:r>
+              <w:rPr>
+                <w:noProof/>
+              </w:rPr>
+              <w:instrText xml:space="preserve"> PAGEREF _Toc223529112 \h </w:instrText>
+            </w:r>
+            <w:r>
+              <w:rPr>
+                <w:noProof/>
+              </w:rPr>
+            </w:r>
+            <w:r>
+              <w:rPr>
+                <w:noProof/>
+              </w:rPr>
+              <w:fldChar w:fldCharType="separate"/>
+            </w:r>
+            <w:r>
+              <w:rPr>
+                <w:noProof/>
+              </w:rPr>
+              <w:t>iv</w:t>
+            </w:r>
+            <w:r>
+              <w:rPr>
+                <w:noProof/>
+              </w:rPr>
+              <w:fldChar w:fldCharType="end"/>
             </w:r>
           </w:hyperlink>
         </w:p>
@@ -2424,49 +2225,87 @@
           <w:pPr>
             <w:pStyle w:val="TOC2"/>
             <w:tabs>
-              <w:tab w:val="left" w:pos="800" w:leader="none"/>
-              <w:tab w:val="right" w:pos="8640" w:leader="dot"/>
+              <w:tab w:val="left" w:pos="800"/>
             </w:tabs>
             <w:rPr>
-              <w:rFonts w:ascii="Calibri" w:hAnsi="Calibri" w:cs="Calibri"/>
-              <w:caps w:val="false"/>
-              <w:smallCaps w:val="false"/>
+              <w:rFonts w:asciiTheme="minorHAnsi" w:eastAsiaTheme="minorEastAsia" w:hAnsiTheme="minorHAnsi" w:cstheme="minorBidi"/>
+              <w:smallCaps w:val="0"/>
+              <w:noProof/>
+              <w:kern w:val="2"/>
               <w:sz w:val="24"/>
               <w:szCs w:val="24"/>
               <w:lang w:eastAsia="en-US"/>
+              <w14:ligatures w14:val="standardContextual"/>
             </w:rPr>
           </w:pPr>
-          <w:r>
-            <w:rPr>
-              <w:lang w:eastAsia="en-US"/>
-            </w:rPr>
-            <w:t>1.2.</w:t>
-          </w:r>
-          <w:r>
-            <w:rPr>
-              <w:rFonts w:cs="Calibri" w:ascii="Calibri" w:hAnsi="Calibri"/>
-              <w:caps w:val="false"/>
-              <w:smallCaps w:val="false"/>
-              <w:sz w:val="24"/>
-              <w:szCs w:val="24"/>
-              <w:lang w:eastAsia="en-US"/>
-            </w:rPr>
-            <w:tab/>
-          </w:r>
-          <w:r>
-            <w:rPr>
-              <w:lang w:eastAsia="en-US"/>
-            </w:rPr>
-            <w:t>Definitions, Acronyms, Abbreviations</w:t>
-            <w:tab/>
-          </w:r>
-          <w:hyperlink w:anchor="__RefHeading___Toc19440721">
-            <w:r>
-              <w:rPr>
-                <w:rStyle w:val="IndexLink"/>
+          <w:hyperlink w:anchor="_Toc223529113" w:history="1">
+            <w:r>
+              <w:rPr>
+                <w:rStyle w:val="Hyperlink"/>
+                <w:noProof/>
+              </w:rPr>
+              <w:t>1.1.</w:t>
+            </w:r>
+            <w:r>
+              <w:rPr>
+                <w:rFonts w:asciiTheme="minorHAnsi" w:eastAsiaTheme="minorEastAsia" w:hAnsiTheme="minorHAnsi" w:cstheme="minorBidi"/>
+                <w:smallCaps w:val="0"/>
+                <w:noProof/>
+                <w:kern w:val="2"/>
+                <w:sz w:val="24"/>
+                <w:szCs w:val="24"/>
                 <w:lang w:eastAsia="en-US"/>
-              </w:rPr>
-              <w:t>4</w:t>
+                <w14:ligatures w14:val="standardContextual"/>
+              </w:rPr>
+              <w:tab/>
+            </w:r>
+            <w:r>
+              <w:rPr>
+                <w:rStyle w:val="Hyperlink"/>
+                <w:noProof/>
+              </w:rPr>
+              <w:t>Definitions, Acronyms, Abbreviations</w:t>
+            </w:r>
+            <w:r>
+              <w:rPr>
+                <w:noProof/>
+              </w:rPr>
+              <w:tab/>
+            </w:r>
+            <w:r>
+              <w:rPr>
+                <w:noProof/>
+              </w:rPr>
+              <w:fldChar w:fldCharType="begin"/>
+            </w:r>
+            <w:r>
+              <w:rPr>
+                <w:noProof/>
+              </w:rPr>
+              <w:instrText xml:space="preserve"> PAGEREF _Toc223529113 \h </w:instrText>
+            </w:r>
+            <w:r>
+              <w:rPr>
+                <w:noProof/>
+              </w:rPr>
+            </w:r>
+            <w:r>
+              <w:rPr>
+                <w:noProof/>
+              </w:rPr>
+              <w:fldChar w:fldCharType="separate"/>
+            </w:r>
+            <w:r>
+              <w:rPr>
+                <w:noProof/>
+              </w:rPr>
+              <w:t>iv</w:t>
+            </w:r>
+            <w:r>
+              <w:rPr>
+                <w:noProof/>
+              </w:rPr>
+              <w:fldChar w:fldCharType="end"/>
             </w:r>
           </w:hyperlink>
         </w:p>
@@ -2474,49 +2313,87 @@
           <w:pPr>
             <w:pStyle w:val="TOC2"/>
             <w:tabs>
-              <w:tab w:val="left" w:pos="800" w:leader="none"/>
-              <w:tab w:val="right" w:pos="8640" w:leader="dot"/>
+              <w:tab w:val="left" w:pos="800"/>
             </w:tabs>
             <w:rPr>
-              <w:rFonts w:ascii="Calibri" w:hAnsi="Calibri" w:cs="Calibri"/>
-              <w:caps w:val="false"/>
-              <w:smallCaps w:val="false"/>
+              <w:rFonts w:asciiTheme="minorHAnsi" w:eastAsiaTheme="minorEastAsia" w:hAnsiTheme="minorHAnsi" w:cstheme="minorBidi"/>
+              <w:smallCaps w:val="0"/>
+              <w:noProof/>
+              <w:kern w:val="2"/>
               <w:sz w:val="24"/>
               <w:szCs w:val="24"/>
               <w:lang w:eastAsia="en-US"/>
+              <w14:ligatures w14:val="standardContextual"/>
             </w:rPr>
           </w:pPr>
-          <w:r>
-            <w:rPr>
-              <w:lang w:eastAsia="en-US"/>
-            </w:rPr>
-            <w:t>1.3.</w:t>
-          </w:r>
-          <w:r>
-            <w:rPr>
-              <w:rFonts w:cs="Calibri" w:ascii="Calibri" w:hAnsi="Calibri"/>
-              <w:caps w:val="false"/>
-              <w:smallCaps w:val="false"/>
-              <w:sz w:val="24"/>
-              <w:szCs w:val="24"/>
-              <w:lang w:eastAsia="en-US"/>
-            </w:rPr>
-            <w:tab/>
-          </w:r>
-          <w:r>
-            <w:rPr>
-              <w:lang w:eastAsia="en-US"/>
-            </w:rPr>
-            <w:t>References</w:t>
-            <w:tab/>
-          </w:r>
-          <w:hyperlink w:anchor="__RefHeading___Toc19440722">
-            <w:r>
-              <w:rPr>
-                <w:rStyle w:val="IndexLink"/>
+          <w:hyperlink w:anchor="_Toc223529114" w:history="1">
+            <w:r>
+              <w:rPr>
+                <w:rStyle w:val="Hyperlink"/>
+                <w:noProof/>
+              </w:rPr>
+              <w:t>1.2.</w:t>
+            </w:r>
+            <w:r>
+              <w:rPr>
+                <w:rFonts w:asciiTheme="minorHAnsi" w:eastAsiaTheme="minorEastAsia" w:hAnsiTheme="minorHAnsi" w:cstheme="minorBidi"/>
+                <w:smallCaps w:val="0"/>
+                <w:noProof/>
+                <w:kern w:val="2"/>
+                <w:sz w:val="24"/>
+                <w:szCs w:val="24"/>
                 <w:lang w:eastAsia="en-US"/>
-              </w:rPr>
-              <w:t>4</w:t>
+                <w14:ligatures w14:val="standardContextual"/>
+              </w:rPr>
+              <w:tab/>
+            </w:r>
+            <w:r>
+              <w:rPr>
+                <w:rStyle w:val="Hyperlink"/>
+                <w:noProof/>
+              </w:rPr>
+              <w:t>References</w:t>
+            </w:r>
+            <w:r>
+              <w:rPr>
+                <w:noProof/>
+              </w:rPr>
+              <w:tab/>
+            </w:r>
+            <w:r>
+              <w:rPr>
+                <w:noProof/>
+              </w:rPr>
+              <w:fldChar w:fldCharType="begin"/>
+            </w:r>
+            <w:r>
+              <w:rPr>
+                <w:noProof/>
+              </w:rPr>
+              <w:instrText xml:space="preserve"> PAGEREF _Toc223529114 \h </w:instrText>
+            </w:r>
+            <w:r>
+              <w:rPr>
+                <w:noProof/>
+              </w:rPr>
+            </w:r>
+            <w:r>
+              <w:rPr>
+                <w:noProof/>
+              </w:rPr>
+              <w:fldChar w:fldCharType="separate"/>
+            </w:r>
+            <w:r>
+              <w:rPr>
+                <w:noProof/>
+              </w:rPr>
+              <w:t>v</w:t>
+            </w:r>
+            <w:r>
+              <w:rPr>
+                <w:noProof/>
+              </w:rPr>
+              <w:fldChar w:fldCharType="end"/>
             </w:r>
           </w:hyperlink>
         </w:p>
@@ -2524,49 +2401,87 @@
           <w:pPr>
             <w:pStyle w:val="TOC2"/>
             <w:tabs>
-              <w:tab w:val="left" w:pos="800" w:leader="none"/>
-              <w:tab w:val="right" w:pos="8640" w:leader="dot"/>
+              <w:tab w:val="left" w:pos="800"/>
             </w:tabs>
             <w:rPr>
-              <w:rFonts w:ascii="Calibri" w:hAnsi="Calibri" w:cs="Calibri"/>
-              <w:caps w:val="false"/>
-              <w:smallCaps w:val="false"/>
+              <w:rFonts w:asciiTheme="minorHAnsi" w:eastAsiaTheme="minorEastAsia" w:hAnsiTheme="minorHAnsi" w:cstheme="minorBidi"/>
+              <w:smallCaps w:val="0"/>
+              <w:noProof/>
+              <w:kern w:val="2"/>
               <w:sz w:val="24"/>
               <w:szCs w:val="24"/>
               <w:lang w:eastAsia="en-US"/>
+              <w14:ligatures w14:val="standardContextual"/>
             </w:rPr>
           </w:pPr>
-          <w:r>
-            <w:rPr>
-              <w:lang w:eastAsia="en-US"/>
-            </w:rPr>
-            <w:t>1.4.</w:t>
-          </w:r>
-          <w:r>
-            <w:rPr>
-              <w:rFonts w:cs="Calibri" w:ascii="Calibri" w:hAnsi="Calibri"/>
-              <w:caps w:val="false"/>
-              <w:smallCaps w:val="false"/>
-              <w:sz w:val="24"/>
-              <w:szCs w:val="24"/>
-              <w:lang w:eastAsia="en-US"/>
-            </w:rPr>
-            <w:tab/>
-          </w:r>
-          <w:r>
-            <w:rPr>
-              <w:lang w:eastAsia="en-US"/>
-            </w:rPr>
-            <w:t>Overview</w:t>
-            <w:tab/>
-          </w:r>
-          <w:hyperlink w:anchor="__RefHeading___Toc19440723">
-            <w:r>
-              <w:rPr>
-                <w:rStyle w:val="IndexLink"/>
+          <w:hyperlink w:anchor="_Toc223529115" w:history="1">
+            <w:r>
+              <w:rPr>
+                <w:rStyle w:val="Hyperlink"/>
+                <w:noProof/>
+              </w:rPr>
+              <w:t>1.3.</w:t>
+            </w:r>
+            <w:r>
+              <w:rPr>
+                <w:rFonts w:asciiTheme="minorHAnsi" w:eastAsiaTheme="minorEastAsia" w:hAnsiTheme="minorHAnsi" w:cstheme="minorBidi"/>
+                <w:smallCaps w:val="0"/>
+                <w:noProof/>
+                <w:kern w:val="2"/>
+                <w:sz w:val="24"/>
+                <w:szCs w:val="24"/>
                 <w:lang w:eastAsia="en-US"/>
-              </w:rPr>
-              <w:t>4</w:t>
+                <w14:ligatures w14:val="standardContextual"/>
+              </w:rPr>
+              <w:tab/>
+            </w:r>
+            <w:r>
+              <w:rPr>
+                <w:rStyle w:val="Hyperlink"/>
+                <w:noProof/>
+              </w:rPr>
+              <w:t>Overview</w:t>
+            </w:r>
+            <w:r>
+              <w:rPr>
+                <w:noProof/>
+              </w:rPr>
+              <w:tab/>
+            </w:r>
+            <w:r>
+              <w:rPr>
+                <w:noProof/>
+              </w:rPr>
+              <w:fldChar w:fldCharType="begin"/>
+            </w:r>
+            <w:r>
+              <w:rPr>
+                <w:noProof/>
+              </w:rPr>
+              <w:instrText xml:space="preserve"> PAGEREF _Toc223529115 \h </w:instrText>
+            </w:r>
+            <w:r>
+              <w:rPr>
+                <w:noProof/>
+              </w:rPr>
+            </w:r>
+            <w:r>
+              <w:rPr>
+                <w:noProof/>
+              </w:rPr>
+              <w:fldChar w:fldCharType="separate"/>
+            </w:r>
+            <w:r>
+              <w:rPr>
+                <w:noProof/>
+              </w:rPr>
+              <w:t>v</w:t>
+            </w:r>
+            <w:r>
+              <w:rPr>
+                <w:noProof/>
+              </w:rPr>
+              <w:fldChar w:fldCharType="end"/>
             </w:r>
           </w:hyperlink>
         </w:p>
@@ -2574,51 +2489,90 @@
           <w:pPr>
             <w:pStyle w:val="TOC1"/>
             <w:tabs>
-              <w:tab w:val="left" w:pos="400" w:leader="none"/>
-              <w:tab w:val="right" w:pos="8640" w:leader="dot"/>
+              <w:tab w:val="left" w:pos="400"/>
             </w:tabs>
             <w:rPr>
-              <w:rFonts w:ascii="Calibri" w:hAnsi="Calibri" w:cs="Calibri"/>
-              <w:b w:val="false"/>
-              <w:caps w:val="false"/>
-              <w:smallCaps w:val="false"/>
+              <w:rFonts w:asciiTheme="minorHAnsi" w:eastAsiaTheme="minorEastAsia" w:hAnsiTheme="minorHAnsi" w:cstheme="minorBidi"/>
+              <w:b w:val="0"/>
+              <w:caps w:val="0"/>
+              <w:noProof/>
+              <w:kern w:val="2"/>
               <w:sz w:val="24"/>
               <w:szCs w:val="24"/>
               <w:lang w:eastAsia="en-US"/>
+              <w14:ligatures w14:val="standardContextual"/>
             </w:rPr>
           </w:pPr>
-          <w:r>
-            <w:rPr>
-              <w:lang w:eastAsia="en-US"/>
-            </w:rPr>
-            <w:t>2.</w:t>
-          </w:r>
-          <w:r>
-            <w:rPr>
-              <w:rFonts w:cs="Calibri" w:ascii="Calibri" w:hAnsi="Calibri"/>
-              <w:b w:val="false"/>
-              <w:caps w:val="false"/>
-              <w:smallCaps w:val="false"/>
-              <w:sz w:val="24"/>
-              <w:szCs w:val="24"/>
-              <w:lang w:eastAsia="en-US"/>
-            </w:rPr>
-            <w:tab/>
-          </w:r>
-          <w:r>
-            <w:rPr>
-              <w:lang w:eastAsia="en-US"/>
-            </w:rPr>
-            <w:t>Overall Description</w:t>
-            <w:tab/>
-          </w:r>
-          <w:hyperlink w:anchor="__RefHeading___Toc19440724">
-            <w:r>
-              <w:rPr>
-                <w:rStyle w:val="IndexLink"/>
+          <w:hyperlink w:anchor="_Toc223529116" w:history="1">
+            <w:r>
+              <w:rPr>
+                <w:rStyle w:val="Hyperlink"/>
+                <w:noProof/>
+                <w:lang w:bidi="en-US"/>
+              </w:rPr>
+              <w:t>2.</w:t>
+            </w:r>
+            <w:r>
+              <w:rPr>
+                <w:rFonts w:asciiTheme="minorHAnsi" w:eastAsiaTheme="minorEastAsia" w:hAnsiTheme="minorHAnsi" w:cstheme="minorBidi"/>
+                <w:b w:val="0"/>
+                <w:caps w:val="0"/>
+                <w:noProof/>
+                <w:kern w:val="2"/>
+                <w:sz w:val="24"/>
+                <w:szCs w:val="24"/>
                 <w:lang w:eastAsia="en-US"/>
-              </w:rPr>
-              <w:t>5</w:t>
+                <w14:ligatures w14:val="standardContextual"/>
+              </w:rPr>
+              <w:tab/>
+            </w:r>
+            <w:r>
+              <w:rPr>
+                <w:rStyle w:val="Hyperlink"/>
+                <w:noProof/>
+              </w:rPr>
+              <w:t>Overall Description</w:t>
+            </w:r>
+            <w:r>
+              <w:rPr>
+                <w:noProof/>
+              </w:rPr>
+              <w:tab/>
+            </w:r>
+            <w:r>
+              <w:rPr>
+                <w:noProof/>
+              </w:rPr>
+              <w:fldChar w:fldCharType="begin"/>
+            </w:r>
+            <w:r>
+              <w:rPr>
+                <w:noProof/>
+              </w:rPr>
+              <w:instrText xml:space="preserve"> PAGEREF _Toc223529116 \h </w:instrText>
+            </w:r>
+            <w:r>
+              <w:rPr>
+                <w:noProof/>
+              </w:rPr>
+            </w:r>
+            <w:r>
+              <w:rPr>
+                <w:noProof/>
+              </w:rPr>
+              <w:fldChar w:fldCharType="separate"/>
+            </w:r>
+            <w:r>
+              <w:rPr>
+                <w:noProof/>
+              </w:rPr>
+              <w:t>vi</w:t>
+            </w:r>
+            <w:r>
+              <w:rPr>
+                <w:noProof/>
+              </w:rPr>
+              <w:fldChar w:fldCharType="end"/>
             </w:r>
           </w:hyperlink>
         </w:p>
@@ -2626,49 +2580,87 @@
           <w:pPr>
             <w:pStyle w:val="TOC2"/>
             <w:tabs>
-              <w:tab w:val="left" w:pos="800" w:leader="none"/>
-              <w:tab w:val="right" w:pos="8640" w:leader="dot"/>
+              <w:tab w:val="left" w:pos="800"/>
             </w:tabs>
             <w:rPr>
-              <w:rFonts w:ascii="Calibri" w:hAnsi="Calibri" w:cs="Calibri"/>
-              <w:caps w:val="false"/>
-              <w:smallCaps w:val="false"/>
+              <w:rFonts w:asciiTheme="minorHAnsi" w:eastAsiaTheme="minorEastAsia" w:hAnsiTheme="minorHAnsi" w:cstheme="minorBidi"/>
+              <w:smallCaps w:val="0"/>
+              <w:noProof/>
+              <w:kern w:val="2"/>
               <w:sz w:val="24"/>
               <w:szCs w:val="24"/>
               <w:lang w:eastAsia="en-US"/>
+              <w14:ligatures w14:val="standardContextual"/>
             </w:rPr>
           </w:pPr>
-          <w:r>
-            <w:rPr>
-              <w:lang w:eastAsia="en-US"/>
-            </w:rPr>
-            <w:t>2.1.</w:t>
-          </w:r>
-          <w:r>
-            <w:rPr>
-              <w:rFonts w:cs="Calibri" w:ascii="Calibri" w:hAnsi="Calibri"/>
-              <w:caps w:val="false"/>
-              <w:smallCaps w:val="false"/>
-              <w:sz w:val="24"/>
-              <w:szCs w:val="24"/>
-              <w:lang w:eastAsia="en-US"/>
-            </w:rPr>
-            <w:tab/>
-          </w:r>
-          <w:r>
-            <w:rPr>
-              <w:lang w:eastAsia="en-US"/>
-            </w:rPr>
-            <w:t>Product Perspective</w:t>
-            <w:tab/>
-          </w:r>
-          <w:hyperlink w:anchor="__RefHeading___Toc19440725">
-            <w:r>
-              <w:rPr>
-                <w:rStyle w:val="IndexLink"/>
+          <w:hyperlink w:anchor="_Toc223529117" w:history="1">
+            <w:r>
+              <w:rPr>
+                <w:rStyle w:val="Hyperlink"/>
+                <w:noProof/>
+              </w:rPr>
+              <w:t>2.1.</w:t>
+            </w:r>
+            <w:r>
+              <w:rPr>
+                <w:rFonts w:asciiTheme="minorHAnsi" w:eastAsiaTheme="minorEastAsia" w:hAnsiTheme="minorHAnsi" w:cstheme="minorBidi"/>
+                <w:smallCaps w:val="0"/>
+                <w:noProof/>
+                <w:kern w:val="2"/>
+                <w:sz w:val="24"/>
+                <w:szCs w:val="24"/>
                 <w:lang w:eastAsia="en-US"/>
-              </w:rPr>
-              <w:t>5</w:t>
+                <w14:ligatures w14:val="standardContextual"/>
+              </w:rPr>
+              <w:tab/>
+            </w:r>
+            <w:r>
+              <w:rPr>
+                <w:rStyle w:val="Hyperlink"/>
+                <w:noProof/>
+              </w:rPr>
+              <w:t>Product Perspective</w:t>
+            </w:r>
+            <w:r>
+              <w:rPr>
+                <w:noProof/>
+              </w:rPr>
+              <w:tab/>
+            </w:r>
+            <w:r>
+              <w:rPr>
+                <w:noProof/>
+              </w:rPr>
+              <w:fldChar w:fldCharType="begin"/>
+            </w:r>
+            <w:r>
+              <w:rPr>
+                <w:noProof/>
+              </w:rPr>
+              <w:instrText xml:space="preserve"> PAGEREF _Toc223529117 \h </w:instrText>
+            </w:r>
+            <w:r>
+              <w:rPr>
+                <w:noProof/>
+              </w:rPr>
+            </w:r>
+            <w:r>
+              <w:rPr>
+                <w:noProof/>
+              </w:rPr>
+              <w:fldChar w:fldCharType="separate"/>
+            </w:r>
+            <w:r>
+              <w:rPr>
+                <w:noProof/>
+              </w:rPr>
+              <w:t>vi</w:t>
+            </w:r>
+            <w:r>
+              <w:rPr>
+                <w:noProof/>
+              </w:rPr>
+              <w:fldChar w:fldCharType="end"/>
             </w:r>
           </w:hyperlink>
         </w:p>
@@ -2676,49 +2668,87 @@
           <w:pPr>
             <w:pStyle w:val="TOC2"/>
             <w:tabs>
-              <w:tab w:val="left" w:pos="800" w:leader="none"/>
-              <w:tab w:val="right" w:pos="8640" w:leader="dot"/>
+              <w:tab w:val="left" w:pos="800"/>
             </w:tabs>
             <w:rPr>
-              <w:rFonts w:ascii="Calibri" w:hAnsi="Calibri" w:cs="Calibri"/>
-              <w:caps w:val="false"/>
-              <w:smallCaps w:val="false"/>
+              <w:rFonts w:asciiTheme="minorHAnsi" w:eastAsiaTheme="minorEastAsia" w:hAnsiTheme="minorHAnsi" w:cstheme="minorBidi"/>
+              <w:smallCaps w:val="0"/>
+              <w:noProof/>
+              <w:kern w:val="2"/>
               <w:sz w:val="24"/>
               <w:szCs w:val="24"/>
               <w:lang w:eastAsia="en-US"/>
+              <w14:ligatures w14:val="standardContextual"/>
             </w:rPr>
           </w:pPr>
-          <w:r>
-            <w:rPr>
-              <w:lang w:eastAsia="en-US"/>
-            </w:rPr>
-            <w:t>2.2.</w:t>
-          </w:r>
-          <w:r>
-            <w:rPr>
-              <w:rFonts w:cs="Calibri" w:ascii="Calibri" w:hAnsi="Calibri"/>
-              <w:caps w:val="false"/>
-              <w:smallCaps w:val="false"/>
-              <w:sz w:val="24"/>
-              <w:szCs w:val="24"/>
-              <w:lang w:eastAsia="en-US"/>
-            </w:rPr>
-            <w:tab/>
-          </w:r>
-          <w:r>
-            <w:rPr>
-              <w:lang w:eastAsia="en-US"/>
-            </w:rPr>
-            <w:t>Product Architecture</w:t>
-            <w:tab/>
-          </w:r>
-          <w:hyperlink w:anchor="__RefHeading___Toc19440726">
-            <w:r>
-              <w:rPr>
-                <w:rStyle w:val="IndexLink"/>
+          <w:hyperlink w:anchor="_Toc223529118" w:history="1">
+            <w:r>
+              <w:rPr>
+                <w:rStyle w:val="Hyperlink"/>
+                <w:noProof/>
+              </w:rPr>
+              <w:t>2.2.</w:t>
+            </w:r>
+            <w:r>
+              <w:rPr>
+                <w:rFonts w:asciiTheme="minorHAnsi" w:eastAsiaTheme="minorEastAsia" w:hAnsiTheme="minorHAnsi" w:cstheme="minorBidi"/>
+                <w:smallCaps w:val="0"/>
+                <w:noProof/>
+                <w:kern w:val="2"/>
+                <w:sz w:val="24"/>
+                <w:szCs w:val="24"/>
                 <w:lang w:eastAsia="en-US"/>
-              </w:rPr>
-              <w:t>5</w:t>
+                <w14:ligatures w14:val="standardContextual"/>
+              </w:rPr>
+              <w:tab/>
+            </w:r>
+            <w:r>
+              <w:rPr>
+                <w:rStyle w:val="Hyperlink"/>
+                <w:noProof/>
+              </w:rPr>
+              <w:t>Product Architecture</w:t>
+            </w:r>
+            <w:r>
+              <w:rPr>
+                <w:noProof/>
+              </w:rPr>
+              <w:tab/>
+            </w:r>
+            <w:r>
+              <w:rPr>
+                <w:noProof/>
+              </w:rPr>
+              <w:fldChar w:fldCharType="begin"/>
+            </w:r>
+            <w:r>
+              <w:rPr>
+                <w:noProof/>
+              </w:rPr>
+              <w:instrText xml:space="preserve"> PAGEREF _Toc223529118 \h </w:instrText>
+            </w:r>
+            <w:r>
+              <w:rPr>
+                <w:noProof/>
+              </w:rPr>
+            </w:r>
+            <w:r>
+              <w:rPr>
+                <w:noProof/>
+              </w:rPr>
+              <w:fldChar w:fldCharType="separate"/>
+            </w:r>
+            <w:r>
+              <w:rPr>
+                <w:noProof/>
+              </w:rPr>
+              <w:t>vi</w:t>
+            </w:r>
+            <w:r>
+              <w:rPr>
+                <w:noProof/>
+              </w:rPr>
+              <w:fldChar w:fldCharType="end"/>
             </w:r>
           </w:hyperlink>
         </w:p>
@@ -2726,49 +2756,87 @@
           <w:pPr>
             <w:pStyle w:val="TOC2"/>
             <w:tabs>
-              <w:tab w:val="left" w:pos="800" w:leader="none"/>
-              <w:tab w:val="right" w:pos="8640" w:leader="dot"/>
+              <w:tab w:val="left" w:pos="800"/>
             </w:tabs>
             <w:rPr>
-              <w:rFonts w:ascii="Calibri" w:hAnsi="Calibri" w:cs="Calibri"/>
-              <w:caps w:val="false"/>
-              <w:smallCaps w:val="false"/>
+              <w:rFonts w:asciiTheme="minorHAnsi" w:eastAsiaTheme="minorEastAsia" w:hAnsiTheme="minorHAnsi" w:cstheme="minorBidi"/>
+              <w:smallCaps w:val="0"/>
+              <w:noProof/>
+              <w:kern w:val="2"/>
               <w:sz w:val="24"/>
               <w:szCs w:val="24"/>
               <w:lang w:eastAsia="en-US"/>
+              <w14:ligatures w14:val="standardContextual"/>
             </w:rPr>
           </w:pPr>
-          <w:r>
-            <w:rPr>
-              <w:lang w:eastAsia="en-US"/>
-            </w:rPr>
-            <w:t>2.3.</w:t>
-          </w:r>
-          <w:r>
-            <w:rPr>
-              <w:rFonts w:cs="Calibri" w:ascii="Calibri" w:hAnsi="Calibri"/>
-              <w:caps w:val="false"/>
-              <w:smallCaps w:val="false"/>
-              <w:sz w:val="24"/>
-              <w:szCs w:val="24"/>
-              <w:lang w:eastAsia="en-US"/>
-            </w:rPr>
-            <w:tab/>
-          </w:r>
-          <w:r>
-            <w:rPr>
-              <w:lang w:eastAsia="en-US"/>
-            </w:rPr>
-            <w:t>Product Functionality/Features</w:t>
-            <w:tab/>
-          </w:r>
-          <w:hyperlink w:anchor="__RefHeading___Toc19440727">
-            <w:r>
-              <w:rPr>
-                <w:rStyle w:val="IndexLink"/>
+          <w:hyperlink w:anchor="_Toc223529119" w:history="1">
+            <w:r>
+              <w:rPr>
+                <w:rStyle w:val="Hyperlink"/>
+                <w:noProof/>
+              </w:rPr>
+              <w:t>2.3.</w:t>
+            </w:r>
+            <w:r>
+              <w:rPr>
+                <w:rFonts w:asciiTheme="minorHAnsi" w:eastAsiaTheme="minorEastAsia" w:hAnsiTheme="minorHAnsi" w:cstheme="minorBidi"/>
+                <w:smallCaps w:val="0"/>
+                <w:noProof/>
+                <w:kern w:val="2"/>
+                <w:sz w:val="24"/>
+                <w:szCs w:val="24"/>
                 <w:lang w:eastAsia="en-US"/>
-              </w:rPr>
-              <w:t>5</w:t>
+                <w14:ligatures w14:val="standardContextual"/>
+              </w:rPr>
+              <w:tab/>
+            </w:r>
+            <w:r>
+              <w:rPr>
+                <w:rStyle w:val="Hyperlink"/>
+                <w:noProof/>
+              </w:rPr>
+              <w:t>Product Functionality/Features</w:t>
+            </w:r>
+            <w:r>
+              <w:rPr>
+                <w:noProof/>
+              </w:rPr>
+              <w:tab/>
+            </w:r>
+            <w:r>
+              <w:rPr>
+                <w:noProof/>
+              </w:rPr>
+              <w:fldChar w:fldCharType="begin"/>
+            </w:r>
+            <w:r>
+              <w:rPr>
+                <w:noProof/>
+              </w:rPr>
+              <w:instrText xml:space="preserve"> PAGEREF _Toc223529119 \h </w:instrText>
+            </w:r>
+            <w:r>
+              <w:rPr>
+                <w:noProof/>
+              </w:rPr>
+            </w:r>
+            <w:r>
+              <w:rPr>
+                <w:noProof/>
+              </w:rPr>
+              <w:fldChar w:fldCharType="separate"/>
+            </w:r>
+            <w:r>
+              <w:rPr>
+                <w:noProof/>
+              </w:rPr>
+              <w:t>vi</w:t>
+            </w:r>
+            <w:r>
+              <w:rPr>
+                <w:noProof/>
+              </w:rPr>
+              <w:fldChar w:fldCharType="end"/>
             </w:r>
           </w:hyperlink>
         </w:p>
@@ -2776,49 +2844,87 @@
           <w:pPr>
             <w:pStyle w:val="TOC2"/>
             <w:tabs>
-              <w:tab w:val="left" w:pos="800" w:leader="none"/>
-              <w:tab w:val="right" w:pos="8640" w:leader="dot"/>
+              <w:tab w:val="left" w:pos="800"/>
             </w:tabs>
             <w:rPr>
-              <w:rFonts w:ascii="Calibri" w:hAnsi="Calibri" w:cs="Calibri"/>
-              <w:caps w:val="false"/>
-              <w:smallCaps w:val="false"/>
+              <w:rFonts w:asciiTheme="minorHAnsi" w:eastAsiaTheme="minorEastAsia" w:hAnsiTheme="minorHAnsi" w:cstheme="minorBidi"/>
+              <w:smallCaps w:val="0"/>
+              <w:noProof/>
+              <w:kern w:val="2"/>
               <w:sz w:val="24"/>
               <w:szCs w:val="24"/>
               <w:lang w:eastAsia="en-US"/>
+              <w14:ligatures w14:val="standardContextual"/>
             </w:rPr>
           </w:pPr>
-          <w:r>
-            <w:rPr>
-              <w:lang w:eastAsia="en-US"/>
-            </w:rPr>
-            <w:t>2.4.</w:t>
-          </w:r>
-          <w:r>
-            <w:rPr>
-              <w:rFonts w:cs="Calibri" w:ascii="Calibri" w:hAnsi="Calibri"/>
-              <w:caps w:val="false"/>
-              <w:smallCaps w:val="false"/>
-              <w:sz w:val="24"/>
-              <w:szCs w:val="24"/>
-              <w:lang w:eastAsia="en-US"/>
-            </w:rPr>
-            <w:tab/>
-          </w:r>
-          <w:r>
-            <w:rPr>
-              <w:lang w:eastAsia="en-US"/>
-            </w:rPr>
-            <w:t>Constraints</w:t>
-            <w:tab/>
-          </w:r>
-          <w:hyperlink w:anchor="__RefHeading___Toc19440728">
-            <w:r>
-              <w:rPr>
-                <w:rStyle w:val="IndexLink"/>
+          <w:hyperlink w:anchor="_Toc223529120" w:history="1">
+            <w:r>
+              <w:rPr>
+                <w:rStyle w:val="Hyperlink"/>
+                <w:noProof/>
+              </w:rPr>
+              <w:t>2.4.</w:t>
+            </w:r>
+            <w:r>
+              <w:rPr>
+                <w:rFonts w:asciiTheme="minorHAnsi" w:eastAsiaTheme="minorEastAsia" w:hAnsiTheme="minorHAnsi" w:cstheme="minorBidi"/>
+                <w:smallCaps w:val="0"/>
+                <w:noProof/>
+                <w:kern w:val="2"/>
+                <w:sz w:val="24"/>
+                <w:szCs w:val="24"/>
                 <w:lang w:eastAsia="en-US"/>
-              </w:rPr>
-              <w:t>5</w:t>
+                <w14:ligatures w14:val="standardContextual"/>
+              </w:rPr>
+              <w:tab/>
+            </w:r>
+            <w:r>
+              <w:rPr>
+                <w:rStyle w:val="Hyperlink"/>
+                <w:noProof/>
+              </w:rPr>
+              <w:t>Constraints</w:t>
+            </w:r>
+            <w:r>
+              <w:rPr>
+                <w:noProof/>
+              </w:rPr>
+              <w:tab/>
+            </w:r>
+            <w:r>
+              <w:rPr>
+                <w:noProof/>
+              </w:rPr>
+              <w:fldChar w:fldCharType="begin"/>
+            </w:r>
+            <w:r>
+              <w:rPr>
+                <w:noProof/>
+              </w:rPr>
+              <w:instrText xml:space="preserve"> PAGEREF _Toc223529120 \h </w:instrText>
+            </w:r>
+            <w:r>
+              <w:rPr>
+                <w:noProof/>
+              </w:rPr>
+            </w:r>
+            <w:r>
+              <w:rPr>
+                <w:noProof/>
+              </w:rPr>
+              <w:fldChar w:fldCharType="separate"/>
+            </w:r>
+            <w:r>
+              <w:rPr>
+                <w:noProof/>
+              </w:rPr>
+              <w:t>vi</w:t>
+            </w:r>
+            <w:r>
+              <w:rPr>
+                <w:noProof/>
+              </w:rPr>
+              <w:fldChar w:fldCharType="end"/>
             </w:r>
           </w:hyperlink>
         </w:p>
@@ -2826,49 +2932,87 @@
           <w:pPr>
             <w:pStyle w:val="TOC2"/>
             <w:tabs>
-              <w:tab w:val="left" w:pos="800" w:leader="none"/>
-              <w:tab w:val="right" w:pos="8640" w:leader="dot"/>
+              <w:tab w:val="left" w:pos="800"/>
             </w:tabs>
             <w:rPr>
-              <w:rFonts w:ascii="Calibri" w:hAnsi="Calibri" w:cs="Calibri"/>
-              <w:caps w:val="false"/>
-              <w:smallCaps w:val="false"/>
+              <w:rFonts w:asciiTheme="minorHAnsi" w:eastAsiaTheme="minorEastAsia" w:hAnsiTheme="minorHAnsi" w:cstheme="minorBidi"/>
+              <w:smallCaps w:val="0"/>
+              <w:noProof/>
+              <w:kern w:val="2"/>
               <w:sz w:val="24"/>
               <w:szCs w:val="24"/>
               <w:lang w:eastAsia="en-US"/>
+              <w14:ligatures w14:val="standardContextual"/>
             </w:rPr>
           </w:pPr>
-          <w:r>
-            <w:rPr>
-              <w:lang w:eastAsia="en-US"/>
-            </w:rPr>
-            <w:t>2.5.</w:t>
-          </w:r>
-          <w:r>
-            <w:rPr>
-              <w:rFonts w:cs="Calibri" w:ascii="Calibri" w:hAnsi="Calibri"/>
-              <w:caps w:val="false"/>
-              <w:smallCaps w:val="false"/>
-              <w:sz w:val="24"/>
-              <w:szCs w:val="24"/>
-              <w:lang w:eastAsia="en-US"/>
-            </w:rPr>
-            <w:tab/>
-          </w:r>
-          <w:r>
-            <w:rPr>
-              <w:lang w:eastAsia="en-US"/>
-            </w:rPr>
-            <w:t>Assumptions and Dependencies</w:t>
-            <w:tab/>
-          </w:r>
-          <w:hyperlink w:anchor="__RefHeading___Toc19440729">
-            <w:r>
-              <w:rPr>
-                <w:rStyle w:val="IndexLink"/>
+          <w:hyperlink w:anchor="_Toc223529121" w:history="1">
+            <w:r>
+              <w:rPr>
+                <w:rStyle w:val="Hyperlink"/>
+                <w:noProof/>
+              </w:rPr>
+              <w:t>2.5.</w:t>
+            </w:r>
+            <w:r>
+              <w:rPr>
+                <w:rFonts w:asciiTheme="minorHAnsi" w:eastAsiaTheme="minorEastAsia" w:hAnsiTheme="minorHAnsi" w:cstheme="minorBidi"/>
+                <w:smallCaps w:val="0"/>
+                <w:noProof/>
+                <w:kern w:val="2"/>
+                <w:sz w:val="24"/>
+                <w:szCs w:val="24"/>
                 <w:lang w:eastAsia="en-US"/>
-              </w:rPr>
-              <w:t>5</w:t>
+                <w14:ligatures w14:val="standardContextual"/>
+              </w:rPr>
+              <w:tab/>
+            </w:r>
+            <w:r>
+              <w:rPr>
+                <w:rStyle w:val="Hyperlink"/>
+                <w:noProof/>
+              </w:rPr>
+              <w:t>Assumptions and Dependencies</w:t>
+            </w:r>
+            <w:r>
+              <w:rPr>
+                <w:noProof/>
+              </w:rPr>
+              <w:tab/>
+            </w:r>
+            <w:r>
+              <w:rPr>
+                <w:noProof/>
+              </w:rPr>
+              <w:fldChar w:fldCharType="begin"/>
+            </w:r>
+            <w:r>
+              <w:rPr>
+                <w:noProof/>
+              </w:rPr>
+              <w:instrText xml:space="preserve"> PAGEREF _Toc223529121 \h </w:instrText>
+            </w:r>
+            <w:r>
+              <w:rPr>
+                <w:noProof/>
+              </w:rPr>
+            </w:r>
+            <w:r>
+              <w:rPr>
+                <w:noProof/>
+              </w:rPr>
+              <w:fldChar w:fldCharType="separate"/>
+            </w:r>
+            <w:r>
+              <w:rPr>
+                <w:noProof/>
+              </w:rPr>
+              <w:t>vi</w:t>
+            </w:r>
+            <w:r>
+              <w:rPr>
+                <w:noProof/>
+              </w:rPr>
+              <w:fldChar w:fldCharType="end"/>
             </w:r>
           </w:hyperlink>
         </w:p>
@@ -2876,51 +3020,90 @@
           <w:pPr>
             <w:pStyle w:val="TOC1"/>
             <w:tabs>
-              <w:tab w:val="left" w:pos="400" w:leader="none"/>
-              <w:tab w:val="right" w:pos="8640" w:leader="dot"/>
+              <w:tab w:val="left" w:pos="400"/>
             </w:tabs>
             <w:rPr>
-              <w:rFonts w:ascii="Calibri" w:hAnsi="Calibri" w:cs="Calibri"/>
-              <w:b w:val="false"/>
-              <w:caps w:val="false"/>
-              <w:smallCaps w:val="false"/>
+              <w:rFonts w:asciiTheme="minorHAnsi" w:eastAsiaTheme="minorEastAsia" w:hAnsiTheme="minorHAnsi" w:cstheme="minorBidi"/>
+              <w:b w:val="0"/>
+              <w:caps w:val="0"/>
+              <w:noProof/>
+              <w:kern w:val="2"/>
               <w:sz w:val="24"/>
               <w:szCs w:val="24"/>
               <w:lang w:eastAsia="en-US"/>
+              <w14:ligatures w14:val="standardContextual"/>
             </w:rPr>
           </w:pPr>
-          <w:r>
-            <w:rPr>
-              <w:lang w:eastAsia="en-US"/>
-            </w:rPr>
-            <w:t>3.</w:t>
-          </w:r>
-          <w:r>
-            <w:rPr>
-              <w:rFonts w:cs="Calibri" w:ascii="Calibri" w:hAnsi="Calibri"/>
-              <w:b w:val="false"/>
-              <w:caps w:val="false"/>
-              <w:smallCaps w:val="false"/>
-              <w:sz w:val="24"/>
-              <w:szCs w:val="24"/>
-              <w:lang w:eastAsia="en-US"/>
-            </w:rPr>
-            <w:tab/>
-          </w:r>
-          <w:r>
-            <w:rPr>
-              <w:lang w:eastAsia="en-US"/>
-            </w:rPr>
-            <w:t>Specific Requirements</w:t>
-            <w:tab/>
-          </w:r>
-          <w:hyperlink w:anchor="__RefHeading___Toc19440730">
-            <w:r>
-              <w:rPr>
-                <w:rStyle w:val="IndexLink"/>
+          <w:hyperlink w:anchor="_Toc223529122" w:history="1">
+            <w:r>
+              <w:rPr>
+                <w:rStyle w:val="Hyperlink"/>
+                <w:noProof/>
+                <w:lang w:bidi="en-US"/>
+              </w:rPr>
+              <w:t>3.</w:t>
+            </w:r>
+            <w:r>
+              <w:rPr>
+                <w:rFonts w:asciiTheme="minorHAnsi" w:eastAsiaTheme="minorEastAsia" w:hAnsiTheme="minorHAnsi" w:cstheme="minorBidi"/>
+                <w:b w:val="0"/>
+                <w:caps w:val="0"/>
+                <w:noProof/>
+                <w:kern w:val="2"/>
+                <w:sz w:val="24"/>
+                <w:szCs w:val="24"/>
                 <w:lang w:eastAsia="en-US"/>
-              </w:rPr>
-              <w:t>6</w:t>
+                <w14:ligatures w14:val="standardContextual"/>
+              </w:rPr>
+              <w:tab/>
+            </w:r>
+            <w:r>
+              <w:rPr>
+                <w:rStyle w:val="Hyperlink"/>
+                <w:noProof/>
+              </w:rPr>
+              <w:t>Specific Requirements</w:t>
+            </w:r>
+            <w:r>
+              <w:rPr>
+                <w:noProof/>
+              </w:rPr>
+              <w:tab/>
+            </w:r>
+            <w:r>
+              <w:rPr>
+                <w:noProof/>
+              </w:rPr>
+              <w:fldChar w:fldCharType="begin"/>
+            </w:r>
+            <w:r>
+              <w:rPr>
+                <w:noProof/>
+              </w:rPr>
+              <w:instrText xml:space="preserve"> PAGEREF _Toc223529122 \h </w:instrText>
+            </w:r>
+            <w:r>
+              <w:rPr>
+                <w:noProof/>
+              </w:rPr>
+            </w:r>
+            <w:r>
+              <w:rPr>
+                <w:noProof/>
+              </w:rPr>
+              <w:fldChar w:fldCharType="separate"/>
+            </w:r>
+            <w:r>
+              <w:rPr>
+                <w:noProof/>
+              </w:rPr>
+              <w:t>viii</w:t>
+            </w:r>
+            <w:r>
+              <w:rPr>
+                <w:noProof/>
+              </w:rPr>
+              <w:fldChar w:fldCharType="end"/>
             </w:r>
           </w:hyperlink>
         </w:p>
@@ -2928,49 +3111,791 @@
           <w:pPr>
             <w:pStyle w:val="TOC2"/>
             <w:tabs>
-              <w:tab w:val="left" w:pos="800" w:leader="none"/>
-              <w:tab w:val="right" w:pos="8640" w:leader="dot"/>
+              <w:tab w:val="left" w:pos="800"/>
             </w:tabs>
             <w:rPr>
-              <w:rFonts w:ascii="Calibri" w:hAnsi="Calibri" w:cs="Calibri"/>
-              <w:caps w:val="false"/>
-              <w:smallCaps w:val="false"/>
+              <w:rFonts w:asciiTheme="minorHAnsi" w:eastAsiaTheme="minorEastAsia" w:hAnsiTheme="minorHAnsi" w:cstheme="minorBidi"/>
+              <w:smallCaps w:val="0"/>
+              <w:noProof/>
+              <w:kern w:val="2"/>
               <w:sz w:val="24"/>
               <w:szCs w:val="24"/>
               <w:lang w:eastAsia="en-US"/>
+              <w14:ligatures w14:val="standardContextual"/>
             </w:rPr>
           </w:pPr>
-          <w:r>
+          <w:hyperlink w:anchor="_Toc223529123" w:history="1">
+            <w:r>
+              <w:rPr>
+                <w:rStyle w:val="Hyperlink"/>
+                <w:noProof/>
+              </w:rPr>
+              <w:t>3.1.</w:t>
+            </w:r>
+            <w:r>
+              <w:rPr>
+                <w:rFonts w:asciiTheme="minorHAnsi" w:eastAsiaTheme="minorEastAsia" w:hAnsiTheme="minorHAnsi" w:cstheme="minorBidi"/>
+                <w:smallCaps w:val="0"/>
+                <w:noProof/>
+                <w:kern w:val="2"/>
+                <w:sz w:val="24"/>
+                <w:szCs w:val="24"/>
+                <w:lang w:eastAsia="en-US"/>
+                <w14:ligatures w14:val="standardContextual"/>
+              </w:rPr>
+              <w:tab/>
+            </w:r>
+            <w:r>
+              <w:rPr>
+                <w:rStyle w:val="Hyperlink"/>
+                <w:noProof/>
+              </w:rPr>
+              <w:t>Functional Requirements</w:t>
+            </w:r>
+            <w:r>
+              <w:rPr>
+                <w:noProof/>
+              </w:rPr>
+              <w:tab/>
+            </w:r>
+            <w:r>
+              <w:rPr>
+                <w:noProof/>
+              </w:rPr>
+              <w:fldChar w:fldCharType="begin"/>
+            </w:r>
+            <w:r>
+              <w:rPr>
+                <w:noProof/>
+              </w:rPr>
+              <w:instrText xml:space="preserve"> PAGEREF _Toc223529123 \h </w:instrText>
+            </w:r>
+            <w:r>
+              <w:rPr>
+                <w:noProof/>
+              </w:rPr>
+            </w:r>
+            <w:r>
+              <w:rPr>
+                <w:noProof/>
+              </w:rPr>
+              <w:fldChar w:fldCharType="separate"/>
+            </w:r>
+            <w:r>
+              <w:rPr>
+                <w:noProof/>
+              </w:rPr>
+              <w:t>viii</w:t>
+            </w:r>
+            <w:r>
+              <w:rPr>
+                <w:noProof/>
+              </w:rPr>
+              <w:fldChar w:fldCharType="end"/>
+            </w:r>
+          </w:hyperlink>
+        </w:p>
+        <w:p>
+          <w:pPr>
+            <w:pStyle w:val="TOC3"/>
+            <w:tabs>
+              <w:tab w:val="left" w:pos="1200"/>
+            </w:tabs>
             <w:rPr>
-              <w:lang w:eastAsia="en-US"/>
-            </w:rPr>
-            <w:t>3.1.</w:t>
-          </w:r>
-          <w:r>
-            <w:rPr>
-              <w:rFonts w:cs="Calibri" w:ascii="Calibri" w:hAnsi="Calibri"/>
-              <w:caps w:val="false"/>
-              <w:smallCaps w:val="false"/>
+              <w:rFonts w:asciiTheme="minorHAnsi" w:eastAsiaTheme="minorEastAsia" w:hAnsiTheme="minorHAnsi" w:cstheme="minorBidi"/>
+              <w:i w:val="0"/>
+              <w:noProof/>
+              <w:kern w:val="2"/>
               <w:sz w:val="24"/>
               <w:szCs w:val="24"/>
               <w:lang w:eastAsia="en-US"/>
+              <w14:ligatures w14:val="standardContextual"/>
             </w:rPr>
-            <w:tab/>
-          </w:r>
-          <w:r>
+          </w:pPr>
+          <w:hyperlink w:anchor="_Toc223529124" w:history="1">
+            <w:r>
+              <w:rPr>
+                <w:rStyle w:val="Hyperlink"/>
+                <w:noProof/>
+              </w:rPr>
+              <w:t>3.1.1.</w:t>
+            </w:r>
+            <w:r>
+              <w:rPr>
+                <w:rFonts w:asciiTheme="minorHAnsi" w:eastAsiaTheme="minorEastAsia" w:hAnsiTheme="minorHAnsi" w:cstheme="minorBidi"/>
+                <w:i w:val="0"/>
+                <w:noProof/>
+                <w:kern w:val="2"/>
+                <w:sz w:val="24"/>
+                <w:szCs w:val="24"/>
+                <w:lang w:eastAsia="en-US"/>
+                <w14:ligatures w14:val="standardContextual"/>
+              </w:rPr>
+              <w:tab/>
+            </w:r>
+            <w:r>
+              <w:rPr>
+                <w:rStyle w:val="Hyperlink"/>
+                <w:noProof/>
+              </w:rPr>
+              <w:t>Common Requirements:</w:t>
+            </w:r>
+            <w:r>
+              <w:rPr>
+                <w:noProof/>
+              </w:rPr>
+              <w:tab/>
+            </w:r>
+            <w:r>
+              <w:rPr>
+                <w:noProof/>
+              </w:rPr>
+              <w:fldChar w:fldCharType="begin"/>
+            </w:r>
+            <w:r>
+              <w:rPr>
+                <w:noProof/>
+              </w:rPr>
+              <w:instrText xml:space="preserve"> PAGEREF _Toc223529124 \h </w:instrText>
+            </w:r>
+            <w:r>
+              <w:rPr>
+                <w:noProof/>
+              </w:rPr>
+            </w:r>
+            <w:r>
+              <w:rPr>
+                <w:noProof/>
+              </w:rPr>
+              <w:fldChar w:fldCharType="separate"/>
+            </w:r>
+            <w:r>
+              <w:rPr>
+                <w:noProof/>
+              </w:rPr>
+              <w:t>viii</w:t>
+            </w:r>
+            <w:r>
+              <w:rPr>
+                <w:noProof/>
+              </w:rPr>
+              <w:fldChar w:fldCharType="end"/>
+            </w:r>
+          </w:hyperlink>
+        </w:p>
+        <w:p>
+          <w:pPr>
+            <w:pStyle w:val="TOC3"/>
+            <w:tabs>
+              <w:tab w:val="left" w:pos="1200"/>
+            </w:tabs>
             <w:rPr>
+              <w:rFonts w:asciiTheme="minorHAnsi" w:eastAsiaTheme="minorEastAsia" w:hAnsiTheme="minorHAnsi" w:cstheme="minorBidi"/>
+              <w:i w:val="0"/>
+              <w:noProof/>
+              <w:kern w:val="2"/>
+              <w:sz w:val="24"/>
+              <w:szCs w:val="24"/>
               <w:lang w:eastAsia="en-US"/>
+              <w14:ligatures w14:val="standardContextual"/>
             </w:rPr>
-            <w:t>Functional Requirements</w:t>
-            <w:tab/>
-          </w:r>
-          <w:hyperlink w:anchor="__RefHeading___Toc19440731">
-            <w:r>
-              <w:rPr>
-                <w:rStyle w:val="IndexLink"/>
+          </w:pPr>
+          <w:hyperlink w:anchor="_Toc223529125" w:history="1">
+            <w:r>
+              <w:rPr>
+                <w:rStyle w:val="Hyperlink"/>
+                <w:noProof/>
+              </w:rPr>
+              <w:t>3.1.2.</w:t>
+            </w:r>
+            <w:r>
+              <w:rPr>
+                <w:rFonts w:asciiTheme="minorHAnsi" w:eastAsiaTheme="minorEastAsia" w:hAnsiTheme="minorHAnsi" w:cstheme="minorBidi"/>
+                <w:i w:val="0"/>
+                <w:noProof/>
+                <w:kern w:val="2"/>
+                <w:sz w:val="24"/>
+                <w:szCs w:val="24"/>
                 <w:lang w:eastAsia="en-US"/>
-              </w:rPr>
-              <w:t>6</w:t>
+                <w14:ligatures w14:val="standardContextual"/>
+              </w:rPr>
+              <w:tab/>
+            </w:r>
+            <w:r>
+              <w:rPr>
+                <w:rStyle w:val="Hyperlink"/>
+                <w:noProof/>
+              </w:rPr>
+              <w:t>Users Module Requirements:</w:t>
+            </w:r>
+            <w:r>
+              <w:rPr>
+                <w:noProof/>
+              </w:rPr>
+              <w:tab/>
+            </w:r>
+            <w:r>
+              <w:rPr>
+                <w:noProof/>
+              </w:rPr>
+              <w:fldChar w:fldCharType="begin"/>
+            </w:r>
+            <w:r>
+              <w:rPr>
+                <w:noProof/>
+              </w:rPr>
+              <w:instrText xml:space="preserve"> PAGEREF _Toc223529125 \h </w:instrText>
+            </w:r>
+            <w:r>
+              <w:rPr>
+                <w:noProof/>
+              </w:rPr>
+            </w:r>
+            <w:r>
+              <w:rPr>
+                <w:noProof/>
+              </w:rPr>
+              <w:fldChar w:fldCharType="separate"/>
+            </w:r>
+            <w:r>
+              <w:rPr>
+                <w:noProof/>
+              </w:rPr>
+              <w:t>viii</w:t>
+            </w:r>
+            <w:r>
+              <w:rPr>
+                <w:noProof/>
+              </w:rPr>
+              <w:fldChar w:fldCharType="end"/>
+            </w:r>
+          </w:hyperlink>
+        </w:p>
+        <w:p>
+          <w:pPr>
+            <w:pStyle w:val="TOC3"/>
+            <w:tabs>
+              <w:tab w:val="left" w:pos="1200"/>
+            </w:tabs>
+            <w:rPr>
+              <w:rFonts w:asciiTheme="minorHAnsi" w:eastAsiaTheme="minorEastAsia" w:hAnsiTheme="minorHAnsi" w:cstheme="minorBidi"/>
+              <w:i w:val="0"/>
+              <w:noProof/>
+              <w:kern w:val="2"/>
+              <w:sz w:val="24"/>
+              <w:szCs w:val="24"/>
+              <w:lang w:eastAsia="en-US"/>
+              <w14:ligatures w14:val="standardContextual"/>
+            </w:rPr>
+          </w:pPr>
+          <w:hyperlink w:anchor="_Toc223529126" w:history="1">
+            <w:r>
+              <w:rPr>
+                <w:rStyle w:val="Hyperlink"/>
+                <w:noProof/>
+              </w:rPr>
+              <w:t>3.1.3.</w:t>
+            </w:r>
+            <w:r>
+              <w:rPr>
+                <w:rFonts w:asciiTheme="minorHAnsi" w:eastAsiaTheme="minorEastAsia" w:hAnsiTheme="minorHAnsi" w:cstheme="minorBidi"/>
+                <w:i w:val="0"/>
+                <w:noProof/>
+                <w:kern w:val="2"/>
+                <w:sz w:val="24"/>
+                <w:szCs w:val="24"/>
+                <w:lang w:eastAsia="en-US"/>
+                <w14:ligatures w14:val="standardContextual"/>
+              </w:rPr>
+              <w:tab/>
+            </w:r>
+            <w:r>
+              <w:rPr>
+                <w:rStyle w:val="Hyperlink"/>
+                <w:noProof/>
+              </w:rPr>
+              <w:t>Datastore Module Requirements:</w:t>
+            </w:r>
+            <w:r>
+              <w:rPr>
+                <w:noProof/>
+              </w:rPr>
+              <w:tab/>
+            </w:r>
+            <w:r>
+              <w:rPr>
+                <w:noProof/>
+              </w:rPr>
+              <w:fldChar w:fldCharType="begin"/>
+            </w:r>
+            <w:r>
+              <w:rPr>
+                <w:noProof/>
+              </w:rPr>
+              <w:instrText xml:space="preserve"> PAGEREF _Toc223529126 \h </w:instrText>
+            </w:r>
+            <w:r>
+              <w:rPr>
+                <w:noProof/>
+              </w:rPr>
+            </w:r>
+            <w:r>
+              <w:rPr>
+                <w:noProof/>
+              </w:rPr>
+              <w:fldChar w:fldCharType="separate"/>
+            </w:r>
+            <w:r>
+              <w:rPr>
+                <w:noProof/>
+              </w:rPr>
+              <w:t>viii</w:t>
+            </w:r>
+            <w:r>
+              <w:rPr>
+                <w:noProof/>
+              </w:rPr>
+              <w:fldChar w:fldCharType="end"/>
+            </w:r>
+          </w:hyperlink>
+        </w:p>
+        <w:p>
+          <w:pPr>
+            <w:pStyle w:val="TOC3"/>
+            <w:tabs>
+              <w:tab w:val="left" w:pos="1200"/>
+            </w:tabs>
+            <w:rPr>
+              <w:rFonts w:asciiTheme="minorHAnsi" w:eastAsiaTheme="minorEastAsia" w:hAnsiTheme="minorHAnsi" w:cstheme="minorBidi"/>
+              <w:i w:val="0"/>
+              <w:noProof/>
+              <w:kern w:val="2"/>
+              <w:sz w:val="24"/>
+              <w:szCs w:val="24"/>
+              <w:lang w:eastAsia="en-US"/>
+              <w14:ligatures w14:val="standardContextual"/>
+            </w:rPr>
+          </w:pPr>
+          <w:hyperlink w:anchor="_Toc223529127" w:history="1">
+            <w:r>
+              <w:rPr>
+                <w:rStyle w:val="Hyperlink"/>
+                <w:noProof/>
+              </w:rPr>
+              <w:t>3.1.4.</w:t>
+            </w:r>
+            <w:r>
+              <w:rPr>
+                <w:rFonts w:asciiTheme="minorHAnsi" w:eastAsiaTheme="minorEastAsia" w:hAnsiTheme="minorHAnsi" w:cstheme="minorBidi"/>
+                <w:i w:val="0"/>
+                <w:noProof/>
+                <w:kern w:val="2"/>
+                <w:sz w:val="24"/>
+                <w:szCs w:val="24"/>
+                <w:lang w:eastAsia="en-US"/>
+                <w14:ligatures w14:val="standardContextual"/>
+              </w:rPr>
+              <w:tab/>
+            </w:r>
+            <w:r>
+              <w:rPr>
+                <w:rStyle w:val="Hyperlink"/>
+                <w:noProof/>
+              </w:rPr>
+              <w:t>Network Module Requirements:</w:t>
+            </w:r>
+            <w:r>
+              <w:rPr>
+                <w:noProof/>
+              </w:rPr>
+              <w:tab/>
+            </w:r>
+            <w:r>
+              <w:rPr>
+                <w:noProof/>
+              </w:rPr>
+              <w:fldChar w:fldCharType="begin"/>
+            </w:r>
+            <w:r>
+              <w:rPr>
+                <w:noProof/>
+              </w:rPr>
+              <w:instrText xml:space="preserve"> PAGEREF _Toc223529127 \h </w:instrText>
+            </w:r>
+            <w:r>
+              <w:rPr>
+                <w:noProof/>
+              </w:rPr>
+            </w:r>
+            <w:r>
+              <w:rPr>
+                <w:noProof/>
+              </w:rPr>
+              <w:fldChar w:fldCharType="separate"/>
+            </w:r>
+            <w:r>
+              <w:rPr>
+                <w:noProof/>
+              </w:rPr>
+              <w:t>viii</w:t>
+            </w:r>
+            <w:r>
+              <w:rPr>
+                <w:noProof/>
+              </w:rPr>
+              <w:fldChar w:fldCharType="end"/>
+            </w:r>
+          </w:hyperlink>
+        </w:p>
+        <w:p>
+          <w:pPr>
+            <w:pStyle w:val="TOC3"/>
+            <w:tabs>
+              <w:tab w:val="left" w:pos="1200"/>
+            </w:tabs>
+            <w:rPr>
+              <w:rFonts w:asciiTheme="minorHAnsi" w:eastAsiaTheme="minorEastAsia" w:hAnsiTheme="minorHAnsi" w:cstheme="minorBidi"/>
+              <w:i w:val="0"/>
+              <w:noProof/>
+              <w:kern w:val="2"/>
+              <w:sz w:val="24"/>
+              <w:szCs w:val="24"/>
+              <w:lang w:eastAsia="en-US"/>
+              <w14:ligatures w14:val="standardContextual"/>
+            </w:rPr>
+          </w:pPr>
+          <w:hyperlink w:anchor="_Toc223529128" w:history="1">
+            <w:r>
+              <w:rPr>
+                <w:rStyle w:val="Hyperlink"/>
+                <w:noProof/>
+              </w:rPr>
+              <w:t>3.1.5.</w:t>
+            </w:r>
+            <w:r>
+              <w:rPr>
+                <w:rFonts w:asciiTheme="minorHAnsi" w:eastAsiaTheme="minorEastAsia" w:hAnsiTheme="minorHAnsi" w:cstheme="minorBidi"/>
+                <w:i w:val="0"/>
+                <w:noProof/>
+                <w:kern w:val="2"/>
+                <w:sz w:val="24"/>
+                <w:szCs w:val="24"/>
+                <w:lang w:eastAsia="en-US"/>
+                <w14:ligatures w14:val="standardContextual"/>
+              </w:rPr>
+              <w:tab/>
+            </w:r>
+            <w:r>
+              <w:rPr>
+                <w:rStyle w:val="Hyperlink"/>
+                <w:noProof/>
+              </w:rPr>
+              <w:t>GUI Module Requirements:</w:t>
+            </w:r>
+            <w:r>
+              <w:rPr>
+                <w:noProof/>
+              </w:rPr>
+              <w:tab/>
+            </w:r>
+            <w:r>
+              <w:rPr>
+                <w:noProof/>
+              </w:rPr>
+              <w:fldChar w:fldCharType="begin"/>
+            </w:r>
+            <w:r>
+              <w:rPr>
+                <w:noProof/>
+              </w:rPr>
+              <w:instrText xml:space="preserve"> PAGEREF _Toc223529128 \h </w:instrText>
+            </w:r>
+            <w:r>
+              <w:rPr>
+                <w:noProof/>
+              </w:rPr>
+            </w:r>
+            <w:r>
+              <w:rPr>
+                <w:noProof/>
+              </w:rPr>
+              <w:fldChar w:fldCharType="separate"/>
+            </w:r>
+            <w:r>
+              <w:rPr>
+                <w:noProof/>
+              </w:rPr>
+              <w:t>viii</w:t>
+            </w:r>
+            <w:r>
+              <w:rPr>
+                <w:noProof/>
+              </w:rPr>
+              <w:fldChar w:fldCharType="end"/>
+            </w:r>
+          </w:hyperlink>
+        </w:p>
+        <w:p>
+          <w:pPr>
+            <w:pStyle w:val="TOC3"/>
+            <w:tabs>
+              <w:tab w:val="left" w:pos="1200"/>
+            </w:tabs>
+            <w:rPr>
+              <w:rFonts w:asciiTheme="minorHAnsi" w:eastAsiaTheme="minorEastAsia" w:hAnsiTheme="minorHAnsi" w:cstheme="minorBidi"/>
+              <w:i w:val="0"/>
+              <w:noProof/>
+              <w:kern w:val="2"/>
+              <w:sz w:val="24"/>
+              <w:szCs w:val="24"/>
+              <w:lang w:eastAsia="en-US"/>
+              <w14:ligatures w14:val="standardContextual"/>
+            </w:rPr>
+          </w:pPr>
+          <w:hyperlink w:anchor="_Toc223529129" w:history="1">
+            <w:r>
+              <w:rPr>
+                <w:rStyle w:val="Hyperlink"/>
+                <w:noProof/>
+              </w:rPr>
+              <w:t>3.1.6.</w:t>
+            </w:r>
+            <w:r>
+              <w:rPr>
+                <w:rFonts w:asciiTheme="minorHAnsi" w:eastAsiaTheme="minorEastAsia" w:hAnsiTheme="minorHAnsi" w:cstheme="minorBidi"/>
+                <w:i w:val="0"/>
+                <w:noProof/>
+                <w:kern w:val="2"/>
+                <w:sz w:val="24"/>
+                <w:szCs w:val="24"/>
+                <w:lang w:eastAsia="en-US"/>
+                <w14:ligatures w14:val="standardContextual"/>
+              </w:rPr>
+              <w:tab/>
+            </w:r>
+            <w:r>
+              <w:rPr>
+                <w:rStyle w:val="Hyperlink"/>
+                <w:noProof/>
+              </w:rPr>
+              <w:t>Lobby Module Requirements:</w:t>
+            </w:r>
+            <w:r>
+              <w:rPr>
+                <w:noProof/>
+              </w:rPr>
+              <w:tab/>
+            </w:r>
+            <w:r>
+              <w:rPr>
+                <w:noProof/>
+              </w:rPr>
+              <w:fldChar w:fldCharType="begin"/>
+            </w:r>
+            <w:r>
+              <w:rPr>
+                <w:noProof/>
+              </w:rPr>
+              <w:instrText xml:space="preserve"> PAGEREF _Toc223529129 \h </w:instrText>
+            </w:r>
+            <w:r>
+              <w:rPr>
+                <w:noProof/>
+              </w:rPr>
+            </w:r>
+            <w:r>
+              <w:rPr>
+                <w:noProof/>
+              </w:rPr>
+              <w:fldChar w:fldCharType="separate"/>
+            </w:r>
+            <w:r>
+              <w:rPr>
+                <w:noProof/>
+              </w:rPr>
+              <w:t>viii</w:t>
+            </w:r>
+            <w:r>
+              <w:rPr>
+                <w:noProof/>
+              </w:rPr>
+              <w:fldChar w:fldCharType="end"/>
+            </w:r>
+          </w:hyperlink>
+        </w:p>
+        <w:p>
+          <w:pPr>
+            <w:pStyle w:val="TOC3"/>
+            <w:tabs>
+              <w:tab w:val="left" w:pos="1200"/>
+            </w:tabs>
+            <w:rPr>
+              <w:rFonts w:asciiTheme="minorHAnsi" w:eastAsiaTheme="minorEastAsia" w:hAnsiTheme="minorHAnsi" w:cstheme="minorBidi"/>
+              <w:i w:val="0"/>
+              <w:noProof/>
+              <w:kern w:val="2"/>
+              <w:sz w:val="24"/>
+              <w:szCs w:val="24"/>
+              <w:lang w:eastAsia="en-US"/>
+              <w14:ligatures w14:val="standardContextual"/>
+            </w:rPr>
+          </w:pPr>
+          <w:hyperlink w:anchor="_Toc223529130" w:history="1">
+            <w:r>
+              <w:rPr>
+                <w:rStyle w:val="Hyperlink"/>
+                <w:noProof/>
+              </w:rPr>
+              <w:t>3.1.7.</w:t>
+            </w:r>
+            <w:r>
+              <w:rPr>
+                <w:rFonts w:asciiTheme="minorHAnsi" w:eastAsiaTheme="minorEastAsia" w:hAnsiTheme="minorHAnsi" w:cstheme="minorBidi"/>
+                <w:i w:val="0"/>
+                <w:noProof/>
+                <w:kern w:val="2"/>
+                <w:sz w:val="24"/>
+                <w:szCs w:val="24"/>
+                <w:lang w:eastAsia="en-US"/>
+                <w14:ligatures w14:val="standardContextual"/>
+              </w:rPr>
+              <w:tab/>
+            </w:r>
+            <w:r>
+              <w:rPr>
+                <w:rStyle w:val="Hyperlink"/>
+                <w:noProof/>
+              </w:rPr>
+              <w:t>Table Module Requirements:</w:t>
+            </w:r>
+            <w:r>
+              <w:rPr>
+                <w:noProof/>
+              </w:rPr>
+              <w:tab/>
+            </w:r>
+            <w:r>
+              <w:rPr>
+                <w:noProof/>
+              </w:rPr>
+              <w:fldChar w:fldCharType="begin"/>
+            </w:r>
+            <w:r>
+              <w:rPr>
+                <w:noProof/>
+              </w:rPr>
+              <w:instrText xml:space="preserve"> PAGEREF _Toc223529130 \h </w:instrText>
+            </w:r>
+            <w:r>
+              <w:rPr>
+                <w:noProof/>
+              </w:rPr>
+            </w:r>
+            <w:r>
+              <w:rPr>
+                <w:noProof/>
+              </w:rPr>
+              <w:fldChar w:fldCharType="separate"/>
+            </w:r>
+            <w:r>
+              <w:rPr>
+                <w:noProof/>
+              </w:rPr>
+              <w:t>viii</w:t>
+            </w:r>
+            <w:r>
+              <w:rPr>
+                <w:noProof/>
+              </w:rPr>
+              <w:fldChar w:fldCharType="end"/>
+            </w:r>
+          </w:hyperlink>
+        </w:p>
+        <w:p>
+          <w:pPr>
+            <w:pStyle w:val="TOC3"/>
+            <w:tabs>
+              <w:tab w:val="left" w:pos="1200"/>
+            </w:tabs>
+            <w:rPr>
+              <w:rFonts w:asciiTheme="minorHAnsi" w:eastAsiaTheme="minorEastAsia" w:hAnsiTheme="minorHAnsi" w:cstheme="minorBidi"/>
+              <w:i w:val="0"/>
+              <w:noProof/>
+              <w:kern w:val="2"/>
+              <w:sz w:val="24"/>
+              <w:szCs w:val="24"/>
+              <w:lang w:eastAsia="en-US"/>
+              <w14:ligatures w14:val="standardContextual"/>
+            </w:rPr>
+          </w:pPr>
+          <w:hyperlink w:anchor="_Toc223529131" w:history="1">
+            <w:r>
+              <w:rPr>
+                <w:rStyle w:val="Hyperlink"/>
+                <w:noProof/>
+              </w:rPr>
+              <w:t>3.1.8.</w:t>
+            </w:r>
+            <w:r>
+              <w:rPr>
+                <w:rFonts w:asciiTheme="minorHAnsi" w:eastAsiaTheme="minorEastAsia" w:hAnsiTheme="minorHAnsi" w:cstheme="minorBidi"/>
+                <w:i w:val="0"/>
+                <w:noProof/>
+                <w:kern w:val="2"/>
+                <w:sz w:val="24"/>
+                <w:szCs w:val="24"/>
+                <w:lang w:eastAsia="en-US"/>
+                <w14:ligatures w14:val="standardContextual"/>
+              </w:rPr>
+              <w:tab/>
+            </w:r>
+            <w:r>
+              <w:rPr>
+                <w:rStyle w:val="Hyperlink"/>
+                <w:noProof/>
+              </w:rPr>
+              <w:t>Game Module Requirements:</w:t>
+            </w:r>
+            <w:r>
+              <w:rPr>
+                <w:noProof/>
+              </w:rPr>
+              <w:tab/>
+            </w:r>
+            <w:r>
+              <w:rPr>
+                <w:noProof/>
+              </w:rPr>
+              <w:fldChar w:fldCharType="begin"/>
+            </w:r>
+            <w:r>
+              <w:rPr>
+                <w:noProof/>
+              </w:rPr>
+              <w:instrText xml:space="preserve"> PAGEREF _Toc223529131 \h </w:instrText>
+            </w:r>
+            <w:r>
+              <w:rPr>
+                <w:noProof/>
+              </w:rPr>
+            </w:r>
+            <w:r>
+              <w:rPr>
+                <w:noProof/>
+              </w:rPr>
+              <w:fldChar w:fldCharType="separate"/>
+            </w:r>
+            <w:r>
+              <w:rPr>
+                <w:noProof/>
+              </w:rPr>
+              <w:t>viii</w:t>
+            </w:r>
+            <w:r>
+              <w:rPr>
+                <w:noProof/>
+              </w:rPr>
+              <w:fldChar w:fldCharType="end"/>
             </w:r>
           </w:hyperlink>
         </w:p>
@@ -2978,49 +3903,87 @@
           <w:pPr>
             <w:pStyle w:val="TOC2"/>
             <w:tabs>
-              <w:tab w:val="left" w:pos="800" w:leader="none"/>
-              <w:tab w:val="right" w:pos="8640" w:leader="dot"/>
+              <w:tab w:val="left" w:pos="800"/>
             </w:tabs>
             <w:rPr>
-              <w:rFonts w:ascii="Calibri" w:hAnsi="Calibri" w:cs="Calibri"/>
-              <w:caps w:val="false"/>
-              <w:smallCaps w:val="false"/>
+              <w:rFonts w:asciiTheme="minorHAnsi" w:eastAsiaTheme="minorEastAsia" w:hAnsiTheme="minorHAnsi" w:cstheme="minorBidi"/>
+              <w:smallCaps w:val="0"/>
+              <w:noProof/>
+              <w:kern w:val="2"/>
               <w:sz w:val="24"/>
               <w:szCs w:val="24"/>
               <w:lang w:eastAsia="en-US"/>
+              <w14:ligatures w14:val="standardContextual"/>
             </w:rPr>
           </w:pPr>
-          <w:r>
-            <w:rPr>
-              <w:lang w:eastAsia="en-US"/>
-            </w:rPr>
-            <w:t>3.2.</w:t>
-          </w:r>
-          <w:r>
-            <w:rPr>
-              <w:rFonts w:cs="Calibri" w:ascii="Calibri" w:hAnsi="Calibri"/>
-              <w:caps w:val="false"/>
-              <w:smallCaps w:val="false"/>
-              <w:sz w:val="24"/>
-              <w:szCs w:val="24"/>
-              <w:lang w:eastAsia="en-US"/>
-            </w:rPr>
-            <w:tab/>
-          </w:r>
-          <w:r>
-            <w:rPr>
-              <w:lang w:eastAsia="en-US"/>
-            </w:rPr>
-            <w:t>External Interface Requirements</w:t>
-            <w:tab/>
-          </w:r>
-          <w:hyperlink w:anchor="__RefHeading___Toc19440736">
-            <w:r>
-              <w:rPr>
-                <w:rStyle w:val="IndexLink"/>
+          <w:hyperlink w:anchor="_Toc223529132" w:history="1">
+            <w:r>
+              <w:rPr>
+                <w:rStyle w:val="Hyperlink"/>
+                <w:noProof/>
+              </w:rPr>
+              <w:t>3.2.</w:t>
+            </w:r>
+            <w:r>
+              <w:rPr>
+                <w:rFonts w:asciiTheme="minorHAnsi" w:eastAsiaTheme="minorEastAsia" w:hAnsiTheme="minorHAnsi" w:cstheme="minorBidi"/>
+                <w:smallCaps w:val="0"/>
+                <w:noProof/>
+                <w:kern w:val="2"/>
+                <w:sz w:val="24"/>
+                <w:szCs w:val="24"/>
                 <w:lang w:eastAsia="en-US"/>
-              </w:rPr>
-              <w:t>6</w:t>
+                <w14:ligatures w14:val="standardContextual"/>
+              </w:rPr>
+              <w:tab/>
+            </w:r>
+            <w:r>
+              <w:rPr>
+                <w:rStyle w:val="Hyperlink"/>
+                <w:noProof/>
+              </w:rPr>
+              <w:t>External Interface Requirements</w:t>
+            </w:r>
+            <w:r>
+              <w:rPr>
+                <w:noProof/>
+              </w:rPr>
+              <w:tab/>
+            </w:r>
+            <w:r>
+              <w:rPr>
+                <w:noProof/>
+              </w:rPr>
+              <w:fldChar w:fldCharType="begin"/>
+            </w:r>
+            <w:r>
+              <w:rPr>
+                <w:noProof/>
+              </w:rPr>
+              <w:instrText xml:space="preserve"> PAGEREF _Toc223529132 \h </w:instrText>
+            </w:r>
+            <w:r>
+              <w:rPr>
+                <w:noProof/>
+              </w:rPr>
+            </w:r>
+            <w:r>
+              <w:rPr>
+                <w:noProof/>
+              </w:rPr>
+              <w:fldChar w:fldCharType="separate"/>
+            </w:r>
+            <w:r>
+              <w:rPr>
+                <w:noProof/>
+              </w:rPr>
+              <w:t>ix</w:t>
+            </w:r>
+            <w:r>
+              <w:rPr>
+                <w:noProof/>
+              </w:rPr>
+              <w:fldChar w:fldCharType="end"/>
             </w:r>
           </w:hyperlink>
         </w:p>
@@ -3028,49 +3991,87 @@
           <w:pPr>
             <w:pStyle w:val="TOC2"/>
             <w:tabs>
-              <w:tab w:val="left" w:pos="800" w:leader="none"/>
-              <w:tab w:val="right" w:pos="8640" w:leader="dot"/>
+              <w:tab w:val="left" w:pos="800"/>
             </w:tabs>
             <w:rPr>
-              <w:rFonts w:ascii="Calibri" w:hAnsi="Calibri" w:cs="Calibri"/>
-              <w:caps w:val="false"/>
-              <w:smallCaps w:val="false"/>
+              <w:rFonts w:asciiTheme="minorHAnsi" w:eastAsiaTheme="minorEastAsia" w:hAnsiTheme="minorHAnsi" w:cstheme="minorBidi"/>
+              <w:smallCaps w:val="0"/>
+              <w:noProof/>
+              <w:kern w:val="2"/>
               <w:sz w:val="24"/>
               <w:szCs w:val="24"/>
               <w:lang w:eastAsia="en-US"/>
+              <w14:ligatures w14:val="standardContextual"/>
             </w:rPr>
           </w:pPr>
-          <w:r>
-            <w:rPr>
-              <w:lang w:eastAsia="en-US"/>
-            </w:rPr>
-            <w:t>3.3.</w:t>
-          </w:r>
-          <w:r>
-            <w:rPr>
-              <w:rFonts w:cs="Calibri" w:ascii="Calibri" w:hAnsi="Calibri"/>
-              <w:caps w:val="false"/>
-              <w:smallCaps w:val="false"/>
-              <w:sz w:val="24"/>
-              <w:szCs w:val="24"/>
-              <w:lang w:eastAsia="en-US"/>
-            </w:rPr>
-            <w:tab/>
-          </w:r>
-          <w:r>
-            <w:rPr>
-              <w:lang w:eastAsia="en-US"/>
-            </w:rPr>
-            <w:t>Internal Interface Requirements</w:t>
-            <w:tab/>
-          </w:r>
-          <w:hyperlink w:anchor="__RefHeading___Toc19440737">
-            <w:r>
-              <w:rPr>
-                <w:rStyle w:val="IndexLink"/>
+          <w:hyperlink w:anchor="_Toc223529133" w:history="1">
+            <w:r>
+              <w:rPr>
+                <w:rStyle w:val="Hyperlink"/>
+                <w:noProof/>
+              </w:rPr>
+              <w:t>3.3.</w:t>
+            </w:r>
+            <w:r>
+              <w:rPr>
+                <w:rFonts w:asciiTheme="minorHAnsi" w:eastAsiaTheme="minorEastAsia" w:hAnsiTheme="minorHAnsi" w:cstheme="minorBidi"/>
+                <w:smallCaps w:val="0"/>
+                <w:noProof/>
+                <w:kern w:val="2"/>
+                <w:sz w:val="24"/>
+                <w:szCs w:val="24"/>
                 <w:lang w:eastAsia="en-US"/>
-              </w:rPr>
-              <w:t>7</w:t>
+                <w14:ligatures w14:val="standardContextual"/>
+              </w:rPr>
+              <w:tab/>
+            </w:r>
+            <w:r>
+              <w:rPr>
+                <w:rStyle w:val="Hyperlink"/>
+                <w:noProof/>
+              </w:rPr>
+              <w:t>Internal Interface Requirements</w:t>
+            </w:r>
+            <w:r>
+              <w:rPr>
+                <w:noProof/>
+              </w:rPr>
+              <w:tab/>
+            </w:r>
+            <w:r>
+              <w:rPr>
+                <w:noProof/>
+              </w:rPr>
+              <w:fldChar w:fldCharType="begin"/>
+            </w:r>
+            <w:r>
+              <w:rPr>
+                <w:noProof/>
+              </w:rPr>
+              <w:instrText xml:space="preserve"> PAGEREF _Toc223529133 \h </w:instrText>
+            </w:r>
+            <w:r>
+              <w:rPr>
+                <w:noProof/>
+              </w:rPr>
+            </w:r>
+            <w:r>
+              <w:rPr>
+                <w:noProof/>
+              </w:rPr>
+              <w:fldChar w:fldCharType="separate"/>
+            </w:r>
+            <w:r>
+              <w:rPr>
+                <w:noProof/>
+              </w:rPr>
+              <w:t>ix</w:t>
+            </w:r>
+            <w:r>
+              <w:rPr>
+                <w:noProof/>
+              </w:rPr>
+              <w:fldChar w:fldCharType="end"/>
             </w:r>
           </w:hyperlink>
         </w:p>
@@ -3078,51 +4079,90 @@
           <w:pPr>
             <w:pStyle w:val="TOC1"/>
             <w:tabs>
-              <w:tab w:val="left" w:pos="400" w:leader="none"/>
-              <w:tab w:val="right" w:pos="8640" w:leader="dot"/>
+              <w:tab w:val="left" w:pos="400"/>
             </w:tabs>
             <w:rPr>
-              <w:rFonts w:ascii="Calibri" w:hAnsi="Calibri" w:cs="Calibri"/>
-              <w:b w:val="false"/>
-              <w:caps w:val="false"/>
-              <w:smallCaps w:val="false"/>
+              <w:rFonts w:asciiTheme="minorHAnsi" w:eastAsiaTheme="minorEastAsia" w:hAnsiTheme="minorHAnsi" w:cstheme="minorBidi"/>
+              <w:b w:val="0"/>
+              <w:caps w:val="0"/>
+              <w:noProof/>
+              <w:kern w:val="2"/>
               <w:sz w:val="24"/>
               <w:szCs w:val="24"/>
               <w:lang w:eastAsia="en-US"/>
+              <w14:ligatures w14:val="standardContextual"/>
             </w:rPr>
           </w:pPr>
-          <w:r>
-            <w:rPr>
-              <w:lang w:eastAsia="en-US"/>
-            </w:rPr>
-            <w:t>4.</w:t>
-          </w:r>
-          <w:r>
-            <w:rPr>
-              <w:rFonts w:cs="Calibri" w:ascii="Calibri" w:hAnsi="Calibri"/>
-              <w:b w:val="false"/>
-              <w:caps w:val="false"/>
-              <w:smallCaps w:val="false"/>
-              <w:sz w:val="24"/>
-              <w:szCs w:val="24"/>
-              <w:lang w:eastAsia="en-US"/>
-            </w:rPr>
-            <w:tab/>
-          </w:r>
-          <w:r>
-            <w:rPr>
-              <w:lang w:eastAsia="en-US"/>
-            </w:rPr>
-            <w:t>Non-Functional Requirements</w:t>
-            <w:tab/>
-          </w:r>
-          <w:hyperlink w:anchor="__RefHeading___Toc19440738">
-            <w:r>
-              <w:rPr>
-                <w:rStyle w:val="IndexLink"/>
+          <w:hyperlink w:anchor="_Toc223529134" w:history="1">
+            <w:r>
+              <w:rPr>
+                <w:rStyle w:val="Hyperlink"/>
+                <w:noProof/>
+                <w:lang w:bidi="en-US"/>
+              </w:rPr>
+              <w:t>4.</w:t>
+            </w:r>
+            <w:r>
+              <w:rPr>
+                <w:rFonts w:asciiTheme="minorHAnsi" w:eastAsiaTheme="minorEastAsia" w:hAnsiTheme="minorHAnsi" w:cstheme="minorBidi"/>
+                <w:b w:val="0"/>
+                <w:caps w:val="0"/>
+                <w:noProof/>
+                <w:kern w:val="2"/>
+                <w:sz w:val="24"/>
+                <w:szCs w:val="24"/>
                 <w:lang w:eastAsia="en-US"/>
-              </w:rPr>
-              <w:t>8</w:t>
+                <w14:ligatures w14:val="standardContextual"/>
+              </w:rPr>
+              <w:tab/>
+            </w:r>
+            <w:r>
+              <w:rPr>
+                <w:rStyle w:val="Hyperlink"/>
+                <w:noProof/>
+              </w:rPr>
+              <w:t>Non-Functional Requirements</w:t>
+            </w:r>
+            <w:r>
+              <w:rPr>
+                <w:noProof/>
+              </w:rPr>
+              <w:tab/>
+            </w:r>
+            <w:r>
+              <w:rPr>
+                <w:noProof/>
+              </w:rPr>
+              <w:fldChar w:fldCharType="begin"/>
+            </w:r>
+            <w:r>
+              <w:rPr>
+                <w:noProof/>
+              </w:rPr>
+              <w:instrText xml:space="preserve"> PAGEREF _Toc223529134 \h </w:instrText>
+            </w:r>
+            <w:r>
+              <w:rPr>
+                <w:noProof/>
+              </w:rPr>
+            </w:r>
+            <w:r>
+              <w:rPr>
+                <w:noProof/>
+              </w:rPr>
+              <w:fldChar w:fldCharType="separate"/>
+            </w:r>
+            <w:r>
+              <w:rPr>
+                <w:noProof/>
+              </w:rPr>
+              <w:t>x</w:t>
+            </w:r>
+            <w:r>
+              <w:rPr>
+                <w:noProof/>
+              </w:rPr>
+              <w:fldChar w:fldCharType="end"/>
             </w:r>
           </w:hyperlink>
         </w:p>
@@ -3130,49 +4170,87 @@
           <w:pPr>
             <w:pStyle w:val="TOC2"/>
             <w:tabs>
-              <w:tab w:val="left" w:pos="800" w:leader="none"/>
-              <w:tab w:val="right" w:pos="8640" w:leader="dot"/>
+              <w:tab w:val="left" w:pos="800"/>
             </w:tabs>
             <w:rPr>
-              <w:rFonts w:ascii="Calibri" w:hAnsi="Calibri" w:cs="Calibri"/>
-              <w:caps w:val="false"/>
-              <w:smallCaps w:val="false"/>
+              <w:rFonts w:asciiTheme="minorHAnsi" w:eastAsiaTheme="minorEastAsia" w:hAnsiTheme="minorHAnsi" w:cstheme="minorBidi"/>
+              <w:smallCaps w:val="0"/>
+              <w:noProof/>
+              <w:kern w:val="2"/>
               <w:sz w:val="24"/>
               <w:szCs w:val="24"/>
               <w:lang w:eastAsia="en-US"/>
+              <w14:ligatures w14:val="standardContextual"/>
             </w:rPr>
           </w:pPr>
-          <w:r>
-            <w:rPr>
-              <w:lang w:eastAsia="en-US"/>
-            </w:rPr>
-            <w:t>4.1.</w:t>
-          </w:r>
-          <w:r>
-            <w:rPr>
-              <w:rFonts w:cs="Calibri" w:ascii="Calibri" w:hAnsi="Calibri"/>
-              <w:caps w:val="false"/>
-              <w:smallCaps w:val="false"/>
-              <w:sz w:val="24"/>
-              <w:szCs w:val="24"/>
-              <w:lang w:eastAsia="en-US"/>
-            </w:rPr>
-            <w:tab/>
-          </w:r>
-          <w:r>
-            <w:rPr>
-              <w:lang w:eastAsia="en-US"/>
-            </w:rPr>
-            <w:t>Security and Privacy Requirements</w:t>
-            <w:tab/>
-          </w:r>
-          <w:hyperlink w:anchor="__RefHeading___Toc19440739">
-            <w:r>
-              <w:rPr>
-                <w:rStyle w:val="IndexLink"/>
+          <w:hyperlink w:anchor="_Toc223529135" w:history="1">
+            <w:r>
+              <w:rPr>
+                <w:rStyle w:val="Hyperlink"/>
+                <w:noProof/>
+              </w:rPr>
+              <w:t>4.1.</w:t>
+            </w:r>
+            <w:r>
+              <w:rPr>
+                <w:rFonts w:asciiTheme="minorHAnsi" w:eastAsiaTheme="minorEastAsia" w:hAnsiTheme="minorHAnsi" w:cstheme="minorBidi"/>
+                <w:smallCaps w:val="0"/>
+                <w:noProof/>
+                <w:kern w:val="2"/>
+                <w:sz w:val="24"/>
+                <w:szCs w:val="24"/>
                 <w:lang w:eastAsia="en-US"/>
-              </w:rPr>
-              <w:t>8</w:t>
+                <w14:ligatures w14:val="standardContextual"/>
+              </w:rPr>
+              <w:tab/>
+            </w:r>
+            <w:r>
+              <w:rPr>
+                <w:rStyle w:val="Hyperlink"/>
+                <w:noProof/>
+              </w:rPr>
+              <w:t>Security and Privacy Requirements</w:t>
+            </w:r>
+            <w:r>
+              <w:rPr>
+                <w:noProof/>
+              </w:rPr>
+              <w:tab/>
+            </w:r>
+            <w:r>
+              <w:rPr>
+                <w:noProof/>
+              </w:rPr>
+              <w:fldChar w:fldCharType="begin"/>
+            </w:r>
+            <w:r>
+              <w:rPr>
+                <w:noProof/>
+              </w:rPr>
+              <w:instrText xml:space="preserve"> PAGEREF _Toc223529135 \h </w:instrText>
+            </w:r>
+            <w:r>
+              <w:rPr>
+                <w:noProof/>
+              </w:rPr>
+            </w:r>
+            <w:r>
+              <w:rPr>
+                <w:noProof/>
+              </w:rPr>
+              <w:fldChar w:fldCharType="separate"/>
+            </w:r>
+            <w:r>
+              <w:rPr>
+                <w:noProof/>
+              </w:rPr>
+              <w:t>x</w:t>
+            </w:r>
+            <w:r>
+              <w:rPr>
+                <w:noProof/>
+              </w:rPr>
+              <w:fldChar w:fldCharType="end"/>
             </w:r>
           </w:hyperlink>
         </w:p>
@@ -3180,49 +4258,87 @@
           <w:pPr>
             <w:pStyle w:val="TOC2"/>
             <w:tabs>
-              <w:tab w:val="left" w:pos="800" w:leader="none"/>
-              <w:tab w:val="right" w:pos="8640" w:leader="dot"/>
+              <w:tab w:val="left" w:pos="800"/>
             </w:tabs>
             <w:rPr>
-              <w:rFonts w:ascii="Calibri" w:hAnsi="Calibri" w:cs="Calibri"/>
-              <w:caps w:val="false"/>
-              <w:smallCaps w:val="false"/>
+              <w:rFonts w:asciiTheme="minorHAnsi" w:eastAsiaTheme="minorEastAsia" w:hAnsiTheme="minorHAnsi" w:cstheme="minorBidi"/>
+              <w:smallCaps w:val="0"/>
+              <w:noProof/>
+              <w:kern w:val="2"/>
               <w:sz w:val="24"/>
               <w:szCs w:val="24"/>
               <w:lang w:eastAsia="en-US"/>
+              <w14:ligatures w14:val="standardContextual"/>
             </w:rPr>
           </w:pPr>
-          <w:r>
-            <w:rPr>
-              <w:lang w:eastAsia="en-US"/>
-            </w:rPr>
-            <w:t>4.2.</w:t>
-          </w:r>
-          <w:r>
-            <w:rPr>
-              <w:rFonts w:cs="Calibri" w:ascii="Calibri" w:hAnsi="Calibri"/>
-              <w:caps w:val="false"/>
-              <w:smallCaps w:val="false"/>
-              <w:sz w:val="24"/>
-              <w:szCs w:val="24"/>
-              <w:lang w:eastAsia="en-US"/>
-            </w:rPr>
-            <w:tab/>
-          </w:r>
-          <w:r>
-            <w:rPr>
-              <w:lang w:eastAsia="en-US"/>
-            </w:rPr>
-            <w:t>Environmental Requirements</w:t>
-            <w:tab/>
-          </w:r>
-          <w:hyperlink w:anchor="__RefHeading___Toc19440740">
-            <w:r>
-              <w:rPr>
-                <w:rStyle w:val="IndexLink"/>
+          <w:hyperlink w:anchor="_Toc223529136" w:history="1">
+            <w:r>
+              <w:rPr>
+                <w:rStyle w:val="Hyperlink"/>
+                <w:noProof/>
+              </w:rPr>
+              <w:t>4.2.</w:t>
+            </w:r>
+            <w:r>
+              <w:rPr>
+                <w:rFonts w:asciiTheme="minorHAnsi" w:eastAsiaTheme="minorEastAsia" w:hAnsiTheme="minorHAnsi" w:cstheme="minorBidi"/>
+                <w:smallCaps w:val="0"/>
+                <w:noProof/>
+                <w:kern w:val="2"/>
+                <w:sz w:val="24"/>
+                <w:szCs w:val="24"/>
                 <w:lang w:eastAsia="en-US"/>
-              </w:rPr>
-              <w:t>8</w:t>
+                <w14:ligatures w14:val="standardContextual"/>
+              </w:rPr>
+              <w:tab/>
+            </w:r>
+            <w:r>
+              <w:rPr>
+                <w:rStyle w:val="Hyperlink"/>
+                <w:noProof/>
+              </w:rPr>
+              <w:t>Environmental Requirements</w:t>
+            </w:r>
+            <w:r>
+              <w:rPr>
+                <w:noProof/>
+              </w:rPr>
+              <w:tab/>
+            </w:r>
+            <w:r>
+              <w:rPr>
+                <w:noProof/>
+              </w:rPr>
+              <w:fldChar w:fldCharType="begin"/>
+            </w:r>
+            <w:r>
+              <w:rPr>
+                <w:noProof/>
+              </w:rPr>
+              <w:instrText xml:space="preserve"> PAGEREF _Toc223529136 \h </w:instrText>
+            </w:r>
+            <w:r>
+              <w:rPr>
+                <w:noProof/>
+              </w:rPr>
+            </w:r>
+            <w:r>
+              <w:rPr>
+                <w:noProof/>
+              </w:rPr>
+              <w:fldChar w:fldCharType="separate"/>
+            </w:r>
+            <w:r>
+              <w:rPr>
+                <w:noProof/>
+              </w:rPr>
+              <w:t>x</w:t>
+            </w:r>
+            <w:r>
+              <w:rPr>
+                <w:noProof/>
+              </w:rPr>
+              <w:fldChar w:fldCharType="end"/>
             </w:r>
           </w:hyperlink>
         </w:p>
@@ -3230,8 +4346,95 @@
           <w:pPr>
             <w:pStyle w:val="TOC2"/>
             <w:tabs>
-              <w:tab w:val="left" w:pos="800" w:leader="none"/>
-              <w:tab w:val="right" w:pos="8640" w:leader="dot"/>
+              <w:tab w:val="left" w:pos="800"/>
+            </w:tabs>
+            <w:rPr>
+              <w:rFonts w:asciiTheme="minorHAnsi" w:eastAsiaTheme="minorEastAsia" w:hAnsiTheme="minorHAnsi" w:cstheme="minorBidi"/>
+              <w:smallCaps w:val="0"/>
+              <w:noProof/>
+              <w:kern w:val="2"/>
+              <w:sz w:val="24"/>
+              <w:szCs w:val="24"/>
+              <w:lang w:eastAsia="en-US"/>
+              <w14:ligatures w14:val="standardContextual"/>
+            </w:rPr>
+          </w:pPr>
+          <w:hyperlink w:anchor="_Toc223529137" w:history="1">
+            <w:r>
+              <w:rPr>
+                <w:rStyle w:val="Hyperlink"/>
+                <w:noProof/>
+              </w:rPr>
+              <w:t>4.3.</w:t>
+            </w:r>
+            <w:r>
+              <w:rPr>
+                <w:rFonts w:asciiTheme="minorHAnsi" w:eastAsiaTheme="minorEastAsia" w:hAnsiTheme="minorHAnsi" w:cstheme="minorBidi"/>
+                <w:smallCaps w:val="0"/>
+                <w:noProof/>
+                <w:kern w:val="2"/>
+                <w:sz w:val="24"/>
+                <w:szCs w:val="24"/>
+                <w:lang w:eastAsia="en-US"/>
+                <w14:ligatures w14:val="standardContextual"/>
+              </w:rPr>
+              <w:tab/>
+            </w:r>
+            <w:r>
+              <w:rPr>
+                <w:rStyle w:val="Hyperlink"/>
+                <w:noProof/>
+              </w:rPr>
+              <w:t>Performance Requirements</w:t>
+            </w:r>
+            <w:r>
+              <w:rPr>
+                <w:noProof/>
+              </w:rPr>
+              <w:tab/>
+            </w:r>
+            <w:r>
+              <w:rPr>
+                <w:noProof/>
+              </w:rPr>
+              <w:fldChar w:fldCharType="begin"/>
+            </w:r>
+            <w:r>
+              <w:rPr>
+                <w:noProof/>
+              </w:rPr>
+              <w:instrText xml:space="preserve"> PAGEREF _Toc223529137 \h </w:instrText>
+            </w:r>
+            <w:r>
+              <w:rPr>
+                <w:noProof/>
+              </w:rPr>
+            </w:r>
+            <w:r>
+              <w:rPr>
+                <w:noProof/>
+              </w:rPr>
+              <w:fldChar w:fldCharType="separate"/>
+            </w:r>
+            <w:r>
+              <w:rPr>
+                <w:noProof/>
+              </w:rPr>
+              <w:t>x</w:t>
+            </w:r>
+            <w:r>
+              <w:rPr>
+                <w:noProof/>
+              </w:rPr>
+              <w:fldChar w:fldCharType="end"/>
+            </w:r>
+          </w:hyperlink>
+        </w:p>
+        <w:p>
+          <w:pPr>
+            <w:pStyle w:val="TOC2"/>
+            <w:tabs>
+              <w:tab w:val="left" w:pos="800"/>
             </w:tabs>
             <w:rPr>
               <w:rFonts w:ascii="Calibri" w:hAnsi="Calibri" w:cs="Calibri"/>
@@ -3242,48 +4445,8 @@
           </w:pPr>
           <w:r>
             <w:rPr>
-              <w:caps w:val="false"/>
-              <w:smallCaps w:val="false"/>
-              <w:lang w:eastAsia="en-US"/>
-            </w:rPr>
-            <w:t>4.3.</w:t>
-          </w:r>
-          <w:r>
-            <w:rPr>
-              <w:rFonts w:cs="Calibri" w:ascii="Calibri" w:hAnsi="Calibri"/>
-              <w:caps w:val="false"/>
-              <w:smallCaps w:val="false"/>
-              <w:sz w:val="24"/>
-              <w:szCs w:val="24"/>
-              <w:lang w:eastAsia="en-US"/>
-            </w:rPr>
-            <w:tab/>
-          </w:r>
-          <w:r>
-            <w:rPr>
-              <w:caps w:val="false"/>
-              <w:smallCaps w:val="false"/>
-              <w:lang w:eastAsia="en-US"/>
-            </w:rPr>
-            <w:t>Performance Requirements</w:t>
-            <w:tab/>
-          </w:r>
-          <w:hyperlink w:anchor="__RefHeading___Toc19440741">
-            <w:r>
-              <w:rPr>
-                <w:rStyle w:val="IndexLink"/>
-                <w:caps w:val="false"/>
-                <w:smallCaps w:val="false"/>
-                <w:lang w:eastAsia="en-US"/>
-              </w:rPr>
-              <w:t>8</w:t>
-            </w:r>
-          </w:hyperlink>
-          <w:r>
-            <w:rPr>
               <w:rStyle w:val="IndexLink"/>
-              <w:caps w:val="false"/>
-              <w:smallCaps w:val="false"/>
+              <w:smallCaps w:val="0"/>
               <w:lang w:eastAsia="en-US"/>
             </w:rPr>
             <w:fldChar w:fldCharType="end"/>
@@ -3293,7 +4456,6 @@
     </w:sdt>
     <w:p>
       <w:pPr>
-        <w:pStyle w:val="Normal"/>
         <w:rPr>
           <w:rFonts w:ascii="Calibri" w:hAnsi="Calibri" w:cs="Calibri"/>
           <w:b/>
@@ -3303,16 +4465,6 @@
           <w:lang w:eastAsia="en-US"/>
         </w:rPr>
       </w:pPr>
-      <w:r>
-        <w:rPr>
-          <w:rFonts w:cs="Calibri" w:ascii="Calibri" w:hAnsi="Calibri"/>
-          <w:b/>
-          <w:caps/>
-          <w:sz w:val="24"/>
-          <w:szCs w:val="24"/>
-          <w:lang w:eastAsia="en-US"/>
-        </w:rPr>
-      </w:r>
     </w:p>
     <w:p>
       <w:pPr>
@@ -3321,14 +4473,13 @@
           <w:ilvl w:val="0"/>
           <w:numId w:val="2"/>
         </w:numPr>
-        <w:rPr/>
-      </w:pPr>
-      <w:bookmarkStart w:id="2" w:name="__RefHeading___Toc19440719"/>
+      </w:pPr>
+      <w:bookmarkStart w:id="2" w:name="_Toc223529111"/>
+      <w:r>
+        <w:lastRenderedPageBreak/>
+        <w:t>Purpose</w:t>
+      </w:r>
       <w:bookmarkEnd w:id="2"/>
-      <w:r>
-        <w:rPr/>
-        <w:t>Purpose</w:t>
-      </w:r>
     </w:p>
     <w:p>
       <w:pPr>
@@ -3351,14 +4502,12 @@
           <w:ilvl w:val="1"/>
           <w:numId w:val="2"/>
         </w:numPr>
-        <w:rPr/>
-      </w:pPr>
-      <w:bookmarkStart w:id="3" w:name="__RefHeading___Toc19440720"/>
+      </w:pPr>
+      <w:bookmarkStart w:id="3" w:name="_Toc223529112"/>
+      <w:r>
+        <w:t>Scope</w:t>
+      </w:r>
       <w:bookmarkEnd w:id="3"/>
-      <w:r>
-        <w:rPr/>
-        <w:t>Scope</w:t>
-      </w:r>
     </w:p>
     <w:p>
       <w:pPr>
@@ -3377,19 +4526,17 @@
     <w:p>
       <w:pPr>
         <w:pStyle w:val="Heading2"/>
-        <w:rPr/>
-      </w:pPr>
-      <w:bookmarkStart w:id="4" w:name="__RefHeading___Toc19440721"/>
+      </w:pPr>
+      <w:bookmarkStart w:id="4" w:name="_Toc223529113"/>
+      <w:r>
+        <w:t>Definitions, Acronyms, Abbreviations</w:t>
+      </w:r>
       <w:bookmarkEnd w:id="4"/>
-      <w:r>
-        <w:rPr/>
-        <w:t>Definitions, Acronyms, Abbreviations</w:t>
-      </w:r>
     </w:p>
     <w:p>
       <w:pPr>
         <w:pStyle w:val="Paragraph3"/>
-        <w:ind w:firstLine="720" w:start="720"/>
+        <w:ind w:hanging="720"/>
         <w:rPr>
           <w:color w:val="0070C0"/>
         </w:rPr>
@@ -3404,22 +4551,36 @@
     <w:p>
       <w:pPr>
         <w:pStyle w:val="Paragraph3"/>
-        <w:ind w:firstLine="720" w:start="720"/>
-        <w:rPr>
-          <w:color w:val="0070C0"/>
-        </w:rPr>
-      </w:pPr>
-      <w:r>
-        <w:rPr>
-          <w:color w:val="0070C0"/>
-        </w:rPr>
-        <w:t>Dealer: A specialized user role with the added ability to operate as a dealer for the games and the configurator of game parameters when creating joinable tables for blackjack, deals cards in accordance to standard blackjack rules</w:t>
+        <w:ind w:hanging="720"/>
+        <w:rPr>
+          <w:color w:val="0070C0"/>
+        </w:rPr>
+      </w:pPr>
+      <w:r>
+        <w:rPr>
+          <w:color w:val="0070C0"/>
+        </w:rPr>
+        <w:t xml:space="preserve">Dealer: A specialized user role with the added ability to operate as a dealer for the games and the configurator of game parameters when creating joinable tables for blackjack, deals cards in accordance </w:t>
+      </w:r>
+      <w:proofErr w:type="gramStart"/>
+      <w:r>
+        <w:rPr>
+          <w:color w:val="0070C0"/>
+        </w:rPr>
+        <w:t>to</w:t>
+      </w:r>
+      <w:proofErr w:type="gramEnd"/>
+      <w:r>
+        <w:rPr>
+          <w:color w:val="0070C0"/>
+        </w:rPr>
+        <w:t xml:space="preserve"> standard blackjack rules</w:t>
       </w:r>
     </w:p>
     <w:p>
       <w:pPr>
         <w:pStyle w:val="Paragraph3"/>
-        <w:ind w:firstLine="720" w:start="720"/>
+        <w:ind w:hanging="720"/>
         <w:rPr>
           <w:color w:val="0070C0"/>
         </w:rPr>
@@ -3434,7 +4595,7 @@
     <w:p>
       <w:pPr>
         <w:pStyle w:val="Paragraph3"/>
-        <w:ind w:firstLine="720" w:start="720"/>
+        <w:ind w:hanging="720"/>
         <w:rPr>
           <w:color w:val="0070C0"/>
         </w:rPr>
@@ -3449,7 +4610,7 @@
     <w:p>
       <w:pPr>
         <w:pStyle w:val="Paragraph3"/>
-        <w:ind w:firstLine="720" w:start="720"/>
+        <w:ind w:hanging="720"/>
         <w:rPr>
           <w:color w:val="0070C0"/>
         </w:rPr>
@@ -3464,7 +4625,7 @@
     <w:p>
       <w:pPr>
         <w:pStyle w:val="Paragraph3"/>
-        <w:ind w:firstLine="720" w:start="720"/>
+        <w:ind w:hanging="720"/>
         <w:rPr>
           <w:color w:val="0070C0"/>
         </w:rPr>
@@ -3479,7 +4640,7 @@
     <w:p>
       <w:pPr>
         <w:pStyle w:val="Paragraph3"/>
-        <w:ind w:firstLine="720" w:start="720"/>
+        <w:ind w:hanging="720"/>
         <w:rPr>
           <w:color w:val="0070C0"/>
         </w:rPr>
@@ -3494,7 +4655,7 @@
     <w:p>
       <w:pPr>
         <w:pStyle w:val="Paragraph3"/>
-        <w:ind w:firstLine="720" w:start="720"/>
+        <w:ind w:hanging="720"/>
         <w:rPr>
           <w:color w:val="0070C0"/>
         </w:rPr>
@@ -3509,7 +4670,7 @@
     <w:p>
       <w:pPr>
         <w:pStyle w:val="Paragraph3"/>
-        <w:ind w:firstLine="720" w:start="720"/>
+        <w:ind w:hanging="720"/>
         <w:rPr>
           <w:color w:val="0070C0"/>
         </w:rPr>
@@ -3524,7 +4685,7 @@
     <w:p>
       <w:pPr>
         <w:pStyle w:val="Paragraph3"/>
-        <w:ind w:firstLine="720" w:start="720"/>
+        <w:ind w:hanging="720"/>
         <w:rPr>
           <w:color w:val="0070C0"/>
         </w:rPr>
@@ -3539,7 +4700,7 @@
     <w:p>
       <w:pPr>
         <w:pStyle w:val="Paragraph3"/>
-        <w:ind w:firstLine="720" w:start="720"/>
+        <w:ind w:hanging="720"/>
         <w:rPr>
           <w:color w:val="0070C0"/>
         </w:rPr>
@@ -3554,7 +4715,7 @@
     <w:p>
       <w:pPr>
         <w:pStyle w:val="Paragraph3"/>
-        <w:ind w:firstLine="720" w:start="720"/>
+        <w:ind w:hanging="720"/>
         <w:rPr>
           <w:color w:val="0070C0"/>
         </w:rPr>
@@ -3569,37 +4730,79 @@
     <w:p>
       <w:pPr>
         <w:pStyle w:val="Paragraph3"/>
-        <w:ind w:firstLine="720" w:start="720"/>
-        <w:rPr>
-          <w:color w:val="0070C0"/>
-        </w:rPr>
-      </w:pPr>
-      <w:r>
-        <w:rPr>
-          <w:color w:val="0070C0"/>
-        </w:rPr>
-        <w:t>Bet: A number of credits submitted by a player before being dealt hands to start playing the game</w:t>
+        <w:ind w:hanging="720"/>
+        <w:rPr>
+          <w:color w:val="0070C0"/>
+        </w:rPr>
+      </w:pPr>
+      <w:r>
+        <w:rPr>
+          <w:color w:val="0070C0"/>
+        </w:rPr>
+        <w:t xml:space="preserve">Bet: </w:t>
+      </w:r>
+      <w:proofErr w:type="gramStart"/>
+      <w:r>
+        <w:rPr>
+          <w:color w:val="0070C0"/>
+        </w:rPr>
+        <w:t>A number of</w:t>
+      </w:r>
+      <w:proofErr w:type="gramEnd"/>
+      <w:r>
+        <w:rPr>
+          <w:color w:val="0070C0"/>
+        </w:rPr>
+        <w:t xml:space="preserve"> credits submitted by a player before being dealt hands to start playing the game</w:t>
       </w:r>
     </w:p>
     <w:p>
       <w:pPr>
         <w:pStyle w:val="Paragraph3"/>
-        <w:ind w:firstLine="720" w:start="720"/>
-        <w:rPr>
-          <w:color w:val="0070C0"/>
-        </w:rPr>
-      </w:pPr>
-      <w:r>
-        <w:rPr>
-          <w:color w:val="0070C0"/>
-        </w:rPr>
-        <w:t>Timer: A countdown for the time players have to take action in a round of the game</w:t>
+        <w:ind w:hanging="720"/>
+        <w:rPr>
+          <w:color w:val="0070C0"/>
+        </w:rPr>
+      </w:pPr>
+      <w:r>
+        <w:rPr>
+          <w:color w:val="0070C0"/>
+        </w:rPr>
+        <w:t xml:space="preserve">Timer: A countdown for the time players </w:t>
+      </w:r>
+      <w:proofErr w:type="gramStart"/>
+      <w:r>
+        <w:rPr>
+          <w:color w:val="0070C0"/>
+        </w:rPr>
+        <w:t>have</w:t>
+      </w:r>
+      <w:proofErr w:type="gramEnd"/>
+      <w:r>
+        <w:rPr>
+          <w:color w:val="0070C0"/>
+        </w:rPr>
+        <w:t xml:space="preserve"> to </w:t>
+      </w:r>
+      <w:proofErr w:type="gramStart"/>
+      <w:r>
+        <w:rPr>
+          <w:color w:val="0070C0"/>
+        </w:rPr>
+        <w:t>take action</w:t>
+      </w:r>
+      <w:proofErr w:type="gramEnd"/>
+      <w:r>
+        <w:rPr>
+          <w:color w:val="0070C0"/>
+        </w:rPr>
+        <w:t xml:space="preserve"> in a round of the game</w:t>
       </w:r>
     </w:p>
     <w:p>
       <w:pPr>
         <w:pStyle w:val="Paragraph3"/>
-        <w:ind w:firstLine="720" w:start="720"/>
+        <w:ind w:hanging="720"/>
         <w:rPr>
           <w:color w:val="0070C0"/>
         </w:rPr>
@@ -3614,7 +4817,7 @@
     <w:p>
       <w:pPr>
         <w:pStyle w:val="Paragraph3"/>
-        <w:ind w:firstLine="720" w:start="720"/>
+        <w:ind w:hanging="720"/>
         <w:rPr>
           <w:color w:val="0070C0"/>
         </w:rPr>
@@ -3629,7 +4832,7 @@
     <w:p>
       <w:pPr>
         <w:pStyle w:val="Paragraph3"/>
-        <w:ind w:firstLine="720" w:start="720"/>
+        <w:ind w:hanging="720"/>
         <w:rPr>
           <w:color w:val="0070C0"/>
         </w:rPr>
@@ -3644,7 +4847,7 @@
     <w:p>
       <w:pPr>
         <w:pStyle w:val="Paragraph3"/>
-        <w:ind w:firstLine="720" w:start="720"/>
+        <w:ind w:hanging="720"/>
         <w:rPr>
           <w:color w:val="0070C0"/>
         </w:rPr>
@@ -3659,7 +4862,7 @@
     <w:p>
       <w:pPr>
         <w:pStyle w:val="Paragraph3"/>
-        <w:ind w:firstLine="720" w:start="720"/>
+        <w:ind w:hanging="720"/>
         <w:rPr>
           <w:color w:val="0070C0"/>
         </w:rPr>
@@ -3674,7 +4877,7 @@
     <w:p>
       <w:pPr>
         <w:pStyle w:val="Paragraph3"/>
-        <w:ind w:firstLine="720" w:start="720"/>
+        <w:ind w:hanging="720"/>
         <w:rPr>
           <w:color w:val="0070C0"/>
         </w:rPr>
@@ -3689,22 +4892,23 @@
     <w:p>
       <w:pPr>
         <w:pStyle w:val="Paragraph3"/>
-        <w:ind w:firstLine="720" w:start="720"/>
-        <w:rPr>
-          <w:color w:val="0070C0"/>
-        </w:rPr>
-      </w:pPr>
-      <w:r>
-        <w:rPr>
-          <w:color w:val="0070C0"/>
-        </w:rPr>
+        <w:ind w:hanging="720"/>
+        <w:rPr>
+          <w:color w:val="0070C0"/>
+        </w:rPr>
+      </w:pPr>
+      <w:r>
+        <w:rPr>
+          <w:color w:val="0070C0"/>
+        </w:rPr>
+        <w:lastRenderedPageBreak/>
         <w:t>Soft hand: When a player or dealer has an ace whose current value is 11. Standard blackjack rules require the dealer to hit when they have a soft 17 or less.</w:t>
       </w:r>
     </w:p>
     <w:p>
       <w:pPr>
         <w:pStyle w:val="Paragraph3"/>
-        <w:ind w:firstLine="720" w:start="720"/>
+        <w:ind w:hanging="720"/>
         <w:rPr>
           <w:color w:val="0070C0"/>
         </w:rPr>
@@ -3719,22 +4923,36 @@
     <w:p>
       <w:pPr>
         <w:pStyle w:val="Paragraph3"/>
-        <w:ind w:firstLine="720" w:start="720"/>
-        <w:rPr>
-          <w:color w:val="0070C0"/>
-        </w:rPr>
-      </w:pPr>
-      <w:r>
-        <w:rPr>
-          <w:color w:val="0070C0"/>
-        </w:rPr>
-        <w:t>Stand: When a player signals they don’t want any additional cards dealt to them during the current round.</w:t>
+        <w:ind w:hanging="720"/>
+        <w:rPr>
+          <w:color w:val="0070C0"/>
+        </w:rPr>
+      </w:pPr>
+      <w:r>
+        <w:rPr>
+          <w:color w:val="0070C0"/>
+        </w:rPr>
+        <w:t xml:space="preserve">Stand: When a player </w:t>
+      </w:r>
+      <w:proofErr w:type="gramStart"/>
+      <w:r>
+        <w:rPr>
+          <w:color w:val="0070C0"/>
+        </w:rPr>
+        <w:t>signals</w:t>
+      </w:r>
+      <w:proofErr w:type="gramEnd"/>
+      <w:r>
+        <w:rPr>
+          <w:color w:val="0070C0"/>
+        </w:rPr>
+        <w:t xml:space="preserve"> they don’t want any additional cards dealt to them during the current round.</w:t>
       </w:r>
     </w:p>
     <w:p>
       <w:pPr>
         <w:pStyle w:val="Paragraph3"/>
-        <w:ind w:firstLine="720" w:start="720"/>
+        <w:ind w:hanging="720"/>
         <w:rPr>
           <w:color w:val="0070C0"/>
         </w:rPr>
@@ -3749,22 +4967,50 @@
     <w:p>
       <w:pPr>
         <w:pStyle w:val="Paragraph3"/>
-        <w:ind w:firstLine="720" w:start="720"/>
-        <w:rPr>
-          <w:color w:val="0070C0"/>
-        </w:rPr>
-      </w:pPr>
-      <w:r>
-        <w:rPr>
-          <w:color w:val="0070C0"/>
-        </w:rPr>
-        <w:t>Split: When a player has matching cards, they can pay to have their hand divided into two separate hands. The dealer will then deal each hand an additional card to bring the total cards in each hand to two.</w:t>
+        <w:ind w:hanging="720"/>
+        <w:rPr>
+          <w:color w:val="0070C0"/>
+        </w:rPr>
+      </w:pPr>
+      <w:r>
+        <w:rPr>
+          <w:color w:val="0070C0"/>
+        </w:rPr>
+        <w:t xml:space="preserve">Split: When a player has matching cards, they can pay to have their hand divided into two separate hands. The dealer will then </w:t>
+      </w:r>
+      <w:proofErr w:type="gramStart"/>
+      <w:r>
+        <w:rPr>
+          <w:color w:val="0070C0"/>
+        </w:rPr>
+        <w:t>deal</w:t>
+      </w:r>
+      <w:proofErr w:type="gramEnd"/>
+      <w:r>
+        <w:rPr>
+          <w:color w:val="0070C0"/>
+        </w:rPr>
+        <w:t xml:space="preserve"> each </w:t>
+      </w:r>
+      <w:proofErr w:type="gramStart"/>
+      <w:r>
+        <w:rPr>
+          <w:color w:val="0070C0"/>
+        </w:rPr>
+        <w:t>hand</w:t>
+      </w:r>
+      <w:proofErr w:type="gramEnd"/>
+      <w:r>
+        <w:rPr>
+          <w:color w:val="0070C0"/>
+        </w:rPr>
+        <w:t xml:space="preserve"> an additional card to bring the total cards in each hand to two.</w:t>
       </w:r>
     </w:p>
     <w:p>
       <w:pPr>
         <w:pStyle w:val="Paragraph3"/>
-        <w:ind w:firstLine="720" w:start="720"/>
+        <w:ind w:hanging="720"/>
         <w:rPr>
           <w:color w:val="0070C0"/>
         </w:rPr>
@@ -3779,7 +5025,7 @@
     <w:p>
       <w:pPr>
         <w:pStyle w:val="Paragraph3"/>
-        <w:ind w:firstLine="720" w:start="720"/>
+        <w:ind w:hanging="720"/>
         <w:rPr>
           <w:color w:val="0070C0"/>
         </w:rPr>
@@ -3794,7 +5040,7 @@
     <w:p>
       <w:pPr>
         <w:pStyle w:val="Paragraph3"/>
-        <w:ind w:firstLine="720" w:start="720"/>
+        <w:ind w:hanging="720"/>
         <w:rPr>
           <w:color w:val="0070C0"/>
         </w:rPr>
@@ -3809,7 +5055,7 @@
     <w:p>
       <w:pPr>
         <w:pStyle w:val="Paragraph3"/>
-        <w:ind w:firstLine="720" w:start="720"/>
+        <w:ind w:hanging="720"/>
         <w:rPr>
           <w:color w:val="0070C0"/>
         </w:rPr>
@@ -3824,7 +5070,7 @@
     <w:p>
       <w:pPr>
         <w:pStyle w:val="Paragraph3"/>
-        <w:ind w:firstLine="720" w:start="720"/>
+        <w:ind w:hanging="720"/>
         <w:rPr>
           <w:color w:val="0070C0"/>
         </w:rPr>
@@ -3839,7 +5085,7 @@
     <w:p>
       <w:pPr>
         <w:pStyle w:val="Paragraph3"/>
-        <w:ind w:firstLine="720" w:start="720"/>
+        <w:ind w:hanging="720"/>
         <w:rPr>
           <w:color w:val="0070C0"/>
         </w:rPr>
@@ -3854,7 +5100,7 @@
     <w:p>
       <w:pPr>
         <w:pStyle w:val="Paragraph3"/>
-        <w:ind w:firstLine="720" w:start="720"/>
+        <w:ind w:hanging="720"/>
         <w:rPr>
           <w:color w:val="7030A0"/>
         </w:rPr>
@@ -3863,22 +5109,31 @@
         <w:rPr>
           <w:color w:val="0070C0"/>
         </w:rPr>
-        <w:t>Shuffling: when the order of the cards in the shoe are randomized.</w:t>
+        <w:t xml:space="preserve">Shuffling: when the order of the cards in the shoe </w:t>
+      </w:r>
+      <w:proofErr w:type="gramStart"/>
+      <w:r>
+        <w:rPr>
+          <w:color w:val="0070C0"/>
+        </w:rPr>
+        <w:t>are</w:t>
+      </w:r>
+      <w:proofErr w:type="gramEnd"/>
+      <w:r>
+        <w:rPr>
+          <w:color w:val="0070C0"/>
+        </w:rPr>
+        <w:t xml:space="preserve"> randomized.</w:t>
       </w:r>
     </w:p>
     <w:p>
       <w:pPr>
         <w:pStyle w:val="Paragraph3"/>
-        <w:ind w:firstLine="720" w:start="720"/>
+        <w:ind w:left="720" w:firstLine="720"/>
         <w:rPr>
           <w:color w:val="7030A0"/>
         </w:rPr>
       </w:pPr>
-      <w:r>
-        <w:rPr>
-          <w:color w:val="7030A0"/>
-        </w:rPr>
-      </w:r>
     </w:p>
     <w:p>
       <w:pPr>
@@ -3887,14 +5142,12 @@
           <w:ilvl w:val="1"/>
           <w:numId w:val="2"/>
         </w:numPr>
-        <w:rPr/>
-      </w:pPr>
-      <w:bookmarkStart w:id="5" w:name="__RefHeading___Toc19440722"/>
+      </w:pPr>
+      <w:bookmarkStart w:id="5" w:name="_Toc223529114"/>
+      <w:r>
+        <w:t>References</w:t>
+      </w:r>
       <w:bookmarkEnd w:id="5"/>
-      <w:r>
-        <w:rPr/>
-        <w:t>References</w:t>
-      </w:r>
     </w:p>
     <w:p>
       <w:pPr>
@@ -3906,68 +5159,154 @@
       </w:pPr>
       <w:r>
         <w:rPr>
-          <w:rFonts w:cs="Calibri" w:ascii="Calibri" w:hAnsi="Calibri"/>
-          <w:color w:val="7030A0"/>
-        </w:rPr>
-        <w:t>Use Case Specification Document</w:t>
-      </w:r>
-      <w:r>
-        <w:rPr>
-          <w:rFonts w:cs="Calibri" w:ascii="Calibri" w:hAnsi="Calibri"/>
-        </w:rPr>
-        <w:t xml:space="preserve"> </w:t>
-      </w:r>
-      <w:r>
-        <w:rPr>
-          <w:rFonts w:cs="Calibri" w:ascii="Calibri" w:hAnsi="Calibri"/>
-          <w:color w:val="7030A0"/>
-        </w:rPr>
-        <w:t>– Step 2 in assignment description</w:t>
-      </w:r>
-    </w:p>
-    <w:p>
-      <w:pPr>
-        <w:pStyle w:val="Paragraph2"/>
-        <w:rPr>
           <w:rFonts w:ascii="Calibri" w:hAnsi="Calibri" w:cs="Calibri"/>
           <w:color w:val="7030A0"/>
         </w:rPr>
-      </w:pPr>
-      <w:r>
-        <w:rPr>
-          <w:rFonts w:cs="Calibri" w:ascii="Calibri" w:hAnsi="Calibri"/>
-          <w:color w:val="7030A0"/>
-        </w:rPr>
-        <w:t>UML Use Case Diagrams Document – Step 3 in assignment description</w:t>
-      </w:r>
-    </w:p>
-    <w:p>
-      <w:pPr>
-        <w:pStyle w:val="Paragraph2"/>
+        <w:t xml:space="preserve">1.2.1 </w:t>
+      </w:r>
+      <w:r>
         <w:rPr>
           <w:rFonts w:ascii="Calibri" w:hAnsi="Calibri" w:cs="Calibri"/>
           <w:color w:val="7030A0"/>
         </w:rPr>
-      </w:pPr>
-      <w:r>
-        <w:rPr>
-          <w:rFonts w:cs="Calibri" w:ascii="Calibri" w:hAnsi="Calibri"/>
-          <w:color w:val="7030A0"/>
-        </w:rPr>
-        <w:t>Class Diagrams – Step 5 in assignment description</w:t>
-      </w:r>
-    </w:p>
-    <w:p>
-      <w:pPr>
-        <w:pStyle w:val="Paragraph2"/>
+        <w:t>Use Case Specification Document</w:t>
+      </w:r>
+      <w:r>
+        <w:rPr>
+          <w:rFonts w:ascii="Calibri" w:hAnsi="Calibri" w:cs="Calibri"/>
+        </w:rPr>
+        <w:t xml:space="preserve"> </w:t>
+      </w:r>
+      <w:r>
         <w:rPr>
           <w:rFonts w:ascii="Calibri" w:hAnsi="Calibri" w:cs="Calibri"/>
           <w:color w:val="7030A0"/>
         </w:rPr>
-      </w:pPr>
-      <w:r>
-        <w:rPr>
-          <w:rFonts w:cs="Calibri" w:ascii="Calibri" w:hAnsi="Calibri"/>
+        <w:t>– Step 2 in assignment description</w:t>
+      </w:r>
+    </w:p>
+    <w:p>
+      <w:pPr>
+        <w:pStyle w:val="Paragraph2"/>
+        <w:rPr>
+          <w:rFonts w:ascii="Calibri" w:hAnsi="Calibri" w:cs="Calibri"/>
+          <w:color w:val="0070C0"/>
+        </w:rPr>
+      </w:pPr>
+      <w:r>
+        <w:rPr>
+          <w:rFonts w:ascii="Calibri" w:hAnsi="Calibri" w:cs="Calibri"/>
+          <w:color w:val="0070C0"/>
+        </w:rPr>
+        <w:t xml:space="preserve">1.2.2 </w:t>
+      </w:r>
+      <w:r>
+        <w:rPr>
+          <w:rFonts w:ascii="Calibri" w:hAnsi="Calibri" w:cs="Calibri"/>
+          <w:color w:val="0070C0"/>
+        </w:rPr>
+        <w:t>UML Use Case Diagram</w:t>
+      </w:r>
+    </w:p>
+    <w:p>
+      <w:pPr>
+        <w:pStyle w:val="Paragraph2"/>
+        <w:rPr>
+          <w:rFonts w:ascii="Calibri" w:hAnsi="Calibri" w:cs="Calibri"/>
+          <w:color w:val="0070C0"/>
+        </w:rPr>
+      </w:pPr>
+      <w:r>
+        <w:rPr>
+          <w:rFonts w:ascii="Calibri" w:hAnsi="Calibri" w:cs="Calibri"/>
+          <w:noProof/>
+          <w:color w:val="0070C0"/>
+        </w:rPr>
+        <w:lastRenderedPageBreak/>
+        <w:drawing>
+          <wp:inline distT="0" distB="0" distL="0" distR="0" wp14:anchorId="7A1B4945" wp14:editId="1AA25AB4">
+            <wp:extent cx="5484682" cy="6080760"/>
+            <wp:effectExtent l="0" t="0" r="0" b="0"/>
+            <wp:docPr id="2007845736" name="Picture 4"/>
+            <wp:cNvGraphicFramePr>
+              <a:graphicFrameLocks xmlns:a="http://schemas.openxmlformats.org/drawingml/2006/main" noChangeAspect="1"/>
+            </wp:cNvGraphicFramePr>
+            <a:graphic xmlns:a="http://schemas.openxmlformats.org/drawingml/2006/main">
+              <a:graphicData uri="http://schemas.openxmlformats.org/drawingml/2006/picture">
+                <pic:pic xmlns:pic="http://schemas.openxmlformats.org/drawingml/2006/picture">
+                  <pic:nvPicPr>
+                    <pic:cNvPr id="2007845736" name="Picture 2007845736"/>
+                    <pic:cNvPicPr/>
+                  </pic:nvPicPr>
+                  <pic:blipFill>
+                    <a:blip r:embed="rId19" cstate="print">
+                      <a:extLst>
+                        <a:ext uri="{28A0092B-C50C-407E-A947-70E740481C1C}">
+                          <a14:useLocalDpi xmlns:a14="http://schemas.microsoft.com/office/drawing/2010/main" val="0"/>
+                        </a:ext>
+                      </a:extLst>
+                    </a:blip>
+                    <a:stretch>
+                      <a:fillRect/>
+                    </a:stretch>
+                  </pic:blipFill>
+                  <pic:spPr>
+                    <a:xfrm>
+                      <a:off x="0" y="0"/>
+                      <a:ext cx="5484682" cy="6080760"/>
+                    </a:xfrm>
+                    <a:prstGeom prst="rect">
+                      <a:avLst/>
+                    </a:prstGeom>
+                  </pic:spPr>
+                </pic:pic>
+              </a:graphicData>
+            </a:graphic>
+          </wp:inline>
+        </w:drawing>
+      </w:r>
+    </w:p>
+    <w:p>
+      <w:pPr>
+        <w:pStyle w:val="Paragraph2"/>
+        <w:rPr>
+          <w:rFonts w:ascii="Calibri" w:hAnsi="Calibri" w:cs="Calibri"/>
+          <w:color w:val="7030A0"/>
+        </w:rPr>
+      </w:pPr>
+      <w:r>
+        <w:rPr>
+          <w:rFonts w:ascii="Calibri" w:hAnsi="Calibri" w:cs="Calibri"/>
+          <w:color w:val="7030A0"/>
+        </w:rPr>
+        <w:t xml:space="preserve">1.2.3 </w:t>
+      </w:r>
+      <w:r>
+        <w:rPr>
+          <w:rFonts w:ascii="Calibri" w:hAnsi="Calibri" w:cs="Calibri"/>
+          <w:color w:val="7030A0"/>
+        </w:rPr>
+        <w:t>Class Diagrams – Step 5 in assignment description</w:t>
+      </w:r>
+    </w:p>
+    <w:p>
+      <w:pPr>
+        <w:pStyle w:val="Paragraph2"/>
+        <w:rPr>
+          <w:rFonts w:ascii="Calibri" w:hAnsi="Calibri" w:cs="Calibri"/>
+          <w:color w:val="7030A0"/>
+        </w:rPr>
+      </w:pPr>
+      <w:r>
+        <w:rPr>
+          <w:rFonts w:ascii="Calibri" w:hAnsi="Calibri" w:cs="Calibri"/>
+          <w:color w:val="7030A0"/>
+        </w:rPr>
+        <w:t xml:space="preserve">1.2.4 </w:t>
+      </w:r>
+      <w:r>
+        <w:rPr>
+          <w:rFonts w:ascii="Calibri" w:hAnsi="Calibri" w:cs="Calibri"/>
           <w:color w:val="7030A0"/>
         </w:rPr>
         <w:t>Sequence Diagrams – Step 6 in assignment description</w:t>
@@ -3980,23 +5319,38 @@
           <w:ilvl w:val="1"/>
           <w:numId w:val="2"/>
         </w:numPr>
-        <w:rPr/>
-      </w:pPr>
-      <w:bookmarkStart w:id="6" w:name="__RefHeading___Toc19440723"/>
+      </w:pPr>
+      <w:bookmarkStart w:id="6" w:name="_Toc223529115"/>
+      <w:r>
+        <w:t>Overview</w:t>
+      </w:r>
       <w:bookmarkEnd w:id="6"/>
-      <w:r>
-        <w:rPr/>
-        <w:t>Overview</w:t>
-      </w:r>
-    </w:p>
-    <w:p>
-      <w:pPr>
-        <w:pStyle w:val="Normal"/>
-        <w:ind w:start="1440"/>
-        <w:rPr>
-          <w:color w:val="0070C0"/>
-        </w:rPr>
-      </w:pPr>
+    </w:p>
+    <w:p>
+      <w:pPr>
+        <w:ind w:left="1440"/>
+        <w:rPr>
+          <w:color w:val="0070C0"/>
+        </w:rPr>
+      </w:pPr>
+      <w:r>
+        <w:rPr>
+          <w:color w:val="0070C0"/>
+        </w:rPr>
+        <w:t>1.</w:t>
+      </w:r>
+      <w:r>
+        <w:rPr>
+          <w:color w:val="0070C0"/>
+        </w:rPr>
+        <w:t>3</w:t>
+      </w:r>
+      <w:r>
+        <w:rPr>
+          <w:color w:val="0070C0"/>
+        </w:rPr>
+        <w:t xml:space="preserve">.1 </w:t>
+      </w:r>
       <w:r>
         <w:rPr>
           <w:color w:val="0070C0"/>
@@ -4011,14 +5365,13 @@
           <w:ilvl w:val="0"/>
           <w:numId w:val="2"/>
         </w:numPr>
-        <w:rPr/>
-      </w:pPr>
-      <w:bookmarkStart w:id="7" w:name="__RefHeading___Toc19440724"/>
+      </w:pPr>
+      <w:bookmarkStart w:id="7" w:name="_Toc223529116"/>
+      <w:r>
+        <w:lastRenderedPageBreak/>
+        <w:t>Overall Description</w:t>
+      </w:r>
       <w:bookmarkEnd w:id="7"/>
-      <w:r>
-        <w:rPr/>
-        <w:t>Overall Description</w:t>
-      </w:r>
     </w:p>
     <w:p>
       <w:pPr>
@@ -4027,26 +5380,45 @@
           <w:ilvl w:val="1"/>
           <w:numId w:val="2"/>
         </w:numPr>
-        <w:rPr/>
-      </w:pPr>
-      <w:bookmarkStart w:id="8" w:name="__RefHeading___Toc19440725"/>
+      </w:pPr>
+      <w:bookmarkStart w:id="8" w:name="_Toc223529117"/>
+      <w:r>
+        <w:t>Product Perspective</w:t>
+      </w:r>
       <w:bookmarkEnd w:id="8"/>
-      <w:r>
-        <w:rPr/>
-        <w:t>Product Perspective</w:t>
-      </w:r>
-    </w:p>
-    <w:p>
-      <w:pPr>
-        <w:pStyle w:val="Normal"/>
-        <w:ind w:start="1440"/>
-        <w:rPr/>
-      </w:pPr>
-      <w:r>
-        <w:rPr>
-          <w:color w:val="2A6099"/>
-        </w:rPr>
-        <w:t>This is a multiplayer blackjack java application that uses a client/server architecture for networked gameplay. The client will provide the GUI for the login, lobby, and the tables for playing and facilitating separate player and dealer actions. Along with maintaining the game state for the duration of a table being live, the server program enforces the standard rules for blackjack play. The server will also persistently store the user account credentials and credit balances for each account. Communication for the networking occurs over TCP/IP and this system assumes a server to be run before client startup.</w:t>
+    </w:p>
+    <w:p>
+      <w:pPr>
+        <w:ind w:left="1440"/>
+        <w:rPr>
+          <w:color w:val="0070C0"/>
+        </w:rPr>
+      </w:pPr>
+      <w:r>
+        <w:rPr>
+          <w:color w:val="0070C0"/>
+        </w:rPr>
+        <w:t xml:space="preserve">2.1.1 </w:t>
+      </w:r>
+      <w:r>
+        <w:rPr>
+          <w:color w:val="0070C0"/>
+        </w:rPr>
+        <w:t xml:space="preserve">This is a multiplayer blackjack java application that uses a client/server architecture for networked gameplay. The client will provide the GUI for the login, lobby, and the tables for playing and facilitating separate player and dealer actions. Along with maintaining the game state for the duration of a table being live, the server program enforces the standard rules for blackjack play. The server will also persistently store the user account credentials and credit balances for each account. Communication for the networking occurs over TCP/IP and this system assumes a server to be run before client </w:t>
+      </w:r>
+      <w:proofErr w:type="gramStart"/>
+      <w:r>
+        <w:rPr>
+          <w:color w:val="0070C0"/>
+        </w:rPr>
+        <w:t>startup</w:t>
+      </w:r>
+      <w:proofErr w:type="gramEnd"/>
+      <w:r>
+        <w:rPr>
+          <w:color w:val="0070C0"/>
+        </w:rPr>
+        <w:t>.</w:t>
       </w:r>
     </w:p>
     <w:p>
@@ -4056,14 +5428,12 @@
           <w:ilvl w:val="1"/>
           <w:numId w:val="2"/>
         </w:numPr>
-        <w:rPr/>
-      </w:pPr>
-      <w:bookmarkStart w:id="9" w:name="__RefHeading___Toc19440726"/>
+      </w:pPr>
+      <w:bookmarkStart w:id="9" w:name="_Toc223529118"/>
+      <w:r>
+        <w:t>Product Architecture</w:t>
+      </w:r>
       <w:bookmarkEnd w:id="9"/>
-      <w:r>
-        <w:rPr/>
-        <w:t>Product Architecture</w:t>
-      </w:r>
     </w:p>
     <w:p>
       <w:pPr>
@@ -4072,6 +5442,12 @@
           <w:color w:val="2A6099"/>
         </w:rPr>
       </w:pPr>
+      <w:r>
+        <w:rPr>
+          <w:color w:val="2A6099"/>
+        </w:rPr>
+        <w:t xml:space="preserve">2.2.1 </w:t>
+      </w:r>
       <w:r>
         <w:rPr>
           <w:color w:val="2A6099"/>
@@ -4086,19 +5462,16 @@
           <w:ilvl w:val="1"/>
           <w:numId w:val="2"/>
         </w:numPr>
-        <w:rPr/>
-      </w:pPr>
-      <w:bookmarkStart w:id="10" w:name="__RefHeading___Toc19440727"/>
+      </w:pPr>
+      <w:bookmarkStart w:id="10" w:name="_Toc223529119"/>
+      <w:r>
+        <w:t>Product Functionality/Features</w:t>
+      </w:r>
       <w:bookmarkEnd w:id="10"/>
-      <w:r>
-        <w:rPr/>
-        <w:t>Product Functionality/Features</w:t>
-      </w:r>
-    </w:p>
-    <w:p>
-      <w:pPr>
-        <w:pStyle w:val="Normal"/>
-        <w:ind w:start="1440"/>
+    </w:p>
+    <w:p>
+      <w:pPr>
+        <w:ind w:left="1440"/>
         <w:rPr>
           <w:color w:val="2A6099"/>
         </w:rPr>
@@ -4107,13 +5480,18 @@
         <w:rPr>
           <w:color w:val="2A6099"/>
         </w:rPr>
+        <w:t xml:space="preserve">2.3.1 </w:t>
+      </w:r>
+      <w:r>
+        <w:rPr>
+          <w:color w:val="2A6099"/>
+        </w:rPr>
         <w:t xml:space="preserve">Users can log into their accounts with the appropriate roles authenticated, participate as a player with their betting balance or as a dealer. The system further enforces role-based permissions through the allowed actions in the GUI. Players can view available tables in the lobby and choose which table to join while dealers are brought to a table setup configuration before opening a 6-person table themselves. </w:t>
       </w:r>
     </w:p>
     <w:p>
       <w:pPr>
-        <w:pStyle w:val="Normal"/>
-        <w:ind w:start="1440"/>
+        <w:ind w:left="1440"/>
         <w:rPr>
           <w:color w:val="2A6099"/>
         </w:rPr>
@@ -4122,45 +5500,56 @@
         <w:rPr>
           <w:color w:val="2A6099"/>
         </w:rPr>
-      </w:r>
-    </w:p>
-    <w:p>
-      <w:pPr>
-        <w:pStyle w:val="Normal"/>
-        <w:ind w:start="1440"/>
+        <w:t xml:space="preserve">2.3.2 </w:t>
+      </w:r>
+      <w:r>
         <w:rPr>
           <w:color w:val="2A6099"/>
         </w:rPr>
-      </w:pPr>
+        <w:t xml:space="preserve">The system will provide management for the blackjack game in distinct phases: betting, player action, and outcome. Further enforcement of the rules </w:t>
+      </w:r>
+      <w:proofErr w:type="gramStart"/>
       <w:r>
         <w:rPr>
           <w:color w:val="2A6099"/>
         </w:rPr>
-        <w:t xml:space="preserve">The system will provide management for the blackjack game in distinct phases: betting, player action, and outcome. Further enforcement of the rules are in the valid player actions they can take with the standard set of blackjack hitting, standing, double down, split, insurance. Dealer actions follow rules as expected from a casino game of blackjack. </w:t>
-      </w:r>
-    </w:p>
-    <w:p>
-      <w:pPr>
-        <w:pStyle w:val="Normal"/>
-        <w:ind w:start="1440"/>
+        <w:t>are</w:t>
+      </w:r>
+      <w:proofErr w:type="gramEnd"/>
+      <w:r>
         <w:rPr>
           <w:color w:val="2A6099"/>
         </w:rPr>
-      </w:pPr>
+        <w:t xml:space="preserve"> in the valid player actions they can take with the standard set of blackjack hitting, standing, double down, </w:t>
+      </w:r>
+      <w:proofErr w:type="gramStart"/>
       <w:r>
         <w:rPr>
           <w:color w:val="2A6099"/>
         </w:rPr>
-      </w:r>
-    </w:p>
-    <w:p>
-      <w:pPr>
-        <w:pStyle w:val="Normal"/>
-        <w:ind w:start="1440"/>
+        <w:t>split</w:t>
+      </w:r>
+      <w:proofErr w:type="gramEnd"/>
+      <w:r>
         <w:rPr>
           <w:color w:val="2A6099"/>
         </w:rPr>
-      </w:pPr>
+        <w:t xml:space="preserve">, insurance. Dealer actions follow rules as expected from a casino game of blackjack. </w:t>
+      </w:r>
+    </w:p>
+    <w:p>
+      <w:pPr>
+        <w:ind w:left="1440"/>
+        <w:rPr>
+          <w:color w:val="2A6099"/>
+        </w:rPr>
+      </w:pPr>
+      <w:r>
+        <w:rPr>
+          <w:color w:val="2A6099"/>
+        </w:rPr>
+        <w:t xml:space="preserve">2.3.3 </w:t>
+      </w:r>
       <w:r>
         <w:rPr>
           <w:color w:val="2A6099"/>
@@ -4175,86 +5564,63 @@
           <w:ilvl w:val="1"/>
           <w:numId w:val="2"/>
         </w:numPr>
-        <w:rPr/>
-      </w:pPr>
-      <w:bookmarkStart w:id="11" w:name="__RefHeading___Toc19440728"/>
+      </w:pPr>
+      <w:bookmarkStart w:id="11" w:name="_Toc223529120"/>
+      <w:r>
+        <w:t>Constraints</w:t>
+      </w:r>
       <w:bookmarkEnd w:id="11"/>
-      <w:r>
-        <w:rPr/>
-        <w:t>Constraints</w:t>
-      </w:r>
     </w:p>
     <w:p>
       <w:pPr>
         <w:pStyle w:val="Paragraph2"/>
         <w:rPr>
+          <w:color w:val="0070C0"/>
+        </w:rPr>
+      </w:pPr>
+      <w:r>
+        <w:rPr>
+          <w:color w:val="0070C0"/>
+        </w:rPr>
+        <w:t>Java based client/server application with no web interfaces.</w:t>
+      </w:r>
+    </w:p>
+    <w:p>
+      <w:pPr>
+        <w:pStyle w:val="Paragraph2"/>
+        <w:rPr>
+          <w:color w:val="0070C0"/>
+        </w:rPr>
+      </w:pPr>
+      <w:r>
+        <w:rPr>
+          <w:color w:val="0070C0"/>
+        </w:rPr>
+        <w:t>All participants must have network access configured to allow them to communicate with the server.</w:t>
+      </w:r>
+    </w:p>
+    <w:p>
+      <w:pPr>
+        <w:pStyle w:val="Paragraph2"/>
+        <w:rPr>
+          <w:color w:val="0070C0"/>
+        </w:rPr>
+      </w:pPr>
+      <w:r>
+        <w:rPr>
+          <w:color w:val="0070C0"/>
+        </w:rPr>
+        <w:t>The server must have network access configured to allow it to communicate with the clients.</w:t>
+      </w:r>
+    </w:p>
+    <w:p>
+      <w:pPr>
+        <w:pStyle w:val="Paragraph2"/>
+        <w:spacing w:line="259" w:lineRule="auto"/>
+        <w:rPr>
           <w:color w:val="7030A0"/>
         </w:rPr>
       </w:pPr>
-      <w:bookmarkStart w:id="12" w:name="REQBV0L32"/>
-      <w:r>
-        <w:rPr>
-          <w:color w:val="7030A0"/>
-        </w:rPr>
-        <w:t>List appropriate constraints.</w:t>
-      </w:r>
-      <w:bookmarkEnd w:id="12"/>
-    </w:p>
-    <w:p>
-      <w:pPr>
-        <w:pStyle w:val="Paragraph2"/>
-        <w:rPr>
-          <w:color w:val="0070C0"/>
-        </w:rPr>
-      </w:pPr>
-      <w:r>
-        <w:rPr>
-          <w:color w:val="0070C0"/>
-        </w:rPr>
-        <w:t>Java based client/server application with no web interfaces.</w:t>
-      </w:r>
-    </w:p>
-    <w:p>
-      <w:pPr>
-        <w:pStyle w:val="Paragraph2"/>
-        <w:rPr>
-          <w:color w:val="0070C0"/>
-        </w:rPr>
-      </w:pPr>
-      <w:r>
-        <w:rPr>
-          <w:color w:val="0070C0"/>
-        </w:rPr>
-        <w:t>All participants must have network access configured to allow them to communicate with the server.</w:t>
-      </w:r>
-    </w:p>
-    <w:p>
-      <w:pPr>
-        <w:pStyle w:val="Paragraph2"/>
-        <w:rPr>
-          <w:color w:val="0070C0"/>
-        </w:rPr>
-      </w:pPr>
-      <w:r>
-        <w:rPr>
-          <w:color w:val="0070C0"/>
-        </w:rPr>
-        <w:t>The server must have network access configured to allow it to communicate with the clients.</w:t>
-      </w:r>
-    </w:p>
-    <w:p>
-      <w:pPr>
-        <w:pStyle w:val="Paragraph2"/>
-        <w:spacing w:lineRule="auto" w:line="259"/>
-        <w:rPr>
-          <w:color w:val="7030A0"/>
-        </w:rPr>
-      </w:pPr>
-      <w:r>
-        <w:rPr>
-          <w:color w:val="7030A0"/>
-        </w:rPr>
-      </w:r>
     </w:p>
     <w:p>
       <w:pPr>
@@ -4263,134 +5629,67 @@
           <w:ilvl w:val="1"/>
           <w:numId w:val="2"/>
         </w:numPr>
-        <w:rPr/>
-      </w:pPr>
-      <w:bookmarkStart w:id="13" w:name="__RefHeading___Toc19440729"/>
-      <w:bookmarkEnd w:id="13"/>
-      <w:r>
-        <w:rPr/>
+      </w:pPr>
+      <w:bookmarkStart w:id="12" w:name="_Toc223529121"/>
+      <w:r>
         <w:t>Assumptions and Dependencies</w:t>
       </w:r>
+      <w:bookmarkEnd w:id="12"/>
     </w:p>
     <w:p>
       <w:pPr>
         <w:pStyle w:val="Paragraph2"/>
         <w:rPr>
-          <w:color w:val="7030A0"/>
-        </w:rPr>
-      </w:pPr>
-      <w:r>
-        <w:rPr>
-          <w:color w:val="7030A0"/>
-        </w:rPr>
-        <w:t>List appropriate assumptions</w:t>
+          <w:color w:val="0070C0"/>
+        </w:rPr>
+      </w:pPr>
+      <w:r>
+        <w:rPr>
+          <w:color w:val="0070C0"/>
+        </w:rPr>
+        <w:t xml:space="preserve">Any users will have a functioning network connection and a recent version of java installed </w:t>
+      </w:r>
+      <w:proofErr w:type="gramStart"/>
+      <w:r>
+        <w:rPr>
+          <w:color w:val="0070C0"/>
+        </w:rPr>
+        <w:t>in order to</w:t>
+      </w:r>
+      <w:proofErr w:type="gramEnd"/>
+      <w:r>
+        <w:rPr>
+          <w:color w:val="0070C0"/>
+        </w:rPr>
+        <w:t xml:space="preserve"> be able to play the game.</w:t>
       </w:r>
     </w:p>
     <w:p>
       <w:pPr>
         <w:pStyle w:val="Paragraph2"/>
-        <w:rPr/>
-      </w:pPr>
-      <w:r>
-        <w:rPr>
-          <w:color w:val="7030A0"/>
-        </w:rPr>
-        <w:t>Assumption Example: It is assumed that the maximum number of users at a given time is 15,000.</w:t>
+        <w:rPr>
+          <w:color w:val="0070C0"/>
+        </w:rPr>
+      </w:pPr>
+      <w:r>
+        <w:rPr>
+          <w:color w:val="0070C0"/>
+        </w:rPr>
+        <w:t>Each table has a limit of 6 players plus the dealer.</w:t>
       </w:r>
     </w:p>
     <w:p>
       <w:pPr>
         <w:pStyle w:val="Paragraph2"/>
         <w:rPr>
-          <w:color w:val="7030A0"/>
-        </w:rPr>
-      </w:pPr>
-      <w:r>
-        <w:rPr>
-          <w:color w:val="7030A0"/>
-        </w:rPr>
-      </w:r>
-    </w:p>
-    <w:p>
-      <w:pPr>
-        <w:pStyle w:val="Paragraph2"/>
-        <w:rPr>
-          <w:color w:val="7030A0"/>
-        </w:rPr>
-      </w:pPr>
-      <w:r>
-        <w:rPr>
-          <w:color w:val="7030A0"/>
-        </w:rPr>
-        <w:t>It is assumed that the server will be launched and running before the client programs are launched to join.</w:t>
-      </w:r>
-    </w:p>
-    <w:p>
-      <w:pPr>
-        <w:pStyle w:val="Paragraph2"/>
-        <w:rPr>
-          <w:color w:val="7030A0"/>
-        </w:rPr>
-      </w:pPr>
-      <w:r>
-        <w:rPr>
-          <w:color w:val="7030A0"/>
-        </w:rPr>
-      </w:r>
-    </w:p>
-    <w:p>
-      <w:pPr>
-        <w:pStyle w:val="Paragraph2"/>
-        <w:rPr>
-          <w:color w:val="7030A0"/>
-        </w:rPr>
-      </w:pPr>
-      <w:r>
-        <w:rPr>
-          <w:color w:val="7030A0"/>
-        </w:rPr>
-        <w:t>It is assumed that for every game to be hosted there will be a dealer logged in to create and host the table, as well as facilitate dealer functions in game.</w:t>
-      </w:r>
-    </w:p>
-    <w:p>
-      <w:pPr>
-        <w:pStyle w:val="Paragraph2"/>
-        <w:rPr>
-          <w:color w:val="0070C0"/>
-        </w:rPr>
-      </w:pPr>
-      <w:r>
-        <w:rPr>
-          <w:color w:val="0070C0"/>
-        </w:rPr>
-        <w:t>Any users will have a functioning network connection and a recent version of java installed in order to be able to play the game.</w:t>
-      </w:r>
-    </w:p>
-    <w:p>
-      <w:pPr>
-        <w:pStyle w:val="Paragraph2"/>
-        <w:rPr>
-          <w:color w:val="0070C0"/>
-        </w:rPr>
-      </w:pPr>
-      <w:r>
-        <w:rPr>
-          <w:color w:val="0070C0"/>
-        </w:rPr>
-        <w:t>Each table has a limit of 6 players plus the dealer.</w:t>
-      </w:r>
-    </w:p>
-    <w:p>
-      <w:pPr>
-        <w:pStyle w:val="Paragraph2"/>
-        <w:rPr>
-          <w:color w:val="0070C0"/>
-        </w:rPr>
-      </w:pPr>
-      <w:r>
-        <w:rPr>
-          <w:color w:val="0070C0"/>
-        </w:rPr>
+          <w:color w:val="0070C0"/>
+        </w:rPr>
+      </w:pPr>
+      <w:r>
+        <w:rPr>
+          <w:color w:val="0070C0"/>
+        </w:rPr>
+        <w:lastRenderedPageBreak/>
         <w:t>To prevent games from slowing down, a standard 30 second timer per decision will be implemented, though this is configurable by the dealer. When the time limit is reached, the current player will automatically stand.</w:t>
       </w:r>
     </w:p>
@@ -4429,14 +5728,13 @@
           <w:ilvl w:val="0"/>
           <w:numId w:val="2"/>
         </w:numPr>
-        <w:rPr/>
-      </w:pPr>
-      <w:bookmarkStart w:id="14" w:name="__RefHeading___Toc19440730"/>
-      <w:bookmarkEnd w:id="14"/>
-      <w:r>
-        <w:rPr/>
+      </w:pPr>
+      <w:bookmarkStart w:id="13" w:name="_Toc223529122"/>
+      <w:r>
+        <w:lastRenderedPageBreak/>
         <w:t>Specific Requirements</w:t>
       </w:r>
+      <w:bookmarkEnd w:id="13"/>
     </w:p>
     <w:p>
       <w:pPr>
@@ -4445,14 +5743,12 @@
           <w:ilvl w:val="1"/>
           <w:numId w:val="2"/>
         </w:numPr>
-        <w:rPr/>
-      </w:pPr>
-      <w:bookmarkStart w:id="15" w:name="__RefHeading___Toc19440731"/>
-      <w:bookmarkEnd w:id="15"/>
-      <w:r>
-        <w:rPr/>
+      </w:pPr>
+      <w:bookmarkStart w:id="14" w:name="_Toc223529123"/>
+      <w:r>
         <w:t>Functional Requirements</w:t>
       </w:r>
+      <w:bookmarkEnd w:id="14"/>
     </w:p>
     <w:p>
       <w:pPr>
@@ -4461,12 +5757,12 @@
           <w:ilvl w:val="2"/>
           <w:numId w:val="2"/>
         </w:numPr>
-        <w:rPr/>
-      </w:pPr>
-      <w:r>
-        <w:rPr/>
+      </w:pPr>
+      <w:bookmarkStart w:id="15" w:name="_Toc223529124"/>
+      <w:r>
         <w:t>Common Requirements:</w:t>
       </w:r>
+      <w:bookmarkEnd w:id="15"/>
     </w:p>
     <w:p>
       <w:pPr>
@@ -4568,12 +5864,12 @@
           <w:ilvl w:val="2"/>
           <w:numId w:val="2"/>
         </w:numPr>
-        <w:rPr/>
-      </w:pPr>
-      <w:r>
-        <w:rPr/>
+      </w:pPr>
+      <w:bookmarkStart w:id="18" w:name="_Toc223529125"/>
+      <w:r>
         <w:t>Users Module Requirements:</w:t>
       </w:r>
+      <w:bookmarkEnd w:id="18"/>
     </w:p>
     <w:p>
       <w:pPr>
@@ -4609,22 +5905,18 @@
           <w:ilvl w:val="2"/>
           <w:numId w:val="2"/>
         </w:numPr>
-        <w:rPr/>
-      </w:pPr>
-      <w:r>
-        <w:rPr/>
+      </w:pPr>
+      <w:bookmarkStart w:id="19" w:name="_Toc223529126"/>
+      <w:r>
         <w:t>Datastore Module Requirements:</w:t>
       </w:r>
+      <w:bookmarkEnd w:id="19"/>
     </w:p>
     <w:p>
       <w:pPr>
         <w:pStyle w:val="Paragraph2"/>
-        <w:ind w:hanging="0" w:start="0"/>
-        <w:rPr/>
-      </w:pPr>
-      <w:r>
-        <w:rPr/>
-      </w:r>
+        <w:ind w:left="0"/>
+      </w:pPr>
     </w:p>
     <w:p>
       <w:pPr>
@@ -4633,22 +5925,18 @@
           <w:ilvl w:val="2"/>
           <w:numId w:val="2"/>
         </w:numPr>
-        <w:rPr/>
-      </w:pPr>
-      <w:r>
-        <w:rPr/>
+      </w:pPr>
+      <w:bookmarkStart w:id="20" w:name="_Toc223529127"/>
+      <w:r>
         <w:t>Network Module Requirements:</w:t>
       </w:r>
+      <w:bookmarkEnd w:id="20"/>
     </w:p>
     <w:p>
       <w:pPr>
         <w:pStyle w:val="Paragraph2"/>
-        <w:ind w:hanging="0" w:start="0"/>
-        <w:rPr/>
-      </w:pPr>
-      <w:r>
-        <w:rPr/>
-      </w:r>
+        <w:ind w:left="0"/>
+      </w:pPr>
     </w:p>
     <w:p>
       <w:pPr>
@@ -4657,12 +5945,12 @@
           <w:ilvl w:val="2"/>
           <w:numId w:val="2"/>
         </w:numPr>
-        <w:rPr/>
-      </w:pPr>
-      <w:r>
-        <w:rPr/>
+      </w:pPr>
+      <w:bookmarkStart w:id="21" w:name="_Toc223529128"/>
+      <w:r>
         <w:t>GUI Module Requirements:</w:t>
       </w:r>
+      <w:bookmarkEnd w:id="21"/>
     </w:p>
     <w:p>
       <w:pPr>
@@ -4675,154 +5963,35 @@
         <w:rPr>
           <w:color w:val="00B0F0"/>
         </w:rPr>
-        <w:t>3.1.</w:t>
-      </w:r>
-      <w:r>
+        <w:t>3.1.5.1 For the three distinct areas of the game client users interact with, the GUI will provide the proper actions and notifications based on what is happening and the role of the user.</w:t>
+      </w:r>
+    </w:p>
+    <w:p>
+      <w:pPr>
+        <w:pStyle w:val="Paragraph2"/>
         <w:rPr>
           <w:color w:val="00B0F0"/>
         </w:rPr>
-        <w:t>5</w:t>
-      </w:r>
+      </w:pPr>
       <w:r>
         <w:rPr>
           <w:color w:val="00B0F0"/>
         </w:rPr>
-        <w:t xml:space="preserve">.1 </w:t>
-      </w:r>
-      <w:r>
+        <w:t>3.1.5.2 Between all the other classes and modules, the GUI will facilitate signals and communication between the client and server by relaying user actions and input alongside server responses and behavior.</w:t>
+      </w:r>
+    </w:p>
+    <w:p>
+      <w:pPr>
+        <w:pStyle w:val="Paragraph2"/>
         <w:rPr>
           <w:color w:val="00B0F0"/>
         </w:rPr>
-        <w:t>For the three distinct areas of the game client users interact with, the GUI will provide the proper actions and notifications based on what is happening and the role of the user.</w:t>
-      </w:r>
-    </w:p>
-    <w:p>
-      <w:pPr>
-        <w:pStyle w:val="Paragraph2"/>
+      </w:pPr>
+      <w:r>
         <w:rPr>
           <w:color w:val="00B0F0"/>
         </w:rPr>
-      </w:pPr>
-      <w:r>
-        <w:rPr>
-          <w:color w:val="00B0F0"/>
-        </w:rPr>
-      </w:r>
-    </w:p>
-    <w:p>
-      <w:pPr>
-        <w:pStyle w:val="Paragraph2"/>
-        <w:rPr>
-          <w:color w:val="00B0F0"/>
-        </w:rPr>
-      </w:pPr>
-      <w:r>
-        <w:rPr>
-          <w:color w:val="00B0F0"/>
-        </w:rPr>
-        <w:t>3.1.5.2 Between all the other classes and modules, the GUI will facilitate signals and communication between the client and server by relaying user actions and input alongside server responses and behavior.</w:t>
-      </w:r>
-    </w:p>
-    <w:p>
-      <w:pPr>
-        <w:pStyle w:val="Paragraph2"/>
-        <w:rPr>
-          <w:color w:val="00B0F0"/>
-        </w:rPr>
-      </w:pPr>
-      <w:r>
-        <w:rPr>
-          <w:color w:val="00B0F0"/>
-        </w:rPr>
-      </w:r>
-    </w:p>
-    <w:p>
-      <w:pPr>
-        <w:pStyle w:val="Paragraph2"/>
-        <w:rPr>
-          <w:color w:val="00B0F0"/>
-        </w:rPr>
-      </w:pPr>
-      <w:r>
-        <w:rPr>
-          <w:color w:val="00B0F0"/>
-        </w:rPr>
-        <w:t xml:space="preserve">3.1.5.3 </w:t>
-      </w:r>
-      <w:r>
-        <w:rPr>
-          <w:color w:val="00B0F0"/>
-        </w:rPr>
-        <w:t>T</w:t>
-      </w:r>
-      <w:r>
-        <w:rPr>
-          <w:color w:val="00B0F0"/>
-        </w:rPr>
-        <w:t xml:space="preserve">he GUI will display the relevant information </w:t>
-      </w:r>
-      <w:r>
-        <w:rPr>
-          <w:color w:val="00B0F0"/>
-        </w:rPr>
-        <w:t>for</w:t>
-      </w:r>
-      <w:r>
-        <w:rPr>
-          <w:color w:val="00B0F0"/>
-        </w:rPr>
-        <w:t xml:space="preserve"> </w:t>
-      </w:r>
-      <w:r>
-        <w:rPr>
-          <w:color w:val="00B0F0"/>
-        </w:rPr>
-        <w:t>d</w:t>
-      </w:r>
-      <w:r>
-        <w:rPr>
-          <w:color w:val="00B0F0"/>
-        </w:rPr>
-        <w:t xml:space="preserve">ifferent scenarios like phases of the game or differing timings </w:t>
-      </w:r>
-      <w:r>
-        <w:rPr>
-          <w:color w:val="00B0F0"/>
-        </w:rPr>
-        <w:t>and</w:t>
-      </w:r>
-      <w:r>
-        <w:rPr>
-          <w:color w:val="00B0F0"/>
-        </w:rPr>
-        <w:t xml:space="preserve"> specific actions.</w:t>
-      </w:r>
-    </w:p>
-    <w:p>
-      <w:pPr>
-        <w:pStyle w:val="Paragraph2"/>
-        <w:rPr>
-          <w:color w:val="00B0F0"/>
-        </w:rPr>
-      </w:pPr>
-      <w:r>
-        <w:rPr>
-          <w:color w:val="00B0F0"/>
-        </w:rPr>
-      </w:r>
-    </w:p>
-    <w:p>
-      <w:pPr>
-        <w:pStyle w:val="Paragraph2"/>
-        <w:rPr>
-          <w:color w:val="00B0F0"/>
-        </w:rPr>
-      </w:pPr>
-      <w:r>
-        <w:rPr>
-          <w:color w:val="00B0F0"/>
-        </w:rPr>
-        <w:t xml:space="preserve">3.1.5.4 </w:t>
+        <w:t>3.1.5.3 The GUI will display the relevant information for different scenarios like phases of the game or differing timings and specific actions.</w:t>
       </w:r>
     </w:p>
     <w:p>
@@ -4832,12 +6001,12 @@
           <w:ilvl w:val="2"/>
           <w:numId w:val="2"/>
         </w:numPr>
-        <w:rPr/>
-      </w:pPr>
-      <w:r>
-        <w:rPr/>
+      </w:pPr>
+      <w:bookmarkStart w:id="22" w:name="_Toc223529129"/>
+      <w:r>
         <w:t>Lobby Module Requirements:</w:t>
       </w:r>
+      <w:bookmarkEnd w:id="22"/>
     </w:p>
     <w:p>
       <w:pPr>
@@ -4846,9 +6015,6 @@
           <w:color w:val="7030A0"/>
         </w:rPr>
       </w:pPr>
-      <w:r>
-        <w:rPr/>
-      </w:r>
     </w:p>
     <w:p>
       <w:pPr>
@@ -4857,12 +6023,12 @@
           <w:ilvl w:val="2"/>
           <w:numId w:val="2"/>
         </w:numPr>
-        <w:rPr/>
-      </w:pPr>
-      <w:r>
-        <w:rPr/>
+      </w:pPr>
+      <w:bookmarkStart w:id="23" w:name="_Toc223529130"/>
+      <w:r>
         <w:t>Table Module Requirements:</w:t>
       </w:r>
+      <w:bookmarkEnd w:id="23"/>
     </w:p>
     <w:p>
       <w:pPr>
@@ -4871,9 +6037,6 @@
           <w:color w:val="7030A0"/>
         </w:rPr>
       </w:pPr>
-      <w:r>
-        <w:rPr/>
-      </w:r>
     </w:p>
     <w:p>
       <w:pPr>
@@ -4882,12 +6045,12 @@
           <w:ilvl w:val="2"/>
           <w:numId w:val="2"/>
         </w:numPr>
-        <w:rPr/>
-      </w:pPr>
-      <w:r>
-        <w:rPr/>
+      </w:pPr>
+      <w:bookmarkStart w:id="24" w:name="_Toc223529131"/>
+      <w:r>
         <w:t>Game Module Requirements:</w:t>
       </w:r>
+      <w:bookmarkEnd w:id="24"/>
     </w:p>
     <w:p>
       <w:pPr>
@@ -4927,7 +6090,35 @@
         <w:rPr>
           <w:color w:val="00B0F0"/>
         </w:rPr>
-        <w:t>3.1.8.2 Players must have sufficient credits in order to place a bet</w:t>
+        <w:t xml:space="preserve">3.1.8.2 Players must have sufficient </w:t>
+      </w:r>
+      <w:proofErr w:type="gramStart"/>
+      <w:r>
+        <w:rPr>
+          <w:color w:val="00B0F0"/>
+        </w:rPr>
+        <w:t>credits</w:t>
+      </w:r>
+      <w:proofErr w:type="gramEnd"/>
+      <w:r>
+        <w:rPr>
+          <w:color w:val="00B0F0"/>
+        </w:rPr>
+        <w:t xml:space="preserve"> </w:t>
+      </w:r>
+      <w:proofErr w:type="gramStart"/>
+      <w:r>
+        <w:rPr>
+          <w:color w:val="00B0F0"/>
+        </w:rPr>
+        <w:t>in order to</w:t>
+      </w:r>
+      <w:proofErr w:type="gramEnd"/>
+      <w:r>
+        <w:rPr>
+          <w:color w:val="00B0F0"/>
+        </w:rPr>
+        <w:t xml:space="preserve"> place a bet</w:t>
       </w:r>
     </w:p>
     <w:p>
@@ -4941,7 +6132,21 @@
         <w:rPr>
           <w:color w:val="00B0F0"/>
         </w:rPr>
-        <w:t>3.1.8.3 Turn time limit will be enforced in order to facilitate game flow</w:t>
+        <w:t xml:space="preserve">3.1.8.3 Turn time limit will be enforced </w:t>
+      </w:r>
+      <w:proofErr w:type="gramStart"/>
+      <w:r>
+        <w:rPr>
+          <w:color w:val="00B0F0"/>
+        </w:rPr>
+        <w:t>in order to</w:t>
+      </w:r>
+      <w:proofErr w:type="gramEnd"/>
+      <w:r>
+        <w:rPr>
+          <w:color w:val="00B0F0"/>
+        </w:rPr>
+        <w:t xml:space="preserve"> facilitate game flow</w:t>
       </w:r>
     </w:p>
     <w:p>
@@ -4955,7 +6160,21 @@
         <w:rPr>
           <w:color w:val="00B0F0"/>
         </w:rPr>
-        <w:t>3.1.8.4 Players must select an action within the turn time limit. If not, player stands.</w:t>
+        <w:t xml:space="preserve">3.1.8.4 Players must select an action within </w:t>
+      </w:r>
+      <w:proofErr w:type="gramStart"/>
+      <w:r>
+        <w:rPr>
+          <w:color w:val="00B0F0"/>
+        </w:rPr>
+        <w:t>the turn</w:t>
+      </w:r>
+      <w:proofErr w:type="gramEnd"/>
+      <w:r>
+        <w:rPr>
+          <w:color w:val="00B0F0"/>
+        </w:rPr>
+        <w:t xml:space="preserve"> time limit. If not, player stands.</w:t>
       </w:r>
     </w:p>
     <w:p>
@@ -4983,7 +6202,22 @@
         <w:rPr>
           <w:color w:val="00B0F0"/>
         </w:rPr>
-        <w:t>3.1.8.6 All players must complete their turn before the dealer can play their hand.</w:t>
+        <w:lastRenderedPageBreak/>
+        <w:t xml:space="preserve">3.1.8.6 All players must complete their turn before the dealer can </w:t>
+      </w:r>
+      <w:proofErr w:type="gramStart"/>
+      <w:r>
+        <w:rPr>
+          <w:color w:val="00B0F0"/>
+        </w:rPr>
+        <w:t>play</w:t>
+      </w:r>
+      <w:proofErr w:type="gramEnd"/>
+      <w:r>
+        <w:rPr>
+          <w:color w:val="00B0F0"/>
+        </w:rPr>
+        <w:t xml:space="preserve"> their hand.</w:t>
       </w:r>
     </w:p>
     <w:p>
@@ -4997,7 +6231,35 @@
         <w:rPr>
           <w:color w:val="00B0F0"/>
         </w:rPr>
-        <w:t>3.1.8.7 Dealer can offer insurance when they show an Ace. Player must pay an additional 50% of their original bet. If dealer has blackjack, player receives 2:1 from insurance. Else the player would lose the additional 50%.</w:t>
+        <w:t xml:space="preserve">3.1.8.7 Dealer can offer insurance when they show an Ace. </w:t>
+      </w:r>
+      <w:proofErr w:type="gramStart"/>
+      <w:r>
+        <w:rPr>
+          <w:color w:val="00B0F0"/>
+        </w:rPr>
+        <w:t>Player</w:t>
+      </w:r>
+      <w:proofErr w:type="gramEnd"/>
+      <w:r>
+        <w:rPr>
+          <w:color w:val="00B0F0"/>
+        </w:rPr>
+        <w:t xml:space="preserve"> must pay an additional 50% of their original bet. If dealer has blackjack, player receives 2:1 from insurance. Else the player would lose </w:t>
+      </w:r>
+      <w:proofErr w:type="gramStart"/>
+      <w:r>
+        <w:rPr>
+          <w:color w:val="00B0F0"/>
+        </w:rPr>
+        <w:t>the</w:t>
+      </w:r>
+      <w:proofErr w:type="gramEnd"/>
+      <w:r>
+        <w:rPr>
+          <w:color w:val="00B0F0"/>
+        </w:rPr>
+        <w:t xml:space="preserve"> additional 50%.</w:t>
       </w:r>
     </w:p>
     <w:p>
@@ -5053,7 +6315,19 @@
         <w:rPr>
           <w:color w:val="00B0F0"/>
         </w:rPr>
-        <w:t>3.1.8.11 If any player has a blackjack they beat the dealer unless the dealer also has blackjack.</w:t>
+        <w:t xml:space="preserve">3.1.8.11 If any player has a </w:t>
+      </w:r>
+      <w:r>
+        <w:rPr>
+          <w:color w:val="00B0F0"/>
+        </w:rPr>
+        <w:t>blackjack,</w:t>
+      </w:r>
+      <w:r>
+        <w:rPr>
+          <w:color w:val="00B0F0"/>
+        </w:rPr>
+        <w:t xml:space="preserve"> they beat the dealer unless the dealer also has blackjack.</w:t>
       </w:r>
     </w:p>
     <w:p>
@@ -5077,11 +6351,6 @@
           <w:color w:val="00B0F0"/>
         </w:rPr>
       </w:pPr>
-      <w:r>
-        <w:rPr>
-          <w:color w:val="00B0F0"/>
-        </w:rPr>
-      </w:r>
     </w:p>
     <w:p>
       <w:pPr>
@@ -5090,24 +6359,14 @@
           <w:color w:val="7030A0"/>
         </w:rPr>
       </w:pPr>
-      <w:r>
+    </w:p>
+    <w:p>
+      <w:pPr>
+        <w:pStyle w:val="Paragraph2"/>
         <w:rPr>
           <w:color w:val="7030A0"/>
         </w:rPr>
-      </w:r>
-    </w:p>
-    <w:p>
-      <w:pPr>
-        <w:pStyle w:val="Paragraph2"/>
-        <w:rPr>
-          <w:color w:val="7030A0"/>
-        </w:rPr>
-      </w:pPr>
-      <w:r>
-        <w:rPr>
-          <w:color w:val="7030A0"/>
-        </w:rPr>
-      </w:r>
+      </w:pPr>
     </w:p>
     <w:p>
       <w:pPr>
@@ -5116,14 +6375,12 @@
           <w:ilvl w:val="1"/>
           <w:numId w:val="2"/>
         </w:numPr>
-        <w:rPr/>
-      </w:pPr>
-      <w:bookmarkStart w:id="18" w:name="__RefHeading___Toc19440736"/>
-      <w:bookmarkEnd w:id="18"/>
-      <w:r>
-        <w:rPr/>
+      </w:pPr>
+      <w:bookmarkStart w:id="25" w:name="_Toc223529132"/>
+      <w:r>
         <w:t>External Interface Requirements</w:t>
       </w:r>
+      <w:bookmarkEnd w:id="25"/>
     </w:p>
     <w:p>
       <w:pPr>
@@ -5136,13 +6393,7 @@
         <w:rPr>
           <w:color w:val="0070C0"/>
         </w:rPr>
-        <w:t xml:space="preserve">3.2.1 </w:t>
-      </w:r>
-      <w:r>
-        <w:rPr>
-          <w:color w:val="0070C0"/>
-        </w:rPr>
-        <w:t>The user interface must be graphical in nature and provide intuitive controls to allow for account management, including the adding and withdrawing of funds, and give users the ability to play blackjack with features such as button to hit, stand, double down, or split their hands and purchase insurance when applicable.</w:t>
+        <w:t>3.2.1 The user interface must be graphical in nature and provide intuitive controls to allow for account management, including the adding and withdrawing of funds, and give users the ability to play blackjack with features such as button to hit, stand, double down, or split their hands and purchase insurance when applicable.</w:t>
       </w:r>
     </w:p>
     <w:p>
@@ -5152,69 +6403,39 @@
           <w:ilvl w:val="1"/>
           <w:numId w:val="2"/>
         </w:numPr>
-        <w:rPr/>
-      </w:pPr>
-      <w:bookmarkStart w:id="19" w:name="__RefHeading___Toc19440737"/>
-      <w:bookmarkEnd w:id="19"/>
-      <w:r>
-        <w:rPr/>
+      </w:pPr>
+      <w:bookmarkStart w:id="26" w:name="_Toc223529133"/>
+      <w:r>
         <w:t>Internal Interface Requirements</w:t>
       </w:r>
-    </w:p>
-    <w:p>
-      <w:pPr>
-        <w:pStyle w:val="Normal"/>
-        <w:ind w:start="1440"/>
-        <w:rPr>
-          <w:color w:val="0070C0"/>
-        </w:rPr>
-      </w:pPr>
-      <w:r>
-        <w:rPr>
-          <w:color w:val="0070C0"/>
-        </w:rPr>
-        <w:t xml:space="preserve">3.3.1 </w:t>
-      </w:r>
-      <w:r>
-        <w:rPr>
-          <w:color w:val="0070C0"/>
-        </w:rPr>
-        <w:t>All gameplay calculations must be performed on the server and only relevant data to each play must be sent to them.</w:t>
-      </w:r>
-    </w:p>
-    <w:p>
-      <w:pPr>
-        <w:pStyle w:val="Normal"/>
-        <w:ind w:start="1440"/>
-        <w:rPr>
-          <w:color w:val="0070C0"/>
-        </w:rPr>
-      </w:pPr>
-      <w:r>
-        <w:rPr>
-          <w:color w:val="0070C0"/>
-        </w:rPr>
-      </w:r>
-    </w:p>
-    <w:p>
-      <w:pPr>
-        <w:pStyle w:val="Normal"/>
-        <w:ind w:start="1440"/>
-        <w:rPr>
-          <w:color w:val="0070C0"/>
-        </w:rPr>
-      </w:pPr>
-      <w:r>
-        <w:rPr>
-          <w:color w:val="0070C0"/>
-        </w:rPr>
-        <w:t xml:space="preserve">3.3.2 </w:t>
-      </w:r>
-      <w:r>
-        <w:rPr>
-          <w:color w:val="0070C0"/>
-        </w:rPr>
-        <w:t>User ID and passwords will be stored, along with current funds and active bets so that they can be restored in the event of any outage or system failure.</w:t>
+      <w:bookmarkEnd w:id="26"/>
+    </w:p>
+    <w:p>
+      <w:pPr>
+        <w:ind w:left="1440"/>
+        <w:rPr>
+          <w:color w:val="0070C0"/>
+        </w:rPr>
+      </w:pPr>
+      <w:r>
+        <w:rPr>
+          <w:color w:val="0070C0"/>
+        </w:rPr>
+        <w:t>3.3.1 All gameplay calculations must be performed on the server and only relevant data to each play must be sent to them.</w:t>
+      </w:r>
+    </w:p>
+    <w:p>
+      <w:pPr>
+        <w:ind w:left="1440"/>
+        <w:rPr>
+          <w:color w:val="0070C0"/>
+        </w:rPr>
+      </w:pPr>
+      <w:r>
+        <w:rPr>
+          <w:color w:val="0070C0"/>
+        </w:rPr>
+        <w:t>3.3.2 User ID and passwords will be stored, along with current funds and active bets so that they can be restored in the event of any outage or system failure.</w:t>
       </w:r>
     </w:p>
     <w:p>
@@ -5224,14 +6445,13 @@
           <w:ilvl w:val="0"/>
           <w:numId w:val="2"/>
         </w:numPr>
-        <w:rPr/>
-      </w:pPr>
-      <w:bookmarkStart w:id="20" w:name="__RefHeading___Toc19440738"/>
-      <w:bookmarkEnd w:id="20"/>
-      <w:r>
-        <w:rPr/>
+      </w:pPr>
+      <w:bookmarkStart w:id="27" w:name="_Toc223529134"/>
+      <w:r>
+        <w:lastRenderedPageBreak/>
         <w:t>Non-Functional Requirements</w:t>
       </w:r>
+      <w:bookmarkEnd w:id="27"/>
     </w:p>
     <w:p>
       <w:pPr>
@@ -5240,14 +6460,12 @@
           <w:ilvl w:val="1"/>
           <w:numId w:val="2"/>
         </w:numPr>
-        <w:rPr/>
-      </w:pPr>
-      <w:bookmarkStart w:id="21" w:name="__RefHeading___Toc19440739"/>
-      <w:bookmarkEnd w:id="21"/>
-      <w:r>
-        <w:rPr/>
+      </w:pPr>
+      <w:bookmarkStart w:id="28" w:name="_Toc223529135"/>
+      <w:r>
         <w:t>Security and Privacy Requirements</w:t>
       </w:r>
+      <w:bookmarkEnd w:id="28"/>
     </w:p>
     <w:p>
       <w:pPr>
@@ -5260,28 +6478,16 @@
         <w:rPr>
           <w:color w:val="0070C0"/>
         </w:rPr>
-        <w:t xml:space="preserve">4.4.1 </w:t>
-      </w:r>
-      <w:r>
-        <w:rPr>
-          <w:color w:val="0070C0"/>
-        </w:rPr>
-        <w:t>All user accounts must use non-sensitive ID/password combinations as encryption will not be used and will be visible to developers.</w:t>
-      </w:r>
-    </w:p>
-    <w:p>
-      <w:pPr>
-        <w:pStyle w:val="Normal"/>
-        <w:ind w:firstLine="720" w:start="720"/>
+        <w:t>4.4.1 All user accounts must use non-sensitive ID/password combinations as encryption will not be used and will be visible to developers.</w:t>
+      </w:r>
+    </w:p>
+    <w:p>
+      <w:pPr>
+        <w:ind w:left="720" w:firstLine="720"/>
         <w:rPr>
           <w:color w:val="7030A0"/>
         </w:rPr>
       </w:pPr>
-      <w:r>
-        <w:rPr>
-          <w:color w:val="7030A0"/>
-        </w:rPr>
-      </w:r>
     </w:p>
     <w:p>
       <w:pPr>
@@ -5290,24 +6496,21 @@
           <w:ilvl w:val="1"/>
           <w:numId w:val="2"/>
         </w:numPr>
-        <w:rPr/>
-      </w:pPr>
-      <w:bookmarkStart w:id="22" w:name="__RefHeading___Toc19440740"/>
-      <w:bookmarkEnd w:id="22"/>
-      <w:r>
-        <w:rPr/>
+      </w:pPr>
+      <w:bookmarkStart w:id="29" w:name="_Toc223529136"/>
+      <w:r>
         <w:t>Environmental Requirements</w:t>
       </w:r>
-    </w:p>
-    <w:p>
-      <w:pPr>
-        <w:pStyle w:val="Normal"/>
-        <w:ind w:start="1440"/>
+      <w:bookmarkEnd w:id="29"/>
+    </w:p>
+    <w:p>
+      <w:pPr>
+        <w:ind w:left="1440"/>
         <w:rPr>
           <w:color w:val="7030A0"/>
         </w:rPr>
       </w:pPr>
-      <w:bookmarkStart w:id="23" w:name="REQBV3HG5"/>
+      <w:bookmarkStart w:id="30" w:name="REQBV3HG5"/>
       <w:r>
         <w:rPr>
           <w:color w:val="7030A0"/>
@@ -5317,8 +6520,7 @@
     </w:p>
     <w:p>
       <w:pPr>
-        <w:pStyle w:val="Normal"/>
-        <w:ind w:start="1440"/>
+        <w:ind w:left="1440"/>
         <w:rPr>
           <w:color w:val="7030A0"/>
         </w:rPr>
@@ -5340,19 +6542,46 @@
         <w:rPr>
           <w:color w:val="7030A0"/>
         </w:rPr>
-        <w:t>System cannot require that any software other than a web browser be installed on user computers. </w:t>
-      </w:r>
-      <w:bookmarkEnd w:id="23"/>
-    </w:p>
-    <w:p>
-      <w:pPr>
-        <w:pStyle w:val="Normal"/>
-        <w:ind w:start="1440"/>
+        <w:t xml:space="preserve">System cannot </w:t>
+      </w:r>
+      <w:proofErr w:type="gramStart"/>
+      <w:r>
         <w:rPr>
           <w:color w:val="7030A0"/>
         </w:rPr>
-      </w:pPr>
-      <w:bookmarkStart w:id="24" w:name="REQBV5QU8"/>
+        <w:t>require that</w:t>
+      </w:r>
+      <w:proofErr w:type="gramEnd"/>
+      <w:r>
+        <w:rPr>
+          <w:color w:val="7030A0"/>
+        </w:rPr>
+        <w:t xml:space="preserve"> any software other than a web browser </w:t>
+      </w:r>
+      <w:proofErr w:type="gramStart"/>
+      <w:r>
+        <w:rPr>
+          <w:color w:val="7030A0"/>
+        </w:rPr>
+        <w:t>be</w:t>
+      </w:r>
+      <w:proofErr w:type="gramEnd"/>
+      <w:r>
+        <w:rPr>
+          <w:color w:val="7030A0"/>
+        </w:rPr>
+        <w:t xml:space="preserve"> installed on user computers. </w:t>
+      </w:r>
+      <w:bookmarkEnd w:id="30"/>
+    </w:p>
+    <w:p>
+      <w:pPr>
+        <w:ind w:left="1440"/>
+        <w:rPr>
+          <w:color w:val="7030A0"/>
+        </w:rPr>
+      </w:pPr>
+      <w:bookmarkStart w:id="31" w:name="REQBV5QU8"/>
       <w:r>
         <w:rPr>
           <w:color w:val="7030A0"/>
@@ -5372,17 +6601,16 @@
         </w:rPr>
         <w:t>System must make use of the University’s existing Oracle 9i implementation for its database. </w:t>
       </w:r>
-      <w:bookmarkEnd w:id="24"/>
-    </w:p>
-    <w:p>
-      <w:pPr>
-        <w:pStyle w:val="Normal"/>
-        <w:ind w:start="1440"/>
+      <w:bookmarkEnd w:id="31"/>
+    </w:p>
+    <w:p>
+      <w:pPr>
+        <w:ind w:left="1440"/>
         <w:rPr>
           <w:color w:val="7030A0"/>
         </w:rPr>
       </w:pPr>
-      <w:bookmarkStart w:id="25" w:name="REQBV5RT8"/>
+      <w:bookmarkStart w:id="32" w:name="REQBV5RT8"/>
       <w:r>
         <w:rPr>
           <w:color w:val="7030A0"/>
@@ -5402,21 +6630,15 @@
         </w:rPr>
         <w:t>System must be deployed on existing Linux-based server infrastructure. </w:t>
       </w:r>
-      <w:bookmarkEnd w:id="25"/>
-    </w:p>
-    <w:p>
-      <w:pPr>
-        <w:pStyle w:val="Normal"/>
-        <w:ind w:start="1440"/>
+      <w:bookmarkEnd w:id="32"/>
+    </w:p>
+    <w:p>
+      <w:pPr>
+        <w:ind w:left="1440"/>
         <w:rPr>
           <w:color w:val="7030A0"/>
         </w:rPr>
       </w:pPr>
-      <w:r>
-        <w:rPr>
-          <w:color w:val="7030A0"/>
-        </w:rPr>
-      </w:r>
     </w:p>
     <w:p>
       <w:pPr>
@@ -5425,36 +6647,27 @@
           <w:ilvl w:val="1"/>
           <w:numId w:val="2"/>
         </w:numPr>
-        <w:rPr/>
-      </w:pPr>
-      <w:bookmarkStart w:id="26" w:name="__RefHeading___Toc19440741"/>
-      <w:bookmarkEnd w:id="26"/>
-      <w:r>
-        <w:rPr/>
+      </w:pPr>
+      <w:bookmarkStart w:id="33" w:name="_Toc223529137"/>
+      <w:r>
         <w:t>Performance Requirements</w:t>
       </w:r>
-      <w:bookmarkStart w:id="27" w:name="REQBV5SS8"/>
-      <w:bookmarkEnd w:id="27"/>
-    </w:p>
-    <w:p>
-      <w:pPr>
-        <w:pStyle w:val="Normal"/>
-        <w:ind w:start="1440"/>
-        <w:rPr>
-          <w:color w:val="0070C0"/>
-        </w:rPr>
-      </w:pPr>
-      <w:r>
-        <w:rPr>
-          <w:color w:val="0070C0"/>
-        </w:rPr>
-        <w:t xml:space="preserve">4.3.1 </w:t>
-      </w:r>
-      <w:r>
-        <w:rPr>
-          <w:color w:val="0070C0"/>
-        </w:rPr>
-        <w:t>While we hope for significantly more, for demonstration purposes the server should be able to handle the workload for at least four tables and fifteen users at speeds comparable to real world blackjack tables found in any casino.</w:t>
+      <w:bookmarkStart w:id="34" w:name="REQBV5SS8"/>
+      <w:bookmarkEnd w:id="33"/>
+      <w:bookmarkEnd w:id="34"/>
+    </w:p>
+    <w:p>
+      <w:pPr>
+        <w:ind w:left="1440"/>
+        <w:rPr>
+          <w:color w:val="0070C0"/>
+        </w:rPr>
+      </w:pPr>
+      <w:r>
+        <w:rPr>
+          <w:color w:val="0070C0"/>
+        </w:rPr>
+        <w:t>4.3.1 While we hope for significantly more, for demonstration purposes the server should be able to handle the workload for at least four tables and fifteen users at speeds comparable to real world blackjack tables found in any casino.</w:t>
       </w:r>
     </w:p>
     <w:p>
@@ -5464,177 +6677,134 @@
           <w:ilvl w:val="0"/>
           <w:numId w:val="0"/>
         </w:numPr>
-        <w:ind w:hanging="0" w:start="0"/>
         <w:rPr>
           <w:color w:val="7030A0"/>
         </w:rPr>
       </w:pPr>
-      <w:r>
-        <w:rPr>
-          <w:color w:val="7030A0"/>
-        </w:rPr>
-      </w:r>
-    </w:p>
-    <w:p>
-      <w:pPr>
-        <w:pStyle w:val="Normal"/>
-        <w:rPr/>
-      </w:pPr>
-      <w:r>
-        <w:rPr/>
-      </w:r>
-    </w:p>
-    <w:p>
-      <w:pPr>
-        <w:pStyle w:val="Normal"/>
-        <w:rPr/>
-      </w:pPr>
-      <w:r>
-        <w:rPr/>
-      </w:r>
-    </w:p>
-    <w:p>
-      <w:pPr>
-        <w:pStyle w:val="Normal"/>
-        <w:rPr/>
-      </w:pPr>
-      <w:r>
-        <w:rPr/>
-      </w:r>
-    </w:p>
+    </w:p>
+    <w:p/>
+    <w:p/>
+    <w:p/>
     <w:p>
       <w:pPr>
         <w:sectPr>
-          <w:headerReference w:type="even" r:id="rId14"/>
-          <w:headerReference w:type="default" r:id="rId15"/>
-          <w:headerReference w:type="first" r:id="rId16"/>
-          <w:footerReference w:type="even" r:id="rId17"/>
-          <w:footerReference w:type="default" r:id="rId18"/>
-          <w:footerReference w:type="first" r:id="rId19"/>
-          <w:type w:val="nextPage"/>
+          <w:headerReference w:type="even" r:id="rId20"/>
+          <w:headerReference w:type="default" r:id="rId21"/>
+          <w:footerReference w:type="even" r:id="rId22"/>
+          <w:footerReference w:type="default" r:id="rId23"/>
+          <w:headerReference w:type="first" r:id="rId24"/>
+          <w:footerReference w:type="first" r:id="rId25"/>
           <w:pgSz w:w="12240" w:h="15840"/>
-          <w:pgMar w:left="1800" w:right="1800" w:gutter="0" w:header="720" w:top="1440" w:footer="1080" w:bottom="1800"/>
+          <w:pgMar w:top="1440" w:right="1800" w:bottom="1800" w:left="1800" w:header="720" w:footer="1080" w:gutter="0"/>
           <w:pgNumType w:fmt="lowerRoman"/>
-          <w:formProt w:val="false"/>
+          <w:cols w:space="720"/>
+          <w:formProt w:val="0"/>
           <w:titlePg/>
-          <w:textDirection w:val="lrTb"/>
-          <w:docGrid w:type="default" w:linePitch="360" w:charSpace="0"/>
+          <w:docGrid w:linePitch="360"/>
         </w:sectPr>
       </w:pPr>
     </w:p>
-    <w:p>
-      <w:pPr>
-        <w:pStyle w:val="Normal"/>
-        <w:rPr/>
-      </w:pPr>
-      <w:r>
-        <w:rPr/>
-      </w:r>
-    </w:p>
+    <w:p/>
     <w:p>
       <w:pPr>
         <w:sectPr>
           <w:type w:val="continuous"/>
           <w:pgSz w:w="12240" w:h="15840"/>
-          <w:pgMar w:left="1800" w:right="1800" w:gutter="0" w:header="720" w:top="1440" w:footer="1080" w:bottom="1800"/>
-          <w:formProt w:val="false"/>
+          <w:pgMar w:top="1440" w:right="1800" w:bottom="1800" w:left="1800" w:header="720" w:footer="1080" w:gutter="0"/>
+          <w:cols w:space="720"/>
+          <w:formProt w:val="0"/>
           <w:titlePg/>
-          <w:textDirection w:val="lrTb"/>
-          <w:docGrid w:type="default" w:linePitch="360" w:charSpace="0"/>
+          <w:docGrid w:linePitch="360"/>
         </w:sectPr>
       </w:pPr>
     </w:p>
-    <w:p>
-      <w:pPr>
-        <w:pStyle w:val="Normal"/>
-        <w:rPr/>
-      </w:pPr>
-      <w:r>
-        <w:rPr/>
-      </w:r>
-    </w:p>
+    <w:p/>
     <w:sectPr>
       <w:type w:val="continuous"/>
       <w:pgSz w:w="12240" w:h="15840"/>
-      <w:pgMar w:left="1800" w:right="1800" w:gutter="0" w:header="720" w:top="1440" w:footer="1080" w:bottom="1800"/>
-      <w:formProt w:val="false"/>
+      <w:pgMar w:top="1440" w:right="1800" w:bottom="1800" w:left="1800" w:header="720" w:footer="1080" w:gutter="0"/>
+      <w:cols w:space="720"/>
+      <w:formProt w:val="0"/>
       <w:titlePg/>
-      <w:textDirection w:val="lrTb"/>
-      <w:docGrid w:type="default" w:linePitch="360" w:charSpace="0"/>
+      <w:docGrid w:linePitch="360"/>
     </w:sectPr>
   </w:body>
 </w:document>
 </file>
 
+<file path=word/endnotes.xml><?xml version="1.0" encoding="utf-8"?>
+<w:endnotes xmlns:wpc="http://schemas.microsoft.com/office/word/2010/wordprocessingCanvas" xmlns:cx="http://schemas.microsoft.com/office/drawing/2014/chartex" xmlns:cx1="http://schemas.microsoft.com/office/drawing/2015/9/8/chartex" xmlns:cx2="http://schemas.microsoft.com/office/drawing/2015/10/21/chartex" xmlns:cx3="http://schemas.microsoft.com/office/drawing/2016/5/9/chartex" xmlns:cx4="http://schemas.microsoft.com/office/drawing/2016/5/10/chartex" xmlns:cx5="http://schemas.microsoft.com/office/drawing/2016/5/11/chartex" xmlns:cx6="http://schemas.microsoft.com/office/drawing/2016/5/12/chartex" xmlns:cx7="http://schemas.microsoft.com/office/drawing/2016/5/13/chartex" xmlns:cx8="http://schemas.microsoft.com/office/drawing/2016/5/14/chartex" xmlns:mc="http://schemas.openxmlformats.org/markup-compatibility/2006" xmlns:aink="http://schemas.microsoft.com/office/drawing/2016/ink" xmlns:am3d="http://schemas.microsoft.com/office/drawing/2017/model3d" xmlns:o="urn:schemas-microsoft-com:office:office" xmlns:oel="http://schemas.microsoft.com/office/2019/extlst" xmlns:r="http://schemas.openxmlformats.org/officeDocument/2006/relationships" xmlns:m="http://schemas.openxmlformats.org/officeDocument/2006/math" xmlns:v="urn:schemas-microsoft-com:vml" xmlns:wp14="http://schemas.microsoft.com/office/word/2010/wordprocessingDrawing" xmlns:wp="http://schemas.openxmlformats.org/drawingml/2006/wordprocessingDrawing" xmlns:w10="urn:schemas-microsoft-com:office:word" xmlns:w="http://schemas.openxmlformats.org/wordprocessingml/2006/main" xmlns:w14="http://schemas.microsoft.com/office/word/2010/wordml" xmlns:w15="http://schemas.microsoft.com/office/word/2012/wordml" xmlns:w16cex="http://schemas.microsoft.com/office/word/2018/wordml/cex" xmlns:w16cid="http://schemas.microsoft.com/office/word/2016/wordml/cid" xmlns:w16="http://schemas.microsoft.com/office/word/2018/wordml" xmlns:w16du="http://schemas.microsoft.com/office/word/2023/wordml/word16du" xmlns:w16sdtdh="http://schemas.microsoft.com/office/word/2020/wordml/sdtdatahash" xmlns:w16sdtfl="http://schemas.microsoft.com/office/word/2024/wordml/sdtformatlock" xmlns:w16se="http://schemas.microsoft.com/office/word/2015/wordml/symex" xmlns:wpg="http://schemas.microsoft.com/office/word/2010/wordprocessingGroup" xmlns:wpi="http://schemas.microsoft.com/office/word/2010/wordprocessingInk" xmlns:wne="http://schemas.microsoft.com/office/word/2006/wordml" xmlns:wps="http://schemas.microsoft.com/office/word/2010/wordprocessingShape" mc:Ignorable="w14 w15 w16se w16cid w16 w16cex w16sdtdh w16sdtfl w16du wp14">
+  <w:endnote w:type="separator" w:id="-1">
+    <w:p>
+      <w:r>
+        <w:separator/>
+      </w:r>
+    </w:p>
+  </w:endnote>
+  <w:endnote w:type="continuationSeparator" w:id="0">
+    <w:p>
+      <w:r>
+        <w:continuationSeparator/>
+      </w:r>
+    </w:p>
+  </w:endnote>
+</w:endnotes>
+</file>
+
 <file path=word/footer1.xml><?xml version="1.0" encoding="utf-8"?>
-<w:ftr xmlns:o="urn:schemas-microsoft-com:office:office" xmlns:r="http://schemas.openxmlformats.org/officeDocument/2006/relationships" xmlns:v="urn:schemas-microsoft-com:vml" xmlns:w="http://schemas.openxmlformats.org/wordprocessingml/2006/main" xmlns:w10="urn:schemas-microsoft-com:office:word" xmlns:wp="http://schemas.openxmlformats.org/drawingml/2006/wordprocessingDrawing" xmlns:pic="http://schemas.openxmlformats.org/drawingml/2006/picture" xmlns:wps="http://schemas.microsoft.com/office/word/2010/wordprocessingShape" xmlns:wpg="http://schemas.microsoft.com/office/word/2010/wordprocessingGroup" xmlns:mc="http://schemas.openxmlformats.org/markup-compatibility/2006" xmlns:wp14="http://schemas.microsoft.com/office/word/2010/wordprocessingDrawing" xmlns:w14="http://schemas.microsoft.com/office/word/2010/wordml" xmlns:w15="http://schemas.microsoft.com/office/word/2012/wordml" mc:Ignorable="w14 wp14 w15">
+<w:ftr xmlns:wpc="http://schemas.microsoft.com/office/word/2010/wordprocessingCanvas" xmlns:cx="http://schemas.microsoft.com/office/drawing/2014/chartex" xmlns:cx1="http://schemas.microsoft.com/office/drawing/2015/9/8/chartex" xmlns:cx2="http://schemas.microsoft.com/office/drawing/2015/10/21/chartex" xmlns:cx3="http://schemas.microsoft.com/office/drawing/2016/5/9/chartex" xmlns:cx4="http://schemas.microsoft.com/office/drawing/2016/5/10/chartex" xmlns:cx5="http://schemas.microsoft.com/office/drawing/2016/5/11/chartex" xmlns:cx6="http://schemas.microsoft.com/office/drawing/2016/5/12/chartex" xmlns:cx7="http://schemas.microsoft.com/office/drawing/2016/5/13/chartex" xmlns:cx8="http://schemas.microsoft.com/office/drawing/2016/5/14/chartex" xmlns:mc="http://schemas.openxmlformats.org/markup-compatibility/2006" xmlns:aink="http://schemas.microsoft.com/office/drawing/2016/ink" xmlns:am3d="http://schemas.microsoft.com/office/drawing/2017/model3d" xmlns:o="urn:schemas-microsoft-com:office:office" xmlns:oel="http://schemas.microsoft.com/office/2019/extlst" xmlns:r="http://schemas.openxmlformats.org/officeDocument/2006/relationships" xmlns:m="http://schemas.openxmlformats.org/officeDocument/2006/math" xmlns:v="urn:schemas-microsoft-com:vml" xmlns:wp14="http://schemas.microsoft.com/office/word/2010/wordprocessingDrawing" xmlns:wp="http://schemas.openxmlformats.org/drawingml/2006/wordprocessingDrawing" xmlns:w10="urn:schemas-microsoft-com:office:word" xmlns:w="http://schemas.openxmlformats.org/wordprocessingml/2006/main" xmlns:w14="http://schemas.microsoft.com/office/word/2010/wordml" xmlns:w15="http://schemas.microsoft.com/office/word/2012/wordml" xmlns:w16cex="http://schemas.microsoft.com/office/word/2018/wordml/cex" xmlns:w16cid="http://schemas.microsoft.com/office/word/2016/wordml/cid" xmlns:w16="http://schemas.microsoft.com/office/word/2018/wordml" xmlns:w16du="http://schemas.microsoft.com/office/word/2023/wordml/word16du" xmlns:w16sdtdh="http://schemas.microsoft.com/office/word/2020/wordml/sdtdatahash" xmlns:w16sdtfl="http://schemas.microsoft.com/office/word/2024/wordml/sdtformatlock" xmlns:w16se="http://schemas.microsoft.com/office/word/2015/wordml/symex" xmlns:wpg="http://schemas.microsoft.com/office/word/2010/wordprocessingGroup" xmlns:wpi="http://schemas.microsoft.com/office/word/2010/wordprocessingInk" xmlns:wne="http://schemas.microsoft.com/office/word/2006/wordml" xmlns:wps="http://schemas.microsoft.com/office/word/2010/wordprocessingShape" mc:Ignorable="w14 w15 w16se w16cid w16 w16cex w16sdtdh w16sdtfl w16du wp14">
   <w:p>
     <w:pPr>
       <w:pStyle w:val="Footer"/>
-      <w:rPr/>
     </w:pPr>
-    <w:r>
-      <w:rPr/>
-    </w:r>
   </w:p>
 </w:ftr>
 </file>
 
 <file path=word/footer2.xml><?xml version="1.0" encoding="utf-8"?>
-<w:ftr xmlns:o="urn:schemas-microsoft-com:office:office" xmlns:r="http://schemas.openxmlformats.org/officeDocument/2006/relationships" xmlns:v="urn:schemas-microsoft-com:vml" xmlns:w="http://schemas.openxmlformats.org/wordprocessingml/2006/main" xmlns:w10="urn:schemas-microsoft-com:office:word" xmlns:wp="http://schemas.openxmlformats.org/drawingml/2006/wordprocessingDrawing" xmlns:pic="http://schemas.openxmlformats.org/drawingml/2006/picture" xmlns:wps="http://schemas.microsoft.com/office/word/2010/wordprocessingShape" xmlns:wpg="http://schemas.microsoft.com/office/word/2010/wordprocessingGroup" xmlns:mc="http://schemas.openxmlformats.org/markup-compatibility/2006" xmlns:wp14="http://schemas.microsoft.com/office/word/2010/wordprocessingDrawing" xmlns:w14="http://schemas.microsoft.com/office/word/2010/wordml" xmlns:w15="http://schemas.microsoft.com/office/word/2012/wordml" mc:Ignorable="w14 wp14 w15">
+<w:ftr xmlns:wpc="http://schemas.microsoft.com/office/word/2010/wordprocessingCanvas" xmlns:cx="http://schemas.microsoft.com/office/drawing/2014/chartex" xmlns:cx1="http://schemas.microsoft.com/office/drawing/2015/9/8/chartex" xmlns:cx2="http://schemas.microsoft.com/office/drawing/2015/10/21/chartex" xmlns:cx3="http://schemas.microsoft.com/office/drawing/2016/5/9/chartex" xmlns:cx4="http://schemas.microsoft.com/office/drawing/2016/5/10/chartex" xmlns:cx5="http://schemas.microsoft.com/office/drawing/2016/5/11/chartex" xmlns:cx6="http://schemas.microsoft.com/office/drawing/2016/5/12/chartex" xmlns:cx7="http://schemas.microsoft.com/office/drawing/2016/5/13/chartex" xmlns:cx8="http://schemas.microsoft.com/office/drawing/2016/5/14/chartex" xmlns:mc="http://schemas.openxmlformats.org/markup-compatibility/2006" xmlns:aink="http://schemas.microsoft.com/office/drawing/2016/ink" xmlns:am3d="http://schemas.microsoft.com/office/drawing/2017/model3d" xmlns:o="urn:schemas-microsoft-com:office:office" xmlns:oel="http://schemas.microsoft.com/office/2019/extlst" xmlns:r="http://schemas.openxmlformats.org/officeDocument/2006/relationships" xmlns:m="http://schemas.openxmlformats.org/officeDocument/2006/math" xmlns:v="urn:schemas-microsoft-com:vml" xmlns:wp14="http://schemas.microsoft.com/office/word/2010/wordprocessingDrawing" xmlns:wp="http://schemas.openxmlformats.org/drawingml/2006/wordprocessingDrawing" xmlns:w10="urn:schemas-microsoft-com:office:word" xmlns:w="http://schemas.openxmlformats.org/wordprocessingml/2006/main" xmlns:w14="http://schemas.microsoft.com/office/word/2010/wordml" xmlns:w15="http://schemas.microsoft.com/office/word/2012/wordml" xmlns:w16cex="http://schemas.microsoft.com/office/word/2018/wordml/cex" xmlns:w16cid="http://schemas.microsoft.com/office/word/2016/wordml/cid" xmlns:w16="http://schemas.microsoft.com/office/word/2018/wordml" xmlns:w16du="http://schemas.microsoft.com/office/word/2023/wordml/word16du" xmlns:w16sdtdh="http://schemas.microsoft.com/office/word/2020/wordml/sdtdatahash" xmlns:w16sdtfl="http://schemas.microsoft.com/office/word/2024/wordml/sdtformatlock" xmlns:w16se="http://schemas.microsoft.com/office/word/2015/wordml/symex" xmlns:wpg="http://schemas.microsoft.com/office/word/2010/wordprocessingGroup" xmlns:wpi="http://schemas.microsoft.com/office/word/2010/wordprocessingInk" xmlns:wne="http://schemas.microsoft.com/office/word/2006/wordml" xmlns:wps="http://schemas.microsoft.com/office/word/2010/wordprocessingShape" mc:Ignorable="w14 w15 w16se w16cid w16 w16cex w16sdtdh w16sdtfl w16du wp14">
   <w:p>
     <w:pPr>
       <w:pStyle w:val="Footer"/>
-      <w:rPr/>
     </w:pPr>
-    <w:r>
-      <w:rPr/>
-    </w:r>
   </w:p>
 </w:ftr>
 </file>
 
 <file path=word/footer3.xml><?xml version="1.0" encoding="utf-8"?>
-<w:ftr xmlns:o="urn:schemas-microsoft-com:office:office" xmlns:r="http://schemas.openxmlformats.org/officeDocument/2006/relationships" xmlns:v="urn:schemas-microsoft-com:vml" xmlns:w="http://schemas.openxmlformats.org/wordprocessingml/2006/main" xmlns:w10="urn:schemas-microsoft-com:office:word" xmlns:wp="http://schemas.openxmlformats.org/drawingml/2006/wordprocessingDrawing" xmlns:pic="http://schemas.openxmlformats.org/drawingml/2006/picture" xmlns:wps="http://schemas.microsoft.com/office/word/2010/wordprocessingShape" xmlns:wpg="http://schemas.microsoft.com/office/word/2010/wordprocessingGroup" xmlns:mc="http://schemas.openxmlformats.org/markup-compatibility/2006" xmlns:wp14="http://schemas.microsoft.com/office/word/2010/wordprocessingDrawing" xmlns:w14="http://schemas.microsoft.com/office/word/2010/wordml" xmlns:w15="http://schemas.microsoft.com/office/word/2012/wordml" mc:Ignorable="w14 wp14 w15">
+<w:ftr xmlns:wpc="http://schemas.microsoft.com/office/word/2010/wordprocessingCanvas" xmlns:cx="http://schemas.microsoft.com/office/drawing/2014/chartex" xmlns:cx1="http://schemas.microsoft.com/office/drawing/2015/9/8/chartex" xmlns:cx2="http://schemas.microsoft.com/office/drawing/2015/10/21/chartex" xmlns:cx3="http://schemas.microsoft.com/office/drawing/2016/5/9/chartex" xmlns:cx4="http://schemas.microsoft.com/office/drawing/2016/5/10/chartex" xmlns:cx5="http://schemas.microsoft.com/office/drawing/2016/5/11/chartex" xmlns:cx6="http://schemas.microsoft.com/office/drawing/2016/5/12/chartex" xmlns:cx7="http://schemas.microsoft.com/office/drawing/2016/5/13/chartex" xmlns:cx8="http://schemas.microsoft.com/office/drawing/2016/5/14/chartex" xmlns:mc="http://schemas.openxmlformats.org/markup-compatibility/2006" xmlns:aink="http://schemas.microsoft.com/office/drawing/2016/ink" xmlns:am3d="http://schemas.microsoft.com/office/drawing/2017/model3d" xmlns:o="urn:schemas-microsoft-com:office:office" xmlns:oel="http://schemas.microsoft.com/office/2019/extlst" xmlns:r="http://schemas.openxmlformats.org/officeDocument/2006/relationships" xmlns:m="http://schemas.openxmlformats.org/officeDocument/2006/math" xmlns:v="urn:schemas-microsoft-com:vml" xmlns:wp14="http://schemas.microsoft.com/office/word/2010/wordprocessingDrawing" xmlns:wp="http://schemas.openxmlformats.org/drawingml/2006/wordprocessingDrawing" xmlns:w10="urn:schemas-microsoft-com:office:word" xmlns:w="http://schemas.openxmlformats.org/wordprocessingml/2006/main" xmlns:w14="http://schemas.microsoft.com/office/word/2010/wordml" xmlns:w15="http://schemas.microsoft.com/office/word/2012/wordml" xmlns:w16cex="http://schemas.microsoft.com/office/word/2018/wordml/cex" xmlns:w16cid="http://schemas.microsoft.com/office/word/2016/wordml/cid" xmlns:w16="http://schemas.microsoft.com/office/word/2018/wordml" xmlns:w16du="http://schemas.microsoft.com/office/word/2023/wordml/word16du" xmlns:w16sdtdh="http://schemas.microsoft.com/office/word/2020/wordml/sdtdatahash" xmlns:w16sdtfl="http://schemas.microsoft.com/office/word/2024/wordml/sdtformatlock" xmlns:w16se="http://schemas.microsoft.com/office/word/2015/wordml/symex" xmlns:wpg="http://schemas.microsoft.com/office/word/2010/wordprocessingGroup" xmlns:wpi="http://schemas.microsoft.com/office/word/2010/wordprocessingInk" xmlns:wne="http://schemas.microsoft.com/office/word/2006/wordml" xmlns:wps="http://schemas.microsoft.com/office/word/2010/wordprocessingShape" mc:Ignorable="w14 w15 w16se w16cid w16 w16cex w16sdtdh w16sdtfl w16du wp14">
   <w:p>
     <w:pPr>
       <w:pStyle w:val="Footer"/>
-      <w:rPr/>
     </w:pPr>
-    <w:r>
-      <w:rPr/>
-    </w:r>
   </w:p>
 </w:ftr>
 </file>
 
 <file path=word/footer4.xml><?xml version="1.0" encoding="utf-8"?>
-<w:ftr xmlns:o="urn:schemas-microsoft-com:office:office" xmlns:r="http://schemas.openxmlformats.org/officeDocument/2006/relationships" xmlns:v="urn:schemas-microsoft-com:vml" xmlns:w="http://schemas.openxmlformats.org/wordprocessingml/2006/main" xmlns:w10="urn:schemas-microsoft-com:office:word" xmlns:wp="http://schemas.openxmlformats.org/drawingml/2006/wordprocessingDrawing" xmlns:pic="http://schemas.openxmlformats.org/drawingml/2006/picture" xmlns:wps="http://schemas.microsoft.com/office/word/2010/wordprocessingShape" xmlns:wpg="http://schemas.microsoft.com/office/word/2010/wordprocessingGroup" xmlns:mc="http://schemas.openxmlformats.org/markup-compatibility/2006" xmlns:wp14="http://schemas.microsoft.com/office/word/2010/wordprocessingDrawing" xmlns:w14="http://schemas.microsoft.com/office/word/2010/wordml" xmlns:w15="http://schemas.microsoft.com/office/word/2012/wordml" mc:Ignorable="w14 wp14 w15">
+<w:ftr xmlns:wpc="http://schemas.microsoft.com/office/word/2010/wordprocessingCanvas" xmlns:cx="http://schemas.microsoft.com/office/drawing/2014/chartex" xmlns:cx1="http://schemas.microsoft.com/office/drawing/2015/9/8/chartex" xmlns:cx2="http://schemas.microsoft.com/office/drawing/2015/10/21/chartex" xmlns:cx3="http://schemas.microsoft.com/office/drawing/2016/5/9/chartex" xmlns:cx4="http://schemas.microsoft.com/office/drawing/2016/5/10/chartex" xmlns:cx5="http://schemas.microsoft.com/office/drawing/2016/5/11/chartex" xmlns:cx6="http://schemas.microsoft.com/office/drawing/2016/5/12/chartex" xmlns:cx7="http://schemas.microsoft.com/office/drawing/2016/5/13/chartex" xmlns:cx8="http://schemas.microsoft.com/office/drawing/2016/5/14/chartex" xmlns:mc="http://schemas.openxmlformats.org/markup-compatibility/2006" xmlns:aink="http://schemas.microsoft.com/office/drawing/2016/ink" xmlns:am3d="http://schemas.microsoft.com/office/drawing/2017/model3d" xmlns:o="urn:schemas-microsoft-com:office:office" xmlns:oel="http://schemas.microsoft.com/office/2019/extlst" xmlns:r="http://schemas.openxmlformats.org/officeDocument/2006/relationships" xmlns:m="http://schemas.openxmlformats.org/officeDocument/2006/math" xmlns:v="urn:schemas-microsoft-com:vml" xmlns:wp14="http://schemas.microsoft.com/office/word/2010/wordprocessingDrawing" xmlns:wp="http://schemas.openxmlformats.org/drawingml/2006/wordprocessingDrawing" xmlns:w10="urn:schemas-microsoft-com:office:word" xmlns:w="http://schemas.openxmlformats.org/wordprocessingml/2006/main" xmlns:w14="http://schemas.microsoft.com/office/word/2010/wordml" xmlns:w15="http://schemas.microsoft.com/office/word/2012/wordml" xmlns:w16cex="http://schemas.microsoft.com/office/word/2018/wordml/cex" xmlns:w16cid="http://schemas.microsoft.com/office/word/2016/wordml/cid" xmlns:w16="http://schemas.microsoft.com/office/word/2018/wordml" xmlns:w16du="http://schemas.microsoft.com/office/word/2023/wordml/word16du" xmlns:w16sdtdh="http://schemas.microsoft.com/office/word/2020/wordml/sdtdatahash" xmlns:w16sdtfl="http://schemas.microsoft.com/office/word/2024/wordml/sdtformatlock" xmlns:w16se="http://schemas.microsoft.com/office/word/2015/wordml/symex" xmlns:wpg="http://schemas.microsoft.com/office/word/2010/wordprocessingGroup" xmlns:wpi="http://schemas.microsoft.com/office/word/2010/wordprocessingInk" xmlns:wne="http://schemas.microsoft.com/office/word/2006/wordml" xmlns:wps="http://schemas.microsoft.com/office/word/2010/wordprocessingShape" mc:Ignorable="w14 w15 w16se w16cid w16 w16cex w16sdtdh w16sdtfl w16du wp14">
   <w:p>
     <w:pPr>
       <w:pStyle w:val="Footer"/>
-      <w:rPr/>
     </w:pPr>
-    <w:r>
-      <w:rPr/>
-    </w:r>
   </w:p>
 </w:ftr>
 </file>
 
 <file path=word/footer5.xml><?xml version="1.0" encoding="utf-8"?>
-<w:ftr xmlns:o="urn:schemas-microsoft-com:office:office" xmlns:r="http://schemas.openxmlformats.org/officeDocument/2006/relationships" xmlns:v="urn:schemas-microsoft-com:vml" xmlns:w="http://schemas.openxmlformats.org/wordprocessingml/2006/main" xmlns:w10="urn:schemas-microsoft-com:office:word" xmlns:wp="http://schemas.openxmlformats.org/drawingml/2006/wordprocessingDrawing" xmlns:pic="http://schemas.openxmlformats.org/drawingml/2006/picture" xmlns:wps="http://schemas.microsoft.com/office/word/2010/wordprocessingShape" xmlns:wpg="http://schemas.microsoft.com/office/word/2010/wordprocessingGroup" xmlns:mc="http://schemas.openxmlformats.org/markup-compatibility/2006" xmlns:wp14="http://schemas.microsoft.com/office/word/2010/wordprocessingDrawing" xmlns:w14="http://schemas.microsoft.com/office/word/2010/wordml" xmlns:w15="http://schemas.microsoft.com/office/word/2012/wordml" mc:Ignorable="w14 wp14 w15">
+<w:ftr xmlns:wpc="http://schemas.microsoft.com/office/word/2010/wordprocessingCanvas" xmlns:cx="http://schemas.microsoft.com/office/drawing/2014/chartex" xmlns:cx1="http://schemas.microsoft.com/office/drawing/2015/9/8/chartex" xmlns:cx2="http://schemas.microsoft.com/office/drawing/2015/10/21/chartex" xmlns:cx3="http://schemas.microsoft.com/office/drawing/2016/5/9/chartex" xmlns:cx4="http://schemas.microsoft.com/office/drawing/2016/5/10/chartex" xmlns:cx5="http://schemas.microsoft.com/office/drawing/2016/5/11/chartex" xmlns:cx6="http://schemas.microsoft.com/office/drawing/2016/5/12/chartex" xmlns:cx7="http://schemas.microsoft.com/office/drawing/2016/5/13/chartex" xmlns:cx8="http://schemas.microsoft.com/office/drawing/2016/5/14/chartex" xmlns:mc="http://schemas.openxmlformats.org/markup-compatibility/2006" xmlns:aink="http://schemas.microsoft.com/office/drawing/2016/ink" xmlns:am3d="http://schemas.microsoft.com/office/drawing/2017/model3d" xmlns:o="urn:schemas-microsoft-com:office:office" xmlns:oel="http://schemas.microsoft.com/office/2019/extlst" xmlns:r="http://schemas.openxmlformats.org/officeDocument/2006/relationships" xmlns:m="http://schemas.openxmlformats.org/officeDocument/2006/math" xmlns:v="urn:schemas-microsoft-com:vml" xmlns:wp14="http://schemas.microsoft.com/office/word/2010/wordprocessingDrawing" xmlns:wp="http://schemas.openxmlformats.org/drawingml/2006/wordprocessingDrawing" xmlns:w10="urn:schemas-microsoft-com:office:word" xmlns:w="http://schemas.openxmlformats.org/wordprocessingml/2006/main" xmlns:w14="http://schemas.microsoft.com/office/word/2010/wordml" xmlns:w15="http://schemas.microsoft.com/office/word/2012/wordml" xmlns:w16cex="http://schemas.microsoft.com/office/word/2018/wordml/cex" xmlns:w16cid="http://schemas.microsoft.com/office/word/2016/wordml/cid" xmlns:w16="http://schemas.microsoft.com/office/word/2018/wordml" xmlns:w16du="http://schemas.microsoft.com/office/word/2023/wordml/word16du" xmlns:w16sdtdh="http://schemas.microsoft.com/office/word/2020/wordml/sdtdatahash" xmlns:w16sdtfl="http://schemas.microsoft.com/office/word/2024/wordml/sdtformatlock" xmlns:w16se="http://schemas.microsoft.com/office/word/2015/wordml/symex" xmlns:wpg="http://schemas.microsoft.com/office/word/2010/wordprocessingGroup" xmlns:wpi="http://schemas.microsoft.com/office/word/2010/wordprocessingInk" xmlns:wne="http://schemas.microsoft.com/office/word/2006/wordml" xmlns:wps="http://schemas.microsoft.com/office/word/2010/wordprocessingShape" mc:Ignorable="w14 w15 w16se w16cid w16 w16cex w16sdtdh w16sdtfl w16du wp14">
   <w:p>
     <w:pPr>
       <w:pStyle w:val="Footer"/>
-      <w:rPr/>
     </w:pPr>
     <w:r>
-      <w:rPr/>
+      <w:rPr>
+        <w:noProof/>
+      </w:rPr>
       <mc:AlternateContent>
         <mc:Choice Requires="wps">
           <w:drawing>
-            <wp:anchor behindDoc="1" distT="0" distB="0" distL="0" distR="0" simplePos="0" locked="0" layoutInCell="0" allowOverlap="1" relativeHeight="2" wp14:anchorId="07B49E00">
+            <wp:anchor distT="0" distB="0" distL="0" distR="0" simplePos="0" relativeHeight="251656704" behindDoc="1" locked="0" layoutInCell="0" allowOverlap="1" wp14:anchorId="07B49E00" wp14:editId="079AB277">
               <wp:simplePos x="0" y="0"/>
               <wp:positionH relativeFrom="margin">
                 <wp:align>center</wp:align>
@@ -5646,6 +6816,7 @@
               <wp:effectExtent l="0" t="0" r="0" b="0"/>
               <wp:wrapSquare wrapText="largest"/>
               <wp:docPr id="1" name="Frame1"/>
+              <wp:cNvGraphicFramePr/>
               <a:graphic xmlns:a="http://schemas.openxmlformats.org/drawingml/2006/main">
                 <a:graphicData uri="http://schemas.microsoft.com/office/word/2010/wordprocessingShape">
                   <wps:wsp>
@@ -5664,9 +6835,15 @@
                       </a:ln>
                     </wps:spPr>
                     <wps:style>
-                      <a:lnRef idx="0"/>
-                      <a:fillRef idx="0"/>
-                      <a:effectRef idx="0"/>
+                      <a:lnRef idx="0">
+                        <a:scrgbClr r="0" g="0" b="0"/>
+                      </a:lnRef>
+                      <a:fillRef idx="0">
+                        <a:scrgbClr r="0" g="0" b="0"/>
+                      </a:fillRef>
+                      <a:effectRef idx="0">
+                        <a:scrgbClr r="0" g="0" b="0"/>
+                      </a:effectRef>
                       <a:fontRef idx="minor"/>
                     </wps:style>
                     <wps:txbx>
@@ -5674,7 +6851,6 @@
                         <w:p>
                           <w:pPr>
                             <w:pStyle w:val="Footer"/>
-                            <w:rPr/>
                           </w:pPr>
                           <w:r>
                             <w:rPr>
@@ -5702,8 +6878,17 @@
                               <w:rStyle w:val="PageNumber"/>
                               <w:color w:val="000000"/>
                             </w:rPr>
-                            <w:t>ii</w:t>
+                            <w:t>i</w:t>
                           </w:r>
+                          <w:proofErr w:type="spellStart"/>
+                          <w:r>
+                            <w:rPr>
+                              <w:rStyle w:val="PageNumber"/>
+                              <w:color w:val="000000"/>
+                            </w:rPr>
+                            <w:t>i</w:t>
+                          </w:r>
+                          <w:proofErr w:type="spellEnd"/>
                           <w:r>
                             <w:rPr>
                               <w:rStyle w:val="PageNumber"/>
@@ -5714,7 +6899,7 @@
                         </w:p>
                       </w:txbxContent>
                     </wps:txbx>
-                    <wps:bodyPr lIns="0" rIns="0" tIns="0" bIns="0" anchor="t">
+                    <wps:bodyPr lIns="0" tIns="0" rIns="0" bIns="0" anchor="t">
                       <a:noAutofit/>
                     </wps:bodyPr>
                   </wps:wsp>
@@ -5725,15 +6910,12 @@
         </mc:Choice>
         <mc:Fallback>
           <w:pict>
-            <v:rect id="shape_0" stroked="f" o:allowincell="f" style="position:absolute;margin-left:213.65pt;margin-top:0.05pt;width:4.6pt;height:9.3pt;mso-wrap-style:square;v-text-anchor:top;mso-position-horizontal:center;mso-position-horizontal-relative:margin" wp14:anchorId="07B49E00">
-              <v:fill o:detectmouseclick="t" on="false"/>
-              <v:stroke color="#3465a4" joinstyle="round" endcap="flat"/>
-              <v:textbox>
+            <v:rect w14:anchorId="07B49E00" id="Frame1" o:spid="_x0000_s1026" style="position:absolute;margin-left:0;margin-top:.05pt;width:4.65pt;height:9.35pt;z-index:-251659776;visibility:visible;mso-wrap-style:square;mso-wrap-distance-left:0;mso-wrap-distance-top:0;mso-wrap-distance-right:0;mso-wrap-distance-bottom:0;mso-position-horizontal:center;mso-position-horizontal-relative:margin;mso-position-vertical:absolute;mso-position-vertical-relative:text;v-text-anchor:top" o:gfxdata="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" o:allowincell="f" filled="f" stroked="f" strokeweight="0">
+              <v:textbox inset="0,0,0,0">
                 <w:txbxContent>
                   <w:p>
                     <w:pPr>
                       <w:pStyle w:val="Footer"/>
-                      <w:rPr/>
                     </w:pPr>
                     <w:r>
                       <w:rPr>
@@ -5761,8 +6943,17 @@
                         <w:rStyle w:val="PageNumber"/>
                         <w:color w:val="000000"/>
                       </w:rPr>
-                      <w:t>ii</w:t>
+                      <w:t>i</w:t>
                     </w:r>
+                    <w:proofErr w:type="spellStart"/>
+                    <w:r>
+                      <w:rPr>
+                        <w:rStyle w:val="PageNumber"/>
+                        <w:color w:val="000000"/>
+                      </w:rPr>
+                      <w:t>i</w:t>
+                    </w:r>
+                    <w:proofErr w:type="spellEnd"/>
                     <w:r>
                       <w:rPr>
                         <w:rStyle w:val="PageNumber"/>
@@ -5773,7 +6964,7 @@
                   </w:p>
                 </w:txbxContent>
               </v:textbox>
-              <w10:wrap type="square" side="largest"/>
+              <w10:wrap type="square" side="largest" anchorx="margin"/>
             </v:rect>
           </w:pict>
         </mc:Fallback>
@@ -5784,18 +6975,19 @@
 </file>
 
 <file path=word/footer6.xml><?xml version="1.0" encoding="utf-8"?>
-<w:ftr xmlns:o="urn:schemas-microsoft-com:office:office" xmlns:r="http://schemas.openxmlformats.org/officeDocument/2006/relationships" xmlns:v="urn:schemas-microsoft-com:vml" xmlns:w="http://schemas.openxmlformats.org/wordprocessingml/2006/main" xmlns:w10="urn:schemas-microsoft-com:office:word" xmlns:wp="http://schemas.openxmlformats.org/drawingml/2006/wordprocessingDrawing" xmlns:pic="http://schemas.openxmlformats.org/drawingml/2006/picture" xmlns:wps="http://schemas.microsoft.com/office/word/2010/wordprocessingShape" xmlns:wpg="http://schemas.microsoft.com/office/word/2010/wordprocessingGroup" xmlns:mc="http://schemas.openxmlformats.org/markup-compatibility/2006" xmlns:wp14="http://schemas.microsoft.com/office/word/2010/wordprocessingDrawing" xmlns:w14="http://schemas.microsoft.com/office/word/2010/wordml" xmlns:w15="http://schemas.microsoft.com/office/word/2012/wordml" mc:Ignorable="w14 wp14 w15">
+<w:ftr xmlns:wpc="http://schemas.microsoft.com/office/word/2010/wordprocessingCanvas" xmlns:cx="http://schemas.microsoft.com/office/drawing/2014/chartex" xmlns:cx1="http://schemas.microsoft.com/office/drawing/2015/9/8/chartex" xmlns:cx2="http://schemas.microsoft.com/office/drawing/2015/10/21/chartex" xmlns:cx3="http://schemas.microsoft.com/office/drawing/2016/5/9/chartex" xmlns:cx4="http://schemas.microsoft.com/office/drawing/2016/5/10/chartex" xmlns:cx5="http://schemas.microsoft.com/office/drawing/2016/5/11/chartex" xmlns:cx6="http://schemas.microsoft.com/office/drawing/2016/5/12/chartex" xmlns:cx7="http://schemas.microsoft.com/office/drawing/2016/5/13/chartex" xmlns:cx8="http://schemas.microsoft.com/office/drawing/2016/5/14/chartex" xmlns:mc="http://schemas.openxmlformats.org/markup-compatibility/2006" xmlns:aink="http://schemas.microsoft.com/office/drawing/2016/ink" xmlns:am3d="http://schemas.microsoft.com/office/drawing/2017/model3d" xmlns:o="urn:schemas-microsoft-com:office:office" xmlns:oel="http://schemas.microsoft.com/office/2019/extlst" xmlns:r="http://schemas.openxmlformats.org/officeDocument/2006/relationships" xmlns:m="http://schemas.openxmlformats.org/officeDocument/2006/math" xmlns:v="urn:schemas-microsoft-com:vml" xmlns:wp14="http://schemas.microsoft.com/office/word/2010/wordprocessingDrawing" xmlns:wp="http://schemas.openxmlformats.org/drawingml/2006/wordprocessingDrawing" xmlns:w10="urn:schemas-microsoft-com:office:word" xmlns:w="http://schemas.openxmlformats.org/wordprocessingml/2006/main" xmlns:w14="http://schemas.microsoft.com/office/word/2010/wordml" xmlns:w15="http://schemas.microsoft.com/office/word/2012/wordml" xmlns:w16cex="http://schemas.microsoft.com/office/word/2018/wordml/cex" xmlns:w16cid="http://schemas.microsoft.com/office/word/2016/wordml/cid" xmlns:w16="http://schemas.microsoft.com/office/word/2018/wordml" xmlns:w16du="http://schemas.microsoft.com/office/word/2023/wordml/word16du" xmlns:w16sdtdh="http://schemas.microsoft.com/office/word/2020/wordml/sdtdatahash" xmlns:w16sdtfl="http://schemas.microsoft.com/office/word/2024/wordml/sdtformatlock" xmlns:w16se="http://schemas.microsoft.com/office/word/2015/wordml/symex" xmlns:wpg="http://schemas.microsoft.com/office/word/2010/wordprocessingGroup" xmlns:wpi="http://schemas.microsoft.com/office/word/2010/wordprocessingInk" xmlns:wne="http://schemas.microsoft.com/office/word/2006/wordml" xmlns:wps="http://schemas.microsoft.com/office/word/2010/wordprocessingShape" mc:Ignorable="w14 w15 w16se w16cid w16 w16cex w16sdtdh w16sdtfl w16du wp14">
   <w:p>
     <w:pPr>
       <w:pStyle w:val="Footer"/>
-      <w:rPr/>
     </w:pPr>
     <w:r>
-      <w:rPr/>
+      <w:rPr>
+        <w:noProof/>
+      </w:rPr>
       <mc:AlternateContent>
         <mc:Choice Requires="wps">
           <w:drawing>
-            <wp:anchor behindDoc="1" distT="0" distB="0" distL="0" distR="0" simplePos="0" locked="0" layoutInCell="0" allowOverlap="1" relativeHeight="2" wp14:anchorId="07B49E00">
+            <wp:anchor distT="0" distB="0" distL="0" distR="0" simplePos="0" relativeHeight="251657728" behindDoc="1" locked="0" layoutInCell="0" allowOverlap="1" wp14:anchorId="07B49E00" wp14:editId="54BD394D">
               <wp:simplePos x="0" y="0"/>
               <wp:positionH relativeFrom="margin">
                 <wp:align>center</wp:align>
@@ -5807,6 +6999,7 @@
               <wp:effectExtent l="0" t="0" r="0" b="0"/>
               <wp:wrapSquare wrapText="largest"/>
               <wp:docPr id="2" name="Frame1"/>
+              <wp:cNvGraphicFramePr/>
               <a:graphic xmlns:a="http://schemas.openxmlformats.org/drawingml/2006/main">
                 <a:graphicData uri="http://schemas.microsoft.com/office/word/2010/wordprocessingShape">
                   <wps:wsp>
@@ -5825,9 +7018,15 @@
                       </a:ln>
                     </wps:spPr>
                     <wps:style>
-                      <a:lnRef idx="0"/>
-                      <a:fillRef idx="0"/>
-                      <a:effectRef idx="0"/>
+                      <a:lnRef idx="0">
+                        <a:scrgbClr r="0" g="0" b="0"/>
+                      </a:lnRef>
+                      <a:fillRef idx="0">
+                        <a:scrgbClr r="0" g="0" b="0"/>
+                      </a:fillRef>
+                      <a:effectRef idx="0">
+                        <a:scrgbClr r="0" g="0" b="0"/>
+                      </a:effectRef>
                       <a:fontRef idx="minor"/>
                     </wps:style>
                     <wps:txbx>
@@ -5835,7 +7034,6 @@
                         <w:p>
                           <w:pPr>
                             <w:pStyle w:val="Footer"/>
-                            <w:rPr/>
                           </w:pPr>
                           <w:r>
                             <w:rPr>
@@ -5863,8 +7061,17 @@
                               <w:rStyle w:val="PageNumber"/>
                               <w:color w:val="000000"/>
                             </w:rPr>
-                            <w:t>ii</w:t>
+                            <w:t>i</w:t>
                           </w:r>
+                          <w:proofErr w:type="spellStart"/>
+                          <w:r>
+                            <w:rPr>
+                              <w:rStyle w:val="PageNumber"/>
+                              <w:color w:val="000000"/>
+                            </w:rPr>
+                            <w:t>i</w:t>
+                          </w:r>
+                          <w:proofErr w:type="spellEnd"/>
                           <w:r>
                             <w:rPr>
                               <w:rStyle w:val="PageNumber"/>
@@ -5875,7 +7082,7 @@
                         </w:p>
                       </w:txbxContent>
                     </wps:txbx>
-                    <wps:bodyPr lIns="0" rIns="0" tIns="0" bIns="0" anchor="t">
+                    <wps:bodyPr lIns="0" tIns="0" rIns="0" bIns="0" anchor="t">
                       <a:noAutofit/>
                     </wps:bodyPr>
                   </wps:wsp>
@@ -5886,15 +7093,12 @@
         </mc:Choice>
         <mc:Fallback>
           <w:pict>
-            <v:rect id="shape_0" stroked="f" o:allowincell="f" style="position:absolute;margin-left:213.65pt;margin-top:0.05pt;width:4.6pt;height:9.3pt;mso-wrap-style:square;v-text-anchor:top;mso-position-horizontal:center;mso-position-horizontal-relative:margin" wp14:anchorId="07B49E00">
-              <v:fill o:detectmouseclick="t" on="false"/>
-              <v:stroke color="#3465a4" joinstyle="round" endcap="flat"/>
-              <v:textbox>
+            <v:rect w14:anchorId="07B49E00" id="_x0000_s1027" style="position:absolute;margin-left:0;margin-top:.05pt;width:4.65pt;height:9.35pt;z-index:-251658752;visibility:visible;mso-wrap-style:square;mso-wrap-distance-left:0;mso-wrap-distance-top:0;mso-wrap-distance-right:0;mso-wrap-distance-bottom:0;mso-position-horizontal:center;mso-position-horizontal-relative:margin;mso-position-vertical:absolute;mso-position-vertical-relative:text;v-text-anchor:top" o:gfxdata="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" o:allowincell="f" filled="f" stroked="f" strokeweight="0">
+              <v:textbox inset="0,0,0,0">
                 <w:txbxContent>
                   <w:p>
                     <w:pPr>
                       <w:pStyle w:val="Footer"/>
-                      <w:rPr/>
                     </w:pPr>
                     <w:r>
                       <w:rPr>
@@ -5922,8 +7126,17 @@
                         <w:rStyle w:val="PageNumber"/>
                         <w:color w:val="000000"/>
                       </w:rPr>
-                      <w:t>ii</w:t>
+                      <w:t>i</w:t>
                     </w:r>
+                    <w:proofErr w:type="spellStart"/>
+                    <w:r>
+                      <w:rPr>
+                        <w:rStyle w:val="PageNumber"/>
+                        <w:color w:val="000000"/>
+                      </w:rPr>
+                      <w:t>i</w:t>
+                    </w:r>
+                    <w:proofErr w:type="spellEnd"/>
                     <w:r>
                       <w:rPr>
                         <w:rStyle w:val="PageNumber"/>
@@ -5934,7 +7147,7 @@
                   </w:p>
                 </w:txbxContent>
               </v:textbox>
-              <w10:wrap type="square" side="largest"/>
+              <w10:wrap type="square" side="largest" anchorx="margin"/>
             </v:rect>
           </w:pict>
         </mc:Fallback>
@@ -5945,32 +7158,29 @@
 </file>
 
 <file path=word/footer7.xml><?xml version="1.0" encoding="utf-8"?>
-<w:ftr xmlns:o="urn:schemas-microsoft-com:office:office" xmlns:r="http://schemas.openxmlformats.org/officeDocument/2006/relationships" xmlns:v="urn:schemas-microsoft-com:vml" xmlns:w="http://schemas.openxmlformats.org/wordprocessingml/2006/main" xmlns:w10="urn:schemas-microsoft-com:office:word" xmlns:wp="http://schemas.openxmlformats.org/drawingml/2006/wordprocessingDrawing" xmlns:pic="http://schemas.openxmlformats.org/drawingml/2006/picture" xmlns:wps="http://schemas.microsoft.com/office/word/2010/wordprocessingShape" xmlns:wpg="http://schemas.microsoft.com/office/word/2010/wordprocessingGroup" xmlns:mc="http://schemas.openxmlformats.org/markup-compatibility/2006" xmlns:wp14="http://schemas.microsoft.com/office/word/2010/wordprocessingDrawing" xmlns:w14="http://schemas.microsoft.com/office/word/2010/wordml" xmlns:w15="http://schemas.microsoft.com/office/word/2012/wordml" mc:Ignorable="w14 wp14 w15">
+<w:ftr xmlns:wpc="http://schemas.microsoft.com/office/word/2010/wordprocessingCanvas" xmlns:cx="http://schemas.microsoft.com/office/drawing/2014/chartex" xmlns:cx1="http://schemas.microsoft.com/office/drawing/2015/9/8/chartex" xmlns:cx2="http://schemas.microsoft.com/office/drawing/2015/10/21/chartex" xmlns:cx3="http://schemas.microsoft.com/office/drawing/2016/5/9/chartex" xmlns:cx4="http://schemas.microsoft.com/office/drawing/2016/5/10/chartex" xmlns:cx5="http://schemas.microsoft.com/office/drawing/2016/5/11/chartex" xmlns:cx6="http://schemas.microsoft.com/office/drawing/2016/5/12/chartex" xmlns:cx7="http://schemas.microsoft.com/office/drawing/2016/5/13/chartex" xmlns:cx8="http://schemas.microsoft.com/office/drawing/2016/5/14/chartex" xmlns:mc="http://schemas.openxmlformats.org/markup-compatibility/2006" xmlns:aink="http://schemas.microsoft.com/office/drawing/2016/ink" xmlns:am3d="http://schemas.microsoft.com/office/drawing/2017/model3d" xmlns:o="urn:schemas-microsoft-com:office:office" xmlns:oel="http://schemas.microsoft.com/office/2019/extlst" xmlns:r="http://schemas.openxmlformats.org/officeDocument/2006/relationships" xmlns:m="http://schemas.openxmlformats.org/officeDocument/2006/math" xmlns:v="urn:schemas-microsoft-com:vml" xmlns:wp14="http://schemas.microsoft.com/office/word/2010/wordprocessingDrawing" xmlns:wp="http://schemas.openxmlformats.org/drawingml/2006/wordprocessingDrawing" xmlns:w10="urn:schemas-microsoft-com:office:word" xmlns:w="http://schemas.openxmlformats.org/wordprocessingml/2006/main" xmlns:w14="http://schemas.microsoft.com/office/word/2010/wordml" xmlns:w15="http://schemas.microsoft.com/office/word/2012/wordml" xmlns:w16cex="http://schemas.microsoft.com/office/word/2018/wordml/cex" xmlns:w16cid="http://schemas.microsoft.com/office/word/2016/wordml/cid" xmlns:w16="http://schemas.microsoft.com/office/word/2018/wordml" xmlns:w16du="http://schemas.microsoft.com/office/word/2023/wordml/word16du" xmlns:w16sdtdh="http://schemas.microsoft.com/office/word/2020/wordml/sdtdatahash" xmlns:w16sdtfl="http://schemas.microsoft.com/office/word/2024/wordml/sdtformatlock" xmlns:w16se="http://schemas.microsoft.com/office/word/2015/wordml/symex" xmlns:wpg="http://schemas.microsoft.com/office/word/2010/wordprocessingGroup" xmlns:wpi="http://schemas.microsoft.com/office/word/2010/wordprocessingInk" xmlns:wne="http://schemas.microsoft.com/office/word/2006/wordml" xmlns:wps="http://schemas.microsoft.com/office/word/2010/wordprocessingShape" mc:Ignorable="w14 w15 w16se w16cid w16 w16cex w16sdtdh w16sdtfl w16du wp14">
   <w:p>
     <w:pPr>
       <w:pStyle w:val="Footer"/>
-      <w:rPr/>
     </w:pPr>
-    <w:r>
-      <w:rPr/>
-    </w:r>
   </w:p>
 </w:ftr>
 </file>
 
 <file path=word/footer8.xml><?xml version="1.0" encoding="utf-8"?>
-<w:ftr xmlns:o="urn:schemas-microsoft-com:office:office" xmlns:r="http://schemas.openxmlformats.org/officeDocument/2006/relationships" xmlns:v="urn:schemas-microsoft-com:vml" xmlns:w="http://schemas.openxmlformats.org/wordprocessingml/2006/main" xmlns:w10="urn:schemas-microsoft-com:office:word" xmlns:wp="http://schemas.openxmlformats.org/drawingml/2006/wordprocessingDrawing" xmlns:pic="http://schemas.openxmlformats.org/drawingml/2006/picture" xmlns:wps="http://schemas.microsoft.com/office/word/2010/wordprocessingShape" xmlns:wpg="http://schemas.microsoft.com/office/word/2010/wordprocessingGroup" xmlns:mc="http://schemas.openxmlformats.org/markup-compatibility/2006" xmlns:wp14="http://schemas.microsoft.com/office/word/2010/wordprocessingDrawing" xmlns:w14="http://schemas.microsoft.com/office/word/2010/wordml" xmlns:w15="http://schemas.microsoft.com/office/word/2012/wordml" mc:Ignorable="w14 wp14 w15">
+<w:ftr xmlns:wpc="http://schemas.microsoft.com/office/word/2010/wordprocessingCanvas" xmlns:cx="http://schemas.microsoft.com/office/drawing/2014/chartex" xmlns:cx1="http://schemas.microsoft.com/office/drawing/2015/9/8/chartex" xmlns:cx2="http://schemas.microsoft.com/office/drawing/2015/10/21/chartex" xmlns:cx3="http://schemas.microsoft.com/office/drawing/2016/5/9/chartex" xmlns:cx4="http://schemas.microsoft.com/office/drawing/2016/5/10/chartex" xmlns:cx5="http://schemas.microsoft.com/office/drawing/2016/5/11/chartex" xmlns:cx6="http://schemas.microsoft.com/office/drawing/2016/5/12/chartex" xmlns:cx7="http://schemas.microsoft.com/office/drawing/2016/5/13/chartex" xmlns:cx8="http://schemas.microsoft.com/office/drawing/2016/5/14/chartex" xmlns:mc="http://schemas.openxmlformats.org/markup-compatibility/2006" xmlns:aink="http://schemas.microsoft.com/office/drawing/2016/ink" xmlns:am3d="http://schemas.microsoft.com/office/drawing/2017/model3d" xmlns:o="urn:schemas-microsoft-com:office:office" xmlns:oel="http://schemas.microsoft.com/office/2019/extlst" xmlns:r="http://schemas.openxmlformats.org/officeDocument/2006/relationships" xmlns:m="http://schemas.openxmlformats.org/officeDocument/2006/math" xmlns:v="urn:schemas-microsoft-com:vml" xmlns:wp14="http://schemas.microsoft.com/office/word/2010/wordprocessingDrawing" xmlns:wp="http://schemas.openxmlformats.org/drawingml/2006/wordprocessingDrawing" xmlns:w10="urn:schemas-microsoft-com:office:word" xmlns:w="http://schemas.openxmlformats.org/wordprocessingml/2006/main" xmlns:w14="http://schemas.microsoft.com/office/word/2010/wordml" xmlns:w15="http://schemas.microsoft.com/office/word/2012/wordml" xmlns:w16cex="http://schemas.microsoft.com/office/word/2018/wordml/cex" xmlns:w16cid="http://schemas.microsoft.com/office/word/2016/wordml/cid" xmlns:w16="http://schemas.microsoft.com/office/word/2018/wordml" xmlns:w16du="http://schemas.microsoft.com/office/word/2023/wordml/word16du" xmlns:w16sdtdh="http://schemas.microsoft.com/office/word/2020/wordml/sdtdatahash" xmlns:w16sdtfl="http://schemas.microsoft.com/office/word/2024/wordml/sdtformatlock" xmlns:w16se="http://schemas.microsoft.com/office/word/2015/wordml/symex" xmlns:wpg="http://schemas.microsoft.com/office/word/2010/wordprocessingGroup" xmlns:wpi="http://schemas.microsoft.com/office/word/2010/wordprocessingInk" xmlns:wne="http://schemas.microsoft.com/office/word/2006/wordml" xmlns:wps="http://schemas.microsoft.com/office/word/2010/wordprocessingShape" mc:Ignorable="w14 w15 w16se w16cid w16 w16cex w16sdtdh w16sdtfl w16du wp14">
   <w:p>
     <w:pPr>
       <w:pStyle w:val="Footer"/>
-      <w:rPr/>
     </w:pPr>
     <w:r>
-      <w:rPr/>
+      <w:rPr>
+        <w:noProof/>
+      </w:rPr>
       <mc:AlternateContent>
         <mc:Choice Requires="wps">
           <w:drawing>
-            <wp:anchor behindDoc="1" distT="0" distB="0" distL="0" distR="0" simplePos="0" locked="0" layoutInCell="0" allowOverlap="1" relativeHeight="17" wp14:anchorId="16546B0F">
+            <wp:anchor distT="0" distB="0" distL="0" distR="0" simplePos="0" relativeHeight="251658752" behindDoc="1" locked="0" layoutInCell="0" allowOverlap="1" wp14:anchorId="16546B0F" wp14:editId="7A4C100B">
               <wp:simplePos x="0" y="0"/>
               <wp:positionH relativeFrom="margin">
                 <wp:align>center</wp:align>
@@ -5982,6 +7192,7 @@
               <wp:effectExtent l="0" t="0" r="0" b="0"/>
               <wp:wrapSquare wrapText="largest"/>
               <wp:docPr id="3" name="Frame2"/>
+              <wp:cNvGraphicFramePr/>
               <a:graphic xmlns:a="http://schemas.openxmlformats.org/drawingml/2006/main">
                 <a:graphicData uri="http://schemas.microsoft.com/office/word/2010/wordprocessingShape">
                   <wps:wsp>
@@ -6000,9 +7211,15 @@
                       </a:ln>
                     </wps:spPr>
                     <wps:style>
-                      <a:lnRef idx="0"/>
-                      <a:fillRef idx="0"/>
-                      <a:effectRef idx="0"/>
+                      <a:lnRef idx="0">
+                        <a:scrgbClr r="0" g="0" b="0"/>
+                      </a:lnRef>
+                      <a:fillRef idx="0">
+                        <a:scrgbClr r="0" g="0" b="0"/>
+                      </a:fillRef>
+                      <a:effectRef idx="0">
+                        <a:scrgbClr r="0" g="0" b="0"/>
+                      </a:effectRef>
                       <a:fontRef idx="minor"/>
                     </wps:style>
                     <wps:txbx>
@@ -6010,7 +7227,6 @@
                         <w:p>
                           <w:pPr>
                             <w:pStyle w:val="Footer"/>
-                            <w:rPr/>
                           </w:pPr>
                           <w:r>
                             <w:rPr>
@@ -6050,7 +7266,7 @@
                         </w:p>
                       </w:txbxContent>
                     </wps:txbx>
-                    <wps:bodyPr lIns="0" rIns="0" tIns="0" bIns="0" anchor="t">
+                    <wps:bodyPr lIns="0" tIns="0" rIns="0" bIns="0" anchor="t">
                       <a:noAutofit/>
                     </wps:bodyPr>
                   </wps:wsp>
@@ -6061,15 +7277,12 @@
         </mc:Choice>
         <mc:Fallback>
           <w:pict>
-            <v:rect id="shape_0" stroked="f" o:allowincell="f" style="position:absolute;margin-left:213.15pt;margin-top:0.05pt;width:5.6pt;height:1.75pt;mso-wrap-style:square;v-text-anchor:top;mso-position-horizontal:center;mso-position-horizontal-relative:margin" wp14:anchorId="16546B0F">
-              <v:fill o:detectmouseclick="t" on="false"/>
-              <v:stroke color="#3465a4" joinstyle="round" endcap="flat"/>
-              <v:textbox>
+            <v:rect w14:anchorId="16546B0F" id="Frame2" o:spid="_x0000_s1028" style="position:absolute;margin-left:0;margin-top:.05pt;width:5.65pt;height:1.8pt;z-index:-251657728;visibility:visible;mso-wrap-style:square;mso-wrap-distance-left:0;mso-wrap-distance-top:0;mso-wrap-distance-right:0;mso-wrap-distance-bottom:0;mso-position-horizontal:center;mso-position-horizontal-relative:margin;mso-position-vertical:absolute;mso-position-vertical-relative:text;v-text-anchor:top" o:gfxdata="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" o:allowincell="f" filled="f" stroked="f" strokeweight="0">
+              <v:textbox inset="0,0,0,0">
                 <w:txbxContent>
                   <w:p>
                     <w:pPr>
                       <w:pStyle w:val="Footer"/>
-                      <w:rPr/>
                     </w:pPr>
                     <w:r>
                       <w:rPr>
@@ -6109,7 +7322,7 @@
                   </w:p>
                 </w:txbxContent>
               </v:textbox>
-              <w10:wrap type="square" side="largest"/>
+              <w10:wrap type="square" side="largest" anchorx="margin"/>
             </v:rect>
           </w:pict>
         </mc:Fallback>
@@ -6120,11 +7333,10 @@
 </file>
 
 <file path=word/footer9.xml><?xml version="1.0" encoding="utf-8"?>
-<w:ftr xmlns:o="urn:schemas-microsoft-com:office:office" xmlns:r="http://schemas.openxmlformats.org/officeDocument/2006/relationships" xmlns:v="urn:schemas-microsoft-com:vml" xmlns:w="http://schemas.openxmlformats.org/wordprocessingml/2006/main" xmlns:w10="urn:schemas-microsoft-com:office:word" xmlns:wp="http://schemas.openxmlformats.org/drawingml/2006/wordprocessingDrawing" xmlns:pic="http://schemas.openxmlformats.org/drawingml/2006/picture" xmlns:wps="http://schemas.microsoft.com/office/word/2010/wordprocessingShape" xmlns:wpg="http://schemas.microsoft.com/office/word/2010/wordprocessingGroup" xmlns:mc="http://schemas.openxmlformats.org/markup-compatibility/2006" xmlns:wp14="http://schemas.microsoft.com/office/word/2010/wordprocessingDrawing" xmlns:w14="http://schemas.microsoft.com/office/word/2010/wordml" xmlns:w15="http://schemas.microsoft.com/office/word/2012/wordml" mc:Ignorable="w14 wp14 w15">
+<w:ftr xmlns:wpc="http://schemas.microsoft.com/office/word/2010/wordprocessingCanvas" xmlns:cx="http://schemas.microsoft.com/office/drawing/2014/chartex" xmlns:cx1="http://schemas.microsoft.com/office/drawing/2015/9/8/chartex" xmlns:cx2="http://schemas.microsoft.com/office/drawing/2015/10/21/chartex" xmlns:cx3="http://schemas.microsoft.com/office/drawing/2016/5/9/chartex" xmlns:cx4="http://schemas.microsoft.com/office/drawing/2016/5/10/chartex" xmlns:cx5="http://schemas.microsoft.com/office/drawing/2016/5/11/chartex" xmlns:cx6="http://schemas.microsoft.com/office/drawing/2016/5/12/chartex" xmlns:cx7="http://schemas.microsoft.com/office/drawing/2016/5/13/chartex" xmlns:cx8="http://schemas.microsoft.com/office/drawing/2016/5/14/chartex" xmlns:mc="http://schemas.openxmlformats.org/markup-compatibility/2006" xmlns:aink="http://schemas.microsoft.com/office/drawing/2016/ink" xmlns:am3d="http://schemas.microsoft.com/office/drawing/2017/model3d" xmlns:o="urn:schemas-microsoft-com:office:office" xmlns:oel="http://schemas.microsoft.com/office/2019/extlst" xmlns:r="http://schemas.openxmlformats.org/officeDocument/2006/relationships" xmlns:m="http://schemas.openxmlformats.org/officeDocument/2006/math" xmlns:v="urn:schemas-microsoft-com:vml" xmlns:wp14="http://schemas.microsoft.com/office/word/2010/wordprocessingDrawing" xmlns:wp="http://schemas.openxmlformats.org/drawingml/2006/wordprocessingDrawing" xmlns:w10="urn:schemas-microsoft-com:office:word" xmlns:w="http://schemas.openxmlformats.org/wordprocessingml/2006/main" xmlns:w14="http://schemas.microsoft.com/office/word/2010/wordml" xmlns:w15="http://schemas.microsoft.com/office/word/2012/wordml" xmlns:w16cex="http://schemas.microsoft.com/office/word/2018/wordml/cex" xmlns:w16cid="http://schemas.microsoft.com/office/word/2016/wordml/cid" xmlns:w16="http://schemas.microsoft.com/office/word/2018/wordml" xmlns:w16du="http://schemas.microsoft.com/office/word/2023/wordml/word16du" xmlns:w16sdtdh="http://schemas.microsoft.com/office/word/2020/wordml/sdtdatahash" xmlns:w16sdtfl="http://schemas.microsoft.com/office/word/2024/wordml/sdtformatlock" xmlns:w16se="http://schemas.microsoft.com/office/word/2015/wordml/symex" xmlns:wpg="http://schemas.microsoft.com/office/word/2010/wordprocessingGroup" xmlns:wpi="http://schemas.microsoft.com/office/word/2010/wordprocessingInk" xmlns:wne="http://schemas.microsoft.com/office/word/2006/wordml" xmlns:wps="http://schemas.microsoft.com/office/word/2010/wordprocessingShape" mc:Ignorable="w14 w15 w16se w16cid w16 w16cex w16sdtdh w16sdtfl w16du wp14">
   <w:p>
     <w:pPr>
       <w:pStyle w:val="Footer"/>
-      <w:rPr/>
     </w:pPr>
     <w:r>
       <w:rPr>
@@ -6154,8 +7366,16 @@
       <w:rPr>
         <w:rStyle w:val="PageNumber"/>
       </w:rPr>
-      <w:t>iii</w:t>
+      <w:t>ii</w:t>
     </w:r>
+    <w:proofErr w:type="spellStart"/>
+    <w:r>
+      <w:rPr>
+        <w:rStyle w:val="PageNumber"/>
+      </w:rPr>
+      <w:t>i</w:t>
+    </w:r>
+    <w:proofErr w:type="spellEnd"/>
     <w:r>
       <w:rPr>
         <w:rStyle w:val="PageNumber"/>
@@ -6166,146 +7386,251 @@
 </w:ftr>
 </file>
 
+<file path=word/footnotes.xml><?xml version="1.0" encoding="utf-8"?>
+<w:footnotes xmlns:wpc="http://schemas.microsoft.com/office/word/2010/wordprocessingCanvas" xmlns:cx="http://schemas.microsoft.com/office/drawing/2014/chartex" xmlns:cx1="http://schemas.microsoft.com/office/drawing/2015/9/8/chartex" xmlns:cx2="http://schemas.microsoft.com/office/drawing/2015/10/21/chartex" xmlns:cx3="http://schemas.microsoft.com/office/drawing/2016/5/9/chartex" xmlns:cx4="http://schemas.microsoft.com/office/drawing/2016/5/10/chartex" xmlns:cx5="http://schemas.microsoft.com/office/drawing/2016/5/11/chartex" xmlns:cx6="http://schemas.microsoft.com/office/drawing/2016/5/12/chartex" xmlns:cx7="http://schemas.microsoft.com/office/drawing/2016/5/13/chartex" xmlns:cx8="http://schemas.microsoft.com/office/drawing/2016/5/14/chartex" xmlns:mc="http://schemas.openxmlformats.org/markup-compatibility/2006" xmlns:aink="http://schemas.microsoft.com/office/drawing/2016/ink" xmlns:am3d="http://schemas.microsoft.com/office/drawing/2017/model3d" xmlns:o="urn:schemas-microsoft-com:office:office" xmlns:oel="http://schemas.microsoft.com/office/2019/extlst" xmlns:r="http://schemas.openxmlformats.org/officeDocument/2006/relationships" xmlns:m="http://schemas.openxmlformats.org/officeDocument/2006/math" xmlns:v="urn:schemas-microsoft-com:vml" xmlns:wp14="http://schemas.microsoft.com/office/word/2010/wordprocessingDrawing" xmlns:wp="http://schemas.openxmlformats.org/drawingml/2006/wordprocessingDrawing" xmlns:w10="urn:schemas-microsoft-com:office:word" xmlns:w="http://schemas.openxmlformats.org/wordprocessingml/2006/main" xmlns:w14="http://schemas.microsoft.com/office/word/2010/wordml" xmlns:w15="http://schemas.microsoft.com/office/word/2012/wordml" xmlns:w16cex="http://schemas.microsoft.com/office/word/2018/wordml/cex" xmlns:w16cid="http://schemas.microsoft.com/office/word/2016/wordml/cid" xmlns:w16="http://schemas.microsoft.com/office/word/2018/wordml" xmlns:w16du="http://schemas.microsoft.com/office/word/2023/wordml/word16du" xmlns:w16sdtdh="http://schemas.microsoft.com/office/word/2020/wordml/sdtdatahash" xmlns:w16sdtfl="http://schemas.microsoft.com/office/word/2024/wordml/sdtformatlock" xmlns:w16se="http://schemas.microsoft.com/office/word/2015/wordml/symex" xmlns:wpg="http://schemas.microsoft.com/office/word/2010/wordprocessingGroup" xmlns:wpi="http://schemas.microsoft.com/office/word/2010/wordprocessingInk" xmlns:wne="http://schemas.microsoft.com/office/word/2006/wordml" xmlns:wps="http://schemas.microsoft.com/office/word/2010/wordprocessingShape" mc:Ignorable="w14 w15 w16se w16cid w16 w16cex w16sdtdh w16sdtfl w16du wp14">
+  <w:footnote w:type="separator" w:id="-1">
+    <w:p>
+      <w:r>
+        <w:separator/>
+      </w:r>
+    </w:p>
+  </w:footnote>
+  <w:footnote w:type="continuationSeparator" w:id="0">
+    <w:p>
+      <w:r>
+        <w:continuationSeparator/>
+      </w:r>
+    </w:p>
+  </w:footnote>
+</w:footnotes>
+</file>
+
 <file path=word/header1.xml><?xml version="1.0" encoding="utf-8"?>
-<w:hdr xmlns:o="urn:schemas-microsoft-com:office:office" xmlns:r="http://schemas.openxmlformats.org/officeDocument/2006/relationships" xmlns:v="urn:schemas-microsoft-com:vml" xmlns:w="http://schemas.openxmlformats.org/wordprocessingml/2006/main" xmlns:w10="urn:schemas-microsoft-com:office:word" xmlns:wp="http://schemas.openxmlformats.org/drawingml/2006/wordprocessingDrawing" xmlns:pic="http://schemas.openxmlformats.org/drawingml/2006/picture" xmlns:wps="http://schemas.microsoft.com/office/word/2010/wordprocessingShape" xmlns:wpg="http://schemas.microsoft.com/office/word/2010/wordprocessingGroup" xmlns:mc="http://schemas.openxmlformats.org/markup-compatibility/2006" xmlns:wp14="http://schemas.microsoft.com/office/word/2010/wordprocessingDrawing" xmlns:w14="http://schemas.microsoft.com/office/word/2010/wordml" xmlns:w15="http://schemas.microsoft.com/office/word/2012/wordml" mc:Ignorable="w14 wp14 w15">
+<w:hdr xmlns:wpc="http://schemas.microsoft.com/office/word/2010/wordprocessingCanvas" xmlns:cx="http://schemas.microsoft.com/office/drawing/2014/chartex" xmlns:cx1="http://schemas.microsoft.com/office/drawing/2015/9/8/chartex" xmlns:cx2="http://schemas.microsoft.com/office/drawing/2015/10/21/chartex" xmlns:cx3="http://schemas.microsoft.com/office/drawing/2016/5/9/chartex" xmlns:cx4="http://schemas.microsoft.com/office/drawing/2016/5/10/chartex" xmlns:cx5="http://schemas.microsoft.com/office/drawing/2016/5/11/chartex" xmlns:cx6="http://schemas.microsoft.com/office/drawing/2016/5/12/chartex" xmlns:cx7="http://schemas.microsoft.com/office/drawing/2016/5/13/chartex" xmlns:cx8="http://schemas.microsoft.com/office/drawing/2016/5/14/chartex" xmlns:mc="http://schemas.openxmlformats.org/markup-compatibility/2006" xmlns:aink="http://schemas.microsoft.com/office/drawing/2016/ink" xmlns:am3d="http://schemas.microsoft.com/office/drawing/2017/model3d" xmlns:o="urn:schemas-microsoft-com:office:office" xmlns:oel="http://schemas.microsoft.com/office/2019/extlst" xmlns:r="http://schemas.openxmlformats.org/officeDocument/2006/relationships" xmlns:m="http://schemas.openxmlformats.org/officeDocument/2006/math" xmlns:v="urn:schemas-microsoft-com:vml" xmlns:wp14="http://schemas.microsoft.com/office/word/2010/wordprocessingDrawing" xmlns:wp="http://schemas.openxmlformats.org/drawingml/2006/wordprocessingDrawing" xmlns:w10="urn:schemas-microsoft-com:office:word" xmlns:w="http://schemas.openxmlformats.org/wordprocessingml/2006/main" xmlns:w14="http://schemas.microsoft.com/office/word/2010/wordml" xmlns:w15="http://schemas.microsoft.com/office/word/2012/wordml" xmlns:w16cex="http://schemas.microsoft.com/office/word/2018/wordml/cex" xmlns:w16cid="http://schemas.microsoft.com/office/word/2016/wordml/cid" xmlns:w16="http://schemas.microsoft.com/office/word/2018/wordml" xmlns:w16du="http://schemas.microsoft.com/office/word/2023/wordml/word16du" xmlns:w16sdtdh="http://schemas.microsoft.com/office/word/2020/wordml/sdtdatahash" xmlns:w16sdtfl="http://schemas.microsoft.com/office/word/2024/wordml/sdtformatlock" xmlns:w16se="http://schemas.microsoft.com/office/word/2015/wordml/symex" xmlns:wpg="http://schemas.microsoft.com/office/word/2010/wordprocessingGroup" xmlns:wpi="http://schemas.microsoft.com/office/word/2010/wordprocessingInk" xmlns:wne="http://schemas.microsoft.com/office/word/2006/wordml" xmlns:wps="http://schemas.microsoft.com/office/word/2010/wordprocessingShape" mc:Ignorable="w14 w15 w16se w16cid w16 w16cex w16sdtdh w16sdtfl w16du wp14">
   <w:p>
     <w:pPr>
       <w:pStyle w:val="Header"/>
-      <w:rPr/>
     </w:pPr>
-    <w:r>
-      <w:rPr/>
-    </w:r>
   </w:p>
 </w:hdr>
 </file>
 
 <file path=word/header2.xml><?xml version="1.0" encoding="utf-8"?>
-<w:hdr xmlns:o="urn:schemas-microsoft-com:office:office" xmlns:r="http://schemas.openxmlformats.org/officeDocument/2006/relationships" xmlns:v="urn:schemas-microsoft-com:vml" xmlns:w="http://schemas.openxmlformats.org/wordprocessingml/2006/main" xmlns:w10="urn:schemas-microsoft-com:office:word" xmlns:wp="http://schemas.openxmlformats.org/drawingml/2006/wordprocessingDrawing" xmlns:pic="http://schemas.openxmlformats.org/drawingml/2006/picture" xmlns:wps="http://schemas.microsoft.com/office/word/2010/wordprocessingShape" xmlns:wpg="http://schemas.microsoft.com/office/word/2010/wordprocessingGroup" xmlns:mc="http://schemas.openxmlformats.org/markup-compatibility/2006" xmlns:wp14="http://schemas.microsoft.com/office/word/2010/wordprocessingDrawing" xmlns:w14="http://schemas.microsoft.com/office/word/2010/wordml" xmlns:w15="http://schemas.microsoft.com/office/word/2012/wordml" mc:Ignorable="w14 wp14 w15">
+<w:hdr xmlns:wpc="http://schemas.microsoft.com/office/word/2010/wordprocessingCanvas" xmlns:cx="http://schemas.microsoft.com/office/drawing/2014/chartex" xmlns:cx1="http://schemas.microsoft.com/office/drawing/2015/9/8/chartex" xmlns:cx2="http://schemas.microsoft.com/office/drawing/2015/10/21/chartex" xmlns:cx3="http://schemas.microsoft.com/office/drawing/2016/5/9/chartex" xmlns:cx4="http://schemas.microsoft.com/office/drawing/2016/5/10/chartex" xmlns:cx5="http://schemas.microsoft.com/office/drawing/2016/5/11/chartex" xmlns:cx6="http://schemas.microsoft.com/office/drawing/2016/5/12/chartex" xmlns:cx7="http://schemas.microsoft.com/office/drawing/2016/5/13/chartex" xmlns:cx8="http://schemas.microsoft.com/office/drawing/2016/5/14/chartex" xmlns:mc="http://schemas.openxmlformats.org/markup-compatibility/2006" xmlns:aink="http://schemas.microsoft.com/office/drawing/2016/ink" xmlns:am3d="http://schemas.microsoft.com/office/drawing/2017/model3d" xmlns:o="urn:schemas-microsoft-com:office:office" xmlns:oel="http://schemas.microsoft.com/office/2019/extlst" xmlns:r="http://schemas.openxmlformats.org/officeDocument/2006/relationships" xmlns:m="http://schemas.openxmlformats.org/officeDocument/2006/math" xmlns:v="urn:schemas-microsoft-com:vml" xmlns:wp14="http://schemas.microsoft.com/office/word/2010/wordprocessingDrawing" xmlns:wp="http://schemas.openxmlformats.org/drawingml/2006/wordprocessingDrawing" xmlns:w10="urn:schemas-microsoft-com:office:word" xmlns:w="http://schemas.openxmlformats.org/wordprocessingml/2006/main" xmlns:w14="http://schemas.microsoft.com/office/word/2010/wordml" xmlns:w15="http://schemas.microsoft.com/office/word/2012/wordml" xmlns:w16cex="http://schemas.microsoft.com/office/word/2018/wordml/cex" xmlns:w16cid="http://schemas.microsoft.com/office/word/2016/wordml/cid" xmlns:w16="http://schemas.microsoft.com/office/word/2018/wordml" xmlns:w16du="http://schemas.microsoft.com/office/word/2023/wordml/word16du" xmlns:w16sdtdh="http://schemas.microsoft.com/office/word/2020/wordml/sdtdatahash" xmlns:w16sdtfl="http://schemas.microsoft.com/office/word/2024/wordml/sdtformatlock" xmlns:w16se="http://schemas.microsoft.com/office/word/2015/wordml/symex" xmlns:wpg="http://schemas.microsoft.com/office/word/2010/wordprocessingGroup" xmlns:wpi="http://schemas.microsoft.com/office/word/2010/wordprocessingInk" xmlns:wne="http://schemas.microsoft.com/office/word/2006/wordml" xmlns:wps="http://schemas.microsoft.com/office/word/2010/wordprocessingShape" mc:Ignorable="w14 w15 w16se w16cid w16 w16cex w16sdtdh w16sdtfl w16du wp14">
   <w:p>
     <w:pPr>
       <w:pStyle w:val="Header"/>
-      <w:rPr/>
     </w:pPr>
-    <w:r>
-      <w:rPr/>
-    </w:r>
   </w:p>
 </w:hdr>
 </file>
 
 <file path=word/header3.xml><?xml version="1.0" encoding="utf-8"?>
-<w:hdr xmlns:o="urn:schemas-microsoft-com:office:office" xmlns:r="http://schemas.openxmlformats.org/officeDocument/2006/relationships" xmlns:v="urn:schemas-microsoft-com:vml" xmlns:w="http://schemas.openxmlformats.org/wordprocessingml/2006/main" xmlns:w10="urn:schemas-microsoft-com:office:word" xmlns:wp="http://schemas.openxmlformats.org/drawingml/2006/wordprocessingDrawing" xmlns:pic="http://schemas.openxmlformats.org/drawingml/2006/picture" xmlns:wps="http://schemas.microsoft.com/office/word/2010/wordprocessingShape" xmlns:wpg="http://schemas.microsoft.com/office/word/2010/wordprocessingGroup" xmlns:mc="http://schemas.openxmlformats.org/markup-compatibility/2006" xmlns:wp14="http://schemas.microsoft.com/office/word/2010/wordprocessingDrawing" xmlns:w14="http://schemas.microsoft.com/office/word/2010/wordml" xmlns:w15="http://schemas.microsoft.com/office/word/2012/wordml" mc:Ignorable="w14 wp14 w15">
+<w:hdr xmlns:wpc="http://schemas.microsoft.com/office/word/2010/wordprocessingCanvas" xmlns:cx="http://schemas.microsoft.com/office/drawing/2014/chartex" xmlns:cx1="http://schemas.microsoft.com/office/drawing/2015/9/8/chartex" xmlns:cx2="http://schemas.microsoft.com/office/drawing/2015/10/21/chartex" xmlns:cx3="http://schemas.microsoft.com/office/drawing/2016/5/9/chartex" xmlns:cx4="http://schemas.microsoft.com/office/drawing/2016/5/10/chartex" xmlns:cx5="http://schemas.microsoft.com/office/drawing/2016/5/11/chartex" xmlns:cx6="http://schemas.microsoft.com/office/drawing/2016/5/12/chartex" xmlns:cx7="http://schemas.microsoft.com/office/drawing/2016/5/13/chartex" xmlns:cx8="http://schemas.microsoft.com/office/drawing/2016/5/14/chartex" xmlns:mc="http://schemas.openxmlformats.org/markup-compatibility/2006" xmlns:aink="http://schemas.microsoft.com/office/drawing/2016/ink" xmlns:am3d="http://schemas.microsoft.com/office/drawing/2017/model3d" xmlns:o="urn:schemas-microsoft-com:office:office" xmlns:oel="http://schemas.microsoft.com/office/2019/extlst" xmlns:r="http://schemas.openxmlformats.org/officeDocument/2006/relationships" xmlns:m="http://schemas.openxmlformats.org/officeDocument/2006/math" xmlns:v="urn:schemas-microsoft-com:vml" xmlns:wp14="http://schemas.microsoft.com/office/word/2010/wordprocessingDrawing" xmlns:wp="http://schemas.openxmlformats.org/drawingml/2006/wordprocessingDrawing" xmlns:w10="urn:schemas-microsoft-com:office:word" xmlns:w="http://schemas.openxmlformats.org/wordprocessingml/2006/main" xmlns:w14="http://schemas.microsoft.com/office/word/2010/wordml" xmlns:w15="http://schemas.microsoft.com/office/word/2012/wordml" xmlns:w16cex="http://schemas.microsoft.com/office/word/2018/wordml/cex" xmlns:w16cid="http://schemas.microsoft.com/office/word/2016/wordml/cid" xmlns:w16="http://schemas.microsoft.com/office/word/2018/wordml" xmlns:w16du="http://schemas.microsoft.com/office/word/2023/wordml/word16du" xmlns:w16sdtdh="http://schemas.microsoft.com/office/word/2020/wordml/sdtdatahash" xmlns:w16sdtfl="http://schemas.microsoft.com/office/word/2024/wordml/sdtformatlock" xmlns:w16se="http://schemas.microsoft.com/office/word/2015/wordml/symex" xmlns:wpg="http://schemas.microsoft.com/office/word/2010/wordprocessingGroup" xmlns:wpi="http://schemas.microsoft.com/office/word/2010/wordprocessingInk" xmlns:wne="http://schemas.microsoft.com/office/word/2006/wordml" xmlns:wps="http://schemas.microsoft.com/office/word/2010/wordprocessingShape" mc:Ignorable="w14 w15 w16se w16cid w16 w16cex w16sdtdh w16sdtfl w16du wp14">
   <w:p>
     <w:pPr>
       <w:pStyle w:val="Header"/>
-      <w:rPr/>
     </w:pPr>
-    <w:r>
-      <w:rPr/>
-    </w:r>
   </w:p>
 </w:hdr>
 </file>
 
 <file path=word/header4.xml><?xml version="1.0" encoding="utf-8"?>
-<w:hdr xmlns:o="urn:schemas-microsoft-com:office:office" xmlns:r="http://schemas.openxmlformats.org/officeDocument/2006/relationships" xmlns:v="urn:schemas-microsoft-com:vml" xmlns:w="http://schemas.openxmlformats.org/wordprocessingml/2006/main" xmlns:w10="urn:schemas-microsoft-com:office:word" xmlns:wp="http://schemas.openxmlformats.org/drawingml/2006/wordprocessingDrawing" xmlns:pic="http://schemas.openxmlformats.org/drawingml/2006/picture" xmlns:wps="http://schemas.microsoft.com/office/word/2010/wordprocessingShape" xmlns:wpg="http://schemas.microsoft.com/office/word/2010/wordprocessingGroup" xmlns:mc="http://schemas.openxmlformats.org/markup-compatibility/2006" xmlns:wp14="http://schemas.microsoft.com/office/word/2010/wordprocessingDrawing" xmlns:w14="http://schemas.microsoft.com/office/word/2010/wordml" xmlns:w15="http://schemas.microsoft.com/office/word/2012/wordml" mc:Ignorable="w14 wp14 w15">
+<w:hdr xmlns:wpc="http://schemas.microsoft.com/office/word/2010/wordprocessingCanvas" xmlns:cx="http://schemas.microsoft.com/office/drawing/2014/chartex" xmlns:cx1="http://schemas.microsoft.com/office/drawing/2015/9/8/chartex" xmlns:cx2="http://schemas.microsoft.com/office/drawing/2015/10/21/chartex" xmlns:cx3="http://schemas.microsoft.com/office/drawing/2016/5/9/chartex" xmlns:cx4="http://schemas.microsoft.com/office/drawing/2016/5/10/chartex" xmlns:cx5="http://schemas.microsoft.com/office/drawing/2016/5/11/chartex" xmlns:cx6="http://schemas.microsoft.com/office/drawing/2016/5/12/chartex" xmlns:cx7="http://schemas.microsoft.com/office/drawing/2016/5/13/chartex" xmlns:cx8="http://schemas.microsoft.com/office/drawing/2016/5/14/chartex" xmlns:mc="http://schemas.openxmlformats.org/markup-compatibility/2006" xmlns:aink="http://schemas.microsoft.com/office/drawing/2016/ink" xmlns:am3d="http://schemas.microsoft.com/office/drawing/2017/model3d" xmlns:o="urn:schemas-microsoft-com:office:office" xmlns:oel="http://schemas.microsoft.com/office/2019/extlst" xmlns:r="http://schemas.openxmlformats.org/officeDocument/2006/relationships" xmlns:m="http://schemas.openxmlformats.org/officeDocument/2006/math" xmlns:v="urn:schemas-microsoft-com:vml" xmlns:wp14="http://schemas.microsoft.com/office/word/2010/wordprocessingDrawing" xmlns:wp="http://schemas.openxmlformats.org/drawingml/2006/wordprocessingDrawing" xmlns:w10="urn:schemas-microsoft-com:office:word" xmlns:w="http://schemas.openxmlformats.org/wordprocessingml/2006/main" xmlns:w14="http://schemas.microsoft.com/office/word/2010/wordml" xmlns:w15="http://schemas.microsoft.com/office/word/2012/wordml" xmlns:w16cex="http://schemas.microsoft.com/office/word/2018/wordml/cex" xmlns:w16cid="http://schemas.microsoft.com/office/word/2016/wordml/cid" xmlns:w16="http://schemas.microsoft.com/office/word/2018/wordml" xmlns:w16du="http://schemas.microsoft.com/office/word/2023/wordml/word16du" xmlns:w16sdtdh="http://schemas.microsoft.com/office/word/2020/wordml/sdtdatahash" xmlns:w16sdtfl="http://schemas.microsoft.com/office/word/2024/wordml/sdtformatlock" xmlns:w16se="http://schemas.microsoft.com/office/word/2015/wordml/symex" xmlns:wpg="http://schemas.microsoft.com/office/word/2010/wordprocessingGroup" xmlns:wpi="http://schemas.microsoft.com/office/word/2010/wordprocessingInk" xmlns:wne="http://schemas.microsoft.com/office/word/2006/wordml" xmlns:wps="http://schemas.microsoft.com/office/word/2010/wordprocessingShape" mc:Ignorable="w14 w15 w16se w16cid w16 w16cex w16sdtdh w16sdtfl w16du wp14">
   <w:p>
     <w:pPr>
       <w:pStyle w:val="Header"/>
-      <w:rPr/>
     </w:pPr>
-    <w:r>
-      <w:rPr/>
-    </w:r>
   </w:p>
 </w:hdr>
 </file>
 
 <file path=word/header5.xml><?xml version="1.0" encoding="utf-8"?>
-<w:hdr xmlns:o="urn:schemas-microsoft-com:office:office" xmlns:r="http://schemas.openxmlformats.org/officeDocument/2006/relationships" xmlns:v="urn:schemas-microsoft-com:vml" xmlns:w="http://schemas.openxmlformats.org/wordprocessingml/2006/main" xmlns:w10="urn:schemas-microsoft-com:office:word" xmlns:wp="http://schemas.openxmlformats.org/drawingml/2006/wordprocessingDrawing" xmlns:pic="http://schemas.openxmlformats.org/drawingml/2006/picture" xmlns:wps="http://schemas.microsoft.com/office/word/2010/wordprocessingShape" xmlns:wpg="http://schemas.microsoft.com/office/word/2010/wordprocessingGroup" xmlns:mc="http://schemas.openxmlformats.org/markup-compatibility/2006" xmlns:wp14="http://schemas.microsoft.com/office/word/2010/wordprocessingDrawing" xmlns:w14="http://schemas.microsoft.com/office/word/2010/wordml" xmlns:w15="http://schemas.microsoft.com/office/word/2012/wordml" mc:Ignorable="w14 wp14 w15">
+<w:hdr xmlns:wpc="http://schemas.microsoft.com/office/word/2010/wordprocessingCanvas" xmlns:cx="http://schemas.microsoft.com/office/drawing/2014/chartex" xmlns:cx1="http://schemas.microsoft.com/office/drawing/2015/9/8/chartex" xmlns:cx2="http://schemas.microsoft.com/office/drawing/2015/10/21/chartex" xmlns:cx3="http://schemas.microsoft.com/office/drawing/2016/5/9/chartex" xmlns:cx4="http://schemas.microsoft.com/office/drawing/2016/5/10/chartex" xmlns:cx5="http://schemas.microsoft.com/office/drawing/2016/5/11/chartex" xmlns:cx6="http://schemas.microsoft.com/office/drawing/2016/5/12/chartex" xmlns:cx7="http://schemas.microsoft.com/office/drawing/2016/5/13/chartex" xmlns:cx8="http://schemas.microsoft.com/office/drawing/2016/5/14/chartex" xmlns:mc="http://schemas.openxmlformats.org/markup-compatibility/2006" xmlns:aink="http://schemas.microsoft.com/office/drawing/2016/ink" xmlns:am3d="http://schemas.microsoft.com/office/drawing/2017/model3d" xmlns:o="urn:schemas-microsoft-com:office:office" xmlns:oel="http://schemas.microsoft.com/office/2019/extlst" xmlns:r="http://schemas.openxmlformats.org/officeDocument/2006/relationships" xmlns:m="http://schemas.openxmlformats.org/officeDocument/2006/math" xmlns:v="urn:schemas-microsoft-com:vml" xmlns:wp14="http://schemas.microsoft.com/office/word/2010/wordprocessingDrawing" xmlns:wp="http://schemas.openxmlformats.org/drawingml/2006/wordprocessingDrawing" xmlns:w10="urn:schemas-microsoft-com:office:word" xmlns:w="http://schemas.openxmlformats.org/wordprocessingml/2006/main" xmlns:w14="http://schemas.microsoft.com/office/word/2010/wordml" xmlns:w15="http://schemas.microsoft.com/office/word/2012/wordml" xmlns:w16cex="http://schemas.microsoft.com/office/word/2018/wordml/cex" xmlns:w16cid="http://schemas.microsoft.com/office/word/2016/wordml/cid" xmlns:w16="http://schemas.microsoft.com/office/word/2018/wordml" xmlns:w16du="http://schemas.microsoft.com/office/word/2023/wordml/word16du" xmlns:w16sdtdh="http://schemas.microsoft.com/office/word/2020/wordml/sdtdatahash" xmlns:w16sdtfl="http://schemas.microsoft.com/office/word/2024/wordml/sdtformatlock" xmlns:w16se="http://schemas.microsoft.com/office/word/2015/wordml/symex" xmlns:wpg="http://schemas.microsoft.com/office/word/2010/wordprocessingGroup" xmlns:wpi="http://schemas.microsoft.com/office/word/2010/wordprocessingInk" xmlns:wne="http://schemas.microsoft.com/office/word/2006/wordml" xmlns:wps="http://schemas.microsoft.com/office/word/2010/wordprocessingShape" mc:Ignorable="w14 w15 w16se w16cid w16 w16cex w16sdtdh w16sdtfl w16du wp14">
   <w:p>
     <w:pPr>
       <w:pStyle w:val="Header"/>
-      <w:rPr/>
     </w:pPr>
-    <w:r>
-      <w:rPr/>
-    </w:r>
   </w:p>
 </w:hdr>
 </file>
 
 <file path=word/header6.xml><?xml version="1.0" encoding="utf-8"?>
-<w:hdr xmlns:o="urn:schemas-microsoft-com:office:office" xmlns:r="http://schemas.openxmlformats.org/officeDocument/2006/relationships" xmlns:v="urn:schemas-microsoft-com:vml" xmlns:w="http://schemas.openxmlformats.org/wordprocessingml/2006/main" xmlns:w10="urn:schemas-microsoft-com:office:word" xmlns:wp="http://schemas.openxmlformats.org/drawingml/2006/wordprocessingDrawing" xmlns:pic="http://schemas.openxmlformats.org/drawingml/2006/picture" xmlns:wps="http://schemas.microsoft.com/office/word/2010/wordprocessingShape" xmlns:wpg="http://schemas.microsoft.com/office/word/2010/wordprocessingGroup" xmlns:mc="http://schemas.openxmlformats.org/markup-compatibility/2006" xmlns:wp14="http://schemas.microsoft.com/office/word/2010/wordprocessingDrawing" xmlns:w14="http://schemas.microsoft.com/office/word/2010/wordml" xmlns:w15="http://schemas.microsoft.com/office/word/2012/wordml" mc:Ignorable="w14 wp14 w15">
+<w:hdr xmlns:wpc="http://schemas.microsoft.com/office/word/2010/wordprocessingCanvas" xmlns:cx="http://schemas.microsoft.com/office/drawing/2014/chartex" xmlns:cx1="http://schemas.microsoft.com/office/drawing/2015/9/8/chartex" xmlns:cx2="http://schemas.microsoft.com/office/drawing/2015/10/21/chartex" xmlns:cx3="http://schemas.microsoft.com/office/drawing/2016/5/9/chartex" xmlns:cx4="http://schemas.microsoft.com/office/drawing/2016/5/10/chartex" xmlns:cx5="http://schemas.microsoft.com/office/drawing/2016/5/11/chartex" xmlns:cx6="http://schemas.microsoft.com/office/drawing/2016/5/12/chartex" xmlns:cx7="http://schemas.microsoft.com/office/drawing/2016/5/13/chartex" xmlns:cx8="http://schemas.microsoft.com/office/drawing/2016/5/14/chartex" xmlns:mc="http://schemas.openxmlformats.org/markup-compatibility/2006" xmlns:aink="http://schemas.microsoft.com/office/drawing/2016/ink" xmlns:am3d="http://schemas.microsoft.com/office/drawing/2017/model3d" xmlns:o="urn:schemas-microsoft-com:office:office" xmlns:oel="http://schemas.microsoft.com/office/2019/extlst" xmlns:r="http://schemas.openxmlformats.org/officeDocument/2006/relationships" xmlns:m="http://schemas.openxmlformats.org/officeDocument/2006/math" xmlns:v="urn:schemas-microsoft-com:vml" xmlns:wp14="http://schemas.microsoft.com/office/word/2010/wordprocessingDrawing" xmlns:wp="http://schemas.openxmlformats.org/drawingml/2006/wordprocessingDrawing" xmlns:w10="urn:schemas-microsoft-com:office:word" xmlns:w="http://schemas.openxmlformats.org/wordprocessingml/2006/main" xmlns:w14="http://schemas.microsoft.com/office/word/2010/wordml" xmlns:w15="http://schemas.microsoft.com/office/word/2012/wordml" xmlns:w16cex="http://schemas.microsoft.com/office/word/2018/wordml/cex" xmlns:w16cid="http://schemas.microsoft.com/office/word/2016/wordml/cid" xmlns:w16="http://schemas.microsoft.com/office/word/2018/wordml" xmlns:w16du="http://schemas.microsoft.com/office/word/2023/wordml/word16du" xmlns:w16sdtdh="http://schemas.microsoft.com/office/word/2020/wordml/sdtdatahash" xmlns:w16sdtfl="http://schemas.microsoft.com/office/word/2024/wordml/sdtformatlock" xmlns:w16se="http://schemas.microsoft.com/office/word/2015/wordml/symex" xmlns:wpg="http://schemas.microsoft.com/office/word/2010/wordprocessingGroup" xmlns:wpi="http://schemas.microsoft.com/office/word/2010/wordprocessingInk" xmlns:wne="http://schemas.microsoft.com/office/word/2006/wordml" xmlns:wps="http://schemas.microsoft.com/office/word/2010/wordprocessingShape" mc:Ignorable="w14 w15 w16se w16cid w16 w16cex w16sdtdh w16sdtfl w16du wp14">
   <w:p>
     <w:pPr>
       <w:pStyle w:val="Header"/>
-      <w:rPr/>
     </w:pPr>
-    <w:r>
-      <w:rPr/>
-    </w:r>
   </w:p>
 </w:hdr>
 </file>
 
 <file path=word/header7.xml><?xml version="1.0" encoding="utf-8"?>
-<w:hdr xmlns:o="urn:schemas-microsoft-com:office:office" xmlns:r="http://schemas.openxmlformats.org/officeDocument/2006/relationships" xmlns:v="urn:schemas-microsoft-com:vml" xmlns:w="http://schemas.openxmlformats.org/wordprocessingml/2006/main" xmlns:w10="urn:schemas-microsoft-com:office:word" xmlns:wp="http://schemas.openxmlformats.org/drawingml/2006/wordprocessingDrawing" xmlns:pic="http://schemas.openxmlformats.org/drawingml/2006/picture" xmlns:wps="http://schemas.microsoft.com/office/word/2010/wordprocessingShape" xmlns:wpg="http://schemas.microsoft.com/office/word/2010/wordprocessingGroup" xmlns:mc="http://schemas.openxmlformats.org/markup-compatibility/2006" xmlns:wp14="http://schemas.microsoft.com/office/word/2010/wordprocessingDrawing" xmlns:w14="http://schemas.microsoft.com/office/word/2010/wordml" xmlns:w15="http://schemas.microsoft.com/office/word/2012/wordml" mc:Ignorable="w14 wp14 w15">
+<w:hdr xmlns:wpc="http://schemas.microsoft.com/office/word/2010/wordprocessingCanvas" xmlns:cx="http://schemas.microsoft.com/office/drawing/2014/chartex" xmlns:cx1="http://schemas.microsoft.com/office/drawing/2015/9/8/chartex" xmlns:cx2="http://schemas.microsoft.com/office/drawing/2015/10/21/chartex" xmlns:cx3="http://schemas.microsoft.com/office/drawing/2016/5/9/chartex" xmlns:cx4="http://schemas.microsoft.com/office/drawing/2016/5/10/chartex" xmlns:cx5="http://schemas.microsoft.com/office/drawing/2016/5/11/chartex" xmlns:cx6="http://schemas.microsoft.com/office/drawing/2016/5/12/chartex" xmlns:cx7="http://schemas.microsoft.com/office/drawing/2016/5/13/chartex" xmlns:cx8="http://schemas.microsoft.com/office/drawing/2016/5/14/chartex" xmlns:mc="http://schemas.openxmlformats.org/markup-compatibility/2006" xmlns:aink="http://schemas.microsoft.com/office/drawing/2016/ink" xmlns:am3d="http://schemas.microsoft.com/office/drawing/2017/model3d" xmlns:o="urn:schemas-microsoft-com:office:office" xmlns:oel="http://schemas.microsoft.com/office/2019/extlst" xmlns:r="http://schemas.openxmlformats.org/officeDocument/2006/relationships" xmlns:m="http://schemas.openxmlformats.org/officeDocument/2006/math" xmlns:v="urn:schemas-microsoft-com:vml" xmlns:wp14="http://schemas.microsoft.com/office/word/2010/wordprocessingDrawing" xmlns:wp="http://schemas.openxmlformats.org/drawingml/2006/wordprocessingDrawing" xmlns:w10="urn:schemas-microsoft-com:office:word" xmlns:w="http://schemas.openxmlformats.org/wordprocessingml/2006/main" xmlns:w14="http://schemas.microsoft.com/office/word/2010/wordml" xmlns:w15="http://schemas.microsoft.com/office/word/2012/wordml" xmlns:w16cex="http://schemas.microsoft.com/office/word/2018/wordml/cex" xmlns:w16cid="http://schemas.microsoft.com/office/word/2016/wordml/cid" xmlns:w16="http://schemas.microsoft.com/office/word/2018/wordml" xmlns:w16du="http://schemas.microsoft.com/office/word/2023/wordml/word16du" xmlns:w16sdtdh="http://schemas.microsoft.com/office/word/2020/wordml/sdtdatahash" xmlns:w16sdtfl="http://schemas.microsoft.com/office/word/2024/wordml/sdtformatlock" xmlns:w16se="http://schemas.microsoft.com/office/word/2015/wordml/symex" xmlns:wpg="http://schemas.microsoft.com/office/word/2010/wordprocessingGroup" xmlns:wpi="http://schemas.microsoft.com/office/word/2010/wordprocessingInk" xmlns:wne="http://schemas.microsoft.com/office/word/2006/wordml" xmlns:wps="http://schemas.microsoft.com/office/word/2010/wordprocessingShape" mc:Ignorable="w14 w15 w16se w16cid w16 w16cex w16sdtdh w16sdtfl w16du wp14">
   <w:p>
     <w:pPr>
       <w:pStyle w:val="Header"/>
-      <w:rPr/>
     </w:pPr>
-    <w:r>
-      <w:rPr/>
-    </w:r>
   </w:p>
 </w:hdr>
 </file>
 
 <file path=word/header8.xml><?xml version="1.0" encoding="utf-8"?>
-<w:hdr xmlns:o="urn:schemas-microsoft-com:office:office" xmlns:r="http://schemas.openxmlformats.org/officeDocument/2006/relationships" xmlns:v="urn:schemas-microsoft-com:vml" xmlns:w="http://schemas.openxmlformats.org/wordprocessingml/2006/main" xmlns:w10="urn:schemas-microsoft-com:office:word" xmlns:wp="http://schemas.openxmlformats.org/drawingml/2006/wordprocessingDrawing" xmlns:pic="http://schemas.openxmlformats.org/drawingml/2006/picture" xmlns:wps="http://schemas.microsoft.com/office/word/2010/wordprocessingShape" xmlns:wpg="http://schemas.microsoft.com/office/word/2010/wordprocessingGroup" xmlns:mc="http://schemas.openxmlformats.org/markup-compatibility/2006" xmlns:wp14="http://schemas.microsoft.com/office/word/2010/wordprocessingDrawing" xmlns:w14="http://schemas.microsoft.com/office/word/2010/wordml" xmlns:w15="http://schemas.microsoft.com/office/word/2012/wordml" mc:Ignorable="w14 wp14 w15">
+<w:hdr xmlns:wpc="http://schemas.microsoft.com/office/word/2010/wordprocessingCanvas" xmlns:cx="http://schemas.microsoft.com/office/drawing/2014/chartex" xmlns:cx1="http://schemas.microsoft.com/office/drawing/2015/9/8/chartex" xmlns:cx2="http://schemas.microsoft.com/office/drawing/2015/10/21/chartex" xmlns:cx3="http://schemas.microsoft.com/office/drawing/2016/5/9/chartex" xmlns:cx4="http://schemas.microsoft.com/office/drawing/2016/5/10/chartex" xmlns:cx5="http://schemas.microsoft.com/office/drawing/2016/5/11/chartex" xmlns:cx6="http://schemas.microsoft.com/office/drawing/2016/5/12/chartex" xmlns:cx7="http://schemas.microsoft.com/office/drawing/2016/5/13/chartex" xmlns:cx8="http://schemas.microsoft.com/office/drawing/2016/5/14/chartex" xmlns:mc="http://schemas.openxmlformats.org/markup-compatibility/2006" xmlns:aink="http://schemas.microsoft.com/office/drawing/2016/ink" xmlns:am3d="http://schemas.microsoft.com/office/drawing/2017/model3d" xmlns:o="urn:schemas-microsoft-com:office:office" xmlns:oel="http://schemas.microsoft.com/office/2019/extlst" xmlns:r="http://schemas.openxmlformats.org/officeDocument/2006/relationships" xmlns:m="http://schemas.openxmlformats.org/officeDocument/2006/math" xmlns:v="urn:schemas-microsoft-com:vml" xmlns:wp14="http://schemas.microsoft.com/office/word/2010/wordprocessingDrawing" xmlns:wp="http://schemas.openxmlformats.org/drawingml/2006/wordprocessingDrawing" xmlns:w10="urn:schemas-microsoft-com:office:word" xmlns:w="http://schemas.openxmlformats.org/wordprocessingml/2006/main" xmlns:w14="http://schemas.microsoft.com/office/word/2010/wordml" xmlns:w15="http://schemas.microsoft.com/office/word/2012/wordml" xmlns:w16cex="http://schemas.microsoft.com/office/word/2018/wordml/cex" xmlns:w16cid="http://schemas.microsoft.com/office/word/2016/wordml/cid" xmlns:w16="http://schemas.microsoft.com/office/word/2018/wordml" xmlns:w16du="http://schemas.microsoft.com/office/word/2023/wordml/word16du" xmlns:w16sdtdh="http://schemas.microsoft.com/office/word/2020/wordml/sdtdatahash" xmlns:w16sdtfl="http://schemas.microsoft.com/office/word/2024/wordml/sdtformatlock" xmlns:w16se="http://schemas.microsoft.com/office/word/2015/wordml/symex" xmlns:wpg="http://schemas.microsoft.com/office/word/2010/wordprocessingGroup" xmlns:wpi="http://schemas.microsoft.com/office/word/2010/wordprocessingInk" xmlns:wne="http://schemas.microsoft.com/office/word/2006/wordml" xmlns:wps="http://schemas.microsoft.com/office/word/2010/wordprocessingShape" mc:Ignorable="w14 w15 w16se w16cid w16 w16cex w16sdtdh w16sdtfl w16du wp14">
   <w:p>
     <w:pPr>
       <w:pStyle w:val="Header"/>
-      <w:rPr/>
     </w:pPr>
-    <w:r>
-      <w:rPr/>
-    </w:r>
   </w:p>
 </w:hdr>
 </file>
 
 <file path=word/header9.xml><?xml version="1.0" encoding="utf-8"?>
-<w:hdr xmlns:o="urn:schemas-microsoft-com:office:office" xmlns:r="http://schemas.openxmlformats.org/officeDocument/2006/relationships" xmlns:v="urn:schemas-microsoft-com:vml" xmlns:w="http://schemas.openxmlformats.org/wordprocessingml/2006/main" xmlns:w10="urn:schemas-microsoft-com:office:word" xmlns:wp="http://schemas.openxmlformats.org/drawingml/2006/wordprocessingDrawing" xmlns:pic="http://schemas.openxmlformats.org/drawingml/2006/picture" xmlns:wps="http://schemas.microsoft.com/office/word/2010/wordprocessingShape" xmlns:wpg="http://schemas.microsoft.com/office/word/2010/wordprocessingGroup" xmlns:mc="http://schemas.openxmlformats.org/markup-compatibility/2006" xmlns:wp14="http://schemas.microsoft.com/office/word/2010/wordprocessingDrawing" xmlns:w14="http://schemas.microsoft.com/office/word/2010/wordml" xmlns:w15="http://schemas.microsoft.com/office/word/2012/wordml" mc:Ignorable="w14 wp14 w15">
+<w:hdr xmlns:wpc="http://schemas.microsoft.com/office/word/2010/wordprocessingCanvas" xmlns:cx="http://schemas.microsoft.com/office/drawing/2014/chartex" xmlns:cx1="http://schemas.microsoft.com/office/drawing/2015/9/8/chartex" xmlns:cx2="http://schemas.microsoft.com/office/drawing/2015/10/21/chartex" xmlns:cx3="http://schemas.microsoft.com/office/drawing/2016/5/9/chartex" xmlns:cx4="http://schemas.microsoft.com/office/drawing/2016/5/10/chartex" xmlns:cx5="http://schemas.microsoft.com/office/drawing/2016/5/11/chartex" xmlns:cx6="http://schemas.microsoft.com/office/drawing/2016/5/12/chartex" xmlns:cx7="http://schemas.microsoft.com/office/drawing/2016/5/13/chartex" xmlns:cx8="http://schemas.microsoft.com/office/drawing/2016/5/14/chartex" xmlns:mc="http://schemas.openxmlformats.org/markup-compatibility/2006" xmlns:aink="http://schemas.microsoft.com/office/drawing/2016/ink" xmlns:am3d="http://schemas.microsoft.com/office/drawing/2017/model3d" xmlns:o="urn:schemas-microsoft-com:office:office" xmlns:oel="http://schemas.microsoft.com/office/2019/extlst" xmlns:r="http://schemas.openxmlformats.org/officeDocument/2006/relationships" xmlns:m="http://schemas.openxmlformats.org/officeDocument/2006/math" xmlns:v="urn:schemas-microsoft-com:vml" xmlns:wp14="http://schemas.microsoft.com/office/word/2010/wordprocessingDrawing" xmlns:wp="http://schemas.openxmlformats.org/drawingml/2006/wordprocessingDrawing" xmlns:w10="urn:schemas-microsoft-com:office:word" xmlns:w="http://schemas.openxmlformats.org/wordprocessingml/2006/main" xmlns:w14="http://schemas.microsoft.com/office/word/2010/wordml" xmlns:w15="http://schemas.microsoft.com/office/word/2012/wordml" xmlns:w16cex="http://schemas.microsoft.com/office/word/2018/wordml/cex" xmlns:w16cid="http://schemas.microsoft.com/office/word/2016/wordml/cid" xmlns:w16="http://schemas.microsoft.com/office/word/2018/wordml" xmlns:w16du="http://schemas.microsoft.com/office/word/2023/wordml/word16du" xmlns:w16sdtdh="http://schemas.microsoft.com/office/word/2020/wordml/sdtdatahash" xmlns:w16sdtfl="http://schemas.microsoft.com/office/word/2024/wordml/sdtformatlock" xmlns:w16se="http://schemas.microsoft.com/office/word/2015/wordml/symex" xmlns:wpg="http://schemas.microsoft.com/office/word/2010/wordprocessingGroup" xmlns:wpi="http://schemas.microsoft.com/office/word/2010/wordprocessingInk" xmlns:wne="http://schemas.microsoft.com/office/word/2006/wordml" xmlns:wps="http://schemas.microsoft.com/office/word/2010/wordprocessingShape" mc:Ignorable="w14 w15 w16se w16cid w16 w16cex w16sdtdh w16sdtfl w16du wp14">
   <w:p>
     <w:pPr>
       <w:pStyle w:val="HeaderLeftuser"/>
-      <w:rPr/>
     </w:pPr>
-    <w:r>
-      <w:rPr/>
-    </w:r>
   </w:p>
 </w:hdr>
 </file>
 
 <file path=word/numbering.xml><?xml version="1.0" encoding="utf-8"?>
-<w:numbering xmlns:w="http://schemas.openxmlformats.org/wordprocessingml/2006/main" xmlns:o="urn:schemas-microsoft-com:office:office" xmlns:r="http://schemas.openxmlformats.org/officeDocument/2006/relationships" xmlns:v="urn:schemas-microsoft-com:vml" xmlns:mc="http://schemas.openxmlformats.org/markup-compatibility/2006" xmlns:w14="http://schemas.microsoft.com/office/word/2010/wordml" mc:Ignorable="w14">
-  <w:abstractNum w:abstractNumId="1">
+<w:numbering xmlns:wpc="http://schemas.microsoft.com/office/word/2010/wordprocessingCanvas" xmlns:cx="http://schemas.microsoft.com/office/drawing/2014/chartex" xmlns:cx1="http://schemas.microsoft.com/office/drawing/2015/9/8/chartex" xmlns:cx2="http://schemas.microsoft.com/office/drawing/2015/10/21/chartex" xmlns:cx3="http://schemas.microsoft.com/office/drawing/2016/5/9/chartex" xmlns:cx4="http://schemas.microsoft.com/office/drawing/2016/5/10/chartex" xmlns:cx5="http://schemas.microsoft.com/office/drawing/2016/5/11/chartex" xmlns:cx6="http://schemas.microsoft.com/office/drawing/2016/5/12/chartex" xmlns:cx7="http://schemas.microsoft.com/office/drawing/2016/5/13/chartex" xmlns:cx8="http://schemas.microsoft.com/office/drawing/2016/5/14/chartex" xmlns:mc="http://schemas.openxmlformats.org/markup-compatibility/2006" xmlns:aink="http://schemas.microsoft.com/office/drawing/2016/ink" xmlns:am3d="http://schemas.microsoft.com/office/drawing/2017/model3d" xmlns:o="urn:schemas-microsoft-com:office:office" xmlns:oel="http://schemas.microsoft.com/office/2019/extlst" xmlns:r="http://schemas.openxmlformats.org/officeDocument/2006/relationships" xmlns:m="http://schemas.openxmlformats.org/officeDocument/2006/math" xmlns:v="urn:schemas-microsoft-com:vml" xmlns:wp14="http://schemas.microsoft.com/office/word/2010/wordprocessingDrawing" xmlns:wp="http://schemas.openxmlformats.org/drawingml/2006/wordprocessingDrawing" xmlns:w10="urn:schemas-microsoft-com:office:word" xmlns:w="http://schemas.openxmlformats.org/wordprocessingml/2006/main" xmlns:w14="http://schemas.microsoft.com/office/word/2010/wordml" xmlns:w15="http://schemas.microsoft.com/office/word/2012/wordml" xmlns:w16cex="http://schemas.microsoft.com/office/word/2018/wordml/cex" xmlns:w16cid="http://schemas.microsoft.com/office/word/2016/wordml/cid" xmlns:w16="http://schemas.microsoft.com/office/word/2018/wordml" xmlns:w16du="http://schemas.microsoft.com/office/word/2023/wordml/word16du" xmlns:w16sdtdh="http://schemas.microsoft.com/office/word/2020/wordml/sdtdatahash" xmlns:w16sdtfl="http://schemas.microsoft.com/office/word/2024/wordml/sdtformatlock" xmlns:w16se="http://schemas.microsoft.com/office/word/2015/wordml/symex" xmlns:wpg="http://schemas.microsoft.com/office/word/2010/wordprocessingGroup" xmlns:wpi="http://schemas.microsoft.com/office/word/2010/wordprocessingInk" xmlns:wne="http://schemas.microsoft.com/office/word/2006/wordml" xmlns:wps="http://schemas.microsoft.com/office/word/2010/wordprocessingShape" mc:Ignorable="w14 w15 w16se w16cid w16 w16cex w16sdtdh w16sdtfl w16du wp14">
+  <w:abstractNum w:abstractNumId="0" w15:restartNumberingAfterBreak="0">
+    <w:nsid w:val="33D66179"/>
+    <w:multiLevelType w:val="multilevel"/>
+    <w:tmpl w:val="31C6D058"/>
+    <w:lvl w:ilvl="0">
+      <w:start w:val="1"/>
+      <w:numFmt w:val="decimal"/>
+      <w:lvlText w:val="%1."/>
+      <w:lvlJc w:val="left"/>
+      <w:pPr>
+        <w:tabs>
+          <w:tab w:val="num" w:pos="720"/>
+        </w:tabs>
+        <w:ind w:left="720" w:hanging="720"/>
+      </w:pPr>
+      <w:rPr>
+        <w:b/>
+        <w:kern w:val="2"/>
+        <w:sz w:val="36"/>
+        <w:lang w:val="en-US" w:bidi="en-US"/>
+      </w:rPr>
+    </w:lvl>
+    <w:lvl w:ilvl="1">
+      <w:start w:val="1"/>
+      <w:numFmt w:val="decimal"/>
+      <w:lvlText w:val="%1.%2."/>
+      <w:lvlJc w:val="left"/>
+      <w:pPr>
+        <w:tabs>
+          <w:tab w:val="num" w:pos="720"/>
+        </w:tabs>
+        <w:ind w:left="1440" w:hanging="720"/>
+      </w:pPr>
+    </w:lvl>
+    <w:lvl w:ilvl="2">
+      <w:start w:val="1"/>
+      <w:numFmt w:val="decimal"/>
+      <w:lvlText w:val="%1.%2.%3."/>
+      <w:lvlJc w:val="left"/>
+      <w:pPr>
+        <w:tabs>
+          <w:tab w:val="num" w:pos="720"/>
+        </w:tabs>
+        <w:ind w:left="2160" w:hanging="720"/>
+      </w:pPr>
+    </w:lvl>
+    <w:lvl w:ilvl="3">
+      <w:start w:val="1"/>
+      <w:numFmt w:val="decimal"/>
+      <w:lvlText w:val="%1.%2.%3.%4."/>
+      <w:lvlJc w:val="left"/>
+      <w:pPr>
+        <w:tabs>
+          <w:tab w:val="num" w:pos="720"/>
+        </w:tabs>
+        <w:ind w:left="2880" w:hanging="720"/>
+      </w:pPr>
+    </w:lvl>
+    <w:lvl w:ilvl="4">
+      <w:start w:val="1"/>
+      <w:numFmt w:val="decimal"/>
+      <w:lvlText w:val="%1.%2.%3.%4.%5."/>
+      <w:lvlJc w:val="left"/>
+      <w:pPr>
+        <w:tabs>
+          <w:tab w:val="num" w:pos="720"/>
+        </w:tabs>
+        <w:ind w:left="3600" w:hanging="720"/>
+      </w:pPr>
+    </w:lvl>
+    <w:lvl w:ilvl="5">
+      <w:start w:val="1"/>
+      <w:numFmt w:val="decimal"/>
+      <w:lvlText w:val="%1.%2.%3.%4.%5.%6."/>
+      <w:lvlJc w:val="left"/>
+      <w:pPr>
+        <w:tabs>
+          <w:tab w:val="num" w:pos="720"/>
+        </w:tabs>
+        <w:ind w:left="4320" w:hanging="720"/>
+      </w:pPr>
+    </w:lvl>
+    <w:lvl w:ilvl="6">
+      <w:start w:val="1"/>
+      <w:numFmt w:val="decimal"/>
+      <w:lvlText w:val="%1.%2.%3.%4.%5.%6.%7."/>
+      <w:lvlJc w:val="left"/>
+      <w:pPr>
+        <w:tabs>
+          <w:tab w:val="num" w:pos="720"/>
+        </w:tabs>
+        <w:ind w:left="5040" w:hanging="720"/>
+      </w:pPr>
+    </w:lvl>
+    <w:lvl w:ilvl="7">
+      <w:start w:val="1"/>
+      <w:numFmt w:val="decimal"/>
+      <w:lvlText w:val="%1.%2.%3.%4.%5.%6.%7.%8."/>
+      <w:lvlJc w:val="left"/>
+      <w:pPr>
+        <w:tabs>
+          <w:tab w:val="num" w:pos="720"/>
+        </w:tabs>
+        <w:ind w:left="5760" w:hanging="720"/>
+      </w:pPr>
+    </w:lvl>
+    <w:lvl w:ilvl="8">
+      <w:start w:val="1"/>
+      <w:numFmt w:val="decimal"/>
+      <w:lvlText w:val="%1.%2.%3.%4.%5.%6.%7.%8.%9."/>
+      <w:lvlJc w:val="left"/>
+      <w:pPr>
+        <w:tabs>
+          <w:tab w:val="num" w:pos="720"/>
+        </w:tabs>
+        <w:ind w:left="6480" w:hanging="720"/>
+      </w:pPr>
+    </w:lvl>
+  </w:abstractNum>
+  <w:abstractNum w:abstractNumId="1" w15:restartNumberingAfterBreak="0">
+    <w:nsid w:val="6B5855F8"/>
+    <w:multiLevelType w:val="multilevel"/>
+    <w:tmpl w:val="BD04E440"/>
     <w:lvl w:ilvl="0">
       <w:start w:val="1"/>
       <w:numFmt w:val="decimal"/>
       <w:pStyle w:val="Heading1"/>
       <w:lvlText w:val="%1."/>
-      <w:lvlJc w:val="start"/>
+      <w:lvlJc w:val="left"/>
       <w:pPr>
         <w:tabs>
           <w:tab w:val="num" w:pos="720"/>
         </w:tabs>
-        <w:ind w:start="720" w:hanging="720"/>
+        <w:ind w:left="720" w:hanging="720"/>
       </w:pPr>
       <w:rPr>
         <w:b/>
@@ -6319,253 +7644,121 @@
       <w:numFmt w:val="decimal"/>
       <w:pStyle w:val="Heading2"/>
       <w:lvlText w:val="%1.%2."/>
-      <w:lvlJc w:val="start"/>
+      <w:lvlJc w:val="left"/>
       <w:pPr>
         <w:tabs>
           <w:tab w:val="num" w:pos="720"/>
         </w:tabs>
-        <w:ind w:start="1440" w:hanging="720"/>
-      </w:pPr>
-      <w:rPr/>
+        <w:ind w:left="1440" w:hanging="720"/>
+      </w:pPr>
     </w:lvl>
     <w:lvl w:ilvl="2">
       <w:start w:val="1"/>
       <w:numFmt w:val="decimal"/>
       <w:pStyle w:val="Heading3"/>
       <w:lvlText w:val="%1.%2.%3."/>
-      <w:lvlJc w:val="start"/>
+      <w:lvlJc w:val="left"/>
       <w:pPr>
         <w:tabs>
           <w:tab w:val="num" w:pos="720"/>
         </w:tabs>
-        <w:ind w:start="2160" w:hanging="720"/>
-      </w:pPr>
-      <w:rPr/>
+        <w:ind w:left="2160" w:hanging="720"/>
+      </w:pPr>
     </w:lvl>
     <w:lvl w:ilvl="3">
       <w:start w:val="1"/>
       <w:numFmt w:val="decimal"/>
       <w:pStyle w:val="Heading4"/>
       <w:lvlText w:val="%1.%2.%3.%4."/>
-      <w:lvlJc w:val="start"/>
+      <w:lvlJc w:val="left"/>
       <w:pPr>
         <w:tabs>
           <w:tab w:val="num" w:pos="720"/>
         </w:tabs>
-        <w:ind w:start="2880" w:hanging="720"/>
-      </w:pPr>
-      <w:rPr/>
+        <w:ind w:left="2880" w:hanging="720"/>
+      </w:pPr>
     </w:lvl>
     <w:lvl w:ilvl="4">
       <w:start w:val="1"/>
       <w:numFmt w:val="decimal"/>
       <w:pStyle w:val="Heading5"/>
       <w:lvlText w:val="%1.%2.%3.%4.%5."/>
-      <w:lvlJc w:val="start"/>
+      <w:lvlJc w:val="left"/>
       <w:pPr>
         <w:tabs>
           <w:tab w:val="num" w:pos="720"/>
         </w:tabs>
-        <w:ind w:start="3600" w:hanging="720"/>
-      </w:pPr>
-      <w:rPr/>
+        <w:ind w:left="3600" w:hanging="720"/>
+      </w:pPr>
     </w:lvl>
     <w:lvl w:ilvl="5">
       <w:start w:val="1"/>
       <w:numFmt w:val="decimal"/>
       <w:pStyle w:val="Heading6"/>
       <w:lvlText w:val="%1.%2.%3.%4.%5.%6."/>
-      <w:lvlJc w:val="start"/>
+      <w:lvlJc w:val="left"/>
       <w:pPr>
         <w:tabs>
           <w:tab w:val="num" w:pos="720"/>
         </w:tabs>
-        <w:ind w:start="4320" w:hanging="720"/>
-      </w:pPr>
-      <w:rPr/>
+        <w:ind w:left="4320" w:hanging="720"/>
+      </w:pPr>
     </w:lvl>
     <w:lvl w:ilvl="6">
       <w:start w:val="1"/>
       <w:numFmt w:val="decimal"/>
       <w:pStyle w:val="Heading7"/>
       <w:lvlText w:val="%1.%2.%3.%4.%5.%6.%7."/>
-      <w:lvlJc w:val="start"/>
+      <w:lvlJc w:val="left"/>
       <w:pPr>
         <w:tabs>
           <w:tab w:val="num" w:pos="720"/>
         </w:tabs>
-        <w:ind w:start="5040" w:hanging="720"/>
-      </w:pPr>
-      <w:rPr/>
+        <w:ind w:left="5040" w:hanging="720"/>
+      </w:pPr>
     </w:lvl>
     <w:lvl w:ilvl="7">
       <w:start w:val="1"/>
       <w:numFmt w:val="decimal"/>
       <w:pStyle w:val="Heading8"/>
       <w:lvlText w:val="%1.%2.%3.%4.%5.%6.%7.%8."/>
-      <w:lvlJc w:val="start"/>
+      <w:lvlJc w:val="left"/>
       <w:pPr>
         <w:tabs>
           <w:tab w:val="num" w:pos="720"/>
         </w:tabs>
-        <w:ind w:start="5760" w:hanging="720"/>
-      </w:pPr>
-      <w:rPr/>
+        <w:ind w:left="5760" w:hanging="720"/>
+      </w:pPr>
     </w:lvl>
     <w:lvl w:ilvl="8">
       <w:start w:val="1"/>
       <w:numFmt w:val="decimal"/>
       <w:pStyle w:val="Heading9"/>
       <w:lvlText w:val="%1.%2.%3.%4.%5.%6.%7.%8.%9."/>
-      <w:lvlJc w:val="start"/>
+      <w:lvlJc w:val="left"/>
       <w:pPr>
         <w:tabs>
           <w:tab w:val="num" w:pos="720"/>
         </w:tabs>
-        <w:ind w:start="6480" w:hanging="720"/>
-      </w:pPr>
-      <w:rPr/>
+        <w:ind w:left="6480" w:hanging="720"/>
+      </w:pPr>
     </w:lvl>
   </w:abstractNum>
-  <w:abstractNum w:abstractNumId="2">
-    <w:lvl w:ilvl="0">
-      <w:start w:val="1"/>
-      <w:numFmt w:val="decimal"/>
-      <w:lvlText w:val="%1."/>
-      <w:lvlJc w:val="start"/>
-      <w:pPr>
-        <w:tabs>
-          <w:tab w:val="num" w:pos="720"/>
-        </w:tabs>
-        <w:ind w:start="720" w:hanging="720"/>
-      </w:pPr>
-      <w:rPr>
-        <w:b/>
-        <w:kern w:val="2"/>
-        <w:sz w:val="36"/>
-        <w:lang w:val="en-US" w:bidi="en-US"/>
-      </w:rPr>
-    </w:lvl>
-    <w:lvl w:ilvl="1">
-      <w:start w:val="1"/>
-      <w:numFmt w:val="decimal"/>
-      <w:lvlText w:val="%1.%2."/>
-      <w:lvlJc w:val="start"/>
-      <w:pPr>
-        <w:tabs>
-          <w:tab w:val="num" w:pos="720"/>
-        </w:tabs>
-        <w:ind w:start="1440" w:hanging="720"/>
-      </w:pPr>
-      <w:rPr/>
-    </w:lvl>
-    <w:lvl w:ilvl="2">
-      <w:start w:val="1"/>
-      <w:numFmt w:val="decimal"/>
-      <w:lvlText w:val="%1.%2.%3."/>
-      <w:lvlJc w:val="start"/>
-      <w:pPr>
-        <w:tabs>
-          <w:tab w:val="num" w:pos="720"/>
-        </w:tabs>
-        <w:ind w:start="2160" w:hanging="720"/>
-      </w:pPr>
-      <w:rPr/>
-    </w:lvl>
-    <w:lvl w:ilvl="3">
-      <w:start w:val="1"/>
-      <w:numFmt w:val="decimal"/>
-      <w:lvlText w:val="%1.%2.%3.%4."/>
-      <w:lvlJc w:val="start"/>
-      <w:pPr>
-        <w:tabs>
-          <w:tab w:val="num" w:pos="720"/>
-        </w:tabs>
-        <w:ind w:start="2880" w:hanging="720"/>
-      </w:pPr>
-      <w:rPr/>
-    </w:lvl>
-    <w:lvl w:ilvl="4">
-      <w:start w:val="1"/>
-      <w:numFmt w:val="decimal"/>
-      <w:lvlText w:val="%1.%2.%3.%4.%5."/>
-      <w:lvlJc w:val="start"/>
-      <w:pPr>
-        <w:tabs>
-          <w:tab w:val="num" w:pos="720"/>
-        </w:tabs>
-        <w:ind w:start="3600" w:hanging="720"/>
-      </w:pPr>
-      <w:rPr/>
-    </w:lvl>
-    <w:lvl w:ilvl="5">
-      <w:start w:val="1"/>
-      <w:numFmt w:val="decimal"/>
-      <w:lvlText w:val="%1.%2.%3.%4.%5.%6."/>
-      <w:lvlJc w:val="start"/>
-      <w:pPr>
-        <w:tabs>
-          <w:tab w:val="num" w:pos="720"/>
-        </w:tabs>
-        <w:ind w:start="4320" w:hanging="720"/>
-      </w:pPr>
-      <w:rPr/>
-    </w:lvl>
-    <w:lvl w:ilvl="6">
-      <w:start w:val="1"/>
-      <w:numFmt w:val="decimal"/>
-      <w:lvlText w:val="%1.%2.%3.%4.%5.%6.%7."/>
-      <w:lvlJc w:val="start"/>
-      <w:pPr>
-        <w:tabs>
-          <w:tab w:val="num" w:pos="720"/>
-        </w:tabs>
-        <w:ind w:start="5040" w:hanging="720"/>
-      </w:pPr>
-      <w:rPr/>
-    </w:lvl>
-    <w:lvl w:ilvl="7">
-      <w:start w:val="1"/>
-      <w:numFmt w:val="decimal"/>
-      <w:lvlText w:val="%1.%2.%3.%4.%5.%6.%7.%8."/>
-      <w:lvlJc w:val="start"/>
-      <w:pPr>
-        <w:tabs>
-          <w:tab w:val="num" w:pos="720"/>
-        </w:tabs>
-        <w:ind w:start="5760" w:hanging="720"/>
-      </w:pPr>
-      <w:rPr/>
-    </w:lvl>
-    <w:lvl w:ilvl="8">
-      <w:start w:val="1"/>
-      <w:numFmt w:val="decimal"/>
-      <w:lvlText w:val="%1.%2.%3.%4.%5.%6.%7.%8.%9."/>
-      <w:lvlJc w:val="start"/>
-      <w:pPr>
-        <w:tabs>
-          <w:tab w:val="num" w:pos="720"/>
-        </w:tabs>
-        <w:ind w:start="6480" w:hanging="720"/>
-      </w:pPr>
-      <w:rPr/>
-    </w:lvl>
-  </w:abstractNum>
-  <w:num w:numId="1">
+  <w:num w:numId="1" w16cid:durableId="1889222489">
     <w:abstractNumId w:val="1"/>
   </w:num>
-  <w:num w:numId="2">
-    <w:abstractNumId w:val="2"/>
+  <w:num w:numId="2" w16cid:durableId="387607191">
+    <w:abstractNumId w:val="0"/>
   </w:num>
 </w:numbering>
 </file>
 
 <file path=word/styles.xml><?xml version="1.0" encoding="utf-8"?>
-<w:styles xmlns:w="http://schemas.openxmlformats.org/wordprocessingml/2006/main" xmlns:w14="http://schemas.microsoft.com/office/word/2010/wordml" xmlns:mc="http://schemas.openxmlformats.org/markup-compatibility/2006" mc:Ignorable="w14">
+<w:styles xmlns:mc="http://schemas.openxmlformats.org/markup-compatibility/2006" xmlns:r="http://schemas.openxmlformats.org/officeDocument/2006/relationships" xmlns:w="http://schemas.openxmlformats.org/wordprocessingml/2006/main" xmlns:w14="http://schemas.microsoft.com/office/word/2010/wordml" xmlns:w15="http://schemas.microsoft.com/office/word/2012/wordml" xmlns:w16cex="http://schemas.microsoft.com/office/word/2018/wordml/cex" xmlns:w16cid="http://schemas.microsoft.com/office/word/2016/wordml/cid" xmlns:w16="http://schemas.microsoft.com/office/word/2018/wordml" xmlns:w16du="http://schemas.microsoft.com/office/word/2023/wordml/word16du" xmlns:w16sdtdh="http://schemas.microsoft.com/office/word/2020/wordml/sdtdatahash" xmlns:w16sdtfl="http://schemas.microsoft.com/office/word/2024/wordml/sdtformatlock" xmlns:w16se="http://schemas.microsoft.com/office/word/2015/wordml/symex" mc:Ignorable="w14 w15 w16se w16cid w16 w16cex w16sdtdh w16sdtfl w16du">
   <w:docDefaults>
     <w:rPrDefault>
       <w:rPr>
-        <w:rFonts w:ascii="Liberation Serif" w:hAnsi="Liberation Serif" w:eastAsia="Noto Sans CJK SC" w:cs="Lohit Devanagari"/>
+        <w:rFonts w:ascii="Liberation Serif" w:eastAsia="Noto Sans CJK SC" w:hAnsi="Liberation Serif" w:cs="Lohit Devanagari"/>
         <w:sz w:val="24"/>
         <w:szCs w:val="24"/>
         <w:lang w:val="en-US" w:eastAsia="zh-CN" w:bidi="hi-IN"/>
@@ -6573,21 +7766,21 @@
     </w:rPrDefault>
     <w:pPrDefault>
       <w:pPr>
-        <w:suppressAutoHyphens w:val="true"/>
+        <w:suppressAutoHyphens/>
       </w:pPr>
     </w:pPrDefault>
   </w:docDefaults>
   <w:latentStyles w:defLockedState="0" w:defUIPriority="99" w:defSemiHidden="0" w:defUnhideWhenUsed="0" w:defQFormat="0" w:count="376">
     <w:lsdException w:name="Normal" w:uiPriority="0" w:qFormat="1"/>
     <w:lsdException w:name="heading 1" w:uiPriority="9" w:qFormat="1"/>
-    <w:lsdException w:name="heading 2" w:uiPriority="9" w:semiHidden="1" w:unhideWhenUsed="1" w:qFormat="1"/>
-    <w:lsdException w:name="heading 3" w:uiPriority="9" w:semiHidden="1" w:unhideWhenUsed="1" w:qFormat="1"/>
-    <w:lsdException w:name="heading 4" w:uiPriority="9" w:semiHidden="1" w:unhideWhenUsed="1" w:qFormat="1"/>
-    <w:lsdException w:name="heading 5" w:uiPriority="9" w:semiHidden="1" w:unhideWhenUsed="1" w:qFormat="1"/>
-    <w:lsdException w:name="heading 6" w:uiPriority="9" w:semiHidden="1" w:unhideWhenUsed="1" w:qFormat="1"/>
-    <w:lsdException w:name="heading 7" w:uiPriority="9" w:semiHidden="1" w:unhideWhenUsed="1" w:qFormat="1"/>
-    <w:lsdException w:name="heading 8" w:uiPriority="9" w:semiHidden="1" w:unhideWhenUsed="1" w:qFormat="1"/>
-    <w:lsdException w:name="heading 9" w:uiPriority="9" w:semiHidden="1" w:unhideWhenUsed="1" w:qFormat="1"/>
+    <w:lsdException w:name="heading 2" w:semiHidden="1" w:uiPriority="9" w:unhideWhenUsed="1" w:qFormat="1"/>
+    <w:lsdException w:name="heading 3" w:semiHidden="1" w:uiPriority="9" w:unhideWhenUsed="1" w:qFormat="1"/>
+    <w:lsdException w:name="heading 4" w:semiHidden="1" w:uiPriority="9" w:unhideWhenUsed="1" w:qFormat="1"/>
+    <w:lsdException w:name="heading 5" w:semiHidden="1" w:uiPriority="9" w:unhideWhenUsed="1" w:qFormat="1"/>
+    <w:lsdException w:name="heading 6" w:semiHidden="1" w:uiPriority="9" w:unhideWhenUsed="1" w:qFormat="1"/>
+    <w:lsdException w:name="heading 7" w:semiHidden="1" w:uiPriority="9" w:unhideWhenUsed="1" w:qFormat="1"/>
+    <w:lsdException w:name="heading 8" w:semiHidden="1" w:uiPriority="9" w:unhideWhenUsed="1" w:qFormat="1"/>
+    <w:lsdException w:name="heading 9" w:semiHidden="1" w:uiPriority="9" w:unhideWhenUsed="1" w:qFormat="1"/>
     <w:lsdException w:name="index 1" w:semiHidden="1" w:unhideWhenUsed="1"/>
     <w:lsdException w:name="index 2" w:semiHidden="1" w:unhideWhenUsed="1"/>
     <w:lsdException w:name="index 3" w:semiHidden="1" w:unhideWhenUsed="1"/>
@@ -6597,22 +7790,22 @@
     <w:lsdException w:name="index 7" w:semiHidden="1" w:unhideWhenUsed="1"/>
     <w:lsdException w:name="index 8" w:semiHidden="1" w:unhideWhenUsed="1"/>
     <w:lsdException w:name="index 9" w:semiHidden="1" w:unhideWhenUsed="1"/>
-    <w:lsdException w:name="toc 1" w:uiPriority="39" w:semiHidden="1" w:unhideWhenUsed="1"/>
-    <w:lsdException w:name="toc 2" w:uiPriority="39" w:semiHidden="1" w:unhideWhenUsed="1"/>
-    <w:lsdException w:name="toc 3" w:uiPriority="39" w:semiHidden="1" w:unhideWhenUsed="1"/>
-    <w:lsdException w:name="toc 4" w:uiPriority="39" w:semiHidden="1" w:unhideWhenUsed="1"/>
-    <w:lsdException w:name="toc 5" w:uiPriority="39" w:semiHidden="1" w:unhideWhenUsed="1"/>
-    <w:lsdException w:name="toc 6" w:uiPriority="39" w:semiHidden="1" w:unhideWhenUsed="1"/>
-    <w:lsdException w:name="toc 7" w:uiPriority="39" w:semiHidden="1" w:unhideWhenUsed="1"/>
-    <w:lsdException w:name="toc 8" w:uiPriority="39" w:semiHidden="1" w:unhideWhenUsed="1"/>
-    <w:lsdException w:name="toc 9" w:uiPriority="39" w:semiHidden="1" w:unhideWhenUsed="1"/>
+    <w:lsdException w:name="toc 1" w:semiHidden="1" w:uiPriority="39" w:unhideWhenUsed="1"/>
+    <w:lsdException w:name="toc 2" w:semiHidden="1" w:uiPriority="39" w:unhideWhenUsed="1"/>
+    <w:lsdException w:name="toc 3" w:semiHidden="1" w:uiPriority="39" w:unhideWhenUsed="1"/>
+    <w:lsdException w:name="toc 4" w:semiHidden="1" w:uiPriority="39" w:unhideWhenUsed="1"/>
+    <w:lsdException w:name="toc 5" w:semiHidden="1" w:uiPriority="39" w:unhideWhenUsed="1"/>
+    <w:lsdException w:name="toc 6" w:semiHidden="1" w:uiPriority="39" w:unhideWhenUsed="1"/>
+    <w:lsdException w:name="toc 7" w:semiHidden="1" w:uiPriority="39" w:unhideWhenUsed="1"/>
+    <w:lsdException w:name="toc 8" w:semiHidden="1" w:uiPriority="39" w:unhideWhenUsed="1"/>
+    <w:lsdException w:name="toc 9" w:semiHidden="1" w:uiPriority="39" w:unhideWhenUsed="1"/>
     <w:lsdException w:name="Normal Indent" w:semiHidden="1" w:unhideWhenUsed="1"/>
     <w:lsdException w:name="footnote text" w:semiHidden="1" w:unhideWhenUsed="1"/>
     <w:lsdException w:name="annotation text" w:semiHidden="1" w:unhideWhenUsed="1"/>
     <w:lsdException w:name="header" w:semiHidden="1" w:unhideWhenUsed="1"/>
     <w:lsdException w:name="footer" w:semiHidden="1" w:unhideWhenUsed="1"/>
     <w:lsdException w:name="index heading" w:semiHidden="1" w:unhideWhenUsed="1"/>
-    <w:lsdException w:name="caption" w:uiPriority="35" w:semiHidden="1" w:unhideWhenUsed="1" w:qFormat="1"/>
+    <w:lsdException w:name="caption" w:semiHidden="1" w:uiPriority="35" w:unhideWhenUsed="1" w:qFormat="1"/>
     <w:lsdException w:name="table of figures" w:semiHidden="1" w:unhideWhenUsed="1"/>
     <w:lsdException w:name="envelope address" w:semiHidden="1" w:unhideWhenUsed="1"/>
     <w:lsdException w:name="envelope return" w:semiHidden="1" w:unhideWhenUsed="1"/>
@@ -6643,7 +7836,7 @@
     <w:lsdException w:name="Title" w:uiPriority="10" w:qFormat="1"/>
     <w:lsdException w:name="Closing" w:semiHidden="1" w:unhideWhenUsed="1"/>
     <w:lsdException w:name="Signature" w:semiHidden="1" w:unhideWhenUsed="1"/>
-    <w:lsdException w:name="Default Paragraph Font" w:uiPriority="1" w:semiHidden="1" w:unhideWhenUsed="1"/>
+    <w:lsdException w:name="Default Paragraph Font" w:semiHidden="1" w:uiPriority="1" w:unhideWhenUsed="1"/>
     <w:lsdException w:name="Body Text" w:semiHidden="1" w:unhideWhenUsed="1"/>
     <w:lsdException w:name="Body Text Indent" w:semiHidden="1" w:unhideWhenUsed="1"/>
     <w:lsdException w:name="List Continue" w:semiHidden="1" w:unhideWhenUsed="1"/>
@@ -6843,8 +8036,8 @@
     <w:lsdException w:name="Subtle Reference" w:uiPriority="31" w:qFormat="1"/>
     <w:lsdException w:name="Intense Reference" w:uiPriority="32" w:qFormat="1"/>
     <w:lsdException w:name="Book Title" w:uiPriority="33" w:qFormat="1"/>
-    <w:lsdException w:name="Bibliography" w:uiPriority="37" w:semiHidden="1" w:unhideWhenUsed="1"/>
-    <w:lsdException w:name="TOC Heading" w:uiPriority="39" w:semiHidden="1" w:unhideWhenUsed="1" w:qFormat="1"/>
+    <w:lsdException w:name="Bibliography" w:semiHidden="1" w:uiPriority="37" w:unhideWhenUsed="1"/>
+    <w:lsdException w:name="TOC Heading" w:semiHidden="1" w:uiPriority="39" w:unhideWhenUsed="1" w:qFormat="1"/>
     <w:lsdException w:name="Plain Table 1" w:uiPriority="41"/>
     <w:lsdException w:name="Plain Table 2" w:uiPriority="42"/>
     <w:lsdException w:name="Plain Table 3" w:uiPriority="43"/>
@@ -6955,23 +8148,14 @@
     <w:lsdException w:name="Unresolved Mention" w:semiHidden="1" w:unhideWhenUsed="1"/>
     <w:lsdException w:name="Smart Link" w:semiHidden="1" w:unhideWhenUsed="1"/>
   </w:latentStyles>
-  <w:style w:type="paragraph" w:styleId="Normal" w:default="1">
+  <w:style w:type="paragraph" w:default="1" w:styleId="Normal">
     <w:name w:val="Normal"/>
     <w:qFormat/>
-    <w:pPr>
-      <w:widowControl/>
-      <w:suppressAutoHyphens w:val="true"/>
-      <w:bidi w:val="0"/>
-      <w:spacing w:before="0" w:after="0"/>
-      <w:jc w:val="start"/>
-    </w:pPr>
     <w:rPr>
-      <w:rFonts w:ascii="Times New Roman" w:hAnsi="Times New Roman" w:eastAsia="Times New Roman" w:cs="Times New Roman"/>
-      <w:color w:val="auto"/>
-      <w:kern w:val="0"/>
+      <w:rFonts w:ascii="Times New Roman" w:eastAsia="Times New Roman" w:hAnsi="Times New Roman" w:cs="Times New Roman"/>
       <w:sz w:val="20"/>
       <w:szCs w:val="20"/>
-      <w:lang w:val="en-US" w:eastAsia="zh-CN" w:bidi="ar-SA"/>
+      <w:lang w:bidi="ar-SA"/>
     </w:rPr>
   </w:style>
   <w:style w:type="paragraph" w:styleId="Heading1">
@@ -6981,10 +8165,9 @@
     <w:uiPriority w:val="9"/>
     <w:qFormat/>
     <w:pPr>
-      <w:keepNext w:val="true"/>
+      <w:keepNext/>
       <w:pageBreakBefore/>
       <w:numPr>
-        <w:ilvl w:val="0"/>
         <w:numId w:val="1"/>
       </w:numPr>
       <w:pBdr>
@@ -6993,7 +8176,7 @@
         <w:bottom w:val="single" w:sz="12" w:space="1" w:color="000000"/>
         <w:right w:val="single" w:sz="12" w:space="1" w:color="000000"/>
       </w:pBdr>
-      <w:spacing w:before="0" w:after="60"/>
+      <w:spacing w:after="60"/>
       <w:outlineLvl w:val="0"/>
     </w:pPr>
     <w:rPr>
@@ -7010,7 +8193,7 @@
     <w:unhideWhenUsed/>
     <w:qFormat/>
     <w:pPr>
-      <w:keepNext w:val="true"/>
+      <w:keepNext/>
       <w:numPr>
         <w:ilvl w:val="1"/>
         <w:numId w:val="1"/>
@@ -7031,7 +8214,7 @@
     <w:unhideWhenUsed/>
     <w:qFormat/>
     <w:pPr>
-      <w:keepNext w:val="true"/>
+      <w:keepNext/>
       <w:numPr>
         <w:ilvl w:val="2"/>
         <w:numId w:val="1"/>
@@ -7053,7 +8236,7 @@
     <w:unhideWhenUsed/>
     <w:qFormat/>
     <w:pPr>
-      <w:keepNext w:val="true"/>
+      <w:keepNext/>
       <w:numPr>
         <w:ilvl w:val="3"/>
         <w:numId w:val="1"/>
@@ -7161,15 +8344,34 @@
       <w:sz w:val="18"/>
     </w:rPr>
   </w:style>
-  <w:style w:type="character" w:styleId="DefaultParagraphFont" w:default="1">
+  <w:style w:type="character" w:default="1" w:styleId="DefaultParagraphFont">
     <w:name w:val="Default Paragraph Font"/>
     <w:uiPriority w:val="1"/>
     <w:semiHidden/>
     <w:unhideWhenUsed/>
-    <w:qFormat/>
-    <w:rPr/>
   </w:style>
-  <w:style w:type="character" w:styleId="WW8Num1z0" w:customStyle="1">
+  <w:style w:type="table" w:default="1" w:styleId="TableNormal">
+    <w:name w:val="Normal Table"/>
+    <w:uiPriority w:val="99"/>
+    <w:semiHidden/>
+    <w:unhideWhenUsed/>
+    <w:tblPr>
+      <w:tblInd w:w="0" w:type="dxa"/>
+      <w:tblCellMar>
+        <w:top w:w="0" w:type="dxa"/>
+        <w:left w:w="108" w:type="dxa"/>
+        <w:bottom w:w="0" w:type="dxa"/>
+        <w:right w:w="108" w:type="dxa"/>
+      </w:tblCellMar>
+    </w:tblPr>
+  </w:style>
+  <w:style w:type="numbering" w:default="1" w:styleId="NoList">
+    <w:name w:val="No List"/>
+    <w:uiPriority w:val="99"/>
+    <w:semiHidden/>
+    <w:unhideWhenUsed/>
+  </w:style>
+  <w:style w:type="character" w:customStyle="1" w:styleId="WW8Num1z0">
     <w:name w:val="WW8Num1z0"/>
     <w:qFormat/>
     <w:rPr>
@@ -7179,70 +8381,61 @@
       <w:lang w:val="en-US" w:bidi="en-US"/>
     </w:rPr>
   </w:style>
-  <w:style w:type="character" w:styleId="WW8Num1z1" w:customStyle="1">
+  <w:style w:type="character" w:customStyle="1" w:styleId="WW8Num1z1">
     <w:name w:val="WW8Num1z1"/>
     <w:qFormat/>
-    <w:rPr/>
   </w:style>
-  <w:style w:type="character" w:styleId="WW8Num1z2" w:customStyle="1">
+  <w:style w:type="character" w:customStyle="1" w:styleId="WW8Num1z2">
     <w:name w:val="WW8Num1z2"/>
     <w:qFormat/>
-    <w:rPr/>
   </w:style>
-  <w:style w:type="character" w:styleId="WW8Num1z3" w:customStyle="1">
+  <w:style w:type="character" w:customStyle="1" w:styleId="WW8Num1z3">
     <w:name w:val="WW8Num1z3"/>
     <w:qFormat/>
-    <w:rPr/>
   </w:style>
-  <w:style w:type="character" w:styleId="WW8Num1z4" w:customStyle="1">
+  <w:style w:type="character" w:customStyle="1" w:styleId="WW8Num1z4">
     <w:name w:val="WW8Num1z4"/>
     <w:qFormat/>
-    <w:rPr/>
   </w:style>
-  <w:style w:type="character" w:styleId="WW8Num1z5" w:customStyle="1">
+  <w:style w:type="character" w:customStyle="1" w:styleId="WW8Num1z5">
     <w:name w:val="WW8Num1z5"/>
     <w:qFormat/>
-    <w:rPr/>
   </w:style>
-  <w:style w:type="character" w:styleId="WW8Num1z6" w:customStyle="1">
+  <w:style w:type="character" w:customStyle="1" w:styleId="WW8Num1z6">
     <w:name w:val="WW8Num1z6"/>
     <w:qFormat/>
-    <w:rPr/>
   </w:style>
-  <w:style w:type="character" w:styleId="WW8Num1z7" w:customStyle="1">
+  <w:style w:type="character" w:customStyle="1" w:styleId="WW8Num1z7">
     <w:name w:val="WW8Num1z7"/>
     <w:qFormat/>
-    <w:rPr/>
   </w:style>
-  <w:style w:type="character" w:styleId="WW8Num1z8" w:customStyle="1">
+  <w:style w:type="character" w:customStyle="1" w:styleId="WW8Num1z8">
     <w:name w:val="WW8Num1z8"/>
     <w:qFormat/>
-    <w:rPr/>
   </w:style>
   <w:style w:type="character" w:styleId="PageNumber">
     <w:name w:val="page number"/>
     <w:basedOn w:val="DefaultParagraphFont"/>
-    <w:rPr/>
   </w:style>
   <w:style w:type="character" w:styleId="Hyperlink">
     <w:name w:val="Hyperlink"/>
+    <w:uiPriority w:val="99"/>
     <w:rPr>
       <w:color w:val="000080"/>
       <w:u w:val="single"/>
     </w:rPr>
   </w:style>
-  <w:style w:type="character" w:styleId="IndexLink" w:customStyle="1">
+  <w:style w:type="character" w:customStyle="1" w:styleId="IndexLink">
     <w:name w:val="Index Link"/>
     <w:qFormat/>
-    <w:rPr/>
   </w:style>
-  <w:style w:type="paragraph" w:styleId="Heading" w:customStyle="1">
+  <w:style w:type="paragraph" w:customStyle="1" w:styleId="Heading">
     <w:name w:val="Heading"/>
     <w:basedOn w:val="Normal"/>
     <w:next w:val="BodyText"/>
     <w:qFormat/>
     <w:pPr>
-      <w:keepNext w:val="true"/>
+      <w:keepNext/>
       <w:keepLines/>
       <w:spacing w:before="3240" w:after="720"/>
       <w:jc w:val="center"/>
@@ -7257,14 +8450,12 @@
     <w:name w:val="Body Text"/>
     <w:basedOn w:val="Normal"/>
     <w:pPr>
-      <w:spacing w:lineRule="auto" w:line="276" w:before="0" w:after="140"/>
+      <w:spacing w:after="140" w:line="276" w:lineRule="auto"/>
     </w:pPr>
-    <w:rPr/>
   </w:style>
   <w:style w:type="paragraph" w:styleId="List">
     <w:name w:val="List"/>
     <w:basedOn w:val="BodyText"/>
-    <w:pPr/>
     <w:rPr>
       <w:rFonts w:cs="Lohit Devanagari"/>
     </w:rPr>
@@ -7285,7 +8476,7 @@
       <w:szCs w:val="24"/>
     </w:rPr>
   </w:style>
-  <w:style w:type="paragraph" w:styleId="Index" w:customStyle="1">
+  <w:style w:type="paragraph" w:customStyle="1" w:styleId="Index">
     <w:name w:val="Index"/>
     <w:basedOn w:val="Normal"/>
     <w:qFormat/>
@@ -7296,54 +8487,49 @@
       <w:rFonts w:cs="Lohit Devanagari"/>
     </w:rPr>
   </w:style>
-  <w:style w:type="paragraph" w:styleId="Paragraph1" w:customStyle="1">
+  <w:style w:type="paragraph" w:customStyle="1" w:styleId="Paragraph1">
     <w:name w:val="Paragraph1"/>
     <w:basedOn w:val="Normal"/>
     <w:qFormat/>
     <w:pPr>
-      <w:spacing w:before="80" w:after="0"/>
+      <w:spacing w:before="80"/>
       <w:jc w:val="both"/>
     </w:pPr>
-    <w:rPr/>
   </w:style>
-  <w:style w:type="paragraph" w:styleId="Paragraph4" w:customStyle="1">
+  <w:style w:type="paragraph" w:customStyle="1" w:styleId="Paragraph4">
     <w:name w:val="Paragraph4"/>
     <w:basedOn w:val="Paragraph1"/>
     <w:qFormat/>
     <w:pPr>
-      <w:ind w:start="2880"/>
+      <w:ind w:left="2880"/>
     </w:pPr>
-    <w:rPr/>
   </w:style>
-  <w:style w:type="paragraph" w:styleId="Style21" w:customStyle="1">
+  <w:style w:type="paragraph" w:customStyle="1" w:styleId="Style2">
     <w:name w:val="Style2"/>
     <w:basedOn w:val="Paragraph1"/>
     <w:qFormat/>
     <w:pPr>
       <w:tabs>
-        <w:tab w:val="clear" w:pos="720"/>
-        <w:tab w:val="left" w:pos="2160" w:leader="none"/>
-        <w:tab w:val="left" w:pos="2880" w:leader="none"/>
+        <w:tab w:val="left" w:pos="2160"/>
+        <w:tab w:val="left" w:pos="2880"/>
       </w:tabs>
     </w:pPr>
-    <w:rPr/>
   </w:style>
-  <w:style w:type="paragraph" w:styleId="Paragraph5" w:customStyle="1">
+  <w:style w:type="paragraph" w:customStyle="1" w:styleId="Paragraph5">
     <w:name w:val="Paragraph5"/>
     <w:basedOn w:val="Normal"/>
     <w:qFormat/>
     <w:pPr>
-      <w:ind w:start="3600"/>
+      <w:ind w:left="3600"/>
     </w:pPr>
-    <w:rPr/>
   </w:style>
-  <w:style w:type="paragraph" w:styleId="TableofContents" w:customStyle="1">
+  <w:style w:type="paragraph" w:customStyle="1" w:styleId="TableofContents">
     <w:name w:val="Table of Contents"/>
     <w:basedOn w:val="Normal"/>
     <w:qFormat/>
     <w:pPr>
       <w:pageBreakBefore/>
-      <w:spacing w:before="0" w:after="360"/>
+      <w:spacing w:after="360"/>
       <w:jc w:val="center"/>
     </w:pPr>
     <w:rPr>
@@ -7354,10 +8540,10 @@
     <w:name w:val="toc 1"/>
     <w:basedOn w:val="Normal"/>
     <w:next w:val="Normal"/>
+    <w:uiPriority w:val="39"/>
     <w:pPr>
       <w:tabs>
-        <w:tab w:val="clear" w:pos="720"/>
-        <w:tab w:val="right" w:pos="8640" w:leader="dot"/>
+        <w:tab w:val="right" w:leader="dot" w:pos="8640"/>
       </w:tabs>
       <w:spacing w:before="120" w:after="120"/>
     </w:pPr>
@@ -7370,12 +8556,12 @@
     <w:name w:val="toc 2"/>
     <w:basedOn w:val="Normal"/>
     <w:next w:val="Normal"/>
+    <w:uiPriority w:val="39"/>
     <w:pPr>
       <w:tabs>
-        <w:tab w:val="clear" w:pos="720"/>
-        <w:tab w:val="right" w:pos="8640" w:leader="dot"/>
+        <w:tab w:val="right" w:leader="dot" w:pos="8640"/>
       </w:tabs>
-      <w:ind w:start="200"/>
+      <w:ind w:left="200"/>
     </w:pPr>
     <w:rPr>
       <w:smallCaps/>
@@ -7385,50 +8571,45 @@
     <w:name w:val="toc 3"/>
     <w:basedOn w:val="Normal"/>
     <w:next w:val="Normal"/>
+    <w:uiPriority w:val="39"/>
     <w:pPr>
       <w:tabs>
-        <w:tab w:val="clear" w:pos="720"/>
-        <w:tab w:val="right" w:pos="8640" w:leader="dot"/>
+        <w:tab w:val="right" w:leader="dot" w:pos="8640"/>
       </w:tabs>
-      <w:ind w:start="400"/>
+      <w:ind w:left="400"/>
     </w:pPr>
     <w:rPr>
       <w:i/>
     </w:rPr>
   </w:style>
-  <w:style w:type="paragraph" w:styleId="Paragraph2" w:customStyle="1">
+  <w:style w:type="paragraph" w:customStyle="1" w:styleId="Paragraph2">
     <w:name w:val="Paragraph2"/>
     <w:basedOn w:val="Paragraph1"/>
     <w:qFormat/>
     <w:pPr>
-      <w:ind w:start="1440"/>
+      <w:ind w:left="1440"/>
     </w:pPr>
-    <w:rPr/>
   </w:style>
-  <w:style w:type="paragraph" w:styleId="Paragraph3" w:customStyle="1">
+  <w:style w:type="paragraph" w:customStyle="1" w:styleId="Paragraph3">
     <w:name w:val="Paragraph3"/>
     <w:basedOn w:val="Paragraph1"/>
     <w:qFormat/>
     <w:pPr>
-      <w:ind w:start="2160"/>
+      <w:ind w:left="2160"/>
     </w:pPr>
-    <w:rPr/>
   </w:style>
-  <w:style w:type="paragraph" w:styleId="HeaderandFooter" w:customStyle="1">
+  <w:style w:type="paragraph" w:customStyle="1" w:styleId="HeaderandFooter">
     <w:name w:val="Header and Footer"/>
     <w:basedOn w:val="Normal"/>
     <w:qFormat/>
-    <w:pPr/>
-    <w:rPr/>
   </w:style>
   <w:style w:type="paragraph" w:styleId="Header">
     <w:name w:val="header"/>
     <w:basedOn w:val="Normal"/>
     <w:pPr>
       <w:tabs>
-        <w:tab w:val="clear" w:pos="720"/>
-        <w:tab w:val="center" w:pos="4320" w:leader="none"/>
-        <w:tab w:val="right" w:pos="8640" w:leader="none"/>
+        <w:tab w:val="center" w:pos="4320"/>
+        <w:tab w:val="right" w:pos="8640"/>
       </w:tabs>
     </w:pPr>
     <w:rPr>
@@ -7441,9 +8622,8 @@
     <w:basedOn w:val="Normal"/>
     <w:pPr>
       <w:tabs>
-        <w:tab w:val="clear" w:pos="720"/>
-        <w:tab w:val="center" w:pos="4320" w:leader="none"/>
-        <w:tab w:val="right" w:pos="8640" w:leader="none"/>
+        <w:tab w:val="center" w:pos="4320"/>
+        <w:tab w:val="right" w:pos="8640"/>
       </w:tabs>
     </w:pPr>
     <w:rPr>
@@ -7457,10 +8637,9 @@
     <w:next w:val="Normal"/>
     <w:pPr>
       <w:tabs>
-        <w:tab w:val="clear" w:pos="720"/>
-        <w:tab w:val="right" w:pos="8640" w:leader="dot"/>
+        <w:tab w:val="right" w:leader="dot" w:pos="8640"/>
       </w:tabs>
-      <w:ind w:start="600"/>
+      <w:ind w:left="600"/>
     </w:pPr>
     <w:rPr>
       <w:sz w:val="18"/>
@@ -7472,10 +8651,9 @@
     <w:next w:val="Normal"/>
     <w:pPr>
       <w:tabs>
-        <w:tab w:val="clear" w:pos="720"/>
-        <w:tab w:val="right" w:pos="8640" w:leader="dot"/>
+        <w:tab w:val="right" w:leader="dot" w:pos="8640"/>
       </w:tabs>
-      <w:ind w:start="800"/>
+      <w:ind w:left="800"/>
     </w:pPr>
     <w:rPr>
       <w:sz w:val="18"/>
@@ -7487,10 +8665,9 @@
     <w:next w:val="Normal"/>
     <w:pPr>
       <w:tabs>
-        <w:tab w:val="clear" w:pos="720"/>
-        <w:tab w:val="right" w:pos="8640" w:leader="dot"/>
+        <w:tab w:val="right" w:leader="dot" w:pos="8640"/>
       </w:tabs>
-      <w:ind w:start="1000"/>
+      <w:ind w:left="1000"/>
     </w:pPr>
     <w:rPr>
       <w:sz w:val="18"/>
@@ -7502,10 +8679,9 @@
     <w:next w:val="Normal"/>
     <w:pPr>
       <w:tabs>
-        <w:tab w:val="clear" w:pos="720"/>
-        <w:tab w:val="right" w:pos="8640" w:leader="dot"/>
+        <w:tab w:val="right" w:leader="dot" w:pos="8640"/>
       </w:tabs>
-      <w:ind w:start="1200"/>
+      <w:ind w:left="1200"/>
     </w:pPr>
     <w:rPr>
       <w:sz w:val="18"/>
@@ -7517,10 +8693,9 @@
     <w:next w:val="Normal"/>
     <w:pPr>
       <w:tabs>
-        <w:tab w:val="clear" w:pos="720"/>
-        <w:tab w:val="right" w:pos="8640" w:leader="dot"/>
+        <w:tab w:val="right" w:leader="dot" w:pos="8640"/>
       </w:tabs>
-      <w:ind w:start="1400"/>
+      <w:ind w:left="1400"/>
     </w:pPr>
     <w:rPr>
       <w:sz w:val="18"/>
@@ -7532,10 +8707,9 @@
     <w:next w:val="Normal"/>
     <w:pPr>
       <w:tabs>
-        <w:tab w:val="clear" w:pos="720"/>
-        <w:tab w:val="right" w:pos="8640" w:leader="dot"/>
+        <w:tab w:val="right" w:leader="dot" w:pos="8640"/>
       </w:tabs>
-      <w:ind w:start="1600"/>
+      <w:ind w:left="1600"/>
     </w:pPr>
     <w:rPr>
       <w:sz w:val="18"/>
@@ -7547,8 +8721,8 @@
     <w:uiPriority w:val="11"/>
     <w:qFormat/>
     <w:pPr>
-      <w:widowControl w:val="false"/>
-      <w:spacing w:before="0" w:after="60"/>
+      <w:widowControl w:val="0"/>
+      <w:spacing w:after="60"/>
       <w:jc w:val="center"/>
     </w:pPr>
     <w:rPr>
@@ -7557,57 +8731,50 @@
       <w:sz w:val="36"/>
     </w:rPr>
   </w:style>
-  <w:style w:type="paragraph" w:styleId="RevHistory" w:customStyle="1">
+  <w:style w:type="paragraph" w:customStyle="1" w:styleId="RevHistory">
     <w:name w:val="RevHistory"/>
     <w:basedOn w:val="Normal"/>
     <w:qFormat/>
     <w:pPr>
       <w:pageBreakBefore/>
-      <w:widowControl w:val="false"/>
-      <w:spacing w:before="1280" w:after="0"/>
+      <w:widowControl w:val="0"/>
+      <w:spacing w:before="1280"/>
       <w:jc w:val="center"/>
     </w:pPr>
     <w:rPr>
       <w:sz w:val="36"/>
     </w:rPr>
   </w:style>
-  <w:style w:type="paragraph" w:styleId="TableText" w:customStyle="1">
+  <w:style w:type="paragraph" w:customStyle="1" w:styleId="TableText">
     <w:name w:val="Table Text"/>
     <w:qFormat/>
     <w:pPr>
-      <w:widowControl w:val="false"/>
-      <w:suppressAutoHyphens w:val="true"/>
-      <w:bidi w:val="0"/>
+      <w:widowControl w:val="0"/>
       <w:spacing w:before="40" w:after="40"/>
-      <w:jc w:val="start"/>
     </w:pPr>
     <w:rPr>
-      <w:rFonts w:ascii="Times New Roman" w:hAnsi="Times New Roman" w:eastAsia="Times New Roman" w:cs="Times New Roman"/>
-      <w:color w:val="auto"/>
-      <w:kern w:val="0"/>
+      <w:rFonts w:ascii="Times New Roman" w:eastAsia="Times New Roman" w:hAnsi="Times New Roman" w:cs="Times New Roman"/>
       <w:sz w:val="20"/>
       <w:szCs w:val="20"/>
-      <w:lang w:val="en-US" w:eastAsia="zh-CN" w:bidi="ar-SA"/>
+      <w:lang w:bidi="ar-SA"/>
     </w:rPr>
   </w:style>
   <w:style w:type="paragraph" w:styleId="BodyTextIndent">
     <w:name w:val="Body Text Indent"/>
     <w:basedOn w:val="Normal"/>
     <w:pPr>
-      <w:ind w:start="1440"/>
+      <w:ind w:left="1440"/>
     </w:pPr>
-    <w:rPr/>
   </w:style>
-  <w:style w:type="paragraph" w:styleId="TableContents" w:customStyle="1">
+  <w:style w:type="paragraph" w:customStyle="1" w:styleId="TableContents">
     <w:name w:val="Table Contents"/>
     <w:basedOn w:val="Normal"/>
     <w:qFormat/>
     <w:pPr>
       <w:suppressLineNumbers/>
     </w:pPr>
-    <w:rPr/>
   </w:style>
-  <w:style w:type="paragraph" w:styleId="TableHeading" w:customStyle="1">
+  <w:style w:type="paragraph" w:customStyle="1" w:styleId="TableHeading">
     <w:name w:val="Table Heading"/>
     <w:basedOn w:val="TableContents"/>
     <w:qFormat/>
@@ -7619,111 +8786,84 @@
       <w:bCs/>
     </w:rPr>
   </w:style>
-  <w:style w:type="paragraph" w:styleId="FrameContentsuser" w:customStyle="1">
+  <w:style w:type="paragraph" w:customStyle="1" w:styleId="FrameContentsuser">
     <w:name w:val="Frame Contents (user)"/>
     <w:basedOn w:val="Normal"/>
     <w:qFormat/>
-    <w:pPr/>
-    <w:rPr/>
   </w:style>
-  <w:style w:type="paragraph" w:styleId="HeaderLeftuser" w:customStyle="1">
+  <w:style w:type="paragraph" w:customStyle="1" w:styleId="HeaderLeftuser">
     <w:name w:val="Header Left (user)"/>
     <w:basedOn w:val="Normal"/>
     <w:qFormat/>
     <w:pPr>
       <w:suppressLineNumbers/>
       <w:tabs>
-        <w:tab w:val="clear" w:pos="720"/>
-        <w:tab w:val="center" w:pos="4320" w:leader="none"/>
-        <w:tab w:val="right" w:pos="8640" w:leader="none"/>
+        <w:tab w:val="center" w:pos="4320"/>
+        <w:tab w:val="right" w:pos="8640"/>
       </w:tabs>
     </w:pPr>
-    <w:rPr/>
   </w:style>
-  <w:style w:type="paragraph" w:styleId="FrameContents" w:customStyle="1">
+  <w:style w:type="paragraph" w:customStyle="1" w:styleId="FrameContents">
     <w:name w:val="Frame Contents"/>
     <w:basedOn w:val="Normal"/>
     <w:qFormat/>
-    <w:pPr/>
-    <w:rPr/>
   </w:style>
-  <w:style w:type="numbering" w:styleId="NoList" w:default="1">
-    <w:name w:val="No List"/>
-    <w:uiPriority w:val="99"/>
-    <w:semiHidden/>
-    <w:unhideWhenUsed/>
-    <w:qFormat/>
-  </w:style>
-  <w:style w:type="numbering" w:styleId="WW8Num1" w:customStyle="1">
+  <w:style w:type="numbering" w:customStyle="1" w:styleId="WW8Num1">
     <w:name w:val="WW8Num1"/>
     <w:qFormat/>
-  </w:style>
-  <w:style w:type="table" w:default="1" w:styleId="TableNormal">
-    <w:name w:val="Normal Table"/>
-    <w:uiPriority w:val="99"/>
-    <w:semiHidden/>
-    <w:unhideWhenUsed/>
-    <w:tblPr>
-      <w:tblCellMar>
-        <w:top w:w="0" w:type="dxa"/>
-        <w:left w:w="108" w:type="dxa"/>
-        <w:bottom w:w="0" w:type="dxa"/>
-        <w:right w:w="108" w:type="dxa"/>
-      </w:tblCellMar>
-    </w:tblPr>
   </w:style>
 </w:styles>
 </file>
 
 <file path=word/theme/theme1.xml><?xml version="1.0" encoding="utf-8"?>
-<a:theme xmlns:a="http://schemas.openxmlformats.org/drawingml/2006/main" xmlns:r="http://schemas.openxmlformats.org/officeDocument/2006/relationships" name="Office Theme">
+<a:theme xmlns:a="http://schemas.openxmlformats.org/drawingml/2006/main" name="Office Theme">
   <a:themeElements>
     <a:clrScheme name="Office">
       <a:dk1>
         <a:srgbClr val="000000"/>
       </a:dk1>
       <a:lt1>
-        <a:srgbClr val="ffffff"/>
+        <a:srgbClr val="FFFFFF"/>
       </a:lt1>
       <a:dk2>
-        <a:srgbClr val="0e2841"/>
+        <a:srgbClr val="0E2841"/>
       </a:dk2>
       <a:lt2>
-        <a:srgbClr val="e8e8e8"/>
+        <a:srgbClr val="E8E8E8"/>
       </a:lt2>
       <a:accent1>
         <a:srgbClr val="156082"/>
       </a:accent1>
       <a:accent2>
-        <a:srgbClr val="e97132"/>
+        <a:srgbClr val="E97132"/>
       </a:accent2>
       <a:accent3>
-        <a:srgbClr val="196b24"/>
+        <a:srgbClr val="196B24"/>
       </a:accent3>
       <a:accent4>
-        <a:srgbClr val="0f9ed5"/>
+        <a:srgbClr val="0F9ED5"/>
       </a:accent4>
       <a:accent5>
-        <a:srgbClr val="a02b93"/>
+        <a:srgbClr val="A02B93"/>
       </a:accent5>
       <a:accent6>
-        <a:srgbClr val="4ea72e"/>
+        <a:srgbClr val="4EA72E"/>
       </a:accent6>
       <a:hlink>
         <a:srgbClr val="467886"/>
       </a:hlink>
       <a:folHlink>
-        <a:srgbClr val="96607d"/>
+        <a:srgbClr val="96607D"/>
       </a:folHlink>
     </a:clrScheme>
     <a:fontScheme name="Office">
       <a:majorFont>
-        <a:latin typeface="Aptos Display" panose="02110004020202020204" pitchFamily="0" charset="1"/>
+        <a:latin typeface="Aptos Display" panose="02110004020202020204"/>
         <a:ea typeface=""/>
         <a:cs typeface=""/>
       </a:majorFont>
       <a:minorFont>
-        <a:latin typeface="Aptos" panose="02110004020202020204" pitchFamily="0" charset="1"/>
+        <a:latin typeface="Aptos" panose="02110004020202020204"/>
         <a:ea typeface=""/>
         <a:cs typeface=""/>
       </a:minorFont>
@@ -7755,7 +8895,7 @@
             </a:gs>
           </a:gsLst>
           <a:lin ang="5400000" scaled="0"/>
-          <a:tileRect l="0" t="0" r="0" b="0"/>
+          <a:tileRect/>
         </a:gradFill>
         <a:gradFill>
           <a:gsLst>
@@ -7779,7 +8919,7 @@
             </a:gs>
           </a:gsLst>
           <a:lin ang="5400000" scaled="0"/>
-          <a:tileRect l="0" t="0" r="0" b="0"/>
+          <a:tileRect/>
         </a:gradFill>
       </a:fillStyleLst>
       <a:lnStyleLst>
@@ -7839,10 +8979,12 @@
             </a:gs>
           </a:gsLst>
           <a:lin ang="5400000" scaled="0"/>
-          <a:tileRect l="0" t="0" r="0" b="0"/>
+          <a:tileRect/>
         </a:gradFill>
       </a:bgFillStyleLst>
     </a:fmtScheme>
   </a:themeElements>
+  <a:objectDefaults/>
+  <a:extraClrSchemeLst/>
 </a:theme>
 </file>
--- a/CS 401 - Group 2 - SRS Doc.docx
+++ b/CS 401 - Group 2 - SRS Doc.docx
@@ -1,12 +1,20 @@
 
 <file path=word/document.xml><?xml version="1.0" encoding="utf-8"?>
-<w:document xmlns:wpc="http://schemas.microsoft.com/office/word/2010/wordprocessingCanvas" xmlns:cx="http://schemas.microsoft.com/office/drawing/2014/chartex" xmlns:cx1="http://schemas.microsoft.com/office/drawing/2015/9/8/chartex" xmlns:cx2="http://schemas.microsoft.com/office/drawing/2015/10/21/chartex" xmlns:cx3="http://schemas.microsoft.com/office/drawing/2016/5/9/chartex" xmlns:cx4="http://schemas.microsoft.com/office/drawing/2016/5/10/chartex" xmlns:cx5="http://schemas.microsoft.com/office/drawing/2016/5/11/chartex" xmlns:cx6="http://schemas.microsoft.com/office/drawing/2016/5/12/chartex" xmlns:cx7="http://schemas.microsoft.com/office/drawing/2016/5/13/chartex" xmlns:cx8="http://schemas.microsoft.com/office/drawing/2016/5/14/chartex" xmlns:mc="http://schemas.openxmlformats.org/markup-compatibility/2006" xmlns:aink="http://schemas.microsoft.com/office/drawing/2016/ink" xmlns:am3d="http://schemas.microsoft.com/office/drawing/2017/model3d" xmlns:o="urn:schemas-microsoft-com:office:office" xmlns:oel="http://schemas.microsoft.com/office/2019/extlst" xmlns:r="http://schemas.openxmlformats.org/officeDocument/2006/relationships" xmlns:m="http://schemas.openxmlformats.org/officeDocument/2006/math" xmlns:v="urn:schemas-microsoft-com:vml" xmlns:wp14="http://schemas.microsoft.com/office/word/2010/wordprocessingDrawing" xmlns:wp="http://schemas.openxmlformats.org/drawingml/2006/wordprocessingDrawing" xmlns:w10="urn:schemas-microsoft-com:office:word" xmlns:w="http://schemas.openxmlformats.org/wordprocessingml/2006/main" xmlns:w14="http://schemas.microsoft.com/office/word/2010/wordml" xmlns:w15="http://schemas.microsoft.com/office/word/2012/wordml" xmlns:w16cex="http://schemas.microsoft.com/office/word/2018/wordml/cex" xmlns:w16cid="http://schemas.microsoft.com/office/word/2016/wordml/cid" xmlns:w16="http://schemas.microsoft.com/office/word/2018/wordml" xmlns:w16du="http://schemas.microsoft.com/office/word/2023/wordml/word16du" xmlns:w16sdtdh="http://schemas.microsoft.com/office/word/2020/wordml/sdtdatahash" xmlns:w16sdtfl="http://schemas.microsoft.com/office/word/2024/wordml/sdtformatlock" xmlns:w16se="http://schemas.microsoft.com/office/word/2015/wordml/symex" xmlns:wpg="http://schemas.microsoft.com/office/word/2010/wordprocessingGroup" xmlns:wpi="http://schemas.microsoft.com/office/word/2010/wordprocessingInk" xmlns:wne="http://schemas.microsoft.com/office/word/2006/wordml" xmlns:wps="http://schemas.microsoft.com/office/word/2010/wordprocessingShape" mc:Ignorable="w14 w15 w16se w16cid w16 w16cex w16sdtdh w16sdtfl w16du wp14">
+<w:document xmlns:o="urn:schemas-microsoft-com:office:office" xmlns:r="http://schemas.openxmlformats.org/officeDocument/2006/relationships" xmlns:v="urn:schemas-microsoft-com:vml" xmlns:w="http://schemas.openxmlformats.org/wordprocessingml/2006/main" xmlns:w10="urn:schemas-microsoft-com:office:word" xmlns:wp="http://schemas.openxmlformats.org/drawingml/2006/wordprocessingDrawing" xmlns:pic="http://schemas.openxmlformats.org/drawingml/2006/picture" xmlns:wps="http://schemas.microsoft.com/office/word/2010/wordprocessingShape" xmlns:wpg="http://schemas.microsoft.com/office/word/2010/wordprocessingGroup" xmlns:mc="http://schemas.openxmlformats.org/markup-compatibility/2006" xmlns:wp14="http://schemas.microsoft.com/office/word/2010/wordprocessingDrawing" xmlns:w14="http://schemas.microsoft.com/office/word/2010/wordml" xmlns:w15="http://schemas.microsoft.com/office/word/2012/wordml" mc:Ignorable="w14 wp14 w15">
   <w:body>
-    <w:p/>
+    <w:p>
+      <w:pPr>
+        <w:pStyle w:val="Normal"/>
+        <w:rPr/>
+      </w:pPr>
+      <w:r>
+        <w:rPr/>
+      </w:r>
+    </w:p>
     <w:p>
       <w:pPr>
         <w:pStyle w:val="Heading"/>
-        <w:spacing w:before="2640"/>
+        <w:spacing w:before="2640" w:after="720"/>
         <w:rPr>
           <w:color w:val="000000"/>
         </w:rPr>
@@ -23,7 +31,7 @@
     <w:p>
       <w:pPr>
         <w:pStyle w:val="Subtitle"/>
-        <w:spacing w:after="720"/>
+        <w:spacing w:before="0" w:after="720"/>
         <w:rPr>
           <w:color w:val="000000"/>
         </w:rPr>
@@ -39,72 +47,79 @@
     <w:p>
       <w:pPr>
         <w:pStyle w:val="Subtitle"/>
-        <w:spacing w:after="720"/>
+        <w:spacing w:before="0" w:after="720"/>
         <w:rPr>
           <w:color w:val="000000"/>
         </w:rPr>
       </w:pPr>
+      <w:r>
+        <w:rPr>
+          <w:color w:val="000000"/>
+        </w:rPr>
+      </w:r>
     </w:p>
     <w:p>
       <w:pPr>
         <w:pStyle w:val="Subtitle"/>
-        <w:spacing w:after="720"/>
-        <w:rPr>
-          <w:i w:val="0"/>
+        <w:spacing w:before="0" w:after="720"/>
+        <w:rPr>
+          <w:i w:val="false"/>
+          <w:i w:val="false"/>
           <w:iCs/>
           <w:color w:val="000000"/>
           <w:sz w:val="24"/>
           <w:szCs w:val="24"/>
         </w:rPr>
       </w:pPr>
-    </w:p>
-    <w:p>
-      <w:pPr>
-        <w:pStyle w:val="Subtitle"/>
-        <w:spacing w:after="720"/>
-        <w:rPr>
-          <w:b/>
-          <w:i w:val="0"/>
+      <w:r>
+        <w:rPr>
+          <w:i w:val="false"/>
           <w:iCs/>
           <w:color w:val="000000"/>
           <w:sz w:val="24"/>
           <w:szCs w:val="24"/>
         </w:rPr>
+      </w:r>
+    </w:p>
+    <w:p>
+      <w:pPr>
         <w:sectPr>
-          <w:headerReference w:type="even" r:id="rId7"/>
-          <w:headerReference w:type="default" r:id="rId8"/>
-          <w:footerReference w:type="even" r:id="rId9"/>
-          <w:footerReference w:type="default" r:id="rId10"/>
-          <w:headerReference w:type="first" r:id="rId11"/>
-          <w:footerReference w:type="first" r:id="rId12"/>
+          <w:headerReference w:type="even" r:id="rId2"/>
+          <w:headerReference w:type="default" r:id="rId3"/>
+          <w:headerReference w:type="first" r:id="rId4"/>
+          <w:footerReference w:type="even" r:id="rId5"/>
+          <w:footerReference w:type="default" r:id="rId6"/>
+          <w:footerReference w:type="first" r:id="rId7"/>
+          <w:type w:val="nextPage"/>
           <w:pgSz w:w="12240" w:h="15840"/>
-          <w:pgMar w:top="1440" w:right="1800" w:bottom="1800" w:left="1800" w:header="720" w:footer="1080" w:gutter="0"/>
-          <w:pgNumType w:fmt="lowerRoman" w:start="1"/>
-          <w:cols w:space="720"/>
-          <w:formProt w:val="0"/>
+          <w:pgMar w:left="1800" w:right="1800" w:gutter="0" w:header="720" w:top="1440" w:footer="1080" w:bottom="1800"/>
+          <w:pgNumType w:start="1" w:fmt="lowerRoman"/>
+          <w:formProt w:val="false"/>
           <w:vAlign w:val="center"/>
-          <w:docGrid w:linePitch="360"/>
+          <w:textDirection w:val="lrTb"/>
+          <w:docGrid w:type="default" w:linePitch="360" w:charSpace="0"/>
         </w:sectPr>
-      </w:pPr>
-      <w:r>
-        <w:rPr>
-          <w:i w:val="0"/>
+        <w:pStyle w:val="Subtitle"/>
+        <w:spacing w:before="0" w:after="720"/>
+        <w:rPr>
+          <w:b/>
+          <w:i w:val="false"/>
+          <w:i w:val="false"/>
           <w:iCs/>
           <w:color w:val="000000"/>
           <w:sz w:val="24"/>
           <w:szCs w:val="24"/>
         </w:rPr>
-        <w:t>Blake Fitzpatrick</w:t>
-      </w:r>
-      <w:r>
-        <w:rPr>
-          <w:i w:val="0"/>
+      </w:pPr>
+      <w:r>
+        <w:rPr>
+          <w:i w:val="false"/>
           <w:iCs/>
           <w:color w:val="000000"/>
           <w:sz w:val="24"/>
           <w:szCs w:val="24"/>
         </w:rPr>
-        <w:t>, Manny Gonzales, Nick Vu, Paul Cooper</w:t>
+        <w:t>Blake Fitzpatrick, Manny Gonzales, Nick Vu, Paul Cooper</w:t>
       </w:r>
     </w:p>
     <w:p>
@@ -122,7 +137,6 @@
         <w:rPr>
           <w:color w:val="000000"/>
         </w:rPr>
-        <w:lastRenderedPageBreak/>
         <w:t>Revision History</w:t>
       </w:r>
     </w:p>
@@ -133,16 +147,25 @@
           <w:color w:val="000000"/>
         </w:rPr>
       </w:pPr>
+      <w:r>
+        <w:rPr>
+          <w:color w:val="000000"/>
+        </w:rPr>
+      </w:r>
     </w:p>
     <w:tbl>
       <w:tblPr>
         <w:tblW w:w="8763" w:type="dxa"/>
+        <w:jc w:val="start"/>
         <w:tblInd w:w="-115" w:type="dxa"/>
         <w:tblLayout w:type="fixed"/>
         <w:tblCellMar>
-          <w:left w:w="99" w:type="dxa"/>
+          <w:top w:w="0" w:type="dxa"/>
+          <w:start w:w="99" w:type="dxa"/>
+          <w:bottom w:w="0" w:type="dxa"/>
+          <w:end w:w="108" w:type="dxa"/>
         </w:tblCellMar>
-        <w:tblLook w:val="04A0" w:firstRow="1" w:lastRow="0" w:firstColumn="1" w:lastColumn="0" w:noHBand="0" w:noVBand="1"/>
+        <w:tblLook w:firstRow="1" w:noVBand="1" w:lastRow="0" w:firstColumn="1" w:lastColumn="0" w:noHBand="0" w:val="04a0"/>
       </w:tblPr>
       <w:tblGrid>
         <w:gridCol w:w="1275"/>
@@ -151,19 +174,21 @@
         <w:gridCol w:w="2593"/>
       </w:tblGrid>
       <w:tr>
+        <w:trPr/>
         <w:tc>
           <w:tcPr>
             <w:tcW w:w="1275" w:type="dxa"/>
             <w:tcBorders>
               <w:top w:val="single" w:sz="6" w:space="0" w:color="000000"/>
-              <w:left w:val="single" w:sz="6" w:space="0" w:color="000000"/>
+              <w:start w:val="single" w:sz="6" w:space="0" w:color="000000"/>
               <w:bottom w:val="single" w:sz="6" w:space="0" w:color="000000"/>
             </w:tcBorders>
-            <w:shd w:val="clear" w:color="auto" w:fill="E5E5E5"/>
+            <w:shd w:color="auto" w:fill="E5E5E5" w:val="clear"/>
           </w:tcPr>
           <w:p>
             <w:pPr>
               <w:pStyle w:val="TableText"/>
+              <w:spacing w:before="40" w:after="40"/>
               <w:rPr>
                 <w:b/>
                 <w:color w:val="000000"/>
@@ -184,14 +209,15 @@
             <w:tcW w:w="1083" w:type="dxa"/>
             <w:tcBorders>
               <w:top w:val="single" w:sz="6" w:space="0" w:color="000000"/>
-              <w:left w:val="single" w:sz="6" w:space="0" w:color="000000"/>
+              <w:start w:val="single" w:sz="6" w:space="0" w:color="000000"/>
               <w:bottom w:val="single" w:sz="6" w:space="0" w:color="000000"/>
             </w:tcBorders>
-            <w:shd w:val="clear" w:color="auto" w:fill="E5E5E5"/>
+            <w:shd w:color="auto" w:fill="E5E5E5" w:val="clear"/>
           </w:tcPr>
           <w:p>
             <w:pPr>
               <w:pStyle w:val="TableText"/>
+              <w:spacing w:before="40" w:after="40"/>
               <w:rPr>
                 <w:b/>
                 <w:color w:val="000000"/>
@@ -212,14 +238,15 @@
             <w:tcW w:w="3812" w:type="dxa"/>
             <w:tcBorders>
               <w:top w:val="single" w:sz="6" w:space="0" w:color="000000"/>
-              <w:left w:val="single" w:sz="6" w:space="0" w:color="000000"/>
+              <w:start w:val="single" w:sz="6" w:space="0" w:color="000000"/>
               <w:bottom w:val="single" w:sz="6" w:space="0" w:color="000000"/>
             </w:tcBorders>
-            <w:shd w:val="clear" w:color="auto" w:fill="E5E5E5"/>
+            <w:shd w:color="auto" w:fill="E5E5E5" w:val="clear"/>
           </w:tcPr>
           <w:p>
             <w:pPr>
               <w:pStyle w:val="TableText"/>
+              <w:spacing w:before="40" w:after="40"/>
               <w:rPr>
                 <w:b/>
                 <w:color w:val="000000"/>
@@ -240,15 +267,16 @@
             <w:tcW w:w="2593" w:type="dxa"/>
             <w:tcBorders>
               <w:top w:val="single" w:sz="6" w:space="0" w:color="000000"/>
-              <w:left w:val="single" w:sz="6" w:space="0" w:color="000000"/>
+              <w:start w:val="single" w:sz="6" w:space="0" w:color="000000"/>
               <w:bottom w:val="single" w:sz="6" w:space="0" w:color="000000"/>
-              <w:right w:val="single" w:sz="6" w:space="0" w:color="000000"/>
+              <w:end w:val="single" w:sz="6" w:space="0" w:color="000000"/>
             </w:tcBorders>
-            <w:shd w:val="clear" w:color="auto" w:fill="E5E5E5"/>
+            <w:shd w:color="auto" w:fill="E5E5E5" w:val="clear"/>
           </w:tcPr>
           <w:p>
             <w:pPr>
               <w:pStyle w:val="TableText"/>
+              <w:spacing w:before="40" w:after="40"/>
               <w:rPr>
                 <w:b/>
                 <w:color w:val="000000"/>
@@ -266,19 +294,21 @@
         </w:tc>
       </w:tr>
       <w:tr>
+        <w:trPr/>
         <w:tc>
           <w:tcPr>
             <w:tcW w:w="1275" w:type="dxa"/>
             <w:tcBorders>
               <w:top w:val="single" w:sz="6" w:space="0" w:color="000000"/>
-              <w:left w:val="single" w:sz="6" w:space="0" w:color="000000"/>
+              <w:start w:val="single" w:sz="6" w:space="0" w:color="000000"/>
               <w:bottom w:val="single" w:sz="6" w:space="0" w:color="000000"/>
             </w:tcBorders>
-            <w:shd w:val="clear" w:color="auto" w:fill="E5E5E5"/>
+            <w:shd w:color="auto" w:fill="E5E5E5" w:val="clear"/>
           </w:tcPr>
           <w:p>
             <w:pPr>
               <w:pStyle w:val="TableText"/>
+              <w:spacing w:before="40" w:after="40"/>
               <w:rPr>
                 <w:color w:val="000000"/>
               </w:rPr>
@@ -296,14 +326,15 @@
             <w:tcW w:w="1083" w:type="dxa"/>
             <w:tcBorders>
               <w:top w:val="single" w:sz="6" w:space="0" w:color="000000"/>
-              <w:left w:val="single" w:sz="6" w:space="0" w:color="000000"/>
+              <w:start w:val="single" w:sz="6" w:space="0" w:color="000000"/>
               <w:bottom w:val="single" w:sz="6" w:space="0" w:color="000000"/>
             </w:tcBorders>
-            <w:shd w:val="clear" w:color="auto" w:fill="E5E5E5"/>
+            <w:shd w:color="auto" w:fill="E5E5E5" w:val="clear"/>
           </w:tcPr>
           <w:p>
             <w:pPr>
               <w:pStyle w:val="TableText"/>
+              <w:spacing w:before="40" w:after="40"/>
               <w:rPr>
                 <w:color w:val="000000"/>
               </w:rPr>
@@ -321,14 +352,15 @@
             <w:tcW w:w="3812" w:type="dxa"/>
             <w:tcBorders>
               <w:top w:val="single" w:sz="6" w:space="0" w:color="000000"/>
-              <w:left w:val="single" w:sz="6" w:space="0" w:color="000000"/>
+              <w:start w:val="single" w:sz="6" w:space="0" w:color="000000"/>
               <w:bottom w:val="single" w:sz="6" w:space="0" w:color="000000"/>
             </w:tcBorders>
-            <w:shd w:val="clear" w:color="auto" w:fill="E5E5E5"/>
+            <w:shd w:color="auto" w:fill="E5E5E5" w:val="clear"/>
           </w:tcPr>
           <w:p>
             <w:pPr>
               <w:pStyle w:val="TableText"/>
+              <w:spacing w:before="40" w:after="40"/>
               <w:rPr>
                 <w:color w:val="000000"/>
               </w:rPr>
@@ -346,15 +378,16 @@
             <w:tcW w:w="2593" w:type="dxa"/>
             <w:tcBorders>
               <w:top w:val="single" w:sz="6" w:space="0" w:color="000000"/>
-              <w:left w:val="single" w:sz="6" w:space="0" w:color="000000"/>
+              <w:start w:val="single" w:sz="6" w:space="0" w:color="000000"/>
               <w:bottom w:val="single" w:sz="6" w:space="0" w:color="000000"/>
-              <w:right w:val="single" w:sz="6" w:space="0" w:color="000000"/>
+              <w:end w:val="single" w:sz="6" w:space="0" w:color="000000"/>
             </w:tcBorders>
-            <w:shd w:val="clear" w:color="auto" w:fill="E5E5E5"/>
+            <w:shd w:color="auto" w:fill="E5E5E5" w:val="clear"/>
           </w:tcPr>
           <w:p>
             <w:pPr>
               <w:pStyle w:val="TableText"/>
+              <w:spacing w:before="40" w:after="40"/>
               <w:rPr>
                 <w:color w:val="000000"/>
               </w:rPr>
@@ -369,20 +402,22 @@
         </w:tc>
       </w:tr>
       <w:tr>
+        <w:trPr/>
         <w:tc>
           <w:tcPr>
             <w:tcW w:w="1275" w:type="dxa"/>
             <w:tcBorders>
               <w:top w:val="single" w:sz="6" w:space="0" w:color="000000"/>
-              <w:left w:val="single" w:sz="6" w:space="0" w:color="000000"/>
+              <w:start w:val="single" w:sz="6" w:space="0" w:color="000000"/>
               <w:bottom w:val="single" w:sz="6" w:space="0" w:color="000000"/>
             </w:tcBorders>
-            <w:shd w:val="clear" w:color="auto" w:fill="E5E5E5"/>
+            <w:shd w:color="auto" w:fill="E5E5E5" w:val="clear"/>
           </w:tcPr>
           <w:p>
             <w:pPr>
               <w:pStyle w:val="TableText"/>
-              <w:snapToGrid w:val="0"/>
+              <w:snapToGrid w:val="false"/>
+              <w:spacing w:before="40" w:after="40"/>
               <w:rPr>
                 <w:color w:val="000000"/>
                 <w:u w:val="single"/>
@@ -390,7 +425,7 @@
             </w:pPr>
             <w:r>
               <w:rPr>
-                <w:color w:val="000000" w:themeColor="text1"/>
+                <w:color w:themeColor="text1" w:val="000000"/>
                 <w:u w:val="single"/>
               </w:rPr>
               <w:t>02/23/2026</w:t>
@@ -402,22 +437,23 @@
             <w:tcW w:w="1083" w:type="dxa"/>
             <w:tcBorders>
               <w:top w:val="single" w:sz="6" w:space="0" w:color="000000"/>
-              <w:left w:val="single" w:sz="6" w:space="0" w:color="000000"/>
+              <w:start w:val="single" w:sz="6" w:space="0" w:color="000000"/>
               <w:bottom w:val="single" w:sz="6" w:space="0" w:color="000000"/>
             </w:tcBorders>
-            <w:shd w:val="clear" w:color="auto" w:fill="E5E5E5"/>
+            <w:shd w:color="auto" w:fill="E5E5E5" w:val="clear"/>
           </w:tcPr>
           <w:p>
             <w:pPr>
               <w:pStyle w:val="TableText"/>
-              <w:snapToGrid w:val="0"/>
+              <w:snapToGrid w:val="false"/>
+              <w:spacing w:before="40" w:after="40"/>
               <w:rPr>
                 <w:color w:val="000000"/>
               </w:rPr>
             </w:pPr>
             <w:r>
               <w:rPr>
-                <w:color w:val="000000" w:themeColor="text1"/>
+                <w:color w:themeColor="text1" w:val="000000"/>
               </w:rPr>
               <w:t>1.1</w:t>
             </w:r>
@@ -428,22 +464,23 @@
             <w:tcW w:w="3812" w:type="dxa"/>
             <w:tcBorders>
               <w:top w:val="single" w:sz="6" w:space="0" w:color="000000"/>
-              <w:left w:val="single" w:sz="6" w:space="0" w:color="000000"/>
+              <w:start w:val="single" w:sz="6" w:space="0" w:color="000000"/>
               <w:bottom w:val="single" w:sz="6" w:space="0" w:color="000000"/>
             </w:tcBorders>
-            <w:shd w:val="clear" w:color="auto" w:fill="E5E5E5"/>
+            <w:shd w:color="auto" w:fill="E5E5E5" w:val="clear"/>
           </w:tcPr>
           <w:p>
             <w:pPr>
               <w:pStyle w:val="TableText"/>
-              <w:snapToGrid w:val="0"/>
+              <w:snapToGrid w:val="false"/>
+              <w:spacing w:before="40" w:after="40"/>
               <w:rPr>
                 <w:color w:val="000000"/>
               </w:rPr>
             </w:pPr>
             <w:r>
               <w:rPr>
-                <w:color w:val="000000" w:themeColor="text1"/>
+                <w:color w:themeColor="text1" w:val="000000"/>
               </w:rPr>
               <w:t>Definitions (1.2) &amp; Overview (1.4) Updated</w:t>
             </w:r>
@@ -454,23 +491,24 @@
             <w:tcW w:w="2593" w:type="dxa"/>
             <w:tcBorders>
               <w:top w:val="single" w:sz="6" w:space="0" w:color="000000"/>
-              <w:left w:val="single" w:sz="6" w:space="0" w:color="000000"/>
+              <w:start w:val="single" w:sz="6" w:space="0" w:color="000000"/>
               <w:bottom w:val="single" w:sz="6" w:space="0" w:color="000000"/>
-              <w:right w:val="single" w:sz="6" w:space="0" w:color="000000"/>
+              <w:end w:val="single" w:sz="6" w:space="0" w:color="000000"/>
             </w:tcBorders>
-            <w:shd w:val="clear" w:color="auto" w:fill="E5E5E5"/>
+            <w:shd w:color="auto" w:fill="E5E5E5" w:val="clear"/>
           </w:tcPr>
           <w:p>
             <w:pPr>
               <w:pStyle w:val="TableText"/>
-              <w:snapToGrid w:val="0"/>
+              <w:snapToGrid w:val="false"/>
+              <w:spacing w:before="40" w:after="40"/>
               <w:rPr>
                 <w:color w:val="000000"/>
               </w:rPr>
             </w:pPr>
             <w:r>
               <w:rPr>
-                <w:color w:val="000000" w:themeColor="text1"/>
+                <w:color w:themeColor="text1" w:val="000000"/>
               </w:rPr>
               <w:t>Nick Vu</w:t>
             </w:r>
@@ -478,20 +516,22 @@
         </w:tc>
       </w:tr>
       <w:tr>
+        <w:trPr/>
         <w:tc>
           <w:tcPr>
             <w:tcW w:w="1275" w:type="dxa"/>
             <w:tcBorders>
               <w:top w:val="single" w:sz="6" w:space="0" w:color="000000"/>
-              <w:left w:val="single" w:sz="6" w:space="0" w:color="000000"/>
+              <w:start w:val="single" w:sz="6" w:space="0" w:color="000000"/>
               <w:bottom w:val="single" w:sz="6" w:space="0" w:color="000000"/>
             </w:tcBorders>
-            <w:shd w:val="clear" w:color="auto" w:fill="E5E5E5"/>
+            <w:shd w:color="auto" w:fill="E5E5E5" w:val="clear"/>
           </w:tcPr>
           <w:p>
             <w:pPr>
               <w:pStyle w:val="TableText"/>
-              <w:snapToGrid w:val="0"/>
+              <w:snapToGrid w:val="false"/>
+              <w:spacing w:before="40" w:after="40"/>
               <w:rPr>
                 <w:color w:val="000000"/>
                 <w:u w:val="single"/>
@@ -499,7 +539,7 @@
             </w:pPr>
             <w:r>
               <w:rPr>
-                <w:color w:val="000000" w:themeColor="text1"/>
+                <w:color w:themeColor="text1" w:val="000000"/>
                 <w:u w:val="single"/>
               </w:rPr>
               <w:t>02/24/2026</w:t>
@@ -511,22 +551,23 @@
             <w:tcW w:w="1083" w:type="dxa"/>
             <w:tcBorders>
               <w:top w:val="single" w:sz="6" w:space="0" w:color="000000"/>
-              <w:left w:val="single" w:sz="6" w:space="0" w:color="000000"/>
+              <w:start w:val="single" w:sz="6" w:space="0" w:color="000000"/>
               <w:bottom w:val="single" w:sz="6" w:space="0" w:color="000000"/>
             </w:tcBorders>
-            <w:shd w:val="clear" w:color="auto" w:fill="E5E5E5"/>
+            <w:shd w:color="auto" w:fill="E5E5E5" w:val="clear"/>
           </w:tcPr>
           <w:p>
             <w:pPr>
               <w:pStyle w:val="TableText"/>
-              <w:snapToGrid w:val="0"/>
+              <w:snapToGrid w:val="false"/>
+              <w:spacing w:before="40" w:after="40"/>
               <w:rPr>
                 <w:color w:val="000000"/>
               </w:rPr>
             </w:pPr>
             <w:r>
               <w:rPr>
-                <w:color w:val="000000" w:themeColor="text1"/>
+                <w:color w:themeColor="text1" w:val="000000"/>
               </w:rPr>
               <w:t>1.2</w:t>
             </w:r>
@@ -537,22 +578,23 @@
             <w:tcW w:w="3812" w:type="dxa"/>
             <w:tcBorders>
               <w:top w:val="single" w:sz="6" w:space="0" w:color="000000"/>
-              <w:left w:val="single" w:sz="6" w:space="0" w:color="000000"/>
+              <w:start w:val="single" w:sz="6" w:space="0" w:color="000000"/>
               <w:bottom w:val="single" w:sz="6" w:space="0" w:color="000000"/>
             </w:tcBorders>
-            <w:shd w:val="clear" w:color="auto" w:fill="E5E5E5"/>
+            <w:shd w:color="auto" w:fill="E5E5E5" w:val="clear"/>
           </w:tcPr>
           <w:p>
             <w:pPr>
               <w:pStyle w:val="TableText"/>
-              <w:snapToGrid w:val="0"/>
+              <w:snapToGrid w:val="false"/>
+              <w:spacing w:before="40" w:after="40"/>
               <w:rPr>
                 <w:color w:val="000000"/>
               </w:rPr>
             </w:pPr>
             <w:r>
               <w:rPr>
-                <w:color w:val="000000" w:themeColor="text1"/>
+                <w:color w:themeColor="text1" w:val="000000"/>
               </w:rPr>
               <w:t>Refined definitions</w:t>
             </w:r>
@@ -563,23 +605,24 @@
             <w:tcW w:w="2593" w:type="dxa"/>
             <w:tcBorders>
               <w:top w:val="single" w:sz="6" w:space="0" w:color="000000"/>
-              <w:left w:val="single" w:sz="6" w:space="0" w:color="000000"/>
+              <w:start w:val="single" w:sz="6" w:space="0" w:color="000000"/>
               <w:bottom w:val="single" w:sz="6" w:space="0" w:color="000000"/>
-              <w:right w:val="single" w:sz="6" w:space="0" w:color="000000"/>
+              <w:end w:val="single" w:sz="6" w:space="0" w:color="000000"/>
             </w:tcBorders>
-            <w:shd w:val="clear" w:color="auto" w:fill="E5E5E5"/>
+            <w:shd w:color="auto" w:fill="E5E5E5" w:val="clear"/>
           </w:tcPr>
           <w:p>
             <w:pPr>
               <w:pStyle w:val="TableText"/>
-              <w:snapToGrid w:val="0"/>
+              <w:snapToGrid w:val="false"/>
+              <w:spacing w:before="40" w:after="40"/>
               <w:rPr>
                 <w:color w:val="000000"/>
               </w:rPr>
             </w:pPr>
             <w:r>
               <w:rPr>
-                <w:color w:val="000000" w:themeColor="text1"/>
+                <w:color w:themeColor="text1" w:val="000000"/>
               </w:rPr>
               <w:t>Nick Vu</w:t>
             </w:r>
@@ -587,20 +630,22 @@
         </w:tc>
       </w:tr>
       <w:tr>
+        <w:trPr/>
         <w:tc>
           <w:tcPr>
             <w:tcW w:w="1275" w:type="dxa"/>
             <w:tcBorders>
               <w:top w:val="single" w:sz="6" w:space="0" w:color="000000"/>
-              <w:left w:val="single" w:sz="6" w:space="0" w:color="000000"/>
+              <w:start w:val="single" w:sz="6" w:space="0" w:color="000000"/>
               <w:bottom w:val="single" w:sz="6" w:space="0" w:color="000000"/>
             </w:tcBorders>
-            <w:shd w:val="clear" w:color="auto" w:fill="E5E5E5"/>
+            <w:shd w:color="auto" w:fill="E5E5E5" w:val="clear"/>
           </w:tcPr>
           <w:p>
             <w:pPr>
               <w:pStyle w:val="TableText"/>
-              <w:snapToGrid w:val="0"/>
+              <w:snapToGrid w:val="false"/>
+              <w:spacing w:before="40" w:after="40"/>
               <w:rPr>
                 <w:color w:val="000000"/>
                 <w:u w:val="single"/>
@@ -620,15 +665,16 @@
             <w:tcW w:w="1083" w:type="dxa"/>
             <w:tcBorders>
               <w:top w:val="single" w:sz="6" w:space="0" w:color="000000"/>
-              <w:left w:val="single" w:sz="6" w:space="0" w:color="000000"/>
+              <w:start w:val="single" w:sz="6" w:space="0" w:color="000000"/>
               <w:bottom w:val="single" w:sz="6" w:space="0" w:color="000000"/>
             </w:tcBorders>
-            <w:shd w:val="clear" w:color="auto" w:fill="E5E5E5"/>
+            <w:shd w:color="auto" w:fill="E5E5E5" w:val="clear"/>
           </w:tcPr>
           <w:p>
             <w:pPr>
               <w:pStyle w:val="TableText"/>
-              <w:snapToGrid w:val="0"/>
+              <w:snapToGrid w:val="false"/>
+              <w:spacing w:before="40" w:after="40"/>
               <w:rPr>
                 <w:color w:val="000000"/>
               </w:rPr>
@@ -646,15 +692,16 @@
             <w:tcW w:w="3812" w:type="dxa"/>
             <w:tcBorders>
               <w:top w:val="single" w:sz="6" w:space="0" w:color="000000"/>
-              <w:left w:val="single" w:sz="6" w:space="0" w:color="000000"/>
+              <w:start w:val="single" w:sz="6" w:space="0" w:color="000000"/>
               <w:bottom w:val="single" w:sz="6" w:space="0" w:color="000000"/>
             </w:tcBorders>
-            <w:shd w:val="clear" w:color="auto" w:fill="E5E5E5"/>
+            <w:shd w:color="auto" w:fill="E5E5E5" w:val="clear"/>
           </w:tcPr>
           <w:p>
             <w:pPr>
               <w:pStyle w:val="TableText"/>
-              <w:snapToGrid w:val="0"/>
+              <w:snapToGrid w:val="false"/>
+              <w:spacing w:before="40" w:after="40"/>
               <w:rPr>
                 <w:color w:val="000000"/>
               </w:rPr>
@@ -672,16 +719,17 @@
             <w:tcW w:w="2593" w:type="dxa"/>
             <w:tcBorders>
               <w:top w:val="single" w:sz="6" w:space="0" w:color="000000"/>
-              <w:left w:val="single" w:sz="6" w:space="0" w:color="000000"/>
+              <w:start w:val="single" w:sz="6" w:space="0" w:color="000000"/>
               <w:bottom w:val="single" w:sz="6" w:space="0" w:color="000000"/>
-              <w:right w:val="single" w:sz="6" w:space="0" w:color="000000"/>
+              <w:end w:val="single" w:sz="6" w:space="0" w:color="000000"/>
             </w:tcBorders>
-            <w:shd w:val="clear" w:color="auto" w:fill="E5E5E5"/>
+            <w:shd w:color="auto" w:fill="E5E5E5" w:val="clear"/>
           </w:tcPr>
           <w:p>
             <w:pPr>
               <w:pStyle w:val="TableText"/>
-              <w:snapToGrid w:val="0"/>
+              <w:snapToGrid w:val="false"/>
+              <w:spacing w:before="40" w:after="40"/>
               <w:rPr>
                 <w:color w:val="000000"/>
               </w:rPr>
@@ -696,20 +744,22 @@
         </w:tc>
       </w:tr>
       <w:tr>
+        <w:trPr/>
         <w:tc>
           <w:tcPr>
             <w:tcW w:w="1275" w:type="dxa"/>
             <w:tcBorders>
               <w:top w:val="single" w:sz="6" w:space="0" w:color="000000"/>
-              <w:left w:val="single" w:sz="6" w:space="0" w:color="000000"/>
+              <w:start w:val="single" w:sz="6" w:space="0" w:color="000000"/>
               <w:bottom w:val="single" w:sz="6" w:space="0" w:color="000000"/>
             </w:tcBorders>
-            <w:shd w:val="clear" w:color="auto" w:fill="E5E5E5"/>
+            <w:shd w:color="auto" w:fill="E5E5E5" w:val="clear"/>
           </w:tcPr>
           <w:p>
             <w:pPr>
               <w:pStyle w:val="TableText"/>
-              <w:snapToGrid w:val="0"/>
+              <w:snapToGrid w:val="false"/>
+              <w:spacing w:before="40" w:after="40"/>
               <w:rPr>
                 <w:color w:val="000000"/>
                 <w:u w:val="single"/>
@@ -729,15 +779,16 @@
             <w:tcW w:w="1083" w:type="dxa"/>
             <w:tcBorders>
               <w:top w:val="single" w:sz="6" w:space="0" w:color="000000"/>
-              <w:left w:val="single" w:sz="6" w:space="0" w:color="000000"/>
+              <w:start w:val="single" w:sz="6" w:space="0" w:color="000000"/>
               <w:bottom w:val="single" w:sz="6" w:space="0" w:color="000000"/>
             </w:tcBorders>
-            <w:shd w:val="clear" w:color="auto" w:fill="E5E5E5"/>
+            <w:shd w:color="auto" w:fill="E5E5E5" w:val="clear"/>
           </w:tcPr>
           <w:p>
             <w:pPr>
               <w:pStyle w:val="TableText"/>
-              <w:snapToGrid w:val="0"/>
+              <w:snapToGrid w:val="false"/>
+              <w:spacing w:before="40" w:after="40"/>
               <w:rPr>
                 <w:color w:val="000000"/>
               </w:rPr>
@@ -755,15 +806,16 @@
             <w:tcW w:w="3812" w:type="dxa"/>
             <w:tcBorders>
               <w:top w:val="single" w:sz="6" w:space="0" w:color="000000"/>
-              <w:left w:val="single" w:sz="6" w:space="0" w:color="000000"/>
+              <w:start w:val="single" w:sz="6" w:space="0" w:color="000000"/>
               <w:bottom w:val="single" w:sz="6" w:space="0" w:color="000000"/>
             </w:tcBorders>
-            <w:shd w:val="clear" w:color="auto" w:fill="E5E5E5"/>
+            <w:shd w:color="auto" w:fill="E5E5E5" w:val="clear"/>
           </w:tcPr>
           <w:p>
             <w:pPr>
               <w:pStyle w:val="TableText"/>
-              <w:snapToGrid w:val="0"/>
+              <w:snapToGrid w:val="false"/>
+              <w:spacing w:before="40" w:after="40"/>
               <w:rPr>
                 <w:color w:val="000000"/>
               </w:rPr>
@@ -781,16 +833,17 @@
             <w:tcW w:w="2593" w:type="dxa"/>
             <w:tcBorders>
               <w:top w:val="single" w:sz="6" w:space="0" w:color="000000"/>
-              <w:left w:val="single" w:sz="6" w:space="0" w:color="000000"/>
+              <w:start w:val="single" w:sz="6" w:space="0" w:color="000000"/>
               <w:bottom w:val="single" w:sz="6" w:space="0" w:color="000000"/>
-              <w:right w:val="single" w:sz="6" w:space="0" w:color="000000"/>
+              <w:end w:val="single" w:sz="6" w:space="0" w:color="000000"/>
             </w:tcBorders>
-            <w:shd w:val="clear" w:color="auto" w:fill="E5E5E5"/>
+            <w:shd w:color="auto" w:fill="E5E5E5" w:val="clear"/>
           </w:tcPr>
           <w:p>
             <w:pPr>
               <w:pStyle w:val="TableText"/>
-              <w:snapToGrid w:val="0"/>
+              <w:snapToGrid w:val="false"/>
+              <w:spacing w:before="40" w:after="40"/>
               <w:rPr>
                 <w:color w:val="000000"/>
               </w:rPr>
@@ -805,20 +858,22 @@
         </w:tc>
       </w:tr>
       <w:tr>
+        <w:trPr/>
         <w:tc>
           <w:tcPr>
             <w:tcW w:w="1275" w:type="dxa"/>
             <w:tcBorders>
               <w:top w:val="single" w:sz="6" w:space="0" w:color="000000"/>
-              <w:left w:val="single" w:sz="6" w:space="0" w:color="000000"/>
+              <w:start w:val="single" w:sz="6" w:space="0" w:color="000000"/>
               <w:bottom w:val="single" w:sz="6" w:space="0" w:color="000000"/>
             </w:tcBorders>
-            <w:shd w:val="clear" w:color="auto" w:fill="E5E5E5"/>
+            <w:shd w:color="auto" w:fill="E5E5E5" w:val="clear"/>
           </w:tcPr>
           <w:p>
             <w:pPr>
               <w:pStyle w:val="TableText"/>
-              <w:snapToGrid w:val="0"/>
+              <w:snapToGrid w:val="false"/>
+              <w:spacing w:before="40" w:after="40"/>
               <w:rPr>
                 <w:color w:val="000000"/>
                 <w:u w:val="single"/>
@@ -838,15 +893,16 @@
             <w:tcW w:w="1083" w:type="dxa"/>
             <w:tcBorders>
               <w:top w:val="single" w:sz="6" w:space="0" w:color="000000"/>
-              <w:left w:val="single" w:sz="6" w:space="0" w:color="000000"/>
+              <w:start w:val="single" w:sz="6" w:space="0" w:color="000000"/>
               <w:bottom w:val="single" w:sz="6" w:space="0" w:color="000000"/>
             </w:tcBorders>
-            <w:shd w:val="clear" w:color="auto" w:fill="E5E5E5"/>
+            <w:shd w:color="auto" w:fill="E5E5E5" w:val="clear"/>
           </w:tcPr>
           <w:p>
             <w:pPr>
               <w:pStyle w:val="TableText"/>
-              <w:snapToGrid w:val="0"/>
+              <w:snapToGrid w:val="false"/>
+              <w:spacing w:before="40" w:after="40"/>
               <w:rPr>
                 <w:color w:val="000000"/>
               </w:rPr>
@@ -864,15 +920,16 @@
             <w:tcW w:w="3812" w:type="dxa"/>
             <w:tcBorders>
               <w:top w:val="single" w:sz="6" w:space="0" w:color="000000"/>
-              <w:left w:val="single" w:sz="6" w:space="0" w:color="000000"/>
+              <w:start w:val="single" w:sz="6" w:space="0" w:color="000000"/>
               <w:bottom w:val="single" w:sz="6" w:space="0" w:color="000000"/>
             </w:tcBorders>
-            <w:shd w:val="clear" w:color="auto" w:fill="E5E5E5"/>
+            <w:shd w:color="auto" w:fill="E5E5E5" w:val="clear"/>
           </w:tcPr>
           <w:p>
             <w:pPr>
               <w:pStyle w:val="TableText"/>
-              <w:snapToGrid w:val="0"/>
+              <w:snapToGrid w:val="false"/>
+              <w:spacing w:before="40" w:after="40"/>
               <w:rPr>
                 <w:color w:val="000000"/>
               </w:rPr>
@@ -890,16 +947,17 @@
             <w:tcW w:w="2593" w:type="dxa"/>
             <w:tcBorders>
               <w:top w:val="single" w:sz="6" w:space="0" w:color="000000"/>
-              <w:left w:val="single" w:sz="6" w:space="0" w:color="000000"/>
+              <w:start w:val="single" w:sz="6" w:space="0" w:color="000000"/>
               <w:bottom w:val="single" w:sz="6" w:space="0" w:color="000000"/>
-              <w:right w:val="single" w:sz="6" w:space="0" w:color="000000"/>
+              <w:end w:val="single" w:sz="6" w:space="0" w:color="000000"/>
             </w:tcBorders>
-            <w:shd w:val="clear" w:color="auto" w:fill="E5E5E5"/>
+            <w:shd w:color="auto" w:fill="E5E5E5" w:val="clear"/>
           </w:tcPr>
           <w:p>
             <w:pPr>
               <w:pStyle w:val="TableText"/>
-              <w:snapToGrid w:val="0"/>
+              <w:snapToGrid w:val="false"/>
+              <w:spacing w:before="40" w:after="40"/>
               <w:rPr>
                 <w:color w:val="000000"/>
               </w:rPr>
@@ -908,26 +966,34 @@
               <w:rPr>
                 <w:color w:val="000000"/>
               </w:rPr>
-              <w:t>Manny Gonzales</w:t>
+              <w:t>Manny Gonzale</w:t>
+            </w:r>
+            <w:r>
+              <w:rPr>
+                <w:color w:val="000000"/>
+              </w:rPr>
+              <w:t>z</w:t>
             </w:r>
           </w:p>
         </w:tc>
       </w:tr>
       <w:tr>
+        <w:trPr/>
         <w:tc>
           <w:tcPr>
             <w:tcW w:w="1275" w:type="dxa"/>
             <w:tcBorders>
               <w:top w:val="single" w:sz="6" w:space="0" w:color="000000"/>
-              <w:left w:val="single" w:sz="6" w:space="0" w:color="000000"/>
+              <w:start w:val="single" w:sz="6" w:space="0" w:color="000000"/>
               <w:bottom w:val="single" w:sz="6" w:space="0" w:color="000000"/>
             </w:tcBorders>
-            <w:shd w:val="clear" w:color="auto" w:fill="E5E5E5"/>
+            <w:shd w:color="auto" w:fill="E5E5E5" w:val="clear"/>
           </w:tcPr>
           <w:p>
             <w:pPr>
               <w:pStyle w:val="TableText"/>
-              <w:snapToGrid w:val="0"/>
+              <w:snapToGrid w:val="false"/>
+              <w:spacing w:before="40" w:after="40"/>
               <w:rPr>
                 <w:color w:val="000000"/>
                 <w:u w:val="single"/>
@@ -947,15 +1013,16 @@
             <w:tcW w:w="1083" w:type="dxa"/>
             <w:tcBorders>
               <w:top w:val="single" w:sz="6" w:space="0" w:color="000000"/>
-              <w:left w:val="single" w:sz="6" w:space="0" w:color="000000"/>
+              <w:start w:val="single" w:sz="6" w:space="0" w:color="000000"/>
               <w:bottom w:val="single" w:sz="6" w:space="0" w:color="000000"/>
             </w:tcBorders>
-            <w:shd w:val="clear" w:color="auto" w:fill="E5E5E5"/>
+            <w:shd w:color="auto" w:fill="E5E5E5" w:val="clear"/>
           </w:tcPr>
           <w:p>
             <w:pPr>
               <w:pStyle w:val="TableText"/>
-              <w:snapToGrid w:val="0"/>
+              <w:snapToGrid w:val="false"/>
+              <w:spacing w:before="40" w:after="40"/>
               <w:rPr>
                 <w:color w:val="000000"/>
               </w:rPr>
@@ -973,15 +1040,16 @@
             <w:tcW w:w="3812" w:type="dxa"/>
             <w:tcBorders>
               <w:top w:val="single" w:sz="6" w:space="0" w:color="000000"/>
-              <w:left w:val="single" w:sz="6" w:space="0" w:color="000000"/>
+              <w:start w:val="single" w:sz="6" w:space="0" w:color="000000"/>
               <w:bottom w:val="single" w:sz="6" w:space="0" w:color="000000"/>
             </w:tcBorders>
-            <w:shd w:val="clear" w:color="auto" w:fill="E5E5E5"/>
+            <w:shd w:color="auto" w:fill="E5E5E5" w:val="clear"/>
           </w:tcPr>
           <w:p>
             <w:pPr>
               <w:pStyle w:val="TableText"/>
-              <w:snapToGrid w:val="0"/>
+              <w:snapToGrid w:val="false"/>
+              <w:spacing w:before="40" w:after="40"/>
               <w:rPr>
                 <w:color w:val="000000"/>
               </w:rPr>
@@ -999,16 +1067,17 @@
             <w:tcW w:w="2593" w:type="dxa"/>
             <w:tcBorders>
               <w:top w:val="single" w:sz="6" w:space="0" w:color="000000"/>
-              <w:left w:val="single" w:sz="6" w:space="0" w:color="000000"/>
+              <w:start w:val="single" w:sz="6" w:space="0" w:color="000000"/>
               <w:bottom w:val="single" w:sz="6" w:space="0" w:color="000000"/>
-              <w:right w:val="single" w:sz="6" w:space="0" w:color="000000"/>
+              <w:end w:val="single" w:sz="6" w:space="0" w:color="000000"/>
             </w:tcBorders>
-            <w:shd w:val="clear" w:color="auto" w:fill="E5E5E5"/>
+            <w:shd w:color="auto" w:fill="E5E5E5" w:val="clear"/>
           </w:tcPr>
           <w:p>
             <w:pPr>
               <w:pStyle w:val="TableText"/>
-              <w:snapToGrid w:val="0"/>
+              <w:snapToGrid w:val="false"/>
+              <w:spacing w:before="40" w:after="40"/>
               <w:rPr>
                 <w:color w:val="000000"/>
               </w:rPr>
@@ -1023,20 +1092,22 @@
         </w:tc>
       </w:tr>
       <w:tr>
+        <w:trPr/>
         <w:tc>
           <w:tcPr>
             <w:tcW w:w="1275" w:type="dxa"/>
             <w:tcBorders>
               <w:top w:val="single" w:sz="6" w:space="0" w:color="000000"/>
-              <w:left w:val="single" w:sz="6" w:space="0" w:color="000000"/>
+              <w:start w:val="single" w:sz="6" w:space="0" w:color="000000"/>
               <w:bottom w:val="single" w:sz="6" w:space="0" w:color="000000"/>
             </w:tcBorders>
-            <w:shd w:val="clear" w:color="auto" w:fill="E5E5E5"/>
+            <w:shd w:color="auto" w:fill="E5E5E5" w:val="clear"/>
           </w:tcPr>
           <w:p>
             <w:pPr>
               <w:pStyle w:val="TableText"/>
-              <w:snapToGrid w:val="0"/>
+              <w:snapToGrid w:val="false"/>
+              <w:spacing w:before="40" w:after="40"/>
               <w:rPr>
                 <w:color w:val="000000"/>
                 <w:u w:val="single"/>
@@ -1056,15 +1127,16 @@
             <w:tcW w:w="1083" w:type="dxa"/>
             <w:tcBorders>
               <w:top w:val="single" w:sz="6" w:space="0" w:color="000000"/>
-              <w:left w:val="single" w:sz="6" w:space="0" w:color="000000"/>
+              <w:start w:val="single" w:sz="6" w:space="0" w:color="000000"/>
               <w:bottom w:val="single" w:sz="6" w:space="0" w:color="000000"/>
             </w:tcBorders>
-            <w:shd w:val="clear" w:color="auto" w:fill="E5E5E5"/>
+            <w:shd w:color="auto" w:fill="E5E5E5" w:val="clear"/>
           </w:tcPr>
           <w:p>
             <w:pPr>
               <w:pStyle w:val="TableText"/>
-              <w:snapToGrid w:val="0"/>
+              <w:snapToGrid w:val="false"/>
+              <w:spacing w:before="40" w:after="40"/>
               <w:rPr>
                 <w:color w:val="000000"/>
               </w:rPr>
@@ -1082,15 +1154,16 @@
             <w:tcW w:w="3812" w:type="dxa"/>
             <w:tcBorders>
               <w:top w:val="single" w:sz="6" w:space="0" w:color="000000"/>
-              <w:left w:val="single" w:sz="6" w:space="0" w:color="000000"/>
+              <w:start w:val="single" w:sz="6" w:space="0" w:color="000000"/>
               <w:bottom w:val="single" w:sz="6" w:space="0" w:color="000000"/>
             </w:tcBorders>
-            <w:shd w:val="clear" w:color="auto" w:fill="E5E5E5"/>
+            <w:shd w:color="auto" w:fill="E5E5E5" w:val="clear"/>
           </w:tcPr>
           <w:p>
             <w:pPr>
               <w:pStyle w:val="TableText"/>
-              <w:snapToGrid w:val="0"/>
+              <w:snapToGrid w:val="false"/>
+              <w:spacing w:before="40" w:after="40"/>
               <w:rPr>
                 <w:color w:val="000000"/>
               </w:rPr>
@@ -1108,16 +1181,17 @@
             <w:tcW w:w="2593" w:type="dxa"/>
             <w:tcBorders>
               <w:top w:val="single" w:sz="6" w:space="0" w:color="000000"/>
-              <w:left w:val="single" w:sz="6" w:space="0" w:color="000000"/>
+              <w:start w:val="single" w:sz="6" w:space="0" w:color="000000"/>
               <w:bottom w:val="single" w:sz="6" w:space="0" w:color="000000"/>
-              <w:right w:val="single" w:sz="6" w:space="0" w:color="000000"/>
+              <w:end w:val="single" w:sz="6" w:space="0" w:color="000000"/>
             </w:tcBorders>
-            <w:shd w:val="clear" w:color="auto" w:fill="E5E5E5"/>
+            <w:shd w:color="auto" w:fill="E5E5E5" w:val="clear"/>
           </w:tcPr>
           <w:p>
             <w:pPr>
               <w:pStyle w:val="TableText"/>
-              <w:snapToGrid w:val="0"/>
+              <w:snapToGrid w:val="false"/>
+              <w:spacing w:before="40" w:after="40"/>
               <w:rPr>
                 <w:color w:val="000000"/>
               </w:rPr>
@@ -1132,25 +1206,33 @@
         </w:tc>
       </w:tr>
       <w:tr>
+        <w:trPr/>
         <w:tc>
           <w:tcPr>
             <w:tcW w:w="1275" w:type="dxa"/>
             <w:tcBorders>
               <w:top w:val="single" w:sz="6" w:space="0" w:color="000000"/>
-              <w:left w:val="single" w:sz="6" w:space="0" w:color="000000"/>
+              <w:start w:val="single" w:sz="6" w:space="0" w:color="000000"/>
               <w:bottom w:val="single" w:sz="6" w:space="0" w:color="000000"/>
             </w:tcBorders>
-            <w:shd w:val="clear" w:color="auto" w:fill="E5E5E5"/>
+            <w:shd w:color="auto" w:fill="E5E5E5" w:val="clear"/>
           </w:tcPr>
           <w:p>
             <w:pPr>
               <w:pStyle w:val="TableText"/>
-              <w:snapToGrid w:val="0"/>
+              <w:snapToGrid w:val="false"/>
+              <w:spacing w:before="40" w:after="40"/>
               <w:rPr>
                 <w:color w:val="000000"/>
                 <w:u w:val="single"/>
               </w:rPr>
             </w:pPr>
+            <w:r>
+              <w:rPr>
+                <w:color w:val="000000"/>
+                <w:u w:val="single"/>
+              </w:rPr>
+            </w:r>
           </w:p>
         </w:tc>
         <w:tc>
@@ -1158,19 +1240,25 @@
             <w:tcW w:w="1083" w:type="dxa"/>
             <w:tcBorders>
               <w:top w:val="single" w:sz="6" w:space="0" w:color="000000"/>
-              <w:left w:val="single" w:sz="6" w:space="0" w:color="000000"/>
+              <w:start w:val="single" w:sz="6" w:space="0" w:color="000000"/>
               <w:bottom w:val="single" w:sz="6" w:space="0" w:color="000000"/>
             </w:tcBorders>
-            <w:shd w:val="clear" w:color="auto" w:fill="E5E5E5"/>
+            <w:shd w:color="auto" w:fill="E5E5E5" w:val="clear"/>
           </w:tcPr>
           <w:p>
             <w:pPr>
               <w:pStyle w:val="TableText"/>
-              <w:snapToGrid w:val="0"/>
+              <w:snapToGrid w:val="false"/>
+              <w:spacing w:before="40" w:after="40"/>
               <w:rPr>
                 <w:color w:val="000000"/>
               </w:rPr>
             </w:pPr>
+            <w:r>
+              <w:rPr>
+                <w:color w:val="000000"/>
+              </w:rPr>
+            </w:r>
           </w:p>
         </w:tc>
         <w:tc>
@@ -1178,19 +1266,25 @@
             <w:tcW w:w="3812" w:type="dxa"/>
             <w:tcBorders>
               <w:top w:val="single" w:sz="6" w:space="0" w:color="000000"/>
-              <w:left w:val="single" w:sz="6" w:space="0" w:color="000000"/>
+              <w:start w:val="single" w:sz="6" w:space="0" w:color="000000"/>
               <w:bottom w:val="single" w:sz="6" w:space="0" w:color="000000"/>
             </w:tcBorders>
-            <w:shd w:val="clear" w:color="auto" w:fill="E5E5E5"/>
+            <w:shd w:color="auto" w:fill="E5E5E5" w:val="clear"/>
           </w:tcPr>
           <w:p>
             <w:pPr>
               <w:pStyle w:val="TableText"/>
-              <w:snapToGrid w:val="0"/>
+              <w:snapToGrid w:val="false"/>
+              <w:spacing w:before="40" w:after="40"/>
               <w:rPr>
                 <w:color w:val="000000"/>
               </w:rPr>
             </w:pPr>
+            <w:r>
+              <w:rPr>
+                <w:color w:val="000000"/>
+              </w:rPr>
+            </w:r>
           </w:p>
         </w:tc>
         <w:tc>
@@ -1198,43 +1292,57 @@
             <w:tcW w:w="2593" w:type="dxa"/>
             <w:tcBorders>
               <w:top w:val="single" w:sz="6" w:space="0" w:color="000000"/>
-              <w:left w:val="single" w:sz="6" w:space="0" w:color="000000"/>
+              <w:start w:val="single" w:sz="6" w:space="0" w:color="000000"/>
               <w:bottom w:val="single" w:sz="6" w:space="0" w:color="000000"/>
-              <w:right w:val="single" w:sz="6" w:space="0" w:color="000000"/>
+              <w:end w:val="single" w:sz="6" w:space="0" w:color="000000"/>
             </w:tcBorders>
-            <w:shd w:val="clear" w:color="auto" w:fill="E5E5E5"/>
+            <w:shd w:color="auto" w:fill="E5E5E5" w:val="clear"/>
           </w:tcPr>
           <w:p>
             <w:pPr>
               <w:pStyle w:val="TableText"/>
-              <w:snapToGrid w:val="0"/>
+              <w:snapToGrid w:val="false"/>
+              <w:spacing w:before="40" w:after="40"/>
               <w:rPr>
                 <w:color w:val="000000"/>
               </w:rPr>
             </w:pPr>
+            <w:r>
+              <w:rPr>
+                <w:color w:val="000000"/>
+              </w:rPr>
+            </w:r>
           </w:p>
         </w:tc>
       </w:tr>
       <w:tr>
+        <w:trPr/>
         <w:tc>
           <w:tcPr>
             <w:tcW w:w="1275" w:type="dxa"/>
             <w:tcBorders>
               <w:top w:val="single" w:sz="6" w:space="0" w:color="000000"/>
-              <w:left w:val="single" w:sz="6" w:space="0" w:color="000000"/>
+              <w:start w:val="single" w:sz="6" w:space="0" w:color="000000"/>
               <w:bottom w:val="single" w:sz="6" w:space="0" w:color="000000"/>
             </w:tcBorders>
-            <w:shd w:val="clear" w:color="auto" w:fill="E5E5E5"/>
+            <w:shd w:color="auto" w:fill="E5E5E5" w:val="clear"/>
           </w:tcPr>
           <w:p>
             <w:pPr>
               <w:pStyle w:val="TableText"/>
-              <w:snapToGrid w:val="0"/>
+              <w:snapToGrid w:val="false"/>
+              <w:spacing w:before="40" w:after="40"/>
               <w:rPr>
                 <w:color w:val="000000"/>
                 <w:u w:val="single"/>
               </w:rPr>
             </w:pPr>
+            <w:r>
+              <w:rPr>
+                <w:color w:val="000000"/>
+                <w:u w:val="single"/>
+              </w:rPr>
+            </w:r>
           </w:p>
         </w:tc>
         <w:tc>
@@ -1242,19 +1350,25 @@
             <w:tcW w:w="1083" w:type="dxa"/>
             <w:tcBorders>
               <w:top w:val="single" w:sz="6" w:space="0" w:color="000000"/>
-              <w:left w:val="single" w:sz="6" w:space="0" w:color="000000"/>
+              <w:start w:val="single" w:sz="6" w:space="0" w:color="000000"/>
               <w:bottom w:val="single" w:sz="6" w:space="0" w:color="000000"/>
             </w:tcBorders>
-            <w:shd w:val="clear" w:color="auto" w:fill="E5E5E5"/>
+            <w:shd w:color="auto" w:fill="E5E5E5" w:val="clear"/>
           </w:tcPr>
           <w:p>
             <w:pPr>
               <w:pStyle w:val="TableText"/>
-              <w:snapToGrid w:val="0"/>
+              <w:snapToGrid w:val="false"/>
+              <w:spacing w:before="40" w:after="40"/>
               <w:rPr>
                 <w:color w:val="000000"/>
               </w:rPr>
             </w:pPr>
+            <w:r>
+              <w:rPr>
+                <w:color w:val="000000"/>
+              </w:rPr>
+            </w:r>
           </w:p>
         </w:tc>
         <w:tc>
@@ -1262,19 +1376,25 @@
             <w:tcW w:w="3812" w:type="dxa"/>
             <w:tcBorders>
               <w:top w:val="single" w:sz="6" w:space="0" w:color="000000"/>
-              <w:left w:val="single" w:sz="6" w:space="0" w:color="000000"/>
+              <w:start w:val="single" w:sz="6" w:space="0" w:color="000000"/>
               <w:bottom w:val="single" w:sz="6" w:space="0" w:color="000000"/>
             </w:tcBorders>
-            <w:shd w:val="clear" w:color="auto" w:fill="E5E5E5"/>
+            <w:shd w:color="auto" w:fill="E5E5E5" w:val="clear"/>
           </w:tcPr>
           <w:p>
             <w:pPr>
               <w:pStyle w:val="TableText"/>
-              <w:snapToGrid w:val="0"/>
+              <w:snapToGrid w:val="false"/>
+              <w:spacing w:before="40" w:after="40"/>
               <w:rPr>
                 <w:color w:val="000000"/>
               </w:rPr>
             </w:pPr>
+            <w:r>
+              <w:rPr>
+                <w:color w:val="000000"/>
+              </w:rPr>
+            </w:r>
           </w:p>
         </w:tc>
         <w:tc>
@@ -1282,43 +1402,57 @@
             <w:tcW w:w="2593" w:type="dxa"/>
             <w:tcBorders>
               <w:top w:val="single" w:sz="6" w:space="0" w:color="000000"/>
-              <w:left w:val="single" w:sz="6" w:space="0" w:color="000000"/>
+              <w:start w:val="single" w:sz="6" w:space="0" w:color="000000"/>
               <w:bottom w:val="single" w:sz="6" w:space="0" w:color="000000"/>
-              <w:right w:val="single" w:sz="6" w:space="0" w:color="000000"/>
+              <w:end w:val="single" w:sz="6" w:space="0" w:color="000000"/>
             </w:tcBorders>
-            <w:shd w:val="clear" w:color="auto" w:fill="E5E5E5"/>
+            <w:shd w:color="auto" w:fill="E5E5E5" w:val="clear"/>
           </w:tcPr>
           <w:p>
             <w:pPr>
               <w:pStyle w:val="TableText"/>
-              <w:snapToGrid w:val="0"/>
+              <w:snapToGrid w:val="false"/>
+              <w:spacing w:before="40" w:after="40"/>
               <w:rPr>
                 <w:color w:val="000000"/>
               </w:rPr>
             </w:pPr>
+            <w:r>
+              <w:rPr>
+                <w:color w:val="000000"/>
+              </w:rPr>
+            </w:r>
           </w:p>
         </w:tc>
       </w:tr>
       <w:tr>
+        <w:trPr/>
         <w:tc>
           <w:tcPr>
             <w:tcW w:w="1275" w:type="dxa"/>
             <w:tcBorders>
               <w:top w:val="single" w:sz="6" w:space="0" w:color="000000"/>
-              <w:left w:val="single" w:sz="6" w:space="0" w:color="000000"/>
+              <w:start w:val="single" w:sz="6" w:space="0" w:color="000000"/>
               <w:bottom w:val="single" w:sz="6" w:space="0" w:color="000000"/>
             </w:tcBorders>
-            <w:shd w:val="clear" w:color="auto" w:fill="E5E5E5"/>
+            <w:shd w:color="auto" w:fill="E5E5E5" w:val="clear"/>
           </w:tcPr>
           <w:p>
             <w:pPr>
               <w:pStyle w:val="TableText"/>
-              <w:snapToGrid w:val="0"/>
+              <w:snapToGrid w:val="false"/>
+              <w:spacing w:before="40" w:after="40"/>
               <w:rPr>
                 <w:color w:val="000000"/>
                 <w:u w:val="single"/>
               </w:rPr>
             </w:pPr>
+            <w:r>
+              <w:rPr>
+                <w:color w:val="000000"/>
+                <w:u w:val="single"/>
+              </w:rPr>
+            </w:r>
           </w:p>
         </w:tc>
         <w:tc>
@@ -1326,19 +1460,25 @@
             <w:tcW w:w="1083" w:type="dxa"/>
             <w:tcBorders>
               <w:top w:val="single" w:sz="6" w:space="0" w:color="000000"/>
-              <w:left w:val="single" w:sz="6" w:space="0" w:color="000000"/>
+              <w:start w:val="single" w:sz="6" w:space="0" w:color="000000"/>
               <w:bottom w:val="single" w:sz="6" w:space="0" w:color="000000"/>
             </w:tcBorders>
-            <w:shd w:val="clear" w:color="auto" w:fill="E5E5E5"/>
+            <w:shd w:color="auto" w:fill="E5E5E5" w:val="clear"/>
           </w:tcPr>
           <w:p>
             <w:pPr>
               <w:pStyle w:val="TableText"/>
-              <w:snapToGrid w:val="0"/>
+              <w:snapToGrid w:val="false"/>
+              <w:spacing w:before="40" w:after="40"/>
               <w:rPr>
                 <w:color w:val="000000"/>
               </w:rPr>
             </w:pPr>
+            <w:r>
+              <w:rPr>
+                <w:color w:val="000000"/>
+              </w:rPr>
+            </w:r>
           </w:p>
         </w:tc>
         <w:tc>
@@ -1346,19 +1486,25 @@
             <w:tcW w:w="3812" w:type="dxa"/>
             <w:tcBorders>
               <w:top w:val="single" w:sz="6" w:space="0" w:color="000000"/>
-              <w:left w:val="single" w:sz="6" w:space="0" w:color="000000"/>
+              <w:start w:val="single" w:sz="6" w:space="0" w:color="000000"/>
               <w:bottom w:val="single" w:sz="6" w:space="0" w:color="000000"/>
             </w:tcBorders>
-            <w:shd w:val="clear" w:color="auto" w:fill="E5E5E5"/>
+            <w:shd w:color="auto" w:fill="E5E5E5" w:val="clear"/>
           </w:tcPr>
           <w:p>
             <w:pPr>
               <w:pStyle w:val="TableText"/>
-              <w:snapToGrid w:val="0"/>
+              <w:snapToGrid w:val="false"/>
+              <w:spacing w:before="40" w:after="40"/>
               <w:rPr>
                 <w:color w:val="000000"/>
               </w:rPr>
             </w:pPr>
+            <w:r>
+              <w:rPr>
+                <w:color w:val="000000"/>
+              </w:rPr>
+            </w:r>
           </w:p>
         </w:tc>
         <w:tc>
@@ -1366,43 +1512,57 @@
             <w:tcW w:w="2593" w:type="dxa"/>
             <w:tcBorders>
               <w:top w:val="single" w:sz="6" w:space="0" w:color="000000"/>
-              <w:left w:val="single" w:sz="6" w:space="0" w:color="000000"/>
+              <w:start w:val="single" w:sz="6" w:space="0" w:color="000000"/>
               <w:bottom w:val="single" w:sz="6" w:space="0" w:color="000000"/>
-              <w:right w:val="single" w:sz="6" w:space="0" w:color="000000"/>
+              <w:end w:val="single" w:sz="6" w:space="0" w:color="000000"/>
             </w:tcBorders>
-            <w:shd w:val="clear" w:color="auto" w:fill="E5E5E5"/>
+            <w:shd w:color="auto" w:fill="E5E5E5" w:val="clear"/>
           </w:tcPr>
           <w:p>
             <w:pPr>
               <w:pStyle w:val="TableText"/>
-              <w:snapToGrid w:val="0"/>
+              <w:snapToGrid w:val="false"/>
+              <w:spacing w:before="40" w:after="40"/>
               <w:rPr>
                 <w:color w:val="000000"/>
               </w:rPr>
             </w:pPr>
+            <w:r>
+              <w:rPr>
+                <w:color w:val="000000"/>
+              </w:rPr>
+            </w:r>
           </w:p>
         </w:tc>
       </w:tr>
       <w:tr>
+        <w:trPr/>
         <w:tc>
           <w:tcPr>
             <w:tcW w:w="1275" w:type="dxa"/>
             <w:tcBorders>
               <w:top w:val="single" w:sz="6" w:space="0" w:color="000000"/>
-              <w:left w:val="single" w:sz="6" w:space="0" w:color="000000"/>
+              <w:start w:val="single" w:sz="6" w:space="0" w:color="000000"/>
               <w:bottom w:val="single" w:sz="6" w:space="0" w:color="000000"/>
             </w:tcBorders>
-            <w:shd w:val="clear" w:color="auto" w:fill="E5E5E5"/>
+            <w:shd w:color="auto" w:fill="E5E5E5" w:val="clear"/>
           </w:tcPr>
           <w:p>
             <w:pPr>
               <w:pStyle w:val="TableText"/>
-              <w:snapToGrid w:val="0"/>
+              <w:snapToGrid w:val="false"/>
+              <w:spacing w:before="40" w:after="40"/>
               <w:rPr>
                 <w:color w:val="000000"/>
                 <w:u w:val="single"/>
               </w:rPr>
             </w:pPr>
+            <w:r>
+              <w:rPr>
+                <w:color w:val="000000"/>
+                <w:u w:val="single"/>
+              </w:rPr>
+            </w:r>
           </w:p>
         </w:tc>
         <w:tc>
@@ -1410,19 +1570,25 @@
             <w:tcW w:w="1083" w:type="dxa"/>
             <w:tcBorders>
               <w:top w:val="single" w:sz="6" w:space="0" w:color="000000"/>
-              <w:left w:val="single" w:sz="6" w:space="0" w:color="000000"/>
+              <w:start w:val="single" w:sz="6" w:space="0" w:color="000000"/>
               <w:bottom w:val="single" w:sz="6" w:space="0" w:color="000000"/>
             </w:tcBorders>
-            <w:shd w:val="clear" w:color="auto" w:fill="E5E5E5"/>
+            <w:shd w:color="auto" w:fill="E5E5E5" w:val="clear"/>
           </w:tcPr>
           <w:p>
             <w:pPr>
               <w:pStyle w:val="TableText"/>
-              <w:snapToGrid w:val="0"/>
+              <w:snapToGrid w:val="false"/>
+              <w:spacing w:before="40" w:after="40"/>
               <w:rPr>
                 <w:color w:val="000000"/>
               </w:rPr>
             </w:pPr>
+            <w:r>
+              <w:rPr>
+                <w:color w:val="000000"/>
+              </w:rPr>
+            </w:r>
           </w:p>
         </w:tc>
         <w:tc>
@@ -1430,19 +1596,25 @@
             <w:tcW w:w="3812" w:type="dxa"/>
             <w:tcBorders>
               <w:top w:val="single" w:sz="6" w:space="0" w:color="000000"/>
-              <w:left w:val="single" w:sz="6" w:space="0" w:color="000000"/>
+              <w:start w:val="single" w:sz="6" w:space="0" w:color="000000"/>
               <w:bottom w:val="single" w:sz="6" w:space="0" w:color="000000"/>
             </w:tcBorders>
-            <w:shd w:val="clear" w:color="auto" w:fill="E5E5E5"/>
+            <w:shd w:color="auto" w:fill="E5E5E5" w:val="clear"/>
           </w:tcPr>
           <w:p>
             <w:pPr>
               <w:pStyle w:val="TableText"/>
-              <w:snapToGrid w:val="0"/>
+              <w:snapToGrid w:val="false"/>
+              <w:spacing w:before="40" w:after="40"/>
               <w:rPr>
                 <w:color w:val="000000"/>
               </w:rPr>
             </w:pPr>
+            <w:r>
+              <w:rPr>
+                <w:color w:val="000000"/>
+              </w:rPr>
+            </w:r>
           </w:p>
         </w:tc>
         <w:tc>
@@ -1450,43 +1622,57 @@
             <w:tcW w:w="2593" w:type="dxa"/>
             <w:tcBorders>
               <w:top w:val="single" w:sz="6" w:space="0" w:color="000000"/>
-              <w:left w:val="single" w:sz="6" w:space="0" w:color="000000"/>
+              <w:start w:val="single" w:sz="6" w:space="0" w:color="000000"/>
               <w:bottom w:val="single" w:sz="6" w:space="0" w:color="000000"/>
-              <w:right w:val="single" w:sz="6" w:space="0" w:color="000000"/>
+              <w:end w:val="single" w:sz="6" w:space="0" w:color="000000"/>
             </w:tcBorders>
-            <w:shd w:val="clear" w:color="auto" w:fill="E5E5E5"/>
+            <w:shd w:color="auto" w:fill="E5E5E5" w:val="clear"/>
           </w:tcPr>
           <w:p>
             <w:pPr>
               <w:pStyle w:val="TableText"/>
-              <w:snapToGrid w:val="0"/>
+              <w:snapToGrid w:val="false"/>
+              <w:spacing w:before="40" w:after="40"/>
               <w:rPr>
                 <w:color w:val="000000"/>
               </w:rPr>
             </w:pPr>
+            <w:r>
+              <w:rPr>
+                <w:color w:val="000000"/>
+              </w:rPr>
+            </w:r>
           </w:p>
         </w:tc>
       </w:tr>
       <w:tr>
+        <w:trPr/>
         <w:tc>
           <w:tcPr>
             <w:tcW w:w="1275" w:type="dxa"/>
             <w:tcBorders>
               <w:top w:val="single" w:sz="6" w:space="0" w:color="000000"/>
-              <w:left w:val="single" w:sz="6" w:space="0" w:color="000000"/>
+              <w:start w:val="single" w:sz="6" w:space="0" w:color="000000"/>
               <w:bottom w:val="single" w:sz="6" w:space="0" w:color="000000"/>
             </w:tcBorders>
-            <w:shd w:val="clear" w:color="auto" w:fill="E5E5E5"/>
+            <w:shd w:color="auto" w:fill="E5E5E5" w:val="clear"/>
           </w:tcPr>
           <w:p>
             <w:pPr>
               <w:pStyle w:val="TableText"/>
-              <w:snapToGrid w:val="0"/>
+              <w:snapToGrid w:val="false"/>
+              <w:spacing w:before="40" w:after="40"/>
               <w:rPr>
                 <w:color w:val="000000"/>
                 <w:u w:val="single"/>
               </w:rPr>
             </w:pPr>
+            <w:r>
+              <w:rPr>
+                <w:color w:val="000000"/>
+                <w:u w:val="single"/>
+              </w:rPr>
+            </w:r>
           </w:p>
         </w:tc>
         <w:tc>
@@ -1494,19 +1680,25 @@
             <w:tcW w:w="1083" w:type="dxa"/>
             <w:tcBorders>
               <w:top w:val="single" w:sz="6" w:space="0" w:color="000000"/>
-              <w:left w:val="single" w:sz="6" w:space="0" w:color="000000"/>
+              <w:start w:val="single" w:sz="6" w:space="0" w:color="000000"/>
               <w:bottom w:val="single" w:sz="6" w:space="0" w:color="000000"/>
             </w:tcBorders>
-            <w:shd w:val="clear" w:color="auto" w:fill="E5E5E5"/>
+            <w:shd w:color="auto" w:fill="E5E5E5" w:val="clear"/>
           </w:tcPr>
           <w:p>
             <w:pPr>
               <w:pStyle w:val="TableText"/>
-              <w:snapToGrid w:val="0"/>
+              <w:snapToGrid w:val="false"/>
+              <w:spacing w:before="40" w:after="40"/>
               <w:rPr>
                 <w:color w:val="000000"/>
               </w:rPr>
             </w:pPr>
+            <w:r>
+              <w:rPr>
+                <w:color w:val="000000"/>
+              </w:rPr>
+            </w:r>
           </w:p>
         </w:tc>
         <w:tc>
@@ -1514,19 +1706,25 @@
             <w:tcW w:w="3812" w:type="dxa"/>
             <w:tcBorders>
               <w:top w:val="single" w:sz="6" w:space="0" w:color="000000"/>
-              <w:left w:val="single" w:sz="6" w:space="0" w:color="000000"/>
+              <w:start w:val="single" w:sz="6" w:space="0" w:color="000000"/>
               <w:bottom w:val="single" w:sz="6" w:space="0" w:color="000000"/>
             </w:tcBorders>
-            <w:shd w:val="clear" w:color="auto" w:fill="E5E5E5"/>
+            <w:shd w:color="auto" w:fill="E5E5E5" w:val="clear"/>
           </w:tcPr>
           <w:p>
             <w:pPr>
               <w:pStyle w:val="TableText"/>
-              <w:snapToGrid w:val="0"/>
+              <w:snapToGrid w:val="false"/>
+              <w:spacing w:before="40" w:after="40"/>
               <w:rPr>
                 <w:color w:val="000000"/>
               </w:rPr>
             </w:pPr>
+            <w:r>
+              <w:rPr>
+                <w:color w:val="000000"/>
+              </w:rPr>
+            </w:r>
           </w:p>
         </w:tc>
         <w:tc>
@@ -1534,43 +1732,57 @@
             <w:tcW w:w="2593" w:type="dxa"/>
             <w:tcBorders>
               <w:top w:val="single" w:sz="6" w:space="0" w:color="000000"/>
-              <w:left w:val="single" w:sz="6" w:space="0" w:color="000000"/>
+              <w:start w:val="single" w:sz="6" w:space="0" w:color="000000"/>
               <w:bottom w:val="single" w:sz="6" w:space="0" w:color="000000"/>
-              <w:right w:val="single" w:sz="6" w:space="0" w:color="000000"/>
+              <w:end w:val="single" w:sz="6" w:space="0" w:color="000000"/>
             </w:tcBorders>
-            <w:shd w:val="clear" w:color="auto" w:fill="E5E5E5"/>
+            <w:shd w:color="auto" w:fill="E5E5E5" w:val="clear"/>
           </w:tcPr>
           <w:p>
             <w:pPr>
               <w:pStyle w:val="TableText"/>
-              <w:snapToGrid w:val="0"/>
+              <w:snapToGrid w:val="false"/>
+              <w:spacing w:before="40" w:after="40"/>
               <w:rPr>
                 <w:color w:val="000000"/>
               </w:rPr>
             </w:pPr>
+            <w:r>
+              <w:rPr>
+                <w:color w:val="000000"/>
+              </w:rPr>
+            </w:r>
           </w:p>
         </w:tc>
       </w:tr>
       <w:tr>
+        <w:trPr/>
         <w:tc>
           <w:tcPr>
             <w:tcW w:w="1275" w:type="dxa"/>
             <w:tcBorders>
               <w:top w:val="single" w:sz="6" w:space="0" w:color="000000"/>
-              <w:left w:val="single" w:sz="6" w:space="0" w:color="000000"/>
+              <w:start w:val="single" w:sz="6" w:space="0" w:color="000000"/>
               <w:bottom w:val="single" w:sz="6" w:space="0" w:color="000000"/>
             </w:tcBorders>
-            <w:shd w:val="clear" w:color="auto" w:fill="E5E5E5"/>
+            <w:shd w:color="auto" w:fill="E5E5E5" w:val="clear"/>
           </w:tcPr>
           <w:p>
             <w:pPr>
               <w:pStyle w:val="TableText"/>
-              <w:snapToGrid w:val="0"/>
+              <w:snapToGrid w:val="false"/>
+              <w:spacing w:before="40" w:after="40"/>
               <w:rPr>
                 <w:color w:val="000000"/>
                 <w:u w:val="single"/>
               </w:rPr>
             </w:pPr>
+            <w:r>
+              <w:rPr>
+                <w:color w:val="000000"/>
+                <w:u w:val="single"/>
+              </w:rPr>
+            </w:r>
           </w:p>
         </w:tc>
         <w:tc>
@@ -1578,19 +1790,25 @@
             <w:tcW w:w="1083" w:type="dxa"/>
             <w:tcBorders>
               <w:top w:val="single" w:sz="6" w:space="0" w:color="000000"/>
-              <w:left w:val="single" w:sz="6" w:space="0" w:color="000000"/>
+              <w:start w:val="single" w:sz="6" w:space="0" w:color="000000"/>
               <w:bottom w:val="single" w:sz="6" w:space="0" w:color="000000"/>
             </w:tcBorders>
-            <w:shd w:val="clear" w:color="auto" w:fill="E5E5E5"/>
+            <w:shd w:color="auto" w:fill="E5E5E5" w:val="clear"/>
           </w:tcPr>
           <w:p>
             <w:pPr>
               <w:pStyle w:val="TableText"/>
-              <w:snapToGrid w:val="0"/>
+              <w:snapToGrid w:val="false"/>
+              <w:spacing w:before="40" w:after="40"/>
               <w:rPr>
                 <w:color w:val="000000"/>
               </w:rPr>
             </w:pPr>
+            <w:r>
+              <w:rPr>
+                <w:color w:val="000000"/>
+              </w:rPr>
+            </w:r>
           </w:p>
         </w:tc>
         <w:tc>
@@ -1598,19 +1816,25 @@
             <w:tcW w:w="3812" w:type="dxa"/>
             <w:tcBorders>
               <w:top w:val="single" w:sz="6" w:space="0" w:color="000000"/>
-              <w:left w:val="single" w:sz="6" w:space="0" w:color="000000"/>
+              <w:start w:val="single" w:sz="6" w:space="0" w:color="000000"/>
               <w:bottom w:val="single" w:sz="6" w:space="0" w:color="000000"/>
             </w:tcBorders>
-            <w:shd w:val="clear" w:color="auto" w:fill="E5E5E5"/>
+            <w:shd w:color="auto" w:fill="E5E5E5" w:val="clear"/>
           </w:tcPr>
           <w:p>
             <w:pPr>
               <w:pStyle w:val="TableText"/>
-              <w:snapToGrid w:val="0"/>
+              <w:snapToGrid w:val="false"/>
+              <w:spacing w:before="40" w:after="40"/>
               <w:rPr>
                 <w:color w:val="000000"/>
               </w:rPr>
             </w:pPr>
+            <w:r>
+              <w:rPr>
+                <w:color w:val="000000"/>
+              </w:rPr>
+            </w:r>
           </w:p>
         </w:tc>
         <w:tc>
@@ -1618,43 +1842,57 @@
             <w:tcW w:w="2593" w:type="dxa"/>
             <w:tcBorders>
               <w:top w:val="single" w:sz="6" w:space="0" w:color="000000"/>
-              <w:left w:val="single" w:sz="6" w:space="0" w:color="000000"/>
+              <w:start w:val="single" w:sz="6" w:space="0" w:color="000000"/>
               <w:bottom w:val="single" w:sz="6" w:space="0" w:color="000000"/>
-              <w:right w:val="single" w:sz="6" w:space="0" w:color="000000"/>
+              <w:end w:val="single" w:sz="6" w:space="0" w:color="000000"/>
             </w:tcBorders>
-            <w:shd w:val="clear" w:color="auto" w:fill="E5E5E5"/>
+            <w:shd w:color="auto" w:fill="E5E5E5" w:val="clear"/>
           </w:tcPr>
           <w:p>
             <w:pPr>
               <w:pStyle w:val="TableText"/>
-              <w:snapToGrid w:val="0"/>
+              <w:snapToGrid w:val="false"/>
+              <w:spacing w:before="40" w:after="40"/>
               <w:rPr>
                 <w:color w:val="000000"/>
               </w:rPr>
             </w:pPr>
+            <w:r>
+              <w:rPr>
+                <w:color w:val="000000"/>
+              </w:rPr>
+            </w:r>
           </w:p>
         </w:tc>
       </w:tr>
       <w:tr>
+        <w:trPr/>
         <w:tc>
           <w:tcPr>
             <w:tcW w:w="1275" w:type="dxa"/>
             <w:tcBorders>
               <w:top w:val="single" w:sz="6" w:space="0" w:color="000000"/>
-              <w:left w:val="single" w:sz="6" w:space="0" w:color="000000"/>
+              <w:start w:val="single" w:sz="6" w:space="0" w:color="000000"/>
               <w:bottom w:val="single" w:sz="6" w:space="0" w:color="000000"/>
             </w:tcBorders>
-            <w:shd w:val="clear" w:color="auto" w:fill="E5E5E5"/>
+            <w:shd w:color="auto" w:fill="E5E5E5" w:val="clear"/>
           </w:tcPr>
           <w:p>
             <w:pPr>
               <w:pStyle w:val="TableText"/>
-              <w:snapToGrid w:val="0"/>
+              <w:snapToGrid w:val="false"/>
+              <w:spacing w:before="40" w:after="40"/>
               <w:rPr>
                 <w:color w:val="000000"/>
                 <w:u w:val="single"/>
               </w:rPr>
             </w:pPr>
+            <w:r>
+              <w:rPr>
+                <w:color w:val="000000"/>
+                <w:u w:val="single"/>
+              </w:rPr>
+            </w:r>
           </w:p>
         </w:tc>
         <w:tc>
@@ -1662,19 +1900,25 @@
             <w:tcW w:w="1083" w:type="dxa"/>
             <w:tcBorders>
               <w:top w:val="single" w:sz="6" w:space="0" w:color="000000"/>
-              <w:left w:val="single" w:sz="6" w:space="0" w:color="000000"/>
+              <w:start w:val="single" w:sz="6" w:space="0" w:color="000000"/>
               <w:bottom w:val="single" w:sz="6" w:space="0" w:color="000000"/>
             </w:tcBorders>
-            <w:shd w:val="clear" w:color="auto" w:fill="E5E5E5"/>
+            <w:shd w:color="auto" w:fill="E5E5E5" w:val="clear"/>
           </w:tcPr>
           <w:p>
             <w:pPr>
               <w:pStyle w:val="TableText"/>
-              <w:snapToGrid w:val="0"/>
+              <w:snapToGrid w:val="false"/>
+              <w:spacing w:before="40" w:after="40"/>
               <w:rPr>
                 <w:color w:val="000000"/>
               </w:rPr>
             </w:pPr>
+            <w:r>
+              <w:rPr>
+                <w:color w:val="000000"/>
+              </w:rPr>
+            </w:r>
           </w:p>
         </w:tc>
         <w:tc>
@@ -1682,19 +1926,25 @@
             <w:tcW w:w="3812" w:type="dxa"/>
             <w:tcBorders>
               <w:top w:val="single" w:sz="6" w:space="0" w:color="000000"/>
-              <w:left w:val="single" w:sz="6" w:space="0" w:color="000000"/>
+              <w:start w:val="single" w:sz="6" w:space="0" w:color="000000"/>
               <w:bottom w:val="single" w:sz="6" w:space="0" w:color="000000"/>
             </w:tcBorders>
-            <w:shd w:val="clear" w:color="auto" w:fill="E5E5E5"/>
+            <w:shd w:color="auto" w:fill="E5E5E5" w:val="clear"/>
           </w:tcPr>
           <w:p>
             <w:pPr>
               <w:pStyle w:val="TableText"/>
-              <w:snapToGrid w:val="0"/>
+              <w:snapToGrid w:val="false"/>
+              <w:spacing w:before="40" w:after="40"/>
               <w:rPr>
                 <w:color w:val="000000"/>
               </w:rPr>
             </w:pPr>
+            <w:r>
+              <w:rPr>
+                <w:color w:val="000000"/>
+              </w:rPr>
+            </w:r>
           </w:p>
         </w:tc>
         <w:tc>
@@ -1702,43 +1952,57 @@
             <w:tcW w:w="2593" w:type="dxa"/>
             <w:tcBorders>
               <w:top w:val="single" w:sz="6" w:space="0" w:color="000000"/>
-              <w:left w:val="single" w:sz="6" w:space="0" w:color="000000"/>
+              <w:start w:val="single" w:sz="6" w:space="0" w:color="000000"/>
               <w:bottom w:val="single" w:sz="6" w:space="0" w:color="000000"/>
-              <w:right w:val="single" w:sz="6" w:space="0" w:color="000000"/>
+              <w:end w:val="single" w:sz="6" w:space="0" w:color="000000"/>
             </w:tcBorders>
-            <w:shd w:val="clear" w:color="auto" w:fill="E5E5E5"/>
+            <w:shd w:color="auto" w:fill="E5E5E5" w:val="clear"/>
           </w:tcPr>
           <w:p>
             <w:pPr>
               <w:pStyle w:val="TableText"/>
-              <w:snapToGrid w:val="0"/>
+              <w:snapToGrid w:val="false"/>
+              <w:spacing w:before="40" w:after="40"/>
               <w:rPr>
                 <w:color w:val="000000"/>
               </w:rPr>
             </w:pPr>
+            <w:r>
+              <w:rPr>
+                <w:color w:val="000000"/>
+              </w:rPr>
+            </w:r>
           </w:p>
         </w:tc>
       </w:tr>
       <w:tr>
+        <w:trPr/>
         <w:tc>
           <w:tcPr>
             <w:tcW w:w="1275" w:type="dxa"/>
             <w:tcBorders>
               <w:top w:val="single" w:sz="6" w:space="0" w:color="000000"/>
-              <w:left w:val="single" w:sz="6" w:space="0" w:color="000000"/>
+              <w:start w:val="single" w:sz="6" w:space="0" w:color="000000"/>
               <w:bottom w:val="single" w:sz="6" w:space="0" w:color="000000"/>
             </w:tcBorders>
-            <w:shd w:val="clear" w:color="auto" w:fill="E5E5E5"/>
+            <w:shd w:color="auto" w:fill="E5E5E5" w:val="clear"/>
           </w:tcPr>
           <w:p>
             <w:pPr>
               <w:pStyle w:val="TableText"/>
-              <w:snapToGrid w:val="0"/>
+              <w:snapToGrid w:val="false"/>
+              <w:spacing w:before="40" w:after="40"/>
               <w:rPr>
                 <w:color w:val="000000"/>
                 <w:u w:val="single"/>
               </w:rPr>
             </w:pPr>
+            <w:r>
+              <w:rPr>
+                <w:color w:val="000000"/>
+                <w:u w:val="single"/>
+              </w:rPr>
+            </w:r>
           </w:p>
         </w:tc>
         <w:tc>
@@ -1746,19 +2010,25 @@
             <w:tcW w:w="1083" w:type="dxa"/>
             <w:tcBorders>
               <w:top w:val="single" w:sz="6" w:space="0" w:color="000000"/>
-              <w:left w:val="single" w:sz="6" w:space="0" w:color="000000"/>
+              <w:start w:val="single" w:sz="6" w:space="0" w:color="000000"/>
               <w:bottom w:val="single" w:sz="6" w:space="0" w:color="000000"/>
             </w:tcBorders>
-            <w:shd w:val="clear" w:color="auto" w:fill="E5E5E5"/>
+            <w:shd w:color="auto" w:fill="E5E5E5" w:val="clear"/>
           </w:tcPr>
           <w:p>
             <w:pPr>
               <w:pStyle w:val="TableText"/>
-              <w:snapToGrid w:val="0"/>
+              <w:snapToGrid w:val="false"/>
+              <w:spacing w:before="40" w:after="40"/>
               <w:rPr>
                 <w:color w:val="000000"/>
               </w:rPr>
             </w:pPr>
+            <w:r>
+              <w:rPr>
+                <w:color w:val="000000"/>
+              </w:rPr>
+            </w:r>
           </w:p>
         </w:tc>
         <w:tc>
@@ -1766,19 +2036,25 @@
             <w:tcW w:w="3812" w:type="dxa"/>
             <w:tcBorders>
               <w:top w:val="single" w:sz="6" w:space="0" w:color="000000"/>
-              <w:left w:val="single" w:sz="6" w:space="0" w:color="000000"/>
+              <w:start w:val="single" w:sz="6" w:space="0" w:color="000000"/>
               <w:bottom w:val="single" w:sz="6" w:space="0" w:color="000000"/>
             </w:tcBorders>
-            <w:shd w:val="clear" w:color="auto" w:fill="E5E5E5"/>
+            <w:shd w:color="auto" w:fill="E5E5E5" w:val="clear"/>
           </w:tcPr>
           <w:p>
             <w:pPr>
               <w:pStyle w:val="TableText"/>
-              <w:snapToGrid w:val="0"/>
+              <w:snapToGrid w:val="false"/>
+              <w:spacing w:before="40" w:after="40"/>
               <w:rPr>
                 <w:color w:val="000000"/>
               </w:rPr>
             </w:pPr>
+            <w:r>
+              <w:rPr>
+                <w:color w:val="000000"/>
+              </w:rPr>
+            </w:r>
           </w:p>
         </w:tc>
         <w:tc>
@@ -1786,43 +2062,57 @@
             <w:tcW w:w="2593" w:type="dxa"/>
             <w:tcBorders>
               <w:top w:val="single" w:sz="6" w:space="0" w:color="000000"/>
-              <w:left w:val="single" w:sz="6" w:space="0" w:color="000000"/>
+              <w:start w:val="single" w:sz="6" w:space="0" w:color="000000"/>
               <w:bottom w:val="single" w:sz="6" w:space="0" w:color="000000"/>
-              <w:right w:val="single" w:sz="6" w:space="0" w:color="000000"/>
+              <w:end w:val="single" w:sz="6" w:space="0" w:color="000000"/>
             </w:tcBorders>
-            <w:shd w:val="clear" w:color="auto" w:fill="E5E5E5"/>
+            <w:shd w:color="auto" w:fill="E5E5E5" w:val="clear"/>
           </w:tcPr>
           <w:p>
             <w:pPr>
               <w:pStyle w:val="TableText"/>
-              <w:snapToGrid w:val="0"/>
+              <w:snapToGrid w:val="false"/>
+              <w:spacing w:before="40" w:after="40"/>
               <w:rPr>
                 <w:color w:val="000000"/>
               </w:rPr>
             </w:pPr>
+            <w:r>
+              <w:rPr>
+                <w:color w:val="000000"/>
+              </w:rPr>
+            </w:r>
           </w:p>
         </w:tc>
       </w:tr>
       <w:tr>
+        <w:trPr/>
         <w:tc>
           <w:tcPr>
             <w:tcW w:w="1275" w:type="dxa"/>
             <w:tcBorders>
               <w:top w:val="single" w:sz="6" w:space="0" w:color="000000"/>
-              <w:left w:val="single" w:sz="6" w:space="0" w:color="000000"/>
+              <w:start w:val="single" w:sz="6" w:space="0" w:color="000000"/>
               <w:bottom w:val="single" w:sz="6" w:space="0" w:color="000000"/>
             </w:tcBorders>
-            <w:shd w:val="clear" w:color="auto" w:fill="E5E5E5"/>
+            <w:shd w:color="auto" w:fill="E5E5E5" w:val="clear"/>
           </w:tcPr>
           <w:p>
             <w:pPr>
               <w:pStyle w:val="TableText"/>
-              <w:snapToGrid w:val="0"/>
+              <w:snapToGrid w:val="false"/>
+              <w:spacing w:before="40" w:after="40"/>
               <w:rPr>
                 <w:color w:val="000000"/>
                 <w:u w:val="single"/>
               </w:rPr>
             </w:pPr>
+            <w:r>
+              <w:rPr>
+                <w:color w:val="000000"/>
+                <w:u w:val="single"/>
+              </w:rPr>
+            </w:r>
           </w:p>
         </w:tc>
         <w:tc>
@@ -1830,19 +2120,25 @@
             <w:tcW w:w="1083" w:type="dxa"/>
             <w:tcBorders>
               <w:top w:val="single" w:sz="6" w:space="0" w:color="000000"/>
-              <w:left w:val="single" w:sz="6" w:space="0" w:color="000000"/>
+              <w:start w:val="single" w:sz="6" w:space="0" w:color="000000"/>
               <w:bottom w:val="single" w:sz="6" w:space="0" w:color="000000"/>
             </w:tcBorders>
-            <w:shd w:val="clear" w:color="auto" w:fill="E5E5E5"/>
+            <w:shd w:color="auto" w:fill="E5E5E5" w:val="clear"/>
           </w:tcPr>
           <w:p>
             <w:pPr>
               <w:pStyle w:val="TableText"/>
-              <w:snapToGrid w:val="0"/>
+              <w:snapToGrid w:val="false"/>
+              <w:spacing w:before="40" w:after="40"/>
               <w:rPr>
                 <w:color w:val="000000"/>
               </w:rPr>
             </w:pPr>
+            <w:r>
+              <w:rPr>
+                <w:color w:val="000000"/>
+              </w:rPr>
+            </w:r>
           </w:p>
         </w:tc>
         <w:tc>
@@ -1850,19 +2146,25 @@
             <w:tcW w:w="3812" w:type="dxa"/>
             <w:tcBorders>
               <w:top w:val="single" w:sz="6" w:space="0" w:color="000000"/>
-              <w:left w:val="single" w:sz="6" w:space="0" w:color="000000"/>
+              <w:start w:val="single" w:sz="6" w:space="0" w:color="000000"/>
               <w:bottom w:val="single" w:sz="6" w:space="0" w:color="000000"/>
             </w:tcBorders>
-            <w:shd w:val="clear" w:color="auto" w:fill="E5E5E5"/>
+            <w:shd w:color="auto" w:fill="E5E5E5" w:val="clear"/>
           </w:tcPr>
           <w:p>
             <w:pPr>
               <w:pStyle w:val="TableText"/>
-              <w:snapToGrid w:val="0"/>
+              <w:snapToGrid w:val="false"/>
+              <w:spacing w:before="40" w:after="40"/>
               <w:rPr>
                 <w:color w:val="000000"/>
               </w:rPr>
             </w:pPr>
+            <w:r>
+              <w:rPr>
+                <w:color w:val="000000"/>
+              </w:rPr>
+            </w:r>
           </w:p>
         </w:tc>
         <w:tc>
@@ -1870,43 +2172,57 @@
             <w:tcW w:w="2593" w:type="dxa"/>
             <w:tcBorders>
               <w:top w:val="single" w:sz="6" w:space="0" w:color="000000"/>
-              <w:left w:val="single" w:sz="6" w:space="0" w:color="000000"/>
+              <w:start w:val="single" w:sz="6" w:space="0" w:color="000000"/>
               <w:bottom w:val="single" w:sz="6" w:space="0" w:color="000000"/>
-              <w:right w:val="single" w:sz="6" w:space="0" w:color="000000"/>
+              <w:end w:val="single" w:sz="6" w:space="0" w:color="000000"/>
             </w:tcBorders>
-            <w:shd w:val="clear" w:color="auto" w:fill="E5E5E5"/>
+            <w:shd w:color="auto" w:fill="E5E5E5" w:val="clear"/>
           </w:tcPr>
           <w:p>
             <w:pPr>
               <w:pStyle w:val="TableText"/>
-              <w:snapToGrid w:val="0"/>
+              <w:snapToGrid w:val="false"/>
+              <w:spacing w:before="40" w:after="40"/>
               <w:rPr>
                 <w:color w:val="000000"/>
               </w:rPr>
             </w:pPr>
+            <w:r>
+              <w:rPr>
+                <w:color w:val="000000"/>
+              </w:rPr>
+            </w:r>
           </w:p>
         </w:tc>
       </w:tr>
       <w:tr>
+        <w:trPr/>
         <w:tc>
           <w:tcPr>
             <w:tcW w:w="1275" w:type="dxa"/>
             <w:tcBorders>
               <w:top w:val="single" w:sz="6" w:space="0" w:color="000000"/>
-              <w:left w:val="single" w:sz="6" w:space="0" w:color="000000"/>
+              <w:start w:val="single" w:sz="6" w:space="0" w:color="000000"/>
               <w:bottom w:val="single" w:sz="6" w:space="0" w:color="000000"/>
             </w:tcBorders>
-            <w:shd w:val="clear" w:color="auto" w:fill="E5E5E5"/>
+            <w:shd w:color="auto" w:fill="E5E5E5" w:val="clear"/>
           </w:tcPr>
           <w:p>
             <w:pPr>
               <w:pStyle w:val="TableText"/>
-              <w:snapToGrid w:val="0"/>
+              <w:snapToGrid w:val="false"/>
+              <w:spacing w:before="40" w:after="40"/>
               <w:rPr>
                 <w:color w:val="000000"/>
                 <w:u w:val="single"/>
               </w:rPr>
             </w:pPr>
+            <w:r>
+              <w:rPr>
+                <w:color w:val="000000"/>
+                <w:u w:val="single"/>
+              </w:rPr>
+            </w:r>
           </w:p>
         </w:tc>
         <w:tc>
@@ -1914,19 +2230,25 @@
             <w:tcW w:w="1083" w:type="dxa"/>
             <w:tcBorders>
               <w:top w:val="single" w:sz="6" w:space="0" w:color="000000"/>
-              <w:left w:val="single" w:sz="6" w:space="0" w:color="000000"/>
+              <w:start w:val="single" w:sz="6" w:space="0" w:color="000000"/>
               <w:bottom w:val="single" w:sz="6" w:space="0" w:color="000000"/>
             </w:tcBorders>
-            <w:shd w:val="clear" w:color="auto" w:fill="E5E5E5"/>
+            <w:shd w:color="auto" w:fill="E5E5E5" w:val="clear"/>
           </w:tcPr>
           <w:p>
             <w:pPr>
               <w:pStyle w:val="TableText"/>
-              <w:snapToGrid w:val="0"/>
+              <w:snapToGrid w:val="false"/>
+              <w:spacing w:before="40" w:after="40"/>
               <w:rPr>
                 <w:color w:val="000000"/>
               </w:rPr>
             </w:pPr>
+            <w:r>
+              <w:rPr>
+                <w:color w:val="000000"/>
+              </w:rPr>
+            </w:r>
           </w:p>
         </w:tc>
         <w:tc>
@@ -1934,19 +2256,25 @@
             <w:tcW w:w="3812" w:type="dxa"/>
             <w:tcBorders>
               <w:top w:val="single" w:sz="6" w:space="0" w:color="000000"/>
-              <w:left w:val="single" w:sz="6" w:space="0" w:color="000000"/>
+              <w:start w:val="single" w:sz="6" w:space="0" w:color="000000"/>
               <w:bottom w:val="single" w:sz="6" w:space="0" w:color="000000"/>
             </w:tcBorders>
-            <w:shd w:val="clear" w:color="auto" w:fill="E5E5E5"/>
+            <w:shd w:color="auto" w:fill="E5E5E5" w:val="clear"/>
           </w:tcPr>
           <w:p>
             <w:pPr>
               <w:pStyle w:val="TableText"/>
-              <w:snapToGrid w:val="0"/>
+              <w:snapToGrid w:val="false"/>
+              <w:spacing w:before="40" w:after="40"/>
               <w:rPr>
                 <w:color w:val="000000"/>
               </w:rPr>
             </w:pPr>
+            <w:r>
+              <w:rPr>
+                <w:color w:val="000000"/>
+              </w:rPr>
+            </w:r>
           </w:p>
         </w:tc>
         <w:tc>
@@ -1954,44 +2282,52 @@
             <w:tcW w:w="2593" w:type="dxa"/>
             <w:tcBorders>
               <w:top w:val="single" w:sz="6" w:space="0" w:color="000000"/>
-              <w:left w:val="single" w:sz="6" w:space="0" w:color="000000"/>
+              <w:start w:val="single" w:sz="6" w:space="0" w:color="000000"/>
               <w:bottom w:val="single" w:sz="6" w:space="0" w:color="000000"/>
-              <w:right w:val="single" w:sz="6" w:space="0" w:color="000000"/>
+              <w:end w:val="single" w:sz="6" w:space="0" w:color="000000"/>
             </w:tcBorders>
-            <w:shd w:val="clear" w:color="auto" w:fill="E5E5E5"/>
+            <w:shd w:color="auto" w:fill="E5E5E5" w:val="clear"/>
           </w:tcPr>
           <w:p>
             <w:pPr>
               <w:pStyle w:val="TableText"/>
-              <w:snapToGrid w:val="0"/>
+              <w:snapToGrid w:val="false"/>
+              <w:spacing w:before="40" w:after="40"/>
               <w:rPr>
                 <w:color w:val="000000"/>
               </w:rPr>
             </w:pPr>
+            <w:r>
+              <w:rPr>
+                <w:color w:val="000000"/>
+              </w:rPr>
+            </w:r>
           </w:p>
         </w:tc>
       </w:tr>
     </w:tbl>
     <w:p>
       <w:pPr>
+        <w:sectPr>
+          <w:headerReference w:type="even" r:id="rId8"/>
+          <w:headerReference w:type="default" r:id="rId9"/>
+          <w:headerReference w:type="first" r:id="rId10"/>
+          <w:footerReference w:type="even" r:id="rId11"/>
+          <w:footerReference w:type="default" r:id="rId12"/>
+          <w:footerReference w:type="first" r:id="rId13"/>
+          <w:type w:val="nextPage"/>
+          <w:pgSz w:w="12240" w:h="15840"/>
+          <w:pgMar w:left="1800" w:right="1800" w:gutter="0" w:header="720" w:top="1440" w:footer="1080" w:bottom="1800"/>
+          <w:pgNumType w:fmt="lowerRoman"/>
+          <w:formProt w:val="false"/>
+          <w:textDirection w:val="lrTb"/>
+          <w:docGrid w:type="default" w:linePitch="360" w:charSpace="0"/>
+        </w:sectPr>
+        <w:pStyle w:val="Normal"/>
         <w:rPr>
           <w:color w:val="000000"/>
           <w:u w:val="single"/>
         </w:rPr>
-        <w:sectPr>
-          <w:headerReference w:type="even" r:id="rId13"/>
-          <w:headerReference w:type="default" r:id="rId14"/>
-          <w:footerReference w:type="even" r:id="rId15"/>
-          <w:footerReference w:type="default" r:id="rId16"/>
-          <w:headerReference w:type="first" r:id="rId17"/>
-          <w:footerReference w:type="first" r:id="rId18"/>
-          <w:pgSz w:w="12240" w:h="15840"/>
-          <w:pgMar w:top="1440" w:right="1800" w:bottom="1800" w:left="1800" w:header="720" w:footer="1080" w:gutter="0"/>
-          <w:pgNumType w:fmt="lowerRoman"/>
-          <w:cols w:space="720"/>
-          <w:formProt w:val="0"/>
-          <w:docGrid w:linePitch="360"/>
-        </w:sectPr>
       </w:pPr>
       <w:r>
         <w:rPr>
@@ -2011,22 +2347,16 @@
         </w:rPr>
       </w:pPr>
       <w:r>
-        <w:lastRenderedPageBreak/>
+        <w:rPr/>
         <w:tab/>
         <w:t>Table of Contents</w:t>
       </w:r>
     </w:p>
     <w:sdt>
       <w:sdtPr>
-        <w:rPr>
-          <w:b w:val="0"/>
-          <w:caps w:val="0"/>
-          <w:smallCaps/>
-        </w:rPr>
-        <w:id w:val="-1416620436"/>
         <w:docPartObj>
           <w:docPartGallery w:val="Table of Contents"/>
-          <w:docPartUnique/>
+          <w:docPartUnique w:val="true"/>
         </w:docPartObj>
       </w:sdtPr>
       <w:sdtContent>
@@ -2034,13 +2364,14 @@
           <w:pPr>
             <w:pStyle w:val="TOC1"/>
             <w:tabs>
-              <w:tab w:val="left" w:pos="400"/>
+              <w:tab w:val="left" w:pos="400" w:leader="none"/>
+              <w:tab w:val="right" w:pos="8640" w:leader="dot"/>
             </w:tabs>
             <w:rPr>
-              <w:rFonts w:asciiTheme="minorHAnsi" w:eastAsiaTheme="minorEastAsia" w:hAnsiTheme="minorHAnsi" w:cstheme="minorBidi"/>
-              <w:b w:val="0"/>
-              <w:caps w:val="0"/>
-              <w:noProof/>
+              <w:rFonts w:ascii="Aptos" w:hAnsi="Aptos" w:eastAsia="" w:cs="" w:asciiTheme="minorHAnsi" w:cstheme="minorBidi" w:eastAsiaTheme="minorEastAsia" w:hAnsiTheme="minorHAnsi"/>
+              <w:b w:val="false"/>
+              <w:caps w:val="false"/>
+              <w:smallCaps w:val="false"/>
               <w:kern w:val="2"/>
               <w:sz w:val="24"/>
               <w:szCs w:val="24"/>
@@ -2053,28 +2384,33 @@
           </w:r>
           <w:r>
             <w:rPr>
-              <w:lang w:eastAsia="en-US"/>
+              <w:rStyle w:val="IndexLink"/>
+              <w:lang w:bidi="en-US"/>
             </w:rPr>
             <w:instrText xml:space="preserve"> TOC \o "1-3" \h</w:instrText>
           </w:r>
           <w:r>
+            <w:rPr>
+              <w:rStyle w:val="IndexLink"/>
+              <w:lang w:bidi="en-US"/>
+            </w:rPr>
             <w:fldChar w:fldCharType="separate"/>
           </w:r>
-          <w:hyperlink w:anchor="_Toc223529111" w:history="1">
-            <w:r>
-              <w:rPr>
-                <w:rStyle w:val="Hyperlink"/>
-       